--- a/Documentation/SETU Code Lab Design Doument.docx
+++ b/Documentation/SETU Code Lab Design Doument.docx
@@ -293,7 +293,7 @@
           <w:r>
             <w:fldChar w:fldCharType="separate"/>
           </w:r>
-          <w:hyperlink w:anchor="_Toc222937660" w:history="1">
+          <w:hyperlink w:anchor="_Toc223370847" w:history="1">
             <w:r>
               <w:rPr>
                 <w:rStyle w:val="Hyperlink"/>
@@ -320,7 +320,7 @@
                 <w:noProof/>
                 <w:webHidden/>
               </w:rPr>
-              <w:instrText xml:space="preserve"> PAGEREF _Toc222937660 \h </w:instrText>
+              <w:instrText xml:space="preserve"> PAGEREF _Toc223370847 \h </w:instrText>
             </w:r>
             <w:r>
               <w:rPr>
@@ -340,7 +340,7 @@
                 <w:noProof/>
                 <w:webHidden/>
               </w:rPr>
-              <w:t>3</w:t>
+              <w:t>4</w:t>
             </w:r>
             <w:r>
               <w:rPr>
@@ -363,7 +363,7 @@
               <w:lang w:eastAsia="en-IE"/>
             </w:rPr>
           </w:pPr>
-          <w:hyperlink w:anchor="_Toc222937661" w:history="1">
+          <w:hyperlink w:anchor="_Toc223370848" w:history="1">
             <w:r>
               <w:rPr>
                 <w:rStyle w:val="Hyperlink"/>
@@ -390,7 +390,7 @@
                 <w:noProof/>
                 <w:webHidden/>
               </w:rPr>
-              <w:instrText xml:space="preserve"> PAGEREF _Toc222937661 \h </w:instrText>
+              <w:instrText xml:space="preserve"> PAGEREF _Toc223370848 \h </w:instrText>
             </w:r>
             <w:r>
               <w:rPr>
@@ -433,7 +433,7 @@
               <w:lang w:eastAsia="en-IE"/>
             </w:rPr>
           </w:pPr>
-          <w:hyperlink w:anchor="_Toc222937662" w:history="1">
+          <w:hyperlink w:anchor="_Toc223370849" w:history="1">
             <w:r>
               <w:rPr>
                 <w:rStyle w:val="Hyperlink"/>
@@ -460,7 +460,7 @@
                 <w:noProof/>
                 <w:webHidden/>
               </w:rPr>
-              <w:instrText xml:space="preserve"> PAGEREF _Toc222937662 \h </w:instrText>
+              <w:instrText xml:space="preserve"> PAGEREF _Toc223370849 \h </w:instrText>
             </w:r>
             <w:r>
               <w:rPr>
@@ -503,7 +503,7 @@
               <w:lang w:eastAsia="en-IE"/>
             </w:rPr>
           </w:pPr>
-          <w:hyperlink w:anchor="_Toc222937663" w:history="1">
+          <w:hyperlink w:anchor="_Toc223370850" w:history="1">
             <w:r>
               <w:rPr>
                 <w:rStyle w:val="Hyperlink"/>
@@ -530,7 +530,7 @@
                 <w:noProof/>
                 <w:webHidden/>
               </w:rPr>
-              <w:instrText xml:space="preserve"> PAGEREF _Toc222937663 \h </w:instrText>
+              <w:instrText xml:space="preserve"> PAGEREF _Toc223370850 \h </w:instrText>
             </w:r>
             <w:r>
               <w:rPr>
@@ -573,7 +573,7 @@
               <w:lang w:eastAsia="en-IE"/>
             </w:rPr>
           </w:pPr>
-          <w:hyperlink w:anchor="_Toc222937664" w:history="1">
+          <w:hyperlink w:anchor="_Toc223370851" w:history="1">
             <w:r>
               <w:rPr>
                 <w:rStyle w:val="Hyperlink"/>
@@ -600,7 +600,7 @@
                 <w:noProof/>
                 <w:webHidden/>
               </w:rPr>
-              <w:instrText xml:space="preserve"> PAGEREF _Toc222937664 \h </w:instrText>
+              <w:instrText xml:space="preserve"> PAGEREF _Toc223370851 \h </w:instrText>
             </w:r>
             <w:r>
               <w:rPr>
@@ -643,7 +643,7 @@
               <w:lang w:eastAsia="en-IE"/>
             </w:rPr>
           </w:pPr>
-          <w:hyperlink w:anchor="_Toc222937665" w:history="1">
+          <w:hyperlink w:anchor="_Toc223370852" w:history="1">
             <w:r>
               <w:rPr>
                 <w:rStyle w:val="Hyperlink"/>
@@ -670,7 +670,7 @@
                 <w:noProof/>
                 <w:webHidden/>
               </w:rPr>
-              <w:instrText xml:space="preserve"> PAGEREF _Toc222937665 \h </w:instrText>
+              <w:instrText xml:space="preserve"> PAGEREF _Toc223370852 \h </w:instrText>
             </w:r>
             <w:r>
               <w:rPr>
@@ -713,7 +713,7 @@
               <w:lang w:eastAsia="en-IE"/>
             </w:rPr>
           </w:pPr>
-          <w:hyperlink w:anchor="_Toc222937666" w:history="1">
+          <w:hyperlink w:anchor="_Toc223370853" w:history="1">
             <w:r>
               <w:rPr>
                 <w:rStyle w:val="Hyperlink"/>
@@ -740,7 +740,7 @@
                 <w:noProof/>
                 <w:webHidden/>
               </w:rPr>
-              <w:instrText xml:space="preserve"> PAGEREF _Toc222937666 \h </w:instrText>
+              <w:instrText xml:space="preserve"> PAGEREF _Toc223370853 \h </w:instrText>
             </w:r>
             <w:r>
               <w:rPr>
@@ -783,7 +783,7 @@
               <w:lang w:eastAsia="en-IE"/>
             </w:rPr>
           </w:pPr>
-          <w:hyperlink w:anchor="_Toc222937667" w:history="1">
+          <w:hyperlink w:anchor="_Toc223370854" w:history="1">
             <w:r>
               <w:rPr>
                 <w:rStyle w:val="Hyperlink"/>
@@ -810,7 +810,7 @@
                 <w:noProof/>
                 <w:webHidden/>
               </w:rPr>
-              <w:instrText xml:space="preserve"> PAGEREF _Toc222937667 \h </w:instrText>
+              <w:instrText xml:space="preserve"> PAGEREF _Toc223370854 \h </w:instrText>
             </w:r>
             <w:r>
               <w:rPr>
@@ -853,7 +853,7 @@
               <w:lang w:eastAsia="en-IE"/>
             </w:rPr>
           </w:pPr>
-          <w:hyperlink w:anchor="_Toc222937668" w:history="1">
+          <w:hyperlink w:anchor="_Toc223370855" w:history="1">
             <w:r>
               <w:rPr>
                 <w:rStyle w:val="Hyperlink"/>
@@ -880,7 +880,7 @@
                 <w:noProof/>
                 <w:webHidden/>
               </w:rPr>
-              <w:instrText xml:space="preserve"> PAGEREF _Toc222937668 \h </w:instrText>
+              <w:instrText xml:space="preserve"> PAGEREF _Toc223370855 \h </w:instrText>
             </w:r>
             <w:r>
               <w:rPr>
@@ -923,7 +923,7 @@
               <w:lang w:eastAsia="en-IE"/>
             </w:rPr>
           </w:pPr>
-          <w:hyperlink w:anchor="_Toc222937669" w:history="1">
+          <w:hyperlink w:anchor="_Toc223370856" w:history="1">
             <w:r>
               <w:rPr>
                 <w:rStyle w:val="Hyperlink"/>
@@ -950,7 +950,7 @@
                 <w:noProof/>
                 <w:webHidden/>
               </w:rPr>
-              <w:instrText xml:space="preserve"> PAGEREF _Toc222937669 \h </w:instrText>
+              <w:instrText xml:space="preserve"> PAGEREF _Toc223370856 \h </w:instrText>
             </w:r>
             <w:r>
               <w:rPr>
@@ -993,7 +993,7 @@
               <w:lang w:eastAsia="en-IE"/>
             </w:rPr>
           </w:pPr>
-          <w:hyperlink w:anchor="_Toc222937670" w:history="1">
+          <w:hyperlink w:anchor="_Toc223370857" w:history="1">
             <w:r>
               <w:rPr>
                 <w:rStyle w:val="Hyperlink"/>
@@ -1020,7 +1020,7 @@
                 <w:noProof/>
                 <w:webHidden/>
               </w:rPr>
-              <w:instrText xml:space="preserve"> PAGEREF _Toc222937670 \h </w:instrText>
+              <w:instrText xml:space="preserve"> PAGEREF _Toc223370857 \h </w:instrText>
             </w:r>
             <w:r>
               <w:rPr>
@@ -1063,7 +1063,7 @@
               <w:lang w:eastAsia="en-IE"/>
             </w:rPr>
           </w:pPr>
-          <w:hyperlink w:anchor="_Toc222937671" w:history="1">
+          <w:hyperlink w:anchor="_Toc223370858" w:history="1">
             <w:r>
               <w:rPr>
                 <w:rStyle w:val="Hyperlink"/>
@@ -1090,7 +1090,7 @@
                 <w:noProof/>
                 <w:webHidden/>
               </w:rPr>
-              <w:instrText xml:space="preserve"> PAGEREF _Toc222937671 \h </w:instrText>
+              <w:instrText xml:space="preserve"> PAGEREF _Toc223370858 \h </w:instrText>
             </w:r>
             <w:r>
               <w:rPr>
@@ -1133,7 +1133,7 @@
               <w:lang w:eastAsia="en-IE"/>
             </w:rPr>
           </w:pPr>
-          <w:hyperlink w:anchor="_Toc222937672" w:history="1">
+          <w:hyperlink w:anchor="_Toc223370859" w:history="1">
             <w:r>
               <w:rPr>
                 <w:rStyle w:val="Hyperlink"/>
@@ -1160,7 +1160,7 @@
                 <w:noProof/>
                 <w:webHidden/>
               </w:rPr>
-              <w:instrText xml:space="preserve"> PAGEREF _Toc222937672 \h </w:instrText>
+              <w:instrText xml:space="preserve"> PAGEREF _Toc223370859 \h </w:instrText>
             </w:r>
             <w:r>
               <w:rPr>
@@ -1203,7 +1203,7 @@
               <w:lang w:eastAsia="en-IE"/>
             </w:rPr>
           </w:pPr>
-          <w:hyperlink w:anchor="_Toc222937673" w:history="1">
+          <w:hyperlink w:anchor="_Toc223370860" w:history="1">
             <w:r>
               <w:rPr>
                 <w:rStyle w:val="Hyperlink"/>
@@ -1230,7 +1230,7 @@
                 <w:noProof/>
                 <w:webHidden/>
               </w:rPr>
-              <w:instrText xml:space="preserve"> PAGEREF _Toc222937673 \h </w:instrText>
+              <w:instrText xml:space="preserve"> PAGEREF _Toc223370860 \h </w:instrText>
             </w:r>
             <w:r>
               <w:rPr>
@@ -1273,7 +1273,7 @@
               <w:lang w:eastAsia="en-IE"/>
             </w:rPr>
           </w:pPr>
-          <w:hyperlink w:anchor="_Toc222937674" w:history="1">
+          <w:hyperlink w:anchor="_Toc223370861" w:history="1">
             <w:r>
               <w:rPr>
                 <w:rStyle w:val="Hyperlink"/>
@@ -1300,7 +1300,7 @@
                 <w:noProof/>
                 <w:webHidden/>
               </w:rPr>
-              <w:instrText xml:space="preserve"> PAGEREF _Toc222937674 \h </w:instrText>
+              <w:instrText xml:space="preserve"> PAGEREF _Toc223370861 \h </w:instrText>
             </w:r>
             <w:r>
               <w:rPr>
@@ -1343,7 +1343,7 @@
               <w:lang w:eastAsia="en-IE"/>
             </w:rPr>
           </w:pPr>
-          <w:hyperlink w:anchor="_Toc222937675" w:history="1">
+          <w:hyperlink w:anchor="_Toc223370862" w:history="1">
             <w:r>
               <w:rPr>
                 <w:rStyle w:val="Hyperlink"/>
@@ -1370,7 +1370,7 @@
                 <w:noProof/>
                 <w:webHidden/>
               </w:rPr>
-              <w:instrText xml:space="preserve"> PAGEREF _Toc222937675 \h </w:instrText>
+              <w:instrText xml:space="preserve"> PAGEREF _Toc223370862 \h </w:instrText>
             </w:r>
             <w:r>
               <w:rPr>
@@ -1413,7 +1413,7 @@
               <w:lang w:eastAsia="en-IE"/>
             </w:rPr>
           </w:pPr>
-          <w:hyperlink w:anchor="_Toc222937676" w:history="1">
+          <w:hyperlink w:anchor="_Toc223370863" w:history="1">
             <w:r>
               <w:rPr>
                 <w:rStyle w:val="Hyperlink"/>
@@ -1440,7 +1440,7 @@
                 <w:noProof/>
                 <w:webHidden/>
               </w:rPr>
-              <w:instrText xml:space="preserve"> PAGEREF _Toc222937676 \h </w:instrText>
+              <w:instrText xml:space="preserve"> PAGEREF _Toc223370863 \h </w:instrText>
             </w:r>
             <w:r>
               <w:rPr>
@@ -1483,7 +1483,7 @@
               <w:lang w:eastAsia="en-IE"/>
             </w:rPr>
           </w:pPr>
-          <w:hyperlink w:anchor="_Toc222937677" w:history="1">
+          <w:hyperlink w:anchor="_Toc223370864" w:history="1">
             <w:r>
               <w:rPr>
                 <w:rStyle w:val="Hyperlink"/>
@@ -1510,7 +1510,7 @@
                 <w:noProof/>
                 <w:webHidden/>
               </w:rPr>
-              <w:instrText xml:space="preserve"> PAGEREF _Toc222937677 \h </w:instrText>
+              <w:instrText xml:space="preserve"> PAGEREF _Toc223370864 \h </w:instrText>
             </w:r>
             <w:r>
               <w:rPr>
@@ -1553,7 +1553,7 @@
               <w:lang w:eastAsia="en-IE"/>
             </w:rPr>
           </w:pPr>
-          <w:hyperlink w:anchor="_Toc222937678" w:history="1">
+          <w:hyperlink w:anchor="_Toc223370865" w:history="1">
             <w:r>
               <w:rPr>
                 <w:rStyle w:val="Hyperlink"/>
@@ -1580,7 +1580,7 @@
                 <w:noProof/>
                 <w:webHidden/>
               </w:rPr>
-              <w:instrText xml:space="preserve"> PAGEREF _Toc222937678 \h </w:instrText>
+              <w:instrText xml:space="preserve"> PAGEREF _Toc223370865 \h </w:instrText>
             </w:r>
             <w:r>
               <w:rPr>
@@ -1623,7 +1623,7 @@
               <w:lang w:eastAsia="en-IE"/>
             </w:rPr>
           </w:pPr>
-          <w:hyperlink w:anchor="_Toc222937679" w:history="1">
+          <w:hyperlink w:anchor="_Toc223370866" w:history="1">
             <w:r>
               <w:rPr>
                 <w:rStyle w:val="Hyperlink"/>
@@ -1650,7 +1650,7 @@
                 <w:noProof/>
                 <w:webHidden/>
               </w:rPr>
-              <w:instrText xml:space="preserve"> PAGEREF _Toc222937679 \h </w:instrText>
+              <w:instrText xml:space="preserve"> PAGEREF _Toc223370866 \h </w:instrText>
             </w:r>
             <w:r>
               <w:rPr>
@@ -1693,7 +1693,7 @@
               <w:lang w:eastAsia="en-IE"/>
             </w:rPr>
           </w:pPr>
-          <w:hyperlink w:anchor="_Toc222937680" w:history="1">
+          <w:hyperlink w:anchor="_Toc223370867" w:history="1">
             <w:r>
               <w:rPr>
                 <w:rStyle w:val="Hyperlink"/>
@@ -1720,7 +1720,7 @@
                 <w:noProof/>
                 <w:webHidden/>
               </w:rPr>
-              <w:instrText xml:space="preserve"> PAGEREF _Toc222937680 \h </w:instrText>
+              <w:instrText xml:space="preserve"> PAGEREF _Toc223370867 \h </w:instrText>
             </w:r>
             <w:r>
               <w:rPr>
@@ -1763,7 +1763,7 @@
               <w:lang w:eastAsia="en-IE"/>
             </w:rPr>
           </w:pPr>
-          <w:hyperlink w:anchor="_Toc222937681" w:history="1">
+          <w:hyperlink w:anchor="_Toc223370868" w:history="1">
             <w:r>
               <w:rPr>
                 <w:rStyle w:val="Hyperlink"/>
@@ -1790,7 +1790,7 @@
                 <w:noProof/>
                 <w:webHidden/>
               </w:rPr>
-              <w:instrText xml:space="preserve"> PAGEREF _Toc222937681 \h </w:instrText>
+              <w:instrText xml:space="preserve"> PAGEREF _Toc223370868 \h </w:instrText>
             </w:r>
             <w:r>
               <w:rPr>
@@ -1833,7 +1833,7 @@
               <w:lang w:eastAsia="en-IE"/>
             </w:rPr>
           </w:pPr>
-          <w:hyperlink w:anchor="_Toc222937682" w:history="1">
+          <w:hyperlink w:anchor="_Toc223370869" w:history="1">
             <w:r>
               <w:rPr>
                 <w:rStyle w:val="Hyperlink"/>
@@ -1860,7 +1860,7 @@
                 <w:noProof/>
                 <w:webHidden/>
               </w:rPr>
-              <w:instrText xml:space="preserve"> PAGEREF _Toc222937682 \h </w:instrText>
+              <w:instrText xml:space="preserve"> PAGEREF _Toc223370869 \h </w:instrText>
             </w:r>
             <w:r>
               <w:rPr>
@@ -1880,7 +1880,7 @@
                 <w:noProof/>
                 <w:webHidden/>
               </w:rPr>
-              <w:t>18</w:t>
+              <w:t>19</w:t>
             </w:r>
             <w:r>
               <w:rPr>
@@ -1903,7 +1903,7 @@
               <w:lang w:eastAsia="en-IE"/>
             </w:rPr>
           </w:pPr>
-          <w:hyperlink w:anchor="_Toc222937683" w:history="1">
+          <w:hyperlink w:anchor="_Toc223370870" w:history="1">
             <w:r>
               <w:rPr>
                 <w:rStyle w:val="Hyperlink"/>
@@ -1930,7 +1930,7 @@
                 <w:noProof/>
                 <w:webHidden/>
               </w:rPr>
-              <w:instrText xml:space="preserve"> PAGEREF _Toc222937683 \h </w:instrText>
+              <w:instrText xml:space="preserve"> PAGEREF _Toc223370870 \h </w:instrText>
             </w:r>
             <w:r>
               <w:rPr>
@@ -1950,7 +1950,7 @@
                 <w:noProof/>
                 <w:webHidden/>
               </w:rPr>
-              <w:t>18</w:t>
+              <w:t>19</w:t>
             </w:r>
             <w:r>
               <w:rPr>
@@ -1973,7 +1973,7 @@
               <w:lang w:eastAsia="en-IE"/>
             </w:rPr>
           </w:pPr>
-          <w:hyperlink w:anchor="_Toc222937684" w:history="1">
+          <w:hyperlink w:anchor="_Toc223370871" w:history="1">
             <w:r>
               <w:rPr>
                 <w:rStyle w:val="Hyperlink"/>
@@ -2000,7 +2000,7 @@
                 <w:noProof/>
                 <w:webHidden/>
               </w:rPr>
-              <w:instrText xml:space="preserve"> PAGEREF _Toc222937684 \h </w:instrText>
+              <w:instrText xml:space="preserve"> PAGEREF _Toc223370871 \h </w:instrText>
             </w:r>
             <w:r>
               <w:rPr>
@@ -2020,7 +2020,7 @@
                 <w:noProof/>
                 <w:webHidden/>
               </w:rPr>
-              <w:t>18</w:t>
+              <w:t>19</w:t>
             </w:r>
             <w:r>
               <w:rPr>
@@ -2043,7 +2043,7 @@
               <w:lang w:eastAsia="en-IE"/>
             </w:rPr>
           </w:pPr>
-          <w:hyperlink w:anchor="_Toc222937685" w:history="1">
+          <w:hyperlink w:anchor="_Toc223370872" w:history="1">
             <w:r>
               <w:rPr>
                 <w:rStyle w:val="Hyperlink"/>
@@ -2070,7 +2070,7 @@
                 <w:noProof/>
                 <w:webHidden/>
               </w:rPr>
-              <w:instrText xml:space="preserve"> PAGEREF _Toc222937685 \h </w:instrText>
+              <w:instrText xml:space="preserve"> PAGEREF _Toc223370872 \h </w:instrText>
             </w:r>
             <w:r>
               <w:rPr>
@@ -2090,7 +2090,7 @@
                 <w:noProof/>
                 <w:webHidden/>
               </w:rPr>
-              <w:t>19</w:t>
+              <w:t>20</w:t>
             </w:r>
             <w:r>
               <w:rPr>
@@ -2113,7 +2113,7 @@
               <w:lang w:eastAsia="en-IE"/>
             </w:rPr>
           </w:pPr>
-          <w:hyperlink w:anchor="_Toc222937686" w:history="1">
+          <w:hyperlink w:anchor="_Toc223370873" w:history="1">
             <w:r>
               <w:rPr>
                 <w:rStyle w:val="Hyperlink"/>
@@ -2140,7 +2140,7 @@
                 <w:noProof/>
                 <w:webHidden/>
               </w:rPr>
-              <w:instrText xml:space="preserve"> PAGEREF _Toc222937686 \h </w:instrText>
+              <w:instrText xml:space="preserve"> PAGEREF _Toc223370873 \h </w:instrText>
             </w:r>
             <w:r>
               <w:rPr>
@@ -2160,7 +2160,7 @@
                 <w:noProof/>
                 <w:webHidden/>
               </w:rPr>
-              <w:t>19</w:t>
+              <w:t>20</w:t>
             </w:r>
             <w:r>
               <w:rPr>
@@ -2183,7 +2183,7 @@
               <w:lang w:eastAsia="en-IE"/>
             </w:rPr>
           </w:pPr>
-          <w:hyperlink w:anchor="_Toc222937687" w:history="1">
+          <w:hyperlink w:anchor="_Toc223370874" w:history="1">
             <w:r>
               <w:rPr>
                 <w:rStyle w:val="Hyperlink"/>
@@ -2210,7 +2210,7 @@
                 <w:noProof/>
                 <w:webHidden/>
               </w:rPr>
-              <w:instrText xml:space="preserve"> PAGEREF _Toc222937687 \h </w:instrText>
+              <w:instrText xml:space="preserve"> PAGEREF _Toc223370874 \h </w:instrText>
             </w:r>
             <w:r>
               <w:rPr>
@@ -2230,7 +2230,7 @@
                 <w:noProof/>
                 <w:webHidden/>
               </w:rPr>
-              <w:t>20</w:t>
+              <w:t>21</w:t>
             </w:r>
             <w:r>
               <w:rPr>
@@ -2253,7 +2253,7 @@
               <w:lang w:eastAsia="en-IE"/>
             </w:rPr>
           </w:pPr>
-          <w:hyperlink w:anchor="_Toc222937688" w:history="1">
+          <w:hyperlink w:anchor="_Toc223370875" w:history="1">
             <w:r>
               <w:rPr>
                 <w:rStyle w:val="Hyperlink"/>
@@ -2280,7 +2280,7 @@
                 <w:noProof/>
                 <w:webHidden/>
               </w:rPr>
-              <w:instrText xml:space="preserve"> PAGEREF _Toc222937688 \h </w:instrText>
+              <w:instrText xml:space="preserve"> PAGEREF _Toc223370875 \h </w:instrText>
             </w:r>
             <w:r>
               <w:rPr>
@@ -2300,7 +2300,7 @@
                 <w:noProof/>
                 <w:webHidden/>
               </w:rPr>
-              <w:t>21</w:t>
+              <w:t>22</w:t>
             </w:r>
             <w:r>
               <w:rPr>
@@ -2323,7 +2323,7 @@
               <w:lang w:eastAsia="en-IE"/>
             </w:rPr>
           </w:pPr>
-          <w:hyperlink w:anchor="_Toc222937689" w:history="1">
+          <w:hyperlink w:anchor="_Toc223370876" w:history="1">
             <w:r>
               <w:rPr>
                 <w:rStyle w:val="Hyperlink"/>
@@ -2350,7 +2350,7 @@
                 <w:noProof/>
                 <w:webHidden/>
               </w:rPr>
-              <w:instrText xml:space="preserve"> PAGEREF _Toc222937689 \h </w:instrText>
+              <w:instrText xml:space="preserve"> PAGEREF _Toc223370876 \h </w:instrText>
             </w:r>
             <w:r>
               <w:rPr>
@@ -2370,7 +2370,77 @@
                 <w:noProof/>
                 <w:webHidden/>
               </w:rPr>
-              <w:t>22</w:t>
+              <w:t>23</w:t>
+            </w:r>
+            <w:r>
+              <w:rPr>
+                <w:noProof/>
+                <w:webHidden/>
+              </w:rPr>
+              <w:fldChar w:fldCharType="end"/>
+            </w:r>
+          </w:hyperlink>
+        </w:p>
+        <w:p>
+          <w:pPr>
+            <w:pStyle w:val="TOC3"/>
+            <w:tabs>
+              <w:tab w:val="right" w:leader="dot" w:pos="9016"/>
+            </w:tabs>
+            <w:rPr>
+              <w:rFonts w:eastAsiaTheme="minorEastAsia"/>
+              <w:noProof/>
+              <w:lang w:eastAsia="en-IE"/>
+            </w:rPr>
+          </w:pPr>
+          <w:hyperlink w:anchor="_Toc223370877" w:history="1">
+            <w:r>
+              <w:rPr>
+                <w:rStyle w:val="Hyperlink"/>
+                <w:noProof/>
+              </w:rPr>
+              <w:t>View Leaderboard</w:t>
+            </w:r>
+            <w:r>
+              <w:rPr>
+                <w:noProof/>
+                <w:webHidden/>
+              </w:rPr>
+              <w:tab/>
+            </w:r>
+            <w:r>
+              <w:rPr>
+                <w:noProof/>
+                <w:webHidden/>
+              </w:rPr>
+              <w:fldChar w:fldCharType="begin"/>
+            </w:r>
+            <w:r>
+              <w:rPr>
+                <w:noProof/>
+                <w:webHidden/>
+              </w:rPr>
+              <w:instrText xml:space="preserve"> PAGEREF _Toc223370877 \h </w:instrText>
+            </w:r>
+            <w:r>
+              <w:rPr>
+                <w:noProof/>
+                <w:webHidden/>
+              </w:rPr>
+            </w:r>
+            <w:r>
+              <w:rPr>
+                <w:noProof/>
+                <w:webHidden/>
+              </w:rPr>
+              <w:fldChar w:fldCharType="separate"/>
+            </w:r>
+            <w:r>
+              <w:rPr>
+                <w:noProof/>
+                <w:webHidden/>
+              </w:rPr>
+              <w:t>23</w:t>
             </w:r>
             <w:r>
               <w:rPr>
@@ -2393,7 +2463,7 @@
               <w:lang w:eastAsia="en-IE"/>
             </w:rPr>
           </w:pPr>
-          <w:hyperlink w:anchor="_Toc222937690" w:history="1">
+          <w:hyperlink w:anchor="_Toc223370878" w:history="1">
             <w:r>
               <w:rPr>
                 <w:rStyle w:val="Hyperlink"/>
@@ -2420,7 +2490,7 @@
                 <w:noProof/>
                 <w:webHidden/>
               </w:rPr>
-              <w:instrText xml:space="preserve"> PAGEREF _Toc222937690 \h </w:instrText>
+              <w:instrText xml:space="preserve"> PAGEREF _Toc223370878 \h </w:instrText>
             </w:r>
             <w:r>
               <w:rPr>
@@ -2440,7 +2510,7 @@
                 <w:noProof/>
                 <w:webHidden/>
               </w:rPr>
-              <w:t>23</w:t>
+              <w:t>26</w:t>
             </w:r>
             <w:r>
               <w:rPr>
@@ -2463,7 +2533,7 @@
               <w:lang w:eastAsia="en-IE"/>
             </w:rPr>
           </w:pPr>
-          <w:hyperlink w:anchor="_Toc222937691" w:history="1">
+          <w:hyperlink w:anchor="_Toc223370879" w:history="1">
             <w:r>
               <w:rPr>
                 <w:rStyle w:val="Hyperlink"/>
@@ -2490,7 +2560,7 @@
                 <w:noProof/>
                 <w:webHidden/>
               </w:rPr>
-              <w:instrText xml:space="preserve"> PAGEREF _Toc222937691 \h </w:instrText>
+              <w:instrText xml:space="preserve"> PAGEREF _Toc223370879 \h </w:instrText>
             </w:r>
             <w:r>
               <w:rPr>
@@ -2510,7 +2580,7 @@
                 <w:noProof/>
                 <w:webHidden/>
               </w:rPr>
-              <w:t>23</w:t>
+              <w:t>26</w:t>
             </w:r>
             <w:r>
               <w:rPr>
@@ -2533,7 +2603,7 @@
               <w:lang w:eastAsia="en-IE"/>
             </w:rPr>
           </w:pPr>
-          <w:hyperlink w:anchor="_Toc222937692" w:history="1">
+          <w:hyperlink w:anchor="_Toc223370880" w:history="1">
             <w:r>
               <w:rPr>
                 <w:rStyle w:val="Hyperlink"/>
@@ -2560,7 +2630,7 @@
                 <w:noProof/>
                 <w:webHidden/>
               </w:rPr>
-              <w:instrText xml:space="preserve"> PAGEREF _Toc222937692 \h </w:instrText>
+              <w:instrText xml:space="preserve"> PAGEREF _Toc223370880 \h </w:instrText>
             </w:r>
             <w:r>
               <w:rPr>
@@ -2580,7 +2650,7 @@
                 <w:noProof/>
                 <w:webHidden/>
               </w:rPr>
-              <w:t>23</w:t>
+              <w:t>26</w:t>
             </w:r>
             <w:r>
               <w:rPr>
@@ -2603,7 +2673,7 @@
               <w:lang w:eastAsia="en-IE"/>
             </w:rPr>
           </w:pPr>
-          <w:hyperlink w:anchor="_Toc222937693" w:history="1">
+          <w:hyperlink w:anchor="_Toc223370881" w:history="1">
             <w:r>
               <w:rPr>
                 <w:rStyle w:val="Hyperlink"/>
@@ -2630,7 +2700,7 @@
                 <w:noProof/>
                 <w:webHidden/>
               </w:rPr>
-              <w:instrText xml:space="preserve"> PAGEREF _Toc222937693 \h </w:instrText>
+              <w:instrText xml:space="preserve"> PAGEREF _Toc223370881 \h </w:instrText>
             </w:r>
             <w:r>
               <w:rPr>
@@ -2650,7 +2720,7 @@
                 <w:noProof/>
                 <w:webHidden/>
               </w:rPr>
-              <w:t>24</w:t>
+              <w:t>27</w:t>
             </w:r>
             <w:r>
               <w:rPr>
@@ -2673,7 +2743,7 @@
               <w:lang w:eastAsia="en-IE"/>
             </w:rPr>
           </w:pPr>
-          <w:hyperlink w:anchor="_Toc222937694" w:history="1">
+          <w:hyperlink w:anchor="_Toc223370882" w:history="1">
             <w:r>
               <w:rPr>
                 <w:rStyle w:val="Hyperlink"/>
@@ -2700,7 +2770,7 @@
                 <w:noProof/>
                 <w:webHidden/>
               </w:rPr>
-              <w:instrText xml:space="preserve"> PAGEREF _Toc222937694 \h </w:instrText>
+              <w:instrText xml:space="preserve"> PAGEREF _Toc223370882 \h </w:instrText>
             </w:r>
             <w:r>
               <w:rPr>
@@ -2720,7 +2790,7 @@
                 <w:noProof/>
                 <w:webHidden/>
               </w:rPr>
-              <w:t>24</w:t>
+              <w:t>27</w:t>
             </w:r>
             <w:r>
               <w:rPr>
@@ -2743,7 +2813,7 @@
               <w:lang w:eastAsia="en-IE"/>
             </w:rPr>
           </w:pPr>
-          <w:hyperlink w:anchor="_Toc222937695" w:history="1">
+          <w:hyperlink w:anchor="_Toc223370883" w:history="1">
             <w:r>
               <w:rPr>
                 <w:rStyle w:val="Hyperlink"/>
@@ -2770,7 +2840,7 @@
                 <w:noProof/>
                 <w:webHidden/>
               </w:rPr>
-              <w:instrText xml:space="preserve"> PAGEREF _Toc222937695 \h </w:instrText>
+              <w:instrText xml:space="preserve"> PAGEREF _Toc223370883 \h </w:instrText>
             </w:r>
             <w:r>
               <w:rPr>
@@ -2790,7 +2860,7 @@
                 <w:noProof/>
                 <w:webHidden/>
               </w:rPr>
-              <w:t>25</w:t>
+              <w:t>28</w:t>
             </w:r>
             <w:r>
               <w:rPr>
@@ -2813,7 +2883,7 @@
               <w:lang w:eastAsia="en-IE"/>
             </w:rPr>
           </w:pPr>
-          <w:hyperlink w:anchor="_Toc222937696" w:history="1">
+          <w:hyperlink w:anchor="_Toc223370884" w:history="1">
             <w:r>
               <w:rPr>
                 <w:rStyle w:val="Hyperlink"/>
@@ -2840,7 +2910,7 @@
                 <w:noProof/>
                 <w:webHidden/>
               </w:rPr>
-              <w:instrText xml:space="preserve"> PAGEREF _Toc222937696 \h </w:instrText>
+              <w:instrText xml:space="preserve"> PAGEREF _Toc223370884 \h </w:instrText>
             </w:r>
             <w:r>
               <w:rPr>
@@ -2860,7 +2930,7 @@
                 <w:noProof/>
                 <w:webHidden/>
               </w:rPr>
-              <w:t>25</w:t>
+              <w:t>28</w:t>
             </w:r>
             <w:r>
               <w:rPr>
@@ -2883,7 +2953,7 @@
               <w:lang w:eastAsia="en-IE"/>
             </w:rPr>
           </w:pPr>
-          <w:hyperlink w:anchor="_Toc222937697" w:history="1">
+          <w:hyperlink w:anchor="_Toc223370885" w:history="1">
             <w:r>
               <w:rPr>
                 <w:rStyle w:val="Hyperlink"/>
@@ -2910,7 +2980,7 @@
                 <w:noProof/>
                 <w:webHidden/>
               </w:rPr>
-              <w:instrText xml:space="preserve"> PAGEREF _Toc222937697 \h </w:instrText>
+              <w:instrText xml:space="preserve"> PAGEREF _Toc223370885 \h </w:instrText>
             </w:r>
             <w:r>
               <w:rPr>
@@ -2930,7 +3000,7 @@
                 <w:noProof/>
                 <w:webHidden/>
               </w:rPr>
-              <w:t>26</w:t>
+              <w:t>29</w:t>
             </w:r>
             <w:r>
               <w:rPr>
@@ -2953,7 +3023,7 @@
               <w:lang w:eastAsia="en-IE"/>
             </w:rPr>
           </w:pPr>
-          <w:hyperlink w:anchor="_Toc222937698" w:history="1">
+          <w:hyperlink w:anchor="_Toc223370886" w:history="1">
             <w:r>
               <w:rPr>
                 <w:rStyle w:val="Hyperlink"/>
@@ -2980,7 +3050,7 @@
                 <w:noProof/>
                 <w:webHidden/>
               </w:rPr>
-              <w:instrText xml:space="preserve"> PAGEREF _Toc222937698 \h </w:instrText>
+              <w:instrText xml:space="preserve"> PAGEREF _Toc223370886 \h </w:instrText>
             </w:r>
             <w:r>
               <w:rPr>
@@ -3000,7 +3070,7 @@
                 <w:noProof/>
                 <w:webHidden/>
               </w:rPr>
-              <w:t>26</w:t>
+              <w:t>29</w:t>
             </w:r>
             <w:r>
               <w:rPr>
@@ -3023,7 +3093,7 @@
               <w:lang w:eastAsia="en-IE"/>
             </w:rPr>
           </w:pPr>
-          <w:hyperlink w:anchor="_Toc222937699" w:history="1">
+          <w:hyperlink w:anchor="_Toc223370887" w:history="1">
             <w:r>
               <w:rPr>
                 <w:rStyle w:val="Hyperlink"/>
@@ -3050,7 +3120,7 @@
                 <w:noProof/>
                 <w:webHidden/>
               </w:rPr>
-              <w:instrText xml:space="preserve"> PAGEREF _Toc222937699 \h </w:instrText>
+              <w:instrText xml:space="preserve"> PAGEREF _Toc223370887 \h </w:instrText>
             </w:r>
             <w:r>
               <w:rPr>
@@ -3070,7 +3140,7 @@
                 <w:noProof/>
                 <w:webHidden/>
               </w:rPr>
-              <w:t>27</w:t>
+              <w:t>30</w:t>
             </w:r>
             <w:r>
               <w:rPr>
@@ -3093,7 +3163,7 @@
               <w:lang w:eastAsia="en-IE"/>
             </w:rPr>
           </w:pPr>
-          <w:hyperlink w:anchor="_Toc222937700" w:history="1">
+          <w:hyperlink w:anchor="_Toc223370888" w:history="1">
             <w:r>
               <w:rPr>
                 <w:rStyle w:val="Hyperlink"/>
@@ -3120,7 +3190,7 @@
                 <w:noProof/>
                 <w:webHidden/>
               </w:rPr>
-              <w:instrText xml:space="preserve"> PAGEREF _Toc222937700 \h </w:instrText>
+              <w:instrText xml:space="preserve"> PAGEREF _Toc223370888 \h </w:instrText>
             </w:r>
             <w:r>
               <w:rPr>
@@ -3140,7 +3210,7 @@
                 <w:noProof/>
                 <w:webHidden/>
               </w:rPr>
-              <w:t>27</w:t>
+              <w:t>30</w:t>
             </w:r>
             <w:r>
               <w:rPr>
@@ -3163,7 +3233,7 @@
               <w:lang w:eastAsia="en-IE"/>
             </w:rPr>
           </w:pPr>
-          <w:hyperlink w:anchor="_Toc222937701" w:history="1">
+          <w:hyperlink w:anchor="_Toc223370889" w:history="1">
             <w:r>
               <w:rPr>
                 <w:rStyle w:val="Hyperlink"/>
@@ -3190,7 +3260,7 @@
                 <w:noProof/>
                 <w:webHidden/>
               </w:rPr>
-              <w:instrText xml:space="preserve"> PAGEREF _Toc222937701 \h </w:instrText>
+              <w:instrText xml:space="preserve"> PAGEREF _Toc223370889 \h </w:instrText>
             </w:r>
             <w:r>
               <w:rPr>
@@ -3210,7 +3280,7 @@
                 <w:noProof/>
                 <w:webHidden/>
               </w:rPr>
-              <w:t>28</w:t>
+              <w:t>31</w:t>
             </w:r>
             <w:r>
               <w:rPr>
@@ -3233,7 +3303,7 @@
               <w:lang w:eastAsia="en-IE"/>
             </w:rPr>
           </w:pPr>
-          <w:hyperlink w:anchor="_Toc222937702" w:history="1">
+          <w:hyperlink w:anchor="_Toc223370890" w:history="1">
             <w:r>
               <w:rPr>
                 <w:rStyle w:val="Hyperlink"/>
@@ -3260,7 +3330,7 @@
                 <w:noProof/>
                 <w:webHidden/>
               </w:rPr>
-              <w:instrText xml:space="preserve"> PAGEREF _Toc222937702 \h </w:instrText>
+              <w:instrText xml:space="preserve"> PAGEREF _Toc223370890 \h </w:instrText>
             </w:r>
             <w:r>
               <w:rPr>
@@ -3280,7 +3350,7 @@
                 <w:noProof/>
                 <w:webHidden/>
               </w:rPr>
-              <w:t>28</w:t>
+              <w:t>31</w:t>
             </w:r>
             <w:r>
               <w:rPr>
@@ -3303,7 +3373,7 @@
               <w:lang w:eastAsia="en-IE"/>
             </w:rPr>
           </w:pPr>
-          <w:hyperlink w:anchor="_Toc222937703" w:history="1">
+          <w:hyperlink w:anchor="_Toc223370891" w:history="1">
             <w:r>
               <w:rPr>
                 <w:rStyle w:val="Hyperlink"/>
@@ -3330,7 +3400,7 @@
                 <w:noProof/>
                 <w:webHidden/>
               </w:rPr>
-              <w:instrText xml:space="preserve"> PAGEREF _Toc222937703 \h </w:instrText>
+              <w:instrText xml:space="preserve"> PAGEREF _Toc223370891 \h </w:instrText>
             </w:r>
             <w:r>
               <w:rPr>
@@ -3350,7 +3420,7 @@
                 <w:noProof/>
                 <w:webHidden/>
               </w:rPr>
-              <w:t>29</w:t>
+              <w:t>32</w:t>
             </w:r>
             <w:r>
               <w:rPr>
@@ -3373,7 +3443,7 @@
               <w:lang w:eastAsia="en-IE"/>
             </w:rPr>
           </w:pPr>
-          <w:hyperlink w:anchor="_Toc222937704" w:history="1">
+          <w:hyperlink w:anchor="_Toc223370892" w:history="1">
             <w:r>
               <w:rPr>
                 <w:rStyle w:val="Hyperlink"/>
@@ -3400,7 +3470,7 @@
                 <w:noProof/>
                 <w:webHidden/>
               </w:rPr>
-              <w:instrText xml:space="preserve"> PAGEREF _Toc222937704 \h </w:instrText>
+              <w:instrText xml:space="preserve"> PAGEREF _Toc223370892 \h </w:instrText>
             </w:r>
             <w:r>
               <w:rPr>
@@ -3420,7 +3490,77 @@
                 <w:noProof/>
                 <w:webHidden/>
               </w:rPr>
-              <w:t>29</w:t>
+              <w:t>32</w:t>
+            </w:r>
+            <w:r>
+              <w:rPr>
+                <w:noProof/>
+                <w:webHidden/>
+              </w:rPr>
+              <w:fldChar w:fldCharType="end"/>
+            </w:r>
+          </w:hyperlink>
+        </w:p>
+        <w:p>
+          <w:pPr>
+            <w:pStyle w:val="TOC2"/>
+            <w:tabs>
+              <w:tab w:val="right" w:leader="dot" w:pos="9016"/>
+            </w:tabs>
+            <w:rPr>
+              <w:rFonts w:eastAsiaTheme="minorEastAsia"/>
+              <w:noProof/>
+              <w:lang w:eastAsia="en-IE"/>
+            </w:rPr>
+          </w:pPr>
+          <w:hyperlink w:anchor="_Toc223370893" w:history="1">
+            <w:r>
+              <w:rPr>
+                <w:rStyle w:val="Hyperlink"/>
+                <w:noProof/>
+              </w:rPr>
+              <w:t>View Problem &gt; Leaderboard</w:t>
+            </w:r>
+            <w:r>
+              <w:rPr>
+                <w:noProof/>
+                <w:webHidden/>
+              </w:rPr>
+              <w:tab/>
+            </w:r>
+            <w:r>
+              <w:rPr>
+                <w:noProof/>
+                <w:webHidden/>
+              </w:rPr>
+              <w:fldChar w:fldCharType="begin"/>
+            </w:r>
+            <w:r>
+              <w:rPr>
+                <w:noProof/>
+                <w:webHidden/>
+              </w:rPr>
+              <w:instrText xml:space="preserve"> PAGEREF _Toc223370893 \h </w:instrText>
+            </w:r>
+            <w:r>
+              <w:rPr>
+                <w:noProof/>
+                <w:webHidden/>
+              </w:rPr>
+            </w:r>
+            <w:r>
+              <w:rPr>
+                <w:noProof/>
+                <w:webHidden/>
+              </w:rPr>
+              <w:fldChar w:fldCharType="separate"/>
+            </w:r>
+            <w:r>
+              <w:rPr>
+                <w:noProof/>
+                <w:webHidden/>
+              </w:rPr>
+              <w:t>33</w:t>
             </w:r>
             <w:r>
               <w:rPr>
@@ -3443,7 +3583,7 @@
               <w:lang w:eastAsia="en-IE"/>
             </w:rPr>
           </w:pPr>
-          <w:hyperlink w:anchor="_Toc222937705" w:history="1">
+          <w:hyperlink w:anchor="_Toc223370894" w:history="1">
             <w:r>
               <w:rPr>
                 <w:rStyle w:val="Hyperlink"/>
@@ -3470,7 +3610,7 @@
                 <w:noProof/>
                 <w:webHidden/>
               </w:rPr>
-              <w:instrText xml:space="preserve"> PAGEREF _Toc222937705 \h </w:instrText>
+              <w:instrText xml:space="preserve"> PAGEREF _Toc223370894 \h </w:instrText>
             </w:r>
             <w:r>
               <w:rPr>
@@ -3490,7 +3630,7 @@
                 <w:noProof/>
                 <w:webHidden/>
               </w:rPr>
-              <w:t>30</w:t>
+              <w:t>34</w:t>
             </w:r>
             <w:r>
               <w:rPr>
@@ -3529,7 +3669,6 @@
           <w:szCs w:val="40"/>
         </w:rPr>
       </w:pPr>
-      <w:bookmarkStart w:id="0" w:name="_Toc222937660"/>
       <w:r>
         <w:br w:type="page"/>
       </w:r>
@@ -3538,6 +3677,7 @@
       <w:pPr>
         <w:pStyle w:val="Heading1"/>
       </w:pPr>
+      <w:bookmarkStart w:id="0" w:name="_Toc223370847"/>
       <w:r>
         <w:lastRenderedPageBreak/>
         <w:t>Table of Figures</w:t>
@@ -3565,7 +3705,7 @@
       <w:r>
         <w:fldChar w:fldCharType="separate"/>
       </w:r>
-      <w:hyperlink w:anchor="_Toc222941185" w:history="1">
+      <w:hyperlink w:anchor="_Toc223370895" w:history="1">
         <w:r>
           <w:rPr>
             <w:rStyle w:val="Hyperlink"/>
@@ -3601,7 +3741,7 @@
             <w:noProof/>
             <w:webHidden/>
           </w:rPr>
-          <w:instrText xml:space="preserve"> PAGEREF _Toc222941185 \h </w:instrText>
+          <w:instrText xml:space="preserve"> PAGEREF _Toc223370895 \h </w:instrText>
         </w:r>
         <w:r>
           <w:rPr>
@@ -3644,7 +3784,7 @@
           <w:lang w:eastAsia="en-IE"/>
         </w:rPr>
       </w:pPr>
-      <w:hyperlink w:anchor="_Toc222941186" w:history="1">
+      <w:hyperlink w:anchor="_Toc223370896" w:history="1">
         <w:r>
           <w:rPr>
             <w:rStyle w:val="Hyperlink"/>
@@ -3680,7 +3820,7 @@
             <w:noProof/>
             <w:webHidden/>
           </w:rPr>
-          <w:instrText xml:space="preserve"> PAGEREF _Toc222941186 \h </w:instrText>
+          <w:instrText xml:space="preserve"> PAGEREF _Toc223370896 \h </w:instrText>
         </w:r>
         <w:r>
           <w:rPr>
@@ -3723,7 +3863,7 @@
           <w:lang w:eastAsia="en-IE"/>
         </w:rPr>
       </w:pPr>
-      <w:hyperlink w:anchor="_Toc222941187" w:history="1">
+      <w:hyperlink w:anchor="_Toc223370897" w:history="1">
         <w:r>
           <w:rPr>
             <w:rStyle w:val="Hyperlink"/>
@@ -3759,7 +3899,7 @@
             <w:noProof/>
             <w:webHidden/>
           </w:rPr>
-          <w:instrText xml:space="preserve"> PAGEREF _Toc222941187 \h </w:instrText>
+          <w:instrText xml:space="preserve"> PAGEREF _Toc223370897 \h </w:instrText>
         </w:r>
         <w:r>
           <w:rPr>
@@ -3802,7 +3942,7 @@
           <w:lang w:eastAsia="en-IE"/>
         </w:rPr>
       </w:pPr>
-      <w:hyperlink w:anchor="_Toc222941188" w:history="1">
+      <w:hyperlink w:anchor="_Toc223370898" w:history="1">
         <w:r>
           <w:rPr>
             <w:rStyle w:val="Hyperlink"/>
@@ -3838,7 +3978,7 @@
             <w:noProof/>
             <w:webHidden/>
           </w:rPr>
-          <w:instrText xml:space="preserve"> PAGEREF _Toc222941188 \h </w:instrText>
+          <w:instrText xml:space="preserve"> PAGEREF _Toc223370898 \h </w:instrText>
         </w:r>
         <w:r>
           <w:rPr>
@@ -3881,7 +4021,7 @@
           <w:lang w:eastAsia="en-IE"/>
         </w:rPr>
       </w:pPr>
-      <w:hyperlink w:anchor="_Toc222941189" w:history="1">
+      <w:hyperlink w:anchor="_Toc223370899" w:history="1">
         <w:r>
           <w:rPr>
             <w:rStyle w:val="Hyperlink"/>
@@ -3917,7 +4057,7 @@
             <w:noProof/>
             <w:webHidden/>
           </w:rPr>
-          <w:instrText xml:space="preserve"> PAGEREF _Toc222941189 \h </w:instrText>
+          <w:instrText xml:space="preserve"> PAGEREF _Toc223370899 \h </w:instrText>
         </w:r>
         <w:r>
           <w:rPr>
@@ -3960,7 +4100,7 @@
           <w:lang w:eastAsia="en-IE"/>
         </w:rPr>
       </w:pPr>
-      <w:hyperlink w:anchor="_Toc222941190" w:history="1">
+      <w:hyperlink w:anchor="_Toc223370900" w:history="1">
         <w:r>
           <w:rPr>
             <w:rStyle w:val="Hyperlink"/>
@@ -3996,7 +4136,7 @@
             <w:noProof/>
             <w:webHidden/>
           </w:rPr>
-          <w:instrText xml:space="preserve"> PAGEREF _Toc222941190 \h </w:instrText>
+          <w:instrText xml:space="preserve"> PAGEREF _Toc223370900 \h </w:instrText>
         </w:r>
         <w:r>
           <w:rPr>
@@ -4039,7 +4179,7 @@
           <w:lang w:eastAsia="en-IE"/>
         </w:rPr>
       </w:pPr>
-      <w:hyperlink w:anchor="_Toc222941191" w:history="1">
+      <w:hyperlink w:anchor="_Toc223370901" w:history="1">
         <w:r>
           <w:rPr>
             <w:rStyle w:val="Hyperlink"/>
@@ -4075,7 +4215,7 @@
             <w:noProof/>
             <w:webHidden/>
           </w:rPr>
-          <w:instrText xml:space="preserve"> PAGEREF _Toc222941191 \h </w:instrText>
+          <w:instrText xml:space="preserve"> PAGEREF _Toc223370901 \h </w:instrText>
         </w:r>
         <w:r>
           <w:rPr>
@@ -4118,7 +4258,7 @@
           <w:lang w:eastAsia="en-IE"/>
         </w:rPr>
       </w:pPr>
-      <w:hyperlink w:anchor="_Toc222941192" w:history="1">
+      <w:hyperlink w:anchor="_Toc223370902" w:history="1">
         <w:r>
           <w:rPr>
             <w:rStyle w:val="Hyperlink"/>
@@ -4154,7 +4294,7 @@
             <w:noProof/>
             <w:webHidden/>
           </w:rPr>
-          <w:instrText xml:space="preserve"> PAGEREF _Toc222941192 \h </w:instrText>
+          <w:instrText xml:space="preserve"> PAGEREF _Toc223370902 \h </w:instrText>
         </w:r>
         <w:r>
           <w:rPr>
@@ -4197,7 +4337,7 @@
           <w:lang w:eastAsia="en-IE"/>
         </w:rPr>
       </w:pPr>
-      <w:hyperlink w:anchor="_Toc222941193" w:history="1">
+      <w:hyperlink w:anchor="_Toc223370903" w:history="1">
         <w:r>
           <w:rPr>
             <w:rStyle w:val="Hyperlink"/>
@@ -4233,7 +4373,7 @@
             <w:noProof/>
             <w:webHidden/>
           </w:rPr>
-          <w:instrText xml:space="preserve"> PAGEREF _Toc222941193 \h </w:instrText>
+          <w:instrText xml:space="preserve"> PAGEREF _Toc223370903 \h </w:instrText>
         </w:r>
         <w:r>
           <w:rPr>
@@ -4276,7 +4416,7 @@
           <w:lang w:eastAsia="en-IE"/>
         </w:rPr>
       </w:pPr>
-      <w:hyperlink w:anchor="_Toc222941194" w:history="1">
+      <w:hyperlink w:anchor="_Toc223370904" w:history="1">
         <w:r>
           <w:rPr>
             <w:rStyle w:val="Hyperlink"/>
@@ -4312,7 +4452,7 @@
             <w:noProof/>
             <w:webHidden/>
           </w:rPr>
-          <w:instrText xml:space="preserve"> PAGEREF _Toc222941194 \h </w:instrText>
+          <w:instrText xml:space="preserve"> PAGEREF _Toc223370904 \h </w:instrText>
         </w:r>
         <w:r>
           <w:rPr>
@@ -4355,7 +4495,7 @@
           <w:lang w:eastAsia="en-IE"/>
         </w:rPr>
       </w:pPr>
-      <w:hyperlink w:anchor="_Toc222941195" w:history="1">
+      <w:hyperlink w:anchor="_Toc223370905" w:history="1">
         <w:r>
           <w:rPr>
             <w:rStyle w:val="Hyperlink"/>
@@ -4370,7 +4510,7 @@
             <w:rStyle w:val="Hyperlink"/>
             <w:noProof/>
           </w:rPr>
-          <w:t xml:space="preserve"> Test Harness code</w:t>
+          <w:t xml:space="preserve"> View leaderboard sequence diagram</w:t>
         </w:r>
         <w:r>
           <w:rPr>
@@ -4391,7 +4531,7 @@
             <w:noProof/>
             <w:webHidden/>
           </w:rPr>
-          <w:instrText xml:space="preserve"> PAGEREF _Toc222941195 \h </w:instrText>
+          <w:instrText xml:space="preserve"> PAGEREF _Toc223370905 \h </w:instrText>
         </w:r>
         <w:r>
           <w:rPr>
@@ -4411,7 +4551,7 @@
             <w:noProof/>
             <w:webHidden/>
           </w:rPr>
-          <w:t>13</w:t>
+          <w:t>12</w:t>
         </w:r>
         <w:r>
           <w:rPr>
@@ -4434,7 +4574,7 @@
           <w:lang w:eastAsia="en-IE"/>
         </w:rPr>
       </w:pPr>
-      <w:hyperlink w:anchor="_Toc222941196" w:history="1">
+      <w:hyperlink w:anchor="_Toc223370906" w:history="1">
         <w:r>
           <w:rPr>
             <w:rStyle w:val="Hyperlink"/>
@@ -4449,7 +4589,7 @@
             <w:rStyle w:val="Hyperlink"/>
             <w:noProof/>
           </w:rPr>
-          <w:t xml:space="preserve"> Commands that run student code inside of docker container</w:t>
+          <w:t xml:space="preserve"> Test Harness code</w:t>
         </w:r>
         <w:r>
           <w:rPr>
@@ -4470,7 +4610,7 @@
             <w:noProof/>
             <w:webHidden/>
           </w:rPr>
-          <w:instrText xml:space="preserve"> PAGEREF _Toc222941196 \h </w:instrText>
+          <w:instrText xml:space="preserve"> PAGEREF _Toc223370906 \h </w:instrText>
         </w:r>
         <w:r>
           <w:rPr>
@@ -4513,7 +4653,7 @@
           <w:lang w:eastAsia="en-IE"/>
         </w:rPr>
       </w:pPr>
-      <w:hyperlink w:anchor="_Toc222941197" w:history="1">
+      <w:hyperlink w:anchor="_Toc223370907" w:history="1">
         <w:r>
           <w:rPr>
             <w:rStyle w:val="Hyperlink"/>
@@ -4528,7 +4668,7 @@
             <w:rStyle w:val="Hyperlink"/>
             <w:noProof/>
           </w:rPr>
-          <w:t xml:space="preserve"> AntiCheat.ts file to deter users from using generative  AI</w:t>
+          <w:t xml:space="preserve"> Commands that run student code inside of docker container</w:t>
         </w:r>
         <w:r>
           <w:rPr>
@@ -4549,7 +4689,7 @@
             <w:noProof/>
             <w:webHidden/>
           </w:rPr>
-          <w:instrText xml:space="preserve"> PAGEREF _Toc222941197 \h </w:instrText>
+          <w:instrText xml:space="preserve"> PAGEREF _Toc223370907 \h </w:instrText>
         </w:r>
         <w:r>
           <w:rPr>
@@ -4569,7 +4709,7 @@
             <w:noProof/>
             <w:webHidden/>
           </w:rPr>
-          <w:t>14</w:t>
+          <w:t>13</w:t>
         </w:r>
         <w:r>
           <w:rPr>
@@ -4592,7 +4732,7 @@
           <w:lang w:eastAsia="en-IE"/>
         </w:rPr>
       </w:pPr>
-      <w:hyperlink w:anchor="_Toc222941198" w:history="1">
+      <w:hyperlink w:anchor="_Toc223370908" w:history="1">
         <w:r>
           <w:rPr>
             <w:rStyle w:val="Hyperlink"/>
@@ -4607,7 +4747,7 @@
             <w:rStyle w:val="Hyperlink"/>
             <w:noProof/>
           </w:rPr>
-          <w:t xml:space="preserve"> Entity Relationship diagram</w:t>
+          <w:t xml:space="preserve"> AntiCheat.ts file to deter users from using generative  AI</w:t>
         </w:r>
         <w:r>
           <w:rPr>
@@ -4628,7 +4768,7 @@
             <w:noProof/>
             <w:webHidden/>
           </w:rPr>
-          <w:instrText xml:space="preserve"> PAGEREF _Toc222941198 \h </w:instrText>
+          <w:instrText xml:space="preserve"> PAGEREF _Toc223370908 \h </w:instrText>
         </w:r>
         <w:r>
           <w:rPr>
@@ -4648,7 +4788,7 @@
             <w:noProof/>
             <w:webHidden/>
           </w:rPr>
-          <w:t>15</w:t>
+          <w:t>14</w:t>
         </w:r>
         <w:r>
           <w:rPr>
@@ -4671,7 +4811,7 @@
           <w:lang w:eastAsia="en-IE"/>
         </w:rPr>
       </w:pPr>
-      <w:hyperlink w:anchor="_Toc222941199" w:history="1">
+      <w:hyperlink w:anchor="_Toc223370909" w:history="1">
         <w:r>
           <w:rPr>
             <w:rStyle w:val="Hyperlink"/>
@@ -4686,7 +4826,7 @@
             <w:rStyle w:val="Hyperlink"/>
             <w:noProof/>
           </w:rPr>
-          <w:t xml:space="preserve"> Logo</w:t>
+          <w:t xml:space="preserve"> Entity Relationship diagram</w:t>
         </w:r>
         <w:r>
           <w:rPr>
@@ -4707,7 +4847,7 @@
             <w:noProof/>
             <w:webHidden/>
           </w:rPr>
-          <w:instrText xml:space="preserve"> PAGEREF _Toc222941199 \h </w:instrText>
+          <w:instrText xml:space="preserve"> PAGEREF _Toc223370909 \h </w:instrText>
         </w:r>
         <w:r>
           <w:rPr>
@@ -4727,7 +4867,7 @@
             <w:noProof/>
             <w:webHidden/>
           </w:rPr>
-          <w:t>23</w:t>
+          <w:t>15</w:t>
         </w:r>
         <w:r>
           <w:rPr>
@@ -4750,7 +4890,7 @@
           <w:lang w:eastAsia="en-IE"/>
         </w:rPr>
       </w:pPr>
-      <w:hyperlink w:anchor="_Toc222941200" w:history="1">
+      <w:hyperlink w:anchor="_Toc223370910" w:history="1">
         <w:r>
           <w:rPr>
             <w:rStyle w:val="Hyperlink"/>
@@ -4765,7 +4905,7 @@
             <w:rStyle w:val="Hyperlink"/>
             <w:noProof/>
           </w:rPr>
-          <w:t xml:space="preserve"> User Interface flow diagram</w:t>
+          <w:t xml:space="preserve"> Dynamic part of SQL statement that defines how the leaderboard will be displayed</w:t>
         </w:r>
         <w:r>
           <w:rPr>
@@ -4786,7 +4926,7 @@
             <w:noProof/>
             <w:webHidden/>
           </w:rPr>
-          <w:instrText xml:space="preserve"> PAGEREF _Toc222941200 \h </w:instrText>
+          <w:instrText xml:space="preserve"> PAGEREF _Toc223370910 \h </w:instrText>
         </w:r>
         <w:r>
           <w:rPr>
@@ -4806,7 +4946,7 @@
             <w:noProof/>
             <w:webHidden/>
           </w:rPr>
-          <w:t>23</w:t>
+          <w:t>25</w:t>
         </w:r>
         <w:r>
           <w:rPr>
@@ -4829,7 +4969,7 @@
           <w:lang w:eastAsia="en-IE"/>
         </w:rPr>
       </w:pPr>
-      <w:hyperlink w:anchor="_Toc222941201" w:history="1">
+      <w:hyperlink w:anchor="_Toc223370911" w:history="1">
         <w:r>
           <w:rPr>
             <w:rStyle w:val="Hyperlink"/>
@@ -4844,7 +4984,7 @@
             <w:rStyle w:val="Hyperlink"/>
             <w:noProof/>
           </w:rPr>
-          <w:t xml:space="preserve"> Login screen design</w:t>
+          <w:t xml:space="preserve"> Logo</w:t>
         </w:r>
         <w:r>
           <w:rPr>
@@ -4865,7 +5005,7 @@
             <w:noProof/>
             <w:webHidden/>
           </w:rPr>
-          <w:instrText xml:space="preserve"> PAGEREF _Toc222941201 \h </w:instrText>
+          <w:instrText xml:space="preserve"> PAGEREF _Toc223370911 \h </w:instrText>
         </w:r>
         <w:r>
           <w:rPr>
@@ -4885,7 +5025,7 @@
             <w:noProof/>
             <w:webHidden/>
           </w:rPr>
-          <w:t>24</w:t>
+          <w:t>26</w:t>
         </w:r>
         <w:r>
           <w:rPr>
@@ -4908,7 +5048,7 @@
           <w:lang w:eastAsia="en-IE"/>
         </w:rPr>
       </w:pPr>
-      <w:hyperlink w:anchor="_Toc222941202" w:history="1">
+      <w:hyperlink w:anchor="_Toc223370912" w:history="1">
         <w:r>
           <w:rPr>
             <w:rStyle w:val="Hyperlink"/>
@@ -4923,7 +5063,7 @@
             <w:rStyle w:val="Hyperlink"/>
             <w:noProof/>
           </w:rPr>
-          <w:t xml:space="preserve"> Sign Up screen design</w:t>
+          <w:t xml:space="preserve"> User Interface flow diagram</w:t>
         </w:r>
         <w:r>
           <w:rPr>
@@ -4944,7 +5084,7 @@
             <w:noProof/>
             <w:webHidden/>
           </w:rPr>
-          <w:instrText xml:space="preserve"> PAGEREF _Toc222941202 \h </w:instrText>
+          <w:instrText xml:space="preserve"> PAGEREF _Toc223370912 \h </w:instrText>
         </w:r>
         <w:r>
           <w:rPr>
@@ -4964,7 +5104,7 @@
             <w:noProof/>
             <w:webHidden/>
           </w:rPr>
-          <w:t>24</w:t>
+          <w:t>26</w:t>
         </w:r>
         <w:r>
           <w:rPr>
@@ -4987,7 +5127,7 @@
           <w:lang w:eastAsia="en-IE"/>
         </w:rPr>
       </w:pPr>
-      <w:hyperlink w:anchor="_Toc222941203" w:history="1">
+      <w:hyperlink w:anchor="_Toc223370913" w:history="1">
         <w:r>
           <w:rPr>
             <w:rStyle w:val="Hyperlink"/>
@@ -5002,7 +5142,7 @@
             <w:rStyle w:val="Hyperlink"/>
             <w:noProof/>
           </w:rPr>
-          <w:t xml:space="preserve"> View Problems screen design</w:t>
+          <w:t xml:space="preserve"> Login screen design</w:t>
         </w:r>
         <w:r>
           <w:rPr>
@@ -5023,7 +5163,7 @@
             <w:noProof/>
             <w:webHidden/>
           </w:rPr>
-          <w:instrText xml:space="preserve"> PAGEREF _Toc222941203 \h </w:instrText>
+          <w:instrText xml:space="preserve"> PAGEREF _Toc223370913 \h </w:instrText>
         </w:r>
         <w:r>
           <w:rPr>
@@ -5043,7 +5183,7 @@
             <w:noProof/>
             <w:webHidden/>
           </w:rPr>
-          <w:t>25</w:t>
+          <w:t>27</w:t>
         </w:r>
         <w:r>
           <w:rPr>
@@ -5066,7 +5206,7 @@
           <w:lang w:eastAsia="en-IE"/>
         </w:rPr>
       </w:pPr>
-      <w:hyperlink w:anchor="_Toc222941204" w:history="1">
+      <w:hyperlink w:anchor="_Toc223370914" w:history="1">
         <w:r>
           <w:rPr>
             <w:rStyle w:val="Hyperlink"/>
@@ -5081,7 +5221,7 @@
             <w:rStyle w:val="Hyperlink"/>
             <w:noProof/>
           </w:rPr>
-          <w:t xml:space="preserve"> Solve a Problem screen design</w:t>
+          <w:t xml:space="preserve"> Sign Up screen design</w:t>
         </w:r>
         <w:r>
           <w:rPr>
@@ -5102,7 +5242,7 @@
             <w:noProof/>
             <w:webHidden/>
           </w:rPr>
-          <w:instrText xml:space="preserve"> PAGEREF _Toc222941204 \h </w:instrText>
+          <w:instrText xml:space="preserve"> PAGEREF _Toc223370914 \h </w:instrText>
         </w:r>
         <w:r>
           <w:rPr>
@@ -5122,7 +5262,7 @@
             <w:noProof/>
             <w:webHidden/>
           </w:rPr>
-          <w:t>25</w:t>
+          <w:t>27</w:t>
         </w:r>
         <w:r>
           <w:rPr>
@@ -5145,7 +5285,7 @@
           <w:lang w:eastAsia="en-IE"/>
         </w:rPr>
       </w:pPr>
-      <w:hyperlink w:anchor="_Toc222941205" w:history="1">
+      <w:hyperlink w:anchor="_Toc223370915" w:history="1">
         <w:r>
           <w:rPr>
             <w:rStyle w:val="Hyperlink"/>
@@ -5160,7 +5300,7 @@
             <w:rStyle w:val="Hyperlink"/>
             <w:noProof/>
           </w:rPr>
-          <w:t xml:space="preserve"> Submission alert design</w:t>
+          <w:t xml:space="preserve"> View Problems screen design</w:t>
         </w:r>
         <w:r>
           <w:rPr>
@@ -5181,7 +5321,7 @@
             <w:noProof/>
             <w:webHidden/>
           </w:rPr>
-          <w:instrText xml:space="preserve"> PAGEREF _Toc222941205 \h </w:instrText>
+          <w:instrText xml:space="preserve"> PAGEREF _Toc223370915 \h </w:instrText>
         </w:r>
         <w:r>
           <w:rPr>
@@ -5201,7 +5341,7 @@
             <w:noProof/>
             <w:webHidden/>
           </w:rPr>
-          <w:t>26</w:t>
+          <w:t>28</w:t>
         </w:r>
         <w:r>
           <w:rPr>
@@ -5224,7 +5364,7 @@
           <w:lang w:eastAsia="en-IE"/>
         </w:rPr>
       </w:pPr>
-      <w:hyperlink w:anchor="_Toc222941206" w:history="1">
+      <w:hyperlink w:anchor="_Toc223370916" w:history="1">
         <w:r>
           <w:rPr>
             <w:rStyle w:val="Hyperlink"/>
@@ -5239,7 +5379,7 @@
             <w:rStyle w:val="Hyperlink"/>
             <w:noProof/>
           </w:rPr>
-          <w:t xml:space="preserve"> Manage Problems screen design</w:t>
+          <w:t xml:space="preserve"> Solve a Problem screen design</w:t>
         </w:r>
         <w:r>
           <w:rPr>
@@ -5260,7 +5400,7 @@
             <w:noProof/>
             <w:webHidden/>
           </w:rPr>
-          <w:instrText xml:space="preserve"> PAGEREF _Toc222941206 \h </w:instrText>
+          <w:instrText xml:space="preserve"> PAGEREF _Toc223370916 \h </w:instrText>
         </w:r>
         <w:r>
           <w:rPr>
@@ -5280,7 +5420,7 @@
             <w:noProof/>
             <w:webHidden/>
           </w:rPr>
-          <w:t>26</w:t>
+          <w:t>28</w:t>
         </w:r>
         <w:r>
           <w:rPr>
@@ -5303,7 +5443,7 @@
           <w:lang w:eastAsia="en-IE"/>
         </w:rPr>
       </w:pPr>
-      <w:hyperlink w:anchor="_Toc222941207" w:history="1">
+      <w:hyperlink w:anchor="_Toc223370917" w:history="1">
         <w:r>
           <w:rPr>
             <w:rStyle w:val="Hyperlink"/>
@@ -5318,7 +5458,7 @@
             <w:rStyle w:val="Hyperlink"/>
             <w:noProof/>
           </w:rPr>
-          <w:t xml:space="preserve"> Create / Update Problem screen design</w:t>
+          <w:t xml:space="preserve"> Submission alert design</w:t>
         </w:r>
         <w:r>
           <w:rPr>
@@ -5339,7 +5479,7 @@
             <w:noProof/>
             <w:webHidden/>
           </w:rPr>
-          <w:instrText xml:space="preserve"> PAGEREF _Toc222941207 \h </w:instrText>
+          <w:instrText xml:space="preserve"> PAGEREF _Toc223370917 \h </w:instrText>
         </w:r>
         <w:r>
           <w:rPr>
@@ -5359,7 +5499,7 @@
             <w:noProof/>
             <w:webHidden/>
           </w:rPr>
-          <w:t>27</w:t>
+          <w:t>29</w:t>
         </w:r>
         <w:r>
           <w:rPr>
@@ -5382,7 +5522,7 @@
           <w:lang w:eastAsia="en-IE"/>
         </w:rPr>
       </w:pPr>
-      <w:hyperlink w:anchor="_Toc222941208" w:history="1">
+      <w:hyperlink w:anchor="_Toc223370918" w:history="1">
         <w:r>
           <w:rPr>
             <w:rStyle w:val="Hyperlink"/>
@@ -5397,7 +5537,7 @@
             <w:rStyle w:val="Hyperlink"/>
             <w:noProof/>
           </w:rPr>
-          <w:t xml:space="preserve"> Manage Courses screen design</w:t>
+          <w:t xml:space="preserve"> Manage Problems screen design</w:t>
         </w:r>
         <w:r>
           <w:rPr>
@@ -5418,7 +5558,7 @@
             <w:noProof/>
             <w:webHidden/>
           </w:rPr>
-          <w:instrText xml:space="preserve"> PAGEREF _Toc222941208 \h </w:instrText>
+          <w:instrText xml:space="preserve"> PAGEREF _Toc223370918 \h </w:instrText>
         </w:r>
         <w:r>
           <w:rPr>
@@ -5438,7 +5578,7 @@
             <w:noProof/>
             <w:webHidden/>
           </w:rPr>
-          <w:t>27</w:t>
+          <w:t>29</w:t>
         </w:r>
         <w:r>
           <w:rPr>
@@ -5461,7 +5601,7 @@
           <w:lang w:eastAsia="en-IE"/>
         </w:rPr>
       </w:pPr>
-      <w:hyperlink w:anchor="_Toc222941209" w:history="1">
+      <w:hyperlink w:anchor="_Toc223370919" w:history="1">
         <w:r>
           <w:rPr>
             <w:rStyle w:val="Hyperlink"/>
@@ -5476,7 +5616,7 @@
             <w:rStyle w:val="Hyperlink"/>
             <w:noProof/>
           </w:rPr>
-          <w:t xml:space="preserve"> Create / Update Course screen design</w:t>
+          <w:t xml:space="preserve"> Create / Update Problem screen design</w:t>
         </w:r>
         <w:r>
           <w:rPr>
@@ -5497,7 +5637,7 @@
             <w:noProof/>
             <w:webHidden/>
           </w:rPr>
-          <w:instrText xml:space="preserve"> PAGEREF _Toc222941209 \h </w:instrText>
+          <w:instrText xml:space="preserve"> PAGEREF _Toc223370919 \h </w:instrText>
         </w:r>
         <w:r>
           <w:rPr>
@@ -5517,7 +5657,7 @@
             <w:noProof/>
             <w:webHidden/>
           </w:rPr>
-          <w:t>28</w:t>
+          <w:t>30</w:t>
         </w:r>
         <w:r>
           <w:rPr>
@@ -5540,7 +5680,7 @@
           <w:lang w:eastAsia="en-IE"/>
         </w:rPr>
       </w:pPr>
-      <w:hyperlink w:anchor="_Toc222941210" w:history="1">
+      <w:hyperlink w:anchor="_Toc223370920" w:history="1">
         <w:r>
           <w:rPr>
             <w:rStyle w:val="Hyperlink"/>
@@ -5555,7 +5695,7 @@
             <w:rStyle w:val="Hyperlink"/>
             <w:noProof/>
           </w:rPr>
-          <w:t xml:space="preserve"> View Course screen design</w:t>
+          <w:t xml:space="preserve"> Manage Courses screen design</w:t>
         </w:r>
         <w:r>
           <w:rPr>
@@ -5576,7 +5716,7 @@
             <w:noProof/>
             <w:webHidden/>
           </w:rPr>
-          <w:instrText xml:space="preserve"> PAGEREF _Toc222941210 \h </w:instrText>
+          <w:instrText xml:space="preserve"> PAGEREF _Toc223370920 \h </w:instrText>
         </w:r>
         <w:r>
           <w:rPr>
@@ -5596,7 +5736,7 @@
             <w:noProof/>
             <w:webHidden/>
           </w:rPr>
-          <w:t>28</w:t>
+          <w:t>30</w:t>
         </w:r>
         <w:r>
           <w:rPr>
@@ -5619,7 +5759,7 @@
           <w:lang w:eastAsia="en-IE"/>
         </w:rPr>
       </w:pPr>
-      <w:hyperlink w:anchor="_Toc222941211" w:history="1">
+      <w:hyperlink w:anchor="_Toc223370921" w:history="1">
         <w:r>
           <w:rPr>
             <w:rStyle w:val="Hyperlink"/>
@@ -5634,7 +5774,7 @@
             <w:rStyle w:val="Hyperlink"/>
             <w:noProof/>
           </w:rPr>
-          <w:t xml:space="preserve"> View Result Screen design</w:t>
+          <w:t xml:space="preserve"> Create / Update Course screen design</w:t>
         </w:r>
         <w:r>
           <w:rPr>
@@ -5655,7 +5795,7 @@
             <w:noProof/>
             <w:webHidden/>
           </w:rPr>
-          <w:instrText xml:space="preserve"> PAGEREF _Toc222941211 \h </w:instrText>
+          <w:instrText xml:space="preserve"> PAGEREF _Toc223370921 \h </w:instrText>
         </w:r>
         <w:r>
           <w:rPr>
@@ -5675,7 +5815,7 @@
             <w:noProof/>
             <w:webHidden/>
           </w:rPr>
-          <w:t>29</w:t>
+          <w:t>31</w:t>
         </w:r>
         <w:r>
           <w:rPr>
@@ -5698,7 +5838,7 @@
           <w:lang w:eastAsia="en-IE"/>
         </w:rPr>
       </w:pPr>
-      <w:hyperlink w:anchor="_Toc222941212" w:history="1">
+      <w:hyperlink w:anchor="_Toc223370922" w:history="1">
         <w:r>
           <w:rPr>
             <w:rStyle w:val="Hyperlink"/>
@@ -5713,6 +5853,164 @@
             <w:rStyle w:val="Hyperlink"/>
             <w:noProof/>
           </w:rPr>
+          <w:t xml:space="preserve"> View Course screen design</w:t>
+        </w:r>
+        <w:r>
+          <w:rPr>
+            <w:noProof/>
+            <w:webHidden/>
+          </w:rPr>
+          <w:tab/>
+        </w:r>
+        <w:r>
+          <w:rPr>
+            <w:noProof/>
+            <w:webHidden/>
+          </w:rPr>
+          <w:fldChar w:fldCharType="begin"/>
+        </w:r>
+        <w:r>
+          <w:rPr>
+            <w:noProof/>
+            <w:webHidden/>
+          </w:rPr>
+          <w:instrText xml:space="preserve"> PAGEREF _Toc223370922 \h </w:instrText>
+        </w:r>
+        <w:r>
+          <w:rPr>
+            <w:noProof/>
+            <w:webHidden/>
+          </w:rPr>
+        </w:r>
+        <w:r>
+          <w:rPr>
+            <w:noProof/>
+            <w:webHidden/>
+          </w:rPr>
+          <w:fldChar w:fldCharType="separate"/>
+        </w:r>
+        <w:r>
+          <w:rPr>
+            <w:noProof/>
+            <w:webHidden/>
+          </w:rPr>
+          <w:t>31</w:t>
+        </w:r>
+        <w:r>
+          <w:rPr>
+            <w:noProof/>
+            <w:webHidden/>
+          </w:rPr>
+          <w:fldChar w:fldCharType="end"/>
+        </w:r>
+      </w:hyperlink>
+    </w:p>
+    <w:p>
+      <w:pPr>
+        <w:pStyle w:val="TableofFigures"/>
+        <w:tabs>
+          <w:tab w:val="right" w:leader="dot" w:pos="9016"/>
+        </w:tabs>
+        <w:rPr>
+          <w:rFonts w:eastAsiaTheme="minorEastAsia"/>
+          <w:noProof/>
+          <w:lang w:eastAsia="en-IE"/>
+        </w:rPr>
+      </w:pPr>
+      <w:hyperlink w:anchor="_Toc223370923" w:history="1">
+        <w:r>
+          <w:rPr>
+            <w:rStyle w:val="Hyperlink"/>
+            <w:b/>
+            <w:bCs/>
+            <w:noProof/>
+          </w:rPr>
+          <w:t>Figure 29.</w:t>
+        </w:r>
+        <w:r>
+          <w:rPr>
+            <w:rStyle w:val="Hyperlink"/>
+            <w:noProof/>
+          </w:rPr>
+          <w:t xml:space="preserve"> View Result Screen design</w:t>
+        </w:r>
+        <w:r>
+          <w:rPr>
+            <w:noProof/>
+            <w:webHidden/>
+          </w:rPr>
+          <w:tab/>
+        </w:r>
+        <w:r>
+          <w:rPr>
+            <w:noProof/>
+            <w:webHidden/>
+          </w:rPr>
+          <w:fldChar w:fldCharType="begin"/>
+        </w:r>
+        <w:r>
+          <w:rPr>
+            <w:noProof/>
+            <w:webHidden/>
+          </w:rPr>
+          <w:instrText xml:space="preserve"> PAGEREF _Toc223370923 \h </w:instrText>
+        </w:r>
+        <w:r>
+          <w:rPr>
+            <w:noProof/>
+            <w:webHidden/>
+          </w:rPr>
+        </w:r>
+        <w:r>
+          <w:rPr>
+            <w:noProof/>
+            <w:webHidden/>
+          </w:rPr>
+          <w:fldChar w:fldCharType="separate"/>
+        </w:r>
+        <w:r>
+          <w:rPr>
+            <w:noProof/>
+            <w:webHidden/>
+          </w:rPr>
+          <w:t>32</w:t>
+        </w:r>
+        <w:r>
+          <w:rPr>
+            <w:noProof/>
+            <w:webHidden/>
+          </w:rPr>
+          <w:fldChar w:fldCharType="end"/>
+        </w:r>
+      </w:hyperlink>
+    </w:p>
+    <w:p>
+      <w:pPr>
+        <w:pStyle w:val="TableofFigures"/>
+        <w:tabs>
+          <w:tab w:val="right" w:leader="dot" w:pos="9016"/>
+        </w:tabs>
+        <w:rPr>
+          <w:rFonts w:eastAsiaTheme="minorEastAsia"/>
+          <w:noProof/>
+          <w:lang w:eastAsia="en-IE"/>
+        </w:rPr>
+      </w:pPr>
+      <w:hyperlink w:anchor="_Toc223370924" w:history="1">
+        <w:r>
+          <w:rPr>
+            <w:rStyle w:val="Hyperlink"/>
+            <w:b/>
+            <w:bCs/>
+            <w:noProof/>
+          </w:rPr>
+          <w:t>Figure 30.</w:t>
+        </w:r>
+        <w:r>
+          <w:rPr>
+            <w:rStyle w:val="Hyperlink"/>
+            <w:noProof/>
+          </w:rPr>
           <w:t xml:space="preserve"> View Profile screen design</w:t>
         </w:r>
         <w:r>
@@ -5734,7 +6032,7 @@
             <w:noProof/>
             <w:webHidden/>
           </w:rPr>
-          <w:instrText xml:space="preserve"> PAGEREF _Toc222941212 \h </w:instrText>
+          <w:instrText xml:space="preserve"> PAGEREF _Toc223370924 \h </w:instrText>
         </w:r>
         <w:r>
           <w:rPr>
@@ -5754,7 +6052,86 @@
             <w:noProof/>
             <w:webHidden/>
           </w:rPr>
-          <w:t>29</w:t>
+          <w:t>32</w:t>
+        </w:r>
+        <w:r>
+          <w:rPr>
+            <w:noProof/>
+            <w:webHidden/>
+          </w:rPr>
+          <w:fldChar w:fldCharType="end"/>
+        </w:r>
+      </w:hyperlink>
+    </w:p>
+    <w:p>
+      <w:pPr>
+        <w:pStyle w:val="TableofFigures"/>
+        <w:tabs>
+          <w:tab w:val="right" w:leader="dot" w:pos="9016"/>
+        </w:tabs>
+        <w:rPr>
+          <w:rFonts w:eastAsiaTheme="minorEastAsia"/>
+          <w:noProof/>
+          <w:lang w:eastAsia="en-IE"/>
+        </w:rPr>
+      </w:pPr>
+      <w:hyperlink w:anchor="_Toc223370925" w:history="1">
+        <w:r>
+          <w:rPr>
+            <w:rStyle w:val="Hyperlink"/>
+            <w:b/>
+            <w:bCs/>
+            <w:noProof/>
+          </w:rPr>
+          <w:t>Figure 31.</w:t>
+        </w:r>
+        <w:r>
+          <w:rPr>
+            <w:rStyle w:val="Hyperlink"/>
+            <w:noProof/>
+          </w:rPr>
+          <w:t xml:space="preserve"> Leaderboard screen design</w:t>
+        </w:r>
+        <w:r>
+          <w:rPr>
+            <w:noProof/>
+            <w:webHidden/>
+          </w:rPr>
+          <w:tab/>
+        </w:r>
+        <w:r>
+          <w:rPr>
+            <w:noProof/>
+            <w:webHidden/>
+          </w:rPr>
+          <w:fldChar w:fldCharType="begin"/>
+        </w:r>
+        <w:r>
+          <w:rPr>
+            <w:noProof/>
+            <w:webHidden/>
+          </w:rPr>
+          <w:instrText xml:space="preserve"> PAGEREF _Toc223370925 \h </w:instrText>
+        </w:r>
+        <w:r>
+          <w:rPr>
+            <w:noProof/>
+            <w:webHidden/>
+          </w:rPr>
+        </w:r>
+        <w:r>
+          <w:rPr>
+            <w:noProof/>
+            <w:webHidden/>
+          </w:rPr>
+          <w:fldChar w:fldCharType="separate"/>
+        </w:r>
+        <w:r>
+          <w:rPr>
+            <w:noProof/>
+            <w:webHidden/>
+          </w:rPr>
+          <w:t>33</w:t>
         </w:r>
         <w:r>
           <w:rPr>
@@ -5798,7 +6175,7 @@
       <w:pPr>
         <w:pStyle w:val="Heading1"/>
       </w:pPr>
-      <w:bookmarkStart w:id="1" w:name="_Toc222937661"/>
+      <w:bookmarkStart w:id="1" w:name="_Toc223370848"/>
       <w:r>
         <w:lastRenderedPageBreak/>
         <w:t>Introduction</w:t>
@@ -5839,7 +6216,7 @@
       <w:pPr>
         <w:pStyle w:val="Heading1"/>
       </w:pPr>
-      <w:bookmarkStart w:id="2" w:name="_Toc222937662"/>
+      <w:bookmarkStart w:id="2" w:name="_Toc223370849"/>
       <w:r>
         <w:t>Hosting</w:t>
       </w:r>
@@ -5924,7 +6301,7 @@
       <w:pPr>
         <w:pStyle w:val="Heading1"/>
       </w:pPr>
-      <w:bookmarkStart w:id="3" w:name="_Toc222937663"/>
+      <w:bookmarkStart w:id="3" w:name="_Toc223370850"/>
       <w:r>
         <w:lastRenderedPageBreak/>
         <w:t>Architecture Diagram</w:t>
@@ -5981,7 +6358,7 @@
         <w:pStyle w:val="Caption"/>
         <w:jc w:val="center"/>
       </w:pPr>
-      <w:bookmarkStart w:id="4" w:name="_Toc222941185"/>
+      <w:bookmarkStart w:id="4" w:name="_Toc223370895"/>
       <w:r>
         <w:rPr>
           <w:b/>
@@ -6073,7 +6450,7 @@
       <w:pPr>
         <w:pStyle w:val="Heading1"/>
       </w:pPr>
-      <w:bookmarkStart w:id="5" w:name="_Toc222937664"/>
+      <w:bookmarkStart w:id="5" w:name="_Toc223370851"/>
       <w:r>
         <w:lastRenderedPageBreak/>
         <w:t>Sequence Diagrams</w:t>
@@ -6084,7 +6461,7 @@
       <w:pPr>
         <w:pStyle w:val="Heading2"/>
       </w:pPr>
-      <w:bookmarkStart w:id="6" w:name="_Toc222937665"/>
+      <w:bookmarkStart w:id="6" w:name="_Toc223370852"/>
       <w:r>
         <w:t>Solve a Problem</w:t>
       </w:r>
@@ -6150,7 +6527,7 @@
         <w:pStyle w:val="Caption"/>
         <w:jc w:val="center"/>
       </w:pPr>
-      <w:bookmarkStart w:id="7" w:name="_Toc222941186"/>
+      <w:bookmarkStart w:id="7" w:name="_Toc223370896"/>
       <w:r>
         <w:rPr>
           <w:b/>
@@ -6210,7 +6587,7 @@
       <w:pPr>
         <w:pStyle w:val="Heading2"/>
       </w:pPr>
-      <w:bookmarkStart w:id="8" w:name="_Toc222937666"/>
+      <w:bookmarkStart w:id="8" w:name="_Toc223370853"/>
       <w:r>
         <w:lastRenderedPageBreak/>
         <w:t>Login</w:t>
@@ -6264,7 +6641,7 @@
         <w:pStyle w:val="Caption"/>
         <w:jc w:val="center"/>
       </w:pPr>
-      <w:bookmarkStart w:id="9" w:name="_Toc222941187"/>
+      <w:bookmarkStart w:id="9" w:name="_Toc223370897"/>
       <w:r>
         <w:rPr>
           <w:b/>
@@ -6324,7 +6701,7 @@
       <w:pPr>
         <w:pStyle w:val="Heading2"/>
       </w:pPr>
-      <w:bookmarkStart w:id="10" w:name="_Toc222937667"/>
+      <w:bookmarkStart w:id="10" w:name="_Toc223370854"/>
       <w:r>
         <w:t>Sign Up</w:t>
       </w:r>
@@ -6387,7 +6764,7 @@
         <w:pStyle w:val="Caption"/>
         <w:jc w:val="center"/>
       </w:pPr>
-      <w:bookmarkStart w:id="11" w:name="_Toc222941188"/>
+      <w:bookmarkStart w:id="11" w:name="_Toc223370898"/>
       <w:r>
         <w:rPr>
           <w:b/>
@@ -6452,7 +6829,7 @@
       <w:pPr>
         <w:pStyle w:val="Heading2"/>
       </w:pPr>
-      <w:bookmarkStart w:id="12" w:name="_Toc222937668"/>
+      <w:bookmarkStart w:id="12" w:name="_Toc223370855"/>
       <w:r>
         <w:lastRenderedPageBreak/>
         <w:t>View Problems</w:t>
@@ -6509,7 +6886,7 @@
         <w:pStyle w:val="Caption"/>
         <w:jc w:val="center"/>
       </w:pPr>
-      <w:bookmarkStart w:id="13" w:name="_Toc222941189"/>
+      <w:bookmarkStart w:id="13" w:name="_Toc223370899"/>
       <w:r>
         <w:rPr>
           <w:b/>
@@ -6569,7 +6946,7 @@
       <w:pPr>
         <w:pStyle w:val="Heading2"/>
       </w:pPr>
-      <w:bookmarkStart w:id="14" w:name="_Toc222937669"/>
+      <w:bookmarkStart w:id="14" w:name="_Toc223370856"/>
       <w:r>
         <w:t>C</w:t>
       </w:r>
@@ -6641,7 +7018,7 @@
           <w:color w:val="auto"/>
         </w:rPr>
       </w:pPr>
-      <w:bookmarkStart w:id="15" w:name="_Toc222941190"/>
+      <w:bookmarkStart w:id="15" w:name="_Toc223370900"/>
       <w:r>
         <w:rPr>
           <w:b/>
@@ -6725,7 +7102,7 @@
           <w:rStyle w:val="Heading2Char"/>
         </w:rPr>
       </w:pPr>
-      <w:bookmarkStart w:id="16" w:name="_Toc222937670"/>
+      <w:bookmarkStart w:id="16" w:name="_Toc223370857"/>
       <w:r>
         <w:rPr>
           <w:rStyle w:val="Heading2Char"/>
@@ -6785,7 +7162,7 @@
         <w:pStyle w:val="Caption"/>
         <w:jc w:val="center"/>
       </w:pPr>
-      <w:bookmarkStart w:id="17" w:name="_Toc222941191"/>
+      <w:bookmarkStart w:id="17" w:name="_Toc223370901"/>
       <w:r>
         <w:rPr>
           <w:b/>
@@ -6845,7 +7222,7 @@
       <w:pPr>
         <w:pStyle w:val="Heading2"/>
       </w:pPr>
-      <w:bookmarkStart w:id="18" w:name="_Toc222937671"/>
+      <w:bookmarkStart w:id="18" w:name="_Toc223370858"/>
       <w:r>
         <w:t xml:space="preserve">Create / Update </w:t>
       </w:r>
@@ -6904,7 +7281,7 @@
         <w:pStyle w:val="Caption"/>
         <w:jc w:val="center"/>
       </w:pPr>
-      <w:bookmarkStart w:id="19" w:name="_Toc222941192"/>
+      <w:bookmarkStart w:id="19" w:name="_Toc223370902"/>
       <w:r>
         <w:rPr>
           <w:b/>
@@ -6964,7 +7341,7 @@
       <w:pPr>
         <w:pStyle w:val="Heading2"/>
       </w:pPr>
-      <w:bookmarkStart w:id="20" w:name="_Toc222937672"/>
+      <w:bookmarkStart w:id="20" w:name="_Toc223370859"/>
       <w:r>
         <w:lastRenderedPageBreak/>
         <w:t>View Results</w:t>
@@ -7021,7 +7398,7 @@
         <w:pStyle w:val="Caption"/>
         <w:jc w:val="center"/>
       </w:pPr>
-      <w:bookmarkStart w:id="21" w:name="_Toc222941193"/>
+      <w:bookmarkStart w:id="21" w:name="_Toc223370903"/>
       <w:r>
         <w:rPr>
           <w:b/>
@@ -7081,7 +7458,7 @@
       <w:pPr>
         <w:pStyle w:val="Heading2"/>
       </w:pPr>
-      <w:bookmarkStart w:id="22" w:name="_Toc222937673"/>
+      <w:bookmarkStart w:id="22" w:name="_Toc223370860"/>
       <w:r>
         <w:t>View Profile</w:t>
       </w:r>
@@ -7137,7 +7514,7 @@
         <w:pStyle w:val="Caption"/>
         <w:jc w:val="center"/>
       </w:pPr>
-      <w:bookmarkStart w:id="23" w:name="_Toc222941194"/>
+      <w:bookmarkStart w:id="23" w:name="_Toc223370904"/>
       <w:r>
         <w:rPr>
           <w:b/>
@@ -7197,14 +7574,116 @@
       <w:pPr>
         <w:pStyle w:val="Heading2"/>
       </w:pPr>
-      <w:bookmarkStart w:id="24" w:name="_Toc222937674"/>
+      <w:bookmarkStart w:id="24" w:name="_Toc223370861"/>
       <w:r>
         <w:lastRenderedPageBreak/>
         <w:t>View Leaderboard</w:t>
       </w:r>
       <w:bookmarkEnd w:id="24"/>
     </w:p>
-    <w:p/>
+    <w:p>
+      <w:pPr>
+        <w:jc w:val="center"/>
+      </w:pPr>
+      <w:r>
+        <w:drawing>
+          <wp:inline distT="0" distB="0" distL="0" distR="0" wp14:anchorId="495DCFB2" wp14:editId="282CED10">
+            <wp:extent cx="5731510" cy="3004820"/>
+            <wp:effectExtent l="0" t="0" r="2540" b="5080"/>
+            <wp:docPr id="1369652809" name="Picture 1"/>
+            <wp:cNvGraphicFramePr>
+              <a:graphicFrameLocks xmlns:a="http://schemas.openxmlformats.org/drawingml/2006/main" noChangeAspect="1"/>
+            </wp:cNvGraphicFramePr>
+            <a:graphic xmlns:a="http://schemas.openxmlformats.org/drawingml/2006/main">
+              <a:graphicData uri="http://schemas.openxmlformats.org/drawingml/2006/picture">
+                <pic:pic xmlns:pic="http://schemas.openxmlformats.org/drawingml/2006/picture">
+                  <pic:nvPicPr>
+                    <pic:cNvPr id="1369652809" name=""/>
+                    <pic:cNvPicPr/>
+                  </pic:nvPicPr>
+                  <pic:blipFill>
+                    <a:blip r:embed="rId18"/>
+                    <a:stretch>
+                      <a:fillRect/>
+                    </a:stretch>
+                  </pic:blipFill>
+                  <pic:spPr>
+                    <a:xfrm>
+                      <a:off x="0" y="0"/>
+                      <a:ext cx="5731510" cy="3004820"/>
+                    </a:xfrm>
+                    <a:prstGeom prst="rect">
+                      <a:avLst/>
+                    </a:prstGeom>
+                  </pic:spPr>
+                </pic:pic>
+              </a:graphicData>
+            </a:graphic>
+          </wp:inline>
+        </w:drawing>
+      </w:r>
+    </w:p>
+    <w:p>
+      <w:pPr>
+        <w:pStyle w:val="Caption"/>
+        <w:jc w:val="center"/>
+      </w:pPr>
+      <w:bookmarkStart w:id="25" w:name="_Toc223370905"/>
+      <w:r>
+        <w:rPr>
+          <w:b/>
+          <w:bCs/>
+        </w:rPr>
+        <w:t xml:space="preserve">Figure </w:t>
+      </w:r>
+      <w:r>
+        <w:rPr>
+          <w:b/>
+          <w:bCs/>
+        </w:rPr>
+        <w:fldChar w:fldCharType="begin"/>
+      </w:r>
+      <w:r>
+        <w:rPr>
+          <w:b/>
+          <w:bCs/>
+        </w:rPr>
+        <w:instrText xml:space="preserve"> SEQ Figure \* ARABIC </w:instrText>
+      </w:r>
+      <w:r>
+        <w:rPr>
+          <w:b/>
+          <w:bCs/>
+        </w:rPr>
+        <w:fldChar w:fldCharType="separate"/>
+      </w:r>
+      <w:r>
+        <w:rPr>
+          <w:b/>
+          <w:bCs/>
+          <w:noProof/>
+        </w:rPr>
+        <w:t>11</w:t>
+      </w:r>
+      <w:r>
+        <w:rPr>
+          <w:b/>
+          <w:bCs/>
+        </w:rPr>
+        <w:fldChar w:fldCharType="end"/>
+      </w:r>
+      <w:r>
+        <w:rPr>
+          <w:b/>
+          <w:bCs/>
+        </w:rPr>
+        <w:t>.</w:t>
+      </w:r>
+      <w:r>
+        <w:t xml:space="preserve"> View leaderboard sequence diagram</w:t>
+      </w:r>
+      <w:bookmarkEnd w:id="25"/>
+    </w:p>
     <w:p>
       <w:pPr>
         <w:jc w:val="center"/>
@@ -7227,22 +7706,22 @@
       <w:pPr>
         <w:pStyle w:val="Heading1"/>
       </w:pPr>
-      <w:bookmarkStart w:id="25" w:name="_Toc222937675"/>
+      <w:bookmarkStart w:id="26" w:name="_Toc223370862"/>
       <w:r>
         <w:lastRenderedPageBreak/>
         <w:t>Algorithms</w:t>
       </w:r>
-      <w:bookmarkEnd w:id="25"/>
+      <w:bookmarkEnd w:id="26"/>
     </w:p>
     <w:p>
       <w:pPr>
         <w:pStyle w:val="Heading2"/>
       </w:pPr>
-      <w:bookmarkStart w:id="26" w:name="_Toc222937676"/>
+      <w:bookmarkStart w:id="27" w:name="_Toc223370863"/>
       <w:r>
         <w:t>Test Harness for Running Submitted Code</w:t>
       </w:r>
-      <w:bookmarkEnd w:id="26"/>
+      <w:bookmarkEnd w:id="27"/>
     </w:p>
     <w:p>
       <w:pPr>
@@ -7350,7 +7829,7 @@
                     </pic:cNvPicPr>
                   </pic:nvPicPr>
                   <pic:blipFill>
-                    <a:blip r:embed="rId18">
+                    <a:blip r:embed="rId19">
                       <a:extLst>
                         <a:ext uri="{28A0092B-C50C-407E-A947-70E740481C1C}">
                           <a14:useLocalDpi xmlns:a14="http://schemas.microsoft.com/office/drawing/2010/main" val="0"/>
@@ -7389,7 +7868,7 @@
           <w:szCs w:val="22"/>
         </w:rPr>
       </w:pPr>
-      <w:bookmarkStart w:id="27" w:name="_Toc222941195"/>
+      <w:bookmarkStart w:id="28" w:name="_Toc223370906"/>
       <w:r>
         <w:rPr>
           <w:b/>
@@ -7424,7 +7903,7 @@
           <w:bCs/>
           <w:noProof/>
         </w:rPr>
-        <w:t>11</w:t>
+        <w:t>12</w:t>
       </w:r>
       <w:r>
         <w:rPr>
@@ -7443,7 +7922,7 @@
       <w:r>
         <w:t xml:space="preserve"> Test Harness code</w:t>
       </w:r>
-      <w:bookmarkEnd w:id="27"/>
+      <w:bookmarkEnd w:id="28"/>
     </w:p>
     <w:p>
       <w:pPr>
@@ -7731,7 +8210,7 @@
                     <pic:cNvPicPr/>
                   </pic:nvPicPr>
                   <pic:blipFill>
-                    <a:blip r:embed="rId19"/>
+                    <a:blip r:embed="rId20"/>
                     <a:stretch>
                       <a:fillRect/>
                     </a:stretch>
@@ -7760,7 +8239,7 @@
           <w:rFonts w:cs="Courier New"/>
         </w:rPr>
       </w:pPr>
-      <w:bookmarkStart w:id="28" w:name="_Toc222941196"/>
+      <w:bookmarkStart w:id="29" w:name="_Toc223370907"/>
       <w:r>
         <w:rPr>
           <w:b/>
@@ -7795,7 +8274,7 @@
           <w:bCs/>
           <w:noProof/>
         </w:rPr>
-        <w:t>12</w:t>
+        <w:t>13</w:t>
       </w:r>
       <w:r>
         <w:rPr>
@@ -7814,7 +8293,7 @@
       <w:r>
         <w:t xml:space="preserve"> Commands that run student code inside of docker container</w:t>
       </w:r>
-      <w:bookmarkEnd w:id="28"/>
+      <w:bookmarkEnd w:id="29"/>
     </w:p>
     <w:p>
       <w:pPr>
@@ -7825,7 +8304,6 @@
           <w:szCs w:val="32"/>
         </w:rPr>
       </w:pPr>
-      <w:bookmarkStart w:id="29" w:name="_Toc222937677"/>
       <w:r>
         <w:br w:type="page"/>
       </w:r>
@@ -7834,11 +8312,12 @@
       <w:pPr>
         <w:pStyle w:val="Heading2"/>
       </w:pPr>
+      <w:bookmarkStart w:id="30" w:name="_Toc223370864"/>
       <w:r>
         <w:lastRenderedPageBreak/>
         <w:t>Approach to the use of Artificial Intelligence</w:t>
       </w:r>
-      <w:bookmarkEnd w:id="29"/>
+      <w:bookmarkEnd w:id="30"/>
     </w:p>
     <w:p>
       <w:pPr>
@@ -7915,7 +8394,7 @@
                     <pic:cNvPicPr/>
                   </pic:nvPicPr>
                   <pic:blipFill>
-                    <a:blip r:embed="rId20"/>
+                    <a:blip r:embed="rId21"/>
                     <a:stretch>
                       <a:fillRect/>
                     </a:stretch>
@@ -7946,7 +8425,7 @@
           <w:szCs w:val="40"/>
         </w:rPr>
       </w:pPr>
-      <w:bookmarkStart w:id="30" w:name="_Toc222941197"/>
+      <w:bookmarkStart w:id="31" w:name="_Toc223370908"/>
       <w:r>
         <w:rPr>
           <w:b/>
@@ -7981,7 +8460,7 @@
           <w:bCs/>
           <w:noProof/>
         </w:rPr>
-        <w:t>13</w:t>
+        <w:t>14</w:t>
       </w:r>
       <w:r>
         <w:rPr>
@@ -8012,35 +8491,38 @@
       <w:r>
         <w:t>generative  AI</w:t>
       </w:r>
-      <w:bookmarkEnd w:id="30"/>
+      <w:bookmarkEnd w:id="31"/>
       <w:proofErr w:type="gramEnd"/>
     </w:p>
     <w:p>
       <w:pPr>
         <w:pStyle w:val="Heading1"/>
       </w:pPr>
-      <w:bookmarkStart w:id="31" w:name="_Toc222937678"/>
+      <w:bookmarkStart w:id="32" w:name="_Toc223370865"/>
       <w:r>
         <w:lastRenderedPageBreak/>
         <w:t>Database</w:t>
       </w:r>
-      <w:bookmarkEnd w:id="31"/>
+      <w:bookmarkEnd w:id="32"/>
     </w:p>
     <w:p>
       <w:pPr>
         <w:pStyle w:val="Heading2"/>
       </w:pPr>
-      <w:bookmarkStart w:id="32" w:name="_Toc222937679"/>
+      <w:bookmarkStart w:id="33" w:name="_Toc223370866"/>
       <w:r>
         <w:t>Entity Relationship Diagram</w:t>
       </w:r>
-      <w:bookmarkEnd w:id="32"/>
+      <w:bookmarkEnd w:id="33"/>
     </w:p>
     <w:p>
       <w:pPr>
         <w:jc w:val="center"/>
       </w:pPr>
       <w:r>
+        <w:rPr>
+          <w:noProof/>
+        </w:rPr>
         <w:drawing>
           <wp:inline distT="0" distB="0" distL="0" distR="0" wp14:anchorId="4C8BDC26" wp14:editId="07C5C540">
             <wp:extent cx="7659287" cy="2815590"/>
@@ -8057,7 +8539,7 @@
                     <pic:cNvPicPr/>
                   </pic:nvPicPr>
                   <pic:blipFill>
-                    <a:blip r:embed="rId21"/>
+                    <a:blip r:embed="rId22"/>
                     <a:stretch>
                       <a:fillRect/>
                     </a:stretch>
@@ -8083,7 +8565,7 @@
         <w:pStyle w:val="Caption"/>
         <w:ind w:left="2880"/>
       </w:pPr>
-      <w:bookmarkStart w:id="33" w:name="_Toc222941198"/>
+      <w:bookmarkStart w:id="34" w:name="_Toc223370909"/>
       <w:r>
         <w:rPr>
           <w:b/>
@@ -8118,7 +8600,7 @@
           <w:bCs/>
           <w:noProof/>
         </w:rPr>
-        <w:t>14</w:t>
+        <w:t>15</w:t>
       </w:r>
       <w:r>
         <w:rPr>
@@ -8137,7 +8619,7 @@
       <w:r>
         <w:t xml:space="preserve"> Entity Relationship diagram</w:t>
       </w:r>
-      <w:bookmarkEnd w:id="33"/>
+      <w:bookmarkEnd w:id="34"/>
       <w:r>
         <w:br w:type="page"/>
       </w:r>
@@ -8146,22 +8628,22 @@
       <w:pPr>
         <w:pStyle w:val="Heading2"/>
       </w:pPr>
-      <w:bookmarkStart w:id="34" w:name="_Toc222937680"/>
+      <w:bookmarkStart w:id="35" w:name="_Toc223370867"/>
       <w:r>
         <w:lastRenderedPageBreak/>
         <w:t>SQL Statements</w:t>
       </w:r>
-      <w:bookmarkEnd w:id="34"/>
+      <w:bookmarkEnd w:id="35"/>
     </w:p>
     <w:p>
       <w:pPr>
         <w:pStyle w:val="Heading3"/>
       </w:pPr>
-      <w:bookmarkStart w:id="35" w:name="_Toc222937681"/>
+      <w:bookmarkStart w:id="36" w:name="_Toc223370868"/>
       <w:r>
         <w:t>Table Creation</w:t>
       </w:r>
-      <w:bookmarkEnd w:id="35"/>
+      <w:bookmarkEnd w:id="36"/>
     </w:p>
     <w:p>
       <w:pPr>
@@ -11333,7 +11815,7 @@
       <w:pPr>
         <w:pStyle w:val="Heading3"/>
       </w:pPr>
-      <w:bookmarkStart w:id="36" w:name="_Toc222937682"/>
+      <w:bookmarkStart w:id="37" w:name="_Toc223370869"/>
       <w:r>
         <w:lastRenderedPageBreak/>
         <w:t>Login/</w:t>
@@ -11342,7 +11824,7 @@
       <w:r>
         <w:t>SignUp</w:t>
       </w:r>
-      <w:bookmarkEnd w:id="36"/>
+      <w:bookmarkEnd w:id="37"/>
       <w:proofErr w:type="spellEnd"/>
     </w:p>
     <w:p>
@@ -11657,11 +12139,11 @@
       <w:pPr>
         <w:pStyle w:val="Heading3"/>
       </w:pPr>
-      <w:bookmarkStart w:id="37" w:name="_Toc222937683"/>
+      <w:bookmarkStart w:id="38" w:name="_Toc223370870"/>
       <w:r>
         <w:t>View Problems</w:t>
       </w:r>
-      <w:bookmarkEnd w:id="37"/>
+      <w:bookmarkEnd w:id="38"/>
     </w:p>
     <w:p>
       <w:pPr>
@@ -11886,11 +12368,11 @@
       <w:pPr>
         <w:pStyle w:val="Heading3"/>
       </w:pPr>
-      <w:bookmarkStart w:id="38" w:name="_Toc222937684"/>
+      <w:bookmarkStart w:id="39" w:name="_Toc223370871"/>
       <w:r>
         <w:t>Solve Problem</w:t>
       </w:r>
-      <w:bookmarkEnd w:id="38"/>
+      <w:bookmarkEnd w:id="39"/>
     </w:p>
     <w:p>
       <w:pPr>
@@ -12432,12 +12914,12 @@
       <w:pPr>
         <w:pStyle w:val="Heading3"/>
       </w:pPr>
-      <w:bookmarkStart w:id="39" w:name="_Toc222937685"/>
+      <w:bookmarkStart w:id="40" w:name="_Toc223370872"/>
       <w:r>
         <w:lastRenderedPageBreak/>
         <w:t>CRUD Problem</w:t>
       </w:r>
-      <w:bookmarkEnd w:id="39"/>
+      <w:bookmarkEnd w:id="40"/>
     </w:p>
     <w:p>
       <w:pPr>
@@ -13255,11 +13737,11 @@
       <w:pPr>
         <w:pStyle w:val="Heading3"/>
       </w:pPr>
-      <w:bookmarkStart w:id="40" w:name="_Toc222937686"/>
+      <w:bookmarkStart w:id="41" w:name="_Toc223370873"/>
       <w:r>
         <w:t>CRUD Test Case</w:t>
       </w:r>
-      <w:bookmarkEnd w:id="40"/>
+      <w:bookmarkEnd w:id="41"/>
     </w:p>
     <w:p>
       <w:pPr>
@@ -13834,11 +14316,11 @@
       <w:pPr>
         <w:pStyle w:val="Heading3"/>
       </w:pPr>
-      <w:bookmarkStart w:id="41" w:name="_Toc222937687"/>
+      <w:bookmarkStart w:id="42" w:name="_Toc223370874"/>
       <w:r>
         <w:t>CRUD Course</w:t>
       </w:r>
-      <w:bookmarkEnd w:id="41"/>
+      <w:bookmarkEnd w:id="42"/>
     </w:p>
     <w:p>
       <w:pPr>
@@ -14306,6 +14788,7 @@
     </w:p>
     <w:p>
       <w:pPr>
+        <w:spacing w:after="0"/>
         <w:ind w:left="720"/>
         <w:rPr>
           <w:rFonts w:ascii="Courier New" w:hAnsi="Courier New" w:cs="Courier New"/>
@@ -14339,6 +14822,60 @@
         </w:rPr>
         <w:t xml:space="preserve"> = $1</w:t>
       </w:r>
+      <w:r>
+        <w:rPr>
+          <w:rFonts w:ascii="Courier New" w:hAnsi="Courier New" w:cs="Courier New"/>
+          <w:sz w:val="22"/>
+          <w:szCs w:val="22"/>
+        </w:rPr>
+        <w:t xml:space="preserve"> </w:t>
+      </w:r>
+    </w:p>
+    <w:p>
+      <w:pPr>
+        <w:ind w:left="720"/>
+        <w:rPr>
+          <w:rFonts w:ascii="Courier New" w:hAnsi="Courier New" w:cs="Courier New"/>
+          <w:sz w:val="22"/>
+          <w:szCs w:val="22"/>
+        </w:rPr>
+      </w:pPr>
+      <w:r>
+        <w:rPr>
+          <w:rFonts w:ascii="Courier New" w:hAnsi="Courier New" w:cs="Courier New"/>
+          <w:sz w:val="22"/>
+          <w:szCs w:val="22"/>
+        </w:rPr>
+        <w:t xml:space="preserve">ORDER BY </w:t>
+      </w:r>
+      <w:proofErr w:type="spellStart"/>
+      <w:proofErr w:type="gramStart"/>
+      <w:r>
+        <w:rPr>
+          <w:rFonts w:ascii="Courier New" w:hAnsi="Courier New" w:cs="Courier New"/>
+          <w:sz w:val="22"/>
+          <w:szCs w:val="22"/>
+        </w:rPr>
+        <w:t>c.course</w:t>
+      </w:r>
+      <w:proofErr w:type="gramEnd"/>
+      <w:r>
+        <w:rPr>
+          <w:rFonts w:ascii="Courier New" w:hAnsi="Courier New" w:cs="Courier New"/>
+          <w:sz w:val="22"/>
+          <w:szCs w:val="22"/>
+        </w:rPr>
+        <w:t>_id</w:t>
+      </w:r>
+      <w:proofErr w:type="spellEnd"/>
+      <w:r>
+        <w:rPr>
+          <w:rFonts w:ascii="Courier New" w:hAnsi="Courier New" w:cs="Courier New"/>
+          <w:sz w:val="22"/>
+          <w:szCs w:val="22"/>
+        </w:rPr>
+        <w:t xml:space="preserve"> ASC</w:t>
+      </w:r>
     </w:p>
     <w:p>
       <w:pPr>
@@ -14371,6 +14908,7 @@
     </w:p>
     <w:p>
       <w:pPr>
+        <w:spacing w:after="0"/>
         <w:rPr>
           <w:rFonts w:ascii="Courier New" w:hAnsi="Courier New" w:cs="Courier New"/>
           <w:sz w:val="22"/>
@@ -14403,6 +14941,49 @@
         </w:rPr>
         <w:t>=$1</w:t>
       </w:r>
+      <w:r>
+        <w:rPr>
+          <w:rFonts w:ascii="Courier New" w:hAnsi="Courier New" w:cs="Courier New"/>
+          <w:sz w:val="22"/>
+          <w:szCs w:val="22"/>
+        </w:rPr>
+        <w:t xml:space="preserve"> </w:t>
+      </w:r>
+    </w:p>
+    <w:p>
+      <w:pPr>
+        <w:rPr>
+          <w:rFonts w:ascii="Courier New" w:hAnsi="Courier New" w:cs="Courier New"/>
+          <w:sz w:val="22"/>
+          <w:szCs w:val="22"/>
+        </w:rPr>
+      </w:pPr>
+      <w:r>
+        <w:rPr>
+          <w:rFonts w:ascii="Courier New" w:hAnsi="Courier New" w:cs="Courier New"/>
+          <w:sz w:val="22"/>
+          <w:szCs w:val="22"/>
+        </w:rPr>
+        <w:t xml:space="preserve">ORDER BY </w:t>
+      </w:r>
+      <w:proofErr w:type="spellStart"/>
+      <w:r>
+        <w:rPr>
+          <w:rFonts w:ascii="Courier New" w:hAnsi="Courier New" w:cs="Courier New"/>
+          <w:sz w:val="22"/>
+          <w:szCs w:val="22"/>
+        </w:rPr>
+        <w:t>course_id</w:t>
+      </w:r>
+      <w:proofErr w:type="spellEnd"/>
+      <w:r>
+        <w:rPr>
+          <w:rFonts w:ascii="Courier New" w:hAnsi="Courier New" w:cs="Courier New"/>
+          <w:sz w:val="22"/>
+          <w:szCs w:val="22"/>
+        </w:rPr>
+        <w:t xml:space="preserve"> ASC</w:t>
+      </w:r>
     </w:p>
     <w:p>
       <w:pPr>
@@ -14685,6 +15266,23 @@
     </w:p>
     <w:p>
       <w:pPr>
+        <w:rPr>
+          <w:rFonts w:asciiTheme="majorHAnsi" w:hAnsiTheme="majorHAnsi" w:cs="Courier New"/>
+          <w:b/>
+          <w:bCs/>
+        </w:rPr>
+      </w:pPr>
+      <w:r>
+        <w:rPr>
+          <w:rFonts w:asciiTheme="majorHAnsi" w:hAnsiTheme="majorHAnsi" w:cs="Courier New"/>
+          <w:b/>
+          <w:bCs/>
+        </w:rPr>
+        <w:br w:type="page"/>
+      </w:r>
+    </w:p>
+    <w:p>
+      <w:pPr>
         <w:spacing w:after="0"/>
         <w:rPr>
           <w:rFonts w:asciiTheme="majorHAnsi" w:hAnsiTheme="majorHAnsi" w:cs="Courier New"/>
@@ -14699,6 +15297,7 @@
           <w:b/>
           <w:bCs/>
         </w:rPr>
+        <w:lastRenderedPageBreak/>
         <w:t>insertEnrollment</w:t>
       </w:r>
       <w:proofErr w:type="spellEnd"/>
@@ -14834,7 +15433,6 @@
           <w:b/>
           <w:bCs/>
         </w:rPr>
-        <w:lastRenderedPageBreak/>
         <w:t>updateCourseDetails</w:t>
       </w:r>
       <w:proofErr w:type="spellEnd"/>
@@ -15363,11 +15961,11 @@
       <w:pPr>
         <w:pStyle w:val="Heading3"/>
       </w:pPr>
-      <w:bookmarkStart w:id="42" w:name="_Toc222937688"/>
+      <w:bookmarkStart w:id="43" w:name="_Toc223370875"/>
       <w:r>
         <w:t>View Results</w:t>
       </w:r>
-      <w:bookmarkEnd w:id="42"/>
+      <w:bookmarkEnd w:id="43"/>
     </w:p>
     <w:p>
       <w:pPr>
@@ -16476,930 +17074,932 @@
       <w:pPr>
         <w:pStyle w:val="Heading3"/>
       </w:pPr>
-      <w:bookmarkStart w:id="43" w:name="_Toc222937689"/>
-      <w:r>
+      <w:bookmarkStart w:id="44" w:name="_Toc223370876"/>
+      <w:r>
+        <w:t>View Profile</w:t>
+      </w:r>
+      <w:bookmarkEnd w:id="44"/>
+    </w:p>
+    <w:p>
+      <w:pPr>
+        <w:spacing w:after="0"/>
+        <w:rPr>
+          <w:b/>
+          <w:bCs/>
+        </w:rPr>
+      </w:pPr>
+      <w:proofErr w:type="spellStart"/>
+      <w:r>
+        <w:rPr>
+          <w:b/>
+          <w:bCs/>
+        </w:rPr>
+        <w:t>fetchUserData</w:t>
+      </w:r>
+      <w:proofErr w:type="spellEnd"/>
+      <w:r>
+        <w:rPr>
+          <w:b/>
+          <w:bCs/>
+        </w:rPr>
+        <w:t xml:space="preserve"> SQL Statement</w:t>
+      </w:r>
+    </w:p>
+    <w:p>
+      <w:pPr>
+        <w:spacing w:after="0"/>
+        <w:rPr>
+          <w:rFonts w:ascii="Courier New" w:hAnsi="Courier New" w:cs="Courier New"/>
+          <w:sz w:val="22"/>
+          <w:szCs w:val="22"/>
+        </w:rPr>
+      </w:pPr>
+      <w:r>
+        <w:rPr>
+          <w:rFonts w:ascii="Courier New" w:hAnsi="Courier New" w:cs="Courier New"/>
+          <w:sz w:val="22"/>
+          <w:szCs w:val="22"/>
+        </w:rPr>
+        <w:t xml:space="preserve">SELECT </w:t>
+      </w:r>
+      <w:proofErr w:type="spellStart"/>
+      <w:r>
+        <w:rPr>
+          <w:rFonts w:ascii="Courier New" w:hAnsi="Courier New" w:cs="Courier New"/>
+          <w:sz w:val="22"/>
+          <w:szCs w:val="22"/>
+        </w:rPr>
+        <w:t>user_id</w:t>
+      </w:r>
+      <w:proofErr w:type="spellEnd"/>
+      <w:r>
+        <w:rPr>
+          <w:rFonts w:ascii="Courier New" w:hAnsi="Courier New" w:cs="Courier New"/>
+          <w:sz w:val="22"/>
+          <w:szCs w:val="22"/>
+        </w:rPr>
+        <w:t xml:space="preserve">, </w:t>
+      </w:r>
+      <w:proofErr w:type="spellStart"/>
+      <w:r>
+        <w:rPr>
+          <w:rFonts w:ascii="Courier New" w:hAnsi="Courier New" w:cs="Courier New"/>
+          <w:sz w:val="22"/>
+          <w:szCs w:val="22"/>
+        </w:rPr>
+        <w:t>user_name</w:t>
+      </w:r>
+      <w:proofErr w:type="spellEnd"/>
+      <w:r>
+        <w:rPr>
+          <w:rFonts w:ascii="Courier New" w:hAnsi="Courier New" w:cs="Courier New"/>
+          <w:sz w:val="22"/>
+          <w:szCs w:val="22"/>
+        </w:rPr>
+        <w:t>, email, role</w:t>
+      </w:r>
+      <w:r>
+        <w:rPr>
+          <w:rFonts w:ascii="Courier New" w:hAnsi="Courier New" w:cs="Courier New"/>
+          <w:sz w:val="22"/>
+          <w:szCs w:val="22"/>
+        </w:rPr>
+        <w:t xml:space="preserve">, </w:t>
+      </w:r>
+      <w:proofErr w:type="spellStart"/>
+      <w:r>
+        <w:rPr>
+          <w:rFonts w:ascii="Courier New" w:hAnsi="Courier New" w:cs="Courier New"/>
+          <w:sz w:val="22"/>
+          <w:szCs w:val="22"/>
+        </w:rPr>
+        <w:t>total_points</w:t>
+      </w:r>
+      <w:proofErr w:type="spellEnd"/>
+      <w:r>
+        <w:rPr>
+          <w:rFonts w:ascii="Courier New" w:hAnsi="Courier New" w:cs="Courier New"/>
+          <w:sz w:val="22"/>
+          <w:szCs w:val="22"/>
+        </w:rPr>
+        <w:t xml:space="preserve">, </w:t>
+      </w:r>
+      <w:proofErr w:type="spellStart"/>
+      <w:r>
+        <w:rPr>
+          <w:rFonts w:ascii="Courier New" w:hAnsi="Courier New" w:cs="Courier New"/>
+          <w:sz w:val="22"/>
+          <w:szCs w:val="22"/>
+        </w:rPr>
+        <w:t>current_streak</w:t>
+      </w:r>
+      <w:proofErr w:type="spellEnd"/>
+      <w:r>
+        <w:rPr>
+          <w:rFonts w:ascii="Courier New" w:hAnsi="Courier New" w:cs="Courier New"/>
+          <w:sz w:val="22"/>
+          <w:szCs w:val="22"/>
+        </w:rPr>
+        <w:t xml:space="preserve">, </w:t>
+      </w:r>
+      <w:proofErr w:type="spellStart"/>
+      <w:r>
+        <w:rPr>
+          <w:rFonts w:ascii="Courier New" w:hAnsi="Courier New" w:cs="Courier New"/>
+          <w:sz w:val="22"/>
+          <w:szCs w:val="22"/>
+        </w:rPr>
+        <w:t>longest_streak</w:t>
+      </w:r>
+      <w:proofErr w:type="spellEnd"/>
+      <w:r>
+        <w:rPr>
+          <w:rFonts w:ascii="Courier New" w:hAnsi="Courier New" w:cs="Courier New"/>
+          <w:sz w:val="22"/>
+          <w:szCs w:val="22"/>
+        </w:rPr>
+        <w:t xml:space="preserve">, </w:t>
+      </w:r>
+      <w:proofErr w:type="spellStart"/>
+      <w:r>
+        <w:rPr>
+          <w:rFonts w:ascii="Courier New" w:hAnsi="Courier New" w:cs="Courier New"/>
+          <w:sz w:val="22"/>
+          <w:szCs w:val="22"/>
+        </w:rPr>
+        <w:t>last_solved_date</w:t>
+      </w:r>
+      <w:proofErr w:type="spellEnd"/>
+    </w:p>
+    <w:p>
+      <w:pPr>
+        <w:spacing w:after="0"/>
+        <w:rPr>
+          <w:rFonts w:ascii="Courier New" w:hAnsi="Courier New" w:cs="Courier New"/>
+          <w:sz w:val="22"/>
+          <w:szCs w:val="22"/>
+        </w:rPr>
+      </w:pPr>
+      <w:r>
+        <w:rPr>
+          <w:rFonts w:ascii="Courier New" w:hAnsi="Courier New" w:cs="Courier New"/>
+          <w:sz w:val="22"/>
+          <w:szCs w:val="22"/>
+        </w:rPr>
+        <w:t xml:space="preserve">    </w:t>
+      </w:r>
+      <w:r>
+        <w:rPr>
+          <w:rFonts w:ascii="Courier New" w:hAnsi="Courier New" w:cs="Courier New"/>
+          <w:sz w:val="22"/>
+          <w:szCs w:val="22"/>
+        </w:rPr>
+        <w:t xml:space="preserve">FROM users </w:t>
+      </w:r>
+    </w:p>
+    <w:p>
+      <w:pPr>
+        <w:rPr>
+          <w:rFonts w:ascii="Courier New" w:hAnsi="Courier New" w:cs="Courier New"/>
+          <w:sz w:val="22"/>
+          <w:szCs w:val="22"/>
+        </w:rPr>
+      </w:pPr>
+      <w:r>
+        <w:rPr>
+          <w:rFonts w:ascii="Courier New" w:hAnsi="Courier New" w:cs="Courier New"/>
+          <w:sz w:val="22"/>
+          <w:szCs w:val="22"/>
+        </w:rPr>
+        <w:t xml:space="preserve">    </w:t>
+      </w:r>
+      <w:r>
+        <w:rPr>
+          <w:rFonts w:ascii="Courier New" w:hAnsi="Courier New" w:cs="Courier New"/>
+          <w:sz w:val="22"/>
+          <w:szCs w:val="22"/>
+        </w:rPr>
+        <w:t xml:space="preserve">WHERE </w:t>
+      </w:r>
+      <w:proofErr w:type="spellStart"/>
+      <w:r>
+        <w:rPr>
+          <w:rFonts w:ascii="Courier New" w:hAnsi="Courier New" w:cs="Courier New"/>
+          <w:sz w:val="22"/>
+          <w:szCs w:val="22"/>
+        </w:rPr>
+        <w:t>user_id</w:t>
+      </w:r>
+      <w:proofErr w:type="spellEnd"/>
+      <w:r>
+        <w:rPr>
+          <w:rFonts w:ascii="Courier New" w:hAnsi="Courier New" w:cs="Courier New"/>
+          <w:sz w:val="22"/>
+          <w:szCs w:val="22"/>
+        </w:rPr>
+        <w:t xml:space="preserve"> = $1</w:t>
+      </w:r>
+    </w:p>
+    <w:p>
+      <w:pPr>
+        <w:rPr>
+          <w:rFonts w:ascii="Courier New" w:hAnsi="Courier New" w:cs="Courier New"/>
+          <w:sz w:val="22"/>
+          <w:szCs w:val="22"/>
+        </w:rPr>
+      </w:pPr>
+    </w:p>
+    <w:p>
+      <w:pPr>
+        <w:spacing w:after="0"/>
+        <w:rPr>
+          <w:b/>
+          <w:bCs/>
+        </w:rPr>
+      </w:pPr>
+      <w:proofErr w:type="spellStart"/>
+      <w:r>
+        <w:rPr>
+          <w:b/>
+          <w:bCs/>
+        </w:rPr>
+        <w:t>deleteAccount</w:t>
+      </w:r>
+      <w:proofErr w:type="spellEnd"/>
+      <w:r>
+        <w:rPr>
+          <w:b/>
+          <w:bCs/>
+        </w:rPr>
+        <w:t xml:space="preserve"> SQL Statement</w:t>
+      </w:r>
+    </w:p>
+    <w:p>
+      <w:pPr>
+        <w:rPr>
+          <w:rFonts w:ascii="Courier New" w:hAnsi="Courier New" w:cs="Courier New"/>
+          <w:sz w:val="22"/>
+          <w:szCs w:val="22"/>
+        </w:rPr>
+      </w:pPr>
+      <w:r>
+        <w:rPr>
+          <w:rFonts w:ascii="Courier New" w:hAnsi="Courier New" w:cs="Courier New"/>
+          <w:sz w:val="22"/>
+          <w:szCs w:val="22"/>
+        </w:rPr>
+        <w:t xml:space="preserve">DELETE FROM users WHERE </w:t>
+      </w:r>
+      <w:proofErr w:type="spellStart"/>
+      <w:r>
+        <w:rPr>
+          <w:rFonts w:ascii="Courier New" w:hAnsi="Courier New" w:cs="Courier New"/>
+          <w:sz w:val="22"/>
+          <w:szCs w:val="22"/>
+        </w:rPr>
+        <w:t>user_id</w:t>
+      </w:r>
+      <w:proofErr w:type="spellEnd"/>
+      <w:r>
+        <w:rPr>
+          <w:rFonts w:ascii="Courier New" w:hAnsi="Courier New" w:cs="Courier New"/>
+          <w:sz w:val="22"/>
+          <w:szCs w:val="22"/>
+        </w:rPr>
+        <w:t xml:space="preserve"> = $1</w:t>
+      </w:r>
+    </w:p>
+    <w:p>
+      <w:pPr>
+        <w:rPr>
+          <w:rFonts w:ascii="Courier New" w:hAnsi="Courier New" w:cs="Courier New"/>
+          <w:sz w:val="22"/>
+          <w:szCs w:val="22"/>
+        </w:rPr>
+      </w:pPr>
+    </w:p>
+    <w:p>
+      <w:pPr>
+        <w:spacing w:after="0"/>
+        <w:rPr>
+          <w:b/>
+          <w:bCs/>
+        </w:rPr>
+      </w:pPr>
+      <w:proofErr w:type="spellStart"/>
+      <w:r>
+        <w:rPr>
+          <w:b/>
+          <w:bCs/>
+        </w:rPr>
+        <w:t>getSubmissionsForUser</w:t>
+      </w:r>
+      <w:proofErr w:type="spellEnd"/>
+      <w:r>
+        <w:rPr>
+          <w:b/>
+          <w:bCs/>
+        </w:rPr>
+        <w:t xml:space="preserve"> SQL Statement</w:t>
+      </w:r>
+    </w:p>
+    <w:p>
+      <w:pPr>
+        <w:spacing w:after="0"/>
+        <w:rPr>
+          <w:rFonts w:ascii="Courier New" w:hAnsi="Courier New" w:cs="Courier New"/>
+          <w:sz w:val="22"/>
+          <w:szCs w:val="22"/>
+        </w:rPr>
+      </w:pPr>
+      <w:r>
+        <w:rPr>
+          <w:rFonts w:ascii="Courier New" w:hAnsi="Courier New" w:cs="Courier New"/>
+          <w:sz w:val="22"/>
+          <w:szCs w:val="22"/>
+        </w:rPr>
+        <w:t xml:space="preserve">SELECT * FROM submission </w:t>
+      </w:r>
+    </w:p>
+    <w:p>
+      <w:pPr>
+        <w:spacing w:after="0"/>
+        <w:rPr>
+          <w:rFonts w:ascii="Courier New" w:hAnsi="Courier New" w:cs="Courier New"/>
+          <w:sz w:val="22"/>
+          <w:szCs w:val="22"/>
+        </w:rPr>
+      </w:pPr>
+      <w:r>
+        <w:rPr>
+          <w:rFonts w:ascii="Courier New" w:hAnsi="Courier New" w:cs="Courier New"/>
+          <w:sz w:val="22"/>
+          <w:szCs w:val="22"/>
+        </w:rPr>
+        <w:t xml:space="preserve">    </w:t>
+      </w:r>
+      <w:r>
+        <w:rPr>
+          <w:rFonts w:ascii="Courier New" w:hAnsi="Courier New" w:cs="Courier New"/>
+          <w:sz w:val="22"/>
+          <w:szCs w:val="22"/>
+        </w:rPr>
+        <w:t xml:space="preserve">WHERE </w:t>
+      </w:r>
+      <w:proofErr w:type="spellStart"/>
+      <w:r>
+        <w:rPr>
+          <w:rFonts w:ascii="Courier New" w:hAnsi="Courier New" w:cs="Courier New"/>
+          <w:sz w:val="22"/>
+          <w:szCs w:val="22"/>
+        </w:rPr>
+        <w:t>user_id</w:t>
+      </w:r>
+      <w:proofErr w:type="spellEnd"/>
+      <w:r>
+        <w:rPr>
+          <w:rFonts w:ascii="Courier New" w:hAnsi="Courier New" w:cs="Courier New"/>
+          <w:sz w:val="22"/>
+          <w:szCs w:val="22"/>
+        </w:rPr>
+        <w:t xml:space="preserve"> = $1 </w:t>
+      </w:r>
+    </w:p>
+    <w:p>
+      <w:pPr>
+        <w:rPr>
+          <w:rFonts w:ascii="Courier New" w:hAnsi="Courier New" w:cs="Courier New"/>
+          <w:sz w:val="22"/>
+          <w:szCs w:val="22"/>
+        </w:rPr>
+      </w:pPr>
+      <w:r>
+        <w:rPr>
+          <w:rFonts w:ascii="Courier New" w:hAnsi="Courier New" w:cs="Courier New"/>
+          <w:sz w:val="22"/>
+          <w:szCs w:val="22"/>
+        </w:rPr>
+        <w:t xml:space="preserve">    </w:t>
+      </w:r>
+      <w:r>
+        <w:rPr>
+          <w:rFonts w:ascii="Courier New" w:hAnsi="Courier New" w:cs="Courier New"/>
+          <w:sz w:val="22"/>
+          <w:szCs w:val="22"/>
+        </w:rPr>
+        <w:t xml:space="preserve">ORDER BY </w:t>
+      </w:r>
+      <w:proofErr w:type="spellStart"/>
+      <w:r>
+        <w:rPr>
+          <w:rFonts w:ascii="Courier New" w:hAnsi="Courier New" w:cs="Courier New"/>
+          <w:sz w:val="22"/>
+          <w:szCs w:val="22"/>
+        </w:rPr>
+        <w:t>submitted_at</w:t>
+      </w:r>
+      <w:proofErr w:type="spellEnd"/>
+      <w:r>
+        <w:rPr>
+          <w:rFonts w:ascii="Courier New" w:hAnsi="Courier New" w:cs="Courier New"/>
+          <w:sz w:val="22"/>
+          <w:szCs w:val="22"/>
+        </w:rPr>
+        <w:t xml:space="preserve"> DESC</w:t>
+      </w:r>
+    </w:p>
+    <w:p>
+      <w:pPr>
+        <w:rPr>
+          <w:rFonts w:ascii="Courier New" w:hAnsi="Courier New" w:cs="Courier New"/>
+          <w:sz w:val="22"/>
+          <w:szCs w:val="22"/>
+        </w:rPr>
+      </w:pPr>
+    </w:p>
+    <w:p>
+      <w:pPr>
+        <w:rPr>
+          <w:b/>
+          <w:bCs/>
+        </w:rPr>
+      </w:pPr>
+      <w:proofErr w:type="spellStart"/>
+      <w:r>
+        <w:rPr>
+          <w:b/>
+          <w:bCs/>
+        </w:rPr>
+        <w:t>getProblemsByIds</w:t>
+      </w:r>
+      <w:proofErr w:type="spellEnd"/>
+      <w:r>
+        <w:rPr>
+          <w:b/>
+          <w:bCs/>
+        </w:rPr>
+        <w:t xml:space="preserve"> SQL Statement</w:t>
+      </w:r>
+    </w:p>
+    <w:p>
+      <w:pPr>
+        <w:rPr>
+          <w:rFonts w:ascii="Courier New" w:hAnsi="Courier New" w:cs="Courier New"/>
+          <w:sz w:val="22"/>
+          <w:szCs w:val="22"/>
+        </w:rPr>
+      </w:pPr>
+      <w:r>
+        <w:rPr>
+          <w:rFonts w:ascii="Courier New" w:hAnsi="Courier New" w:cs="Courier New"/>
+          <w:sz w:val="22"/>
+          <w:szCs w:val="22"/>
+        </w:rPr>
+        <w:t xml:space="preserve">SELECT * FROM problem WHERE </w:t>
+      </w:r>
+      <w:proofErr w:type="spellStart"/>
+      <w:r>
+        <w:rPr>
+          <w:rFonts w:ascii="Courier New" w:hAnsi="Courier New" w:cs="Courier New"/>
+          <w:sz w:val="22"/>
+          <w:szCs w:val="22"/>
+        </w:rPr>
+        <w:t>problem_id</w:t>
+      </w:r>
+      <w:proofErr w:type="spellEnd"/>
+      <w:r>
+        <w:rPr>
+          <w:rFonts w:ascii="Courier New" w:hAnsi="Courier New" w:cs="Courier New"/>
+          <w:sz w:val="22"/>
+          <w:szCs w:val="22"/>
+        </w:rPr>
+        <w:t>=ANY($</w:t>
+      </w:r>
+      <w:proofErr w:type="gramStart"/>
+      <w:r>
+        <w:rPr>
+          <w:rFonts w:ascii="Courier New" w:hAnsi="Courier New" w:cs="Courier New"/>
+          <w:sz w:val="22"/>
+          <w:szCs w:val="22"/>
+        </w:rPr>
+        <w:t>1::int[</w:t>
+      </w:r>
+      <w:proofErr w:type="gramEnd"/>
+      <w:r>
+        <w:rPr>
+          <w:rFonts w:ascii="Courier New" w:hAnsi="Courier New" w:cs="Courier New"/>
+          <w:sz w:val="22"/>
+          <w:szCs w:val="22"/>
+        </w:rPr>
+        <w:t>])</w:t>
+      </w:r>
+    </w:p>
+    <w:p>
+      <w:pPr>
+        <w:rPr>
+          <w:rFonts w:ascii="Courier New" w:hAnsi="Courier New" w:cs="Courier New"/>
+          <w:sz w:val="22"/>
+          <w:szCs w:val="22"/>
+        </w:rPr>
+      </w:pPr>
+    </w:p>
+    <w:p>
+      <w:pPr>
+        <w:pStyle w:val="Heading3"/>
+      </w:pPr>
+      <w:bookmarkStart w:id="45" w:name="_Toc223370877"/>
+      <w:r>
+        <w:t>View Leaderboard</w:t>
+      </w:r>
+      <w:bookmarkEnd w:id="45"/>
+    </w:p>
+    <w:p>
+      <w:pPr>
+        <w:rPr>
+          <w:b/>
+          <w:bCs/>
+        </w:rPr>
+      </w:pPr>
+      <w:proofErr w:type="spellStart"/>
+      <w:r>
+        <w:rPr>
+          <w:b/>
+          <w:bCs/>
+        </w:rPr>
+        <w:t>updateUserPoints</w:t>
+      </w:r>
+      <w:proofErr w:type="spellEnd"/>
+      <w:r>
+        <w:rPr>
+          <w:b/>
+          <w:bCs/>
+        </w:rPr>
+        <w:t xml:space="preserve"> SQL Statement</w:t>
+      </w:r>
+    </w:p>
+    <w:p>
+      <w:pPr>
+        <w:rPr>
+          <w:rFonts w:ascii="Courier New" w:hAnsi="Courier New" w:cs="Courier New"/>
+          <w:sz w:val="22"/>
+          <w:szCs w:val="22"/>
+        </w:rPr>
+      </w:pPr>
+      <w:r>
+        <w:rPr>
+          <w:rFonts w:ascii="Courier New" w:hAnsi="Courier New" w:cs="Courier New"/>
+          <w:sz w:val="22"/>
+          <w:szCs w:val="22"/>
+        </w:rPr>
+        <w:t xml:space="preserve">UPDATE users SET </w:t>
+      </w:r>
+      <w:proofErr w:type="spellStart"/>
+      <w:r>
+        <w:rPr>
+          <w:rFonts w:ascii="Courier New" w:hAnsi="Courier New" w:cs="Courier New"/>
+          <w:sz w:val="22"/>
+          <w:szCs w:val="22"/>
+        </w:rPr>
+        <w:t>total_points</w:t>
+      </w:r>
+      <w:proofErr w:type="spellEnd"/>
+      <w:r>
+        <w:rPr>
+          <w:rFonts w:ascii="Courier New" w:hAnsi="Courier New" w:cs="Courier New"/>
+          <w:sz w:val="22"/>
+          <w:szCs w:val="22"/>
+        </w:rPr>
+        <w:t xml:space="preserve"> = </w:t>
+      </w:r>
+      <w:proofErr w:type="spellStart"/>
+      <w:r>
+        <w:rPr>
+          <w:rFonts w:ascii="Courier New" w:hAnsi="Courier New" w:cs="Courier New"/>
+          <w:sz w:val="22"/>
+          <w:szCs w:val="22"/>
+        </w:rPr>
+        <w:t>total_points</w:t>
+      </w:r>
+      <w:proofErr w:type="spellEnd"/>
+      <w:r>
+        <w:rPr>
+          <w:rFonts w:ascii="Courier New" w:hAnsi="Courier New" w:cs="Courier New"/>
+          <w:sz w:val="22"/>
+          <w:szCs w:val="22"/>
+        </w:rPr>
+        <w:t xml:space="preserve"> + $1</w:t>
+      </w:r>
+    </w:p>
+    <w:p>
+      <w:pPr>
+        <w:rPr>
+          <w:rFonts w:ascii="Courier New" w:hAnsi="Courier New" w:cs="Courier New"/>
+          <w:sz w:val="22"/>
+          <w:szCs w:val="22"/>
+        </w:rPr>
+      </w:pPr>
+      <w:r>
+        <w:rPr>
+          <w:rFonts w:ascii="Courier New" w:hAnsi="Courier New" w:cs="Courier New"/>
+          <w:sz w:val="22"/>
+          <w:szCs w:val="22"/>
+        </w:rPr>
+        <w:t xml:space="preserve">    </w:t>
+      </w:r>
+      <w:r>
+        <w:rPr>
+          <w:rFonts w:ascii="Courier New" w:hAnsi="Courier New" w:cs="Courier New"/>
+          <w:sz w:val="22"/>
+          <w:szCs w:val="22"/>
+        </w:rPr>
+        <w:t xml:space="preserve">WHERE </w:t>
+      </w:r>
+      <w:proofErr w:type="spellStart"/>
+      <w:r>
+        <w:rPr>
+          <w:rFonts w:ascii="Courier New" w:hAnsi="Courier New" w:cs="Courier New"/>
+          <w:sz w:val="22"/>
+          <w:szCs w:val="22"/>
+        </w:rPr>
+        <w:t>user_id</w:t>
+      </w:r>
+      <w:proofErr w:type="spellEnd"/>
+      <w:r>
+        <w:rPr>
+          <w:rFonts w:ascii="Courier New" w:hAnsi="Courier New" w:cs="Courier New"/>
+          <w:sz w:val="22"/>
+          <w:szCs w:val="22"/>
+        </w:rPr>
+        <w:t xml:space="preserve"> = $2</w:t>
+      </w:r>
+    </w:p>
+    <w:p>
+      <w:pPr>
+        <w:rPr>
+          <w:rFonts w:ascii="Courier New" w:hAnsi="Courier New" w:cs="Courier New"/>
+          <w:sz w:val="22"/>
+          <w:szCs w:val="22"/>
+        </w:rPr>
+      </w:pPr>
+    </w:p>
+    <w:p>
+      <w:pPr>
+        <w:rPr>
+          <w:rFonts w:cs="Courier New"/>
+          <w:b/>
+          <w:bCs/>
+        </w:rPr>
+      </w:pPr>
+      <w:proofErr w:type="spellStart"/>
+      <w:r>
+        <w:rPr>
+          <w:rFonts w:cs="Courier New"/>
+          <w:b/>
+          <w:bCs/>
+        </w:rPr>
+        <w:t>getStreakData</w:t>
+      </w:r>
+      <w:proofErr w:type="spellEnd"/>
+      <w:r>
+        <w:rPr>
+          <w:rFonts w:cs="Courier New"/>
+          <w:b/>
+          <w:bCs/>
+        </w:rPr>
+        <w:t xml:space="preserve"> SQL Statement</w:t>
+      </w:r>
+    </w:p>
+    <w:p>
+      <w:pPr>
+        <w:spacing w:after="0"/>
+        <w:rPr>
+          <w:rFonts w:ascii="Courier New" w:hAnsi="Courier New" w:cs="Courier New"/>
+          <w:sz w:val="22"/>
+          <w:szCs w:val="22"/>
+        </w:rPr>
+      </w:pPr>
+      <w:r>
+        <w:rPr>
+          <w:rFonts w:ascii="Courier New" w:hAnsi="Courier New" w:cs="Courier New"/>
+          <w:sz w:val="22"/>
+          <w:szCs w:val="22"/>
+        </w:rPr>
+        <w:t xml:space="preserve">SELECT </w:t>
+      </w:r>
+      <w:proofErr w:type="spellStart"/>
+      <w:r>
+        <w:rPr>
+          <w:rFonts w:ascii="Courier New" w:hAnsi="Courier New" w:cs="Courier New"/>
+          <w:sz w:val="22"/>
+          <w:szCs w:val="22"/>
+        </w:rPr>
+        <w:t>last_solved_date</w:t>
+      </w:r>
+      <w:proofErr w:type="spellEnd"/>
+      <w:r>
+        <w:rPr>
+          <w:rFonts w:ascii="Courier New" w:hAnsi="Courier New" w:cs="Courier New"/>
+          <w:sz w:val="22"/>
+          <w:szCs w:val="22"/>
+        </w:rPr>
+        <w:t xml:space="preserve">, </w:t>
+      </w:r>
+      <w:proofErr w:type="spellStart"/>
+      <w:r>
+        <w:rPr>
+          <w:rFonts w:ascii="Courier New" w:hAnsi="Courier New" w:cs="Courier New"/>
+          <w:sz w:val="22"/>
+          <w:szCs w:val="22"/>
+        </w:rPr>
+        <w:t>current_streak</w:t>
+      </w:r>
+      <w:proofErr w:type="spellEnd"/>
+      <w:r>
+        <w:rPr>
+          <w:rFonts w:ascii="Courier New" w:hAnsi="Courier New" w:cs="Courier New"/>
+          <w:sz w:val="22"/>
+          <w:szCs w:val="22"/>
+        </w:rPr>
+        <w:t xml:space="preserve">, </w:t>
+      </w:r>
+      <w:proofErr w:type="spellStart"/>
+      <w:r>
+        <w:rPr>
+          <w:rFonts w:ascii="Courier New" w:hAnsi="Courier New" w:cs="Courier New"/>
+          <w:sz w:val="22"/>
+          <w:szCs w:val="22"/>
+        </w:rPr>
+        <w:t>longest_streak</w:t>
+      </w:r>
+      <w:proofErr w:type="spellEnd"/>
+    </w:p>
+    <w:p>
+      <w:pPr>
+        <w:spacing w:after="0"/>
+        <w:rPr>
+          <w:rFonts w:ascii="Courier New" w:hAnsi="Courier New" w:cs="Courier New"/>
+          <w:sz w:val="22"/>
+          <w:szCs w:val="22"/>
+        </w:rPr>
+      </w:pPr>
+      <w:r>
+        <w:rPr>
+          <w:rFonts w:ascii="Courier New" w:hAnsi="Courier New" w:cs="Courier New"/>
+          <w:sz w:val="22"/>
+          <w:szCs w:val="22"/>
+        </w:rPr>
+        <w:t>    FROM users</w:t>
+      </w:r>
+    </w:p>
+    <w:p>
+      <w:pPr>
+        <w:rPr>
+          <w:rFonts w:ascii="Courier New" w:hAnsi="Courier New" w:cs="Courier New"/>
+          <w:sz w:val="22"/>
+          <w:szCs w:val="22"/>
+        </w:rPr>
+      </w:pPr>
+      <w:r>
+        <w:rPr>
+          <w:rFonts w:ascii="Courier New" w:hAnsi="Courier New" w:cs="Courier New"/>
+          <w:sz w:val="22"/>
+          <w:szCs w:val="22"/>
+        </w:rPr>
+        <w:t xml:space="preserve">    WHERE </w:t>
+      </w:r>
+      <w:proofErr w:type="spellStart"/>
+      <w:r>
+        <w:rPr>
+          <w:rFonts w:ascii="Courier New" w:hAnsi="Courier New" w:cs="Courier New"/>
+          <w:sz w:val="22"/>
+          <w:szCs w:val="22"/>
+        </w:rPr>
+        <w:t>user_id</w:t>
+      </w:r>
+      <w:proofErr w:type="spellEnd"/>
+      <w:r>
+        <w:rPr>
+          <w:rFonts w:ascii="Courier New" w:hAnsi="Courier New" w:cs="Courier New"/>
+          <w:sz w:val="22"/>
+          <w:szCs w:val="22"/>
+        </w:rPr>
+        <w:t xml:space="preserve"> = $1</w:t>
+      </w:r>
+    </w:p>
+    <w:p>
+      <w:pPr>
+        <w:rPr>
+          <w:rFonts w:ascii="Courier New" w:hAnsi="Courier New" w:cs="Courier New"/>
+          <w:sz w:val="22"/>
+          <w:szCs w:val="22"/>
+        </w:rPr>
+      </w:pPr>
+    </w:p>
+    <w:p>
+      <w:pPr>
+        <w:rPr>
+          <w:rFonts w:cs="Courier New"/>
+          <w:b/>
+          <w:bCs/>
+        </w:rPr>
+      </w:pPr>
+      <w:proofErr w:type="spellStart"/>
+      <w:r>
+        <w:rPr>
+          <w:rFonts w:cs="Courier New"/>
+          <w:b/>
+          <w:bCs/>
+        </w:rPr>
+        <w:t>updateStreak</w:t>
+      </w:r>
+      <w:proofErr w:type="spellEnd"/>
+      <w:r>
+        <w:rPr>
+          <w:rFonts w:cs="Courier New"/>
+          <w:b/>
+          <w:bCs/>
+        </w:rPr>
+        <w:t xml:space="preserve"> SQL Statement</w:t>
+      </w:r>
+    </w:p>
+    <w:p>
+      <w:pPr>
+        <w:spacing w:after="0"/>
+        <w:rPr>
+          <w:rFonts w:ascii="Courier New" w:hAnsi="Courier New" w:cs="Courier New"/>
+          <w:sz w:val="22"/>
+          <w:szCs w:val="22"/>
+        </w:rPr>
+      </w:pPr>
+      <w:r>
+        <w:rPr>
+          <w:rFonts w:ascii="Courier New" w:hAnsi="Courier New" w:cs="Courier New"/>
+          <w:sz w:val="22"/>
+          <w:szCs w:val="22"/>
+        </w:rPr>
+        <w:t xml:space="preserve">UPDATE users </w:t>
+      </w:r>
+    </w:p>
+    <w:p>
+      <w:pPr>
+        <w:spacing w:after="0"/>
+        <w:rPr>
+          <w:rFonts w:ascii="Courier New" w:hAnsi="Courier New" w:cs="Courier New"/>
+          <w:sz w:val="22"/>
+          <w:szCs w:val="22"/>
+        </w:rPr>
+      </w:pPr>
+      <w:r>
+        <w:rPr>
+          <w:rFonts w:ascii="Courier New" w:hAnsi="Courier New" w:cs="Courier New"/>
+          <w:sz w:val="22"/>
+          <w:szCs w:val="22"/>
+        </w:rPr>
+        <w:t xml:space="preserve">SET </w:t>
+      </w:r>
+      <w:proofErr w:type="spellStart"/>
+      <w:r>
+        <w:rPr>
+          <w:rFonts w:ascii="Courier New" w:hAnsi="Courier New" w:cs="Courier New"/>
+          <w:sz w:val="22"/>
+          <w:szCs w:val="22"/>
+        </w:rPr>
+        <w:t>current_streak</w:t>
+      </w:r>
+      <w:proofErr w:type="spellEnd"/>
+      <w:r>
+        <w:rPr>
+          <w:rFonts w:ascii="Courier New" w:hAnsi="Courier New" w:cs="Courier New"/>
+          <w:sz w:val="22"/>
+          <w:szCs w:val="22"/>
+        </w:rPr>
+        <w:t>=$1,</w:t>
+      </w:r>
+      <w:r>
+        <w:rPr>
+          <w:rFonts w:ascii="Courier New" w:hAnsi="Courier New" w:cs="Courier New"/>
+          <w:sz w:val="22"/>
+          <w:szCs w:val="22"/>
+        </w:rPr>
+        <w:t xml:space="preserve"> </w:t>
+      </w:r>
+    </w:p>
+    <w:p>
+      <w:pPr>
+        <w:spacing w:after="0"/>
+        <w:rPr>
+          <w:rFonts w:ascii="Courier New" w:hAnsi="Courier New" w:cs="Courier New"/>
+          <w:sz w:val="22"/>
+          <w:szCs w:val="22"/>
+        </w:rPr>
+      </w:pPr>
+      <w:r>
+        <w:rPr>
+          <w:rFonts w:ascii="Courier New" w:hAnsi="Courier New" w:cs="Courier New"/>
+          <w:sz w:val="22"/>
+          <w:szCs w:val="22"/>
+        </w:rPr>
         <w:lastRenderedPageBreak/>
-        <w:t>View Profile</w:t>
-      </w:r>
-      <w:bookmarkEnd w:id="43"/>
-    </w:p>
-    <w:p>
-      <w:pPr>
-        <w:spacing w:after="0"/>
-        <w:rPr>
-          <w:b/>
-          <w:bCs/>
-        </w:rPr>
-      </w:pPr>
-      <w:proofErr w:type="spellStart"/>
-      <w:r>
-        <w:rPr>
-          <w:b/>
-          <w:bCs/>
-        </w:rPr>
-        <w:t>fetchUserData</w:t>
-      </w:r>
-      <w:proofErr w:type="spellEnd"/>
-      <w:r>
-        <w:rPr>
-          <w:b/>
-          <w:bCs/>
-        </w:rPr>
-        <w:t xml:space="preserve"> SQL Statement</w:t>
-      </w:r>
-    </w:p>
-    <w:p>
-      <w:pPr>
-        <w:spacing w:after="0"/>
-        <w:rPr>
-          <w:rFonts w:ascii="Courier New" w:hAnsi="Courier New" w:cs="Courier New"/>
-          <w:sz w:val="22"/>
-          <w:szCs w:val="22"/>
-        </w:rPr>
-      </w:pPr>
-      <w:r>
-        <w:rPr>
-          <w:rFonts w:ascii="Courier New" w:hAnsi="Courier New" w:cs="Courier New"/>
-          <w:sz w:val="22"/>
-          <w:szCs w:val="22"/>
-        </w:rPr>
-        <w:t xml:space="preserve">SELECT </w:t>
-      </w:r>
-      <w:proofErr w:type="spellStart"/>
-      <w:r>
-        <w:rPr>
-          <w:rFonts w:ascii="Courier New" w:hAnsi="Courier New" w:cs="Courier New"/>
-          <w:sz w:val="22"/>
-          <w:szCs w:val="22"/>
-        </w:rPr>
-        <w:t>user_id</w:t>
-      </w:r>
-      <w:proofErr w:type="spellEnd"/>
-      <w:r>
-        <w:rPr>
-          <w:rFonts w:ascii="Courier New" w:hAnsi="Courier New" w:cs="Courier New"/>
-          <w:sz w:val="22"/>
-          <w:szCs w:val="22"/>
-        </w:rPr>
-        <w:t xml:space="preserve">, </w:t>
-      </w:r>
-      <w:proofErr w:type="spellStart"/>
-      <w:r>
-        <w:rPr>
-          <w:rFonts w:ascii="Courier New" w:hAnsi="Courier New" w:cs="Courier New"/>
-          <w:sz w:val="22"/>
-          <w:szCs w:val="22"/>
-        </w:rPr>
-        <w:t>user_name</w:t>
-      </w:r>
-      <w:proofErr w:type="spellEnd"/>
-      <w:r>
-        <w:rPr>
-          <w:rFonts w:ascii="Courier New" w:hAnsi="Courier New" w:cs="Courier New"/>
-          <w:sz w:val="22"/>
-          <w:szCs w:val="22"/>
-        </w:rPr>
-        <w:t>, email, role</w:t>
-      </w:r>
-      <w:r>
-        <w:rPr>
-          <w:rFonts w:ascii="Courier New" w:hAnsi="Courier New" w:cs="Courier New"/>
-          <w:sz w:val="22"/>
-          <w:szCs w:val="22"/>
-        </w:rPr>
-        <w:t xml:space="preserve">, </w:t>
-      </w:r>
-      <w:proofErr w:type="spellStart"/>
-      <w:r>
-        <w:rPr>
-          <w:rFonts w:ascii="Courier New" w:hAnsi="Courier New" w:cs="Courier New"/>
-          <w:sz w:val="22"/>
-          <w:szCs w:val="22"/>
-        </w:rPr>
-        <w:t>total_points</w:t>
-      </w:r>
-      <w:proofErr w:type="spellEnd"/>
-      <w:r>
-        <w:rPr>
-          <w:rFonts w:ascii="Courier New" w:hAnsi="Courier New" w:cs="Courier New"/>
-          <w:sz w:val="22"/>
-          <w:szCs w:val="22"/>
-        </w:rPr>
-        <w:t xml:space="preserve">, </w:t>
-      </w:r>
-      <w:proofErr w:type="spellStart"/>
-      <w:r>
-        <w:rPr>
-          <w:rFonts w:ascii="Courier New" w:hAnsi="Courier New" w:cs="Courier New"/>
-          <w:sz w:val="22"/>
-          <w:szCs w:val="22"/>
-        </w:rPr>
-        <w:t>current_streak</w:t>
-      </w:r>
-      <w:proofErr w:type="spellEnd"/>
-      <w:r>
-        <w:rPr>
-          <w:rFonts w:ascii="Courier New" w:hAnsi="Courier New" w:cs="Courier New"/>
-          <w:sz w:val="22"/>
-          <w:szCs w:val="22"/>
-        </w:rPr>
-        <w:t xml:space="preserve">, </w:t>
-      </w:r>
-      <w:proofErr w:type="spellStart"/>
-      <w:r>
-        <w:rPr>
-          <w:rFonts w:ascii="Courier New" w:hAnsi="Courier New" w:cs="Courier New"/>
-          <w:sz w:val="22"/>
-          <w:szCs w:val="22"/>
-        </w:rPr>
-        <w:t>longest_streak</w:t>
-      </w:r>
-      <w:proofErr w:type="spellEnd"/>
-      <w:r>
-        <w:rPr>
-          <w:rFonts w:ascii="Courier New" w:hAnsi="Courier New" w:cs="Courier New"/>
-          <w:sz w:val="22"/>
-          <w:szCs w:val="22"/>
-        </w:rPr>
-        <w:t xml:space="preserve">, </w:t>
-      </w:r>
-      <w:proofErr w:type="spellStart"/>
-      <w:r>
-        <w:rPr>
-          <w:rFonts w:ascii="Courier New" w:hAnsi="Courier New" w:cs="Courier New"/>
-          <w:sz w:val="22"/>
-          <w:szCs w:val="22"/>
-        </w:rPr>
-        <w:t>last_solved_date</w:t>
-      </w:r>
-      <w:proofErr w:type="spellEnd"/>
-    </w:p>
-    <w:p>
-      <w:pPr>
-        <w:spacing w:after="0"/>
-        <w:rPr>
-          <w:rFonts w:ascii="Courier New" w:hAnsi="Courier New" w:cs="Courier New"/>
-          <w:sz w:val="22"/>
-          <w:szCs w:val="22"/>
-        </w:rPr>
-      </w:pPr>
-      <w:r>
-        <w:rPr>
-          <w:rFonts w:ascii="Courier New" w:hAnsi="Courier New" w:cs="Courier New"/>
-          <w:sz w:val="22"/>
-          <w:szCs w:val="22"/>
-        </w:rPr>
-        <w:t xml:space="preserve">    </w:t>
-      </w:r>
-      <w:r>
-        <w:rPr>
-          <w:rFonts w:ascii="Courier New" w:hAnsi="Courier New" w:cs="Courier New"/>
-          <w:sz w:val="22"/>
-          <w:szCs w:val="22"/>
-        </w:rPr>
-        <w:t xml:space="preserve">FROM users </w:t>
-      </w:r>
-    </w:p>
-    <w:p>
-      <w:pPr>
-        <w:rPr>
-          <w:rFonts w:ascii="Courier New" w:hAnsi="Courier New" w:cs="Courier New"/>
-          <w:sz w:val="22"/>
-          <w:szCs w:val="22"/>
-        </w:rPr>
-      </w:pPr>
-      <w:r>
-        <w:rPr>
-          <w:rFonts w:ascii="Courier New" w:hAnsi="Courier New" w:cs="Courier New"/>
-          <w:sz w:val="22"/>
-          <w:szCs w:val="22"/>
-        </w:rPr>
-        <w:t xml:space="preserve">    </w:t>
-      </w:r>
-      <w:r>
-        <w:rPr>
-          <w:rFonts w:ascii="Courier New" w:hAnsi="Courier New" w:cs="Courier New"/>
-          <w:sz w:val="22"/>
-          <w:szCs w:val="22"/>
-        </w:rPr>
-        <w:t xml:space="preserve">WHERE </w:t>
-      </w:r>
-      <w:proofErr w:type="spellStart"/>
-      <w:r>
-        <w:rPr>
-          <w:rFonts w:ascii="Courier New" w:hAnsi="Courier New" w:cs="Courier New"/>
-          <w:sz w:val="22"/>
-          <w:szCs w:val="22"/>
-        </w:rPr>
-        <w:t>user_id</w:t>
-      </w:r>
-      <w:proofErr w:type="spellEnd"/>
-      <w:r>
-        <w:rPr>
-          <w:rFonts w:ascii="Courier New" w:hAnsi="Courier New" w:cs="Courier New"/>
-          <w:sz w:val="22"/>
-          <w:szCs w:val="22"/>
-        </w:rPr>
-        <w:t xml:space="preserve"> = $1</w:t>
-      </w:r>
-    </w:p>
-    <w:p>
-      <w:pPr>
-        <w:rPr>
-          <w:rFonts w:ascii="Courier New" w:hAnsi="Courier New" w:cs="Courier New"/>
-          <w:sz w:val="22"/>
-          <w:szCs w:val="22"/>
-        </w:rPr>
-      </w:pPr>
-    </w:p>
-    <w:p>
-      <w:pPr>
-        <w:spacing w:after="0"/>
-        <w:rPr>
-          <w:b/>
-          <w:bCs/>
-        </w:rPr>
-      </w:pPr>
-      <w:proofErr w:type="spellStart"/>
-      <w:r>
-        <w:rPr>
-          <w:b/>
-          <w:bCs/>
-        </w:rPr>
-        <w:t>deleteAccount</w:t>
-      </w:r>
-      <w:proofErr w:type="spellEnd"/>
-      <w:r>
-        <w:rPr>
-          <w:b/>
-          <w:bCs/>
-        </w:rPr>
-        <w:t xml:space="preserve"> SQL Statement</w:t>
-      </w:r>
-    </w:p>
-    <w:p>
-      <w:pPr>
-        <w:rPr>
-          <w:rFonts w:ascii="Courier New" w:hAnsi="Courier New" w:cs="Courier New"/>
-          <w:sz w:val="22"/>
-          <w:szCs w:val="22"/>
-        </w:rPr>
-      </w:pPr>
-      <w:r>
-        <w:rPr>
-          <w:rFonts w:ascii="Courier New" w:hAnsi="Courier New" w:cs="Courier New"/>
-          <w:sz w:val="22"/>
-          <w:szCs w:val="22"/>
-        </w:rPr>
-        <w:t xml:space="preserve">DELETE FROM users WHERE </w:t>
-      </w:r>
-      <w:proofErr w:type="spellStart"/>
-      <w:r>
-        <w:rPr>
-          <w:rFonts w:ascii="Courier New" w:hAnsi="Courier New" w:cs="Courier New"/>
-          <w:sz w:val="22"/>
-          <w:szCs w:val="22"/>
-        </w:rPr>
-        <w:t>user_id</w:t>
-      </w:r>
-      <w:proofErr w:type="spellEnd"/>
-      <w:r>
-        <w:rPr>
-          <w:rFonts w:ascii="Courier New" w:hAnsi="Courier New" w:cs="Courier New"/>
-          <w:sz w:val="22"/>
-          <w:szCs w:val="22"/>
-        </w:rPr>
-        <w:t xml:space="preserve"> = $1</w:t>
-      </w:r>
-    </w:p>
-    <w:p>
-      <w:pPr>
-        <w:rPr>
-          <w:rFonts w:ascii="Courier New" w:hAnsi="Courier New" w:cs="Courier New"/>
-          <w:sz w:val="22"/>
-          <w:szCs w:val="22"/>
-        </w:rPr>
-      </w:pPr>
-    </w:p>
-    <w:p>
-      <w:pPr>
-        <w:spacing w:after="0"/>
-        <w:rPr>
-          <w:b/>
-          <w:bCs/>
-        </w:rPr>
-      </w:pPr>
-      <w:proofErr w:type="spellStart"/>
-      <w:r>
-        <w:rPr>
-          <w:b/>
-          <w:bCs/>
-        </w:rPr>
-        <w:t>getSubmissionsForUser</w:t>
-      </w:r>
-      <w:proofErr w:type="spellEnd"/>
-      <w:r>
-        <w:rPr>
-          <w:b/>
-          <w:bCs/>
-        </w:rPr>
-        <w:t xml:space="preserve"> SQL Statement</w:t>
-      </w:r>
-    </w:p>
-    <w:p>
-      <w:pPr>
-        <w:spacing w:after="0"/>
-        <w:rPr>
-          <w:rFonts w:ascii="Courier New" w:hAnsi="Courier New" w:cs="Courier New"/>
-          <w:sz w:val="22"/>
-          <w:szCs w:val="22"/>
-        </w:rPr>
-      </w:pPr>
-      <w:r>
-        <w:rPr>
-          <w:rFonts w:ascii="Courier New" w:hAnsi="Courier New" w:cs="Courier New"/>
-          <w:sz w:val="22"/>
-          <w:szCs w:val="22"/>
-        </w:rPr>
-        <w:t xml:space="preserve">SELECT * FROM submission </w:t>
-      </w:r>
-    </w:p>
-    <w:p>
-      <w:pPr>
-        <w:spacing w:after="0"/>
-        <w:rPr>
-          <w:rFonts w:ascii="Courier New" w:hAnsi="Courier New" w:cs="Courier New"/>
-          <w:sz w:val="22"/>
-          <w:szCs w:val="22"/>
-        </w:rPr>
-      </w:pPr>
-      <w:r>
-        <w:rPr>
-          <w:rFonts w:ascii="Courier New" w:hAnsi="Courier New" w:cs="Courier New"/>
-          <w:sz w:val="22"/>
-          <w:szCs w:val="22"/>
-        </w:rPr>
-        <w:t xml:space="preserve">    </w:t>
-      </w:r>
-      <w:r>
-        <w:rPr>
-          <w:rFonts w:ascii="Courier New" w:hAnsi="Courier New" w:cs="Courier New"/>
-          <w:sz w:val="22"/>
-          <w:szCs w:val="22"/>
-        </w:rPr>
-        <w:t xml:space="preserve">WHERE </w:t>
-      </w:r>
-      <w:proofErr w:type="spellStart"/>
-      <w:r>
-        <w:rPr>
-          <w:rFonts w:ascii="Courier New" w:hAnsi="Courier New" w:cs="Courier New"/>
-          <w:sz w:val="22"/>
-          <w:szCs w:val="22"/>
-        </w:rPr>
-        <w:t>user_id</w:t>
-      </w:r>
-      <w:proofErr w:type="spellEnd"/>
-      <w:r>
-        <w:rPr>
-          <w:rFonts w:ascii="Courier New" w:hAnsi="Courier New" w:cs="Courier New"/>
-          <w:sz w:val="22"/>
-          <w:szCs w:val="22"/>
-        </w:rPr>
-        <w:t xml:space="preserve"> = $1 </w:t>
-      </w:r>
-    </w:p>
-    <w:p>
-      <w:pPr>
-        <w:rPr>
-          <w:rFonts w:ascii="Courier New" w:hAnsi="Courier New" w:cs="Courier New"/>
-          <w:sz w:val="22"/>
-          <w:szCs w:val="22"/>
-        </w:rPr>
-      </w:pPr>
-      <w:r>
-        <w:rPr>
-          <w:rFonts w:ascii="Courier New" w:hAnsi="Courier New" w:cs="Courier New"/>
-          <w:sz w:val="22"/>
-          <w:szCs w:val="22"/>
-        </w:rPr>
-        <w:t xml:space="preserve">    </w:t>
-      </w:r>
-      <w:r>
-        <w:rPr>
-          <w:rFonts w:ascii="Courier New" w:hAnsi="Courier New" w:cs="Courier New"/>
-          <w:sz w:val="22"/>
-          <w:szCs w:val="22"/>
-        </w:rPr>
-        <w:t xml:space="preserve">ORDER BY </w:t>
-      </w:r>
-      <w:proofErr w:type="spellStart"/>
-      <w:r>
-        <w:rPr>
-          <w:rFonts w:ascii="Courier New" w:hAnsi="Courier New" w:cs="Courier New"/>
-          <w:sz w:val="22"/>
-          <w:szCs w:val="22"/>
-        </w:rPr>
-        <w:t>submitted_at</w:t>
-      </w:r>
-      <w:proofErr w:type="spellEnd"/>
-      <w:r>
-        <w:rPr>
-          <w:rFonts w:ascii="Courier New" w:hAnsi="Courier New" w:cs="Courier New"/>
-          <w:sz w:val="22"/>
-          <w:szCs w:val="22"/>
-        </w:rPr>
-        <w:t xml:space="preserve"> DESC</w:t>
-      </w:r>
-    </w:p>
-    <w:p>
-      <w:pPr>
-        <w:rPr>
-          <w:rFonts w:ascii="Courier New" w:hAnsi="Courier New" w:cs="Courier New"/>
-          <w:sz w:val="22"/>
-          <w:szCs w:val="22"/>
-        </w:rPr>
-      </w:pPr>
-    </w:p>
-    <w:p>
-      <w:pPr>
-        <w:rPr>
-          <w:b/>
-          <w:bCs/>
-        </w:rPr>
-      </w:pPr>
-      <w:proofErr w:type="spellStart"/>
-      <w:r>
-        <w:rPr>
-          <w:b/>
-          <w:bCs/>
-        </w:rPr>
-        <w:t>getProblemsByIds</w:t>
-      </w:r>
-      <w:proofErr w:type="spellEnd"/>
-      <w:r>
-        <w:rPr>
-          <w:b/>
-          <w:bCs/>
-        </w:rPr>
-        <w:t xml:space="preserve"> SQL Statement</w:t>
-      </w:r>
-    </w:p>
-    <w:p>
-      <w:pPr>
-        <w:rPr>
-          <w:rFonts w:ascii="Courier New" w:hAnsi="Courier New" w:cs="Courier New"/>
-          <w:sz w:val="22"/>
-          <w:szCs w:val="22"/>
-        </w:rPr>
-      </w:pPr>
-      <w:r>
-        <w:rPr>
-          <w:rFonts w:ascii="Courier New" w:hAnsi="Courier New" w:cs="Courier New"/>
-          <w:sz w:val="22"/>
-          <w:szCs w:val="22"/>
-        </w:rPr>
-        <w:t xml:space="preserve">SELECT * FROM problem WHERE </w:t>
-      </w:r>
-      <w:proofErr w:type="spellStart"/>
-      <w:r>
-        <w:rPr>
-          <w:rFonts w:ascii="Courier New" w:hAnsi="Courier New" w:cs="Courier New"/>
-          <w:sz w:val="22"/>
-          <w:szCs w:val="22"/>
-        </w:rPr>
-        <w:t>problem_id</w:t>
-      </w:r>
-      <w:proofErr w:type="spellEnd"/>
-      <w:r>
-        <w:rPr>
-          <w:rFonts w:ascii="Courier New" w:hAnsi="Courier New" w:cs="Courier New"/>
-          <w:sz w:val="22"/>
-          <w:szCs w:val="22"/>
-        </w:rPr>
-        <w:t>=ANY($</w:t>
-      </w:r>
-      <w:proofErr w:type="gramStart"/>
-      <w:r>
-        <w:rPr>
-          <w:rFonts w:ascii="Courier New" w:hAnsi="Courier New" w:cs="Courier New"/>
-          <w:sz w:val="22"/>
-          <w:szCs w:val="22"/>
-        </w:rPr>
-        <w:t>1::int[</w:t>
-      </w:r>
-      <w:proofErr w:type="gramEnd"/>
-      <w:r>
-        <w:rPr>
-          <w:rFonts w:ascii="Courier New" w:hAnsi="Courier New" w:cs="Courier New"/>
-          <w:sz w:val="22"/>
-          <w:szCs w:val="22"/>
-        </w:rPr>
-        <w:t>])</w:t>
-      </w:r>
-    </w:p>
-    <w:p>
-      <w:pPr>
-        <w:rPr>
-          <w:rFonts w:ascii="Courier New" w:hAnsi="Courier New" w:cs="Courier New"/>
-          <w:sz w:val="22"/>
-          <w:szCs w:val="22"/>
-        </w:rPr>
-      </w:pPr>
-    </w:p>
-    <w:p>
-      <w:pPr>
-        <w:pStyle w:val="Heading3"/>
-      </w:pPr>
-      <w:r>
-        <w:t>View Leaderboard</w:t>
-      </w:r>
-    </w:p>
-    <w:p>
-      <w:pPr>
-        <w:rPr>
-          <w:b/>
-          <w:bCs/>
-        </w:rPr>
-      </w:pPr>
-      <w:proofErr w:type="spellStart"/>
-      <w:r>
-        <w:rPr>
-          <w:b/>
-          <w:bCs/>
-        </w:rPr>
-        <w:t>updateUserPoints</w:t>
-      </w:r>
-      <w:proofErr w:type="spellEnd"/>
-      <w:r>
-        <w:rPr>
-          <w:b/>
-          <w:bCs/>
-        </w:rPr>
-        <w:t xml:space="preserve"> SQL Statement</w:t>
-      </w:r>
-    </w:p>
-    <w:p>
-      <w:pPr>
-        <w:rPr>
-          <w:rFonts w:ascii="Courier New" w:hAnsi="Courier New" w:cs="Courier New"/>
-          <w:sz w:val="22"/>
-          <w:szCs w:val="22"/>
-        </w:rPr>
-      </w:pPr>
-      <w:r>
-        <w:rPr>
-          <w:rFonts w:ascii="Courier New" w:hAnsi="Courier New" w:cs="Courier New"/>
-          <w:sz w:val="22"/>
-          <w:szCs w:val="22"/>
-        </w:rPr>
-        <w:t xml:space="preserve">UPDATE users SET </w:t>
-      </w:r>
-      <w:proofErr w:type="spellStart"/>
-      <w:r>
-        <w:rPr>
-          <w:rFonts w:ascii="Courier New" w:hAnsi="Courier New" w:cs="Courier New"/>
-          <w:sz w:val="22"/>
-          <w:szCs w:val="22"/>
-        </w:rPr>
-        <w:t>total_points</w:t>
-      </w:r>
-      <w:proofErr w:type="spellEnd"/>
-      <w:r>
-        <w:rPr>
-          <w:rFonts w:ascii="Courier New" w:hAnsi="Courier New" w:cs="Courier New"/>
-          <w:sz w:val="22"/>
-          <w:szCs w:val="22"/>
-        </w:rPr>
-        <w:t xml:space="preserve"> = </w:t>
-      </w:r>
-      <w:proofErr w:type="spellStart"/>
-      <w:r>
-        <w:rPr>
-          <w:rFonts w:ascii="Courier New" w:hAnsi="Courier New" w:cs="Courier New"/>
-          <w:sz w:val="22"/>
-          <w:szCs w:val="22"/>
-        </w:rPr>
-        <w:t>total_points</w:t>
-      </w:r>
-      <w:proofErr w:type="spellEnd"/>
-      <w:r>
-        <w:rPr>
-          <w:rFonts w:ascii="Courier New" w:hAnsi="Courier New" w:cs="Courier New"/>
-          <w:sz w:val="22"/>
-          <w:szCs w:val="22"/>
-        </w:rPr>
-        <w:t xml:space="preserve"> + $1</w:t>
-      </w:r>
-    </w:p>
-    <w:p>
-      <w:pPr>
-        <w:rPr>
-          <w:rFonts w:ascii="Courier New" w:hAnsi="Courier New" w:cs="Courier New"/>
-          <w:sz w:val="22"/>
-          <w:szCs w:val="22"/>
-        </w:rPr>
-      </w:pPr>
-      <w:r>
-        <w:rPr>
-          <w:rFonts w:ascii="Courier New" w:hAnsi="Courier New" w:cs="Courier New"/>
-          <w:sz w:val="22"/>
-          <w:szCs w:val="22"/>
-        </w:rPr>
-        <w:t xml:space="preserve">    </w:t>
-      </w:r>
-      <w:r>
-        <w:rPr>
-          <w:rFonts w:ascii="Courier New" w:hAnsi="Courier New" w:cs="Courier New"/>
-          <w:sz w:val="22"/>
-          <w:szCs w:val="22"/>
-        </w:rPr>
-        <w:t xml:space="preserve">WHERE </w:t>
-      </w:r>
-      <w:proofErr w:type="spellStart"/>
-      <w:r>
-        <w:rPr>
-          <w:rFonts w:ascii="Courier New" w:hAnsi="Courier New" w:cs="Courier New"/>
-          <w:sz w:val="22"/>
-          <w:szCs w:val="22"/>
-        </w:rPr>
-        <w:t>user_id</w:t>
-      </w:r>
-      <w:proofErr w:type="spellEnd"/>
-      <w:r>
-        <w:rPr>
-          <w:rFonts w:ascii="Courier New" w:hAnsi="Courier New" w:cs="Courier New"/>
-          <w:sz w:val="22"/>
-          <w:szCs w:val="22"/>
-        </w:rPr>
-        <w:t xml:space="preserve"> = $2</w:t>
-      </w:r>
-    </w:p>
-    <w:p>
-      <w:pPr>
-        <w:rPr>
-          <w:rFonts w:ascii="Courier New" w:hAnsi="Courier New" w:cs="Courier New"/>
-          <w:sz w:val="22"/>
-          <w:szCs w:val="22"/>
-        </w:rPr>
-      </w:pPr>
-    </w:p>
-    <w:p>
-      <w:pPr>
-        <w:rPr>
-          <w:rFonts w:cs="Courier New"/>
-          <w:b/>
-          <w:bCs/>
-        </w:rPr>
-      </w:pPr>
-      <w:proofErr w:type="spellStart"/>
-      <w:r>
-        <w:rPr>
-          <w:rFonts w:cs="Courier New"/>
-          <w:b/>
-          <w:bCs/>
-        </w:rPr>
-        <w:t>getStreakData</w:t>
-      </w:r>
-      <w:proofErr w:type="spellEnd"/>
-      <w:r>
-        <w:rPr>
-          <w:rFonts w:cs="Courier New"/>
-          <w:b/>
-          <w:bCs/>
-        </w:rPr>
-        <w:t xml:space="preserve"> SQL Statement</w:t>
-      </w:r>
-    </w:p>
-    <w:p>
-      <w:pPr>
-        <w:spacing w:after="0"/>
-        <w:rPr>
-          <w:rFonts w:ascii="Courier New" w:hAnsi="Courier New" w:cs="Courier New"/>
-          <w:sz w:val="22"/>
-          <w:szCs w:val="22"/>
-        </w:rPr>
-      </w:pPr>
-      <w:r>
-        <w:rPr>
-          <w:rFonts w:ascii="Courier New" w:hAnsi="Courier New" w:cs="Courier New"/>
-          <w:sz w:val="22"/>
-          <w:szCs w:val="22"/>
-        </w:rPr>
-        <w:t xml:space="preserve">SELECT </w:t>
-      </w:r>
-      <w:proofErr w:type="spellStart"/>
-      <w:r>
-        <w:rPr>
-          <w:rFonts w:ascii="Courier New" w:hAnsi="Courier New" w:cs="Courier New"/>
-          <w:sz w:val="22"/>
-          <w:szCs w:val="22"/>
-        </w:rPr>
-        <w:t>last_solved_date</w:t>
-      </w:r>
-      <w:proofErr w:type="spellEnd"/>
-      <w:r>
-        <w:rPr>
-          <w:rFonts w:ascii="Courier New" w:hAnsi="Courier New" w:cs="Courier New"/>
-          <w:sz w:val="22"/>
-          <w:szCs w:val="22"/>
-        </w:rPr>
-        <w:t xml:space="preserve">, </w:t>
-      </w:r>
-      <w:proofErr w:type="spellStart"/>
-      <w:r>
-        <w:rPr>
-          <w:rFonts w:ascii="Courier New" w:hAnsi="Courier New" w:cs="Courier New"/>
-          <w:sz w:val="22"/>
-          <w:szCs w:val="22"/>
-        </w:rPr>
-        <w:t>current_streak</w:t>
-      </w:r>
-      <w:proofErr w:type="spellEnd"/>
-      <w:r>
-        <w:rPr>
-          <w:rFonts w:ascii="Courier New" w:hAnsi="Courier New" w:cs="Courier New"/>
-          <w:sz w:val="22"/>
-          <w:szCs w:val="22"/>
-        </w:rPr>
-        <w:t xml:space="preserve">, </w:t>
-      </w:r>
-      <w:proofErr w:type="spellStart"/>
-      <w:r>
-        <w:rPr>
-          <w:rFonts w:ascii="Courier New" w:hAnsi="Courier New" w:cs="Courier New"/>
-          <w:sz w:val="22"/>
-          <w:szCs w:val="22"/>
-        </w:rPr>
-        <w:t>longest_streak</w:t>
-      </w:r>
-      <w:proofErr w:type="spellEnd"/>
-    </w:p>
-    <w:p>
-      <w:pPr>
-        <w:spacing w:after="0"/>
-        <w:rPr>
-          <w:rFonts w:ascii="Courier New" w:hAnsi="Courier New" w:cs="Courier New"/>
-          <w:sz w:val="22"/>
-          <w:szCs w:val="22"/>
-        </w:rPr>
-      </w:pPr>
-      <w:r>
-        <w:rPr>
-          <w:rFonts w:ascii="Courier New" w:hAnsi="Courier New" w:cs="Courier New"/>
-          <w:sz w:val="22"/>
-          <w:szCs w:val="22"/>
-        </w:rPr>
-        <w:t>    FROM users</w:t>
-      </w:r>
-    </w:p>
-    <w:p>
-      <w:pPr>
-        <w:rPr>
-          <w:rFonts w:ascii="Courier New" w:hAnsi="Courier New" w:cs="Courier New"/>
-          <w:sz w:val="22"/>
-          <w:szCs w:val="22"/>
-        </w:rPr>
-      </w:pPr>
-      <w:r>
-        <w:rPr>
-          <w:rFonts w:ascii="Courier New" w:hAnsi="Courier New" w:cs="Courier New"/>
-          <w:sz w:val="22"/>
-          <w:szCs w:val="22"/>
-        </w:rPr>
-        <w:t xml:space="preserve">    WHERE </w:t>
-      </w:r>
-      <w:proofErr w:type="spellStart"/>
-      <w:r>
-        <w:rPr>
-          <w:rFonts w:ascii="Courier New" w:hAnsi="Courier New" w:cs="Courier New"/>
-          <w:sz w:val="22"/>
-          <w:szCs w:val="22"/>
-        </w:rPr>
-        <w:t>user_id</w:t>
-      </w:r>
-      <w:proofErr w:type="spellEnd"/>
-      <w:r>
-        <w:rPr>
-          <w:rFonts w:ascii="Courier New" w:hAnsi="Courier New" w:cs="Courier New"/>
-          <w:sz w:val="22"/>
-          <w:szCs w:val="22"/>
-        </w:rPr>
-        <w:t xml:space="preserve"> = $1</w:t>
-      </w:r>
-    </w:p>
-    <w:p>
-      <w:pPr>
-        <w:rPr>
-          <w:rFonts w:ascii="Courier New" w:hAnsi="Courier New" w:cs="Courier New"/>
-          <w:sz w:val="22"/>
-          <w:szCs w:val="22"/>
-        </w:rPr>
-      </w:pPr>
-    </w:p>
-    <w:p>
-      <w:pPr>
-        <w:rPr>
-          <w:rFonts w:cs="Courier New"/>
-          <w:b/>
-          <w:bCs/>
-        </w:rPr>
-      </w:pPr>
-      <w:proofErr w:type="spellStart"/>
-      <w:r>
-        <w:rPr>
-          <w:rFonts w:cs="Courier New"/>
-          <w:b/>
-          <w:bCs/>
-        </w:rPr>
-        <w:t>updateStreak</w:t>
-      </w:r>
-      <w:proofErr w:type="spellEnd"/>
-      <w:r>
-        <w:rPr>
-          <w:rFonts w:cs="Courier New"/>
-          <w:b/>
-          <w:bCs/>
-        </w:rPr>
-        <w:t xml:space="preserve"> SQL Statement</w:t>
-      </w:r>
-    </w:p>
-    <w:p>
-      <w:pPr>
-        <w:spacing w:after="0"/>
-        <w:rPr>
-          <w:rFonts w:ascii="Courier New" w:hAnsi="Courier New" w:cs="Courier New"/>
-          <w:sz w:val="22"/>
-          <w:szCs w:val="22"/>
-        </w:rPr>
-      </w:pPr>
-      <w:r>
-        <w:rPr>
-          <w:rFonts w:ascii="Courier New" w:hAnsi="Courier New" w:cs="Courier New"/>
-          <w:sz w:val="22"/>
-          <w:szCs w:val="22"/>
-        </w:rPr>
-        <w:t xml:space="preserve">UPDATE users </w:t>
-      </w:r>
-    </w:p>
-    <w:p>
-      <w:pPr>
-        <w:spacing w:after="0"/>
-        <w:rPr>
-          <w:rFonts w:ascii="Courier New" w:hAnsi="Courier New" w:cs="Courier New"/>
-          <w:sz w:val="22"/>
-          <w:szCs w:val="22"/>
-        </w:rPr>
-      </w:pPr>
-      <w:r>
-        <w:rPr>
-          <w:rFonts w:ascii="Courier New" w:hAnsi="Courier New" w:cs="Courier New"/>
-          <w:sz w:val="22"/>
-          <w:szCs w:val="22"/>
-        </w:rPr>
-        <w:t xml:space="preserve">SET </w:t>
-      </w:r>
-      <w:proofErr w:type="spellStart"/>
-      <w:r>
-        <w:rPr>
-          <w:rFonts w:ascii="Courier New" w:hAnsi="Courier New" w:cs="Courier New"/>
-          <w:sz w:val="22"/>
-          <w:szCs w:val="22"/>
-        </w:rPr>
-        <w:t>current_streak</w:t>
-      </w:r>
-      <w:proofErr w:type="spellEnd"/>
-      <w:r>
-        <w:rPr>
-          <w:rFonts w:ascii="Courier New" w:hAnsi="Courier New" w:cs="Courier New"/>
-          <w:sz w:val="22"/>
-          <w:szCs w:val="22"/>
-        </w:rPr>
-        <w:t>=$1,</w:t>
-      </w:r>
-      <w:r>
-        <w:rPr>
-          <w:rFonts w:ascii="Courier New" w:hAnsi="Courier New" w:cs="Courier New"/>
-          <w:sz w:val="22"/>
-          <w:szCs w:val="22"/>
-        </w:rPr>
-        <w:t xml:space="preserve"> </w:t>
-      </w:r>
-    </w:p>
-    <w:p>
-      <w:pPr>
-        <w:spacing w:after="0"/>
-        <w:rPr>
-          <w:rFonts w:ascii="Courier New" w:hAnsi="Courier New" w:cs="Courier New"/>
-          <w:sz w:val="22"/>
-          <w:szCs w:val="22"/>
-        </w:rPr>
-      </w:pPr>
-      <w:r>
-        <w:rPr>
-          <w:rFonts w:ascii="Courier New" w:hAnsi="Courier New" w:cs="Courier New"/>
-          <w:sz w:val="22"/>
-          <w:szCs w:val="22"/>
-        </w:rPr>
         <w:t xml:space="preserve">    </w:t>
       </w:r>
       <w:proofErr w:type="spellStart"/>
@@ -17733,30 +18333,662 @@
       </w:pPr>
     </w:p>
     <w:p>
-      <w:r>
-        <w:br w:type="page"/>
-      </w:r>
-    </w:p>
+      <w:pPr>
+        <w:rPr>
+          <w:rFonts w:cs="Courier New"/>
+          <w:b/>
+          <w:bCs/>
+        </w:rPr>
+      </w:pPr>
+      <w:proofErr w:type="spellStart"/>
+      <w:r>
+        <w:rPr>
+          <w:rFonts w:cs="Courier New"/>
+          <w:b/>
+          <w:bCs/>
+        </w:rPr>
+        <w:t>fetchLeaderboardEntries</w:t>
+      </w:r>
+      <w:proofErr w:type="spellEnd"/>
+      <w:r>
+        <w:rPr>
+          <w:rFonts w:cs="Courier New"/>
+          <w:b/>
+          <w:bCs/>
+        </w:rPr>
+        <w:t xml:space="preserve"> SQL Statement</w:t>
+      </w:r>
+    </w:p>
+    <w:p>
+      <w:pPr>
+        <w:spacing w:after="0"/>
+        <w:rPr>
+          <w:rFonts w:ascii="Courier New" w:hAnsi="Courier New" w:cs="Courier New"/>
+          <w:sz w:val="22"/>
+          <w:szCs w:val="22"/>
+        </w:rPr>
+      </w:pPr>
+      <w:r>
+        <w:rPr>
+          <w:rFonts w:ascii="Courier New" w:hAnsi="Courier New" w:cs="Courier New"/>
+          <w:sz w:val="22"/>
+          <w:szCs w:val="22"/>
+        </w:rPr>
+        <w:t>SELECT DISTINCT</w:t>
+      </w:r>
+    </w:p>
+    <w:p>
+      <w:pPr>
+        <w:spacing w:after="0"/>
+        <w:rPr>
+          <w:rFonts w:ascii="Courier New" w:hAnsi="Courier New" w:cs="Courier New"/>
+          <w:sz w:val="22"/>
+          <w:szCs w:val="22"/>
+        </w:rPr>
+      </w:pPr>
+      <w:r>
+        <w:rPr>
+          <w:rFonts w:ascii="Courier New" w:hAnsi="Courier New" w:cs="Courier New"/>
+          <w:sz w:val="22"/>
+          <w:szCs w:val="22"/>
+        </w:rPr>
+        <w:t xml:space="preserve">      </w:t>
+      </w:r>
+      <w:proofErr w:type="spellStart"/>
+      <w:r>
+        <w:rPr>
+          <w:rFonts w:ascii="Courier New" w:hAnsi="Courier New" w:cs="Courier New"/>
+          <w:sz w:val="22"/>
+          <w:szCs w:val="22"/>
+        </w:rPr>
+        <w:t>u.user_id</w:t>
+      </w:r>
+      <w:proofErr w:type="spellEnd"/>
+      <w:r>
+        <w:rPr>
+          <w:rFonts w:ascii="Courier New" w:hAnsi="Courier New" w:cs="Courier New"/>
+          <w:sz w:val="22"/>
+          <w:szCs w:val="22"/>
+        </w:rPr>
+        <w:t>,</w:t>
+      </w:r>
+    </w:p>
+    <w:p>
+      <w:pPr>
+        <w:spacing w:after="0"/>
+        <w:rPr>
+          <w:rFonts w:ascii="Courier New" w:hAnsi="Courier New" w:cs="Courier New"/>
+          <w:sz w:val="22"/>
+          <w:szCs w:val="22"/>
+        </w:rPr>
+      </w:pPr>
+      <w:r>
+        <w:rPr>
+          <w:rFonts w:ascii="Courier New" w:hAnsi="Courier New" w:cs="Courier New"/>
+          <w:sz w:val="22"/>
+          <w:szCs w:val="22"/>
+        </w:rPr>
+        <w:t xml:space="preserve">      </w:t>
+      </w:r>
+      <w:proofErr w:type="spellStart"/>
+      <w:r>
+        <w:rPr>
+          <w:rFonts w:ascii="Courier New" w:hAnsi="Courier New" w:cs="Courier New"/>
+          <w:sz w:val="22"/>
+          <w:szCs w:val="22"/>
+        </w:rPr>
+        <w:t>u.user_name</w:t>
+      </w:r>
+      <w:proofErr w:type="spellEnd"/>
+      <w:r>
+        <w:rPr>
+          <w:rFonts w:ascii="Courier New" w:hAnsi="Courier New" w:cs="Courier New"/>
+          <w:sz w:val="22"/>
+          <w:szCs w:val="22"/>
+        </w:rPr>
+        <w:t>,</w:t>
+      </w:r>
+    </w:p>
+    <w:p>
+      <w:pPr>
+        <w:spacing w:after="0"/>
+        <w:rPr>
+          <w:rFonts w:ascii="Courier New" w:hAnsi="Courier New" w:cs="Courier New"/>
+          <w:sz w:val="22"/>
+          <w:szCs w:val="22"/>
+        </w:rPr>
+      </w:pPr>
+      <w:r>
+        <w:rPr>
+          <w:rFonts w:ascii="Courier New" w:hAnsi="Courier New" w:cs="Courier New"/>
+          <w:sz w:val="22"/>
+          <w:szCs w:val="22"/>
+        </w:rPr>
+        <w:t xml:space="preserve">      </w:t>
+      </w:r>
+      <w:proofErr w:type="spellStart"/>
+      <w:proofErr w:type="gramStart"/>
+      <w:r>
+        <w:rPr>
+          <w:rFonts w:ascii="Courier New" w:hAnsi="Courier New" w:cs="Courier New"/>
+          <w:sz w:val="22"/>
+          <w:szCs w:val="22"/>
+        </w:rPr>
+        <w:t>u.total</w:t>
+      </w:r>
+      <w:proofErr w:type="gramEnd"/>
+      <w:r>
+        <w:rPr>
+          <w:rFonts w:ascii="Courier New" w:hAnsi="Courier New" w:cs="Courier New"/>
+          <w:sz w:val="22"/>
+          <w:szCs w:val="22"/>
+        </w:rPr>
+        <w:t>_points</w:t>
+      </w:r>
+      <w:proofErr w:type="spellEnd"/>
+      <w:r>
+        <w:rPr>
+          <w:rFonts w:ascii="Courier New" w:hAnsi="Courier New" w:cs="Courier New"/>
+          <w:sz w:val="22"/>
+          <w:szCs w:val="22"/>
+        </w:rPr>
+        <w:t>,</w:t>
+      </w:r>
+    </w:p>
+    <w:p>
+      <w:pPr>
+        <w:spacing w:after="0"/>
+        <w:rPr>
+          <w:rFonts w:ascii="Courier New" w:hAnsi="Courier New" w:cs="Courier New"/>
+          <w:sz w:val="22"/>
+          <w:szCs w:val="22"/>
+        </w:rPr>
+      </w:pPr>
+      <w:r>
+        <w:rPr>
+          <w:rFonts w:ascii="Courier New" w:hAnsi="Courier New" w:cs="Courier New"/>
+          <w:sz w:val="22"/>
+          <w:szCs w:val="22"/>
+        </w:rPr>
+        <w:t xml:space="preserve">      </w:t>
+      </w:r>
+      <w:proofErr w:type="spellStart"/>
+      <w:proofErr w:type="gramStart"/>
+      <w:r>
+        <w:rPr>
+          <w:rFonts w:ascii="Courier New" w:hAnsi="Courier New" w:cs="Courier New"/>
+          <w:sz w:val="22"/>
+          <w:szCs w:val="22"/>
+        </w:rPr>
+        <w:t>u.current</w:t>
+      </w:r>
+      <w:proofErr w:type="gramEnd"/>
+      <w:r>
+        <w:rPr>
+          <w:rFonts w:ascii="Courier New" w:hAnsi="Courier New" w:cs="Courier New"/>
+          <w:sz w:val="22"/>
+          <w:szCs w:val="22"/>
+        </w:rPr>
+        <w:t>_streak</w:t>
+      </w:r>
+      <w:proofErr w:type="spellEnd"/>
+      <w:r>
+        <w:rPr>
+          <w:rFonts w:ascii="Courier New" w:hAnsi="Courier New" w:cs="Courier New"/>
+          <w:sz w:val="22"/>
+          <w:szCs w:val="22"/>
+        </w:rPr>
+        <w:t>,</w:t>
+      </w:r>
+    </w:p>
+    <w:p>
+      <w:pPr>
+        <w:spacing w:after="0"/>
+        <w:rPr>
+          <w:rFonts w:ascii="Courier New" w:hAnsi="Courier New" w:cs="Courier New"/>
+          <w:sz w:val="22"/>
+          <w:szCs w:val="22"/>
+        </w:rPr>
+      </w:pPr>
+      <w:r>
+        <w:rPr>
+          <w:rFonts w:ascii="Courier New" w:hAnsi="Courier New" w:cs="Courier New"/>
+          <w:sz w:val="22"/>
+          <w:szCs w:val="22"/>
+        </w:rPr>
+        <w:t xml:space="preserve">      </w:t>
+      </w:r>
+      <w:proofErr w:type="spellStart"/>
+      <w:proofErr w:type="gramStart"/>
+      <w:r>
+        <w:rPr>
+          <w:rFonts w:ascii="Courier New" w:hAnsi="Courier New" w:cs="Courier New"/>
+          <w:sz w:val="22"/>
+          <w:szCs w:val="22"/>
+        </w:rPr>
+        <w:t>u.longest</w:t>
+      </w:r>
+      <w:proofErr w:type="gramEnd"/>
+      <w:r>
+        <w:rPr>
+          <w:rFonts w:ascii="Courier New" w:hAnsi="Courier New" w:cs="Courier New"/>
+          <w:sz w:val="22"/>
+          <w:szCs w:val="22"/>
+        </w:rPr>
+        <w:t>_streak</w:t>
+      </w:r>
+      <w:proofErr w:type="spellEnd"/>
+    </w:p>
+    <w:p>
+      <w:pPr>
+        <w:spacing w:after="0"/>
+        <w:rPr>
+          <w:rFonts w:ascii="Courier New" w:hAnsi="Courier New" w:cs="Courier New"/>
+          <w:sz w:val="22"/>
+          <w:szCs w:val="22"/>
+        </w:rPr>
+      </w:pPr>
+      <w:r>
+        <w:rPr>
+          <w:rFonts w:ascii="Courier New" w:hAnsi="Courier New" w:cs="Courier New"/>
+          <w:sz w:val="22"/>
+          <w:szCs w:val="22"/>
+        </w:rPr>
+        <w:t>    FROM users u</w:t>
+      </w:r>
+    </w:p>
+    <w:p>
+      <w:pPr>
+        <w:spacing w:after="0"/>
+        <w:rPr>
+          <w:rFonts w:ascii="Courier New" w:hAnsi="Courier New" w:cs="Courier New"/>
+          <w:sz w:val="22"/>
+          <w:szCs w:val="22"/>
+        </w:rPr>
+      </w:pPr>
+      <w:r>
+        <w:rPr>
+          <w:rFonts w:ascii="Courier New" w:hAnsi="Courier New" w:cs="Courier New"/>
+          <w:sz w:val="22"/>
+          <w:szCs w:val="22"/>
+        </w:rPr>
+        <w:t xml:space="preserve">    INNER JOIN submission s </w:t>
+      </w:r>
+    </w:p>
+    <w:p>
+      <w:pPr>
+        <w:spacing w:after="0"/>
+        <w:rPr>
+          <w:rFonts w:ascii="Courier New" w:hAnsi="Courier New" w:cs="Courier New"/>
+          <w:sz w:val="22"/>
+          <w:szCs w:val="22"/>
+        </w:rPr>
+      </w:pPr>
+      <w:r>
+        <w:rPr>
+          <w:rFonts w:ascii="Courier New" w:hAnsi="Courier New" w:cs="Courier New"/>
+          <w:sz w:val="22"/>
+          <w:szCs w:val="22"/>
+        </w:rPr>
+        <w:t xml:space="preserve">      ON </w:t>
+      </w:r>
+      <w:proofErr w:type="spellStart"/>
+      <w:r>
+        <w:rPr>
+          <w:rFonts w:ascii="Courier New" w:hAnsi="Courier New" w:cs="Courier New"/>
+          <w:sz w:val="22"/>
+          <w:szCs w:val="22"/>
+        </w:rPr>
+        <w:t>u.user_id</w:t>
+      </w:r>
+      <w:proofErr w:type="spellEnd"/>
+      <w:r>
+        <w:rPr>
+          <w:rFonts w:ascii="Courier New" w:hAnsi="Courier New" w:cs="Courier New"/>
+          <w:sz w:val="22"/>
+          <w:szCs w:val="22"/>
+        </w:rPr>
+        <w:t xml:space="preserve"> = </w:t>
+      </w:r>
+      <w:proofErr w:type="spellStart"/>
+      <w:r>
+        <w:rPr>
+          <w:rFonts w:ascii="Courier New" w:hAnsi="Courier New" w:cs="Courier New"/>
+          <w:sz w:val="22"/>
+          <w:szCs w:val="22"/>
+        </w:rPr>
+        <w:t>s.user_id</w:t>
+      </w:r>
+      <w:proofErr w:type="spellEnd"/>
+    </w:p>
+    <w:p>
+      <w:pPr>
+        <w:spacing w:after="0"/>
+        <w:rPr>
+          <w:rFonts w:ascii="Courier New" w:hAnsi="Courier New" w:cs="Courier New"/>
+          <w:sz w:val="22"/>
+          <w:szCs w:val="22"/>
+        </w:rPr>
+      </w:pPr>
+      <w:r>
+        <w:rPr>
+          <w:rFonts w:ascii="Courier New" w:hAnsi="Courier New" w:cs="Courier New"/>
+          <w:sz w:val="22"/>
+          <w:szCs w:val="22"/>
+        </w:rPr>
+        <w:t xml:space="preserve">    INNER JOIN </w:t>
+      </w:r>
+      <w:proofErr w:type="spellStart"/>
+      <w:r>
+        <w:rPr>
+          <w:rFonts w:ascii="Courier New" w:hAnsi="Courier New" w:cs="Courier New"/>
+          <w:sz w:val="22"/>
+          <w:szCs w:val="22"/>
+        </w:rPr>
+        <w:t>course_problem</w:t>
+      </w:r>
+      <w:proofErr w:type="spellEnd"/>
+      <w:r>
+        <w:rPr>
+          <w:rFonts w:ascii="Courier New" w:hAnsi="Courier New" w:cs="Courier New"/>
+          <w:sz w:val="22"/>
+          <w:szCs w:val="22"/>
+        </w:rPr>
+        <w:t xml:space="preserve"> cp</w:t>
+      </w:r>
+    </w:p>
+    <w:p>
+      <w:pPr>
+        <w:spacing w:after="0"/>
+        <w:rPr>
+          <w:rFonts w:ascii="Courier New" w:hAnsi="Courier New" w:cs="Courier New"/>
+          <w:sz w:val="22"/>
+          <w:szCs w:val="22"/>
+        </w:rPr>
+      </w:pPr>
+      <w:r>
+        <w:rPr>
+          <w:rFonts w:ascii="Courier New" w:hAnsi="Courier New" w:cs="Courier New"/>
+          <w:sz w:val="22"/>
+          <w:szCs w:val="22"/>
+        </w:rPr>
+        <w:t xml:space="preserve">      ON </w:t>
+      </w:r>
+      <w:proofErr w:type="spellStart"/>
+      <w:proofErr w:type="gramStart"/>
+      <w:r>
+        <w:rPr>
+          <w:rFonts w:ascii="Courier New" w:hAnsi="Courier New" w:cs="Courier New"/>
+          <w:sz w:val="22"/>
+          <w:szCs w:val="22"/>
+        </w:rPr>
+        <w:t>s.problem</w:t>
+      </w:r>
+      <w:proofErr w:type="gramEnd"/>
+      <w:r>
+        <w:rPr>
+          <w:rFonts w:ascii="Courier New" w:hAnsi="Courier New" w:cs="Courier New"/>
+          <w:sz w:val="22"/>
+          <w:szCs w:val="22"/>
+        </w:rPr>
+        <w:t>_id</w:t>
+      </w:r>
+      <w:proofErr w:type="spellEnd"/>
+      <w:r>
+        <w:rPr>
+          <w:rFonts w:ascii="Courier New" w:hAnsi="Courier New" w:cs="Courier New"/>
+          <w:sz w:val="22"/>
+          <w:szCs w:val="22"/>
+        </w:rPr>
+        <w:t xml:space="preserve"> = </w:t>
+      </w:r>
+      <w:proofErr w:type="spellStart"/>
+      <w:proofErr w:type="gramStart"/>
+      <w:r>
+        <w:rPr>
+          <w:rFonts w:ascii="Courier New" w:hAnsi="Courier New" w:cs="Courier New"/>
+          <w:sz w:val="22"/>
+          <w:szCs w:val="22"/>
+        </w:rPr>
+        <w:t>cp.problem</w:t>
+      </w:r>
+      <w:proofErr w:type="gramEnd"/>
+      <w:r>
+        <w:rPr>
+          <w:rFonts w:ascii="Courier New" w:hAnsi="Courier New" w:cs="Courier New"/>
+          <w:sz w:val="22"/>
+          <w:szCs w:val="22"/>
+        </w:rPr>
+        <w:t>_id</w:t>
+      </w:r>
+      <w:proofErr w:type="spellEnd"/>
+    </w:p>
+    <w:p>
+      <w:pPr>
+        <w:rPr>
+          <w:rFonts w:ascii="Courier New" w:hAnsi="Courier New" w:cs="Courier New"/>
+          <w:sz w:val="22"/>
+          <w:szCs w:val="22"/>
+        </w:rPr>
+      </w:pPr>
+      <w:r>
+        <w:rPr>
+          <w:rFonts w:ascii="Courier New" w:hAnsi="Courier New" w:cs="Courier New"/>
+          <w:sz w:val="22"/>
+          <w:szCs w:val="22"/>
+        </w:rPr>
+        <w:t xml:space="preserve">    WHERE </w:t>
+      </w:r>
+      <w:proofErr w:type="spellStart"/>
+      <w:proofErr w:type="gramStart"/>
+      <w:r>
+        <w:rPr>
+          <w:rFonts w:ascii="Courier New" w:hAnsi="Courier New" w:cs="Courier New"/>
+          <w:sz w:val="22"/>
+          <w:szCs w:val="22"/>
+        </w:rPr>
+        <w:t>cp.course</w:t>
+      </w:r>
+      <w:proofErr w:type="gramEnd"/>
+      <w:r>
+        <w:rPr>
+          <w:rFonts w:ascii="Courier New" w:hAnsi="Courier New" w:cs="Courier New"/>
+          <w:sz w:val="22"/>
+          <w:szCs w:val="22"/>
+        </w:rPr>
+        <w:t>_id</w:t>
+      </w:r>
+      <w:proofErr w:type="spellEnd"/>
+      <w:r>
+        <w:rPr>
+          <w:rFonts w:ascii="Courier New" w:hAnsi="Courier New" w:cs="Courier New"/>
+          <w:sz w:val="22"/>
+          <w:szCs w:val="22"/>
+        </w:rPr>
+        <w:t xml:space="preserve"> = $1</w:t>
+      </w:r>
+    </w:p>
+    <w:p>
+      <w:pPr>
+        <w:rPr>
+          <w:rFonts w:ascii="Courier New" w:hAnsi="Courier New" w:cs="Courier New"/>
+          <w:sz w:val="22"/>
+          <w:szCs w:val="22"/>
+        </w:rPr>
+      </w:pPr>
+    </w:p>
+    <w:p>
+      <w:pPr>
+        <w:rPr>
+          <w:rFonts w:cs="Courier New"/>
+        </w:rPr>
+      </w:pPr>
+      <w:r>
+        <w:rPr>
+          <w:rFonts w:ascii="Courier New" w:hAnsi="Courier New" w:cs="Courier New"/>
+          <w:sz w:val="22"/>
+          <w:szCs w:val="22"/>
+        </w:rPr>
+        <w:t xml:space="preserve">$1 </w:t>
+      </w:r>
+      <w:r>
+        <w:rPr>
+          <w:rFonts w:cs="Courier New"/>
+        </w:rPr>
+        <w:t xml:space="preserve">defines how the data what data will be displayed in the leaderboard and in what way (see figure 16). </w:t>
+      </w:r>
+    </w:p>
+    <w:p>
+      <w:pPr>
+        <w:spacing w:after="0"/>
+        <w:jc w:val="center"/>
+        <w:rPr>
+          <w:rFonts w:ascii="Courier New" w:hAnsi="Courier New" w:cs="Courier New"/>
+          <w:sz w:val="22"/>
+          <w:szCs w:val="22"/>
+        </w:rPr>
+      </w:pPr>
+      <w:r>
+        <w:rPr>
+          <w:rFonts w:ascii="Courier New" w:hAnsi="Courier New" w:cs="Courier New"/>
+          <w:sz w:val="22"/>
+          <w:szCs w:val="22"/>
+        </w:rPr>
+        <w:drawing>
+          <wp:inline distT="0" distB="0" distL="0" distR="0" wp14:anchorId="06B6451F" wp14:editId="19866A0A">
+            <wp:extent cx="5654530" cy="3238781"/>
+            <wp:effectExtent l="0" t="0" r="3810" b="0"/>
+            <wp:docPr id="1034084940" name="Picture 1"/>
+            <wp:cNvGraphicFramePr>
+              <a:graphicFrameLocks xmlns:a="http://schemas.openxmlformats.org/drawingml/2006/main" noChangeAspect="1"/>
+            </wp:cNvGraphicFramePr>
+            <a:graphic xmlns:a="http://schemas.openxmlformats.org/drawingml/2006/main">
+              <a:graphicData uri="http://schemas.openxmlformats.org/drawingml/2006/picture">
+                <pic:pic xmlns:pic="http://schemas.openxmlformats.org/drawingml/2006/picture">
+                  <pic:nvPicPr>
+                    <pic:cNvPr id="1034084940" name=""/>
+                    <pic:cNvPicPr/>
+                  </pic:nvPicPr>
+                  <pic:blipFill>
+                    <a:blip r:embed="rId23"/>
+                    <a:stretch>
+                      <a:fillRect/>
+                    </a:stretch>
+                  </pic:blipFill>
+                  <pic:spPr>
+                    <a:xfrm>
+                      <a:off x="0" y="0"/>
+                      <a:ext cx="5654530" cy="3238781"/>
+                    </a:xfrm>
+                    <a:prstGeom prst="rect">
+                      <a:avLst/>
+                    </a:prstGeom>
+                  </pic:spPr>
+                </pic:pic>
+              </a:graphicData>
+            </a:graphic>
+          </wp:inline>
+        </w:drawing>
+      </w:r>
+    </w:p>
+    <w:p>
+      <w:pPr>
+        <w:spacing w:after="0"/>
+        <w:jc w:val="center"/>
+        <w:rPr>
+          <w:rFonts w:ascii="Courier New" w:hAnsi="Courier New" w:cs="Courier New"/>
+          <w:sz w:val="22"/>
+          <w:szCs w:val="22"/>
+        </w:rPr>
+      </w:pPr>
+    </w:p>
+    <w:p>
+      <w:pPr>
+        <w:pStyle w:val="Caption"/>
+        <w:jc w:val="center"/>
+        <w:rPr>
+          <w:rFonts w:ascii="Courier New" w:hAnsi="Courier New" w:cs="Courier New"/>
+          <w:sz w:val="22"/>
+          <w:szCs w:val="22"/>
+        </w:rPr>
+      </w:pPr>
+      <w:bookmarkStart w:id="46" w:name="_Toc223370910"/>
+      <w:r>
+        <w:rPr>
+          <w:b/>
+          <w:bCs/>
+        </w:rPr>
+        <w:t xml:space="preserve">Figure </w:t>
+      </w:r>
+      <w:r>
+        <w:rPr>
+          <w:b/>
+          <w:bCs/>
+        </w:rPr>
+        <w:fldChar w:fldCharType="begin"/>
+      </w:r>
+      <w:r>
+        <w:rPr>
+          <w:b/>
+          <w:bCs/>
+        </w:rPr>
+        <w:instrText xml:space="preserve"> SEQ Figure \* ARABIC </w:instrText>
+      </w:r>
+      <w:r>
+        <w:rPr>
+          <w:b/>
+          <w:bCs/>
+        </w:rPr>
+        <w:fldChar w:fldCharType="separate"/>
+      </w:r>
+      <w:r>
+        <w:rPr>
+          <w:b/>
+          <w:bCs/>
+          <w:noProof/>
+        </w:rPr>
+        <w:t>16</w:t>
+      </w:r>
+      <w:r>
+        <w:rPr>
+          <w:b/>
+          <w:bCs/>
+        </w:rPr>
+        <w:fldChar w:fldCharType="end"/>
+      </w:r>
+      <w:r>
+        <w:rPr>
+          <w:b/>
+          <w:bCs/>
+        </w:rPr>
+        <w:t>.</w:t>
+      </w:r>
+      <w:r>
+        <w:t xml:space="preserve"> Dynamic part of SQL statement that defines how the leaderboard will be displayed</w:t>
+      </w:r>
+      <w:bookmarkEnd w:id="46"/>
+    </w:p>
+    <w:p/>
     <w:p>
       <w:pPr>
         <w:pStyle w:val="Heading1"/>
       </w:pPr>
-      <w:bookmarkStart w:id="44" w:name="_Toc222937690"/>
+      <w:bookmarkStart w:id="47" w:name="_Toc223370878"/>
       <w:r>
         <w:lastRenderedPageBreak/>
         <w:t>User Interface</w:t>
       </w:r>
-      <w:bookmarkEnd w:id="44"/>
+      <w:bookmarkEnd w:id="47"/>
     </w:p>
     <w:p>
       <w:pPr>
         <w:pStyle w:val="Heading2"/>
       </w:pPr>
-      <w:bookmarkStart w:id="45" w:name="_Toc222937691"/>
+      <w:bookmarkStart w:id="48" w:name="_Toc223370879"/>
       <w:r>
         <w:t>Logo</w:t>
       </w:r>
-      <w:bookmarkEnd w:id="45"/>
+      <w:bookmarkEnd w:id="48"/>
     </w:p>
     <w:p>
       <w:pPr>
@@ -17790,7 +19022,7 @@
                     <pic:cNvPicPr/>
                   </pic:nvPicPr>
                   <pic:blipFill>
-                    <a:blip r:embed="rId22"/>
+                    <a:blip r:embed="rId24"/>
                     <a:stretch>
                       <a:fillRect/>
                     </a:stretch>
@@ -17816,7 +19048,7 @@
         <w:pStyle w:val="Caption"/>
         <w:jc w:val="center"/>
       </w:pPr>
-      <w:bookmarkStart w:id="46" w:name="_Toc222941199"/>
+      <w:bookmarkStart w:id="49" w:name="_Toc223370911"/>
       <w:r>
         <w:rPr>
           <w:b/>
@@ -17851,7 +19083,7 @@
           <w:bCs/>
           <w:noProof/>
         </w:rPr>
-        <w:t>15</w:t>
+        <w:t>17</w:t>
       </w:r>
       <w:r>
         <w:rPr>
@@ -17870,17 +19102,17 @@
       <w:r>
         <w:t xml:space="preserve"> Logo</w:t>
       </w:r>
-      <w:bookmarkEnd w:id="46"/>
+      <w:bookmarkEnd w:id="49"/>
     </w:p>
     <w:p>
       <w:pPr>
         <w:pStyle w:val="Heading2"/>
       </w:pPr>
-      <w:bookmarkStart w:id="47" w:name="_Toc222937692"/>
+      <w:bookmarkStart w:id="50" w:name="_Toc223370880"/>
       <w:r>
         <w:t>High-Level UI Flow</w:t>
       </w:r>
-      <w:bookmarkEnd w:id="47"/>
+      <w:bookmarkEnd w:id="50"/>
     </w:p>
     <w:p>
       <w:pPr>
@@ -17927,7 +19159,7 @@
                     <pic:cNvPicPr/>
                   </pic:nvPicPr>
                   <pic:blipFill>
-                    <a:blip r:embed="rId23">
+                    <a:blip r:embed="rId25">
                       <a:extLst>
                         <a:ext uri="{28A0092B-C50C-407E-A947-70E740481C1C}">
                           <a14:useLocalDpi xmlns:a14="http://schemas.microsoft.com/office/drawing/2010/main" val="0"/>
@@ -17970,7 +19202,7 @@
           <w:szCs w:val="32"/>
         </w:rPr>
       </w:pPr>
-      <w:bookmarkStart w:id="48" w:name="_Toc222941200"/>
+      <w:bookmarkStart w:id="51" w:name="_Toc223370912"/>
       <w:r>
         <w:rPr>
           <w:b/>
@@ -18005,7 +19237,7 @@
           <w:bCs/>
           <w:noProof/>
         </w:rPr>
-        <w:t>16</w:t>
+        <w:t>18</w:t>
       </w:r>
       <w:r>
         <w:rPr>
@@ -18024,7 +19256,7 @@
       <w:r>
         <w:t xml:space="preserve"> User Interface flow diagram</w:t>
       </w:r>
-      <w:bookmarkEnd w:id="48"/>
+      <w:bookmarkEnd w:id="51"/>
       <w:r>
         <w:br w:type="page"/>
       </w:r>
@@ -18033,12 +19265,12 @@
       <w:pPr>
         <w:pStyle w:val="Heading2"/>
       </w:pPr>
-      <w:bookmarkStart w:id="49" w:name="_Toc222937693"/>
+      <w:bookmarkStart w:id="52" w:name="_Toc223370881"/>
       <w:r>
         <w:lastRenderedPageBreak/>
         <w:t>Login</w:t>
       </w:r>
-      <w:bookmarkEnd w:id="49"/>
+      <w:bookmarkEnd w:id="52"/>
     </w:p>
     <w:p>
       <w:r>
@@ -18061,7 +19293,7 @@
                     <pic:cNvPicPr/>
                   </pic:nvPicPr>
                   <pic:blipFill>
-                    <a:blip r:embed="rId24"/>
+                    <a:blip r:embed="rId26"/>
                     <a:stretch>
                       <a:fillRect/>
                     </a:stretch>
@@ -18087,7 +19319,7 @@
         <w:pStyle w:val="Caption"/>
         <w:jc w:val="center"/>
       </w:pPr>
-      <w:bookmarkStart w:id="50" w:name="_Toc222941201"/>
+      <w:bookmarkStart w:id="53" w:name="_Toc223370913"/>
       <w:r>
         <w:rPr>
           <w:b/>
@@ -18122,7 +19354,7 @@
           <w:bCs/>
           <w:noProof/>
         </w:rPr>
-        <w:t>17</w:t>
+        <w:t>19</w:t>
       </w:r>
       <w:r>
         <w:rPr>
@@ -18141,17 +19373,17 @@
       <w:r>
         <w:t xml:space="preserve"> Login screen design</w:t>
       </w:r>
-      <w:bookmarkEnd w:id="50"/>
+      <w:bookmarkEnd w:id="53"/>
     </w:p>
     <w:p>
       <w:pPr>
         <w:pStyle w:val="Heading2"/>
       </w:pPr>
-      <w:bookmarkStart w:id="51" w:name="_Toc222937694"/>
+      <w:bookmarkStart w:id="54" w:name="_Toc223370882"/>
       <w:r>
         <w:t>Sign Up</w:t>
       </w:r>
-      <w:bookmarkEnd w:id="51"/>
+      <w:bookmarkEnd w:id="54"/>
     </w:p>
     <w:p>
       <w:r>
@@ -18176,7 +19408,7 @@
                     </pic:cNvPicPr>
                   </pic:nvPicPr>
                   <pic:blipFill>
-                    <a:blip r:embed="rId25">
+                    <a:blip r:embed="rId27">
                       <a:extLst>
                         <a:ext uri="{28A0092B-C50C-407E-A947-70E740481C1C}">
                           <a14:useLocalDpi xmlns:a14="http://schemas.microsoft.com/office/drawing/2010/main" val="0"/>
@@ -18210,7 +19442,7 @@
         <w:pStyle w:val="Caption"/>
         <w:jc w:val="center"/>
       </w:pPr>
-      <w:bookmarkStart w:id="52" w:name="_Toc222941202"/>
+      <w:bookmarkStart w:id="55" w:name="_Toc223370914"/>
       <w:r>
         <w:rPr>
           <w:b/>
@@ -18245,7 +19477,7 @@
           <w:bCs/>
           <w:noProof/>
         </w:rPr>
-        <w:t>18</w:t>
+        <w:t>20</w:t>
       </w:r>
       <w:r>
         <w:rPr>
@@ -18264,7 +19496,7 @@
       <w:r>
         <w:t xml:space="preserve"> Sign Up screen design</w:t>
       </w:r>
-      <w:bookmarkEnd w:id="52"/>
+      <w:bookmarkEnd w:id="55"/>
     </w:p>
     <w:p>
       <w:r>
@@ -18275,7 +19507,7 @@
       <w:pPr>
         <w:pStyle w:val="Heading2"/>
       </w:pPr>
-      <w:bookmarkStart w:id="53" w:name="_Toc222937695"/>
+      <w:bookmarkStart w:id="56" w:name="_Toc223370883"/>
       <w:r>
         <w:lastRenderedPageBreak/>
         <w:t xml:space="preserve">View </w:t>
@@ -18283,7 +19515,7 @@
       <w:r>
         <w:t>Problems</w:t>
       </w:r>
-      <w:bookmarkEnd w:id="53"/>
+      <w:bookmarkEnd w:id="56"/>
     </w:p>
     <w:p>
       <w:pPr>
@@ -18309,7 +19541,7 @@
                     <pic:cNvPicPr/>
                   </pic:nvPicPr>
                   <pic:blipFill>
-                    <a:blip r:embed="rId26"/>
+                    <a:blip r:embed="rId28"/>
                     <a:stretch>
                       <a:fillRect/>
                     </a:stretch>
@@ -18335,7 +19567,7 @@
         <w:pStyle w:val="Caption"/>
         <w:jc w:val="center"/>
       </w:pPr>
-      <w:bookmarkStart w:id="54" w:name="_Toc222941203"/>
+      <w:bookmarkStart w:id="57" w:name="_Toc223370915"/>
       <w:r>
         <w:rPr>
           <w:b/>
@@ -18370,7 +19602,7 @@
           <w:bCs/>
           <w:noProof/>
         </w:rPr>
-        <w:t>19</w:t>
+        <w:t>21</w:t>
       </w:r>
       <w:r>
         <w:rPr>
@@ -18389,14 +19621,14 @@
       <w:r>
         <w:t xml:space="preserve"> View Problems screen design</w:t>
       </w:r>
-      <w:bookmarkEnd w:id="54"/>
+      <w:bookmarkEnd w:id="57"/>
     </w:p>
     <w:p/>
     <w:p>
       <w:pPr>
         <w:pStyle w:val="Heading2"/>
       </w:pPr>
-      <w:bookmarkStart w:id="55" w:name="_Toc222937696"/>
+      <w:bookmarkStart w:id="58" w:name="_Toc223370884"/>
       <w:r>
         <w:t xml:space="preserve">View </w:t>
       </w:r>
@@ -18409,7 +19641,7 @@
       <w:r>
         <w:t>Solve Problem</w:t>
       </w:r>
-      <w:bookmarkEnd w:id="55"/>
+      <w:bookmarkEnd w:id="58"/>
     </w:p>
     <w:p>
       <w:pPr>
@@ -18435,7 +19667,7 @@
                     <pic:cNvPicPr/>
                   </pic:nvPicPr>
                   <pic:blipFill>
-                    <a:blip r:embed="rId27"/>
+                    <a:blip r:embed="rId29"/>
                     <a:stretch>
                       <a:fillRect/>
                     </a:stretch>
@@ -18461,7 +19693,7 @@
         <w:pStyle w:val="Caption"/>
         <w:jc w:val="center"/>
       </w:pPr>
-      <w:bookmarkStart w:id="56" w:name="_Toc222941204"/>
+      <w:bookmarkStart w:id="59" w:name="_Toc223370916"/>
       <w:r>
         <w:rPr>
           <w:b/>
@@ -18496,7 +19728,7 @@
           <w:bCs/>
           <w:noProof/>
         </w:rPr>
-        <w:t>20</w:t>
+        <w:t>22</w:t>
       </w:r>
       <w:r>
         <w:rPr>
@@ -18515,13 +19747,13 @@
       <w:r>
         <w:t xml:space="preserve"> Solve a Problem screen design</w:t>
       </w:r>
-      <w:bookmarkEnd w:id="56"/>
+      <w:bookmarkEnd w:id="59"/>
     </w:p>
     <w:p>
       <w:pPr>
         <w:pStyle w:val="Heading2"/>
       </w:pPr>
-      <w:bookmarkStart w:id="57" w:name="_Toc222937697"/>
+      <w:bookmarkStart w:id="60" w:name="_Toc223370885"/>
       <w:r>
         <w:lastRenderedPageBreak/>
         <w:t xml:space="preserve">View Problem &gt; </w:t>
@@ -18538,7 +19770,7 @@
       <w:r>
         <w:t xml:space="preserve"> Alert</w:t>
       </w:r>
-      <w:bookmarkEnd w:id="57"/>
+      <w:bookmarkEnd w:id="60"/>
     </w:p>
     <w:p>
       <w:pPr>
@@ -18564,7 +19796,7 @@
                     <pic:cNvPicPr/>
                   </pic:nvPicPr>
                   <pic:blipFill>
-                    <a:blip r:embed="rId28"/>
+                    <a:blip r:embed="rId30"/>
                     <a:stretch>
                       <a:fillRect/>
                     </a:stretch>
@@ -18590,7 +19822,7 @@
         <w:pStyle w:val="Caption"/>
         <w:jc w:val="center"/>
       </w:pPr>
-      <w:bookmarkStart w:id="58" w:name="_Toc222941205"/>
+      <w:bookmarkStart w:id="61" w:name="_Toc223370917"/>
       <w:r>
         <w:rPr>
           <w:b/>
@@ -18625,7 +19857,7 @@
           <w:bCs/>
           <w:noProof/>
         </w:rPr>
-        <w:t>21</w:t>
+        <w:t>23</w:t>
       </w:r>
       <w:r>
         <w:rPr>
@@ -18644,21 +19876,21 @@
       <w:r>
         <w:t xml:space="preserve"> Submission alert design</w:t>
       </w:r>
-      <w:bookmarkEnd w:id="58"/>
+      <w:bookmarkEnd w:id="61"/>
     </w:p>
     <w:p/>
     <w:p>
       <w:pPr>
         <w:pStyle w:val="Heading2"/>
       </w:pPr>
-      <w:bookmarkStart w:id="59" w:name="_Toc222937698"/>
+      <w:bookmarkStart w:id="62" w:name="_Toc223370886"/>
       <w:r>
         <w:t xml:space="preserve">View Problem &gt; </w:t>
       </w:r>
       <w:r>
         <w:t>Manage Problems</w:t>
       </w:r>
-      <w:bookmarkEnd w:id="59"/>
+      <w:bookmarkEnd w:id="62"/>
     </w:p>
     <w:p>
       <w:pPr>
@@ -18684,7 +19916,7 @@
                     <pic:cNvPicPr/>
                   </pic:nvPicPr>
                   <pic:blipFill>
-                    <a:blip r:embed="rId29"/>
+                    <a:blip r:embed="rId31"/>
                     <a:stretch>
                       <a:fillRect/>
                     </a:stretch>
@@ -18710,7 +19942,7 @@
         <w:pStyle w:val="Caption"/>
         <w:jc w:val="center"/>
       </w:pPr>
-      <w:bookmarkStart w:id="60" w:name="_Toc222941206"/>
+      <w:bookmarkStart w:id="63" w:name="_Toc223370918"/>
       <w:r>
         <w:rPr>
           <w:b/>
@@ -18745,7 +19977,7 @@
           <w:bCs/>
           <w:noProof/>
         </w:rPr>
-        <w:t>22</w:t>
+        <w:t>24</w:t>
       </w:r>
       <w:r>
         <w:rPr>
@@ -18764,13 +19996,13 @@
       <w:r>
         <w:t xml:space="preserve"> Manage Problems screen design</w:t>
       </w:r>
-      <w:bookmarkEnd w:id="60"/>
+      <w:bookmarkEnd w:id="63"/>
     </w:p>
     <w:p>
       <w:pPr>
         <w:pStyle w:val="Heading2"/>
       </w:pPr>
-      <w:bookmarkStart w:id="61" w:name="_Toc222937699"/>
+      <w:bookmarkStart w:id="64" w:name="_Toc223370887"/>
       <w:r>
         <w:lastRenderedPageBreak/>
         <w:t xml:space="preserve">View Problem &gt; </w:t>
@@ -18790,7 +20022,7 @@
       <w:r>
         <w:t xml:space="preserve"> Problem</w:t>
       </w:r>
-      <w:bookmarkEnd w:id="61"/>
+      <w:bookmarkEnd w:id="64"/>
     </w:p>
     <w:p>
       <w:r>
@@ -18813,7 +20045,7 @@
                     <pic:cNvPicPr/>
                   </pic:nvPicPr>
                   <pic:blipFill>
-                    <a:blip r:embed="rId30"/>
+                    <a:blip r:embed="rId32"/>
                     <a:stretch>
                       <a:fillRect/>
                     </a:stretch>
@@ -18839,7 +20071,7 @@
         <w:pStyle w:val="Caption"/>
         <w:jc w:val="center"/>
       </w:pPr>
-      <w:bookmarkStart w:id="62" w:name="_Toc222941207"/>
+      <w:bookmarkStart w:id="65" w:name="_Toc223370919"/>
       <w:r>
         <w:rPr>
           <w:b/>
@@ -18874,7 +20106,7 @@
           <w:bCs/>
           <w:noProof/>
         </w:rPr>
-        <w:t>23</w:t>
+        <w:t>25</w:t>
       </w:r>
       <w:r>
         <w:rPr>
@@ -18893,14 +20125,14 @@
       <w:r>
         <w:t xml:space="preserve"> Create / Update Problem screen design</w:t>
       </w:r>
-      <w:bookmarkEnd w:id="62"/>
+      <w:bookmarkEnd w:id="65"/>
     </w:p>
     <w:p/>
     <w:p>
       <w:pPr>
         <w:pStyle w:val="Heading2"/>
       </w:pPr>
-      <w:bookmarkStart w:id="63" w:name="_Toc222937700"/>
+      <w:bookmarkStart w:id="66" w:name="_Toc223370888"/>
       <w:r>
         <w:t xml:space="preserve">View Problem &gt; </w:t>
       </w:r>
@@ -18910,7 +20142,7 @@
       <w:r>
         <w:t>Courses</w:t>
       </w:r>
-      <w:bookmarkEnd w:id="63"/>
+      <w:bookmarkEnd w:id="66"/>
     </w:p>
     <w:p>
       <w:r>
@@ -18933,7 +20165,7 @@
                     <pic:cNvPicPr/>
                   </pic:nvPicPr>
                   <pic:blipFill>
-                    <a:blip r:embed="rId31"/>
+                    <a:blip r:embed="rId33"/>
                     <a:stretch>
                       <a:fillRect/>
                     </a:stretch>
@@ -18959,7 +20191,7 @@
         <w:pStyle w:val="Caption"/>
         <w:jc w:val="center"/>
       </w:pPr>
-      <w:bookmarkStart w:id="64" w:name="_Toc222941208"/>
+      <w:bookmarkStart w:id="67" w:name="_Toc223370920"/>
       <w:r>
         <w:rPr>
           <w:b/>
@@ -18994,7 +20226,7 @@
           <w:bCs/>
           <w:noProof/>
         </w:rPr>
-        <w:t>24</w:t>
+        <w:t>26</w:t>
       </w:r>
       <w:r>
         <w:rPr>
@@ -19013,7 +20245,7 @@
       <w:r>
         <w:t xml:space="preserve"> Manage Courses screen design</w:t>
       </w:r>
-      <w:bookmarkEnd w:id="64"/>
+      <w:bookmarkEnd w:id="67"/>
     </w:p>
     <w:p/>
     <w:p>
@@ -19023,7 +20255,7 @@
           <w:color w:val="0F4761" w:themeColor="accent1" w:themeShade="BF"/>
         </w:rPr>
       </w:pPr>
-      <w:bookmarkStart w:id="65" w:name="_Toc222937701"/>
+      <w:bookmarkStart w:id="68" w:name="_Toc223370889"/>
       <w:r>
         <w:rPr>
           <w:rStyle w:val="Heading2Char"/>
@@ -19066,7 +20298,7 @@
         </w:rPr>
         <w:t>Course</w:t>
       </w:r>
-      <w:bookmarkEnd w:id="65"/>
+      <w:bookmarkEnd w:id="68"/>
       <w:r>
         <w:br/>
       </w:r>
@@ -19092,7 +20324,7 @@
                     <pic:cNvPicPr/>
                   </pic:nvPicPr>
                   <pic:blipFill>
-                    <a:blip r:embed="rId32"/>
+                    <a:blip r:embed="rId34"/>
                     <a:stretch>
                       <a:fillRect/>
                     </a:stretch>
@@ -19118,7 +20350,7 @@
         <w:pStyle w:val="Caption"/>
         <w:jc w:val="center"/>
       </w:pPr>
-      <w:bookmarkStart w:id="66" w:name="_Toc222941209"/>
+      <w:bookmarkStart w:id="69" w:name="_Toc223370921"/>
       <w:r>
         <w:rPr>
           <w:b/>
@@ -19153,7 +20385,7 @@
           <w:bCs/>
           <w:noProof/>
         </w:rPr>
-        <w:t>25</w:t>
+        <w:t>27</w:t>
       </w:r>
       <w:r>
         <w:rPr>
@@ -19172,7 +20404,7 @@
       <w:r>
         <w:t xml:space="preserve"> Create / Update Course screen design</w:t>
       </w:r>
-      <w:bookmarkEnd w:id="66"/>
+      <w:bookmarkEnd w:id="69"/>
     </w:p>
     <w:p/>
     <w:p>
@@ -19182,7 +20414,7 @@
           <w:rStyle w:val="Heading2Char"/>
         </w:rPr>
       </w:pPr>
-      <w:bookmarkStart w:id="67" w:name="_Toc222937702"/>
+      <w:bookmarkStart w:id="70" w:name="_Toc223370890"/>
       <w:r>
         <w:rPr>
           <w:rStyle w:val="Heading2Char"/>
@@ -19207,7 +20439,7 @@
         </w:rPr>
         <w:t>Course</w:t>
       </w:r>
-      <w:bookmarkEnd w:id="67"/>
+      <w:bookmarkEnd w:id="70"/>
     </w:p>
     <w:p>
       <w:pPr>
@@ -19233,7 +20465,7 @@
                     <pic:cNvPicPr/>
                   </pic:nvPicPr>
                   <pic:blipFill>
-                    <a:blip r:embed="rId33"/>
+                    <a:blip r:embed="rId35"/>
                     <a:stretch>
                       <a:fillRect/>
                     </a:stretch>
@@ -19259,7 +20491,7 @@
         <w:pStyle w:val="Caption"/>
         <w:ind w:left="2880"/>
       </w:pPr>
-      <w:bookmarkStart w:id="68" w:name="_Toc222941210"/>
+      <w:bookmarkStart w:id="71" w:name="_Toc223370922"/>
       <w:r>
         <w:rPr>
           <w:b/>
@@ -19294,7 +20526,7 @@
           <w:bCs/>
           <w:noProof/>
         </w:rPr>
-        <w:t>26</w:t>
+        <w:t>28</w:t>
       </w:r>
       <w:r>
         <w:rPr>
@@ -19313,7 +20545,7 @@
       <w:r>
         <w:t xml:space="preserve"> View Course screen design</w:t>
       </w:r>
-      <w:bookmarkEnd w:id="68"/>
+      <w:bookmarkEnd w:id="71"/>
       <w:r>
         <w:br w:type="page"/>
       </w:r>
@@ -19322,7 +20554,7 @@
       <w:pPr>
         <w:pStyle w:val="Heading2"/>
       </w:pPr>
-      <w:bookmarkStart w:id="69" w:name="_Toc222937703"/>
+      <w:bookmarkStart w:id="72" w:name="_Toc223370891"/>
       <w:r>
         <w:lastRenderedPageBreak/>
         <w:t xml:space="preserve">View Problem &gt; </w:t>
@@ -19345,7 +20577,7 @@
       <w:r>
         <w:t xml:space="preserve"> &gt; View Result</w:t>
       </w:r>
-      <w:bookmarkEnd w:id="69"/>
+      <w:bookmarkEnd w:id="72"/>
     </w:p>
     <w:p>
       <w:pPr>
@@ -19371,7 +20603,7 @@
                     <pic:cNvPicPr/>
                   </pic:nvPicPr>
                   <pic:blipFill>
-                    <a:blip r:embed="rId34"/>
+                    <a:blip r:embed="rId36"/>
                     <a:stretch>
                       <a:fillRect/>
                     </a:stretch>
@@ -19397,7 +20629,7 @@
         <w:pStyle w:val="Caption"/>
         <w:jc w:val="center"/>
       </w:pPr>
-      <w:bookmarkStart w:id="70" w:name="_Toc222941211"/>
+      <w:bookmarkStart w:id="73" w:name="_Toc223370923"/>
       <w:r>
         <w:rPr>
           <w:b/>
@@ -19432,7 +20664,7 @@
           <w:bCs/>
           <w:noProof/>
         </w:rPr>
-        <w:t>27</w:t>
+        <w:t>29</w:t>
       </w:r>
       <w:r>
         <w:rPr>
@@ -19451,18 +20683,18 @@
       <w:r>
         <w:t xml:space="preserve"> View Result Screen design</w:t>
       </w:r>
-      <w:bookmarkEnd w:id="70"/>
+      <w:bookmarkEnd w:id="73"/>
     </w:p>
     <w:p/>
     <w:p>
       <w:pPr>
         <w:pStyle w:val="Heading2"/>
       </w:pPr>
-      <w:bookmarkStart w:id="71" w:name="_Toc222937704"/>
+      <w:bookmarkStart w:id="74" w:name="_Toc223370892"/>
       <w:r>
         <w:t>View Problem &gt; Profile</w:t>
       </w:r>
-      <w:bookmarkEnd w:id="71"/>
+      <w:bookmarkEnd w:id="74"/>
     </w:p>
     <w:p>
       <w:pPr>
@@ -19488,7 +20720,7 @@
                     <pic:cNvPicPr/>
                   </pic:nvPicPr>
                   <pic:blipFill>
-                    <a:blip r:embed="rId35"/>
+                    <a:blip r:embed="rId37"/>
                     <a:stretch>
                       <a:fillRect/>
                     </a:stretch>
@@ -19514,7 +20746,7 @@
         <w:pStyle w:val="Caption"/>
         <w:jc w:val="center"/>
       </w:pPr>
-      <w:bookmarkStart w:id="72" w:name="_Toc222941212"/>
+      <w:bookmarkStart w:id="75" w:name="_Toc223370924"/>
       <w:r>
         <w:rPr>
           <w:b/>
@@ -19549,7 +20781,7 @@
           <w:bCs/>
           <w:noProof/>
         </w:rPr>
-        <w:t>28</w:t>
+        <w:t>30</w:t>
       </w:r>
       <w:r>
         <w:rPr>
@@ -19568,8 +20800,7 @@
       <w:r>
         <w:t xml:space="preserve"> View Profile screen design</w:t>
       </w:r>
-      <w:bookmarkStart w:id="73" w:name="_Toc222937705"/>
-      <w:bookmarkEnd w:id="72"/>
+      <w:bookmarkEnd w:id="75"/>
       <w:r>
         <w:br w:type="page"/>
       </w:r>
@@ -19578,10 +20809,12 @@
       <w:pPr>
         <w:pStyle w:val="Heading2"/>
       </w:pPr>
+      <w:bookmarkStart w:id="76" w:name="_Toc223370893"/>
       <w:r>
         <w:lastRenderedPageBreak/>
         <w:t>View Problem &gt; Leaderboard</w:t>
       </w:r>
+      <w:bookmarkEnd w:id="76"/>
     </w:p>
     <w:p>
       <w:r>
@@ -19604,7 +20837,7 @@
                     <pic:cNvPicPr/>
                   </pic:nvPicPr>
                   <pic:blipFill>
-                    <a:blip r:embed="rId36"/>
+                    <a:blip r:embed="rId38"/>
                     <a:stretch>
                       <a:fillRect/>
                     </a:stretch>
@@ -19630,6 +20863,7 @@
         <w:pStyle w:val="Caption"/>
         <w:jc w:val="center"/>
       </w:pPr>
+      <w:bookmarkStart w:id="77" w:name="_Toc223370925"/>
       <w:r>
         <w:rPr>
           <w:b/>
@@ -19664,7 +20898,7 @@
           <w:bCs/>
           <w:noProof/>
         </w:rPr>
-        <w:t>29</w:t>
+        <w:t>31</w:t>
       </w:r>
       <w:r>
         <w:rPr>
@@ -19683,6 +20917,7 @@
       <w:r>
         <w:t xml:space="preserve"> Leaderboard screen design</w:t>
       </w:r>
+      <w:bookmarkEnd w:id="77"/>
       <w:r>
         <w:br w:type="page"/>
       </w:r>
@@ -19691,11 +20926,12 @@
       <w:pPr>
         <w:pStyle w:val="Heading1"/>
       </w:pPr>
+      <w:bookmarkStart w:id="78" w:name="_Toc223370894"/>
       <w:r>
         <w:lastRenderedPageBreak/>
         <w:t>Automated Deployment Script</w:t>
       </w:r>
-      <w:bookmarkEnd w:id="73"/>
+      <w:bookmarkEnd w:id="78"/>
     </w:p>
     <w:p>
       <w:pPr>
@@ -20042,7 +21278,7 @@
       </w:r>
     </w:p>
     <w:sectPr>
-      <w:footerReference w:type="default" r:id="rId37"/>
+      <w:footerReference w:type="default" r:id="rId39"/>
       <w:pgSz w:w="11906" w:h="16838"/>
       <w:pgMar w:top="1440" w:right="1440" w:bottom="1440" w:left="1440" w:header="708" w:footer="708" w:gutter="0"/>
       <w:cols w:space="708"/>
@@ -20757,7 +21993,6 @@
   <w:style w:type="character" w:default="1" w:styleId="DefaultParagraphFont">
     <w:name w:val="Default Paragraph Font"/>
     <w:uiPriority w:val="1"/>
-    <w:semiHidden/>
     <w:unhideWhenUsed/>
   </w:style>
   <w:style w:type="table" w:default="1" w:styleId="TableNormal">

--- a/Documentation/SETU Code Lab Design Doument.docx
+++ b/Documentation/SETU Code Lab Design Doument.docx
@@ -214,7 +214,7 @@
         <w:rPr>
           <w:rFonts w:eastAsia="Yu Gothic Light"/>
         </w:rPr>
-        <w:t>05</w:t>
+        <w:t>17</w:t>
       </w:r>
       <w:r>
         <w:rPr>
@@ -303,7 +303,7 @@
           <w:r>
             <w:fldChar w:fldCharType="separate"/>
           </w:r>
-          <w:hyperlink w:anchor="_Toc223620904" w:history="1">
+          <w:hyperlink w:anchor="_Toc224666161" w:history="1">
             <w:r>
               <w:rPr>
                 <w:rStyle w:val="Hyperlink"/>
@@ -330,7 +330,7 @@
                 <w:noProof/>
                 <w:webHidden/>
               </w:rPr>
-              <w:instrText xml:space="preserve"> PAGEREF _Toc223620904 \h </w:instrText>
+              <w:instrText xml:space="preserve"> PAGEREF _Toc224666161 \h </w:instrText>
             </w:r>
             <w:r>
               <w:rPr>
@@ -373,7 +373,7 @@
               <w:lang w:eastAsia="en-IE"/>
             </w:rPr>
           </w:pPr>
-          <w:hyperlink w:anchor="_Toc223620905" w:history="1">
+          <w:hyperlink w:anchor="_Toc224666162" w:history="1">
             <w:r>
               <w:rPr>
                 <w:rStyle w:val="Hyperlink"/>
@@ -400,7 +400,7 @@
                 <w:noProof/>
                 <w:webHidden/>
               </w:rPr>
-              <w:instrText xml:space="preserve"> PAGEREF _Toc223620905 \h </w:instrText>
+              <w:instrText xml:space="preserve"> PAGEREF _Toc224666162 \h </w:instrText>
             </w:r>
             <w:r>
               <w:rPr>
@@ -443,7 +443,7 @@
               <w:lang w:eastAsia="en-IE"/>
             </w:rPr>
           </w:pPr>
-          <w:hyperlink w:anchor="_Toc223620906" w:history="1">
+          <w:hyperlink w:anchor="_Toc224666163" w:history="1">
             <w:r>
               <w:rPr>
                 <w:rStyle w:val="Hyperlink"/>
@@ -470,7 +470,7 @@
                 <w:noProof/>
                 <w:webHidden/>
               </w:rPr>
-              <w:instrText xml:space="preserve"> PAGEREF _Toc223620906 \h </w:instrText>
+              <w:instrText xml:space="preserve"> PAGEREF _Toc224666163 \h </w:instrText>
             </w:r>
             <w:r>
               <w:rPr>
@@ -513,7 +513,7 @@
               <w:lang w:eastAsia="en-IE"/>
             </w:rPr>
           </w:pPr>
-          <w:hyperlink w:anchor="_Toc223620907" w:history="1">
+          <w:hyperlink w:anchor="_Toc224666164" w:history="1">
             <w:r>
               <w:rPr>
                 <w:rStyle w:val="Hyperlink"/>
@@ -540,7 +540,7 @@
                 <w:noProof/>
                 <w:webHidden/>
               </w:rPr>
-              <w:instrText xml:space="preserve"> PAGEREF _Toc223620907 \h </w:instrText>
+              <w:instrText xml:space="preserve"> PAGEREF _Toc224666164 \h </w:instrText>
             </w:r>
             <w:r>
               <w:rPr>
@@ -583,7 +583,7 @@
               <w:lang w:eastAsia="en-IE"/>
             </w:rPr>
           </w:pPr>
-          <w:hyperlink w:anchor="_Toc223620908" w:history="1">
+          <w:hyperlink w:anchor="_Toc224666165" w:history="1">
             <w:r>
               <w:rPr>
                 <w:rStyle w:val="Hyperlink"/>
@@ -610,7 +610,7 @@
                 <w:noProof/>
                 <w:webHidden/>
               </w:rPr>
-              <w:instrText xml:space="preserve"> PAGEREF _Toc223620908 \h </w:instrText>
+              <w:instrText xml:space="preserve"> PAGEREF _Toc224666165 \h </w:instrText>
             </w:r>
             <w:r>
               <w:rPr>
@@ -653,7 +653,7 @@
               <w:lang w:eastAsia="en-IE"/>
             </w:rPr>
           </w:pPr>
-          <w:hyperlink w:anchor="_Toc223620909" w:history="1">
+          <w:hyperlink w:anchor="_Toc224666166" w:history="1">
             <w:r>
               <w:rPr>
                 <w:rStyle w:val="Hyperlink"/>
@@ -680,7 +680,7 @@
                 <w:noProof/>
                 <w:webHidden/>
               </w:rPr>
-              <w:instrText xml:space="preserve"> PAGEREF _Toc223620909 \h </w:instrText>
+              <w:instrText xml:space="preserve"> PAGEREF _Toc224666166 \h </w:instrText>
             </w:r>
             <w:r>
               <w:rPr>
@@ -723,7 +723,7 @@
               <w:lang w:eastAsia="en-IE"/>
             </w:rPr>
           </w:pPr>
-          <w:hyperlink w:anchor="_Toc223620910" w:history="1">
+          <w:hyperlink w:anchor="_Toc224666167" w:history="1">
             <w:r>
               <w:rPr>
                 <w:rStyle w:val="Hyperlink"/>
@@ -750,7 +750,7 @@
                 <w:noProof/>
                 <w:webHidden/>
               </w:rPr>
-              <w:instrText xml:space="preserve"> PAGEREF _Toc223620910 \h </w:instrText>
+              <w:instrText xml:space="preserve"> PAGEREF _Toc224666167 \h </w:instrText>
             </w:r>
             <w:r>
               <w:rPr>
@@ -793,7 +793,7 @@
               <w:lang w:eastAsia="en-IE"/>
             </w:rPr>
           </w:pPr>
-          <w:hyperlink w:anchor="_Toc223620911" w:history="1">
+          <w:hyperlink w:anchor="_Toc224666168" w:history="1">
             <w:r>
               <w:rPr>
                 <w:rStyle w:val="Hyperlink"/>
@@ -820,7 +820,7 @@
                 <w:noProof/>
                 <w:webHidden/>
               </w:rPr>
-              <w:instrText xml:space="preserve"> PAGEREF _Toc223620911 \h </w:instrText>
+              <w:instrText xml:space="preserve"> PAGEREF _Toc224666168 \h </w:instrText>
             </w:r>
             <w:r>
               <w:rPr>
@@ -863,7 +863,7 @@
               <w:lang w:eastAsia="en-IE"/>
             </w:rPr>
           </w:pPr>
-          <w:hyperlink w:anchor="_Toc223620912" w:history="1">
+          <w:hyperlink w:anchor="_Toc224666169" w:history="1">
             <w:r>
               <w:rPr>
                 <w:rStyle w:val="Hyperlink"/>
@@ -890,7 +890,7 @@
                 <w:noProof/>
                 <w:webHidden/>
               </w:rPr>
-              <w:instrText xml:space="preserve"> PAGEREF _Toc223620912 \h </w:instrText>
+              <w:instrText xml:space="preserve"> PAGEREF _Toc224666169 \h </w:instrText>
             </w:r>
             <w:r>
               <w:rPr>
@@ -933,7 +933,7 @@
               <w:lang w:eastAsia="en-IE"/>
             </w:rPr>
           </w:pPr>
-          <w:hyperlink w:anchor="_Toc223620913" w:history="1">
+          <w:hyperlink w:anchor="_Toc224666170" w:history="1">
             <w:r>
               <w:rPr>
                 <w:rStyle w:val="Hyperlink"/>
@@ -960,7 +960,7 @@
                 <w:noProof/>
                 <w:webHidden/>
               </w:rPr>
-              <w:instrText xml:space="preserve"> PAGEREF _Toc223620913 \h </w:instrText>
+              <w:instrText xml:space="preserve"> PAGEREF _Toc224666170 \h </w:instrText>
             </w:r>
             <w:r>
               <w:rPr>
@@ -1003,7 +1003,7 @@
               <w:lang w:eastAsia="en-IE"/>
             </w:rPr>
           </w:pPr>
-          <w:hyperlink w:anchor="_Toc223620914" w:history="1">
+          <w:hyperlink w:anchor="_Toc224666171" w:history="1">
             <w:r>
               <w:rPr>
                 <w:rStyle w:val="Hyperlink"/>
@@ -1030,7 +1030,7 @@
                 <w:noProof/>
                 <w:webHidden/>
               </w:rPr>
-              <w:instrText xml:space="preserve"> PAGEREF _Toc223620914 \h </w:instrText>
+              <w:instrText xml:space="preserve"> PAGEREF _Toc224666171 \h </w:instrText>
             </w:r>
             <w:r>
               <w:rPr>
@@ -1073,7 +1073,7 @@
               <w:lang w:eastAsia="en-IE"/>
             </w:rPr>
           </w:pPr>
-          <w:hyperlink w:anchor="_Toc223620915" w:history="1">
+          <w:hyperlink w:anchor="_Toc224666172" w:history="1">
             <w:r>
               <w:rPr>
                 <w:rStyle w:val="Hyperlink"/>
@@ -1100,7 +1100,7 @@
                 <w:noProof/>
                 <w:webHidden/>
               </w:rPr>
-              <w:instrText xml:space="preserve"> PAGEREF _Toc223620915 \h </w:instrText>
+              <w:instrText xml:space="preserve"> PAGEREF _Toc224666172 \h </w:instrText>
             </w:r>
             <w:r>
               <w:rPr>
@@ -1143,7 +1143,7 @@
               <w:lang w:eastAsia="en-IE"/>
             </w:rPr>
           </w:pPr>
-          <w:hyperlink w:anchor="_Toc223620916" w:history="1">
+          <w:hyperlink w:anchor="_Toc224666173" w:history="1">
             <w:r>
               <w:rPr>
                 <w:rStyle w:val="Hyperlink"/>
@@ -1170,7 +1170,7 @@
                 <w:noProof/>
                 <w:webHidden/>
               </w:rPr>
-              <w:instrText xml:space="preserve"> PAGEREF _Toc223620916 \h </w:instrText>
+              <w:instrText xml:space="preserve"> PAGEREF _Toc224666173 \h </w:instrText>
             </w:r>
             <w:r>
               <w:rPr>
@@ -1213,7 +1213,7 @@
               <w:lang w:eastAsia="en-IE"/>
             </w:rPr>
           </w:pPr>
-          <w:hyperlink w:anchor="_Toc223620917" w:history="1">
+          <w:hyperlink w:anchor="_Toc224666174" w:history="1">
             <w:r>
               <w:rPr>
                 <w:rStyle w:val="Hyperlink"/>
@@ -1240,7 +1240,7 @@
                 <w:noProof/>
                 <w:webHidden/>
               </w:rPr>
-              <w:instrText xml:space="preserve"> PAGEREF _Toc223620917 \h </w:instrText>
+              <w:instrText xml:space="preserve"> PAGEREF _Toc224666174 \h </w:instrText>
             </w:r>
             <w:r>
               <w:rPr>
@@ -1283,7 +1283,7 @@
               <w:lang w:eastAsia="en-IE"/>
             </w:rPr>
           </w:pPr>
-          <w:hyperlink w:anchor="_Toc223620918" w:history="1">
+          <w:hyperlink w:anchor="_Toc224666175" w:history="1">
             <w:r>
               <w:rPr>
                 <w:rStyle w:val="Hyperlink"/>
@@ -1310,7 +1310,7 @@
                 <w:noProof/>
                 <w:webHidden/>
               </w:rPr>
-              <w:instrText xml:space="preserve"> PAGEREF _Toc223620918 \h </w:instrText>
+              <w:instrText xml:space="preserve"> PAGEREF _Toc224666175 \h </w:instrText>
             </w:r>
             <w:r>
               <w:rPr>
@@ -1353,7 +1353,7 @@
               <w:lang w:eastAsia="en-IE"/>
             </w:rPr>
           </w:pPr>
-          <w:hyperlink w:anchor="_Toc223620919" w:history="1">
+          <w:hyperlink w:anchor="_Toc224666176" w:history="1">
             <w:r>
               <w:rPr>
                 <w:rStyle w:val="Hyperlink"/>
@@ -1380,7 +1380,7 @@
                 <w:noProof/>
                 <w:webHidden/>
               </w:rPr>
-              <w:instrText xml:space="preserve"> PAGEREF _Toc223620919 \h </w:instrText>
+              <w:instrText xml:space="preserve"> PAGEREF _Toc224666176 \h </w:instrText>
             </w:r>
             <w:r>
               <w:rPr>
@@ -1423,7 +1423,7 @@
               <w:lang w:eastAsia="en-IE"/>
             </w:rPr>
           </w:pPr>
-          <w:hyperlink w:anchor="_Toc223620920" w:history="1">
+          <w:hyperlink w:anchor="_Toc224666177" w:history="1">
             <w:r>
               <w:rPr>
                 <w:rStyle w:val="Hyperlink"/>
@@ -1450,7 +1450,7 @@
                 <w:noProof/>
                 <w:webHidden/>
               </w:rPr>
-              <w:instrText xml:space="preserve"> PAGEREF _Toc223620920 \h </w:instrText>
+              <w:instrText xml:space="preserve"> PAGEREF _Toc224666177 \h </w:instrText>
             </w:r>
             <w:r>
               <w:rPr>
@@ -1493,7 +1493,7 @@
               <w:lang w:eastAsia="en-IE"/>
             </w:rPr>
           </w:pPr>
-          <w:hyperlink w:anchor="_Toc223620921" w:history="1">
+          <w:hyperlink w:anchor="_Toc224666178" w:history="1">
             <w:r>
               <w:rPr>
                 <w:rStyle w:val="Hyperlink"/>
@@ -1520,7 +1520,7 @@
                 <w:noProof/>
                 <w:webHidden/>
               </w:rPr>
-              <w:instrText xml:space="preserve"> PAGEREF _Toc223620921 \h </w:instrText>
+              <w:instrText xml:space="preserve"> PAGEREF _Toc224666178 \h </w:instrText>
             </w:r>
             <w:r>
               <w:rPr>
@@ -1563,7 +1563,7 @@
               <w:lang w:eastAsia="en-IE"/>
             </w:rPr>
           </w:pPr>
-          <w:hyperlink w:anchor="_Toc223620922" w:history="1">
+          <w:hyperlink w:anchor="_Toc224666179" w:history="1">
             <w:r>
               <w:rPr>
                 <w:rStyle w:val="Hyperlink"/>
@@ -1590,7 +1590,7 @@
                 <w:noProof/>
                 <w:webHidden/>
               </w:rPr>
-              <w:instrText xml:space="preserve"> PAGEREF _Toc223620922 \h </w:instrText>
+              <w:instrText xml:space="preserve"> PAGEREF _Toc224666179 \h </w:instrText>
             </w:r>
             <w:r>
               <w:rPr>
@@ -1633,7 +1633,7 @@
               <w:lang w:eastAsia="en-IE"/>
             </w:rPr>
           </w:pPr>
-          <w:hyperlink w:anchor="_Toc223620923" w:history="1">
+          <w:hyperlink w:anchor="_Toc224666180" w:history="1">
             <w:r>
               <w:rPr>
                 <w:rStyle w:val="Hyperlink"/>
@@ -1660,7 +1660,7 @@
                 <w:noProof/>
                 <w:webHidden/>
               </w:rPr>
-              <w:instrText xml:space="preserve"> PAGEREF _Toc223620923 \h </w:instrText>
+              <w:instrText xml:space="preserve"> PAGEREF _Toc224666180 \h </w:instrText>
             </w:r>
             <w:r>
               <w:rPr>
@@ -1703,7 +1703,7 @@
               <w:lang w:eastAsia="en-IE"/>
             </w:rPr>
           </w:pPr>
-          <w:hyperlink w:anchor="_Toc223620924" w:history="1">
+          <w:hyperlink w:anchor="_Toc224666181" w:history="1">
             <w:r>
               <w:rPr>
                 <w:rStyle w:val="Hyperlink"/>
@@ -1730,7 +1730,7 @@
                 <w:noProof/>
                 <w:webHidden/>
               </w:rPr>
-              <w:instrText xml:space="preserve"> PAGEREF _Toc223620924 \h </w:instrText>
+              <w:instrText xml:space="preserve"> PAGEREF _Toc224666181 \h </w:instrText>
             </w:r>
             <w:r>
               <w:rPr>
@@ -1773,7 +1773,7 @@
               <w:lang w:eastAsia="en-IE"/>
             </w:rPr>
           </w:pPr>
-          <w:hyperlink w:anchor="_Toc223620925" w:history="1">
+          <w:hyperlink w:anchor="_Toc224666182" w:history="1">
             <w:r>
               <w:rPr>
                 <w:rStyle w:val="Hyperlink"/>
@@ -1800,7 +1800,7 @@
                 <w:noProof/>
                 <w:webHidden/>
               </w:rPr>
-              <w:instrText xml:space="preserve"> PAGEREF _Toc223620925 \h </w:instrText>
+              <w:instrText xml:space="preserve"> PAGEREF _Toc224666182 \h </w:instrText>
             </w:r>
             <w:r>
               <w:rPr>
@@ -1843,7 +1843,7 @@
               <w:lang w:eastAsia="en-IE"/>
             </w:rPr>
           </w:pPr>
-          <w:hyperlink w:anchor="_Toc223620926" w:history="1">
+          <w:hyperlink w:anchor="_Toc224666183" w:history="1">
             <w:r>
               <w:rPr>
                 <w:rStyle w:val="Hyperlink"/>
@@ -1870,7 +1870,7 @@
                 <w:noProof/>
                 <w:webHidden/>
               </w:rPr>
-              <w:instrText xml:space="preserve"> PAGEREF _Toc223620926 \h </w:instrText>
+              <w:instrText xml:space="preserve"> PAGEREF _Toc224666183 \h </w:instrText>
             </w:r>
             <w:r>
               <w:rPr>
@@ -1913,7 +1913,7 @@
               <w:lang w:eastAsia="en-IE"/>
             </w:rPr>
           </w:pPr>
-          <w:hyperlink w:anchor="_Toc223620927" w:history="1">
+          <w:hyperlink w:anchor="_Toc224666184" w:history="1">
             <w:r>
               <w:rPr>
                 <w:rStyle w:val="Hyperlink"/>
@@ -1940,7 +1940,7 @@
                 <w:noProof/>
                 <w:webHidden/>
               </w:rPr>
-              <w:instrText xml:space="preserve"> PAGEREF _Toc223620927 \h </w:instrText>
+              <w:instrText xml:space="preserve"> PAGEREF _Toc224666184 \h </w:instrText>
             </w:r>
             <w:r>
               <w:rPr>
@@ -1983,7 +1983,7 @@
               <w:lang w:eastAsia="en-IE"/>
             </w:rPr>
           </w:pPr>
-          <w:hyperlink w:anchor="_Toc223620928" w:history="1">
+          <w:hyperlink w:anchor="_Toc224666185" w:history="1">
             <w:r>
               <w:rPr>
                 <w:rStyle w:val="Hyperlink"/>
@@ -2010,7 +2010,7 @@
                 <w:noProof/>
                 <w:webHidden/>
               </w:rPr>
-              <w:instrText xml:space="preserve"> PAGEREF _Toc223620928 \h </w:instrText>
+              <w:instrText xml:space="preserve"> PAGEREF _Toc224666185 \h </w:instrText>
             </w:r>
             <w:r>
               <w:rPr>
@@ -2053,7 +2053,7 @@
               <w:lang w:eastAsia="en-IE"/>
             </w:rPr>
           </w:pPr>
-          <w:hyperlink w:anchor="_Toc223620929" w:history="1">
+          <w:hyperlink w:anchor="_Toc224666186" w:history="1">
             <w:r>
               <w:rPr>
                 <w:rStyle w:val="Hyperlink"/>
@@ -2080,7 +2080,7 @@
                 <w:noProof/>
                 <w:webHidden/>
               </w:rPr>
-              <w:instrText xml:space="preserve"> PAGEREF _Toc223620929 \h </w:instrText>
+              <w:instrText xml:space="preserve"> PAGEREF _Toc224666186 \h </w:instrText>
             </w:r>
             <w:r>
               <w:rPr>
@@ -2123,7 +2123,7 @@
               <w:lang w:eastAsia="en-IE"/>
             </w:rPr>
           </w:pPr>
-          <w:hyperlink w:anchor="_Toc223620930" w:history="1">
+          <w:hyperlink w:anchor="_Toc224666187" w:history="1">
             <w:r>
               <w:rPr>
                 <w:rStyle w:val="Hyperlink"/>
@@ -2150,7 +2150,7 @@
                 <w:noProof/>
                 <w:webHidden/>
               </w:rPr>
-              <w:instrText xml:space="preserve"> PAGEREF _Toc223620930 \h </w:instrText>
+              <w:instrText xml:space="preserve"> PAGEREF _Toc224666187 \h </w:instrText>
             </w:r>
             <w:r>
               <w:rPr>
@@ -2193,7 +2193,7 @@
               <w:lang w:eastAsia="en-IE"/>
             </w:rPr>
           </w:pPr>
-          <w:hyperlink w:anchor="_Toc223620931" w:history="1">
+          <w:hyperlink w:anchor="_Toc224666188" w:history="1">
             <w:r>
               <w:rPr>
                 <w:rStyle w:val="Hyperlink"/>
@@ -2220,7 +2220,7 @@
                 <w:noProof/>
                 <w:webHidden/>
               </w:rPr>
-              <w:instrText xml:space="preserve"> PAGEREF _Toc223620931 \h </w:instrText>
+              <w:instrText xml:space="preserve"> PAGEREF _Toc224666188 \h </w:instrText>
             </w:r>
             <w:r>
               <w:rPr>
@@ -2263,7 +2263,7 @@
               <w:lang w:eastAsia="en-IE"/>
             </w:rPr>
           </w:pPr>
-          <w:hyperlink w:anchor="_Toc223620932" w:history="1">
+          <w:hyperlink w:anchor="_Toc224666189" w:history="1">
             <w:r>
               <w:rPr>
                 <w:rStyle w:val="Hyperlink"/>
@@ -2290,7 +2290,7 @@
                 <w:noProof/>
                 <w:webHidden/>
               </w:rPr>
-              <w:instrText xml:space="preserve"> PAGEREF _Toc223620932 \h </w:instrText>
+              <w:instrText xml:space="preserve"> PAGEREF _Toc224666189 \h </w:instrText>
             </w:r>
             <w:r>
               <w:rPr>
@@ -2333,7 +2333,7 @@
               <w:lang w:eastAsia="en-IE"/>
             </w:rPr>
           </w:pPr>
-          <w:hyperlink w:anchor="_Toc223620933" w:history="1">
+          <w:hyperlink w:anchor="_Toc224666190" w:history="1">
             <w:r>
               <w:rPr>
                 <w:rStyle w:val="Hyperlink"/>
@@ -2360,7 +2360,7 @@
                 <w:noProof/>
                 <w:webHidden/>
               </w:rPr>
-              <w:instrText xml:space="preserve"> PAGEREF _Toc223620933 \h </w:instrText>
+              <w:instrText xml:space="preserve"> PAGEREF _Toc224666190 \h </w:instrText>
             </w:r>
             <w:r>
               <w:rPr>
@@ -2403,7 +2403,7 @@
               <w:lang w:eastAsia="en-IE"/>
             </w:rPr>
           </w:pPr>
-          <w:hyperlink w:anchor="_Toc223620934" w:history="1">
+          <w:hyperlink w:anchor="_Toc224666191" w:history="1">
             <w:r>
               <w:rPr>
                 <w:rStyle w:val="Hyperlink"/>
@@ -2430,7 +2430,7 @@
                 <w:noProof/>
                 <w:webHidden/>
               </w:rPr>
-              <w:instrText xml:space="preserve"> PAGEREF _Toc223620934 \h </w:instrText>
+              <w:instrText xml:space="preserve"> PAGEREF _Toc224666191 \h </w:instrText>
             </w:r>
             <w:r>
               <w:rPr>
@@ -2473,7 +2473,7 @@
               <w:lang w:eastAsia="en-IE"/>
             </w:rPr>
           </w:pPr>
-          <w:hyperlink w:anchor="_Toc223620935" w:history="1">
+          <w:hyperlink w:anchor="_Toc224666192" w:history="1">
             <w:r>
               <w:rPr>
                 <w:rStyle w:val="Hyperlink"/>
@@ -2500,7 +2500,7 @@
                 <w:noProof/>
                 <w:webHidden/>
               </w:rPr>
-              <w:instrText xml:space="preserve"> PAGEREF _Toc223620935 \h </w:instrText>
+              <w:instrText xml:space="preserve"> PAGEREF _Toc224666192 \h </w:instrText>
             </w:r>
             <w:r>
               <w:rPr>
@@ -2521,6 +2521,77 @@
                 <w:webHidden/>
               </w:rPr>
               <w:t>25</w:t>
+            </w:r>
+            <w:r>
+              <w:rPr>
+                <w:noProof/>
+                <w:webHidden/>
+              </w:rPr>
+              <w:fldChar w:fldCharType="end"/>
+            </w:r>
+          </w:hyperlink>
+        </w:p>
+        <w:p>
+          <w:pPr>
+            <w:pStyle w:val="TOC2"/>
+            <w:tabs>
+              <w:tab w:val="right" w:leader="dot" w:pos="9016"/>
+            </w:tabs>
+            <w:rPr>
+              <w:rFonts w:eastAsiaTheme="minorEastAsia"/>
+              <w:noProof/>
+              <w:lang w:eastAsia="en-IE"/>
+            </w:rPr>
+          </w:pPr>
+          <w:hyperlink w:anchor="_Toc224666193" w:history="1">
+            <w:r>
+              <w:rPr>
+                <w:rStyle w:val="Hyperlink"/>
+                <w:rFonts w:eastAsia="Arial"/>
+                <w:noProof/>
+              </w:rPr>
+              <w:t>Multi-Language Support</w:t>
+            </w:r>
+            <w:r>
+              <w:rPr>
+                <w:noProof/>
+                <w:webHidden/>
+              </w:rPr>
+              <w:tab/>
+            </w:r>
+            <w:r>
+              <w:rPr>
+                <w:noProof/>
+                <w:webHidden/>
+              </w:rPr>
+              <w:fldChar w:fldCharType="begin"/>
+            </w:r>
+            <w:r>
+              <w:rPr>
+                <w:noProof/>
+                <w:webHidden/>
+              </w:rPr>
+              <w:instrText xml:space="preserve"> PAGEREF _Toc224666193 \h </w:instrText>
+            </w:r>
+            <w:r>
+              <w:rPr>
+                <w:noProof/>
+                <w:webHidden/>
+              </w:rPr>
+            </w:r>
+            <w:r>
+              <w:rPr>
+                <w:noProof/>
+                <w:webHidden/>
+              </w:rPr>
+              <w:fldChar w:fldCharType="separate"/>
+            </w:r>
+            <w:r>
+              <w:rPr>
+                <w:noProof/>
+                <w:webHidden/>
+              </w:rPr>
+              <w:t>27</w:t>
             </w:r>
             <w:r>
               <w:rPr>
@@ -2543,7 +2614,7 @@
               <w:lang w:eastAsia="en-IE"/>
             </w:rPr>
           </w:pPr>
-          <w:hyperlink w:anchor="_Toc223620936" w:history="1">
+          <w:hyperlink w:anchor="_Toc224666194" w:history="1">
             <w:r>
               <w:rPr>
                 <w:rStyle w:val="Hyperlink"/>
@@ -2570,7 +2641,7 @@
                 <w:noProof/>
                 <w:webHidden/>
               </w:rPr>
-              <w:instrText xml:space="preserve"> PAGEREF _Toc223620936 \h </w:instrText>
+              <w:instrText xml:space="preserve"> PAGEREF _Toc224666194 \h </w:instrText>
             </w:r>
             <w:r>
               <w:rPr>
@@ -2590,7 +2661,7 @@
                 <w:noProof/>
                 <w:webHidden/>
               </w:rPr>
-              <w:t>27</w:t>
+              <w:t>28</w:t>
             </w:r>
             <w:r>
               <w:rPr>
@@ -2613,7 +2684,7 @@
               <w:lang w:eastAsia="en-IE"/>
             </w:rPr>
           </w:pPr>
-          <w:hyperlink w:anchor="_Toc223620937" w:history="1">
+          <w:hyperlink w:anchor="_Toc224666195" w:history="1">
             <w:r>
               <w:rPr>
                 <w:rStyle w:val="Hyperlink"/>
@@ -2640,7 +2711,7 @@
                 <w:noProof/>
                 <w:webHidden/>
               </w:rPr>
-              <w:instrText xml:space="preserve"> PAGEREF _Toc223620937 \h </w:instrText>
+              <w:instrText xml:space="preserve"> PAGEREF _Toc224666195 \h </w:instrText>
             </w:r>
             <w:r>
               <w:rPr>
@@ -2660,7 +2731,7 @@
                 <w:noProof/>
                 <w:webHidden/>
               </w:rPr>
-              <w:t>27</w:t>
+              <w:t>28</w:t>
             </w:r>
             <w:r>
               <w:rPr>
@@ -2683,7 +2754,7 @@
               <w:lang w:eastAsia="en-IE"/>
             </w:rPr>
           </w:pPr>
-          <w:hyperlink w:anchor="_Toc223620938" w:history="1">
+          <w:hyperlink w:anchor="_Toc224666196" w:history="1">
             <w:r>
               <w:rPr>
                 <w:rStyle w:val="Hyperlink"/>
@@ -2710,7 +2781,7 @@
                 <w:noProof/>
                 <w:webHidden/>
               </w:rPr>
-              <w:instrText xml:space="preserve"> PAGEREF _Toc223620938 \h </w:instrText>
+              <w:instrText xml:space="preserve"> PAGEREF _Toc224666196 \h </w:instrText>
             </w:r>
             <w:r>
               <w:rPr>
@@ -2730,7 +2801,7 @@
                 <w:noProof/>
                 <w:webHidden/>
               </w:rPr>
-              <w:t>28</w:t>
+              <w:t>29</w:t>
             </w:r>
             <w:r>
               <w:rPr>
@@ -2753,7 +2824,7 @@
               <w:lang w:eastAsia="en-IE"/>
             </w:rPr>
           </w:pPr>
-          <w:hyperlink w:anchor="_Toc223620939" w:history="1">
+          <w:hyperlink w:anchor="_Toc224666197" w:history="1">
             <w:r>
               <w:rPr>
                 <w:rStyle w:val="Hyperlink"/>
@@ -2780,7 +2851,7 @@
                 <w:noProof/>
                 <w:webHidden/>
               </w:rPr>
-              <w:instrText xml:space="preserve"> PAGEREF _Toc223620939 \h </w:instrText>
+              <w:instrText xml:space="preserve"> PAGEREF _Toc224666197 \h </w:instrText>
             </w:r>
             <w:r>
               <w:rPr>
@@ -2800,7 +2871,7 @@
                 <w:noProof/>
                 <w:webHidden/>
               </w:rPr>
-              <w:t>29</w:t>
+              <w:t>30</w:t>
             </w:r>
             <w:r>
               <w:rPr>
@@ -2823,7 +2894,7 @@
               <w:lang w:eastAsia="en-IE"/>
             </w:rPr>
           </w:pPr>
-          <w:hyperlink w:anchor="_Toc223620940" w:history="1">
+          <w:hyperlink w:anchor="_Toc224666198" w:history="1">
             <w:r>
               <w:rPr>
                 <w:rStyle w:val="Hyperlink"/>
@@ -2850,7 +2921,7 @@
                 <w:noProof/>
                 <w:webHidden/>
               </w:rPr>
-              <w:instrText xml:space="preserve"> PAGEREF _Toc223620940 \h </w:instrText>
+              <w:instrText xml:space="preserve"> PAGEREF _Toc224666198 \h </w:instrText>
             </w:r>
             <w:r>
               <w:rPr>
@@ -2870,7 +2941,7 @@
                 <w:noProof/>
                 <w:webHidden/>
               </w:rPr>
-              <w:t>29</w:t>
+              <w:t>30</w:t>
             </w:r>
             <w:r>
               <w:rPr>
@@ -2893,7 +2964,7 @@
               <w:lang w:eastAsia="en-IE"/>
             </w:rPr>
           </w:pPr>
-          <w:hyperlink w:anchor="_Toc223620941" w:history="1">
+          <w:hyperlink w:anchor="_Toc224666199" w:history="1">
             <w:r>
               <w:rPr>
                 <w:rStyle w:val="Hyperlink"/>
@@ -2920,7 +2991,7 @@
                 <w:noProof/>
                 <w:webHidden/>
               </w:rPr>
-              <w:instrText xml:space="preserve"> PAGEREF _Toc223620941 \h </w:instrText>
+              <w:instrText xml:space="preserve"> PAGEREF _Toc224666199 \h </w:instrText>
             </w:r>
             <w:r>
               <w:rPr>
@@ -2940,7 +3011,7 @@
                 <w:noProof/>
                 <w:webHidden/>
               </w:rPr>
-              <w:t>30</w:t>
+              <w:t>31</w:t>
             </w:r>
             <w:r>
               <w:rPr>
@@ -2963,7 +3034,7 @@
               <w:lang w:eastAsia="en-IE"/>
             </w:rPr>
           </w:pPr>
-          <w:hyperlink w:anchor="_Toc223620942" w:history="1">
+          <w:hyperlink w:anchor="_Toc224666200" w:history="1">
             <w:r>
               <w:rPr>
                 <w:rStyle w:val="Hyperlink"/>
@@ -2990,7 +3061,7 @@
                 <w:noProof/>
                 <w:webHidden/>
               </w:rPr>
-              <w:instrText xml:space="preserve"> PAGEREF _Toc223620942 \h </w:instrText>
+              <w:instrText xml:space="preserve"> PAGEREF _Toc224666200 \h </w:instrText>
             </w:r>
             <w:r>
               <w:rPr>
@@ -3010,7 +3081,7 @@
                 <w:noProof/>
                 <w:webHidden/>
               </w:rPr>
-              <w:t>30</w:t>
+              <w:t>31</w:t>
             </w:r>
             <w:r>
               <w:rPr>
@@ -3033,7 +3104,7 @@
               <w:lang w:eastAsia="en-IE"/>
             </w:rPr>
           </w:pPr>
-          <w:hyperlink w:anchor="_Toc223620943" w:history="1">
+          <w:hyperlink w:anchor="_Toc224666201" w:history="1">
             <w:r>
               <w:rPr>
                 <w:rStyle w:val="Hyperlink"/>
@@ -3060,7 +3131,7 @@
                 <w:noProof/>
                 <w:webHidden/>
               </w:rPr>
-              <w:instrText xml:space="preserve"> PAGEREF _Toc223620943 \h </w:instrText>
+              <w:instrText xml:space="preserve"> PAGEREF _Toc224666201 \h </w:instrText>
             </w:r>
             <w:r>
               <w:rPr>
@@ -3080,7 +3151,7 @@
                 <w:noProof/>
                 <w:webHidden/>
               </w:rPr>
-              <w:t>31</w:t>
+              <w:t>32</w:t>
             </w:r>
             <w:r>
               <w:rPr>
@@ -3103,7 +3174,7 @@
               <w:lang w:eastAsia="en-IE"/>
             </w:rPr>
           </w:pPr>
-          <w:hyperlink w:anchor="_Toc223620944" w:history="1">
+          <w:hyperlink w:anchor="_Toc224666202" w:history="1">
             <w:r>
               <w:rPr>
                 <w:rStyle w:val="Hyperlink"/>
@@ -3130,7 +3201,7 @@
                 <w:noProof/>
                 <w:webHidden/>
               </w:rPr>
-              <w:instrText xml:space="preserve"> PAGEREF _Toc223620944 \h </w:instrText>
+              <w:instrText xml:space="preserve"> PAGEREF _Toc224666202 \h </w:instrText>
             </w:r>
             <w:r>
               <w:rPr>
@@ -3150,7 +3221,7 @@
                 <w:noProof/>
                 <w:webHidden/>
               </w:rPr>
-              <w:t>31</w:t>
+              <w:t>32</w:t>
             </w:r>
             <w:r>
               <w:rPr>
@@ -3173,7 +3244,7 @@
               <w:lang w:eastAsia="en-IE"/>
             </w:rPr>
           </w:pPr>
-          <w:hyperlink w:anchor="_Toc223620945" w:history="1">
+          <w:hyperlink w:anchor="_Toc224666203" w:history="1">
             <w:r>
               <w:rPr>
                 <w:rStyle w:val="Hyperlink"/>
@@ -3200,7 +3271,7 @@
                 <w:noProof/>
                 <w:webHidden/>
               </w:rPr>
-              <w:instrText xml:space="preserve"> PAGEREF _Toc223620945 \h </w:instrText>
+              <w:instrText xml:space="preserve"> PAGEREF _Toc224666203 \h </w:instrText>
             </w:r>
             <w:r>
               <w:rPr>
@@ -3220,7 +3291,7 @@
                 <w:noProof/>
                 <w:webHidden/>
               </w:rPr>
-              <w:t>32</w:t>
+              <w:t>33</w:t>
             </w:r>
             <w:r>
               <w:rPr>
@@ -3243,7 +3314,7 @@
               <w:lang w:eastAsia="en-IE"/>
             </w:rPr>
           </w:pPr>
-          <w:hyperlink w:anchor="_Toc223620946" w:history="1">
+          <w:hyperlink w:anchor="_Toc224666204" w:history="1">
             <w:r>
               <w:rPr>
                 <w:rStyle w:val="Hyperlink"/>
@@ -3270,7 +3341,7 @@
                 <w:noProof/>
                 <w:webHidden/>
               </w:rPr>
-              <w:instrText xml:space="preserve"> PAGEREF _Toc223620946 \h </w:instrText>
+              <w:instrText xml:space="preserve"> PAGEREF _Toc224666204 \h </w:instrText>
             </w:r>
             <w:r>
               <w:rPr>
@@ -3290,7 +3361,7 @@
                 <w:noProof/>
                 <w:webHidden/>
               </w:rPr>
-              <w:t>32</w:t>
+              <w:t>33</w:t>
             </w:r>
             <w:r>
               <w:rPr>
@@ -3313,7 +3384,7 @@
               <w:lang w:eastAsia="en-IE"/>
             </w:rPr>
           </w:pPr>
-          <w:hyperlink w:anchor="_Toc223620947" w:history="1">
+          <w:hyperlink w:anchor="_Toc224666205" w:history="1">
             <w:r>
               <w:rPr>
                 <w:rStyle w:val="Hyperlink"/>
@@ -3340,7 +3411,7 @@
                 <w:noProof/>
                 <w:webHidden/>
               </w:rPr>
-              <w:instrText xml:space="preserve"> PAGEREF _Toc223620947 \h </w:instrText>
+              <w:instrText xml:space="preserve"> PAGEREF _Toc224666205 \h </w:instrText>
             </w:r>
             <w:r>
               <w:rPr>
@@ -3360,7 +3431,7 @@
                 <w:noProof/>
                 <w:webHidden/>
               </w:rPr>
-              <w:t>33</w:t>
+              <w:t>34</w:t>
             </w:r>
             <w:r>
               <w:rPr>
@@ -3383,7 +3454,7 @@
               <w:lang w:eastAsia="en-IE"/>
             </w:rPr>
           </w:pPr>
-          <w:hyperlink w:anchor="_Toc223620948" w:history="1">
+          <w:hyperlink w:anchor="_Toc224666206" w:history="1">
             <w:r>
               <w:rPr>
                 <w:rStyle w:val="Hyperlink"/>
@@ -3410,7 +3481,7 @@
                 <w:noProof/>
                 <w:webHidden/>
               </w:rPr>
-              <w:instrText xml:space="preserve"> PAGEREF _Toc223620948 \h </w:instrText>
+              <w:instrText xml:space="preserve"> PAGEREF _Toc224666206 \h </w:instrText>
             </w:r>
             <w:r>
               <w:rPr>
@@ -3430,7 +3501,7 @@
                 <w:noProof/>
                 <w:webHidden/>
               </w:rPr>
-              <w:t>33</w:t>
+              <w:t>34</w:t>
             </w:r>
             <w:r>
               <w:rPr>
@@ -3453,7 +3524,7 @@
               <w:lang w:eastAsia="en-IE"/>
             </w:rPr>
           </w:pPr>
-          <w:hyperlink w:anchor="_Toc223620949" w:history="1">
+          <w:hyperlink w:anchor="_Toc224666207" w:history="1">
             <w:r>
               <w:rPr>
                 <w:rStyle w:val="Hyperlink"/>
@@ -3480,7 +3551,7 @@
                 <w:noProof/>
                 <w:webHidden/>
               </w:rPr>
-              <w:instrText xml:space="preserve"> PAGEREF _Toc223620949 \h </w:instrText>
+              <w:instrText xml:space="preserve"> PAGEREF _Toc224666207 \h </w:instrText>
             </w:r>
             <w:r>
               <w:rPr>
@@ -3500,7 +3571,7 @@
                 <w:noProof/>
                 <w:webHidden/>
               </w:rPr>
-              <w:t>34</w:t>
+              <w:t>35</w:t>
             </w:r>
             <w:r>
               <w:rPr>
@@ -3523,7 +3594,7 @@
               <w:lang w:eastAsia="en-IE"/>
             </w:rPr>
           </w:pPr>
-          <w:hyperlink w:anchor="_Toc223620950" w:history="1">
+          <w:hyperlink w:anchor="_Toc224666208" w:history="1">
             <w:r>
               <w:rPr>
                 <w:rStyle w:val="Hyperlink"/>
@@ -3550,7 +3621,7 @@
                 <w:noProof/>
                 <w:webHidden/>
               </w:rPr>
-              <w:instrText xml:space="preserve"> PAGEREF _Toc223620950 \h </w:instrText>
+              <w:instrText xml:space="preserve"> PAGEREF _Toc224666208 \h </w:instrText>
             </w:r>
             <w:r>
               <w:rPr>
@@ -3570,7 +3641,7 @@
                 <w:noProof/>
                 <w:webHidden/>
               </w:rPr>
-              <w:t>34</w:t>
+              <w:t>35</w:t>
             </w:r>
             <w:r>
               <w:rPr>
@@ -3593,7 +3664,7 @@
               <w:lang w:eastAsia="en-IE"/>
             </w:rPr>
           </w:pPr>
-          <w:hyperlink w:anchor="_Toc223620951" w:history="1">
+          <w:hyperlink w:anchor="_Toc224666209" w:history="1">
             <w:r>
               <w:rPr>
                 <w:rStyle w:val="Hyperlink"/>
@@ -3620,7 +3691,7 @@
                 <w:noProof/>
                 <w:webHidden/>
               </w:rPr>
-              <w:instrText xml:space="preserve"> PAGEREF _Toc223620951 \h </w:instrText>
+              <w:instrText xml:space="preserve"> PAGEREF _Toc224666209 \h </w:instrText>
             </w:r>
             <w:r>
               <w:rPr>
@@ -3640,7 +3711,7 @@
                 <w:noProof/>
                 <w:webHidden/>
               </w:rPr>
-              <w:t>35</w:t>
+              <w:t>36</w:t>
             </w:r>
             <w:r>
               <w:rPr>
@@ -3663,7 +3734,7 @@
               <w:lang w:eastAsia="en-IE"/>
             </w:rPr>
           </w:pPr>
-          <w:hyperlink w:anchor="_Toc223620952" w:history="1">
+          <w:hyperlink w:anchor="_Toc224666210" w:history="1">
             <w:r>
               <w:rPr>
                 <w:rStyle w:val="Hyperlink"/>
@@ -3690,7 +3761,7 @@
                 <w:noProof/>
                 <w:webHidden/>
               </w:rPr>
-              <w:instrText xml:space="preserve"> PAGEREF _Toc223620952 \h </w:instrText>
+              <w:instrText xml:space="preserve"> PAGEREF _Toc224666210 \h </w:instrText>
             </w:r>
             <w:r>
               <w:rPr>
@@ -3710,7 +3781,7 @@
                 <w:noProof/>
                 <w:webHidden/>
               </w:rPr>
-              <w:t>36</w:t>
+              <w:t>37</w:t>
             </w:r>
             <w:r>
               <w:rPr>
@@ -3733,7 +3804,7 @@
               <w:lang w:eastAsia="en-IE"/>
             </w:rPr>
           </w:pPr>
-          <w:hyperlink w:anchor="_Toc223620953" w:history="1">
+          <w:hyperlink w:anchor="_Toc224666211" w:history="1">
             <w:r>
               <w:rPr>
                 <w:rStyle w:val="Hyperlink"/>
@@ -3760,7 +3831,7 @@
                 <w:noProof/>
                 <w:webHidden/>
               </w:rPr>
-              <w:instrText xml:space="preserve"> PAGEREF _Toc223620953 \h </w:instrText>
+              <w:instrText xml:space="preserve"> PAGEREF _Toc224666211 \h </w:instrText>
             </w:r>
             <w:r>
               <w:rPr>
@@ -3780,7 +3851,7 @@
                 <w:noProof/>
                 <w:webHidden/>
               </w:rPr>
-              <w:t>37</w:t>
+              <w:t>38</w:t>
             </w:r>
             <w:r>
               <w:rPr>
@@ -3827,7 +3898,7 @@
       <w:pPr>
         <w:pStyle w:val="Heading1"/>
       </w:pPr>
-      <w:bookmarkStart w:id="0" w:name="_Toc223620904"/>
+      <w:bookmarkStart w:id="0" w:name="_Toc224666161"/>
       <w:r>
         <w:lastRenderedPageBreak/>
         <w:t>Table of Figures</w:t>
@@ -6396,7 +6467,7 @@
       <w:pPr>
         <w:pStyle w:val="Heading1"/>
       </w:pPr>
-      <w:bookmarkStart w:id="1" w:name="_Toc223620905"/>
+      <w:bookmarkStart w:id="1" w:name="_Toc224666162"/>
       <w:r>
         <w:lastRenderedPageBreak/>
         <w:t>Introduction</w:t>
@@ -6451,7 +6522,7 @@
       <w:pPr>
         <w:pStyle w:val="Heading1"/>
       </w:pPr>
-      <w:bookmarkStart w:id="2" w:name="_Toc223620906"/>
+      <w:bookmarkStart w:id="2" w:name="_Toc224666163"/>
       <w:r>
         <w:t>Hosting</w:t>
       </w:r>
@@ -6462,15 +6533,7 @@
         <w:jc w:val="both"/>
       </w:pPr>
       <w:r>
-        <w:t xml:space="preserve">The system will be hosted using </w:t>
-      </w:r>
-      <w:proofErr w:type="spellStart"/>
-      <w:r>
-        <w:t>DigitalOcean’s</w:t>
-      </w:r>
-      <w:proofErr w:type="spellEnd"/>
-      <w:r>
-        <w:t xml:space="preserve"> Droplet service. This is a virtual private server (VPS)</w:t>
+        <w:t>The system will be hosted using DigitalOcean’s Droplet service. This is a virtual private server (VPS)</w:t>
       </w:r>
       <w:r>
         <w:t>.</w:t>
@@ -6496,23 +6559,7 @@
         <w:jc w:val="both"/>
       </w:pPr>
       <w:r>
-        <w:t xml:space="preserve">For security purposes an SSH key will be generated and used to access the server console. This is faster and more secure than the password option that is offered by </w:t>
-      </w:r>
-      <w:proofErr w:type="spellStart"/>
-      <w:r>
-        <w:t>DigitalOcean</w:t>
-      </w:r>
-      <w:proofErr w:type="spellEnd"/>
-      <w:r>
-        <w:t xml:space="preserve">. The </w:t>
-      </w:r>
-      <w:proofErr w:type="spellStart"/>
-      <w:r>
-        <w:t>Github</w:t>
-      </w:r>
-      <w:proofErr w:type="spellEnd"/>
-      <w:r>
-        <w:t xml:space="preserve"> repository containing the project will be cloned onto the server and the needed dependencies will be installed such as Node.js</w:t>
+        <w:t>For security purposes an SSH key will be generated and used to access the server console. This is faster and more secure than the password option that is offered by DigitalOcean. The Github repository containing the project will be cloned onto the server and the needed dependencies will be installed such as Node.js</w:t>
       </w:r>
       <w:r>
         <w:t xml:space="preserve">, </w:t>
@@ -6536,7 +6583,7 @@
       <w:pPr>
         <w:pStyle w:val="Heading1"/>
       </w:pPr>
-      <w:bookmarkStart w:id="3" w:name="_Toc223620907"/>
+      <w:bookmarkStart w:id="3" w:name="_Toc224666164"/>
       <w:r>
         <w:lastRenderedPageBreak/>
         <w:t>Architecture Diagram</w:t>
@@ -6714,7 +6761,7 @@
       <w:pPr>
         <w:pStyle w:val="Heading1"/>
       </w:pPr>
-      <w:bookmarkStart w:id="5" w:name="_Toc223620908"/>
+      <w:bookmarkStart w:id="5" w:name="_Toc224666165"/>
       <w:r>
         <w:lastRenderedPageBreak/>
         <w:t>Sequence Diagrams</w:t>
@@ -6725,7 +6772,7 @@
       <w:pPr>
         <w:pStyle w:val="Heading2"/>
       </w:pPr>
-      <w:bookmarkStart w:id="6" w:name="_Toc223620909"/>
+      <w:bookmarkStart w:id="6" w:name="_Toc224666166"/>
       <w:r>
         <w:t>Solve a Problem</w:t>
       </w:r>
@@ -6851,7 +6898,7 @@
       <w:pPr>
         <w:pStyle w:val="Heading2"/>
       </w:pPr>
-      <w:bookmarkStart w:id="8" w:name="_Toc223620910"/>
+      <w:bookmarkStart w:id="8" w:name="_Toc224666167"/>
       <w:r>
         <w:lastRenderedPageBreak/>
         <w:t>Login</w:t>
@@ -6965,7 +7012,7 @@
       <w:pPr>
         <w:pStyle w:val="Heading2"/>
       </w:pPr>
-      <w:bookmarkStart w:id="10" w:name="_Toc223620911"/>
+      <w:bookmarkStart w:id="10" w:name="_Toc224666168"/>
       <w:r>
         <w:t>Sign Up</w:t>
       </w:r>
@@ -7093,7 +7140,7 @@
       <w:pPr>
         <w:pStyle w:val="Heading2"/>
       </w:pPr>
-      <w:bookmarkStart w:id="12" w:name="_Toc223620912"/>
+      <w:bookmarkStart w:id="12" w:name="_Toc224666169"/>
       <w:r>
         <w:lastRenderedPageBreak/>
         <w:t>View Problems</w:t>
@@ -7210,7 +7257,7 @@
       <w:pPr>
         <w:pStyle w:val="Heading2"/>
       </w:pPr>
-      <w:bookmarkStart w:id="14" w:name="_Toc223620913"/>
+      <w:bookmarkStart w:id="14" w:name="_Toc224666170"/>
       <w:r>
         <w:t>C</w:t>
       </w:r>
@@ -7366,7 +7413,7 @@
           <w:rStyle w:val="Heading2Char"/>
         </w:rPr>
       </w:pPr>
-      <w:bookmarkStart w:id="16" w:name="_Toc223620914"/>
+      <w:bookmarkStart w:id="16" w:name="_Toc224666171"/>
       <w:r>
         <w:rPr>
           <w:rStyle w:val="Heading2Char"/>
@@ -7486,7 +7533,7 @@
       <w:pPr>
         <w:pStyle w:val="Heading2"/>
       </w:pPr>
-      <w:bookmarkStart w:id="18" w:name="_Toc223620915"/>
+      <w:bookmarkStart w:id="18" w:name="_Toc224666172"/>
       <w:r>
         <w:t xml:space="preserve">Create / Update </w:t>
       </w:r>
@@ -7605,7 +7652,7 @@
       <w:pPr>
         <w:pStyle w:val="Heading2"/>
       </w:pPr>
-      <w:bookmarkStart w:id="20" w:name="_Toc223620916"/>
+      <w:bookmarkStart w:id="20" w:name="_Toc224666173"/>
       <w:r>
         <w:lastRenderedPageBreak/>
         <w:t>View Results</w:t>
@@ -7722,7 +7769,7 @@
       <w:pPr>
         <w:pStyle w:val="Heading2"/>
       </w:pPr>
-      <w:bookmarkStart w:id="22" w:name="_Toc223620917"/>
+      <w:bookmarkStart w:id="22" w:name="_Toc224666174"/>
       <w:r>
         <w:t>View Profile</w:t>
       </w:r>
@@ -7838,7 +7885,7 @@
       <w:pPr>
         <w:pStyle w:val="Heading2"/>
       </w:pPr>
-      <w:bookmarkStart w:id="24" w:name="_Toc223620918"/>
+      <w:bookmarkStart w:id="24" w:name="_Toc224666175"/>
       <w:r>
         <w:lastRenderedPageBreak/>
         <w:t>View Leaderboard</w:t>
@@ -7973,7 +8020,7 @@
       <w:pPr>
         <w:pStyle w:val="Heading1"/>
       </w:pPr>
-      <w:bookmarkStart w:id="26" w:name="_Toc223620919"/>
+      <w:bookmarkStart w:id="26" w:name="_Toc224666176"/>
       <w:r>
         <w:lastRenderedPageBreak/>
         <w:t>Algorithms</w:t>
@@ -7984,7 +8031,7 @@
       <w:pPr>
         <w:pStyle w:val="Heading2"/>
       </w:pPr>
-      <w:bookmarkStart w:id="27" w:name="_Toc223620920"/>
+      <w:bookmarkStart w:id="27" w:name="_Toc224666177"/>
       <w:r>
         <w:t>Test Harness for Running Submitted Code</w:t>
       </w:r>
@@ -8219,43 +8266,53 @@
           <w:sz w:val="22"/>
           <w:szCs w:val="22"/>
         </w:rPr>
-        <w:t>${</w:t>
-      </w:r>
-      <w:proofErr w:type="spellStart"/>
+        <w:t>${inputFields}</w:t>
+      </w:r>
+      <w:r>
+        <w:rPr>
+          <w:rFonts w:cs="Courier New"/>
+        </w:rPr>
+        <w:t xml:space="preserve"> are</w:t>
+      </w:r>
+      <w:r>
+        <w:rPr>
+          <w:rFonts w:cs="Courier New"/>
+        </w:rPr>
+        <w:t xml:space="preserve"> all </w:t>
+      </w:r>
+      <w:r>
+        <w:rPr>
+          <w:rFonts w:cs="Courier New"/>
+        </w:rPr>
+        <w:t xml:space="preserve">the input parameter types and names, and </w:t>
+      </w:r>
       <w:r>
         <w:rPr>
           <w:rFonts w:ascii="Courier New" w:hAnsi="Courier New" w:cs="Courier New"/>
           <w:sz w:val="22"/>
           <w:szCs w:val="22"/>
         </w:rPr>
-        <w:t>inputFields</w:t>
-      </w:r>
-      <w:proofErr w:type="spellEnd"/>
+        <w:t>${functionCallLine}</w:t>
+      </w:r>
+      <w:r>
+        <w:rPr>
+          <w:rFonts w:cs="Courier New"/>
+        </w:rPr>
+        <w:t xml:space="preserve"> </w:t>
+      </w:r>
+      <w:r>
+        <w:rPr>
+          <w:rFonts w:cs="Courier New"/>
+        </w:rPr>
+        <w:t>contains the final return type, the function itself and the input parameters. “</w:t>
+      </w:r>
       <w:r>
         <w:rPr>
           <w:rFonts w:ascii="Courier New" w:hAnsi="Courier New" w:cs="Courier New"/>
           <w:sz w:val="22"/>
           <w:szCs w:val="22"/>
         </w:rPr>
-        <w:t>}</w:t>
-      </w:r>
-      <w:r>
-        <w:rPr>
-          <w:rFonts w:cs="Courier New"/>
-        </w:rPr>
-        <w:t xml:space="preserve"> are</w:t>
-      </w:r>
-      <w:r>
-        <w:rPr>
-          <w:rFonts w:cs="Courier New"/>
-        </w:rPr>
-        <w:t xml:space="preserve"> all </w:t>
-      </w:r>
-      <w:r>
-        <w:rPr>
-          <w:rFonts w:cs="Courier New"/>
-        </w:rPr>
-        <w:t xml:space="preserve">the input parameter types and names, and </w:t>
+        <w:t>Input input = mapper.readValue(args[0], Input.class);</w:t>
       </w:r>
       <w:r>
         <w:rPr>
@@ -8263,157 +8320,21 @@
           <w:sz w:val="22"/>
           <w:szCs w:val="22"/>
         </w:rPr>
-        <w:t>${</w:t>
-      </w:r>
-      <w:proofErr w:type="spellStart"/>
+        <w:t xml:space="preserve">” </w:t>
+      </w:r>
+      <w:r>
+        <w:rPr>
+          <w:rFonts w:cs="Courier New"/>
+        </w:rPr>
+        <w:t>maps sample inputs from problem test cases, these are passed as arguments when the main function is called. Below are the commands that run inside the docker container which allow the java code to execute with test case inputs (</w:t>
+      </w:r>
       <w:r>
         <w:rPr>
           <w:rFonts w:ascii="Courier New" w:hAnsi="Courier New" w:cs="Courier New"/>
           <w:sz w:val="22"/>
           <w:szCs w:val="22"/>
         </w:rPr>
-        <w:t>functionCallLine</w:t>
-      </w:r>
-      <w:proofErr w:type="spellEnd"/>
-      <w:r>
-        <w:rPr>
-          <w:rFonts w:ascii="Courier New" w:hAnsi="Courier New" w:cs="Courier New"/>
-          <w:sz w:val="22"/>
-          <w:szCs w:val="22"/>
-        </w:rPr>
-        <w:t>}</w:t>
-      </w:r>
-      <w:r>
-        <w:rPr>
-          <w:rFonts w:cs="Courier New"/>
-        </w:rPr>
-        <w:t xml:space="preserve"> </w:t>
-      </w:r>
-      <w:r>
-        <w:rPr>
-          <w:rFonts w:cs="Courier New"/>
-        </w:rPr>
-        <w:t>contains the final return type, the function itself and the input parameters. “</w:t>
-      </w:r>
-      <w:r>
-        <w:rPr>
-          <w:rFonts w:ascii="Courier New" w:hAnsi="Courier New" w:cs="Courier New"/>
-          <w:sz w:val="22"/>
-          <w:szCs w:val="22"/>
-        </w:rPr>
-        <w:t xml:space="preserve">Input </w:t>
-      </w:r>
-      <w:proofErr w:type="spellStart"/>
-      <w:r>
-        <w:rPr>
-          <w:rFonts w:ascii="Courier New" w:hAnsi="Courier New" w:cs="Courier New"/>
-          <w:sz w:val="22"/>
-          <w:szCs w:val="22"/>
-        </w:rPr>
-        <w:t>input</w:t>
-      </w:r>
-      <w:proofErr w:type="spellEnd"/>
-      <w:r>
-        <w:rPr>
-          <w:rFonts w:ascii="Courier New" w:hAnsi="Courier New" w:cs="Courier New"/>
-          <w:sz w:val="22"/>
-          <w:szCs w:val="22"/>
-        </w:rPr>
-        <w:t xml:space="preserve"> = </w:t>
-      </w:r>
-      <w:proofErr w:type="spellStart"/>
-      <w:r>
-        <w:rPr>
-          <w:rFonts w:ascii="Courier New" w:hAnsi="Courier New" w:cs="Courier New"/>
-          <w:sz w:val="22"/>
-          <w:szCs w:val="22"/>
-        </w:rPr>
-        <w:t>mapper.readValue</w:t>
-      </w:r>
-      <w:proofErr w:type="spellEnd"/>
-      <w:r>
-        <w:rPr>
-          <w:rFonts w:ascii="Courier New" w:hAnsi="Courier New" w:cs="Courier New"/>
-          <w:sz w:val="22"/>
-          <w:szCs w:val="22"/>
-        </w:rPr>
-        <w:t>(</w:t>
-      </w:r>
-      <w:proofErr w:type="spellStart"/>
-      <w:r>
-        <w:rPr>
-          <w:rFonts w:ascii="Courier New" w:hAnsi="Courier New" w:cs="Courier New"/>
-          <w:sz w:val="22"/>
-          <w:szCs w:val="22"/>
-        </w:rPr>
-        <w:t>args</w:t>
-      </w:r>
-      <w:proofErr w:type="spellEnd"/>
-      <w:r>
-        <w:rPr>
-          <w:rFonts w:ascii="Courier New" w:hAnsi="Courier New" w:cs="Courier New"/>
-          <w:sz w:val="22"/>
-          <w:szCs w:val="22"/>
-        </w:rPr>
-        <w:t xml:space="preserve">[0], </w:t>
-      </w:r>
-      <w:proofErr w:type="spellStart"/>
-      <w:r>
-        <w:rPr>
-          <w:rFonts w:ascii="Courier New" w:hAnsi="Courier New" w:cs="Courier New"/>
-          <w:sz w:val="22"/>
-          <w:szCs w:val="22"/>
-        </w:rPr>
-        <w:t>Input.class</w:t>
-      </w:r>
-      <w:proofErr w:type="spellEnd"/>
-      <w:r>
-        <w:rPr>
-          <w:rFonts w:ascii="Courier New" w:hAnsi="Courier New" w:cs="Courier New"/>
-          <w:sz w:val="22"/>
-          <w:szCs w:val="22"/>
-        </w:rPr>
-        <w:t>);</w:t>
-      </w:r>
-      <w:r>
-        <w:rPr>
-          <w:rFonts w:ascii="Courier New" w:hAnsi="Courier New" w:cs="Courier New"/>
-          <w:sz w:val="22"/>
-          <w:szCs w:val="22"/>
-        </w:rPr>
-        <w:t xml:space="preserve">” </w:t>
-      </w:r>
-      <w:r>
-        <w:rPr>
-          <w:rFonts w:cs="Courier New"/>
-        </w:rPr>
-        <w:t>maps sample inputs from problem test cases, these are passed as arguments when the main function is called. Below are the commands that run inside the docker container which allow the java code to execute with test case inputs (</w:t>
-      </w:r>
-      <w:r>
-        <w:rPr>
-          <w:rFonts w:ascii="Courier New" w:hAnsi="Courier New" w:cs="Courier New"/>
-          <w:sz w:val="22"/>
-          <w:szCs w:val="22"/>
-        </w:rPr>
-        <w:t>${</w:t>
-      </w:r>
-      <w:proofErr w:type="spellStart"/>
-      <w:r>
-        <w:rPr>
-          <w:rFonts w:ascii="Courier New" w:hAnsi="Courier New" w:cs="Courier New"/>
-          <w:sz w:val="22"/>
-          <w:szCs w:val="22"/>
-        </w:rPr>
-        <w:t>processedInput</w:t>
-      </w:r>
-      <w:proofErr w:type="spellEnd"/>
-      <w:r>
-        <w:rPr>
-          <w:rFonts w:ascii="Courier New" w:hAnsi="Courier New" w:cs="Courier New"/>
-          <w:sz w:val="22"/>
-          <w:szCs w:val="22"/>
-        </w:rPr>
-        <w:t>}</w:t>
+        <w:t>${processedInput}</w:t>
       </w:r>
       <w:r>
         <w:rPr>
@@ -8567,7 +8488,7 @@
       <w:pPr>
         <w:pStyle w:val="Heading2"/>
       </w:pPr>
-      <w:bookmarkStart w:id="30" w:name="_Toc223620921"/>
+      <w:bookmarkStart w:id="30" w:name="_Toc224666178"/>
       <w:r>
         <w:lastRenderedPageBreak/>
         <w:t>Approach to the use of Artificial Intelligence</w:t>
@@ -8606,15 +8527,7 @@
         <w:t xml:space="preserve">AI entirely, </w:t>
       </w:r>
       <w:r>
-        <w:t xml:space="preserve">the platform aims to increase the work factor to discourage most users from using it. A file called </w:t>
-      </w:r>
-      <w:proofErr w:type="spellStart"/>
-      <w:r>
-        <w:t>antiCheat.ts</w:t>
-      </w:r>
-      <w:proofErr w:type="spellEnd"/>
-      <w:r>
-        <w:t xml:space="preserve"> has been created which disables copy/paste functionality and can detect when a user switches tabs. This is only active on the “solve a problem” screen and can be bypassed in certain situations. This only acts as a deterrent to the use of AI assistance.</w:t>
+        <w:t>the platform aims to increase the work factor to discourage most users from using it. A file called antiCheat.ts has been created which disables copy/paste functionality and can detect when a user switches tabs. This is only active on the “solve a problem” screen and can be bypassed in certain situations. This only acts as a deterrent to the use of AI assistance.</w:t>
       </w:r>
     </w:p>
     <w:p>
@@ -8727,15 +8640,7 @@
         <w:t>.</w:t>
       </w:r>
       <w:r>
-        <w:t xml:space="preserve"> </w:t>
-      </w:r>
-      <w:proofErr w:type="spellStart"/>
-      <w:r>
-        <w:t>AntiCheat.ts</w:t>
-      </w:r>
-      <w:proofErr w:type="spellEnd"/>
-      <w:r>
-        <w:t xml:space="preserve"> file to deter users from using generative  AI</w:t>
+        <w:t xml:space="preserve"> AntiCheat.ts file to deter users from using generative  AI</w:t>
       </w:r>
       <w:bookmarkEnd w:id="31"/>
     </w:p>
@@ -8757,7 +8662,7 @@
       <w:pPr>
         <w:pStyle w:val="Heading2"/>
       </w:pPr>
-      <w:bookmarkStart w:id="32" w:name="_Toc223620922"/>
+      <w:bookmarkStart w:id="32" w:name="_Toc224666179"/>
       <w:r>
         <w:lastRenderedPageBreak/>
         <w:t>Automated Deployment Script</w:t>
@@ -8896,7 +8801,7 @@
       <w:pPr>
         <w:pStyle w:val="Heading2"/>
       </w:pPr>
-      <w:bookmarkStart w:id="34" w:name="_Toc223620923"/>
+      <w:bookmarkStart w:id="34" w:name="_Toc224666180"/>
       <w:r>
         <w:lastRenderedPageBreak/>
         <w:t>Packages</w:t>
@@ -9178,7 +9083,6 @@
         </w:numPr>
         <w:jc w:val="both"/>
       </w:pPr>
-      <w:proofErr w:type="spellStart"/>
       <w:r>
         <w:rPr>
           <w:b/>
@@ -9187,7 +9091,6 @@
         </w:rPr>
         <w:t>dockerode</w:t>
       </w:r>
-      <w:proofErr w:type="spellEnd"/>
       <w:r>
         <w:rPr>
           <w:lang w:val="en-US"/>
@@ -9294,21 +9197,7 @@
         <w:rPr>
           <w:lang w:val="en-US"/>
         </w:rPr>
-        <w:t xml:space="preserve"> required </w:t>
-      </w:r>
-      <w:proofErr w:type="spellStart"/>
-      <w:r>
-        <w:rPr>
-          <w:lang w:val="en-US"/>
-        </w:rPr>
-        <w:t>dockerode</w:t>
-      </w:r>
-      <w:proofErr w:type="spellEnd"/>
-      <w:r>
-        <w:rPr>
-          <w:lang w:val="en-US"/>
-        </w:rPr>
-        <w:t xml:space="preserve"> types which are needed for use with TypeScript</w:t>
+        <w:t xml:space="preserve"> required dockerode types which are needed for use with TypeScript</w:t>
       </w:r>
       <w:r>
         <w:rPr>
@@ -9741,6 +9630,74 @@
           <w:bCs/>
           <w:lang w:val="en-US"/>
         </w:rPr>
+        <w:t>@codemirror/lang</w:t>
+      </w:r>
+      <w:r>
+        <w:rPr>
+          <w:b/>
+          <w:bCs/>
+        </w:rPr>
+        <w:t>-</w:t>
+      </w:r>
+      <w:r>
+        <w:rPr>
+          <w:b/>
+          <w:bCs/>
+        </w:rPr>
+        <w:t xml:space="preserve">python </w:t>
+      </w:r>
+      <w:r>
+        <w:t xml:space="preserve">– Provides code editor support for Python such as language specific syntax highlighting </w:t>
+      </w:r>
+      <w:sdt>
+        <w:sdtPr>
+          <w:id w:val="1811289399"/>
+          <w:citation/>
+        </w:sdtPr>
+        <w:sdtContent>
+          <w:r>
+            <w:fldChar w:fldCharType="begin"/>
+          </w:r>
+          <w:r>
+            <w:instrText xml:space="preserve"> CITATION pylang26 \l 6153 </w:instrText>
+          </w:r>
+          <w:r>
+            <w:fldChar w:fldCharType="separate"/>
+          </w:r>
+          <w:r>
+            <w:rPr>
+              <w:noProof/>
+            </w:rPr>
+            <w:t>(Haverbeke, 2026)</w:t>
+          </w:r>
+          <w:r>
+            <w:fldChar w:fldCharType="end"/>
+          </w:r>
+        </w:sdtContent>
+      </w:sdt>
+      <w:r>
+        <w:t>.</w:t>
+      </w:r>
+    </w:p>
+    <w:p>
+      <w:pPr>
+        <w:pStyle w:val="ListParagraph"/>
+        <w:numPr>
+          <w:ilvl w:val="0"/>
+          <w:numId w:val="3"/>
+        </w:numPr>
+        <w:jc w:val="both"/>
+        <w:rPr>
+          <w:b/>
+          <w:bCs/>
+        </w:rPr>
+      </w:pPr>
+      <w:r>
+        <w:rPr>
+          <w:b/>
+          <w:bCs/>
+          <w:lang w:val="en-US"/>
+        </w:rPr>
         <w:t>@codemirror/language</w:t>
       </w:r>
       <w:r>
@@ -9816,7 +9773,7 @@
       <w:pPr>
         <w:pStyle w:val="Heading1"/>
       </w:pPr>
-      <w:bookmarkStart w:id="35" w:name="_Toc223620924"/>
+      <w:bookmarkStart w:id="35" w:name="_Toc224666181"/>
       <w:r>
         <w:lastRenderedPageBreak/>
         <w:t>Entity Relationship Diagram</w:t>
@@ -9832,10 +9789,10 @@
           <w:noProof/>
         </w:rPr>
         <w:drawing>
-          <wp:inline distT="0" distB="0" distL="0" distR="0" wp14:anchorId="4C8BDC26" wp14:editId="07C5C540">
-            <wp:extent cx="7659287" cy="2815590"/>
-            <wp:effectExtent l="2223" t="0" r="1587" b="1588"/>
-            <wp:docPr id="1375364562" name="Picture 1"/>
+          <wp:inline distT="0" distB="0" distL="0" distR="0" wp14:anchorId="1A95766D" wp14:editId="5BB04D20">
+            <wp:extent cx="8166330" cy="4350068"/>
+            <wp:effectExtent l="3175" t="0" r="0" b="0"/>
+            <wp:docPr id="1768031990" name="Picture 1"/>
             <wp:cNvGraphicFramePr>
               <a:graphicFrameLocks xmlns:a="http://schemas.openxmlformats.org/drawingml/2006/main" noChangeAspect="1"/>
             </wp:cNvGraphicFramePr>
@@ -9843,7 +9800,7 @@
               <a:graphicData uri="http://schemas.openxmlformats.org/drawingml/2006/picture">
                 <pic:pic xmlns:pic="http://schemas.openxmlformats.org/drawingml/2006/picture">
                   <pic:nvPicPr>
-                    <pic:cNvPr id="1375364562" name=""/>
+                    <pic:cNvPr id="1768031990" name=""/>
                     <pic:cNvPicPr/>
                   </pic:nvPicPr>
                   <pic:blipFill>
@@ -9855,7 +9812,7 @@
                   <pic:spPr>
                     <a:xfrm rot="16200000">
                       <a:off x="0" y="0"/>
-                      <a:ext cx="7677634" cy="2822335"/>
+                      <a:ext cx="8206488" cy="4371460"/>
                     </a:xfrm>
                     <a:prstGeom prst="rect">
                       <a:avLst/>
@@ -9936,7 +9893,7 @@
       <w:pPr>
         <w:pStyle w:val="Heading2"/>
       </w:pPr>
-      <w:bookmarkStart w:id="37" w:name="_Toc223620925"/>
+      <w:bookmarkStart w:id="37" w:name="_Toc224666182"/>
       <w:r>
         <w:lastRenderedPageBreak/>
         <w:t>Design Notes</w:t>
@@ -9962,31 +9919,7 @@
         </w:numPr>
       </w:pPr>
       <w:r>
-        <w:t>Cascading deletes are applied on child tables (</w:t>
-      </w:r>
-      <w:proofErr w:type="spellStart"/>
-      <w:r>
-        <w:t>test_case</w:t>
-      </w:r>
-      <w:proofErr w:type="spellEnd"/>
-      <w:r>
-        <w:t xml:space="preserve">, submission, </w:t>
-      </w:r>
-      <w:proofErr w:type="spellStart"/>
-      <w:r>
-        <w:t>course_problem</w:t>
-      </w:r>
-      <w:proofErr w:type="spellEnd"/>
-      <w:r>
-        <w:t xml:space="preserve">, </w:t>
-      </w:r>
-      <w:proofErr w:type="spellStart"/>
-      <w:r>
-        <w:t>enrollment</w:t>
-      </w:r>
-      <w:proofErr w:type="spellEnd"/>
-      <w:r>
-        <w:t>) so that removing a parent record automatically cleans up related data.</w:t>
+        <w:t>Cascading deletes are applied on child tables (test_case, submission, course_problem, enrollment) so that removing a parent record automatically cleans up related data.</w:t>
       </w:r>
     </w:p>
     <w:p>
@@ -9997,23 +9930,7 @@
         </w:numPr>
       </w:pPr>
       <w:r>
-        <w:t xml:space="preserve">The </w:t>
-      </w:r>
-      <w:proofErr w:type="spellStart"/>
-      <w:r>
-        <w:t>enrollment</w:t>
-      </w:r>
-      <w:proofErr w:type="spellEnd"/>
-      <w:r>
-        <w:t xml:space="preserve"> and </w:t>
-      </w:r>
-      <w:proofErr w:type="spellStart"/>
-      <w:r>
-        <w:t>course_problem</w:t>
-      </w:r>
-      <w:proofErr w:type="spellEnd"/>
-      <w:r>
-        <w:t xml:space="preserve"> tables use composite primary keys</w:t>
+        <w:t>The enrollment and course_problem tables use composite primary keys</w:t>
       </w:r>
       <w:r>
         <w:t>.</w:t>
@@ -10026,13 +9943,8 @@
           <w:numId w:val="1"/>
         </w:numPr>
       </w:pPr>
-      <w:proofErr w:type="spellStart"/>
-      <w:r>
-        <w:t>problem.difficulty</w:t>
-      </w:r>
-      <w:proofErr w:type="spellEnd"/>
-      <w:r>
-        <w:t xml:space="preserve"> is constrained to values 1–5.</w:t>
+      <w:r>
+        <w:t>problem.difficulty is constrained to values 1–5.</w:t>
       </w:r>
     </w:p>
     <w:p>
@@ -10042,13 +9954,8 @@
           <w:numId w:val="1"/>
         </w:numPr>
       </w:pPr>
-      <w:proofErr w:type="spellStart"/>
-      <w:r>
-        <w:t>users.role</w:t>
-      </w:r>
-      <w:proofErr w:type="spellEnd"/>
-      <w:r>
-        <w:t xml:space="preserve"> is constrained to 'student' or 'lecturer'.</w:t>
+      <w:r>
+        <w:t>users.role is constrained to 'student' or 'lecturer'.</w:t>
       </w:r>
     </w:p>
     <w:p>
@@ -10058,21 +9965,8 @@
           <w:numId w:val="1"/>
         </w:numPr>
       </w:pPr>
-      <w:proofErr w:type="spellStart"/>
-      <w:r>
-        <w:t>test_case.input_value</w:t>
-      </w:r>
-      <w:proofErr w:type="spellEnd"/>
-      <w:r>
-        <w:t xml:space="preserve"> and </w:t>
-      </w:r>
-      <w:proofErr w:type="spellStart"/>
-      <w:r>
-        <w:t>expected_value</w:t>
-      </w:r>
-      <w:proofErr w:type="spellEnd"/>
-      <w:r>
-        <w:t xml:space="preserve"> are stored as JSONB to support flexible, structured test data.</w:t>
+      <w:r>
+        <w:t>test_case.input_value and expected_value are stored as JSONB to support flexible, structured test data.</w:t>
       </w:r>
     </w:p>
     <w:p>
@@ -10083,31 +9977,7 @@
         </w:numPr>
       </w:pPr>
       <w:r>
-        <w:t>Streak tracking (</w:t>
-      </w:r>
-      <w:proofErr w:type="spellStart"/>
-      <w:r>
-        <w:t>current_streak</w:t>
-      </w:r>
-      <w:proofErr w:type="spellEnd"/>
-      <w:r>
-        <w:t xml:space="preserve">, </w:t>
-      </w:r>
-      <w:proofErr w:type="spellStart"/>
-      <w:r>
-        <w:t>longest_streak</w:t>
-      </w:r>
-      <w:proofErr w:type="spellEnd"/>
-      <w:r>
-        <w:t xml:space="preserve">, </w:t>
-      </w:r>
-      <w:proofErr w:type="spellStart"/>
-      <w:r>
-        <w:t>last_solved_date</w:t>
-      </w:r>
-      <w:proofErr w:type="spellEnd"/>
-      <w:r>
-        <w:t>) is maintained on the users table and updated at submission time.</w:t>
+        <w:t>Streak tracking (current_streak, longest_streak, last_solved_date) is maintained on the users table and updated at submission time.</w:t>
       </w:r>
     </w:p>
     <w:p>
@@ -10137,7 +10007,7 @@
       <w:pPr>
         <w:pStyle w:val="Heading1"/>
       </w:pPr>
-      <w:bookmarkStart w:id="38" w:name="_Toc223620926"/>
+      <w:bookmarkStart w:id="38" w:name="_Toc224666183"/>
       <w:r>
         <w:lastRenderedPageBreak/>
         <w:t>SQL Queries</w:t>
@@ -10148,7 +10018,7 @@
       <w:pPr>
         <w:pStyle w:val="Heading2"/>
       </w:pPr>
-      <w:bookmarkStart w:id="39" w:name="_Toc223620927"/>
+      <w:bookmarkStart w:id="39" w:name="_Toc224666184"/>
       <w:r>
         <w:t>Login / Sign Up</w:t>
       </w:r>
@@ -10158,7 +10028,6 @@
       <w:pPr>
         <w:spacing w:before="200" w:after="60"/>
       </w:pPr>
-      <w:proofErr w:type="spellStart"/>
       <w:r>
         <w:rPr>
           <w:rFonts w:ascii="Arial" w:eastAsia="Arial" w:hAnsi="Arial" w:cs="Arial"/>
@@ -10170,7 +10039,6 @@
         </w:rPr>
         <w:t>createUser</w:t>
       </w:r>
-      <w:proofErr w:type="spellEnd"/>
     </w:p>
     <w:tbl>
       <w:tblPr>
@@ -10232,27 +10100,7 @@
                 <w:sz w:val="18"/>
                 <w:szCs w:val="18"/>
               </w:rPr>
-              <w:t xml:space="preserve"> users (</w:t>
-            </w:r>
-            <w:proofErr w:type="spellStart"/>
-            <w:r>
-              <w:rPr>
-                <w:rFonts w:ascii="Courier New" w:eastAsia="Courier New" w:hAnsi="Courier New" w:cs="Courier New"/>
-                <w:color w:val="1A1A2E"/>
-                <w:sz w:val="18"/>
-                <w:szCs w:val="18"/>
-              </w:rPr>
-              <w:t>user_name</w:t>
-            </w:r>
-            <w:proofErr w:type="spellEnd"/>
-            <w:r>
-              <w:rPr>
-                <w:rFonts w:ascii="Courier New" w:eastAsia="Courier New" w:hAnsi="Courier New" w:cs="Courier New"/>
-                <w:color w:val="1A1A2E"/>
-                <w:sz w:val="18"/>
-                <w:szCs w:val="18"/>
-              </w:rPr>
-              <w:t>, role, email, password)</w:t>
+              <w:t xml:space="preserve"> users (user_name, role, email, password)</w:t>
             </w:r>
           </w:p>
           <w:p>
@@ -10335,7 +10183,6 @@
       <w:pPr>
         <w:spacing w:before="200" w:after="60"/>
       </w:pPr>
-      <w:proofErr w:type="spellStart"/>
       <w:r>
         <w:rPr>
           <w:rFonts w:ascii="Arial" w:eastAsia="Arial" w:hAnsi="Arial" w:cs="Arial"/>
@@ -10347,7 +10194,6 @@
         </w:rPr>
         <w:t>getUserByEmail</w:t>
       </w:r>
-      <w:proofErr w:type="spellEnd"/>
     </w:p>
     <w:tbl>
       <w:tblPr>
@@ -10409,47 +10255,7 @@
                 <w:sz w:val="18"/>
                 <w:szCs w:val="18"/>
               </w:rPr>
-              <w:t xml:space="preserve"> </w:t>
-            </w:r>
-            <w:proofErr w:type="spellStart"/>
-            <w:r>
-              <w:rPr>
-                <w:rFonts w:ascii="Courier New" w:eastAsia="Courier New" w:hAnsi="Courier New" w:cs="Courier New"/>
-                <w:color w:val="1A1A2E"/>
-                <w:sz w:val="18"/>
-                <w:szCs w:val="18"/>
-              </w:rPr>
-              <w:t>user_id</w:t>
-            </w:r>
-            <w:proofErr w:type="spellEnd"/>
-            <w:r>
-              <w:rPr>
-                <w:rFonts w:ascii="Courier New" w:eastAsia="Courier New" w:hAnsi="Courier New" w:cs="Courier New"/>
-                <w:color w:val="1A1A2E"/>
-                <w:sz w:val="18"/>
-                <w:szCs w:val="18"/>
-              </w:rPr>
-              <w:t xml:space="preserve"> AS id, </w:t>
-            </w:r>
-            <w:proofErr w:type="spellStart"/>
-            <w:r>
-              <w:rPr>
-                <w:rFonts w:ascii="Courier New" w:eastAsia="Courier New" w:hAnsi="Courier New" w:cs="Courier New"/>
-                <w:color w:val="1A1A2E"/>
-                <w:sz w:val="18"/>
-                <w:szCs w:val="18"/>
-              </w:rPr>
-              <w:t>user_name</w:t>
-            </w:r>
-            <w:proofErr w:type="spellEnd"/>
-            <w:r>
-              <w:rPr>
-                <w:rFonts w:ascii="Courier New" w:eastAsia="Courier New" w:hAnsi="Courier New" w:cs="Courier New"/>
-                <w:color w:val="1A1A2E"/>
-                <w:sz w:val="18"/>
-                <w:szCs w:val="18"/>
-              </w:rPr>
-              <w:t xml:space="preserve"> AS name, email,</w:t>
+              <w:t xml:space="preserve"> user_id AS id, user_name AS name, email,</w:t>
             </w:r>
           </w:p>
           <w:p>
@@ -10555,7 +10361,7 @@
       <w:pPr>
         <w:pStyle w:val="Heading2"/>
       </w:pPr>
-      <w:bookmarkStart w:id="40" w:name="_Toc223620928"/>
+      <w:bookmarkStart w:id="40" w:name="_Toc224666185"/>
       <w:r>
         <w:t>View Problems</w:t>
       </w:r>
@@ -10565,7 +10371,6 @@
       <w:pPr>
         <w:spacing w:before="200" w:after="60"/>
       </w:pPr>
-      <w:proofErr w:type="spellStart"/>
       <w:r>
         <w:rPr>
           <w:rFonts w:ascii="Arial" w:eastAsia="Arial" w:hAnsi="Arial" w:cs="Arial"/>
@@ -10577,7 +10382,6 @@
         </w:rPr>
         <w:t>fetchProblems</w:t>
       </w:r>
-      <w:proofErr w:type="spellEnd"/>
     </w:p>
     <w:tbl>
       <w:tblPr>
@@ -10648,19 +10452,8 @@
                 <w:sz w:val="18"/>
                 <w:szCs w:val="18"/>
               </w:rPr>
-              <w:t xml:space="preserve">problem.*, </w:t>
-            </w:r>
-            <w:proofErr w:type="spellStart"/>
-            <w:r>
-              <w:rPr>
-                <w:rFonts w:ascii="Courier New" w:eastAsia="Courier New" w:hAnsi="Courier New" w:cs="Courier New"/>
-                <w:color w:val="1A1A2E"/>
-                <w:sz w:val="18"/>
-                <w:szCs w:val="18"/>
-              </w:rPr>
-              <w:t>users.user_name</w:t>
-            </w:r>
-            <w:proofErr w:type="spellEnd"/>
+              <w:t>problem.*, users.user_name</w:t>
+            </w:r>
           </w:p>
           <w:p>
             <w:pPr>
@@ -10825,37 +10618,15 @@
               </w:rPr>
               <w:t xml:space="preserve"> </w:t>
             </w:r>
-            <w:proofErr w:type="spellStart"/>
-            <w:r>
-              <w:rPr>
-                <w:rFonts w:ascii="Courier New" w:eastAsia="Courier New" w:hAnsi="Courier New" w:cs="Courier New"/>
-                <w:color w:val="1A1A2E"/>
-                <w:sz w:val="18"/>
-                <w:szCs w:val="18"/>
-              </w:rPr>
-              <w:t>problem.user_id</w:t>
-            </w:r>
-            <w:proofErr w:type="spellEnd"/>
-            <w:r>
-              <w:rPr>
-                <w:rFonts w:ascii="Courier New" w:eastAsia="Courier New" w:hAnsi="Courier New" w:cs="Courier New"/>
-                <w:color w:val="1A1A2E"/>
-                <w:sz w:val="18"/>
-                <w:szCs w:val="18"/>
-              </w:rPr>
-              <w:t xml:space="preserve"> = </w:t>
-            </w:r>
-            <w:proofErr w:type="spellStart"/>
-            <w:r>
-              <w:rPr>
-                <w:rFonts w:ascii="Courier New" w:eastAsia="Courier New" w:hAnsi="Courier New" w:cs="Courier New"/>
-                <w:color w:val="1A1A2E"/>
-                <w:sz w:val="18"/>
-                <w:szCs w:val="18"/>
-              </w:rPr>
-              <w:t>users.user_id</w:t>
-            </w:r>
-            <w:proofErr w:type="spellEnd"/>
+            <w:r>
+              <w:rPr>
+                <w:rFonts w:ascii="Courier New" w:eastAsia="Courier New" w:hAnsi="Courier New" w:cs="Courier New"/>
+                <w:color w:val="1A1A2E"/>
+                <w:sz w:val="18"/>
+                <w:szCs w:val="18"/>
+              </w:rPr>
+              <w:t>problem.user_id = users.user_id</w:t>
+            </w:r>
           </w:p>
         </w:tc>
       </w:tr>
@@ -10869,7 +10640,7 @@
       <w:pPr>
         <w:pStyle w:val="Heading2"/>
       </w:pPr>
-      <w:bookmarkStart w:id="41" w:name="_Toc223620929"/>
+      <w:bookmarkStart w:id="41" w:name="_Toc224666186"/>
       <w:r>
         <w:t>Solve Problem</w:t>
       </w:r>
@@ -10879,7 +10650,6 @@
       <w:pPr>
         <w:spacing w:before="200" w:after="60"/>
       </w:pPr>
-      <w:proofErr w:type="spellStart"/>
       <w:r>
         <w:rPr>
           <w:rFonts w:ascii="Arial" w:eastAsia="Arial" w:hAnsi="Arial" w:cs="Arial"/>
@@ -10891,7 +10661,6 @@
         </w:rPr>
         <w:t>fetchTestCases</w:t>
       </w:r>
-      <w:proofErr w:type="spellEnd"/>
     </w:p>
     <w:tbl>
       <w:tblPr>
@@ -10984,21 +10753,30 @@
               </w:rPr>
               <w:t xml:space="preserve"> </w:t>
             </w:r>
-            <w:proofErr w:type="spellStart"/>
-            <w:r>
-              <w:rPr>
-                <w:rFonts w:ascii="Courier New" w:eastAsia="Courier New" w:hAnsi="Courier New" w:cs="Courier New"/>
-                <w:color w:val="1A1A2E"/>
-                <w:sz w:val="18"/>
-                <w:szCs w:val="18"/>
-              </w:rPr>
-              <w:t>test_case</w:t>
-            </w:r>
-            <w:proofErr w:type="spellEnd"/>
-            <w:r>
-              <w:rPr>
-                <w:rFonts w:ascii="Courier New" w:eastAsia="Courier New" w:hAnsi="Courier New" w:cs="Courier New"/>
-                <w:color w:val="1A1A2E"/>
+            <w:r>
+              <w:rPr>
+                <w:rFonts w:ascii="Courier New" w:eastAsia="Courier New" w:hAnsi="Courier New" w:cs="Courier New"/>
+                <w:color w:val="1A1A2E"/>
+                <w:sz w:val="18"/>
+                <w:szCs w:val="18"/>
+              </w:rPr>
+              <w:t xml:space="preserve">test_case </w:t>
+            </w:r>
+            <w:r>
+              <w:rPr>
+                <w:rFonts w:ascii="Courier New" w:eastAsia="Courier New" w:hAnsi="Courier New" w:cs="Courier New"/>
+                <w:b/>
+                <w:bCs/>
+                <w:color w:val="0000CC"/>
+                <w:sz w:val="18"/>
+                <w:szCs w:val="18"/>
+              </w:rPr>
+              <w:t>WHERE</w:t>
+            </w:r>
+            <w:r>
+              <w:rPr>
+                <w:rFonts w:ascii="Courier New" w:eastAsia="Courier New" w:hAnsi="Courier New" w:cs="Courier New"/>
+                <w:color w:val="0000CC"/>
                 <w:sz w:val="18"/>
                 <w:szCs w:val="18"/>
               </w:rPr>
@@ -11007,42 +10785,11 @@
             <w:r>
               <w:rPr>
                 <w:rFonts w:ascii="Courier New" w:eastAsia="Courier New" w:hAnsi="Courier New" w:cs="Courier New"/>
-                <w:b/>
-                <w:bCs/>
-                <w:color w:val="0000CC"/>
-                <w:sz w:val="18"/>
-                <w:szCs w:val="18"/>
-              </w:rPr>
-              <w:t>WHERE</w:t>
-            </w:r>
-            <w:r>
-              <w:rPr>
-                <w:rFonts w:ascii="Courier New" w:eastAsia="Courier New" w:hAnsi="Courier New" w:cs="Courier New"/>
-                <w:color w:val="0000CC"/>
-                <w:sz w:val="18"/>
-                <w:szCs w:val="18"/>
-              </w:rPr>
-              <w:t xml:space="preserve"> </w:t>
-            </w:r>
-            <w:proofErr w:type="spellStart"/>
-            <w:r>
-              <w:rPr>
-                <w:rFonts w:ascii="Courier New" w:eastAsia="Courier New" w:hAnsi="Courier New" w:cs="Courier New"/>
-                <w:color w:val="1A1A2E"/>
-                <w:sz w:val="18"/>
-                <w:szCs w:val="18"/>
-              </w:rPr>
-              <w:t>problem_id</w:t>
-            </w:r>
-            <w:proofErr w:type="spellEnd"/>
-            <w:r>
-              <w:rPr>
-                <w:rFonts w:ascii="Courier New" w:eastAsia="Courier New" w:hAnsi="Courier New" w:cs="Courier New"/>
-                <w:color w:val="1A1A2E"/>
-                <w:sz w:val="18"/>
-                <w:szCs w:val="18"/>
-              </w:rPr>
-              <w:t xml:space="preserve"> = $1</w:t>
+                <w:color w:val="1A1A2E"/>
+                <w:sz w:val="18"/>
+                <w:szCs w:val="18"/>
+              </w:rPr>
+              <w:t>problem_id = $1</w:t>
             </w:r>
           </w:p>
         </w:tc>
@@ -11080,7 +10827,6 @@
       <w:pPr>
         <w:spacing w:before="200" w:after="60"/>
       </w:pPr>
-      <w:proofErr w:type="spellStart"/>
       <w:r>
         <w:rPr>
           <w:rFonts w:ascii="Arial" w:eastAsia="Arial" w:hAnsi="Arial" w:cs="Arial"/>
@@ -11093,7 +10839,6 @@
         <w:lastRenderedPageBreak/>
         <w:t>createSubmission</w:t>
       </w:r>
-      <w:proofErr w:type="spellEnd"/>
     </w:p>
     <w:tbl>
       <w:tblPr>
@@ -11198,98 +10943,7 @@
                 <w:sz w:val="18"/>
                 <w:szCs w:val="18"/>
               </w:rPr>
-              <w:t xml:space="preserve">    (</w:t>
-            </w:r>
-            <w:proofErr w:type="spellStart"/>
-            <w:proofErr w:type="gramStart"/>
-            <w:r>
-              <w:rPr>
-                <w:rFonts w:ascii="Courier New" w:eastAsia="Courier New" w:hAnsi="Courier New" w:cs="Courier New"/>
-                <w:color w:val="1A1A2E"/>
-                <w:sz w:val="18"/>
-                <w:szCs w:val="18"/>
-              </w:rPr>
-              <w:t>user</w:t>
-            </w:r>
-            <w:proofErr w:type="gramEnd"/>
-            <w:r>
-              <w:rPr>
-                <w:rFonts w:ascii="Courier New" w:eastAsia="Courier New" w:hAnsi="Courier New" w:cs="Courier New"/>
-                <w:color w:val="1A1A2E"/>
-                <w:sz w:val="18"/>
-                <w:szCs w:val="18"/>
-              </w:rPr>
-              <w:t>_id</w:t>
-            </w:r>
-            <w:proofErr w:type="spellEnd"/>
-            <w:r>
-              <w:rPr>
-                <w:rFonts w:ascii="Courier New" w:eastAsia="Courier New" w:hAnsi="Courier New" w:cs="Courier New"/>
-                <w:color w:val="1A1A2E"/>
-                <w:sz w:val="18"/>
-                <w:szCs w:val="18"/>
-              </w:rPr>
-              <w:t xml:space="preserve">, </w:t>
-            </w:r>
-            <w:proofErr w:type="spellStart"/>
-            <w:r>
-              <w:rPr>
-                <w:rFonts w:ascii="Courier New" w:eastAsia="Courier New" w:hAnsi="Courier New" w:cs="Courier New"/>
-                <w:color w:val="1A1A2E"/>
-                <w:sz w:val="18"/>
-                <w:szCs w:val="18"/>
-              </w:rPr>
-              <w:t>problem_id</w:t>
-            </w:r>
-            <w:proofErr w:type="spellEnd"/>
-            <w:r>
-              <w:rPr>
-                <w:rFonts w:ascii="Courier New" w:eastAsia="Courier New" w:hAnsi="Courier New" w:cs="Courier New"/>
-                <w:color w:val="1A1A2E"/>
-                <w:sz w:val="18"/>
-                <w:szCs w:val="18"/>
-              </w:rPr>
-              <w:t xml:space="preserve">, </w:t>
-            </w:r>
-            <w:proofErr w:type="spellStart"/>
-            <w:r>
-              <w:rPr>
-                <w:rFonts w:ascii="Courier New" w:eastAsia="Courier New" w:hAnsi="Courier New" w:cs="Courier New"/>
-                <w:color w:val="1A1A2E"/>
-                <w:sz w:val="18"/>
-                <w:szCs w:val="18"/>
-              </w:rPr>
-              <w:t>submitted_code</w:t>
-            </w:r>
-            <w:proofErr w:type="spellEnd"/>
-            <w:r>
-              <w:rPr>
-                <w:rFonts w:ascii="Courier New" w:eastAsia="Courier New" w:hAnsi="Courier New" w:cs="Courier New"/>
-                <w:color w:val="1A1A2E"/>
-                <w:sz w:val="18"/>
-                <w:szCs w:val="18"/>
-              </w:rPr>
-              <w:t xml:space="preserve">, </w:t>
-            </w:r>
-            <w:proofErr w:type="spellStart"/>
-            <w:r>
-              <w:rPr>
-                <w:rFonts w:ascii="Courier New" w:eastAsia="Courier New" w:hAnsi="Courier New" w:cs="Courier New"/>
-                <w:color w:val="1A1A2E"/>
-                <w:sz w:val="18"/>
-                <w:szCs w:val="18"/>
-              </w:rPr>
-              <w:t>overall_status</w:t>
-            </w:r>
-            <w:proofErr w:type="spellEnd"/>
-            <w:r>
-              <w:rPr>
-                <w:rFonts w:ascii="Courier New" w:eastAsia="Courier New" w:hAnsi="Courier New" w:cs="Courier New"/>
-                <w:color w:val="1A1A2E"/>
-                <w:sz w:val="18"/>
-                <w:szCs w:val="18"/>
-              </w:rPr>
-              <w:t>,</w:t>
+              <w:t xml:space="preserve">    (user_id, problem_id, submitted_code, overall_status,</w:t>
             </w:r>
           </w:p>
           <w:p>
@@ -11303,47 +10957,7 @@
                 <w:sz w:val="18"/>
                 <w:szCs w:val="18"/>
               </w:rPr>
-              <w:t xml:space="preserve">     </w:t>
-            </w:r>
-            <w:proofErr w:type="spellStart"/>
-            <w:r>
-              <w:rPr>
-                <w:rFonts w:ascii="Courier New" w:eastAsia="Courier New" w:hAnsi="Courier New" w:cs="Courier New"/>
-                <w:color w:val="1A1A2E"/>
-                <w:sz w:val="18"/>
-                <w:szCs w:val="18"/>
-              </w:rPr>
-              <w:t>time_taken</w:t>
-            </w:r>
-            <w:proofErr w:type="spellEnd"/>
-            <w:r>
-              <w:rPr>
-                <w:rFonts w:ascii="Courier New" w:eastAsia="Courier New" w:hAnsi="Courier New" w:cs="Courier New"/>
-                <w:color w:val="1A1A2E"/>
-                <w:sz w:val="18"/>
-                <w:szCs w:val="18"/>
-              </w:rPr>
-              <w:t xml:space="preserve">, percentage, </w:t>
-            </w:r>
-            <w:proofErr w:type="spellStart"/>
-            <w:r>
-              <w:rPr>
-                <w:rFonts w:ascii="Courier New" w:eastAsia="Courier New" w:hAnsi="Courier New" w:cs="Courier New"/>
-                <w:color w:val="1A1A2E"/>
-                <w:sz w:val="18"/>
-                <w:szCs w:val="18"/>
-              </w:rPr>
-              <w:t>points_awarded</w:t>
-            </w:r>
-            <w:proofErr w:type="spellEnd"/>
-            <w:r>
-              <w:rPr>
-                <w:rFonts w:ascii="Courier New" w:eastAsia="Courier New" w:hAnsi="Courier New" w:cs="Courier New"/>
-                <w:color w:val="1A1A2E"/>
-                <w:sz w:val="18"/>
-                <w:szCs w:val="18"/>
-              </w:rPr>
-              <w:t>)</w:t>
+              <w:t xml:space="preserve">     time_taken, percentage, points_awarded)</w:t>
             </w:r>
           </w:p>
           <w:p>
@@ -11444,7 +11058,6 @@
       <w:pPr>
         <w:spacing w:before="200" w:after="60"/>
       </w:pPr>
-      <w:proofErr w:type="spellStart"/>
       <w:r>
         <w:rPr>
           <w:rFonts w:ascii="Arial" w:eastAsia="Arial" w:hAnsi="Arial" w:cs="Arial"/>
@@ -11456,7 +11069,6 @@
         </w:rPr>
         <w:t>createTestCaseResult</w:t>
       </w:r>
-      <w:proofErr w:type="spellEnd"/>
     </w:p>
     <w:tbl>
       <w:tblPr>
@@ -11540,7 +11152,6 @@
               </w:rPr>
               <w:t xml:space="preserve"> </w:t>
             </w:r>
-            <w:proofErr w:type="spellStart"/>
             <w:r>
               <w:rPr>
                 <w:rFonts w:ascii="Courier New" w:eastAsia="Courier New" w:hAnsi="Courier New" w:cs="Courier New"/>
@@ -11550,7 +11161,6 @@
               </w:rPr>
               <w:t>test_case_result</w:t>
             </w:r>
-            <w:proofErr w:type="spellEnd"/>
           </w:p>
           <w:p>
             <w:pPr>
@@ -11563,87 +11173,7 @@
                 <w:sz w:val="18"/>
                 <w:szCs w:val="18"/>
               </w:rPr>
-              <w:t xml:space="preserve">    (</w:t>
-            </w:r>
-            <w:proofErr w:type="spellStart"/>
-            <w:r>
-              <w:rPr>
-                <w:rFonts w:ascii="Courier New" w:eastAsia="Courier New" w:hAnsi="Courier New" w:cs="Courier New"/>
-                <w:color w:val="1A1A2E"/>
-                <w:sz w:val="18"/>
-                <w:szCs w:val="18"/>
-              </w:rPr>
-              <w:t>submission_id</w:t>
-            </w:r>
-            <w:proofErr w:type="spellEnd"/>
-            <w:r>
-              <w:rPr>
-                <w:rFonts w:ascii="Courier New" w:eastAsia="Courier New" w:hAnsi="Courier New" w:cs="Courier New"/>
-                <w:color w:val="1A1A2E"/>
-                <w:sz w:val="18"/>
-                <w:szCs w:val="18"/>
-              </w:rPr>
-              <w:t xml:space="preserve">, </w:t>
-            </w:r>
-            <w:proofErr w:type="spellStart"/>
-            <w:r>
-              <w:rPr>
-                <w:rFonts w:ascii="Courier New" w:eastAsia="Courier New" w:hAnsi="Courier New" w:cs="Courier New"/>
-                <w:color w:val="1A1A2E"/>
-                <w:sz w:val="18"/>
-                <w:szCs w:val="18"/>
-              </w:rPr>
-              <w:t>test_case_id</w:t>
-            </w:r>
-            <w:proofErr w:type="spellEnd"/>
-            <w:r>
-              <w:rPr>
-                <w:rFonts w:ascii="Courier New" w:eastAsia="Courier New" w:hAnsi="Courier New" w:cs="Courier New"/>
-                <w:color w:val="1A1A2E"/>
-                <w:sz w:val="18"/>
-                <w:szCs w:val="18"/>
-              </w:rPr>
-              <w:t xml:space="preserve">, passed, </w:t>
-            </w:r>
-            <w:proofErr w:type="spellStart"/>
-            <w:r>
-              <w:rPr>
-                <w:rFonts w:ascii="Courier New" w:eastAsia="Courier New" w:hAnsi="Courier New" w:cs="Courier New"/>
-                <w:color w:val="1A1A2E"/>
-                <w:sz w:val="18"/>
-                <w:szCs w:val="18"/>
-              </w:rPr>
-              <w:t>actual_output</w:t>
-            </w:r>
-            <w:proofErr w:type="spellEnd"/>
-            <w:r>
-              <w:rPr>
-                <w:rFonts w:ascii="Courier New" w:eastAsia="Courier New" w:hAnsi="Courier New" w:cs="Courier New"/>
-                <w:color w:val="1A1A2E"/>
-                <w:sz w:val="18"/>
-                <w:szCs w:val="18"/>
-              </w:rPr>
-              <w:t xml:space="preserve">, </w:t>
-            </w:r>
-            <w:proofErr w:type="spellStart"/>
-            <w:r>
-              <w:rPr>
-                <w:rFonts w:ascii="Courier New" w:eastAsia="Courier New" w:hAnsi="Courier New" w:cs="Courier New"/>
-                <w:color w:val="1A1A2E"/>
-                <w:sz w:val="18"/>
-                <w:szCs w:val="18"/>
-              </w:rPr>
-              <w:t>runtime_ms</w:t>
-            </w:r>
-            <w:proofErr w:type="spellEnd"/>
-            <w:r>
-              <w:rPr>
-                <w:rFonts w:ascii="Courier New" w:eastAsia="Courier New" w:hAnsi="Courier New" w:cs="Courier New"/>
-                <w:color w:val="1A1A2E"/>
-                <w:sz w:val="18"/>
-                <w:szCs w:val="18"/>
-              </w:rPr>
-              <w:t>)</w:t>
+              <w:t xml:space="preserve">    (submission_id, test_case_id, passed, actual_output, runtime_ms)</w:t>
             </w:r>
           </w:p>
           <w:p>
@@ -11701,7 +11231,7 @@
       <w:pPr>
         <w:pStyle w:val="Heading2"/>
       </w:pPr>
-      <w:bookmarkStart w:id="42" w:name="_Toc223620930"/>
+      <w:bookmarkStart w:id="42" w:name="_Toc224666187"/>
       <w:r>
         <w:t>CRUD Problem</w:t>
       </w:r>
@@ -11711,7 +11241,6 @@
       <w:pPr>
         <w:spacing w:before="200" w:after="60"/>
       </w:pPr>
-      <w:proofErr w:type="spellStart"/>
       <w:r>
         <w:rPr>
           <w:rFonts w:ascii="Arial" w:eastAsia="Arial" w:hAnsi="Arial" w:cs="Arial"/>
@@ -11723,7 +11252,6 @@
         </w:rPr>
         <w:t>insertProblem</w:t>
       </w:r>
-      <w:proofErr w:type="spellEnd"/>
     </w:p>
     <w:tbl>
       <w:tblPr>
@@ -11828,78 +11356,7 @@
                 <w:sz w:val="18"/>
                 <w:szCs w:val="18"/>
               </w:rPr>
-              <w:t xml:space="preserve">    (</w:t>
-            </w:r>
-            <w:proofErr w:type="spellStart"/>
-            <w:proofErr w:type="gramStart"/>
-            <w:r>
-              <w:rPr>
-                <w:rFonts w:ascii="Courier New" w:eastAsia="Courier New" w:hAnsi="Courier New" w:cs="Courier New"/>
-                <w:color w:val="1A1A2E"/>
-                <w:sz w:val="18"/>
-                <w:szCs w:val="18"/>
-              </w:rPr>
-              <w:t>user</w:t>
-            </w:r>
-            <w:proofErr w:type="gramEnd"/>
-            <w:r>
-              <w:rPr>
-                <w:rFonts w:ascii="Courier New" w:eastAsia="Courier New" w:hAnsi="Courier New" w:cs="Courier New"/>
-                <w:color w:val="1A1A2E"/>
-                <w:sz w:val="18"/>
-                <w:szCs w:val="18"/>
-              </w:rPr>
-              <w:t>_id</w:t>
-            </w:r>
-            <w:proofErr w:type="spellEnd"/>
-            <w:r>
-              <w:rPr>
-                <w:rFonts w:ascii="Courier New" w:eastAsia="Courier New" w:hAnsi="Courier New" w:cs="Courier New"/>
-                <w:color w:val="1A1A2E"/>
-                <w:sz w:val="18"/>
-                <w:szCs w:val="18"/>
-              </w:rPr>
-              <w:t xml:space="preserve">, </w:t>
-            </w:r>
-            <w:proofErr w:type="spellStart"/>
-            <w:r>
-              <w:rPr>
-                <w:rFonts w:ascii="Courier New" w:eastAsia="Courier New" w:hAnsi="Courier New" w:cs="Courier New"/>
-                <w:color w:val="1A1A2E"/>
-                <w:sz w:val="18"/>
-                <w:szCs w:val="18"/>
-              </w:rPr>
-              <w:t>problem_title</w:t>
-            </w:r>
-            <w:proofErr w:type="spellEnd"/>
-            <w:r>
-              <w:rPr>
-                <w:rFonts w:ascii="Courier New" w:eastAsia="Courier New" w:hAnsi="Courier New" w:cs="Courier New"/>
-                <w:color w:val="1A1A2E"/>
-                <w:sz w:val="18"/>
-                <w:szCs w:val="18"/>
-              </w:rPr>
-              <w:t xml:space="preserve">, </w:t>
-            </w:r>
-            <w:proofErr w:type="spellStart"/>
-            <w:r>
-              <w:rPr>
-                <w:rFonts w:ascii="Courier New" w:eastAsia="Courier New" w:hAnsi="Courier New" w:cs="Courier New"/>
-                <w:color w:val="1A1A2E"/>
-                <w:sz w:val="18"/>
-                <w:szCs w:val="18"/>
-              </w:rPr>
-              <w:t>problem_description</w:t>
-            </w:r>
-            <w:proofErr w:type="spellEnd"/>
-            <w:r>
-              <w:rPr>
-                <w:rFonts w:ascii="Courier New" w:eastAsia="Courier New" w:hAnsi="Courier New" w:cs="Courier New"/>
-                <w:color w:val="1A1A2E"/>
-                <w:sz w:val="18"/>
-                <w:szCs w:val="18"/>
-              </w:rPr>
-              <w:t>,</w:t>
+              <w:t xml:space="preserve">    (user_id, problem_title, problem_description,</w:t>
             </w:r>
           </w:p>
           <w:p>
@@ -11913,27 +11370,7 @@
                 <w:sz w:val="18"/>
                 <w:szCs w:val="18"/>
               </w:rPr>
-              <w:t xml:space="preserve">     difficulty, </w:t>
-            </w:r>
-            <w:proofErr w:type="spellStart"/>
-            <w:r>
-              <w:rPr>
-                <w:rFonts w:ascii="Courier New" w:eastAsia="Courier New" w:hAnsi="Courier New" w:cs="Courier New"/>
-                <w:color w:val="1A1A2E"/>
-                <w:sz w:val="18"/>
-                <w:szCs w:val="18"/>
-              </w:rPr>
-              <w:t>placeholder_code</w:t>
-            </w:r>
-            <w:proofErr w:type="spellEnd"/>
-            <w:r>
-              <w:rPr>
-                <w:rFonts w:ascii="Courier New" w:eastAsia="Courier New" w:hAnsi="Courier New" w:cs="Courier New"/>
-                <w:color w:val="1A1A2E"/>
-                <w:sz w:val="18"/>
-                <w:szCs w:val="18"/>
-              </w:rPr>
-              <w:t>, points)</w:t>
+              <w:t xml:space="preserve">     difficulty, points)</w:t>
             </w:r>
           </w:p>
           <w:p>
@@ -11976,7 +11413,7 @@
                 <w:sz w:val="18"/>
                 <w:szCs w:val="18"/>
               </w:rPr>
-              <w:t>($1, $2, $3, $4, $5, $6)</w:t>
+              <w:t>($1, $2, $3, $4, $5)</w:t>
             </w:r>
           </w:p>
           <w:p>
@@ -12034,7 +11471,6 @@
       <w:pPr>
         <w:spacing w:before="200" w:after="60"/>
       </w:pPr>
-      <w:proofErr w:type="spellStart"/>
       <w:r>
         <w:rPr>
           <w:rFonts w:ascii="Arial" w:eastAsia="Arial" w:hAnsi="Arial" w:cs="Arial"/>
@@ -12046,7 +11482,6 @@
         </w:rPr>
         <w:t>fetchProblemsByUserId</w:t>
       </w:r>
-      <w:proofErr w:type="spellEnd"/>
     </w:p>
     <w:tbl>
       <w:tblPr>
@@ -12117,19 +11552,8 @@
                 <w:sz w:val="18"/>
                 <w:szCs w:val="18"/>
               </w:rPr>
-              <w:t xml:space="preserve">problem.*, </w:t>
-            </w:r>
-            <w:proofErr w:type="spellStart"/>
-            <w:r>
-              <w:rPr>
-                <w:rFonts w:ascii="Courier New" w:eastAsia="Courier New" w:hAnsi="Courier New" w:cs="Courier New"/>
-                <w:color w:val="1A1A2E"/>
-                <w:sz w:val="18"/>
-                <w:szCs w:val="18"/>
-              </w:rPr>
-              <w:t>users.user_name</w:t>
-            </w:r>
-            <w:proofErr w:type="spellEnd"/>
+              <w:t>problem.*, users.user_name</w:t>
+            </w:r>
           </w:p>
           <w:p>
             <w:pPr>
@@ -12294,37 +11718,15 @@
               </w:rPr>
               <w:t xml:space="preserve"> </w:t>
             </w:r>
-            <w:proofErr w:type="spellStart"/>
-            <w:r>
-              <w:rPr>
-                <w:rFonts w:ascii="Courier New" w:eastAsia="Courier New" w:hAnsi="Courier New" w:cs="Courier New"/>
-                <w:color w:val="1A1A2E"/>
-                <w:sz w:val="18"/>
-                <w:szCs w:val="18"/>
-              </w:rPr>
-              <w:t>problem.user_id</w:t>
-            </w:r>
-            <w:proofErr w:type="spellEnd"/>
-            <w:r>
-              <w:rPr>
-                <w:rFonts w:ascii="Courier New" w:eastAsia="Courier New" w:hAnsi="Courier New" w:cs="Courier New"/>
-                <w:color w:val="1A1A2E"/>
-                <w:sz w:val="18"/>
-                <w:szCs w:val="18"/>
-              </w:rPr>
-              <w:t xml:space="preserve"> = </w:t>
-            </w:r>
-            <w:proofErr w:type="spellStart"/>
-            <w:r>
-              <w:rPr>
-                <w:rFonts w:ascii="Courier New" w:eastAsia="Courier New" w:hAnsi="Courier New" w:cs="Courier New"/>
-                <w:color w:val="1A1A2E"/>
-                <w:sz w:val="18"/>
-                <w:szCs w:val="18"/>
-              </w:rPr>
-              <w:t>users.user_id</w:t>
-            </w:r>
-            <w:proofErr w:type="spellEnd"/>
+            <w:r>
+              <w:rPr>
+                <w:rFonts w:ascii="Courier New" w:eastAsia="Courier New" w:hAnsi="Courier New" w:cs="Courier New"/>
+                <w:color w:val="1A1A2E"/>
+                <w:sz w:val="18"/>
+                <w:szCs w:val="18"/>
+              </w:rPr>
+              <w:t>problem.user_id = users.user_id</w:t>
+            </w:r>
           </w:p>
           <w:p>
             <w:pPr>
@@ -12359,25 +11761,14 @@
               </w:rPr>
               <w:t xml:space="preserve"> </w:t>
             </w:r>
-            <w:proofErr w:type="spellStart"/>
-            <w:r>
-              <w:rPr>
-                <w:rFonts w:ascii="Courier New" w:eastAsia="Courier New" w:hAnsi="Courier New" w:cs="Courier New"/>
-                <w:color w:val="1A1A2E"/>
-                <w:sz w:val="18"/>
-                <w:szCs w:val="18"/>
-              </w:rPr>
-              <w:t>problem.user_id</w:t>
-            </w:r>
-            <w:proofErr w:type="spellEnd"/>
-            <w:r>
-              <w:rPr>
-                <w:rFonts w:ascii="Courier New" w:eastAsia="Courier New" w:hAnsi="Courier New" w:cs="Courier New"/>
-                <w:color w:val="1A1A2E"/>
-                <w:sz w:val="18"/>
-                <w:szCs w:val="18"/>
-              </w:rPr>
-              <w:t xml:space="preserve"> = $1</w:t>
+            <w:r>
+              <w:rPr>
+                <w:rFonts w:ascii="Courier New" w:eastAsia="Courier New" w:hAnsi="Courier New" w:cs="Courier New"/>
+                <w:color w:val="1A1A2E"/>
+                <w:sz w:val="18"/>
+                <w:szCs w:val="18"/>
+              </w:rPr>
+              <w:t>problem.user_id = $1</w:t>
             </w:r>
           </w:p>
         </w:tc>
@@ -12392,7 +11783,6 @@
       <w:pPr>
         <w:spacing w:before="200" w:after="60"/>
       </w:pPr>
-      <w:proofErr w:type="spellStart"/>
       <w:r>
         <w:rPr>
           <w:rFonts w:ascii="Arial" w:eastAsia="Arial" w:hAnsi="Arial" w:cs="Arial"/>
@@ -12404,7 +11794,6 @@
         </w:rPr>
         <w:t>getAllAvailableProblems</w:t>
       </w:r>
-      <w:proofErr w:type="spellEnd"/>
     </w:p>
     <w:tbl>
       <w:tblPr>
@@ -12526,25 +11915,14 @@
               </w:rPr>
               <w:t xml:space="preserve"> </w:t>
             </w:r>
-            <w:proofErr w:type="spellStart"/>
-            <w:r>
-              <w:rPr>
-                <w:rFonts w:ascii="Courier New" w:eastAsia="Courier New" w:hAnsi="Courier New" w:cs="Courier New"/>
-                <w:color w:val="1A1A2E"/>
-                <w:sz w:val="18"/>
-                <w:szCs w:val="18"/>
-              </w:rPr>
-              <w:t>user_id</w:t>
-            </w:r>
-            <w:proofErr w:type="spellEnd"/>
-            <w:r>
-              <w:rPr>
-                <w:rFonts w:ascii="Courier New" w:eastAsia="Courier New" w:hAnsi="Courier New" w:cs="Courier New"/>
-                <w:color w:val="1A1A2E"/>
-                <w:sz w:val="18"/>
-                <w:szCs w:val="18"/>
-              </w:rPr>
-              <w:t xml:space="preserve"> = $1 </w:t>
+            <w:r>
+              <w:rPr>
+                <w:rFonts w:ascii="Courier New" w:eastAsia="Courier New" w:hAnsi="Courier New" w:cs="Courier New"/>
+                <w:color w:val="1A1A2E"/>
+                <w:sz w:val="18"/>
+                <w:szCs w:val="18"/>
+              </w:rPr>
+              <w:t xml:space="preserve">user_id = $1 </w:t>
             </w:r>
             <w:r>
               <w:rPr>
@@ -12566,25 +11944,14 @@
               </w:rPr>
               <w:t xml:space="preserve"> </w:t>
             </w:r>
-            <w:proofErr w:type="spellStart"/>
-            <w:r>
-              <w:rPr>
-                <w:rFonts w:ascii="Courier New" w:eastAsia="Courier New" w:hAnsi="Courier New" w:cs="Courier New"/>
-                <w:color w:val="1A1A2E"/>
-                <w:sz w:val="18"/>
-                <w:szCs w:val="18"/>
-              </w:rPr>
-              <w:t>user_id</w:t>
-            </w:r>
-            <w:proofErr w:type="spellEnd"/>
-            <w:r>
-              <w:rPr>
-                <w:rFonts w:ascii="Courier New" w:eastAsia="Courier New" w:hAnsi="Courier New" w:cs="Courier New"/>
-                <w:color w:val="1A1A2E"/>
-                <w:sz w:val="18"/>
-                <w:szCs w:val="18"/>
-              </w:rPr>
-              <w:t xml:space="preserve"> = 1</w:t>
+            <w:r>
+              <w:rPr>
+                <w:rFonts w:ascii="Courier New" w:eastAsia="Courier New" w:hAnsi="Courier New" w:cs="Courier New"/>
+                <w:color w:val="1A1A2E"/>
+                <w:sz w:val="18"/>
+                <w:szCs w:val="18"/>
+              </w:rPr>
+              <w:t>user_id = 1</w:t>
             </w:r>
           </w:p>
         </w:tc>
@@ -12622,7 +11989,6 @@
       <w:pPr>
         <w:spacing w:before="200" w:after="60"/>
       </w:pPr>
-      <w:proofErr w:type="spellStart"/>
       <w:r>
         <w:rPr>
           <w:rFonts w:ascii="Arial" w:eastAsia="Arial" w:hAnsi="Arial" w:cs="Arial"/>
@@ -12635,7 +12001,6 @@
         <w:lastRenderedPageBreak/>
         <w:t>updateProblem</w:t>
       </w:r>
-      <w:proofErr w:type="spellEnd"/>
     </w:p>
     <w:tbl>
       <w:tblPr>
@@ -12742,45 +12107,14 @@
               </w:rPr>
               <w:t xml:space="preserve"> </w:t>
             </w:r>
-            <w:proofErr w:type="spellStart"/>
-            <w:r>
-              <w:rPr>
-                <w:rFonts w:ascii="Courier New" w:eastAsia="Courier New" w:hAnsi="Courier New" w:cs="Courier New"/>
-                <w:color w:val="1A1A2E"/>
-                <w:sz w:val="18"/>
-                <w:szCs w:val="18"/>
-              </w:rPr>
-              <w:t>problem_title</w:t>
-            </w:r>
-            <w:proofErr w:type="spellEnd"/>
-            <w:r>
-              <w:rPr>
-                <w:rFonts w:ascii="Courier New" w:eastAsia="Courier New" w:hAnsi="Courier New" w:cs="Courier New"/>
-                <w:color w:val="1A1A2E"/>
-                <w:sz w:val="18"/>
-                <w:szCs w:val="18"/>
-              </w:rPr>
-              <w:t xml:space="preserve">=$1, </w:t>
-            </w:r>
-            <w:proofErr w:type="spellStart"/>
-            <w:r>
-              <w:rPr>
-                <w:rFonts w:ascii="Courier New" w:eastAsia="Courier New" w:hAnsi="Courier New" w:cs="Courier New"/>
-                <w:color w:val="1A1A2E"/>
-                <w:sz w:val="18"/>
-                <w:szCs w:val="18"/>
-              </w:rPr>
-              <w:t>problem_description</w:t>
-            </w:r>
-            <w:proofErr w:type="spellEnd"/>
-            <w:r>
-              <w:rPr>
-                <w:rFonts w:ascii="Courier New" w:eastAsia="Courier New" w:hAnsi="Courier New" w:cs="Courier New"/>
-                <w:color w:val="1A1A2E"/>
-                <w:sz w:val="18"/>
-                <w:szCs w:val="18"/>
-              </w:rPr>
-              <w:t>=$2,</w:t>
+            <w:r>
+              <w:rPr>
+                <w:rFonts w:ascii="Courier New" w:eastAsia="Courier New" w:hAnsi="Courier New" w:cs="Courier New"/>
+                <w:color w:val="1A1A2E"/>
+                <w:sz w:val="18"/>
+                <w:szCs w:val="18"/>
+              </w:rPr>
+              <w:t>problem_title=$1, problem_description=$2,</w:t>
             </w:r>
           </w:p>
           <w:p>
@@ -12794,27 +12128,16 @@
                 <w:sz w:val="18"/>
                 <w:szCs w:val="18"/>
               </w:rPr>
-              <w:t xml:space="preserve">        difficulty=$3, </w:t>
-            </w:r>
-            <w:proofErr w:type="spellStart"/>
-            <w:r>
-              <w:rPr>
-                <w:rFonts w:ascii="Courier New" w:eastAsia="Courier New" w:hAnsi="Courier New" w:cs="Courier New"/>
-                <w:color w:val="1A1A2E"/>
-                <w:sz w:val="18"/>
-                <w:szCs w:val="18"/>
-              </w:rPr>
-              <w:t>placeholder_code</w:t>
-            </w:r>
-            <w:proofErr w:type="spellEnd"/>
-            <w:r>
-              <w:rPr>
-                <w:rFonts w:ascii="Courier New" w:eastAsia="Courier New" w:hAnsi="Courier New" w:cs="Courier New"/>
-                <w:color w:val="1A1A2E"/>
-                <w:sz w:val="18"/>
-                <w:szCs w:val="18"/>
-              </w:rPr>
-              <w:t>=$4, points=$5</w:t>
+              <w:t xml:space="preserve">        difficulty=$3, points=$</w:t>
+            </w:r>
+            <w:r>
+              <w:rPr>
+                <w:rFonts w:ascii="Courier New" w:eastAsia="Courier New" w:hAnsi="Courier New" w:cs="Courier New"/>
+                <w:color w:val="1A1A2E"/>
+                <w:sz w:val="18"/>
+                <w:szCs w:val="18"/>
+              </w:rPr>
+              <w:t>4</w:t>
             </w:r>
           </w:p>
           <w:p>
@@ -12850,25 +12173,23 @@
               </w:rPr>
               <w:t xml:space="preserve"> </w:t>
             </w:r>
-            <w:proofErr w:type="spellStart"/>
-            <w:r>
-              <w:rPr>
-                <w:rFonts w:ascii="Courier New" w:eastAsia="Courier New" w:hAnsi="Courier New" w:cs="Courier New"/>
-                <w:color w:val="1A1A2E"/>
-                <w:sz w:val="18"/>
-                <w:szCs w:val="18"/>
-              </w:rPr>
-              <w:t>problem_id</w:t>
-            </w:r>
-            <w:proofErr w:type="spellEnd"/>
-            <w:r>
-              <w:rPr>
-                <w:rFonts w:ascii="Courier New" w:eastAsia="Courier New" w:hAnsi="Courier New" w:cs="Courier New"/>
-                <w:color w:val="1A1A2E"/>
-                <w:sz w:val="18"/>
-                <w:szCs w:val="18"/>
-              </w:rPr>
-              <w:t xml:space="preserve"> = $6</w:t>
+            <w:r>
+              <w:rPr>
+                <w:rFonts w:ascii="Courier New" w:eastAsia="Courier New" w:hAnsi="Courier New" w:cs="Courier New"/>
+                <w:color w:val="1A1A2E"/>
+                <w:sz w:val="18"/>
+                <w:szCs w:val="18"/>
+              </w:rPr>
+              <w:t>problem_id = $</w:t>
+            </w:r>
+            <w:r>
+              <w:rPr>
+                <w:rFonts w:ascii="Courier New" w:eastAsia="Courier New" w:hAnsi="Courier New" w:cs="Courier New"/>
+                <w:color w:val="1A1A2E"/>
+                <w:sz w:val="18"/>
+                <w:szCs w:val="18"/>
+              </w:rPr>
+              <w:t>5</w:t>
             </w:r>
           </w:p>
           <w:p>
@@ -12933,7 +12254,6 @@
       <w:pPr>
         <w:spacing w:before="200" w:after="60"/>
       </w:pPr>
-      <w:proofErr w:type="spellStart"/>
       <w:r>
         <w:rPr>
           <w:rFonts w:ascii="Arial" w:eastAsia="Arial" w:hAnsi="Arial" w:cs="Arial"/>
@@ -12945,7 +12265,6 @@
         </w:rPr>
         <w:t>deleteProblem</w:t>
       </w:r>
-      <w:proofErr w:type="spellEnd"/>
     </w:p>
     <w:tbl>
       <w:tblPr>
@@ -13058,25 +12377,14 @@
               </w:rPr>
               <w:t xml:space="preserve"> </w:t>
             </w:r>
-            <w:proofErr w:type="spellStart"/>
-            <w:r>
-              <w:rPr>
-                <w:rFonts w:ascii="Courier New" w:eastAsia="Courier New" w:hAnsi="Courier New" w:cs="Courier New"/>
-                <w:color w:val="1A1A2E"/>
-                <w:sz w:val="18"/>
-                <w:szCs w:val="18"/>
-              </w:rPr>
-              <w:t>problem_id</w:t>
-            </w:r>
-            <w:proofErr w:type="spellEnd"/>
-            <w:r>
-              <w:rPr>
-                <w:rFonts w:ascii="Courier New" w:eastAsia="Courier New" w:hAnsi="Courier New" w:cs="Courier New"/>
-                <w:color w:val="1A1A2E"/>
-                <w:sz w:val="18"/>
-                <w:szCs w:val="18"/>
-              </w:rPr>
-              <w:t xml:space="preserve"> = $1 </w:t>
+            <w:r>
+              <w:rPr>
+                <w:rFonts w:ascii="Courier New" w:eastAsia="Courier New" w:hAnsi="Courier New" w:cs="Courier New"/>
+                <w:color w:val="1A1A2E"/>
+                <w:sz w:val="18"/>
+                <w:szCs w:val="18"/>
+              </w:rPr>
+              <w:t xml:space="preserve">problem_id = $1 </w:t>
             </w:r>
             <w:r>
               <w:rPr>
@@ -13120,7 +12428,7 @@
       <w:pPr>
         <w:pStyle w:val="Heading2"/>
       </w:pPr>
-      <w:bookmarkStart w:id="43" w:name="_Toc223620931"/>
+      <w:bookmarkStart w:id="43" w:name="_Toc224666188"/>
       <w:r>
         <w:t>CRUD Test Case</w:t>
       </w:r>
@@ -13130,7 +12438,6 @@
       <w:pPr>
         <w:spacing w:before="200" w:after="60"/>
       </w:pPr>
-      <w:proofErr w:type="spellStart"/>
       <w:r>
         <w:rPr>
           <w:rFonts w:ascii="Arial" w:eastAsia="Arial" w:hAnsi="Arial" w:cs="Arial"/>
@@ -13142,7 +12449,6 @@
         </w:rPr>
         <w:t>createTestCase</w:t>
       </w:r>
-      <w:proofErr w:type="spellEnd"/>
     </w:p>
     <w:tbl>
       <w:tblPr>
@@ -13226,85 +12532,14 @@
               </w:rPr>
               <w:t xml:space="preserve"> </w:t>
             </w:r>
-            <w:proofErr w:type="spellStart"/>
-            <w:r>
-              <w:rPr>
-                <w:rFonts w:ascii="Courier New" w:eastAsia="Courier New" w:hAnsi="Courier New" w:cs="Courier New"/>
-                <w:color w:val="1A1A2E"/>
-                <w:sz w:val="18"/>
-                <w:szCs w:val="18"/>
-              </w:rPr>
-              <w:t>test_case</w:t>
-            </w:r>
-            <w:proofErr w:type="spellEnd"/>
-            <w:r>
-              <w:rPr>
-                <w:rFonts w:ascii="Courier New" w:eastAsia="Courier New" w:hAnsi="Courier New" w:cs="Courier New"/>
-                <w:color w:val="1A1A2E"/>
-                <w:sz w:val="18"/>
-                <w:szCs w:val="18"/>
-              </w:rPr>
-              <w:t xml:space="preserve"> (</w:t>
-            </w:r>
-            <w:proofErr w:type="spellStart"/>
-            <w:r>
-              <w:rPr>
-                <w:rFonts w:ascii="Courier New" w:eastAsia="Courier New" w:hAnsi="Courier New" w:cs="Courier New"/>
-                <w:color w:val="1A1A2E"/>
-                <w:sz w:val="18"/>
-                <w:szCs w:val="18"/>
-              </w:rPr>
-              <w:t>problem_id</w:t>
-            </w:r>
-            <w:proofErr w:type="spellEnd"/>
-            <w:r>
-              <w:rPr>
-                <w:rFonts w:ascii="Courier New" w:eastAsia="Courier New" w:hAnsi="Courier New" w:cs="Courier New"/>
-                <w:color w:val="1A1A2E"/>
-                <w:sz w:val="18"/>
-                <w:szCs w:val="18"/>
-              </w:rPr>
-              <w:t xml:space="preserve">, </w:t>
-            </w:r>
-            <w:proofErr w:type="spellStart"/>
-            <w:r>
-              <w:rPr>
-                <w:rFonts w:ascii="Courier New" w:eastAsia="Courier New" w:hAnsi="Courier New" w:cs="Courier New"/>
-                <w:color w:val="1A1A2E"/>
-                <w:sz w:val="18"/>
-                <w:szCs w:val="18"/>
-              </w:rPr>
-              <w:t>input_value</w:t>
-            </w:r>
-            <w:proofErr w:type="spellEnd"/>
-            <w:r>
-              <w:rPr>
-                <w:rFonts w:ascii="Courier New" w:eastAsia="Courier New" w:hAnsi="Courier New" w:cs="Courier New"/>
-                <w:color w:val="1A1A2E"/>
-                <w:sz w:val="18"/>
-                <w:szCs w:val="18"/>
-              </w:rPr>
-              <w:t xml:space="preserve">, </w:t>
-            </w:r>
-            <w:proofErr w:type="spellStart"/>
-            <w:r>
-              <w:rPr>
-                <w:rFonts w:ascii="Courier New" w:eastAsia="Courier New" w:hAnsi="Courier New" w:cs="Courier New"/>
-                <w:color w:val="1A1A2E"/>
-                <w:sz w:val="18"/>
-                <w:szCs w:val="18"/>
-              </w:rPr>
-              <w:t>expected_value</w:t>
-            </w:r>
-            <w:proofErr w:type="spellEnd"/>
-            <w:r>
-              <w:rPr>
-                <w:rFonts w:ascii="Courier New" w:eastAsia="Courier New" w:hAnsi="Courier New" w:cs="Courier New"/>
-                <w:color w:val="1A1A2E"/>
-                <w:sz w:val="18"/>
-                <w:szCs w:val="18"/>
-              </w:rPr>
-              <w:t>)</w:t>
+            <w:r>
+              <w:rPr>
+                <w:rFonts w:ascii="Courier New" w:eastAsia="Courier New" w:hAnsi="Courier New" w:cs="Courier New"/>
+                <w:color w:val="1A1A2E"/>
+                <w:sz w:val="18"/>
+                <w:szCs w:val="18"/>
+              </w:rPr>
+              <w:t>test_case (problem_id, input_value, expected_value)</w:t>
             </w:r>
           </w:p>
           <w:p>
@@ -13347,69 +12582,7 @@
                 <w:sz w:val="18"/>
                 <w:szCs w:val="18"/>
               </w:rPr>
-              <w:t>($1, $</w:t>
-            </w:r>
-            <w:proofErr w:type="gramStart"/>
-            <w:r>
-              <w:rPr>
-                <w:rFonts w:ascii="Courier New" w:eastAsia="Courier New" w:hAnsi="Courier New" w:cs="Courier New"/>
-                <w:color w:val="1A1A2E"/>
-                <w:sz w:val="18"/>
-                <w:szCs w:val="18"/>
-              </w:rPr>
-              <w:t>2::</w:t>
-            </w:r>
-            <w:proofErr w:type="spellStart"/>
-            <w:proofErr w:type="gramEnd"/>
-            <w:r>
-              <w:rPr>
-                <w:rFonts w:ascii="Courier New" w:eastAsia="Courier New" w:hAnsi="Courier New" w:cs="Courier New"/>
-                <w:color w:val="1A1A2E"/>
-                <w:sz w:val="18"/>
-                <w:szCs w:val="18"/>
-              </w:rPr>
-              <w:t>json</w:t>
-            </w:r>
-            <w:proofErr w:type="spellEnd"/>
-            <w:r>
-              <w:rPr>
-                <w:rFonts w:ascii="Courier New" w:eastAsia="Courier New" w:hAnsi="Courier New" w:cs="Courier New"/>
-                <w:color w:val="1A1A2E"/>
-                <w:sz w:val="18"/>
-                <w:szCs w:val="18"/>
-              </w:rPr>
-              <w:t>, $</w:t>
-            </w:r>
-            <w:proofErr w:type="gramStart"/>
-            <w:r>
-              <w:rPr>
-                <w:rFonts w:ascii="Courier New" w:eastAsia="Courier New" w:hAnsi="Courier New" w:cs="Courier New"/>
-                <w:color w:val="1A1A2E"/>
-                <w:sz w:val="18"/>
-                <w:szCs w:val="18"/>
-              </w:rPr>
-              <w:t>3::</w:t>
-            </w:r>
-            <w:proofErr w:type="spellStart"/>
-            <w:proofErr w:type="gramEnd"/>
-            <w:r>
-              <w:rPr>
-                <w:rFonts w:ascii="Courier New" w:eastAsia="Courier New" w:hAnsi="Courier New" w:cs="Courier New"/>
-                <w:color w:val="1A1A2E"/>
-                <w:sz w:val="18"/>
-                <w:szCs w:val="18"/>
-              </w:rPr>
-              <w:t>json</w:t>
-            </w:r>
-            <w:proofErr w:type="spellEnd"/>
-            <w:r>
-              <w:rPr>
-                <w:rFonts w:ascii="Courier New" w:eastAsia="Courier New" w:hAnsi="Courier New" w:cs="Courier New"/>
-                <w:color w:val="1A1A2E"/>
-                <w:sz w:val="18"/>
-                <w:szCs w:val="18"/>
-              </w:rPr>
-              <w:t>)</w:t>
+              <w:t>($1, $2::json, $3::json)</w:t>
             </w:r>
           </w:p>
           <w:p>
@@ -13467,7 +12640,6 @@
       <w:pPr>
         <w:spacing w:before="200" w:after="60"/>
       </w:pPr>
-      <w:proofErr w:type="spellStart"/>
       <w:r>
         <w:rPr>
           <w:rFonts w:ascii="Arial" w:eastAsia="Arial" w:hAnsi="Arial" w:cs="Arial"/>
@@ -13479,7 +12651,6 @@
         </w:rPr>
         <w:t>updateTestCase</w:t>
       </w:r>
-      <w:proofErr w:type="spellEnd"/>
     </w:p>
     <w:tbl>
       <w:tblPr>
@@ -13543,7 +12714,6 @@
               </w:rPr>
               <w:t xml:space="preserve"> </w:t>
             </w:r>
-            <w:proofErr w:type="spellStart"/>
             <w:r>
               <w:rPr>
                 <w:rFonts w:ascii="Courier New" w:eastAsia="Courier New" w:hAnsi="Courier New" w:cs="Courier New"/>
@@ -13553,7 +12723,6 @@
               </w:rPr>
               <w:t>test_case</w:t>
             </w:r>
-            <w:proofErr w:type="spellEnd"/>
           </w:p>
           <w:p>
             <w:pPr>
@@ -13588,45 +12757,14 @@
               </w:rPr>
               <w:t xml:space="preserve"> </w:t>
             </w:r>
-            <w:proofErr w:type="spellStart"/>
-            <w:r>
-              <w:rPr>
-                <w:rFonts w:ascii="Courier New" w:eastAsia="Courier New" w:hAnsi="Courier New" w:cs="Courier New"/>
-                <w:color w:val="1A1A2E"/>
-                <w:sz w:val="18"/>
-                <w:szCs w:val="18"/>
-              </w:rPr>
-              <w:t>input_value</w:t>
-            </w:r>
-            <w:proofErr w:type="spellEnd"/>
-            <w:r>
-              <w:rPr>
-                <w:rFonts w:ascii="Courier New" w:eastAsia="Courier New" w:hAnsi="Courier New" w:cs="Courier New"/>
-                <w:color w:val="1A1A2E"/>
-                <w:sz w:val="18"/>
-                <w:szCs w:val="18"/>
-              </w:rPr>
-              <w:t xml:space="preserve">=$1, </w:t>
-            </w:r>
-            <w:proofErr w:type="spellStart"/>
-            <w:r>
-              <w:rPr>
-                <w:rFonts w:ascii="Courier New" w:eastAsia="Courier New" w:hAnsi="Courier New" w:cs="Courier New"/>
-                <w:color w:val="1A1A2E"/>
-                <w:sz w:val="18"/>
-                <w:szCs w:val="18"/>
-              </w:rPr>
-              <w:t>expected_value</w:t>
-            </w:r>
-            <w:proofErr w:type="spellEnd"/>
-            <w:r>
-              <w:rPr>
-                <w:rFonts w:ascii="Courier New" w:eastAsia="Courier New" w:hAnsi="Courier New" w:cs="Courier New"/>
-                <w:color w:val="1A1A2E"/>
-                <w:sz w:val="18"/>
-                <w:szCs w:val="18"/>
-              </w:rPr>
-              <w:t>=$2</w:t>
+            <w:r>
+              <w:rPr>
+                <w:rFonts w:ascii="Courier New" w:eastAsia="Courier New" w:hAnsi="Courier New" w:cs="Courier New"/>
+                <w:color w:val="1A1A2E"/>
+                <w:sz w:val="18"/>
+                <w:szCs w:val="18"/>
+              </w:rPr>
+              <w:t>input_value=$1, expected_value=$2</w:t>
             </w:r>
           </w:p>
           <w:p>
@@ -13662,25 +12800,14 @@
               </w:rPr>
               <w:t xml:space="preserve"> </w:t>
             </w:r>
-            <w:proofErr w:type="spellStart"/>
-            <w:r>
-              <w:rPr>
-                <w:rFonts w:ascii="Courier New" w:eastAsia="Courier New" w:hAnsi="Courier New" w:cs="Courier New"/>
-                <w:color w:val="1A1A2E"/>
-                <w:sz w:val="18"/>
-                <w:szCs w:val="18"/>
-              </w:rPr>
-              <w:t>test_case_id</w:t>
-            </w:r>
-            <w:proofErr w:type="spellEnd"/>
-            <w:r>
-              <w:rPr>
-                <w:rFonts w:ascii="Courier New" w:eastAsia="Courier New" w:hAnsi="Courier New" w:cs="Courier New"/>
-                <w:color w:val="1A1A2E"/>
-                <w:sz w:val="18"/>
-                <w:szCs w:val="18"/>
-              </w:rPr>
-              <w:t xml:space="preserve"> = $3</w:t>
+            <w:r>
+              <w:rPr>
+                <w:rFonts w:ascii="Courier New" w:eastAsia="Courier New" w:hAnsi="Courier New" w:cs="Courier New"/>
+                <w:color w:val="1A1A2E"/>
+                <w:sz w:val="18"/>
+                <w:szCs w:val="18"/>
+              </w:rPr>
+              <w:t>test_case_id = $3</w:t>
             </w:r>
           </w:p>
           <w:p>
@@ -13738,7 +12865,6 @@
       <w:pPr>
         <w:spacing w:before="200" w:after="60"/>
       </w:pPr>
-      <w:proofErr w:type="spellStart"/>
       <w:r>
         <w:rPr>
           <w:rFonts w:ascii="Arial" w:eastAsia="Arial" w:hAnsi="Arial" w:cs="Arial"/>
@@ -13750,7 +12876,6 @@
         </w:rPr>
         <w:t>deleteTestCase</w:t>
       </w:r>
-      <w:proofErr w:type="spellEnd"/>
     </w:p>
     <w:tbl>
       <w:tblPr>
@@ -13834,21 +12959,30 @@
               </w:rPr>
               <w:t xml:space="preserve"> </w:t>
             </w:r>
-            <w:proofErr w:type="spellStart"/>
-            <w:r>
-              <w:rPr>
-                <w:rFonts w:ascii="Courier New" w:eastAsia="Courier New" w:hAnsi="Courier New" w:cs="Courier New"/>
-                <w:color w:val="1A1A2E"/>
-                <w:sz w:val="18"/>
-                <w:szCs w:val="18"/>
-              </w:rPr>
-              <w:t>test_case</w:t>
-            </w:r>
-            <w:proofErr w:type="spellEnd"/>
-            <w:r>
-              <w:rPr>
-                <w:rFonts w:ascii="Courier New" w:eastAsia="Courier New" w:hAnsi="Courier New" w:cs="Courier New"/>
-                <w:color w:val="1A1A2E"/>
+            <w:r>
+              <w:rPr>
+                <w:rFonts w:ascii="Courier New" w:eastAsia="Courier New" w:hAnsi="Courier New" w:cs="Courier New"/>
+                <w:color w:val="1A1A2E"/>
+                <w:sz w:val="18"/>
+                <w:szCs w:val="18"/>
+              </w:rPr>
+              <w:t xml:space="preserve">test_case </w:t>
+            </w:r>
+            <w:r>
+              <w:rPr>
+                <w:rFonts w:ascii="Courier New" w:eastAsia="Courier New" w:hAnsi="Courier New" w:cs="Courier New"/>
+                <w:b/>
+                <w:bCs/>
+                <w:color w:val="0000CC"/>
+                <w:sz w:val="18"/>
+                <w:szCs w:val="18"/>
+              </w:rPr>
+              <w:t>WHERE</w:t>
+            </w:r>
+            <w:r>
+              <w:rPr>
+                <w:rFonts w:ascii="Courier New" w:eastAsia="Courier New" w:hAnsi="Courier New" w:cs="Courier New"/>
+                <w:color w:val="0000CC"/>
                 <w:sz w:val="18"/>
                 <w:szCs w:val="18"/>
               </w:rPr>
@@ -13857,42 +12991,11 @@
             <w:r>
               <w:rPr>
                 <w:rFonts w:ascii="Courier New" w:eastAsia="Courier New" w:hAnsi="Courier New" w:cs="Courier New"/>
-                <w:b/>
-                <w:bCs/>
-                <w:color w:val="0000CC"/>
-                <w:sz w:val="18"/>
-                <w:szCs w:val="18"/>
-              </w:rPr>
-              <w:t>WHERE</w:t>
-            </w:r>
-            <w:r>
-              <w:rPr>
-                <w:rFonts w:ascii="Courier New" w:eastAsia="Courier New" w:hAnsi="Courier New" w:cs="Courier New"/>
-                <w:color w:val="0000CC"/>
-                <w:sz w:val="18"/>
-                <w:szCs w:val="18"/>
-              </w:rPr>
-              <w:t xml:space="preserve"> </w:t>
-            </w:r>
-            <w:proofErr w:type="spellStart"/>
-            <w:r>
-              <w:rPr>
-                <w:rFonts w:ascii="Courier New" w:eastAsia="Courier New" w:hAnsi="Courier New" w:cs="Courier New"/>
-                <w:color w:val="1A1A2E"/>
-                <w:sz w:val="18"/>
-                <w:szCs w:val="18"/>
-              </w:rPr>
-              <w:t>test_case_id</w:t>
-            </w:r>
-            <w:proofErr w:type="spellEnd"/>
-            <w:r>
-              <w:rPr>
-                <w:rFonts w:ascii="Courier New" w:eastAsia="Courier New" w:hAnsi="Courier New" w:cs="Courier New"/>
-                <w:color w:val="1A1A2E"/>
-                <w:sz w:val="18"/>
-                <w:szCs w:val="18"/>
-              </w:rPr>
-              <w:t xml:space="preserve"> = $1 </w:t>
+                <w:color w:val="1A1A2E"/>
+                <w:sz w:val="18"/>
+                <w:szCs w:val="18"/>
+              </w:rPr>
+              <w:t xml:space="preserve">test_case_id = $1 </w:t>
             </w:r>
             <w:r>
               <w:rPr>
@@ -13936,7 +13039,7 @@
       <w:pPr>
         <w:pStyle w:val="Heading2"/>
       </w:pPr>
-      <w:bookmarkStart w:id="44" w:name="_Toc223620932"/>
+      <w:bookmarkStart w:id="44" w:name="_Toc224666189"/>
       <w:r>
         <w:t>CRUD Course</w:t>
       </w:r>
@@ -13946,7 +13049,6 @@
       <w:pPr>
         <w:spacing w:before="200" w:after="60"/>
       </w:pPr>
-      <w:proofErr w:type="spellStart"/>
       <w:r>
         <w:rPr>
           <w:rFonts w:ascii="Arial" w:eastAsia="Arial" w:hAnsi="Arial" w:cs="Arial"/>
@@ -13958,7 +13060,6 @@
         </w:rPr>
         <w:t>fetchAllStudents</w:t>
       </w:r>
-      <w:proofErr w:type="spellEnd"/>
     </w:p>
     <w:tbl>
       <w:tblPr>
@@ -14022,21 +13123,30 @@
               </w:rPr>
               <w:t xml:space="preserve"> </w:t>
             </w:r>
-            <w:proofErr w:type="spellStart"/>
-            <w:r>
-              <w:rPr>
-                <w:rFonts w:ascii="Courier New" w:eastAsia="Courier New" w:hAnsi="Courier New" w:cs="Courier New"/>
-                <w:color w:val="1A1A2E"/>
-                <w:sz w:val="18"/>
-                <w:szCs w:val="18"/>
-              </w:rPr>
-              <w:t>user_id</w:t>
-            </w:r>
-            <w:proofErr w:type="spellEnd"/>
-            <w:r>
-              <w:rPr>
-                <w:rFonts w:ascii="Courier New" w:eastAsia="Courier New" w:hAnsi="Courier New" w:cs="Courier New"/>
-                <w:color w:val="1A1A2E"/>
+            <w:r>
+              <w:rPr>
+                <w:rFonts w:ascii="Courier New" w:eastAsia="Courier New" w:hAnsi="Courier New" w:cs="Courier New"/>
+                <w:color w:val="1A1A2E"/>
+                <w:sz w:val="18"/>
+                <w:szCs w:val="18"/>
+              </w:rPr>
+              <w:t xml:space="preserve">user_id </w:t>
+            </w:r>
+            <w:r>
+              <w:rPr>
+                <w:rFonts w:ascii="Courier New" w:eastAsia="Courier New" w:hAnsi="Courier New" w:cs="Courier New"/>
+                <w:b/>
+                <w:bCs/>
+                <w:color w:val="0000CC"/>
+                <w:sz w:val="18"/>
+                <w:szCs w:val="18"/>
+              </w:rPr>
+              <w:t>AS</w:t>
+            </w:r>
+            <w:r>
+              <w:rPr>
+                <w:rFonts w:ascii="Courier New" w:eastAsia="Courier New" w:hAnsi="Courier New" w:cs="Courier New"/>
+                <w:color w:val="0000CC"/>
                 <w:sz w:val="18"/>
                 <w:szCs w:val="18"/>
               </w:rPr>
@@ -14045,6 +13155,15 @@
             <w:r>
               <w:rPr>
                 <w:rFonts w:ascii="Courier New" w:eastAsia="Courier New" w:hAnsi="Courier New" w:cs="Courier New"/>
+                <w:color w:val="1A1A2E"/>
+                <w:sz w:val="18"/>
+                <w:szCs w:val="18"/>
+              </w:rPr>
+              <w:t xml:space="preserve">student_id, user_name </w:t>
+            </w:r>
+            <w:r>
+              <w:rPr>
+                <w:rFonts w:ascii="Courier New" w:eastAsia="Courier New" w:hAnsi="Courier New" w:cs="Courier New"/>
                 <w:b/>
                 <w:bCs/>
                 <w:color w:val="0000CC"/>
@@ -14062,67 +13181,6 @@
               </w:rPr>
               <w:t xml:space="preserve"> </w:t>
             </w:r>
-            <w:proofErr w:type="spellStart"/>
-            <w:r>
-              <w:rPr>
-                <w:rFonts w:ascii="Courier New" w:eastAsia="Courier New" w:hAnsi="Courier New" w:cs="Courier New"/>
-                <w:color w:val="1A1A2E"/>
-                <w:sz w:val="18"/>
-                <w:szCs w:val="18"/>
-              </w:rPr>
-              <w:t>student_id</w:t>
-            </w:r>
-            <w:proofErr w:type="spellEnd"/>
-            <w:r>
-              <w:rPr>
-                <w:rFonts w:ascii="Courier New" w:eastAsia="Courier New" w:hAnsi="Courier New" w:cs="Courier New"/>
-                <w:color w:val="1A1A2E"/>
-                <w:sz w:val="18"/>
-                <w:szCs w:val="18"/>
-              </w:rPr>
-              <w:t xml:space="preserve">, </w:t>
-            </w:r>
-            <w:proofErr w:type="spellStart"/>
-            <w:r>
-              <w:rPr>
-                <w:rFonts w:ascii="Courier New" w:eastAsia="Courier New" w:hAnsi="Courier New" w:cs="Courier New"/>
-                <w:color w:val="1A1A2E"/>
-                <w:sz w:val="18"/>
-                <w:szCs w:val="18"/>
-              </w:rPr>
-              <w:t>user_name</w:t>
-            </w:r>
-            <w:proofErr w:type="spellEnd"/>
-            <w:r>
-              <w:rPr>
-                <w:rFonts w:ascii="Courier New" w:eastAsia="Courier New" w:hAnsi="Courier New" w:cs="Courier New"/>
-                <w:color w:val="1A1A2E"/>
-                <w:sz w:val="18"/>
-                <w:szCs w:val="18"/>
-              </w:rPr>
-              <w:t xml:space="preserve"> </w:t>
-            </w:r>
-            <w:r>
-              <w:rPr>
-                <w:rFonts w:ascii="Courier New" w:eastAsia="Courier New" w:hAnsi="Courier New" w:cs="Courier New"/>
-                <w:b/>
-                <w:bCs/>
-                <w:color w:val="0000CC"/>
-                <w:sz w:val="18"/>
-                <w:szCs w:val="18"/>
-              </w:rPr>
-              <w:t>AS</w:t>
-            </w:r>
-            <w:r>
-              <w:rPr>
-                <w:rFonts w:ascii="Courier New" w:eastAsia="Courier New" w:hAnsi="Courier New" w:cs="Courier New"/>
-                <w:color w:val="0000CC"/>
-                <w:sz w:val="18"/>
-                <w:szCs w:val="18"/>
-              </w:rPr>
-              <w:t xml:space="preserve"> </w:t>
-            </w:r>
-            <w:proofErr w:type="spellStart"/>
             <w:r>
               <w:rPr>
                 <w:rFonts w:ascii="Courier New" w:eastAsia="Courier New" w:hAnsi="Courier New" w:cs="Courier New"/>
@@ -14132,7 +13190,6 @@
               </w:rPr>
               <w:t>student_name</w:t>
             </w:r>
-            <w:proofErr w:type="spellEnd"/>
           </w:p>
           <w:p>
             <w:pPr>
@@ -14218,7 +13275,6 @@
       <w:pPr>
         <w:spacing w:before="200" w:after="60"/>
       </w:pPr>
-      <w:proofErr w:type="spellStart"/>
       <w:r>
         <w:rPr>
           <w:rFonts w:ascii="Arial" w:eastAsia="Arial" w:hAnsi="Arial" w:cs="Arial"/>
@@ -14230,7 +13286,6 @@
         </w:rPr>
         <w:t>insertCourse</w:t>
       </w:r>
-      <w:proofErr w:type="spellEnd"/>
     </w:p>
     <w:tbl>
       <w:tblPr>
@@ -14321,67 +13376,7 @@
                 <w:sz w:val="18"/>
                 <w:szCs w:val="18"/>
               </w:rPr>
-              <w:t>course (</w:t>
-            </w:r>
-            <w:proofErr w:type="spellStart"/>
-            <w:r>
-              <w:rPr>
-                <w:rFonts w:ascii="Courier New" w:eastAsia="Courier New" w:hAnsi="Courier New" w:cs="Courier New"/>
-                <w:color w:val="1A1A2E"/>
-                <w:sz w:val="18"/>
-                <w:szCs w:val="18"/>
-              </w:rPr>
-              <w:t>owner_id</w:t>
-            </w:r>
-            <w:proofErr w:type="spellEnd"/>
-            <w:r>
-              <w:rPr>
-                <w:rFonts w:ascii="Courier New" w:eastAsia="Courier New" w:hAnsi="Courier New" w:cs="Courier New"/>
-                <w:color w:val="1A1A2E"/>
-                <w:sz w:val="18"/>
-                <w:szCs w:val="18"/>
-              </w:rPr>
-              <w:t xml:space="preserve">, </w:t>
-            </w:r>
-            <w:proofErr w:type="spellStart"/>
-            <w:r>
-              <w:rPr>
-                <w:rFonts w:ascii="Courier New" w:eastAsia="Courier New" w:hAnsi="Courier New" w:cs="Courier New"/>
-                <w:color w:val="1A1A2E"/>
-                <w:sz w:val="18"/>
-                <w:szCs w:val="18"/>
-              </w:rPr>
-              <w:t>course_title</w:t>
-            </w:r>
-            <w:proofErr w:type="spellEnd"/>
-            <w:r>
-              <w:rPr>
-                <w:rFonts w:ascii="Courier New" w:eastAsia="Courier New" w:hAnsi="Courier New" w:cs="Courier New"/>
-                <w:color w:val="1A1A2E"/>
-                <w:sz w:val="18"/>
-                <w:szCs w:val="18"/>
-              </w:rPr>
-              <w:t xml:space="preserve">, </w:t>
-            </w:r>
-            <w:proofErr w:type="spellStart"/>
-            <w:r>
-              <w:rPr>
-                <w:rFonts w:ascii="Courier New" w:eastAsia="Courier New" w:hAnsi="Courier New" w:cs="Courier New"/>
-                <w:color w:val="1A1A2E"/>
-                <w:sz w:val="18"/>
-                <w:szCs w:val="18"/>
-              </w:rPr>
-              <w:t>course_description</w:t>
-            </w:r>
-            <w:proofErr w:type="spellEnd"/>
-            <w:r>
-              <w:rPr>
-                <w:rFonts w:ascii="Courier New" w:eastAsia="Courier New" w:hAnsi="Courier New" w:cs="Courier New"/>
-                <w:color w:val="1A1A2E"/>
-                <w:sz w:val="18"/>
-                <w:szCs w:val="18"/>
-              </w:rPr>
-              <w:t>)</w:t>
+              <w:t>course (owner_id, course_title, course_description)</w:t>
             </w:r>
           </w:p>
           <w:p>
@@ -14475,7 +13470,6 @@
       <w:pPr>
         <w:spacing w:before="200" w:after="60"/>
       </w:pPr>
-      <w:proofErr w:type="spellStart"/>
       <w:r>
         <w:rPr>
           <w:rFonts w:ascii="Arial" w:eastAsia="Arial" w:hAnsi="Arial" w:cs="Arial"/>
@@ -14487,7 +13481,6 @@
         </w:rPr>
         <w:t>insertCourseProblem</w:t>
       </w:r>
-      <w:proofErr w:type="spellEnd"/>
     </w:p>
     <w:tbl>
       <w:tblPr>
@@ -14571,65 +13564,14 @@
               </w:rPr>
               <w:t xml:space="preserve"> </w:t>
             </w:r>
-            <w:proofErr w:type="spellStart"/>
-            <w:r>
-              <w:rPr>
-                <w:rFonts w:ascii="Courier New" w:eastAsia="Courier New" w:hAnsi="Courier New" w:cs="Courier New"/>
-                <w:color w:val="1A1A2E"/>
-                <w:sz w:val="18"/>
-                <w:szCs w:val="18"/>
-              </w:rPr>
-              <w:t>course_problem</w:t>
-            </w:r>
-            <w:proofErr w:type="spellEnd"/>
-            <w:r>
-              <w:rPr>
-                <w:rFonts w:ascii="Courier New" w:eastAsia="Courier New" w:hAnsi="Courier New" w:cs="Courier New"/>
-                <w:color w:val="1A1A2E"/>
-                <w:sz w:val="18"/>
-                <w:szCs w:val="18"/>
-              </w:rPr>
-              <w:t xml:space="preserve"> (</w:t>
-            </w:r>
-            <w:proofErr w:type="spellStart"/>
-            <w:r>
-              <w:rPr>
-                <w:rFonts w:ascii="Courier New" w:eastAsia="Courier New" w:hAnsi="Courier New" w:cs="Courier New"/>
-                <w:color w:val="1A1A2E"/>
-                <w:sz w:val="18"/>
-                <w:szCs w:val="18"/>
-              </w:rPr>
-              <w:t>course_id</w:t>
-            </w:r>
-            <w:proofErr w:type="spellEnd"/>
-            <w:r>
-              <w:rPr>
-                <w:rFonts w:ascii="Courier New" w:eastAsia="Courier New" w:hAnsi="Courier New" w:cs="Courier New"/>
-                <w:color w:val="1A1A2E"/>
-                <w:sz w:val="18"/>
-                <w:szCs w:val="18"/>
-              </w:rPr>
-              <w:t xml:space="preserve">, </w:t>
-            </w:r>
-            <w:proofErr w:type="spellStart"/>
-            <w:r>
-              <w:rPr>
-                <w:rFonts w:ascii="Courier New" w:eastAsia="Courier New" w:hAnsi="Courier New" w:cs="Courier New"/>
-                <w:color w:val="1A1A2E"/>
-                <w:sz w:val="18"/>
-                <w:szCs w:val="18"/>
-              </w:rPr>
-              <w:t>problem_id</w:t>
-            </w:r>
-            <w:proofErr w:type="spellEnd"/>
-            <w:r>
-              <w:rPr>
-                <w:rFonts w:ascii="Courier New" w:eastAsia="Courier New" w:hAnsi="Courier New" w:cs="Courier New"/>
-                <w:color w:val="1A1A2E"/>
-                <w:sz w:val="18"/>
-                <w:szCs w:val="18"/>
-              </w:rPr>
-              <w:t>)</w:t>
+            <w:r>
+              <w:rPr>
+                <w:rFonts w:ascii="Courier New" w:eastAsia="Courier New" w:hAnsi="Courier New" w:cs="Courier New"/>
+                <w:color w:val="1A1A2E"/>
+                <w:sz w:val="18"/>
+                <w:szCs w:val="18"/>
+              </w:rPr>
+              <w:t>course_problem (course_id, problem_id)</w:t>
             </w:r>
           </w:p>
           <w:p>
@@ -14716,7 +13658,6 @@
       <w:pPr>
         <w:spacing w:before="200" w:after="60"/>
       </w:pPr>
-      <w:proofErr w:type="spellStart"/>
       <w:r>
         <w:rPr>
           <w:rFonts w:ascii="Arial" w:eastAsia="Arial" w:hAnsi="Arial" w:cs="Arial"/>
@@ -14728,7 +13669,6 @@
         </w:rPr>
         <w:t>insertEnrollment</w:t>
       </w:r>
-      <w:proofErr w:type="spellEnd"/>
     </w:p>
     <w:tbl>
       <w:tblPr>
@@ -14812,65 +13752,14 @@
               </w:rPr>
               <w:t xml:space="preserve"> </w:t>
             </w:r>
-            <w:proofErr w:type="spellStart"/>
-            <w:r>
-              <w:rPr>
-                <w:rFonts w:ascii="Courier New" w:eastAsia="Courier New" w:hAnsi="Courier New" w:cs="Courier New"/>
-                <w:color w:val="1A1A2E"/>
-                <w:sz w:val="18"/>
-                <w:szCs w:val="18"/>
-              </w:rPr>
-              <w:t>enrollment</w:t>
-            </w:r>
-            <w:proofErr w:type="spellEnd"/>
-            <w:r>
-              <w:rPr>
-                <w:rFonts w:ascii="Courier New" w:eastAsia="Courier New" w:hAnsi="Courier New" w:cs="Courier New"/>
-                <w:color w:val="1A1A2E"/>
-                <w:sz w:val="18"/>
-                <w:szCs w:val="18"/>
-              </w:rPr>
-              <w:t xml:space="preserve"> (</w:t>
-            </w:r>
-            <w:proofErr w:type="spellStart"/>
-            <w:r>
-              <w:rPr>
-                <w:rFonts w:ascii="Courier New" w:eastAsia="Courier New" w:hAnsi="Courier New" w:cs="Courier New"/>
-                <w:color w:val="1A1A2E"/>
-                <w:sz w:val="18"/>
-                <w:szCs w:val="18"/>
-              </w:rPr>
-              <w:t>course_id</w:t>
-            </w:r>
-            <w:proofErr w:type="spellEnd"/>
-            <w:r>
-              <w:rPr>
-                <w:rFonts w:ascii="Courier New" w:eastAsia="Courier New" w:hAnsi="Courier New" w:cs="Courier New"/>
-                <w:color w:val="1A1A2E"/>
-                <w:sz w:val="18"/>
-                <w:szCs w:val="18"/>
-              </w:rPr>
-              <w:t xml:space="preserve">, </w:t>
-            </w:r>
-            <w:proofErr w:type="spellStart"/>
-            <w:r>
-              <w:rPr>
-                <w:rFonts w:ascii="Courier New" w:eastAsia="Courier New" w:hAnsi="Courier New" w:cs="Courier New"/>
-                <w:color w:val="1A1A2E"/>
-                <w:sz w:val="18"/>
-                <w:szCs w:val="18"/>
-              </w:rPr>
-              <w:t>user_id</w:t>
-            </w:r>
-            <w:proofErr w:type="spellEnd"/>
-            <w:r>
-              <w:rPr>
-                <w:rFonts w:ascii="Courier New" w:eastAsia="Courier New" w:hAnsi="Courier New" w:cs="Courier New"/>
-                <w:color w:val="1A1A2E"/>
-                <w:sz w:val="18"/>
-                <w:szCs w:val="18"/>
-              </w:rPr>
-              <w:t>)</w:t>
+            <w:r>
+              <w:rPr>
+                <w:rFonts w:ascii="Courier New" w:eastAsia="Courier New" w:hAnsi="Courier New" w:cs="Courier New"/>
+                <w:color w:val="1A1A2E"/>
+                <w:sz w:val="18"/>
+                <w:szCs w:val="18"/>
+              </w:rPr>
+              <w:t>enrollment (course_id, user_id)</w:t>
             </w:r>
           </w:p>
           <w:p>
@@ -14957,7 +13846,6 @@
       <w:pPr>
         <w:spacing w:before="200" w:after="60"/>
       </w:pPr>
-      <w:proofErr w:type="spellStart"/>
       <w:r>
         <w:rPr>
           <w:rFonts w:ascii="Arial" w:eastAsia="Arial" w:hAnsi="Arial" w:cs="Arial"/>
@@ -14969,7 +13857,6 @@
         </w:rPr>
         <w:t>fetchCourseByUserId</w:t>
       </w:r>
-      <w:proofErr w:type="spellEnd"/>
     </w:p>
     <w:tbl>
       <w:tblPr>
@@ -15105,25 +13992,14 @@
               </w:rPr>
               <w:t xml:space="preserve"> </w:t>
             </w:r>
-            <w:proofErr w:type="spellStart"/>
-            <w:r>
-              <w:rPr>
-                <w:rFonts w:ascii="Courier New" w:eastAsia="Courier New" w:hAnsi="Courier New" w:cs="Courier New"/>
-                <w:color w:val="1A1A2E"/>
-                <w:sz w:val="18"/>
-                <w:szCs w:val="18"/>
-              </w:rPr>
-              <w:t>enrollment</w:t>
-            </w:r>
-            <w:proofErr w:type="spellEnd"/>
-            <w:r>
-              <w:rPr>
-                <w:rFonts w:ascii="Courier New" w:eastAsia="Courier New" w:hAnsi="Courier New" w:cs="Courier New"/>
-                <w:color w:val="1A1A2E"/>
-                <w:sz w:val="18"/>
-                <w:szCs w:val="18"/>
-              </w:rPr>
-              <w:t xml:space="preserve"> e </w:t>
+            <w:r>
+              <w:rPr>
+                <w:rFonts w:ascii="Courier New" w:eastAsia="Courier New" w:hAnsi="Courier New" w:cs="Courier New"/>
+                <w:color w:val="1A1A2E"/>
+                <w:sz w:val="18"/>
+                <w:szCs w:val="18"/>
+              </w:rPr>
+              <w:t xml:space="preserve">enrollment e </w:t>
             </w:r>
             <w:r>
               <w:rPr>
@@ -15145,37 +14021,15 @@
               </w:rPr>
               <w:t xml:space="preserve"> </w:t>
             </w:r>
-            <w:proofErr w:type="spellStart"/>
-            <w:r>
-              <w:rPr>
-                <w:rFonts w:ascii="Courier New" w:eastAsia="Courier New" w:hAnsi="Courier New" w:cs="Courier New"/>
-                <w:color w:val="1A1A2E"/>
-                <w:sz w:val="18"/>
-                <w:szCs w:val="18"/>
-              </w:rPr>
-              <w:t>c.course_id</w:t>
-            </w:r>
-            <w:proofErr w:type="spellEnd"/>
-            <w:r>
-              <w:rPr>
-                <w:rFonts w:ascii="Courier New" w:eastAsia="Courier New" w:hAnsi="Courier New" w:cs="Courier New"/>
-                <w:color w:val="1A1A2E"/>
-                <w:sz w:val="18"/>
-                <w:szCs w:val="18"/>
-              </w:rPr>
-              <w:t xml:space="preserve"> = </w:t>
-            </w:r>
-            <w:proofErr w:type="spellStart"/>
-            <w:r>
-              <w:rPr>
-                <w:rFonts w:ascii="Courier New" w:eastAsia="Courier New" w:hAnsi="Courier New" w:cs="Courier New"/>
-                <w:color w:val="1A1A2E"/>
-                <w:sz w:val="18"/>
-                <w:szCs w:val="18"/>
-              </w:rPr>
-              <w:t>e.course_id</w:t>
-            </w:r>
-            <w:proofErr w:type="spellEnd"/>
+            <w:r>
+              <w:rPr>
+                <w:rFonts w:ascii="Courier New" w:eastAsia="Courier New" w:hAnsi="Courier New" w:cs="Courier New"/>
+                <w:color w:val="1A1A2E"/>
+                <w:sz w:val="18"/>
+                <w:szCs w:val="18"/>
+              </w:rPr>
+              <w:t>c.course_id = e.course_id</w:t>
+            </w:r>
           </w:p>
           <w:p>
             <w:pPr>
@@ -15210,25 +14064,14 @@
               </w:rPr>
               <w:t xml:space="preserve"> </w:t>
             </w:r>
-            <w:proofErr w:type="spellStart"/>
-            <w:r>
-              <w:rPr>
-                <w:rFonts w:ascii="Courier New" w:eastAsia="Courier New" w:hAnsi="Courier New" w:cs="Courier New"/>
-                <w:color w:val="1A1A2E"/>
-                <w:sz w:val="18"/>
-                <w:szCs w:val="18"/>
-              </w:rPr>
-              <w:t>e.user_id</w:t>
-            </w:r>
-            <w:proofErr w:type="spellEnd"/>
-            <w:r>
-              <w:rPr>
-                <w:rFonts w:ascii="Courier New" w:eastAsia="Courier New" w:hAnsi="Courier New" w:cs="Courier New"/>
-                <w:color w:val="1A1A2E"/>
-                <w:sz w:val="18"/>
-                <w:szCs w:val="18"/>
-              </w:rPr>
-              <w:t xml:space="preserve"> = $1 </w:t>
+            <w:r>
+              <w:rPr>
+                <w:rFonts w:ascii="Courier New" w:eastAsia="Courier New" w:hAnsi="Courier New" w:cs="Courier New"/>
+                <w:color w:val="1A1A2E"/>
+                <w:sz w:val="18"/>
+                <w:szCs w:val="18"/>
+              </w:rPr>
+              <w:t xml:space="preserve">e.user_id = $1 </w:t>
             </w:r>
             <w:r>
               <w:rPr>
@@ -15270,25 +14113,14 @@
               </w:rPr>
               <w:t xml:space="preserve"> </w:t>
             </w:r>
-            <w:proofErr w:type="spellStart"/>
-            <w:r>
-              <w:rPr>
-                <w:rFonts w:ascii="Courier New" w:eastAsia="Courier New" w:hAnsi="Courier New" w:cs="Courier New"/>
-                <w:color w:val="1A1A2E"/>
-                <w:sz w:val="18"/>
-                <w:szCs w:val="18"/>
-              </w:rPr>
-              <w:t>c.course_id</w:t>
-            </w:r>
-            <w:proofErr w:type="spellEnd"/>
-            <w:r>
-              <w:rPr>
-                <w:rFonts w:ascii="Courier New" w:eastAsia="Courier New" w:hAnsi="Courier New" w:cs="Courier New"/>
-                <w:color w:val="1A1A2E"/>
-                <w:sz w:val="18"/>
-                <w:szCs w:val="18"/>
-              </w:rPr>
-              <w:t xml:space="preserve"> </w:t>
+            <w:r>
+              <w:rPr>
+                <w:rFonts w:ascii="Courier New" w:eastAsia="Courier New" w:hAnsi="Courier New" w:cs="Courier New"/>
+                <w:color w:val="1A1A2E"/>
+                <w:sz w:val="18"/>
+                <w:szCs w:val="18"/>
+              </w:rPr>
+              <w:t xml:space="preserve">c.course_id </w:t>
             </w:r>
             <w:r>
               <w:rPr>
@@ -15314,7 +14146,6 @@
       <w:pPr>
         <w:spacing w:before="200" w:after="60"/>
       </w:pPr>
-      <w:proofErr w:type="spellStart"/>
       <w:r>
         <w:rPr>
           <w:rFonts w:ascii="Arial" w:eastAsia="Arial" w:hAnsi="Arial" w:cs="Arial"/>
@@ -15326,7 +14157,6 @@
         </w:rPr>
         <w:t>fetchCreatedCourseByUserId</w:t>
       </w:r>
-      <w:proofErr w:type="spellEnd"/>
     </w:p>
     <w:tbl>
       <w:tblPr>
@@ -15448,25 +14278,14 @@
               </w:rPr>
               <w:t xml:space="preserve"> </w:t>
             </w:r>
-            <w:proofErr w:type="spellStart"/>
-            <w:r>
-              <w:rPr>
-                <w:rFonts w:ascii="Courier New" w:eastAsia="Courier New" w:hAnsi="Courier New" w:cs="Courier New"/>
-                <w:color w:val="1A1A2E"/>
-                <w:sz w:val="18"/>
-                <w:szCs w:val="18"/>
-              </w:rPr>
-              <w:t>owner_id</w:t>
-            </w:r>
-            <w:proofErr w:type="spellEnd"/>
-            <w:r>
-              <w:rPr>
-                <w:rFonts w:ascii="Courier New" w:eastAsia="Courier New" w:hAnsi="Courier New" w:cs="Courier New"/>
-                <w:color w:val="1A1A2E"/>
-                <w:sz w:val="18"/>
-                <w:szCs w:val="18"/>
-              </w:rPr>
-              <w:t xml:space="preserve"> = $1 </w:t>
+            <w:r>
+              <w:rPr>
+                <w:rFonts w:ascii="Courier New" w:eastAsia="Courier New" w:hAnsi="Courier New" w:cs="Courier New"/>
+                <w:color w:val="1A1A2E"/>
+                <w:sz w:val="18"/>
+                <w:szCs w:val="18"/>
+              </w:rPr>
+              <w:t xml:space="preserve">owner_id = $1 </w:t>
             </w:r>
             <w:r>
               <w:rPr>
@@ -15508,25 +14327,14 @@
               </w:rPr>
               <w:t xml:space="preserve"> </w:t>
             </w:r>
-            <w:proofErr w:type="spellStart"/>
-            <w:r>
-              <w:rPr>
-                <w:rFonts w:ascii="Courier New" w:eastAsia="Courier New" w:hAnsi="Courier New" w:cs="Courier New"/>
-                <w:color w:val="1A1A2E"/>
-                <w:sz w:val="18"/>
-                <w:szCs w:val="18"/>
-              </w:rPr>
-              <w:t>course_id</w:t>
-            </w:r>
-            <w:proofErr w:type="spellEnd"/>
-            <w:r>
-              <w:rPr>
-                <w:rFonts w:ascii="Courier New" w:eastAsia="Courier New" w:hAnsi="Courier New" w:cs="Courier New"/>
-                <w:color w:val="1A1A2E"/>
-                <w:sz w:val="18"/>
-                <w:szCs w:val="18"/>
-              </w:rPr>
-              <w:t xml:space="preserve"> </w:t>
+            <w:r>
+              <w:rPr>
+                <w:rFonts w:ascii="Courier New" w:eastAsia="Courier New" w:hAnsi="Courier New" w:cs="Courier New"/>
+                <w:color w:val="1A1A2E"/>
+                <w:sz w:val="18"/>
+                <w:szCs w:val="18"/>
+              </w:rPr>
+              <w:t xml:space="preserve">course_id </w:t>
             </w:r>
             <w:r>
               <w:rPr>
@@ -15552,7 +14360,6 @@
       <w:pPr>
         <w:spacing w:before="200" w:after="60"/>
       </w:pPr>
-      <w:proofErr w:type="spellStart"/>
       <w:r>
         <w:rPr>
           <w:rFonts w:ascii="Arial" w:eastAsia="Arial" w:hAnsi="Arial" w:cs="Arial"/>
@@ -15564,7 +14371,6 @@
         </w:rPr>
         <w:t>updateCourseDetails</w:t>
       </w:r>
-      <w:proofErr w:type="spellEnd"/>
     </w:p>
     <w:tbl>
       <w:tblPr>
@@ -15657,45 +14463,14 @@
               </w:rPr>
               <w:t xml:space="preserve"> </w:t>
             </w:r>
-            <w:proofErr w:type="spellStart"/>
-            <w:r>
-              <w:rPr>
-                <w:rFonts w:ascii="Courier New" w:eastAsia="Courier New" w:hAnsi="Courier New" w:cs="Courier New"/>
-                <w:color w:val="1A1A2E"/>
-                <w:sz w:val="18"/>
-                <w:szCs w:val="18"/>
-              </w:rPr>
-              <w:t>course_title</w:t>
-            </w:r>
-            <w:proofErr w:type="spellEnd"/>
-            <w:r>
-              <w:rPr>
-                <w:rFonts w:ascii="Courier New" w:eastAsia="Courier New" w:hAnsi="Courier New" w:cs="Courier New"/>
-                <w:color w:val="1A1A2E"/>
-                <w:sz w:val="18"/>
-                <w:szCs w:val="18"/>
-              </w:rPr>
-              <w:t xml:space="preserve">=$1, </w:t>
-            </w:r>
-            <w:proofErr w:type="spellStart"/>
-            <w:r>
-              <w:rPr>
-                <w:rFonts w:ascii="Courier New" w:eastAsia="Courier New" w:hAnsi="Courier New" w:cs="Courier New"/>
-                <w:color w:val="1A1A2E"/>
-                <w:sz w:val="18"/>
-                <w:szCs w:val="18"/>
-              </w:rPr>
-              <w:t>course_description</w:t>
-            </w:r>
-            <w:proofErr w:type="spellEnd"/>
-            <w:r>
-              <w:rPr>
-                <w:rFonts w:ascii="Courier New" w:eastAsia="Courier New" w:hAnsi="Courier New" w:cs="Courier New"/>
-                <w:color w:val="1A1A2E"/>
-                <w:sz w:val="18"/>
-                <w:szCs w:val="18"/>
-              </w:rPr>
-              <w:t>=$2</w:t>
+            <w:r>
+              <w:rPr>
+                <w:rFonts w:ascii="Courier New" w:eastAsia="Courier New" w:hAnsi="Courier New" w:cs="Courier New"/>
+                <w:color w:val="1A1A2E"/>
+                <w:sz w:val="18"/>
+                <w:szCs w:val="18"/>
+              </w:rPr>
+              <w:t>course_title=$1, course_description=$2</w:t>
             </w:r>
           </w:p>
           <w:p>
@@ -15731,25 +14506,14 @@
               </w:rPr>
               <w:t xml:space="preserve"> </w:t>
             </w:r>
-            <w:proofErr w:type="spellStart"/>
-            <w:r>
-              <w:rPr>
-                <w:rFonts w:ascii="Courier New" w:eastAsia="Courier New" w:hAnsi="Courier New" w:cs="Courier New"/>
-                <w:color w:val="1A1A2E"/>
-                <w:sz w:val="18"/>
-                <w:szCs w:val="18"/>
-              </w:rPr>
-              <w:t>course_id</w:t>
-            </w:r>
-            <w:proofErr w:type="spellEnd"/>
-            <w:r>
-              <w:rPr>
-                <w:rFonts w:ascii="Courier New" w:eastAsia="Courier New" w:hAnsi="Courier New" w:cs="Courier New"/>
-                <w:color w:val="1A1A2E"/>
-                <w:sz w:val="18"/>
-                <w:szCs w:val="18"/>
-              </w:rPr>
-              <w:t xml:space="preserve"> = $3 </w:t>
+            <w:r>
+              <w:rPr>
+                <w:rFonts w:ascii="Courier New" w:eastAsia="Courier New" w:hAnsi="Courier New" w:cs="Courier New"/>
+                <w:color w:val="1A1A2E"/>
+                <w:sz w:val="18"/>
+                <w:szCs w:val="18"/>
+              </w:rPr>
+              <w:t xml:space="preserve">course_id = $3 </w:t>
             </w:r>
             <w:r>
               <w:rPr>
@@ -15793,7 +14557,6 @@
       <w:pPr>
         <w:spacing w:before="200" w:after="60"/>
       </w:pPr>
-      <w:proofErr w:type="spellStart"/>
       <w:r>
         <w:rPr>
           <w:rFonts w:ascii="Arial" w:eastAsia="Arial" w:hAnsi="Arial" w:cs="Arial"/>
@@ -15805,7 +14568,6 @@
         </w:rPr>
         <w:t>deleteCourseProblems</w:t>
       </w:r>
-      <w:proofErr w:type="spellEnd"/>
     </w:p>
     <w:tbl>
       <w:tblPr>
@@ -15889,21 +14651,30 @@
               </w:rPr>
               <w:t xml:space="preserve"> </w:t>
             </w:r>
-            <w:proofErr w:type="spellStart"/>
-            <w:r>
-              <w:rPr>
-                <w:rFonts w:ascii="Courier New" w:eastAsia="Courier New" w:hAnsi="Courier New" w:cs="Courier New"/>
-                <w:color w:val="1A1A2E"/>
-                <w:sz w:val="18"/>
-                <w:szCs w:val="18"/>
-              </w:rPr>
-              <w:t>course_problem</w:t>
-            </w:r>
-            <w:proofErr w:type="spellEnd"/>
-            <w:r>
-              <w:rPr>
-                <w:rFonts w:ascii="Courier New" w:eastAsia="Courier New" w:hAnsi="Courier New" w:cs="Courier New"/>
-                <w:color w:val="1A1A2E"/>
+            <w:r>
+              <w:rPr>
+                <w:rFonts w:ascii="Courier New" w:eastAsia="Courier New" w:hAnsi="Courier New" w:cs="Courier New"/>
+                <w:color w:val="1A1A2E"/>
+                <w:sz w:val="18"/>
+                <w:szCs w:val="18"/>
+              </w:rPr>
+              <w:t xml:space="preserve">course_problem </w:t>
+            </w:r>
+            <w:r>
+              <w:rPr>
+                <w:rFonts w:ascii="Courier New" w:eastAsia="Courier New" w:hAnsi="Courier New" w:cs="Courier New"/>
+                <w:b/>
+                <w:bCs/>
+                <w:color w:val="0000CC"/>
+                <w:sz w:val="18"/>
+                <w:szCs w:val="18"/>
+              </w:rPr>
+              <w:t>WHERE</w:t>
+            </w:r>
+            <w:r>
+              <w:rPr>
+                <w:rFonts w:ascii="Courier New" w:eastAsia="Courier New" w:hAnsi="Courier New" w:cs="Courier New"/>
+                <w:color w:val="0000CC"/>
                 <w:sz w:val="18"/>
                 <w:szCs w:val="18"/>
               </w:rPr>
@@ -15912,42 +14683,11 @@
             <w:r>
               <w:rPr>
                 <w:rFonts w:ascii="Courier New" w:eastAsia="Courier New" w:hAnsi="Courier New" w:cs="Courier New"/>
-                <w:b/>
-                <w:bCs/>
-                <w:color w:val="0000CC"/>
-                <w:sz w:val="18"/>
-                <w:szCs w:val="18"/>
-              </w:rPr>
-              <w:t>WHERE</w:t>
-            </w:r>
-            <w:r>
-              <w:rPr>
-                <w:rFonts w:ascii="Courier New" w:eastAsia="Courier New" w:hAnsi="Courier New" w:cs="Courier New"/>
-                <w:color w:val="0000CC"/>
-                <w:sz w:val="18"/>
-                <w:szCs w:val="18"/>
-              </w:rPr>
-              <w:t xml:space="preserve"> </w:t>
-            </w:r>
-            <w:proofErr w:type="spellStart"/>
-            <w:r>
-              <w:rPr>
-                <w:rFonts w:ascii="Courier New" w:eastAsia="Courier New" w:hAnsi="Courier New" w:cs="Courier New"/>
-                <w:color w:val="1A1A2E"/>
-                <w:sz w:val="18"/>
-                <w:szCs w:val="18"/>
-              </w:rPr>
-              <w:t>course_id</w:t>
-            </w:r>
-            <w:proofErr w:type="spellEnd"/>
-            <w:r>
-              <w:rPr>
-                <w:rFonts w:ascii="Courier New" w:eastAsia="Courier New" w:hAnsi="Courier New" w:cs="Courier New"/>
-                <w:color w:val="1A1A2E"/>
-                <w:sz w:val="18"/>
-                <w:szCs w:val="18"/>
-              </w:rPr>
-              <w:t xml:space="preserve"> = $1</w:t>
+                <w:color w:val="1A1A2E"/>
+                <w:sz w:val="18"/>
+                <w:szCs w:val="18"/>
+              </w:rPr>
+              <w:t>course_id = $1</w:t>
             </w:r>
           </w:p>
         </w:tc>
@@ -15985,7 +14725,6 @@
       <w:pPr>
         <w:spacing w:before="200" w:after="60"/>
       </w:pPr>
-      <w:proofErr w:type="spellStart"/>
       <w:r>
         <w:rPr>
           <w:rFonts w:ascii="Arial" w:eastAsia="Arial" w:hAnsi="Arial" w:cs="Arial"/>
@@ -15998,7 +14737,6 @@
         <w:lastRenderedPageBreak/>
         <w:t>deleteEnrollmentsByCourseId</w:t>
       </w:r>
-      <w:proofErr w:type="spellEnd"/>
     </w:p>
     <w:tbl>
       <w:tblPr>
@@ -16082,21 +14820,30 @@
               </w:rPr>
               <w:t xml:space="preserve"> </w:t>
             </w:r>
-            <w:proofErr w:type="spellStart"/>
-            <w:r>
-              <w:rPr>
-                <w:rFonts w:ascii="Courier New" w:eastAsia="Courier New" w:hAnsi="Courier New" w:cs="Courier New"/>
-                <w:color w:val="1A1A2E"/>
-                <w:sz w:val="18"/>
-                <w:szCs w:val="18"/>
-              </w:rPr>
-              <w:t>enrollment</w:t>
-            </w:r>
-            <w:proofErr w:type="spellEnd"/>
-            <w:r>
-              <w:rPr>
-                <w:rFonts w:ascii="Courier New" w:eastAsia="Courier New" w:hAnsi="Courier New" w:cs="Courier New"/>
-                <w:color w:val="1A1A2E"/>
+            <w:r>
+              <w:rPr>
+                <w:rFonts w:ascii="Courier New" w:eastAsia="Courier New" w:hAnsi="Courier New" w:cs="Courier New"/>
+                <w:color w:val="1A1A2E"/>
+                <w:sz w:val="18"/>
+                <w:szCs w:val="18"/>
+              </w:rPr>
+              <w:t xml:space="preserve">enrollment </w:t>
+            </w:r>
+            <w:r>
+              <w:rPr>
+                <w:rFonts w:ascii="Courier New" w:eastAsia="Courier New" w:hAnsi="Courier New" w:cs="Courier New"/>
+                <w:b/>
+                <w:bCs/>
+                <w:color w:val="0000CC"/>
+                <w:sz w:val="18"/>
+                <w:szCs w:val="18"/>
+              </w:rPr>
+              <w:t>WHERE</w:t>
+            </w:r>
+            <w:r>
+              <w:rPr>
+                <w:rFonts w:ascii="Courier New" w:eastAsia="Courier New" w:hAnsi="Courier New" w:cs="Courier New"/>
+                <w:color w:val="0000CC"/>
                 <w:sz w:val="18"/>
                 <w:szCs w:val="18"/>
               </w:rPr>
@@ -16105,42 +14852,11 @@
             <w:r>
               <w:rPr>
                 <w:rFonts w:ascii="Courier New" w:eastAsia="Courier New" w:hAnsi="Courier New" w:cs="Courier New"/>
-                <w:b/>
-                <w:bCs/>
-                <w:color w:val="0000CC"/>
-                <w:sz w:val="18"/>
-                <w:szCs w:val="18"/>
-              </w:rPr>
-              <w:t>WHERE</w:t>
-            </w:r>
-            <w:r>
-              <w:rPr>
-                <w:rFonts w:ascii="Courier New" w:eastAsia="Courier New" w:hAnsi="Courier New" w:cs="Courier New"/>
-                <w:color w:val="0000CC"/>
-                <w:sz w:val="18"/>
-                <w:szCs w:val="18"/>
-              </w:rPr>
-              <w:t xml:space="preserve"> </w:t>
-            </w:r>
-            <w:proofErr w:type="spellStart"/>
-            <w:r>
-              <w:rPr>
-                <w:rFonts w:ascii="Courier New" w:eastAsia="Courier New" w:hAnsi="Courier New" w:cs="Courier New"/>
-                <w:color w:val="1A1A2E"/>
-                <w:sz w:val="18"/>
-                <w:szCs w:val="18"/>
-              </w:rPr>
-              <w:t>course_id</w:t>
-            </w:r>
-            <w:proofErr w:type="spellEnd"/>
-            <w:r>
-              <w:rPr>
-                <w:rFonts w:ascii="Courier New" w:eastAsia="Courier New" w:hAnsi="Courier New" w:cs="Courier New"/>
-                <w:color w:val="1A1A2E"/>
-                <w:sz w:val="18"/>
-                <w:szCs w:val="18"/>
-              </w:rPr>
-              <w:t xml:space="preserve"> = $1</w:t>
+                <w:color w:val="1A1A2E"/>
+                <w:sz w:val="18"/>
+                <w:szCs w:val="18"/>
+              </w:rPr>
+              <w:t>course_id = $1</w:t>
             </w:r>
           </w:p>
         </w:tc>
@@ -16155,7 +14871,6 @@
       <w:pPr>
         <w:spacing w:before="200" w:after="60"/>
       </w:pPr>
-      <w:proofErr w:type="spellStart"/>
       <w:r>
         <w:rPr>
           <w:rFonts w:ascii="Arial" w:eastAsia="Arial" w:hAnsi="Arial" w:cs="Arial"/>
@@ -16167,7 +14882,6 @@
         </w:rPr>
         <w:t>fetchProblemIdsFromCourse</w:t>
       </w:r>
-      <w:proofErr w:type="spellEnd"/>
     </w:p>
     <w:tbl>
       <w:tblPr>
@@ -16231,21 +14945,30 @@
               </w:rPr>
               <w:t xml:space="preserve"> </w:t>
             </w:r>
-            <w:proofErr w:type="spellStart"/>
-            <w:r>
-              <w:rPr>
-                <w:rFonts w:ascii="Courier New" w:eastAsia="Courier New" w:hAnsi="Courier New" w:cs="Courier New"/>
-                <w:color w:val="1A1A2E"/>
-                <w:sz w:val="18"/>
-                <w:szCs w:val="18"/>
-              </w:rPr>
-              <w:t>problem_id</w:t>
-            </w:r>
-            <w:proofErr w:type="spellEnd"/>
-            <w:r>
-              <w:rPr>
-                <w:rFonts w:ascii="Courier New" w:eastAsia="Courier New" w:hAnsi="Courier New" w:cs="Courier New"/>
-                <w:color w:val="1A1A2E"/>
+            <w:r>
+              <w:rPr>
+                <w:rFonts w:ascii="Courier New" w:eastAsia="Courier New" w:hAnsi="Courier New" w:cs="Courier New"/>
+                <w:color w:val="1A1A2E"/>
+                <w:sz w:val="18"/>
+                <w:szCs w:val="18"/>
+              </w:rPr>
+              <w:t xml:space="preserve">problem_id </w:t>
+            </w:r>
+            <w:r>
+              <w:rPr>
+                <w:rFonts w:ascii="Courier New" w:eastAsia="Courier New" w:hAnsi="Courier New" w:cs="Courier New"/>
+                <w:b/>
+                <w:bCs/>
+                <w:color w:val="0000CC"/>
+                <w:sz w:val="18"/>
+                <w:szCs w:val="18"/>
+              </w:rPr>
+              <w:t>FROM</w:t>
+            </w:r>
+            <w:r>
+              <w:rPr>
+                <w:rFonts w:ascii="Courier New" w:eastAsia="Courier New" w:hAnsi="Courier New" w:cs="Courier New"/>
+                <w:color w:val="0000CC"/>
                 <w:sz w:val="18"/>
                 <w:szCs w:val="18"/>
               </w:rPr>
@@ -16254,13 +14977,22 @@
             <w:r>
               <w:rPr>
                 <w:rFonts w:ascii="Courier New" w:eastAsia="Courier New" w:hAnsi="Courier New" w:cs="Courier New"/>
-                <w:b/>
-                <w:bCs/>
-                <w:color w:val="0000CC"/>
-                <w:sz w:val="18"/>
-                <w:szCs w:val="18"/>
-              </w:rPr>
-              <w:t>FROM</w:t>
+                <w:color w:val="1A1A2E"/>
+                <w:sz w:val="18"/>
+                <w:szCs w:val="18"/>
+              </w:rPr>
+              <w:t xml:space="preserve">course_problem </w:t>
+            </w:r>
+            <w:r>
+              <w:rPr>
+                <w:rFonts w:ascii="Courier New" w:eastAsia="Courier New" w:hAnsi="Courier New" w:cs="Courier New"/>
+                <w:b/>
+                <w:bCs/>
+                <w:color w:val="0000CC"/>
+                <w:sz w:val="18"/>
+                <w:szCs w:val="18"/>
+              </w:rPr>
+              <w:t>WHERE</w:t>
             </w:r>
             <w:r>
               <w:rPr>
@@ -16271,65 +15003,14 @@
               </w:rPr>
               <w:t xml:space="preserve"> </w:t>
             </w:r>
-            <w:proofErr w:type="spellStart"/>
-            <w:r>
-              <w:rPr>
-                <w:rFonts w:ascii="Courier New" w:eastAsia="Courier New" w:hAnsi="Courier New" w:cs="Courier New"/>
-                <w:color w:val="1A1A2E"/>
-                <w:sz w:val="18"/>
-                <w:szCs w:val="18"/>
-              </w:rPr>
-              <w:t>course_problem</w:t>
-            </w:r>
-            <w:proofErr w:type="spellEnd"/>
-            <w:r>
-              <w:rPr>
-                <w:rFonts w:ascii="Courier New" w:eastAsia="Courier New" w:hAnsi="Courier New" w:cs="Courier New"/>
-                <w:color w:val="1A1A2E"/>
-                <w:sz w:val="18"/>
-                <w:szCs w:val="18"/>
-              </w:rPr>
-              <w:t xml:space="preserve"> </w:t>
-            </w:r>
-            <w:r>
-              <w:rPr>
-                <w:rFonts w:ascii="Courier New" w:eastAsia="Courier New" w:hAnsi="Courier New" w:cs="Courier New"/>
-                <w:b/>
-                <w:bCs/>
-                <w:color w:val="0000CC"/>
-                <w:sz w:val="18"/>
-                <w:szCs w:val="18"/>
-              </w:rPr>
-              <w:t>WHERE</w:t>
-            </w:r>
-            <w:r>
-              <w:rPr>
-                <w:rFonts w:ascii="Courier New" w:eastAsia="Courier New" w:hAnsi="Courier New" w:cs="Courier New"/>
-                <w:color w:val="0000CC"/>
-                <w:sz w:val="18"/>
-                <w:szCs w:val="18"/>
-              </w:rPr>
-              <w:t xml:space="preserve"> </w:t>
-            </w:r>
-            <w:proofErr w:type="spellStart"/>
-            <w:r>
-              <w:rPr>
-                <w:rFonts w:ascii="Courier New" w:eastAsia="Courier New" w:hAnsi="Courier New" w:cs="Courier New"/>
-                <w:color w:val="1A1A2E"/>
-                <w:sz w:val="18"/>
-                <w:szCs w:val="18"/>
-              </w:rPr>
-              <w:t>course_id</w:t>
-            </w:r>
-            <w:proofErr w:type="spellEnd"/>
-            <w:r>
-              <w:rPr>
-                <w:rFonts w:ascii="Courier New" w:eastAsia="Courier New" w:hAnsi="Courier New" w:cs="Courier New"/>
-                <w:color w:val="1A1A2E"/>
-                <w:sz w:val="18"/>
-                <w:szCs w:val="18"/>
-              </w:rPr>
-              <w:t xml:space="preserve"> = $1</w:t>
+            <w:r>
+              <w:rPr>
+                <w:rFonts w:ascii="Courier New" w:eastAsia="Courier New" w:hAnsi="Courier New" w:cs="Courier New"/>
+                <w:color w:val="1A1A2E"/>
+                <w:sz w:val="18"/>
+                <w:szCs w:val="18"/>
+              </w:rPr>
+              <w:t>course_id = $1</w:t>
             </w:r>
           </w:p>
         </w:tc>
@@ -16344,7 +15025,6 @@
       <w:pPr>
         <w:spacing w:before="200" w:after="60"/>
       </w:pPr>
-      <w:proofErr w:type="spellStart"/>
       <w:r>
         <w:rPr>
           <w:rFonts w:ascii="Arial" w:eastAsia="Arial" w:hAnsi="Arial" w:cs="Arial"/>
@@ -16356,7 +15036,6 @@
         </w:rPr>
         <w:t>fetchStudentIdsFromCourse</w:t>
       </w:r>
-      <w:proofErr w:type="spellEnd"/>
     </w:p>
     <w:tbl>
       <w:tblPr>
@@ -16420,21 +15099,30 @@
               </w:rPr>
               <w:t xml:space="preserve"> </w:t>
             </w:r>
-            <w:proofErr w:type="spellStart"/>
-            <w:r>
-              <w:rPr>
-                <w:rFonts w:ascii="Courier New" w:eastAsia="Courier New" w:hAnsi="Courier New" w:cs="Courier New"/>
-                <w:color w:val="1A1A2E"/>
-                <w:sz w:val="18"/>
-                <w:szCs w:val="18"/>
-              </w:rPr>
-              <w:t>user_id</w:t>
-            </w:r>
-            <w:proofErr w:type="spellEnd"/>
-            <w:r>
-              <w:rPr>
-                <w:rFonts w:ascii="Courier New" w:eastAsia="Courier New" w:hAnsi="Courier New" w:cs="Courier New"/>
-                <w:color w:val="1A1A2E"/>
+            <w:r>
+              <w:rPr>
+                <w:rFonts w:ascii="Courier New" w:eastAsia="Courier New" w:hAnsi="Courier New" w:cs="Courier New"/>
+                <w:color w:val="1A1A2E"/>
+                <w:sz w:val="18"/>
+                <w:szCs w:val="18"/>
+              </w:rPr>
+              <w:t xml:space="preserve">user_id </w:t>
+            </w:r>
+            <w:r>
+              <w:rPr>
+                <w:rFonts w:ascii="Courier New" w:eastAsia="Courier New" w:hAnsi="Courier New" w:cs="Courier New"/>
+                <w:b/>
+                <w:bCs/>
+                <w:color w:val="0000CC"/>
+                <w:sz w:val="18"/>
+                <w:szCs w:val="18"/>
+              </w:rPr>
+              <w:t>FROM</w:t>
+            </w:r>
+            <w:r>
+              <w:rPr>
+                <w:rFonts w:ascii="Courier New" w:eastAsia="Courier New" w:hAnsi="Courier New" w:cs="Courier New"/>
+                <w:color w:val="0000CC"/>
                 <w:sz w:val="18"/>
                 <w:szCs w:val="18"/>
               </w:rPr>
@@ -16443,13 +15131,22 @@
             <w:r>
               <w:rPr>
                 <w:rFonts w:ascii="Courier New" w:eastAsia="Courier New" w:hAnsi="Courier New" w:cs="Courier New"/>
-                <w:b/>
-                <w:bCs/>
-                <w:color w:val="0000CC"/>
-                <w:sz w:val="18"/>
-                <w:szCs w:val="18"/>
-              </w:rPr>
-              <w:t>FROM</w:t>
+                <w:color w:val="1A1A2E"/>
+                <w:sz w:val="18"/>
+                <w:szCs w:val="18"/>
+              </w:rPr>
+              <w:t xml:space="preserve">enrollment </w:t>
+            </w:r>
+            <w:r>
+              <w:rPr>
+                <w:rFonts w:ascii="Courier New" w:eastAsia="Courier New" w:hAnsi="Courier New" w:cs="Courier New"/>
+                <w:b/>
+                <w:bCs/>
+                <w:color w:val="0000CC"/>
+                <w:sz w:val="18"/>
+                <w:szCs w:val="18"/>
+              </w:rPr>
+              <w:t>WHERE</w:t>
             </w:r>
             <w:r>
               <w:rPr>
@@ -16460,65 +15157,14 @@
               </w:rPr>
               <w:t xml:space="preserve"> </w:t>
             </w:r>
-            <w:proofErr w:type="spellStart"/>
-            <w:r>
-              <w:rPr>
-                <w:rFonts w:ascii="Courier New" w:eastAsia="Courier New" w:hAnsi="Courier New" w:cs="Courier New"/>
-                <w:color w:val="1A1A2E"/>
-                <w:sz w:val="18"/>
-                <w:szCs w:val="18"/>
-              </w:rPr>
-              <w:t>enrollment</w:t>
-            </w:r>
-            <w:proofErr w:type="spellEnd"/>
-            <w:r>
-              <w:rPr>
-                <w:rFonts w:ascii="Courier New" w:eastAsia="Courier New" w:hAnsi="Courier New" w:cs="Courier New"/>
-                <w:color w:val="1A1A2E"/>
-                <w:sz w:val="18"/>
-                <w:szCs w:val="18"/>
-              </w:rPr>
-              <w:t xml:space="preserve"> </w:t>
-            </w:r>
-            <w:r>
-              <w:rPr>
-                <w:rFonts w:ascii="Courier New" w:eastAsia="Courier New" w:hAnsi="Courier New" w:cs="Courier New"/>
-                <w:b/>
-                <w:bCs/>
-                <w:color w:val="0000CC"/>
-                <w:sz w:val="18"/>
-                <w:szCs w:val="18"/>
-              </w:rPr>
-              <w:t>WHERE</w:t>
-            </w:r>
-            <w:r>
-              <w:rPr>
-                <w:rFonts w:ascii="Courier New" w:eastAsia="Courier New" w:hAnsi="Courier New" w:cs="Courier New"/>
-                <w:color w:val="0000CC"/>
-                <w:sz w:val="18"/>
-                <w:szCs w:val="18"/>
-              </w:rPr>
-              <w:t xml:space="preserve"> </w:t>
-            </w:r>
-            <w:proofErr w:type="spellStart"/>
-            <w:r>
-              <w:rPr>
-                <w:rFonts w:ascii="Courier New" w:eastAsia="Courier New" w:hAnsi="Courier New" w:cs="Courier New"/>
-                <w:color w:val="1A1A2E"/>
-                <w:sz w:val="18"/>
-                <w:szCs w:val="18"/>
-              </w:rPr>
-              <w:t>course_id</w:t>
-            </w:r>
-            <w:proofErr w:type="spellEnd"/>
-            <w:r>
-              <w:rPr>
-                <w:rFonts w:ascii="Courier New" w:eastAsia="Courier New" w:hAnsi="Courier New" w:cs="Courier New"/>
-                <w:color w:val="1A1A2E"/>
-                <w:sz w:val="18"/>
-                <w:szCs w:val="18"/>
-              </w:rPr>
-              <w:t xml:space="preserve"> = $1</w:t>
+            <w:r>
+              <w:rPr>
+                <w:rFonts w:ascii="Courier New" w:eastAsia="Courier New" w:hAnsi="Courier New" w:cs="Courier New"/>
+                <w:color w:val="1A1A2E"/>
+                <w:sz w:val="18"/>
+                <w:szCs w:val="18"/>
+              </w:rPr>
+              <w:t>course_id = $1</w:t>
             </w:r>
           </w:p>
         </w:tc>
@@ -16533,7 +15179,7 @@
       <w:pPr>
         <w:pStyle w:val="Heading2"/>
       </w:pPr>
-      <w:bookmarkStart w:id="45" w:name="_Toc223620933"/>
+      <w:bookmarkStart w:id="45" w:name="_Toc224666190"/>
       <w:r>
         <w:t>View Results</w:t>
       </w:r>
@@ -16543,7 +15189,6 @@
       <w:pPr>
         <w:spacing w:before="200" w:after="60"/>
       </w:pPr>
-      <w:proofErr w:type="spellStart"/>
       <w:r>
         <w:rPr>
           <w:rFonts w:ascii="Arial" w:eastAsia="Arial" w:hAnsi="Arial" w:cs="Arial"/>
@@ -16555,7 +15200,6 @@
         </w:rPr>
         <w:t>fetchStudentsOnCourse</w:t>
       </w:r>
-      <w:proofErr w:type="spellEnd"/>
     </w:p>
     <w:tbl>
       <w:tblPr>
@@ -16619,45 +15263,14 @@
               </w:rPr>
               <w:t xml:space="preserve"> </w:t>
             </w:r>
-            <w:proofErr w:type="spellStart"/>
-            <w:r>
-              <w:rPr>
-                <w:rFonts w:ascii="Courier New" w:eastAsia="Courier New" w:hAnsi="Courier New" w:cs="Courier New"/>
-                <w:color w:val="1A1A2E"/>
-                <w:sz w:val="18"/>
-                <w:szCs w:val="18"/>
-              </w:rPr>
-              <w:t>u.user_id</w:t>
-            </w:r>
-            <w:proofErr w:type="spellEnd"/>
-            <w:r>
-              <w:rPr>
-                <w:rFonts w:ascii="Courier New" w:eastAsia="Courier New" w:hAnsi="Courier New" w:cs="Courier New"/>
-                <w:color w:val="1A1A2E"/>
-                <w:sz w:val="18"/>
-                <w:szCs w:val="18"/>
-              </w:rPr>
-              <w:t xml:space="preserve">, </w:t>
-            </w:r>
-            <w:proofErr w:type="spellStart"/>
-            <w:r>
-              <w:rPr>
-                <w:rFonts w:ascii="Courier New" w:eastAsia="Courier New" w:hAnsi="Courier New" w:cs="Courier New"/>
-                <w:color w:val="1A1A2E"/>
-                <w:sz w:val="18"/>
-                <w:szCs w:val="18"/>
-              </w:rPr>
-              <w:t>u.user_name</w:t>
-            </w:r>
-            <w:proofErr w:type="spellEnd"/>
-            <w:r>
-              <w:rPr>
-                <w:rFonts w:ascii="Courier New" w:eastAsia="Courier New" w:hAnsi="Courier New" w:cs="Courier New"/>
-                <w:color w:val="1A1A2E"/>
-                <w:sz w:val="18"/>
-                <w:szCs w:val="18"/>
-              </w:rPr>
-              <w:t xml:space="preserve"> </w:t>
+            <w:r>
+              <w:rPr>
+                <w:rFonts w:ascii="Courier New" w:eastAsia="Courier New" w:hAnsi="Courier New" w:cs="Courier New"/>
+                <w:color w:val="1A1A2E"/>
+                <w:sz w:val="18"/>
+                <w:szCs w:val="18"/>
+              </w:rPr>
+              <w:t xml:space="preserve">u.user_id, u.user_name </w:t>
             </w:r>
             <w:r>
               <w:rPr>
@@ -16722,25 +15335,14 @@
               </w:rPr>
               <w:t xml:space="preserve"> </w:t>
             </w:r>
-            <w:proofErr w:type="spellStart"/>
-            <w:r>
-              <w:rPr>
-                <w:rFonts w:ascii="Courier New" w:eastAsia="Courier New" w:hAnsi="Courier New" w:cs="Courier New"/>
-                <w:color w:val="1A1A2E"/>
-                <w:sz w:val="18"/>
-                <w:szCs w:val="18"/>
-              </w:rPr>
-              <w:t>enrollment</w:t>
-            </w:r>
-            <w:proofErr w:type="spellEnd"/>
-            <w:r>
-              <w:rPr>
-                <w:rFonts w:ascii="Courier New" w:eastAsia="Courier New" w:hAnsi="Courier New" w:cs="Courier New"/>
-                <w:color w:val="1A1A2E"/>
-                <w:sz w:val="18"/>
-                <w:szCs w:val="18"/>
-              </w:rPr>
-              <w:t xml:space="preserve"> e </w:t>
+            <w:r>
+              <w:rPr>
+                <w:rFonts w:ascii="Courier New" w:eastAsia="Courier New" w:hAnsi="Courier New" w:cs="Courier New"/>
+                <w:color w:val="1A1A2E"/>
+                <w:sz w:val="18"/>
+                <w:szCs w:val="18"/>
+              </w:rPr>
+              <w:t xml:space="preserve">enrollment e </w:t>
             </w:r>
             <w:r>
               <w:rPr>
@@ -16762,37 +15364,15 @@
               </w:rPr>
               <w:t xml:space="preserve"> </w:t>
             </w:r>
-            <w:proofErr w:type="spellStart"/>
-            <w:r>
-              <w:rPr>
-                <w:rFonts w:ascii="Courier New" w:eastAsia="Courier New" w:hAnsi="Courier New" w:cs="Courier New"/>
-                <w:color w:val="1A1A2E"/>
-                <w:sz w:val="18"/>
-                <w:szCs w:val="18"/>
-              </w:rPr>
-              <w:t>u.user_id</w:t>
-            </w:r>
-            <w:proofErr w:type="spellEnd"/>
-            <w:r>
-              <w:rPr>
-                <w:rFonts w:ascii="Courier New" w:eastAsia="Courier New" w:hAnsi="Courier New" w:cs="Courier New"/>
-                <w:color w:val="1A1A2E"/>
-                <w:sz w:val="18"/>
-                <w:szCs w:val="18"/>
-              </w:rPr>
-              <w:t xml:space="preserve"> = </w:t>
-            </w:r>
-            <w:proofErr w:type="spellStart"/>
-            <w:r>
-              <w:rPr>
-                <w:rFonts w:ascii="Courier New" w:eastAsia="Courier New" w:hAnsi="Courier New" w:cs="Courier New"/>
-                <w:color w:val="1A1A2E"/>
-                <w:sz w:val="18"/>
-                <w:szCs w:val="18"/>
-              </w:rPr>
-              <w:t>e.user_id</w:t>
-            </w:r>
-            <w:proofErr w:type="spellEnd"/>
+            <w:r>
+              <w:rPr>
+                <w:rFonts w:ascii="Courier New" w:eastAsia="Courier New" w:hAnsi="Courier New" w:cs="Courier New"/>
+                <w:color w:val="1A1A2E"/>
+                <w:sz w:val="18"/>
+                <w:szCs w:val="18"/>
+              </w:rPr>
+              <w:t>u.user_id = e.user_id</w:t>
+            </w:r>
           </w:p>
           <w:p>
             <w:pPr>
@@ -16827,25 +15407,14 @@
               </w:rPr>
               <w:t xml:space="preserve"> </w:t>
             </w:r>
-            <w:proofErr w:type="spellStart"/>
-            <w:r>
-              <w:rPr>
-                <w:rFonts w:ascii="Courier New" w:eastAsia="Courier New" w:hAnsi="Courier New" w:cs="Courier New"/>
-                <w:color w:val="1A1A2E"/>
-                <w:sz w:val="18"/>
-                <w:szCs w:val="18"/>
-              </w:rPr>
-              <w:t>e.course_id</w:t>
-            </w:r>
-            <w:proofErr w:type="spellEnd"/>
-            <w:r>
-              <w:rPr>
-                <w:rFonts w:ascii="Courier New" w:eastAsia="Courier New" w:hAnsi="Courier New" w:cs="Courier New"/>
-                <w:color w:val="1A1A2E"/>
-                <w:sz w:val="18"/>
-                <w:szCs w:val="18"/>
-              </w:rPr>
-              <w:t xml:space="preserve"> = $1</w:t>
+            <w:r>
+              <w:rPr>
+                <w:rFonts w:ascii="Courier New" w:eastAsia="Courier New" w:hAnsi="Courier New" w:cs="Courier New"/>
+                <w:color w:val="1A1A2E"/>
+                <w:sz w:val="18"/>
+                <w:szCs w:val="18"/>
+              </w:rPr>
+              <w:t>e.course_id = $1</w:t>
             </w:r>
           </w:p>
         </w:tc>
@@ -16860,7 +15429,6 @@
       <w:pPr>
         <w:spacing w:before="200" w:after="60"/>
       </w:pPr>
-      <w:proofErr w:type="spellStart"/>
       <w:r>
         <w:rPr>
           <w:rFonts w:ascii="Arial" w:eastAsia="Arial" w:hAnsi="Arial" w:cs="Arial"/>
@@ -16872,7 +15440,6 @@
         </w:rPr>
         <w:t>getSubmissionsForCourse</w:t>
       </w:r>
-      <w:proofErr w:type="spellEnd"/>
     </w:p>
     <w:tbl>
       <w:tblPr>
@@ -16983,47 +15550,7 @@
                 <w:sz w:val="18"/>
                 <w:szCs w:val="18"/>
               </w:rPr>
-              <w:t>(</w:t>
-            </w:r>
-            <w:proofErr w:type="spellStart"/>
-            <w:r>
-              <w:rPr>
-                <w:rFonts w:ascii="Courier New" w:eastAsia="Courier New" w:hAnsi="Courier New" w:cs="Courier New"/>
-                <w:color w:val="1A1A2E"/>
-                <w:sz w:val="18"/>
-                <w:szCs w:val="18"/>
-              </w:rPr>
-              <w:t>s.user_id</w:t>
-            </w:r>
-            <w:proofErr w:type="spellEnd"/>
-            <w:r>
-              <w:rPr>
-                <w:rFonts w:ascii="Courier New" w:eastAsia="Courier New" w:hAnsi="Courier New" w:cs="Courier New"/>
-                <w:color w:val="1A1A2E"/>
-                <w:sz w:val="18"/>
-                <w:szCs w:val="18"/>
-              </w:rPr>
-              <w:t xml:space="preserve">, </w:t>
-            </w:r>
-            <w:proofErr w:type="spellStart"/>
-            <w:r>
-              <w:rPr>
-                <w:rFonts w:ascii="Courier New" w:eastAsia="Courier New" w:hAnsi="Courier New" w:cs="Courier New"/>
-                <w:color w:val="1A1A2E"/>
-                <w:sz w:val="18"/>
-                <w:szCs w:val="18"/>
-              </w:rPr>
-              <w:t>s.problem_id</w:t>
-            </w:r>
-            <w:proofErr w:type="spellEnd"/>
-            <w:r>
-              <w:rPr>
-                <w:rFonts w:ascii="Courier New" w:eastAsia="Courier New" w:hAnsi="Courier New" w:cs="Courier New"/>
-                <w:color w:val="1A1A2E"/>
-                <w:sz w:val="18"/>
-                <w:szCs w:val="18"/>
-              </w:rPr>
-              <w:t>)</w:t>
+              <w:t>(s.user_id, s.problem_id)</w:t>
             </w:r>
           </w:p>
           <w:p>
@@ -17037,67 +15564,7 @@
                 <w:sz w:val="18"/>
                 <w:szCs w:val="18"/>
               </w:rPr>
-              <w:t xml:space="preserve">    </w:t>
-            </w:r>
-            <w:proofErr w:type="spellStart"/>
-            <w:r>
-              <w:rPr>
-                <w:rFonts w:ascii="Courier New" w:eastAsia="Courier New" w:hAnsi="Courier New" w:cs="Courier New"/>
-                <w:color w:val="1A1A2E"/>
-                <w:sz w:val="18"/>
-                <w:szCs w:val="18"/>
-              </w:rPr>
-              <w:t>s.submission_id</w:t>
-            </w:r>
-            <w:proofErr w:type="spellEnd"/>
-            <w:r>
-              <w:rPr>
-                <w:rFonts w:ascii="Courier New" w:eastAsia="Courier New" w:hAnsi="Courier New" w:cs="Courier New"/>
-                <w:color w:val="1A1A2E"/>
-                <w:sz w:val="18"/>
-                <w:szCs w:val="18"/>
-              </w:rPr>
-              <w:t xml:space="preserve">, </w:t>
-            </w:r>
-            <w:proofErr w:type="spellStart"/>
-            <w:r>
-              <w:rPr>
-                <w:rFonts w:ascii="Courier New" w:eastAsia="Courier New" w:hAnsi="Courier New" w:cs="Courier New"/>
-                <w:color w:val="1A1A2E"/>
-                <w:sz w:val="18"/>
-                <w:szCs w:val="18"/>
-              </w:rPr>
-              <w:t>s.user_id</w:t>
-            </w:r>
-            <w:proofErr w:type="spellEnd"/>
-            <w:r>
-              <w:rPr>
-                <w:rFonts w:ascii="Courier New" w:eastAsia="Courier New" w:hAnsi="Courier New" w:cs="Courier New"/>
-                <w:color w:val="1A1A2E"/>
-                <w:sz w:val="18"/>
-                <w:szCs w:val="18"/>
-              </w:rPr>
-              <w:t xml:space="preserve">, </w:t>
-            </w:r>
-            <w:proofErr w:type="spellStart"/>
-            <w:r>
-              <w:rPr>
-                <w:rFonts w:ascii="Courier New" w:eastAsia="Courier New" w:hAnsi="Courier New" w:cs="Courier New"/>
-                <w:color w:val="1A1A2E"/>
-                <w:sz w:val="18"/>
-                <w:szCs w:val="18"/>
-              </w:rPr>
-              <w:t>s.problem_id</w:t>
-            </w:r>
-            <w:proofErr w:type="spellEnd"/>
-            <w:r>
-              <w:rPr>
-                <w:rFonts w:ascii="Courier New" w:eastAsia="Courier New" w:hAnsi="Courier New" w:cs="Courier New"/>
-                <w:color w:val="1A1A2E"/>
-                <w:sz w:val="18"/>
-                <w:szCs w:val="18"/>
-              </w:rPr>
-              <w:t>,</w:t>
+              <w:t xml:space="preserve">    s.submission_id, s.user_id, s.problem_id,</w:t>
             </w:r>
           </w:p>
           <w:p>
@@ -17111,67 +15578,7 @@
                 <w:sz w:val="18"/>
                 <w:szCs w:val="18"/>
               </w:rPr>
-              <w:t xml:space="preserve">    </w:t>
-            </w:r>
-            <w:proofErr w:type="spellStart"/>
-            <w:r>
-              <w:rPr>
-                <w:rFonts w:ascii="Courier New" w:eastAsia="Courier New" w:hAnsi="Courier New" w:cs="Courier New"/>
-                <w:color w:val="1A1A2E"/>
-                <w:sz w:val="18"/>
-                <w:szCs w:val="18"/>
-              </w:rPr>
-              <w:t>s.submitted_code</w:t>
-            </w:r>
-            <w:proofErr w:type="spellEnd"/>
-            <w:r>
-              <w:rPr>
-                <w:rFonts w:ascii="Courier New" w:eastAsia="Courier New" w:hAnsi="Courier New" w:cs="Courier New"/>
-                <w:color w:val="1A1A2E"/>
-                <w:sz w:val="18"/>
-                <w:szCs w:val="18"/>
-              </w:rPr>
-              <w:t xml:space="preserve">, </w:t>
-            </w:r>
-            <w:proofErr w:type="spellStart"/>
-            <w:r>
-              <w:rPr>
-                <w:rFonts w:ascii="Courier New" w:eastAsia="Courier New" w:hAnsi="Courier New" w:cs="Courier New"/>
-                <w:color w:val="1A1A2E"/>
-                <w:sz w:val="18"/>
-                <w:szCs w:val="18"/>
-              </w:rPr>
-              <w:t>s.submitted_at</w:t>
-            </w:r>
-            <w:proofErr w:type="spellEnd"/>
-            <w:r>
-              <w:rPr>
-                <w:rFonts w:ascii="Courier New" w:eastAsia="Courier New" w:hAnsi="Courier New" w:cs="Courier New"/>
-                <w:color w:val="1A1A2E"/>
-                <w:sz w:val="18"/>
-                <w:szCs w:val="18"/>
-              </w:rPr>
-              <w:t xml:space="preserve">, </w:t>
-            </w:r>
-            <w:proofErr w:type="spellStart"/>
-            <w:r>
-              <w:rPr>
-                <w:rFonts w:ascii="Courier New" w:eastAsia="Courier New" w:hAnsi="Courier New" w:cs="Courier New"/>
-                <w:color w:val="1A1A2E"/>
-                <w:sz w:val="18"/>
-                <w:szCs w:val="18"/>
-              </w:rPr>
-              <w:t>s.overall_status</w:t>
-            </w:r>
-            <w:proofErr w:type="spellEnd"/>
-            <w:r>
-              <w:rPr>
-                <w:rFonts w:ascii="Courier New" w:eastAsia="Courier New" w:hAnsi="Courier New" w:cs="Courier New"/>
-                <w:color w:val="1A1A2E"/>
-                <w:sz w:val="18"/>
-                <w:szCs w:val="18"/>
-              </w:rPr>
-              <w:t>,</w:t>
+              <w:t xml:space="preserve">    s.submitted_code, s.submitted_at, s.overall_status,</w:t>
             </w:r>
           </w:p>
           <w:p>
@@ -17185,39 +15592,8 @@
                 <w:sz w:val="18"/>
                 <w:szCs w:val="18"/>
               </w:rPr>
-              <w:t xml:space="preserve">    </w:t>
-            </w:r>
-            <w:proofErr w:type="spellStart"/>
-            <w:r>
-              <w:rPr>
-                <w:rFonts w:ascii="Courier New" w:eastAsia="Courier New" w:hAnsi="Courier New" w:cs="Courier New"/>
-                <w:color w:val="1A1A2E"/>
-                <w:sz w:val="18"/>
-                <w:szCs w:val="18"/>
-              </w:rPr>
-              <w:t>s.time_taken</w:t>
-            </w:r>
-            <w:proofErr w:type="spellEnd"/>
-            <w:r>
-              <w:rPr>
-                <w:rFonts w:ascii="Courier New" w:eastAsia="Courier New" w:hAnsi="Courier New" w:cs="Courier New"/>
-                <w:color w:val="1A1A2E"/>
-                <w:sz w:val="18"/>
-                <w:szCs w:val="18"/>
-              </w:rPr>
-              <w:t xml:space="preserve">, </w:t>
-            </w:r>
-            <w:proofErr w:type="spellStart"/>
-            <w:r>
-              <w:rPr>
-                <w:rFonts w:ascii="Courier New" w:eastAsia="Courier New" w:hAnsi="Courier New" w:cs="Courier New"/>
-                <w:color w:val="1A1A2E"/>
-                <w:sz w:val="18"/>
-                <w:szCs w:val="18"/>
-              </w:rPr>
-              <w:t>s.percentage</w:t>
-            </w:r>
-            <w:proofErr w:type="spellEnd"/>
+              <w:t xml:space="preserve">    s.time_taken, s.percentage</w:t>
+            </w:r>
           </w:p>
           <w:p>
             <w:pPr>
@@ -17295,25 +15671,14 @@
               </w:rPr>
               <w:t xml:space="preserve"> </w:t>
             </w:r>
-            <w:proofErr w:type="spellStart"/>
-            <w:r>
-              <w:rPr>
-                <w:rFonts w:ascii="Courier New" w:eastAsia="Courier New" w:hAnsi="Courier New" w:cs="Courier New"/>
-                <w:color w:val="1A1A2E"/>
-                <w:sz w:val="18"/>
-                <w:szCs w:val="18"/>
-              </w:rPr>
-              <w:t>s.user_id</w:t>
-            </w:r>
-            <w:proofErr w:type="spellEnd"/>
-            <w:r>
-              <w:rPr>
-                <w:rFonts w:ascii="Courier New" w:eastAsia="Courier New" w:hAnsi="Courier New" w:cs="Courier New"/>
-                <w:color w:val="1A1A2E"/>
-                <w:sz w:val="18"/>
-                <w:szCs w:val="18"/>
-              </w:rPr>
-              <w:t xml:space="preserve"> = </w:t>
+            <w:r>
+              <w:rPr>
+                <w:rFonts w:ascii="Courier New" w:eastAsia="Courier New" w:hAnsi="Courier New" w:cs="Courier New"/>
+                <w:color w:val="1A1A2E"/>
+                <w:sz w:val="18"/>
+                <w:szCs w:val="18"/>
+              </w:rPr>
+              <w:t xml:space="preserve">s.user_id = </w:t>
             </w:r>
             <w:r>
               <w:rPr>
@@ -17369,25 +15734,14 @@
               </w:rPr>
               <w:t xml:space="preserve"> </w:t>
             </w:r>
-            <w:proofErr w:type="spellStart"/>
-            <w:r>
-              <w:rPr>
-                <w:rFonts w:ascii="Courier New" w:eastAsia="Courier New" w:hAnsi="Courier New" w:cs="Courier New"/>
-                <w:color w:val="1A1A2E"/>
-                <w:sz w:val="18"/>
-                <w:szCs w:val="18"/>
-              </w:rPr>
-              <w:t>s.problem_id</w:t>
-            </w:r>
-            <w:proofErr w:type="spellEnd"/>
-            <w:r>
-              <w:rPr>
-                <w:rFonts w:ascii="Courier New" w:eastAsia="Courier New" w:hAnsi="Courier New" w:cs="Courier New"/>
-                <w:color w:val="1A1A2E"/>
-                <w:sz w:val="18"/>
-                <w:szCs w:val="18"/>
-              </w:rPr>
-              <w:t xml:space="preserve"> = </w:t>
+            <w:r>
+              <w:rPr>
+                <w:rFonts w:ascii="Courier New" w:eastAsia="Courier New" w:hAnsi="Courier New" w:cs="Courier New"/>
+                <w:color w:val="1A1A2E"/>
+                <w:sz w:val="18"/>
+                <w:szCs w:val="18"/>
+              </w:rPr>
+              <w:t xml:space="preserve">s.problem_id = </w:t>
             </w:r>
             <w:r>
               <w:rPr>
@@ -17443,45 +15797,14 @@
               </w:rPr>
               <w:t xml:space="preserve"> </w:t>
             </w:r>
-            <w:proofErr w:type="spellStart"/>
-            <w:r>
-              <w:rPr>
-                <w:rFonts w:ascii="Courier New" w:eastAsia="Courier New" w:hAnsi="Courier New" w:cs="Courier New"/>
-                <w:color w:val="1A1A2E"/>
-                <w:sz w:val="18"/>
-                <w:szCs w:val="18"/>
-              </w:rPr>
-              <w:t>s.submitted_at</w:t>
-            </w:r>
-            <w:proofErr w:type="spellEnd"/>
-            <w:r>
-              <w:rPr>
-                <w:rFonts w:ascii="Courier New" w:eastAsia="Courier New" w:hAnsi="Courier New" w:cs="Courier New"/>
-                <w:color w:val="1A1A2E"/>
-                <w:sz w:val="18"/>
-                <w:szCs w:val="18"/>
-              </w:rPr>
-              <w:t xml:space="preserve"> &gt; $</w:t>
-            </w:r>
-            <w:proofErr w:type="gramStart"/>
-            <w:r>
-              <w:rPr>
-                <w:rFonts w:ascii="Courier New" w:eastAsia="Courier New" w:hAnsi="Courier New" w:cs="Courier New"/>
-                <w:color w:val="1A1A2E"/>
-                <w:sz w:val="18"/>
-                <w:szCs w:val="18"/>
-              </w:rPr>
-              <w:t>3::</w:t>
-            </w:r>
-            <w:proofErr w:type="gramEnd"/>
-            <w:r>
-              <w:rPr>
-                <w:rFonts w:ascii="Courier New" w:eastAsia="Courier New" w:hAnsi="Courier New" w:cs="Courier New"/>
-                <w:color w:val="1A1A2E"/>
-                <w:sz w:val="18"/>
-                <w:szCs w:val="18"/>
-              </w:rPr>
-              <w:t>timestamp</w:t>
+            <w:r>
+              <w:rPr>
+                <w:rFonts w:ascii="Courier New" w:eastAsia="Courier New" w:hAnsi="Courier New" w:cs="Courier New"/>
+                <w:color w:val="1A1A2E"/>
+                <w:sz w:val="18"/>
+                <w:szCs w:val="18"/>
+              </w:rPr>
+              <w:t>s.submitted_at &gt; $3::timestamp</w:t>
             </w:r>
           </w:p>
           <w:p>
@@ -17537,65 +15860,14 @@
               </w:rPr>
               <w:t xml:space="preserve"> </w:t>
             </w:r>
-            <w:proofErr w:type="spellStart"/>
-            <w:r>
-              <w:rPr>
-                <w:rFonts w:ascii="Courier New" w:eastAsia="Courier New" w:hAnsi="Courier New" w:cs="Courier New"/>
-                <w:color w:val="1A1A2E"/>
-                <w:sz w:val="18"/>
-                <w:szCs w:val="18"/>
-              </w:rPr>
-              <w:t>s.user_id</w:t>
-            </w:r>
-            <w:proofErr w:type="spellEnd"/>
-            <w:r>
-              <w:rPr>
-                <w:rFonts w:ascii="Courier New" w:eastAsia="Courier New" w:hAnsi="Courier New" w:cs="Courier New"/>
-                <w:color w:val="1A1A2E"/>
-                <w:sz w:val="18"/>
-                <w:szCs w:val="18"/>
-              </w:rPr>
-              <w:t xml:space="preserve">, </w:t>
-            </w:r>
-            <w:proofErr w:type="spellStart"/>
-            <w:r>
-              <w:rPr>
-                <w:rFonts w:ascii="Courier New" w:eastAsia="Courier New" w:hAnsi="Courier New" w:cs="Courier New"/>
-                <w:color w:val="1A1A2E"/>
-                <w:sz w:val="18"/>
-                <w:szCs w:val="18"/>
-              </w:rPr>
-              <w:t>s.problem_id</w:t>
-            </w:r>
-            <w:proofErr w:type="spellEnd"/>
-            <w:r>
-              <w:rPr>
-                <w:rFonts w:ascii="Courier New" w:eastAsia="Courier New" w:hAnsi="Courier New" w:cs="Courier New"/>
-                <w:color w:val="1A1A2E"/>
-                <w:sz w:val="18"/>
-                <w:szCs w:val="18"/>
-              </w:rPr>
-              <w:t xml:space="preserve">, </w:t>
-            </w:r>
-            <w:proofErr w:type="spellStart"/>
-            <w:r>
-              <w:rPr>
-                <w:rFonts w:ascii="Courier New" w:eastAsia="Courier New" w:hAnsi="Courier New" w:cs="Courier New"/>
-                <w:color w:val="1A1A2E"/>
-                <w:sz w:val="18"/>
-                <w:szCs w:val="18"/>
-              </w:rPr>
-              <w:t>s.submitted_at</w:t>
-            </w:r>
-            <w:proofErr w:type="spellEnd"/>
-            <w:r>
-              <w:rPr>
-                <w:rFonts w:ascii="Courier New" w:eastAsia="Courier New" w:hAnsi="Courier New" w:cs="Courier New"/>
-                <w:color w:val="1A1A2E"/>
-                <w:sz w:val="18"/>
-                <w:szCs w:val="18"/>
-              </w:rPr>
-              <w:t xml:space="preserve"> </w:t>
+            <w:r>
+              <w:rPr>
+                <w:rFonts w:ascii="Courier New" w:eastAsia="Courier New" w:hAnsi="Courier New" w:cs="Courier New"/>
+                <w:color w:val="1A1A2E"/>
+                <w:sz w:val="18"/>
+                <w:szCs w:val="18"/>
+              </w:rPr>
+              <w:t xml:space="preserve">s.user_id, s.problem_id, s.submitted_at </w:t>
             </w:r>
             <w:r>
               <w:rPr>
@@ -17621,7 +15893,6 @@
       <w:pPr>
         <w:spacing w:before="200" w:after="60"/>
       </w:pPr>
-      <w:proofErr w:type="spellStart"/>
       <w:r>
         <w:rPr>
           <w:rFonts w:ascii="Arial" w:eastAsia="Arial" w:hAnsi="Arial" w:cs="Arial"/>
@@ -17633,7 +15904,6 @@
         </w:rPr>
         <w:t>fetchTestCaseResults</w:t>
       </w:r>
-      <w:proofErr w:type="spellEnd"/>
     </w:p>
     <w:tbl>
       <w:tblPr>
@@ -17726,21 +15996,30 @@
               </w:rPr>
               <w:t xml:space="preserve"> </w:t>
             </w:r>
-            <w:proofErr w:type="spellStart"/>
-            <w:r>
-              <w:rPr>
-                <w:rFonts w:ascii="Courier New" w:eastAsia="Courier New" w:hAnsi="Courier New" w:cs="Courier New"/>
-                <w:color w:val="1A1A2E"/>
-                <w:sz w:val="18"/>
-                <w:szCs w:val="18"/>
-              </w:rPr>
-              <w:t>test_case_result</w:t>
-            </w:r>
-            <w:proofErr w:type="spellEnd"/>
-            <w:r>
-              <w:rPr>
-                <w:rFonts w:ascii="Courier New" w:eastAsia="Courier New" w:hAnsi="Courier New" w:cs="Courier New"/>
-                <w:color w:val="1A1A2E"/>
+            <w:r>
+              <w:rPr>
+                <w:rFonts w:ascii="Courier New" w:eastAsia="Courier New" w:hAnsi="Courier New" w:cs="Courier New"/>
+                <w:color w:val="1A1A2E"/>
+                <w:sz w:val="18"/>
+                <w:szCs w:val="18"/>
+              </w:rPr>
+              <w:t xml:space="preserve">test_case_result </w:t>
+            </w:r>
+            <w:r>
+              <w:rPr>
+                <w:rFonts w:ascii="Courier New" w:eastAsia="Courier New" w:hAnsi="Courier New" w:cs="Courier New"/>
+                <w:b/>
+                <w:bCs/>
+                <w:color w:val="0000CC"/>
+                <w:sz w:val="18"/>
+                <w:szCs w:val="18"/>
+              </w:rPr>
+              <w:t>WHERE</w:t>
+            </w:r>
+            <w:r>
+              <w:rPr>
+                <w:rFonts w:ascii="Courier New" w:eastAsia="Courier New" w:hAnsi="Courier New" w:cs="Courier New"/>
+                <w:color w:val="0000CC"/>
                 <w:sz w:val="18"/>
                 <w:szCs w:val="18"/>
               </w:rPr>
@@ -17749,42 +16028,11 @@
             <w:r>
               <w:rPr>
                 <w:rFonts w:ascii="Courier New" w:eastAsia="Courier New" w:hAnsi="Courier New" w:cs="Courier New"/>
-                <w:b/>
-                <w:bCs/>
-                <w:color w:val="0000CC"/>
-                <w:sz w:val="18"/>
-                <w:szCs w:val="18"/>
-              </w:rPr>
-              <w:t>WHERE</w:t>
-            </w:r>
-            <w:r>
-              <w:rPr>
-                <w:rFonts w:ascii="Courier New" w:eastAsia="Courier New" w:hAnsi="Courier New" w:cs="Courier New"/>
-                <w:color w:val="0000CC"/>
-                <w:sz w:val="18"/>
-                <w:szCs w:val="18"/>
-              </w:rPr>
-              <w:t xml:space="preserve"> </w:t>
-            </w:r>
-            <w:proofErr w:type="spellStart"/>
-            <w:r>
-              <w:rPr>
-                <w:rFonts w:ascii="Courier New" w:eastAsia="Courier New" w:hAnsi="Courier New" w:cs="Courier New"/>
-                <w:color w:val="1A1A2E"/>
-                <w:sz w:val="18"/>
-                <w:szCs w:val="18"/>
-              </w:rPr>
-              <w:t>submission_id</w:t>
-            </w:r>
-            <w:proofErr w:type="spellEnd"/>
-            <w:r>
-              <w:rPr>
-                <w:rFonts w:ascii="Courier New" w:eastAsia="Courier New" w:hAnsi="Courier New" w:cs="Courier New"/>
-                <w:color w:val="1A1A2E"/>
-                <w:sz w:val="18"/>
-                <w:szCs w:val="18"/>
-              </w:rPr>
-              <w:t xml:space="preserve"> = $1</w:t>
+                <w:color w:val="1A1A2E"/>
+                <w:sz w:val="18"/>
+                <w:szCs w:val="18"/>
+              </w:rPr>
+              <w:t>submission_id = $1</w:t>
             </w:r>
           </w:p>
         </w:tc>
@@ -17799,7 +16047,7 @@
       <w:pPr>
         <w:pStyle w:val="Heading2"/>
       </w:pPr>
-      <w:bookmarkStart w:id="46" w:name="_Toc223620934"/>
+      <w:bookmarkStart w:id="46" w:name="_Toc224666191"/>
       <w:r>
         <w:lastRenderedPageBreak/>
         <w:t>View Profile</w:t>
@@ -17810,7 +16058,6 @@
       <w:pPr>
         <w:spacing w:before="200" w:after="60"/>
       </w:pPr>
-      <w:proofErr w:type="spellStart"/>
       <w:r>
         <w:rPr>
           <w:rFonts w:ascii="Arial" w:eastAsia="Arial" w:hAnsi="Arial" w:cs="Arial"/>
@@ -17822,7 +16069,6 @@
         </w:rPr>
         <w:t>fetchUserData</w:t>
       </w:r>
-      <w:proofErr w:type="spellEnd"/>
     </w:p>
     <w:tbl>
       <w:tblPr>
@@ -17886,65 +16132,14 @@
               </w:rPr>
               <w:t xml:space="preserve"> </w:t>
             </w:r>
-            <w:proofErr w:type="spellStart"/>
-            <w:r>
-              <w:rPr>
-                <w:rFonts w:ascii="Courier New" w:eastAsia="Courier New" w:hAnsi="Courier New" w:cs="Courier New"/>
-                <w:color w:val="1A1A2E"/>
-                <w:sz w:val="18"/>
-                <w:szCs w:val="18"/>
-              </w:rPr>
-              <w:t>user_id</w:t>
-            </w:r>
-            <w:proofErr w:type="spellEnd"/>
-            <w:r>
-              <w:rPr>
-                <w:rFonts w:ascii="Courier New" w:eastAsia="Courier New" w:hAnsi="Courier New" w:cs="Courier New"/>
-                <w:color w:val="1A1A2E"/>
-                <w:sz w:val="18"/>
-                <w:szCs w:val="18"/>
-              </w:rPr>
-              <w:t xml:space="preserve">, </w:t>
-            </w:r>
-            <w:proofErr w:type="spellStart"/>
-            <w:r>
-              <w:rPr>
-                <w:rFonts w:ascii="Courier New" w:eastAsia="Courier New" w:hAnsi="Courier New" w:cs="Courier New"/>
-                <w:color w:val="1A1A2E"/>
-                <w:sz w:val="18"/>
-                <w:szCs w:val="18"/>
-              </w:rPr>
-              <w:t>user_name</w:t>
-            </w:r>
-            <w:proofErr w:type="spellEnd"/>
-            <w:r>
-              <w:rPr>
-                <w:rFonts w:ascii="Courier New" w:eastAsia="Courier New" w:hAnsi="Courier New" w:cs="Courier New"/>
-                <w:color w:val="1A1A2E"/>
-                <w:sz w:val="18"/>
-                <w:szCs w:val="18"/>
-              </w:rPr>
-              <w:t xml:space="preserve">, email, role, </w:t>
-            </w:r>
-            <w:proofErr w:type="spellStart"/>
-            <w:r>
-              <w:rPr>
-                <w:rFonts w:ascii="Courier New" w:eastAsia="Courier New" w:hAnsi="Courier New" w:cs="Courier New"/>
-                <w:color w:val="1A1A2E"/>
-                <w:sz w:val="18"/>
-                <w:szCs w:val="18"/>
-              </w:rPr>
-              <w:t>total_points</w:t>
-            </w:r>
-            <w:proofErr w:type="spellEnd"/>
-            <w:r>
-              <w:rPr>
-                <w:rFonts w:ascii="Courier New" w:eastAsia="Courier New" w:hAnsi="Courier New" w:cs="Courier New"/>
-                <w:color w:val="1A1A2E"/>
-                <w:sz w:val="18"/>
-                <w:szCs w:val="18"/>
-              </w:rPr>
-              <w:t>,</w:t>
+            <w:r>
+              <w:rPr>
+                <w:rFonts w:ascii="Courier New" w:eastAsia="Courier New" w:hAnsi="Courier New" w:cs="Courier New"/>
+                <w:color w:val="1A1A2E"/>
+                <w:sz w:val="18"/>
+                <w:szCs w:val="18"/>
+              </w:rPr>
+              <w:t>user_id, user_name, email, role, total_points,</w:t>
             </w:r>
           </w:p>
           <w:p>
@@ -17958,59 +16153,8 @@
                 <w:sz w:val="18"/>
                 <w:szCs w:val="18"/>
               </w:rPr>
-              <w:t xml:space="preserve">       </w:t>
-            </w:r>
-            <w:proofErr w:type="spellStart"/>
-            <w:r>
-              <w:rPr>
-                <w:rFonts w:ascii="Courier New" w:eastAsia="Courier New" w:hAnsi="Courier New" w:cs="Courier New"/>
-                <w:color w:val="1A1A2E"/>
-                <w:sz w:val="18"/>
-                <w:szCs w:val="18"/>
-              </w:rPr>
-              <w:t>current_streak</w:t>
-            </w:r>
-            <w:proofErr w:type="spellEnd"/>
-            <w:r>
-              <w:rPr>
-                <w:rFonts w:ascii="Courier New" w:eastAsia="Courier New" w:hAnsi="Courier New" w:cs="Courier New"/>
-                <w:color w:val="1A1A2E"/>
-                <w:sz w:val="18"/>
-                <w:szCs w:val="18"/>
-              </w:rPr>
-              <w:t xml:space="preserve">, </w:t>
-            </w:r>
-            <w:proofErr w:type="spellStart"/>
-            <w:r>
-              <w:rPr>
-                <w:rFonts w:ascii="Courier New" w:eastAsia="Courier New" w:hAnsi="Courier New" w:cs="Courier New"/>
-                <w:color w:val="1A1A2E"/>
-                <w:sz w:val="18"/>
-                <w:szCs w:val="18"/>
-              </w:rPr>
-              <w:t>longest_streak</w:t>
-            </w:r>
-            <w:proofErr w:type="spellEnd"/>
-            <w:r>
-              <w:rPr>
-                <w:rFonts w:ascii="Courier New" w:eastAsia="Courier New" w:hAnsi="Courier New" w:cs="Courier New"/>
-                <w:color w:val="1A1A2E"/>
-                <w:sz w:val="18"/>
-                <w:szCs w:val="18"/>
-              </w:rPr>
-              <w:t xml:space="preserve">, </w:t>
-            </w:r>
-            <w:proofErr w:type="spellStart"/>
-            <w:r>
-              <w:rPr>
-                <w:rFonts w:ascii="Courier New" w:eastAsia="Courier New" w:hAnsi="Courier New" w:cs="Courier New"/>
-                <w:color w:val="1A1A2E"/>
-                <w:sz w:val="18"/>
-                <w:szCs w:val="18"/>
-              </w:rPr>
-              <w:t>last_solved_date</w:t>
-            </w:r>
-            <w:proofErr w:type="spellEnd"/>
+              <w:t xml:space="preserve">       current_streak, longest_streak, last_solved_date</w:t>
+            </w:r>
           </w:p>
           <w:p>
             <w:pPr>
@@ -18074,25 +16218,14 @@
               </w:rPr>
               <w:t xml:space="preserve"> </w:t>
             </w:r>
-            <w:proofErr w:type="spellStart"/>
-            <w:r>
-              <w:rPr>
-                <w:rFonts w:ascii="Courier New" w:eastAsia="Courier New" w:hAnsi="Courier New" w:cs="Courier New"/>
-                <w:color w:val="1A1A2E"/>
-                <w:sz w:val="18"/>
-                <w:szCs w:val="18"/>
-              </w:rPr>
-              <w:t>user_id</w:t>
-            </w:r>
-            <w:proofErr w:type="spellEnd"/>
-            <w:r>
-              <w:rPr>
-                <w:rFonts w:ascii="Courier New" w:eastAsia="Courier New" w:hAnsi="Courier New" w:cs="Courier New"/>
-                <w:color w:val="1A1A2E"/>
-                <w:sz w:val="18"/>
-                <w:szCs w:val="18"/>
-              </w:rPr>
-              <w:t xml:space="preserve"> = $1</w:t>
+            <w:r>
+              <w:rPr>
+                <w:rFonts w:ascii="Courier New" w:eastAsia="Courier New" w:hAnsi="Courier New" w:cs="Courier New"/>
+                <w:color w:val="1A1A2E"/>
+                <w:sz w:val="18"/>
+                <w:szCs w:val="18"/>
+              </w:rPr>
+              <w:t>user_id = $1</w:t>
             </w:r>
           </w:p>
         </w:tc>
@@ -18107,7 +16240,6 @@
       <w:pPr>
         <w:spacing w:before="200" w:after="60"/>
       </w:pPr>
-      <w:proofErr w:type="spellStart"/>
       <w:r>
         <w:rPr>
           <w:rFonts w:ascii="Arial" w:eastAsia="Arial" w:hAnsi="Arial" w:cs="Arial"/>
@@ -18119,7 +16251,6 @@
         </w:rPr>
         <w:t>deleteAccount</w:t>
       </w:r>
-      <w:proofErr w:type="spellEnd"/>
     </w:p>
     <w:tbl>
       <w:tblPr>
@@ -18232,25 +16363,14 @@
               </w:rPr>
               <w:t xml:space="preserve"> </w:t>
             </w:r>
-            <w:proofErr w:type="spellStart"/>
-            <w:r>
-              <w:rPr>
-                <w:rFonts w:ascii="Courier New" w:eastAsia="Courier New" w:hAnsi="Courier New" w:cs="Courier New"/>
-                <w:color w:val="1A1A2E"/>
-                <w:sz w:val="18"/>
-                <w:szCs w:val="18"/>
-              </w:rPr>
-              <w:t>user_id</w:t>
-            </w:r>
-            <w:proofErr w:type="spellEnd"/>
-            <w:r>
-              <w:rPr>
-                <w:rFonts w:ascii="Courier New" w:eastAsia="Courier New" w:hAnsi="Courier New" w:cs="Courier New"/>
-                <w:color w:val="1A1A2E"/>
-                <w:sz w:val="18"/>
-                <w:szCs w:val="18"/>
-              </w:rPr>
-              <w:t xml:space="preserve"> = $1</w:t>
+            <w:r>
+              <w:rPr>
+                <w:rFonts w:ascii="Courier New" w:eastAsia="Courier New" w:hAnsi="Courier New" w:cs="Courier New"/>
+                <w:color w:val="1A1A2E"/>
+                <w:sz w:val="18"/>
+                <w:szCs w:val="18"/>
+              </w:rPr>
+              <w:t>user_id = $1</w:t>
             </w:r>
           </w:p>
         </w:tc>
@@ -18265,7 +16385,6 @@
       <w:pPr>
         <w:spacing w:before="200" w:after="60"/>
       </w:pPr>
-      <w:proofErr w:type="spellStart"/>
       <w:r>
         <w:rPr>
           <w:rFonts w:ascii="Arial" w:eastAsia="Arial" w:hAnsi="Arial" w:cs="Arial"/>
@@ -18277,7 +16396,6 @@
         </w:rPr>
         <w:t>getSubmissionsForUser</w:t>
       </w:r>
-      <w:proofErr w:type="spellEnd"/>
     </w:p>
     <w:tbl>
       <w:tblPr>
@@ -18413,25 +16531,14 @@
               </w:rPr>
               <w:t xml:space="preserve"> </w:t>
             </w:r>
-            <w:proofErr w:type="spellStart"/>
-            <w:r>
-              <w:rPr>
-                <w:rFonts w:ascii="Courier New" w:eastAsia="Courier New" w:hAnsi="Courier New" w:cs="Courier New"/>
-                <w:color w:val="1A1A2E"/>
-                <w:sz w:val="18"/>
-                <w:szCs w:val="18"/>
-              </w:rPr>
-              <w:t>user_id</w:t>
-            </w:r>
-            <w:proofErr w:type="spellEnd"/>
-            <w:r>
-              <w:rPr>
-                <w:rFonts w:ascii="Courier New" w:eastAsia="Courier New" w:hAnsi="Courier New" w:cs="Courier New"/>
-                <w:color w:val="1A1A2E"/>
-                <w:sz w:val="18"/>
-                <w:szCs w:val="18"/>
-              </w:rPr>
-              <w:t xml:space="preserve"> = $1 </w:t>
+            <w:r>
+              <w:rPr>
+                <w:rFonts w:ascii="Courier New" w:eastAsia="Courier New" w:hAnsi="Courier New" w:cs="Courier New"/>
+                <w:color w:val="1A1A2E"/>
+                <w:sz w:val="18"/>
+                <w:szCs w:val="18"/>
+              </w:rPr>
+              <w:t xml:space="preserve">user_id = $1 </w:t>
             </w:r>
             <w:r>
               <w:rPr>
@@ -18473,25 +16580,14 @@
               </w:rPr>
               <w:t xml:space="preserve"> </w:t>
             </w:r>
-            <w:proofErr w:type="spellStart"/>
-            <w:r>
-              <w:rPr>
-                <w:rFonts w:ascii="Courier New" w:eastAsia="Courier New" w:hAnsi="Courier New" w:cs="Courier New"/>
-                <w:color w:val="1A1A2E"/>
-                <w:sz w:val="18"/>
-                <w:szCs w:val="18"/>
-              </w:rPr>
-              <w:t>submitted_at</w:t>
-            </w:r>
-            <w:proofErr w:type="spellEnd"/>
-            <w:r>
-              <w:rPr>
-                <w:rFonts w:ascii="Courier New" w:eastAsia="Courier New" w:hAnsi="Courier New" w:cs="Courier New"/>
-                <w:color w:val="1A1A2E"/>
-                <w:sz w:val="18"/>
-                <w:szCs w:val="18"/>
-              </w:rPr>
-              <w:t xml:space="preserve"> </w:t>
+            <w:r>
+              <w:rPr>
+                <w:rFonts w:ascii="Courier New" w:eastAsia="Courier New" w:hAnsi="Courier New" w:cs="Courier New"/>
+                <w:color w:val="1A1A2E"/>
+                <w:sz w:val="18"/>
+                <w:szCs w:val="18"/>
+              </w:rPr>
+              <w:t xml:space="preserve">submitted_at </w:t>
             </w:r>
             <w:r>
               <w:rPr>
@@ -18517,7 +16613,6 @@
       <w:pPr>
         <w:spacing w:before="200" w:after="60"/>
       </w:pPr>
-      <w:proofErr w:type="spellStart"/>
       <w:r>
         <w:rPr>
           <w:rFonts w:ascii="Arial" w:eastAsia="Arial" w:hAnsi="Arial" w:cs="Arial"/>
@@ -18529,7 +16624,6 @@
         </w:rPr>
         <w:t>getProblemsByIds</w:t>
       </w:r>
-      <w:proofErr w:type="spellEnd"/>
     </w:p>
     <w:tbl>
       <w:tblPr>
@@ -18651,25 +16745,14 @@
               </w:rPr>
               <w:t xml:space="preserve"> </w:t>
             </w:r>
-            <w:proofErr w:type="spellStart"/>
-            <w:r>
-              <w:rPr>
-                <w:rFonts w:ascii="Courier New" w:eastAsia="Courier New" w:hAnsi="Courier New" w:cs="Courier New"/>
-                <w:color w:val="1A1A2E"/>
-                <w:sz w:val="18"/>
-                <w:szCs w:val="18"/>
-              </w:rPr>
-              <w:t>problem_id</w:t>
-            </w:r>
-            <w:proofErr w:type="spellEnd"/>
-            <w:r>
-              <w:rPr>
-                <w:rFonts w:ascii="Courier New" w:eastAsia="Courier New" w:hAnsi="Courier New" w:cs="Courier New"/>
-                <w:color w:val="1A1A2E"/>
-                <w:sz w:val="18"/>
-                <w:szCs w:val="18"/>
-              </w:rPr>
-              <w:t xml:space="preserve"> = </w:t>
+            <w:r>
+              <w:rPr>
+                <w:rFonts w:ascii="Courier New" w:eastAsia="Courier New" w:hAnsi="Courier New" w:cs="Courier New"/>
+                <w:color w:val="1A1A2E"/>
+                <w:sz w:val="18"/>
+                <w:szCs w:val="18"/>
+              </w:rPr>
+              <w:t xml:space="preserve">problem_id = </w:t>
             </w:r>
             <w:r>
               <w:rPr>
@@ -18689,27 +16772,7 @@
                 <w:sz w:val="18"/>
                 <w:szCs w:val="18"/>
               </w:rPr>
-              <w:t>($</w:t>
-            </w:r>
-            <w:proofErr w:type="gramStart"/>
-            <w:r>
-              <w:rPr>
-                <w:rFonts w:ascii="Courier New" w:eastAsia="Courier New" w:hAnsi="Courier New" w:cs="Courier New"/>
-                <w:color w:val="1A1A2E"/>
-                <w:sz w:val="18"/>
-                <w:szCs w:val="18"/>
-              </w:rPr>
-              <w:t>1::</w:t>
-            </w:r>
-            <w:proofErr w:type="gramEnd"/>
-            <w:r>
-              <w:rPr>
-                <w:rFonts w:ascii="Courier New" w:eastAsia="Courier New" w:hAnsi="Courier New" w:cs="Courier New"/>
-                <w:color w:val="1A1A2E"/>
-                <w:sz w:val="18"/>
-                <w:szCs w:val="18"/>
-              </w:rPr>
-              <w:t>int[])</w:t>
+              <w:t>($1::int[])</w:t>
             </w:r>
           </w:p>
         </w:tc>
@@ -18724,7 +16787,7 @@
       <w:pPr>
         <w:pStyle w:val="Heading2"/>
       </w:pPr>
-      <w:bookmarkStart w:id="47" w:name="_Toc223620935"/>
+      <w:bookmarkStart w:id="47" w:name="_Toc224666192"/>
       <w:r>
         <w:t>Leaderboard</w:t>
       </w:r>
@@ -18734,7 +16797,6 @@
       <w:pPr>
         <w:spacing w:before="200" w:after="60"/>
       </w:pPr>
-      <w:proofErr w:type="spellStart"/>
       <w:r>
         <w:rPr>
           <w:rFonts w:ascii="Arial" w:eastAsia="Arial" w:hAnsi="Arial" w:cs="Arial"/>
@@ -18746,7 +16808,6 @@
         </w:rPr>
         <w:t>updateUserPoints</w:t>
       </w:r>
-      <w:proofErr w:type="spellEnd"/>
     </w:p>
     <w:tbl>
       <w:tblPr>
@@ -18839,45 +16900,14 @@
               </w:rPr>
               <w:t xml:space="preserve"> </w:t>
             </w:r>
-            <w:proofErr w:type="spellStart"/>
-            <w:r>
-              <w:rPr>
-                <w:rFonts w:ascii="Courier New" w:eastAsia="Courier New" w:hAnsi="Courier New" w:cs="Courier New"/>
-                <w:color w:val="1A1A2E"/>
-                <w:sz w:val="18"/>
-                <w:szCs w:val="18"/>
-              </w:rPr>
-              <w:t>total_points</w:t>
-            </w:r>
-            <w:proofErr w:type="spellEnd"/>
-            <w:r>
-              <w:rPr>
-                <w:rFonts w:ascii="Courier New" w:eastAsia="Courier New" w:hAnsi="Courier New" w:cs="Courier New"/>
-                <w:color w:val="1A1A2E"/>
-                <w:sz w:val="18"/>
-                <w:szCs w:val="18"/>
-              </w:rPr>
-              <w:t xml:space="preserve"> = </w:t>
-            </w:r>
-            <w:proofErr w:type="spellStart"/>
-            <w:r>
-              <w:rPr>
-                <w:rFonts w:ascii="Courier New" w:eastAsia="Courier New" w:hAnsi="Courier New" w:cs="Courier New"/>
-                <w:color w:val="1A1A2E"/>
-                <w:sz w:val="18"/>
-                <w:szCs w:val="18"/>
-              </w:rPr>
-              <w:t>total_points</w:t>
-            </w:r>
-            <w:proofErr w:type="spellEnd"/>
-            <w:r>
-              <w:rPr>
-                <w:rFonts w:ascii="Courier New" w:eastAsia="Courier New" w:hAnsi="Courier New" w:cs="Courier New"/>
-                <w:color w:val="1A1A2E"/>
-                <w:sz w:val="18"/>
-                <w:szCs w:val="18"/>
-              </w:rPr>
-              <w:t xml:space="preserve"> + $1</w:t>
+            <w:r>
+              <w:rPr>
+                <w:rFonts w:ascii="Courier New" w:eastAsia="Courier New" w:hAnsi="Courier New" w:cs="Courier New"/>
+                <w:color w:val="1A1A2E"/>
+                <w:sz w:val="18"/>
+                <w:szCs w:val="18"/>
+              </w:rPr>
+              <w:t>total_points = total_points + $1</w:t>
             </w:r>
           </w:p>
           <w:p>
@@ -18913,25 +16943,14 @@
               </w:rPr>
               <w:t xml:space="preserve"> </w:t>
             </w:r>
-            <w:proofErr w:type="spellStart"/>
-            <w:r>
-              <w:rPr>
-                <w:rFonts w:ascii="Courier New" w:eastAsia="Courier New" w:hAnsi="Courier New" w:cs="Courier New"/>
-                <w:color w:val="1A1A2E"/>
-                <w:sz w:val="18"/>
-                <w:szCs w:val="18"/>
-              </w:rPr>
-              <w:t>user_id</w:t>
-            </w:r>
-            <w:proofErr w:type="spellEnd"/>
-            <w:r>
-              <w:rPr>
-                <w:rFonts w:ascii="Courier New" w:eastAsia="Courier New" w:hAnsi="Courier New" w:cs="Courier New"/>
-                <w:color w:val="1A1A2E"/>
-                <w:sz w:val="18"/>
-                <w:szCs w:val="18"/>
-              </w:rPr>
-              <w:t xml:space="preserve"> = $2</w:t>
+            <w:r>
+              <w:rPr>
+                <w:rFonts w:ascii="Courier New" w:eastAsia="Courier New" w:hAnsi="Courier New" w:cs="Courier New"/>
+                <w:color w:val="1A1A2E"/>
+                <w:sz w:val="18"/>
+                <w:szCs w:val="18"/>
+              </w:rPr>
+              <w:t>user_id = $2</w:t>
             </w:r>
           </w:p>
         </w:tc>
@@ -18946,7 +16965,6 @@
       <w:pPr>
         <w:spacing w:before="200" w:after="60"/>
       </w:pPr>
-      <w:proofErr w:type="spellStart"/>
       <w:r>
         <w:rPr>
           <w:rFonts w:ascii="Arial" w:eastAsia="Arial" w:hAnsi="Arial" w:cs="Arial"/>
@@ -18958,7 +16976,6 @@
         </w:rPr>
         <w:t>getStreakData</w:t>
       </w:r>
-      <w:proofErr w:type="spellEnd"/>
     </w:p>
     <w:tbl>
       <w:tblPr>
@@ -19022,57 +17039,15 @@
               </w:rPr>
               <w:t xml:space="preserve"> </w:t>
             </w:r>
-            <w:proofErr w:type="spellStart"/>
-            <w:r>
-              <w:rPr>
-                <w:rFonts w:ascii="Courier New" w:eastAsia="Courier New" w:hAnsi="Courier New" w:cs="Courier New"/>
-                <w:color w:val="1A1A2E"/>
-                <w:sz w:val="18"/>
-                <w:szCs w:val="18"/>
-              </w:rPr>
-              <w:t>last_solved_date</w:t>
-            </w:r>
-            <w:proofErr w:type="spellEnd"/>
-            <w:r>
-              <w:rPr>
-                <w:rFonts w:ascii="Courier New" w:eastAsia="Courier New" w:hAnsi="Courier New" w:cs="Courier New"/>
-                <w:color w:val="1A1A2E"/>
-                <w:sz w:val="18"/>
-                <w:szCs w:val="18"/>
-              </w:rPr>
-              <w:t xml:space="preserve">, </w:t>
-            </w:r>
-            <w:proofErr w:type="spellStart"/>
-            <w:r>
-              <w:rPr>
-                <w:rFonts w:ascii="Courier New" w:eastAsia="Courier New" w:hAnsi="Courier New" w:cs="Courier New"/>
-                <w:color w:val="1A1A2E"/>
-                <w:sz w:val="18"/>
-                <w:szCs w:val="18"/>
-              </w:rPr>
-              <w:t>current_streak</w:t>
-            </w:r>
-            <w:proofErr w:type="spellEnd"/>
-            <w:r>
-              <w:rPr>
-                <w:rFonts w:ascii="Courier New" w:eastAsia="Courier New" w:hAnsi="Courier New" w:cs="Courier New"/>
-                <w:color w:val="1A1A2E"/>
-                <w:sz w:val="18"/>
-                <w:szCs w:val="18"/>
-              </w:rPr>
-              <w:t xml:space="preserve">, </w:t>
-            </w:r>
-            <w:proofErr w:type="spellStart"/>
-            <w:r>
-              <w:rPr>
-                <w:rFonts w:ascii="Courier New" w:eastAsia="Courier New" w:hAnsi="Courier New" w:cs="Courier New"/>
-                <w:color w:val="1A1A2E"/>
-                <w:sz w:val="18"/>
-                <w:szCs w:val="18"/>
-              </w:rPr>
-              <w:t>longest_streak</w:t>
-            </w:r>
-            <w:proofErr w:type="spellEnd"/>
+            <w:r>
+              <w:rPr>
+                <w:rFonts w:ascii="Courier New" w:eastAsia="Courier New" w:hAnsi="Courier New" w:cs="Courier New"/>
+                <w:color w:val="1A1A2E"/>
+                <w:sz w:val="18"/>
+                <w:szCs w:val="18"/>
+              </w:rPr>
+              <w:t>last_solved_date, current_streak, longest_streak</w:t>
+            </w:r>
           </w:p>
           <w:p>
             <w:pPr>
@@ -19136,25 +17111,14 @@
               </w:rPr>
               <w:t xml:space="preserve"> </w:t>
             </w:r>
-            <w:proofErr w:type="spellStart"/>
-            <w:r>
-              <w:rPr>
-                <w:rFonts w:ascii="Courier New" w:eastAsia="Courier New" w:hAnsi="Courier New" w:cs="Courier New"/>
-                <w:color w:val="1A1A2E"/>
-                <w:sz w:val="18"/>
-                <w:szCs w:val="18"/>
-              </w:rPr>
-              <w:t>user_id</w:t>
-            </w:r>
-            <w:proofErr w:type="spellEnd"/>
-            <w:r>
-              <w:rPr>
-                <w:rFonts w:ascii="Courier New" w:eastAsia="Courier New" w:hAnsi="Courier New" w:cs="Courier New"/>
-                <w:color w:val="1A1A2E"/>
-                <w:sz w:val="18"/>
-                <w:szCs w:val="18"/>
-              </w:rPr>
-              <w:t xml:space="preserve"> = $1</w:t>
+            <w:r>
+              <w:rPr>
+                <w:rFonts w:ascii="Courier New" w:eastAsia="Courier New" w:hAnsi="Courier New" w:cs="Courier New"/>
+                <w:color w:val="1A1A2E"/>
+                <w:sz w:val="18"/>
+                <w:szCs w:val="18"/>
+              </w:rPr>
+              <w:t>user_id = $1</w:t>
             </w:r>
           </w:p>
         </w:tc>
@@ -19192,7 +17156,6 @@
       <w:pPr>
         <w:spacing w:before="200" w:after="60"/>
       </w:pPr>
-      <w:proofErr w:type="spellStart"/>
       <w:r>
         <w:rPr>
           <w:rFonts w:ascii="Arial" w:eastAsia="Arial" w:hAnsi="Arial" w:cs="Arial"/>
@@ -19205,7 +17168,6 @@
         <w:lastRenderedPageBreak/>
         <w:t>updateStreak</w:t>
       </w:r>
-      <w:proofErr w:type="spellEnd"/>
     </w:p>
     <w:tbl>
       <w:tblPr>
@@ -19312,25 +17274,14 @@
               </w:rPr>
               <w:t xml:space="preserve"> </w:t>
             </w:r>
-            <w:proofErr w:type="spellStart"/>
-            <w:r>
-              <w:rPr>
-                <w:rFonts w:ascii="Courier New" w:eastAsia="Courier New" w:hAnsi="Courier New" w:cs="Courier New"/>
-                <w:color w:val="1A1A2E"/>
-                <w:sz w:val="18"/>
-                <w:szCs w:val="18"/>
-              </w:rPr>
-              <w:t>current_streak</w:t>
-            </w:r>
-            <w:proofErr w:type="spellEnd"/>
-            <w:r>
-              <w:rPr>
-                <w:rFonts w:ascii="Courier New" w:eastAsia="Courier New" w:hAnsi="Courier New" w:cs="Courier New"/>
-                <w:color w:val="1A1A2E"/>
-                <w:sz w:val="18"/>
-                <w:szCs w:val="18"/>
-              </w:rPr>
-              <w:t xml:space="preserve"> = $1,</w:t>
+            <w:r>
+              <w:rPr>
+                <w:rFonts w:ascii="Courier New" w:eastAsia="Courier New" w:hAnsi="Courier New" w:cs="Courier New"/>
+                <w:color w:val="1A1A2E"/>
+                <w:sz w:val="18"/>
+                <w:szCs w:val="18"/>
+              </w:rPr>
+              <w:t>current_streak = $1,</w:t>
             </w:r>
           </w:p>
           <w:p>
@@ -19344,27 +17295,7 @@
                 <w:sz w:val="18"/>
                 <w:szCs w:val="18"/>
               </w:rPr>
-              <w:t xml:space="preserve">        </w:t>
-            </w:r>
-            <w:proofErr w:type="spellStart"/>
-            <w:r>
-              <w:rPr>
-                <w:rFonts w:ascii="Courier New" w:eastAsia="Courier New" w:hAnsi="Courier New" w:cs="Courier New"/>
-                <w:color w:val="1A1A2E"/>
-                <w:sz w:val="18"/>
-                <w:szCs w:val="18"/>
-              </w:rPr>
-              <w:t>longest_streak</w:t>
-            </w:r>
-            <w:proofErr w:type="spellEnd"/>
-            <w:r>
-              <w:rPr>
-                <w:rFonts w:ascii="Courier New" w:eastAsia="Courier New" w:hAnsi="Courier New" w:cs="Courier New"/>
-                <w:color w:val="1A1A2E"/>
-                <w:sz w:val="18"/>
-                <w:szCs w:val="18"/>
-              </w:rPr>
-              <w:t xml:space="preserve"> = </w:t>
+              <w:t xml:space="preserve">        longest_streak = </w:t>
             </w:r>
             <w:r>
               <w:rPr>
@@ -19384,27 +17315,7 @@
                 <w:sz w:val="18"/>
                 <w:szCs w:val="18"/>
               </w:rPr>
-              <w:t>(</w:t>
-            </w:r>
-            <w:proofErr w:type="spellStart"/>
-            <w:r>
-              <w:rPr>
-                <w:rFonts w:ascii="Courier New" w:eastAsia="Courier New" w:hAnsi="Courier New" w:cs="Courier New"/>
-                <w:color w:val="1A1A2E"/>
-                <w:sz w:val="18"/>
-                <w:szCs w:val="18"/>
-              </w:rPr>
-              <w:t>longest_streak</w:t>
-            </w:r>
-            <w:proofErr w:type="spellEnd"/>
-            <w:r>
-              <w:rPr>
-                <w:rFonts w:ascii="Courier New" w:eastAsia="Courier New" w:hAnsi="Courier New" w:cs="Courier New"/>
-                <w:color w:val="1A1A2E"/>
-                <w:sz w:val="18"/>
-                <w:szCs w:val="18"/>
-              </w:rPr>
-              <w:t>, $1),</w:t>
+              <w:t>(longest_streak, $1),</w:t>
             </w:r>
           </w:p>
           <w:p>
@@ -19418,27 +17329,7 @@
                 <w:sz w:val="18"/>
                 <w:szCs w:val="18"/>
               </w:rPr>
-              <w:t xml:space="preserve">        </w:t>
-            </w:r>
-            <w:proofErr w:type="spellStart"/>
-            <w:r>
-              <w:rPr>
-                <w:rFonts w:ascii="Courier New" w:eastAsia="Courier New" w:hAnsi="Courier New" w:cs="Courier New"/>
-                <w:color w:val="1A1A2E"/>
-                <w:sz w:val="18"/>
-                <w:szCs w:val="18"/>
-              </w:rPr>
-              <w:t>last_solved_date</w:t>
-            </w:r>
-            <w:proofErr w:type="spellEnd"/>
-            <w:r>
-              <w:rPr>
-                <w:rFonts w:ascii="Courier New" w:eastAsia="Courier New" w:hAnsi="Courier New" w:cs="Courier New"/>
-                <w:color w:val="1A1A2E"/>
-                <w:sz w:val="18"/>
-                <w:szCs w:val="18"/>
-              </w:rPr>
-              <w:t xml:space="preserve"> = </w:t>
+              <w:t xml:space="preserve">        last_solved_date = </w:t>
             </w:r>
             <w:r>
               <w:rPr>
@@ -19485,25 +17376,14 @@
               </w:rPr>
               <w:t xml:space="preserve"> </w:t>
             </w:r>
-            <w:proofErr w:type="spellStart"/>
-            <w:r>
-              <w:rPr>
-                <w:rFonts w:ascii="Courier New" w:eastAsia="Courier New" w:hAnsi="Courier New" w:cs="Courier New"/>
-                <w:color w:val="1A1A2E"/>
-                <w:sz w:val="18"/>
-                <w:szCs w:val="18"/>
-              </w:rPr>
-              <w:t>user_id</w:t>
-            </w:r>
-            <w:proofErr w:type="spellEnd"/>
-            <w:r>
-              <w:rPr>
-                <w:rFonts w:ascii="Courier New" w:eastAsia="Courier New" w:hAnsi="Courier New" w:cs="Courier New"/>
-                <w:color w:val="1A1A2E"/>
-                <w:sz w:val="18"/>
-                <w:szCs w:val="18"/>
-              </w:rPr>
-              <w:t xml:space="preserve"> = $2</w:t>
+            <w:r>
+              <w:rPr>
+                <w:rFonts w:ascii="Courier New" w:eastAsia="Courier New" w:hAnsi="Courier New" w:cs="Courier New"/>
+                <w:color w:val="1A1A2E"/>
+                <w:sz w:val="18"/>
+                <w:szCs w:val="18"/>
+              </w:rPr>
+              <w:t>user_id = $2</w:t>
             </w:r>
           </w:p>
         </w:tc>
@@ -19525,7 +17405,6 @@
       <w:pPr>
         <w:spacing w:before="200" w:after="60"/>
       </w:pPr>
-      <w:proofErr w:type="spellStart"/>
       <w:r>
         <w:rPr>
           <w:rFonts w:ascii="Arial" w:eastAsia="Arial" w:hAnsi="Arial" w:cs="Arial"/>
@@ -19537,7 +17416,6 @@
         </w:rPr>
         <w:t>checkFirstSolve</w:t>
       </w:r>
-      <w:proofErr w:type="spellEnd"/>
     </w:p>
     <w:tbl>
       <w:tblPr>
@@ -19601,25 +17479,14 @@
               </w:rPr>
               <w:t xml:space="preserve"> </w:t>
             </w:r>
-            <w:proofErr w:type="spellStart"/>
-            <w:r>
-              <w:rPr>
-                <w:rFonts w:ascii="Courier New" w:eastAsia="Courier New" w:hAnsi="Courier New" w:cs="Courier New"/>
-                <w:color w:val="1A1A2E"/>
-                <w:sz w:val="18"/>
-                <w:szCs w:val="18"/>
-              </w:rPr>
-              <w:t>submission_id</w:t>
-            </w:r>
-            <w:proofErr w:type="spellEnd"/>
-            <w:r>
-              <w:rPr>
-                <w:rFonts w:ascii="Courier New" w:eastAsia="Courier New" w:hAnsi="Courier New" w:cs="Courier New"/>
-                <w:color w:val="1A1A2E"/>
-                <w:sz w:val="18"/>
-                <w:szCs w:val="18"/>
-              </w:rPr>
-              <w:t xml:space="preserve"> </w:t>
+            <w:r>
+              <w:rPr>
+                <w:rFonts w:ascii="Courier New" w:eastAsia="Courier New" w:hAnsi="Courier New" w:cs="Courier New"/>
+                <w:color w:val="1A1A2E"/>
+                <w:sz w:val="18"/>
+                <w:szCs w:val="18"/>
+              </w:rPr>
+              <w:t xml:space="preserve">submission_id </w:t>
             </w:r>
             <w:r>
               <w:rPr>
@@ -19684,25 +17551,14 @@
               </w:rPr>
               <w:t xml:space="preserve"> </w:t>
             </w:r>
-            <w:proofErr w:type="spellStart"/>
-            <w:r>
-              <w:rPr>
-                <w:rFonts w:ascii="Courier New" w:eastAsia="Courier New" w:hAnsi="Courier New" w:cs="Courier New"/>
-                <w:color w:val="1A1A2E"/>
-                <w:sz w:val="18"/>
-                <w:szCs w:val="18"/>
-              </w:rPr>
-              <w:t>user_id</w:t>
-            </w:r>
-            <w:proofErr w:type="spellEnd"/>
-            <w:r>
-              <w:rPr>
-                <w:rFonts w:ascii="Courier New" w:eastAsia="Courier New" w:hAnsi="Courier New" w:cs="Courier New"/>
-                <w:color w:val="1A1A2E"/>
-                <w:sz w:val="18"/>
-                <w:szCs w:val="18"/>
-              </w:rPr>
-              <w:t xml:space="preserve"> = $1 </w:t>
+            <w:r>
+              <w:rPr>
+                <w:rFonts w:ascii="Courier New" w:eastAsia="Courier New" w:hAnsi="Courier New" w:cs="Courier New"/>
+                <w:color w:val="1A1A2E"/>
+                <w:sz w:val="18"/>
+                <w:szCs w:val="18"/>
+              </w:rPr>
+              <w:t xml:space="preserve">user_id = $1 </w:t>
             </w:r>
             <w:r>
               <w:rPr>
@@ -19724,25 +17580,14 @@
               </w:rPr>
               <w:t xml:space="preserve"> </w:t>
             </w:r>
-            <w:proofErr w:type="spellStart"/>
-            <w:r>
-              <w:rPr>
-                <w:rFonts w:ascii="Courier New" w:eastAsia="Courier New" w:hAnsi="Courier New" w:cs="Courier New"/>
-                <w:color w:val="1A1A2E"/>
-                <w:sz w:val="18"/>
-                <w:szCs w:val="18"/>
-              </w:rPr>
-              <w:t>problem_id</w:t>
-            </w:r>
-            <w:proofErr w:type="spellEnd"/>
-            <w:r>
-              <w:rPr>
-                <w:rFonts w:ascii="Courier New" w:eastAsia="Courier New" w:hAnsi="Courier New" w:cs="Courier New"/>
-                <w:color w:val="1A1A2E"/>
-                <w:sz w:val="18"/>
-                <w:szCs w:val="18"/>
-              </w:rPr>
-              <w:t xml:space="preserve"> = $2 </w:t>
+            <w:r>
+              <w:rPr>
+                <w:rFonts w:ascii="Courier New" w:eastAsia="Courier New" w:hAnsi="Courier New" w:cs="Courier New"/>
+                <w:color w:val="1A1A2E"/>
+                <w:sz w:val="18"/>
+                <w:szCs w:val="18"/>
+              </w:rPr>
+              <w:t xml:space="preserve">problem_id = $2 </w:t>
             </w:r>
             <w:r>
               <w:rPr>
@@ -19764,25 +17609,14 @@
               </w:rPr>
               <w:t xml:space="preserve"> </w:t>
             </w:r>
-            <w:proofErr w:type="spellStart"/>
-            <w:r>
-              <w:rPr>
-                <w:rFonts w:ascii="Courier New" w:eastAsia="Courier New" w:hAnsi="Courier New" w:cs="Courier New"/>
-                <w:color w:val="1A1A2E"/>
-                <w:sz w:val="18"/>
-                <w:szCs w:val="18"/>
-              </w:rPr>
-              <w:t>overall_status</w:t>
-            </w:r>
-            <w:proofErr w:type="spellEnd"/>
-            <w:r>
-              <w:rPr>
-                <w:rFonts w:ascii="Courier New" w:eastAsia="Courier New" w:hAnsi="Courier New" w:cs="Courier New"/>
-                <w:color w:val="1A1A2E"/>
-                <w:sz w:val="18"/>
-                <w:szCs w:val="18"/>
-              </w:rPr>
-              <w:t xml:space="preserve"> = true</w:t>
+            <w:r>
+              <w:rPr>
+                <w:rFonts w:ascii="Courier New" w:eastAsia="Courier New" w:hAnsi="Courier New" w:cs="Courier New"/>
+                <w:color w:val="1A1A2E"/>
+                <w:sz w:val="18"/>
+                <w:szCs w:val="18"/>
+              </w:rPr>
+              <w:t>overall_status = true</w:t>
             </w:r>
           </w:p>
         </w:tc>
@@ -19797,7 +17631,6 @@
       <w:pPr>
         <w:spacing w:before="200" w:after="60"/>
       </w:pPr>
-      <w:proofErr w:type="spellStart"/>
       <w:r>
         <w:rPr>
           <w:rFonts w:ascii="Arial" w:eastAsia="Arial" w:hAnsi="Arial" w:cs="Arial"/>
@@ -19809,7 +17642,6 @@
         </w:rPr>
         <w:t>fetchLeaderboardEntries</w:t>
       </w:r>
-      <w:proofErr w:type="spellEnd"/>
     </w:p>
     <w:tbl>
       <w:tblPr>
@@ -19893,65 +17725,14 @@
               </w:rPr>
               <w:t xml:space="preserve"> </w:t>
             </w:r>
-            <w:proofErr w:type="spellStart"/>
-            <w:r>
-              <w:rPr>
-                <w:rFonts w:ascii="Courier New" w:eastAsia="Courier New" w:hAnsi="Courier New" w:cs="Courier New"/>
-                <w:color w:val="1A1A2E"/>
-                <w:sz w:val="18"/>
-                <w:szCs w:val="18"/>
-              </w:rPr>
-              <w:t>u.user_id</w:t>
-            </w:r>
-            <w:proofErr w:type="spellEnd"/>
-            <w:r>
-              <w:rPr>
-                <w:rFonts w:ascii="Courier New" w:eastAsia="Courier New" w:hAnsi="Courier New" w:cs="Courier New"/>
-                <w:color w:val="1A1A2E"/>
-                <w:sz w:val="18"/>
-                <w:szCs w:val="18"/>
-              </w:rPr>
-              <w:t xml:space="preserve">, </w:t>
-            </w:r>
-            <w:proofErr w:type="spellStart"/>
-            <w:r>
-              <w:rPr>
-                <w:rFonts w:ascii="Courier New" w:eastAsia="Courier New" w:hAnsi="Courier New" w:cs="Courier New"/>
-                <w:color w:val="1A1A2E"/>
-                <w:sz w:val="18"/>
-                <w:szCs w:val="18"/>
-              </w:rPr>
-              <w:t>u.user_name</w:t>
-            </w:r>
-            <w:proofErr w:type="spellEnd"/>
-            <w:r>
-              <w:rPr>
-                <w:rFonts w:ascii="Courier New" w:eastAsia="Courier New" w:hAnsi="Courier New" w:cs="Courier New"/>
-                <w:color w:val="1A1A2E"/>
-                <w:sz w:val="18"/>
-                <w:szCs w:val="18"/>
-              </w:rPr>
-              <w:t xml:space="preserve">, </w:t>
-            </w:r>
-            <w:proofErr w:type="spellStart"/>
-            <w:r>
-              <w:rPr>
-                <w:rFonts w:ascii="Courier New" w:eastAsia="Courier New" w:hAnsi="Courier New" w:cs="Courier New"/>
-                <w:color w:val="1A1A2E"/>
-                <w:sz w:val="18"/>
-                <w:szCs w:val="18"/>
-              </w:rPr>
-              <w:t>u.total_points</w:t>
-            </w:r>
-            <w:proofErr w:type="spellEnd"/>
-            <w:r>
-              <w:rPr>
-                <w:rFonts w:ascii="Courier New" w:eastAsia="Courier New" w:hAnsi="Courier New" w:cs="Courier New"/>
-                <w:color w:val="1A1A2E"/>
-                <w:sz w:val="18"/>
-                <w:szCs w:val="18"/>
-              </w:rPr>
-              <w:t>,</w:t>
+            <w:r>
+              <w:rPr>
+                <w:rFonts w:ascii="Courier New" w:eastAsia="Courier New" w:hAnsi="Courier New" w:cs="Courier New"/>
+                <w:color w:val="1A1A2E"/>
+                <w:sz w:val="18"/>
+                <w:szCs w:val="18"/>
+              </w:rPr>
+              <w:t>u.user_id, u.user_name, u.total_points,</w:t>
             </w:r>
           </w:p>
           <w:p>
@@ -19965,39 +17746,8 @@
                 <w:sz w:val="18"/>
                 <w:szCs w:val="18"/>
               </w:rPr>
-              <w:t xml:space="preserve">    </w:t>
-            </w:r>
-            <w:proofErr w:type="spellStart"/>
-            <w:r>
-              <w:rPr>
-                <w:rFonts w:ascii="Courier New" w:eastAsia="Courier New" w:hAnsi="Courier New" w:cs="Courier New"/>
-                <w:color w:val="1A1A2E"/>
-                <w:sz w:val="18"/>
-                <w:szCs w:val="18"/>
-              </w:rPr>
-              <w:t>u.current_streak</w:t>
-            </w:r>
-            <w:proofErr w:type="spellEnd"/>
-            <w:r>
-              <w:rPr>
-                <w:rFonts w:ascii="Courier New" w:eastAsia="Courier New" w:hAnsi="Courier New" w:cs="Courier New"/>
-                <w:color w:val="1A1A2E"/>
-                <w:sz w:val="18"/>
-                <w:szCs w:val="18"/>
-              </w:rPr>
-              <w:t xml:space="preserve">, </w:t>
-            </w:r>
-            <w:proofErr w:type="spellStart"/>
-            <w:r>
-              <w:rPr>
-                <w:rFonts w:ascii="Courier New" w:eastAsia="Courier New" w:hAnsi="Courier New" w:cs="Courier New"/>
-                <w:color w:val="1A1A2E"/>
-                <w:sz w:val="18"/>
-                <w:szCs w:val="18"/>
-              </w:rPr>
-              <w:t>u.longest_streak</w:t>
-            </w:r>
-            <w:proofErr w:type="spellEnd"/>
+              <w:t xml:space="preserve">    u.current_streak, u.longest_streak</w:t>
+            </w:r>
           </w:p>
           <w:p>
             <w:pPr>
@@ -20124,37 +17874,15 @@
               </w:rPr>
               <w:t xml:space="preserve"> </w:t>
             </w:r>
-            <w:proofErr w:type="spellStart"/>
-            <w:r>
-              <w:rPr>
-                <w:rFonts w:ascii="Courier New" w:eastAsia="Courier New" w:hAnsi="Courier New" w:cs="Courier New"/>
-                <w:color w:val="1A1A2E"/>
-                <w:sz w:val="18"/>
-                <w:szCs w:val="18"/>
-              </w:rPr>
-              <w:t>u.user_id</w:t>
-            </w:r>
-            <w:proofErr w:type="spellEnd"/>
-            <w:r>
-              <w:rPr>
-                <w:rFonts w:ascii="Courier New" w:eastAsia="Courier New" w:hAnsi="Courier New" w:cs="Courier New"/>
-                <w:color w:val="1A1A2E"/>
-                <w:sz w:val="18"/>
-                <w:szCs w:val="18"/>
-              </w:rPr>
-              <w:t xml:space="preserve"> = </w:t>
-            </w:r>
-            <w:proofErr w:type="spellStart"/>
-            <w:r>
-              <w:rPr>
-                <w:rFonts w:ascii="Courier New" w:eastAsia="Courier New" w:hAnsi="Courier New" w:cs="Courier New"/>
-                <w:color w:val="1A1A2E"/>
-                <w:sz w:val="18"/>
-                <w:szCs w:val="18"/>
-              </w:rPr>
-              <w:t>s.user_id</w:t>
-            </w:r>
-            <w:proofErr w:type="spellEnd"/>
+            <w:r>
+              <w:rPr>
+                <w:rFonts w:ascii="Courier New" w:eastAsia="Courier New" w:hAnsi="Courier New" w:cs="Courier New"/>
+                <w:color w:val="1A1A2E"/>
+                <w:sz w:val="18"/>
+                <w:szCs w:val="18"/>
+              </w:rPr>
+              <w:t>u.user_id = s.user_id</w:t>
+            </w:r>
           </w:p>
           <w:p>
             <w:pPr>
@@ -20209,25 +17937,14 @@
               </w:rPr>
               <w:t xml:space="preserve"> </w:t>
             </w:r>
-            <w:proofErr w:type="spellStart"/>
-            <w:r>
-              <w:rPr>
-                <w:rFonts w:ascii="Courier New" w:eastAsia="Courier New" w:hAnsi="Courier New" w:cs="Courier New"/>
-                <w:color w:val="1A1A2E"/>
-                <w:sz w:val="18"/>
-                <w:szCs w:val="18"/>
-              </w:rPr>
-              <w:t>course_problem</w:t>
-            </w:r>
-            <w:proofErr w:type="spellEnd"/>
-            <w:r>
-              <w:rPr>
-                <w:rFonts w:ascii="Courier New" w:eastAsia="Courier New" w:hAnsi="Courier New" w:cs="Courier New"/>
-                <w:color w:val="1A1A2E"/>
-                <w:sz w:val="18"/>
-                <w:szCs w:val="18"/>
-              </w:rPr>
-              <w:t xml:space="preserve"> cp </w:t>
+            <w:r>
+              <w:rPr>
+                <w:rFonts w:ascii="Courier New" w:eastAsia="Courier New" w:hAnsi="Courier New" w:cs="Courier New"/>
+                <w:color w:val="1A1A2E"/>
+                <w:sz w:val="18"/>
+                <w:szCs w:val="18"/>
+              </w:rPr>
+              <w:t xml:space="preserve">course_problem cp </w:t>
             </w:r>
             <w:r>
               <w:rPr>
@@ -20249,37 +17966,15 @@
               </w:rPr>
               <w:t xml:space="preserve"> </w:t>
             </w:r>
-            <w:proofErr w:type="spellStart"/>
-            <w:r>
-              <w:rPr>
-                <w:rFonts w:ascii="Courier New" w:eastAsia="Courier New" w:hAnsi="Courier New" w:cs="Courier New"/>
-                <w:color w:val="1A1A2E"/>
-                <w:sz w:val="18"/>
-                <w:szCs w:val="18"/>
-              </w:rPr>
-              <w:t>s.problem_id</w:t>
-            </w:r>
-            <w:proofErr w:type="spellEnd"/>
-            <w:r>
-              <w:rPr>
-                <w:rFonts w:ascii="Courier New" w:eastAsia="Courier New" w:hAnsi="Courier New" w:cs="Courier New"/>
-                <w:color w:val="1A1A2E"/>
-                <w:sz w:val="18"/>
-                <w:szCs w:val="18"/>
-              </w:rPr>
-              <w:t xml:space="preserve"> = </w:t>
-            </w:r>
-            <w:proofErr w:type="spellStart"/>
-            <w:r>
-              <w:rPr>
-                <w:rFonts w:ascii="Courier New" w:eastAsia="Courier New" w:hAnsi="Courier New" w:cs="Courier New"/>
-                <w:color w:val="1A1A2E"/>
-                <w:sz w:val="18"/>
-                <w:szCs w:val="18"/>
-              </w:rPr>
-              <w:t>cp.problem_id</w:t>
-            </w:r>
-            <w:proofErr w:type="spellEnd"/>
+            <w:r>
+              <w:rPr>
+                <w:rFonts w:ascii="Courier New" w:eastAsia="Courier New" w:hAnsi="Courier New" w:cs="Courier New"/>
+                <w:color w:val="1A1A2E"/>
+                <w:sz w:val="18"/>
+                <w:szCs w:val="18"/>
+              </w:rPr>
+              <w:t>s.problem_id = cp.problem_id</w:t>
+            </w:r>
           </w:p>
           <w:p>
             <w:pPr>
@@ -20314,25 +18009,14 @@
               </w:rPr>
               <w:t xml:space="preserve"> </w:t>
             </w:r>
-            <w:proofErr w:type="spellStart"/>
-            <w:r>
-              <w:rPr>
-                <w:rFonts w:ascii="Courier New" w:eastAsia="Courier New" w:hAnsi="Courier New" w:cs="Courier New"/>
-                <w:color w:val="1A1A2E"/>
-                <w:sz w:val="18"/>
-                <w:szCs w:val="18"/>
-              </w:rPr>
-              <w:t>cp.course_id</w:t>
-            </w:r>
-            <w:proofErr w:type="spellEnd"/>
-            <w:r>
-              <w:rPr>
-                <w:rFonts w:ascii="Courier New" w:eastAsia="Courier New" w:hAnsi="Courier New" w:cs="Courier New"/>
-                <w:color w:val="1A1A2E"/>
-                <w:sz w:val="18"/>
-                <w:szCs w:val="18"/>
-              </w:rPr>
-              <w:t xml:space="preserve"> = $1</w:t>
+            <w:r>
+              <w:rPr>
+                <w:rFonts w:ascii="Courier New" w:eastAsia="Courier New" w:hAnsi="Courier New" w:cs="Courier New"/>
+                <w:color w:val="1A1A2E"/>
+                <w:sz w:val="18"/>
+                <w:szCs w:val="18"/>
+              </w:rPr>
+              <w:t>cp.course_id = $1</w:t>
             </w:r>
           </w:p>
         </w:tc>
@@ -20449,90 +18133,590 @@
       <w:pPr>
         <w:pStyle w:val="Caption"/>
         <w:jc w:val="center"/>
+      </w:pPr>
+      <w:bookmarkStart w:id="48" w:name="_Toc223613202"/>
+      <w:r>
+        <w:rPr>
+          <w:b/>
+          <w:bCs/>
+        </w:rPr>
+        <w:t xml:space="preserve">Figure </w:t>
+      </w:r>
+      <w:r>
+        <w:rPr>
+          <w:b/>
+          <w:bCs/>
+        </w:rPr>
+        <w:fldChar w:fldCharType="begin"/>
+      </w:r>
+      <w:r>
+        <w:rPr>
+          <w:b/>
+          <w:bCs/>
+        </w:rPr>
+        <w:instrText xml:space="preserve"> SEQ Figure \* ARABIC </w:instrText>
+      </w:r>
+      <w:r>
+        <w:rPr>
+          <w:b/>
+          <w:bCs/>
+        </w:rPr>
+        <w:fldChar w:fldCharType="separate"/>
+      </w:r>
+      <w:r>
+        <w:rPr>
+          <w:b/>
+          <w:bCs/>
+          <w:noProof/>
+        </w:rPr>
+        <w:t>16</w:t>
+      </w:r>
+      <w:r>
+        <w:rPr>
+          <w:b/>
+          <w:bCs/>
+        </w:rPr>
+        <w:fldChar w:fldCharType="end"/>
+      </w:r>
+      <w:r>
+        <w:rPr>
+          <w:b/>
+          <w:bCs/>
+        </w:rPr>
+        <w:t>.</w:t>
+      </w:r>
+      <w:r>
+        <w:t xml:space="preserve"> Dynamic SQL statement</w:t>
+      </w:r>
+      <w:r>
+        <w:t>,</w:t>
+      </w:r>
+      <w:r>
+        <w:t xml:space="preserve"> defines </w:t>
+      </w:r>
+      <w:r>
+        <w:t>how leaderboard</w:t>
+      </w:r>
+      <w:r>
+        <w:t xml:space="preserve"> will be displayed</w:t>
+      </w:r>
+      <w:bookmarkEnd w:id="48"/>
+    </w:p>
+    <w:p>
+      <w:pPr>
+        <w:pStyle w:val="Heading2"/>
+        <w:rPr>
+          <w:rFonts w:eastAsia="Arial"/>
+        </w:rPr>
+      </w:pPr>
+      <w:bookmarkStart w:id="49" w:name="_Toc224666193"/>
+      <w:r>
+        <w:rPr>
+          <w:rFonts w:eastAsia="Arial"/>
+        </w:rPr>
+        <w:lastRenderedPageBreak/>
+        <w:t>Multi-Language Support</w:t>
+      </w:r>
+      <w:bookmarkEnd w:id="49"/>
+    </w:p>
+    <w:p>
+      <w:pPr>
+        <w:spacing w:before="200" w:after="60"/>
+      </w:pPr>
+      <w:r>
+        <w:rPr>
+          <w:rFonts w:ascii="Arial" w:eastAsia="Arial" w:hAnsi="Arial" w:cs="Arial"/>
+          <w:b/>
+          <w:bCs/>
+          <w:color w:val="1E3A5F"/>
+          <w:sz w:val="20"/>
+          <w:szCs w:val="20"/>
+        </w:rPr>
+        <w:t>getProblemLanguageData</w:t>
+      </w:r>
+    </w:p>
+    <w:tbl>
+      <w:tblPr>
+        <w:tblW w:w="9360" w:type="dxa"/>
+        <w:tblBorders>
+          <w:top w:val="single" w:sz="4" w:space="0" w:color="auto"/>
+          <w:left w:val="single" w:sz="4" w:space="0" w:color="auto"/>
+          <w:bottom w:val="single" w:sz="4" w:space="0" w:color="auto"/>
+          <w:right w:val="single" w:sz="4" w:space="0" w:color="auto"/>
+          <w:insideH w:val="single" w:sz="4" w:space="0" w:color="auto"/>
+          <w:insideV w:val="single" w:sz="4" w:space="0" w:color="auto"/>
+        </w:tblBorders>
+        <w:tblCellMar>
+          <w:left w:w="10" w:type="dxa"/>
+          <w:right w:w="10" w:type="dxa"/>
+        </w:tblCellMar>
+        <w:tblLook w:val="04A0" w:firstRow="1" w:lastRow="0" w:firstColumn="1" w:lastColumn="0" w:noHBand="0" w:noVBand="1"/>
+      </w:tblPr>
+      <w:tblGrid>
+        <w:gridCol w:w="9360"/>
+      </w:tblGrid>
+      <w:tr>
+        <w:tc>
+          <w:tcPr>
+            <w:tcW w:w="9360" w:type="dxa"/>
+            <w:tcBorders>
+              <w:top w:val="single" w:sz="1" w:space="0" w:color="BBCFE0"/>
+              <w:left w:val="single" w:sz="1" w:space="0" w:color="BBCFE0"/>
+              <w:bottom w:val="single" w:sz="1" w:space="0" w:color="BBCFE0"/>
+              <w:right w:val="single" w:sz="1" w:space="0" w:color="BBCFE0"/>
+            </w:tcBorders>
+            <w:shd w:val="clear" w:color="auto" w:fill="F4F6F8"/>
+            <w:tcMar>
+              <w:top w:w="120" w:type="dxa"/>
+              <w:left w:w="200" w:type="dxa"/>
+              <w:bottom w:w="120" w:type="dxa"/>
+              <w:right w:w="200" w:type="dxa"/>
+            </w:tcMar>
+          </w:tcPr>
+          <w:p>
+            <w:pPr>
+              <w:spacing w:line="260" w:lineRule="auto"/>
+            </w:pPr>
+            <w:r>
+              <w:rPr>
+                <w:rFonts w:ascii="Courier New" w:eastAsia="Courier New" w:hAnsi="Courier New" w:cs="Courier New"/>
+                <w:b/>
+                <w:bCs/>
+                <w:color w:val="0000CC"/>
+                <w:sz w:val="18"/>
+                <w:szCs w:val="18"/>
+              </w:rPr>
+              <w:t>SELECT</w:t>
+            </w:r>
+            <w:r>
+              <w:rPr>
+                <w:rFonts w:ascii="Courier New" w:eastAsia="Courier New" w:hAnsi="Courier New" w:cs="Courier New"/>
+                <w:color w:val="0000CC"/>
+                <w:sz w:val="18"/>
+                <w:szCs w:val="18"/>
+              </w:rPr>
+              <w:t xml:space="preserve"> </w:t>
+            </w:r>
+            <w:r>
+              <w:rPr>
+                <w:rFonts w:ascii="Courier New" w:eastAsia="Courier New" w:hAnsi="Courier New" w:cs="Courier New"/>
+                <w:sz w:val="18"/>
+                <w:szCs w:val="18"/>
+              </w:rPr>
+              <w:t>*</w:t>
+            </w:r>
+            <w:r>
+              <w:rPr>
+                <w:rFonts w:ascii="Courier New" w:eastAsia="Courier New" w:hAnsi="Courier New" w:cs="Courier New"/>
+                <w:color w:val="1A1A2E"/>
+                <w:sz w:val="18"/>
+                <w:szCs w:val="18"/>
+              </w:rPr>
+              <w:t xml:space="preserve"> </w:t>
+            </w:r>
+            <w:r>
+              <w:rPr>
+                <w:rFonts w:ascii="Courier New" w:eastAsia="Courier New" w:hAnsi="Courier New" w:cs="Courier New"/>
+                <w:b/>
+                <w:bCs/>
+                <w:color w:val="0000CC"/>
+                <w:sz w:val="18"/>
+                <w:szCs w:val="18"/>
+              </w:rPr>
+              <w:t>FROM</w:t>
+            </w:r>
+            <w:r>
+              <w:rPr>
+                <w:rFonts w:ascii="Courier New" w:eastAsia="Courier New" w:hAnsi="Courier New" w:cs="Courier New"/>
+                <w:color w:val="0000CC"/>
+                <w:sz w:val="18"/>
+                <w:szCs w:val="18"/>
+              </w:rPr>
+              <w:t xml:space="preserve"> </w:t>
+            </w:r>
+            <w:r>
+              <w:rPr>
+                <w:rFonts w:ascii="Courier New" w:eastAsia="Courier New" w:hAnsi="Courier New" w:cs="Courier New"/>
+                <w:sz w:val="18"/>
+                <w:szCs w:val="18"/>
+              </w:rPr>
+              <w:t>problem_language</w:t>
+            </w:r>
+          </w:p>
+          <w:p>
+            <w:pPr>
+              <w:spacing w:line="260" w:lineRule="auto"/>
+            </w:pPr>
+            <w:r>
+              <w:rPr>
+                <w:rFonts w:ascii="Courier New" w:eastAsia="Courier New" w:hAnsi="Courier New" w:cs="Courier New"/>
+                <w:color w:val="1A1A2E"/>
+                <w:sz w:val="18"/>
+                <w:szCs w:val="18"/>
+              </w:rPr>
+              <w:t xml:space="preserve">    </w:t>
+            </w:r>
+            <w:r>
+              <w:rPr>
+                <w:rFonts w:ascii="Courier New" w:eastAsia="Courier New" w:hAnsi="Courier New" w:cs="Courier New"/>
+                <w:b/>
+                <w:bCs/>
+                <w:color w:val="0000CC"/>
+                <w:sz w:val="18"/>
+                <w:szCs w:val="18"/>
+              </w:rPr>
+              <w:t>WHERE</w:t>
+            </w:r>
+            <w:r>
+              <w:rPr>
+                <w:rFonts w:ascii="Courier New" w:eastAsia="Courier New" w:hAnsi="Courier New" w:cs="Courier New"/>
+                <w:color w:val="0000CC"/>
+                <w:sz w:val="18"/>
+                <w:szCs w:val="18"/>
+              </w:rPr>
+              <w:t xml:space="preserve"> </w:t>
+            </w:r>
+            <w:r>
+              <w:rPr>
+                <w:rFonts w:ascii="Courier New" w:eastAsia="Courier New" w:hAnsi="Courier New" w:cs="Courier New"/>
+                <w:sz w:val="18"/>
+                <w:szCs w:val="18"/>
+              </w:rPr>
+              <w:t>problem</w:t>
+            </w:r>
+            <w:r>
+              <w:rPr>
+                <w:rFonts w:ascii="Courier New" w:eastAsia="Courier New" w:hAnsi="Courier New" w:cs="Courier New"/>
+                <w:color w:val="1A1A2E"/>
+                <w:sz w:val="18"/>
+                <w:szCs w:val="18"/>
+              </w:rPr>
+              <w:t>_id = $1</w:t>
+            </w:r>
+          </w:p>
+        </w:tc>
+      </w:tr>
+    </w:tbl>
+    <w:p/>
+    <w:p>
+      <w:pPr>
+        <w:spacing w:before="200" w:after="60"/>
+      </w:pPr>
+      <w:r>
+        <w:rPr>
+          <w:rFonts w:ascii="Arial" w:eastAsia="Arial" w:hAnsi="Arial" w:cs="Arial"/>
+          <w:b/>
+          <w:bCs/>
+          <w:color w:val="1E3A5F"/>
+          <w:sz w:val="20"/>
+          <w:szCs w:val="20"/>
+        </w:rPr>
+        <w:t>insertProblemLanguage</w:t>
+      </w:r>
+    </w:p>
+    <w:tbl>
+      <w:tblPr>
+        <w:tblW w:w="9360" w:type="dxa"/>
+        <w:tblBorders>
+          <w:top w:val="single" w:sz="4" w:space="0" w:color="auto"/>
+          <w:left w:val="single" w:sz="4" w:space="0" w:color="auto"/>
+          <w:bottom w:val="single" w:sz="4" w:space="0" w:color="auto"/>
+          <w:right w:val="single" w:sz="4" w:space="0" w:color="auto"/>
+          <w:insideH w:val="single" w:sz="4" w:space="0" w:color="auto"/>
+          <w:insideV w:val="single" w:sz="4" w:space="0" w:color="auto"/>
+        </w:tblBorders>
+        <w:tblCellMar>
+          <w:left w:w="10" w:type="dxa"/>
+          <w:right w:w="10" w:type="dxa"/>
+        </w:tblCellMar>
+        <w:tblLook w:val="04A0" w:firstRow="1" w:lastRow="0" w:firstColumn="1" w:lastColumn="0" w:noHBand="0" w:noVBand="1"/>
+      </w:tblPr>
+      <w:tblGrid>
+        <w:gridCol w:w="9360"/>
+      </w:tblGrid>
+      <w:tr>
+        <w:tc>
+          <w:tcPr>
+            <w:tcW w:w="9360" w:type="dxa"/>
+            <w:tcBorders>
+              <w:top w:val="single" w:sz="1" w:space="0" w:color="BBCFE0"/>
+              <w:left w:val="single" w:sz="1" w:space="0" w:color="BBCFE0"/>
+              <w:bottom w:val="single" w:sz="1" w:space="0" w:color="BBCFE0"/>
+              <w:right w:val="single" w:sz="1" w:space="0" w:color="BBCFE0"/>
+            </w:tcBorders>
+            <w:shd w:val="clear" w:color="auto" w:fill="F4F6F8"/>
+            <w:tcMar>
+              <w:top w:w="120" w:type="dxa"/>
+              <w:left w:w="200" w:type="dxa"/>
+              <w:bottom w:w="120" w:type="dxa"/>
+              <w:right w:w="200" w:type="dxa"/>
+            </w:tcMar>
+          </w:tcPr>
+          <w:p>
+            <w:pPr>
+              <w:spacing w:line="260" w:lineRule="auto"/>
+            </w:pPr>
+            <w:r>
+              <w:rPr>
+                <w:rFonts w:ascii="Courier New" w:eastAsia="Courier New" w:hAnsi="Courier New" w:cs="Courier New"/>
+                <w:b/>
+                <w:bCs/>
+                <w:color w:val="0000CC"/>
+                <w:sz w:val="18"/>
+                <w:szCs w:val="18"/>
+              </w:rPr>
+              <w:t xml:space="preserve">INSERT INTO </w:t>
+            </w:r>
+            <w:r>
+              <w:rPr>
+                <w:rFonts w:ascii="Courier New" w:eastAsia="Courier New" w:hAnsi="Courier New" w:cs="Courier New"/>
+                <w:sz w:val="18"/>
+                <w:szCs w:val="18"/>
+              </w:rPr>
+              <w:t xml:space="preserve">problem_language </w:t>
+            </w:r>
+            <w:r>
+              <w:rPr>
+                <w:rFonts w:ascii="Courier New" w:eastAsia="Courier New" w:hAnsi="Courier New" w:cs="Courier New"/>
+                <w:sz w:val="18"/>
+                <w:szCs w:val="18"/>
+              </w:rPr>
+              <w:t>(problem_id, language, placeholder_code)</w:t>
+            </w:r>
+          </w:p>
+          <w:p>
+            <w:pPr>
+              <w:spacing w:line="260" w:lineRule="auto"/>
+            </w:pPr>
+            <w:r>
+              <w:rPr>
+                <w:rFonts w:ascii="Courier New" w:eastAsia="Courier New" w:hAnsi="Courier New" w:cs="Courier New"/>
+                <w:color w:val="1A1A2E"/>
+                <w:sz w:val="18"/>
+                <w:szCs w:val="18"/>
+              </w:rPr>
+              <w:t xml:space="preserve">    </w:t>
+            </w:r>
+            <w:r>
+              <w:rPr>
+                <w:rFonts w:ascii="Courier New" w:eastAsia="Courier New" w:hAnsi="Courier New" w:cs="Courier New"/>
+                <w:b/>
+                <w:bCs/>
+                <w:color w:val="0000CC"/>
+                <w:sz w:val="18"/>
+                <w:szCs w:val="18"/>
+              </w:rPr>
+              <w:t>VALUES</w:t>
+            </w:r>
+            <w:r>
+              <w:rPr>
+                <w:rFonts w:ascii="Courier New" w:eastAsia="Courier New" w:hAnsi="Courier New" w:cs="Courier New"/>
+                <w:color w:val="0000CC"/>
+                <w:sz w:val="18"/>
+                <w:szCs w:val="18"/>
+              </w:rPr>
+              <w:t xml:space="preserve"> </w:t>
+            </w:r>
+            <w:r>
+              <w:rPr>
+                <w:rFonts w:ascii="Courier New" w:eastAsia="Courier New" w:hAnsi="Courier New" w:cs="Courier New"/>
+                <w:sz w:val="18"/>
+                <w:szCs w:val="18"/>
+              </w:rPr>
+              <w:t>problem</w:t>
+            </w:r>
+            <w:r>
+              <w:rPr>
+                <w:rFonts w:ascii="Courier New" w:eastAsia="Courier New" w:hAnsi="Courier New" w:cs="Courier New"/>
+                <w:color w:val="1A1A2E"/>
+                <w:sz w:val="18"/>
+                <w:szCs w:val="18"/>
+              </w:rPr>
+              <w:t>_id = $1</w:t>
+            </w:r>
+          </w:p>
+        </w:tc>
+      </w:tr>
+    </w:tbl>
+    <w:p/>
+    <w:p>
+      <w:pPr>
+        <w:spacing w:before="200" w:after="60"/>
+      </w:pPr>
+      <w:r>
+        <w:rPr>
+          <w:rFonts w:ascii="Arial" w:eastAsia="Arial" w:hAnsi="Arial" w:cs="Arial"/>
+          <w:b/>
+          <w:bCs/>
+          <w:color w:val="1E3A5F"/>
+          <w:sz w:val="20"/>
+          <w:szCs w:val="20"/>
+        </w:rPr>
+        <w:t>deleteProblemLanguages</w:t>
+      </w:r>
+    </w:p>
+    <w:tbl>
+      <w:tblPr>
+        <w:tblW w:w="9360" w:type="dxa"/>
+        <w:tblBorders>
+          <w:top w:val="single" w:sz="4" w:space="0" w:color="auto"/>
+          <w:left w:val="single" w:sz="4" w:space="0" w:color="auto"/>
+          <w:bottom w:val="single" w:sz="4" w:space="0" w:color="auto"/>
+          <w:right w:val="single" w:sz="4" w:space="0" w:color="auto"/>
+          <w:insideH w:val="single" w:sz="4" w:space="0" w:color="auto"/>
+          <w:insideV w:val="single" w:sz="4" w:space="0" w:color="auto"/>
+        </w:tblBorders>
+        <w:tblCellMar>
+          <w:left w:w="10" w:type="dxa"/>
+          <w:right w:w="10" w:type="dxa"/>
+        </w:tblCellMar>
+        <w:tblLook w:val="04A0" w:firstRow="1" w:lastRow="0" w:firstColumn="1" w:lastColumn="0" w:noHBand="0" w:noVBand="1"/>
+      </w:tblPr>
+      <w:tblGrid>
+        <w:gridCol w:w="9360"/>
+      </w:tblGrid>
+      <w:tr>
+        <w:tc>
+          <w:tcPr>
+            <w:tcW w:w="9360" w:type="dxa"/>
+            <w:tcBorders>
+              <w:top w:val="single" w:sz="1" w:space="0" w:color="BBCFE0"/>
+              <w:left w:val="single" w:sz="1" w:space="0" w:color="BBCFE0"/>
+              <w:bottom w:val="single" w:sz="1" w:space="0" w:color="BBCFE0"/>
+              <w:right w:val="single" w:sz="1" w:space="0" w:color="BBCFE0"/>
+            </w:tcBorders>
+            <w:shd w:val="clear" w:color="auto" w:fill="F4F6F8"/>
+            <w:tcMar>
+              <w:top w:w="120" w:type="dxa"/>
+              <w:left w:w="200" w:type="dxa"/>
+              <w:bottom w:w="120" w:type="dxa"/>
+              <w:right w:w="200" w:type="dxa"/>
+            </w:tcMar>
+          </w:tcPr>
+          <w:p>
+            <w:pPr>
+              <w:spacing w:line="260" w:lineRule="auto"/>
+            </w:pPr>
+            <w:r>
+              <w:rPr>
+                <w:rFonts w:ascii="Courier New" w:eastAsia="Courier New" w:hAnsi="Courier New" w:cs="Courier New"/>
+                <w:b/>
+                <w:bCs/>
+                <w:color w:val="0000CC"/>
+                <w:sz w:val="18"/>
+                <w:szCs w:val="18"/>
+              </w:rPr>
+              <w:t>DELETE FROM</w:t>
+            </w:r>
+            <w:r>
+              <w:rPr>
+                <w:rFonts w:ascii="Courier New" w:eastAsia="Courier New" w:hAnsi="Courier New" w:cs="Courier New"/>
+                <w:b/>
+                <w:bCs/>
+                <w:color w:val="0000CC"/>
+                <w:sz w:val="18"/>
+                <w:szCs w:val="18"/>
+              </w:rPr>
+              <w:t xml:space="preserve"> </w:t>
+            </w:r>
+            <w:r>
+              <w:rPr>
+                <w:rFonts w:ascii="Courier New" w:eastAsia="Courier New" w:hAnsi="Courier New" w:cs="Courier New"/>
+                <w:sz w:val="18"/>
+                <w:szCs w:val="18"/>
+              </w:rPr>
+              <w:t>problem_language</w:t>
+            </w:r>
+          </w:p>
+          <w:p>
+            <w:pPr>
+              <w:spacing w:line="260" w:lineRule="auto"/>
+            </w:pPr>
+            <w:r>
+              <w:rPr>
+                <w:rFonts w:ascii="Courier New" w:eastAsia="Courier New" w:hAnsi="Courier New" w:cs="Courier New"/>
+                <w:color w:val="1A1A2E"/>
+                <w:sz w:val="18"/>
+                <w:szCs w:val="18"/>
+              </w:rPr>
+              <w:t xml:space="preserve">    </w:t>
+            </w:r>
+            <w:r>
+              <w:rPr>
+                <w:rFonts w:ascii="Courier New" w:eastAsia="Courier New" w:hAnsi="Courier New" w:cs="Courier New"/>
+                <w:b/>
+                <w:bCs/>
+                <w:color w:val="0000CC"/>
+                <w:sz w:val="18"/>
+                <w:szCs w:val="18"/>
+              </w:rPr>
+              <w:t>WHERE</w:t>
+            </w:r>
+            <w:r>
+              <w:rPr>
+                <w:rFonts w:ascii="Courier New" w:eastAsia="Courier New" w:hAnsi="Courier New" w:cs="Courier New"/>
+                <w:color w:val="0000CC"/>
+                <w:sz w:val="18"/>
+                <w:szCs w:val="18"/>
+              </w:rPr>
+              <w:t xml:space="preserve"> </w:t>
+            </w:r>
+            <w:r>
+              <w:rPr>
+                <w:rFonts w:ascii="Courier New" w:eastAsia="Courier New" w:hAnsi="Courier New" w:cs="Courier New"/>
+                <w:sz w:val="18"/>
+                <w:szCs w:val="18"/>
+              </w:rPr>
+              <w:t>problem</w:t>
+            </w:r>
+            <w:r>
+              <w:rPr>
+                <w:rFonts w:ascii="Courier New" w:eastAsia="Courier New" w:hAnsi="Courier New" w:cs="Courier New"/>
+                <w:color w:val="1A1A2E"/>
+                <w:sz w:val="18"/>
+                <w:szCs w:val="18"/>
+              </w:rPr>
+              <w:t>_id = $1</w:t>
+            </w:r>
+          </w:p>
+        </w:tc>
+      </w:tr>
+    </w:tbl>
+    <w:p/>
+    <w:p>
+      <w:pPr>
+        <w:rPr>
+          <w:i/>
+          <w:iCs/>
+          <w:color w:val="0E2841" w:themeColor="text2"/>
+          <w:sz w:val="18"/>
+          <w:szCs w:val="18"/>
+        </w:rPr>
+      </w:pPr>
+      <w:r>
+        <w:br w:type="page"/>
+      </w:r>
+    </w:p>
+    <w:p>
+      <w:pPr>
+        <w:pStyle w:val="Caption"/>
+        <w:jc w:val="center"/>
         <w:rPr>
           <w:rFonts w:ascii="Courier New" w:hAnsi="Courier New" w:cs="Courier New"/>
           <w:sz w:val="22"/>
           <w:szCs w:val="22"/>
         </w:rPr>
       </w:pPr>
-      <w:bookmarkStart w:id="48" w:name="_Toc223613202"/>
-      <w:r>
-        <w:rPr>
-          <w:b/>
-          <w:bCs/>
-        </w:rPr>
-        <w:t xml:space="preserve">Figure </w:t>
-      </w:r>
-      <w:r>
-        <w:rPr>
-          <w:b/>
-          <w:bCs/>
-        </w:rPr>
-        <w:fldChar w:fldCharType="begin"/>
-      </w:r>
-      <w:r>
-        <w:rPr>
-          <w:b/>
-          <w:bCs/>
-        </w:rPr>
-        <w:instrText xml:space="preserve"> SEQ Figure \* ARABIC </w:instrText>
-      </w:r>
-      <w:r>
-        <w:rPr>
-          <w:b/>
-          <w:bCs/>
-        </w:rPr>
-        <w:fldChar w:fldCharType="separate"/>
-      </w:r>
-      <w:r>
-        <w:rPr>
-          <w:b/>
-          <w:bCs/>
-          <w:noProof/>
-        </w:rPr>
-        <w:t>16</w:t>
-      </w:r>
-      <w:r>
-        <w:rPr>
-          <w:b/>
-          <w:bCs/>
-        </w:rPr>
-        <w:fldChar w:fldCharType="end"/>
-      </w:r>
-      <w:r>
-        <w:rPr>
-          <w:b/>
-          <w:bCs/>
-        </w:rPr>
-        <w:t>.</w:t>
-      </w:r>
-      <w:r>
-        <w:t xml:space="preserve"> Dynamic SQL statement</w:t>
-      </w:r>
-      <w:r>
-        <w:t>,</w:t>
-      </w:r>
-      <w:r>
-        <w:t xml:space="preserve"> defines ho</w:t>
-      </w:r>
-      <w:r>
-        <w:t xml:space="preserve">w </w:t>
-      </w:r>
-      <w:r>
-        <w:t xml:space="preserve"> leaderboard will be displayed</w:t>
-      </w:r>
-      <w:bookmarkEnd w:id="48"/>
     </w:p>
     <w:p>
       <w:pPr>
         <w:pStyle w:val="Heading1"/>
       </w:pPr>
-      <w:bookmarkStart w:id="49" w:name="_Toc223620936"/>
-      <w:r>
-        <w:lastRenderedPageBreak/>
+      <w:bookmarkStart w:id="50" w:name="_Toc224666194"/>
+      <w:r>
         <w:t>User Interface</w:t>
       </w:r>
-      <w:bookmarkEnd w:id="49"/>
+      <w:bookmarkEnd w:id="50"/>
     </w:p>
     <w:p>
       <w:pPr>
@@ -20546,11 +18730,11 @@
       <w:pPr>
         <w:pStyle w:val="Heading2"/>
       </w:pPr>
-      <w:bookmarkStart w:id="50" w:name="_Toc223620937"/>
+      <w:bookmarkStart w:id="51" w:name="_Toc224666195"/>
       <w:r>
         <w:t>Logo</w:t>
       </w:r>
-      <w:bookmarkEnd w:id="50"/>
+      <w:bookmarkEnd w:id="51"/>
     </w:p>
     <w:p>
       <w:pPr>
@@ -20610,7 +18794,7 @@
         <w:pStyle w:val="Caption"/>
         <w:jc w:val="center"/>
       </w:pPr>
-      <w:bookmarkStart w:id="51" w:name="_Toc223613203"/>
+      <w:bookmarkStart w:id="52" w:name="_Toc223613203"/>
       <w:r>
         <w:rPr>
           <w:b/>
@@ -20664,7 +18848,7 @@
       <w:r>
         <w:t xml:space="preserve"> Logo</w:t>
       </w:r>
-      <w:bookmarkEnd w:id="51"/>
+      <w:bookmarkEnd w:id="52"/>
     </w:p>
     <w:p>
       <w:pPr>
@@ -20683,12 +18867,12 @@
       <w:pPr>
         <w:pStyle w:val="Heading2"/>
       </w:pPr>
-      <w:bookmarkStart w:id="52" w:name="_Toc223620938"/>
+      <w:bookmarkStart w:id="53" w:name="_Toc224666196"/>
       <w:r>
         <w:lastRenderedPageBreak/>
         <w:t>High-Level UI Flow</w:t>
       </w:r>
-      <w:bookmarkEnd w:id="52"/>
+      <w:bookmarkEnd w:id="53"/>
     </w:p>
     <w:p>
       <w:pPr>
@@ -20778,7 +18962,7 @@
           <w:szCs w:val="32"/>
         </w:rPr>
       </w:pPr>
-      <w:bookmarkStart w:id="53" w:name="_Toc223613204"/>
+      <w:bookmarkStart w:id="54" w:name="_Toc223613204"/>
       <w:r>
         <w:rPr>
           <w:b/>
@@ -20832,7 +19016,7 @@
       <w:r>
         <w:t xml:space="preserve"> User Interface flow diagram</w:t>
       </w:r>
-      <w:bookmarkEnd w:id="53"/>
+      <w:bookmarkEnd w:id="54"/>
       <w:r>
         <w:br w:type="page"/>
       </w:r>
@@ -20841,12 +19025,12 @@
       <w:pPr>
         <w:pStyle w:val="Heading2"/>
       </w:pPr>
-      <w:bookmarkStart w:id="54" w:name="_Toc223620939"/>
+      <w:bookmarkStart w:id="55" w:name="_Toc224666197"/>
       <w:r>
         <w:lastRenderedPageBreak/>
         <w:t>Login</w:t>
       </w:r>
-      <w:bookmarkEnd w:id="54"/>
+      <w:bookmarkEnd w:id="55"/>
     </w:p>
     <w:p>
       <w:r>
@@ -20895,7 +19079,7 @@
         <w:pStyle w:val="Caption"/>
         <w:jc w:val="center"/>
       </w:pPr>
-      <w:bookmarkStart w:id="55" w:name="_Toc223613205"/>
+      <w:bookmarkStart w:id="56" w:name="_Toc223613205"/>
       <w:r>
         <w:rPr>
           <w:b/>
@@ -20949,17 +19133,17 @@
       <w:r>
         <w:t xml:space="preserve"> Login screen design</w:t>
       </w:r>
-      <w:bookmarkEnd w:id="55"/>
+      <w:bookmarkEnd w:id="56"/>
     </w:p>
     <w:p>
       <w:pPr>
         <w:pStyle w:val="Heading2"/>
       </w:pPr>
-      <w:bookmarkStart w:id="56" w:name="_Toc223620940"/>
+      <w:bookmarkStart w:id="57" w:name="_Toc224666198"/>
       <w:r>
         <w:t>Sign Up</w:t>
       </w:r>
-      <w:bookmarkEnd w:id="56"/>
+      <w:bookmarkEnd w:id="57"/>
     </w:p>
     <w:p>
       <w:r>
@@ -21018,7 +19202,7 @@
         <w:pStyle w:val="Caption"/>
         <w:jc w:val="center"/>
       </w:pPr>
-      <w:bookmarkStart w:id="57" w:name="_Toc223613206"/>
+      <w:bookmarkStart w:id="58" w:name="_Toc223613206"/>
       <w:r>
         <w:rPr>
           <w:b/>
@@ -21072,7 +19256,7 @@
       <w:r>
         <w:t xml:space="preserve"> Sign Up screen design</w:t>
       </w:r>
-      <w:bookmarkEnd w:id="57"/>
+      <w:bookmarkEnd w:id="58"/>
     </w:p>
     <w:p>
       <w:r>
@@ -21083,7 +19267,7 @@
       <w:pPr>
         <w:pStyle w:val="Heading2"/>
       </w:pPr>
-      <w:bookmarkStart w:id="58" w:name="_Toc223620941"/>
+      <w:bookmarkStart w:id="59" w:name="_Toc224666199"/>
       <w:r>
         <w:lastRenderedPageBreak/>
         <w:t xml:space="preserve">View </w:t>
@@ -21091,7 +19275,7 @@
       <w:r>
         <w:t>Problems</w:t>
       </w:r>
-      <w:bookmarkEnd w:id="58"/>
+      <w:bookmarkEnd w:id="59"/>
     </w:p>
     <w:p>
       <w:pPr>
@@ -21143,7 +19327,7 @@
         <w:pStyle w:val="Caption"/>
         <w:jc w:val="center"/>
       </w:pPr>
-      <w:bookmarkStart w:id="59" w:name="_Toc223613207"/>
+      <w:bookmarkStart w:id="60" w:name="_Toc223613207"/>
       <w:r>
         <w:rPr>
           <w:b/>
@@ -21197,14 +19381,14 @@
       <w:r>
         <w:t xml:space="preserve"> View Problems screen design</w:t>
       </w:r>
-      <w:bookmarkEnd w:id="59"/>
+      <w:bookmarkEnd w:id="60"/>
     </w:p>
     <w:p/>
     <w:p>
       <w:pPr>
         <w:pStyle w:val="Heading2"/>
       </w:pPr>
-      <w:bookmarkStart w:id="60" w:name="_Toc223620942"/>
+      <w:bookmarkStart w:id="61" w:name="_Toc224666200"/>
       <w:r>
         <w:t xml:space="preserve">View </w:t>
       </w:r>
@@ -21217,7 +19401,7 @@
       <w:r>
         <w:t>Solve Problem</w:t>
       </w:r>
-      <w:bookmarkEnd w:id="60"/>
+      <w:bookmarkEnd w:id="61"/>
     </w:p>
     <w:p>
       <w:pPr>
@@ -21269,7 +19453,7 @@
         <w:pStyle w:val="Caption"/>
         <w:jc w:val="center"/>
       </w:pPr>
-      <w:bookmarkStart w:id="61" w:name="_Toc223613208"/>
+      <w:bookmarkStart w:id="62" w:name="_Toc223613208"/>
       <w:r>
         <w:rPr>
           <w:b/>
@@ -21323,13 +19507,13 @@
       <w:r>
         <w:t xml:space="preserve"> Solve a Problem screen design</w:t>
       </w:r>
-      <w:bookmarkEnd w:id="61"/>
+      <w:bookmarkEnd w:id="62"/>
     </w:p>
     <w:p>
       <w:pPr>
         <w:pStyle w:val="Heading2"/>
       </w:pPr>
-      <w:bookmarkStart w:id="62" w:name="_Toc223620943"/>
+      <w:bookmarkStart w:id="63" w:name="_Toc224666201"/>
       <w:r>
         <w:lastRenderedPageBreak/>
         <w:t xml:space="preserve">View Problem &gt; </w:t>
@@ -21346,7 +19530,7 @@
       <w:r>
         <w:t xml:space="preserve"> Alert</w:t>
       </w:r>
-      <w:bookmarkEnd w:id="62"/>
+      <w:bookmarkEnd w:id="63"/>
     </w:p>
     <w:p>
       <w:pPr>
@@ -21398,7 +19582,7 @@
         <w:pStyle w:val="Caption"/>
         <w:jc w:val="center"/>
       </w:pPr>
-      <w:bookmarkStart w:id="63" w:name="_Toc223613209"/>
+      <w:bookmarkStart w:id="64" w:name="_Toc223613209"/>
       <w:r>
         <w:rPr>
           <w:b/>
@@ -21452,21 +19636,21 @@
       <w:r>
         <w:t xml:space="preserve"> Submission alert design</w:t>
       </w:r>
-      <w:bookmarkEnd w:id="63"/>
+      <w:bookmarkEnd w:id="64"/>
     </w:p>
     <w:p/>
     <w:p>
       <w:pPr>
         <w:pStyle w:val="Heading2"/>
       </w:pPr>
-      <w:bookmarkStart w:id="64" w:name="_Toc223620944"/>
+      <w:bookmarkStart w:id="65" w:name="_Toc224666202"/>
       <w:r>
         <w:t xml:space="preserve">View Problem &gt; </w:t>
       </w:r>
       <w:r>
         <w:t>Manage Problems</w:t>
       </w:r>
-      <w:bookmarkEnd w:id="64"/>
+      <w:bookmarkEnd w:id="65"/>
     </w:p>
     <w:p>
       <w:pPr>
@@ -21518,7 +19702,7 @@
         <w:pStyle w:val="Caption"/>
         <w:jc w:val="center"/>
       </w:pPr>
-      <w:bookmarkStart w:id="65" w:name="_Toc223613210"/>
+      <w:bookmarkStart w:id="66" w:name="_Toc223613210"/>
       <w:r>
         <w:rPr>
           <w:b/>
@@ -21572,13 +19756,13 @@
       <w:r>
         <w:t xml:space="preserve"> Manage Problems screen design</w:t>
       </w:r>
-      <w:bookmarkEnd w:id="65"/>
+      <w:bookmarkEnd w:id="66"/>
     </w:p>
     <w:p>
       <w:pPr>
         <w:pStyle w:val="Heading2"/>
       </w:pPr>
-      <w:bookmarkStart w:id="66" w:name="_Toc223620945"/>
+      <w:bookmarkStart w:id="67" w:name="_Toc224666203"/>
       <w:r>
         <w:lastRenderedPageBreak/>
         <w:t xml:space="preserve">View Problem &gt; </w:t>
@@ -21598,7 +19782,7 @@
       <w:r>
         <w:t xml:space="preserve"> Problem</w:t>
       </w:r>
-      <w:bookmarkEnd w:id="66"/>
+      <w:bookmarkEnd w:id="67"/>
     </w:p>
     <w:p>
       <w:r>
@@ -21647,7 +19831,7 @@
         <w:pStyle w:val="Caption"/>
         <w:jc w:val="center"/>
       </w:pPr>
-      <w:bookmarkStart w:id="67" w:name="_Toc223613211"/>
+      <w:bookmarkStart w:id="68" w:name="_Toc223613211"/>
       <w:r>
         <w:rPr>
           <w:b/>
@@ -21701,14 +19885,14 @@
       <w:r>
         <w:t xml:space="preserve"> Create / Update Problem screen design</w:t>
       </w:r>
-      <w:bookmarkEnd w:id="67"/>
+      <w:bookmarkEnd w:id="68"/>
     </w:p>
     <w:p/>
     <w:p>
       <w:pPr>
         <w:pStyle w:val="Heading2"/>
       </w:pPr>
-      <w:bookmarkStart w:id="68" w:name="_Toc223620946"/>
+      <w:bookmarkStart w:id="69" w:name="_Toc224666204"/>
       <w:r>
         <w:t xml:space="preserve">View Problem &gt; </w:t>
       </w:r>
@@ -21718,7 +19902,7 @@
       <w:r>
         <w:t>Courses</w:t>
       </w:r>
-      <w:bookmarkEnd w:id="68"/>
+      <w:bookmarkEnd w:id="69"/>
     </w:p>
     <w:p>
       <w:r>
@@ -21767,7 +19951,7 @@
         <w:pStyle w:val="Caption"/>
         <w:jc w:val="center"/>
       </w:pPr>
-      <w:bookmarkStart w:id="69" w:name="_Toc223613212"/>
+      <w:bookmarkStart w:id="70" w:name="_Toc223613212"/>
       <w:r>
         <w:rPr>
           <w:b/>
@@ -21821,7 +20005,7 @@
       <w:r>
         <w:t xml:space="preserve"> Manage Courses screen design</w:t>
       </w:r>
-      <w:bookmarkEnd w:id="69"/>
+      <w:bookmarkEnd w:id="70"/>
     </w:p>
     <w:p/>
     <w:p>
@@ -21831,7 +20015,7 @@
           <w:color w:val="0F4761" w:themeColor="accent1" w:themeShade="BF"/>
         </w:rPr>
       </w:pPr>
-      <w:bookmarkStart w:id="70" w:name="_Toc223620947"/>
+      <w:bookmarkStart w:id="71" w:name="_Toc224666205"/>
       <w:r>
         <w:rPr>
           <w:rStyle w:val="Heading2Char"/>
@@ -21874,7 +20058,7 @@
         </w:rPr>
         <w:t>Course</w:t>
       </w:r>
-      <w:bookmarkEnd w:id="70"/>
+      <w:bookmarkEnd w:id="71"/>
       <w:r>
         <w:br/>
       </w:r>
@@ -21926,7 +20110,7 @@
         <w:pStyle w:val="Caption"/>
         <w:jc w:val="center"/>
       </w:pPr>
-      <w:bookmarkStart w:id="71" w:name="_Toc223613213"/>
+      <w:bookmarkStart w:id="72" w:name="_Toc223613213"/>
       <w:r>
         <w:rPr>
           <w:b/>
@@ -21980,7 +20164,7 @@
       <w:r>
         <w:t xml:space="preserve"> Create / Update Course screen design</w:t>
       </w:r>
-      <w:bookmarkEnd w:id="71"/>
+      <w:bookmarkEnd w:id="72"/>
     </w:p>
     <w:p/>
     <w:p>
@@ -21990,7 +20174,7 @@
           <w:rStyle w:val="Heading2Char"/>
         </w:rPr>
       </w:pPr>
-      <w:bookmarkStart w:id="72" w:name="_Toc223620948"/>
+      <w:bookmarkStart w:id="73" w:name="_Toc224666206"/>
       <w:r>
         <w:rPr>
           <w:rStyle w:val="Heading2Char"/>
@@ -22015,7 +20199,7 @@
         </w:rPr>
         <w:t>Course</w:t>
       </w:r>
-      <w:bookmarkEnd w:id="72"/>
+      <w:bookmarkEnd w:id="73"/>
     </w:p>
     <w:p>
       <w:pPr>
@@ -22067,7 +20251,7 @@
         <w:pStyle w:val="Caption"/>
         <w:ind w:left="2880"/>
       </w:pPr>
-      <w:bookmarkStart w:id="73" w:name="_Toc223613214"/>
+      <w:bookmarkStart w:id="74" w:name="_Toc223613214"/>
       <w:r>
         <w:rPr>
           <w:b/>
@@ -22121,7 +20305,7 @@
       <w:r>
         <w:t xml:space="preserve"> View Course screen design</w:t>
       </w:r>
-      <w:bookmarkEnd w:id="73"/>
+      <w:bookmarkEnd w:id="74"/>
       <w:r>
         <w:br w:type="page"/>
       </w:r>
@@ -22130,7 +20314,7 @@
       <w:pPr>
         <w:pStyle w:val="Heading2"/>
       </w:pPr>
-      <w:bookmarkStart w:id="74" w:name="_Toc223620949"/>
+      <w:bookmarkStart w:id="75" w:name="_Toc224666207"/>
       <w:r>
         <w:lastRenderedPageBreak/>
         <w:t xml:space="preserve">View Problem &gt; </w:t>
@@ -22153,7 +20337,7 @@
       <w:r>
         <w:t xml:space="preserve"> &gt; View Result</w:t>
       </w:r>
-      <w:bookmarkEnd w:id="74"/>
+      <w:bookmarkEnd w:id="75"/>
     </w:p>
     <w:p>
       <w:pPr>
@@ -22205,7 +20389,7 @@
         <w:pStyle w:val="Caption"/>
         <w:jc w:val="center"/>
       </w:pPr>
-      <w:bookmarkStart w:id="75" w:name="_Toc223613215"/>
+      <w:bookmarkStart w:id="76" w:name="_Toc223613215"/>
       <w:r>
         <w:rPr>
           <w:b/>
@@ -22259,18 +20443,18 @@
       <w:r>
         <w:t xml:space="preserve"> View Result Screen design</w:t>
       </w:r>
-      <w:bookmarkEnd w:id="75"/>
+      <w:bookmarkEnd w:id="76"/>
     </w:p>
     <w:p/>
     <w:p>
       <w:pPr>
         <w:pStyle w:val="Heading2"/>
       </w:pPr>
-      <w:bookmarkStart w:id="76" w:name="_Toc223620950"/>
+      <w:bookmarkStart w:id="77" w:name="_Toc224666208"/>
       <w:r>
         <w:t>View Problem &gt; Profile</w:t>
       </w:r>
-      <w:bookmarkEnd w:id="76"/>
+      <w:bookmarkEnd w:id="77"/>
     </w:p>
     <w:p>
       <w:pPr>
@@ -22322,7 +20506,7 @@
         <w:pStyle w:val="Caption"/>
         <w:jc w:val="center"/>
       </w:pPr>
-      <w:bookmarkStart w:id="77" w:name="_Toc223613216"/>
+      <w:bookmarkStart w:id="78" w:name="_Toc223613216"/>
       <w:r>
         <w:rPr>
           <w:b/>
@@ -22376,7 +20560,7 @@
       <w:r>
         <w:t xml:space="preserve"> View Profile screen design</w:t>
       </w:r>
-      <w:bookmarkEnd w:id="77"/>
+      <w:bookmarkEnd w:id="78"/>
       <w:r>
         <w:br w:type="page"/>
       </w:r>
@@ -22385,12 +20569,12 @@
       <w:pPr>
         <w:pStyle w:val="Heading2"/>
       </w:pPr>
-      <w:bookmarkStart w:id="78" w:name="_Toc223620951"/>
+      <w:bookmarkStart w:id="79" w:name="_Toc224666209"/>
       <w:r>
         <w:lastRenderedPageBreak/>
         <w:t>View Problem &gt; Leaderboard</w:t>
       </w:r>
-      <w:bookmarkEnd w:id="78"/>
+      <w:bookmarkEnd w:id="79"/>
     </w:p>
     <w:p>
       <w:r>
@@ -22439,7 +20623,7 @@
         <w:pStyle w:val="Caption"/>
         <w:jc w:val="center"/>
       </w:pPr>
-      <w:bookmarkStart w:id="79" w:name="_Toc223613217"/>
+      <w:bookmarkStart w:id="80" w:name="_Toc223613217"/>
       <w:r>
         <w:rPr>
           <w:b/>
@@ -22493,12 +20677,12 @@
       <w:r>
         <w:t xml:space="preserve"> Leaderboard screen design</w:t>
       </w:r>
-      <w:bookmarkEnd w:id="79"/>
+      <w:bookmarkEnd w:id="80"/>
       <w:r>
         <w:br w:type="page"/>
       </w:r>
     </w:p>
-    <w:bookmarkStart w:id="80" w:name="_Toc223620952" w:displacedByCustomXml="next"/>
+    <w:bookmarkStart w:id="81" w:name="_Toc224666210" w:displacedByCustomXml="next"/>
     <w:sdt>
       <w:sdtPr>
         <w:rPr>
@@ -22521,7 +20705,7 @@
           <w:r>
             <w:t>Bibliography</w:t>
           </w:r>
-          <w:bookmarkEnd w:id="80"/>
+          <w:bookmarkEnd w:id="81"/>
         </w:p>
         <w:sdt>
           <w:sdtPr>
@@ -22685,6 +20869,55 @@
                 </w:rPr>
                 <w:br/>
                 <w:t>[Accessed 5 March 2026].</w:t>
+              </w:r>
+            </w:p>
+            <w:p>
+              <w:pPr>
+                <w:pStyle w:val="Bibliography"/>
+                <w:rPr>
+                  <w:noProof/>
+                </w:rPr>
+              </w:pPr>
+              <w:r>
+                <w:rPr>
+                  <w:noProof/>
+                </w:rPr>
+                <w:t xml:space="preserve">Haverbeke, M., 2026. </w:t>
+              </w:r>
+              <w:r>
+                <w:rPr>
+                  <w:i/>
+                  <w:iCs/>
+                  <w:noProof/>
+                </w:rPr>
+                <w:t xml:space="preserve">Github - codemirror lang/python. </w:t>
+              </w:r>
+              <w:r>
+                <w:rPr>
+                  <w:noProof/>
+                </w:rPr>
+                <w:t xml:space="preserve">[Online] </w:t>
+              </w:r>
+              <w:r>
+                <w:rPr>
+                  <w:noProof/>
+                </w:rPr>
+                <w:br/>
+                <w:t xml:space="preserve">Available at: </w:t>
+              </w:r>
+              <w:r>
+                <w:rPr>
+                  <w:noProof/>
+                  <w:u w:val="single"/>
+                </w:rPr>
+                <w:t>https://github.com/codemirror/lang-python</w:t>
+              </w:r>
+              <w:r>
+                <w:rPr>
+                  <w:noProof/>
+                </w:rPr>
+                <w:br/>
+                <w:t>[Accessed 17 March 2026].</w:t>
               </w:r>
             </w:p>
             <w:p>
@@ -23012,12 +21245,12 @@
       <w:pPr>
         <w:pStyle w:val="Heading1"/>
       </w:pPr>
-      <w:bookmarkStart w:id="81" w:name="_Toc223620953"/>
+      <w:bookmarkStart w:id="82" w:name="_Toc224666211"/>
       <w:r>
         <w:lastRenderedPageBreak/>
         <w:t>Appendix</w:t>
       </w:r>
-      <w:bookmarkEnd w:id="81"/>
+      <w:bookmarkEnd w:id="82"/>
     </w:p>
     <w:p>
       <w:pPr>
@@ -23145,27 +21378,7 @@
                 <w:sz w:val="18"/>
                 <w:szCs w:val="18"/>
               </w:rPr>
-              <w:t xml:space="preserve">    </w:t>
-            </w:r>
-            <w:proofErr w:type="spellStart"/>
-            <w:r>
-              <w:rPr>
-                <w:rFonts w:ascii="Courier New" w:eastAsia="Courier New" w:hAnsi="Courier New" w:cs="Courier New"/>
-                <w:color w:val="1A1A2E"/>
-                <w:sz w:val="18"/>
-                <w:szCs w:val="18"/>
-              </w:rPr>
-              <w:t>user_id</w:t>
-            </w:r>
-            <w:proofErr w:type="spellEnd"/>
-            <w:r>
-              <w:rPr>
-                <w:rFonts w:ascii="Courier New" w:eastAsia="Courier New" w:hAnsi="Courier New" w:cs="Courier New"/>
-                <w:color w:val="1A1A2E"/>
-                <w:sz w:val="18"/>
-                <w:szCs w:val="18"/>
-              </w:rPr>
-              <w:t xml:space="preserve">          </w:t>
+              <w:t xml:space="preserve">    user_id          </w:t>
             </w:r>
             <w:r>
               <w:rPr>
@@ -23239,27 +21452,7 @@
                 <w:sz w:val="18"/>
                 <w:szCs w:val="18"/>
               </w:rPr>
-              <w:t xml:space="preserve">    </w:t>
-            </w:r>
-            <w:proofErr w:type="spellStart"/>
-            <w:r>
-              <w:rPr>
-                <w:rFonts w:ascii="Courier New" w:eastAsia="Courier New" w:hAnsi="Courier New" w:cs="Courier New"/>
-                <w:color w:val="1A1A2E"/>
-                <w:sz w:val="18"/>
-                <w:szCs w:val="18"/>
-              </w:rPr>
-              <w:t>user_name</w:t>
-            </w:r>
-            <w:proofErr w:type="spellEnd"/>
-            <w:r>
-              <w:rPr>
-                <w:rFonts w:ascii="Courier New" w:eastAsia="Courier New" w:hAnsi="Courier New" w:cs="Courier New"/>
-                <w:color w:val="1A1A2E"/>
-                <w:sz w:val="18"/>
-                <w:szCs w:val="18"/>
-              </w:rPr>
-              <w:t xml:space="preserve">        </w:t>
+              <w:t xml:space="preserve">    user_name        </w:t>
             </w:r>
             <w:r>
               <w:rPr>
@@ -23615,27 +21808,7 @@
                 <w:sz w:val="18"/>
                 <w:szCs w:val="18"/>
               </w:rPr>
-              <w:t xml:space="preserve">    </w:t>
-            </w:r>
-            <w:proofErr w:type="spellStart"/>
-            <w:r>
-              <w:rPr>
-                <w:rFonts w:ascii="Courier New" w:eastAsia="Courier New" w:hAnsi="Courier New" w:cs="Courier New"/>
-                <w:color w:val="1A1A2E"/>
-                <w:sz w:val="18"/>
-                <w:szCs w:val="18"/>
-              </w:rPr>
-              <w:t>total_points</w:t>
-            </w:r>
-            <w:proofErr w:type="spellEnd"/>
-            <w:r>
-              <w:rPr>
-                <w:rFonts w:ascii="Courier New" w:eastAsia="Courier New" w:hAnsi="Courier New" w:cs="Courier New"/>
-                <w:color w:val="1A1A2E"/>
-                <w:sz w:val="18"/>
-                <w:szCs w:val="18"/>
-              </w:rPr>
-              <w:t xml:space="preserve">     </w:t>
+              <w:t xml:space="preserve">    total_points     </w:t>
             </w:r>
             <w:r>
               <w:rPr>
@@ -23729,27 +21902,7 @@
                 <w:sz w:val="18"/>
                 <w:szCs w:val="18"/>
               </w:rPr>
-              <w:t xml:space="preserve">    </w:t>
-            </w:r>
-            <w:proofErr w:type="spellStart"/>
-            <w:r>
-              <w:rPr>
-                <w:rFonts w:ascii="Courier New" w:eastAsia="Courier New" w:hAnsi="Courier New" w:cs="Courier New"/>
-                <w:color w:val="1A1A2E"/>
-                <w:sz w:val="18"/>
-                <w:szCs w:val="18"/>
-              </w:rPr>
-              <w:t>current_streak</w:t>
-            </w:r>
-            <w:proofErr w:type="spellEnd"/>
-            <w:r>
-              <w:rPr>
-                <w:rFonts w:ascii="Courier New" w:eastAsia="Courier New" w:hAnsi="Courier New" w:cs="Courier New"/>
-                <w:color w:val="1A1A2E"/>
-                <w:sz w:val="18"/>
-                <w:szCs w:val="18"/>
-              </w:rPr>
-              <w:t xml:space="preserve">   </w:t>
+              <w:t xml:space="preserve">    current_streak   </w:t>
             </w:r>
             <w:r>
               <w:rPr>
@@ -23843,27 +21996,7 @@
                 <w:sz w:val="18"/>
                 <w:szCs w:val="18"/>
               </w:rPr>
-              <w:t xml:space="preserve">    </w:t>
-            </w:r>
-            <w:proofErr w:type="spellStart"/>
-            <w:r>
-              <w:rPr>
-                <w:rFonts w:ascii="Courier New" w:eastAsia="Courier New" w:hAnsi="Courier New" w:cs="Courier New"/>
-                <w:color w:val="1A1A2E"/>
-                <w:sz w:val="18"/>
-                <w:szCs w:val="18"/>
-              </w:rPr>
-              <w:t>longest_streak</w:t>
-            </w:r>
-            <w:proofErr w:type="spellEnd"/>
-            <w:r>
-              <w:rPr>
-                <w:rFonts w:ascii="Courier New" w:eastAsia="Courier New" w:hAnsi="Courier New" w:cs="Courier New"/>
-                <w:color w:val="1A1A2E"/>
-                <w:sz w:val="18"/>
-                <w:szCs w:val="18"/>
-              </w:rPr>
-              <w:t xml:space="preserve">   </w:t>
+              <w:t xml:space="preserve">    longest_streak   </w:t>
             </w:r>
             <w:r>
               <w:rPr>
@@ -23957,27 +22090,7 @@
                 <w:sz w:val="18"/>
                 <w:szCs w:val="18"/>
               </w:rPr>
-              <w:t xml:space="preserve">    </w:t>
-            </w:r>
-            <w:proofErr w:type="spellStart"/>
-            <w:r>
-              <w:rPr>
-                <w:rFonts w:ascii="Courier New" w:eastAsia="Courier New" w:hAnsi="Courier New" w:cs="Courier New"/>
-                <w:color w:val="1A1A2E"/>
-                <w:sz w:val="18"/>
-                <w:szCs w:val="18"/>
-              </w:rPr>
-              <w:t>last_solved_date</w:t>
-            </w:r>
-            <w:proofErr w:type="spellEnd"/>
-            <w:r>
-              <w:rPr>
-                <w:rFonts w:ascii="Courier New" w:eastAsia="Courier New" w:hAnsi="Courier New" w:cs="Courier New"/>
-                <w:color w:val="1A1A2E"/>
-                <w:sz w:val="18"/>
-                <w:szCs w:val="18"/>
-              </w:rPr>
-              <w:t xml:space="preserve"> </w:t>
+              <w:t xml:space="preserve">    last_solved_date </w:t>
             </w:r>
             <w:r>
               <w:rPr>
@@ -24123,27 +22236,7 @@
                 <w:sz w:val="18"/>
                 <w:szCs w:val="18"/>
               </w:rPr>
-              <w:t xml:space="preserve">    </w:t>
-            </w:r>
-            <w:proofErr w:type="spellStart"/>
-            <w:r>
-              <w:rPr>
-                <w:rFonts w:ascii="Courier New" w:eastAsia="Courier New" w:hAnsi="Courier New" w:cs="Courier New"/>
-                <w:color w:val="1A1A2E"/>
-                <w:sz w:val="18"/>
-                <w:szCs w:val="18"/>
-              </w:rPr>
-              <w:t>problem_id</w:t>
-            </w:r>
-            <w:proofErr w:type="spellEnd"/>
-            <w:r>
-              <w:rPr>
-                <w:rFonts w:ascii="Courier New" w:eastAsia="Courier New" w:hAnsi="Courier New" w:cs="Courier New"/>
-                <w:color w:val="1A1A2E"/>
-                <w:sz w:val="18"/>
-                <w:szCs w:val="18"/>
-              </w:rPr>
-              <w:t xml:space="preserve">          </w:t>
+              <w:t xml:space="preserve">    problem_id          </w:t>
             </w:r>
             <w:r>
               <w:rPr>
@@ -24217,27 +22310,7 @@
                 <w:sz w:val="18"/>
                 <w:szCs w:val="18"/>
               </w:rPr>
-              <w:t xml:space="preserve">    </w:t>
-            </w:r>
-            <w:proofErr w:type="spellStart"/>
-            <w:r>
-              <w:rPr>
-                <w:rFonts w:ascii="Courier New" w:eastAsia="Courier New" w:hAnsi="Courier New" w:cs="Courier New"/>
-                <w:color w:val="1A1A2E"/>
-                <w:sz w:val="18"/>
-                <w:szCs w:val="18"/>
-              </w:rPr>
-              <w:t>user_id</w:t>
-            </w:r>
-            <w:proofErr w:type="spellEnd"/>
-            <w:r>
-              <w:rPr>
-                <w:rFonts w:ascii="Courier New" w:eastAsia="Courier New" w:hAnsi="Courier New" w:cs="Courier New"/>
-                <w:color w:val="1A1A2E"/>
-                <w:sz w:val="18"/>
-                <w:szCs w:val="18"/>
-              </w:rPr>
-              <w:t xml:space="preserve">             </w:t>
+              <w:t xml:space="preserve">    user_id             </w:t>
             </w:r>
             <w:r>
               <w:rPr>
@@ -24277,27 +22350,7 @@
                 <w:sz w:val="18"/>
                 <w:szCs w:val="18"/>
               </w:rPr>
-              <w:t xml:space="preserve"> users(</w:t>
-            </w:r>
-            <w:proofErr w:type="spellStart"/>
-            <w:r>
-              <w:rPr>
-                <w:rFonts w:ascii="Courier New" w:eastAsia="Courier New" w:hAnsi="Courier New" w:cs="Courier New"/>
-                <w:color w:val="1A1A2E"/>
-                <w:sz w:val="18"/>
-                <w:szCs w:val="18"/>
-              </w:rPr>
-              <w:t>user_id</w:t>
-            </w:r>
-            <w:proofErr w:type="spellEnd"/>
-            <w:r>
-              <w:rPr>
-                <w:rFonts w:ascii="Courier New" w:eastAsia="Courier New" w:hAnsi="Courier New" w:cs="Courier New"/>
-                <w:color w:val="1A1A2E"/>
-                <w:sz w:val="18"/>
-                <w:szCs w:val="18"/>
-              </w:rPr>
-              <w:t>),</w:t>
+              <w:t xml:space="preserve"> users(user_id),</w:t>
             </w:r>
           </w:p>
           <w:p>
@@ -24311,27 +22364,7 @@
                 <w:sz w:val="18"/>
                 <w:szCs w:val="18"/>
               </w:rPr>
-              <w:t xml:space="preserve">    </w:t>
-            </w:r>
-            <w:proofErr w:type="spellStart"/>
-            <w:r>
-              <w:rPr>
-                <w:rFonts w:ascii="Courier New" w:eastAsia="Courier New" w:hAnsi="Courier New" w:cs="Courier New"/>
-                <w:color w:val="1A1A2E"/>
-                <w:sz w:val="18"/>
-                <w:szCs w:val="18"/>
-              </w:rPr>
-              <w:t>problem_title</w:t>
-            </w:r>
-            <w:proofErr w:type="spellEnd"/>
-            <w:r>
-              <w:rPr>
-                <w:rFonts w:ascii="Courier New" w:eastAsia="Courier New" w:hAnsi="Courier New" w:cs="Courier New"/>
-                <w:color w:val="1A1A2E"/>
-                <w:sz w:val="18"/>
-                <w:szCs w:val="18"/>
-              </w:rPr>
-              <w:t xml:space="preserve">       </w:t>
+              <w:t xml:space="preserve">    problem_title       </w:t>
             </w:r>
             <w:r>
               <w:rPr>
@@ -24365,27 +22398,7 @@
                 <w:sz w:val="18"/>
                 <w:szCs w:val="18"/>
               </w:rPr>
-              <w:t xml:space="preserve">    </w:t>
-            </w:r>
-            <w:proofErr w:type="spellStart"/>
-            <w:r>
-              <w:rPr>
-                <w:rFonts w:ascii="Courier New" w:eastAsia="Courier New" w:hAnsi="Courier New" w:cs="Courier New"/>
-                <w:color w:val="1A1A2E"/>
-                <w:sz w:val="18"/>
-                <w:szCs w:val="18"/>
-              </w:rPr>
-              <w:t>problem_description</w:t>
-            </w:r>
-            <w:proofErr w:type="spellEnd"/>
-            <w:r>
-              <w:rPr>
-                <w:rFonts w:ascii="Courier New" w:eastAsia="Courier New" w:hAnsi="Courier New" w:cs="Courier New"/>
-                <w:color w:val="1A1A2E"/>
-                <w:sz w:val="18"/>
-                <w:szCs w:val="18"/>
-              </w:rPr>
-              <w:t xml:space="preserve"> </w:t>
+              <w:t xml:space="preserve">    problem_description </w:t>
             </w:r>
             <w:r>
               <w:rPr>
@@ -24513,27 +22526,7 @@
                 <w:sz w:val="18"/>
                 <w:szCs w:val="18"/>
               </w:rPr>
-              <w:t xml:space="preserve">    </w:t>
-            </w:r>
-            <w:proofErr w:type="spellStart"/>
-            <w:r>
-              <w:rPr>
-                <w:rFonts w:ascii="Courier New" w:eastAsia="Courier New" w:hAnsi="Courier New" w:cs="Courier New"/>
-                <w:color w:val="1A1A2E"/>
-                <w:sz w:val="18"/>
-                <w:szCs w:val="18"/>
-              </w:rPr>
-              <w:t>placeholder_code</w:t>
-            </w:r>
-            <w:proofErr w:type="spellEnd"/>
-            <w:r>
-              <w:rPr>
-                <w:rFonts w:ascii="Courier New" w:eastAsia="Courier New" w:hAnsi="Courier New" w:cs="Courier New"/>
-                <w:color w:val="1A1A2E"/>
-                <w:sz w:val="18"/>
-                <w:szCs w:val="18"/>
-              </w:rPr>
-              <w:t xml:space="preserve">    </w:t>
+              <w:t xml:space="preserve">    placeholder_code    </w:t>
             </w:r>
             <w:r>
               <w:rPr>
@@ -24699,7 +22692,6 @@
       <w:pPr>
         <w:spacing w:before="320" w:after="100"/>
       </w:pPr>
-      <w:proofErr w:type="spellStart"/>
       <w:r>
         <w:rPr>
           <w:rFonts w:ascii="Arial" w:eastAsia="Arial" w:hAnsi="Arial" w:cs="Arial"/>
@@ -24712,7 +22704,6 @@
         <w:lastRenderedPageBreak/>
         <w:t>test_case</w:t>
       </w:r>
-      <w:proofErr w:type="spellEnd"/>
     </w:p>
     <w:tbl>
       <w:tblPr>
@@ -24794,27 +22785,7 @@
                 <w:sz w:val="18"/>
                 <w:szCs w:val="18"/>
               </w:rPr>
-              <w:t xml:space="preserve"> </w:t>
-            </w:r>
-            <w:proofErr w:type="spellStart"/>
-            <w:r>
-              <w:rPr>
-                <w:rFonts w:ascii="Courier New" w:eastAsia="Courier New" w:hAnsi="Courier New" w:cs="Courier New"/>
-                <w:color w:val="1A1A2E"/>
-                <w:sz w:val="18"/>
-                <w:szCs w:val="18"/>
-              </w:rPr>
-              <w:t>test_case</w:t>
-            </w:r>
-            <w:proofErr w:type="spellEnd"/>
-            <w:r>
-              <w:rPr>
-                <w:rFonts w:ascii="Courier New" w:eastAsia="Courier New" w:hAnsi="Courier New" w:cs="Courier New"/>
-                <w:color w:val="1A1A2E"/>
-                <w:sz w:val="18"/>
-                <w:szCs w:val="18"/>
-              </w:rPr>
-              <w:t xml:space="preserve"> (</w:t>
+              <w:t xml:space="preserve"> test_case (</w:t>
             </w:r>
           </w:p>
           <w:p>
@@ -24828,27 +22799,7 @@
                 <w:sz w:val="18"/>
                 <w:szCs w:val="18"/>
               </w:rPr>
-              <w:t xml:space="preserve">    </w:t>
-            </w:r>
-            <w:proofErr w:type="spellStart"/>
-            <w:r>
-              <w:rPr>
-                <w:rFonts w:ascii="Courier New" w:eastAsia="Courier New" w:hAnsi="Courier New" w:cs="Courier New"/>
-                <w:color w:val="1A1A2E"/>
-                <w:sz w:val="18"/>
-                <w:szCs w:val="18"/>
-              </w:rPr>
-              <w:t>test_case_id</w:t>
-            </w:r>
-            <w:proofErr w:type="spellEnd"/>
-            <w:r>
-              <w:rPr>
-                <w:rFonts w:ascii="Courier New" w:eastAsia="Courier New" w:hAnsi="Courier New" w:cs="Courier New"/>
-                <w:color w:val="1A1A2E"/>
-                <w:sz w:val="18"/>
-                <w:szCs w:val="18"/>
-              </w:rPr>
-              <w:t xml:space="preserve">   </w:t>
+              <w:t xml:space="preserve">    test_case_id   </w:t>
             </w:r>
             <w:r>
               <w:rPr>
@@ -24922,27 +22873,7 @@
                 <w:sz w:val="18"/>
                 <w:szCs w:val="18"/>
               </w:rPr>
-              <w:t xml:space="preserve">    </w:t>
-            </w:r>
-            <w:proofErr w:type="spellStart"/>
-            <w:r>
-              <w:rPr>
-                <w:rFonts w:ascii="Courier New" w:eastAsia="Courier New" w:hAnsi="Courier New" w:cs="Courier New"/>
-                <w:color w:val="1A1A2E"/>
-                <w:sz w:val="18"/>
-                <w:szCs w:val="18"/>
-              </w:rPr>
-              <w:t>problem_id</w:t>
-            </w:r>
-            <w:proofErr w:type="spellEnd"/>
-            <w:r>
-              <w:rPr>
-                <w:rFonts w:ascii="Courier New" w:eastAsia="Courier New" w:hAnsi="Courier New" w:cs="Courier New"/>
-                <w:color w:val="1A1A2E"/>
-                <w:sz w:val="18"/>
-                <w:szCs w:val="18"/>
-              </w:rPr>
-              <w:t xml:space="preserve">     </w:t>
+              <w:t xml:space="preserve">    problem_id     </w:t>
             </w:r>
             <w:r>
               <w:rPr>
@@ -24982,27 +22913,7 @@
                 <w:sz w:val="18"/>
                 <w:szCs w:val="18"/>
               </w:rPr>
-              <w:t xml:space="preserve"> problem(</w:t>
-            </w:r>
-            <w:proofErr w:type="spellStart"/>
-            <w:r>
-              <w:rPr>
-                <w:rFonts w:ascii="Courier New" w:eastAsia="Courier New" w:hAnsi="Courier New" w:cs="Courier New"/>
-                <w:color w:val="1A1A2E"/>
-                <w:sz w:val="18"/>
-                <w:szCs w:val="18"/>
-              </w:rPr>
-              <w:t>problem_id</w:t>
-            </w:r>
-            <w:proofErr w:type="spellEnd"/>
-            <w:r>
-              <w:rPr>
-                <w:rFonts w:ascii="Courier New" w:eastAsia="Courier New" w:hAnsi="Courier New" w:cs="Courier New"/>
-                <w:color w:val="1A1A2E"/>
-                <w:sz w:val="18"/>
-                <w:szCs w:val="18"/>
-              </w:rPr>
-              <w:t xml:space="preserve">) </w:t>
+              <w:t xml:space="preserve"> problem(problem_id) </w:t>
             </w:r>
             <w:r>
               <w:rPr>
@@ -25076,27 +22987,7 @@
                 <w:sz w:val="18"/>
                 <w:szCs w:val="18"/>
               </w:rPr>
-              <w:t xml:space="preserve">    </w:t>
-            </w:r>
-            <w:proofErr w:type="spellStart"/>
-            <w:r>
-              <w:rPr>
-                <w:rFonts w:ascii="Courier New" w:eastAsia="Courier New" w:hAnsi="Courier New" w:cs="Courier New"/>
-                <w:color w:val="1A1A2E"/>
-                <w:sz w:val="18"/>
-                <w:szCs w:val="18"/>
-              </w:rPr>
-              <w:t>input_value</w:t>
-            </w:r>
-            <w:proofErr w:type="spellEnd"/>
-            <w:r>
-              <w:rPr>
-                <w:rFonts w:ascii="Courier New" w:eastAsia="Courier New" w:hAnsi="Courier New" w:cs="Courier New"/>
-                <w:color w:val="1A1A2E"/>
-                <w:sz w:val="18"/>
-                <w:szCs w:val="18"/>
-              </w:rPr>
-              <w:t xml:space="preserve">    </w:t>
+              <w:t xml:space="preserve">    input_value    </w:t>
             </w:r>
             <w:r>
               <w:rPr>
@@ -25170,27 +23061,7 @@
                 <w:sz w:val="18"/>
                 <w:szCs w:val="18"/>
               </w:rPr>
-              <w:t xml:space="preserve">    </w:t>
-            </w:r>
-            <w:proofErr w:type="spellStart"/>
-            <w:r>
-              <w:rPr>
-                <w:rFonts w:ascii="Courier New" w:eastAsia="Courier New" w:hAnsi="Courier New" w:cs="Courier New"/>
-                <w:color w:val="1A1A2E"/>
-                <w:sz w:val="18"/>
-                <w:szCs w:val="18"/>
-              </w:rPr>
-              <w:t>expected_value</w:t>
-            </w:r>
-            <w:proofErr w:type="spellEnd"/>
-            <w:r>
-              <w:rPr>
-                <w:rFonts w:ascii="Courier New" w:eastAsia="Courier New" w:hAnsi="Courier New" w:cs="Courier New"/>
-                <w:color w:val="1A1A2E"/>
-                <w:sz w:val="18"/>
-                <w:szCs w:val="18"/>
-              </w:rPr>
-              <w:t xml:space="preserve"> </w:t>
+              <w:t xml:space="preserve">    expected_value </w:t>
             </w:r>
             <w:r>
               <w:rPr>
@@ -25376,27 +23247,7 @@
                 <w:sz w:val="18"/>
                 <w:szCs w:val="18"/>
               </w:rPr>
-              <w:t xml:space="preserve">    </w:t>
-            </w:r>
-            <w:proofErr w:type="spellStart"/>
-            <w:r>
-              <w:rPr>
-                <w:rFonts w:ascii="Courier New" w:eastAsia="Courier New" w:hAnsi="Courier New" w:cs="Courier New"/>
-                <w:color w:val="1A1A2E"/>
-                <w:sz w:val="18"/>
-                <w:szCs w:val="18"/>
-              </w:rPr>
-              <w:t>submission_id</w:t>
-            </w:r>
-            <w:proofErr w:type="spellEnd"/>
-            <w:r>
-              <w:rPr>
-                <w:rFonts w:ascii="Courier New" w:eastAsia="Courier New" w:hAnsi="Courier New" w:cs="Courier New"/>
-                <w:color w:val="1A1A2E"/>
-                <w:sz w:val="18"/>
-                <w:szCs w:val="18"/>
-              </w:rPr>
-              <w:t xml:space="preserve">  </w:t>
+              <w:t xml:space="preserve">    submission_id  </w:t>
             </w:r>
             <w:r>
               <w:rPr>
@@ -25470,27 +23321,7 @@
                 <w:sz w:val="18"/>
                 <w:szCs w:val="18"/>
               </w:rPr>
-              <w:t xml:space="preserve">    </w:t>
-            </w:r>
-            <w:proofErr w:type="spellStart"/>
-            <w:r>
-              <w:rPr>
-                <w:rFonts w:ascii="Courier New" w:eastAsia="Courier New" w:hAnsi="Courier New" w:cs="Courier New"/>
-                <w:color w:val="1A1A2E"/>
-                <w:sz w:val="18"/>
-                <w:szCs w:val="18"/>
-              </w:rPr>
-              <w:t>user_id</w:t>
-            </w:r>
-            <w:proofErr w:type="spellEnd"/>
-            <w:r>
-              <w:rPr>
-                <w:rFonts w:ascii="Courier New" w:eastAsia="Courier New" w:hAnsi="Courier New" w:cs="Courier New"/>
-                <w:color w:val="1A1A2E"/>
-                <w:sz w:val="18"/>
-                <w:szCs w:val="18"/>
-              </w:rPr>
-              <w:t xml:space="preserve">        </w:t>
+              <w:t xml:space="preserve">    user_id        </w:t>
             </w:r>
             <w:r>
               <w:rPr>
@@ -25530,27 +23361,7 @@
                 <w:sz w:val="18"/>
                 <w:szCs w:val="18"/>
               </w:rPr>
-              <w:t xml:space="preserve"> users(</w:t>
-            </w:r>
-            <w:proofErr w:type="spellStart"/>
-            <w:r>
-              <w:rPr>
-                <w:rFonts w:ascii="Courier New" w:eastAsia="Courier New" w:hAnsi="Courier New" w:cs="Courier New"/>
-                <w:color w:val="1A1A2E"/>
-                <w:sz w:val="18"/>
-                <w:szCs w:val="18"/>
-              </w:rPr>
-              <w:t>user_id</w:t>
-            </w:r>
-            <w:proofErr w:type="spellEnd"/>
-            <w:r>
-              <w:rPr>
-                <w:rFonts w:ascii="Courier New" w:eastAsia="Courier New" w:hAnsi="Courier New" w:cs="Courier New"/>
-                <w:color w:val="1A1A2E"/>
-                <w:sz w:val="18"/>
-                <w:szCs w:val="18"/>
-              </w:rPr>
-              <w:t>),</w:t>
+              <w:t xml:space="preserve"> users(user_id),</w:t>
             </w:r>
           </w:p>
           <w:p>
@@ -25564,27 +23375,7 @@
                 <w:sz w:val="18"/>
                 <w:szCs w:val="18"/>
               </w:rPr>
-              <w:t xml:space="preserve">    </w:t>
-            </w:r>
-            <w:proofErr w:type="spellStart"/>
-            <w:r>
-              <w:rPr>
-                <w:rFonts w:ascii="Courier New" w:eastAsia="Courier New" w:hAnsi="Courier New" w:cs="Courier New"/>
-                <w:color w:val="1A1A2E"/>
-                <w:sz w:val="18"/>
-                <w:szCs w:val="18"/>
-              </w:rPr>
-              <w:t>problem_id</w:t>
-            </w:r>
-            <w:proofErr w:type="spellEnd"/>
-            <w:r>
-              <w:rPr>
-                <w:rFonts w:ascii="Courier New" w:eastAsia="Courier New" w:hAnsi="Courier New" w:cs="Courier New"/>
-                <w:color w:val="1A1A2E"/>
-                <w:sz w:val="18"/>
-                <w:szCs w:val="18"/>
-              </w:rPr>
-              <w:t xml:space="preserve">     </w:t>
+              <w:t xml:space="preserve">    problem_id     </w:t>
             </w:r>
             <w:r>
               <w:rPr>
@@ -25624,27 +23415,7 @@
                 <w:sz w:val="18"/>
                 <w:szCs w:val="18"/>
               </w:rPr>
-              <w:t xml:space="preserve"> problem(</w:t>
-            </w:r>
-            <w:proofErr w:type="spellStart"/>
-            <w:r>
-              <w:rPr>
-                <w:rFonts w:ascii="Courier New" w:eastAsia="Courier New" w:hAnsi="Courier New" w:cs="Courier New"/>
-                <w:color w:val="1A1A2E"/>
-                <w:sz w:val="18"/>
-                <w:szCs w:val="18"/>
-              </w:rPr>
-              <w:t>problem_id</w:t>
-            </w:r>
-            <w:proofErr w:type="spellEnd"/>
-            <w:r>
-              <w:rPr>
-                <w:rFonts w:ascii="Courier New" w:eastAsia="Courier New" w:hAnsi="Courier New" w:cs="Courier New"/>
-                <w:color w:val="1A1A2E"/>
-                <w:sz w:val="18"/>
-                <w:szCs w:val="18"/>
-              </w:rPr>
-              <w:t xml:space="preserve">) </w:t>
+              <w:t xml:space="preserve"> problem(problem_id) </w:t>
             </w:r>
             <w:r>
               <w:rPr>
@@ -25718,27 +23489,7 @@
                 <w:sz w:val="18"/>
                 <w:szCs w:val="18"/>
               </w:rPr>
-              <w:t xml:space="preserve">    </w:t>
-            </w:r>
-            <w:proofErr w:type="spellStart"/>
-            <w:r>
-              <w:rPr>
-                <w:rFonts w:ascii="Courier New" w:eastAsia="Courier New" w:hAnsi="Courier New" w:cs="Courier New"/>
-                <w:color w:val="1A1A2E"/>
-                <w:sz w:val="18"/>
-                <w:szCs w:val="18"/>
-              </w:rPr>
-              <w:t>submitted_code</w:t>
-            </w:r>
-            <w:proofErr w:type="spellEnd"/>
-            <w:r>
-              <w:rPr>
-                <w:rFonts w:ascii="Courier New" w:eastAsia="Courier New" w:hAnsi="Courier New" w:cs="Courier New"/>
-                <w:color w:val="1A1A2E"/>
-                <w:sz w:val="18"/>
-                <w:szCs w:val="18"/>
-              </w:rPr>
-              <w:t xml:space="preserve"> </w:t>
+              <w:t xml:space="preserve">    submitted_code </w:t>
             </w:r>
             <w:r>
               <w:rPr>
@@ -25772,27 +23523,7 @@
                 <w:sz w:val="18"/>
                 <w:szCs w:val="18"/>
               </w:rPr>
-              <w:t xml:space="preserve">    </w:t>
-            </w:r>
-            <w:proofErr w:type="spellStart"/>
-            <w:r>
-              <w:rPr>
-                <w:rFonts w:ascii="Courier New" w:eastAsia="Courier New" w:hAnsi="Courier New" w:cs="Courier New"/>
-                <w:color w:val="1A1A2E"/>
-                <w:sz w:val="18"/>
-                <w:szCs w:val="18"/>
-              </w:rPr>
-              <w:t>submitted_at</w:t>
-            </w:r>
-            <w:proofErr w:type="spellEnd"/>
-            <w:r>
-              <w:rPr>
-                <w:rFonts w:ascii="Courier New" w:eastAsia="Courier New" w:hAnsi="Courier New" w:cs="Courier New"/>
-                <w:color w:val="1A1A2E"/>
-                <w:sz w:val="18"/>
-                <w:szCs w:val="18"/>
-              </w:rPr>
-              <w:t xml:space="preserve">   </w:t>
+              <w:t xml:space="preserve">    submitted_at   </w:t>
             </w:r>
             <w:r>
               <w:rPr>
@@ -25846,27 +23577,7 @@
                 <w:sz w:val="18"/>
                 <w:szCs w:val="18"/>
               </w:rPr>
-              <w:t xml:space="preserve">    </w:t>
-            </w:r>
-            <w:proofErr w:type="spellStart"/>
-            <w:r>
-              <w:rPr>
-                <w:rFonts w:ascii="Courier New" w:eastAsia="Courier New" w:hAnsi="Courier New" w:cs="Courier New"/>
-                <w:color w:val="1A1A2E"/>
-                <w:sz w:val="18"/>
-                <w:szCs w:val="18"/>
-              </w:rPr>
-              <w:t>overall_status</w:t>
-            </w:r>
-            <w:proofErr w:type="spellEnd"/>
-            <w:r>
-              <w:rPr>
-                <w:rFonts w:ascii="Courier New" w:eastAsia="Courier New" w:hAnsi="Courier New" w:cs="Courier New"/>
-                <w:color w:val="1A1A2E"/>
-                <w:sz w:val="18"/>
-                <w:szCs w:val="18"/>
-              </w:rPr>
-              <w:t xml:space="preserve"> </w:t>
+              <w:t xml:space="preserve">    overall_status </w:t>
             </w:r>
             <w:r>
               <w:rPr>
@@ -25900,27 +23611,7 @@
                 <w:sz w:val="18"/>
                 <w:szCs w:val="18"/>
               </w:rPr>
-              <w:t xml:space="preserve">    </w:t>
-            </w:r>
-            <w:proofErr w:type="spellStart"/>
-            <w:r>
-              <w:rPr>
-                <w:rFonts w:ascii="Courier New" w:eastAsia="Courier New" w:hAnsi="Courier New" w:cs="Courier New"/>
-                <w:color w:val="1A1A2E"/>
-                <w:sz w:val="18"/>
-                <w:szCs w:val="18"/>
-              </w:rPr>
-              <w:t>time_taken</w:t>
-            </w:r>
-            <w:proofErr w:type="spellEnd"/>
-            <w:r>
-              <w:rPr>
-                <w:rFonts w:ascii="Courier New" w:eastAsia="Courier New" w:hAnsi="Courier New" w:cs="Courier New"/>
-                <w:color w:val="1A1A2E"/>
-                <w:sz w:val="18"/>
-                <w:szCs w:val="18"/>
-              </w:rPr>
-              <w:t xml:space="preserve">     </w:t>
+              <w:t xml:space="preserve">    time_taken     </w:t>
             </w:r>
             <w:r>
               <w:rPr>
@@ -25988,27 +23679,7 @@
                 <w:sz w:val="18"/>
                 <w:szCs w:val="18"/>
               </w:rPr>
-              <w:t xml:space="preserve">    </w:t>
-            </w:r>
-            <w:proofErr w:type="spellStart"/>
-            <w:r>
-              <w:rPr>
-                <w:rFonts w:ascii="Courier New" w:eastAsia="Courier New" w:hAnsi="Courier New" w:cs="Courier New"/>
-                <w:color w:val="1A1A2E"/>
-                <w:sz w:val="18"/>
-                <w:szCs w:val="18"/>
-              </w:rPr>
-              <w:t>points_awarded</w:t>
-            </w:r>
-            <w:proofErr w:type="spellEnd"/>
-            <w:r>
-              <w:rPr>
-                <w:rFonts w:ascii="Courier New" w:eastAsia="Courier New" w:hAnsi="Courier New" w:cs="Courier New"/>
-                <w:color w:val="1A1A2E"/>
-                <w:sz w:val="18"/>
-                <w:szCs w:val="18"/>
-              </w:rPr>
-              <w:t xml:space="preserve"> </w:t>
+              <w:t xml:space="preserve">    points_awarded </w:t>
             </w:r>
             <w:r>
               <w:rPr>
@@ -26117,7 +23788,6 @@
       <w:pPr>
         <w:spacing w:before="320" w:after="100"/>
       </w:pPr>
-      <w:proofErr w:type="spellStart"/>
       <w:r>
         <w:rPr>
           <w:rFonts w:ascii="Arial" w:eastAsia="Arial" w:hAnsi="Arial" w:cs="Arial"/>
@@ -26129,7 +23799,6 @@
         </w:rPr>
         <w:t>test_case_result</w:t>
       </w:r>
-      <w:proofErr w:type="spellEnd"/>
     </w:p>
     <w:tbl>
       <w:tblPr>
@@ -26211,27 +23880,7 @@
                 <w:sz w:val="18"/>
                 <w:szCs w:val="18"/>
               </w:rPr>
-              <w:t xml:space="preserve"> </w:t>
-            </w:r>
-            <w:proofErr w:type="spellStart"/>
-            <w:r>
-              <w:rPr>
-                <w:rFonts w:ascii="Courier New" w:eastAsia="Courier New" w:hAnsi="Courier New" w:cs="Courier New"/>
-                <w:color w:val="1A1A2E"/>
-                <w:sz w:val="18"/>
-                <w:szCs w:val="18"/>
-              </w:rPr>
-              <w:t>test_case_result</w:t>
-            </w:r>
-            <w:proofErr w:type="spellEnd"/>
-            <w:r>
-              <w:rPr>
-                <w:rFonts w:ascii="Courier New" w:eastAsia="Courier New" w:hAnsi="Courier New" w:cs="Courier New"/>
-                <w:color w:val="1A1A2E"/>
-                <w:sz w:val="18"/>
-                <w:szCs w:val="18"/>
-              </w:rPr>
-              <w:t xml:space="preserve"> (</w:t>
+              <w:t xml:space="preserve"> test_case_result (</w:t>
             </w:r>
           </w:p>
           <w:p>
@@ -26245,27 +23894,7 @@
                 <w:sz w:val="18"/>
                 <w:szCs w:val="18"/>
               </w:rPr>
-              <w:t xml:space="preserve">    </w:t>
-            </w:r>
-            <w:proofErr w:type="spellStart"/>
-            <w:r>
-              <w:rPr>
-                <w:rFonts w:ascii="Courier New" w:eastAsia="Courier New" w:hAnsi="Courier New" w:cs="Courier New"/>
-                <w:color w:val="1A1A2E"/>
-                <w:sz w:val="18"/>
-                <w:szCs w:val="18"/>
-              </w:rPr>
-              <w:t>test_case_result_id</w:t>
-            </w:r>
-            <w:proofErr w:type="spellEnd"/>
-            <w:r>
-              <w:rPr>
-                <w:rFonts w:ascii="Courier New" w:eastAsia="Courier New" w:hAnsi="Courier New" w:cs="Courier New"/>
-                <w:color w:val="1A1A2E"/>
-                <w:sz w:val="18"/>
-                <w:szCs w:val="18"/>
-              </w:rPr>
-              <w:t xml:space="preserve"> </w:t>
+              <w:t xml:space="preserve">    test_case_result_id </w:t>
             </w:r>
             <w:r>
               <w:rPr>
@@ -26339,27 +23968,7 @@
                 <w:sz w:val="18"/>
                 <w:szCs w:val="18"/>
               </w:rPr>
-              <w:t xml:space="preserve">    </w:t>
-            </w:r>
-            <w:proofErr w:type="spellStart"/>
-            <w:r>
-              <w:rPr>
-                <w:rFonts w:ascii="Courier New" w:eastAsia="Courier New" w:hAnsi="Courier New" w:cs="Courier New"/>
-                <w:color w:val="1A1A2E"/>
-                <w:sz w:val="18"/>
-                <w:szCs w:val="18"/>
-              </w:rPr>
-              <w:t>submission_id</w:t>
-            </w:r>
-            <w:proofErr w:type="spellEnd"/>
-            <w:r>
-              <w:rPr>
-                <w:rFonts w:ascii="Courier New" w:eastAsia="Courier New" w:hAnsi="Courier New" w:cs="Courier New"/>
-                <w:color w:val="1A1A2E"/>
-                <w:sz w:val="18"/>
-                <w:szCs w:val="18"/>
-              </w:rPr>
-              <w:t xml:space="preserve">       </w:t>
+              <w:t xml:space="preserve">    submission_id       </w:t>
             </w:r>
             <w:r>
               <w:rPr>
@@ -26399,27 +24008,7 @@
                 <w:sz w:val="18"/>
                 <w:szCs w:val="18"/>
               </w:rPr>
-              <w:t xml:space="preserve"> submission(</w:t>
-            </w:r>
-            <w:proofErr w:type="spellStart"/>
-            <w:r>
-              <w:rPr>
-                <w:rFonts w:ascii="Courier New" w:eastAsia="Courier New" w:hAnsi="Courier New" w:cs="Courier New"/>
-                <w:color w:val="1A1A2E"/>
-                <w:sz w:val="18"/>
-                <w:szCs w:val="18"/>
-              </w:rPr>
-              <w:t>submission_id</w:t>
-            </w:r>
-            <w:proofErr w:type="spellEnd"/>
-            <w:r>
-              <w:rPr>
-                <w:rFonts w:ascii="Courier New" w:eastAsia="Courier New" w:hAnsi="Courier New" w:cs="Courier New"/>
-                <w:color w:val="1A1A2E"/>
-                <w:sz w:val="18"/>
-                <w:szCs w:val="18"/>
-              </w:rPr>
-              <w:t xml:space="preserve">) </w:t>
+              <w:t xml:space="preserve"> submission(submission_id) </w:t>
             </w:r>
             <w:r>
               <w:rPr>
@@ -26493,27 +24082,7 @@
                 <w:sz w:val="18"/>
                 <w:szCs w:val="18"/>
               </w:rPr>
-              <w:t xml:space="preserve">    </w:t>
-            </w:r>
-            <w:proofErr w:type="spellStart"/>
-            <w:r>
-              <w:rPr>
-                <w:rFonts w:ascii="Courier New" w:eastAsia="Courier New" w:hAnsi="Courier New" w:cs="Courier New"/>
-                <w:color w:val="1A1A2E"/>
-                <w:sz w:val="18"/>
-                <w:szCs w:val="18"/>
-              </w:rPr>
-              <w:t>test_case_id</w:t>
-            </w:r>
-            <w:proofErr w:type="spellEnd"/>
-            <w:r>
-              <w:rPr>
-                <w:rFonts w:ascii="Courier New" w:eastAsia="Courier New" w:hAnsi="Courier New" w:cs="Courier New"/>
-                <w:color w:val="1A1A2E"/>
-                <w:sz w:val="18"/>
-                <w:szCs w:val="18"/>
-              </w:rPr>
-              <w:t xml:space="preserve">        </w:t>
+              <w:t xml:space="preserve">    test_case_id        </w:t>
             </w:r>
             <w:r>
               <w:rPr>
@@ -26553,47 +24122,7 @@
                 <w:sz w:val="18"/>
                 <w:szCs w:val="18"/>
               </w:rPr>
-              <w:t xml:space="preserve"> </w:t>
-            </w:r>
-            <w:proofErr w:type="spellStart"/>
-            <w:r>
-              <w:rPr>
-                <w:rFonts w:ascii="Courier New" w:eastAsia="Courier New" w:hAnsi="Courier New" w:cs="Courier New"/>
-                <w:color w:val="1A1A2E"/>
-                <w:sz w:val="18"/>
-                <w:szCs w:val="18"/>
-              </w:rPr>
-              <w:t>test_case</w:t>
-            </w:r>
-            <w:proofErr w:type="spellEnd"/>
-            <w:r>
-              <w:rPr>
-                <w:rFonts w:ascii="Courier New" w:eastAsia="Courier New" w:hAnsi="Courier New" w:cs="Courier New"/>
-                <w:color w:val="1A1A2E"/>
-                <w:sz w:val="18"/>
-                <w:szCs w:val="18"/>
-              </w:rPr>
-              <w:t>(</w:t>
-            </w:r>
-            <w:proofErr w:type="spellStart"/>
-            <w:r>
-              <w:rPr>
-                <w:rFonts w:ascii="Courier New" w:eastAsia="Courier New" w:hAnsi="Courier New" w:cs="Courier New"/>
-                <w:color w:val="1A1A2E"/>
-                <w:sz w:val="18"/>
-                <w:szCs w:val="18"/>
-              </w:rPr>
-              <w:t>test_case_id</w:t>
-            </w:r>
-            <w:proofErr w:type="spellEnd"/>
-            <w:r>
-              <w:rPr>
-                <w:rFonts w:ascii="Courier New" w:eastAsia="Courier New" w:hAnsi="Courier New" w:cs="Courier New"/>
-                <w:color w:val="1A1A2E"/>
-                <w:sz w:val="18"/>
-                <w:szCs w:val="18"/>
-              </w:rPr>
-              <w:t xml:space="preserve">) </w:t>
+              <w:t xml:space="preserve"> test_case(test_case_id) </w:t>
             </w:r>
             <w:r>
               <w:rPr>
@@ -26701,27 +24230,7 @@
                 <w:sz w:val="18"/>
                 <w:szCs w:val="18"/>
               </w:rPr>
-              <w:t xml:space="preserve">    </w:t>
-            </w:r>
-            <w:proofErr w:type="spellStart"/>
-            <w:r>
-              <w:rPr>
-                <w:rFonts w:ascii="Courier New" w:eastAsia="Courier New" w:hAnsi="Courier New" w:cs="Courier New"/>
-                <w:color w:val="1A1A2E"/>
-                <w:sz w:val="18"/>
-                <w:szCs w:val="18"/>
-              </w:rPr>
-              <w:t>actual_output</w:t>
-            </w:r>
-            <w:proofErr w:type="spellEnd"/>
-            <w:r>
-              <w:rPr>
-                <w:rFonts w:ascii="Courier New" w:eastAsia="Courier New" w:hAnsi="Courier New" w:cs="Courier New"/>
-                <w:color w:val="1A1A2E"/>
-                <w:sz w:val="18"/>
-                <w:szCs w:val="18"/>
-              </w:rPr>
-              <w:t xml:space="preserve">       </w:t>
+              <w:t xml:space="preserve">    actual_output       </w:t>
             </w:r>
             <w:r>
               <w:rPr>
@@ -26755,27 +24264,7 @@
                 <w:sz w:val="18"/>
                 <w:szCs w:val="18"/>
               </w:rPr>
-              <w:t xml:space="preserve">    </w:t>
-            </w:r>
-            <w:proofErr w:type="spellStart"/>
-            <w:r>
-              <w:rPr>
-                <w:rFonts w:ascii="Courier New" w:eastAsia="Courier New" w:hAnsi="Courier New" w:cs="Courier New"/>
-                <w:color w:val="1A1A2E"/>
-                <w:sz w:val="18"/>
-                <w:szCs w:val="18"/>
-              </w:rPr>
-              <w:t>runtime_ms</w:t>
-            </w:r>
-            <w:proofErr w:type="spellEnd"/>
-            <w:r>
-              <w:rPr>
-                <w:rFonts w:ascii="Courier New" w:eastAsia="Courier New" w:hAnsi="Courier New" w:cs="Courier New"/>
-                <w:color w:val="1A1A2E"/>
-                <w:sz w:val="18"/>
-                <w:szCs w:val="18"/>
-              </w:rPr>
-              <w:t xml:space="preserve">          </w:t>
+              <w:t xml:space="preserve">    runtime_ms          </w:t>
             </w:r>
             <w:r>
               <w:rPr>
@@ -26922,27 +24411,7 @@
                 <w:sz w:val="18"/>
                 <w:szCs w:val="18"/>
               </w:rPr>
-              <w:t xml:space="preserve">    </w:t>
-            </w:r>
-            <w:proofErr w:type="spellStart"/>
-            <w:r>
-              <w:rPr>
-                <w:rFonts w:ascii="Courier New" w:eastAsia="Courier New" w:hAnsi="Courier New" w:cs="Courier New"/>
-                <w:color w:val="1A1A2E"/>
-                <w:sz w:val="18"/>
-                <w:szCs w:val="18"/>
-              </w:rPr>
-              <w:t>course_id</w:t>
-            </w:r>
-            <w:proofErr w:type="spellEnd"/>
-            <w:r>
-              <w:rPr>
-                <w:rFonts w:ascii="Courier New" w:eastAsia="Courier New" w:hAnsi="Courier New" w:cs="Courier New"/>
-                <w:color w:val="1A1A2E"/>
-                <w:sz w:val="18"/>
-                <w:szCs w:val="18"/>
-              </w:rPr>
-              <w:t xml:space="preserve">          </w:t>
+              <w:t xml:space="preserve">    course_id          </w:t>
             </w:r>
             <w:r>
               <w:rPr>
@@ -27016,27 +24485,7 @@
                 <w:sz w:val="18"/>
                 <w:szCs w:val="18"/>
               </w:rPr>
-              <w:t xml:space="preserve">    </w:t>
-            </w:r>
-            <w:proofErr w:type="spellStart"/>
-            <w:r>
-              <w:rPr>
-                <w:rFonts w:ascii="Courier New" w:eastAsia="Courier New" w:hAnsi="Courier New" w:cs="Courier New"/>
-                <w:color w:val="1A1A2E"/>
-                <w:sz w:val="18"/>
-                <w:szCs w:val="18"/>
-              </w:rPr>
-              <w:t>owner_id</w:t>
-            </w:r>
-            <w:proofErr w:type="spellEnd"/>
-            <w:r>
-              <w:rPr>
-                <w:rFonts w:ascii="Courier New" w:eastAsia="Courier New" w:hAnsi="Courier New" w:cs="Courier New"/>
-                <w:color w:val="1A1A2E"/>
-                <w:sz w:val="18"/>
-                <w:szCs w:val="18"/>
-              </w:rPr>
-              <w:t xml:space="preserve">           </w:t>
+              <w:t xml:space="preserve">    owner_id           </w:t>
             </w:r>
             <w:r>
               <w:rPr>
@@ -27076,27 +24525,7 @@
                 <w:sz w:val="18"/>
                 <w:szCs w:val="18"/>
               </w:rPr>
-              <w:t xml:space="preserve"> users(</w:t>
-            </w:r>
-            <w:proofErr w:type="spellStart"/>
-            <w:r>
-              <w:rPr>
-                <w:rFonts w:ascii="Courier New" w:eastAsia="Courier New" w:hAnsi="Courier New" w:cs="Courier New"/>
-                <w:color w:val="1A1A2E"/>
-                <w:sz w:val="18"/>
-                <w:szCs w:val="18"/>
-              </w:rPr>
-              <w:t>user_id</w:t>
-            </w:r>
-            <w:proofErr w:type="spellEnd"/>
-            <w:r>
-              <w:rPr>
-                <w:rFonts w:ascii="Courier New" w:eastAsia="Courier New" w:hAnsi="Courier New" w:cs="Courier New"/>
-                <w:color w:val="1A1A2E"/>
-                <w:sz w:val="18"/>
-                <w:szCs w:val="18"/>
-              </w:rPr>
-              <w:t xml:space="preserve">) </w:t>
+              <w:t xml:space="preserve"> users(user_id) </w:t>
             </w:r>
             <w:r>
               <w:rPr>
@@ -27170,27 +24599,7 @@
                 <w:sz w:val="18"/>
                 <w:szCs w:val="18"/>
               </w:rPr>
-              <w:t xml:space="preserve">    </w:t>
-            </w:r>
-            <w:proofErr w:type="spellStart"/>
-            <w:r>
-              <w:rPr>
-                <w:rFonts w:ascii="Courier New" w:eastAsia="Courier New" w:hAnsi="Courier New" w:cs="Courier New"/>
-                <w:color w:val="1A1A2E"/>
-                <w:sz w:val="18"/>
-                <w:szCs w:val="18"/>
-              </w:rPr>
-              <w:t>course_title</w:t>
-            </w:r>
-            <w:proofErr w:type="spellEnd"/>
-            <w:r>
-              <w:rPr>
-                <w:rFonts w:ascii="Courier New" w:eastAsia="Courier New" w:hAnsi="Courier New" w:cs="Courier New"/>
-                <w:color w:val="1A1A2E"/>
-                <w:sz w:val="18"/>
-                <w:szCs w:val="18"/>
-              </w:rPr>
-              <w:t xml:space="preserve">       </w:t>
+              <w:t xml:space="preserve">    course_title       </w:t>
             </w:r>
             <w:r>
               <w:rPr>
@@ -27224,27 +24633,7 @@
                 <w:sz w:val="18"/>
                 <w:szCs w:val="18"/>
               </w:rPr>
-              <w:t xml:space="preserve">    </w:t>
-            </w:r>
-            <w:proofErr w:type="spellStart"/>
-            <w:r>
-              <w:rPr>
-                <w:rFonts w:ascii="Courier New" w:eastAsia="Courier New" w:hAnsi="Courier New" w:cs="Courier New"/>
-                <w:color w:val="1A1A2E"/>
-                <w:sz w:val="18"/>
-                <w:szCs w:val="18"/>
-              </w:rPr>
-              <w:t>course_description</w:t>
-            </w:r>
-            <w:proofErr w:type="spellEnd"/>
-            <w:r>
-              <w:rPr>
-                <w:rFonts w:ascii="Courier New" w:eastAsia="Courier New" w:hAnsi="Courier New" w:cs="Courier New"/>
-                <w:color w:val="1A1A2E"/>
-                <w:sz w:val="18"/>
-                <w:szCs w:val="18"/>
-              </w:rPr>
-              <w:t xml:space="preserve"> </w:t>
+              <w:t xml:space="preserve">    course_description </w:t>
             </w:r>
             <w:r>
               <w:rPr>
@@ -27278,27 +24667,7 @@
                 <w:sz w:val="18"/>
                 <w:szCs w:val="18"/>
               </w:rPr>
-              <w:t xml:space="preserve">    </w:t>
-            </w:r>
-            <w:proofErr w:type="spellStart"/>
-            <w:r>
-              <w:rPr>
-                <w:rFonts w:ascii="Courier New" w:eastAsia="Courier New" w:hAnsi="Courier New" w:cs="Courier New"/>
-                <w:color w:val="1A1A2E"/>
-                <w:sz w:val="18"/>
-                <w:szCs w:val="18"/>
-              </w:rPr>
-              <w:t>created_at</w:t>
-            </w:r>
-            <w:proofErr w:type="spellEnd"/>
-            <w:r>
-              <w:rPr>
-                <w:rFonts w:ascii="Courier New" w:eastAsia="Courier New" w:hAnsi="Courier New" w:cs="Courier New"/>
-                <w:color w:val="1A1A2E"/>
-                <w:sz w:val="18"/>
-                <w:szCs w:val="18"/>
-              </w:rPr>
-              <w:t xml:space="preserve">         </w:t>
+              <w:t xml:space="preserve">    created_at         </w:t>
             </w:r>
             <w:r>
               <w:rPr>
@@ -27367,7 +24736,6 @@
       <w:pPr>
         <w:spacing w:before="320" w:after="100"/>
       </w:pPr>
-      <w:proofErr w:type="spellStart"/>
       <w:r>
         <w:rPr>
           <w:rFonts w:ascii="Arial" w:eastAsia="Arial" w:hAnsi="Arial" w:cs="Arial"/>
@@ -27379,7 +24747,6 @@
         </w:rPr>
         <w:t>enrollment</w:t>
       </w:r>
-      <w:proofErr w:type="spellEnd"/>
     </w:p>
     <w:tbl>
       <w:tblPr>
@@ -27461,27 +24828,7 @@
                 <w:sz w:val="18"/>
                 <w:szCs w:val="18"/>
               </w:rPr>
-              <w:t xml:space="preserve"> </w:t>
-            </w:r>
-            <w:proofErr w:type="spellStart"/>
-            <w:r>
-              <w:rPr>
-                <w:rFonts w:ascii="Courier New" w:eastAsia="Courier New" w:hAnsi="Courier New" w:cs="Courier New"/>
-                <w:color w:val="1A1A2E"/>
-                <w:sz w:val="18"/>
-                <w:szCs w:val="18"/>
-              </w:rPr>
-              <w:t>enrollment</w:t>
-            </w:r>
-            <w:proofErr w:type="spellEnd"/>
-            <w:r>
-              <w:rPr>
-                <w:rFonts w:ascii="Courier New" w:eastAsia="Courier New" w:hAnsi="Courier New" w:cs="Courier New"/>
-                <w:color w:val="1A1A2E"/>
-                <w:sz w:val="18"/>
-                <w:szCs w:val="18"/>
-              </w:rPr>
-              <w:t xml:space="preserve"> (</w:t>
+              <w:t xml:space="preserve"> enrollment (</w:t>
             </w:r>
           </w:p>
           <w:p>
@@ -27495,19 +24842,19 @@
                 <w:sz w:val="18"/>
                 <w:szCs w:val="18"/>
               </w:rPr>
-              <w:t xml:space="preserve">    </w:t>
-            </w:r>
-            <w:proofErr w:type="spellStart"/>
-            <w:r>
-              <w:rPr>
-                <w:rFonts w:ascii="Courier New" w:eastAsia="Courier New" w:hAnsi="Courier New" w:cs="Courier New"/>
-                <w:color w:val="1A1A2E"/>
-                <w:sz w:val="18"/>
-                <w:szCs w:val="18"/>
-              </w:rPr>
-              <w:t>course_id</w:t>
-            </w:r>
-            <w:proofErr w:type="spellEnd"/>
+              <w:t xml:space="preserve">    course_id </w:t>
+            </w:r>
+            <w:r>
+              <w:rPr>
+                <w:rFonts w:ascii="Courier New" w:eastAsia="Courier New" w:hAnsi="Courier New" w:cs="Courier New"/>
+                <w:b/>
+                <w:bCs/>
+                <w:color w:val="0000CC"/>
+                <w:sz w:val="18"/>
+                <w:szCs w:val="18"/>
+              </w:rPr>
+              <w:t>INT</w:t>
+            </w:r>
             <w:r>
               <w:rPr>
                 <w:rFonts w:ascii="Courier New" w:eastAsia="Courier New" w:hAnsi="Courier New" w:cs="Courier New"/>
@@ -27526,26 +24873,6 @@
                 <w:sz w:val="18"/>
                 <w:szCs w:val="18"/>
               </w:rPr>
-              <w:t>INT</w:t>
-            </w:r>
-            <w:r>
-              <w:rPr>
-                <w:rFonts w:ascii="Courier New" w:eastAsia="Courier New" w:hAnsi="Courier New" w:cs="Courier New"/>
-                <w:color w:val="1A1A2E"/>
-                <w:sz w:val="18"/>
-                <w:szCs w:val="18"/>
-              </w:rPr>
-              <w:t xml:space="preserve"> </w:t>
-            </w:r>
-            <w:r>
-              <w:rPr>
-                <w:rFonts w:ascii="Courier New" w:eastAsia="Courier New" w:hAnsi="Courier New" w:cs="Courier New"/>
-                <w:b/>
-                <w:bCs/>
-                <w:color w:val="0000CC"/>
-                <w:sz w:val="18"/>
-                <w:szCs w:val="18"/>
-              </w:rPr>
               <w:t>REFERENCES</w:t>
             </w:r>
             <w:r>
@@ -27555,27 +24882,7 @@
                 <w:sz w:val="18"/>
                 <w:szCs w:val="18"/>
               </w:rPr>
-              <w:t xml:space="preserve"> course(</w:t>
-            </w:r>
-            <w:proofErr w:type="spellStart"/>
-            <w:r>
-              <w:rPr>
-                <w:rFonts w:ascii="Courier New" w:eastAsia="Courier New" w:hAnsi="Courier New" w:cs="Courier New"/>
-                <w:color w:val="1A1A2E"/>
-                <w:sz w:val="18"/>
-                <w:szCs w:val="18"/>
-              </w:rPr>
-              <w:t>course_id</w:t>
-            </w:r>
-            <w:proofErr w:type="spellEnd"/>
-            <w:r>
-              <w:rPr>
-                <w:rFonts w:ascii="Courier New" w:eastAsia="Courier New" w:hAnsi="Courier New" w:cs="Courier New"/>
-                <w:color w:val="1A1A2E"/>
-                <w:sz w:val="18"/>
-                <w:szCs w:val="18"/>
-              </w:rPr>
-              <w:t xml:space="preserve">) </w:t>
+              <w:t xml:space="preserve"> course(course_id) </w:t>
             </w:r>
             <w:r>
               <w:rPr>
@@ -27649,27 +24956,7 @@
                 <w:sz w:val="18"/>
                 <w:szCs w:val="18"/>
               </w:rPr>
-              <w:t xml:space="preserve">    </w:t>
-            </w:r>
-            <w:proofErr w:type="spellStart"/>
-            <w:r>
-              <w:rPr>
-                <w:rFonts w:ascii="Courier New" w:eastAsia="Courier New" w:hAnsi="Courier New" w:cs="Courier New"/>
-                <w:color w:val="1A1A2E"/>
-                <w:sz w:val="18"/>
-                <w:szCs w:val="18"/>
-              </w:rPr>
-              <w:t>user_id</w:t>
-            </w:r>
-            <w:proofErr w:type="spellEnd"/>
-            <w:r>
-              <w:rPr>
-                <w:rFonts w:ascii="Courier New" w:eastAsia="Courier New" w:hAnsi="Courier New" w:cs="Courier New"/>
-                <w:color w:val="1A1A2E"/>
-                <w:sz w:val="18"/>
-                <w:szCs w:val="18"/>
-              </w:rPr>
-              <w:t xml:space="preserve">   </w:t>
+              <w:t xml:space="preserve">    user_id   </w:t>
             </w:r>
             <w:r>
               <w:rPr>
@@ -27709,27 +24996,7 @@
                 <w:sz w:val="18"/>
                 <w:szCs w:val="18"/>
               </w:rPr>
-              <w:t xml:space="preserve"> users(</w:t>
-            </w:r>
-            <w:proofErr w:type="spellStart"/>
-            <w:r>
-              <w:rPr>
-                <w:rFonts w:ascii="Courier New" w:eastAsia="Courier New" w:hAnsi="Courier New" w:cs="Courier New"/>
-                <w:color w:val="1A1A2E"/>
-                <w:sz w:val="18"/>
-                <w:szCs w:val="18"/>
-              </w:rPr>
-              <w:t>user_id</w:t>
-            </w:r>
-            <w:proofErr w:type="spellEnd"/>
-            <w:r>
-              <w:rPr>
-                <w:rFonts w:ascii="Courier New" w:eastAsia="Courier New" w:hAnsi="Courier New" w:cs="Courier New"/>
-                <w:color w:val="1A1A2E"/>
-                <w:sz w:val="18"/>
-                <w:szCs w:val="18"/>
-              </w:rPr>
-              <w:t xml:space="preserve">) </w:t>
+              <w:t xml:space="preserve"> users(user_id) </w:t>
             </w:r>
             <w:r>
               <w:rPr>
@@ -27843,47 +25110,7 @@
                 <w:sz w:val="18"/>
                 <w:szCs w:val="18"/>
               </w:rPr>
-              <w:t xml:space="preserve"> (</w:t>
-            </w:r>
-            <w:proofErr w:type="spellStart"/>
-            <w:r>
-              <w:rPr>
-                <w:rFonts w:ascii="Courier New" w:eastAsia="Courier New" w:hAnsi="Courier New" w:cs="Courier New"/>
-                <w:color w:val="1A1A2E"/>
-                <w:sz w:val="18"/>
-                <w:szCs w:val="18"/>
-              </w:rPr>
-              <w:t>course_id</w:t>
-            </w:r>
-            <w:proofErr w:type="spellEnd"/>
-            <w:r>
-              <w:rPr>
-                <w:rFonts w:ascii="Courier New" w:eastAsia="Courier New" w:hAnsi="Courier New" w:cs="Courier New"/>
-                <w:color w:val="1A1A2E"/>
-                <w:sz w:val="18"/>
-                <w:szCs w:val="18"/>
-              </w:rPr>
-              <w:t xml:space="preserve">, </w:t>
-            </w:r>
-            <w:proofErr w:type="spellStart"/>
-            <w:r>
-              <w:rPr>
-                <w:rFonts w:ascii="Courier New" w:eastAsia="Courier New" w:hAnsi="Courier New" w:cs="Courier New"/>
-                <w:color w:val="1A1A2E"/>
-                <w:sz w:val="18"/>
-                <w:szCs w:val="18"/>
-              </w:rPr>
-              <w:t>user_id</w:t>
-            </w:r>
-            <w:proofErr w:type="spellEnd"/>
-            <w:r>
-              <w:rPr>
-                <w:rFonts w:ascii="Courier New" w:eastAsia="Courier New" w:hAnsi="Courier New" w:cs="Courier New"/>
-                <w:color w:val="1A1A2E"/>
-                <w:sz w:val="18"/>
-                <w:szCs w:val="18"/>
-              </w:rPr>
-              <w:t>)</w:t>
+              <w:t xml:space="preserve"> (course_id, user_id)</w:t>
             </w:r>
           </w:p>
           <w:p>
@@ -27912,7 +25139,6 @@
       <w:pPr>
         <w:spacing w:before="320" w:after="100"/>
       </w:pPr>
-      <w:proofErr w:type="spellStart"/>
       <w:r>
         <w:rPr>
           <w:rFonts w:ascii="Arial" w:eastAsia="Arial" w:hAnsi="Arial" w:cs="Arial"/>
@@ -27924,7 +25150,6 @@
         </w:rPr>
         <w:t>course_problem</w:t>
       </w:r>
-      <w:proofErr w:type="spellEnd"/>
     </w:p>
     <w:tbl>
       <w:tblPr>
@@ -28006,27 +25231,7 @@
                 <w:sz w:val="18"/>
                 <w:szCs w:val="18"/>
               </w:rPr>
-              <w:t xml:space="preserve"> </w:t>
-            </w:r>
-            <w:proofErr w:type="spellStart"/>
-            <w:r>
-              <w:rPr>
-                <w:rFonts w:ascii="Courier New" w:eastAsia="Courier New" w:hAnsi="Courier New" w:cs="Courier New"/>
-                <w:color w:val="1A1A2E"/>
-                <w:sz w:val="18"/>
-                <w:szCs w:val="18"/>
-              </w:rPr>
-              <w:t>course_problem</w:t>
-            </w:r>
-            <w:proofErr w:type="spellEnd"/>
-            <w:r>
-              <w:rPr>
-                <w:rFonts w:ascii="Courier New" w:eastAsia="Courier New" w:hAnsi="Courier New" w:cs="Courier New"/>
-                <w:color w:val="1A1A2E"/>
-                <w:sz w:val="18"/>
-                <w:szCs w:val="18"/>
-              </w:rPr>
-              <w:t xml:space="preserve"> (</w:t>
+              <w:t xml:space="preserve"> course_problem (</w:t>
             </w:r>
           </w:p>
           <w:p>
@@ -28040,27 +25245,7 @@
                 <w:sz w:val="18"/>
                 <w:szCs w:val="18"/>
               </w:rPr>
-              <w:t xml:space="preserve">    </w:t>
-            </w:r>
-            <w:proofErr w:type="spellStart"/>
-            <w:r>
-              <w:rPr>
-                <w:rFonts w:ascii="Courier New" w:eastAsia="Courier New" w:hAnsi="Courier New" w:cs="Courier New"/>
-                <w:color w:val="1A1A2E"/>
-                <w:sz w:val="18"/>
-                <w:szCs w:val="18"/>
-              </w:rPr>
-              <w:t>course_id</w:t>
-            </w:r>
-            <w:proofErr w:type="spellEnd"/>
-            <w:r>
-              <w:rPr>
-                <w:rFonts w:ascii="Courier New" w:eastAsia="Courier New" w:hAnsi="Courier New" w:cs="Courier New"/>
-                <w:color w:val="1A1A2E"/>
-                <w:sz w:val="18"/>
-                <w:szCs w:val="18"/>
-              </w:rPr>
-              <w:t xml:space="preserve">  </w:t>
+              <w:t xml:space="preserve">    course_id  </w:t>
             </w:r>
             <w:r>
               <w:rPr>
@@ -28100,27 +25285,7 @@
                 <w:sz w:val="18"/>
                 <w:szCs w:val="18"/>
               </w:rPr>
-              <w:t xml:space="preserve"> course(</w:t>
-            </w:r>
-            <w:proofErr w:type="spellStart"/>
-            <w:r>
-              <w:rPr>
-                <w:rFonts w:ascii="Courier New" w:eastAsia="Courier New" w:hAnsi="Courier New" w:cs="Courier New"/>
-                <w:color w:val="1A1A2E"/>
-                <w:sz w:val="18"/>
-                <w:szCs w:val="18"/>
-              </w:rPr>
-              <w:t>course_id</w:t>
-            </w:r>
-            <w:proofErr w:type="spellEnd"/>
-            <w:r>
-              <w:rPr>
-                <w:rFonts w:ascii="Courier New" w:eastAsia="Courier New" w:hAnsi="Courier New" w:cs="Courier New"/>
-                <w:color w:val="1A1A2E"/>
-                <w:sz w:val="18"/>
-                <w:szCs w:val="18"/>
-              </w:rPr>
-              <w:t xml:space="preserve">) </w:t>
+              <w:t xml:space="preserve"> course(course_id) </w:t>
             </w:r>
             <w:r>
               <w:rPr>
@@ -28194,19 +25359,19 @@
                 <w:sz w:val="18"/>
                 <w:szCs w:val="18"/>
               </w:rPr>
-              <w:t xml:space="preserve">    </w:t>
-            </w:r>
-            <w:proofErr w:type="spellStart"/>
-            <w:r>
-              <w:rPr>
-                <w:rFonts w:ascii="Courier New" w:eastAsia="Courier New" w:hAnsi="Courier New" w:cs="Courier New"/>
-                <w:color w:val="1A1A2E"/>
-                <w:sz w:val="18"/>
-                <w:szCs w:val="18"/>
-              </w:rPr>
-              <w:t>problem_id</w:t>
-            </w:r>
-            <w:proofErr w:type="spellEnd"/>
+              <w:t xml:space="preserve">    problem_id </w:t>
+            </w:r>
+            <w:r>
+              <w:rPr>
+                <w:rFonts w:ascii="Courier New" w:eastAsia="Courier New" w:hAnsi="Courier New" w:cs="Courier New"/>
+                <w:b/>
+                <w:bCs/>
+                <w:color w:val="0000CC"/>
+                <w:sz w:val="18"/>
+                <w:szCs w:val="18"/>
+              </w:rPr>
+              <w:t>INT</w:t>
+            </w:r>
             <w:r>
               <w:rPr>
                 <w:rFonts w:ascii="Courier New" w:eastAsia="Courier New" w:hAnsi="Courier New" w:cs="Courier New"/>
@@ -28225,26 +25390,6 @@
                 <w:sz w:val="18"/>
                 <w:szCs w:val="18"/>
               </w:rPr>
-              <w:t>INT</w:t>
-            </w:r>
-            <w:r>
-              <w:rPr>
-                <w:rFonts w:ascii="Courier New" w:eastAsia="Courier New" w:hAnsi="Courier New" w:cs="Courier New"/>
-                <w:color w:val="1A1A2E"/>
-                <w:sz w:val="18"/>
-                <w:szCs w:val="18"/>
-              </w:rPr>
-              <w:t xml:space="preserve"> </w:t>
-            </w:r>
-            <w:r>
-              <w:rPr>
-                <w:rFonts w:ascii="Courier New" w:eastAsia="Courier New" w:hAnsi="Courier New" w:cs="Courier New"/>
-                <w:b/>
-                <w:bCs/>
-                <w:color w:val="0000CC"/>
-                <w:sz w:val="18"/>
-                <w:szCs w:val="18"/>
-              </w:rPr>
               <w:t>REFERENCES</w:t>
             </w:r>
             <w:r>
@@ -28254,27 +25399,7 @@
                 <w:sz w:val="18"/>
                 <w:szCs w:val="18"/>
               </w:rPr>
-              <w:t xml:space="preserve"> problem(</w:t>
-            </w:r>
-            <w:proofErr w:type="spellStart"/>
-            <w:r>
-              <w:rPr>
-                <w:rFonts w:ascii="Courier New" w:eastAsia="Courier New" w:hAnsi="Courier New" w:cs="Courier New"/>
-                <w:color w:val="1A1A2E"/>
-                <w:sz w:val="18"/>
-                <w:szCs w:val="18"/>
-              </w:rPr>
-              <w:t>problem_id</w:t>
-            </w:r>
-            <w:proofErr w:type="spellEnd"/>
-            <w:r>
-              <w:rPr>
-                <w:rFonts w:ascii="Courier New" w:eastAsia="Courier New" w:hAnsi="Courier New" w:cs="Courier New"/>
-                <w:color w:val="1A1A2E"/>
-                <w:sz w:val="18"/>
-                <w:szCs w:val="18"/>
-              </w:rPr>
-              <w:t xml:space="preserve">) </w:t>
+              <w:t xml:space="preserve"> problem(problem_id) </w:t>
             </w:r>
             <w:r>
               <w:rPr>
@@ -28388,47 +25513,7 @@
                 <w:sz w:val="18"/>
                 <w:szCs w:val="18"/>
               </w:rPr>
-              <w:t xml:space="preserve"> (</w:t>
-            </w:r>
-            <w:proofErr w:type="spellStart"/>
-            <w:r>
-              <w:rPr>
-                <w:rFonts w:ascii="Courier New" w:eastAsia="Courier New" w:hAnsi="Courier New" w:cs="Courier New"/>
-                <w:color w:val="1A1A2E"/>
-                <w:sz w:val="18"/>
-                <w:szCs w:val="18"/>
-              </w:rPr>
-              <w:t>course_id</w:t>
-            </w:r>
-            <w:proofErr w:type="spellEnd"/>
-            <w:r>
-              <w:rPr>
-                <w:rFonts w:ascii="Courier New" w:eastAsia="Courier New" w:hAnsi="Courier New" w:cs="Courier New"/>
-                <w:color w:val="1A1A2E"/>
-                <w:sz w:val="18"/>
-                <w:szCs w:val="18"/>
-              </w:rPr>
-              <w:t xml:space="preserve">, </w:t>
-            </w:r>
-            <w:proofErr w:type="spellStart"/>
-            <w:r>
-              <w:rPr>
-                <w:rFonts w:ascii="Courier New" w:eastAsia="Courier New" w:hAnsi="Courier New" w:cs="Courier New"/>
-                <w:color w:val="1A1A2E"/>
-                <w:sz w:val="18"/>
-                <w:szCs w:val="18"/>
-              </w:rPr>
-              <w:t>problem_id</w:t>
-            </w:r>
-            <w:proofErr w:type="spellEnd"/>
-            <w:r>
-              <w:rPr>
-                <w:rFonts w:ascii="Courier New" w:eastAsia="Courier New" w:hAnsi="Courier New" w:cs="Courier New"/>
-                <w:color w:val="1A1A2E"/>
-                <w:sz w:val="18"/>
-                <w:szCs w:val="18"/>
-              </w:rPr>
-              <w:t>)</w:t>
+              <w:t xml:space="preserve"> (course_id, problem_id)</w:t>
             </w:r>
           </w:p>
           <w:p>
@@ -29282,6 +26367,7 @@
   <w:style w:type="paragraph" w:default="1" w:styleId="Normal">
     <w:name w:val="Normal"/>
     <w:qFormat/>
+    <w:rsid w:val="00D345BD"/>
   </w:style>
   <w:style w:type="paragraph" w:styleId="Heading1">
     <w:name w:val="heading 1"/>
@@ -30306,7 +27392,7 @@
     <b:MonthAccessed>March</b:MonthAccessed>
     <b:DayAccessed>5</b:DayAccessed>
     <b:URL>https://www.npmjs.com/package/@codemirror/language</b:URL>
-    <b:RefOrder>9</b:RefOrder>
+    <b:RefOrder>10</b:RefOrder>
   </b:Source>
   <b:Source>
     <b:Tag>Rom25</b:Tag>
@@ -30436,11 +27522,33 @@
     <b:URL>https://www.npmjs.com/package/react-timer-hook</b:URL>
     <b:RefOrder>1</b:RefOrder>
   </b:Source>
+  <b:Source>
+    <b:Tag>pylang26</b:Tag>
+    <b:SourceType>InternetSite</b:SourceType>
+    <b:Guid>{43C85CB5-9B56-4FEF-A665-4D8D6743550D}</b:Guid>
+    <b:Author>
+      <b:Author>
+        <b:NameList>
+          <b:Person>
+            <b:Last>Haverbeke</b:Last>
+            <b:First>Marijn</b:First>
+          </b:Person>
+        </b:NameList>
+      </b:Author>
+    </b:Author>
+    <b:Title>Github - codemirror lang/python</b:Title>
+    <b:Year>2026</b:Year>
+    <b:YearAccessed>2026</b:YearAccessed>
+    <b:MonthAccessed>March</b:MonthAccessed>
+    <b:DayAccessed>17</b:DayAccessed>
+    <b:URL>https://github.com/codemirror/lang-python</b:URL>
+    <b:RefOrder>9</b:RefOrder>
+  </b:Source>
 </b:Sources>
 </file>
 
 <file path=customXml/itemProps1.xml><?xml version="1.0" encoding="utf-8"?>
-<ds:datastoreItem xmlns:ds="http://schemas.openxmlformats.org/officeDocument/2006/customXml" ds:itemID="{77880767-BE0C-4D7B-B828-C4614C23F86E}">
+<ds:datastoreItem xmlns:ds="http://schemas.openxmlformats.org/officeDocument/2006/customXml" ds:itemID="{0ACA2447-EA40-4FB8-ABF9-A6B1E521D3B2}">
   <ds:schemaRefs>
     <ds:schemaRef ds:uri="http://schemas.openxmlformats.org/officeDocument/2006/bibliography"/>
   </ds:schemaRefs>

--- a/Documentation/SETU Code Lab Design Doument.docx
+++ b/Documentation/SETU Code Lab Design Doument.docx
@@ -7546,15 +7546,7 @@
         <w:jc w:val="both"/>
       </w:pPr>
       <w:r>
-        <w:t xml:space="preserve">The system will be hosted using </w:t>
-      </w:r>
-      <w:proofErr w:type="spellStart"/>
-      <w:r>
-        <w:t>DigitalOcean’s</w:t>
-      </w:r>
-      <w:proofErr w:type="spellEnd"/>
-      <w:r>
-        <w:t xml:space="preserve"> Droplet service. This is a virtual private server (VPS)</w:t>
+        <w:t>The system will be hosted using DigitalOcean’s Droplet service. This is a virtual private server (VPS)</w:t>
       </w:r>
       <w:r>
         <w:t>.</w:t>
@@ -7580,23 +7572,7 @@
         <w:jc w:val="both"/>
       </w:pPr>
       <w:r>
-        <w:t xml:space="preserve">For security purposes an SSH key will be generated and used to access the server console. This is faster and more secure than the password option that is offered by </w:t>
-      </w:r>
-      <w:proofErr w:type="spellStart"/>
-      <w:r>
-        <w:t>DigitalOcean</w:t>
-      </w:r>
-      <w:proofErr w:type="spellEnd"/>
-      <w:r>
-        <w:t xml:space="preserve">. The </w:t>
-      </w:r>
-      <w:proofErr w:type="spellStart"/>
-      <w:r>
-        <w:t>Github</w:t>
-      </w:r>
-      <w:proofErr w:type="spellEnd"/>
-      <w:r>
-        <w:t xml:space="preserve"> repository containing the project will be cloned onto the server and the needed dependencies will be installed such as Node.js</w:t>
+        <w:t>For security purposes an SSH key will be generated and used to access the server console. This is faster and more secure than the password option that is offered by DigitalOcean. The Github repository containing the project will be cloned onto the server and the needed dependencies will be installed such as Node.js</w:t>
       </w:r>
       <w:r>
         <w:t xml:space="preserve">, </w:t>
@@ -9296,7 +9272,6 @@
         </w:numPr>
         <w:jc w:val="both"/>
       </w:pPr>
-      <w:proofErr w:type="spellStart"/>
       <w:r>
         <w:rPr>
           <w:b/>
@@ -9305,7 +9280,6 @@
         </w:rPr>
         <w:t>dockerode</w:t>
       </w:r>
-      <w:proofErr w:type="spellEnd"/>
       <w:r>
         <w:rPr>
           <w:lang w:val="en-US"/>
@@ -9382,21 +9356,7 @@
         <w:rPr>
           <w:lang w:val="en-US"/>
         </w:rPr>
-        <w:t xml:space="preserve"> – Provides required </w:t>
-      </w:r>
-      <w:proofErr w:type="spellStart"/>
-      <w:r>
-        <w:rPr>
-          <w:lang w:val="en-US"/>
-        </w:rPr>
-        <w:t>dockerode</w:t>
-      </w:r>
-      <w:proofErr w:type="spellEnd"/>
-      <w:r>
-        <w:rPr>
-          <w:lang w:val="en-US"/>
-        </w:rPr>
-        <w:t xml:space="preserve"> types which are needed for use with TypeScript </w:t>
+        <w:t xml:space="preserve"> – Provides required dockerode types which are needed for use with TypeScript </w:t>
       </w:r>
       <w:sdt>
         <w:sdtPr>
@@ -9996,6 +9956,7 @@
       <w:r>
         <w:rPr>
           <w:rFonts w:ascii="Courier New" w:hAnsi="Courier New" w:cs="Courier New"/>
+          <w:noProof/>
           <w:sz w:val="22"/>
           <w:szCs w:val="22"/>
         </w:rPr>
@@ -10117,6 +10078,9 @@
         <w:jc w:val="center"/>
       </w:pPr>
       <w:r>
+        <w:rPr>
+          <w:noProof/>
+        </w:rPr>
         <w:drawing>
           <wp:inline distT="0" distB="0" distL="0" distR="0" wp14:anchorId="17E45FB7" wp14:editId="3ED93490">
             <wp:extent cx="3948612" cy="2543175"/>
@@ -10240,23 +10204,13 @@
         </w:rPr>
         <w:t xml:space="preserve">A function called </w:t>
       </w:r>
-      <w:proofErr w:type="spellStart"/>
       <w:r>
         <w:rPr>
           <w:rFonts w:ascii="Courier New" w:hAnsi="Courier New" w:cs="Courier New"/>
           <w:sz w:val="22"/>
           <w:szCs w:val="22"/>
         </w:rPr>
-        <w:t>preprocessJavaInput</w:t>
-      </w:r>
-      <w:proofErr w:type="spellEnd"/>
-      <w:r>
-        <w:rPr>
-          <w:rFonts w:ascii="Courier New" w:hAnsi="Courier New" w:cs="Courier New"/>
-          <w:sz w:val="22"/>
-          <w:szCs w:val="22"/>
-        </w:rPr>
-        <w:t>()</w:t>
+        <w:t>preprocessJavaInput()</w:t>
       </w:r>
       <w:r>
         <w:rPr>
@@ -10325,6 +10279,7 @@
       <w:r>
         <w:rPr>
           <w:rFonts w:cs="Courier New"/>
+          <w:noProof/>
         </w:rPr>
         <w:drawing>
           <wp:inline distT="0" distB="0" distL="0" distR="0" wp14:anchorId="26C3D3D7" wp14:editId="2A884F0F">
@@ -10431,7 +10386,6 @@
       <w:r>
         <w:t xml:space="preserve">The next step is to split the parameter list into individual parameters. This requires another helper function called </w:t>
       </w:r>
-      <w:proofErr w:type="spellStart"/>
       <w:r>
         <w:rPr>
           <w:rFonts w:ascii="Courier New" w:hAnsi="Courier New" w:cs="Courier New"/>
@@ -10440,40 +10394,7 @@
           <w:sz w:val="22"/>
           <w:szCs w:val="22"/>
         </w:rPr>
-        <w:t>splitParams</w:t>
-      </w:r>
-      <w:proofErr w:type="spellEnd"/>
-      <w:r>
-        <w:rPr>
-          <w:rFonts w:ascii="Courier New" w:hAnsi="Courier New" w:cs="Courier New"/>
-          <w:i/>
-          <w:iCs/>
-          <w:sz w:val="22"/>
-          <w:szCs w:val="22"/>
-        </w:rPr>
-        <w:t>(</w:t>
-      </w:r>
-      <w:proofErr w:type="spellStart"/>
-      <w:r>
-        <w:rPr>
-          <w:rFonts w:ascii="Courier New" w:hAnsi="Courier New" w:cs="Courier New"/>
-          <w:i/>
-          <w:iCs/>
-          <w:sz w:val="22"/>
-          <w:szCs w:val="22"/>
-        </w:rPr>
-        <w:t>paramsList</w:t>
-      </w:r>
-      <w:proofErr w:type="spellEnd"/>
-      <w:r>
-        <w:rPr>
-          <w:rFonts w:ascii="Courier New" w:hAnsi="Courier New" w:cs="Courier New"/>
-          <w:i/>
-          <w:iCs/>
-          <w:sz w:val="22"/>
-          <w:szCs w:val="22"/>
-        </w:rPr>
-        <w:t>)</w:t>
+        <w:t>splitParams(paramsList)</w:t>
       </w:r>
       <w:r>
         <w:t xml:space="preserve"> to handle complex </w:t>
@@ -10525,6 +10446,9 @@
         <w:jc w:val="center"/>
       </w:pPr>
       <w:r>
+        <w:rPr>
+          <w:noProof/>
+        </w:rPr>
         <w:drawing>
           <wp:inline distT="0" distB="0" distL="0" distR="0" wp14:anchorId="6F4BE7B1" wp14:editId="0BBADC9A">
             <wp:extent cx="3371850" cy="2896425"/>
@@ -10619,15 +10543,7 @@
         <w:t>.</w:t>
       </w:r>
       <w:r>
-        <w:t xml:space="preserve"> </w:t>
-      </w:r>
-      <w:proofErr w:type="spellStart"/>
-      <w:r>
-        <w:t>splitParams</w:t>
-      </w:r>
-      <w:proofErr w:type="spellEnd"/>
-      <w:r>
-        <w:t xml:space="preserve"> function</w:t>
+        <w:t xml:space="preserve"> splitParams function</w:t>
       </w:r>
       <w:bookmarkEnd w:id="33"/>
     </w:p>
@@ -10696,6 +10612,7 @@
       <w:r>
         <w:rPr>
           <w:rFonts w:cs="Courier New"/>
+          <w:noProof/>
         </w:rPr>
         <w:drawing>
           <wp:inline distT="0" distB="0" distL="0" distR="0" wp14:anchorId="2B8F36D0" wp14:editId="30368F3F">
@@ -10802,7 +10719,6 @@
       <w:r>
         <w:t xml:space="preserve">Finally, the variable </w:t>
       </w:r>
-      <w:proofErr w:type="spellStart"/>
       <w:r>
         <w:rPr>
           <w:rFonts w:ascii="Courier New" w:hAnsi="Courier New" w:cs="Courier New"/>
@@ -10811,11 +10727,9 @@
         </w:rPr>
         <w:t>functionCallLine</w:t>
       </w:r>
-      <w:proofErr w:type="spellEnd"/>
       <w:r>
         <w:t xml:space="preserve">, which is needed to call the function, is built dynamically using </w:t>
       </w:r>
-      <w:proofErr w:type="spellStart"/>
       <w:r>
         <w:rPr>
           <w:rFonts w:ascii="Courier New" w:hAnsi="Courier New" w:cs="Courier New"/>
@@ -10824,11 +10738,9 @@
         </w:rPr>
         <w:t>returnType</w:t>
       </w:r>
-      <w:proofErr w:type="spellEnd"/>
       <w:r>
         <w:t xml:space="preserve">, </w:t>
       </w:r>
-      <w:proofErr w:type="spellStart"/>
       <w:r>
         <w:rPr>
           <w:rFonts w:ascii="Courier New" w:hAnsi="Courier New" w:cs="Courier New"/>
@@ -10837,11 +10749,9 @@
         </w:rPr>
         <w:t>functionName</w:t>
       </w:r>
-      <w:proofErr w:type="spellEnd"/>
       <w:r>
         <w:t xml:space="preserve"> and </w:t>
       </w:r>
-      <w:proofErr w:type="spellStart"/>
       <w:r>
         <w:rPr>
           <w:rFonts w:ascii="Courier New" w:hAnsi="Courier New" w:cs="Courier New"/>
@@ -10850,7 +10760,6 @@
         </w:rPr>
         <w:t>paramNames</w:t>
       </w:r>
-      <w:proofErr w:type="spellEnd"/>
       <w:r>
         <w:t>.</w:t>
       </w:r>
@@ -10860,6 +10769,9 @@
         <w:jc w:val="center"/>
       </w:pPr>
       <w:r>
+        <w:rPr>
+          <w:noProof/>
+        </w:rPr>
         <w:drawing>
           <wp:inline distT="0" distB="0" distL="0" distR="0" wp14:anchorId="21B5DB9E" wp14:editId="5FCCC019">
             <wp:extent cx="5731510" cy="2974975"/>
@@ -10954,15 +10866,7 @@
         <w:t>.</w:t>
       </w:r>
       <w:r>
-        <w:t xml:space="preserve"> </w:t>
-      </w:r>
-      <w:proofErr w:type="spellStart"/>
-      <w:r>
-        <w:t>functionCallLine</w:t>
-      </w:r>
-      <w:proofErr w:type="spellEnd"/>
-      <w:r>
-        <w:t xml:space="preserve"> built dynamically</w:t>
+        <w:t xml:space="preserve"> functionCallLine built dynamically</w:t>
       </w:r>
       <w:bookmarkEnd w:id="35"/>
     </w:p>
@@ -11002,6 +10906,9 @@
         <w:jc w:val="center"/>
       </w:pPr>
       <w:r>
+        <w:rPr>
+          <w:noProof/>
+        </w:rPr>
         <w:drawing>
           <wp:inline distT="0" distB="0" distL="0" distR="0" wp14:anchorId="3F12CBF1" wp14:editId="21F08B04">
             <wp:extent cx="5731510" cy="3686175"/>
@@ -11096,15 +11003,7 @@
         <w:t>.</w:t>
       </w:r>
       <w:r>
-        <w:t xml:space="preserve"> </w:t>
-      </w:r>
-      <w:proofErr w:type="spellStart"/>
-      <w:r>
-        <w:t>preprocessPythonInput</w:t>
-      </w:r>
-      <w:proofErr w:type="spellEnd"/>
-      <w:r>
-        <w:t xml:space="preserve"> function</w:t>
+        <w:t xml:space="preserve"> preprocessPythonInput function</w:t>
       </w:r>
       <w:bookmarkEnd w:id="37"/>
     </w:p>
@@ -11139,102 +11038,86 @@
       <w:r>
         <w:t xml:space="preserve">the </w:t>
       </w:r>
-      <w:proofErr w:type="spellStart"/>
       <w:r>
         <w:rPr>
           <w:rFonts w:ascii="Courier New" w:hAnsi="Courier New" w:cs="Courier New"/>
           <w:sz w:val="22"/>
           <w:szCs w:val="22"/>
         </w:rPr>
-        <w:t>startContainer</w:t>
-      </w:r>
-      <w:proofErr w:type="spellEnd"/>
+        <w:t>startContainer()</w:t>
+      </w:r>
+      <w:r>
+        <w:t xml:space="preserve"> </w:t>
+      </w:r>
+      <w:r>
+        <w:t>function</w:t>
+      </w:r>
+      <w:r>
+        <w:t xml:space="preserve"> seen</w:t>
+      </w:r>
+      <w:r>
+        <w:t xml:space="preserve"> in figure 19. </w:t>
+      </w:r>
+      <w:r>
+        <w:t xml:space="preserve">This </w:t>
+      </w:r>
+      <w:r>
+        <w:t>handles the</w:t>
+      </w:r>
+      <w:r>
+        <w:t xml:space="preserve"> preparation of a test case and code for execution</w:t>
+      </w:r>
+      <w:r>
+        <w:t xml:space="preserve">. The image parameter is used to tell the Docker service which Docker image to use to create the correct environment for each language to execute. The </w:t>
+      </w:r>
       <w:r>
         <w:rPr>
           <w:rFonts w:ascii="Courier New" w:hAnsi="Courier New" w:cs="Courier New"/>
           <w:sz w:val="22"/>
           <w:szCs w:val="22"/>
         </w:rPr>
-        <w:t>()</w:t>
+        <w:t>processedInput</w:t>
+      </w:r>
+      <w:r>
+        <w:t xml:space="preserve"> variable is the sample inputs from the </w:t>
+      </w:r>
+      <w:r>
+        <w:t xml:space="preserve">current </w:t>
+      </w:r>
+      <w:r>
+        <w:t>test case in the correct format and</w:t>
+      </w:r>
+      <w:r>
+        <w:t xml:space="preserve"> the</w:t>
       </w:r>
       <w:r>
         <w:t xml:space="preserve"> </w:t>
       </w:r>
-      <w:r>
-        <w:t>function</w:t>
-      </w:r>
-      <w:r>
-        <w:t xml:space="preserve"> seen</w:t>
-      </w:r>
-      <w:r>
-        <w:t xml:space="preserve"> in figure 19. </w:t>
-      </w:r>
-      <w:r>
-        <w:t xml:space="preserve">This </w:t>
-      </w:r>
-      <w:r>
-        <w:t>handles the</w:t>
-      </w:r>
-      <w:r>
-        <w:t xml:space="preserve"> preparation of a test case and code for execution</w:t>
-      </w:r>
-      <w:r>
-        <w:t xml:space="preserve">. The image parameter is used to tell the Docker service which Docker image to use to create the correct environment for each language to execute. The </w:t>
-      </w:r>
-      <w:proofErr w:type="spellStart"/>
       <w:r>
         <w:rPr>
           <w:rFonts w:ascii="Courier New" w:hAnsi="Courier New" w:cs="Courier New"/>
           <w:sz w:val="22"/>
           <w:szCs w:val="22"/>
         </w:rPr>
-        <w:t>processedInput</w:t>
-      </w:r>
-      <w:proofErr w:type="spellEnd"/>
-      <w:r>
-        <w:t xml:space="preserve"> variable is the sample inputs from the </w:t>
-      </w:r>
-      <w:r>
-        <w:t xml:space="preserve">current </w:t>
-      </w:r>
-      <w:r>
-        <w:t>test case in the correct format and</w:t>
-      </w:r>
-      <w:r>
-        <w:t xml:space="preserve"> the</w:t>
-      </w:r>
-      <w:r>
-        <w:t xml:space="preserve"> </w:t>
-      </w:r>
-      <w:proofErr w:type="spellStart"/>
+        <w:t>preprocessedCode</w:t>
+      </w:r>
+      <w:r>
+        <w:t xml:space="preserve"> variable</w:t>
+      </w:r>
+      <w:r>
+        <w:t xml:space="preserve"> uses the </w:t>
+      </w:r>
+      <w:r>
+        <w:t xml:space="preserve">respective preprocessing helper function mentioned earlier to prepare the correct test harness for the language being executed. The </w:t>
+      </w:r>
       <w:r>
         <w:rPr>
           <w:rFonts w:ascii="Courier New" w:hAnsi="Courier New" w:cs="Courier New"/>
           <w:sz w:val="22"/>
           <w:szCs w:val="22"/>
         </w:rPr>
-        <w:t>preprocessedCode</w:t>
-      </w:r>
-      <w:proofErr w:type="spellEnd"/>
-      <w:r>
-        <w:t xml:space="preserve"> variable</w:t>
-      </w:r>
-      <w:r>
-        <w:t xml:space="preserve"> uses the </w:t>
-      </w:r>
-      <w:r>
-        <w:t xml:space="preserve">respective preprocessing helper function mentioned earlier to prepare the correct test harness for the language being executed. The </w:t>
-      </w:r>
-      <w:proofErr w:type="spellStart"/>
-      <w:r>
-        <w:rPr>
-          <w:rFonts w:ascii="Courier New" w:hAnsi="Courier New" w:cs="Courier New"/>
-          <w:sz w:val="22"/>
-          <w:szCs w:val="22"/>
-        </w:rPr>
         <w:t>startTime</w:t>
       </w:r>
-      <w:proofErr w:type="spellEnd"/>
       <w:r>
         <w:t xml:space="preserve"> variable is used to measure how long a test case will take to run.</w:t>
       </w:r>
@@ -11244,6 +11127,9 @@
         <w:jc w:val="center"/>
       </w:pPr>
       <w:r>
+        <w:rPr>
+          <w:noProof/>
+        </w:rPr>
         <w:lastRenderedPageBreak/>
         <w:drawing>
           <wp:inline distT="0" distB="0" distL="0" distR="0" wp14:anchorId="3528703A" wp14:editId="6B66355D">
@@ -11339,15 +11225,7 @@
         <w:t>.</w:t>
       </w:r>
       <w:r>
-        <w:t xml:space="preserve"> </w:t>
-      </w:r>
-      <w:proofErr w:type="spellStart"/>
-      <w:r>
-        <w:t>startContainer</w:t>
-      </w:r>
-      <w:proofErr w:type="spellEnd"/>
-      <w:r>
-        <w:t xml:space="preserve"> function part one</w:t>
+        <w:t xml:space="preserve"> startContainer function part one</w:t>
       </w:r>
       <w:bookmarkEnd w:id="39"/>
     </w:p>
@@ -11376,15 +11254,7 @@
         <w:t>(cat &lt;&lt; 'EOF')</w:t>
       </w:r>
       <w:r>
-        <w:t xml:space="preserve">, and the processed test case input is written to </w:t>
-      </w:r>
-      <w:proofErr w:type="spellStart"/>
-      <w:r>
-        <w:t>input.json</w:t>
-      </w:r>
-      <w:proofErr w:type="spellEnd"/>
-      <w:r>
-        <w:t>. The source file is then executed with the input piped in via stdin.</w:t>
+        <w:t>, and the processed test case input is written to input.json. The source file is then executed with the input piped in via stdin.</w:t>
       </w:r>
     </w:p>
     <w:p>
@@ -11414,32 +11284,39 @@
           <w:sz w:val="22"/>
           <w:szCs w:val="22"/>
         </w:rPr>
-        <w:t xml:space="preserve">python3 main.py &lt; </w:t>
-      </w:r>
-      <w:proofErr w:type="spellStart"/>
+        <w:t>python3 main.py &lt; input.json</w:t>
+      </w:r>
+      <w:r>
+        <w:t>.</w:t>
+      </w:r>
+      <w:r>
+        <w:t xml:space="preserve"> </w:t>
+      </w:r>
+      <w:r>
+        <w:t xml:space="preserve">For </w:t>
+      </w:r>
+      <w:r>
+        <w:t>Java</w:t>
+      </w:r>
+      <w:r>
+        <w:t xml:space="preserve">, the harness is written to </w:t>
+      </w:r>
       <w:r>
         <w:rPr>
           <w:rFonts w:ascii="Courier New" w:hAnsi="Courier New" w:cs="Courier New"/>
           <w:sz w:val="22"/>
           <w:szCs w:val="22"/>
         </w:rPr>
-        <w:t>input.json</w:t>
-      </w:r>
-      <w:proofErr w:type="spellEnd"/>
-      <w:r>
-        <w:t>.</w:t>
-      </w:r>
-      <w:r>
-        <w:t xml:space="preserve"> </w:t>
-      </w:r>
-      <w:r>
-        <w:t xml:space="preserve">For </w:t>
-      </w:r>
-      <w:r>
-        <w:t>Java</w:t>
-      </w:r>
-      <w:r>
-        <w:t xml:space="preserve">, the harness is written to </w:t>
+        <w:t>Main.java</w:t>
+      </w:r>
+      <w:r>
+        <w:t xml:space="preserve">, compiled </w:t>
+      </w:r>
+      <w:r>
+        <w:rPr>
+          <w:rFonts w:cs="Courier New"/>
+        </w:rPr>
+        <w:t>with</w:t>
       </w:r>
       <w:r>
         <w:rPr>
@@ -11447,10 +11324,10 @@
           <w:sz w:val="22"/>
           <w:szCs w:val="22"/>
         </w:rPr>
-        <w:t>Main.java</w:t>
-      </w:r>
-      <w:r>
-        <w:t xml:space="preserve">, compiled </w:t>
+        <w:t xml:space="preserve"> javac Main.java</w:t>
+      </w:r>
+      <w:r>
+        <w:t xml:space="preserve">, and then executed </w:t>
       </w:r>
       <w:r>
         <w:rPr>
@@ -11464,83 +11341,32 @@
           <w:sz w:val="22"/>
           <w:szCs w:val="22"/>
         </w:rPr>
-        <w:t xml:space="preserve"> </w:t>
-      </w:r>
-      <w:proofErr w:type="spellStart"/>
+        <w:t xml:space="preserve"> java -cp ".:/app/*" Main &lt; input.json</w:t>
+      </w:r>
+      <w:r>
+        <w:t xml:space="preserve">. The </w:t>
+      </w:r>
       <w:r>
         <w:rPr>
           <w:rFonts w:ascii="Courier New" w:hAnsi="Courier New" w:cs="Courier New"/>
           <w:sz w:val="22"/>
           <w:szCs w:val="22"/>
         </w:rPr>
-        <w:t>javac</w:t>
-      </w:r>
-      <w:proofErr w:type="spellEnd"/>
+        <w:t>-cp ".:/app/*"</w:t>
+      </w:r>
+      <w:r>
+        <w:t xml:space="preserve"> flag sets the classpath to include both the current directory and any dependencies in </w:t>
+      </w:r>
       <w:r>
         <w:rPr>
           <w:rFonts w:ascii="Courier New" w:hAnsi="Courier New" w:cs="Courier New"/>
           <w:sz w:val="22"/>
           <w:szCs w:val="22"/>
         </w:rPr>
-        <w:t xml:space="preserve"> Main.java</w:t>
-      </w:r>
-      <w:r>
-        <w:t xml:space="preserve">, and then executed </w:t>
-      </w:r>
-      <w:r>
-        <w:rPr>
-          <w:rFonts w:cs="Courier New"/>
-        </w:rPr>
-        <w:t>with</w:t>
-      </w:r>
-      <w:r>
-        <w:rPr>
-          <w:rFonts w:ascii="Courier New" w:hAnsi="Courier New" w:cs="Courier New"/>
-          <w:sz w:val="22"/>
-          <w:szCs w:val="22"/>
-        </w:rPr>
-        <w:t xml:space="preserve"> java -cp ".:/app/*" Main &lt; </w:t>
-      </w:r>
-      <w:proofErr w:type="spellStart"/>
-      <w:r>
-        <w:rPr>
-          <w:rFonts w:ascii="Courier New" w:hAnsi="Courier New" w:cs="Courier New"/>
-          <w:sz w:val="22"/>
-          <w:szCs w:val="22"/>
-        </w:rPr>
-        <w:t>input.json</w:t>
-      </w:r>
-      <w:proofErr w:type="spellEnd"/>
-      <w:r>
-        <w:t xml:space="preserve">. The </w:t>
-      </w:r>
-      <w:r>
-        <w:rPr>
-          <w:rFonts w:ascii="Courier New" w:hAnsi="Courier New" w:cs="Courier New"/>
-          <w:sz w:val="22"/>
-          <w:szCs w:val="22"/>
-        </w:rPr>
-        <w:t>-cp ".:/app/*"</w:t>
-      </w:r>
-      <w:r>
-        <w:t xml:space="preserve"> flag sets the classpath to include both the current directory and any dependencies in </w:t>
-      </w:r>
-      <w:r>
-        <w:rPr>
-          <w:rFonts w:ascii="Courier New" w:hAnsi="Courier New" w:cs="Courier New"/>
-          <w:sz w:val="22"/>
-          <w:szCs w:val="22"/>
-        </w:rPr>
         <w:t>/app</w:t>
       </w:r>
       <w:r>
-        <w:t xml:space="preserve">, which are needed for JSON </w:t>
-      </w:r>
-      <w:r>
-        <w:t>deserialization</w:t>
-      </w:r>
-      <w:r>
-        <w:t>.</w:t>
+        <w:t>, which are needed for JSON deserialization.</w:t>
       </w:r>
       <w:r>
         <w:t xml:space="preserve"> </w:t>
@@ -11661,15 +11487,7 @@
         <w:t>.</w:t>
       </w:r>
       <w:r>
-        <w:t xml:space="preserve"> </w:t>
-      </w:r>
-      <w:proofErr w:type="spellStart"/>
-      <w:r>
-        <w:t>startContainer</w:t>
-      </w:r>
-      <w:proofErr w:type="spellEnd"/>
-      <w:r>
-        <w:t xml:space="preserve"> function part two, commands that run in Docker container</w:t>
+        <w:t xml:space="preserve"> startContainer function part two, commands that run in Docker container</w:t>
       </w:r>
       <w:bookmarkEnd w:id="40"/>
     </w:p>
@@ -11681,26 +11499,27 @@
         <w:lastRenderedPageBreak/>
         <w:t xml:space="preserve">Figure 21. shows how the Docker container is created using the shell commands from the previous step. Several resource constraints are applied here to ensure fairness and security. </w:t>
       </w:r>
-      <w:proofErr w:type="spellStart"/>
       <w:r>
         <w:rPr>
           <w:rFonts w:ascii="Courier New" w:hAnsi="Courier New" w:cs="Courier New"/>
           <w:sz w:val="22"/>
           <w:szCs w:val="22"/>
         </w:rPr>
-        <w:t>NetworkMode</w:t>
-      </w:r>
-      <w:proofErr w:type="spellEnd"/>
+        <w:t>NetworkMode: "none"</w:t>
+      </w:r>
+      <w:r>
+        <w:t xml:space="preserve"> restricts any external network access, preventing external requests. </w:t>
+      </w:r>
       <w:r>
         <w:rPr>
           <w:rFonts w:ascii="Courier New" w:hAnsi="Courier New" w:cs="Courier New"/>
           <w:sz w:val="22"/>
           <w:szCs w:val="22"/>
         </w:rPr>
-        <w:t>: "none"</w:t>
-      </w:r>
-      <w:r>
-        <w:t xml:space="preserve"> restricts any external network access, preventing external requests. </w:t>
+        <w:t>Memory, CpuPeriod, CpuQuota</w:t>
+      </w:r>
+      <w:r>
+        <w:t xml:space="preserve"> and </w:t>
       </w:r>
       <w:r>
         <w:rPr>
@@ -11708,173 +11527,82 @@
           <w:sz w:val="22"/>
           <w:szCs w:val="22"/>
         </w:rPr>
-        <w:t xml:space="preserve">Memory, </w:t>
-      </w:r>
-      <w:proofErr w:type="spellStart"/>
+        <w:t>PidsLimit</w:t>
+      </w:r>
+      <w:r>
+        <w:t xml:space="preserve"> are set to cap memory, CPU, and process count, preventing a single submission from consuming excessive  resources. A timeout of 100 seconds is also set which forcibly kills the container if execution exceeds the limit, preventing infinite loops from blocking execution indefinitely.</w:t>
+      </w:r>
+      <w:r>
+        <w:t xml:space="preserve"> </w:t>
+      </w:r>
+      <w:r>
+        <w:t xml:space="preserve">The </w:t>
+      </w:r>
       <w:r>
         <w:rPr>
           <w:rFonts w:ascii="Courier New" w:hAnsi="Courier New" w:cs="Courier New"/>
           <w:sz w:val="22"/>
           <w:szCs w:val="22"/>
         </w:rPr>
-        <w:t>CpuPeriod</w:t>
-      </w:r>
-      <w:proofErr w:type="spellEnd"/>
+        <w:t>endTime</w:t>
+      </w:r>
+      <w:r>
+        <w:t xml:space="preserve"> </w:t>
+      </w:r>
+      <w:r>
+        <w:t xml:space="preserve">variable </w:t>
+      </w:r>
+      <w:r>
+        <w:t>is used to calculate how long the test case took to execute.</w:t>
+      </w:r>
+    </w:p>
+    <w:p>
+      <w:pPr>
+        <w:jc w:val="both"/>
+      </w:pPr>
+      <w:r>
+        <w:t xml:space="preserve">Note that </w:t>
+      </w:r>
       <w:r>
         <w:rPr>
           <w:rFonts w:ascii="Courier New" w:hAnsi="Courier New" w:cs="Courier New"/>
           <w:sz w:val="22"/>
           <w:szCs w:val="22"/>
         </w:rPr>
-        <w:t xml:space="preserve">, </w:t>
-      </w:r>
-      <w:proofErr w:type="spellStart"/>
+        <w:t>docker.createContainer()</w:t>
+      </w:r>
+      <w:r>
+        <w:t xml:space="preserve"> is a function from the dockerode package which creates the docker container but does not execute it. </w:t>
+      </w:r>
       <w:r>
         <w:rPr>
           <w:rFonts w:ascii="Courier New" w:hAnsi="Courier New" w:cs="Courier New"/>
           <w:sz w:val="22"/>
           <w:szCs w:val="22"/>
         </w:rPr>
-        <w:t>CpuQuota</w:t>
-      </w:r>
-      <w:proofErr w:type="spellEnd"/>
-      <w:r>
-        <w:t xml:space="preserve"> and </w:t>
-      </w:r>
-      <w:proofErr w:type="spellStart"/>
+        <w:t>docker.start()</w:t>
+      </w:r>
+      <w:r>
+        <w:t xml:space="preserve"> starts the docker container, </w:t>
+      </w:r>
       <w:r>
         <w:rPr>
           <w:rFonts w:ascii="Courier New" w:hAnsi="Courier New" w:cs="Courier New"/>
           <w:sz w:val="22"/>
           <w:szCs w:val="22"/>
         </w:rPr>
-        <w:t>PidsLimit</w:t>
-      </w:r>
-      <w:proofErr w:type="spellEnd"/>
-      <w:r>
-        <w:t xml:space="preserve"> are set to cap memory, CPU, and process count, preventing a single submission from consuming excessive  resources. A timeout of 100 seconds is also set which forcibly kills the container if execution exceeds the limit, preventing infinite loops from blocking execution indefinitely.</w:t>
-      </w:r>
-      <w:r>
-        <w:t xml:space="preserve"> </w:t>
-      </w:r>
-      <w:r>
-        <w:t xml:space="preserve">The </w:t>
-      </w:r>
-      <w:proofErr w:type="spellStart"/>
+        <w:t>docker.kill()</w:t>
+      </w:r>
+      <w:r>
+        <w:t xml:space="preserve"> forcibly kills the container and </w:t>
+      </w:r>
       <w:r>
         <w:rPr>
           <w:rFonts w:ascii="Courier New" w:hAnsi="Courier New" w:cs="Courier New"/>
           <w:sz w:val="22"/>
           <w:szCs w:val="22"/>
         </w:rPr>
-        <w:t>endTime</w:t>
-      </w:r>
-      <w:proofErr w:type="spellEnd"/>
-      <w:r>
-        <w:t xml:space="preserve"> </w:t>
-      </w:r>
-      <w:r>
-        <w:t xml:space="preserve">variable </w:t>
-      </w:r>
-      <w:r>
-        <w:t>is used to calculate how long the test case took to execute.</w:t>
-      </w:r>
-    </w:p>
-    <w:p>
-      <w:pPr>
-        <w:jc w:val="both"/>
-      </w:pPr>
-      <w:r>
-        <w:t xml:space="preserve">Note that </w:t>
-      </w:r>
-      <w:proofErr w:type="spellStart"/>
-      <w:r>
-        <w:rPr>
-          <w:rFonts w:ascii="Courier New" w:hAnsi="Courier New" w:cs="Courier New"/>
-          <w:sz w:val="22"/>
-          <w:szCs w:val="22"/>
-        </w:rPr>
-        <w:t>docker.createContainer</w:t>
-      </w:r>
-      <w:proofErr w:type="spellEnd"/>
-      <w:r>
-        <w:rPr>
-          <w:rFonts w:ascii="Courier New" w:hAnsi="Courier New" w:cs="Courier New"/>
-          <w:sz w:val="22"/>
-          <w:szCs w:val="22"/>
-        </w:rPr>
-        <w:t>()</w:t>
-      </w:r>
-      <w:r>
-        <w:t xml:space="preserve"> is a function from the </w:t>
-      </w:r>
-      <w:proofErr w:type="spellStart"/>
-      <w:r>
-        <w:t>dockerode</w:t>
-      </w:r>
-      <w:proofErr w:type="spellEnd"/>
-      <w:r>
-        <w:t xml:space="preserve"> package which creates the docker container but does not execute it. </w:t>
-      </w:r>
-      <w:proofErr w:type="spellStart"/>
-      <w:r>
-        <w:rPr>
-          <w:rFonts w:ascii="Courier New" w:hAnsi="Courier New" w:cs="Courier New"/>
-          <w:sz w:val="22"/>
-          <w:szCs w:val="22"/>
-        </w:rPr>
-        <w:t>docker.start</w:t>
-      </w:r>
-      <w:proofErr w:type="spellEnd"/>
-      <w:r>
-        <w:rPr>
-          <w:rFonts w:ascii="Courier New" w:hAnsi="Courier New" w:cs="Courier New"/>
-          <w:sz w:val="22"/>
-          <w:szCs w:val="22"/>
-        </w:rPr>
-        <w:t>()</w:t>
-      </w:r>
-      <w:r>
-        <w:t xml:space="preserve"> starts the docker container, </w:t>
-      </w:r>
-      <w:proofErr w:type="spellStart"/>
-      <w:r>
-        <w:rPr>
-          <w:rFonts w:ascii="Courier New" w:hAnsi="Courier New" w:cs="Courier New"/>
-          <w:sz w:val="22"/>
-          <w:szCs w:val="22"/>
-        </w:rPr>
-        <w:t>docker.kill</w:t>
-      </w:r>
-      <w:proofErr w:type="spellEnd"/>
-      <w:r>
-        <w:rPr>
-          <w:rFonts w:ascii="Courier New" w:hAnsi="Courier New" w:cs="Courier New"/>
-          <w:sz w:val="22"/>
-          <w:szCs w:val="22"/>
-        </w:rPr>
-        <w:t>()</w:t>
-      </w:r>
-      <w:r>
-        <w:t xml:space="preserve"> forcibly kills the container and </w:t>
-      </w:r>
-      <w:proofErr w:type="spellStart"/>
-      <w:r>
-        <w:rPr>
-          <w:rFonts w:ascii="Courier New" w:hAnsi="Courier New" w:cs="Courier New"/>
-          <w:sz w:val="22"/>
-          <w:szCs w:val="22"/>
-        </w:rPr>
-        <w:t>docker.wait</w:t>
-      </w:r>
-      <w:proofErr w:type="spellEnd"/>
-      <w:r>
-        <w:rPr>
-          <w:rFonts w:ascii="Courier New" w:hAnsi="Courier New" w:cs="Courier New"/>
-          <w:sz w:val="22"/>
-          <w:szCs w:val="22"/>
-        </w:rPr>
-        <w:t>()</w:t>
+        <w:t>docker.wait()</w:t>
       </w:r>
       <w:r>
         <w:t xml:space="preserve"> waits until the container exits naturally.</w:t>
@@ -11885,6 +11613,9 @@
         <w:jc w:val="center"/>
       </w:pPr>
       <w:r>
+        <w:rPr>
+          <w:noProof/>
+        </w:rPr>
         <w:drawing>
           <wp:inline distT="0" distB="0" distL="0" distR="0" wp14:anchorId="2E603F53" wp14:editId="5773E777">
             <wp:extent cx="3549646" cy="5512280"/>
@@ -11979,15 +11710,7 @@
         <w:t>.</w:t>
       </w:r>
       <w:r>
-        <w:t xml:space="preserve"> </w:t>
-      </w:r>
-      <w:proofErr w:type="spellStart"/>
-      <w:r>
-        <w:t>startContainer</w:t>
-      </w:r>
-      <w:proofErr w:type="spellEnd"/>
-      <w:r>
-        <w:t xml:space="preserve"> function part three, container execution and timeout</w:t>
+        <w:t xml:space="preserve"> startContainer function part three, container execution and timeout</w:t>
       </w:r>
       <w:bookmarkEnd w:id="41"/>
     </w:p>
@@ -11999,97 +11722,67 @@
         <w:lastRenderedPageBreak/>
         <w:t xml:space="preserve">The final part of the </w:t>
       </w:r>
-      <w:proofErr w:type="spellStart"/>
       <w:r>
         <w:rPr>
           <w:rFonts w:ascii="Courier New" w:hAnsi="Courier New" w:cs="Courier New"/>
           <w:sz w:val="22"/>
           <w:szCs w:val="22"/>
         </w:rPr>
-        <w:t>startContainer</w:t>
-      </w:r>
-      <w:proofErr w:type="spellEnd"/>
+        <w:t>startContainer()</w:t>
+      </w:r>
+      <w:r>
+        <w:t xml:space="preserve"> function</w:t>
+      </w:r>
+      <w:r>
+        <w:t xml:space="preserve"> (seen in figure 22.)</w:t>
+      </w:r>
+      <w:r>
+        <w:t xml:space="preserve"> takes the output from the test case, strips the docker headers,</w:t>
+      </w:r>
+      <w:r>
+        <w:t xml:space="preserve"> and</w:t>
+      </w:r>
+      <w:r>
+        <w:t xml:space="preserve"> compares the processed output with the expected output from the test case</w:t>
+      </w:r>
+      <w:r>
+        <w:t>.</w:t>
+      </w:r>
+      <w:r>
+        <w:t xml:space="preserve"> </w:t>
+      </w:r>
+      <w:r>
+        <w:t xml:space="preserve">This equality check is performed by a </w:t>
+      </w:r>
+      <w:r>
+        <w:t xml:space="preserve">helper function called </w:t>
+      </w:r>
       <w:r>
         <w:rPr>
           <w:rFonts w:ascii="Courier New" w:hAnsi="Courier New" w:cs="Courier New"/>
           <w:sz w:val="22"/>
           <w:szCs w:val="22"/>
         </w:rPr>
-        <w:t>()</w:t>
-      </w:r>
-      <w:r>
-        <w:t xml:space="preserve"> function</w:t>
-      </w:r>
-      <w:r>
-        <w:t xml:space="preserve"> (seen in figure 22.)</w:t>
-      </w:r>
-      <w:r>
-        <w:t xml:space="preserve"> takes the output from the test case, strips the docker headers,</w:t>
-      </w:r>
-      <w:r>
-        <w:t xml:space="preserve"> and</w:t>
-      </w:r>
-      <w:r>
-        <w:t xml:space="preserve"> compares the processed output with the expected output from the test case</w:t>
-      </w:r>
-      <w:r>
-        <w:t>.</w:t>
-      </w:r>
-      <w:r>
-        <w:t xml:space="preserve"> </w:t>
-      </w:r>
-      <w:r>
-        <w:t xml:space="preserve">This equality check is performed by a </w:t>
-      </w:r>
-      <w:r>
-        <w:t xml:space="preserve">helper function called </w:t>
-      </w:r>
-      <w:proofErr w:type="spellStart"/>
+        <w:t>deepEqual()</w:t>
+      </w:r>
+      <w:r>
+        <w:rPr>
+          <w:rFonts w:cs="Courier New"/>
+        </w:rPr>
+        <w:t xml:space="preserve">before </w:t>
+      </w:r>
       <w:r>
         <w:rPr>
           <w:rFonts w:ascii="Courier New" w:hAnsi="Courier New" w:cs="Courier New"/>
           <w:sz w:val="22"/>
           <w:szCs w:val="22"/>
         </w:rPr>
-        <w:t>deepEqual</w:t>
-      </w:r>
-      <w:proofErr w:type="spellEnd"/>
-      <w:r>
-        <w:rPr>
-          <w:rFonts w:ascii="Courier New" w:hAnsi="Courier New" w:cs="Courier New"/>
-          <w:sz w:val="22"/>
-          <w:szCs w:val="22"/>
-        </w:rPr>
-        <w:t>()</w:t>
+        <w:t>startContainer()</w:t>
       </w:r>
       <w:r>
         <w:rPr>
           <w:rFonts w:cs="Courier New"/>
         </w:rPr>
-        <w:t xml:space="preserve">before </w:t>
-      </w:r>
-      <w:proofErr w:type="spellStart"/>
-      <w:r>
-        <w:rPr>
-          <w:rFonts w:ascii="Courier New" w:hAnsi="Courier New" w:cs="Courier New"/>
-          <w:sz w:val="22"/>
-          <w:szCs w:val="22"/>
-        </w:rPr>
-        <w:t>startContainer</w:t>
-      </w:r>
-      <w:proofErr w:type="spellEnd"/>
-      <w:r>
-        <w:rPr>
-          <w:rFonts w:ascii="Courier New" w:hAnsi="Courier New" w:cs="Courier New"/>
-          <w:sz w:val="22"/>
-          <w:szCs w:val="22"/>
-        </w:rPr>
-        <w:t>()</w:t>
-      </w:r>
-      <w:r>
-        <w:rPr>
-          <w:rFonts w:cs="Courier New"/>
-        </w:rPr>
         <w:t xml:space="preserve"> </w:t>
       </w:r>
       <w:r>
@@ -12101,6 +11794,9 @@
         <w:jc w:val="center"/>
       </w:pPr>
       <w:r>
+        <w:rPr>
+          <w:noProof/>
+        </w:rPr>
         <w:drawing>
           <wp:inline distT="0" distB="0" distL="0" distR="0" wp14:anchorId="21F18F95" wp14:editId="4B1E192D">
             <wp:extent cx="4925112" cy="3620005"/>
@@ -12195,15 +11891,7 @@
         <w:t>.</w:t>
       </w:r>
       <w:r>
-        <w:t xml:space="preserve"> </w:t>
-      </w:r>
-      <w:proofErr w:type="spellStart"/>
-      <w:r>
-        <w:t>startContainer</w:t>
-      </w:r>
-      <w:proofErr w:type="spellEnd"/>
-      <w:r>
-        <w:t xml:space="preserve"> function part four, processing output and returning data</w:t>
+        <w:t xml:space="preserve"> startContainer function part four, processing output and returning data</w:t>
       </w:r>
       <w:bookmarkEnd w:id="42"/>
     </w:p>
@@ -12211,35 +11899,33 @@
       <w:pPr>
         <w:jc w:val="both"/>
       </w:pPr>
-      <w:proofErr w:type="spellStart"/>
       <w:r>
         <w:rPr>
           <w:rFonts w:ascii="Courier New" w:hAnsi="Courier New" w:cs="Courier New"/>
           <w:sz w:val="22"/>
           <w:szCs w:val="22"/>
         </w:rPr>
-        <w:t>deepEqual</w:t>
-      </w:r>
-      <w:proofErr w:type="spellEnd"/>
+        <w:t>deepEqual()</w:t>
+      </w:r>
+      <w:r>
+        <w:t xml:space="preserve"> is an important function which </w:t>
+      </w:r>
+      <w:r>
+        <w:t xml:space="preserve">checks if the expected output matches the actual output </w:t>
+      </w:r>
+      <w:r>
+        <w:t>for a given</w:t>
+      </w:r>
+      <w:r>
+        <w:t xml:space="preserve"> test case. This function is needed because a simple TypeScript “</w:t>
+      </w:r>
       <w:r>
         <w:rPr>
           <w:rFonts w:ascii="Courier New" w:hAnsi="Courier New" w:cs="Courier New"/>
           <w:sz w:val="22"/>
           <w:szCs w:val="22"/>
         </w:rPr>
-        <w:t>()</w:t>
-      </w:r>
-      <w:r>
-        <w:t xml:space="preserve"> is an important function which </w:t>
-      </w:r>
-      <w:r>
-        <w:t xml:space="preserve">checks if the expected output matches the actual output </w:t>
-      </w:r>
-      <w:r>
-        <w:t>for a given</w:t>
-      </w:r>
-      <w:r>
-        <w:t xml:space="preserve"> test case. This function is needed because a simple TypeScript “</w:t>
+        <w:t>===</w:t>
       </w:r>
       <w:r>
         <w:rPr>
@@ -12247,7 +11933,13 @@
           <w:sz w:val="22"/>
           <w:szCs w:val="22"/>
         </w:rPr>
-        <w:t>===</w:t>
+        <w:t>”</w:t>
+      </w:r>
+      <w:r>
+        <w:t xml:space="preserve"> operator only checks reference equality for objects and arrays, not their contents</w:t>
+      </w:r>
+      <w:r>
+        <w:t xml:space="preserve"> e.g. arrays of arrays, [[2,1], [1,2]]. To solve this, </w:t>
       </w:r>
       <w:r>
         <w:rPr>
@@ -12255,31 +11947,7 @@
           <w:sz w:val="22"/>
           <w:szCs w:val="22"/>
         </w:rPr>
-        <w:t>”</w:t>
-      </w:r>
-      <w:r>
-        <w:t xml:space="preserve"> operator only checks reference equality for objects and arrays, not their contents</w:t>
-      </w:r>
-      <w:r>
-        <w:t xml:space="preserve"> e.g. arrays of arrays, [[2,1], [1,2]]. To solve this, </w:t>
-      </w:r>
-      <w:proofErr w:type="spellStart"/>
-      <w:r>
-        <w:rPr>
-          <w:rFonts w:ascii="Courier New" w:hAnsi="Courier New" w:cs="Courier New"/>
-          <w:sz w:val="22"/>
-          <w:szCs w:val="22"/>
-        </w:rPr>
-        <w:t>deepEqual</w:t>
-      </w:r>
-      <w:proofErr w:type="spellEnd"/>
-      <w:r>
-        <w:rPr>
-          <w:rFonts w:ascii="Courier New" w:hAnsi="Courier New" w:cs="Courier New"/>
-          <w:sz w:val="22"/>
-          <w:szCs w:val="22"/>
-        </w:rPr>
-        <w:t>()</w:t>
+        <w:t>deepEqual()</w:t>
       </w:r>
       <w:r>
         <w:t xml:space="preserve"> examines these cases recursively</w:t>
@@ -12299,6 +11967,9 @@
         <w:jc w:val="center"/>
       </w:pPr>
       <w:r>
+        <w:rPr>
+          <w:noProof/>
+        </w:rPr>
         <w:drawing>
           <wp:inline distT="0" distB="0" distL="0" distR="0" wp14:anchorId="10F532E0" wp14:editId="29AD6C61">
             <wp:extent cx="4315427" cy="2200582"/>
@@ -12399,15 +12070,7 @@
         <w:t>.</w:t>
       </w:r>
       <w:r>
-        <w:t xml:space="preserve"> </w:t>
-      </w:r>
-      <w:proofErr w:type="spellStart"/>
-      <w:r>
-        <w:t>deepEquals</w:t>
-      </w:r>
-      <w:proofErr w:type="spellEnd"/>
-      <w:r>
-        <w:t xml:space="preserve"> function</w:t>
+        <w:t xml:space="preserve"> deepEquals function</w:t>
       </w:r>
       <w:bookmarkEnd w:id="43"/>
       <w:r>
@@ -12457,15 +12120,7 @@
         <w:t xml:space="preserve">AI entirely, </w:t>
       </w:r>
       <w:r>
-        <w:t xml:space="preserve">the platform aims to increase the work factor to discourage most users from using it. A file called </w:t>
-      </w:r>
-      <w:proofErr w:type="spellStart"/>
-      <w:r>
-        <w:t>antiCheat.ts</w:t>
-      </w:r>
-      <w:proofErr w:type="spellEnd"/>
-      <w:r>
-        <w:t xml:space="preserve"> has been created which disables copy/paste functionality and can detect when a user switches tabs. This is only active on the “solve a problem” screen and can be bypassed in certain situations. This only acts as a deterrent to the use of AI assistance.</w:t>
+        <w:t>the platform aims to increase the work factor to discourage most users from using it. A file called antiCheat.ts has been created which disables copy/paste functionality and can detect when a user switches tabs. This is only active on the “solve a problem” screen and can be bypassed in certain situations. This only acts as a deterrent to the use of AI assistance.</w:t>
       </w:r>
     </w:p>
     <w:p>
@@ -12578,15 +12233,7 @@
         <w:t>.</w:t>
       </w:r>
       <w:r>
-        <w:t xml:space="preserve"> </w:t>
-      </w:r>
-      <w:proofErr w:type="spellStart"/>
-      <w:r>
-        <w:t>AntiCheat.ts</w:t>
-      </w:r>
-      <w:proofErr w:type="spellEnd"/>
-      <w:r>
-        <w:t xml:space="preserve"> file to deter users from using generative  AI</w:t>
+        <w:t xml:space="preserve"> AntiCheat.ts file to deter users from using generative  AI</w:t>
       </w:r>
       <w:bookmarkEnd w:id="45"/>
     </w:p>
@@ -12896,31 +12543,7 @@
         </w:numPr>
       </w:pPr>
       <w:r>
-        <w:t>Cascading deletes are applied on child tables (</w:t>
-      </w:r>
-      <w:proofErr w:type="spellStart"/>
-      <w:r>
-        <w:t>test_case</w:t>
-      </w:r>
-      <w:proofErr w:type="spellEnd"/>
-      <w:r>
-        <w:t xml:space="preserve">, submission, </w:t>
-      </w:r>
-      <w:proofErr w:type="spellStart"/>
-      <w:r>
-        <w:t>course_problem</w:t>
-      </w:r>
-      <w:proofErr w:type="spellEnd"/>
-      <w:r>
-        <w:t xml:space="preserve">, </w:t>
-      </w:r>
-      <w:proofErr w:type="spellStart"/>
-      <w:r>
-        <w:t>enrollment</w:t>
-      </w:r>
-      <w:proofErr w:type="spellEnd"/>
-      <w:r>
-        <w:t>) so that removing a parent record automatically cleans up related data.</w:t>
+        <w:t>Cascading deletes are applied on child tables (test_case, submission, course_problem, enrollment) so that removing a parent record automatically cleans up related data.</w:t>
       </w:r>
     </w:p>
     <w:p>
@@ -12931,23 +12554,7 @@
         </w:numPr>
       </w:pPr>
       <w:r>
-        <w:t xml:space="preserve">The </w:t>
-      </w:r>
-      <w:proofErr w:type="spellStart"/>
-      <w:r>
-        <w:t>enrollment</w:t>
-      </w:r>
-      <w:proofErr w:type="spellEnd"/>
-      <w:r>
-        <w:t xml:space="preserve"> and </w:t>
-      </w:r>
-      <w:proofErr w:type="spellStart"/>
-      <w:r>
-        <w:t>course_problem</w:t>
-      </w:r>
-      <w:proofErr w:type="spellEnd"/>
-      <w:r>
-        <w:t xml:space="preserve"> tables use composite primary keys</w:t>
+        <w:t>The enrollment and course_problem tables use composite primary keys</w:t>
       </w:r>
       <w:r>
         <w:t>.</w:t>
@@ -12960,13 +12567,8 @@
           <w:numId w:val="1"/>
         </w:numPr>
       </w:pPr>
-      <w:proofErr w:type="spellStart"/>
-      <w:r>
-        <w:t>problem.difficulty</w:t>
-      </w:r>
-      <w:proofErr w:type="spellEnd"/>
-      <w:r>
-        <w:t xml:space="preserve"> is constrained to values 1–5.</w:t>
+      <w:r>
+        <w:t>problem.difficulty is constrained to values 1–5.</w:t>
       </w:r>
     </w:p>
     <w:p>
@@ -12976,13 +12578,8 @@
           <w:numId w:val="1"/>
         </w:numPr>
       </w:pPr>
-      <w:proofErr w:type="spellStart"/>
-      <w:r>
-        <w:t>users.role</w:t>
-      </w:r>
-      <w:proofErr w:type="spellEnd"/>
-      <w:r>
-        <w:t xml:space="preserve"> is constrained to 'student' or 'lecturer'.</w:t>
+      <w:r>
+        <w:t>users.role is constrained to 'student' or 'lecturer'.</w:t>
       </w:r>
     </w:p>
     <w:p>
@@ -12992,21 +12589,8 @@
           <w:numId w:val="1"/>
         </w:numPr>
       </w:pPr>
-      <w:proofErr w:type="spellStart"/>
-      <w:r>
-        <w:t>test_case.input_value</w:t>
-      </w:r>
-      <w:proofErr w:type="spellEnd"/>
-      <w:r>
-        <w:t xml:space="preserve"> and </w:t>
-      </w:r>
-      <w:proofErr w:type="spellStart"/>
-      <w:r>
-        <w:t>expected_value</w:t>
-      </w:r>
-      <w:proofErr w:type="spellEnd"/>
-      <w:r>
-        <w:t xml:space="preserve"> are stored as JSONB to support flexible, structured test data.</w:t>
+      <w:r>
+        <w:t>test_case.input_value and expected_value are stored as JSONB to support flexible, structured test data.</w:t>
       </w:r>
     </w:p>
     <w:p>
@@ -13017,31 +12601,7 @@
         </w:numPr>
       </w:pPr>
       <w:r>
-        <w:t>Streak tracking (</w:t>
-      </w:r>
-      <w:proofErr w:type="spellStart"/>
-      <w:r>
-        <w:t>current_streak</w:t>
-      </w:r>
-      <w:proofErr w:type="spellEnd"/>
-      <w:r>
-        <w:t xml:space="preserve">, </w:t>
-      </w:r>
-      <w:proofErr w:type="spellStart"/>
-      <w:r>
-        <w:t>longest_streak</w:t>
-      </w:r>
-      <w:proofErr w:type="spellEnd"/>
-      <w:r>
-        <w:t xml:space="preserve">, </w:t>
-      </w:r>
-      <w:proofErr w:type="spellStart"/>
-      <w:r>
-        <w:t>last_solved_date</w:t>
-      </w:r>
-      <w:proofErr w:type="spellEnd"/>
-      <w:r>
-        <w:t>) is maintained on the users table and updated at submission time.</w:t>
+        <w:t>Streak tracking (current_streak, longest_streak, last_solved_date) is maintained on the users table and updated at submission time.</w:t>
       </w:r>
     </w:p>
     <w:p>
@@ -13092,7 +12652,6 @@
       <w:pPr>
         <w:spacing w:before="200" w:after="60"/>
       </w:pPr>
-      <w:proofErr w:type="spellStart"/>
       <w:r>
         <w:rPr>
           <w:rFonts w:ascii="Arial" w:eastAsia="Arial" w:hAnsi="Arial" w:cs="Arial"/>
@@ -13104,7 +12663,6 @@
         </w:rPr>
         <w:t>createUser</w:t>
       </w:r>
-      <w:proofErr w:type="spellEnd"/>
     </w:p>
     <w:tbl>
       <w:tblPr>
@@ -13166,27 +12724,7 @@
                 <w:sz w:val="18"/>
                 <w:szCs w:val="18"/>
               </w:rPr>
-              <w:t xml:space="preserve"> users (</w:t>
-            </w:r>
-            <w:proofErr w:type="spellStart"/>
-            <w:r>
-              <w:rPr>
-                <w:rFonts w:ascii="Courier New" w:eastAsia="Courier New" w:hAnsi="Courier New" w:cs="Courier New"/>
-                <w:color w:val="1A1A2E"/>
-                <w:sz w:val="18"/>
-                <w:szCs w:val="18"/>
-              </w:rPr>
-              <w:t>user_name</w:t>
-            </w:r>
-            <w:proofErr w:type="spellEnd"/>
-            <w:r>
-              <w:rPr>
-                <w:rFonts w:ascii="Courier New" w:eastAsia="Courier New" w:hAnsi="Courier New" w:cs="Courier New"/>
-                <w:color w:val="1A1A2E"/>
-                <w:sz w:val="18"/>
-                <w:szCs w:val="18"/>
-              </w:rPr>
-              <w:t>, role, email, password)</w:t>
+              <w:t xml:space="preserve"> users (user_name, role, email, password)</w:t>
             </w:r>
           </w:p>
           <w:p>
@@ -13269,7 +12807,6 @@
       <w:pPr>
         <w:spacing w:before="200" w:after="60"/>
       </w:pPr>
-      <w:proofErr w:type="spellStart"/>
       <w:r>
         <w:rPr>
           <w:rFonts w:ascii="Arial" w:eastAsia="Arial" w:hAnsi="Arial" w:cs="Arial"/>
@@ -13281,7 +12818,6 @@
         </w:rPr>
         <w:t>getUserByEmail</w:t>
       </w:r>
-      <w:proofErr w:type="spellEnd"/>
     </w:p>
     <w:tbl>
       <w:tblPr>
@@ -13343,47 +12879,7 @@
                 <w:sz w:val="18"/>
                 <w:szCs w:val="18"/>
               </w:rPr>
-              <w:t xml:space="preserve"> </w:t>
-            </w:r>
-            <w:proofErr w:type="spellStart"/>
-            <w:r>
-              <w:rPr>
-                <w:rFonts w:ascii="Courier New" w:eastAsia="Courier New" w:hAnsi="Courier New" w:cs="Courier New"/>
-                <w:color w:val="1A1A2E"/>
-                <w:sz w:val="18"/>
-                <w:szCs w:val="18"/>
-              </w:rPr>
-              <w:t>user_id</w:t>
-            </w:r>
-            <w:proofErr w:type="spellEnd"/>
-            <w:r>
-              <w:rPr>
-                <w:rFonts w:ascii="Courier New" w:eastAsia="Courier New" w:hAnsi="Courier New" w:cs="Courier New"/>
-                <w:color w:val="1A1A2E"/>
-                <w:sz w:val="18"/>
-                <w:szCs w:val="18"/>
-              </w:rPr>
-              <w:t xml:space="preserve"> AS id, </w:t>
-            </w:r>
-            <w:proofErr w:type="spellStart"/>
-            <w:r>
-              <w:rPr>
-                <w:rFonts w:ascii="Courier New" w:eastAsia="Courier New" w:hAnsi="Courier New" w:cs="Courier New"/>
-                <w:color w:val="1A1A2E"/>
-                <w:sz w:val="18"/>
-                <w:szCs w:val="18"/>
-              </w:rPr>
-              <w:t>user_name</w:t>
-            </w:r>
-            <w:proofErr w:type="spellEnd"/>
-            <w:r>
-              <w:rPr>
-                <w:rFonts w:ascii="Courier New" w:eastAsia="Courier New" w:hAnsi="Courier New" w:cs="Courier New"/>
-                <w:color w:val="1A1A2E"/>
-                <w:sz w:val="18"/>
-                <w:szCs w:val="18"/>
-              </w:rPr>
-              <w:t xml:space="preserve"> AS name, email,</w:t>
+              <w:t xml:space="preserve"> user_id AS id, user_name AS name, email,</w:t>
             </w:r>
           </w:p>
           <w:p>
@@ -13499,7 +12995,6 @@
       <w:pPr>
         <w:spacing w:before="200" w:after="60"/>
       </w:pPr>
-      <w:proofErr w:type="spellStart"/>
       <w:r>
         <w:rPr>
           <w:rFonts w:ascii="Arial" w:eastAsia="Arial" w:hAnsi="Arial" w:cs="Arial"/>
@@ -13511,7 +13006,6 @@
         </w:rPr>
         <w:t>fetchProblems</w:t>
       </w:r>
-      <w:proofErr w:type="spellEnd"/>
     </w:p>
     <w:tbl>
       <w:tblPr>
@@ -13582,19 +13076,8 @@
                 <w:sz w:val="18"/>
                 <w:szCs w:val="18"/>
               </w:rPr>
-              <w:t xml:space="preserve">problem.*, </w:t>
-            </w:r>
-            <w:proofErr w:type="spellStart"/>
-            <w:r>
-              <w:rPr>
-                <w:rFonts w:ascii="Courier New" w:eastAsia="Courier New" w:hAnsi="Courier New" w:cs="Courier New"/>
-                <w:color w:val="1A1A2E"/>
-                <w:sz w:val="18"/>
-                <w:szCs w:val="18"/>
-              </w:rPr>
-              <w:t>users.user_name</w:t>
-            </w:r>
-            <w:proofErr w:type="spellEnd"/>
+              <w:t>problem.*, users.user_name</w:t>
+            </w:r>
           </w:p>
           <w:p>
             <w:pPr>
@@ -13759,37 +13242,15 @@
               </w:rPr>
               <w:t xml:space="preserve"> </w:t>
             </w:r>
-            <w:proofErr w:type="spellStart"/>
-            <w:r>
-              <w:rPr>
-                <w:rFonts w:ascii="Courier New" w:eastAsia="Courier New" w:hAnsi="Courier New" w:cs="Courier New"/>
-                <w:color w:val="1A1A2E"/>
-                <w:sz w:val="18"/>
-                <w:szCs w:val="18"/>
-              </w:rPr>
-              <w:t>problem.user_id</w:t>
-            </w:r>
-            <w:proofErr w:type="spellEnd"/>
-            <w:r>
-              <w:rPr>
-                <w:rFonts w:ascii="Courier New" w:eastAsia="Courier New" w:hAnsi="Courier New" w:cs="Courier New"/>
-                <w:color w:val="1A1A2E"/>
-                <w:sz w:val="18"/>
-                <w:szCs w:val="18"/>
-              </w:rPr>
-              <w:t xml:space="preserve"> = </w:t>
-            </w:r>
-            <w:proofErr w:type="spellStart"/>
-            <w:r>
-              <w:rPr>
-                <w:rFonts w:ascii="Courier New" w:eastAsia="Courier New" w:hAnsi="Courier New" w:cs="Courier New"/>
-                <w:color w:val="1A1A2E"/>
-                <w:sz w:val="18"/>
-                <w:szCs w:val="18"/>
-              </w:rPr>
-              <w:t>users.user_id</w:t>
-            </w:r>
-            <w:proofErr w:type="spellEnd"/>
+            <w:r>
+              <w:rPr>
+                <w:rFonts w:ascii="Courier New" w:eastAsia="Courier New" w:hAnsi="Courier New" w:cs="Courier New"/>
+                <w:color w:val="1A1A2E"/>
+                <w:sz w:val="18"/>
+                <w:szCs w:val="18"/>
+              </w:rPr>
+              <w:t>problem.user_id = users.user_id</w:t>
+            </w:r>
           </w:p>
         </w:tc>
       </w:tr>
@@ -13813,7 +13274,6 @@
       <w:pPr>
         <w:spacing w:before="200" w:after="60"/>
       </w:pPr>
-      <w:proofErr w:type="spellStart"/>
       <w:r>
         <w:rPr>
           <w:rFonts w:ascii="Arial" w:eastAsia="Arial" w:hAnsi="Arial" w:cs="Arial"/>
@@ -13825,7 +13285,6 @@
         </w:rPr>
         <w:t>fetchTestCases</w:t>
       </w:r>
-      <w:proofErr w:type="spellEnd"/>
     </w:p>
     <w:tbl>
       <w:tblPr>
@@ -13918,21 +13377,30 @@
               </w:rPr>
               <w:t xml:space="preserve"> </w:t>
             </w:r>
-            <w:proofErr w:type="spellStart"/>
-            <w:r>
-              <w:rPr>
-                <w:rFonts w:ascii="Courier New" w:eastAsia="Courier New" w:hAnsi="Courier New" w:cs="Courier New"/>
-                <w:color w:val="1A1A2E"/>
-                <w:sz w:val="18"/>
-                <w:szCs w:val="18"/>
-              </w:rPr>
-              <w:t>test_case</w:t>
-            </w:r>
-            <w:proofErr w:type="spellEnd"/>
-            <w:r>
-              <w:rPr>
-                <w:rFonts w:ascii="Courier New" w:eastAsia="Courier New" w:hAnsi="Courier New" w:cs="Courier New"/>
-                <w:color w:val="1A1A2E"/>
+            <w:r>
+              <w:rPr>
+                <w:rFonts w:ascii="Courier New" w:eastAsia="Courier New" w:hAnsi="Courier New" w:cs="Courier New"/>
+                <w:color w:val="1A1A2E"/>
+                <w:sz w:val="18"/>
+                <w:szCs w:val="18"/>
+              </w:rPr>
+              <w:t xml:space="preserve">test_case </w:t>
+            </w:r>
+            <w:r>
+              <w:rPr>
+                <w:rFonts w:ascii="Courier New" w:eastAsia="Courier New" w:hAnsi="Courier New" w:cs="Courier New"/>
+                <w:b/>
+                <w:bCs/>
+                <w:color w:val="0000CC"/>
+                <w:sz w:val="18"/>
+                <w:szCs w:val="18"/>
+              </w:rPr>
+              <w:t>WHERE</w:t>
+            </w:r>
+            <w:r>
+              <w:rPr>
+                <w:rFonts w:ascii="Courier New" w:eastAsia="Courier New" w:hAnsi="Courier New" w:cs="Courier New"/>
+                <w:color w:val="0000CC"/>
                 <w:sz w:val="18"/>
                 <w:szCs w:val="18"/>
               </w:rPr>
@@ -13941,42 +13409,11 @@
             <w:r>
               <w:rPr>
                 <w:rFonts w:ascii="Courier New" w:eastAsia="Courier New" w:hAnsi="Courier New" w:cs="Courier New"/>
-                <w:b/>
-                <w:bCs/>
-                <w:color w:val="0000CC"/>
-                <w:sz w:val="18"/>
-                <w:szCs w:val="18"/>
-              </w:rPr>
-              <w:t>WHERE</w:t>
-            </w:r>
-            <w:r>
-              <w:rPr>
-                <w:rFonts w:ascii="Courier New" w:eastAsia="Courier New" w:hAnsi="Courier New" w:cs="Courier New"/>
-                <w:color w:val="0000CC"/>
-                <w:sz w:val="18"/>
-                <w:szCs w:val="18"/>
-              </w:rPr>
-              <w:t xml:space="preserve"> </w:t>
-            </w:r>
-            <w:proofErr w:type="spellStart"/>
-            <w:r>
-              <w:rPr>
-                <w:rFonts w:ascii="Courier New" w:eastAsia="Courier New" w:hAnsi="Courier New" w:cs="Courier New"/>
-                <w:color w:val="1A1A2E"/>
-                <w:sz w:val="18"/>
-                <w:szCs w:val="18"/>
-              </w:rPr>
-              <w:t>problem_id</w:t>
-            </w:r>
-            <w:proofErr w:type="spellEnd"/>
-            <w:r>
-              <w:rPr>
-                <w:rFonts w:ascii="Courier New" w:eastAsia="Courier New" w:hAnsi="Courier New" w:cs="Courier New"/>
-                <w:color w:val="1A1A2E"/>
-                <w:sz w:val="18"/>
-                <w:szCs w:val="18"/>
-              </w:rPr>
-              <w:t xml:space="preserve"> = $1</w:t>
+                <w:color w:val="1A1A2E"/>
+                <w:sz w:val="18"/>
+                <w:szCs w:val="18"/>
+              </w:rPr>
+              <w:t>problem_id = $1</w:t>
             </w:r>
           </w:p>
         </w:tc>
@@ -14014,7 +13451,6 @@
       <w:pPr>
         <w:spacing w:before="200" w:after="60"/>
       </w:pPr>
-      <w:proofErr w:type="spellStart"/>
       <w:r>
         <w:rPr>
           <w:rFonts w:ascii="Arial" w:eastAsia="Arial" w:hAnsi="Arial" w:cs="Arial"/>
@@ -14027,7 +13463,6 @@
         <w:lastRenderedPageBreak/>
         <w:t>createSubmission</w:t>
       </w:r>
-      <w:proofErr w:type="spellEnd"/>
     </w:p>
     <w:tbl>
       <w:tblPr>
@@ -14132,98 +13567,7 @@
                 <w:sz w:val="18"/>
                 <w:szCs w:val="18"/>
               </w:rPr>
-              <w:t xml:space="preserve">    (</w:t>
-            </w:r>
-            <w:proofErr w:type="spellStart"/>
-            <w:proofErr w:type="gramStart"/>
-            <w:r>
-              <w:rPr>
-                <w:rFonts w:ascii="Courier New" w:eastAsia="Courier New" w:hAnsi="Courier New" w:cs="Courier New"/>
-                <w:color w:val="1A1A2E"/>
-                <w:sz w:val="18"/>
-                <w:szCs w:val="18"/>
-              </w:rPr>
-              <w:t>user</w:t>
-            </w:r>
-            <w:proofErr w:type="gramEnd"/>
-            <w:r>
-              <w:rPr>
-                <w:rFonts w:ascii="Courier New" w:eastAsia="Courier New" w:hAnsi="Courier New" w:cs="Courier New"/>
-                <w:color w:val="1A1A2E"/>
-                <w:sz w:val="18"/>
-                <w:szCs w:val="18"/>
-              </w:rPr>
-              <w:t>_id</w:t>
-            </w:r>
-            <w:proofErr w:type="spellEnd"/>
-            <w:r>
-              <w:rPr>
-                <w:rFonts w:ascii="Courier New" w:eastAsia="Courier New" w:hAnsi="Courier New" w:cs="Courier New"/>
-                <w:color w:val="1A1A2E"/>
-                <w:sz w:val="18"/>
-                <w:szCs w:val="18"/>
-              </w:rPr>
-              <w:t xml:space="preserve">, </w:t>
-            </w:r>
-            <w:proofErr w:type="spellStart"/>
-            <w:r>
-              <w:rPr>
-                <w:rFonts w:ascii="Courier New" w:eastAsia="Courier New" w:hAnsi="Courier New" w:cs="Courier New"/>
-                <w:color w:val="1A1A2E"/>
-                <w:sz w:val="18"/>
-                <w:szCs w:val="18"/>
-              </w:rPr>
-              <w:t>problem_id</w:t>
-            </w:r>
-            <w:proofErr w:type="spellEnd"/>
-            <w:r>
-              <w:rPr>
-                <w:rFonts w:ascii="Courier New" w:eastAsia="Courier New" w:hAnsi="Courier New" w:cs="Courier New"/>
-                <w:color w:val="1A1A2E"/>
-                <w:sz w:val="18"/>
-                <w:szCs w:val="18"/>
-              </w:rPr>
-              <w:t xml:space="preserve">, </w:t>
-            </w:r>
-            <w:proofErr w:type="spellStart"/>
-            <w:r>
-              <w:rPr>
-                <w:rFonts w:ascii="Courier New" w:eastAsia="Courier New" w:hAnsi="Courier New" w:cs="Courier New"/>
-                <w:color w:val="1A1A2E"/>
-                <w:sz w:val="18"/>
-                <w:szCs w:val="18"/>
-              </w:rPr>
-              <w:t>submitted_code</w:t>
-            </w:r>
-            <w:proofErr w:type="spellEnd"/>
-            <w:r>
-              <w:rPr>
-                <w:rFonts w:ascii="Courier New" w:eastAsia="Courier New" w:hAnsi="Courier New" w:cs="Courier New"/>
-                <w:color w:val="1A1A2E"/>
-                <w:sz w:val="18"/>
-                <w:szCs w:val="18"/>
-              </w:rPr>
-              <w:t xml:space="preserve">, </w:t>
-            </w:r>
-            <w:proofErr w:type="spellStart"/>
-            <w:r>
-              <w:rPr>
-                <w:rFonts w:ascii="Courier New" w:eastAsia="Courier New" w:hAnsi="Courier New" w:cs="Courier New"/>
-                <w:color w:val="1A1A2E"/>
-                <w:sz w:val="18"/>
-                <w:szCs w:val="18"/>
-              </w:rPr>
-              <w:t>overall_status</w:t>
-            </w:r>
-            <w:proofErr w:type="spellEnd"/>
-            <w:r>
-              <w:rPr>
-                <w:rFonts w:ascii="Courier New" w:eastAsia="Courier New" w:hAnsi="Courier New" w:cs="Courier New"/>
-                <w:color w:val="1A1A2E"/>
-                <w:sz w:val="18"/>
-                <w:szCs w:val="18"/>
-              </w:rPr>
-              <w:t>,</w:t>
+              <w:t xml:space="preserve">    (user_id, problem_id, submitted_code, overall_status,</w:t>
             </w:r>
           </w:p>
           <w:p>
@@ -14237,47 +13581,7 @@
                 <w:sz w:val="18"/>
                 <w:szCs w:val="18"/>
               </w:rPr>
-              <w:t xml:space="preserve">     </w:t>
-            </w:r>
-            <w:proofErr w:type="spellStart"/>
-            <w:r>
-              <w:rPr>
-                <w:rFonts w:ascii="Courier New" w:eastAsia="Courier New" w:hAnsi="Courier New" w:cs="Courier New"/>
-                <w:color w:val="1A1A2E"/>
-                <w:sz w:val="18"/>
-                <w:szCs w:val="18"/>
-              </w:rPr>
-              <w:t>time_taken</w:t>
-            </w:r>
-            <w:proofErr w:type="spellEnd"/>
-            <w:r>
-              <w:rPr>
-                <w:rFonts w:ascii="Courier New" w:eastAsia="Courier New" w:hAnsi="Courier New" w:cs="Courier New"/>
-                <w:color w:val="1A1A2E"/>
-                <w:sz w:val="18"/>
-                <w:szCs w:val="18"/>
-              </w:rPr>
-              <w:t xml:space="preserve">, percentage, </w:t>
-            </w:r>
-            <w:proofErr w:type="spellStart"/>
-            <w:r>
-              <w:rPr>
-                <w:rFonts w:ascii="Courier New" w:eastAsia="Courier New" w:hAnsi="Courier New" w:cs="Courier New"/>
-                <w:color w:val="1A1A2E"/>
-                <w:sz w:val="18"/>
-                <w:szCs w:val="18"/>
-              </w:rPr>
-              <w:t>points_awarded</w:t>
-            </w:r>
-            <w:proofErr w:type="spellEnd"/>
-            <w:r>
-              <w:rPr>
-                <w:rFonts w:ascii="Courier New" w:eastAsia="Courier New" w:hAnsi="Courier New" w:cs="Courier New"/>
-                <w:color w:val="1A1A2E"/>
-                <w:sz w:val="18"/>
-                <w:szCs w:val="18"/>
-              </w:rPr>
-              <w:t>)</w:t>
+              <w:t xml:space="preserve">     time_taken, percentage, points_awarded)</w:t>
             </w:r>
           </w:p>
           <w:p>
@@ -14378,7 +13682,6 @@
       <w:pPr>
         <w:spacing w:before="200" w:after="60"/>
       </w:pPr>
-      <w:proofErr w:type="spellStart"/>
       <w:r>
         <w:rPr>
           <w:rFonts w:ascii="Arial" w:eastAsia="Arial" w:hAnsi="Arial" w:cs="Arial"/>
@@ -14390,7 +13693,6 @@
         </w:rPr>
         <w:t>createTestCaseResult</w:t>
       </w:r>
-      <w:proofErr w:type="spellEnd"/>
     </w:p>
     <w:tbl>
       <w:tblPr>
@@ -14474,7 +13776,6 @@
               </w:rPr>
               <w:t xml:space="preserve"> </w:t>
             </w:r>
-            <w:proofErr w:type="spellStart"/>
             <w:r>
               <w:rPr>
                 <w:rFonts w:ascii="Courier New" w:eastAsia="Courier New" w:hAnsi="Courier New" w:cs="Courier New"/>
@@ -14484,7 +13785,6 @@
               </w:rPr>
               <w:t>test_case_result</w:t>
             </w:r>
-            <w:proofErr w:type="spellEnd"/>
           </w:p>
           <w:p>
             <w:pPr>
@@ -14497,87 +13797,7 @@
                 <w:sz w:val="18"/>
                 <w:szCs w:val="18"/>
               </w:rPr>
-              <w:t xml:space="preserve">    (</w:t>
-            </w:r>
-            <w:proofErr w:type="spellStart"/>
-            <w:r>
-              <w:rPr>
-                <w:rFonts w:ascii="Courier New" w:eastAsia="Courier New" w:hAnsi="Courier New" w:cs="Courier New"/>
-                <w:color w:val="1A1A2E"/>
-                <w:sz w:val="18"/>
-                <w:szCs w:val="18"/>
-              </w:rPr>
-              <w:t>submission_id</w:t>
-            </w:r>
-            <w:proofErr w:type="spellEnd"/>
-            <w:r>
-              <w:rPr>
-                <w:rFonts w:ascii="Courier New" w:eastAsia="Courier New" w:hAnsi="Courier New" w:cs="Courier New"/>
-                <w:color w:val="1A1A2E"/>
-                <w:sz w:val="18"/>
-                <w:szCs w:val="18"/>
-              </w:rPr>
-              <w:t xml:space="preserve">, </w:t>
-            </w:r>
-            <w:proofErr w:type="spellStart"/>
-            <w:r>
-              <w:rPr>
-                <w:rFonts w:ascii="Courier New" w:eastAsia="Courier New" w:hAnsi="Courier New" w:cs="Courier New"/>
-                <w:color w:val="1A1A2E"/>
-                <w:sz w:val="18"/>
-                <w:szCs w:val="18"/>
-              </w:rPr>
-              <w:t>test_case_id</w:t>
-            </w:r>
-            <w:proofErr w:type="spellEnd"/>
-            <w:r>
-              <w:rPr>
-                <w:rFonts w:ascii="Courier New" w:eastAsia="Courier New" w:hAnsi="Courier New" w:cs="Courier New"/>
-                <w:color w:val="1A1A2E"/>
-                <w:sz w:val="18"/>
-                <w:szCs w:val="18"/>
-              </w:rPr>
-              <w:t xml:space="preserve">, passed, </w:t>
-            </w:r>
-            <w:proofErr w:type="spellStart"/>
-            <w:r>
-              <w:rPr>
-                <w:rFonts w:ascii="Courier New" w:eastAsia="Courier New" w:hAnsi="Courier New" w:cs="Courier New"/>
-                <w:color w:val="1A1A2E"/>
-                <w:sz w:val="18"/>
-                <w:szCs w:val="18"/>
-              </w:rPr>
-              <w:t>actual_output</w:t>
-            </w:r>
-            <w:proofErr w:type="spellEnd"/>
-            <w:r>
-              <w:rPr>
-                <w:rFonts w:ascii="Courier New" w:eastAsia="Courier New" w:hAnsi="Courier New" w:cs="Courier New"/>
-                <w:color w:val="1A1A2E"/>
-                <w:sz w:val="18"/>
-                <w:szCs w:val="18"/>
-              </w:rPr>
-              <w:t xml:space="preserve">, </w:t>
-            </w:r>
-            <w:proofErr w:type="spellStart"/>
-            <w:r>
-              <w:rPr>
-                <w:rFonts w:ascii="Courier New" w:eastAsia="Courier New" w:hAnsi="Courier New" w:cs="Courier New"/>
-                <w:color w:val="1A1A2E"/>
-                <w:sz w:val="18"/>
-                <w:szCs w:val="18"/>
-              </w:rPr>
-              <w:t>runtime_ms</w:t>
-            </w:r>
-            <w:proofErr w:type="spellEnd"/>
-            <w:r>
-              <w:rPr>
-                <w:rFonts w:ascii="Courier New" w:eastAsia="Courier New" w:hAnsi="Courier New" w:cs="Courier New"/>
-                <w:color w:val="1A1A2E"/>
-                <w:sz w:val="18"/>
-                <w:szCs w:val="18"/>
-              </w:rPr>
-              <w:t>)</w:t>
+              <w:t xml:space="preserve">    (submission_id, test_case_id, passed, actual_output, runtime_ms)</w:t>
             </w:r>
           </w:p>
           <w:p>
@@ -14645,7 +13865,6 @@
       <w:pPr>
         <w:spacing w:before="200" w:after="60"/>
       </w:pPr>
-      <w:proofErr w:type="spellStart"/>
       <w:r>
         <w:rPr>
           <w:rFonts w:ascii="Arial" w:eastAsia="Arial" w:hAnsi="Arial" w:cs="Arial"/>
@@ -14657,7 +13876,6 @@
         </w:rPr>
         <w:t>insertProblem</w:t>
       </w:r>
-      <w:proofErr w:type="spellEnd"/>
     </w:p>
     <w:tbl>
       <w:tblPr>
@@ -14762,78 +13980,7 @@
                 <w:sz w:val="18"/>
                 <w:szCs w:val="18"/>
               </w:rPr>
-              <w:t xml:space="preserve">    (</w:t>
-            </w:r>
-            <w:proofErr w:type="spellStart"/>
-            <w:proofErr w:type="gramStart"/>
-            <w:r>
-              <w:rPr>
-                <w:rFonts w:ascii="Courier New" w:eastAsia="Courier New" w:hAnsi="Courier New" w:cs="Courier New"/>
-                <w:color w:val="1A1A2E"/>
-                <w:sz w:val="18"/>
-                <w:szCs w:val="18"/>
-              </w:rPr>
-              <w:t>user</w:t>
-            </w:r>
-            <w:proofErr w:type="gramEnd"/>
-            <w:r>
-              <w:rPr>
-                <w:rFonts w:ascii="Courier New" w:eastAsia="Courier New" w:hAnsi="Courier New" w:cs="Courier New"/>
-                <w:color w:val="1A1A2E"/>
-                <w:sz w:val="18"/>
-                <w:szCs w:val="18"/>
-              </w:rPr>
-              <w:t>_id</w:t>
-            </w:r>
-            <w:proofErr w:type="spellEnd"/>
-            <w:r>
-              <w:rPr>
-                <w:rFonts w:ascii="Courier New" w:eastAsia="Courier New" w:hAnsi="Courier New" w:cs="Courier New"/>
-                <w:color w:val="1A1A2E"/>
-                <w:sz w:val="18"/>
-                <w:szCs w:val="18"/>
-              </w:rPr>
-              <w:t xml:space="preserve">, </w:t>
-            </w:r>
-            <w:proofErr w:type="spellStart"/>
-            <w:r>
-              <w:rPr>
-                <w:rFonts w:ascii="Courier New" w:eastAsia="Courier New" w:hAnsi="Courier New" w:cs="Courier New"/>
-                <w:color w:val="1A1A2E"/>
-                <w:sz w:val="18"/>
-                <w:szCs w:val="18"/>
-              </w:rPr>
-              <w:t>problem_title</w:t>
-            </w:r>
-            <w:proofErr w:type="spellEnd"/>
-            <w:r>
-              <w:rPr>
-                <w:rFonts w:ascii="Courier New" w:eastAsia="Courier New" w:hAnsi="Courier New" w:cs="Courier New"/>
-                <w:color w:val="1A1A2E"/>
-                <w:sz w:val="18"/>
-                <w:szCs w:val="18"/>
-              </w:rPr>
-              <w:t xml:space="preserve">, </w:t>
-            </w:r>
-            <w:proofErr w:type="spellStart"/>
-            <w:r>
-              <w:rPr>
-                <w:rFonts w:ascii="Courier New" w:eastAsia="Courier New" w:hAnsi="Courier New" w:cs="Courier New"/>
-                <w:color w:val="1A1A2E"/>
-                <w:sz w:val="18"/>
-                <w:szCs w:val="18"/>
-              </w:rPr>
-              <w:t>problem_description</w:t>
-            </w:r>
-            <w:proofErr w:type="spellEnd"/>
-            <w:r>
-              <w:rPr>
-                <w:rFonts w:ascii="Courier New" w:eastAsia="Courier New" w:hAnsi="Courier New" w:cs="Courier New"/>
-                <w:color w:val="1A1A2E"/>
-                <w:sz w:val="18"/>
-                <w:szCs w:val="18"/>
-              </w:rPr>
-              <w:t>,</w:t>
+              <w:t xml:space="preserve">    (user_id, problem_title, problem_description,</w:t>
             </w:r>
           </w:p>
           <w:p>
@@ -14948,7 +14095,6 @@
       <w:pPr>
         <w:spacing w:before="200" w:after="60"/>
       </w:pPr>
-      <w:proofErr w:type="spellStart"/>
       <w:r>
         <w:rPr>
           <w:rFonts w:ascii="Arial" w:eastAsia="Arial" w:hAnsi="Arial" w:cs="Arial"/>
@@ -14960,7 +14106,6 @@
         </w:rPr>
         <w:t>fetchProblemsByUserId</w:t>
       </w:r>
-      <w:proofErr w:type="spellEnd"/>
     </w:p>
     <w:tbl>
       <w:tblPr>
@@ -15031,19 +14176,8 @@
                 <w:sz w:val="18"/>
                 <w:szCs w:val="18"/>
               </w:rPr>
-              <w:t xml:space="preserve">problem.*, </w:t>
-            </w:r>
-            <w:proofErr w:type="spellStart"/>
-            <w:r>
-              <w:rPr>
-                <w:rFonts w:ascii="Courier New" w:eastAsia="Courier New" w:hAnsi="Courier New" w:cs="Courier New"/>
-                <w:color w:val="1A1A2E"/>
-                <w:sz w:val="18"/>
-                <w:szCs w:val="18"/>
-              </w:rPr>
-              <w:t>users.user_name</w:t>
-            </w:r>
-            <w:proofErr w:type="spellEnd"/>
+              <w:t>problem.*, users.user_name</w:t>
+            </w:r>
           </w:p>
           <w:p>
             <w:pPr>
@@ -15208,37 +14342,15 @@
               </w:rPr>
               <w:t xml:space="preserve"> </w:t>
             </w:r>
-            <w:proofErr w:type="spellStart"/>
-            <w:r>
-              <w:rPr>
-                <w:rFonts w:ascii="Courier New" w:eastAsia="Courier New" w:hAnsi="Courier New" w:cs="Courier New"/>
-                <w:color w:val="1A1A2E"/>
-                <w:sz w:val="18"/>
-                <w:szCs w:val="18"/>
-              </w:rPr>
-              <w:t>problem.user_id</w:t>
-            </w:r>
-            <w:proofErr w:type="spellEnd"/>
-            <w:r>
-              <w:rPr>
-                <w:rFonts w:ascii="Courier New" w:eastAsia="Courier New" w:hAnsi="Courier New" w:cs="Courier New"/>
-                <w:color w:val="1A1A2E"/>
-                <w:sz w:val="18"/>
-                <w:szCs w:val="18"/>
-              </w:rPr>
-              <w:t xml:space="preserve"> = </w:t>
-            </w:r>
-            <w:proofErr w:type="spellStart"/>
-            <w:r>
-              <w:rPr>
-                <w:rFonts w:ascii="Courier New" w:eastAsia="Courier New" w:hAnsi="Courier New" w:cs="Courier New"/>
-                <w:color w:val="1A1A2E"/>
-                <w:sz w:val="18"/>
-                <w:szCs w:val="18"/>
-              </w:rPr>
-              <w:t>users.user_id</w:t>
-            </w:r>
-            <w:proofErr w:type="spellEnd"/>
+            <w:r>
+              <w:rPr>
+                <w:rFonts w:ascii="Courier New" w:eastAsia="Courier New" w:hAnsi="Courier New" w:cs="Courier New"/>
+                <w:color w:val="1A1A2E"/>
+                <w:sz w:val="18"/>
+                <w:szCs w:val="18"/>
+              </w:rPr>
+              <w:t>problem.user_id = users.user_id</w:t>
+            </w:r>
           </w:p>
           <w:p>
             <w:pPr>
@@ -15273,25 +14385,14 @@
               </w:rPr>
               <w:t xml:space="preserve"> </w:t>
             </w:r>
-            <w:proofErr w:type="spellStart"/>
-            <w:r>
-              <w:rPr>
-                <w:rFonts w:ascii="Courier New" w:eastAsia="Courier New" w:hAnsi="Courier New" w:cs="Courier New"/>
-                <w:color w:val="1A1A2E"/>
-                <w:sz w:val="18"/>
-                <w:szCs w:val="18"/>
-              </w:rPr>
-              <w:t>problem.user_id</w:t>
-            </w:r>
-            <w:proofErr w:type="spellEnd"/>
-            <w:r>
-              <w:rPr>
-                <w:rFonts w:ascii="Courier New" w:eastAsia="Courier New" w:hAnsi="Courier New" w:cs="Courier New"/>
-                <w:color w:val="1A1A2E"/>
-                <w:sz w:val="18"/>
-                <w:szCs w:val="18"/>
-              </w:rPr>
-              <w:t xml:space="preserve"> = $1</w:t>
+            <w:r>
+              <w:rPr>
+                <w:rFonts w:ascii="Courier New" w:eastAsia="Courier New" w:hAnsi="Courier New" w:cs="Courier New"/>
+                <w:color w:val="1A1A2E"/>
+                <w:sz w:val="18"/>
+                <w:szCs w:val="18"/>
+              </w:rPr>
+              <w:t>problem.user_id = $1</w:t>
             </w:r>
           </w:p>
         </w:tc>
@@ -15306,7 +14407,6 @@
       <w:pPr>
         <w:spacing w:before="200" w:after="60"/>
       </w:pPr>
-      <w:proofErr w:type="spellStart"/>
       <w:r>
         <w:rPr>
           <w:rFonts w:ascii="Arial" w:eastAsia="Arial" w:hAnsi="Arial" w:cs="Arial"/>
@@ -15318,7 +14418,6 @@
         </w:rPr>
         <w:t>getAllAvailableProblems</w:t>
       </w:r>
-      <w:proofErr w:type="spellEnd"/>
     </w:p>
     <w:tbl>
       <w:tblPr>
@@ -15440,25 +14539,14 @@
               </w:rPr>
               <w:t xml:space="preserve"> </w:t>
             </w:r>
-            <w:proofErr w:type="spellStart"/>
-            <w:r>
-              <w:rPr>
-                <w:rFonts w:ascii="Courier New" w:eastAsia="Courier New" w:hAnsi="Courier New" w:cs="Courier New"/>
-                <w:color w:val="1A1A2E"/>
-                <w:sz w:val="18"/>
-                <w:szCs w:val="18"/>
-              </w:rPr>
-              <w:t>user_id</w:t>
-            </w:r>
-            <w:proofErr w:type="spellEnd"/>
-            <w:r>
-              <w:rPr>
-                <w:rFonts w:ascii="Courier New" w:eastAsia="Courier New" w:hAnsi="Courier New" w:cs="Courier New"/>
-                <w:color w:val="1A1A2E"/>
-                <w:sz w:val="18"/>
-                <w:szCs w:val="18"/>
-              </w:rPr>
-              <w:t xml:space="preserve"> = $1 </w:t>
+            <w:r>
+              <w:rPr>
+                <w:rFonts w:ascii="Courier New" w:eastAsia="Courier New" w:hAnsi="Courier New" w:cs="Courier New"/>
+                <w:color w:val="1A1A2E"/>
+                <w:sz w:val="18"/>
+                <w:szCs w:val="18"/>
+              </w:rPr>
+              <w:t xml:space="preserve">user_id = $1 </w:t>
             </w:r>
             <w:r>
               <w:rPr>
@@ -15480,25 +14568,14 @@
               </w:rPr>
               <w:t xml:space="preserve"> </w:t>
             </w:r>
-            <w:proofErr w:type="spellStart"/>
-            <w:r>
-              <w:rPr>
-                <w:rFonts w:ascii="Courier New" w:eastAsia="Courier New" w:hAnsi="Courier New" w:cs="Courier New"/>
-                <w:color w:val="1A1A2E"/>
-                <w:sz w:val="18"/>
-                <w:szCs w:val="18"/>
-              </w:rPr>
-              <w:t>user_id</w:t>
-            </w:r>
-            <w:proofErr w:type="spellEnd"/>
-            <w:r>
-              <w:rPr>
-                <w:rFonts w:ascii="Courier New" w:eastAsia="Courier New" w:hAnsi="Courier New" w:cs="Courier New"/>
-                <w:color w:val="1A1A2E"/>
-                <w:sz w:val="18"/>
-                <w:szCs w:val="18"/>
-              </w:rPr>
-              <w:t xml:space="preserve"> = 1</w:t>
+            <w:r>
+              <w:rPr>
+                <w:rFonts w:ascii="Courier New" w:eastAsia="Courier New" w:hAnsi="Courier New" w:cs="Courier New"/>
+                <w:color w:val="1A1A2E"/>
+                <w:sz w:val="18"/>
+                <w:szCs w:val="18"/>
+              </w:rPr>
+              <w:t>user_id = 1</w:t>
             </w:r>
           </w:p>
         </w:tc>
@@ -15536,7 +14613,6 @@
       <w:pPr>
         <w:spacing w:before="200" w:after="60"/>
       </w:pPr>
-      <w:proofErr w:type="spellStart"/>
       <w:r>
         <w:rPr>
           <w:rFonts w:ascii="Arial" w:eastAsia="Arial" w:hAnsi="Arial" w:cs="Arial"/>
@@ -15549,7 +14625,6 @@
         <w:lastRenderedPageBreak/>
         <w:t>updateProblem</w:t>
       </w:r>
-      <w:proofErr w:type="spellEnd"/>
     </w:p>
     <w:tbl>
       <w:tblPr>
@@ -15656,45 +14731,14 @@
               </w:rPr>
               <w:t xml:space="preserve"> </w:t>
             </w:r>
-            <w:proofErr w:type="spellStart"/>
-            <w:r>
-              <w:rPr>
-                <w:rFonts w:ascii="Courier New" w:eastAsia="Courier New" w:hAnsi="Courier New" w:cs="Courier New"/>
-                <w:color w:val="1A1A2E"/>
-                <w:sz w:val="18"/>
-                <w:szCs w:val="18"/>
-              </w:rPr>
-              <w:t>problem_title</w:t>
-            </w:r>
-            <w:proofErr w:type="spellEnd"/>
-            <w:r>
-              <w:rPr>
-                <w:rFonts w:ascii="Courier New" w:eastAsia="Courier New" w:hAnsi="Courier New" w:cs="Courier New"/>
-                <w:color w:val="1A1A2E"/>
-                <w:sz w:val="18"/>
-                <w:szCs w:val="18"/>
-              </w:rPr>
-              <w:t xml:space="preserve">=$1, </w:t>
-            </w:r>
-            <w:proofErr w:type="spellStart"/>
-            <w:r>
-              <w:rPr>
-                <w:rFonts w:ascii="Courier New" w:eastAsia="Courier New" w:hAnsi="Courier New" w:cs="Courier New"/>
-                <w:color w:val="1A1A2E"/>
-                <w:sz w:val="18"/>
-                <w:szCs w:val="18"/>
-              </w:rPr>
-              <w:t>problem_description</w:t>
-            </w:r>
-            <w:proofErr w:type="spellEnd"/>
-            <w:r>
-              <w:rPr>
-                <w:rFonts w:ascii="Courier New" w:eastAsia="Courier New" w:hAnsi="Courier New" w:cs="Courier New"/>
-                <w:color w:val="1A1A2E"/>
-                <w:sz w:val="18"/>
-                <w:szCs w:val="18"/>
-              </w:rPr>
-              <w:t>=$2,</w:t>
+            <w:r>
+              <w:rPr>
+                <w:rFonts w:ascii="Courier New" w:eastAsia="Courier New" w:hAnsi="Courier New" w:cs="Courier New"/>
+                <w:color w:val="1A1A2E"/>
+                <w:sz w:val="18"/>
+                <w:szCs w:val="18"/>
+              </w:rPr>
+              <w:t>problem_title=$1, problem_description=$2,</w:t>
             </w:r>
           </w:p>
           <w:p>
@@ -15753,25 +14797,14 @@
               </w:rPr>
               <w:t xml:space="preserve"> </w:t>
             </w:r>
-            <w:proofErr w:type="spellStart"/>
-            <w:r>
-              <w:rPr>
-                <w:rFonts w:ascii="Courier New" w:eastAsia="Courier New" w:hAnsi="Courier New" w:cs="Courier New"/>
-                <w:color w:val="1A1A2E"/>
-                <w:sz w:val="18"/>
-                <w:szCs w:val="18"/>
-              </w:rPr>
-              <w:t>problem_id</w:t>
-            </w:r>
-            <w:proofErr w:type="spellEnd"/>
-            <w:r>
-              <w:rPr>
-                <w:rFonts w:ascii="Courier New" w:eastAsia="Courier New" w:hAnsi="Courier New" w:cs="Courier New"/>
-                <w:color w:val="1A1A2E"/>
-                <w:sz w:val="18"/>
-                <w:szCs w:val="18"/>
-              </w:rPr>
-              <w:t xml:space="preserve"> = $</w:t>
+            <w:r>
+              <w:rPr>
+                <w:rFonts w:ascii="Courier New" w:eastAsia="Courier New" w:hAnsi="Courier New" w:cs="Courier New"/>
+                <w:color w:val="1A1A2E"/>
+                <w:sz w:val="18"/>
+                <w:szCs w:val="18"/>
+              </w:rPr>
+              <w:t>problem_id = $</w:t>
             </w:r>
             <w:r>
               <w:rPr>
@@ -15845,7 +14878,6 @@
       <w:pPr>
         <w:spacing w:before="200" w:after="60"/>
       </w:pPr>
-      <w:proofErr w:type="spellStart"/>
       <w:r>
         <w:rPr>
           <w:rFonts w:ascii="Arial" w:eastAsia="Arial" w:hAnsi="Arial" w:cs="Arial"/>
@@ -15857,7 +14889,6 @@
         </w:rPr>
         <w:t>deleteProblem</w:t>
       </w:r>
-      <w:proofErr w:type="spellEnd"/>
     </w:p>
     <w:tbl>
       <w:tblPr>
@@ -15970,25 +15001,14 @@
               </w:rPr>
               <w:t xml:space="preserve"> </w:t>
             </w:r>
-            <w:proofErr w:type="spellStart"/>
-            <w:r>
-              <w:rPr>
-                <w:rFonts w:ascii="Courier New" w:eastAsia="Courier New" w:hAnsi="Courier New" w:cs="Courier New"/>
-                <w:color w:val="1A1A2E"/>
-                <w:sz w:val="18"/>
-                <w:szCs w:val="18"/>
-              </w:rPr>
-              <w:t>problem_id</w:t>
-            </w:r>
-            <w:proofErr w:type="spellEnd"/>
-            <w:r>
-              <w:rPr>
-                <w:rFonts w:ascii="Courier New" w:eastAsia="Courier New" w:hAnsi="Courier New" w:cs="Courier New"/>
-                <w:color w:val="1A1A2E"/>
-                <w:sz w:val="18"/>
-                <w:szCs w:val="18"/>
-              </w:rPr>
-              <w:t xml:space="preserve"> = $1 </w:t>
+            <w:r>
+              <w:rPr>
+                <w:rFonts w:ascii="Courier New" w:eastAsia="Courier New" w:hAnsi="Courier New" w:cs="Courier New"/>
+                <w:color w:val="1A1A2E"/>
+                <w:sz w:val="18"/>
+                <w:szCs w:val="18"/>
+              </w:rPr>
+              <w:t xml:space="preserve">problem_id = $1 </w:t>
             </w:r>
             <w:r>
               <w:rPr>
@@ -16042,7 +15062,6 @@
       <w:pPr>
         <w:spacing w:before="200" w:after="60"/>
       </w:pPr>
-      <w:proofErr w:type="spellStart"/>
       <w:r>
         <w:rPr>
           <w:rFonts w:ascii="Arial" w:eastAsia="Arial" w:hAnsi="Arial" w:cs="Arial"/>
@@ -16054,7 +15073,6 @@
         </w:rPr>
         <w:t>createTestCase</w:t>
       </w:r>
-      <w:proofErr w:type="spellEnd"/>
     </w:p>
     <w:tbl>
       <w:tblPr>
@@ -16138,85 +15156,14 @@
               </w:rPr>
               <w:t xml:space="preserve"> </w:t>
             </w:r>
-            <w:proofErr w:type="spellStart"/>
-            <w:r>
-              <w:rPr>
-                <w:rFonts w:ascii="Courier New" w:eastAsia="Courier New" w:hAnsi="Courier New" w:cs="Courier New"/>
-                <w:color w:val="1A1A2E"/>
-                <w:sz w:val="18"/>
-                <w:szCs w:val="18"/>
-              </w:rPr>
-              <w:t>test_case</w:t>
-            </w:r>
-            <w:proofErr w:type="spellEnd"/>
-            <w:r>
-              <w:rPr>
-                <w:rFonts w:ascii="Courier New" w:eastAsia="Courier New" w:hAnsi="Courier New" w:cs="Courier New"/>
-                <w:color w:val="1A1A2E"/>
-                <w:sz w:val="18"/>
-                <w:szCs w:val="18"/>
-              </w:rPr>
-              <w:t xml:space="preserve"> (</w:t>
-            </w:r>
-            <w:proofErr w:type="spellStart"/>
-            <w:r>
-              <w:rPr>
-                <w:rFonts w:ascii="Courier New" w:eastAsia="Courier New" w:hAnsi="Courier New" w:cs="Courier New"/>
-                <w:color w:val="1A1A2E"/>
-                <w:sz w:val="18"/>
-                <w:szCs w:val="18"/>
-              </w:rPr>
-              <w:t>problem_id</w:t>
-            </w:r>
-            <w:proofErr w:type="spellEnd"/>
-            <w:r>
-              <w:rPr>
-                <w:rFonts w:ascii="Courier New" w:eastAsia="Courier New" w:hAnsi="Courier New" w:cs="Courier New"/>
-                <w:color w:val="1A1A2E"/>
-                <w:sz w:val="18"/>
-                <w:szCs w:val="18"/>
-              </w:rPr>
-              <w:t xml:space="preserve">, </w:t>
-            </w:r>
-            <w:proofErr w:type="spellStart"/>
-            <w:r>
-              <w:rPr>
-                <w:rFonts w:ascii="Courier New" w:eastAsia="Courier New" w:hAnsi="Courier New" w:cs="Courier New"/>
-                <w:color w:val="1A1A2E"/>
-                <w:sz w:val="18"/>
-                <w:szCs w:val="18"/>
-              </w:rPr>
-              <w:t>input_value</w:t>
-            </w:r>
-            <w:proofErr w:type="spellEnd"/>
-            <w:r>
-              <w:rPr>
-                <w:rFonts w:ascii="Courier New" w:eastAsia="Courier New" w:hAnsi="Courier New" w:cs="Courier New"/>
-                <w:color w:val="1A1A2E"/>
-                <w:sz w:val="18"/>
-                <w:szCs w:val="18"/>
-              </w:rPr>
-              <w:t xml:space="preserve">, </w:t>
-            </w:r>
-            <w:proofErr w:type="spellStart"/>
-            <w:r>
-              <w:rPr>
-                <w:rFonts w:ascii="Courier New" w:eastAsia="Courier New" w:hAnsi="Courier New" w:cs="Courier New"/>
-                <w:color w:val="1A1A2E"/>
-                <w:sz w:val="18"/>
-                <w:szCs w:val="18"/>
-              </w:rPr>
-              <w:t>expected_value</w:t>
-            </w:r>
-            <w:proofErr w:type="spellEnd"/>
-            <w:r>
-              <w:rPr>
-                <w:rFonts w:ascii="Courier New" w:eastAsia="Courier New" w:hAnsi="Courier New" w:cs="Courier New"/>
-                <w:color w:val="1A1A2E"/>
-                <w:sz w:val="18"/>
-                <w:szCs w:val="18"/>
-              </w:rPr>
-              <w:t>)</w:t>
+            <w:r>
+              <w:rPr>
+                <w:rFonts w:ascii="Courier New" w:eastAsia="Courier New" w:hAnsi="Courier New" w:cs="Courier New"/>
+                <w:color w:val="1A1A2E"/>
+                <w:sz w:val="18"/>
+                <w:szCs w:val="18"/>
+              </w:rPr>
+              <w:t>test_case (problem_id, input_value, expected_value)</w:t>
             </w:r>
           </w:p>
           <w:p>
@@ -16259,69 +15206,7 @@
                 <w:sz w:val="18"/>
                 <w:szCs w:val="18"/>
               </w:rPr>
-              <w:t>($1, $</w:t>
-            </w:r>
-            <w:proofErr w:type="gramStart"/>
-            <w:r>
-              <w:rPr>
-                <w:rFonts w:ascii="Courier New" w:eastAsia="Courier New" w:hAnsi="Courier New" w:cs="Courier New"/>
-                <w:color w:val="1A1A2E"/>
-                <w:sz w:val="18"/>
-                <w:szCs w:val="18"/>
-              </w:rPr>
-              <w:t>2::</w:t>
-            </w:r>
-            <w:proofErr w:type="spellStart"/>
-            <w:proofErr w:type="gramEnd"/>
-            <w:r>
-              <w:rPr>
-                <w:rFonts w:ascii="Courier New" w:eastAsia="Courier New" w:hAnsi="Courier New" w:cs="Courier New"/>
-                <w:color w:val="1A1A2E"/>
-                <w:sz w:val="18"/>
-                <w:szCs w:val="18"/>
-              </w:rPr>
-              <w:t>json</w:t>
-            </w:r>
-            <w:proofErr w:type="spellEnd"/>
-            <w:r>
-              <w:rPr>
-                <w:rFonts w:ascii="Courier New" w:eastAsia="Courier New" w:hAnsi="Courier New" w:cs="Courier New"/>
-                <w:color w:val="1A1A2E"/>
-                <w:sz w:val="18"/>
-                <w:szCs w:val="18"/>
-              </w:rPr>
-              <w:t>, $</w:t>
-            </w:r>
-            <w:proofErr w:type="gramStart"/>
-            <w:r>
-              <w:rPr>
-                <w:rFonts w:ascii="Courier New" w:eastAsia="Courier New" w:hAnsi="Courier New" w:cs="Courier New"/>
-                <w:color w:val="1A1A2E"/>
-                <w:sz w:val="18"/>
-                <w:szCs w:val="18"/>
-              </w:rPr>
-              <w:t>3::</w:t>
-            </w:r>
-            <w:proofErr w:type="spellStart"/>
-            <w:proofErr w:type="gramEnd"/>
-            <w:r>
-              <w:rPr>
-                <w:rFonts w:ascii="Courier New" w:eastAsia="Courier New" w:hAnsi="Courier New" w:cs="Courier New"/>
-                <w:color w:val="1A1A2E"/>
-                <w:sz w:val="18"/>
-                <w:szCs w:val="18"/>
-              </w:rPr>
-              <w:t>json</w:t>
-            </w:r>
-            <w:proofErr w:type="spellEnd"/>
-            <w:r>
-              <w:rPr>
-                <w:rFonts w:ascii="Courier New" w:eastAsia="Courier New" w:hAnsi="Courier New" w:cs="Courier New"/>
-                <w:color w:val="1A1A2E"/>
-                <w:sz w:val="18"/>
-                <w:szCs w:val="18"/>
-              </w:rPr>
-              <w:t>)</w:t>
+              <w:t>($1, $2::json, $3::json)</w:t>
             </w:r>
           </w:p>
           <w:p>
@@ -16379,7 +15264,6 @@
       <w:pPr>
         <w:spacing w:before="200" w:after="60"/>
       </w:pPr>
-      <w:proofErr w:type="spellStart"/>
       <w:r>
         <w:rPr>
           <w:rFonts w:ascii="Arial" w:eastAsia="Arial" w:hAnsi="Arial" w:cs="Arial"/>
@@ -16391,7 +15275,6 @@
         </w:rPr>
         <w:t>updateTestCase</w:t>
       </w:r>
-      <w:proofErr w:type="spellEnd"/>
     </w:p>
     <w:tbl>
       <w:tblPr>
@@ -16455,7 +15338,6 @@
               </w:rPr>
               <w:t xml:space="preserve"> </w:t>
             </w:r>
-            <w:proofErr w:type="spellStart"/>
             <w:r>
               <w:rPr>
                 <w:rFonts w:ascii="Courier New" w:eastAsia="Courier New" w:hAnsi="Courier New" w:cs="Courier New"/>
@@ -16465,7 +15347,6 @@
               </w:rPr>
               <w:t>test_case</w:t>
             </w:r>
-            <w:proofErr w:type="spellEnd"/>
           </w:p>
           <w:p>
             <w:pPr>
@@ -16500,45 +15381,14 @@
               </w:rPr>
               <w:t xml:space="preserve"> </w:t>
             </w:r>
-            <w:proofErr w:type="spellStart"/>
-            <w:r>
-              <w:rPr>
-                <w:rFonts w:ascii="Courier New" w:eastAsia="Courier New" w:hAnsi="Courier New" w:cs="Courier New"/>
-                <w:color w:val="1A1A2E"/>
-                <w:sz w:val="18"/>
-                <w:szCs w:val="18"/>
-              </w:rPr>
-              <w:t>input_value</w:t>
-            </w:r>
-            <w:proofErr w:type="spellEnd"/>
-            <w:r>
-              <w:rPr>
-                <w:rFonts w:ascii="Courier New" w:eastAsia="Courier New" w:hAnsi="Courier New" w:cs="Courier New"/>
-                <w:color w:val="1A1A2E"/>
-                <w:sz w:val="18"/>
-                <w:szCs w:val="18"/>
-              </w:rPr>
-              <w:t xml:space="preserve">=$1, </w:t>
-            </w:r>
-            <w:proofErr w:type="spellStart"/>
-            <w:r>
-              <w:rPr>
-                <w:rFonts w:ascii="Courier New" w:eastAsia="Courier New" w:hAnsi="Courier New" w:cs="Courier New"/>
-                <w:color w:val="1A1A2E"/>
-                <w:sz w:val="18"/>
-                <w:szCs w:val="18"/>
-              </w:rPr>
-              <w:t>expected_value</w:t>
-            </w:r>
-            <w:proofErr w:type="spellEnd"/>
-            <w:r>
-              <w:rPr>
-                <w:rFonts w:ascii="Courier New" w:eastAsia="Courier New" w:hAnsi="Courier New" w:cs="Courier New"/>
-                <w:color w:val="1A1A2E"/>
-                <w:sz w:val="18"/>
-                <w:szCs w:val="18"/>
-              </w:rPr>
-              <w:t>=$2</w:t>
+            <w:r>
+              <w:rPr>
+                <w:rFonts w:ascii="Courier New" w:eastAsia="Courier New" w:hAnsi="Courier New" w:cs="Courier New"/>
+                <w:color w:val="1A1A2E"/>
+                <w:sz w:val="18"/>
+                <w:szCs w:val="18"/>
+              </w:rPr>
+              <w:t>input_value=$1, expected_value=$2</w:t>
             </w:r>
           </w:p>
           <w:p>
@@ -16574,25 +15424,14 @@
               </w:rPr>
               <w:t xml:space="preserve"> </w:t>
             </w:r>
-            <w:proofErr w:type="spellStart"/>
-            <w:r>
-              <w:rPr>
-                <w:rFonts w:ascii="Courier New" w:eastAsia="Courier New" w:hAnsi="Courier New" w:cs="Courier New"/>
-                <w:color w:val="1A1A2E"/>
-                <w:sz w:val="18"/>
-                <w:szCs w:val="18"/>
-              </w:rPr>
-              <w:t>test_case_id</w:t>
-            </w:r>
-            <w:proofErr w:type="spellEnd"/>
-            <w:r>
-              <w:rPr>
-                <w:rFonts w:ascii="Courier New" w:eastAsia="Courier New" w:hAnsi="Courier New" w:cs="Courier New"/>
-                <w:color w:val="1A1A2E"/>
-                <w:sz w:val="18"/>
-                <w:szCs w:val="18"/>
-              </w:rPr>
-              <w:t xml:space="preserve"> = $3</w:t>
+            <w:r>
+              <w:rPr>
+                <w:rFonts w:ascii="Courier New" w:eastAsia="Courier New" w:hAnsi="Courier New" w:cs="Courier New"/>
+                <w:color w:val="1A1A2E"/>
+                <w:sz w:val="18"/>
+                <w:szCs w:val="18"/>
+              </w:rPr>
+              <w:t>test_case_id = $3</w:t>
             </w:r>
           </w:p>
           <w:p>
@@ -16650,7 +15489,6 @@
       <w:pPr>
         <w:spacing w:before="200" w:after="60"/>
       </w:pPr>
-      <w:proofErr w:type="spellStart"/>
       <w:r>
         <w:rPr>
           <w:rFonts w:ascii="Arial" w:eastAsia="Arial" w:hAnsi="Arial" w:cs="Arial"/>
@@ -16662,7 +15500,6 @@
         </w:rPr>
         <w:t>deleteTestCase</w:t>
       </w:r>
-      <w:proofErr w:type="spellEnd"/>
     </w:p>
     <w:tbl>
       <w:tblPr>
@@ -16746,21 +15583,30 @@
               </w:rPr>
               <w:t xml:space="preserve"> </w:t>
             </w:r>
-            <w:proofErr w:type="spellStart"/>
-            <w:r>
-              <w:rPr>
-                <w:rFonts w:ascii="Courier New" w:eastAsia="Courier New" w:hAnsi="Courier New" w:cs="Courier New"/>
-                <w:color w:val="1A1A2E"/>
-                <w:sz w:val="18"/>
-                <w:szCs w:val="18"/>
-              </w:rPr>
-              <w:t>test_case</w:t>
-            </w:r>
-            <w:proofErr w:type="spellEnd"/>
-            <w:r>
-              <w:rPr>
-                <w:rFonts w:ascii="Courier New" w:eastAsia="Courier New" w:hAnsi="Courier New" w:cs="Courier New"/>
-                <w:color w:val="1A1A2E"/>
+            <w:r>
+              <w:rPr>
+                <w:rFonts w:ascii="Courier New" w:eastAsia="Courier New" w:hAnsi="Courier New" w:cs="Courier New"/>
+                <w:color w:val="1A1A2E"/>
+                <w:sz w:val="18"/>
+                <w:szCs w:val="18"/>
+              </w:rPr>
+              <w:t xml:space="preserve">test_case </w:t>
+            </w:r>
+            <w:r>
+              <w:rPr>
+                <w:rFonts w:ascii="Courier New" w:eastAsia="Courier New" w:hAnsi="Courier New" w:cs="Courier New"/>
+                <w:b/>
+                <w:bCs/>
+                <w:color w:val="0000CC"/>
+                <w:sz w:val="18"/>
+                <w:szCs w:val="18"/>
+              </w:rPr>
+              <w:t>WHERE</w:t>
+            </w:r>
+            <w:r>
+              <w:rPr>
+                <w:rFonts w:ascii="Courier New" w:eastAsia="Courier New" w:hAnsi="Courier New" w:cs="Courier New"/>
+                <w:color w:val="0000CC"/>
                 <w:sz w:val="18"/>
                 <w:szCs w:val="18"/>
               </w:rPr>
@@ -16769,42 +15615,11 @@
             <w:r>
               <w:rPr>
                 <w:rFonts w:ascii="Courier New" w:eastAsia="Courier New" w:hAnsi="Courier New" w:cs="Courier New"/>
-                <w:b/>
-                <w:bCs/>
-                <w:color w:val="0000CC"/>
-                <w:sz w:val="18"/>
-                <w:szCs w:val="18"/>
-              </w:rPr>
-              <w:t>WHERE</w:t>
-            </w:r>
-            <w:r>
-              <w:rPr>
-                <w:rFonts w:ascii="Courier New" w:eastAsia="Courier New" w:hAnsi="Courier New" w:cs="Courier New"/>
-                <w:color w:val="0000CC"/>
-                <w:sz w:val="18"/>
-                <w:szCs w:val="18"/>
-              </w:rPr>
-              <w:t xml:space="preserve"> </w:t>
-            </w:r>
-            <w:proofErr w:type="spellStart"/>
-            <w:r>
-              <w:rPr>
-                <w:rFonts w:ascii="Courier New" w:eastAsia="Courier New" w:hAnsi="Courier New" w:cs="Courier New"/>
-                <w:color w:val="1A1A2E"/>
-                <w:sz w:val="18"/>
-                <w:szCs w:val="18"/>
-              </w:rPr>
-              <w:t>test_case_id</w:t>
-            </w:r>
-            <w:proofErr w:type="spellEnd"/>
-            <w:r>
-              <w:rPr>
-                <w:rFonts w:ascii="Courier New" w:eastAsia="Courier New" w:hAnsi="Courier New" w:cs="Courier New"/>
-                <w:color w:val="1A1A2E"/>
-                <w:sz w:val="18"/>
-                <w:szCs w:val="18"/>
-              </w:rPr>
-              <w:t xml:space="preserve"> = $1 </w:t>
+                <w:color w:val="1A1A2E"/>
+                <w:sz w:val="18"/>
+                <w:szCs w:val="18"/>
+              </w:rPr>
+              <w:t xml:space="preserve">test_case_id = $1 </w:t>
             </w:r>
             <w:r>
               <w:rPr>
@@ -16858,7 +15673,6 @@
       <w:pPr>
         <w:spacing w:before="200" w:after="60"/>
       </w:pPr>
-      <w:proofErr w:type="spellStart"/>
       <w:r>
         <w:rPr>
           <w:rFonts w:ascii="Arial" w:eastAsia="Arial" w:hAnsi="Arial" w:cs="Arial"/>
@@ -16870,7 +15684,6 @@
         </w:rPr>
         <w:t>fetchAllStudents</w:t>
       </w:r>
-      <w:proofErr w:type="spellEnd"/>
     </w:p>
     <w:tbl>
       <w:tblPr>
@@ -16934,21 +15747,30 @@
               </w:rPr>
               <w:t xml:space="preserve"> </w:t>
             </w:r>
-            <w:proofErr w:type="spellStart"/>
-            <w:r>
-              <w:rPr>
-                <w:rFonts w:ascii="Courier New" w:eastAsia="Courier New" w:hAnsi="Courier New" w:cs="Courier New"/>
-                <w:color w:val="1A1A2E"/>
-                <w:sz w:val="18"/>
-                <w:szCs w:val="18"/>
-              </w:rPr>
-              <w:t>user_id</w:t>
-            </w:r>
-            <w:proofErr w:type="spellEnd"/>
-            <w:r>
-              <w:rPr>
-                <w:rFonts w:ascii="Courier New" w:eastAsia="Courier New" w:hAnsi="Courier New" w:cs="Courier New"/>
-                <w:color w:val="1A1A2E"/>
+            <w:r>
+              <w:rPr>
+                <w:rFonts w:ascii="Courier New" w:eastAsia="Courier New" w:hAnsi="Courier New" w:cs="Courier New"/>
+                <w:color w:val="1A1A2E"/>
+                <w:sz w:val="18"/>
+                <w:szCs w:val="18"/>
+              </w:rPr>
+              <w:t xml:space="preserve">user_id </w:t>
+            </w:r>
+            <w:r>
+              <w:rPr>
+                <w:rFonts w:ascii="Courier New" w:eastAsia="Courier New" w:hAnsi="Courier New" w:cs="Courier New"/>
+                <w:b/>
+                <w:bCs/>
+                <w:color w:val="0000CC"/>
+                <w:sz w:val="18"/>
+                <w:szCs w:val="18"/>
+              </w:rPr>
+              <w:t>AS</w:t>
+            </w:r>
+            <w:r>
+              <w:rPr>
+                <w:rFonts w:ascii="Courier New" w:eastAsia="Courier New" w:hAnsi="Courier New" w:cs="Courier New"/>
+                <w:color w:val="0000CC"/>
                 <w:sz w:val="18"/>
                 <w:szCs w:val="18"/>
               </w:rPr>
@@ -16957,6 +15779,15 @@
             <w:r>
               <w:rPr>
                 <w:rFonts w:ascii="Courier New" w:eastAsia="Courier New" w:hAnsi="Courier New" w:cs="Courier New"/>
+                <w:color w:val="1A1A2E"/>
+                <w:sz w:val="18"/>
+                <w:szCs w:val="18"/>
+              </w:rPr>
+              <w:t xml:space="preserve">student_id, user_name </w:t>
+            </w:r>
+            <w:r>
+              <w:rPr>
+                <w:rFonts w:ascii="Courier New" w:eastAsia="Courier New" w:hAnsi="Courier New" w:cs="Courier New"/>
                 <w:b/>
                 <w:bCs/>
                 <w:color w:val="0000CC"/>
@@ -16974,67 +15805,6 @@
               </w:rPr>
               <w:t xml:space="preserve"> </w:t>
             </w:r>
-            <w:proofErr w:type="spellStart"/>
-            <w:r>
-              <w:rPr>
-                <w:rFonts w:ascii="Courier New" w:eastAsia="Courier New" w:hAnsi="Courier New" w:cs="Courier New"/>
-                <w:color w:val="1A1A2E"/>
-                <w:sz w:val="18"/>
-                <w:szCs w:val="18"/>
-              </w:rPr>
-              <w:t>student_id</w:t>
-            </w:r>
-            <w:proofErr w:type="spellEnd"/>
-            <w:r>
-              <w:rPr>
-                <w:rFonts w:ascii="Courier New" w:eastAsia="Courier New" w:hAnsi="Courier New" w:cs="Courier New"/>
-                <w:color w:val="1A1A2E"/>
-                <w:sz w:val="18"/>
-                <w:szCs w:val="18"/>
-              </w:rPr>
-              <w:t xml:space="preserve">, </w:t>
-            </w:r>
-            <w:proofErr w:type="spellStart"/>
-            <w:r>
-              <w:rPr>
-                <w:rFonts w:ascii="Courier New" w:eastAsia="Courier New" w:hAnsi="Courier New" w:cs="Courier New"/>
-                <w:color w:val="1A1A2E"/>
-                <w:sz w:val="18"/>
-                <w:szCs w:val="18"/>
-              </w:rPr>
-              <w:t>user_name</w:t>
-            </w:r>
-            <w:proofErr w:type="spellEnd"/>
-            <w:r>
-              <w:rPr>
-                <w:rFonts w:ascii="Courier New" w:eastAsia="Courier New" w:hAnsi="Courier New" w:cs="Courier New"/>
-                <w:color w:val="1A1A2E"/>
-                <w:sz w:val="18"/>
-                <w:szCs w:val="18"/>
-              </w:rPr>
-              <w:t xml:space="preserve"> </w:t>
-            </w:r>
-            <w:r>
-              <w:rPr>
-                <w:rFonts w:ascii="Courier New" w:eastAsia="Courier New" w:hAnsi="Courier New" w:cs="Courier New"/>
-                <w:b/>
-                <w:bCs/>
-                <w:color w:val="0000CC"/>
-                <w:sz w:val="18"/>
-                <w:szCs w:val="18"/>
-              </w:rPr>
-              <w:t>AS</w:t>
-            </w:r>
-            <w:r>
-              <w:rPr>
-                <w:rFonts w:ascii="Courier New" w:eastAsia="Courier New" w:hAnsi="Courier New" w:cs="Courier New"/>
-                <w:color w:val="0000CC"/>
-                <w:sz w:val="18"/>
-                <w:szCs w:val="18"/>
-              </w:rPr>
-              <w:t xml:space="preserve"> </w:t>
-            </w:r>
-            <w:proofErr w:type="spellStart"/>
             <w:r>
               <w:rPr>
                 <w:rFonts w:ascii="Courier New" w:eastAsia="Courier New" w:hAnsi="Courier New" w:cs="Courier New"/>
@@ -17044,7 +15814,6 @@
               </w:rPr>
               <w:t>student_name</w:t>
             </w:r>
-            <w:proofErr w:type="spellEnd"/>
           </w:p>
           <w:p>
             <w:pPr>
@@ -17130,7 +15899,6 @@
       <w:pPr>
         <w:spacing w:before="200" w:after="60"/>
       </w:pPr>
-      <w:proofErr w:type="spellStart"/>
       <w:r>
         <w:rPr>
           <w:rFonts w:ascii="Arial" w:eastAsia="Arial" w:hAnsi="Arial" w:cs="Arial"/>
@@ -17142,7 +15910,6 @@
         </w:rPr>
         <w:t>insertCourse</w:t>
       </w:r>
-      <w:proofErr w:type="spellEnd"/>
     </w:p>
     <w:tbl>
       <w:tblPr>
@@ -17233,67 +16000,7 @@
                 <w:sz w:val="18"/>
                 <w:szCs w:val="18"/>
               </w:rPr>
-              <w:t>course (</w:t>
-            </w:r>
-            <w:proofErr w:type="spellStart"/>
-            <w:r>
-              <w:rPr>
-                <w:rFonts w:ascii="Courier New" w:eastAsia="Courier New" w:hAnsi="Courier New" w:cs="Courier New"/>
-                <w:color w:val="1A1A2E"/>
-                <w:sz w:val="18"/>
-                <w:szCs w:val="18"/>
-              </w:rPr>
-              <w:t>owner_id</w:t>
-            </w:r>
-            <w:proofErr w:type="spellEnd"/>
-            <w:r>
-              <w:rPr>
-                <w:rFonts w:ascii="Courier New" w:eastAsia="Courier New" w:hAnsi="Courier New" w:cs="Courier New"/>
-                <w:color w:val="1A1A2E"/>
-                <w:sz w:val="18"/>
-                <w:szCs w:val="18"/>
-              </w:rPr>
-              <w:t xml:space="preserve">, </w:t>
-            </w:r>
-            <w:proofErr w:type="spellStart"/>
-            <w:r>
-              <w:rPr>
-                <w:rFonts w:ascii="Courier New" w:eastAsia="Courier New" w:hAnsi="Courier New" w:cs="Courier New"/>
-                <w:color w:val="1A1A2E"/>
-                <w:sz w:val="18"/>
-                <w:szCs w:val="18"/>
-              </w:rPr>
-              <w:t>course_title</w:t>
-            </w:r>
-            <w:proofErr w:type="spellEnd"/>
-            <w:r>
-              <w:rPr>
-                <w:rFonts w:ascii="Courier New" w:eastAsia="Courier New" w:hAnsi="Courier New" w:cs="Courier New"/>
-                <w:color w:val="1A1A2E"/>
-                <w:sz w:val="18"/>
-                <w:szCs w:val="18"/>
-              </w:rPr>
-              <w:t xml:space="preserve">, </w:t>
-            </w:r>
-            <w:proofErr w:type="spellStart"/>
-            <w:r>
-              <w:rPr>
-                <w:rFonts w:ascii="Courier New" w:eastAsia="Courier New" w:hAnsi="Courier New" w:cs="Courier New"/>
-                <w:color w:val="1A1A2E"/>
-                <w:sz w:val="18"/>
-                <w:szCs w:val="18"/>
-              </w:rPr>
-              <w:t>course_description</w:t>
-            </w:r>
-            <w:proofErr w:type="spellEnd"/>
-            <w:r>
-              <w:rPr>
-                <w:rFonts w:ascii="Courier New" w:eastAsia="Courier New" w:hAnsi="Courier New" w:cs="Courier New"/>
-                <w:color w:val="1A1A2E"/>
-                <w:sz w:val="18"/>
-                <w:szCs w:val="18"/>
-              </w:rPr>
-              <w:t>)</w:t>
+              <w:t>course (owner_id, course_title, course_description)</w:t>
             </w:r>
           </w:p>
           <w:p>
@@ -17387,7 +16094,6 @@
       <w:pPr>
         <w:spacing w:before="200" w:after="60"/>
       </w:pPr>
-      <w:proofErr w:type="spellStart"/>
       <w:r>
         <w:rPr>
           <w:rFonts w:ascii="Arial" w:eastAsia="Arial" w:hAnsi="Arial" w:cs="Arial"/>
@@ -17399,7 +16105,6 @@
         </w:rPr>
         <w:t>insertCourseProblem</w:t>
       </w:r>
-      <w:proofErr w:type="spellEnd"/>
     </w:p>
     <w:tbl>
       <w:tblPr>
@@ -17483,65 +16188,14 @@
               </w:rPr>
               <w:t xml:space="preserve"> </w:t>
             </w:r>
-            <w:proofErr w:type="spellStart"/>
-            <w:r>
-              <w:rPr>
-                <w:rFonts w:ascii="Courier New" w:eastAsia="Courier New" w:hAnsi="Courier New" w:cs="Courier New"/>
-                <w:color w:val="1A1A2E"/>
-                <w:sz w:val="18"/>
-                <w:szCs w:val="18"/>
-              </w:rPr>
-              <w:t>course_problem</w:t>
-            </w:r>
-            <w:proofErr w:type="spellEnd"/>
-            <w:r>
-              <w:rPr>
-                <w:rFonts w:ascii="Courier New" w:eastAsia="Courier New" w:hAnsi="Courier New" w:cs="Courier New"/>
-                <w:color w:val="1A1A2E"/>
-                <w:sz w:val="18"/>
-                <w:szCs w:val="18"/>
-              </w:rPr>
-              <w:t xml:space="preserve"> (</w:t>
-            </w:r>
-            <w:proofErr w:type="spellStart"/>
-            <w:r>
-              <w:rPr>
-                <w:rFonts w:ascii="Courier New" w:eastAsia="Courier New" w:hAnsi="Courier New" w:cs="Courier New"/>
-                <w:color w:val="1A1A2E"/>
-                <w:sz w:val="18"/>
-                <w:szCs w:val="18"/>
-              </w:rPr>
-              <w:t>course_id</w:t>
-            </w:r>
-            <w:proofErr w:type="spellEnd"/>
-            <w:r>
-              <w:rPr>
-                <w:rFonts w:ascii="Courier New" w:eastAsia="Courier New" w:hAnsi="Courier New" w:cs="Courier New"/>
-                <w:color w:val="1A1A2E"/>
-                <w:sz w:val="18"/>
-                <w:szCs w:val="18"/>
-              </w:rPr>
-              <w:t xml:space="preserve">, </w:t>
-            </w:r>
-            <w:proofErr w:type="spellStart"/>
-            <w:r>
-              <w:rPr>
-                <w:rFonts w:ascii="Courier New" w:eastAsia="Courier New" w:hAnsi="Courier New" w:cs="Courier New"/>
-                <w:color w:val="1A1A2E"/>
-                <w:sz w:val="18"/>
-                <w:szCs w:val="18"/>
-              </w:rPr>
-              <w:t>problem_id</w:t>
-            </w:r>
-            <w:proofErr w:type="spellEnd"/>
-            <w:r>
-              <w:rPr>
-                <w:rFonts w:ascii="Courier New" w:eastAsia="Courier New" w:hAnsi="Courier New" w:cs="Courier New"/>
-                <w:color w:val="1A1A2E"/>
-                <w:sz w:val="18"/>
-                <w:szCs w:val="18"/>
-              </w:rPr>
-              <w:t>)</w:t>
+            <w:r>
+              <w:rPr>
+                <w:rFonts w:ascii="Courier New" w:eastAsia="Courier New" w:hAnsi="Courier New" w:cs="Courier New"/>
+                <w:color w:val="1A1A2E"/>
+                <w:sz w:val="18"/>
+                <w:szCs w:val="18"/>
+              </w:rPr>
+              <w:t>course_problem (course_id, problem_id)</w:t>
             </w:r>
           </w:p>
           <w:p>
@@ -17628,7 +16282,6 @@
       <w:pPr>
         <w:spacing w:before="200" w:after="60"/>
       </w:pPr>
-      <w:proofErr w:type="spellStart"/>
       <w:r>
         <w:rPr>
           <w:rFonts w:ascii="Arial" w:eastAsia="Arial" w:hAnsi="Arial" w:cs="Arial"/>
@@ -17640,7 +16293,6 @@
         </w:rPr>
         <w:t>insertEnrollment</w:t>
       </w:r>
-      <w:proofErr w:type="spellEnd"/>
     </w:p>
     <w:tbl>
       <w:tblPr>
@@ -17724,65 +16376,14 @@
               </w:rPr>
               <w:t xml:space="preserve"> </w:t>
             </w:r>
-            <w:proofErr w:type="spellStart"/>
-            <w:r>
-              <w:rPr>
-                <w:rFonts w:ascii="Courier New" w:eastAsia="Courier New" w:hAnsi="Courier New" w:cs="Courier New"/>
-                <w:color w:val="1A1A2E"/>
-                <w:sz w:val="18"/>
-                <w:szCs w:val="18"/>
-              </w:rPr>
-              <w:t>enrollment</w:t>
-            </w:r>
-            <w:proofErr w:type="spellEnd"/>
-            <w:r>
-              <w:rPr>
-                <w:rFonts w:ascii="Courier New" w:eastAsia="Courier New" w:hAnsi="Courier New" w:cs="Courier New"/>
-                <w:color w:val="1A1A2E"/>
-                <w:sz w:val="18"/>
-                <w:szCs w:val="18"/>
-              </w:rPr>
-              <w:t xml:space="preserve"> (</w:t>
-            </w:r>
-            <w:proofErr w:type="spellStart"/>
-            <w:r>
-              <w:rPr>
-                <w:rFonts w:ascii="Courier New" w:eastAsia="Courier New" w:hAnsi="Courier New" w:cs="Courier New"/>
-                <w:color w:val="1A1A2E"/>
-                <w:sz w:val="18"/>
-                <w:szCs w:val="18"/>
-              </w:rPr>
-              <w:t>course_id</w:t>
-            </w:r>
-            <w:proofErr w:type="spellEnd"/>
-            <w:r>
-              <w:rPr>
-                <w:rFonts w:ascii="Courier New" w:eastAsia="Courier New" w:hAnsi="Courier New" w:cs="Courier New"/>
-                <w:color w:val="1A1A2E"/>
-                <w:sz w:val="18"/>
-                <w:szCs w:val="18"/>
-              </w:rPr>
-              <w:t xml:space="preserve">, </w:t>
-            </w:r>
-            <w:proofErr w:type="spellStart"/>
-            <w:r>
-              <w:rPr>
-                <w:rFonts w:ascii="Courier New" w:eastAsia="Courier New" w:hAnsi="Courier New" w:cs="Courier New"/>
-                <w:color w:val="1A1A2E"/>
-                <w:sz w:val="18"/>
-                <w:szCs w:val="18"/>
-              </w:rPr>
-              <w:t>user_id</w:t>
-            </w:r>
-            <w:proofErr w:type="spellEnd"/>
-            <w:r>
-              <w:rPr>
-                <w:rFonts w:ascii="Courier New" w:eastAsia="Courier New" w:hAnsi="Courier New" w:cs="Courier New"/>
-                <w:color w:val="1A1A2E"/>
-                <w:sz w:val="18"/>
-                <w:szCs w:val="18"/>
-              </w:rPr>
-              <w:t>)</w:t>
+            <w:r>
+              <w:rPr>
+                <w:rFonts w:ascii="Courier New" w:eastAsia="Courier New" w:hAnsi="Courier New" w:cs="Courier New"/>
+                <w:color w:val="1A1A2E"/>
+                <w:sz w:val="18"/>
+                <w:szCs w:val="18"/>
+              </w:rPr>
+              <w:t>enrollment (course_id, user_id)</w:t>
             </w:r>
           </w:p>
           <w:p>
@@ -17869,7 +16470,6 @@
       <w:pPr>
         <w:spacing w:before="200" w:after="60"/>
       </w:pPr>
-      <w:proofErr w:type="spellStart"/>
       <w:r>
         <w:rPr>
           <w:rFonts w:ascii="Arial" w:eastAsia="Arial" w:hAnsi="Arial" w:cs="Arial"/>
@@ -17881,7 +16481,6 @@
         </w:rPr>
         <w:t>fetchCourseByUserId</w:t>
       </w:r>
-      <w:proofErr w:type="spellEnd"/>
     </w:p>
     <w:tbl>
       <w:tblPr>
@@ -18017,25 +16616,14 @@
               </w:rPr>
               <w:t xml:space="preserve"> </w:t>
             </w:r>
-            <w:proofErr w:type="spellStart"/>
-            <w:r>
-              <w:rPr>
-                <w:rFonts w:ascii="Courier New" w:eastAsia="Courier New" w:hAnsi="Courier New" w:cs="Courier New"/>
-                <w:color w:val="1A1A2E"/>
-                <w:sz w:val="18"/>
-                <w:szCs w:val="18"/>
-              </w:rPr>
-              <w:t>enrollment</w:t>
-            </w:r>
-            <w:proofErr w:type="spellEnd"/>
-            <w:r>
-              <w:rPr>
-                <w:rFonts w:ascii="Courier New" w:eastAsia="Courier New" w:hAnsi="Courier New" w:cs="Courier New"/>
-                <w:color w:val="1A1A2E"/>
-                <w:sz w:val="18"/>
-                <w:szCs w:val="18"/>
-              </w:rPr>
-              <w:t xml:space="preserve"> e </w:t>
+            <w:r>
+              <w:rPr>
+                <w:rFonts w:ascii="Courier New" w:eastAsia="Courier New" w:hAnsi="Courier New" w:cs="Courier New"/>
+                <w:color w:val="1A1A2E"/>
+                <w:sz w:val="18"/>
+                <w:szCs w:val="18"/>
+              </w:rPr>
+              <w:t xml:space="preserve">enrollment e </w:t>
             </w:r>
             <w:r>
               <w:rPr>
@@ -18057,37 +16645,15 @@
               </w:rPr>
               <w:t xml:space="preserve"> </w:t>
             </w:r>
-            <w:proofErr w:type="spellStart"/>
-            <w:r>
-              <w:rPr>
-                <w:rFonts w:ascii="Courier New" w:eastAsia="Courier New" w:hAnsi="Courier New" w:cs="Courier New"/>
-                <w:color w:val="1A1A2E"/>
-                <w:sz w:val="18"/>
-                <w:szCs w:val="18"/>
-              </w:rPr>
-              <w:t>c.course_id</w:t>
-            </w:r>
-            <w:proofErr w:type="spellEnd"/>
-            <w:r>
-              <w:rPr>
-                <w:rFonts w:ascii="Courier New" w:eastAsia="Courier New" w:hAnsi="Courier New" w:cs="Courier New"/>
-                <w:color w:val="1A1A2E"/>
-                <w:sz w:val="18"/>
-                <w:szCs w:val="18"/>
-              </w:rPr>
-              <w:t xml:space="preserve"> = </w:t>
-            </w:r>
-            <w:proofErr w:type="spellStart"/>
-            <w:r>
-              <w:rPr>
-                <w:rFonts w:ascii="Courier New" w:eastAsia="Courier New" w:hAnsi="Courier New" w:cs="Courier New"/>
-                <w:color w:val="1A1A2E"/>
-                <w:sz w:val="18"/>
-                <w:szCs w:val="18"/>
-              </w:rPr>
-              <w:t>e.course_id</w:t>
-            </w:r>
-            <w:proofErr w:type="spellEnd"/>
+            <w:r>
+              <w:rPr>
+                <w:rFonts w:ascii="Courier New" w:eastAsia="Courier New" w:hAnsi="Courier New" w:cs="Courier New"/>
+                <w:color w:val="1A1A2E"/>
+                <w:sz w:val="18"/>
+                <w:szCs w:val="18"/>
+              </w:rPr>
+              <w:t>c.course_id = e.course_id</w:t>
+            </w:r>
           </w:p>
           <w:p>
             <w:pPr>
@@ -18122,25 +16688,14 @@
               </w:rPr>
               <w:t xml:space="preserve"> </w:t>
             </w:r>
-            <w:proofErr w:type="spellStart"/>
-            <w:r>
-              <w:rPr>
-                <w:rFonts w:ascii="Courier New" w:eastAsia="Courier New" w:hAnsi="Courier New" w:cs="Courier New"/>
-                <w:color w:val="1A1A2E"/>
-                <w:sz w:val="18"/>
-                <w:szCs w:val="18"/>
-              </w:rPr>
-              <w:t>e.user_id</w:t>
-            </w:r>
-            <w:proofErr w:type="spellEnd"/>
-            <w:r>
-              <w:rPr>
-                <w:rFonts w:ascii="Courier New" w:eastAsia="Courier New" w:hAnsi="Courier New" w:cs="Courier New"/>
-                <w:color w:val="1A1A2E"/>
-                <w:sz w:val="18"/>
-                <w:szCs w:val="18"/>
-              </w:rPr>
-              <w:t xml:space="preserve"> = $1 </w:t>
+            <w:r>
+              <w:rPr>
+                <w:rFonts w:ascii="Courier New" w:eastAsia="Courier New" w:hAnsi="Courier New" w:cs="Courier New"/>
+                <w:color w:val="1A1A2E"/>
+                <w:sz w:val="18"/>
+                <w:szCs w:val="18"/>
+              </w:rPr>
+              <w:t xml:space="preserve">e.user_id = $1 </w:t>
             </w:r>
             <w:r>
               <w:rPr>
@@ -18182,25 +16737,14 @@
               </w:rPr>
               <w:t xml:space="preserve"> </w:t>
             </w:r>
-            <w:proofErr w:type="spellStart"/>
-            <w:r>
-              <w:rPr>
-                <w:rFonts w:ascii="Courier New" w:eastAsia="Courier New" w:hAnsi="Courier New" w:cs="Courier New"/>
-                <w:color w:val="1A1A2E"/>
-                <w:sz w:val="18"/>
-                <w:szCs w:val="18"/>
-              </w:rPr>
-              <w:t>c.course_id</w:t>
-            </w:r>
-            <w:proofErr w:type="spellEnd"/>
-            <w:r>
-              <w:rPr>
-                <w:rFonts w:ascii="Courier New" w:eastAsia="Courier New" w:hAnsi="Courier New" w:cs="Courier New"/>
-                <w:color w:val="1A1A2E"/>
-                <w:sz w:val="18"/>
-                <w:szCs w:val="18"/>
-              </w:rPr>
-              <w:t xml:space="preserve"> </w:t>
+            <w:r>
+              <w:rPr>
+                <w:rFonts w:ascii="Courier New" w:eastAsia="Courier New" w:hAnsi="Courier New" w:cs="Courier New"/>
+                <w:color w:val="1A1A2E"/>
+                <w:sz w:val="18"/>
+                <w:szCs w:val="18"/>
+              </w:rPr>
+              <w:t xml:space="preserve">c.course_id </w:t>
             </w:r>
             <w:r>
               <w:rPr>
@@ -18226,7 +16770,6 @@
       <w:pPr>
         <w:spacing w:before="200" w:after="60"/>
       </w:pPr>
-      <w:proofErr w:type="spellStart"/>
       <w:r>
         <w:rPr>
           <w:rFonts w:ascii="Arial" w:eastAsia="Arial" w:hAnsi="Arial" w:cs="Arial"/>
@@ -18238,7 +16781,6 @@
         </w:rPr>
         <w:t>fetchCreatedCourseByUserId</w:t>
       </w:r>
-      <w:proofErr w:type="spellEnd"/>
     </w:p>
     <w:tbl>
       <w:tblPr>
@@ -18360,25 +16902,14 @@
               </w:rPr>
               <w:t xml:space="preserve"> </w:t>
             </w:r>
-            <w:proofErr w:type="spellStart"/>
-            <w:r>
-              <w:rPr>
-                <w:rFonts w:ascii="Courier New" w:eastAsia="Courier New" w:hAnsi="Courier New" w:cs="Courier New"/>
-                <w:color w:val="1A1A2E"/>
-                <w:sz w:val="18"/>
-                <w:szCs w:val="18"/>
-              </w:rPr>
-              <w:t>owner_id</w:t>
-            </w:r>
-            <w:proofErr w:type="spellEnd"/>
-            <w:r>
-              <w:rPr>
-                <w:rFonts w:ascii="Courier New" w:eastAsia="Courier New" w:hAnsi="Courier New" w:cs="Courier New"/>
-                <w:color w:val="1A1A2E"/>
-                <w:sz w:val="18"/>
-                <w:szCs w:val="18"/>
-              </w:rPr>
-              <w:t xml:space="preserve"> = $1 </w:t>
+            <w:r>
+              <w:rPr>
+                <w:rFonts w:ascii="Courier New" w:eastAsia="Courier New" w:hAnsi="Courier New" w:cs="Courier New"/>
+                <w:color w:val="1A1A2E"/>
+                <w:sz w:val="18"/>
+                <w:szCs w:val="18"/>
+              </w:rPr>
+              <w:t xml:space="preserve">owner_id = $1 </w:t>
             </w:r>
             <w:r>
               <w:rPr>
@@ -18420,25 +16951,14 @@
               </w:rPr>
               <w:t xml:space="preserve"> </w:t>
             </w:r>
-            <w:proofErr w:type="spellStart"/>
-            <w:r>
-              <w:rPr>
-                <w:rFonts w:ascii="Courier New" w:eastAsia="Courier New" w:hAnsi="Courier New" w:cs="Courier New"/>
-                <w:color w:val="1A1A2E"/>
-                <w:sz w:val="18"/>
-                <w:szCs w:val="18"/>
-              </w:rPr>
-              <w:t>course_id</w:t>
-            </w:r>
-            <w:proofErr w:type="spellEnd"/>
-            <w:r>
-              <w:rPr>
-                <w:rFonts w:ascii="Courier New" w:eastAsia="Courier New" w:hAnsi="Courier New" w:cs="Courier New"/>
-                <w:color w:val="1A1A2E"/>
-                <w:sz w:val="18"/>
-                <w:szCs w:val="18"/>
-              </w:rPr>
-              <w:t xml:space="preserve"> </w:t>
+            <w:r>
+              <w:rPr>
+                <w:rFonts w:ascii="Courier New" w:eastAsia="Courier New" w:hAnsi="Courier New" w:cs="Courier New"/>
+                <w:color w:val="1A1A2E"/>
+                <w:sz w:val="18"/>
+                <w:szCs w:val="18"/>
+              </w:rPr>
+              <w:t xml:space="preserve">course_id </w:t>
             </w:r>
             <w:r>
               <w:rPr>
@@ -18464,7 +16984,6 @@
       <w:pPr>
         <w:spacing w:before="200" w:after="60"/>
       </w:pPr>
-      <w:proofErr w:type="spellStart"/>
       <w:r>
         <w:rPr>
           <w:rFonts w:ascii="Arial" w:eastAsia="Arial" w:hAnsi="Arial" w:cs="Arial"/>
@@ -18476,7 +16995,6 @@
         </w:rPr>
         <w:t>updateCourseDetails</w:t>
       </w:r>
-      <w:proofErr w:type="spellEnd"/>
     </w:p>
     <w:tbl>
       <w:tblPr>
@@ -18569,45 +17087,14 @@
               </w:rPr>
               <w:t xml:space="preserve"> </w:t>
             </w:r>
-            <w:proofErr w:type="spellStart"/>
-            <w:r>
-              <w:rPr>
-                <w:rFonts w:ascii="Courier New" w:eastAsia="Courier New" w:hAnsi="Courier New" w:cs="Courier New"/>
-                <w:color w:val="1A1A2E"/>
-                <w:sz w:val="18"/>
-                <w:szCs w:val="18"/>
-              </w:rPr>
-              <w:t>course_title</w:t>
-            </w:r>
-            <w:proofErr w:type="spellEnd"/>
-            <w:r>
-              <w:rPr>
-                <w:rFonts w:ascii="Courier New" w:eastAsia="Courier New" w:hAnsi="Courier New" w:cs="Courier New"/>
-                <w:color w:val="1A1A2E"/>
-                <w:sz w:val="18"/>
-                <w:szCs w:val="18"/>
-              </w:rPr>
-              <w:t xml:space="preserve">=$1, </w:t>
-            </w:r>
-            <w:proofErr w:type="spellStart"/>
-            <w:r>
-              <w:rPr>
-                <w:rFonts w:ascii="Courier New" w:eastAsia="Courier New" w:hAnsi="Courier New" w:cs="Courier New"/>
-                <w:color w:val="1A1A2E"/>
-                <w:sz w:val="18"/>
-                <w:szCs w:val="18"/>
-              </w:rPr>
-              <w:t>course_description</w:t>
-            </w:r>
-            <w:proofErr w:type="spellEnd"/>
-            <w:r>
-              <w:rPr>
-                <w:rFonts w:ascii="Courier New" w:eastAsia="Courier New" w:hAnsi="Courier New" w:cs="Courier New"/>
-                <w:color w:val="1A1A2E"/>
-                <w:sz w:val="18"/>
-                <w:szCs w:val="18"/>
-              </w:rPr>
-              <w:t>=$2</w:t>
+            <w:r>
+              <w:rPr>
+                <w:rFonts w:ascii="Courier New" w:eastAsia="Courier New" w:hAnsi="Courier New" w:cs="Courier New"/>
+                <w:color w:val="1A1A2E"/>
+                <w:sz w:val="18"/>
+                <w:szCs w:val="18"/>
+              </w:rPr>
+              <w:t>course_title=$1, course_description=$2</w:t>
             </w:r>
           </w:p>
           <w:p>
@@ -18643,25 +17130,14 @@
               </w:rPr>
               <w:t xml:space="preserve"> </w:t>
             </w:r>
-            <w:proofErr w:type="spellStart"/>
-            <w:r>
-              <w:rPr>
-                <w:rFonts w:ascii="Courier New" w:eastAsia="Courier New" w:hAnsi="Courier New" w:cs="Courier New"/>
-                <w:color w:val="1A1A2E"/>
-                <w:sz w:val="18"/>
-                <w:szCs w:val="18"/>
-              </w:rPr>
-              <w:t>course_id</w:t>
-            </w:r>
-            <w:proofErr w:type="spellEnd"/>
-            <w:r>
-              <w:rPr>
-                <w:rFonts w:ascii="Courier New" w:eastAsia="Courier New" w:hAnsi="Courier New" w:cs="Courier New"/>
-                <w:color w:val="1A1A2E"/>
-                <w:sz w:val="18"/>
-                <w:szCs w:val="18"/>
-              </w:rPr>
-              <w:t xml:space="preserve"> = $3 </w:t>
+            <w:r>
+              <w:rPr>
+                <w:rFonts w:ascii="Courier New" w:eastAsia="Courier New" w:hAnsi="Courier New" w:cs="Courier New"/>
+                <w:color w:val="1A1A2E"/>
+                <w:sz w:val="18"/>
+                <w:szCs w:val="18"/>
+              </w:rPr>
+              <w:t xml:space="preserve">course_id = $3 </w:t>
             </w:r>
             <w:r>
               <w:rPr>
@@ -18705,7 +17181,6 @@
       <w:pPr>
         <w:spacing w:before="200" w:after="60"/>
       </w:pPr>
-      <w:proofErr w:type="spellStart"/>
       <w:r>
         <w:rPr>
           <w:rFonts w:ascii="Arial" w:eastAsia="Arial" w:hAnsi="Arial" w:cs="Arial"/>
@@ -18717,7 +17192,6 @@
         </w:rPr>
         <w:t>deleteCourseProblems</w:t>
       </w:r>
-      <w:proofErr w:type="spellEnd"/>
     </w:p>
     <w:tbl>
       <w:tblPr>
@@ -18801,21 +17275,30 @@
               </w:rPr>
               <w:t xml:space="preserve"> </w:t>
             </w:r>
-            <w:proofErr w:type="spellStart"/>
-            <w:r>
-              <w:rPr>
-                <w:rFonts w:ascii="Courier New" w:eastAsia="Courier New" w:hAnsi="Courier New" w:cs="Courier New"/>
-                <w:color w:val="1A1A2E"/>
-                <w:sz w:val="18"/>
-                <w:szCs w:val="18"/>
-              </w:rPr>
-              <w:t>course_problem</w:t>
-            </w:r>
-            <w:proofErr w:type="spellEnd"/>
-            <w:r>
-              <w:rPr>
-                <w:rFonts w:ascii="Courier New" w:eastAsia="Courier New" w:hAnsi="Courier New" w:cs="Courier New"/>
-                <w:color w:val="1A1A2E"/>
+            <w:r>
+              <w:rPr>
+                <w:rFonts w:ascii="Courier New" w:eastAsia="Courier New" w:hAnsi="Courier New" w:cs="Courier New"/>
+                <w:color w:val="1A1A2E"/>
+                <w:sz w:val="18"/>
+                <w:szCs w:val="18"/>
+              </w:rPr>
+              <w:t xml:space="preserve">course_problem </w:t>
+            </w:r>
+            <w:r>
+              <w:rPr>
+                <w:rFonts w:ascii="Courier New" w:eastAsia="Courier New" w:hAnsi="Courier New" w:cs="Courier New"/>
+                <w:b/>
+                <w:bCs/>
+                <w:color w:val="0000CC"/>
+                <w:sz w:val="18"/>
+                <w:szCs w:val="18"/>
+              </w:rPr>
+              <w:t>WHERE</w:t>
+            </w:r>
+            <w:r>
+              <w:rPr>
+                <w:rFonts w:ascii="Courier New" w:eastAsia="Courier New" w:hAnsi="Courier New" w:cs="Courier New"/>
+                <w:color w:val="0000CC"/>
                 <w:sz w:val="18"/>
                 <w:szCs w:val="18"/>
               </w:rPr>
@@ -18824,42 +17307,11 @@
             <w:r>
               <w:rPr>
                 <w:rFonts w:ascii="Courier New" w:eastAsia="Courier New" w:hAnsi="Courier New" w:cs="Courier New"/>
-                <w:b/>
-                <w:bCs/>
-                <w:color w:val="0000CC"/>
-                <w:sz w:val="18"/>
-                <w:szCs w:val="18"/>
-              </w:rPr>
-              <w:t>WHERE</w:t>
-            </w:r>
-            <w:r>
-              <w:rPr>
-                <w:rFonts w:ascii="Courier New" w:eastAsia="Courier New" w:hAnsi="Courier New" w:cs="Courier New"/>
-                <w:color w:val="0000CC"/>
-                <w:sz w:val="18"/>
-                <w:szCs w:val="18"/>
-              </w:rPr>
-              <w:t xml:space="preserve"> </w:t>
-            </w:r>
-            <w:proofErr w:type="spellStart"/>
-            <w:r>
-              <w:rPr>
-                <w:rFonts w:ascii="Courier New" w:eastAsia="Courier New" w:hAnsi="Courier New" w:cs="Courier New"/>
-                <w:color w:val="1A1A2E"/>
-                <w:sz w:val="18"/>
-                <w:szCs w:val="18"/>
-              </w:rPr>
-              <w:t>course_id</w:t>
-            </w:r>
-            <w:proofErr w:type="spellEnd"/>
-            <w:r>
-              <w:rPr>
-                <w:rFonts w:ascii="Courier New" w:eastAsia="Courier New" w:hAnsi="Courier New" w:cs="Courier New"/>
-                <w:color w:val="1A1A2E"/>
-                <w:sz w:val="18"/>
-                <w:szCs w:val="18"/>
-              </w:rPr>
-              <w:t xml:space="preserve"> = $1</w:t>
+                <w:color w:val="1A1A2E"/>
+                <w:sz w:val="18"/>
+                <w:szCs w:val="18"/>
+              </w:rPr>
+              <w:t>course_id = $1</w:t>
             </w:r>
           </w:p>
         </w:tc>
@@ -18897,7 +17349,6 @@
       <w:pPr>
         <w:spacing w:before="200" w:after="60"/>
       </w:pPr>
-      <w:proofErr w:type="spellStart"/>
       <w:r>
         <w:rPr>
           <w:rFonts w:ascii="Arial" w:eastAsia="Arial" w:hAnsi="Arial" w:cs="Arial"/>
@@ -18910,7 +17361,6 @@
         <w:lastRenderedPageBreak/>
         <w:t>deleteEnrollmentsByCourseId</w:t>
       </w:r>
-      <w:proofErr w:type="spellEnd"/>
     </w:p>
     <w:tbl>
       <w:tblPr>
@@ -18994,21 +17444,30 @@
               </w:rPr>
               <w:t xml:space="preserve"> </w:t>
             </w:r>
-            <w:proofErr w:type="spellStart"/>
-            <w:r>
-              <w:rPr>
-                <w:rFonts w:ascii="Courier New" w:eastAsia="Courier New" w:hAnsi="Courier New" w:cs="Courier New"/>
-                <w:color w:val="1A1A2E"/>
-                <w:sz w:val="18"/>
-                <w:szCs w:val="18"/>
-              </w:rPr>
-              <w:t>enrollment</w:t>
-            </w:r>
-            <w:proofErr w:type="spellEnd"/>
-            <w:r>
-              <w:rPr>
-                <w:rFonts w:ascii="Courier New" w:eastAsia="Courier New" w:hAnsi="Courier New" w:cs="Courier New"/>
-                <w:color w:val="1A1A2E"/>
+            <w:r>
+              <w:rPr>
+                <w:rFonts w:ascii="Courier New" w:eastAsia="Courier New" w:hAnsi="Courier New" w:cs="Courier New"/>
+                <w:color w:val="1A1A2E"/>
+                <w:sz w:val="18"/>
+                <w:szCs w:val="18"/>
+              </w:rPr>
+              <w:t xml:space="preserve">enrollment </w:t>
+            </w:r>
+            <w:r>
+              <w:rPr>
+                <w:rFonts w:ascii="Courier New" w:eastAsia="Courier New" w:hAnsi="Courier New" w:cs="Courier New"/>
+                <w:b/>
+                <w:bCs/>
+                <w:color w:val="0000CC"/>
+                <w:sz w:val="18"/>
+                <w:szCs w:val="18"/>
+              </w:rPr>
+              <w:t>WHERE</w:t>
+            </w:r>
+            <w:r>
+              <w:rPr>
+                <w:rFonts w:ascii="Courier New" w:eastAsia="Courier New" w:hAnsi="Courier New" w:cs="Courier New"/>
+                <w:color w:val="0000CC"/>
                 <w:sz w:val="18"/>
                 <w:szCs w:val="18"/>
               </w:rPr>
@@ -19017,42 +17476,11 @@
             <w:r>
               <w:rPr>
                 <w:rFonts w:ascii="Courier New" w:eastAsia="Courier New" w:hAnsi="Courier New" w:cs="Courier New"/>
-                <w:b/>
-                <w:bCs/>
-                <w:color w:val="0000CC"/>
-                <w:sz w:val="18"/>
-                <w:szCs w:val="18"/>
-              </w:rPr>
-              <w:t>WHERE</w:t>
-            </w:r>
-            <w:r>
-              <w:rPr>
-                <w:rFonts w:ascii="Courier New" w:eastAsia="Courier New" w:hAnsi="Courier New" w:cs="Courier New"/>
-                <w:color w:val="0000CC"/>
-                <w:sz w:val="18"/>
-                <w:szCs w:val="18"/>
-              </w:rPr>
-              <w:t xml:space="preserve"> </w:t>
-            </w:r>
-            <w:proofErr w:type="spellStart"/>
-            <w:r>
-              <w:rPr>
-                <w:rFonts w:ascii="Courier New" w:eastAsia="Courier New" w:hAnsi="Courier New" w:cs="Courier New"/>
-                <w:color w:val="1A1A2E"/>
-                <w:sz w:val="18"/>
-                <w:szCs w:val="18"/>
-              </w:rPr>
-              <w:t>course_id</w:t>
-            </w:r>
-            <w:proofErr w:type="spellEnd"/>
-            <w:r>
-              <w:rPr>
-                <w:rFonts w:ascii="Courier New" w:eastAsia="Courier New" w:hAnsi="Courier New" w:cs="Courier New"/>
-                <w:color w:val="1A1A2E"/>
-                <w:sz w:val="18"/>
-                <w:szCs w:val="18"/>
-              </w:rPr>
-              <w:t xml:space="preserve"> = $1</w:t>
+                <w:color w:val="1A1A2E"/>
+                <w:sz w:val="18"/>
+                <w:szCs w:val="18"/>
+              </w:rPr>
+              <w:t>course_id = $1</w:t>
             </w:r>
           </w:p>
         </w:tc>
@@ -19067,7 +17495,6 @@
       <w:pPr>
         <w:spacing w:before="200" w:after="60"/>
       </w:pPr>
-      <w:proofErr w:type="spellStart"/>
       <w:r>
         <w:rPr>
           <w:rFonts w:ascii="Arial" w:eastAsia="Arial" w:hAnsi="Arial" w:cs="Arial"/>
@@ -19079,7 +17506,6 @@
         </w:rPr>
         <w:t>fetchProblemIdsFromCourse</w:t>
       </w:r>
-      <w:proofErr w:type="spellEnd"/>
     </w:p>
     <w:tbl>
       <w:tblPr>
@@ -19143,21 +17569,30 @@
               </w:rPr>
               <w:t xml:space="preserve"> </w:t>
             </w:r>
-            <w:proofErr w:type="spellStart"/>
-            <w:r>
-              <w:rPr>
-                <w:rFonts w:ascii="Courier New" w:eastAsia="Courier New" w:hAnsi="Courier New" w:cs="Courier New"/>
-                <w:color w:val="1A1A2E"/>
-                <w:sz w:val="18"/>
-                <w:szCs w:val="18"/>
-              </w:rPr>
-              <w:t>problem_id</w:t>
-            </w:r>
-            <w:proofErr w:type="spellEnd"/>
-            <w:r>
-              <w:rPr>
-                <w:rFonts w:ascii="Courier New" w:eastAsia="Courier New" w:hAnsi="Courier New" w:cs="Courier New"/>
-                <w:color w:val="1A1A2E"/>
+            <w:r>
+              <w:rPr>
+                <w:rFonts w:ascii="Courier New" w:eastAsia="Courier New" w:hAnsi="Courier New" w:cs="Courier New"/>
+                <w:color w:val="1A1A2E"/>
+                <w:sz w:val="18"/>
+                <w:szCs w:val="18"/>
+              </w:rPr>
+              <w:t xml:space="preserve">problem_id </w:t>
+            </w:r>
+            <w:r>
+              <w:rPr>
+                <w:rFonts w:ascii="Courier New" w:eastAsia="Courier New" w:hAnsi="Courier New" w:cs="Courier New"/>
+                <w:b/>
+                <w:bCs/>
+                <w:color w:val="0000CC"/>
+                <w:sz w:val="18"/>
+                <w:szCs w:val="18"/>
+              </w:rPr>
+              <w:t>FROM</w:t>
+            </w:r>
+            <w:r>
+              <w:rPr>
+                <w:rFonts w:ascii="Courier New" w:eastAsia="Courier New" w:hAnsi="Courier New" w:cs="Courier New"/>
+                <w:color w:val="0000CC"/>
                 <w:sz w:val="18"/>
                 <w:szCs w:val="18"/>
               </w:rPr>
@@ -19166,13 +17601,22 @@
             <w:r>
               <w:rPr>
                 <w:rFonts w:ascii="Courier New" w:eastAsia="Courier New" w:hAnsi="Courier New" w:cs="Courier New"/>
-                <w:b/>
-                <w:bCs/>
-                <w:color w:val="0000CC"/>
-                <w:sz w:val="18"/>
-                <w:szCs w:val="18"/>
-              </w:rPr>
-              <w:t>FROM</w:t>
+                <w:color w:val="1A1A2E"/>
+                <w:sz w:val="18"/>
+                <w:szCs w:val="18"/>
+              </w:rPr>
+              <w:t xml:space="preserve">course_problem </w:t>
+            </w:r>
+            <w:r>
+              <w:rPr>
+                <w:rFonts w:ascii="Courier New" w:eastAsia="Courier New" w:hAnsi="Courier New" w:cs="Courier New"/>
+                <w:b/>
+                <w:bCs/>
+                <w:color w:val="0000CC"/>
+                <w:sz w:val="18"/>
+                <w:szCs w:val="18"/>
+              </w:rPr>
+              <w:t>WHERE</w:t>
             </w:r>
             <w:r>
               <w:rPr>
@@ -19183,65 +17627,14 @@
               </w:rPr>
               <w:t xml:space="preserve"> </w:t>
             </w:r>
-            <w:proofErr w:type="spellStart"/>
-            <w:r>
-              <w:rPr>
-                <w:rFonts w:ascii="Courier New" w:eastAsia="Courier New" w:hAnsi="Courier New" w:cs="Courier New"/>
-                <w:color w:val="1A1A2E"/>
-                <w:sz w:val="18"/>
-                <w:szCs w:val="18"/>
-              </w:rPr>
-              <w:t>course_problem</w:t>
-            </w:r>
-            <w:proofErr w:type="spellEnd"/>
-            <w:r>
-              <w:rPr>
-                <w:rFonts w:ascii="Courier New" w:eastAsia="Courier New" w:hAnsi="Courier New" w:cs="Courier New"/>
-                <w:color w:val="1A1A2E"/>
-                <w:sz w:val="18"/>
-                <w:szCs w:val="18"/>
-              </w:rPr>
-              <w:t xml:space="preserve"> </w:t>
-            </w:r>
-            <w:r>
-              <w:rPr>
-                <w:rFonts w:ascii="Courier New" w:eastAsia="Courier New" w:hAnsi="Courier New" w:cs="Courier New"/>
-                <w:b/>
-                <w:bCs/>
-                <w:color w:val="0000CC"/>
-                <w:sz w:val="18"/>
-                <w:szCs w:val="18"/>
-              </w:rPr>
-              <w:t>WHERE</w:t>
-            </w:r>
-            <w:r>
-              <w:rPr>
-                <w:rFonts w:ascii="Courier New" w:eastAsia="Courier New" w:hAnsi="Courier New" w:cs="Courier New"/>
-                <w:color w:val="0000CC"/>
-                <w:sz w:val="18"/>
-                <w:szCs w:val="18"/>
-              </w:rPr>
-              <w:t xml:space="preserve"> </w:t>
-            </w:r>
-            <w:proofErr w:type="spellStart"/>
-            <w:r>
-              <w:rPr>
-                <w:rFonts w:ascii="Courier New" w:eastAsia="Courier New" w:hAnsi="Courier New" w:cs="Courier New"/>
-                <w:color w:val="1A1A2E"/>
-                <w:sz w:val="18"/>
-                <w:szCs w:val="18"/>
-              </w:rPr>
-              <w:t>course_id</w:t>
-            </w:r>
-            <w:proofErr w:type="spellEnd"/>
-            <w:r>
-              <w:rPr>
-                <w:rFonts w:ascii="Courier New" w:eastAsia="Courier New" w:hAnsi="Courier New" w:cs="Courier New"/>
-                <w:color w:val="1A1A2E"/>
-                <w:sz w:val="18"/>
-                <w:szCs w:val="18"/>
-              </w:rPr>
-              <w:t xml:space="preserve"> = $1</w:t>
+            <w:r>
+              <w:rPr>
+                <w:rFonts w:ascii="Courier New" w:eastAsia="Courier New" w:hAnsi="Courier New" w:cs="Courier New"/>
+                <w:color w:val="1A1A2E"/>
+                <w:sz w:val="18"/>
+                <w:szCs w:val="18"/>
+              </w:rPr>
+              <w:t>course_id = $1</w:t>
             </w:r>
           </w:p>
         </w:tc>
@@ -19256,7 +17649,6 @@
       <w:pPr>
         <w:spacing w:before="200" w:after="60"/>
       </w:pPr>
-      <w:proofErr w:type="spellStart"/>
       <w:r>
         <w:rPr>
           <w:rFonts w:ascii="Arial" w:eastAsia="Arial" w:hAnsi="Arial" w:cs="Arial"/>
@@ -19268,7 +17660,6 @@
         </w:rPr>
         <w:t>fetchStudentIdsFromCourse</w:t>
       </w:r>
-      <w:proofErr w:type="spellEnd"/>
     </w:p>
     <w:tbl>
       <w:tblPr>
@@ -19332,21 +17723,30 @@
               </w:rPr>
               <w:t xml:space="preserve"> </w:t>
             </w:r>
-            <w:proofErr w:type="spellStart"/>
-            <w:r>
-              <w:rPr>
-                <w:rFonts w:ascii="Courier New" w:eastAsia="Courier New" w:hAnsi="Courier New" w:cs="Courier New"/>
-                <w:color w:val="1A1A2E"/>
-                <w:sz w:val="18"/>
-                <w:szCs w:val="18"/>
-              </w:rPr>
-              <w:t>user_id</w:t>
-            </w:r>
-            <w:proofErr w:type="spellEnd"/>
-            <w:r>
-              <w:rPr>
-                <w:rFonts w:ascii="Courier New" w:eastAsia="Courier New" w:hAnsi="Courier New" w:cs="Courier New"/>
-                <w:color w:val="1A1A2E"/>
+            <w:r>
+              <w:rPr>
+                <w:rFonts w:ascii="Courier New" w:eastAsia="Courier New" w:hAnsi="Courier New" w:cs="Courier New"/>
+                <w:color w:val="1A1A2E"/>
+                <w:sz w:val="18"/>
+                <w:szCs w:val="18"/>
+              </w:rPr>
+              <w:t xml:space="preserve">user_id </w:t>
+            </w:r>
+            <w:r>
+              <w:rPr>
+                <w:rFonts w:ascii="Courier New" w:eastAsia="Courier New" w:hAnsi="Courier New" w:cs="Courier New"/>
+                <w:b/>
+                <w:bCs/>
+                <w:color w:val="0000CC"/>
+                <w:sz w:val="18"/>
+                <w:szCs w:val="18"/>
+              </w:rPr>
+              <w:t>FROM</w:t>
+            </w:r>
+            <w:r>
+              <w:rPr>
+                <w:rFonts w:ascii="Courier New" w:eastAsia="Courier New" w:hAnsi="Courier New" w:cs="Courier New"/>
+                <w:color w:val="0000CC"/>
                 <w:sz w:val="18"/>
                 <w:szCs w:val="18"/>
               </w:rPr>
@@ -19355,13 +17755,22 @@
             <w:r>
               <w:rPr>
                 <w:rFonts w:ascii="Courier New" w:eastAsia="Courier New" w:hAnsi="Courier New" w:cs="Courier New"/>
-                <w:b/>
-                <w:bCs/>
-                <w:color w:val="0000CC"/>
-                <w:sz w:val="18"/>
-                <w:szCs w:val="18"/>
-              </w:rPr>
-              <w:t>FROM</w:t>
+                <w:color w:val="1A1A2E"/>
+                <w:sz w:val="18"/>
+                <w:szCs w:val="18"/>
+              </w:rPr>
+              <w:t xml:space="preserve">enrollment </w:t>
+            </w:r>
+            <w:r>
+              <w:rPr>
+                <w:rFonts w:ascii="Courier New" w:eastAsia="Courier New" w:hAnsi="Courier New" w:cs="Courier New"/>
+                <w:b/>
+                <w:bCs/>
+                <w:color w:val="0000CC"/>
+                <w:sz w:val="18"/>
+                <w:szCs w:val="18"/>
+              </w:rPr>
+              <w:t>WHERE</w:t>
             </w:r>
             <w:r>
               <w:rPr>
@@ -19372,65 +17781,14 @@
               </w:rPr>
               <w:t xml:space="preserve"> </w:t>
             </w:r>
-            <w:proofErr w:type="spellStart"/>
-            <w:r>
-              <w:rPr>
-                <w:rFonts w:ascii="Courier New" w:eastAsia="Courier New" w:hAnsi="Courier New" w:cs="Courier New"/>
-                <w:color w:val="1A1A2E"/>
-                <w:sz w:val="18"/>
-                <w:szCs w:val="18"/>
-              </w:rPr>
-              <w:t>enrollment</w:t>
-            </w:r>
-            <w:proofErr w:type="spellEnd"/>
-            <w:r>
-              <w:rPr>
-                <w:rFonts w:ascii="Courier New" w:eastAsia="Courier New" w:hAnsi="Courier New" w:cs="Courier New"/>
-                <w:color w:val="1A1A2E"/>
-                <w:sz w:val="18"/>
-                <w:szCs w:val="18"/>
-              </w:rPr>
-              <w:t xml:space="preserve"> </w:t>
-            </w:r>
-            <w:r>
-              <w:rPr>
-                <w:rFonts w:ascii="Courier New" w:eastAsia="Courier New" w:hAnsi="Courier New" w:cs="Courier New"/>
-                <w:b/>
-                <w:bCs/>
-                <w:color w:val="0000CC"/>
-                <w:sz w:val="18"/>
-                <w:szCs w:val="18"/>
-              </w:rPr>
-              <w:t>WHERE</w:t>
-            </w:r>
-            <w:r>
-              <w:rPr>
-                <w:rFonts w:ascii="Courier New" w:eastAsia="Courier New" w:hAnsi="Courier New" w:cs="Courier New"/>
-                <w:color w:val="0000CC"/>
-                <w:sz w:val="18"/>
-                <w:szCs w:val="18"/>
-              </w:rPr>
-              <w:t xml:space="preserve"> </w:t>
-            </w:r>
-            <w:proofErr w:type="spellStart"/>
-            <w:r>
-              <w:rPr>
-                <w:rFonts w:ascii="Courier New" w:eastAsia="Courier New" w:hAnsi="Courier New" w:cs="Courier New"/>
-                <w:color w:val="1A1A2E"/>
-                <w:sz w:val="18"/>
-                <w:szCs w:val="18"/>
-              </w:rPr>
-              <w:t>course_id</w:t>
-            </w:r>
-            <w:proofErr w:type="spellEnd"/>
-            <w:r>
-              <w:rPr>
-                <w:rFonts w:ascii="Courier New" w:eastAsia="Courier New" w:hAnsi="Courier New" w:cs="Courier New"/>
-                <w:color w:val="1A1A2E"/>
-                <w:sz w:val="18"/>
-                <w:szCs w:val="18"/>
-              </w:rPr>
-              <w:t xml:space="preserve"> = $1</w:t>
+            <w:r>
+              <w:rPr>
+                <w:rFonts w:ascii="Courier New" w:eastAsia="Courier New" w:hAnsi="Courier New" w:cs="Courier New"/>
+                <w:color w:val="1A1A2E"/>
+                <w:sz w:val="18"/>
+                <w:szCs w:val="18"/>
+              </w:rPr>
+              <w:t>course_id = $1</w:t>
             </w:r>
           </w:p>
         </w:tc>
@@ -19455,7 +17813,6 @@
       <w:pPr>
         <w:spacing w:before="200" w:after="60"/>
       </w:pPr>
-      <w:proofErr w:type="spellStart"/>
       <w:r>
         <w:rPr>
           <w:rFonts w:ascii="Arial" w:eastAsia="Arial" w:hAnsi="Arial" w:cs="Arial"/>
@@ -19467,7 +17824,6 @@
         </w:rPr>
         <w:t>fetchStudentsOnCourse</w:t>
       </w:r>
-      <w:proofErr w:type="spellEnd"/>
     </w:p>
     <w:tbl>
       <w:tblPr>
@@ -19531,45 +17887,14 @@
               </w:rPr>
               <w:t xml:space="preserve"> </w:t>
             </w:r>
-            <w:proofErr w:type="spellStart"/>
-            <w:r>
-              <w:rPr>
-                <w:rFonts w:ascii="Courier New" w:eastAsia="Courier New" w:hAnsi="Courier New" w:cs="Courier New"/>
-                <w:color w:val="1A1A2E"/>
-                <w:sz w:val="18"/>
-                <w:szCs w:val="18"/>
-              </w:rPr>
-              <w:t>u.user_id</w:t>
-            </w:r>
-            <w:proofErr w:type="spellEnd"/>
-            <w:r>
-              <w:rPr>
-                <w:rFonts w:ascii="Courier New" w:eastAsia="Courier New" w:hAnsi="Courier New" w:cs="Courier New"/>
-                <w:color w:val="1A1A2E"/>
-                <w:sz w:val="18"/>
-                <w:szCs w:val="18"/>
-              </w:rPr>
-              <w:t xml:space="preserve">, </w:t>
-            </w:r>
-            <w:proofErr w:type="spellStart"/>
-            <w:r>
-              <w:rPr>
-                <w:rFonts w:ascii="Courier New" w:eastAsia="Courier New" w:hAnsi="Courier New" w:cs="Courier New"/>
-                <w:color w:val="1A1A2E"/>
-                <w:sz w:val="18"/>
-                <w:szCs w:val="18"/>
-              </w:rPr>
-              <w:t>u.user_name</w:t>
-            </w:r>
-            <w:proofErr w:type="spellEnd"/>
-            <w:r>
-              <w:rPr>
-                <w:rFonts w:ascii="Courier New" w:eastAsia="Courier New" w:hAnsi="Courier New" w:cs="Courier New"/>
-                <w:color w:val="1A1A2E"/>
-                <w:sz w:val="18"/>
-                <w:szCs w:val="18"/>
-              </w:rPr>
-              <w:t xml:space="preserve"> </w:t>
+            <w:r>
+              <w:rPr>
+                <w:rFonts w:ascii="Courier New" w:eastAsia="Courier New" w:hAnsi="Courier New" w:cs="Courier New"/>
+                <w:color w:val="1A1A2E"/>
+                <w:sz w:val="18"/>
+                <w:szCs w:val="18"/>
+              </w:rPr>
+              <w:t xml:space="preserve">u.user_id, u.user_name </w:t>
             </w:r>
             <w:r>
               <w:rPr>
@@ -19634,25 +17959,14 @@
               </w:rPr>
               <w:t xml:space="preserve"> </w:t>
             </w:r>
-            <w:proofErr w:type="spellStart"/>
-            <w:r>
-              <w:rPr>
-                <w:rFonts w:ascii="Courier New" w:eastAsia="Courier New" w:hAnsi="Courier New" w:cs="Courier New"/>
-                <w:color w:val="1A1A2E"/>
-                <w:sz w:val="18"/>
-                <w:szCs w:val="18"/>
-              </w:rPr>
-              <w:t>enrollment</w:t>
-            </w:r>
-            <w:proofErr w:type="spellEnd"/>
-            <w:r>
-              <w:rPr>
-                <w:rFonts w:ascii="Courier New" w:eastAsia="Courier New" w:hAnsi="Courier New" w:cs="Courier New"/>
-                <w:color w:val="1A1A2E"/>
-                <w:sz w:val="18"/>
-                <w:szCs w:val="18"/>
-              </w:rPr>
-              <w:t xml:space="preserve"> e </w:t>
+            <w:r>
+              <w:rPr>
+                <w:rFonts w:ascii="Courier New" w:eastAsia="Courier New" w:hAnsi="Courier New" w:cs="Courier New"/>
+                <w:color w:val="1A1A2E"/>
+                <w:sz w:val="18"/>
+                <w:szCs w:val="18"/>
+              </w:rPr>
+              <w:t xml:space="preserve">enrollment e </w:t>
             </w:r>
             <w:r>
               <w:rPr>
@@ -19674,41 +17988,25 @@
               </w:rPr>
               <w:t xml:space="preserve"> </w:t>
             </w:r>
-            <w:proofErr w:type="spellStart"/>
-            <w:r>
-              <w:rPr>
-                <w:rFonts w:ascii="Courier New" w:eastAsia="Courier New" w:hAnsi="Courier New" w:cs="Courier New"/>
-                <w:color w:val="1A1A2E"/>
-                <w:sz w:val="18"/>
-                <w:szCs w:val="18"/>
-              </w:rPr>
-              <w:t>u.user_id</w:t>
-            </w:r>
-            <w:proofErr w:type="spellEnd"/>
-            <w:r>
-              <w:rPr>
-                <w:rFonts w:ascii="Courier New" w:eastAsia="Courier New" w:hAnsi="Courier New" w:cs="Courier New"/>
-                <w:color w:val="1A1A2E"/>
-                <w:sz w:val="18"/>
-                <w:szCs w:val="18"/>
-              </w:rPr>
-              <w:t xml:space="preserve"> = </w:t>
-            </w:r>
-            <w:proofErr w:type="spellStart"/>
-            <w:r>
-              <w:rPr>
-                <w:rFonts w:ascii="Courier New" w:eastAsia="Courier New" w:hAnsi="Courier New" w:cs="Courier New"/>
-                <w:color w:val="1A1A2E"/>
-                <w:sz w:val="18"/>
-                <w:szCs w:val="18"/>
-              </w:rPr>
-              <w:t>e.user_id</w:t>
-            </w:r>
-            <w:proofErr w:type="spellEnd"/>
+            <w:r>
+              <w:rPr>
+                <w:rFonts w:ascii="Courier New" w:eastAsia="Courier New" w:hAnsi="Courier New" w:cs="Courier New"/>
+                <w:color w:val="1A1A2E"/>
+                <w:sz w:val="18"/>
+                <w:szCs w:val="18"/>
+              </w:rPr>
+              <w:t>u.user_id = e.user_id</w:t>
+            </w:r>
           </w:p>
           <w:p>
             <w:pPr>
               <w:spacing w:line="260" w:lineRule="auto"/>
+              <w:rPr>
+                <w:rFonts w:ascii="Courier New" w:eastAsia="Courier New" w:hAnsi="Courier New" w:cs="Courier New"/>
+                <w:color w:val="1A1A2E"/>
+                <w:sz w:val="18"/>
+                <w:szCs w:val="18"/>
+              </w:rPr>
             </w:pPr>
             <w:r>
               <w:rPr>
@@ -19739,25 +18037,46 @@
               </w:rPr>
               <w:t xml:space="preserve"> </w:t>
             </w:r>
-            <w:proofErr w:type="spellStart"/>
-            <w:r>
-              <w:rPr>
-                <w:rFonts w:ascii="Courier New" w:eastAsia="Courier New" w:hAnsi="Courier New" w:cs="Courier New"/>
-                <w:color w:val="1A1A2E"/>
-                <w:sz w:val="18"/>
-                <w:szCs w:val="18"/>
-              </w:rPr>
-              <w:t>e.course_id</w:t>
-            </w:r>
-            <w:proofErr w:type="spellEnd"/>
-            <w:r>
-              <w:rPr>
-                <w:rFonts w:ascii="Courier New" w:eastAsia="Courier New" w:hAnsi="Courier New" w:cs="Courier New"/>
-                <w:color w:val="1A1A2E"/>
-                <w:sz w:val="18"/>
-                <w:szCs w:val="18"/>
-              </w:rPr>
-              <w:t xml:space="preserve"> = $1</w:t>
+            <w:r>
+              <w:rPr>
+                <w:rFonts w:ascii="Courier New" w:eastAsia="Courier New" w:hAnsi="Courier New" w:cs="Courier New"/>
+                <w:color w:val="1A1A2E"/>
+                <w:sz w:val="18"/>
+                <w:szCs w:val="18"/>
+              </w:rPr>
+              <w:t>e.course_id = $1</w:t>
+            </w:r>
+          </w:p>
+          <w:p>
+            <w:pPr>
+              <w:spacing w:line="260" w:lineRule="auto"/>
+              <w:rPr>
+                <w:rFonts w:ascii="Courier New" w:hAnsi="Courier New" w:cs="Courier New"/>
+                <w:sz w:val="18"/>
+                <w:szCs w:val="18"/>
+              </w:rPr>
+            </w:pPr>
+            <w:r>
+              <w:t xml:space="preserve">            </w:t>
+            </w:r>
+            <w:r>
+              <w:rPr>
+                <w:rFonts w:ascii="Courier New" w:eastAsia="Courier New" w:hAnsi="Courier New" w:cs="Courier New"/>
+                <w:b/>
+                <w:bCs/>
+                <w:color w:val="0000CC"/>
+                <w:sz w:val="18"/>
+                <w:szCs w:val="18"/>
+              </w:rPr>
+              <w:t>AND</w:t>
+            </w:r>
+            <w:r>
+              <w:rPr>
+                <w:rFonts w:ascii="Courier New" w:hAnsi="Courier New" w:cs="Courier New"/>
+                <w:sz w:val="18"/>
+                <w:szCs w:val="18"/>
+              </w:rPr>
+              <w:t xml:space="preserve"> u.role = 'student'</w:t>
             </w:r>
           </w:p>
         </w:tc>
@@ -19772,7 +18091,6 @@
       <w:pPr>
         <w:spacing w:before="200" w:after="60"/>
       </w:pPr>
-      <w:proofErr w:type="spellStart"/>
       <w:r>
         <w:rPr>
           <w:rFonts w:ascii="Arial" w:eastAsia="Arial" w:hAnsi="Arial" w:cs="Arial"/>
@@ -19784,7 +18102,6 @@
         </w:rPr>
         <w:t>getSubmissionsForCourse</w:t>
       </w:r>
-      <w:proofErr w:type="spellEnd"/>
     </w:p>
     <w:tbl>
       <w:tblPr>
@@ -19895,47 +18212,7 @@
                 <w:sz w:val="18"/>
                 <w:szCs w:val="18"/>
               </w:rPr>
-              <w:t>(</w:t>
-            </w:r>
-            <w:proofErr w:type="spellStart"/>
-            <w:r>
-              <w:rPr>
-                <w:rFonts w:ascii="Courier New" w:eastAsia="Courier New" w:hAnsi="Courier New" w:cs="Courier New"/>
-                <w:color w:val="1A1A2E"/>
-                <w:sz w:val="18"/>
-                <w:szCs w:val="18"/>
-              </w:rPr>
-              <w:t>s.user_id</w:t>
-            </w:r>
-            <w:proofErr w:type="spellEnd"/>
-            <w:r>
-              <w:rPr>
-                <w:rFonts w:ascii="Courier New" w:eastAsia="Courier New" w:hAnsi="Courier New" w:cs="Courier New"/>
-                <w:color w:val="1A1A2E"/>
-                <w:sz w:val="18"/>
-                <w:szCs w:val="18"/>
-              </w:rPr>
-              <w:t xml:space="preserve">, </w:t>
-            </w:r>
-            <w:proofErr w:type="spellStart"/>
-            <w:r>
-              <w:rPr>
-                <w:rFonts w:ascii="Courier New" w:eastAsia="Courier New" w:hAnsi="Courier New" w:cs="Courier New"/>
-                <w:color w:val="1A1A2E"/>
-                <w:sz w:val="18"/>
-                <w:szCs w:val="18"/>
-              </w:rPr>
-              <w:t>s.problem_id</w:t>
-            </w:r>
-            <w:proofErr w:type="spellEnd"/>
-            <w:r>
-              <w:rPr>
-                <w:rFonts w:ascii="Courier New" w:eastAsia="Courier New" w:hAnsi="Courier New" w:cs="Courier New"/>
-                <w:color w:val="1A1A2E"/>
-                <w:sz w:val="18"/>
-                <w:szCs w:val="18"/>
-              </w:rPr>
-              <w:t>)</w:t>
+              <w:t>(s.user_id, s.problem_id)</w:t>
             </w:r>
           </w:p>
           <w:p>
@@ -19949,67 +18226,7 @@
                 <w:sz w:val="18"/>
                 <w:szCs w:val="18"/>
               </w:rPr>
-              <w:t xml:space="preserve">    </w:t>
-            </w:r>
-            <w:proofErr w:type="spellStart"/>
-            <w:r>
-              <w:rPr>
-                <w:rFonts w:ascii="Courier New" w:eastAsia="Courier New" w:hAnsi="Courier New" w:cs="Courier New"/>
-                <w:color w:val="1A1A2E"/>
-                <w:sz w:val="18"/>
-                <w:szCs w:val="18"/>
-              </w:rPr>
-              <w:t>s.submission_id</w:t>
-            </w:r>
-            <w:proofErr w:type="spellEnd"/>
-            <w:r>
-              <w:rPr>
-                <w:rFonts w:ascii="Courier New" w:eastAsia="Courier New" w:hAnsi="Courier New" w:cs="Courier New"/>
-                <w:color w:val="1A1A2E"/>
-                <w:sz w:val="18"/>
-                <w:szCs w:val="18"/>
-              </w:rPr>
-              <w:t xml:space="preserve">, </w:t>
-            </w:r>
-            <w:proofErr w:type="spellStart"/>
-            <w:r>
-              <w:rPr>
-                <w:rFonts w:ascii="Courier New" w:eastAsia="Courier New" w:hAnsi="Courier New" w:cs="Courier New"/>
-                <w:color w:val="1A1A2E"/>
-                <w:sz w:val="18"/>
-                <w:szCs w:val="18"/>
-              </w:rPr>
-              <w:t>s.user_id</w:t>
-            </w:r>
-            <w:proofErr w:type="spellEnd"/>
-            <w:r>
-              <w:rPr>
-                <w:rFonts w:ascii="Courier New" w:eastAsia="Courier New" w:hAnsi="Courier New" w:cs="Courier New"/>
-                <w:color w:val="1A1A2E"/>
-                <w:sz w:val="18"/>
-                <w:szCs w:val="18"/>
-              </w:rPr>
-              <w:t xml:space="preserve">, </w:t>
-            </w:r>
-            <w:proofErr w:type="spellStart"/>
-            <w:r>
-              <w:rPr>
-                <w:rFonts w:ascii="Courier New" w:eastAsia="Courier New" w:hAnsi="Courier New" w:cs="Courier New"/>
-                <w:color w:val="1A1A2E"/>
-                <w:sz w:val="18"/>
-                <w:szCs w:val="18"/>
-              </w:rPr>
-              <w:t>s.problem_id</w:t>
-            </w:r>
-            <w:proofErr w:type="spellEnd"/>
-            <w:r>
-              <w:rPr>
-                <w:rFonts w:ascii="Courier New" w:eastAsia="Courier New" w:hAnsi="Courier New" w:cs="Courier New"/>
-                <w:color w:val="1A1A2E"/>
-                <w:sz w:val="18"/>
-                <w:szCs w:val="18"/>
-              </w:rPr>
-              <w:t>,</w:t>
+              <w:t xml:space="preserve">    s.submission_id, s.user_id, s.problem_id,</w:t>
             </w:r>
           </w:p>
           <w:p>
@@ -20023,67 +18240,7 @@
                 <w:sz w:val="18"/>
                 <w:szCs w:val="18"/>
               </w:rPr>
-              <w:t xml:space="preserve">    </w:t>
-            </w:r>
-            <w:proofErr w:type="spellStart"/>
-            <w:r>
-              <w:rPr>
-                <w:rFonts w:ascii="Courier New" w:eastAsia="Courier New" w:hAnsi="Courier New" w:cs="Courier New"/>
-                <w:color w:val="1A1A2E"/>
-                <w:sz w:val="18"/>
-                <w:szCs w:val="18"/>
-              </w:rPr>
-              <w:t>s.submitted_code</w:t>
-            </w:r>
-            <w:proofErr w:type="spellEnd"/>
-            <w:r>
-              <w:rPr>
-                <w:rFonts w:ascii="Courier New" w:eastAsia="Courier New" w:hAnsi="Courier New" w:cs="Courier New"/>
-                <w:color w:val="1A1A2E"/>
-                <w:sz w:val="18"/>
-                <w:szCs w:val="18"/>
-              </w:rPr>
-              <w:t xml:space="preserve">, </w:t>
-            </w:r>
-            <w:proofErr w:type="spellStart"/>
-            <w:r>
-              <w:rPr>
-                <w:rFonts w:ascii="Courier New" w:eastAsia="Courier New" w:hAnsi="Courier New" w:cs="Courier New"/>
-                <w:color w:val="1A1A2E"/>
-                <w:sz w:val="18"/>
-                <w:szCs w:val="18"/>
-              </w:rPr>
-              <w:t>s.submitted_at</w:t>
-            </w:r>
-            <w:proofErr w:type="spellEnd"/>
-            <w:r>
-              <w:rPr>
-                <w:rFonts w:ascii="Courier New" w:eastAsia="Courier New" w:hAnsi="Courier New" w:cs="Courier New"/>
-                <w:color w:val="1A1A2E"/>
-                <w:sz w:val="18"/>
-                <w:szCs w:val="18"/>
-              </w:rPr>
-              <w:t xml:space="preserve">, </w:t>
-            </w:r>
-            <w:proofErr w:type="spellStart"/>
-            <w:r>
-              <w:rPr>
-                <w:rFonts w:ascii="Courier New" w:eastAsia="Courier New" w:hAnsi="Courier New" w:cs="Courier New"/>
-                <w:color w:val="1A1A2E"/>
-                <w:sz w:val="18"/>
-                <w:szCs w:val="18"/>
-              </w:rPr>
-              <w:t>s.overall_status</w:t>
-            </w:r>
-            <w:proofErr w:type="spellEnd"/>
-            <w:r>
-              <w:rPr>
-                <w:rFonts w:ascii="Courier New" w:eastAsia="Courier New" w:hAnsi="Courier New" w:cs="Courier New"/>
-                <w:color w:val="1A1A2E"/>
-                <w:sz w:val="18"/>
-                <w:szCs w:val="18"/>
-              </w:rPr>
-              <w:t>,</w:t>
+              <w:t xml:space="preserve">    s.submitted_code, s.submitted_at, s.overall_status,</w:t>
             </w:r>
           </w:p>
           <w:p>
@@ -20097,39 +18254,8 @@
                 <w:sz w:val="18"/>
                 <w:szCs w:val="18"/>
               </w:rPr>
-              <w:t xml:space="preserve">    </w:t>
-            </w:r>
-            <w:proofErr w:type="spellStart"/>
-            <w:r>
-              <w:rPr>
-                <w:rFonts w:ascii="Courier New" w:eastAsia="Courier New" w:hAnsi="Courier New" w:cs="Courier New"/>
-                <w:color w:val="1A1A2E"/>
-                <w:sz w:val="18"/>
-                <w:szCs w:val="18"/>
-              </w:rPr>
-              <w:t>s.time_taken</w:t>
-            </w:r>
-            <w:proofErr w:type="spellEnd"/>
-            <w:r>
-              <w:rPr>
-                <w:rFonts w:ascii="Courier New" w:eastAsia="Courier New" w:hAnsi="Courier New" w:cs="Courier New"/>
-                <w:color w:val="1A1A2E"/>
-                <w:sz w:val="18"/>
-                <w:szCs w:val="18"/>
-              </w:rPr>
-              <w:t xml:space="preserve">, </w:t>
-            </w:r>
-            <w:proofErr w:type="spellStart"/>
-            <w:r>
-              <w:rPr>
-                <w:rFonts w:ascii="Courier New" w:eastAsia="Courier New" w:hAnsi="Courier New" w:cs="Courier New"/>
-                <w:color w:val="1A1A2E"/>
-                <w:sz w:val="18"/>
-                <w:szCs w:val="18"/>
-              </w:rPr>
-              <w:t>s.percentage</w:t>
-            </w:r>
-            <w:proofErr w:type="spellEnd"/>
+              <w:t xml:space="preserve">    s.time_taken, s.percentage</w:t>
+            </w:r>
           </w:p>
           <w:p>
             <w:pPr>
@@ -20207,25 +18333,14 @@
               </w:rPr>
               <w:t xml:space="preserve"> </w:t>
             </w:r>
-            <w:proofErr w:type="spellStart"/>
-            <w:r>
-              <w:rPr>
-                <w:rFonts w:ascii="Courier New" w:eastAsia="Courier New" w:hAnsi="Courier New" w:cs="Courier New"/>
-                <w:color w:val="1A1A2E"/>
-                <w:sz w:val="18"/>
-                <w:szCs w:val="18"/>
-              </w:rPr>
-              <w:t>s.user_id</w:t>
-            </w:r>
-            <w:proofErr w:type="spellEnd"/>
-            <w:r>
-              <w:rPr>
-                <w:rFonts w:ascii="Courier New" w:eastAsia="Courier New" w:hAnsi="Courier New" w:cs="Courier New"/>
-                <w:color w:val="1A1A2E"/>
-                <w:sz w:val="18"/>
-                <w:szCs w:val="18"/>
-              </w:rPr>
-              <w:t xml:space="preserve"> = </w:t>
+            <w:r>
+              <w:rPr>
+                <w:rFonts w:ascii="Courier New" w:eastAsia="Courier New" w:hAnsi="Courier New" w:cs="Courier New"/>
+                <w:color w:val="1A1A2E"/>
+                <w:sz w:val="18"/>
+                <w:szCs w:val="18"/>
+              </w:rPr>
+              <w:t xml:space="preserve">s.user_id = </w:t>
             </w:r>
             <w:r>
               <w:rPr>
@@ -20281,25 +18396,14 @@
               </w:rPr>
               <w:t xml:space="preserve"> </w:t>
             </w:r>
-            <w:proofErr w:type="spellStart"/>
-            <w:r>
-              <w:rPr>
-                <w:rFonts w:ascii="Courier New" w:eastAsia="Courier New" w:hAnsi="Courier New" w:cs="Courier New"/>
-                <w:color w:val="1A1A2E"/>
-                <w:sz w:val="18"/>
-                <w:szCs w:val="18"/>
-              </w:rPr>
-              <w:t>s.problem_id</w:t>
-            </w:r>
-            <w:proofErr w:type="spellEnd"/>
-            <w:r>
-              <w:rPr>
-                <w:rFonts w:ascii="Courier New" w:eastAsia="Courier New" w:hAnsi="Courier New" w:cs="Courier New"/>
-                <w:color w:val="1A1A2E"/>
-                <w:sz w:val="18"/>
-                <w:szCs w:val="18"/>
-              </w:rPr>
-              <w:t xml:space="preserve"> = </w:t>
+            <w:r>
+              <w:rPr>
+                <w:rFonts w:ascii="Courier New" w:eastAsia="Courier New" w:hAnsi="Courier New" w:cs="Courier New"/>
+                <w:color w:val="1A1A2E"/>
+                <w:sz w:val="18"/>
+                <w:szCs w:val="18"/>
+              </w:rPr>
+              <w:t xml:space="preserve">s.problem_id = </w:t>
             </w:r>
             <w:r>
               <w:rPr>
@@ -20355,45 +18459,14 @@
               </w:rPr>
               <w:t xml:space="preserve"> </w:t>
             </w:r>
-            <w:proofErr w:type="spellStart"/>
-            <w:r>
-              <w:rPr>
-                <w:rFonts w:ascii="Courier New" w:eastAsia="Courier New" w:hAnsi="Courier New" w:cs="Courier New"/>
-                <w:color w:val="1A1A2E"/>
-                <w:sz w:val="18"/>
-                <w:szCs w:val="18"/>
-              </w:rPr>
-              <w:t>s.submitted_at</w:t>
-            </w:r>
-            <w:proofErr w:type="spellEnd"/>
-            <w:r>
-              <w:rPr>
-                <w:rFonts w:ascii="Courier New" w:eastAsia="Courier New" w:hAnsi="Courier New" w:cs="Courier New"/>
-                <w:color w:val="1A1A2E"/>
-                <w:sz w:val="18"/>
-                <w:szCs w:val="18"/>
-              </w:rPr>
-              <w:t xml:space="preserve"> &gt; $</w:t>
-            </w:r>
-            <w:proofErr w:type="gramStart"/>
-            <w:r>
-              <w:rPr>
-                <w:rFonts w:ascii="Courier New" w:eastAsia="Courier New" w:hAnsi="Courier New" w:cs="Courier New"/>
-                <w:color w:val="1A1A2E"/>
-                <w:sz w:val="18"/>
-                <w:szCs w:val="18"/>
-              </w:rPr>
-              <w:t>3::</w:t>
-            </w:r>
-            <w:proofErr w:type="gramEnd"/>
-            <w:r>
-              <w:rPr>
-                <w:rFonts w:ascii="Courier New" w:eastAsia="Courier New" w:hAnsi="Courier New" w:cs="Courier New"/>
-                <w:color w:val="1A1A2E"/>
-                <w:sz w:val="18"/>
-                <w:szCs w:val="18"/>
-              </w:rPr>
-              <w:t>timestamp</w:t>
+            <w:r>
+              <w:rPr>
+                <w:rFonts w:ascii="Courier New" w:eastAsia="Courier New" w:hAnsi="Courier New" w:cs="Courier New"/>
+                <w:color w:val="1A1A2E"/>
+                <w:sz w:val="18"/>
+                <w:szCs w:val="18"/>
+              </w:rPr>
+              <w:t>s.submitted_at &gt; $3::timestamp</w:t>
             </w:r>
           </w:p>
           <w:p>
@@ -20449,65 +18522,14 @@
               </w:rPr>
               <w:t xml:space="preserve"> </w:t>
             </w:r>
-            <w:proofErr w:type="spellStart"/>
-            <w:r>
-              <w:rPr>
-                <w:rFonts w:ascii="Courier New" w:eastAsia="Courier New" w:hAnsi="Courier New" w:cs="Courier New"/>
-                <w:color w:val="1A1A2E"/>
-                <w:sz w:val="18"/>
-                <w:szCs w:val="18"/>
-              </w:rPr>
-              <w:t>s.user_id</w:t>
-            </w:r>
-            <w:proofErr w:type="spellEnd"/>
-            <w:r>
-              <w:rPr>
-                <w:rFonts w:ascii="Courier New" w:eastAsia="Courier New" w:hAnsi="Courier New" w:cs="Courier New"/>
-                <w:color w:val="1A1A2E"/>
-                <w:sz w:val="18"/>
-                <w:szCs w:val="18"/>
-              </w:rPr>
-              <w:t xml:space="preserve">, </w:t>
-            </w:r>
-            <w:proofErr w:type="spellStart"/>
-            <w:r>
-              <w:rPr>
-                <w:rFonts w:ascii="Courier New" w:eastAsia="Courier New" w:hAnsi="Courier New" w:cs="Courier New"/>
-                <w:color w:val="1A1A2E"/>
-                <w:sz w:val="18"/>
-                <w:szCs w:val="18"/>
-              </w:rPr>
-              <w:t>s.problem_id</w:t>
-            </w:r>
-            <w:proofErr w:type="spellEnd"/>
-            <w:r>
-              <w:rPr>
-                <w:rFonts w:ascii="Courier New" w:eastAsia="Courier New" w:hAnsi="Courier New" w:cs="Courier New"/>
-                <w:color w:val="1A1A2E"/>
-                <w:sz w:val="18"/>
-                <w:szCs w:val="18"/>
-              </w:rPr>
-              <w:t xml:space="preserve">, </w:t>
-            </w:r>
-            <w:proofErr w:type="spellStart"/>
-            <w:r>
-              <w:rPr>
-                <w:rFonts w:ascii="Courier New" w:eastAsia="Courier New" w:hAnsi="Courier New" w:cs="Courier New"/>
-                <w:color w:val="1A1A2E"/>
-                <w:sz w:val="18"/>
-                <w:szCs w:val="18"/>
-              </w:rPr>
-              <w:t>s.submitted_at</w:t>
-            </w:r>
-            <w:proofErr w:type="spellEnd"/>
-            <w:r>
-              <w:rPr>
-                <w:rFonts w:ascii="Courier New" w:eastAsia="Courier New" w:hAnsi="Courier New" w:cs="Courier New"/>
-                <w:color w:val="1A1A2E"/>
-                <w:sz w:val="18"/>
-                <w:szCs w:val="18"/>
-              </w:rPr>
-              <w:t xml:space="preserve"> </w:t>
+            <w:r>
+              <w:rPr>
+                <w:rFonts w:ascii="Courier New" w:eastAsia="Courier New" w:hAnsi="Courier New" w:cs="Courier New"/>
+                <w:color w:val="1A1A2E"/>
+                <w:sz w:val="18"/>
+                <w:szCs w:val="18"/>
+              </w:rPr>
+              <w:t xml:space="preserve">s.user_id, s.problem_id, s.submitted_at </w:t>
             </w:r>
             <w:r>
               <w:rPr>
@@ -20533,7 +18555,6 @@
       <w:pPr>
         <w:spacing w:before="200" w:after="60"/>
       </w:pPr>
-      <w:proofErr w:type="spellStart"/>
       <w:r>
         <w:rPr>
           <w:rFonts w:ascii="Arial" w:eastAsia="Arial" w:hAnsi="Arial" w:cs="Arial"/>
@@ -20545,7 +18566,6 @@
         </w:rPr>
         <w:t>fetchTestCaseResults</w:t>
       </w:r>
-      <w:proofErr w:type="spellEnd"/>
     </w:p>
     <w:tbl>
       <w:tblPr>
@@ -20638,21 +18658,30 @@
               </w:rPr>
               <w:t xml:space="preserve"> </w:t>
             </w:r>
-            <w:proofErr w:type="spellStart"/>
-            <w:r>
-              <w:rPr>
-                <w:rFonts w:ascii="Courier New" w:eastAsia="Courier New" w:hAnsi="Courier New" w:cs="Courier New"/>
-                <w:color w:val="1A1A2E"/>
-                <w:sz w:val="18"/>
-                <w:szCs w:val="18"/>
-              </w:rPr>
-              <w:t>test_case_result</w:t>
-            </w:r>
-            <w:proofErr w:type="spellEnd"/>
-            <w:r>
-              <w:rPr>
-                <w:rFonts w:ascii="Courier New" w:eastAsia="Courier New" w:hAnsi="Courier New" w:cs="Courier New"/>
-                <w:color w:val="1A1A2E"/>
+            <w:r>
+              <w:rPr>
+                <w:rFonts w:ascii="Courier New" w:eastAsia="Courier New" w:hAnsi="Courier New" w:cs="Courier New"/>
+                <w:color w:val="1A1A2E"/>
+                <w:sz w:val="18"/>
+                <w:szCs w:val="18"/>
+              </w:rPr>
+              <w:t xml:space="preserve">test_case_result </w:t>
+            </w:r>
+            <w:r>
+              <w:rPr>
+                <w:rFonts w:ascii="Courier New" w:eastAsia="Courier New" w:hAnsi="Courier New" w:cs="Courier New"/>
+                <w:b/>
+                <w:bCs/>
+                <w:color w:val="0000CC"/>
+                <w:sz w:val="18"/>
+                <w:szCs w:val="18"/>
+              </w:rPr>
+              <w:t>WHERE</w:t>
+            </w:r>
+            <w:r>
+              <w:rPr>
+                <w:rFonts w:ascii="Courier New" w:eastAsia="Courier New" w:hAnsi="Courier New" w:cs="Courier New"/>
+                <w:color w:val="0000CC"/>
                 <w:sz w:val="18"/>
                 <w:szCs w:val="18"/>
               </w:rPr>
@@ -20661,42 +18690,11 @@
             <w:r>
               <w:rPr>
                 <w:rFonts w:ascii="Courier New" w:eastAsia="Courier New" w:hAnsi="Courier New" w:cs="Courier New"/>
-                <w:b/>
-                <w:bCs/>
-                <w:color w:val="0000CC"/>
-                <w:sz w:val="18"/>
-                <w:szCs w:val="18"/>
-              </w:rPr>
-              <w:t>WHERE</w:t>
-            </w:r>
-            <w:r>
-              <w:rPr>
-                <w:rFonts w:ascii="Courier New" w:eastAsia="Courier New" w:hAnsi="Courier New" w:cs="Courier New"/>
-                <w:color w:val="0000CC"/>
-                <w:sz w:val="18"/>
-                <w:szCs w:val="18"/>
-              </w:rPr>
-              <w:t xml:space="preserve"> </w:t>
-            </w:r>
-            <w:proofErr w:type="spellStart"/>
-            <w:r>
-              <w:rPr>
-                <w:rFonts w:ascii="Courier New" w:eastAsia="Courier New" w:hAnsi="Courier New" w:cs="Courier New"/>
-                <w:color w:val="1A1A2E"/>
-                <w:sz w:val="18"/>
-                <w:szCs w:val="18"/>
-              </w:rPr>
-              <w:t>submission_id</w:t>
-            </w:r>
-            <w:proofErr w:type="spellEnd"/>
-            <w:r>
-              <w:rPr>
-                <w:rFonts w:ascii="Courier New" w:eastAsia="Courier New" w:hAnsi="Courier New" w:cs="Courier New"/>
-                <w:color w:val="1A1A2E"/>
-                <w:sz w:val="18"/>
-                <w:szCs w:val="18"/>
-              </w:rPr>
-              <w:t xml:space="preserve"> = $1</w:t>
+                <w:color w:val="1A1A2E"/>
+                <w:sz w:val="18"/>
+                <w:szCs w:val="18"/>
+              </w:rPr>
+              <w:t>submission_id = $1</w:t>
             </w:r>
           </w:p>
         </w:tc>
@@ -20713,7 +18711,6 @@
       </w:pPr>
       <w:bookmarkStart w:id="59" w:name="_Toc225170337"/>
       <w:r>
-        <w:lastRenderedPageBreak/>
         <w:t>View Profile</w:t>
       </w:r>
       <w:bookmarkEnd w:id="59"/>
@@ -20722,7 +18719,6 @@
       <w:pPr>
         <w:spacing w:before="200" w:after="60"/>
       </w:pPr>
-      <w:proofErr w:type="spellStart"/>
       <w:r>
         <w:rPr>
           <w:rFonts w:ascii="Arial" w:eastAsia="Arial" w:hAnsi="Arial" w:cs="Arial"/>
@@ -20734,7 +18730,6 @@
         </w:rPr>
         <w:t>fetchUserData</w:t>
       </w:r>
-      <w:proofErr w:type="spellEnd"/>
     </w:p>
     <w:tbl>
       <w:tblPr>
@@ -20798,65 +18793,14 @@
               </w:rPr>
               <w:t xml:space="preserve"> </w:t>
             </w:r>
-            <w:proofErr w:type="spellStart"/>
-            <w:r>
-              <w:rPr>
-                <w:rFonts w:ascii="Courier New" w:eastAsia="Courier New" w:hAnsi="Courier New" w:cs="Courier New"/>
-                <w:color w:val="1A1A2E"/>
-                <w:sz w:val="18"/>
-                <w:szCs w:val="18"/>
-              </w:rPr>
-              <w:t>user_id</w:t>
-            </w:r>
-            <w:proofErr w:type="spellEnd"/>
-            <w:r>
-              <w:rPr>
-                <w:rFonts w:ascii="Courier New" w:eastAsia="Courier New" w:hAnsi="Courier New" w:cs="Courier New"/>
-                <w:color w:val="1A1A2E"/>
-                <w:sz w:val="18"/>
-                <w:szCs w:val="18"/>
-              </w:rPr>
-              <w:t xml:space="preserve">, </w:t>
-            </w:r>
-            <w:proofErr w:type="spellStart"/>
-            <w:r>
-              <w:rPr>
-                <w:rFonts w:ascii="Courier New" w:eastAsia="Courier New" w:hAnsi="Courier New" w:cs="Courier New"/>
-                <w:color w:val="1A1A2E"/>
-                <w:sz w:val="18"/>
-                <w:szCs w:val="18"/>
-              </w:rPr>
-              <w:t>user_name</w:t>
-            </w:r>
-            <w:proofErr w:type="spellEnd"/>
-            <w:r>
-              <w:rPr>
-                <w:rFonts w:ascii="Courier New" w:eastAsia="Courier New" w:hAnsi="Courier New" w:cs="Courier New"/>
-                <w:color w:val="1A1A2E"/>
-                <w:sz w:val="18"/>
-                <w:szCs w:val="18"/>
-              </w:rPr>
-              <w:t xml:space="preserve">, email, role, </w:t>
-            </w:r>
-            <w:proofErr w:type="spellStart"/>
-            <w:r>
-              <w:rPr>
-                <w:rFonts w:ascii="Courier New" w:eastAsia="Courier New" w:hAnsi="Courier New" w:cs="Courier New"/>
-                <w:color w:val="1A1A2E"/>
-                <w:sz w:val="18"/>
-                <w:szCs w:val="18"/>
-              </w:rPr>
-              <w:t>total_points</w:t>
-            </w:r>
-            <w:proofErr w:type="spellEnd"/>
-            <w:r>
-              <w:rPr>
-                <w:rFonts w:ascii="Courier New" w:eastAsia="Courier New" w:hAnsi="Courier New" w:cs="Courier New"/>
-                <w:color w:val="1A1A2E"/>
-                <w:sz w:val="18"/>
-                <w:szCs w:val="18"/>
-              </w:rPr>
-              <w:t>,</w:t>
+            <w:r>
+              <w:rPr>
+                <w:rFonts w:ascii="Courier New" w:eastAsia="Courier New" w:hAnsi="Courier New" w:cs="Courier New"/>
+                <w:color w:val="1A1A2E"/>
+                <w:sz w:val="18"/>
+                <w:szCs w:val="18"/>
+              </w:rPr>
+              <w:t>user_id, user_name, email, role, total_points,</w:t>
             </w:r>
           </w:p>
           <w:p>
@@ -20870,59 +18814,8 @@
                 <w:sz w:val="18"/>
                 <w:szCs w:val="18"/>
               </w:rPr>
-              <w:t xml:space="preserve">       </w:t>
-            </w:r>
-            <w:proofErr w:type="spellStart"/>
-            <w:r>
-              <w:rPr>
-                <w:rFonts w:ascii="Courier New" w:eastAsia="Courier New" w:hAnsi="Courier New" w:cs="Courier New"/>
-                <w:color w:val="1A1A2E"/>
-                <w:sz w:val="18"/>
-                <w:szCs w:val="18"/>
-              </w:rPr>
-              <w:t>current_streak</w:t>
-            </w:r>
-            <w:proofErr w:type="spellEnd"/>
-            <w:r>
-              <w:rPr>
-                <w:rFonts w:ascii="Courier New" w:eastAsia="Courier New" w:hAnsi="Courier New" w:cs="Courier New"/>
-                <w:color w:val="1A1A2E"/>
-                <w:sz w:val="18"/>
-                <w:szCs w:val="18"/>
-              </w:rPr>
-              <w:t xml:space="preserve">, </w:t>
-            </w:r>
-            <w:proofErr w:type="spellStart"/>
-            <w:r>
-              <w:rPr>
-                <w:rFonts w:ascii="Courier New" w:eastAsia="Courier New" w:hAnsi="Courier New" w:cs="Courier New"/>
-                <w:color w:val="1A1A2E"/>
-                <w:sz w:val="18"/>
-                <w:szCs w:val="18"/>
-              </w:rPr>
-              <w:t>longest_streak</w:t>
-            </w:r>
-            <w:proofErr w:type="spellEnd"/>
-            <w:r>
-              <w:rPr>
-                <w:rFonts w:ascii="Courier New" w:eastAsia="Courier New" w:hAnsi="Courier New" w:cs="Courier New"/>
-                <w:color w:val="1A1A2E"/>
-                <w:sz w:val="18"/>
-                <w:szCs w:val="18"/>
-              </w:rPr>
-              <w:t xml:space="preserve">, </w:t>
-            </w:r>
-            <w:proofErr w:type="spellStart"/>
-            <w:r>
-              <w:rPr>
-                <w:rFonts w:ascii="Courier New" w:eastAsia="Courier New" w:hAnsi="Courier New" w:cs="Courier New"/>
-                <w:color w:val="1A1A2E"/>
-                <w:sz w:val="18"/>
-                <w:szCs w:val="18"/>
-              </w:rPr>
-              <w:t>last_solved_date</w:t>
-            </w:r>
-            <w:proofErr w:type="spellEnd"/>
+              <w:t xml:space="preserve">       current_streak, longest_streak, last_solved_date</w:t>
+            </w:r>
           </w:p>
           <w:p>
             <w:pPr>
@@ -20986,25 +18879,14 @@
               </w:rPr>
               <w:t xml:space="preserve"> </w:t>
             </w:r>
-            <w:proofErr w:type="spellStart"/>
-            <w:r>
-              <w:rPr>
-                <w:rFonts w:ascii="Courier New" w:eastAsia="Courier New" w:hAnsi="Courier New" w:cs="Courier New"/>
-                <w:color w:val="1A1A2E"/>
-                <w:sz w:val="18"/>
-                <w:szCs w:val="18"/>
-              </w:rPr>
-              <w:t>user_id</w:t>
-            </w:r>
-            <w:proofErr w:type="spellEnd"/>
-            <w:r>
-              <w:rPr>
-                <w:rFonts w:ascii="Courier New" w:eastAsia="Courier New" w:hAnsi="Courier New" w:cs="Courier New"/>
-                <w:color w:val="1A1A2E"/>
-                <w:sz w:val="18"/>
-                <w:szCs w:val="18"/>
-              </w:rPr>
-              <w:t xml:space="preserve"> = $1</w:t>
+            <w:r>
+              <w:rPr>
+                <w:rFonts w:ascii="Courier New" w:eastAsia="Courier New" w:hAnsi="Courier New" w:cs="Courier New"/>
+                <w:color w:val="1A1A2E"/>
+                <w:sz w:val="18"/>
+                <w:szCs w:val="18"/>
+              </w:rPr>
+              <w:t>user_id = $1</w:t>
             </w:r>
           </w:p>
         </w:tc>
@@ -21019,7 +18901,6 @@
       <w:pPr>
         <w:spacing w:before="200" w:after="60"/>
       </w:pPr>
-      <w:proofErr w:type="spellStart"/>
       <w:r>
         <w:rPr>
           <w:rFonts w:ascii="Arial" w:eastAsia="Arial" w:hAnsi="Arial" w:cs="Arial"/>
@@ -21031,7 +18912,6 @@
         </w:rPr>
         <w:t>deleteAccount</w:t>
       </w:r>
-      <w:proofErr w:type="spellEnd"/>
     </w:p>
     <w:tbl>
       <w:tblPr>
@@ -21144,25 +19024,14 @@
               </w:rPr>
               <w:t xml:space="preserve"> </w:t>
             </w:r>
-            <w:proofErr w:type="spellStart"/>
-            <w:r>
-              <w:rPr>
-                <w:rFonts w:ascii="Courier New" w:eastAsia="Courier New" w:hAnsi="Courier New" w:cs="Courier New"/>
-                <w:color w:val="1A1A2E"/>
-                <w:sz w:val="18"/>
-                <w:szCs w:val="18"/>
-              </w:rPr>
-              <w:t>user_id</w:t>
-            </w:r>
-            <w:proofErr w:type="spellEnd"/>
-            <w:r>
-              <w:rPr>
-                <w:rFonts w:ascii="Courier New" w:eastAsia="Courier New" w:hAnsi="Courier New" w:cs="Courier New"/>
-                <w:color w:val="1A1A2E"/>
-                <w:sz w:val="18"/>
-                <w:szCs w:val="18"/>
-              </w:rPr>
-              <w:t xml:space="preserve"> = $1</w:t>
+            <w:r>
+              <w:rPr>
+                <w:rFonts w:ascii="Courier New" w:eastAsia="Courier New" w:hAnsi="Courier New" w:cs="Courier New"/>
+                <w:color w:val="1A1A2E"/>
+                <w:sz w:val="18"/>
+                <w:szCs w:val="18"/>
+              </w:rPr>
+              <w:t>user_id = $1</w:t>
             </w:r>
           </w:p>
         </w:tc>
@@ -21177,7 +19046,6 @@
       <w:pPr>
         <w:spacing w:before="200" w:after="60"/>
       </w:pPr>
-      <w:proofErr w:type="spellStart"/>
       <w:r>
         <w:rPr>
           <w:rFonts w:ascii="Arial" w:eastAsia="Arial" w:hAnsi="Arial" w:cs="Arial"/>
@@ -21189,7 +19057,6 @@
         </w:rPr>
         <w:t>getSubmissionsForUser</w:t>
       </w:r>
-      <w:proofErr w:type="spellEnd"/>
     </w:p>
     <w:tbl>
       <w:tblPr>
@@ -21325,25 +19192,14 @@
               </w:rPr>
               <w:t xml:space="preserve"> </w:t>
             </w:r>
-            <w:proofErr w:type="spellStart"/>
-            <w:r>
-              <w:rPr>
-                <w:rFonts w:ascii="Courier New" w:eastAsia="Courier New" w:hAnsi="Courier New" w:cs="Courier New"/>
-                <w:color w:val="1A1A2E"/>
-                <w:sz w:val="18"/>
-                <w:szCs w:val="18"/>
-              </w:rPr>
-              <w:t>user_id</w:t>
-            </w:r>
-            <w:proofErr w:type="spellEnd"/>
-            <w:r>
-              <w:rPr>
-                <w:rFonts w:ascii="Courier New" w:eastAsia="Courier New" w:hAnsi="Courier New" w:cs="Courier New"/>
-                <w:color w:val="1A1A2E"/>
-                <w:sz w:val="18"/>
-                <w:szCs w:val="18"/>
-              </w:rPr>
-              <w:t xml:space="preserve"> = $1 </w:t>
+            <w:r>
+              <w:rPr>
+                <w:rFonts w:ascii="Courier New" w:eastAsia="Courier New" w:hAnsi="Courier New" w:cs="Courier New"/>
+                <w:color w:val="1A1A2E"/>
+                <w:sz w:val="18"/>
+                <w:szCs w:val="18"/>
+              </w:rPr>
+              <w:t xml:space="preserve">user_id = $1 </w:t>
             </w:r>
             <w:r>
               <w:rPr>
@@ -21385,25 +19241,14 @@
               </w:rPr>
               <w:t xml:space="preserve"> </w:t>
             </w:r>
-            <w:proofErr w:type="spellStart"/>
-            <w:r>
-              <w:rPr>
-                <w:rFonts w:ascii="Courier New" w:eastAsia="Courier New" w:hAnsi="Courier New" w:cs="Courier New"/>
-                <w:color w:val="1A1A2E"/>
-                <w:sz w:val="18"/>
-                <w:szCs w:val="18"/>
-              </w:rPr>
-              <w:t>submitted_at</w:t>
-            </w:r>
-            <w:proofErr w:type="spellEnd"/>
-            <w:r>
-              <w:rPr>
-                <w:rFonts w:ascii="Courier New" w:eastAsia="Courier New" w:hAnsi="Courier New" w:cs="Courier New"/>
-                <w:color w:val="1A1A2E"/>
-                <w:sz w:val="18"/>
-                <w:szCs w:val="18"/>
-              </w:rPr>
-              <w:t xml:space="preserve"> </w:t>
+            <w:r>
+              <w:rPr>
+                <w:rFonts w:ascii="Courier New" w:eastAsia="Courier New" w:hAnsi="Courier New" w:cs="Courier New"/>
+                <w:color w:val="1A1A2E"/>
+                <w:sz w:val="18"/>
+                <w:szCs w:val="18"/>
+              </w:rPr>
+              <w:t xml:space="preserve">submitted_at </w:t>
             </w:r>
             <w:r>
               <w:rPr>
@@ -21429,7 +19274,6 @@
       <w:pPr>
         <w:spacing w:before="200" w:after="60"/>
       </w:pPr>
-      <w:proofErr w:type="spellStart"/>
       <w:r>
         <w:rPr>
           <w:rFonts w:ascii="Arial" w:eastAsia="Arial" w:hAnsi="Arial" w:cs="Arial"/>
@@ -21441,7 +19285,6 @@
         </w:rPr>
         <w:t>getProblemsByIds</w:t>
       </w:r>
-      <w:proofErr w:type="spellEnd"/>
     </w:p>
     <w:tbl>
       <w:tblPr>
@@ -21563,25 +19406,14 @@
               </w:rPr>
               <w:t xml:space="preserve"> </w:t>
             </w:r>
-            <w:proofErr w:type="spellStart"/>
-            <w:r>
-              <w:rPr>
-                <w:rFonts w:ascii="Courier New" w:eastAsia="Courier New" w:hAnsi="Courier New" w:cs="Courier New"/>
-                <w:color w:val="1A1A2E"/>
-                <w:sz w:val="18"/>
-                <w:szCs w:val="18"/>
-              </w:rPr>
-              <w:t>problem_id</w:t>
-            </w:r>
-            <w:proofErr w:type="spellEnd"/>
-            <w:r>
-              <w:rPr>
-                <w:rFonts w:ascii="Courier New" w:eastAsia="Courier New" w:hAnsi="Courier New" w:cs="Courier New"/>
-                <w:color w:val="1A1A2E"/>
-                <w:sz w:val="18"/>
-                <w:szCs w:val="18"/>
-              </w:rPr>
-              <w:t xml:space="preserve"> = </w:t>
+            <w:r>
+              <w:rPr>
+                <w:rFonts w:ascii="Courier New" w:eastAsia="Courier New" w:hAnsi="Courier New" w:cs="Courier New"/>
+                <w:color w:val="1A1A2E"/>
+                <w:sz w:val="18"/>
+                <w:szCs w:val="18"/>
+              </w:rPr>
+              <w:t xml:space="preserve">problem_id = </w:t>
             </w:r>
             <w:r>
               <w:rPr>
@@ -21601,27 +19433,7 @@
                 <w:sz w:val="18"/>
                 <w:szCs w:val="18"/>
               </w:rPr>
-              <w:t>($</w:t>
-            </w:r>
-            <w:proofErr w:type="gramStart"/>
-            <w:r>
-              <w:rPr>
-                <w:rFonts w:ascii="Courier New" w:eastAsia="Courier New" w:hAnsi="Courier New" w:cs="Courier New"/>
-                <w:color w:val="1A1A2E"/>
-                <w:sz w:val="18"/>
-                <w:szCs w:val="18"/>
-              </w:rPr>
-              <w:t>1::</w:t>
-            </w:r>
-            <w:proofErr w:type="gramEnd"/>
-            <w:r>
-              <w:rPr>
-                <w:rFonts w:ascii="Courier New" w:eastAsia="Courier New" w:hAnsi="Courier New" w:cs="Courier New"/>
-                <w:color w:val="1A1A2E"/>
-                <w:sz w:val="18"/>
-                <w:szCs w:val="18"/>
-              </w:rPr>
-              <w:t>int[])</w:t>
+              <w:t>($1::int[])</w:t>
             </w:r>
           </w:p>
         </w:tc>
@@ -21646,7 +19458,6 @@
       <w:pPr>
         <w:spacing w:before="200" w:after="60"/>
       </w:pPr>
-      <w:proofErr w:type="spellStart"/>
       <w:r>
         <w:rPr>
           <w:rFonts w:ascii="Arial" w:eastAsia="Arial" w:hAnsi="Arial" w:cs="Arial"/>
@@ -21658,7 +19469,6 @@
         </w:rPr>
         <w:t>updateUserPoints</w:t>
       </w:r>
-      <w:proofErr w:type="spellEnd"/>
     </w:p>
     <w:tbl>
       <w:tblPr>
@@ -21751,45 +19561,14 @@
               </w:rPr>
               <w:t xml:space="preserve"> </w:t>
             </w:r>
-            <w:proofErr w:type="spellStart"/>
-            <w:r>
-              <w:rPr>
-                <w:rFonts w:ascii="Courier New" w:eastAsia="Courier New" w:hAnsi="Courier New" w:cs="Courier New"/>
-                <w:color w:val="1A1A2E"/>
-                <w:sz w:val="18"/>
-                <w:szCs w:val="18"/>
-              </w:rPr>
-              <w:t>total_points</w:t>
-            </w:r>
-            <w:proofErr w:type="spellEnd"/>
-            <w:r>
-              <w:rPr>
-                <w:rFonts w:ascii="Courier New" w:eastAsia="Courier New" w:hAnsi="Courier New" w:cs="Courier New"/>
-                <w:color w:val="1A1A2E"/>
-                <w:sz w:val="18"/>
-                <w:szCs w:val="18"/>
-              </w:rPr>
-              <w:t xml:space="preserve"> = </w:t>
-            </w:r>
-            <w:proofErr w:type="spellStart"/>
-            <w:r>
-              <w:rPr>
-                <w:rFonts w:ascii="Courier New" w:eastAsia="Courier New" w:hAnsi="Courier New" w:cs="Courier New"/>
-                <w:color w:val="1A1A2E"/>
-                <w:sz w:val="18"/>
-                <w:szCs w:val="18"/>
-              </w:rPr>
-              <w:t>total_points</w:t>
-            </w:r>
-            <w:proofErr w:type="spellEnd"/>
-            <w:r>
-              <w:rPr>
-                <w:rFonts w:ascii="Courier New" w:eastAsia="Courier New" w:hAnsi="Courier New" w:cs="Courier New"/>
-                <w:color w:val="1A1A2E"/>
-                <w:sz w:val="18"/>
-                <w:szCs w:val="18"/>
-              </w:rPr>
-              <w:t xml:space="preserve"> + $1</w:t>
+            <w:r>
+              <w:rPr>
+                <w:rFonts w:ascii="Courier New" w:eastAsia="Courier New" w:hAnsi="Courier New" w:cs="Courier New"/>
+                <w:color w:val="1A1A2E"/>
+                <w:sz w:val="18"/>
+                <w:szCs w:val="18"/>
+              </w:rPr>
+              <w:t>total_points = total_points + $1</w:t>
             </w:r>
           </w:p>
           <w:p>
@@ -21825,25 +19604,14 @@
               </w:rPr>
               <w:t xml:space="preserve"> </w:t>
             </w:r>
-            <w:proofErr w:type="spellStart"/>
-            <w:r>
-              <w:rPr>
-                <w:rFonts w:ascii="Courier New" w:eastAsia="Courier New" w:hAnsi="Courier New" w:cs="Courier New"/>
-                <w:color w:val="1A1A2E"/>
-                <w:sz w:val="18"/>
-                <w:szCs w:val="18"/>
-              </w:rPr>
-              <w:t>user_id</w:t>
-            </w:r>
-            <w:proofErr w:type="spellEnd"/>
-            <w:r>
-              <w:rPr>
-                <w:rFonts w:ascii="Courier New" w:eastAsia="Courier New" w:hAnsi="Courier New" w:cs="Courier New"/>
-                <w:color w:val="1A1A2E"/>
-                <w:sz w:val="18"/>
-                <w:szCs w:val="18"/>
-              </w:rPr>
-              <w:t xml:space="preserve"> = $2</w:t>
+            <w:r>
+              <w:rPr>
+                <w:rFonts w:ascii="Courier New" w:eastAsia="Courier New" w:hAnsi="Courier New" w:cs="Courier New"/>
+                <w:color w:val="1A1A2E"/>
+                <w:sz w:val="18"/>
+                <w:szCs w:val="18"/>
+              </w:rPr>
+              <w:t>user_id = $2</w:t>
             </w:r>
           </w:p>
         </w:tc>
@@ -21858,7 +19626,6 @@
       <w:pPr>
         <w:spacing w:before="200" w:after="60"/>
       </w:pPr>
-      <w:proofErr w:type="spellStart"/>
       <w:r>
         <w:rPr>
           <w:rFonts w:ascii="Arial" w:eastAsia="Arial" w:hAnsi="Arial" w:cs="Arial"/>
@@ -21870,7 +19637,6 @@
         </w:rPr>
         <w:t>getStreakData</w:t>
       </w:r>
-      <w:proofErr w:type="spellEnd"/>
     </w:p>
     <w:tbl>
       <w:tblPr>
@@ -21934,57 +19700,15 @@
               </w:rPr>
               <w:t xml:space="preserve"> </w:t>
             </w:r>
-            <w:proofErr w:type="spellStart"/>
-            <w:r>
-              <w:rPr>
-                <w:rFonts w:ascii="Courier New" w:eastAsia="Courier New" w:hAnsi="Courier New" w:cs="Courier New"/>
-                <w:color w:val="1A1A2E"/>
-                <w:sz w:val="18"/>
-                <w:szCs w:val="18"/>
-              </w:rPr>
-              <w:t>last_solved_date</w:t>
-            </w:r>
-            <w:proofErr w:type="spellEnd"/>
-            <w:r>
-              <w:rPr>
-                <w:rFonts w:ascii="Courier New" w:eastAsia="Courier New" w:hAnsi="Courier New" w:cs="Courier New"/>
-                <w:color w:val="1A1A2E"/>
-                <w:sz w:val="18"/>
-                <w:szCs w:val="18"/>
-              </w:rPr>
-              <w:t xml:space="preserve">, </w:t>
-            </w:r>
-            <w:proofErr w:type="spellStart"/>
-            <w:r>
-              <w:rPr>
-                <w:rFonts w:ascii="Courier New" w:eastAsia="Courier New" w:hAnsi="Courier New" w:cs="Courier New"/>
-                <w:color w:val="1A1A2E"/>
-                <w:sz w:val="18"/>
-                <w:szCs w:val="18"/>
-              </w:rPr>
-              <w:t>current_streak</w:t>
-            </w:r>
-            <w:proofErr w:type="spellEnd"/>
-            <w:r>
-              <w:rPr>
-                <w:rFonts w:ascii="Courier New" w:eastAsia="Courier New" w:hAnsi="Courier New" w:cs="Courier New"/>
-                <w:color w:val="1A1A2E"/>
-                <w:sz w:val="18"/>
-                <w:szCs w:val="18"/>
-              </w:rPr>
-              <w:t xml:space="preserve">, </w:t>
-            </w:r>
-            <w:proofErr w:type="spellStart"/>
-            <w:r>
-              <w:rPr>
-                <w:rFonts w:ascii="Courier New" w:eastAsia="Courier New" w:hAnsi="Courier New" w:cs="Courier New"/>
-                <w:color w:val="1A1A2E"/>
-                <w:sz w:val="18"/>
-                <w:szCs w:val="18"/>
-              </w:rPr>
-              <w:t>longest_streak</w:t>
-            </w:r>
-            <w:proofErr w:type="spellEnd"/>
+            <w:r>
+              <w:rPr>
+                <w:rFonts w:ascii="Courier New" w:eastAsia="Courier New" w:hAnsi="Courier New" w:cs="Courier New"/>
+                <w:color w:val="1A1A2E"/>
+                <w:sz w:val="18"/>
+                <w:szCs w:val="18"/>
+              </w:rPr>
+              <w:t>last_solved_date, current_streak, longest_streak</w:t>
+            </w:r>
           </w:p>
           <w:p>
             <w:pPr>
@@ -22048,25 +19772,14 @@
               </w:rPr>
               <w:t xml:space="preserve"> </w:t>
             </w:r>
-            <w:proofErr w:type="spellStart"/>
-            <w:r>
-              <w:rPr>
-                <w:rFonts w:ascii="Courier New" w:eastAsia="Courier New" w:hAnsi="Courier New" w:cs="Courier New"/>
-                <w:color w:val="1A1A2E"/>
-                <w:sz w:val="18"/>
-                <w:szCs w:val="18"/>
-              </w:rPr>
-              <w:t>user_id</w:t>
-            </w:r>
-            <w:proofErr w:type="spellEnd"/>
-            <w:r>
-              <w:rPr>
-                <w:rFonts w:ascii="Courier New" w:eastAsia="Courier New" w:hAnsi="Courier New" w:cs="Courier New"/>
-                <w:color w:val="1A1A2E"/>
-                <w:sz w:val="18"/>
-                <w:szCs w:val="18"/>
-              </w:rPr>
-              <w:t xml:space="preserve"> = $1</w:t>
+            <w:r>
+              <w:rPr>
+                <w:rFonts w:ascii="Courier New" w:eastAsia="Courier New" w:hAnsi="Courier New" w:cs="Courier New"/>
+                <w:color w:val="1A1A2E"/>
+                <w:sz w:val="18"/>
+                <w:szCs w:val="18"/>
+              </w:rPr>
+              <w:t>user_id = $1</w:t>
             </w:r>
           </w:p>
         </w:tc>
@@ -22104,7 +19817,6 @@
       <w:pPr>
         <w:spacing w:before="200" w:after="60"/>
       </w:pPr>
-      <w:proofErr w:type="spellStart"/>
       <w:r>
         <w:rPr>
           <w:rFonts w:ascii="Arial" w:eastAsia="Arial" w:hAnsi="Arial" w:cs="Arial"/>
@@ -22117,7 +19829,6 @@
         <w:lastRenderedPageBreak/>
         <w:t>updateStreak</w:t>
       </w:r>
-      <w:proofErr w:type="spellEnd"/>
     </w:p>
     <w:tbl>
       <w:tblPr>
@@ -22224,25 +19935,14 @@
               </w:rPr>
               <w:t xml:space="preserve"> </w:t>
             </w:r>
-            <w:proofErr w:type="spellStart"/>
-            <w:r>
-              <w:rPr>
-                <w:rFonts w:ascii="Courier New" w:eastAsia="Courier New" w:hAnsi="Courier New" w:cs="Courier New"/>
-                <w:color w:val="1A1A2E"/>
-                <w:sz w:val="18"/>
-                <w:szCs w:val="18"/>
-              </w:rPr>
-              <w:t>current_streak</w:t>
-            </w:r>
-            <w:proofErr w:type="spellEnd"/>
-            <w:r>
-              <w:rPr>
-                <w:rFonts w:ascii="Courier New" w:eastAsia="Courier New" w:hAnsi="Courier New" w:cs="Courier New"/>
-                <w:color w:val="1A1A2E"/>
-                <w:sz w:val="18"/>
-                <w:szCs w:val="18"/>
-              </w:rPr>
-              <w:t xml:space="preserve"> = $1,</w:t>
+            <w:r>
+              <w:rPr>
+                <w:rFonts w:ascii="Courier New" w:eastAsia="Courier New" w:hAnsi="Courier New" w:cs="Courier New"/>
+                <w:color w:val="1A1A2E"/>
+                <w:sz w:val="18"/>
+                <w:szCs w:val="18"/>
+              </w:rPr>
+              <w:t>current_streak = $1,</w:t>
             </w:r>
           </w:p>
           <w:p>
@@ -22256,27 +19956,7 @@
                 <w:sz w:val="18"/>
                 <w:szCs w:val="18"/>
               </w:rPr>
-              <w:t xml:space="preserve">        </w:t>
-            </w:r>
-            <w:proofErr w:type="spellStart"/>
-            <w:r>
-              <w:rPr>
-                <w:rFonts w:ascii="Courier New" w:eastAsia="Courier New" w:hAnsi="Courier New" w:cs="Courier New"/>
-                <w:color w:val="1A1A2E"/>
-                <w:sz w:val="18"/>
-                <w:szCs w:val="18"/>
-              </w:rPr>
-              <w:t>longest_streak</w:t>
-            </w:r>
-            <w:proofErr w:type="spellEnd"/>
-            <w:r>
-              <w:rPr>
-                <w:rFonts w:ascii="Courier New" w:eastAsia="Courier New" w:hAnsi="Courier New" w:cs="Courier New"/>
-                <w:color w:val="1A1A2E"/>
-                <w:sz w:val="18"/>
-                <w:szCs w:val="18"/>
-              </w:rPr>
-              <w:t xml:space="preserve"> = </w:t>
+              <w:t xml:space="preserve">        longest_streak = </w:t>
             </w:r>
             <w:r>
               <w:rPr>
@@ -22296,27 +19976,7 @@
                 <w:sz w:val="18"/>
                 <w:szCs w:val="18"/>
               </w:rPr>
-              <w:t>(</w:t>
-            </w:r>
-            <w:proofErr w:type="spellStart"/>
-            <w:r>
-              <w:rPr>
-                <w:rFonts w:ascii="Courier New" w:eastAsia="Courier New" w:hAnsi="Courier New" w:cs="Courier New"/>
-                <w:color w:val="1A1A2E"/>
-                <w:sz w:val="18"/>
-                <w:szCs w:val="18"/>
-              </w:rPr>
-              <w:t>longest_streak</w:t>
-            </w:r>
-            <w:proofErr w:type="spellEnd"/>
-            <w:r>
-              <w:rPr>
-                <w:rFonts w:ascii="Courier New" w:eastAsia="Courier New" w:hAnsi="Courier New" w:cs="Courier New"/>
-                <w:color w:val="1A1A2E"/>
-                <w:sz w:val="18"/>
-                <w:szCs w:val="18"/>
-              </w:rPr>
-              <w:t>, $1),</w:t>
+              <w:t>(longest_streak, $1),</w:t>
             </w:r>
           </w:p>
           <w:p>
@@ -22330,27 +19990,7 @@
                 <w:sz w:val="18"/>
                 <w:szCs w:val="18"/>
               </w:rPr>
-              <w:t xml:space="preserve">        </w:t>
-            </w:r>
-            <w:proofErr w:type="spellStart"/>
-            <w:r>
-              <w:rPr>
-                <w:rFonts w:ascii="Courier New" w:eastAsia="Courier New" w:hAnsi="Courier New" w:cs="Courier New"/>
-                <w:color w:val="1A1A2E"/>
-                <w:sz w:val="18"/>
-                <w:szCs w:val="18"/>
-              </w:rPr>
-              <w:t>last_solved_date</w:t>
-            </w:r>
-            <w:proofErr w:type="spellEnd"/>
-            <w:r>
-              <w:rPr>
-                <w:rFonts w:ascii="Courier New" w:eastAsia="Courier New" w:hAnsi="Courier New" w:cs="Courier New"/>
-                <w:color w:val="1A1A2E"/>
-                <w:sz w:val="18"/>
-                <w:szCs w:val="18"/>
-              </w:rPr>
-              <w:t xml:space="preserve"> = </w:t>
+              <w:t xml:space="preserve">        last_solved_date = </w:t>
             </w:r>
             <w:r>
               <w:rPr>
@@ -22397,25 +20037,14 @@
               </w:rPr>
               <w:t xml:space="preserve"> </w:t>
             </w:r>
-            <w:proofErr w:type="spellStart"/>
-            <w:r>
-              <w:rPr>
-                <w:rFonts w:ascii="Courier New" w:eastAsia="Courier New" w:hAnsi="Courier New" w:cs="Courier New"/>
-                <w:color w:val="1A1A2E"/>
-                <w:sz w:val="18"/>
-                <w:szCs w:val="18"/>
-              </w:rPr>
-              <w:t>user_id</w:t>
-            </w:r>
-            <w:proofErr w:type="spellEnd"/>
-            <w:r>
-              <w:rPr>
-                <w:rFonts w:ascii="Courier New" w:eastAsia="Courier New" w:hAnsi="Courier New" w:cs="Courier New"/>
-                <w:color w:val="1A1A2E"/>
-                <w:sz w:val="18"/>
-                <w:szCs w:val="18"/>
-              </w:rPr>
-              <w:t xml:space="preserve"> = $2</w:t>
+            <w:r>
+              <w:rPr>
+                <w:rFonts w:ascii="Courier New" w:eastAsia="Courier New" w:hAnsi="Courier New" w:cs="Courier New"/>
+                <w:color w:val="1A1A2E"/>
+                <w:sz w:val="18"/>
+                <w:szCs w:val="18"/>
+              </w:rPr>
+              <w:t>user_id = $2</w:t>
             </w:r>
           </w:p>
         </w:tc>
@@ -22437,7 +20066,6 @@
       <w:pPr>
         <w:spacing w:before="200" w:after="60"/>
       </w:pPr>
-      <w:proofErr w:type="spellStart"/>
       <w:r>
         <w:rPr>
           <w:rFonts w:ascii="Arial" w:eastAsia="Arial" w:hAnsi="Arial" w:cs="Arial"/>
@@ -22449,7 +20077,6 @@
         </w:rPr>
         <w:t>checkFirstSolve</w:t>
       </w:r>
-      <w:proofErr w:type="spellEnd"/>
     </w:p>
     <w:tbl>
       <w:tblPr>
@@ -22513,25 +20140,14 @@
               </w:rPr>
               <w:t xml:space="preserve"> </w:t>
             </w:r>
-            <w:proofErr w:type="spellStart"/>
-            <w:r>
-              <w:rPr>
-                <w:rFonts w:ascii="Courier New" w:eastAsia="Courier New" w:hAnsi="Courier New" w:cs="Courier New"/>
-                <w:color w:val="1A1A2E"/>
-                <w:sz w:val="18"/>
-                <w:szCs w:val="18"/>
-              </w:rPr>
-              <w:t>submission_id</w:t>
-            </w:r>
-            <w:proofErr w:type="spellEnd"/>
-            <w:r>
-              <w:rPr>
-                <w:rFonts w:ascii="Courier New" w:eastAsia="Courier New" w:hAnsi="Courier New" w:cs="Courier New"/>
-                <w:color w:val="1A1A2E"/>
-                <w:sz w:val="18"/>
-                <w:szCs w:val="18"/>
-              </w:rPr>
-              <w:t xml:space="preserve"> </w:t>
+            <w:r>
+              <w:rPr>
+                <w:rFonts w:ascii="Courier New" w:eastAsia="Courier New" w:hAnsi="Courier New" w:cs="Courier New"/>
+                <w:color w:val="1A1A2E"/>
+                <w:sz w:val="18"/>
+                <w:szCs w:val="18"/>
+              </w:rPr>
+              <w:t xml:space="preserve">submission_id </w:t>
             </w:r>
             <w:r>
               <w:rPr>
@@ -22596,25 +20212,14 @@
               </w:rPr>
               <w:t xml:space="preserve"> </w:t>
             </w:r>
-            <w:proofErr w:type="spellStart"/>
-            <w:r>
-              <w:rPr>
-                <w:rFonts w:ascii="Courier New" w:eastAsia="Courier New" w:hAnsi="Courier New" w:cs="Courier New"/>
-                <w:color w:val="1A1A2E"/>
-                <w:sz w:val="18"/>
-                <w:szCs w:val="18"/>
-              </w:rPr>
-              <w:t>user_id</w:t>
-            </w:r>
-            <w:proofErr w:type="spellEnd"/>
-            <w:r>
-              <w:rPr>
-                <w:rFonts w:ascii="Courier New" w:eastAsia="Courier New" w:hAnsi="Courier New" w:cs="Courier New"/>
-                <w:color w:val="1A1A2E"/>
-                <w:sz w:val="18"/>
-                <w:szCs w:val="18"/>
-              </w:rPr>
-              <w:t xml:space="preserve"> = $1 </w:t>
+            <w:r>
+              <w:rPr>
+                <w:rFonts w:ascii="Courier New" w:eastAsia="Courier New" w:hAnsi="Courier New" w:cs="Courier New"/>
+                <w:color w:val="1A1A2E"/>
+                <w:sz w:val="18"/>
+                <w:szCs w:val="18"/>
+              </w:rPr>
+              <w:t xml:space="preserve">user_id = $1 </w:t>
             </w:r>
             <w:r>
               <w:rPr>
@@ -22636,25 +20241,14 @@
               </w:rPr>
               <w:t xml:space="preserve"> </w:t>
             </w:r>
-            <w:proofErr w:type="spellStart"/>
-            <w:r>
-              <w:rPr>
-                <w:rFonts w:ascii="Courier New" w:eastAsia="Courier New" w:hAnsi="Courier New" w:cs="Courier New"/>
-                <w:color w:val="1A1A2E"/>
-                <w:sz w:val="18"/>
-                <w:szCs w:val="18"/>
-              </w:rPr>
-              <w:t>problem_id</w:t>
-            </w:r>
-            <w:proofErr w:type="spellEnd"/>
-            <w:r>
-              <w:rPr>
-                <w:rFonts w:ascii="Courier New" w:eastAsia="Courier New" w:hAnsi="Courier New" w:cs="Courier New"/>
-                <w:color w:val="1A1A2E"/>
-                <w:sz w:val="18"/>
-                <w:szCs w:val="18"/>
-              </w:rPr>
-              <w:t xml:space="preserve"> = $2 </w:t>
+            <w:r>
+              <w:rPr>
+                <w:rFonts w:ascii="Courier New" w:eastAsia="Courier New" w:hAnsi="Courier New" w:cs="Courier New"/>
+                <w:color w:val="1A1A2E"/>
+                <w:sz w:val="18"/>
+                <w:szCs w:val="18"/>
+              </w:rPr>
+              <w:t xml:space="preserve">problem_id = $2 </w:t>
             </w:r>
             <w:r>
               <w:rPr>
@@ -22676,25 +20270,14 @@
               </w:rPr>
               <w:t xml:space="preserve"> </w:t>
             </w:r>
-            <w:proofErr w:type="spellStart"/>
-            <w:r>
-              <w:rPr>
-                <w:rFonts w:ascii="Courier New" w:eastAsia="Courier New" w:hAnsi="Courier New" w:cs="Courier New"/>
-                <w:color w:val="1A1A2E"/>
-                <w:sz w:val="18"/>
-                <w:szCs w:val="18"/>
-              </w:rPr>
-              <w:t>overall_status</w:t>
-            </w:r>
-            <w:proofErr w:type="spellEnd"/>
-            <w:r>
-              <w:rPr>
-                <w:rFonts w:ascii="Courier New" w:eastAsia="Courier New" w:hAnsi="Courier New" w:cs="Courier New"/>
-                <w:color w:val="1A1A2E"/>
-                <w:sz w:val="18"/>
-                <w:szCs w:val="18"/>
-              </w:rPr>
-              <w:t xml:space="preserve"> = true</w:t>
+            <w:r>
+              <w:rPr>
+                <w:rFonts w:ascii="Courier New" w:eastAsia="Courier New" w:hAnsi="Courier New" w:cs="Courier New"/>
+                <w:color w:val="1A1A2E"/>
+                <w:sz w:val="18"/>
+                <w:szCs w:val="18"/>
+              </w:rPr>
+              <w:t>overall_status = true</w:t>
             </w:r>
           </w:p>
         </w:tc>
@@ -22709,7 +20292,6 @@
       <w:pPr>
         <w:spacing w:before="200" w:after="60"/>
       </w:pPr>
-      <w:proofErr w:type="spellStart"/>
       <w:r>
         <w:rPr>
           <w:rFonts w:ascii="Arial" w:eastAsia="Arial" w:hAnsi="Arial" w:cs="Arial"/>
@@ -22721,7 +20303,6 @@
         </w:rPr>
         <w:t>fetchLeaderboardEntries</w:t>
       </w:r>
-      <w:proofErr w:type="spellEnd"/>
     </w:p>
     <w:tbl>
       <w:tblPr>
@@ -22805,65 +20386,14 @@
               </w:rPr>
               <w:t xml:space="preserve"> </w:t>
             </w:r>
-            <w:proofErr w:type="spellStart"/>
-            <w:r>
-              <w:rPr>
-                <w:rFonts w:ascii="Courier New" w:eastAsia="Courier New" w:hAnsi="Courier New" w:cs="Courier New"/>
-                <w:color w:val="1A1A2E"/>
-                <w:sz w:val="18"/>
-                <w:szCs w:val="18"/>
-              </w:rPr>
-              <w:t>u.user_id</w:t>
-            </w:r>
-            <w:proofErr w:type="spellEnd"/>
-            <w:r>
-              <w:rPr>
-                <w:rFonts w:ascii="Courier New" w:eastAsia="Courier New" w:hAnsi="Courier New" w:cs="Courier New"/>
-                <w:color w:val="1A1A2E"/>
-                <w:sz w:val="18"/>
-                <w:szCs w:val="18"/>
-              </w:rPr>
-              <w:t xml:space="preserve">, </w:t>
-            </w:r>
-            <w:proofErr w:type="spellStart"/>
-            <w:r>
-              <w:rPr>
-                <w:rFonts w:ascii="Courier New" w:eastAsia="Courier New" w:hAnsi="Courier New" w:cs="Courier New"/>
-                <w:color w:val="1A1A2E"/>
-                <w:sz w:val="18"/>
-                <w:szCs w:val="18"/>
-              </w:rPr>
-              <w:t>u.user_name</w:t>
-            </w:r>
-            <w:proofErr w:type="spellEnd"/>
-            <w:r>
-              <w:rPr>
-                <w:rFonts w:ascii="Courier New" w:eastAsia="Courier New" w:hAnsi="Courier New" w:cs="Courier New"/>
-                <w:color w:val="1A1A2E"/>
-                <w:sz w:val="18"/>
-                <w:szCs w:val="18"/>
-              </w:rPr>
-              <w:t xml:space="preserve">, </w:t>
-            </w:r>
-            <w:proofErr w:type="spellStart"/>
-            <w:r>
-              <w:rPr>
-                <w:rFonts w:ascii="Courier New" w:eastAsia="Courier New" w:hAnsi="Courier New" w:cs="Courier New"/>
-                <w:color w:val="1A1A2E"/>
-                <w:sz w:val="18"/>
-                <w:szCs w:val="18"/>
-              </w:rPr>
-              <w:t>u.total_points</w:t>
-            </w:r>
-            <w:proofErr w:type="spellEnd"/>
-            <w:r>
-              <w:rPr>
-                <w:rFonts w:ascii="Courier New" w:eastAsia="Courier New" w:hAnsi="Courier New" w:cs="Courier New"/>
-                <w:color w:val="1A1A2E"/>
-                <w:sz w:val="18"/>
-                <w:szCs w:val="18"/>
-              </w:rPr>
-              <w:t>,</w:t>
+            <w:r>
+              <w:rPr>
+                <w:rFonts w:ascii="Courier New" w:eastAsia="Courier New" w:hAnsi="Courier New" w:cs="Courier New"/>
+                <w:color w:val="1A1A2E"/>
+                <w:sz w:val="18"/>
+                <w:szCs w:val="18"/>
+              </w:rPr>
+              <w:t>u.user_id, u.user_name, u.total_points,</w:t>
             </w:r>
           </w:p>
           <w:p>
@@ -22877,39 +20407,8 @@
                 <w:sz w:val="18"/>
                 <w:szCs w:val="18"/>
               </w:rPr>
-              <w:t xml:space="preserve">    </w:t>
-            </w:r>
-            <w:proofErr w:type="spellStart"/>
-            <w:r>
-              <w:rPr>
-                <w:rFonts w:ascii="Courier New" w:eastAsia="Courier New" w:hAnsi="Courier New" w:cs="Courier New"/>
-                <w:color w:val="1A1A2E"/>
-                <w:sz w:val="18"/>
-                <w:szCs w:val="18"/>
-              </w:rPr>
-              <w:t>u.current_streak</w:t>
-            </w:r>
-            <w:proofErr w:type="spellEnd"/>
-            <w:r>
-              <w:rPr>
-                <w:rFonts w:ascii="Courier New" w:eastAsia="Courier New" w:hAnsi="Courier New" w:cs="Courier New"/>
-                <w:color w:val="1A1A2E"/>
-                <w:sz w:val="18"/>
-                <w:szCs w:val="18"/>
-              </w:rPr>
-              <w:t xml:space="preserve">, </w:t>
-            </w:r>
-            <w:proofErr w:type="spellStart"/>
-            <w:r>
-              <w:rPr>
-                <w:rFonts w:ascii="Courier New" w:eastAsia="Courier New" w:hAnsi="Courier New" w:cs="Courier New"/>
-                <w:color w:val="1A1A2E"/>
-                <w:sz w:val="18"/>
-                <w:szCs w:val="18"/>
-              </w:rPr>
-              <w:t>u.longest_streak</w:t>
-            </w:r>
-            <w:proofErr w:type="spellEnd"/>
+              <w:t xml:space="preserve">    u.current_streak, u.longest_streak</w:t>
+            </w:r>
           </w:p>
           <w:p>
             <w:pPr>
@@ -23036,37 +20535,15 @@
               </w:rPr>
               <w:t xml:space="preserve"> </w:t>
             </w:r>
-            <w:proofErr w:type="spellStart"/>
-            <w:r>
-              <w:rPr>
-                <w:rFonts w:ascii="Courier New" w:eastAsia="Courier New" w:hAnsi="Courier New" w:cs="Courier New"/>
-                <w:color w:val="1A1A2E"/>
-                <w:sz w:val="18"/>
-                <w:szCs w:val="18"/>
-              </w:rPr>
-              <w:t>u.user_id</w:t>
-            </w:r>
-            <w:proofErr w:type="spellEnd"/>
-            <w:r>
-              <w:rPr>
-                <w:rFonts w:ascii="Courier New" w:eastAsia="Courier New" w:hAnsi="Courier New" w:cs="Courier New"/>
-                <w:color w:val="1A1A2E"/>
-                <w:sz w:val="18"/>
-                <w:szCs w:val="18"/>
-              </w:rPr>
-              <w:t xml:space="preserve"> = </w:t>
-            </w:r>
-            <w:proofErr w:type="spellStart"/>
-            <w:r>
-              <w:rPr>
-                <w:rFonts w:ascii="Courier New" w:eastAsia="Courier New" w:hAnsi="Courier New" w:cs="Courier New"/>
-                <w:color w:val="1A1A2E"/>
-                <w:sz w:val="18"/>
-                <w:szCs w:val="18"/>
-              </w:rPr>
-              <w:t>s.user_id</w:t>
-            </w:r>
-            <w:proofErr w:type="spellEnd"/>
+            <w:r>
+              <w:rPr>
+                <w:rFonts w:ascii="Courier New" w:eastAsia="Courier New" w:hAnsi="Courier New" w:cs="Courier New"/>
+                <w:color w:val="1A1A2E"/>
+                <w:sz w:val="18"/>
+                <w:szCs w:val="18"/>
+              </w:rPr>
+              <w:t>u.user_id = s.user_id</w:t>
+            </w:r>
           </w:p>
           <w:p>
             <w:pPr>
@@ -23121,25 +20598,14 @@
               </w:rPr>
               <w:t xml:space="preserve"> </w:t>
             </w:r>
-            <w:proofErr w:type="spellStart"/>
-            <w:r>
-              <w:rPr>
-                <w:rFonts w:ascii="Courier New" w:eastAsia="Courier New" w:hAnsi="Courier New" w:cs="Courier New"/>
-                <w:color w:val="1A1A2E"/>
-                <w:sz w:val="18"/>
-                <w:szCs w:val="18"/>
-              </w:rPr>
-              <w:t>course_problem</w:t>
-            </w:r>
-            <w:proofErr w:type="spellEnd"/>
-            <w:r>
-              <w:rPr>
-                <w:rFonts w:ascii="Courier New" w:eastAsia="Courier New" w:hAnsi="Courier New" w:cs="Courier New"/>
-                <w:color w:val="1A1A2E"/>
-                <w:sz w:val="18"/>
-                <w:szCs w:val="18"/>
-              </w:rPr>
-              <w:t xml:space="preserve"> cp </w:t>
+            <w:r>
+              <w:rPr>
+                <w:rFonts w:ascii="Courier New" w:eastAsia="Courier New" w:hAnsi="Courier New" w:cs="Courier New"/>
+                <w:color w:val="1A1A2E"/>
+                <w:sz w:val="18"/>
+                <w:szCs w:val="18"/>
+              </w:rPr>
+              <w:t xml:space="preserve">course_problem cp </w:t>
             </w:r>
             <w:r>
               <w:rPr>
@@ -23161,37 +20627,15 @@
               </w:rPr>
               <w:t xml:space="preserve"> </w:t>
             </w:r>
-            <w:proofErr w:type="spellStart"/>
-            <w:r>
-              <w:rPr>
-                <w:rFonts w:ascii="Courier New" w:eastAsia="Courier New" w:hAnsi="Courier New" w:cs="Courier New"/>
-                <w:color w:val="1A1A2E"/>
-                <w:sz w:val="18"/>
-                <w:szCs w:val="18"/>
-              </w:rPr>
-              <w:t>s.problem_id</w:t>
-            </w:r>
-            <w:proofErr w:type="spellEnd"/>
-            <w:r>
-              <w:rPr>
-                <w:rFonts w:ascii="Courier New" w:eastAsia="Courier New" w:hAnsi="Courier New" w:cs="Courier New"/>
-                <w:color w:val="1A1A2E"/>
-                <w:sz w:val="18"/>
-                <w:szCs w:val="18"/>
-              </w:rPr>
-              <w:t xml:space="preserve"> = </w:t>
-            </w:r>
-            <w:proofErr w:type="spellStart"/>
-            <w:r>
-              <w:rPr>
-                <w:rFonts w:ascii="Courier New" w:eastAsia="Courier New" w:hAnsi="Courier New" w:cs="Courier New"/>
-                <w:color w:val="1A1A2E"/>
-                <w:sz w:val="18"/>
-                <w:szCs w:val="18"/>
-              </w:rPr>
-              <w:t>cp.problem_id</w:t>
-            </w:r>
-            <w:proofErr w:type="spellEnd"/>
+            <w:r>
+              <w:rPr>
+                <w:rFonts w:ascii="Courier New" w:eastAsia="Courier New" w:hAnsi="Courier New" w:cs="Courier New"/>
+                <w:color w:val="1A1A2E"/>
+                <w:sz w:val="18"/>
+                <w:szCs w:val="18"/>
+              </w:rPr>
+              <w:t>s.problem_id = cp.problem_id</w:t>
+            </w:r>
           </w:p>
           <w:p>
             <w:pPr>
@@ -23226,25 +20670,14 @@
               </w:rPr>
               <w:t xml:space="preserve"> </w:t>
             </w:r>
-            <w:proofErr w:type="spellStart"/>
-            <w:r>
-              <w:rPr>
-                <w:rFonts w:ascii="Courier New" w:eastAsia="Courier New" w:hAnsi="Courier New" w:cs="Courier New"/>
-                <w:color w:val="1A1A2E"/>
-                <w:sz w:val="18"/>
-                <w:szCs w:val="18"/>
-              </w:rPr>
-              <w:t>cp.course_id</w:t>
-            </w:r>
-            <w:proofErr w:type="spellEnd"/>
-            <w:r>
-              <w:rPr>
-                <w:rFonts w:ascii="Courier New" w:eastAsia="Courier New" w:hAnsi="Courier New" w:cs="Courier New"/>
-                <w:color w:val="1A1A2E"/>
-                <w:sz w:val="18"/>
-                <w:szCs w:val="18"/>
-              </w:rPr>
-              <w:t xml:space="preserve"> = $1</w:t>
+            <w:r>
+              <w:rPr>
+                <w:rFonts w:ascii="Courier New" w:eastAsia="Courier New" w:hAnsi="Courier New" w:cs="Courier New"/>
+                <w:color w:val="1A1A2E"/>
+                <w:sz w:val="18"/>
+                <w:szCs w:val="18"/>
+              </w:rPr>
+              <w:t>cp.course_id = $1</w:t>
             </w:r>
           </w:p>
         </w:tc>
@@ -23451,7 +20884,6 @@
       <w:pPr>
         <w:spacing w:before="200" w:after="60"/>
       </w:pPr>
-      <w:proofErr w:type="spellStart"/>
       <w:r>
         <w:rPr>
           <w:rFonts w:ascii="Arial" w:eastAsia="Arial" w:hAnsi="Arial" w:cs="Arial"/>
@@ -23463,7 +20895,6 @@
         </w:rPr>
         <w:t>getProblemLanguageData</w:t>
       </w:r>
-      <w:proofErr w:type="spellEnd"/>
     </w:p>
     <w:tbl>
       <w:tblPr>
@@ -23564,7 +20995,6 @@
               </w:rPr>
               <w:t xml:space="preserve"> </w:t>
             </w:r>
-            <w:proofErr w:type="spellStart"/>
             <w:r>
               <w:rPr>
                 <w:rFonts w:ascii="Courier New" w:eastAsia="Courier New" w:hAnsi="Courier New" w:cs="Courier New"/>
@@ -23573,7 +21003,6 @@
               </w:rPr>
               <w:t>problem_language</w:t>
             </w:r>
-            <w:proofErr w:type="spellEnd"/>
           </w:p>
           <w:p>
             <w:pPr>
@@ -23608,7 +21037,6 @@
               </w:rPr>
               <w:t xml:space="preserve"> </w:t>
             </w:r>
-            <w:proofErr w:type="spellStart"/>
             <w:r>
               <w:rPr>
                 <w:rFonts w:ascii="Courier New" w:eastAsia="Courier New" w:hAnsi="Courier New" w:cs="Courier New"/>
@@ -23624,17 +21052,7 @@
                 <w:sz w:val="18"/>
                 <w:szCs w:val="18"/>
               </w:rPr>
-              <w:t>_id</w:t>
-            </w:r>
-            <w:proofErr w:type="spellEnd"/>
-            <w:r>
-              <w:rPr>
-                <w:rFonts w:ascii="Courier New" w:eastAsia="Courier New" w:hAnsi="Courier New" w:cs="Courier New"/>
-                <w:color w:val="1A1A2E"/>
-                <w:sz w:val="18"/>
-                <w:szCs w:val="18"/>
-              </w:rPr>
-              <w:t xml:space="preserve"> = $1</w:t>
+              <w:t>_id = $1</w:t>
             </w:r>
           </w:p>
         </w:tc>
@@ -23645,7 +21063,6 @@
       <w:pPr>
         <w:spacing w:before="200" w:after="60"/>
       </w:pPr>
-      <w:proofErr w:type="spellStart"/>
       <w:r>
         <w:rPr>
           <w:rFonts w:ascii="Arial" w:eastAsia="Arial" w:hAnsi="Arial" w:cs="Arial"/>
@@ -23657,7 +21074,6 @@
         </w:rPr>
         <w:t>insertProblemLanguage</w:t>
       </w:r>
-      <w:proofErr w:type="spellEnd"/>
     </w:p>
     <w:tbl>
       <w:tblPr>
@@ -23712,67 +21128,21 @@
               </w:rPr>
               <w:t xml:space="preserve">INSERT INTO </w:t>
             </w:r>
-            <w:proofErr w:type="spellStart"/>
-            <w:r>
-              <w:rPr>
-                <w:rFonts w:ascii="Courier New" w:eastAsia="Courier New" w:hAnsi="Courier New" w:cs="Courier New"/>
-                <w:sz w:val="18"/>
-                <w:szCs w:val="18"/>
-              </w:rPr>
-              <w:t>problem_language</w:t>
-            </w:r>
-            <w:proofErr w:type="spellEnd"/>
-            <w:r>
-              <w:rPr>
-                <w:rFonts w:ascii="Courier New" w:eastAsia="Courier New" w:hAnsi="Courier New" w:cs="Courier New"/>
-                <w:sz w:val="18"/>
-                <w:szCs w:val="18"/>
-              </w:rPr>
-              <w:t xml:space="preserve"> </w:t>
-            </w:r>
-            <w:r>
-              <w:rPr>
-                <w:rFonts w:ascii="Courier New" w:eastAsia="Courier New" w:hAnsi="Courier New" w:cs="Courier New"/>
-                <w:sz w:val="18"/>
-                <w:szCs w:val="18"/>
-              </w:rPr>
-              <w:t>(</w:t>
-            </w:r>
-            <w:proofErr w:type="spellStart"/>
-            <w:r>
-              <w:rPr>
-                <w:rFonts w:ascii="Courier New" w:eastAsia="Courier New" w:hAnsi="Courier New" w:cs="Courier New"/>
-                <w:sz w:val="18"/>
-                <w:szCs w:val="18"/>
-              </w:rPr>
-              <w:t>problem_id</w:t>
-            </w:r>
-            <w:proofErr w:type="spellEnd"/>
-            <w:r>
-              <w:rPr>
-                <w:rFonts w:ascii="Courier New" w:eastAsia="Courier New" w:hAnsi="Courier New" w:cs="Courier New"/>
-                <w:sz w:val="18"/>
-                <w:szCs w:val="18"/>
-              </w:rPr>
-              <w:t xml:space="preserve">, language, </w:t>
-            </w:r>
-            <w:proofErr w:type="spellStart"/>
-            <w:r>
-              <w:rPr>
-                <w:rFonts w:ascii="Courier New" w:eastAsia="Courier New" w:hAnsi="Courier New" w:cs="Courier New"/>
-                <w:sz w:val="18"/>
-                <w:szCs w:val="18"/>
-              </w:rPr>
-              <w:t>placeholder_code</w:t>
-            </w:r>
-            <w:proofErr w:type="spellEnd"/>
-            <w:r>
-              <w:rPr>
-                <w:rFonts w:ascii="Courier New" w:eastAsia="Courier New" w:hAnsi="Courier New" w:cs="Courier New"/>
-                <w:sz w:val="18"/>
-                <w:szCs w:val="18"/>
-              </w:rPr>
-              <w:t>)</w:t>
+            <w:r>
+              <w:rPr>
+                <w:rFonts w:ascii="Courier New" w:eastAsia="Courier New" w:hAnsi="Courier New" w:cs="Courier New"/>
+                <w:sz w:val="18"/>
+                <w:szCs w:val="18"/>
+              </w:rPr>
+              <w:t xml:space="preserve">problem_language </w:t>
+            </w:r>
+            <w:r>
+              <w:rPr>
+                <w:rFonts w:ascii="Courier New" w:eastAsia="Courier New" w:hAnsi="Courier New" w:cs="Courier New"/>
+                <w:sz w:val="18"/>
+                <w:szCs w:val="18"/>
+              </w:rPr>
+              <w:t>(problem_id, language, placeholder_code)</w:t>
             </w:r>
           </w:p>
           <w:p>
@@ -23808,7 +21178,6 @@
               </w:rPr>
               <w:t xml:space="preserve"> </w:t>
             </w:r>
-            <w:proofErr w:type="spellStart"/>
             <w:r>
               <w:rPr>
                 <w:rFonts w:ascii="Courier New" w:eastAsia="Courier New" w:hAnsi="Courier New" w:cs="Courier New"/>
@@ -23824,17 +21193,7 @@
                 <w:sz w:val="18"/>
                 <w:szCs w:val="18"/>
               </w:rPr>
-              <w:t>_id</w:t>
-            </w:r>
-            <w:proofErr w:type="spellEnd"/>
-            <w:r>
-              <w:rPr>
-                <w:rFonts w:ascii="Courier New" w:eastAsia="Courier New" w:hAnsi="Courier New" w:cs="Courier New"/>
-                <w:color w:val="1A1A2E"/>
-                <w:sz w:val="18"/>
-                <w:szCs w:val="18"/>
-              </w:rPr>
-              <w:t xml:space="preserve"> = $1</w:t>
+              <w:t>_id = $1</w:t>
             </w:r>
           </w:p>
         </w:tc>
@@ -23845,7 +21204,6 @@
       <w:pPr>
         <w:spacing w:before="200" w:after="60"/>
       </w:pPr>
-      <w:proofErr w:type="spellStart"/>
       <w:r>
         <w:rPr>
           <w:rFonts w:ascii="Arial" w:eastAsia="Arial" w:hAnsi="Arial" w:cs="Arial"/>
@@ -23857,7 +21215,6 @@
         </w:rPr>
         <w:t>deleteProblemLanguages</w:t>
       </w:r>
-      <w:proofErr w:type="spellEnd"/>
     </w:p>
     <w:tbl>
       <w:tblPr>
@@ -23923,7 +21280,6 @@
               </w:rPr>
               <w:t xml:space="preserve"> </w:t>
             </w:r>
-            <w:proofErr w:type="spellStart"/>
             <w:r>
               <w:rPr>
                 <w:rFonts w:ascii="Courier New" w:eastAsia="Courier New" w:hAnsi="Courier New" w:cs="Courier New"/>
@@ -23932,7 +21288,6 @@
               </w:rPr>
               <w:t>problem_language</w:t>
             </w:r>
-            <w:proofErr w:type="spellEnd"/>
           </w:p>
           <w:p>
             <w:pPr>
@@ -23967,7 +21322,6 @@
               </w:rPr>
               <w:t xml:space="preserve"> </w:t>
             </w:r>
-            <w:proofErr w:type="spellStart"/>
             <w:r>
               <w:rPr>
                 <w:rFonts w:ascii="Courier New" w:eastAsia="Courier New" w:hAnsi="Courier New" w:cs="Courier New"/>
@@ -23983,17 +21337,7 @@
                 <w:sz w:val="18"/>
                 <w:szCs w:val="18"/>
               </w:rPr>
-              <w:t>_id</w:t>
-            </w:r>
-            <w:proofErr w:type="spellEnd"/>
-            <w:r>
-              <w:rPr>
-                <w:rFonts w:ascii="Courier New" w:eastAsia="Courier New" w:hAnsi="Courier New" w:cs="Courier New"/>
-                <w:color w:val="1A1A2E"/>
-                <w:sz w:val="18"/>
-                <w:szCs w:val="18"/>
-              </w:rPr>
-              <w:t xml:space="preserve"> = $1</w:t>
+              <w:t>_id = $1</w:t>
             </w:r>
           </w:p>
         </w:tc>
@@ -26695,27 +24039,7 @@
                 <w:sz w:val="18"/>
                 <w:szCs w:val="18"/>
               </w:rPr>
-              <w:t xml:space="preserve">    </w:t>
-            </w:r>
-            <w:proofErr w:type="spellStart"/>
-            <w:r>
-              <w:rPr>
-                <w:rFonts w:ascii="Courier New" w:eastAsia="Courier New" w:hAnsi="Courier New" w:cs="Courier New"/>
-                <w:color w:val="1A1A2E"/>
-                <w:sz w:val="18"/>
-                <w:szCs w:val="18"/>
-              </w:rPr>
-              <w:t>user_id</w:t>
-            </w:r>
-            <w:proofErr w:type="spellEnd"/>
-            <w:r>
-              <w:rPr>
-                <w:rFonts w:ascii="Courier New" w:eastAsia="Courier New" w:hAnsi="Courier New" w:cs="Courier New"/>
-                <w:color w:val="1A1A2E"/>
-                <w:sz w:val="18"/>
-                <w:szCs w:val="18"/>
-              </w:rPr>
-              <w:t xml:space="preserve">          </w:t>
+              <w:t xml:space="preserve">    user_id          </w:t>
             </w:r>
             <w:r>
               <w:rPr>
@@ -26789,27 +24113,7 @@
                 <w:sz w:val="18"/>
                 <w:szCs w:val="18"/>
               </w:rPr>
-              <w:t xml:space="preserve">    </w:t>
-            </w:r>
-            <w:proofErr w:type="spellStart"/>
-            <w:r>
-              <w:rPr>
-                <w:rFonts w:ascii="Courier New" w:eastAsia="Courier New" w:hAnsi="Courier New" w:cs="Courier New"/>
-                <w:color w:val="1A1A2E"/>
-                <w:sz w:val="18"/>
-                <w:szCs w:val="18"/>
-              </w:rPr>
-              <w:t>user_name</w:t>
-            </w:r>
-            <w:proofErr w:type="spellEnd"/>
-            <w:r>
-              <w:rPr>
-                <w:rFonts w:ascii="Courier New" w:eastAsia="Courier New" w:hAnsi="Courier New" w:cs="Courier New"/>
-                <w:color w:val="1A1A2E"/>
-                <w:sz w:val="18"/>
-                <w:szCs w:val="18"/>
-              </w:rPr>
-              <w:t xml:space="preserve">        </w:t>
+              <w:t xml:space="preserve">    user_name        </w:t>
             </w:r>
             <w:r>
               <w:rPr>
@@ -27165,27 +24469,7 @@
                 <w:sz w:val="18"/>
                 <w:szCs w:val="18"/>
               </w:rPr>
-              <w:t xml:space="preserve">    </w:t>
-            </w:r>
-            <w:proofErr w:type="spellStart"/>
-            <w:r>
-              <w:rPr>
-                <w:rFonts w:ascii="Courier New" w:eastAsia="Courier New" w:hAnsi="Courier New" w:cs="Courier New"/>
-                <w:color w:val="1A1A2E"/>
-                <w:sz w:val="18"/>
-                <w:szCs w:val="18"/>
-              </w:rPr>
-              <w:t>total_points</w:t>
-            </w:r>
-            <w:proofErr w:type="spellEnd"/>
-            <w:r>
-              <w:rPr>
-                <w:rFonts w:ascii="Courier New" w:eastAsia="Courier New" w:hAnsi="Courier New" w:cs="Courier New"/>
-                <w:color w:val="1A1A2E"/>
-                <w:sz w:val="18"/>
-                <w:szCs w:val="18"/>
-              </w:rPr>
-              <w:t xml:space="preserve">     </w:t>
+              <w:t xml:space="preserve">    total_points     </w:t>
             </w:r>
             <w:r>
               <w:rPr>
@@ -27279,27 +24563,7 @@
                 <w:sz w:val="18"/>
                 <w:szCs w:val="18"/>
               </w:rPr>
-              <w:t xml:space="preserve">    </w:t>
-            </w:r>
-            <w:proofErr w:type="spellStart"/>
-            <w:r>
-              <w:rPr>
-                <w:rFonts w:ascii="Courier New" w:eastAsia="Courier New" w:hAnsi="Courier New" w:cs="Courier New"/>
-                <w:color w:val="1A1A2E"/>
-                <w:sz w:val="18"/>
-                <w:szCs w:val="18"/>
-              </w:rPr>
-              <w:t>current_streak</w:t>
-            </w:r>
-            <w:proofErr w:type="spellEnd"/>
-            <w:r>
-              <w:rPr>
-                <w:rFonts w:ascii="Courier New" w:eastAsia="Courier New" w:hAnsi="Courier New" w:cs="Courier New"/>
-                <w:color w:val="1A1A2E"/>
-                <w:sz w:val="18"/>
-                <w:szCs w:val="18"/>
-              </w:rPr>
-              <w:t xml:space="preserve">   </w:t>
+              <w:t xml:space="preserve">    current_streak   </w:t>
             </w:r>
             <w:r>
               <w:rPr>
@@ -27393,27 +24657,7 @@
                 <w:sz w:val="18"/>
                 <w:szCs w:val="18"/>
               </w:rPr>
-              <w:t xml:space="preserve">    </w:t>
-            </w:r>
-            <w:proofErr w:type="spellStart"/>
-            <w:r>
-              <w:rPr>
-                <w:rFonts w:ascii="Courier New" w:eastAsia="Courier New" w:hAnsi="Courier New" w:cs="Courier New"/>
-                <w:color w:val="1A1A2E"/>
-                <w:sz w:val="18"/>
-                <w:szCs w:val="18"/>
-              </w:rPr>
-              <w:t>longest_streak</w:t>
-            </w:r>
-            <w:proofErr w:type="spellEnd"/>
-            <w:r>
-              <w:rPr>
-                <w:rFonts w:ascii="Courier New" w:eastAsia="Courier New" w:hAnsi="Courier New" w:cs="Courier New"/>
-                <w:color w:val="1A1A2E"/>
-                <w:sz w:val="18"/>
-                <w:szCs w:val="18"/>
-              </w:rPr>
-              <w:t xml:space="preserve">   </w:t>
+              <w:t xml:space="preserve">    longest_streak   </w:t>
             </w:r>
             <w:r>
               <w:rPr>
@@ -27507,27 +24751,7 @@
                 <w:sz w:val="18"/>
                 <w:szCs w:val="18"/>
               </w:rPr>
-              <w:t xml:space="preserve">    </w:t>
-            </w:r>
-            <w:proofErr w:type="spellStart"/>
-            <w:r>
-              <w:rPr>
-                <w:rFonts w:ascii="Courier New" w:eastAsia="Courier New" w:hAnsi="Courier New" w:cs="Courier New"/>
-                <w:color w:val="1A1A2E"/>
-                <w:sz w:val="18"/>
-                <w:szCs w:val="18"/>
-              </w:rPr>
-              <w:t>last_solved_date</w:t>
-            </w:r>
-            <w:proofErr w:type="spellEnd"/>
-            <w:r>
-              <w:rPr>
-                <w:rFonts w:ascii="Courier New" w:eastAsia="Courier New" w:hAnsi="Courier New" w:cs="Courier New"/>
-                <w:color w:val="1A1A2E"/>
-                <w:sz w:val="18"/>
-                <w:szCs w:val="18"/>
-              </w:rPr>
-              <w:t xml:space="preserve"> </w:t>
+              <w:t xml:space="preserve">    last_solved_date </w:t>
             </w:r>
             <w:r>
               <w:rPr>
@@ -27673,27 +24897,7 @@
                 <w:sz w:val="18"/>
                 <w:szCs w:val="18"/>
               </w:rPr>
-              <w:t xml:space="preserve">    </w:t>
-            </w:r>
-            <w:proofErr w:type="spellStart"/>
-            <w:r>
-              <w:rPr>
-                <w:rFonts w:ascii="Courier New" w:eastAsia="Courier New" w:hAnsi="Courier New" w:cs="Courier New"/>
-                <w:color w:val="1A1A2E"/>
-                <w:sz w:val="18"/>
-                <w:szCs w:val="18"/>
-              </w:rPr>
-              <w:t>problem_id</w:t>
-            </w:r>
-            <w:proofErr w:type="spellEnd"/>
-            <w:r>
-              <w:rPr>
-                <w:rFonts w:ascii="Courier New" w:eastAsia="Courier New" w:hAnsi="Courier New" w:cs="Courier New"/>
-                <w:color w:val="1A1A2E"/>
-                <w:sz w:val="18"/>
-                <w:szCs w:val="18"/>
-              </w:rPr>
-              <w:t xml:space="preserve">          </w:t>
+              <w:t xml:space="preserve">    problem_id          </w:t>
             </w:r>
             <w:r>
               <w:rPr>
@@ -27767,27 +24971,7 @@
                 <w:sz w:val="18"/>
                 <w:szCs w:val="18"/>
               </w:rPr>
-              <w:t xml:space="preserve">    </w:t>
-            </w:r>
-            <w:proofErr w:type="spellStart"/>
-            <w:r>
-              <w:rPr>
-                <w:rFonts w:ascii="Courier New" w:eastAsia="Courier New" w:hAnsi="Courier New" w:cs="Courier New"/>
-                <w:color w:val="1A1A2E"/>
-                <w:sz w:val="18"/>
-                <w:szCs w:val="18"/>
-              </w:rPr>
-              <w:t>user_id</w:t>
-            </w:r>
-            <w:proofErr w:type="spellEnd"/>
-            <w:r>
-              <w:rPr>
-                <w:rFonts w:ascii="Courier New" w:eastAsia="Courier New" w:hAnsi="Courier New" w:cs="Courier New"/>
-                <w:color w:val="1A1A2E"/>
-                <w:sz w:val="18"/>
-                <w:szCs w:val="18"/>
-              </w:rPr>
-              <w:t xml:space="preserve">             </w:t>
+              <w:t xml:space="preserve">    user_id             </w:t>
             </w:r>
             <w:r>
               <w:rPr>
@@ -27827,27 +25011,7 @@
                 <w:sz w:val="18"/>
                 <w:szCs w:val="18"/>
               </w:rPr>
-              <w:t xml:space="preserve"> users(</w:t>
-            </w:r>
-            <w:proofErr w:type="spellStart"/>
-            <w:r>
-              <w:rPr>
-                <w:rFonts w:ascii="Courier New" w:eastAsia="Courier New" w:hAnsi="Courier New" w:cs="Courier New"/>
-                <w:color w:val="1A1A2E"/>
-                <w:sz w:val="18"/>
-                <w:szCs w:val="18"/>
-              </w:rPr>
-              <w:t>user_id</w:t>
-            </w:r>
-            <w:proofErr w:type="spellEnd"/>
-            <w:r>
-              <w:rPr>
-                <w:rFonts w:ascii="Courier New" w:eastAsia="Courier New" w:hAnsi="Courier New" w:cs="Courier New"/>
-                <w:color w:val="1A1A2E"/>
-                <w:sz w:val="18"/>
-                <w:szCs w:val="18"/>
-              </w:rPr>
-              <w:t>),</w:t>
+              <w:t xml:space="preserve"> users(user_id),</w:t>
             </w:r>
           </w:p>
           <w:p>
@@ -27861,27 +25025,7 @@
                 <w:sz w:val="18"/>
                 <w:szCs w:val="18"/>
               </w:rPr>
-              <w:t xml:space="preserve">    </w:t>
-            </w:r>
-            <w:proofErr w:type="spellStart"/>
-            <w:r>
-              <w:rPr>
-                <w:rFonts w:ascii="Courier New" w:eastAsia="Courier New" w:hAnsi="Courier New" w:cs="Courier New"/>
-                <w:color w:val="1A1A2E"/>
-                <w:sz w:val="18"/>
-                <w:szCs w:val="18"/>
-              </w:rPr>
-              <w:t>problem_title</w:t>
-            </w:r>
-            <w:proofErr w:type="spellEnd"/>
-            <w:r>
-              <w:rPr>
-                <w:rFonts w:ascii="Courier New" w:eastAsia="Courier New" w:hAnsi="Courier New" w:cs="Courier New"/>
-                <w:color w:val="1A1A2E"/>
-                <w:sz w:val="18"/>
-                <w:szCs w:val="18"/>
-              </w:rPr>
-              <w:t xml:space="preserve">       </w:t>
+              <w:t xml:space="preserve">    problem_title       </w:t>
             </w:r>
             <w:r>
               <w:rPr>
@@ -27915,27 +25059,7 @@
                 <w:sz w:val="18"/>
                 <w:szCs w:val="18"/>
               </w:rPr>
-              <w:t xml:space="preserve">    </w:t>
-            </w:r>
-            <w:proofErr w:type="spellStart"/>
-            <w:r>
-              <w:rPr>
-                <w:rFonts w:ascii="Courier New" w:eastAsia="Courier New" w:hAnsi="Courier New" w:cs="Courier New"/>
-                <w:color w:val="1A1A2E"/>
-                <w:sz w:val="18"/>
-                <w:szCs w:val="18"/>
-              </w:rPr>
-              <w:t>problem_description</w:t>
-            </w:r>
-            <w:proofErr w:type="spellEnd"/>
-            <w:r>
-              <w:rPr>
-                <w:rFonts w:ascii="Courier New" w:eastAsia="Courier New" w:hAnsi="Courier New" w:cs="Courier New"/>
-                <w:color w:val="1A1A2E"/>
-                <w:sz w:val="18"/>
-                <w:szCs w:val="18"/>
-              </w:rPr>
-              <w:t xml:space="preserve"> </w:t>
+              <w:t xml:space="preserve">    problem_description </w:t>
             </w:r>
             <w:r>
               <w:rPr>
@@ -28063,27 +25187,7 @@
                 <w:sz w:val="18"/>
                 <w:szCs w:val="18"/>
               </w:rPr>
-              <w:t xml:space="preserve">    </w:t>
-            </w:r>
-            <w:proofErr w:type="spellStart"/>
-            <w:r>
-              <w:rPr>
-                <w:rFonts w:ascii="Courier New" w:eastAsia="Courier New" w:hAnsi="Courier New" w:cs="Courier New"/>
-                <w:color w:val="1A1A2E"/>
-                <w:sz w:val="18"/>
-                <w:szCs w:val="18"/>
-              </w:rPr>
-              <w:t>placeholder_code</w:t>
-            </w:r>
-            <w:proofErr w:type="spellEnd"/>
-            <w:r>
-              <w:rPr>
-                <w:rFonts w:ascii="Courier New" w:eastAsia="Courier New" w:hAnsi="Courier New" w:cs="Courier New"/>
-                <w:color w:val="1A1A2E"/>
-                <w:sz w:val="18"/>
-                <w:szCs w:val="18"/>
-              </w:rPr>
-              <w:t xml:space="preserve">    </w:t>
+              <w:t xml:space="preserve">    placeholder_code    </w:t>
             </w:r>
             <w:r>
               <w:rPr>
@@ -28249,7 +25353,6 @@
       <w:pPr>
         <w:spacing w:before="320" w:after="100"/>
       </w:pPr>
-      <w:proofErr w:type="spellStart"/>
       <w:r>
         <w:rPr>
           <w:rFonts w:ascii="Arial" w:eastAsia="Arial" w:hAnsi="Arial" w:cs="Arial"/>
@@ -28262,7 +25365,6 @@
         <w:lastRenderedPageBreak/>
         <w:t>test_case</w:t>
       </w:r>
-      <w:proofErr w:type="spellEnd"/>
     </w:p>
     <w:tbl>
       <w:tblPr>
@@ -28344,27 +25446,7 @@
                 <w:sz w:val="18"/>
                 <w:szCs w:val="18"/>
               </w:rPr>
-              <w:t xml:space="preserve"> </w:t>
-            </w:r>
-            <w:proofErr w:type="spellStart"/>
-            <w:r>
-              <w:rPr>
-                <w:rFonts w:ascii="Courier New" w:eastAsia="Courier New" w:hAnsi="Courier New" w:cs="Courier New"/>
-                <w:color w:val="1A1A2E"/>
-                <w:sz w:val="18"/>
-                <w:szCs w:val="18"/>
-              </w:rPr>
-              <w:t>test_case</w:t>
-            </w:r>
-            <w:proofErr w:type="spellEnd"/>
-            <w:r>
-              <w:rPr>
-                <w:rFonts w:ascii="Courier New" w:eastAsia="Courier New" w:hAnsi="Courier New" w:cs="Courier New"/>
-                <w:color w:val="1A1A2E"/>
-                <w:sz w:val="18"/>
-                <w:szCs w:val="18"/>
-              </w:rPr>
-              <w:t xml:space="preserve"> (</w:t>
+              <w:t xml:space="preserve"> test_case (</w:t>
             </w:r>
           </w:p>
           <w:p>
@@ -28378,27 +25460,7 @@
                 <w:sz w:val="18"/>
                 <w:szCs w:val="18"/>
               </w:rPr>
-              <w:t xml:space="preserve">    </w:t>
-            </w:r>
-            <w:proofErr w:type="spellStart"/>
-            <w:r>
-              <w:rPr>
-                <w:rFonts w:ascii="Courier New" w:eastAsia="Courier New" w:hAnsi="Courier New" w:cs="Courier New"/>
-                <w:color w:val="1A1A2E"/>
-                <w:sz w:val="18"/>
-                <w:szCs w:val="18"/>
-              </w:rPr>
-              <w:t>test_case_id</w:t>
-            </w:r>
-            <w:proofErr w:type="spellEnd"/>
-            <w:r>
-              <w:rPr>
-                <w:rFonts w:ascii="Courier New" w:eastAsia="Courier New" w:hAnsi="Courier New" w:cs="Courier New"/>
-                <w:color w:val="1A1A2E"/>
-                <w:sz w:val="18"/>
-                <w:szCs w:val="18"/>
-              </w:rPr>
-              <w:t xml:space="preserve">   </w:t>
+              <w:t xml:space="preserve">    test_case_id   </w:t>
             </w:r>
             <w:r>
               <w:rPr>
@@ -28472,27 +25534,7 @@
                 <w:sz w:val="18"/>
                 <w:szCs w:val="18"/>
               </w:rPr>
-              <w:t xml:space="preserve">    </w:t>
-            </w:r>
-            <w:proofErr w:type="spellStart"/>
-            <w:r>
-              <w:rPr>
-                <w:rFonts w:ascii="Courier New" w:eastAsia="Courier New" w:hAnsi="Courier New" w:cs="Courier New"/>
-                <w:color w:val="1A1A2E"/>
-                <w:sz w:val="18"/>
-                <w:szCs w:val="18"/>
-              </w:rPr>
-              <w:t>problem_id</w:t>
-            </w:r>
-            <w:proofErr w:type="spellEnd"/>
-            <w:r>
-              <w:rPr>
-                <w:rFonts w:ascii="Courier New" w:eastAsia="Courier New" w:hAnsi="Courier New" w:cs="Courier New"/>
-                <w:color w:val="1A1A2E"/>
-                <w:sz w:val="18"/>
-                <w:szCs w:val="18"/>
-              </w:rPr>
-              <w:t xml:space="preserve">     </w:t>
+              <w:t xml:space="preserve">    problem_id     </w:t>
             </w:r>
             <w:r>
               <w:rPr>
@@ -28532,27 +25574,7 @@
                 <w:sz w:val="18"/>
                 <w:szCs w:val="18"/>
               </w:rPr>
-              <w:t xml:space="preserve"> problem(</w:t>
-            </w:r>
-            <w:proofErr w:type="spellStart"/>
-            <w:r>
-              <w:rPr>
-                <w:rFonts w:ascii="Courier New" w:eastAsia="Courier New" w:hAnsi="Courier New" w:cs="Courier New"/>
-                <w:color w:val="1A1A2E"/>
-                <w:sz w:val="18"/>
-                <w:szCs w:val="18"/>
-              </w:rPr>
-              <w:t>problem_id</w:t>
-            </w:r>
-            <w:proofErr w:type="spellEnd"/>
-            <w:r>
-              <w:rPr>
-                <w:rFonts w:ascii="Courier New" w:eastAsia="Courier New" w:hAnsi="Courier New" w:cs="Courier New"/>
-                <w:color w:val="1A1A2E"/>
-                <w:sz w:val="18"/>
-                <w:szCs w:val="18"/>
-              </w:rPr>
-              <w:t xml:space="preserve">) </w:t>
+              <w:t xml:space="preserve"> problem(problem_id) </w:t>
             </w:r>
             <w:r>
               <w:rPr>
@@ -28626,27 +25648,7 @@
                 <w:sz w:val="18"/>
                 <w:szCs w:val="18"/>
               </w:rPr>
-              <w:t xml:space="preserve">    </w:t>
-            </w:r>
-            <w:proofErr w:type="spellStart"/>
-            <w:r>
-              <w:rPr>
-                <w:rFonts w:ascii="Courier New" w:eastAsia="Courier New" w:hAnsi="Courier New" w:cs="Courier New"/>
-                <w:color w:val="1A1A2E"/>
-                <w:sz w:val="18"/>
-                <w:szCs w:val="18"/>
-              </w:rPr>
-              <w:t>input_value</w:t>
-            </w:r>
-            <w:proofErr w:type="spellEnd"/>
-            <w:r>
-              <w:rPr>
-                <w:rFonts w:ascii="Courier New" w:eastAsia="Courier New" w:hAnsi="Courier New" w:cs="Courier New"/>
-                <w:color w:val="1A1A2E"/>
-                <w:sz w:val="18"/>
-                <w:szCs w:val="18"/>
-              </w:rPr>
-              <w:t xml:space="preserve">    </w:t>
+              <w:t xml:space="preserve">    input_value    </w:t>
             </w:r>
             <w:r>
               <w:rPr>
@@ -28720,27 +25722,7 @@
                 <w:sz w:val="18"/>
                 <w:szCs w:val="18"/>
               </w:rPr>
-              <w:t xml:space="preserve">    </w:t>
-            </w:r>
-            <w:proofErr w:type="spellStart"/>
-            <w:r>
-              <w:rPr>
-                <w:rFonts w:ascii="Courier New" w:eastAsia="Courier New" w:hAnsi="Courier New" w:cs="Courier New"/>
-                <w:color w:val="1A1A2E"/>
-                <w:sz w:val="18"/>
-                <w:szCs w:val="18"/>
-              </w:rPr>
-              <w:t>expected_value</w:t>
-            </w:r>
-            <w:proofErr w:type="spellEnd"/>
-            <w:r>
-              <w:rPr>
-                <w:rFonts w:ascii="Courier New" w:eastAsia="Courier New" w:hAnsi="Courier New" w:cs="Courier New"/>
-                <w:color w:val="1A1A2E"/>
-                <w:sz w:val="18"/>
-                <w:szCs w:val="18"/>
-              </w:rPr>
-              <w:t xml:space="preserve"> </w:t>
+              <w:t xml:space="preserve">    expected_value </w:t>
             </w:r>
             <w:r>
               <w:rPr>
@@ -28926,27 +25908,7 @@
                 <w:sz w:val="18"/>
                 <w:szCs w:val="18"/>
               </w:rPr>
-              <w:t xml:space="preserve">    </w:t>
-            </w:r>
-            <w:proofErr w:type="spellStart"/>
-            <w:r>
-              <w:rPr>
-                <w:rFonts w:ascii="Courier New" w:eastAsia="Courier New" w:hAnsi="Courier New" w:cs="Courier New"/>
-                <w:color w:val="1A1A2E"/>
-                <w:sz w:val="18"/>
-                <w:szCs w:val="18"/>
-              </w:rPr>
-              <w:t>submission_id</w:t>
-            </w:r>
-            <w:proofErr w:type="spellEnd"/>
-            <w:r>
-              <w:rPr>
-                <w:rFonts w:ascii="Courier New" w:eastAsia="Courier New" w:hAnsi="Courier New" w:cs="Courier New"/>
-                <w:color w:val="1A1A2E"/>
-                <w:sz w:val="18"/>
-                <w:szCs w:val="18"/>
-              </w:rPr>
-              <w:t xml:space="preserve">  </w:t>
+              <w:t xml:space="preserve">    submission_id  </w:t>
             </w:r>
             <w:r>
               <w:rPr>
@@ -29020,27 +25982,7 @@
                 <w:sz w:val="18"/>
                 <w:szCs w:val="18"/>
               </w:rPr>
-              <w:t xml:space="preserve">    </w:t>
-            </w:r>
-            <w:proofErr w:type="spellStart"/>
-            <w:r>
-              <w:rPr>
-                <w:rFonts w:ascii="Courier New" w:eastAsia="Courier New" w:hAnsi="Courier New" w:cs="Courier New"/>
-                <w:color w:val="1A1A2E"/>
-                <w:sz w:val="18"/>
-                <w:szCs w:val="18"/>
-              </w:rPr>
-              <w:t>user_id</w:t>
-            </w:r>
-            <w:proofErr w:type="spellEnd"/>
-            <w:r>
-              <w:rPr>
-                <w:rFonts w:ascii="Courier New" w:eastAsia="Courier New" w:hAnsi="Courier New" w:cs="Courier New"/>
-                <w:color w:val="1A1A2E"/>
-                <w:sz w:val="18"/>
-                <w:szCs w:val="18"/>
-              </w:rPr>
-              <w:t xml:space="preserve">        </w:t>
+              <w:t xml:space="preserve">    user_id        </w:t>
             </w:r>
             <w:r>
               <w:rPr>
@@ -29080,27 +26022,7 @@
                 <w:sz w:val="18"/>
                 <w:szCs w:val="18"/>
               </w:rPr>
-              <w:t xml:space="preserve"> users(</w:t>
-            </w:r>
-            <w:proofErr w:type="spellStart"/>
-            <w:r>
-              <w:rPr>
-                <w:rFonts w:ascii="Courier New" w:eastAsia="Courier New" w:hAnsi="Courier New" w:cs="Courier New"/>
-                <w:color w:val="1A1A2E"/>
-                <w:sz w:val="18"/>
-                <w:szCs w:val="18"/>
-              </w:rPr>
-              <w:t>user_id</w:t>
-            </w:r>
-            <w:proofErr w:type="spellEnd"/>
-            <w:r>
-              <w:rPr>
-                <w:rFonts w:ascii="Courier New" w:eastAsia="Courier New" w:hAnsi="Courier New" w:cs="Courier New"/>
-                <w:color w:val="1A1A2E"/>
-                <w:sz w:val="18"/>
-                <w:szCs w:val="18"/>
-              </w:rPr>
-              <w:t>),</w:t>
+              <w:t xml:space="preserve"> users(user_id),</w:t>
             </w:r>
           </w:p>
           <w:p>
@@ -29114,27 +26036,7 @@
                 <w:sz w:val="18"/>
                 <w:szCs w:val="18"/>
               </w:rPr>
-              <w:t xml:space="preserve">    </w:t>
-            </w:r>
-            <w:proofErr w:type="spellStart"/>
-            <w:r>
-              <w:rPr>
-                <w:rFonts w:ascii="Courier New" w:eastAsia="Courier New" w:hAnsi="Courier New" w:cs="Courier New"/>
-                <w:color w:val="1A1A2E"/>
-                <w:sz w:val="18"/>
-                <w:szCs w:val="18"/>
-              </w:rPr>
-              <w:t>problem_id</w:t>
-            </w:r>
-            <w:proofErr w:type="spellEnd"/>
-            <w:r>
-              <w:rPr>
-                <w:rFonts w:ascii="Courier New" w:eastAsia="Courier New" w:hAnsi="Courier New" w:cs="Courier New"/>
-                <w:color w:val="1A1A2E"/>
-                <w:sz w:val="18"/>
-                <w:szCs w:val="18"/>
-              </w:rPr>
-              <w:t xml:space="preserve">     </w:t>
+              <w:t xml:space="preserve">    problem_id     </w:t>
             </w:r>
             <w:r>
               <w:rPr>
@@ -29174,27 +26076,7 @@
                 <w:sz w:val="18"/>
                 <w:szCs w:val="18"/>
               </w:rPr>
-              <w:t xml:space="preserve"> problem(</w:t>
-            </w:r>
-            <w:proofErr w:type="spellStart"/>
-            <w:r>
-              <w:rPr>
-                <w:rFonts w:ascii="Courier New" w:eastAsia="Courier New" w:hAnsi="Courier New" w:cs="Courier New"/>
-                <w:color w:val="1A1A2E"/>
-                <w:sz w:val="18"/>
-                <w:szCs w:val="18"/>
-              </w:rPr>
-              <w:t>problem_id</w:t>
-            </w:r>
-            <w:proofErr w:type="spellEnd"/>
-            <w:r>
-              <w:rPr>
-                <w:rFonts w:ascii="Courier New" w:eastAsia="Courier New" w:hAnsi="Courier New" w:cs="Courier New"/>
-                <w:color w:val="1A1A2E"/>
-                <w:sz w:val="18"/>
-                <w:szCs w:val="18"/>
-              </w:rPr>
-              <w:t xml:space="preserve">) </w:t>
+              <w:t xml:space="preserve"> problem(problem_id) </w:t>
             </w:r>
             <w:r>
               <w:rPr>
@@ -29268,27 +26150,7 @@
                 <w:sz w:val="18"/>
                 <w:szCs w:val="18"/>
               </w:rPr>
-              <w:t xml:space="preserve">    </w:t>
-            </w:r>
-            <w:proofErr w:type="spellStart"/>
-            <w:r>
-              <w:rPr>
-                <w:rFonts w:ascii="Courier New" w:eastAsia="Courier New" w:hAnsi="Courier New" w:cs="Courier New"/>
-                <w:color w:val="1A1A2E"/>
-                <w:sz w:val="18"/>
-                <w:szCs w:val="18"/>
-              </w:rPr>
-              <w:t>submitted_code</w:t>
-            </w:r>
-            <w:proofErr w:type="spellEnd"/>
-            <w:r>
-              <w:rPr>
-                <w:rFonts w:ascii="Courier New" w:eastAsia="Courier New" w:hAnsi="Courier New" w:cs="Courier New"/>
-                <w:color w:val="1A1A2E"/>
-                <w:sz w:val="18"/>
-                <w:szCs w:val="18"/>
-              </w:rPr>
-              <w:t xml:space="preserve"> </w:t>
+              <w:t xml:space="preserve">    submitted_code </w:t>
             </w:r>
             <w:r>
               <w:rPr>
@@ -29322,27 +26184,7 @@
                 <w:sz w:val="18"/>
                 <w:szCs w:val="18"/>
               </w:rPr>
-              <w:t xml:space="preserve">    </w:t>
-            </w:r>
-            <w:proofErr w:type="spellStart"/>
-            <w:r>
-              <w:rPr>
-                <w:rFonts w:ascii="Courier New" w:eastAsia="Courier New" w:hAnsi="Courier New" w:cs="Courier New"/>
-                <w:color w:val="1A1A2E"/>
-                <w:sz w:val="18"/>
-                <w:szCs w:val="18"/>
-              </w:rPr>
-              <w:t>submitted_at</w:t>
-            </w:r>
-            <w:proofErr w:type="spellEnd"/>
-            <w:r>
-              <w:rPr>
-                <w:rFonts w:ascii="Courier New" w:eastAsia="Courier New" w:hAnsi="Courier New" w:cs="Courier New"/>
-                <w:color w:val="1A1A2E"/>
-                <w:sz w:val="18"/>
-                <w:szCs w:val="18"/>
-              </w:rPr>
-              <w:t xml:space="preserve">   </w:t>
+              <w:t xml:space="preserve">    submitted_at   </w:t>
             </w:r>
             <w:r>
               <w:rPr>
@@ -29396,27 +26238,7 @@
                 <w:sz w:val="18"/>
                 <w:szCs w:val="18"/>
               </w:rPr>
-              <w:t xml:space="preserve">    </w:t>
-            </w:r>
-            <w:proofErr w:type="spellStart"/>
-            <w:r>
-              <w:rPr>
-                <w:rFonts w:ascii="Courier New" w:eastAsia="Courier New" w:hAnsi="Courier New" w:cs="Courier New"/>
-                <w:color w:val="1A1A2E"/>
-                <w:sz w:val="18"/>
-                <w:szCs w:val="18"/>
-              </w:rPr>
-              <w:t>overall_status</w:t>
-            </w:r>
-            <w:proofErr w:type="spellEnd"/>
-            <w:r>
-              <w:rPr>
-                <w:rFonts w:ascii="Courier New" w:eastAsia="Courier New" w:hAnsi="Courier New" w:cs="Courier New"/>
-                <w:color w:val="1A1A2E"/>
-                <w:sz w:val="18"/>
-                <w:szCs w:val="18"/>
-              </w:rPr>
-              <w:t xml:space="preserve"> </w:t>
+              <w:t xml:space="preserve">    overall_status </w:t>
             </w:r>
             <w:r>
               <w:rPr>
@@ -29450,27 +26272,7 @@
                 <w:sz w:val="18"/>
                 <w:szCs w:val="18"/>
               </w:rPr>
-              <w:t xml:space="preserve">    </w:t>
-            </w:r>
-            <w:proofErr w:type="spellStart"/>
-            <w:r>
-              <w:rPr>
-                <w:rFonts w:ascii="Courier New" w:eastAsia="Courier New" w:hAnsi="Courier New" w:cs="Courier New"/>
-                <w:color w:val="1A1A2E"/>
-                <w:sz w:val="18"/>
-                <w:szCs w:val="18"/>
-              </w:rPr>
-              <w:t>time_taken</w:t>
-            </w:r>
-            <w:proofErr w:type="spellEnd"/>
-            <w:r>
-              <w:rPr>
-                <w:rFonts w:ascii="Courier New" w:eastAsia="Courier New" w:hAnsi="Courier New" w:cs="Courier New"/>
-                <w:color w:val="1A1A2E"/>
-                <w:sz w:val="18"/>
-                <w:szCs w:val="18"/>
-              </w:rPr>
-              <w:t xml:space="preserve">     </w:t>
+              <w:t xml:space="preserve">    time_taken     </w:t>
             </w:r>
             <w:r>
               <w:rPr>
@@ -29538,27 +26340,7 @@
                 <w:sz w:val="18"/>
                 <w:szCs w:val="18"/>
               </w:rPr>
-              <w:t xml:space="preserve">    </w:t>
-            </w:r>
-            <w:proofErr w:type="spellStart"/>
-            <w:r>
-              <w:rPr>
-                <w:rFonts w:ascii="Courier New" w:eastAsia="Courier New" w:hAnsi="Courier New" w:cs="Courier New"/>
-                <w:color w:val="1A1A2E"/>
-                <w:sz w:val="18"/>
-                <w:szCs w:val="18"/>
-              </w:rPr>
-              <w:t>points_awarded</w:t>
-            </w:r>
-            <w:proofErr w:type="spellEnd"/>
-            <w:r>
-              <w:rPr>
-                <w:rFonts w:ascii="Courier New" w:eastAsia="Courier New" w:hAnsi="Courier New" w:cs="Courier New"/>
-                <w:color w:val="1A1A2E"/>
-                <w:sz w:val="18"/>
-                <w:szCs w:val="18"/>
-              </w:rPr>
-              <w:t xml:space="preserve"> </w:t>
+              <w:t xml:space="preserve">    points_awarded </w:t>
             </w:r>
             <w:r>
               <w:rPr>
@@ -29667,7 +26449,6 @@
       <w:pPr>
         <w:spacing w:before="320" w:after="100"/>
       </w:pPr>
-      <w:proofErr w:type="spellStart"/>
       <w:r>
         <w:rPr>
           <w:rFonts w:ascii="Arial" w:eastAsia="Arial" w:hAnsi="Arial" w:cs="Arial"/>
@@ -29679,7 +26460,6 @@
         </w:rPr>
         <w:t>test_case_result</w:t>
       </w:r>
-      <w:proofErr w:type="spellEnd"/>
     </w:p>
     <w:tbl>
       <w:tblPr>
@@ -29761,27 +26541,7 @@
                 <w:sz w:val="18"/>
                 <w:szCs w:val="18"/>
               </w:rPr>
-              <w:t xml:space="preserve"> </w:t>
-            </w:r>
-            <w:proofErr w:type="spellStart"/>
-            <w:r>
-              <w:rPr>
-                <w:rFonts w:ascii="Courier New" w:eastAsia="Courier New" w:hAnsi="Courier New" w:cs="Courier New"/>
-                <w:color w:val="1A1A2E"/>
-                <w:sz w:val="18"/>
-                <w:szCs w:val="18"/>
-              </w:rPr>
-              <w:t>test_case_result</w:t>
-            </w:r>
-            <w:proofErr w:type="spellEnd"/>
-            <w:r>
-              <w:rPr>
-                <w:rFonts w:ascii="Courier New" w:eastAsia="Courier New" w:hAnsi="Courier New" w:cs="Courier New"/>
-                <w:color w:val="1A1A2E"/>
-                <w:sz w:val="18"/>
-                <w:szCs w:val="18"/>
-              </w:rPr>
-              <w:t xml:space="preserve"> (</w:t>
+              <w:t xml:space="preserve"> test_case_result (</w:t>
             </w:r>
           </w:p>
           <w:p>
@@ -29795,27 +26555,7 @@
                 <w:sz w:val="18"/>
                 <w:szCs w:val="18"/>
               </w:rPr>
-              <w:t xml:space="preserve">    </w:t>
-            </w:r>
-            <w:proofErr w:type="spellStart"/>
-            <w:r>
-              <w:rPr>
-                <w:rFonts w:ascii="Courier New" w:eastAsia="Courier New" w:hAnsi="Courier New" w:cs="Courier New"/>
-                <w:color w:val="1A1A2E"/>
-                <w:sz w:val="18"/>
-                <w:szCs w:val="18"/>
-              </w:rPr>
-              <w:t>test_case_result_id</w:t>
-            </w:r>
-            <w:proofErr w:type="spellEnd"/>
-            <w:r>
-              <w:rPr>
-                <w:rFonts w:ascii="Courier New" w:eastAsia="Courier New" w:hAnsi="Courier New" w:cs="Courier New"/>
-                <w:color w:val="1A1A2E"/>
-                <w:sz w:val="18"/>
-                <w:szCs w:val="18"/>
-              </w:rPr>
-              <w:t xml:space="preserve"> </w:t>
+              <w:t xml:space="preserve">    test_case_result_id </w:t>
             </w:r>
             <w:r>
               <w:rPr>
@@ -29889,27 +26629,7 @@
                 <w:sz w:val="18"/>
                 <w:szCs w:val="18"/>
               </w:rPr>
-              <w:t xml:space="preserve">    </w:t>
-            </w:r>
-            <w:proofErr w:type="spellStart"/>
-            <w:r>
-              <w:rPr>
-                <w:rFonts w:ascii="Courier New" w:eastAsia="Courier New" w:hAnsi="Courier New" w:cs="Courier New"/>
-                <w:color w:val="1A1A2E"/>
-                <w:sz w:val="18"/>
-                <w:szCs w:val="18"/>
-              </w:rPr>
-              <w:t>submission_id</w:t>
-            </w:r>
-            <w:proofErr w:type="spellEnd"/>
-            <w:r>
-              <w:rPr>
-                <w:rFonts w:ascii="Courier New" w:eastAsia="Courier New" w:hAnsi="Courier New" w:cs="Courier New"/>
-                <w:color w:val="1A1A2E"/>
-                <w:sz w:val="18"/>
-                <w:szCs w:val="18"/>
-              </w:rPr>
-              <w:t xml:space="preserve">       </w:t>
+              <w:t xml:space="preserve">    submission_id       </w:t>
             </w:r>
             <w:r>
               <w:rPr>
@@ -29949,27 +26669,7 @@
                 <w:sz w:val="18"/>
                 <w:szCs w:val="18"/>
               </w:rPr>
-              <w:t xml:space="preserve"> submission(</w:t>
-            </w:r>
-            <w:proofErr w:type="spellStart"/>
-            <w:r>
-              <w:rPr>
-                <w:rFonts w:ascii="Courier New" w:eastAsia="Courier New" w:hAnsi="Courier New" w:cs="Courier New"/>
-                <w:color w:val="1A1A2E"/>
-                <w:sz w:val="18"/>
-                <w:szCs w:val="18"/>
-              </w:rPr>
-              <w:t>submission_id</w:t>
-            </w:r>
-            <w:proofErr w:type="spellEnd"/>
-            <w:r>
-              <w:rPr>
-                <w:rFonts w:ascii="Courier New" w:eastAsia="Courier New" w:hAnsi="Courier New" w:cs="Courier New"/>
-                <w:color w:val="1A1A2E"/>
-                <w:sz w:val="18"/>
-                <w:szCs w:val="18"/>
-              </w:rPr>
-              <w:t xml:space="preserve">) </w:t>
+              <w:t xml:space="preserve"> submission(submission_id) </w:t>
             </w:r>
             <w:r>
               <w:rPr>
@@ -30043,27 +26743,7 @@
                 <w:sz w:val="18"/>
                 <w:szCs w:val="18"/>
               </w:rPr>
-              <w:t xml:space="preserve">    </w:t>
-            </w:r>
-            <w:proofErr w:type="spellStart"/>
-            <w:r>
-              <w:rPr>
-                <w:rFonts w:ascii="Courier New" w:eastAsia="Courier New" w:hAnsi="Courier New" w:cs="Courier New"/>
-                <w:color w:val="1A1A2E"/>
-                <w:sz w:val="18"/>
-                <w:szCs w:val="18"/>
-              </w:rPr>
-              <w:t>test_case_id</w:t>
-            </w:r>
-            <w:proofErr w:type="spellEnd"/>
-            <w:r>
-              <w:rPr>
-                <w:rFonts w:ascii="Courier New" w:eastAsia="Courier New" w:hAnsi="Courier New" w:cs="Courier New"/>
-                <w:color w:val="1A1A2E"/>
-                <w:sz w:val="18"/>
-                <w:szCs w:val="18"/>
-              </w:rPr>
-              <w:t xml:space="preserve">        </w:t>
+              <w:t xml:space="preserve">    test_case_id        </w:t>
             </w:r>
             <w:r>
               <w:rPr>
@@ -30103,47 +26783,7 @@
                 <w:sz w:val="18"/>
                 <w:szCs w:val="18"/>
               </w:rPr>
-              <w:t xml:space="preserve"> </w:t>
-            </w:r>
-            <w:proofErr w:type="spellStart"/>
-            <w:r>
-              <w:rPr>
-                <w:rFonts w:ascii="Courier New" w:eastAsia="Courier New" w:hAnsi="Courier New" w:cs="Courier New"/>
-                <w:color w:val="1A1A2E"/>
-                <w:sz w:val="18"/>
-                <w:szCs w:val="18"/>
-              </w:rPr>
-              <w:t>test_case</w:t>
-            </w:r>
-            <w:proofErr w:type="spellEnd"/>
-            <w:r>
-              <w:rPr>
-                <w:rFonts w:ascii="Courier New" w:eastAsia="Courier New" w:hAnsi="Courier New" w:cs="Courier New"/>
-                <w:color w:val="1A1A2E"/>
-                <w:sz w:val="18"/>
-                <w:szCs w:val="18"/>
-              </w:rPr>
-              <w:t>(</w:t>
-            </w:r>
-            <w:proofErr w:type="spellStart"/>
-            <w:r>
-              <w:rPr>
-                <w:rFonts w:ascii="Courier New" w:eastAsia="Courier New" w:hAnsi="Courier New" w:cs="Courier New"/>
-                <w:color w:val="1A1A2E"/>
-                <w:sz w:val="18"/>
-                <w:szCs w:val="18"/>
-              </w:rPr>
-              <w:t>test_case_id</w:t>
-            </w:r>
-            <w:proofErr w:type="spellEnd"/>
-            <w:r>
-              <w:rPr>
-                <w:rFonts w:ascii="Courier New" w:eastAsia="Courier New" w:hAnsi="Courier New" w:cs="Courier New"/>
-                <w:color w:val="1A1A2E"/>
-                <w:sz w:val="18"/>
-                <w:szCs w:val="18"/>
-              </w:rPr>
-              <w:t xml:space="preserve">) </w:t>
+              <w:t xml:space="preserve"> test_case(test_case_id) </w:t>
             </w:r>
             <w:r>
               <w:rPr>
@@ -30251,27 +26891,7 @@
                 <w:sz w:val="18"/>
                 <w:szCs w:val="18"/>
               </w:rPr>
-              <w:t xml:space="preserve">    </w:t>
-            </w:r>
-            <w:proofErr w:type="spellStart"/>
-            <w:r>
-              <w:rPr>
-                <w:rFonts w:ascii="Courier New" w:eastAsia="Courier New" w:hAnsi="Courier New" w:cs="Courier New"/>
-                <w:color w:val="1A1A2E"/>
-                <w:sz w:val="18"/>
-                <w:szCs w:val="18"/>
-              </w:rPr>
-              <w:t>actual_output</w:t>
-            </w:r>
-            <w:proofErr w:type="spellEnd"/>
-            <w:r>
-              <w:rPr>
-                <w:rFonts w:ascii="Courier New" w:eastAsia="Courier New" w:hAnsi="Courier New" w:cs="Courier New"/>
-                <w:color w:val="1A1A2E"/>
-                <w:sz w:val="18"/>
-                <w:szCs w:val="18"/>
-              </w:rPr>
-              <w:t xml:space="preserve">       </w:t>
+              <w:t xml:space="preserve">    actual_output       </w:t>
             </w:r>
             <w:r>
               <w:rPr>
@@ -30305,27 +26925,7 @@
                 <w:sz w:val="18"/>
                 <w:szCs w:val="18"/>
               </w:rPr>
-              <w:t xml:space="preserve">    </w:t>
-            </w:r>
-            <w:proofErr w:type="spellStart"/>
-            <w:r>
-              <w:rPr>
-                <w:rFonts w:ascii="Courier New" w:eastAsia="Courier New" w:hAnsi="Courier New" w:cs="Courier New"/>
-                <w:color w:val="1A1A2E"/>
-                <w:sz w:val="18"/>
-                <w:szCs w:val="18"/>
-              </w:rPr>
-              <w:t>runtime_ms</w:t>
-            </w:r>
-            <w:proofErr w:type="spellEnd"/>
-            <w:r>
-              <w:rPr>
-                <w:rFonts w:ascii="Courier New" w:eastAsia="Courier New" w:hAnsi="Courier New" w:cs="Courier New"/>
-                <w:color w:val="1A1A2E"/>
-                <w:sz w:val="18"/>
-                <w:szCs w:val="18"/>
-              </w:rPr>
-              <w:t xml:space="preserve">          </w:t>
+              <w:t xml:space="preserve">    runtime_ms          </w:t>
             </w:r>
             <w:r>
               <w:rPr>
@@ -30472,27 +27072,7 @@
                 <w:sz w:val="18"/>
                 <w:szCs w:val="18"/>
               </w:rPr>
-              <w:t xml:space="preserve">    </w:t>
-            </w:r>
-            <w:proofErr w:type="spellStart"/>
-            <w:r>
-              <w:rPr>
-                <w:rFonts w:ascii="Courier New" w:eastAsia="Courier New" w:hAnsi="Courier New" w:cs="Courier New"/>
-                <w:color w:val="1A1A2E"/>
-                <w:sz w:val="18"/>
-                <w:szCs w:val="18"/>
-              </w:rPr>
-              <w:t>course_id</w:t>
-            </w:r>
-            <w:proofErr w:type="spellEnd"/>
-            <w:r>
-              <w:rPr>
-                <w:rFonts w:ascii="Courier New" w:eastAsia="Courier New" w:hAnsi="Courier New" w:cs="Courier New"/>
-                <w:color w:val="1A1A2E"/>
-                <w:sz w:val="18"/>
-                <w:szCs w:val="18"/>
-              </w:rPr>
-              <w:t xml:space="preserve">          </w:t>
+              <w:t xml:space="preserve">    course_id          </w:t>
             </w:r>
             <w:r>
               <w:rPr>
@@ -30566,27 +27146,7 @@
                 <w:sz w:val="18"/>
                 <w:szCs w:val="18"/>
               </w:rPr>
-              <w:t xml:space="preserve">    </w:t>
-            </w:r>
-            <w:proofErr w:type="spellStart"/>
-            <w:r>
-              <w:rPr>
-                <w:rFonts w:ascii="Courier New" w:eastAsia="Courier New" w:hAnsi="Courier New" w:cs="Courier New"/>
-                <w:color w:val="1A1A2E"/>
-                <w:sz w:val="18"/>
-                <w:szCs w:val="18"/>
-              </w:rPr>
-              <w:t>owner_id</w:t>
-            </w:r>
-            <w:proofErr w:type="spellEnd"/>
-            <w:r>
-              <w:rPr>
-                <w:rFonts w:ascii="Courier New" w:eastAsia="Courier New" w:hAnsi="Courier New" w:cs="Courier New"/>
-                <w:color w:val="1A1A2E"/>
-                <w:sz w:val="18"/>
-                <w:szCs w:val="18"/>
-              </w:rPr>
-              <w:t xml:space="preserve">           </w:t>
+              <w:t xml:space="preserve">    owner_id           </w:t>
             </w:r>
             <w:r>
               <w:rPr>
@@ -30626,27 +27186,7 @@
                 <w:sz w:val="18"/>
                 <w:szCs w:val="18"/>
               </w:rPr>
-              <w:t xml:space="preserve"> users(</w:t>
-            </w:r>
-            <w:proofErr w:type="spellStart"/>
-            <w:r>
-              <w:rPr>
-                <w:rFonts w:ascii="Courier New" w:eastAsia="Courier New" w:hAnsi="Courier New" w:cs="Courier New"/>
-                <w:color w:val="1A1A2E"/>
-                <w:sz w:val="18"/>
-                <w:szCs w:val="18"/>
-              </w:rPr>
-              <w:t>user_id</w:t>
-            </w:r>
-            <w:proofErr w:type="spellEnd"/>
-            <w:r>
-              <w:rPr>
-                <w:rFonts w:ascii="Courier New" w:eastAsia="Courier New" w:hAnsi="Courier New" w:cs="Courier New"/>
-                <w:color w:val="1A1A2E"/>
-                <w:sz w:val="18"/>
-                <w:szCs w:val="18"/>
-              </w:rPr>
-              <w:t xml:space="preserve">) </w:t>
+              <w:t xml:space="preserve"> users(user_id) </w:t>
             </w:r>
             <w:r>
               <w:rPr>
@@ -30720,27 +27260,7 @@
                 <w:sz w:val="18"/>
                 <w:szCs w:val="18"/>
               </w:rPr>
-              <w:t xml:space="preserve">    </w:t>
-            </w:r>
-            <w:proofErr w:type="spellStart"/>
-            <w:r>
-              <w:rPr>
-                <w:rFonts w:ascii="Courier New" w:eastAsia="Courier New" w:hAnsi="Courier New" w:cs="Courier New"/>
-                <w:color w:val="1A1A2E"/>
-                <w:sz w:val="18"/>
-                <w:szCs w:val="18"/>
-              </w:rPr>
-              <w:t>course_title</w:t>
-            </w:r>
-            <w:proofErr w:type="spellEnd"/>
-            <w:r>
-              <w:rPr>
-                <w:rFonts w:ascii="Courier New" w:eastAsia="Courier New" w:hAnsi="Courier New" w:cs="Courier New"/>
-                <w:color w:val="1A1A2E"/>
-                <w:sz w:val="18"/>
-                <w:szCs w:val="18"/>
-              </w:rPr>
-              <w:t xml:space="preserve">       </w:t>
+              <w:t xml:space="preserve">    course_title       </w:t>
             </w:r>
             <w:r>
               <w:rPr>
@@ -30774,27 +27294,7 @@
                 <w:sz w:val="18"/>
                 <w:szCs w:val="18"/>
               </w:rPr>
-              <w:t xml:space="preserve">    </w:t>
-            </w:r>
-            <w:proofErr w:type="spellStart"/>
-            <w:r>
-              <w:rPr>
-                <w:rFonts w:ascii="Courier New" w:eastAsia="Courier New" w:hAnsi="Courier New" w:cs="Courier New"/>
-                <w:color w:val="1A1A2E"/>
-                <w:sz w:val="18"/>
-                <w:szCs w:val="18"/>
-              </w:rPr>
-              <w:t>course_description</w:t>
-            </w:r>
-            <w:proofErr w:type="spellEnd"/>
-            <w:r>
-              <w:rPr>
-                <w:rFonts w:ascii="Courier New" w:eastAsia="Courier New" w:hAnsi="Courier New" w:cs="Courier New"/>
-                <w:color w:val="1A1A2E"/>
-                <w:sz w:val="18"/>
-                <w:szCs w:val="18"/>
-              </w:rPr>
-              <w:t xml:space="preserve"> </w:t>
+              <w:t xml:space="preserve">    course_description </w:t>
             </w:r>
             <w:r>
               <w:rPr>
@@ -30828,27 +27328,7 @@
                 <w:sz w:val="18"/>
                 <w:szCs w:val="18"/>
               </w:rPr>
-              <w:t xml:space="preserve">    </w:t>
-            </w:r>
-            <w:proofErr w:type="spellStart"/>
-            <w:r>
-              <w:rPr>
-                <w:rFonts w:ascii="Courier New" w:eastAsia="Courier New" w:hAnsi="Courier New" w:cs="Courier New"/>
-                <w:color w:val="1A1A2E"/>
-                <w:sz w:val="18"/>
-                <w:szCs w:val="18"/>
-              </w:rPr>
-              <w:t>created_at</w:t>
-            </w:r>
-            <w:proofErr w:type="spellEnd"/>
-            <w:r>
-              <w:rPr>
-                <w:rFonts w:ascii="Courier New" w:eastAsia="Courier New" w:hAnsi="Courier New" w:cs="Courier New"/>
-                <w:color w:val="1A1A2E"/>
-                <w:sz w:val="18"/>
-                <w:szCs w:val="18"/>
-              </w:rPr>
-              <w:t xml:space="preserve">         </w:t>
+              <w:t xml:space="preserve">    created_at         </w:t>
             </w:r>
             <w:r>
               <w:rPr>
@@ -30917,7 +27397,6 @@
       <w:pPr>
         <w:spacing w:before="320" w:after="100"/>
       </w:pPr>
-      <w:proofErr w:type="spellStart"/>
       <w:r>
         <w:rPr>
           <w:rFonts w:ascii="Arial" w:eastAsia="Arial" w:hAnsi="Arial" w:cs="Arial"/>
@@ -30929,7 +27408,6 @@
         </w:rPr>
         <w:t>enrollment</w:t>
       </w:r>
-      <w:proofErr w:type="spellEnd"/>
     </w:p>
     <w:tbl>
       <w:tblPr>
@@ -31011,27 +27489,7 @@
                 <w:sz w:val="18"/>
                 <w:szCs w:val="18"/>
               </w:rPr>
-              <w:t xml:space="preserve"> </w:t>
-            </w:r>
-            <w:proofErr w:type="spellStart"/>
-            <w:r>
-              <w:rPr>
-                <w:rFonts w:ascii="Courier New" w:eastAsia="Courier New" w:hAnsi="Courier New" w:cs="Courier New"/>
-                <w:color w:val="1A1A2E"/>
-                <w:sz w:val="18"/>
-                <w:szCs w:val="18"/>
-              </w:rPr>
-              <w:t>enrollment</w:t>
-            </w:r>
-            <w:proofErr w:type="spellEnd"/>
-            <w:r>
-              <w:rPr>
-                <w:rFonts w:ascii="Courier New" w:eastAsia="Courier New" w:hAnsi="Courier New" w:cs="Courier New"/>
-                <w:color w:val="1A1A2E"/>
-                <w:sz w:val="18"/>
-                <w:szCs w:val="18"/>
-              </w:rPr>
-              <w:t xml:space="preserve"> (</w:t>
+              <w:t xml:space="preserve"> enrollment (</w:t>
             </w:r>
           </w:p>
           <w:p>
@@ -31045,19 +27503,19 @@
                 <w:sz w:val="18"/>
                 <w:szCs w:val="18"/>
               </w:rPr>
-              <w:t xml:space="preserve">    </w:t>
-            </w:r>
-            <w:proofErr w:type="spellStart"/>
-            <w:r>
-              <w:rPr>
-                <w:rFonts w:ascii="Courier New" w:eastAsia="Courier New" w:hAnsi="Courier New" w:cs="Courier New"/>
-                <w:color w:val="1A1A2E"/>
-                <w:sz w:val="18"/>
-                <w:szCs w:val="18"/>
-              </w:rPr>
-              <w:t>course_id</w:t>
-            </w:r>
-            <w:proofErr w:type="spellEnd"/>
+              <w:t xml:space="preserve">    course_id </w:t>
+            </w:r>
+            <w:r>
+              <w:rPr>
+                <w:rFonts w:ascii="Courier New" w:eastAsia="Courier New" w:hAnsi="Courier New" w:cs="Courier New"/>
+                <w:b/>
+                <w:bCs/>
+                <w:color w:val="0000CC"/>
+                <w:sz w:val="18"/>
+                <w:szCs w:val="18"/>
+              </w:rPr>
+              <w:t>INT</w:t>
+            </w:r>
             <w:r>
               <w:rPr>
                 <w:rFonts w:ascii="Courier New" w:eastAsia="Courier New" w:hAnsi="Courier New" w:cs="Courier New"/>
@@ -31076,26 +27534,6 @@
                 <w:sz w:val="18"/>
                 <w:szCs w:val="18"/>
               </w:rPr>
-              <w:t>INT</w:t>
-            </w:r>
-            <w:r>
-              <w:rPr>
-                <w:rFonts w:ascii="Courier New" w:eastAsia="Courier New" w:hAnsi="Courier New" w:cs="Courier New"/>
-                <w:color w:val="1A1A2E"/>
-                <w:sz w:val="18"/>
-                <w:szCs w:val="18"/>
-              </w:rPr>
-              <w:t xml:space="preserve"> </w:t>
-            </w:r>
-            <w:r>
-              <w:rPr>
-                <w:rFonts w:ascii="Courier New" w:eastAsia="Courier New" w:hAnsi="Courier New" w:cs="Courier New"/>
-                <w:b/>
-                <w:bCs/>
-                <w:color w:val="0000CC"/>
-                <w:sz w:val="18"/>
-                <w:szCs w:val="18"/>
-              </w:rPr>
               <w:t>REFERENCES</w:t>
             </w:r>
             <w:r>
@@ -31105,27 +27543,7 @@
                 <w:sz w:val="18"/>
                 <w:szCs w:val="18"/>
               </w:rPr>
-              <w:t xml:space="preserve"> course(</w:t>
-            </w:r>
-            <w:proofErr w:type="spellStart"/>
-            <w:r>
-              <w:rPr>
-                <w:rFonts w:ascii="Courier New" w:eastAsia="Courier New" w:hAnsi="Courier New" w:cs="Courier New"/>
-                <w:color w:val="1A1A2E"/>
-                <w:sz w:val="18"/>
-                <w:szCs w:val="18"/>
-              </w:rPr>
-              <w:t>course_id</w:t>
-            </w:r>
-            <w:proofErr w:type="spellEnd"/>
-            <w:r>
-              <w:rPr>
-                <w:rFonts w:ascii="Courier New" w:eastAsia="Courier New" w:hAnsi="Courier New" w:cs="Courier New"/>
-                <w:color w:val="1A1A2E"/>
-                <w:sz w:val="18"/>
-                <w:szCs w:val="18"/>
-              </w:rPr>
-              <w:t xml:space="preserve">) </w:t>
+              <w:t xml:space="preserve"> course(course_id) </w:t>
             </w:r>
             <w:r>
               <w:rPr>
@@ -31199,27 +27617,7 @@
                 <w:sz w:val="18"/>
                 <w:szCs w:val="18"/>
               </w:rPr>
-              <w:t xml:space="preserve">    </w:t>
-            </w:r>
-            <w:proofErr w:type="spellStart"/>
-            <w:r>
-              <w:rPr>
-                <w:rFonts w:ascii="Courier New" w:eastAsia="Courier New" w:hAnsi="Courier New" w:cs="Courier New"/>
-                <w:color w:val="1A1A2E"/>
-                <w:sz w:val="18"/>
-                <w:szCs w:val="18"/>
-              </w:rPr>
-              <w:t>user_id</w:t>
-            </w:r>
-            <w:proofErr w:type="spellEnd"/>
-            <w:r>
-              <w:rPr>
-                <w:rFonts w:ascii="Courier New" w:eastAsia="Courier New" w:hAnsi="Courier New" w:cs="Courier New"/>
-                <w:color w:val="1A1A2E"/>
-                <w:sz w:val="18"/>
-                <w:szCs w:val="18"/>
-              </w:rPr>
-              <w:t xml:space="preserve">   </w:t>
+              <w:t xml:space="preserve">    user_id   </w:t>
             </w:r>
             <w:r>
               <w:rPr>
@@ -31259,27 +27657,7 @@
                 <w:sz w:val="18"/>
                 <w:szCs w:val="18"/>
               </w:rPr>
-              <w:t xml:space="preserve"> users(</w:t>
-            </w:r>
-            <w:proofErr w:type="spellStart"/>
-            <w:r>
-              <w:rPr>
-                <w:rFonts w:ascii="Courier New" w:eastAsia="Courier New" w:hAnsi="Courier New" w:cs="Courier New"/>
-                <w:color w:val="1A1A2E"/>
-                <w:sz w:val="18"/>
-                <w:szCs w:val="18"/>
-              </w:rPr>
-              <w:t>user_id</w:t>
-            </w:r>
-            <w:proofErr w:type="spellEnd"/>
-            <w:r>
-              <w:rPr>
-                <w:rFonts w:ascii="Courier New" w:eastAsia="Courier New" w:hAnsi="Courier New" w:cs="Courier New"/>
-                <w:color w:val="1A1A2E"/>
-                <w:sz w:val="18"/>
-                <w:szCs w:val="18"/>
-              </w:rPr>
-              <w:t xml:space="preserve">) </w:t>
+              <w:t xml:space="preserve"> users(user_id) </w:t>
             </w:r>
             <w:r>
               <w:rPr>
@@ -31393,47 +27771,7 @@
                 <w:sz w:val="18"/>
                 <w:szCs w:val="18"/>
               </w:rPr>
-              <w:t xml:space="preserve"> (</w:t>
-            </w:r>
-            <w:proofErr w:type="spellStart"/>
-            <w:r>
-              <w:rPr>
-                <w:rFonts w:ascii="Courier New" w:eastAsia="Courier New" w:hAnsi="Courier New" w:cs="Courier New"/>
-                <w:color w:val="1A1A2E"/>
-                <w:sz w:val="18"/>
-                <w:szCs w:val="18"/>
-              </w:rPr>
-              <w:t>course_id</w:t>
-            </w:r>
-            <w:proofErr w:type="spellEnd"/>
-            <w:r>
-              <w:rPr>
-                <w:rFonts w:ascii="Courier New" w:eastAsia="Courier New" w:hAnsi="Courier New" w:cs="Courier New"/>
-                <w:color w:val="1A1A2E"/>
-                <w:sz w:val="18"/>
-                <w:szCs w:val="18"/>
-              </w:rPr>
-              <w:t xml:space="preserve">, </w:t>
-            </w:r>
-            <w:proofErr w:type="spellStart"/>
-            <w:r>
-              <w:rPr>
-                <w:rFonts w:ascii="Courier New" w:eastAsia="Courier New" w:hAnsi="Courier New" w:cs="Courier New"/>
-                <w:color w:val="1A1A2E"/>
-                <w:sz w:val="18"/>
-                <w:szCs w:val="18"/>
-              </w:rPr>
-              <w:t>user_id</w:t>
-            </w:r>
-            <w:proofErr w:type="spellEnd"/>
-            <w:r>
-              <w:rPr>
-                <w:rFonts w:ascii="Courier New" w:eastAsia="Courier New" w:hAnsi="Courier New" w:cs="Courier New"/>
-                <w:color w:val="1A1A2E"/>
-                <w:sz w:val="18"/>
-                <w:szCs w:val="18"/>
-              </w:rPr>
-              <w:t>)</w:t>
+              <w:t xml:space="preserve"> (course_id, user_id)</w:t>
             </w:r>
           </w:p>
           <w:p>
@@ -31462,7 +27800,6 @@
       <w:pPr>
         <w:spacing w:before="320" w:after="100"/>
       </w:pPr>
-      <w:proofErr w:type="spellStart"/>
       <w:r>
         <w:rPr>
           <w:rFonts w:ascii="Arial" w:eastAsia="Arial" w:hAnsi="Arial" w:cs="Arial"/>
@@ -31474,7 +27811,6 @@
         </w:rPr>
         <w:t>course_problem</w:t>
       </w:r>
-      <w:proofErr w:type="spellEnd"/>
     </w:p>
     <w:tbl>
       <w:tblPr>
@@ -31556,27 +27892,7 @@
                 <w:sz w:val="18"/>
                 <w:szCs w:val="18"/>
               </w:rPr>
-              <w:t xml:space="preserve"> </w:t>
-            </w:r>
-            <w:proofErr w:type="spellStart"/>
-            <w:r>
-              <w:rPr>
-                <w:rFonts w:ascii="Courier New" w:eastAsia="Courier New" w:hAnsi="Courier New" w:cs="Courier New"/>
-                <w:color w:val="1A1A2E"/>
-                <w:sz w:val="18"/>
-                <w:szCs w:val="18"/>
-              </w:rPr>
-              <w:t>course_problem</w:t>
-            </w:r>
-            <w:proofErr w:type="spellEnd"/>
-            <w:r>
-              <w:rPr>
-                <w:rFonts w:ascii="Courier New" w:eastAsia="Courier New" w:hAnsi="Courier New" w:cs="Courier New"/>
-                <w:color w:val="1A1A2E"/>
-                <w:sz w:val="18"/>
-                <w:szCs w:val="18"/>
-              </w:rPr>
-              <w:t xml:space="preserve"> (</w:t>
+              <w:t xml:space="preserve"> course_problem (</w:t>
             </w:r>
           </w:p>
           <w:p>
@@ -31590,27 +27906,7 @@
                 <w:sz w:val="18"/>
                 <w:szCs w:val="18"/>
               </w:rPr>
-              <w:t xml:space="preserve">    </w:t>
-            </w:r>
-            <w:proofErr w:type="spellStart"/>
-            <w:r>
-              <w:rPr>
-                <w:rFonts w:ascii="Courier New" w:eastAsia="Courier New" w:hAnsi="Courier New" w:cs="Courier New"/>
-                <w:color w:val="1A1A2E"/>
-                <w:sz w:val="18"/>
-                <w:szCs w:val="18"/>
-              </w:rPr>
-              <w:t>course_id</w:t>
-            </w:r>
-            <w:proofErr w:type="spellEnd"/>
-            <w:r>
-              <w:rPr>
-                <w:rFonts w:ascii="Courier New" w:eastAsia="Courier New" w:hAnsi="Courier New" w:cs="Courier New"/>
-                <w:color w:val="1A1A2E"/>
-                <w:sz w:val="18"/>
-                <w:szCs w:val="18"/>
-              </w:rPr>
-              <w:t xml:space="preserve">  </w:t>
+              <w:t xml:space="preserve">    course_id  </w:t>
             </w:r>
             <w:r>
               <w:rPr>
@@ -31650,27 +27946,7 @@
                 <w:sz w:val="18"/>
                 <w:szCs w:val="18"/>
               </w:rPr>
-              <w:t xml:space="preserve"> course(</w:t>
-            </w:r>
-            <w:proofErr w:type="spellStart"/>
-            <w:r>
-              <w:rPr>
-                <w:rFonts w:ascii="Courier New" w:eastAsia="Courier New" w:hAnsi="Courier New" w:cs="Courier New"/>
-                <w:color w:val="1A1A2E"/>
-                <w:sz w:val="18"/>
-                <w:szCs w:val="18"/>
-              </w:rPr>
-              <w:t>course_id</w:t>
-            </w:r>
-            <w:proofErr w:type="spellEnd"/>
-            <w:r>
-              <w:rPr>
-                <w:rFonts w:ascii="Courier New" w:eastAsia="Courier New" w:hAnsi="Courier New" w:cs="Courier New"/>
-                <w:color w:val="1A1A2E"/>
-                <w:sz w:val="18"/>
-                <w:szCs w:val="18"/>
-              </w:rPr>
-              <w:t xml:space="preserve">) </w:t>
+              <w:t xml:space="preserve"> course(course_id) </w:t>
             </w:r>
             <w:r>
               <w:rPr>
@@ -31744,19 +28020,19 @@
                 <w:sz w:val="18"/>
                 <w:szCs w:val="18"/>
               </w:rPr>
-              <w:t xml:space="preserve">    </w:t>
-            </w:r>
-            <w:proofErr w:type="spellStart"/>
-            <w:r>
-              <w:rPr>
-                <w:rFonts w:ascii="Courier New" w:eastAsia="Courier New" w:hAnsi="Courier New" w:cs="Courier New"/>
-                <w:color w:val="1A1A2E"/>
-                <w:sz w:val="18"/>
-                <w:szCs w:val="18"/>
-              </w:rPr>
-              <w:t>problem_id</w:t>
-            </w:r>
-            <w:proofErr w:type="spellEnd"/>
+              <w:t xml:space="preserve">    problem_id </w:t>
+            </w:r>
+            <w:r>
+              <w:rPr>
+                <w:rFonts w:ascii="Courier New" w:eastAsia="Courier New" w:hAnsi="Courier New" w:cs="Courier New"/>
+                <w:b/>
+                <w:bCs/>
+                <w:color w:val="0000CC"/>
+                <w:sz w:val="18"/>
+                <w:szCs w:val="18"/>
+              </w:rPr>
+              <w:t>INT</w:t>
+            </w:r>
             <w:r>
               <w:rPr>
                 <w:rFonts w:ascii="Courier New" w:eastAsia="Courier New" w:hAnsi="Courier New" w:cs="Courier New"/>
@@ -31775,26 +28051,6 @@
                 <w:sz w:val="18"/>
                 <w:szCs w:val="18"/>
               </w:rPr>
-              <w:t>INT</w:t>
-            </w:r>
-            <w:r>
-              <w:rPr>
-                <w:rFonts w:ascii="Courier New" w:eastAsia="Courier New" w:hAnsi="Courier New" w:cs="Courier New"/>
-                <w:color w:val="1A1A2E"/>
-                <w:sz w:val="18"/>
-                <w:szCs w:val="18"/>
-              </w:rPr>
-              <w:t xml:space="preserve"> </w:t>
-            </w:r>
-            <w:r>
-              <w:rPr>
-                <w:rFonts w:ascii="Courier New" w:eastAsia="Courier New" w:hAnsi="Courier New" w:cs="Courier New"/>
-                <w:b/>
-                <w:bCs/>
-                <w:color w:val="0000CC"/>
-                <w:sz w:val="18"/>
-                <w:szCs w:val="18"/>
-              </w:rPr>
               <w:t>REFERENCES</w:t>
             </w:r>
             <w:r>
@@ -31804,27 +28060,7 @@
                 <w:sz w:val="18"/>
                 <w:szCs w:val="18"/>
               </w:rPr>
-              <w:t xml:space="preserve"> problem(</w:t>
-            </w:r>
-            <w:proofErr w:type="spellStart"/>
-            <w:r>
-              <w:rPr>
-                <w:rFonts w:ascii="Courier New" w:eastAsia="Courier New" w:hAnsi="Courier New" w:cs="Courier New"/>
-                <w:color w:val="1A1A2E"/>
-                <w:sz w:val="18"/>
-                <w:szCs w:val="18"/>
-              </w:rPr>
-              <w:t>problem_id</w:t>
-            </w:r>
-            <w:proofErr w:type="spellEnd"/>
-            <w:r>
-              <w:rPr>
-                <w:rFonts w:ascii="Courier New" w:eastAsia="Courier New" w:hAnsi="Courier New" w:cs="Courier New"/>
-                <w:color w:val="1A1A2E"/>
-                <w:sz w:val="18"/>
-                <w:szCs w:val="18"/>
-              </w:rPr>
-              <w:t xml:space="preserve">) </w:t>
+              <w:t xml:space="preserve"> problem(problem_id) </w:t>
             </w:r>
             <w:r>
               <w:rPr>
@@ -31938,47 +28174,7 @@
                 <w:sz w:val="18"/>
                 <w:szCs w:val="18"/>
               </w:rPr>
-              <w:t xml:space="preserve"> (</w:t>
-            </w:r>
-            <w:proofErr w:type="spellStart"/>
-            <w:r>
-              <w:rPr>
-                <w:rFonts w:ascii="Courier New" w:eastAsia="Courier New" w:hAnsi="Courier New" w:cs="Courier New"/>
-                <w:color w:val="1A1A2E"/>
-                <w:sz w:val="18"/>
-                <w:szCs w:val="18"/>
-              </w:rPr>
-              <w:t>course_id</w:t>
-            </w:r>
-            <w:proofErr w:type="spellEnd"/>
-            <w:r>
-              <w:rPr>
-                <w:rFonts w:ascii="Courier New" w:eastAsia="Courier New" w:hAnsi="Courier New" w:cs="Courier New"/>
-                <w:color w:val="1A1A2E"/>
-                <w:sz w:val="18"/>
-                <w:szCs w:val="18"/>
-              </w:rPr>
-              <w:t xml:space="preserve">, </w:t>
-            </w:r>
-            <w:proofErr w:type="spellStart"/>
-            <w:r>
-              <w:rPr>
-                <w:rFonts w:ascii="Courier New" w:eastAsia="Courier New" w:hAnsi="Courier New" w:cs="Courier New"/>
-                <w:color w:val="1A1A2E"/>
-                <w:sz w:val="18"/>
-                <w:szCs w:val="18"/>
-              </w:rPr>
-              <w:t>problem_id</w:t>
-            </w:r>
-            <w:proofErr w:type="spellEnd"/>
-            <w:r>
-              <w:rPr>
-                <w:rFonts w:ascii="Courier New" w:eastAsia="Courier New" w:hAnsi="Courier New" w:cs="Courier New"/>
-                <w:color w:val="1A1A2E"/>
-                <w:sz w:val="18"/>
-                <w:szCs w:val="18"/>
-              </w:rPr>
-              <w:t>)</w:t>
+              <w:t xml:space="preserve"> (course_id, problem_id)</w:t>
             </w:r>
           </w:p>
           <w:p>

--- a/Documentation/SETU Code Lab Design Doument.docx
+++ b/Documentation/SETU Code Lab Design Doument.docx
@@ -7546,7 +7546,15 @@
         <w:jc w:val="both"/>
       </w:pPr>
       <w:r>
-        <w:t>The system will be hosted using DigitalOcean’s Droplet service. This is a virtual private server (VPS)</w:t>
+        <w:t xml:space="preserve">The system will be hosted using </w:t>
+      </w:r>
+      <w:proofErr w:type="spellStart"/>
+      <w:r>
+        <w:t>DigitalOcean’s</w:t>
+      </w:r>
+      <w:proofErr w:type="spellEnd"/>
+      <w:r>
+        <w:t xml:space="preserve"> Droplet service. This is a virtual private server (VPS)</w:t>
       </w:r>
       <w:r>
         <w:t>.</w:t>
@@ -7572,7 +7580,23 @@
         <w:jc w:val="both"/>
       </w:pPr>
       <w:r>
-        <w:t>For security purposes an SSH key will be generated and used to access the server console. This is faster and more secure than the password option that is offered by DigitalOcean. The Github repository containing the project will be cloned onto the server and the needed dependencies will be installed such as Node.js</w:t>
+        <w:t xml:space="preserve">For security purposes an SSH key will be generated and used to access the server console. This is faster and more secure than the password option that is offered by </w:t>
+      </w:r>
+      <w:proofErr w:type="spellStart"/>
+      <w:r>
+        <w:t>DigitalOcean</w:t>
+      </w:r>
+      <w:proofErr w:type="spellEnd"/>
+      <w:r>
+        <w:t xml:space="preserve">. The </w:t>
+      </w:r>
+      <w:proofErr w:type="spellStart"/>
+      <w:r>
+        <w:t>Github</w:t>
+      </w:r>
+      <w:proofErr w:type="spellEnd"/>
+      <w:r>
+        <w:t xml:space="preserve"> repository containing the project will be cloned onto the server and the needed dependencies will be installed such as Node.js</w:t>
       </w:r>
       <w:r>
         <w:t xml:space="preserve">, </w:t>
@@ -9272,6 +9296,7 @@
         </w:numPr>
         <w:jc w:val="both"/>
       </w:pPr>
+      <w:proofErr w:type="spellStart"/>
       <w:r>
         <w:rPr>
           <w:b/>
@@ -9280,6 +9305,7 @@
         </w:rPr>
         <w:t>dockerode</w:t>
       </w:r>
+      <w:proofErr w:type="spellEnd"/>
       <w:r>
         <w:rPr>
           <w:lang w:val="en-US"/>
@@ -9356,7 +9382,21 @@
         <w:rPr>
           <w:lang w:val="en-US"/>
         </w:rPr>
-        <w:t xml:space="preserve"> – Provides required dockerode types which are needed for use with TypeScript </w:t>
+        <w:t xml:space="preserve"> – Provides required </w:t>
+      </w:r>
+      <w:proofErr w:type="spellStart"/>
+      <w:r>
+        <w:rPr>
+          <w:lang w:val="en-US"/>
+        </w:rPr>
+        <w:t>dockerode</w:t>
+      </w:r>
+      <w:proofErr w:type="spellEnd"/>
+      <w:r>
+        <w:rPr>
+          <w:lang w:val="en-US"/>
+        </w:rPr>
+        <w:t xml:space="preserve"> types which are needed for use with TypeScript </w:t>
       </w:r>
       <w:sdt>
         <w:sdtPr>
@@ -10204,13 +10244,23 @@
         </w:rPr>
         <w:t xml:space="preserve">A function called </w:t>
       </w:r>
+      <w:proofErr w:type="spellStart"/>
       <w:r>
         <w:rPr>
           <w:rFonts w:ascii="Courier New" w:hAnsi="Courier New" w:cs="Courier New"/>
           <w:sz w:val="22"/>
           <w:szCs w:val="22"/>
         </w:rPr>
-        <w:t>preprocessJavaInput()</w:t>
+        <w:t>preprocessJavaInput</w:t>
+      </w:r>
+      <w:proofErr w:type="spellEnd"/>
+      <w:r>
+        <w:rPr>
+          <w:rFonts w:ascii="Courier New" w:hAnsi="Courier New" w:cs="Courier New"/>
+          <w:sz w:val="22"/>
+          <w:szCs w:val="22"/>
+        </w:rPr>
+        <w:t>()</w:t>
       </w:r>
       <w:r>
         <w:rPr>
@@ -10386,6 +10436,7 @@
       <w:r>
         <w:t xml:space="preserve">The next step is to split the parameter list into individual parameters. This requires another helper function called </w:t>
       </w:r>
+      <w:proofErr w:type="spellStart"/>
       <w:r>
         <w:rPr>
           <w:rFonts w:ascii="Courier New" w:hAnsi="Courier New" w:cs="Courier New"/>
@@ -10394,7 +10445,40 @@
           <w:sz w:val="22"/>
           <w:szCs w:val="22"/>
         </w:rPr>
-        <w:t>splitParams(paramsList)</w:t>
+        <w:t>splitParams</w:t>
+      </w:r>
+      <w:proofErr w:type="spellEnd"/>
+      <w:r>
+        <w:rPr>
+          <w:rFonts w:ascii="Courier New" w:hAnsi="Courier New" w:cs="Courier New"/>
+          <w:i/>
+          <w:iCs/>
+          <w:sz w:val="22"/>
+          <w:szCs w:val="22"/>
+        </w:rPr>
+        <w:t>(</w:t>
+      </w:r>
+      <w:proofErr w:type="spellStart"/>
+      <w:r>
+        <w:rPr>
+          <w:rFonts w:ascii="Courier New" w:hAnsi="Courier New" w:cs="Courier New"/>
+          <w:i/>
+          <w:iCs/>
+          <w:sz w:val="22"/>
+          <w:szCs w:val="22"/>
+        </w:rPr>
+        <w:t>paramsList</w:t>
+      </w:r>
+      <w:proofErr w:type="spellEnd"/>
+      <w:r>
+        <w:rPr>
+          <w:rFonts w:ascii="Courier New" w:hAnsi="Courier New" w:cs="Courier New"/>
+          <w:i/>
+          <w:iCs/>
+          <w:sz w:val="22"/>
+          <w:szCs w:val="22"/>
+        </w:rPr>
+        <w:t>)</w:t>
       </w:r>
       <w:r>
         <w:t xml:space="preserve"> to handle complex </w:t>
@@ -10543,7 +10627,15 @@
         <w:t>.</w:t>
       </w:r>
       <w:r>
-        <w:t xml:space="preserve"> splitParams function</w:t>
+        <w:t xml:space="preserve"> </w:t>
+      </w:r>
+      <w:proofErr w:type="spellStart"/>
+      <w:r>
+        <w:t>splitParams</w:t>
+      </w:r>
+      <w:proofErr w:type="spellEnd"/>
+      <w:r>
+        <w:t xml:space="preserve"> function</w:t>
       </w:r>
       <w:bookmarkEnd w:id="33"/>
     </w:p>
@@ -10719,6 +10811,7 @@
       <w:r>
         <w:t xml:space="preserve">Finally, the variable </w:t>
       </w:r>
+      <w:proofErr w:type="spellStart"/>
       <w:r>
         <w:rPr>
           <w:rFonts w:ascii="Courier New" w:hAnsi="Courier New" w:cs="Courier New"/>
@@ -10727,9 +10820,11 @@
         </w:rPr>
         <w:t>functionCallLine</w:t>
       </w:r>
+      <w:proofErr w:type="spellEnd"/>
       <w:r>
         <w:t xml:space="preserve">, which is needed to call the function, is built dynamically using </w:t>
       </w:r>
+      <w:proofErr w:type="spellStart"/>
       <w:r>
         <w:rPr>
           <w:rFonts w:ascii="Courier New" w:hAnsi="Courier New" w:cs="Courier New"/>
@@ -10738,9 +10833,11 @@
         </w:rPr>
         <w:t>returnType</w:t>
       </w:r>
+      <w:proofErr w:type="spellEnd"/>
       <w:r>
         <w:t xml:space="preserve">, </w:t>
       </w:r>
+      <w:proofErr w:type="spellStart"/>
       <w:r>
         <w:rPr>
           <w:rFonts w:ascii="Courier New" w:hAnsi="Courier New" w:cs="Courier New"/>
@@ -10749,9 +10846,11 @@
         </w:rPr>
         <w:t>functionName</w:t>
       </w:r>
+      <w:proofErr w:type="spellEnd"/>
       <w:r>
         <w:t xml:space="preserve"> and </w:t>
       </w:r>
+      <w:proofErr w:type="spellStart"/>
       <w:r>
         <w:rPr>
           <w:rFonts w:ascii="Courier New" w:hAnsi="Courier New" w:cs="Courier New"/>
@@ -10760,6 +10859,7 @@
         </w:rPr>
         <w:t>paramNames</w:t>
       </w:r>
+      <w:proofErr w:type="spellEnd"/>
       <w:r>
         <w:t>.</w:t>
       </w:r>
@@ -10866,7 +10966,15 @@
         <w:t>.</w:t>
       </w:r>
       <w:r>
-        <w:t xml:space="preserve"> functionCallLine built dynamically</w:t>
+        <w:t xml:space="preserve"> </w:t>
+      </w:r>
+      <w:proofErr w:type="spellStart"/>
+      <w:r>
+        <w:t>functionCallLine</w:t>
+      </w:r>
+      <w:proofErr w:type="spellEnd"/>
+      <w:r>
+        <w:t xml:space="preserve"> built dynamically</w:t>
       </w:r>
       <w:bookmarkEnd w:id="35"/>
     </w:p>
@@ -11003,7 +11111,15 @@
         <w:t>.</w:t>
       </w:r>
       <w:r>
-        <w:t xml:space="preserve"> preprocessPythonInput function</w:t>
+        <w:t xml:space="preserve"> </w:t>
+      </w:r>
+      <w:proofErr w:type="spellStart"/>
+      <w:r>
+        <w:t>preprocessPythonInput</w:t>
+      </w:r>
+      <w:proofErr w:type="spellEnd"/>
+      <w:r>
+        <w:t xml:space="preserve"> function</w:t>
       </w:r>
       <w:bookmarkEnd w:id="37"/>
     </w:p>
@@ -11038,86 +11154,102 @@
       <w:r>
         <w:t xml:space="preserve">the </w:t>
       </w:r>
+      <w:proofErr w:type="spellStart"/>
       <w:r>
         <w:rPr>
           <w:rFonts w:ascii="Courier New" w:hAnsi="Courier New" w:cs="Courier New"/>
           <w:sz w:val="22"/>
           <w:szCs w:val="22"/>
         </w:rPr>
-        <w:t>startContainer()</w:t>
-      </w:r>
-      <w:r>
-        <w:t xml:space="preserve"> </w:t>
-      </w:r>
-      <w:r>
-        <w:t>function</w:t>
-      </w:r>
-      <w:r>
-        <w:t xml:space="preserve"> seen</w:t>
-      </w:r>
-      <w:r>
-        <w:t xml:space="preserve"> in figure 19. </w:t>
-      </w:r>
-      <w:r>
-        <w:t xml:space="preserve">This </w:t>
-      </w:r>
-      <w:r>
-        <w:t>handles the</w:t>
-      </w:r>
-      <w:r>
-        <w:t xml:space="preserve"> preparation of a test case and code for execution</w:t>
-      </w:r>
-      <w:r>
-        <w:t xml:space="preserve">. The image parameter is used to tell the Docker service which Docker image to use to create the correct environment for each language to execute. The </w:t>
-      </w:r>
+        <w:t>startContainer</w:t>
+      </w:r>
+      <w:proofErr w:type="spellEnd"/>
       <w:r>
         <w:rPr>
           <w:rFonts w:ascii="Courier New" w:hAnsi="Courier New" w:cs="Courier New"/>
           <w:sz w:val="22"/>
           <w:szCs w:val="22"/>
         </w:rPr>
-        <w:t>processedInput</w:t>
-      </w:r>
-      <w:r>
-        <w:t xml:space="preserve"> variable is the sample inputs from the </w:t>
-      </w:r>
-      <w:r>
-        <w:t xml:space="preserve">current </w:t>
-      </w:r>
-      <w:r>
-        <w:t>test case in the correct format and</w:t>
-      </w:r>
-      <w:r>
-        <w:t xml:space="preserve"> the</w:t>
+        <w:t>()</w:t>
       </w:r>
       <w:r>
         <w:t xml:space="preserve"> </w:t>
       </w:r>
+      <w:r>
+        <w:t>function</w:t>
+      </w:r>
+      <w:r>
+        <w:t xml:space="preserve"> seen</w:t>
+      </w:r>
+      <w:r>
+        <w:t xml:space="preserve"> in figure 19. </w:t>
+      </w:r>
+      <w:r>
+        <w:t xml:space="preserve">This </w:t>
+      </w:r>
+      <w:r>
+        <w:t>handles the</w:t>
+      </w:r>
+      <w:r>
+        <w:t xml:space="preserve"> preparation of a test case and code for execution</w:t>
+      </w:r>
+      <w:r>
+        <w:t xml:space="preserve">. The image parameter is used to tell the Docker service which Docker image to use to create the correct environment for each language to execute. The </w:t>
+      </w:r>
+      <w:proofErr w:type="spellStart"/>
       <w:r>
         <w:rPr>
           <w:rFonts w:ascii="Courier New" w:hAnsi="Courier New" w:cs="Courier New"/>
           <w:sz w:val="22"/>
           <w:szCs w:val="22"/>
         </w:rPr>
-        <w:t>preprocessedCode</w:t>
-      </w:r>
-      <w:r>
-        <w:t xml:space="preserve"> variable</w:t>
-      </w:r>
-      <w:r>
-        <w:t xml:space="preserve"> uses the </w:t>
-      </w:r>
-      <w:r>
-        <w:t xml:space="preserve">respective preprocessing helper function mentioned earlier to prepare the correct test harness for the language being executed. The </w:t>
-      </w:r>
+        <w:t>processedInput</w:t>
+      </w:r>
+      <w:proofErr w:type="spellEnd"/>
+      <w:r>
+        <w:t xml:space="preserve"> variable is the sample inputs from the </w:t>
+      </w:r>
+      <w:r>
+        <w:t xml:space="preserve">current </w:t>
+      </w:r>
+      <w:r>
+        <w:t>test case in the correct format and</w:t>
+      </w:r>
+      <w:r>
+        <w:t xml:space="preserve"> the</w:t>
+      </w:r>
+      <w:r>
+        <w:t xml:space="preserve"> </w:t>
+      </w:r>
+      <w:proofErr w:type="spellStart"/>
       <w:r>
         <w:rPr>
           <w:rFonts w:ascii="Courier New" w:hAnsi="Courier New" w:cs="Courier New"/>
           <w:sz w:val="22"/>
           <w:szCs w:val="22"/>
         </w:rPr>
+        <w:t>preprocessedCode</w:t>
+      </w:r>
+      <w:proofErr w:type="spellEnd"/>
+      <w:r>
+        <w:t xml:space="preserve"> variable</w:t>
+      </w:r>
+      <w:r>
+        <w:t xml:space="preserve"> uses the </w:t>
+      </w:r>
+      <w:r>
+        <w:t xml:space="preserve">respective preprocessing helper function mentioned earlier to prepare the correct test harness for the language being executed. The </w:t>
+      </w:r>
+      <w:proofErr w:type="spellStart"/>
+      <w:r>
+        <w:rPr>
+          <w:rFonts w:ascii="Courier New" w:hAnsi="Courier New" w:cs="Courier New"/>
+          <w:sz w:val="22"/>
+          <w:szCs w:val="22"/>
+        </w:rPr>
         <w:t>startTime</w:t>
       </w:r>
+      <w:proofErr w:type="spellEnd"/>
       <w:r>
         <w:t xml:space="preserve"> variable is used to measure how long a test case will take to run.</w:t>
       </w:r>
@@ -11225,7 +11357,15 @@
         <w:t>.</w:t>
       </w:r>
       <w:r>
-        <w:t xml:space="preserve"> startContainer function part one</w:t>
+        <w:t xml:space="preserve"> </w:t>
+      </w:r>
+      <w:proofErr w:type="spellStart"/>
+      <w:r>
+        <w:t>startContainer</w:t>
+      </w:r>
+      <w:proofErr w:type="spellEnd"/>
+      <w:r>
+        <w:t xml:space="preserve"> function part one</w:t>
       </w:r>
       <w:bookmarkEnd w:id="39"/>
     </w:p>
@@ -11254,7 +11394,15 @@
         <w:t>(cat &lt;&lt; 'EOF')</w:t>
       </w:r>
       <w:r>
-        <w:t>, and the processed test case input is written to input.json. The source file is then executed with the input piped in via stdin.</w:t>
+        <w:t xml:space="preserve">, and the processed test case input is written to </w:t>
+      </w:r>
+      <w:proofErr w:type="spellStart"/>
+      <w:r>
+        <w:t>input.json</w:t>
+      </w:r>
+      <w:proofErr w:type="spellEnd"/>
+      <w:r>
+        <w:t>. The source file is then executed with the input piped in via stdin.</w:t>
       </w:r>
     </w:p>
     <w:p>
@@ -11284,39 +11432,32 @@
           <w:sz w:val="22"/>
           <w:szCs w:val="22"/>
         </w:rPr>
-        <w:t>python3 main.py &lt; input.json</w:t>
-      </w:r>
-      <w:r>
-        <w:t>.</w:t>
-      </w:r>
-      <w:r>
-        <w:t xml:space="preserve"> </w:t>
-      </w:r>
-      <w:r>
-        <w:t xml:space="preserve">For </w:t>
-      </w:r>
-      <w:r>
-        <w:t>Java</w:t>
-      </w:r>
-      <w:r>
-        <w:t xml:space="preserve">, the harness is written to </w:t>
-      </w:r>
+        <w:t xml:space="preserve">python3 main.py &lt; </w:t>
+      </w:r>
+      <w:proofErr w:type="spellStart"/>
       <w:r>
         <w:rPr>
           <w:rFonts w:ascii="Courier New" w:hAnsi="Courier New" w:cs="Courier New"/>
           <w:sz w:val="22"/>
           <w:szCs w:val="22"/>
         </w:rPr>
-        <w:t>Main.java</w:t>
-      </w:r>
-      <w:r>
-        <w:t xml:space="preserve">, compiled </w:t>
-      </w:r>
-      <w:r>
-        <w:rPr>
-          <w:rFonts w:cs="Courier New"/>
-        </w:rPr>
-        <w:t>with</w:t>
+        <w:t>input.json</w:t>
+      </w:r>
+      <w:proofErr w:type="spellEnd"/>
+      <w:r>
+        <w:t>.</w:t>
+      </w:r>
+      <w:r>
+        <w:t xml:space="preserve"> </w:t>
+      </w:r>
+      <w:r>
+        <w:t xml:space="preserve">For </w:t>
+      </w:r>
+      <w:r>
+        <w:t>Java</w:t>
+      </w:r>
+      <w:r>
+        <w:t xml:space="preserve">, the harness is written to </w:t>
       </w:r>
       <w:r>
         <w:rPr>
@@ -11324,10 +11465,10 @@
           <w:sz w:val="22"/>
           <w:szCs w:val="22"/>
         </w:rPr>
-        <w:t xml:space="preserve"> javac Main.java</w:t>
-      </w:r>
-      <w:r>
-        <w:t xml:space="preserve">, and then executed </w:t>
+        <w:t>Main.java</w:t>
+      </w:r>
+      <w:r>
+        <w:t xml:space="preserve">, compiled </w:t>
       </w:r>
       <w:r>
         <w:rPr>
@@ -11341,21 +11482,74 @@
           <w:sz w:val="22"/>
           <w:szCs w:val="22"/>
         </w:rPr>
-        <w:t xml:space="preserve"> java -cp ".:/app/*" Main &lt; input.json</w:t>
-      </w:r>
-      <w:r>
-        <w:t xml:space="preserve">. The </w:t>
-      </w:r>
+        <w:t xml:space="preserve"> </w:t>
+      </w:r>
+      <w:proofErr w:type="spellStart"/>
       <w:r>
         <w:rPr>
           <w:rFonts w:ascii="Courier New" w:hAnsi="Courier New" w:cs="Courier New"/>
           <w:sz w:val="22"/>
           <w:szCs w:val="22"/>
         </w:rPr>
+        <w:t>javac</w:t>
+      </w:r>
+      <w:proofErr w:type="spellEnd"/>
+      <w:r>
+        <w:rPr>
+          <w:rFonts w:ascii="Courier New" w:hAnsi="Courier New" w:cs="Courier New"/>
+          <w:sz w:val="22"/>
+          <w:szCs w:val="22"/>
+        </w:rPr>
+        <w:t xml:space="preserve"> Main.java</w:t>
+      </w:r>
+      <w:r>
+        <w:t xml:space="preserve">, and then executed </w:t>
+      </w:r>
+      <w:r>
+        <w:rPr>
+          <w:rFonts w:cs="Courier New"/>
+        </w:rPr>
+        <w:t>with</w:t>
+      </w:r>
+      <w:r>
+        <w:rPr>
+          <w:rFonts w:ascii="Courier New" w:hAnsi="Courier New" w:cs="Courier New"/>
+          <w:sz w:val="22"/>
+          <w:szCs w:val="22"/>
+        </w:rPr>
+        <w:t xml:space="preserve"> java -cp ".:/app/*" Main &lt; </w:t>
+      </w:r>
+      <w:proofErr w:type="spellStart"/>
+      <w:r>
+        <w:rPr>
+          <w:rFonts w:ascii="Courier New" w:hAnsi="Courier New" w:cs="Courier New"/>
+          <w:sz w:val="22"/>
+          <w:szCs w:val="22"/>
+        </w:rPr>
+        <w:t>input.json</w:t>
+      </w:r>
+      <w:proofErr w:type="spellEnd"/>
+      <w:r>
+        <w:t xml:space="preserve">. The </w:t>
+      </w:r>
+      <w:r>
+        <w:rPr>
+          <w:rFonts w:ascii="Courier New" w:hAnsi="Courier New" w:cs="Courier New"/>
+          <w:sz w:val="22"/>
+          <w:szCs w:val="22"/>
+        </w:rPr>
         <w:t>-cp ".:/app/*"</w:t>
       </w:r>
       <w:r>
-        <w:t xml:space="preserve"> flag sets the classpath to include both the current directory and any dependencies in </w:t>
+        <w:t xml:space="preserve"> flag sets the </w:t>
+      </w:r>
+      <w:proofErr w:type="spellStart"/>
+      <w:r>
+        <w:t>classpath</w:t>
+      </w:r>
+      <w:proofErr w:type="spellEnd"/>
+      <w:r>
+        <w:t xml:space="preserve"> to include both the current directory and any dependencies in </w:t>
       </w:r>
       <w:r>
         <w:rPr>
@@ -11487,7 +11681,15 @@
         <w:t>.</w:t>
       </w:r>
       <w:r>
-        <w:t xml:space="preserve"> startContainer function part two, commands that run in Docker container</w:t>
+        <w:t xml:space="preserve"> </w:t>
+      </w:r>
+      <w:proofErr w:type="spellStart"/>
+      <w:r>
+        <w:t>startContainer</w:t>
+      </w:r>
+      <w:proofErr w:type="spellEnd"/>
+      <w:r>
+        <w:t xml:space="preserve"> function part two, commands that run in Docker container</w:t>
       </w:r>
       <w:bookmarkEnd w:id="40"/>
     </w:p>
@@ -11499,27 +11701,26 @@
         <w:lastRenderedPageBreak/>
         <w:t xml:space="preserve">Figure 21. shows how the Docker container is created using the shell commands from the previous step. Several resource constraints are applied here to ensure fairness and security. </w:t>
       </w:r>
+      <w:proofErr w:type="spellStart"/>
       <w:r>
         <w:rPr>
           <w:rFonts w:ascii="Courier New" w:hAnsi="Courier New" w:cs="Courier New"/>
           <w:sz w:val="22"/>
           <w:szCs w:val="22"/>
         </w:rPr>
-        <w:t>NetworkMode: "none"</w:t>
-      </w:r>
-      <w:r>
-        <w:t xml:space="preserve"> restricts any external network access, preventing external requests. </w:t>
-      </w:r>
+        <w:t>NetworkMode</w:t>
+      </w:r>
+      <w:proofErr w:type="spellEnd"/>
       <w:r>
         <w:rPr>
           <w:rFonts w:ascii="Courier New" w:hAnsi="Courier New" w:cs="Courier New"/>
           <w:sz w:val="22"/>
           <w:szCs w:val="22"/>
         </w:rPr>
-        <w:t>Memory, CpuPeriod, CpuQuota</w:t>
-      </w:r>
-      <w:r>
-        <w:t xml:space="preserve"> and </w:t>
+        <w:t>: "none"</w:t>
+      </w:r>
+      <w:r>
+        <w:t xml:space="preserve"> restricts any external network access, preventing external requests. </w:t>
       </w:r>
       <w:r>
         <w:rPr>
@@ -11527,82 +11728,173 @@
           <w:sz w:val="22"/>
           <w:szCs w:val="22"/>
         </w:rPr>
-        <w:t>PidsLimit</w:t>
-      </w:r>
-      <w:r>
-        <w:t xml:space="preserve"> are set to cap memory, CPU, and process count, preventing a single submission from consuming excessive  resources. A timeout of 100 seconds is also set which forcibly kills the container if execution exceeds the limit, preventing infinite loops from blocking execution indefinitely.</w:t>
-      </w:r>
-      <w:r>
-        <w:t xml:space="preserve"> </w:t>
-      </w:r>
-      <w:r>
-        <w:t xml:space="preserve">The </w:t>
-      </w:r>
+        <w:t xml:space="preserve">Memory, </w:t>
+      </w:r>
+      <w:proofErr w:type="spellStart"/>
       <w:r>
         <w:rPr>
           <w:rFonts w:ascii="Courier New" w:hAnsi="Courier New" w:cs="Courier New"/>
           <w:sz w:val="22"/>
           <w:szCs w:val="22"/>
         </w:rPr>
-        <w:t>endTime</w:t>
-      </w:r>
-      <w:r>
-        <w:t xml:space="preserve"> </w:t>
-      </w:r>
-      <w:r>
-        <w:t xml:space="preserve">variable </w:t>
-      </w:r>
-      <w:r>
-        <w:t>is used to calculate how long the test case took to execute.</w:t>
-      </w:r>
-    </w:p>
-    <w:p>
-      <w:pPr>
-        <w:jc w:val="both"/>
-      </w:pPr>
-      <w:r>
-        <w:t xml:space="preserve">Note that </w:t>
-      </w:r>
+        <w:t>CpuPeriod</w:t>
+      </w:r>
+      <w:proofErr w:type="spellEnd"/>
       <w:r>
         <w:rPr>
           <w:rFonts w:ascii="Courier New" w:hAnsi="Courier New" w:cs="Courier New"/>
           <w:sz w:val="22"/>
           <w:szCs w:val="22"/>
         </w:rPr>
-        <w:t>docker.createContainer()</w:t>
-      </w:r>
-      <w:r>
-        <w:t xml:space="preserve"> is a function from the dockerode package which creates the docker container but does not execute it. </w:t>
-      </w:r>
+        <w:t xml:space="preserve">, </w:t>
+      </w:r>
+      <w:proofErr w:type="spellStart"/>
       <w:r>
         <w:rPr>
           <w:rFonts w:ascii="Courier New" w:hAnsi="Courier New" w:cs="Courier New"/>
           <w:sz w:val="22"/>
           <w:szCs w:val="22"/>
         </w:rPr>
-        <w:t>docker.start()</w:t>
-      </w:r>
-      <w:r>
-        <w:t xml:space="preserve"> starts the docker container, </w:t>
-      </w:r>
+        <w:t>CpuQuota</w:t>
+      </w:r>
+      <w:proofErr w:type="spellEnd"/>
+      <w:r>
+        <w:t xml:space="preserve"> and </w:t>
+      </w:r>
+      <w:proofErr w:type="spellStart"/>
       <w:r>
         <w:rPr>
           <w:rFonts w:ascii="Courier New" w:hAnsi="Courier New" w:cs="Courier New"/>
           <w:sz w:val="22"/>
           <w:szCs w:val="22"/>
         </w:rPr>
-        <w:t>docker.kill()</w:t>
-      </w:r>
-      <w:r>
-        <w:t xml:space="preserve"> forcibly kills the container and </w:t>
-      </w:r>
+        <w:t>PidsLimit</w:t>
+      </w:r>
+      <w:proofErr w:type="spellEnd"/>
+      <w:r>
+        <w:t xml:space="preserve"> are set to cap memory, CPU, and process count, preventing a single submission from consuming excessive  resources. A timeout of 100 seconds is also set which forcibly kills the container if execution exceeds the limit, preventing infinite loops from blocking execution indefinitely.</w:t>
+      </w:r>
+      <w:r>
+        <w:t xml:space="preserve"> </w:t>
+      </w:r>
+      <w:r>
+        <w:t xml:space="preserve">The </w:t>
+      </w:r>
+      <w:proofErr w:type="spellStart"/>
       <w:r>
         <w:rPr>
           <w:rFonts w:ascii="Courier New" w:hAnsi="Courier New" w:cs="Courier New"/>
           <w:sz w:val="22"/>
           <w:szCs w:val="22"/>
         </w:rPr>
-        <w:t>docker.wait()</w:t>
+        <w:t>endTime</w:t>
+      </w:r>
+      <w:proofErr w:type="spellEnd"/>
+      <w:r>
+        <w:t xml:space="preserve"> </w:t>
+      </w:r>
+      <w:r>
+        <w:t xml:space="preserve">variable </w:t>
+      </w:r>
+      <w:r>
+        <w:t>is used to calculate how long the test case took to execute.</w:t>
+      </w:r>
+    </w:p>
+    <w:p>
+      <w:pPr>
+        <w:jc w:val="both"/>
+      </w:pPr>
+      <w:r>
+        <w:t xml:space="preserve">Note that </w:t>
+      </w:r>
+      <w:proofErr w:type="spellStart"/>
+      <w:r>
+        <w:rPr>
+          <w:rFonts w:ascii="Courier New" w:hAnsi="Courier New" w:cs="Courier New"/>
+          <w:sz w:val="22"/>
+          <w:szCs w:val="22"/>
+        </w:rPr>
+        <w:t>docker.createContainer</w:t>
+      </w:r>
+      <w:proofErr w:type="spellEnd"/>
+      <w:r>
+        <w:rPr>
+          <w:rFonts w:ascii="Courier New" w:hAnsi="Courier New" w:cs="Courier New"/>
+          <w:sz w:val="22"/>
+          <w:szCs w:val="22"/>
+        </w:rPr>
+        <w:t>()</w:t>
+      </w:r>
+      <w:r>
+        <w:t xml:space="preserve"> is a function from the </w:t>
+      </w:r>
+      <w:proofErr w:type="spellStart"/>
+      <w:r>
+        <w:t>dockerode</w:t>
+      </w:r>
+      <w:proofErr w:type="spellEnd"/>
+      <w:r>
+        <w:t xml:space="preserve"> package which creates the docker container but does not execute it. </w:t>
+      </w:r>
+      <w:proofErr w:type="spellStart"/>
+      <w:r>
+        <w:rPr>
+          <w:rFonts w:ascii="Courier New" w:hAnsi="Courier New" w:cs="Courier New"/>
+          <w:sz w:val="22"/>
+          <w:szCs w:val="22"/>
+        </w:rPr>
+        <w:t>docker.start</w:t>
+      </w:r>
+      <w:proofErr w:type="spellEnd"/>
+      <w:r>
+        <w:rPr>
+          <w:rFonts w:ascii="Courier New" w:hAnsi="Courier New" w:cs="Courier New"/>
+          <w:sz w:val="22"/>
+          <w:szCs w:val="22"/>
+        </w:rPr>
+        <w:t>()</w:t>
+      </w:r>
+      <w:r>
+        <w:t xml:space="preserve"> starts the docker container, </w:t>
+      </w:r>
+      <w:proofErr w:type="spellStart"/>
+      <w:r>
+        <w:rPr>
+          <w:rFonts w:ascii="Courier New" w:hAnsi="Courier New" w:cs="Courier New"/>
+          <w:sz w:val="22"/>
+          <w:szCs w:val="22"/>
+        </w:rPr>
+        <w:t>docker.kill</w:t>
+      </w:r>
+      <w:proofErr w:type="spellEnd"/>
+      <w:r>
+        <w:rPr>
+          <w:rFonts w:ascii="Courier New" w:hAnsi="Courier New" w:cs="Courier New"/>
+          <w:sz w:val="22"/>
+          <w:szCs w:val="22"/>
+        </w:rPr>
+        <w:t>()</w:t>
+      </w:r>
+      <w:r>
+        <w:t xml:space="preserve"> forcibly kills the container and </w:t>
+      </w:r>
+      <w:proofErr w:type="spellStart"/>
+      <w:r>
+        <w:rPr>
+          <w:rFonts w:ascii="Courier New" w:hAnsi="Courier New" w:cs="Courier New"/>
+          <w:sz w:val="22"/>
+          <w:szCs w:val="22"/>
+        </w:rPr>
+        <w:t>docker.wait</w:t>
+      </w:r>
+      <w:proofErr w:type="spellEnd"/>
+      <w:r>
+        <w:rPr>
+          <w:rFonts w:ascii="Courier New" w:hAnsi="Courier New" w:cs="Courier New"/>
+          <w:sz w:val="22"/>
+          <w:szCs w:val="22"/>
+        </w:rPr>
+        <w:t>()</w:t>
       </w:r>
       <w:r>
         <w:t xml:space="preserve"> waits until the container exits naturally.</w:t>
@@ -11710,7 +12002,15 @@
         <w:t>.</w:t>
       </w:r>
       <w:r>
-        <w:t xml:space="preserve"> startContainer function part three, container execution and timeout</w:t>
+        <w:t xml:space="preserve"> </w:t>
+      </w:r>
+      <w:proofErr w:type="spellStart"/>
+      <w:r>
+        <w:t>startContainer</w:t>
+      </w:r>
+      <w:proofErr w:type="spellEnd"/>
+      <w:r>
+        <w:t xml:space="preserve"> function part three, container execution and timeout</w:t>
       </w:r>
       <w:bookmarkEnd w:id="41"/>
     </w:p>
@@ -11722,62 +12022,92 @@
         <w:lastRenderedPageBreak/>
         <w:t xml:space="preserve">The final part of the </w:t>
       </w:r>
+      <w:proofErr w:type="spellStart"/>
       <w:r>
         <w:rPr>
           <w:rFonts w:ascii="Courier New" w:hAnsi="Courier New" w:cs="Courier New"/>
           <w:sz w:val="22"/>
           <w:szCs w:val="22"/>
         </w:rPr>
-        <w:t>startContainer()</w:t>
-      </w:r>
-      <w:r>
-        <w:t xml:space="preserve"> function</w:t>
-      </w:r>
-      <w:r>
-        <w:t xml:space="preserve"> (seen in figure 22.)</w:t>
-      </w:r>
-      <w:r>
-        <w:t xml:space="preserve"> takes the output from the test case, strips the docker headers,</w:t>
-      </w:r>
-      <w:r>
-        <w:t xml:space="preserve"> and</w:t>
-      </w:r>
-      <w:r>
-        <w:t xml:space="preserve"> compares the processed output with the expected output from the test case</w:t>
-      </w:r>
-      <w:r>
-        <w:t>.</w:t>
-      </w:r>
-      <w:r>
-        <w:t xml:space="preserve"> </w:t>
-      </w:r>
-      <w:r>
-        <w:t xml:space="preserve">This equality check is performed by a </w:t>
-      </w:r>
-      <w:r>
-        <w:t xml:space="preserve">helper function called </w:t>
-      </w:r>
+        <w:t>startContainer</w:t>
+      </w:r>
+      <w:proofErr w:type="spellEnd"/>
       <w:r>
         <w:rPr>
           <w:rFonts w:ascii="Courier New" w:hAnsi="Courier New" w:cs="Courier New"/>
           <w:sz w:val="22"/>
           <w:szCs w:val="22"/>
         </w:rPr>
-        <w:t>deepEqual()</w:t>
-      </w:r>
-      <w:r>
-        <w:rPr>
-          <w:rFonts w:cs="Courier New"/>
-        </w:rPr>
-        <w:t xml:space="preserve">before </w:t>
-      </w:r>
+        <w:t>()</w:t>
+      </w:r>
+      <w:r>
+        <w:t xml:space="preserve"> function</w:t>
+      </w:r>
+      <w:r>
+        <w:t xml:space="preserve"> (seen in figure 22.)</w:t>
+      </w:r>
+      <w:r>
+        <w:t xml:space="preserve"> takes the output from the test case, strips the docker headers,</w:t>
+      </w:r>
+      <w:r>
+        <w:t xml:space="preserve"> and</w:t>
+      </w:r>
+      <w:r>
+        <w:t xml:space="preserve"> compares the processed output with the expected output from the test case</w:t>
+      </w:r>
+      <w:r>
+        <w:t>.</w:t>
+      </w:r>
+      <w:r>
+        <w:t xml:space="preserve"> </w:t>
+      </w:r>
+      <w:r>
+        <w:t xml:space="preserve">This equality check is performed by a </w:t>
+      </w:r>
+      <w:r>
+        <w:t xml:space="preserve">helper function called </w:t>
+      </w:r>
+      <w:proofErr w:type="spellStart"/>
       <w:r>
         <w:rPr>
           <w:rFonts w:ascii="Courier New" w:hAnsi="Courier New" w:cs="Courier New"/>
           <w:sz w:val="22"/>
           <w:szCs w:val="22"/>
         </w:rPr>
-        <w:t>startContainer()</w:t>
+        <w:t>deepEqual</w:t>
+      </w:r>
+      <w:proofErr w:type="spellEnd"/>
+      <w:r>
+        <w:rPr>
+          <w:rFonts w:ascii="Courier New" w:hAnsi="Courier New" w:cs="Courier New"/>
+          <w:sz w:val="22"/>
+          <w:szCs w:val="22"/>
+        </w:rPr>
+        <w:t>()</w:t>
+      </w:r>
+      <w:r>
+        <w:rPr>
+          <w:rFonts w:cs="Courier New"/>
+        </w:rPr>
+        <w:t xml:space="preserve">before </w:t>
+      </w:r>
+      <w:proofErr w:type="spellStart"/>
+      <w:r>
+        <w:rPr>
+          <w:rFonts w:ascii="Courier New" w:hAnsi="Courier New" w:cs="Courier New"/>
+          <w:sz w:val="22"/>
+          <w:szCs w:val="22"/>
+        </w:rPr>
+        <w:t>startContainer</w:t>
+      </w:r>
+      <w:proofErr w:type="spellEnd"/>
+      <w:r>
+        <w:rPr>
+          <w:rFonts w:ascii="Courier New" w:hAnsi="Courier New" w:cs="Courier New"/>
+          <w:sz w:val="22"/>
+          <w:szCs w:val="22"/>
+        </w:rPr>
+        <w:t>()</w:t>
       </w:r>
       <w:r>
         <w:rPr>
@@ -11891,7 +12221,15 @@
         <w:t>.</w:t>
       </w:r>
       <w:r>
-        <w:t xml:space="preserve"> startContainer function part four, processing output and returning data</w:t>
+        <w:t xml:space="preserve"> </w:t>
+      </w:r>
+      <w:proofErr w:type="spellStart"/>
+      <w:r>
+        <w:t>startContainer</w:t>
+      </w:r>
+      <w:proofErr w:type="spellEnd"/>
+      <w:r>
+        <w:t xml:space="preserve"> function part four, processing output and returning data</w:t>
       </w:r>
       <w:bookmarkEnd w:id="42"/>
     </w:p>
@@ -11899,33 +12237,35 @@
       <w:pPr>
         <w:jc w:val="both"/>
       </w:pPr>
+      <w:proofErr w:type="spellStart"/>
       <w:r>
         <w:rPr>
           <w:rFonts w:ascii="Courier New" w:hAnsi="Courier New" w:cs="Courier New"/>
           <w:sz w:val="22"/>
           <w:szCs w:val="22"/>
         </w:rPr>
-        <w:t>deepEqual()</w:t>
-      </w:r>
-      <w:r>
-        <w:t xml:space="preserve"> is an important function which </w:t>
-      </w:r>
-      <w:r>
-        <w:t xml:space="preserve">checks if the expected output matches the actual output </w:t>
-      </w:r>
-      <w:r>
-        <w:t>for a given</w:t>
-      </w:r>
-      <w:r>
-        <w:t xml:space="preserve"> test case. This function is needed because a simple TypeScript “</w:t>
-      </w:r>
+        <w:t>deepEqual</w:t>
+      </w:r>
+      <w:proofErr w:type="spellEnd"/>
       <w:r>
         <w:rPr>
           <w:rFonts w:ascii="Courier New" w:hAnsi="Courier New" w:cs="Courier New"/>
           <w:sz w:val="22"/>
           <w:szCs w:val="22"/>
         </w:rPr>
-        <w:t>===</w:t>
+        <w:t>()</w:t>
+      </w:r>
+      <w:r>
+        <w:t xml:space="preserve"> is an important function which </w:t>
+      </w:r>
+      <w:r>
+        <w:t xml:space="preserve">checks if the expected output matches the actual output </w:t>
+      </w:r>
+      <w:r>
+        <w:t>for a given</w:t>
+      </w:r>
+      <w:r>
+        <w:t xml:space="preserve"> test case. This function is needed because a simple TypeScript “</w:t>
       </w:r>
       <w:r>
         <w:rPr>
@@ -11933,13 +12273,7 @@
           <w:sz w:val="22"/>
           <w:szCs w:val="22"/>
         </w:rPr>
-        <w:t>”</w:t>
-      </w:r>
-      <w:r>
-        <w:t xml:space="preserve"> operator only checks reference equality for objects and arrays, not their contents</w:t>
-      </w:r>
-      <w:r>
-        <w:t xml:space="preserve"> e.g. arrays of arrays, [[2,1], [1,2]]. To solve this, </w:t>
+        <w:t>===</w:t>
       </w:r>
       <w:r>
         <w:rPr>
@@ -11947,7 +12281,31 @@
           <w:sz w:val="22"/>
           <w:szCs w:val="22"/>
         </w:rPr>
-        <w:t>deepEqual()</w:t>
+        <w:t>”</w:t>
+      </w:r>
+      <w:r>
+        <w:t xml:space="preserve"> operator only checks reference equality for objects and arrays, not their contents</w:t>
+      </w:r>
+      <w:r>
+        <w:t xml:space="preserve"> e.g. arrays of arrays, [[2,1], [1,2]]. To solve this, </w:t>
+      </w:r>
+      <w:proofErr w:type="spellStart"/>
+      <w:r>
+        <w:rPr>
+          <w:rFonts w:ascii="Courier New" w:hAnsi="Courier New" w:cs="Courier New"/>
+          <w:sz w:val="22"/>
+          <w:szCs w:val="22"/>
+        </w:rPr>
+        <w:t>deepEqual</w:t>
+      </w:r>
+      <w:proofErr w:type="spellEnd"/>
+      <w:r>
+        <w:rPr>
+          <w:rFonts w:ascii="Courier New" w:hAnsi="Courier New" w:cs="Courier New"/>
+          <w:sz w:val="22"/>
+          <w:szCs w:val="22"/>
+        </w:rPr>
+        <w:t>()</w:t>
       </w:r>
       <w:r>
         <w:t xml:space="preserve"> examines these cases recursively</w:t>
@@ -12070,7 +12428,15 @@
         <w:t>.</w:t>
       </w:r>
       <w:r>
-        <w:t xml:space="preserve"> deepEquals function</w:t>
+        <w:t xml:space="preserve"> </w:t>
+      </w:r>
+      <w:proofErr w:type="spellStart"/>
+      <w:r>
+        <w:t>deepEquals</w:t>
+      </w:r>
+      <w:proofErr w:type="spellEnd"/>
+      <w:r>
+        <w:t xml:space="preserve"> function</w:t>
       </w:r>
       <w:bookmarkEnd w:id="43"/>
       <w:r>
@@ -12120,7 +12486,15 @@
         <w:t xml:space="preserve">AI entirely, </w:t>
       </w:r>
       <w:r>
-        <w:t>the platform aims to increase the work factor to discourage most users from using it. A file called antiCheat.ts has been created which disables copy/paste functionality and can detect when a user switches tabs. This is only active on the “solve a problem” screen and can be bypassed in certain situations. This only acts as a deterrent to the use of AI assistance.</w:t>
+        <w:t xml:space="preserve">the platform aims to increase the work factor to discourage most users from using it. A file called </w:t>
+      </w:r>
+      <w:proofErr w:type="spellStart"/>
+      <w:r>
+        <w:t>antiCheat.ts</w:t>
+      </w:r>
+      <w:proofErr w:type="spellEnd"/>
+      <w:r>
+        <w:t xml:space="preserve"> has been created which disables copy/paste functionality and can detect when a user switches tabs. This is only active on the “solve a problem” screen and can be bypassed in certain situations. This only acts as a deterrent to the use of AI assistance.</w:t>
       </w:r>
     </w:p>
     <w:p>
@@ -12233,7 +12607,15 @@
         <w:t>.</w:t>
       </w:r>
       <w:r>
-        <w:t xml:space="preserve"> AntiCheat.ts file to deter users from using generative  AI</w:t>
+        <w:t xml:space="preserve"> </w:t>
+      </w:r>
+      <w:proofErr w:type="spellStart"/>
+      <w:r>
+        <w:t>AntiCheat.ts</w:t>
+      </w:r>
+      <w:proofErr w:type="spellEnd"/>
+      <w:r>
+        <w:t xml:space="preserve"> file to deter users from using generative  AI</w:t>
       </w:r>
       <w:bookmarkEnd w:id="45"/>
     </w:p>
@@ -12253,153 +12635,14 @@
     </w:p>
     <w:p>
       <w:pPr>
-        <w:pStyle w:val="Heading2"/>
-      </w:pPr>
-      <w:bookmarkStart w:id="46" w:name="_Toc225170326"/>
-      <w:r>
-        <w:lastRenderedPageBreak/>
-        <w:t>Automated Deployment Script</w:t>
-      </w:r>
-      <w:bookmarkEnd w:id="46"/>
-    </w:p>
-    <w:p>
-      <w:pPr>
-        <w:jc w:val="both"/>
-      </w:pPr>
-      <w:r>
-        <w:t>The following script automates the deployment process. It works by pulling any code changes from the remote GitHub repository, running the frontend build step, running the backend build step and finally restarting the backend application.</w:t>
-      </w:r>
-    </w:p>
-    <w:p>
-      <w:pPr>
-        <w:jc w:val="center"/>
-      </w:pPr>
-      <w:r>
-        <w:rPr>
-          <w:noProof/>
-        </w:rPr>
-        <w:drawing>
-          <wp:inline distT="0" distB="0" distL="0" distR="0" wp14:anchorId="4DFE4F87" wp14:editId="303DD12D">
-            <wp:extent cx="5296639" cy="3334215"/>
-            <wp:effectExtent l="0" t="0" r="0" b="0"/>
-            <wp:docPr id="1512166442" name="Picture 1"/>
-            <wp:cNvGraphicFramePr>
-              <a:graphicFrameLocks xmlns:a="http://schemas.openxmlformats.org/drawingml/2006/main" noChangeAspect="1"/>
-            </wp:cNvGraphicFramePr>
-            <a:graphic xmlns:a="http://schemas.openxmlformats.org/drawingml/2006/main">
-              <a:graphicData uri="http://schemas.openxmlformats.org/drawingml/2006/picture">
-                <pic:pic xmlns:pic="http://schemas.openxmlformats.org/drawingml/2006/picture">
-                  <pic:nvPicPr>
-                    <pic:cNvPr id="1512166442" name=""/>
-                    <pic:cNvPicPr/>
-                  </pic:nvPicPr>
-                  <pic:blipFill>
-                    <a:blip r:embed="rId33"/>
-                    <a:stretch>
-                      <a:fillRect/>
-                    </a:stretch>
-                  </pic:blipFill>
-                  <pic:spPr>
-                    <a:xfrm>
-                      <a:off x="0" y="0"/>
-                      <a:ext cx="5296639" cy="3334215"/>
-                    </a:xfrm>
-                    <a:prstGeom prst="rect">
-                      <a:avLst/>
-                    </a:prstGeom>
-                  </pic:spPr>
-                </pic:pic>
-              </a:graphicData>
-            </a:graphic>
-          </wp:inline>
-        </w:drawing>
-      </w:r>
-    </w:p>
-    <w:p>
-      <w:pPr>
-        <w:pStyle w:val="Caption"/>
-        <w:jc w:val="center"/>
-      </w:pPr>
-      <w:bookmarkStart w:id="47" w:name="_Toc225170382"/>
-      <w:r>
-        <w:rPr>
-          <w:b/>
-          <w:bCs/>
-        </w:rPr>
-        <w:t xml:space="preserve">Figure </w:t>
-      </w:r>
-      <w:r>
-        <w:rPr>
-          <w:b/>
-          <w:bCs/>
-        </w:rPr>
-        <w:fldChar w:fldCharType="begin"/>
-      </w:r>
-      <w:r>
-        <w:rPr>
-          <w:b/>
-          <w:bCs/>
-        </w:rPr>
-        <w:instrText xml:space="preserve"> SEQ Figure \* ARABIC </w:instrText>
-      </w:r>
-      <w:r>
-        <w:rPr>
-          <w:b/>
-          <w:bCs/>
-        </w:rPr>
-        <w:fldChar w:fldCharType="separate"/>
-      </w:r>
-      <w:r>
-        <w:rPr>
-          <w:b/>
-          <w:bCs/>
-          <w:noProof/>
-        </w:rPr>
-        <w:t>25</w:t>
-      </w:r>
-      <w:r>
-        <w:rPr>
-          <w:b/>
-          <w:bCs/>
-        </w:rPr>
-        <w:fldChar w:fldCharType="end"/>
-      </w:r>
-      <w:r>
-        <w:rPr>
-          <w:b/>
-          <w:bCs/>
-        </w:rPr>
-        <w:t>.</w:t>
-      </w:r>
-      <w:r>
-        <w:t xml:space="preserve"> Automated deployment script</w:t>
-      </w:r>
-      <w:bookmarkEnd w:id="47"/>
-    </w:p>
-    <w:p/>
-    <w:p>
-      <w:pPr>
-        <w:rPr>
-          <w:rFonts w:asciiTheme="majorHAnsi" w:eastAsiaTheme="majorEastAsia" w:hAnsiTheme="majorHAnsi" w:cstheme="majorBidi"/>
-          <w:color w:val="0F4761" w:themeColor="accent1" w:themeShade="BF"/>
-          <w:sz w:val="32"/>
-          <w:szCs w:val="32"/>
-        </w:rPr>
-      </w:pPr>
-      <w:r>
-        <w:br w:type="page"/>
-      </w:r>
-    </w:p>
-    <w:p>
-      <w:pPr>
         <w:pStyle w:val="Heading1"/>
       </w:pPr>
-      <w:bookmarkStart w:id="48" w:name="_Toc225170327"/>
+      <w:bookmarkStart w:id="46" w:name="_Toc225170327"/>
       <w:r>
         <w:lastRenderedPageBreak/>
         <w:t>Entity Relationship Diagram</w:t>
       </w:r>
-      <w:bookmarkEnd w:id="48"/>
+      <w:bookmarkEnd w:id="46"/>
     </w:p>
     <w:p>
       <w:pPr>
@@ -12425,7 +12668,7 @@
                     <pic:cNvPicPr/>
                   </pic:nvPicPr>
                   <pic:blipFill>
-                    <a:blip r:embed="rId34"/>
+                    <a:blip r:embed="rId33"/>
                     <a:stretch>
                       <a:fillRect/>
                     </a:stretch>
@@ -12451,7 +12694,7 @@
         <w:pStyle w:val="Caption"/>
         <w:ind w:left="2880"/>
       </w:pPr>
-      <w:bookmarkStart w:id="49" w:name="_Toc225170383"/>
+      <w:bookmarkStart w:id="47" w:name="_Toc225170383"/>
       <w:r>
         <w:rPr>
           <w:b/>
@@ -12505,7 +12748,7 @@
       <w:r>
         <w:t xml:space="preserve"> Entity Relationship diagram</w:t>
       </w:r>
-      <w:bookmarkEnd w:id="49"/>
+      <w:bookmarkEnd w:id="47"/>
       <w:r>
         <w:br w:type="page"/>
       </w:r>
@@ -12514,7 +12757,7 @@
       <w:pPr>
         <w:pStyle w:val="Heading2"/>
       </w:pPr>
-      <w:bookmarkStart w:id="50" w:name="_Toc225170328"/>
+      <w:bookmarkStart w:id="48" w:name="_Toc225170328"/>
       <w:r>
         <w:lastRenderedPageBreak/>
         <w:t xml:space="preserve">Database </w:t>
@@ -12522,7 +12765,7 @@
       <w:r>
         <w:t>Design Notes</w:t>
       </w:r>
-      <w:bookmarkEnd w:id="50"/>
+      <w:bookmarkEnd w:id="48"/>
     </w:p>
     <w:p>
       <w:pPr>
@@ -12543,7 +12786,31 @@
         </w:numPr>
       </w:pPr>
       <w:r>
-        <w:t>Cascading deletes are applied on child tables (test_case, submission, course_problem, enrollment) so that removing a parent record automatically cleans up related data.</w:t>
+        <w:t>Cascading deletes are applied on child tables (</w:t>
+      </w:r>
+      <w:proofErr w:type="spellStart"/>
+      <w:r>
+        <w:t>test_case</w:t>
+      </w:r>
+      <w:proofErr w:type="spellEnd"/>
+      <w:r>
+        <w:t xml:space="preserve">, submission, </w:t>
+      </w:r>
+      <w:proofErr w:type="spellStart"/>
+      <w:r>
+        <w:t>course_problem</w:t>
+      </w:r>
+      <w:proofErr w:type="spellEnd"/>
+      <w:r>
+        <w:t xml:space="preserve">, </w:t>
+      </w:r>
+      <w:proofErr w:type="spellStart"/>
+      <w:r>
+        <w:t>enrollment</w:t>
+      </w:r>
+      <w:proofErr w:type="spellEnd"/>
+      <w:r>
+        <w:t>) so that removing a parent record automatically cleans up related data.</w:t>
       </w:r>
     </w:p>
     <w:p>
@@ -12554,7 +12821,23 @@
         </w:numPr>
       </w:pPr>
       <w:r>
-        <w:t>The enrollment and course_problem tables use composite primary keys</w:t>
+        <w:t xml:space="preserve">The </w:t>
+      </w:r>
+      <w:proofErr w:type="spellStart"/>
+      <w:r>
+        <w:t>enrollment</w:t>
+      </w:r>
+      <w:proofErr w:type="spellEnd"/>
+      <w:r>
+        <w:t xml:space="preserve"> and </w:t>
+      </w:r>
+      <w:proofErr w:type="spellStart"/>
+      <w:r>
+        <w:t>course_problem</w:t>
+      </w:r>
+      <w:proofErr w:type="spellEnd"/>
+      <w:r>
+        <w:t xml:space="preserve"> tables use composite primary keys</w:t>
       </w:r>
       <w:r>
         <w:t>.</w:t>
@@ -12567,8 +12850,13 @@
           <w:numId w:val="1"/>
         </w:numPr>
       </w:pPr>
-      <w:r>
-        <w:t>problem.difficulty is constrained to values 1–5.</w:t>
+      <w:proofErr w:type="spellStart"/>
+      <w:r>
+        <w:t>problem.difficulty</w:t>
+      </w:r>
+      <w:proofErr w:type="spellEnd"/>
+      <w:r>
+        <w:t xml:space="preserve"> is constrained to values 1–5.</w:t>
       </w:r>
     </w:p>
     <w:p>
@@ -12578,8 +12866,13 @@
           <w:numId w:val="1"/>
         </w:numPr>
       </w:pPr>
-      <w:r>
-        <w:t>users.role is constrained to 'student' or 'lecturer'.</w:t>
+      <w:proofErr w:type="spellStart"/>
+      <w:r>
+        <w:t>users.role</w:t>
+      </w:r>
+      <w:proofErr w:type="spellEnd"/>
+      <w:r>
+        <w:t xml:space="preserve"> is constrained to 'student' or 'lecturer'.</w:t>
       </w:r>
     </w:p>
     <w:p>
@@ -12589,8 +12882,21 @@
           <w:numId w:val="1"/>
         </w:numPr>
       </w:pPr>
-      <w:r>
-        <w:t>test_case.input_value and expected_value are stored as JSONB to support flexible, structured test data.</w:t>
+      <w:proofErr w:type="spellStart"/>
+      <w:r>
+        <w:t>test_case.input_value</w:t>
+      </w:r>
+      <w:proofErr w:type="spellEnd"/>
+      <w:r>
+        <w:t xml:space="preserve"> and </w:t>
+      </w:r>
+      <w:proofErr w:type="spellStart"/>
+      <w:r>
+        <w:t>expected_value</w:t>
+      </w:r>
+      <w:proofErr w:type="spellEnd"/>
+      <w:r>
+        <w:t xml:space="preserve"> are stored as JSONB to support flexible, structured test data.</w:t>
       </w:r>
     </w:p>
     <w:p>
@@ -12601,7 +12907,31 @@
         </w:numPr>
       </w:pPr>
       <w:r>
-        <w:t>Streak tracking (current_streak, longest_streak, last_solved_date) is maintained on the users table and updated at submission time.</w:t>
+        <w:t>Streak tracking (</w:t>
+      </w:r>
+      <w:proofErr w:type="spellStart"/>
+      <w:r>
+        <w:t>current_streak</w:t>
+      </w:r>
+      <w:proofErr w:type="spellEnd"/>
+      <w:r>
+        <w:t xml:space="preserve">, </w:t>
+      </w:r>
+      <w:proofErr w:type="spellStart"/>
+      <w:r>
+        <w:t>longest_streak</w:t>
+      </w:r>
+      <w:proofErr w:type="spellEnd"/>
+      <w:r>
+        <w:t xml:space="preserve">, </w:t>
+      </w:r>
+      <w:proofErr w:type="spellStart"/>
+      <w:r>
+        <w:t>last_solved_date</w:t>
+      </w:r>
+      <w:proofErr w:type="spellEnd"/>
+      <w:r>
+        <w:t>) is maintained on the users table and updated at submission time.</w:t>
       </w:r>
     </w:p>
     <w:p>
@@ -12631,27 +12961,28 @@
       <w:pPr>
         <w:pStyle w:val="Heading1"/>
       </w:pPr>
-      <w:bookmarkStart w:id="51" w:name="_Toc225170329"/>
+      <w:bookmarkStart w:id="49" w:name="_Toc225170329"/>
       <w:r>
         <w:lastRenderedPageBreak/>
         <w:t>SQL Queries</w:t>
       </w:r>
-      <w:bookmarkEnd w:id="51"/>
+      <w:bookmarkEnd w:id="49"/>
     </w:p>
     <w:p>
       <w:pPr>
         <w:pStyle w:val="Heading2"/>
       </w:pPr>
-      <w:bookmarkStart w:id="52" w:name="_Toc225170330"/>
+      <w:bookmarkStart w:id="50" w:name="_Toc225170330"/>
       <w:r>
         <w:t>Login / Sign Up</w:t>
       </w:r>
-      <w:bookmarkEnd w:id="52"/>
+      <w:bookmarkEnd w:id="50"/>
     </w:p>
     <w:p>
       <w:pPr>
         <w:spacing w:before="200" w:after="60"/>
       </w:pPr>
+      <w:proofErr w:type="spellStart"/>
       <w:r>
         <w:rPr>
           <w:rFonts w:ascii="Arial" w:eastAsia="Arial" w:hAnsi="Arial" w:cs="Arial"/>
@@ -12663,6 +12994,7 @@
         </w:rPr>
         <w:t>createUser</w:t>
       </w:r>
+      <w:proofErr w:type="spellEnd"/>
     </w:p>
     <w:tbl>
       <w:tblPr>
@@ -12724,7 +13056,27 @@
                 <w:sz w:val="18"/>
                 <w:szCs w:val="18"/>
               </w:rPr>
-              <w:t xml:space="preserve"> users (user_name, role, email, password)</w:t>
+              <w:t xml:space="preserve"> users (</w:t>
+            </w:r>
+            <w:proofErr w:type="spellStart"/>
+            <w:r>
+              <w:rPr>
+                <w:rFonts w:ascii="Courier New" w:eastAsia="Courier New" w:hAnsi="Courier New" w:cs="Courier New"/>
+                <w:color w:val="1A1A2E"/>
+                <w:sz w:val="18"/>
+                <w:szCs w:val="18"/>
+              </w:rPr>
+              <w:t>user_name</w:t>
+            </w:r>
+            <w:proofErr w:type="spellEnd"/>
+            <w:r>
+              <w:rPr>
+                <w:rFonts w:ascii="Courier New" w:eastAsia="Courier New" w:hAnsi="Courier New" w:cs="Courier New"/>
+                <w:color w:val="1A1A2E"/>
+                <w:sz w:val="18"/>
+                <w:szCs w:val="18"/>
+              </w:rPr>
+              <w:t>, role, email, password)</w:t>
             </w:r>
           </w:p>
           <w:p>
@@ -12807,6 +13159,7 @@
       <w:pPr>
         <w:spacing w:before="200" w:after="60"/>
       </w:pPr>
+      <w:proofErr w:type="spellStart"/>
       <w:r>
         <w:rPr>
           <w:rFonts w:ascii="Arial" w:eastAsia="Arial" w:hAnsi="Arial" w:cs="Arial"/>
@@ -12818,6 +13171,7 @@
         </w:rPr>
         <w:t>getUserByEmail</w:t>
       </w:r>
+      <w:proofErr w:type="spellEnd"/>
     </w:p>
     <w:tbl>
       <w:tblPr>
@@ -12879,7 +13233,47 @@
                 <w:sz w:val="18"/>
                 <w:szCs w:val="18"/>
               </w:rPr>
-              <w:t xml:space="preserve"> user_id AS id, user_name AS name, email,</w:t>
+              <w:t xml:space="preserve"> </w:t>
+            </w:r>
+            <w:proofErr w:type="spellStart"/>
+            <w:r>
+              <w:rPr>
+                <w:rFonts w:ascii="Courier New" w:eastAsia="Courier New" w:hAnsi="Courier New" w:cs="Courier New"/>
+                <w:color w:val="1A1A2E"/>
+                <w:sz w:val="18"/>
+                <w:szCs w:val="18"/>
+              </w:rPr>
+              <w:t>user_id</w:t>
+            </w:r>
+            <w:proofErr w:type="spellEnd"/>
+            <w:r>
+              <w:rPr>
+                <w:rFonts w:ascii="Courier New" w:eastAsia="Courier New" w:hAnsi="Courier New" w:cs="Courier New"/>
+                <w:color w:val="1A1A2E"/>
+                <w:sz w:val="18"/>
+                <w:szCs w:val="18"/>
+              </w:rPr>
+              <w:t xml:space="preserve"> AS id, </w:t>
+            </w:r>
+            <w:proofErr w:type="spellStart"/>
+            <w:r>
+              <w:rPr>
+                <w:rFonts w:ascii="Courier New" w:eastAsia="Courier New" w:hAnsi="Courier New" w:cs="Courier New"/>
+                <w:color w:val="1A1A2E"/>
+                <w:sz w:val="18"/>
+                <w:szCs w:val="18"/>
+              </w:rPr>
+              <w:t>user_name</w:t>
+            </w:r>
+            <w:proofErr w:type="spellEnd"/>
+            <w:r>
+              <w:rPr>
+                <w:rFonts w:ascii="Courier New" w:eastAsia="Courier New" w:hAnsi="Courier New" w:cs="Courier New"/>
+                <w:color w:val="1A1A2E"/>
+                <w:sz w:val="18"/>
+                <w:szCs w:val="18"/>
+              </w:rPr>
+              <w:t xml:space="preserve"> AS name, email,</w:t>
             </w:r>
           </w:p>
           <w:p>
@@ -12985,16 +13379,17 @@
       <w:pPr>
         <w:pStyle w:val="Heading2"/>
       </w:pPr>
-      <w:bookmarkStart w:id="53" w:name="_Toc225170331"/>
+      <w:bookmarkStart w:id="51" w:name="_Toc225170331"/>
       <w:r>
         <w:t>View Problems</w:t>
       </w:r>
-      <w:bookmarkEnd w:id="53"/>
+      <w:bookmarkEnd w:id="51"/>
     </w:p>
     <w:p>
       <w:pPr>
         <w:spacing w:before="200" w:after="60"/>
       </w:pPr>
+      <w:proofErr w:type="spellStart"/>
       <w:r>
         <w:rPr>
           <w:rFonts w:ascii="Arial" w:eastAsia="Arial" w:hAnsi="Arial" w:cs="Arial"/>
@@ -13006,6 +13401,7 @@
         </w:rPr>
         <w:t>fetchProblems</w:t>
       </w:r>
+      <w:proofErr w:type="spellEnd"/>
     </w:p>
     <w:tbl>
       <w:tblPr>
@@ -13076,8 +13472,19 @@
                 <w:sz w:val="18"/>
                 <w:szCs w:val="18"/>
               </w:rPr>
-              <w:t>problem.*, users.user_name</w:t>
-            </w:r>
+              <w:t xml:space="preserve">problem.*, </w:t>
+            </w:r>
+            <w:proofErr w:type="spellStart"/>
+            <w:r>
+              <w:rPr>
+                <w:rFonts w:ascii="Courier New" w:eastAsia="Courier New" w:hAnsi="Courier New" w:cs="Courier New"/>
+                <w:color w:val="1A1A2E"/>
+                <w:sz w:val="18"/>
+                <w:szCs w:val="18"/>
+              </w:rPr>
+              <w:t>users.user_name</w:t>
+            </w:r>
+            <w:proofErr w:type="spellEnd"/>
           </w:p>
           <w:p>
             <w:pPr>
@@ -13242,15 +13649,37 @@
               </w:rPr>
               <w:t xml:space="preserve"> </w:t>
             </w:r>
-            <w:r>
-              <w:rPr>
-                <w:rFonts w:ascii="Courier New" w:eastAsia="Courier New" w:hAnsi="Courier New" w:cs="Courier New"/>
-                <w:color w:val="1A1A2E"/>
-                <w:sz w:val="18"/>
-                <w:szCs w:val="18"/>
-              </w:rPr>
-              <w:t>problem.user_id = users.user_id</w:t>
-            </w:r>
+            <w:proofErr w:type="spellStart"/>
+            <w:r>
+              <w:rPr>
+                <w:rFonts w:ascii="Courier New" w:eastAsia="Courier New" w:hAnsi="Courier New" w:cs="Courier New"/>
+                <w:color w:val="1A1A2E"/>
+                <w:sz w:val="18"/>
+                <w:szCs w:val="18"/>
+              </w:rPr>
+              <w:t>problem.user_id</w:t>
+            </w:r>
+            <w:proofErr w:type="spellEnd"/>
+            <w:r>
+              <w:rPr>
+                <w:rFonts w:ascii="Courier New" w:eastAsia="Courier New" w:hAnsi="Courier New" w:cs="Courier New"/>
+                <w:color w:val="1A1A2E"/>
+                <w:sz w:val="18"/>
+                <w:szCs w:val="18"/>
+              </w:rPr>
+              <w:t xml:space="preserve"> = </w:t>
+            </w:r>
+            <w:proofErr w:type="spellStart"/>
+            <w:r>
+              <w:rPr>
+                <w:rFonts w:ascii="Courier New" w:eastAsia="Courier New" w:hAnsi="Courier New" w:cs="Courier New"/>
+                <w:color w:val="1A1A2E"/>
+                <w:sz w:val="18"/>
+                <w:szCs w:val="18"/>
+              </w:rPr>
+              <w:t>users.user_id</w:t>
+            </w:r>
+            <w:proofErr w:type="spellEnd"/>
           </w:p>
         </w:tc>
       </w:tr>
@@ -13264,16 +13693,17 @@
       <w:pPr>
         <w:pStyle w:val="Heading2"/>
       </w:pPr>
-      <w:bookmarkStart w:id="54" w:name="_Toc225170332"/>
+      <w:bookmarkStart w:id="52" w:name="_Toc225170332"/>
       <w:r>
         <w:t>Solve Problem</w:t>
       </w:r>
-      <w:bookmarkEnd w:id="54"/>
+      <w:bookmarkEnd w:id="52"/>
     </w:p>
     <w:p>
       <w:pPr>
         <w:spacing w:before="200" w:after="60"/>
       </w:pPr>
+      <w:proofErr w:type="spellStart"/>
       <w:r>
         <w:rPr>
           <w:rFonts w:ascii="Arial" w:eastAsia="Arial" w:hAnsi="Arial" w:cs="Arial"/>
@@ -13285,6 +13715,7 @@
         </w:rPr>
         <w:t>fetchTestCases</w:t>
       </w:r>
+      <w:proofErr w:type="spellEnd"/>
     </w:p>
     <w:tbl>
       <w:tblPr>
@@ -13377,14 +13808,25 @@
               </w:rPr>
               <w:t xml:space="preserve"> </w:t>
             </w:r>
-            <w:r>
-              <w:rPr>
-                <w:rFonts w:ascii="Courier New" w:eastAsia="Courier New" w:hAnsi="Courier New" w:cs="Courier New"/>
-                <w:color w:val="1A1A2E"/>
-                <w:sz w:val="18"/>
-                <w:szCs w:val="18"/>
-              </w:rPr>
-              <w:t xml:space="preserve">test_case </w:t>
+            <w:proofErr w:type="spellStart"/>
+            <w:r>
+              <w:rPr>
+                <w:rFonts w:ascii="Courier New" w:eastAsia="Courier New" w:hAnsi="Courier New" w:cs="Courier New"/>
+                <w:color w:val="1A1A2E"/>
+                <w:sz w:val="18"/>
+                <w:szCs w:val="18"/>
+              </w:rPr>
+              <w:t>test_case</w:t>
+            </w:r>
+            <w:proofErr w:type="spellEnd"/>
+            <w:r>
+              <w:rPr>
+                <w:rFonts w:ascii="Courier New" w:eastAsia="Courier New" w:hAnsi="Courier New" w:cs="Courier New"/>
+                <w:color w:val="1A1A2E"/>
+                <w:sz w:val="18"/>
+                <w:szCs w:val="18"/>
+              </w:rPr>
+              <w:t xml:space="preserve"> </w:t>
             </w:r>
             <w:r>
               <w:rPr>
@@ -13406,14 +13848,25 @@
               </w:rPr>
               <w:t xml:space="preserve"> </w:t>
             </w:r>
-            <w:r>
-              <w:rPr>
-                <w:rFonts w:ascii="Courier New" w:eastAsia="Courier New" w:hAnsi="Courier New" w:cs="Courier New"/>
-                <w:color w:val="1A1A2E"/>
-                <w:sz w:val="18"/>
-                <w:szCs w:val="18"/>
-              </w:rPr>
-              <w:t>problem_id = $1</w:t>
+            <w:proofErr w:type="spellStart"/>
+            <w:r>
+              <w:rPr>
+                <w:rFonts w:ascii="Courier New" w:eastAsia="Courier New" w:hAnsi="Courier New" w:cs="Courier New"/>
+                <w:color w:val="1A1A2E"/>
+                <w:sz w:val="18"/>
+                <w:szCs w:val="18"/>
+              </w:rPr>
+              <w:t>problem_id</w:t>
+            </w:r>
+            <w:proofErr w:type="spellEnd"/>
+            <w:r>
+              <w:rPr>
+                <w:rFonts w:ascii="Courier New" w:eastAsia="Courier New" w:hAnsi="Courier New" w:cs="Courier New"/>
+                <w:color w:val="1A1A2E"/>
+                <w:sz w:val="18"/>
+                <w:szCs w:val="18"/>
+              </w:rPr>
+              <w:t xml:space="preserve"> = $1</w:t>
             </w:r>
           </w:p>
         </w:tc>
@@ -13451,6 +13904,7 @@
       <w:pPr>
         <w:spacing w:before="200" w:after="60"/>
       </w:pPr>
+      <w:proofErr w:type="spellStart"/>
       <w:r>
         <w:rPr>
           <w:rFonts w:ascii="Arial" w:eastAsia="Arial" w:hAnsi="Arial" w:cs="Arial"/>
@@ -13463,6 +13917,7 @@
         <w:lastRenderedPageBreak/>
         <w:t>createSubmission</w:t>
       </w:r>
+      <w:proofErr w:type="spellEnd"/>
     </w:p>
     <w:tbl>
       <w:tblPr>
@@ -13567,7 +14022,98 @@
                 <w:sz w:val="18"/>
                 <w:szCs w:val="18"/>
               </w:rPr>
-              <w:t xml:space="preserve">    (user_id, problem_id, submitted_code, overall_status,</w:t>
+              <w:t xml:space="preserve">    (</w:t>
+            </w:r>
+            <w:proofErr w:type="spellStart"/>
+            <w:proofErr w:type="gramStart"/>
+            <w:r>
+              <w:rPr>
+                <w:rFonts w:ascii="Courier New" w:eastAsia="Courier New" w:hAnsi="Courier New" w:cs="Courier New"/>
+                <w:color w:val="1A1A2E"/>
+                <w:sz w:val="18"/>
+                <w:szCs w:val="18"/>
+              </w:rPr>
+              <w:t>user</w:t>
+            </w:r>
+            <w:proofErr w:type="gramEnd"/>
+            <w:r>
+              <w:rPr>
+                <w:rFonts w:ascii="Courier New" w:eastAsia="Courier New" w:hAnsi="Courier New" w:cs="Courier New"/>
+                <w:color w:val="1A1A2E"/>
+                <w:sz w:val="18"/>
+                <w:szCs w:val="18"/>
+              </w:rPr>
+              <w:t>_id</w:t>
+            </w:r>
+            <w:proofErr w:type="spellEnd"/>
+            <w:r>
+              <w:rPr>
+                <w:rFonts w:ascii="Courier New" w:eastAsia="Courier New" w:hAnsi="Courier New" w:cs="Courier New"/>
+                <w:color w:val="1A1A2E"/>
+                <w:sz w:val="18"/>
+                <w:szCs w:val="18"/>
+              </w:rPr>
+              <w:t xml:space="preserve">, </w:t>
+            </w:r>
+            <w:proofErr w:type="spellStart"/>
+            <w:r>
+              <w:rPr>
+                <w:rFonts w:ascii="Courier New" w:eastAsia="Courier New" w:hAnsi="Courier New" w:cs="Courier New"/>
+                <w:color w:val="1A1A2E"/>
+                <w:sz w:val="18"/>
+                <w:szCs w:val="18"/>
+              </w:rPr>
+              <w:t>problem_id</w:t>
+            </w:r>
+            <w:proofErr w:type="spellEnd"/>
+            <w:r>
+              <w:rPr>
+                <w:rFonts w:ascii="Courier New" w:eastAsia="Courier New" w:hAnsi="Courier New" w:cs="Courier New"/>
+                <w:color w:val="1A1A2E"/>
+                <w:sz w:val="18"/>
+                <w:szCs w:val="18"/>
+              </w:rPr>
+              <w:t xml:space="preserve">, </w:t>
+            </w:r>
+            <w:proofErr w:type="spellStart"/>
+            <w:r>
+              <w:rPr>
+                <w:rFonts w:ascii="Courier New" w:eastAsia="Courier New" w:hAnsi="Courier New" w:cs="Courier New"/>
+                <w:color w:val="1A1A2E"/>
+                <w:sz w:val="18"/>
+                <w:szCs w:val="18"/>
+              </w:rPr>
+              <w:t>submitted_code</w:t>
+            </w:r>
+            <w:proofErr w:type="spellEnd"/>
+            <w:r>
+              <w:rPr>
+                <w:rFonts w:ascii="Courier New" w:eastAsia="Courier New" w:hAnsi="Courier New" w:cs="Courier New"/>
+                <w:color w:val="1A1A2E"/>
+                <w:sz w:val="18"/>
+                <w:szCs w:val="18"/>
+              </w:rPr>
+              <w:t xml:space="preserve">, </w:t>
+            </w:r>
+            <w:proofErr w:type="spellStart"/>
+            <w:r>
+              <w:rPr>
+                <w:rFonts w:ascii="Courier New" w:eastAsia="Courier New" w:hAnsi="Courier New" w:cs="Courier New"/>
+                <w:color w:val="1A1A2E"/>
+                <w:sz w:val="18"/>
+                <w:szCs w:val="18"/>
+              </w:rPr>
+              <w:t>overall_status</w:t>
+            </w:r>
+            <w:proofErr w:type="spellEnd"/>
+            <w:r>
+              <w:rPr>
+                <w:rFonts w:ascii="Courier New" w:eastAsia="Courier New" w:hAnsi="Courier New" w:cs="Courier New"/>
+                <w:color w:val="1A1A2E"/>
+                <w:sz w:val="18"/>
+                <w:szCs w:val="18"/>
+              </w:rPr>
+              <w:t>,</w:t>
             </w:r>
           </w:p>
           <w:p>
@@ -13581,7 +14127,47 @@
                 <w:sz w:val="18"/>
                 <w:szCs w:val="18"/>
               </w:rPr>
-              <w:t xml:space="preserve">     time_taken, percentage, points_awarded)</w:t>
+              <w:t xml:space="preserve">     </w:t>
+            </w:r>
+            <w:proofErr w:type="spellStart"/>
+            <w:r>
+              <w:rPr>
+                <w:rFonts w:ascii="Courier New" w:eastAsia="Courier New" w:hAnsi="Courier New" w:cs="Courier New"/>
+                <w:color w:val="1A1A2E"/>
+                <w:sz w:val="18"/>
+                <w:szCs w:val="18"/>
+              </w:rPr>
+              <w:t>time_taken</w:t>
+            </w:r>
+            <w:proofErr w:type="spellEnd"/>
+            <w:r>
+              <w:rPr>
+                <w:rFonts w:ascii="Courier New" w:eastAsia="Courier New" w:hAnsi="Courier New" w:cs="Courier New"/>
+                <w:color w:val="1A1A2E"/>
+                <w:sz w:val="18"/>
+                <w:szCs w:val="18"/>
+              </w:rPr>
+              <w:t xml:space="preserve">, percentage, </w:t>
+            </w:r>
+            <w:proofErr w:type="spellStart"/>
+            <w:r>
+              <w:rPr>
+                <w:rFonts w:ascii="Courier New" w:eastAsia="Courier New" w:hAnsi="Courier New" w:cs="Courier New"/>
+                <w:color w:val="1A1A2E"/>
+                <w:sz w:val="18"/>
+                <w:szCs w:val="18"/>
+              </w:rPr>
+              <w:t>points_awarded</w:t>
+            </w:r>
+            <w:proofErr w:type="spellEnd"/>
+            <w:r>
+              <w:rPr>
+                <w:rFonts w:ascii="Courier New" w:eastAsia="Courier New" w:hAnsi="Courier New" w:cs="Courier New"/>
+                <w:color w:val="1A1A2E"/>
+                <w:sz w:val="18"/>
+                <w:szCs w:val="18"/>
+              </w:rPr>
+              <w:t>)</w:t>
             </w:r>
           </w:p>
           <w:p>
@@ -13682,6 +14268,7 @@
       <w:pPr>
         <w:spacing w:before="200" w:after="60"/>
       </w:pPr>
+      <w:proofErr w:type="spellStart"/>
       <w:r>
         <w:rPr>
           <w:rFonts w:ascii="Arial" w:eastAsia="Arial" w:hAnsi="Arial" w:cs="Arial"/>
@@ -13693,6 +14280,7 @@
         </w:rPr>
         <w:t>createTestCaseResult</w:t>
       </w:r>
+      <w:proofErr w:type="spellEnd"/>
     </w:p>
     <w:tbl>
       <w:tblPr>
@@ -13776,6 +14364,7 @@
               </w:rPr>
               <w:t xml:space="preserve"> </w:t>
             </w:r>
+            <w:proofErr w:type="spellStart"/>
             <w:r>
               <w:rPr>
                 <w:rFonts w:ascii="Courier New" w:eastAsia="Courier New" w:hAnsi="Courier New" w:cs="Courier New"/>
@@ -13785,6 +14374,7 @@
               </w:rPr>
               <w:t>test_case_result</w:t>
             </w:r>
+            <w:proofErr w:type="spellEnd"/>
           </w:p>
           <w:p>
             <w:pPr>
@@ -13797,7 +14387,87 @@
                 <w:sz w:val="18"/>
                 <w:szCs w:val="18"/>
               </w:rPr>
-              <w:t xml:space="preserve">    (submission_id, test_case_id, passed, actual_output, runtime_ms)</w:t>
+              <w:t xml:space="preserve">    (</w:t>
+            </w:r>
+            <w:proofErr w:type="spellStart"/>
+            <w:r>
+              <w:rPr>
+                <w:rFonts w:ascii="Courier New" w:eastAsia="Courier New" w:hAnsi="Courier New" w:cs="Courier New"/>
+                <w:color w:val="1A1A2E"/>
+                <w:sz w:val="18"/>
+                <w:szCs w:val="18"/>
+              </w:rPr>
+              <w:t>submission_id</w:t>
+            </w:r>
+            <w:proofErr w:type="spellEnd"/>
+            <w:r>
+              <w:rPr>
+                <w:rFonts w:ascii="Courier New" w:eastAsia="Courier New" w:hAnsi="Courier New" w:cs="Courier New"/>
+                <w:color w:val="1A1A2E"/>
+                <w:sz w:val="18"/>
+                <w:szCs w:val="18"/>
+              </w:rPr>
+              <w:t xml:space="preserve">, </w:t>
+            </w:r>
+            <w:proofErr w:type="spellStart"/>
+            <w:r>
+              <w:rPr>
+                <w:rFonts w:ascii="Courier New" w:eastAsia="Courier New" w:hAnsi="Courier New" w:cs="Courier New"/>
+                <w:color w:val="1A1A2E"/>
+                <w:sz w:val="18"/>
+                <w:szCs w:val="18"/>
+              </w:rPr>
+              <w:t>test_case_id</w:t>
+            </w:r>
+            <w:proofErr w:type="spellEnd"/>
+            <w:r>
+              <w:rPr>
+                <w:rFonts w:ascii="Courier New" w:eastAsia="Courier New" w:hAnsi="Courier New" w:cs="Courier New"/>
+                <w:color w:val="1A1A2E"/>
+                <w:sz w:val="18"/>
+                <w:szCs w:val="18"/>
+              </w:rPr>
+              <w:t xml:space="preserve">, passed, </w:t>
+            </w:r>
+            <w:proofErr w:type="spellStart"/>
+            <w:r>
+              <w:rPr>
+                <w:rFonts w:ascii="Courier New" w:eastAsia="Courier New" w:hAnsi="Courier New" w:cs="Courier New"/>
+                <w:color w:val="1A1A2E"/>
+                <w:sz w:val="18"/>
+                <w:szCs w:val="18"/>
+              </w:rPr>
+              <w:t>actual_output</w:t>
+            </w:r>
+            <w:proofErr w:type="spellEnd"/>
+            <w:r>
+              <w:rPr>
+                <w:rFonts w:ascii="Courier New" w:eastAsia="Courier New" w:hAnsi="Courier New" w:cs="Courier New"/>
+                <w:color w:val="1A1A2E"/>
+                <w:sz w:val="18"/>
+                <w:szCs w:val="18"/>
+              </w:rPr>
+              <w:t xml:space="preserve">, </w:t>
+            </w:r>
+            <w:proofErr w:type="spellStart"/>
+            <w:r>
+              <w:rPr>
+                <w:rFonts w:ascii="Courier New" w:eastAsia="Courier New" w:hAnsi="Courier New" w:cs="Courier New"/>
+                <w:color w:val="1A1A2E"/>
+                <w:sz w:val="18"/>
+                <w:szCs w:val="18"/>
+              </w:rPr>
+              <w:t>runtime_ms</w:t>
+            </w:r>
+            <w:proofErr w:type="spellEnd"/>
+            <w:r>
+              <w:rPr>
+                <w:rFonts w:ascii="Courier New" w:eastAsia="Courier New" w:hAnsi="Courier New" w:cs="Courier New"/>
+                <w:color w:val="1A1A2E"/>
+                <w:sz w:val="18"/>
+                <w:szCs w:val="18"/>
+              </w:rPr>
+              <w:t>)</w:t>
             </w:r>
           </w:p>
           <w:p>
@@ -13855,16 +14525,17 @@
       <w:pPr>
         <w:pStyle w:val="Heading2"/>
       </w:pPr>
-      <w:bookmarkStart w:id="55" w:name="_Toc225170333"/>
+      <w:bookmarkStart w:id="53" w:name="_Toc225170333"/>
       <w:r>
         <w:t>CRUD Problem</w:t>
       </w:r>
-      <w:bookmarkEnd w:id="55"/>
+      <w:bookmarkEnd w:id="53"/>
     </w:p>
     <w:p>
       <w:pPr>
         <w:spacing w:before="200" w:after="60"/>
       </w:pPr>
+      <w:proofErr w:type="spellStart"/>
       <w:r>
         <w:rPr>
           <w:rFonts w:ascii="Arial" w:eastAsia="Arial" w:hAnsi="Arial" w:cs="Arial"/>
@@ -13876,6 +14547,7 @@
         </w:rPr>
         <w:t>insertProblem</w:t>
       </w:r>
+      <w:proofErr w:type="spellEnd"/>
     </w:p>
     <w:tbl>
       <w:tblPr>
@@ -13980,7 +14652,78 @@
                 <w:sz w:val="18"/>
                 <w:szCs w:val="18"/>
               </w:rPr>
-              <w:t xml:space="preserve">    (user_id, problem_title, problem_description,</w:t>
+              <w:t xml:space="preserve">    (</w:t>
+            </w:r>
+            <w:proofErr w:type="spellStart"/>
+            <w:proofErr w:type="gramStart"/>
+            <w:r>
+              <w:rPr>
+                <w:rFonts w:ascii="Courier New" w:eastAsia="Courier New" w:hAnsi="Courier New" w:cs="Courier New"/>
+                <w:color w:val="1A1A2E"/>
+                <w:sz w:val="18"/>
+                <w:szCs w:val="18"/>
+              </w:rPr>
+              <w:t>user</w:t>
+            </w:r>
+            <w:proofErr w:type="gramEnd"/>
+            <w:r>
+              <w:rPr>
+                <w:rFonts w:ascii="Courier New" w:eastAsia="Courier New" w:hAnsi="Courier New" w:cs="Courier New"/>
+                <w:color w:val="1A1A2E"/>
+                <w:sz w:val="18"/>
+                <w:szCs w:val="18"/>
+              </w:rPr>
+              <w:t>_id</w:t>
+            </w:r>
+            <w:proofErr w:type="spellEnd"/>
+            <w:r>
+              <w:rPr>
+                <w:rFonts w:ascii="Courier New" w:eastAsia="Courier New" w:hAnsi="Courier New" w:cs="Courier New"/>
+                <w:color w:val="1A1A2E"/>
+                <w:sz w:val="18"/>
+                <w:szCs w:val="18"/>
+              </w:rPr>
+              <w:t xml:space="preserve">, </w:t>
+            </w:r>
+            <w:proofErr w:type="spellStart"/>
+            <w:r>
+              <w:rPr>
+                <w:rFonts w:ascii="Courier New" w:eastAsia="Courier New" w:hAnsi="Courier New" w:cs="Courier New"/>
+                <w:color w:val="1A1A2E"/>
+                <w:sz w:val="18"/>
+                <w:szCs w:val="18"/>
+              </w:rPr>
+              <w:t>problem_title</w:t>
+            </w:r>
+            <w:proofErr w:type="spellEnd"/>
+            <w:r>
+              <w:rPr>
+                <w:rFonts w:ascii="Courier New" w:eastAsia="Courier New" w:hAnsi="Courier New" w:cs="Courier New"/>
+                <w:color w:val="1A1A2E"/>
+                <w:sz w:val="18"/>
+                <w:szCs w:val="18"/>
+              </w:rPr>
+              <w:t xml:space="preserve">, </w:t>
+            </w:r>
+            <w:proofErr w:type="spellStart"/>
+            <w:r>
+              <w:rPr>
+                <w:rFonts w:ascii="Courier New" w:eastAsia="Courier New" w:hAnsi="Courier New" w:cs="Courier New"/>
+                <w:color w:val="1A1A2E"/>
+                <w:sz w:val="18"/>
+                <w:szCs w:val="18"/>
+              </w:rPr>
+              <w:t>problem_description</w:t>
+            </w:r>
+            <w:proofErr w:type="spellEnd"/>
+            <w:r>
+              <w:rPr>
+                <w:rFonts w:ascii="Courier New" w:eastAsia="Courier New" w:hAnsi="Courier New" w:cs="Courier New"/>
+                <w:color w:val="1A1A2E"/>
+                <w:sz w:val="18"/>
+                <w:szCs w:val="18"/>
+              </w:rPr>
+              <w:t>,</w:t>
             </w:r>
           </w:p>
           <w:p>
@@ -14095,6 +14838,7 @@
       <w:pPr>
         <w:spacing w:before="200" w:after="60"/>
       </w:pPr>
+      <w:proofErr w:type="spellStart"/>
       <w:r>
         <w:rPr>
           <w:rFonts w:ascii="Arial" w:eastAsia="Arial" w:hAnsi="Arial" w:cs="Arial"/>
@@ -14106,6 +14850,7 @@
         </w:rPr>
         <w:t>fetchProblemsByUserId</w:t>
       </w:r>
+      <w:proofErr w:type="spellEnd"/>
     </w:p>
     <w:tbl>
       <w:tblPr>
@@ -14176,8 +14921,19 @@
                 <w:sz w:val="18"/>
                 <w:szCs w:val="18"/>
               </w:rPr>
-              <w:t>problem.*, users.user_name</w:t>
-            </w:r>
+              <w:t xml:space="preserve">problem.*, </w:t>
+            </w:r>
+            <w:proofErr w:type="spellStart"/>
+            <w:r>
+              <w:rPr>
+                <w:rFonts w:ascii="Courier New" w:eastAsia="Courier New" w:hAnsi="Courier New" w:cs="Courier New"/>
+                <w:color w:val="1A1A2E"/>
+                <w:sz w:val="18"/>
+                <w:szCs w:val="18"/>
+              </w:rPr>
+              <w:t>users.user_name</w:t>
+            </w:r>
+            <w:proofErr w:type="spellEnd"/>
           </w:p>
           <w:p>
             <w:pPr>
@@ -14342,15 +15098,37 @@
               </w:rPr>
               <w:t xml:space="preserve"> </w:t>
             </w:r>
-            <w:r>
-              <w:rPr>
-                <w:rFonts w:ascii="Courier New" w:eastAsia="Courier New" w:hAnsi="Courier New" w:cs="Courier New"/>
-                <w:color w:val="1A1A2E"/>
-                <w:sz w:val="18"/>
-                <w:szCs w:val="18"/>
-              </w:rPr>
-              <w:t>problem.user_id = users.user_id</w:t>
-            </w:r>
+            <w:proofErr w:type="spellStart"/>
+            <w:r>
+              <w:rPr>
+                <w:rFonts w:ascii="Courier New" w:eastAsia="Courier New" w:hAnsi="Courier New" w:cs="Courier New"/>
+                <w:color w:val="1A1A2E"/>
+                <w:sz w:val="18"/>
+                <w:szCs w:val="18"/>
+              </w:rPr>
+              <w:t>problem.user_id</w:t>
+            </w:r>
+            <w:proofErr w:type="spellEnd"/>
+            <w:r>
+              <w:rPr>
+                <w:rFonts w:ascii="Courier New" w:eastAsia="Courier New" w:hAnsi="Courier New" w:cs="Courier New"/>
+                <w:color w:val="1A1A2E"/>
+                <w:sz w:val="18"/>
+                <w:szCs w:val="18"/>
+              </w:rPr>
+              <w:t xml:space="preserve"> = </w:t>
+            </w:r>
+            <w:proofErr w:type="spellStart"/>
+            <w:r>
+              <w:rPr>
+                <w:rFonts w:ascii="Courier New" w:eastAsia="Courier New" w:hAnsi="Courier New" w:cs="Courier New"/>
+                <w:color w:val="1A1A2E"/>
+                <w:sz w:val="18"/>
+                <w:szCs w:val="18"/>
+              </w:rPr>
+              <w:t>users.user_id</w:t>
+            </w:r>
+            <w:proofErr w:type="spellEnd"/>
           </w:p>
           <w:p>
             <w:pPr>
@@ -14385,14 +15163,25 @@
               </w:rPr>
               <w:t xml:space="preserve"> </w:t>
             </w:r>
-            <w:r>
-              <w:rPr>
-                <w:rFonts w:ascii="Courier New" w:eastAsia="Courier New" w:hAnsi="Courier New" w:cs="Courier New"/>
-                <w:color w:val="1A1A2E"/>
-                <w:sz w:val="18"/>
-                <w:szCs w:val="18"/>
-              </w:rPr>
-              <w:t>problem.user_id = $1</w:t>
+            <w:proofErr w:type="spellStart"/>
+            <w:r>
+              <w:rPr>
+                <w:rFonts w:ascii="Courier New" w:eastAsia="Courier New" w:hAnsi="Courier New" w:cs="Courier New"/>
+                <w:color w:val="1A1A2E"/>
+                <w:sz w:val="18"/>
+                <w:szCs w:val="18"/>
+              </w:rPr>
+              <w:t>problem.user_id</w:t>
+            </w:r>
+            <w:proofErr w:type="spellEnd"/>
+            <w:r>
+              <w:rPr>
+                <w:rFonts w:ascii="Courier New" w:eastAsia="Courier New" w:hAnsi="Courier New" w:cs="Courier New"/>
+                <w:color w:val="1A1A2E"/>
+                <w:sz w:val="18"/>
+                <w:szCs w:val="18"/>
+              </w:rPr>
+              <w:t xml:space="preserve"> = $1</w:t>
             </w:r>
           </w:p>
         </w:tc>
@@ -14407,6 +15196,7 @@
       <w:pPr>
         <w:spacing w:before="200" w:after="60"/>
       </w:pPr>
+      <w:proofErr w:type="spellStart"/>
       <w:r>
         <w:rPr>
           <w:rFonts w:ascii="Arial" w:eastAsia="Arial" w:hAnsi="Arial" w:cs="Arial"/>
@@ -14418,6 +15208,7 @@
         </w:rPr>
         <w:t>getAllAvailableProblems</w:t>
       </w:r>
+      <w:proofErr w:type="spellEnd"/>
     </w:p>
     <w:tbl>
       <w:tblPr>
@@ -14539,14 +15330,25 @@
               </w:rPr>
               <w:t xml:space="preserve"> </w:t>
             </w:r>
-            <w:r>
-              <w:rPr>
-                <w:rFonts w:ascii="Courier New" w:eastAsia="Courier New" w:hAnsi="Courier New" w:cs="Courier New"/>
-                <w:color w:val="1A1A2E"/>
-                <w:sz w:val="18"/>
-                <w:szCs w:val="18"/>
-              </w:rPr>
-              <w:t xml:space="preserve">user_id = $1 </w:t>
+            <w:proofErr w:type="spellStart"/>
+            <w:r>
+              <w:rPr>
+                <w:rFonts w:ascii="Courier New" w:eastAsia="Courier New" w:hAnsi="Courier New" w:cs="Courier New"/>
+                <w:color w:val="1A1A2E"/>
+                <w:sz w:val="18"/>
+                <w:szCs w:val="18"/>
+              </w:rPr>
+              <w:t>user_id</w:t>
+            </w:r>
+            <w:proofErr w:type="spellEnd"/>
+            <w:r>
+              <w:rPr>
+                <w:rFonts w:ascii="Courier New" w:eastAsia="Courier New" w:hAnsi="Courier New" w:cs="Courier New"/>
+                <w:color w:val="1A1A2E"/>
+                <w:sz w:val="18"/>
+                <w:szCs w:val="18"/>
+              </w:rPr>
+              <w:t xml:space="preserve"> = $1 </w:t>
             </w:r>
             <w:r>
               <w:rPr>
@@ -14568,14 +15370,25 @@
               </w:rPr>
               <w:t xml:space="preserve"> </w:t>
             </w:r>
-            <w:r>
-              <w:rPr>
-                <w:rFonts w:ascii="Courier New" w:eastAsia="Courier New" w:hAnsi="Courier New" w:cs="Courier New"/>
-                <w:color w:val="1A1A2E"/>
-                <w:sz w:val="18"/>
-                <w:szCs w:val="18"/>
-              </w:rPr>
-              <w:t>user_id = 1</w:t>
+            <w:proofErr w:type="spellStart"/>
+            <w:r>
+              <w:rPr>
+                <w:rFonts w:ascii="Courier New" w:eastAsia="Courier New" w:hAnsi="Courier New" w:cs="Courier New"/>
+                <w:color w:val="1A1A2E"/>
+                <w:sz w:val="18"/>
+                <w:szCs w:val="18"/>
+              </w:rPr>
+              <w:t>user_id</w:t>
+            </w:r>
+            <w:proofErr w:type="spellEnd"/>
+            <w:r>
+              <w:rPr>
+                <w:rFonts w:ascii="Courier New" w:eastAsia="Courier New" w:hAnsi="Courier New" w:cs="Courier New"/>
+                <w:color w:val="1A1A2E"/>
+                <w:sz w:val="18"/>
+                <w:szCs w:val="18"/>
+              </w:rPr>
+              <w:t xml:space="preserve"> = 1</w:t>
             </w:r>
           </w:p>
         </w:tc>
@@ -14613,6 +15426,7 @@
       <w:pPr>
         <w:spacing w:before="200" w:after="60"/>
       </w:pPr>
+      <w:proofErr w:type="spellStart"/>
       <w:r>
         <w:rPr>
           <w:rFonts w:ascii="Arial" w:eastAsia="Arial" w:hAnsi="Arial" w:cs="Arial"/>
@@ -14625,6 +15439,7 @@
         <w:lastRenderedPageBreak/>
         <w:t>updateProblem</w:t>
       </w:r>
+      <w:proofErr w:type="spellEnd"/>
     </w:p>
     <w:tbl>
       <w:tblPr>
@@ -14731,14 +15546,45 @@
               </w:rPr>
               <w:t xml:space="preserve"> </w:t>
             </w:r>
-            <w:r>
-              <w:rPr>
-                <w:rFonts w:ascii="Courier New" w:eastAsia="Courier New" w:hAnsi="Courier New" w:cs="Courier New"/>
-                <w:color w:val="1A1A2E"/>
-                <w:sz w:val="18"/>
-                <w:szCs w:val="18"/>
-              </w:rPr>
-              <w:t>problem_title=$1, problem_description=$2,</w:t>
+            <w:proofErr w:type="spellStart"/>
+            <w:r>
+              <w:rPr>
+                <w:rFonts w:ascii="Courier New" w:eastAsia="Courier New" w:hAnsi="Courier New" w:cs="Courier New"/>
+                <w:color w:val="1A1A2E"/>
+                <w:sz w:val="18"/>
+                <w:szCs w:val="18"/>
+              </w:rPr>
+              <w:t>problem_title</w:t>
+            </w:r>
+            <w:proofErr w:type="spellEnd"/>
+            <w:r>
+              <w:rPr>
+                <w:rFonts w:ascii="Courier New" w:eastAsia="Courier New" w:hAnsi="Courier New" w:cs="Courier New"/>
+                <w:color w:val="1A1A2E"/>
+                <w:sz w:val="18"/>
+                <w:szCs w:val="18"/>
+              </w:rPr>
+              <w:t xml:space="preserve">=$1, </w:t>
+            </w:r>
+            <w:proofErr w:type="spellStart"/>
+            <w:r>
+              <w:rPr>
+                <w:rFonts w:ascii="Courier New" w:eastAsia="Courier New" w:hAnsi="Courier New" w:cs="Courier New"/>
+                <w:color w:val="1A1A2E"/>
+                <w:sz w:val="18"/>
+                <w:szCs w:val="18"/>
+              </w:rPr>
+              <w:t>problem_description</w:t>
+            </w:r>
+            <w:proofErr w:type="spellEnd"/>
+            <w:r>
+              <w:rPr>
+                <w:rFonts w:ascii="Courier New" w:eastAsia="Courier New" w:hAnsi="Courier New" w:cs="Courier New"/>
+                <w:color w:val="1A1A2E"/>
+                <w:sz w:val="18"/>
+                <w:szCs w:val="18"/>
+              </w:rPr>
+              <w:t>=$2,</w:t>
             </w:r>
           </w:p>
           <w:p>
@@ -14797,14 +15643,25 @@
               </w:rPr>
               <w:t xml:space="preserve"> </w:t>
             </w:r>
-            <w:r>
-              <w:rPr>
-                <w:rFonts w:ascii="Courier New" w:eastAsia="Courier New" w:hAnsi="Courier New" w:cs="Courier New"/>
-                <w:color w:val="1A1A2E"/>
-                <w:sz w:val="18"/>
-                <w:szCs w:val="18"/>
-              </w:rPr>
-              <w:t>problem_id = $</w:t>
+            <w:proofErr w:type="spellStart"/>
+            <w:r>
+              <w:rPr>
+                <w:rFonts w:ascii="Courier New" w:eastAsia="Courier New" w:hAnsi="Courier New" w:cs="Courier New"/>
+                <w:color w:val="1A1A2E"/>
+                <w:sz w:val="18"/>
+                <w:szCs w:val="18"/>
+              </w:rPr>
+              <w:t>problem_id</w:t>
+            </w:r>
+            <w:proofErr w:type="spellEnd"/>
+            <w:r>
+              <w:rPr>
+                <w:rFonts w:ascii="Courier New" w:eastAsia="Courier New" w:hAnsi="Courier New" w:cs="Courier New"/>
+                <w:color w:val="1A1A2E"/>
+                <w:sz w:val="18"/>
+                <w:szCs w:val="18"/>
+              </w:rPr>
+              <w:t xml:space="preserve"> = $</w:t>
             </w:r>
             <w:r>
               <w:rPr>
@@ -14878,6 +15735,7 @@
       <w:pPr>
         <w:spacing w:before="200" w:after="60"/>
       </w:pPr>
+      <w:proofErr w:type="spellStart"/>
       <w:r>
         <w:rPr>
           <w:rFonts w:ascii="Arial" w:eastAsia="Arial" w:hAnsi="Arial" w:cs="Arial"/>
@@ -14889,6 +15747,7 @@
         </w:rPr>
         <w:t>deleteProblem</w:t>
       </w:r>
+      <w:proofErr w:type="spellEnd"/>
     </w:p>
     <w:tbl>
       <w:tblPr>
@@ -15001,14 +15860,25 @@
               </w:rPr>
               <w:t xml:space="preserve"> </w:t>
             </w:r>
-            <w:r>
-              <w:rPr>
-                <w:rFonts w:ascii="Courier New" w:eastAsia="Courier New" w:hAnsi="Courier New" w:cs="Courier New"/>
-                <w:color w:val="1A1A2E"/>
-                <w:sz w:val="18"/>
-                <w:szCs w:val="18"/>
-              </w:rPr>
-              <w:t xml:space="preserve">problem_id = $1 </w:t>
+            <w:proofErr w:type="spellStart"/>
+            <w:r>
+              <w:rPr>
+                <w:rFonts w:ascii="Courier New" w:eastAsia="Courier New" w:hAnsi="Courier New" w:cs="Courier New"/>
+                <w:color w:val="1A1A2E"/>
+                <w:sz w:val="18"/>
+                <w:szCs w:val="18"/>
+              </w:rPr>
+              <w:t>problem_id</w:t>
+            </w:r>
+            <w:proofErr w:type="spellEnd"/>
+            <w:r>
+              <w:rPr>
+                <w:rFonts w:ascii="Courier New" w:eastAsia="Courier New" w:hAnsi="Courier New" w:cs="Courier New"/>
+                <w:color w:val="1A1A2E"/>
+                <w:sz w:val="18"/>
+                <w:szCs w:val="18"/>
+              </w:rPr>
+              <w:t xml:space="preserve"> = $1 </w:t>
             </w:r>
             <w:r>
               <w:rPr>
@@ -15052,16 +15922,17 @@
       <w:pPr>
         <w:pStyle w:val="Heading2"/>
       </w:pPr>
-      <w:bookmarkStart w:id="56" w:name="_Toc225170334"/>
+      <w:bookmarkStart w:id="54" w:name="_Toc225170334"/>
       <w:r>
         <w:t>CRUD Test Case</w:t>
       </w:r>
-      <w:bookmarkEnd w:id="56"/>
+      <w:bookmarkEnd w:id="54"/>
     </w:p>
     <w:p>
       <w:pPr>
         <w:spacing w:before="200" w:after="60"/>
       </w:pPr>
+      <w:proofErr w:type="spellStart"/>
       <w:r>
         <w:rPr>
           <w:rFonts w:ascii="Arial" w:eastAsia="Arial" w:hAnsi="Arial" w:cs="Arial"/>
@@ -15073,6 +15944,7 @@
         </w:rPr>
         <w:t>createTestCase</w:t>
       </w:r>
+      <w:proofErr w:type="spellEnd"/>
     </w:p>
     <w:tbl>
       <w:tblPr>
@@ -15156,14 +16028,85 @@
               </w:rPr>
               <w:t xml:space="preserve"> </w:t>
             </w:r>
-            <w:r>
-              <w:rPr>
-                <w:rFonts w:ascii="Courier New" w:eastAsia="Courier New" w:hAnsi="Courier New" w:cs="Courier New"/>
-                <w:color w:val="1A1A2E"/>
-                <w:sz w:val="18"/>
-                <w:szCs w:val="18"/>
-              </w:rPr>
-              <w:t>test_case (problem_id, input_value, expected_value)</w:t>
+            <w:proofErr w:type="spellStart"/>
+            <w:r>
+              <w:rPr>
+                <w:rFonts w:ascii="Courier New" w:eastAsia="Courier New" w:hAnsi="Courier New" w:cs="Courier New"/>
+                <w:color w:val="1A1A2E"/>
+                <w:sz w:val="18"/>
+                <w:szCs w:val="18"/>
+              </w:rPr>
+              <w:t>test_case</w:t>
+            </w:r>
+            <w:proofErr w:type="spellEnd"/>
+            <w:r>
+              <w:rPr>
+                <w:rFonts w:ascii="Courier New" w:eastAsia="Courier New" w:hAnsi="Courier New" w:cs="Courier New"/>
+                <w:color w:val="1A1A2E"/>
+                <w:sz w:val="18"/>
+                <w:szCs w:val="18"/>
+              </w:rPr>
+              <w:t xml:space="preserve"> (</w:t>
+            </w:r>
+            <w:proofErr w:type="spellStart"/>
+            <w:r>
+              <w:rPr>
+                <w:rFonts w:ascii="Courier New" w:eastAsia="Courier New" w:hAnsi="Courier New" w:cs="Courier New"/>
+                <w:color w:val="1A1A2E"/>
+                <w:sz w:val="18"/>
+                <w:szCs w:val="18"/>
+              </w:rPr>
+              <w:t>problem_id</w:t>
+            </w:r>
+            <w:proofErr w:type="spellEnd"/>
+            <w:r>
+              <w:rPr>
+                <w:rFonts w:ascii="Courier New" w:eastAsia="Courier New" w:hAnsi="Courier New" w:cs="Courier New"/>
+                <w:color w:val="1A1A2E"/>
+                <w:sz w:val="18"/>
+                <w:szCs w:val="18"/>
+              </w:rPr>
+              <w:t xml:space="preserve">, </w:t>
+            </w:r>
+            <w:proofErr w:type="spellStart"/>
+            <w:r>
+              <w:rPr>
+                <w:rFonts w:ascii="Courier New" w:eastAsia="Courier New" w:hAnsi="Courier New" w:cs="Courier New"/>
+                <w:color w:val="1A1A2E"/>
+                <w:sz w:val="18"/>
+                <w:szCs w:val="18"/>
+              </w:rPr>
+              <w:t>input_value</w:t>
+            </w:r>
+            <w:proofErr w:type="spellEnd"/>
+            <w:r>
+              <w:rPr>
+                <w:rFonts w:ascii="Courier New" w:eastAsia="Courier New" w:hAnsi="Courier New" w:cs="Courier New"/>
+                <w:color w:val="1A1A2E"/>
+                <w:sz w:val="18"/>
+                <w:szCs w:val="18"/>
+              </w:rPr>
+              <w:t xml:space="preserve">, </w:t>
+            </w:r>
+            <w:proofErr w:type="spellStart"/>
+            <w:r>
+              <w:rPr>
+                <w:rFonts w:ascii="Courier New" w:eastAsia="Courier New" w:hAnsi="Courier New" w:cs="Courier New"/>
+                <w:color w:val="1A1A2E"/>
+                <w:sz w:val="18"/>
+                <w:szCs w:val="18"/>
+              </w:rPr>
+              <w:t>expected_value</w:t>
+            </w:r>
+            <w:proofErr w:type="spellEnd"/>
+            <w:r>
+              <w:rPr>
+                <w:rFonts w:ascii="Courier New" w:eastAsia="Courier New" w:hAnsi="Courier New" w:cs="Courier New"/>
+                <w:color w:val="1A1A2E"/>
+                <w:sz w:val="18"/>
+                <w:szCs w:val="18"/>
+              </w:rPr>
+              <w:t>)</w:t>
             </w:r>
           </w:p>
           <w:p>
@@ -15206,7 +16149,69 @@
                 <w:sz w:val="18"/>
                 <w:szCs w:val="18"/>
               </w:rPr>
-              <w:t>($1, $2::json, $3::json)</w:t>
+              <w:t>($1, $</w:t>
+            </w:r>
+            <w:proofErr w:type="gramStart"/>
+            <w:r>
+              <w:rPr>
+                <w:rFonts w:ascii="Courier New" w:eastAsia="Courier New" w:hAnsi="Courier New" w:cs="Courier New"/>
+                <w:color w:val="1A1A2E"/>
+                <w:sz w:val="18"/>
+                <w:szCs w:val="18"/>
+              </w:rPr>
+              <w:t>2::</w:t>
+            </w:r>
+            <w:proofErr w:type="spellStart"/>
+            <w:proofErr w:type="gramEnd"/>
+            <w:r>
+              <w:rPr>
+                <w:rFonts w:ascii="Courier New" w:eastAsia="Courier New" w:hAnsi="Courier New" w:cs="Courier New"/>
+                <w:color w:val="1A1A2E"/>
+                <w:sz w:val="18"/>
+                <w:szCs w:val="18"/>
+              </w:rPr>
+              <w:t>json</w:t>
+            </w:r>
+            <w:proofErr w:type="spellEnd"/>
+            <w:r>
+              <w:rPr>
+                <w:rFonts w:ascii="Courier New" w:eastAsia="Courier New" w:hAnsi="Courier New" w:cs="Courier New"/>
+                <w:color w:val="1A1A2E"/>
+                <w:sz w:val="18"/>
+                <w:szCs w:val="18"/>
+              </w:rPr>
+              <w:t>, $</w:t>
+            </w:r>
+            <w:proofErr w:type="gramStart"/>
+            <w:r>
+              <w:rPr>
+                <w:rFonts w:ascii="Courier New" w:eastAsia="Courier New" w:hAnsi="Courier New" w:cs="Courier New"/>
+                <w:color w:val="1A1A2E"/>
+                <w:sz w:val="18"/>
+                <w:szCs w:val="18"/>
+              </w:rPr>
+              <w:t>3::</w:t>
+            </w:r>
+            <w:proofErr w:type="spellStart"/>
+            <w:proofErr w:type="gramEnd"/>
+            <w:r>
+              <w:rPr>
+                <w:rFonts w:ascii="Courier New" w:eastAsia="Courier New" w:hAnsi="Courier New" w:cs="Courier New"/>
+                <w:color w:val="1A1A2E"/>
+                <w:sz w:val="18"/>
+                <w:szCs w:val="18"/>
+              </w:rPr>
+              <w:t>json</w:t>
+            </w:r>
+            <w:proofErr w:type="spellEnd"/>
+            <w:r>
+              <w:rPr>
+                <w:rFonts w:ascii="Courier New" w:eastAsia="Courier New" w:hAnsi="Courier New" w:cs="Courier New"/>
+                <w:color w:val="1A1A2E"/>
+                <w:sz w:val="18"/>
+                <w:szCs w:val="18"/>
+              </w:rPr>
+              <w:t>)</w:t>
             </w:r>
           </w:p>
           <w:p>
@@ -15264,6 +16269,7 @@
       <w:pPr>
         <w:spacing w:before="200" w:after="60"/>
       </w:pPr>
+      <w:proofErr w:type="spellStart"/>
       <w:r>
         <w:rPr>
           <w:rFonts w:ascii="Arial" w:eastAsia="Arial" w:hAnsi="Arial" w:cs="Arial"/>
@@ -15275,6 +16281,7 @@
         </w:rPr>
         <w:t>updateTestCase</w:t>
       </w:r>
+      <w:proofErr w:type="spellEnd"/>
     </w:p>
     <w:tbl>
       <w:tblPr>
@@ -15338,6 +16345,7 @@
               </w:rPr>
               <w:t xml:space="preserve"> </w:t>
             </w:r>
+            <w:proofErr w:type="spellStart"/>
             <w:r>
               <w:rPr>
                 <w:rFonts w:ascii="Courier New" w:eastAsia="Courier New" w:hAnsi="Courier New" w:cs="Courier New"/>
@@ -15347,6 +16355,7 @@
               </w:rPr>
               <w:t>test_case</w:t>
             </w:r>
+            <w:proofErr w:type="spellEnd"/>
           </w:p>
           <w:p>
             <w:pPr>
@@ -15381,14 +16390,45 @@
               </w:rPr>
               <w:t xml:space="preserve"> </w:t>
             </w:r>
-            <w:r>
-              <w:rPr>
-                <w:rFonts w:ascii="Courier New" w:eastAsia="Courier New" w:hAnsi="Courier New" w:cs="Courier New"/>
-                <w:color w:val="1A1A2E"/>
-                <w:sz w:val="18"/>
-                <w:szCs w:val="18"/>
-              </w:rPr>
-              <w:t>input_value=$1, expected_value=$2</w:t>
+            <w:proofErr w:type="spellStart"/>
+            <w:r>
+              <w:rPr>
+                <w:rFonts w:ascii="Courier New" w:eastAsia="Courier New" w:hAnsi="Courier New" w:cs="Courier New"/>
+                <w:color w:val="1A1A2E"/>
+                <w:sz w:val="18"/>
+                <w:szCs w:val="18"/>
+              </w:rPr>
+              <w:t>input_value</w:t>
+            </w:r>
+            <w:proofErr w:type="spellEnd"/>
+            <w:r>
+              <w:rPr>
+                <w:rFonts w:ascii="Courier New" w:eastAsia="Courier New" w:hAnsi="Courier New" w:cs="Courier New"/>
+                <w:color w:val="1A1A2E"/>
+                <w:sz w:val="18"/>
+                <w:szCs w:val="18"/>
+              </w:rPr>
+              <w:t xml:space="preserve">=$1, </w:t>
+            </w:r>
+            <w:proofErr w:type="spellStart"/>
+            <w:r>
+              <w:rPr>
+                <w:rFonts w:ascii="Courier New" w:eastAsia="Courier New" w:hAnsi="Courier New" w:cs="Courier New"/>
+                <w:color w:val="1A1A2E"/>
+                <w:sz w:val="18"/>
+                <w:szCs w:val="18"/>
+              </w:rPr>
+              <w:t>expected_value</w:t>
+            </w:r>
+            <w:proofErr w:type="spellEnd"/>
+            <w:r>
+              <w:rPr>
+                <w:rFonts w:ascii="Courier New" w:eastAsia="Courier New" w:hAnsi="Courier New" w:cs="Courier New"/>
+                <w:color w:val="1A1A2E"/>
+                <w:sz w:val="18"/>
+                <w:szCs w:val="18"/>
+              </w:rPr>
+              <w:t>=$2</w:t>
             </w:r>
           </w:p>
           <w:p>
@@ -15424,14 +16464,25 @@
               </w:rPr>
               <w:t xml:space="preserve"> </w:t>
             </w:r>
-            <w:r>
-              <w:rPr>
-                <w:rFonts w:ascii="Courier New" w:eastAsia="Courier New" w:hAnsi="Courier New" w:cs="Courier New"/>
-                <w:color w:val="1A1A2E"/>
-                <w:sz w:val="18"/>
-                <w:szCs w:val="18"/>
-              </w:rPr>
-              <w:t>test_case_id = $3</w:t>
+            <w:proofErr w:type="spellStart"/>
+            <w:r>
+              <w:rPr>
+                <w:rFonts w:ascii="Courier New" w:eastAsia="Courier New" w:hAnsi="Courier New" w:cs="Courier New"/>
+                <w:color w:val="1A1A2E"/>
+                <w:sz w:val="18"/>
+                <w:szCs w:val="18"/>
+              </w:rPr>
+              <w:t>test_case_id</w:t>
+            </w:r>
+            <w:proofErr w:type="spellEnd"/>
+            <w:r>
+              <w:rPr>
+                <w:rFonts w:ascii="Courier New" w:eastAsia="Courier New" w:hAnsi="Courier New" w:cs="Courier New"/>
+                <w:color w:val="1A1A2E"/>
+                <w:sz w:val="18"/>
+                <w:szCs w:val="18"/>
+              </w:rPr>
+              <w:t xml:space="preserve"> = $3</w:t>
             </w:r>
           </w:p>
           <w:p>
@@ -15489,6 +16540,7 @@
       <w:pPr>
         <w:spacing w:before="200" w:after="60"/>
       </w:pPr>
+      <w:proofErr w:type="spellStart"/>
       <w:r>
         <w:rPr>
           <w:rFonts w:ascii="Arial" w:eastAsia="Arial" w:hAnsi="Arial" w:cs="Arial"/>
@@ -15500,6 +16552,7 @@
         </w:rPr>
         <w:t>deleteTestCase</w:t>
       </w:r>
+      <w:proofErr w:type="spellEnd"/>
     </w:p>
     <w:tbl>
       <w:tblPr>
@@ -15583,14 +16636,25 @@
               </w:rPr>
               <w:t xml:space="preserve"> </w:t>
             </w:r>
-            <w:r>
-              <w:rPr>
-                <w:rFonts w:ascii="Courier New" w:eastAsia="Courier New" w:hAnsi="Courier New" w:cs="Courier New"/>
-                <w:color w:val="1A1A2E"/>
-                <w:sz w:val="18"/>
-                <w:szCs w:val="18"/>
-              </w:rPr>
-              <w:t xml:space="preserve">test_case </w:t>
+            <w:proofErr w:type="spellStart"/>
+            <w:r>
+              <w:rPr>
+                <w:rFonts w:ascii="Courier New" w:eastAsia="Courier New" w:hAnsi="Courier New" w:cs="Courier New"/>
+                <w:color w:val="1A1A2E"/>
+                <w:sz w:val="18"/>
+                <w:szCs w:val="18"/>
+              </w:rPr>
+              <w:t>test_case</w:t>
+            </w:r>
+            <w:proofErr w:type="spellEnd"/>
+            <w:r>
+              <w:rPr>
+                <w:rFonts w:ascii="Courier New" w:eastAsia="Courier New" w:hAnsi="Courier New" w:cs="Courier New"/>
+                <w:color w:val="1A1A2E"/>
+                <w:sz w:val="18"/>
+                <w:szCs w:val="18"/>
+              </w:rPr>
+              <w:t xml:space="preserve"> </w:t>
             </w:r>
             <w:r>
               <w:rPr>
@@ -15612,14 +16676,25 @@
               </w:rPr>
               <w:t xml:space="preserve"> </w:t>
             </w:r>
-            <w:r>
-              <w:rPr>
-                <w:rFonts w:ascii="Courier New" w:eastAsia="Courier New" w:hAnsi="Courier New" w:cs="Courier New"/>
-                <w:color w:val="1A1A2E"/>
-                <w:sz w:val="18"/>
-                <w:szCs w:val="18"/>
-              </w:rPr>
-              <w:t xml:space="preserve">test_case_id = $1 </w:t>
+            <w:proofErr w:type="spellStart"/>
+            <w:r>
+              <w:rPr>
+                <w:rFonts w:ascii="Courier New" w:eastAsia="Courier New" w:hAnsi="Courier New" w:cs="Courier New"/>
+                <w:color w:val="1A1A2E"/>
+                <w:sz w:val="18"/>
+                <w:szCs w:val="18"/>
+              </w:rPr>
+              <w:t>test_case_id</w:t>
+            </w:r>
+            <w:proofErr w:type="spellEnd"/>
+            <w:r>
+              <w:rPr>
+                <w:rFonts w:ascii="Courier New" w:eastAsia="Courier New" w:hAnsi="Courier New" w:cs="Courier New"/>
+                <w:color w:val="1A1A2E"/>
+                <w:sz w:val="18"/>
+                <w:szCs w:val="18"/>
+              </w:rPr>
+              <w:t xml:space="preserve"> = $1 </w:t>
             </w:r>
             <w:r>
               <w:rPr>
@@ -15663,16 +16738,17 @@
       <w:pPr>
         <w:pStyle w:val="Heading2"/>
       </w:pPr>
-      <w:bookmarkStart w:id="57" w:name="_Toc225170335"/>
+      <w:bookmarkStart w:id="55" w:name="_Toc225170335"/>
       <w:r>
         <w:t>CRUD Course</w:t>
       </w:r>
-      <w:bookmarkEnd w:id="57"/>
+      <w:bookmarkEnd w:id="55"/>
     </w:p>
     <w:p>
       <w:pPr>
         <w:spacing w:before="200" w:after="60"/>
       </w:pPr>
+      <w:proofErr w:type="spellStart"/>
       <w:r>
         <w:rPr>
           <w:rFonts w:ascii="Arial" w:eastAsia="Arial" w:hAnsi="Arial" w:cs="Arial"/>
@@ -15684,6 +16760,7 @@
         </w:rPr>
         <w:t>fetchAllStudents</w:t>
       </w:r>
+      <w:proofErr w:type="spellEnd"/>
     </w:p>
     <w:tbl>
       <w:tblPr>
@@ -15747,14 +16824,25 @@
               </w:rPr>
               <w:t xml:space="preserve"> </w:t>
             </w:r>
-            <w:r>
-              <w:rPr>
-                <w:rFonts w:ascii="Courier New" w:eastAsia="Courier New" w:hAnsi="Courier New" w:cs="Courier New"/>
-                <w:color w:val="1A1A2E"/>
-                <w:sz w:val="18"/>
-                <w:szCs w:val="18"/>
-              </w:rPr>
-              <w:t xml:space="preserve">user_id </w:t>
+            <w:proofErr w:type="spellStart"/>
+            <w:r>
+              <w:rPr>
+                <w:rFonts w:ascii="Courier New" w:eastAsia="Courier New" w:hAnsi="Courier New" w:cs="Courier New"/>
+                <w:color w:val="1A1A2E"/>
+                <w:sz w:val="18"/>
+                <w:szCs w:val="18"/>
+              </w:rPr>
+              <w:t>user_id</w:t>
+            </w:r>
+            <w:proofErr w:type="spellEnd"/>
+            <w:r>
+              <w:rPr>
+                <w:rFonts w:ascii="Courier New" w:eastAsia="Courier New" w:hAnsi="Courier New" w:cs="Courier New"/>
+                <w:color w:val="1A1A2E"/>
+                <w:sz w:val="18"/>
+                <w:szCs w:val="18"/>
+              </w:rPr>
+              <w:t xml:space="preserve"> </w:t>
             </w:r>
             <w:r>
               <w:rPr>
@@ -15776,14 +16864,45 @@
               </w:rPr>
               <w:t xml:space="preserve"> </w:t>
             </w:r>
-            <w:r>
-              <w:rPr>
-                <w:rFonts w:ascii="Courier New" w:eastAsia="Courier New" w:hAnsi="Courier New" w:cs="Courier New"/>
-                <w:color w:val="1A1A2E"/>
-                <w:sz w:val="18"/>
-                <w:szCs w:val="18"/>
-              </w:rPr>
-              <w:t xml:space="preserve">student_id, user_name </w:t>
+            <w:proofErr w:type="spellStart"/>
+            <w:r>
+              <w:rPr>
+                <w:rFonts w:ascii="Courier New" w:eastAsia="Courier New" w:hAnsi="Courier New" w:cs="Courier New"/>
+                <w:color w:val="1A1A2E"/>
+                <w:sz w:val="18"/>
+                <w:szCs w:val="18"/>
+              </w:rPr>
+              <w:t>student_id</w:t>
+            </w:r>
+            <w:proofErr w:type="spellEnd"/>
+            <w:r>
+              <w:rPr>
+                <w:rFonts w:ascii="Courier New" w:eastAsia="Courier New" w:hAnsi="Courier New" w:cs="Courier New"/>
+                <w:color w:val="1A1A2E"/>
+                <w:sz w:val="18"/>
+                <w:szCs w:val="18"/>
+              </w:rPr>
+              <w:t xml:space="preserve">, </w:t>
+            </w:r>
+            <w:proofErr w:type="spellStart"/>
+            <w:r>
+              <w:rPr>
+                <w:rFonts w:ascii="Courier New" w:eastAsia="Courier New" w:hAnsi="Courier New" w:cs="Courier New"/>
+                <w:color w:val="1A1A2E"/>
+                <w:sz w:val="18"/>
+                <w:szCs w:val="18"/>
+              </w:rPr>
+              <w:t>user_name</w:t>
+            </w:r>
+            <w:proofErr w:type="spellEnd"/>
+            <w:r>
+              <w:rPr>
+                <w:rFonts w:ascii="Courier New" w:eastAsia="Courier New" w:hAnsi="Courier New" w:cs="Courier New"/>
+                <w:color w:val="1A1A2E"/>
+                <w:sz w:val="18"/>
+                <w:szCs w:val="18"/>
+              </w:rPr>
+              <w:t xml:space="preserve"> </w:t>
             </w:r>
             <w:r>
               <w:rPr>
@@ -15805,6 +16924,7 @@
               </w:rPr>
               <w:t xml:space="preserve"> </w:t>
             </w:r>
+            <w:proofErr w:type="spellStart"/>
             <w:r>
               <w:rPr>
                 <w:rFonts w:ascii="Courier New" w:eastAsia="Courier New" w:hAnsi="Courier New" w:cs="Courier New"/>
@@ -15814,6 +16934,7 @@
               </w:rPr>
               <w:t>student_name</w:t>
             </w:r>
+            <w:proofErr w:type="spellEnd"/>
           </w:p>
           <w:p>
             <w:pPr>
@@ -15899,6 +17020,7 @@
       <w:pPr>
         <w:spacing w:before="200" w:after="60"/>
       </w:pPr>
+      <w:proofErr w:type="spellStart"/>
       <w:r>
         <w:rPr>
           <w:rFonts w:ascii="Arial" w:eastAsia="Arial" w:hAnsi="Arial" w:cs="Arial"/>
@@ -15910,6 +17032,7 @@
         </w:rPr>
         <w:t>insertCourse</w:t>
       </w:r>
+      <w:proofErr w:type="spellEnd"/>
     </w:p>
     <w:tbl>
       <w:tblPr>
@@ -16000,7 +17123,67 @@
                 <w:sz w:val="18"/>
                 <w:szCs w:val="18"/>
               </w:rPr>
-              <w:t>course (owner_id, course_title, course_description)</w:t>
+              <w:t>course (</w:t>
+            </w:r>
+            <w:proofErr w:type="spellStart"/>
+            <w:r>
+              <w:rPr>
+                <w:rFonts w:ascii="Courier New" w:eastAsia="Courier New" w:hAnsi="Courier New" w:cs="Courier New"/>
+                <w:color w:val="1A1A2E"/>
+                <w:sz w:val="18"/>
+                <w:szCs w:val="18"/>
+              </w:rPr>
+              <w:t>owner_id</w:t>
+            </w:r>
+            <w:proofErr w:type="spellEnd"/>
+            <w:r>
+              <w:rPr>
+                <w:rFonts w:ascii="Courier New" w:eastAsia="Courier New" w:hAnsi="Courier New" w:cs="Courier New"/>
+                <w:color w:val="1A1A2E"/>
+                <w:sz w:val="18"/>
+                <w:szCs w:val="18"/>
+              </w:rPr>
+              <w:t xml:space="preserve">, </w:t>
+            </w:r>
+            <w:proofErr w:type="spellStart"/>
+            <w:r>
+              <w:rPr>
+                <w:rFonts w:ascii="Courier New" w:eastAsia="Courier New" w:hAnsi="Courier New" w:cs="Courier New"/>
+                <w:color w:val="1A1A2E"/>
+                <w:sz w:val="18"/>
+                <w:szCs w:val="18"/>
+              </w:rPr>
+              <w:t>course_title</w:t>
+            </w:r>
+            <w:proofErr w:type="spellEnd"/>
+            <w:r>
+              <w:rPr>
+                <w:rFonts w:ascii="Courier New" w:eastAsia="Courier New" w:hAnsi="Courier New" w:cs="Courier New"/>
+                <w:color w:val="1A1A2E"/>
+                <w:sz w:val="18"/>
+                <w:szCs w:val="18"/>
+              </w:rPr>
+              <w:t xml:space="preserve">, </w:t>
+            </w:r>
+            <w:proofErr w:type="spellStart"/>
+            <w:r>
+              <w:rPr>
+                <w:rFonts w:ascii="Courier New" w:eastAsia="Courier New" w:hAnsi="Courier New" w:cs="Courier New"/>
+                <w:color w:val="1A1A2E"/>
+                <w:sz w:val="18"/>
+                <w:szCs w:val="18"/>
+              </w:rPr>
+              <w:t>course_description</w:t>
+            </w:r>
+            <w:proofErr w:type="spellEnd"/>
+            <w:r>
+              <w:rPr>
+                <w:rFonts w:ascii="Courier New" w:eastAsia="Courier New" w:hAnsi="Courier New" w:cs="Courier New"/>
+                <w:color w:val="1A1A2E"/>
+                <w:sz w:val="18"/>
+                <w:szCs w:val="18"/>
+              </w:rPr>
+              <w:t>)</w:t>
             </w:r>
           </w:p>
           <w:p>
@@ -16094,6 +17277,7 @@
       <w:pPr>
         <w:spacing w:before="200" w:after="60"/>
       </w:pPr>
+      <w:proofErr w:type="spellStart"/>
       <w:r>
         <w:rPr>
           <w:rFonts w:ascii="Arial" w:eastAsia="Arial" w:hAnsi="Arial" w:cs="Arial"/>
@@ -16105,6 +17289,7 @@
         </w:rPr>
         <w:t>insertCourseProblem</w:t>
       </w:r>
+      <w:proofErr w:type="spellEnd"/>
     </w:p>
     <w:tbl>
       <w:tblPr>
@@ -16188,14 +17373,65 @@
               </w:rPr>
               <w:t xml:space="preserve"> </w:t>
             </w:r>
-            <w:r>
-              <w:rPr>
-                <w:rFonts w:ascii="Courier New" w:eastAsia="Courier New" w:hAnsi="Courier New" w:cs="Courier New"/>
-                <w:color w:val="1A1A2E"/>
-                <w:sz w:val="18"/>
-                <w:szCs w:val="18"/>
-              </w:rPr>
-              <w:t>course_problem (course_id, problem_id)</w:t>
+            <w:proofErr w:type="spellStart"/>
+            <w:r>
+              <w:rPr>
+                <w:rFonts w:ascii="Courier New" w:eastAsia="Courier New" w:hAnsi="Courier New" w:cs="Courier New"/>
+                <w:color w:val="1A1A2E"/>
+                <w:sz w:val="18"/>
+                <w:szCs w:val="18"/>
+              </w:rPr>
+              <w:t>course_problem</w:t>
+            </w:r>
+            <w:proofErr w:type="spellEnd"/>
+            <w:r>
+              <w:rPr>
+                <w:rFonts w:ascii="Courier New" w:eastAsia="Courier New" w:hAnsi="Courier New" w:cs="Courier New"/>
+                <w:color w:val="1A1A2E"/>
+                <w:sz w:val="18"/>
+                <w:szCs w:val="18"/>
+              </w:rPr>
+              <w:t xml:space="preserve"> (</w:t>
+            </w:r>
+            <w:proofErr w:type="spellStart"/>
+            <w:r>
+              <w:rPr>
+                <w:rFonts w:ascii="Courier New" w:eastAsia="Courier New" w:hAnsi="Courier New" w:cs="Courier New"/>
+                <w:color w:val="1A1A2E"/>
+                <w:sz w:val="18"/>
+                <w:szCs w:val="18"/>
+              </w:rPr>
+              <w:t>course_id</w:t>
+            </w:r>
+            <w:proofErr w:type="spellEnd"/>
+            <w:r>
+              <w:rPr>
+                <w:rFonts w:ascii="Courier New" w:eastAsia="Courier New" w:hAnsi="Courier New" w:cs="Courier New"/>
+                <w:color w:val="1A1A2E"/>
+                <w:sz w:val="18"/>
+                <w:szCs w:val="18"/>
+              </w:rPr>
+              <w:t xml:space="preserve">, </w:t>
+            </w:r>
+            <w:proofErr w:type="spellStart"/>
+            <w:r>
+              <w:rPr>
+                <w:rFonts w:ascii="Courier New" w:eastAsia="Courier New" w:hAnsi="Courier New" w:cs="Courier New"/>
+                <w:color w:val="1A1A2E"/>
+                <w:sz w:val="18"/>
+                <w:szCs w:val="18"/>
+              </w:rPr>
+              <w:t>problem_id</w:t>
+            </w:r>
+            <w:proofErr w:type="spellEnd"/>
+            <w:r>
+              <w:rPr>
+                <w:rFonts w:ascii="Courier New" w:eastAsia="Courier New" w:hAnsi="Courier New" w:cs="Courier New"/>
+                <w:color w:val="1A1A2E"/>
+                <w:sz w:val="18"/>
+                <w:szCs w:val="18"/>
+              </w:rPr>
+              <w:t>)</w:t>
             </w:r>
           </w:p>
           <w:p>
@@ -16282,6 +17518,7 @@
       <w:pPr>
         <w:spacing w:before="200" w:after="60"/>
       </w:pPr>
+      <w:proofErr w:type="spellStart"/>
       <w:r>
         <w:rPr>
           <w:rFonts w:ascii="Arial" w:eastAsia="Arial" w:hAnsi="Arial" w:cs="Arial"/>
@@ -16293,6 +17530,7 @@
         </w:rPr>
         <w:t>insertEnrollment</w:t>
       </w:r>
+      <w:proofErr w:type="spellEnd"/>
     </w:p>
     <w:tbl>
       <w:tblPr>
@@ -16376,14 +17614,65 @@
               </w:rPr>
               <w:t xml:space="preserve"> </w:t>
             </w:r>
-            <w:r>
-              <w:rPr>
-                <w:rFonts w:ascii="Courier New" w:eastAsia="Courier New" w:hAnsi="Courier New" w:cs="Courier New"/>
-                <w:color w:val="1A1A2E"/>
-                <w:sz w:val="18"/>
-                <w:szCs w:val="18"/>
-              </w:rPr>
-              <w:t>enrollment (course_id, user_id)</w:t>
+            <w:proofErr w:type="spellStart"/>
+            <w:r>
+              <w:rPr>
+                <w:rFonts w:ascii="Courier New" w:eastAsia="Courier New" w:hAnsi="Courier New" w:cs="Courier New"/>
+                <w:color w:val="1A1A2E"/>
+                <w:sz w:val="18"/>
+                <w:szCs w:val="18"/>
+              </w:rPr>
+              <w:t>enrollment</w:t>
+            </w:r>
+            <w:proofErr w:type="spellEnd"/>
+            <w:r>
+              <w:rPr>
+                <w:rFonts w:ascii="Courier New" w:eastAsia="Courier New" w:hAnsi="Courier New" w:cs="Courier New"/>
+                <w:color w:val="1A1A2E"/>
+                <w:sz w:val="18"/>
+                <w:szCs w:val="18"/>
+              </w:rPr>
+              <w:t xml:space="preserve"> (</w:t>
+            </w:r>
+            <w:proofErr w:type="spellStart"/>
+            <w:r>
+              <w:rPr>
+                <w:rFonts w:ascii="Courier New" w:eastAsia="Courier New" w:hAnsi="Courier New" w:cs="Courier New"/>
+                <w:color w:val="1A1A2E"/>
+                <w:sz w:val="18"/>
+                <w:szCs w:val="18"/>
+              </w:rPr>
+              <w:t>course_id</w:t>
+            </w:r>
+            <w:proofErr w:type="spellEnd"/>
+            <w:r>
+              <w:rPr>
+                <w:rFonts w:ascii="Courier New" w:eastAsia="Courier New" w:hAnsi="Courier New" w:cs="Courier New"/>
+                <w:color w:val="1A1A2E"/>
+                <w:sz w:val="18"/>
+                <w:szCs w:val="18"/>
+              </w:rPr>
+              <w:t xml:space="preserve">, </w:t>
+            </w:r>
+            <w:proofErr w:type="spellStart"/>
+            <w:r>
+              <w:rPr>
+                <w:rFonts w:ascii="Courier New" w:eastAsia="Courier New" w:hAnsi="Courier New" w:cs="Courier New"/>
+                <w:color w:val="1A1A2E"/>
+                <w:sz w:val="18"/>
+                <w:szCs w:val="18"/>
+              </w:rPr>
+              <w:t>user_id</w:t>
+            </w:r>
+            <w:proofErr w:type="spellEnd"/>
+            <w:r>
+              <w:rPr>
+                <w:rFonts w:ascii="Courier New" w:eastAsia="Courier New" w:hAnsi="Courier New" w:cs="Courier New"/>
+                <w:color w:val="1A1A2E"/>
+                <w:sz w:val="18"/>
+                <w:szCs w:val="18"/>
+              </w:rPr>
+              <w:t>)</w:t>
             </w:r>
           </w:p>
           <w:p>
@@ -16470,6 +17759,7 @@
       <w:pPr>
         <w:spacing w:before="200" w:after="60"/>
       </w:pPr>
+      <w:proofErr w:type="spellStart"/>
       <w:r>
         <w:rPr>
           <w:rFonts w:ascii="Arial" w:eastAsia="Arial" w:hAnsi="Arial" w:cs="Arial"/>
@@ -16481,6 +17771,7 @@
         </w:rPr>
         <w:t>fetchCourseByUserId</w:t>
       </w:r>
+      <w:proofErr w:type="spellEnd"/>
     </w:p>
     <w:tbl>
       <w:tblPr>
@@ -16616,14 +17907,25 @@
               </w:rPr>
               <w:t xml:space="preserve"> </w:t>
             </w:r>
-            <w:r>
-              <w:rPr>
-                <w:rFonts w:ascii="Courier New" w:eastAsia="Courier New" w:hAnsi="Courier New" w:cs="Courier New"/>
-                <w:color w:val="1A1A2E"/>
-                <w:sz w:val="18"/>
-                <w:szCs w:val="18"/>
-              </w:rPr>
-              <w:t xml:space="preserve">enrollment e </w:t>
+            <w:proofErr w:type="spellStart"/>
+            <w:r>
+              <w:rPr>
+                <w:rFonts w:ascii="Courier New" w:eastAsia="Courier New" w:hAnsi="Courier New" w:cs="Courier New"/>
+                <w:color w:val="1A1A2E"/>
+                <w:sz w:val="18"/>
+                <w:szCs w:val="18"/>
+              </w:rPr>
+              <w:t>enrollment</w:t>
+            </w:r>
+            <w:proofErr w:type="spellEnd"/>
+            <w:r>
+              <w:rPr>
+                <w:rFonts w:ascii="Courier New" w:eastAsia="Courier New" w:hAnsi="Courier New" w:cs="Courier New"/>
+                <w:color w:val="1A1A2E"/>
+                <w:sz w:val="18"/>
+                <w:szCs w:val="18"/>
+              </w:rPr>
+              <w:t xml:space="preserve"> e </w:t>
             </w:r>
             <w:r>
               <w:rPr>
@@ -16645,15 +17947,37 @@
               </w:rPr>
               <w:t xml:space="preserve"> </w:t>
             </w:r>
-            <w:r>
-              <w:rPr>
-                <w:rFonts w:ascii="Courier New" w:eastAsia="Courier New" w:hAnsi="Courier New" w:cs="Courier New"/>
-                <w:color w:val="1A1A2E"/>
-                <w:sz w:val="18"/>
-                <w:szCs w:val="18"/>
-              </w:rPr>
-              <w:t>c.course_id = e.course_id</w:t>
-            </w:r>
+            <w:proofErr w:type="spellStart"/>
+            <w:r>
+              <w:rPr>
+                <w:rFonts w:ascii="Courier New" w:eastAsia="Courier New" w:hAnsi="Courier New" w:cs="Courier New"/>
+                <w:color w:val="1A1A2E"/>
+                <w:sz w:val="18"/>
+                <w:szCs w:val="18"/>
+              </w:rPr>
+              <w:t>c.course_id</w:t>
+            </w:r>
+            <w:proofErr w:type="spellEnd"/>
+            <w:r>
+              <w:rPr>
+                <w:rFonts w:ascii="Courier New" w:eastAsia="Courier New" w:hAnsi="Courier New" w:cs="Courier New"/>
+                <w:color w:val="1A1A2E"/>
+                <w:sz w:val="18"/>
+                <w:szCs w:val="18"/>
+              </w:rPr>
+              <w:t xml:space="preserve"> = </w:t>
+            </w:r>
+            <w:proofErr w:type="spellStart"/>
+            <w:r>
+              <w:rPr>
+                <w:rFonts w:ascii="Courier New" w:eastAsia="Courier New" w:hAnsi="Courier New" w:cs="Courier New"/>
+                <w:color w:val="1A1A2E"/>
+                <w:sz w:val="18"/>
+                <w:szCs w:val="18"/>
+              </w:rPr>
+              <w:t>e.course_id</w:t>
+            </w:r>
+            <w:proofErr w:type="spellEnd"/>
           </w:p>
           <w:p>
             <w:pPr>
@@ -16688,14 +18012,25 @@
               </w:rPr>
               <w:t xml:space="preserve"> </w:t>
             </w:r>
-            <w:r>
-              <w:rPr>
-                <w:rFonts w:ascii="Courier New" w:eastAsia="Courier New" w:hAnsi="Courier New" w:cs="Courier New"/>
-                <w:color w:val="1A1A2E"/>
-                <w:sz w:val="18"/>
-                <w:szCs w:val="18"/>
-              </w:rPr>
-              <w:t xml:space="preserve">e.user_id = $1 </w:t>
+            <w:proofErr w:type="spellStart"/>
+            <w:r>
+              <w:rPr>
+                <w:rFonts w:ascii="Courier New" w:eastAsia="Courier New" w:hAnsi="Courier New" w:cs="Courier New"/>
+                <w:color w:val="1A1A2E"/>
+                <w:sz w:val="18"/>
+                <w:szCs w:val="18"/>
+              </w:rPr>
+              <w:t>e.user_id</w:t>
+            </w:r>
+            <w:proofErr w:type="spellEnd"/>
+            <w:r>
+              <w:rPr>
+                <w:rFonts w:ascii="Courier New" w:eastAsia="Courier New" w:hAnsi="Courier New" w:cs="Courier New"/>
+                <w:color w:val="1A1A2E"/>
+                <w:sz w:val="18"/>
+                <w:szCs w:val="18"/>
+              </w:rPr>
+              <w:t xml:space="preserve"> = $1 </w:t>
             </w:r>
             <w:r>
               <w:rPr>
@@ -16737,14 +18072,25 @@
               </w:rPr>
               <w:t xml:space="preserve"> </w:t>
             </w:r>
-            <w:r>
-              <w:rPr>
-                <w:rFonts w:ascii="Courier New" w:eastAsia="Courier New" w:hAnsi="Courier New" w:cs="Courier New"/>
-                <w:color w:val="1A1A2E"/>
-                <w:sz w:val="18"/>
-                <w:szCs w:val="18"/>
-              </w:rPr>
-              <w:t xml:space="preserve">c.course_id </w:t>
+            <w:proofErr w:type="spellStart"/>
+            <w:r>
+              <w:rPr>
+                <w:rFonts w:ascii="Courier New" w:eastAsia="Courier New" w:hAnsi="Courier New" w:cs="Courier New"/>
+                <w:color w:val="1A1A2E"/>
+                <w:sz w:val="18"/>
+                <w:szCs w:val="18"/>
+              </w:rPr>
+              <w:t>c.course_id</w:t>
+            </w:r>
+            <w:proofErr w:type="spellEnd"/>
+            <w:r>
+              <w:rPr>
+                <w:rFonts w:ascii="Courier New" w:eastAsia="Courier New" w:hAnsi="Courier New" w:cs="Courier New"/>
+                <w:color w:val="1A1A2E"/>
+                <w:sz w:val="18"/>
+                <w:szCs w:val="18"/>
+              </w:rPr>
+              <w:t xml:space="preserve"> </w:t>
             </w:r>
             <w:r>
               <w:rPr>
@@ -16770,6 +18116,7 @@
       <w:pPr>
         <w:spacing w:before="200" w:after="60"/>
       </w:pPr>
+      <w:proofErr w:type="spellStart"/>
       <w:r>
         <w:rPr>
           <w:rFonts w:ascii="Arial" w:eastAsia="Arial" w:hAnsi="Arial" w:cs="Arial"/>
@@ -16781,6 +18128,7 @@
         </w:rPr>
         <w:t>fetchCreatedCourseByUserId</w:t>
       </w:r>
+      <w:proofErr w:type="spellEnd"/>
     </w:p>
     <w:tbl>
       <w:tblPr>
@@ -16902,14 +18250,25 @@
               </w:rPr>
               <w:t xml:space="preserve"> </w:t>
             </w:r>
-            <w:r>
-              <w:rPr>
-                <w:rFonts w:ascii="Courier New" w:eastAsia="Courier New" w:hAnsi="Courier New" w:cs="Courier New"/>
-                <w:color w:val="1A1A2E"/>
-                <w:sz w:val="18"/>
-                <w:szCs w:val="18"/>
-              </w:rPr>
-              <w:t xml:space="preserve">owner_id = $1 </w:t>
+            <w:proofErr w:type="spellStart"/>
+            <w:r>
+              <w:rPr>
+                <w:rFonts w:ascii="Courier New" w:eastAsia="Courier New" w:hAnsi="Courier New" w:cs="Courier New"/>
+                <w:color w:val="1A1A2E"/>
+                <w:sz w:val="18"/>
+                <w:szCs w:val="18"/>
+              </w:rPr>
+              <w:t>owner_id</w:t>
+            </w:r>
+            <w:proofErr w:type="spellEnd"/>
+            <w:r>
+              <w:rPr>
+                <w:rFonts w:ascii="Courier New" w:eastAsia="Courier New" w:hAnsi="Courier New" w:cs="Courier New"/>
+                <w:color w:val="1A1A2E"/>
+                <w:sz w:val="18"/>
+                <w:szCs w:val="18"/>
+              </w:rPr>
+              <w:t xml:space="preserve"> = $1 </w:t>
             </w:r>
             <w:r>
               <w:rPr>
@@ -16951,14 +18310,25 @@
               </w:rPr>
               <w:t xml:space="preserve"> </w:t>
             </w:r>
-            <w:r>
-              <w:rPr>
-                <w:rFonts w:ascii="Courier New" w:eastAsia="Courier New" w:hAnsi="Courier New" w:cs="Courier New"/>
-                <w:color w:val="1A1A2E"/>
-                <w:sz w:val="18"/>
-                <w:szCs w:val="18"/>
-              </w:rPr>
-              <w:t xml:space="preserve">course_id </w:t>
+            <w:proofErr w:type="spellStart"/>
+            <w:r>
+              <w:rPr>
+                <w:rFonts w:ascii="Courier New" w:eastAsia="Courier New" w:hAnsi="Courier New" w:cs="Courier New"/>
+                <w:color w:val="1A1A2E"/>
+                <w:sz w:val="18"/>
+                <w:szCs w:val="18"/>
+              </w:rPr>
+              <w:t>course_id</w:t>
+            </w:r>
+            <w:proofErr w:type="spellEnd"/>
+            <w:r>
+              <w:rPr>
+                <w:rFonts w:ascii="Courier New" w:eastAsia="Courier New" w:hAnsi="Courier New" w:cs="Courier New"/>
+                <w:color w:val="1A1A2E"/>
+                <w:sz w:val="18"/>
+                <w:szCs w:val="18"/>
+              </w:rPr>
+              <w:t xml:space="preserve"> </w:t>
             </w:r>
             <w:r>
               <w:rPr>
@@ -16984,6 +18354,7 @@
       <w:pPr>
         <w:spacing w:before="200" w:after="60"/>
       </w:pPr>
+      <w:proofErr w:type="spellStart"/>
       <w:r>
         <w:rPr>
           <w:rFonts w:ascii="Arial" w:eastAsia="Arial" w:hAnsi="Arial" w:cs="Arial"/>
@@ -16995,6 +18366,7 @@
         </w:rPr>
         <w:t>updateCourseDetails</w:t>
       </w:r>
+      <w:proofErr w:type="spellEnd"/>
     </w:p>
     <w:tbl>
       <w:tblPr>
@@ -17087,14 +18459,45 @@
               </w:rPr>
               <w:t xml:space="preserve"> </w:t>
             </w:r>
-            <w:r>
-              <w:rPr>
-                <w:rFonts w:ascii="Courier New" w:eastAsia="Courier New" w:hAnsi="Courier New" w:cs="Courier New"/>
-                <w:color w:val="1A1A2E"/>
-                <w:sz w:val="18"/>
-                <w:szCs w:val="18"/>
-              </w:rPr>
-              <w:t>course_title=$1, course_description=$2</w:t>
+            <w:proofErr w:type="spellStart"/>
+            <w:r>
+              <w:rPr>
+                <w:rFonts w:ascii="Courier New" w:eastAsia="Courier New" w:hAnsi="Courier New" w:cs="Courier New"/>
+                <w:color w:val="1A1A2E"/>
+                <w:sz w:val="18"/>
+                <w:szCs w:val="18"/>
+              </w:rPr>
+              <w:t>course_title</w:t>
+            </w:r>
+            <w:proofErr w:type="spellEnd"/>
+            <w:r>
+              <w:rPr>
+                <w:rFonts w:ascii="Courier New" w:eastAsia="Courier New" w:hAnsi="Courier New" w:cs="Courier New"/>
+                <w:color w:val="1A1A2E"/>
+                <w:sz w:val="18"/>
+                <w:szCs w:val="18"/>
+              </w:rPr>
+              <w:t xml:space="preserve">=$1, </w:t>
+            </w:r>
+            <w:proofErr w:type="spellStart"/>
+            <w:r>
+              <w:rPr>
+                <w:rFonts w:ascii="Courier New" w:eastAsia="Courier New" w:hAnsi="Courier New" w:cs="Courier New"/>
+                <w:color w:val="1A1A2E"/>
+                <w:sz w:val="18"/>
+                <w:szCs w:val="18"/>
+              </w:rPr>
+              <w:t>course_description</w:t>
+            </w:r>
+            <w:proofErr w:type="spellEnd"/>
+            <w:r>
+              <w:rPr>
+                <w:rFonts w:ascii="Courier New" w:eastAsia="Courier New" w:hAnsi="Courier New" w:cs="Courier New"/>
+                <w:color w:val="1A1A2E"/>
+                <w:sz w:val="18"/>
+                <w:szCs w:val="18"/>
+              </w:rPr>
+              <w:t>=$2</w:t>
             </w:r>
           </w:p>
           <w:p>
@@ -17130,14 +18533,25 @@
               </w:rPr>
               <w:t xml:space="preserve"> </w:t>
             </w:r>
-            <w:r>
-              <w:rPr>
-                <w:rFonts w:ascii="Courier New" w:eastAsia="Courier New" w:hAnsi="Courier New" w:cs="Courier New"/>
-                <w:color w:val="1A1A2E"/>
-                <w:sz w:val="18"/>
-                <w:szCs w:val="18"/>
-              </w:rPr>
-              <w:t xml:space="preserve">course_id = $3 </w:t>
+            <w:proofErr w:type="spellStart"/>
+            <w:r>
+              <w:rPr>
+                <w:rFonts w:ascii="Courier New" w:eastAsia="Courier New" w:hAnsi="Courier New" w:cs="Courier New"/>
+                <w:color w:val="1A1A2E"/>
+                <w:sz w:val="18"/>
+                <w:szCs w:val="18"/>
+              </w:rPr>
+              <w:t>course_id</w:t>
+            </w:r>
+            <w:proofErr w:type="spellEnd"/>
+            <w:r>
+              <w:rPr>
+                <w:rFonts w:ascii="Courier New" w:eastAsia="Courier New" w:hAnsi="Courier New" w:cs="Courier New"/>
+                <w:color w:val="1A1A2E"/>
+                <w:sz w:val="18"/>
+                <w:szCs w:val="18"/>
+              </w:rPr>
+              <w:t xml:space="preserve"> = $3 </w:t>
             </w:r>
             <w:r>
               <w:rPr>
@@ -17181,6 +18595,7 @@
       <w:pPr>
         <w:spacing w:before="200" w:after="60"/>
       </w:pPr>
+      <w:proofErr w:type="spellStart"/>
       <w:r>
         <w:rPr>
           <w:rFonts w:ascii="Arial" w:eastAsia="Arial" w:hAnsi="Arial" w:cs="Arial"/>
@@ -17192,6 +18607,7 @@
         </w:rPr>
         <w:t>deleteCourseProblems</w:t>
       </w:r>
+      <w:proofErr w:type="spellEnd"/>
     </w:p>
     <w:tbl>
       <w:tblPr>
@@ -17275,14 +18691,25 @@
               </w:rPr>
               <w:t xml:space="preserve"> </w:t>
             </w:r>
-            <w:r>
-              <w:rPr>
-                <w:rFonts w:ascii="Courier New" w:eastAsia="Courier New" w:hAnsi="Courier New" w:cs="Courier New"/>
-                <w:color w:val="1A1A2E"/>
-                <w:sz w:val="18"/>
-                <w:szCs w:val="18"/>
-              </w:rPr>
-              <w:t xml:space="preserve">course_problem </w:t>
+            <w:proofErr w:type="spellStart"/>
+            <w:r>
+              <w:rPr>
+                <w:rFonts w:ascii="Courier New" w:eastAsia="Courier New" w:hAnsi="Courier New" w:cs="Courier New"/>
+                <w:color w:val="1A1A2E"/>
+                <w:sz w:val="18"/>
+                <w:szCs w:val="18"/>
+              </w:rPr>
+              <w:t>course_problem</w:t>
+            </w:r>
+            <w:proofErr w:type="spellEnd"/>
+            <w:r>
+              <w:rPr>
+                <w:rFonts w:ascii="Courier New" w:eastAsia="Courier New" w:hAnsi="Courier New" w:cs="Courier New"/>
+                <w:color w:val="1A1A2E"/>
+                <w:sz w:val="18"/>
+                <w:szCs w:val="18"/>
+              </w:rPr>
+              <w:t xml:space="preserve"> </w:t>
             </w:r>
             <w:r>
               <w:rPr>
@@ -17304,14 +18731,25 @@
               </w:rPr>
               <w:t xml:space="preserve"> </w:t>
             </w:r>
-            <w:r>
-              <w:rPr>
-                <w:rFonts w:ascii="Courier New" w:eastAsia="Courier New" w:hAnsi="Courier New" w:cs="Courier New"/>
-                <w:color w:val="1A1A2E"/>
-                <w:sz w:val="18"/>
-                <w:szCs w:val="18"/>
-              </w:rPr>
-              <w:t>course_id = $1</w:t>
+            <w:proofErr w:type="spellStart"/>
+            <w:r>
+              <w:rPr>
+                <w:rFonts w:ascii="Courier New" w:eastAsia="Courier New" w:hAnsi="Courier New" w:cs="Courier New"/>
+                <w:color w:val="1A1A2E"/>
+                <w:sz w:val="18"/>
+                <w:szCs w:val="18"/>
+              </w:rPr>
+              <w:t>course_id</w:t>
+            </w:r>
+            <w:proofErr w:type="spellEnd"/>
+            <w:r>
+              <w:rPr>
+                <w:rFonts w:ascii="Courier New" w:eastAsia="Courier New" w:hAnsi="Courier New" w:cs="Courier New"/>
+                <w:color w:val="1A1A2E"/>
+                <w:sz w:val="18"/>
+                <w:szCs w:val="18"/>
+              </w:rPr>
+              <w:t xml:space="preserve"> = $1</w:t>
             </w:r>
           </w:p>
         </w:tc>
@@ -17349,6 +18787,7 @@
       <w:pPr>
         <w:spacing w:before="200" w:after="60"/>
       </w:pPr>
+      <w:proofErr w:type="spellStart"/>
       <w:r>
         <w:rPr>
           <w:rFonts w:ascii="Arial" w:eastAsia="Arial" w:hAnsi="Arial" w:cs="Arial"/>
@@ -17361,6 +18800,7 @@
         <w:lastRenderedPageBreak/>
         <w:t>deleteEnrollmentsByCourseId</w:t>
       </w:r>
+      <w:proofErr w:type="spellEnd"/>
     </w:p>
     <w:tbl>
       <w:tblPr>
@@ -17444,14 +18884,25 @@
               </w:rPr>
               <w:t xml:space="preserve"> </w:t>
             </w:r>
-            <w:r>
-              <w:rPr>
-                <w:rFonts w:ascii="Courier New" w:eastAsia="Courier New" w:hAnsi="Courier New" w:cs="Courier New"/>
-                <w:color w:val="1A1A2E"/>
-                <w:sz w:val="18"/>
-                <w:szCs w:val="18"/>
-              </w:rPr>
-              <w:t xml:space="preserve">enrollment </w:t>
+            <w:proofErr w:type="spellStart"/>
+            <w:r>
+              <w:rPr>
+                <w:rFonts w:ascii="Courier New" w:eastAsia="Courier New" w:hAnsi="Courier New" w:cs="Courier New"/>
+                <w:color w:val="1A1A2E"/>
+                <w:sz w:val="18"/>
+                <w:szCs w:val="18"/>
+              </w:rPr>
+              <w:t>enrollment</w:t>
+            </w:r>
+            <w:proofErr w:type="spellEnd"/>
+            <w:r>
+              <w:rPr>
+                <w:rFonts w:ascii="Courier New" w:eastAsia="Courier New" w:hAnsi="Courier New" w:cs="Courier New"/>
+                <w:color w:val="1A1A2E"/>
+                <w:sz w:val="18"/>
+                <w:szCs w:val="18"/>
+              </w:rPr>
+              <w:t xml:space="preserve"> </w:t>
             </w:r>
             <w:r>
               <w:rPr>
@@ -17473,14 +18924,25 @@
               </w:rPr>
               <w:t xml:space="preserve"> </w:t>
             </w:r>
-            <w:r>
-              <w:rPr>
-                <w:rFonts w:ascii="Courier New" w:eastAsia="Courier New" w:hAnsi="Courier New" w:cs="Courier New"/>
-                <w:color w:val="1A1A2E"/>
-                <w:sz w:val="18"/>
-                <w:szCs w:val="18"/>
-              </w:rPr>
-              <w:t>course_id = $1</w:t>
+            <w:proofErr w:type="spellStart"/>
+            <w:r>
+              <w:rPr>
+                <w:rFonts w:ascii="Courier New" w:eastAsia="Courier New" w:hAnsi="Courier New" w:cs="Courier New"/>
+                <w:color w:val="1A1A2E"/>
+                <w:sz w:val="18"/>
+                <w:szCs w:val="18"/>
+              </w:rPr>
+              <w:t>course_id</w:t>
+            </w:r>
+            <w:proofErr w:type="spellEnd"/>
+            <w:r>
+              <w:rPr>
+                <w:rFonts w:ascii="Courier New" w:eastAsia="Courier New" w:hAnsi="Courier New" w:cs="Courier New"/>
+                <w:color w:val="1A1A2E"/>
+                <w:sz w:val="18"/>
+                <w:szCs w:val="18"/>
+              </w:rPr>
+              <w:t xml:space="preserve"> = $1</w:t>
             </w:r>
           </w:p>
         </w:tc>
@@ -17495,6 +18957,7 @@
       <w:pPr>
         <w:spacing w:before="200" w:after="60"/>
       </w:pPr>
+      <w:proofErr w:type="spellStart"/>
       <w:r>
         <w:rPr>
           <w:rFonts w:ascii="Arial" w:eastAsia="Arial" w:hAnsi="Arial" w:cs="Arial"/>
@@ -17506,6 +18969,7 @@
         </w:rPr>
         <w:t>fetchProblemIdsFromCourse</w:t>
       </w:r>
+      <w:proofErr w:type="spellEnd"/>
     </w:p>
     <w:tbl>
       <w:tblPr>
@@ -17569,14 +19033,25 @@
               </w:rPr>
               <w:t xml:space="preserve"> </w:t>
             </w:r>
-            <w:r>
-              <w:rPr>
-                <w:rFonts w:ascii="Courier New" w:eastAsia="Courier New" w:hAnsi="Courier New" w:cs="Courier New"/>
-                <w:color w:val="1A1A2E"/>
-                <w:sz w:val="18"/>
-                <w:szCs w:val="18"/>
-              </w:rPr>
-              <w:t xml:space="preserve">problem_id </w:t>
+            <w:proofErr w:type="spellStart"/>
+            <w:r>
+              <w:rPr>
+                <w:rFonts w:ascii="Courier New" w:eastAsia="Courier New" w:hAnsi="Courier New" w:cs="Courier New"/>
+                <w:color w:val="1A1A2E"/>
+                <w:sz w:val="18"/>
+                <w:szCs w:val="18"/>
+              </w:rPr>
+              <w:t>problem_id</w:t>
+            </w:r>
+            <w:proofErr w:type="spellEnd"/>
+            <w:r>
+              <w:rPr>
+                <w:rFonts w:ascii="Courier New" w:eastAsia="Courier New" w:hAnsi="Courier New" w:cs="Courier New"/>
+                <w:color w:val="1A1A2E"/>
+                <w:sz w:val="18"/>
+                <w:szCs w:val="18"/>
+              </w:rPr>
+              <w:t xml:space="preserve"> </w:t>
             </w:r>
             <w:r>
               <w:rPr>
@@ -17598,14 +19073,25 @@
               </w:rPr>
               <w:t xml:space="preserve"> </w:t>
             </w:r>
-            <w:r>
-              <w:rPr>
-                <w:rFonts w:ascii="Courier New" w:eastAsia="Courier New" w:hAnsi="Courier New" w:cs="Courier New"/>
-                <w:color w:val="1A1A2E"/>
-                <w:sz w:val="18"/>
-                <w:szCs w:val="18"/>
-              </w:rPr>
-              <w:t xml:space="preserve">course_problem </w:t>
+            <w:proofErr w:type="spellStart"/>
+            <w:r>
+              <w:rPr>
+                <w:rFonts w:ascii="Courier New" w:eastAsia="Courier New" w:hAnsi="Courier New" w:cs="Courier New"/>
+                <w:color w:val="1A1A2E"/>
+                <w:sz w:val="18"/>
+                <w:szCs w:val="18"/>
+              </w:rPr>
+              <w:t>course_problem</w:t>
+            </w:r>
+            <w:proofErr w:type="spellEnd"/>
+            <w:r>
+              <w:rPr>
+                <w:rFonts w:ascii="Courier New" w:eastAsia="Courier New" w:hAnsi="Courier New" w:cs="Courier New"/>
+                <w:color w:val="1A1A2E"/>
+                <w:sz w:val="18"/>
+                <w:szCs w:val="18"/>
+              </w:rPr>
+              <w:t xml:space="preserve"> </w:t>
             </w:r>
             <w:r>
               <w:rPr>
@@ -17627,14 +19113,25 @@
               </w:rPr>
               <w:t xml:space="preserve"> </w:t>
             </w:r>
-            <w:r>
-              <w:rPr>
-                <w:rFonts w:ascii="Courier New" w:eastAsia="Courier New" w:hAnsi="Courier New" w:cs="Courier New"/>
-                <w:color w:val="1A1A2E"/>
-                <w:sz w:val="18"/>
-                <w:szCs w:val="18"/>
-              </w:rPr>
-              <w:t>course_id = $1</w:t>
+            <w:proofErr w:type="spellStart"/>
+            <w:r>
+              <w:rPr>
+                <w:rFonts w:ascii="Courier New" w:eastAsia="Courier New" w:hAnsi="Courier New" w:cs="Courier New"/>
+                <w:color w:val="1A1A2E"/>
+                <w:sz w:val="18"/>
+                <w:szCs w:val="18"/>
+              </w:rPr>
+              <w:t>course_id</w:t>
+            </w:r>
+            <w:proofErr w:type="spellEnd"/>
+            <w:r>
+              <w:rPr>
+                <w:rFonts w:ascii="Courier New" w:eastAsia="Courier New" w:hAnsi="Courier New" w:cs="Courier New"/>
+                <w:color w:val="1A1A2E"/>
+                <w:sz w:val="18"/>
+                <w:szCs w:val="18"/>
+              </w:rPr>
+              <w:t xml:space="preserve"> = $1</w:t>
             </w:r>
           </w:p>
         </w:tc>
@@ -17649,6 +19146,7 @@
       <w:pPr>
         <w:spacing w:before="200" w:after="60"/>
       </w:pPr>
+      <w:proofErr w:type="spellStart"/>
       <w:r>
         <w:rPr>
           <w:rFonts w:ascii="Arial" w:eastAsia="Arial" w:hAnsi="Arial" w:cs="Arial"/>
@@ -17660,6 +19158,7 @@
         </w:rPr>
         <w:t>fetchStudentIdsFromCourse</w:t>
       </w:r>
+      <w:proofErr w:type="spellEnd"/>
     </w:p>
     <w:tbl>
       <w:tblPr>
@@ -17723,14 +19222,25 @@
               </w:rPr>
               <w:t xml:space="preserve"> </w:t>
             </w:r>
-            <w:r>
-              <w:rPr>
-                <w:rFonts w:ascii="Courier New" w:eastAsia="Courier New" w:hAnsi="Courier New" w:cs="Courier New"/>
-                <w:color w:val="1A1A2E"/>
-                <w:sz w:val="18"/>
-                <w:szCs w:val="18"/>
-              </w:rPr>
-              <w:t xml:space="preserve">user_id </w:t>
+            <w:proofErr w:type="spellStart"/>
+            <w:r>
+              <w:rPr>
+                <w:rFonts w:ascii="Courier New" w:eastAsia="Courier New" w:hAnsi="Courier New" w:cs="Courier New"/>
+                <w:color w:val="1A1A2E"/>
+                <w:sz w:val="18"/>
+                <w:szCs w:val="18"/>
+              </w:rPr>
+              <w:t>user_id</w:t>
+            </w:r>
+            <w:proofErr w:type="spellEnd"/>
+            <w:r>
+              <w:rPr>
+                <w:rFonts w:ascii="Courier New" w:eastAsia="Courier New" w:hAnsi="Courier New" w:cs="Courier New"/>
+                <w:color w:val="1A1A2E"/>
+                <w:sz w:val="18"/>
+                <w:szCs w:val="18"/>
+              </w:rPr>
+              <w:t xml:space="preserve"> </w:t>
             </w:r>
             <w:r>
               <w:rPr>
@@ -17752,14 +19262,25 @@
               </w:rPr>
               <w:t xml:space="preserve"> </w:t>
             </w:r>
-            <w:r>
-              <w:rPr>
-                <w:rFonts w:ascii="Courier New" w:eastAsia="Courier New" w:hAnsi="Courier New" w:cs="Courier New"/>
-                <w:color w:val="1A1A2E"/>
-                <w:sz w:val="18"/>
-                <w:szCs w:val="18"/>
-              </w:rPr>
-              <w:t xml:space="preserve">enrollment </w:t>
+            <w:proofErr w:type="spellStart"/>
+            <w:r>
+              <w:rPr>
+                <w:rFonts w:ascii="Courier New" w:eastAsia="Courier New" w:hAnsi="Courier New" w:cs="Courier New"/>
+                <w:color w:val="1A1A2E"/>
+                <w:sz w:val="18"/>
+                <w:szCs w:val="18"/>
+              </w:rPr>
+              <w:t>enrollment</w:t>
+            </w:r>
+            <w:proofErr w:type="spellEnd"/>
+            <w:r>
+              <w:rPr>
+                <w:rFonts w:ascii="Courier New" w:eastAsia="Courier New" w:hAnsi="Courier New" w:cs="Courier New"/>
+                <w:color w:val="1A1A2E"/>
+                <w:sz w:val="18"/>
+                <w:szCs w:val="18"/>
+              </w:rPr>
+              <w:t xml:space="preserve"> </w:t>
             </w:r>
             <w:r>
               <w:rPr>
@@ -17781,14 +19302,25 @@
               </w:rPr>
               <w:t xml:space="preserve"> </w:t>
             </w:r>
-            <w:r>
-              <w:rPr>
-                <w:rFonts w:ascii="Courier New" w:eastAsia="Courier New" w:hAnsi="Courier New" w:cs="Courier New"/>
-                <w:color w:val="1A1A2E"/>
-                <w:sz w:val="18"/>
-                <w:szCs w:val="18"/>
-              </w:rPr>
-              <w:t>course_id = $1</w:t>
+            <w:proofErr w:type="spellStart"/>
+            <w:r>
+              <w:rPr>
+                <w:rFonts w:ascii="Courier New" w:eastAsia="Courier New" w:hAnsi="Courier New" w:cs="Courier New"/>
+                <w:color w:val="1A1A2E"/>
+                <w:sz w:val="18"/>
+                <w:szCs w:val="18"/>
+              </w:rPr>
+              <w:t>course_id</w:t>
+            </w:r>
+            <w:proofErr w:type="spellEnd"/>
+            <w:r>
+              <w:rPr>
+                <w:rFonts w:ascii="Courier New" w:eastAsia="Courier New" w:hAnsi="Courier New" w:cs="Courier New"/>
+                <w:color w:val="1A1A2E"/>
+                <w:sz w:val="18"/>
+                <w:szCs w:val="18"/>
+              </w:rPr>
+              <w:t xml:space="preserve"> = $1</w:t>
             </w:r>
           </w:p>
         </w:tc>
@@ -17803,16 +19335,17 @@
       <w:pPr>
         <w:pStyle w:val="Heading2"/>
       </w:pPr>
-      <w:bookmarkStart w:id="58" w:name="_Toc225170336"/>
+      <w:bookmarkStart w:id="56" w:name="_Toc225170336"/>
       <w:r>
         <w:t>View Results</w:t>
       </w:r>
-      <w:bookmarkEnd w:id="58"/>
+      <w:bookmarkEnd w:id="56"/>
     </w:p>
     <w:p>
       <w:pPr>
         <w:spacing w:before="200" w:after="60"/>
       </w:pPr>
+      <w:proofErr w:type="spellStart"/>
       <w:r>
         <w:rPr>
           <w:rFonts w:ascii="Arial" w:eastAsia="Arial" w:hAnsi="Arial" w:cs="Arial"/>
@@ -17824,6 +19357,7 @@
         </w:rPr>
         <w:t>fetchStudentsOnCourse</w:t>
       </w:r>
+      <w:proofErr w:type="spellEnd"/>
     </w:p>
     <w:tbl>
       <w:tblPr>
@@ -17887,14 +19421,45 @@
               </w:rPr>
               <w:t xml:space="preserve"> </w:t>
             </w:r>
-            <w:r>
-              <w:rPr>
-                <w:rFonts w:ascii="Courier New" w:eastAsia="Courier New" w:hAnsi="Courier New" w:cs="Courier New"/>
-                <w:color w:val="1A1A2E"/>
-                <w:sz w:val="18"/>
-                <w:szCs w:val="18"/>
-              </w:rPr>
-              <w:t xml:space="preserve">u.user_id, u.user_name </w:t>
+            <w:proofErr w:type="spellStart"/>
+            <w:r>
+              <w:rPr>
+                <w:rFonts w:ascii="Courier New" w:eastAsia="Courier New" w:hAnsi="Courier New" w:cs="Courier New"/>
+                <w:color w:val="1A1A2E"/>
+                <w:sz w:val="18"/>
+                <w:szCs w:val="18"/>
+              </w:rPr>
+              <w:t>u.user_id</w:t>
+            </w:r>
+            <w:proofErr w:type="spellEnd"/>
+            <w:r>
+              <w:rPr>
+                <w:rFonts w:ascii="Courier New" w:eastAsia="Courier New" w:hAnsi="Courier New" w:cs="Courier New"/>
+                <w:color w:val="1A1A2E"/>
+                <w:sz w:val="18"/>
+                <w:szCs w:val="18"/>
+              </w:rPr>
+              <w:t xml:space="preserve">, </w:t>
+            </w:r>
+            <w:proofErr w:type="spellStart"/>
+            <w:r>
+              <w:rPr>
+                <w:rFonts w:ascii="Courier New" w:eastAsia="Courier New" w:hAnsi="Courier New" w:cs="Courier New"/>
+                <w:color w:val="1A1A2E"/>
+                <w:sz w:val="18"/>
+                <w:szCs w:val="18"/>
+              </w:rPr>
+              <w:t>u.user_name</w:t>
+            </w:r>
+            <w:proofErr w:type="spellEnd"/>
+            <w:r>
+              <w:rPr>
+                <w:rFonts w:ascii="Courier New" w:eastAsia="Courier New" w:hAnsi="Courier New" w:cs="Courier New"/>
+                <w:color w:val="1A1A2E"/>
+                <w:sz w:val="18"/>
+                <w:szCs w:val="18"/>
+              </w:rPr>
+              <w:t xml:space="preserve"> </w:t>
             </w:r>
             <w:r>
               <w:rPr>
@@ -17959,14 +19524,25 @@
               </w:rPr>
               <w:t xml:space="preserve"> </w:t>
             </w:r>
-            <w:r>
-              <w:rPr>
-                <w:rFonts w:ascii="Courier New" w:eastAsia="Courier New" w:hAnsi="Courier New" w:cs="Courier New"/>
-                <w:color w:val="1A1A2E"/>
-                <w:sz w:val="18"/>
-                <w:szCs w:val="18"/>
-              </w:rPr>
-              <w:t xml:space="preserve">enrollment e </w:t>
+            <w:proofErr w:type="spellStart"/>
+            <w:r>
+              <w:rPr>
+                <w:rFonts w:ascii="Courier New" w:eastAsia="Courier New" w:hAnsi="Courier New" w:cs="Courier New"/>
+                <w:color w:val="1A1A2E"/>
+                <w:sz w:val="18"/>
+                <w:szCs w:val="18"/>
+              </w:rPr>
+              <w:t>enrollment</w:t>
+            </w:r>
+            <w:proofErr w:type="spellEnd"/>
+            <w:r>
+              <w:rPr>
+                <w:rFonts w:ascii="Courier New" w:eastAsia="Courier New" w:hAnsi="Courier New" w:cs="Courier New"/>
+                <w:color w:val="1A1A2E"/>
+                <w:sz w:val="18"/>
+                <w:szCs w:val="18"/>
+              </w:rPr>
+              <w:t xml:space="preserve"> e </w:t>
             </w:r>
             <w:r>
               <w:rPr>
@@ -17988,15 +19564,37 @@
               </w:rPr>
               <w:t xml:space="preserve"> </w:t>
             </w:r>
-            <w:r>
-              <w:rPr>
-                <w:rFonts w:ascii="Courier New" w:eastAsia="Courier New" w:hAnsi="Courier New" w:cs="Courier New"/>
-                <w:color w:val="1A1A2E"/>
-                <w:sz w:val="18"/>
-                <w:szCs w:val="18"/>
-              </w:rPr>
-              <w:t>u.user_id = e.user_id</w:t>
-            </w:r>
+            <w:proofErr w:type="spellStart"/>
+            <w:r>
+              <w:rPr>
+                <w:rFonts w:ascii="Courier New" w:eastAsia="Courier New" w:hAnsi="Courier New" w:cs="Courier New"/>
+                <w:color w:val="1A1A2E"/>
+                <w:sz w:val="18"/>
+                <w:szCs w:val="18"/>
+              </w:rPr>
+              <w:t>u.user_id</w:t>
+            </w:r>
+            <w:proofErr w:type="spellEnd"/>
+            <w:r>
+              <w:rPr>
+                <w:rFonts w:ascii="Courier New" w:eastAsia="Courier New" w:hAnsi="Courier New" w:cs="Courier New"/>
+                <w:color w:val="1A1A2E"/>
+                <w:sz w:val="18"/>
+                <w:szCs w:val="18"/>
+              </w:rPr>
+              <w:t xml:space="preserve"> = </w:t>
+            </w:r>
+            <w:proofErr w:type="spellStart"/>
+            <w:r>
+              <w:rPr>
+                <w:rFonts w:ascii="Courier New" w:eastAsia="Courier New" w:hAnsi="Courier New" w:cs="Courier New"/>
+                <w:color w:val="1A1A2E"/>
+                <w:sz w:val="18"/>
+                <w:szCs w:val="18"/>
+              </w:rPr>
+              <w:t>e.user_id</w:t>
+            </w:r>
+            <w:proofErr w:type="spellEnd"/>
           </w:p>
           <w:p>
             <w:pPr>
@@ -18037,14 +19635,25 @@
               </w:rPr>
               <w:t xml:space="preserve"> </w:t>
             </w:r>
-            <w:r>
-              <w:rPr>
-                <w:rFonts w:ascii="Courier New" w:eastAsia="Courier New" w:hAnsi="Courier New" w:cs="Courier New"/>
-                <w:color w:val="1A1A2E"/>
-                <w:sz w:val="18"/>
-                <w:szCs w:val="18"/>
-              </w:rPr>
-              <w:t>e.course_id = $1</w:t>
+            <w:proofErr w:type="spellStart"/>
+            <w:r>
+              <w:rPr>
+                <w:rFonts w:ascii="Courier New" w:eastAsia="Courier New" w:hAnsi="Courier New" w:cs="Courier New"/>
+                <w:color w:val="1A1A2E"/>
+                <w:sz w:val="18"/>
+                <w:szCs w:val="18"/>
+              </w:rPr>
+              <w:t>e.course_id</w:t>
+            </w:r>
+            <w:proofErr w:type="spellEnd"/>
+            <w:r>
+              <w:rPr>
+                <w:rFonts w:ascii="Courier New" w:eastAsia="Courier New" w:hAnsi="Courier New" w:cs="Courier New"/>
+                <w:color w:val="1A1A2E"/>
+                <w:sz w:val="18"/>
+                <w:szCs w:val="18"/>
+              </w:rPr>
+              <w:t xml:space="preserve"> = $1</w:t>
             </w:r>
           </w:p>
           <w:p>
@@ -18076,7 +19685,25 @@
                 <w:sz w:val="18"/>
                 <w:szCs w:val="18"/>
               </w:rPr>
-              <w:t xml:space="preserve"> u.role = 'student'</w:t>
+              <w:t xml:space="preserve"> </w:t>
+            </w:r>
+            <w:proofErr w:type="spellStart"/>
+            <w:r>
+              <w:rPr>
+                <w:rFonts w:ascii="Courier New" w:hAnsi="Courier New" w:cs="Courier New"/>
+                <w:sz w:val="18"/>
+                <w:szCs w:val="18"/>
+              </w:rPr>
+              <w:t>u.role</w:t>
+            </w:r>
+            <w:proofErr w:type="spellEnd"/>
+            <w:r>
+              <w:rPr>
+                <w:rFonts w:ascii="Courier New" w:hAnsi="Courier New" w:cs="Courier New"/>
+                <w:sz w:val="18"/>
+                <w:szCs w:val="18"/>
+              </w:rPr>
+              <w:t xml:space="preserve"> = 'student'</w:t>
             </w:r>
           </w:p>
         </w:tc>
@@ -18091,6 +19718,7 @@
       <w:pPr>
         <w:spacing w:before="200" w:after="60"/>
       </w:pPr>
+      <w:proofErr w:type="spellStart"/>
       <w:r>
         <w:rPr>
           <w:rFonts w:ascii="Arial" w:eastAsia="Arial" w:hAnsi="Arial" w:cs="Arial"/>
@@ -18102,6 +19730,7 @@
         </w:rPr>
         <w:t>getSubmissionsForCourse</w:t>
       </w:r>
+      <w:proofErr w:type="spellEnd"/>
     </w:p>
     <w:tbl>
       <w:tblPr>
@@ -18212,7 +19841,47 @@
                 <w:sz w:val="18"/>
                 <w:szCs w:val="18"/>
               </w:rPr>
-              <w:t>(s.user_id, s.problem_id)</w:t>
+              <w:t>(</w:t>
+            </w:r>
+            <w:proofErr w:type="spellStart"/>
+            <w:r>
+              <w:rPr>
+                <w:rFonts w:ascii="Courier New" w:eastAsia="Courier New" w:hAnsi="Courier New" w:cs="Courier New"/>
+                <w:color w:val="1A1A2E"/>
+                <w:sz w:val="18"/>
+                <w:szCs w:val="18"/>
+              </w:rPr>
+              <w:t>s.user_id</w:t>
+            </w:r>
+            <w:proofErr w:type="spellEnd"/>
+            <w:r>
+              <w:rPr>
+                <w:rFonts w:ascii="Courier New" w:eastAsia="Courier New" w:hAnsi="Courier New" w:cs="Courier New"/>
+                <w:color w:val="1A1A2E"/>
+                <w:sz w:val="18"/>
+                <w:szCs w:val="18"/>
+              </w:rPr>
+              <w:t xml:space="preserve">, </w:t>
+            </w:r>
+            <w:proofErr w:type="spellStart"/>
+            <w:r>
+              <w:rPr>
+                <w:rFonts w:ascii="Courier New" w:eastAsia="Courier New" w:hAnsi="Courier New" w:cs="Courier New"/>
+                <w:color w:val="1A1A2E"/>
+                <w:sz w:val="18"/>
+                <w:szCs w:val="18"/>
+              </w:rPr>
+              <w:t>s.problem_id</w:t>
+            </w:r>
+            <w:proofErr w:type="spellEnd"/>
+            <w:r>
+              <w:rPr>
+                <w:rFonts w:ascii="Courier New" w:eastAsia="Courier New" w:hAnsi="Courier New" w:cs="Courier New"/>
+                <w:color w:val="1A1A2E"/>
+                <w:sz w:val="18"/>
+                <w:szCs w:val="18"/>
+              </w:rPr>
+              <w:t>)</w:t>
             </w:r>
           </w:p>
           <w:p>
@@ -18226,7 +19895,67 @@
                 <w:sz w:val="18"/>
                 <w:szCs w:val="18"/>
               </w:rPr>
-              <w:t xml:space="preserve">    s.submission_id, s.user_id, s.problem_id,</w:t>
+              <w:t xml:space="preserve">    </w:t>
+            </w:r>
+            <w:proofErr w:type="spellStart"/>
+            <w:r>
+              <w:rPr>
+                <w:rFonts w:ascii="Courier New" w:eastAsia="Courier New" w:hAnsi="Courier New" w:cs="Courier New"/>
+                <w:color w:val="1A1A2E"/>
+                <w:sz w:val="18"/>
+                <w:szCs w:val="18"/>
+              </w:rPr>
+              <w:t>s.submission_id</w:t>
+            </w:r>
+            <w:proofErr w:type="spellEnd"/>
+            <w:r>
+              <w:rPr>
+                <w:rFonts w:ascii="Courier New" w:eastAsia="Courier New" w:hAnsi="Courier New" w:cs="Courier New"/>
+                <w:color w:val="1A1A2E"/>
+                <w:sz w:val="18"/>
+                <w:szCs w:val="18"/>
+              </w:rPr>
+              <w:t xml:space="preserve">, </w:t>
+            </w:r>
+            <w:proofErr w:type="spellStart"/>
+            <w:r>
+              <w:rPr>
+                <w:rFonts w:ascii="Courier New" w:eastAsia="Courier New" w:hAnsi="Courier New" w:cs="Courier New"/>
+                <w:color w:val="1A1A2E"/>
+                <w:sz w:val="18"/>
+                <w:szCs w:val="18"/>
+              </w:rPr>
+              <w:t>s.user_id</w:t>
+            </w:r>
+            <w:proofErr w:type="spellEnd"/>
+            <w:r>
+              <w:rPr>
+                <w:rFonts w:ascii="Courier New" w:eastAsia="Courier New" w:hAnsi="Courier New" w:cs="Courier New"/>
+                <w:color w:val="1A1A2E"/>
+                <w:sz w:val="18"/>
+                <w:szCs w:val="18"/>
+              </w:rPr>
+              <w:t xml:space="preserve">, </w:t>
+            </w:r>
+            <w:proofErr w:type="spellStart"/>
+            <w:r>
+              <w:rPr>
+                <w:rFonts w:ascii="Courier New" w:eastAsia="Courier New" w:hAnsi="Courier New" w:cs="Courier New"/>
+                <w:color w:val="1A1A2E"/>
+                <w:sz w:val="18"/>
+                <w:szCs w:val="18"/>
+              </w:rPr>
+              <w:t>s.problem_id</w:t>
+            </w:r>
+            <w:proofErr w:type="spellEnd"/>
+            <w:r>
+              <w:rPr>
+                <w:rFonts w:ascii="Courier New" w:eastAsia="Courier New" w:hAnsi="Courier New" w:cs="Courier New"/>
+                <w:color w:val="1A1A2E"/>
+                <w:sz w:val="18"/>
+                <w:szCs w:val="18"/>
+              </w:rPr>
+              <w:t>,</w:t>
             </w:r>
           </w:p>
           <w:p>
@@ -18240,7 +19969,67 @@
                 <w:sz w:val="18"/>
                 <w:szCs w:val="18"/>
               </w:rPr>
-              <w:t xml:space="preserve">    s.submitted_code, s.submitted_at, s.overall_status,</w:t>
+              <w:t xml:space="preserve">    </w:t>
+            </w:r>
+            <w:proofErr w:type="spellStart"/>
+            <w:r>
+              <w:rPr>
+                <w:rFonts w:ascii="Courier New" w:eastAsia="Courier New" w:hAnsi="Courier New" w:cs="Courier New"/>
+                <w:color w:val="1A1A2E"/>
+                <w:sz w:val="18"/>
+                <w:szCs w:val="18"/>
+              </w:rPr>
+              <w:t>s.submitted_code</w:t>
+            </w:r>
+            <w:proofErr w:type="spellEnd"/>
+            <w:r>
+              <w:rPr>
+                <w:rFonts w:ascii="Courier New" w:eastAsia="Courier New" w:hAnsi="Courier New" w:cs="Courier New"/>
+                <w:color w:val="1A1A2E"/>
+                <w:sz w:val="18"/>
+                <w:szCs w:val="18"/>
+              </w:rPr>
+              <w:t xml:space="preserve">, </w:t>
+            </w:r>
+            <w:proofErr w:type="spellStart"/>
+            <w:r>
+              <w:rPr>
+                <w:rFonts w:ascii="Courier New" w:eastAsia="Courier New" w:hAnsi="Courier New" w:cs="Courier New"/>
+                <w:color w:val="1A1A2E"/>
+                <w:sz w:val="18"/>
+                <w:szCs w:val="18"/>
+              </w:rPr>
+              <w:t>s.submitted_at</w:t>
+            </w:r>
+            <w:proofErr w:type="spellEnd"/>
+            <w:r>
+              <w:rPr>
+                <w:rFonts w:ascii="Courier New" w:eastAsia="Courier New" w:hAnsi="Courier New" w:cs="Courier New"/>
+                <w:color w:val="1A1A2E"/>
+                <w:sz w:val="18"/>
+                <w:szCs w:val="18"/>
+              </w:rPr>
+              <w:t xml:space="preserve">, </w:t>
+            </w:r>
+            <w:proofErr w:type="spellStart"/>
+            <w:r>
+              <w:rPr>
+                <w:rFonts w:ascii="Courier New" w:eastAsia="Courier New" w:hAnsi="Courier New" w:cs="Courier New"/>
+                <w:color w:val="1A1A2E"/>
+                <w:sz w:val="18"/>
+                <w:szCs w:val="18"/>
+              </w:rPr>
+              <w:t>s.overall_status</w:t>
+            </w:r>
+            <w:proofErr w:type="spellEnd"/>
+            <w:r>
+              <w:rPr>
+                <w:rFonts w:ascii="Courier New" w:eastAsia="Courier New" w:hAnsi="Courier New" w:cs="Courier New"/>
+                <w:color w:val="1A1A2E"/>
+                <w:sz w:val="18"/>
+                <w:szCs w:val="18"/>
+              </w:rPr>
+              <w:t>,</w:t>
             </w:r>
           </w:p>
           <w:p>
@@ -18254,8 +20043,39 @@
                 <w:sz w:val="18"/>
                 <w:szCs w:val="18"/>
               </w:rPr>
-              <w:t xml:space="preserve">    s.time_taken, s.percentage</w:t>
-            </w:r>
+              <w:t xml:space="preserve">    </w:t>
+            </w:r>
+            <w:proofErr w:type="spellStart"/>
+            <w:r>
+              <w:rPr>
+                <w:rFonts w:ascii="Courier New" w:eastAsia="Courier New" w:hAnsi="Courier New" w:cs="Courier New"/>
+                <w:color w:val="1A1A2E"/>
+                <w:sz w:val="18"/>
+                <w:szCs w:val="18"/>
+              </w:rPr>
+              <w:t>s.time_taken</w:t>
+            </w:r>
+            <w:proofErr w:type="spellEnd"/>
+            <w:r>
+              <w:rPr>
+                <w:rFonts w:ascii="Courier New" w:eastAsia="Courier New" w:hAnsi="Courier New" w:cs="Courier New"/>
+                <w:color w:val="1A1A2E"/>
+                <w:sz w:val="18"/>
+                <w:szCs w:val="18"/>
+              </w:rPr>
+              <w:t xml:space="preserve">, </w:t>
+            </w:r>
+            <w:proofErr w:type="spellStart"/>
+            <w:r>
+              <w:rPr>
+                <w:rFonts w:ascii="Courier New" w:eastAsia="Courier New" w:hAnsi="Courier New" w:cs="Courier New"/>
+                <w:color w:val="1A1A2E"/>
+                <w:sz w:val="18"/>
+                <w:szCs w:val="18"/>
+              </w:rPr>
+              <w:t>s.percentage</w:t>
+            </w:r>
+            <w:proofErr w:type="spellEnd"/>
           </w:p>
           <w:p>
             <w:pPr>
@@ -18333,14 +20153,25 @@
               </w:rPr>
               <w:t xml:space="preserve"> </w:t>
             </w:r>
-            <w:r>
-              <w:rPr>
-                <w:rFonts w:ascii="Courier New" w:eastAsia="Courier New" w:hAnsi="Courier New" w:cs="Courier New"/>
-                <w:color w:val="1A1A2E"/>
-                <w:sz w:val="18"/>
-                <w:szCs w:val="18"/>
-              </w:rPr>
-              <w:t xml:space="preserve">s.user_id = </w:t>
+            <w:proofErr w:type="spellStart"/>
+            <w:r>
+              <w:rPr>
+                <w:rFonts w:ascii="Courier New" w:eastAsia="Courier New" w:hAnsi="Courier New" w:cs="Courier New"/>
+                <w:color w:val="1A1A2E"/>
+                <w:sz w:val="18"/>
+                <w:szCs w:val="18"/>
+              </w:rPr>
+              <w:t>s.user_id</w:t>
+            </w:r>
+            <w:proofErr w:type="spellEnd"/>
+            <w:r>
+              <w:rPr>
+                <w:rFonts w:ascii="Courier New" w:eastAsia="Courier New" w:hAnsi="Courier New" w:cs="Courier New"/>
+                <w:color w:val="1A1A2E"/>
+                <w:sz w:val="18"/>
+                <w:szCs w:val="18"/>
+              </w:rPr>
+              <w:t xml:space="preserve"> = </w:t>
             </w:r>
             <w:r>
               <w:rPr>
@@ -18396,14 +20227,25 @@
               </w:rPr>
               <w:t xml:space="preserve"> </w:t>
             </w:r>
-            <w:r>
-              <w:rPr>
-                <w:rFonts w:ascii="Courier New" w:eastAsia="Courier New" w:hAnsi="Courier New" w:cs="Courier New"/>
-                <w:color w:val="1A1A2E"/>
-                <w:sz w:val="18"/>
-                <w:szCs w:val="18"/>
-              </w:rPr>
-              <w:t xml:space="preserve">s.problem_id = </w:t>
+            <w:proofErr w:type="spellStart"/>
+            <w:r>
+              <w:rPr>
+                <w:rFonts w:ascii="Courier New" w:eastAsia="Courier New" w:hAnsi="Courier New" w:cs="Courier New"/>
+                <w:color w:val="1A1A2E"/>
+                <w:sz w:val="18"/>
+                <w:szCs w:val="18"/>
+              </w:rPr>
+              <w:t>s.problem_id</w:t>
+            </w:r>
+            <w:proofErr w:type="spellEnd"/>
+            <w:r>
+              <w:rPr>
+                <w:rFonts w:ascii="Courier New" w:eastAsia="Courier New" w:hAnsi="Courier New" w:cs="Courier New"/>
+                <w:color w:val="1A1A2E"/>
+                <w:sz w:val="18"/>
+                <w:szCs w:val="18"/>
+              </w:rPr>
+              <w:t xml:space="preserve"> = </w:t>
             </w:r>
             <w:r>
               <w:rPr>
@@ -18459,14 +20301,45 @@
               </w:rPr>
               <w:t xml:space="preserve"> </w:t>
             </w:r>
-            <w:r>
-              <w:rPr>
-                <w:rFonts w:ascii="Courier New" w:eastAsia="Courier New" w:hAnsi="Courier New" w:cs="Courier New"/>
-                <w:color w:val="1A1A2E"/>
-                <w:sz w:val="18"/>
-                <w:szCs w:val="18"/>
-              </w:rPr>
-              <w:t>s.submitted_at &gt; $3::timestamp</w:t>
+            <w:proofErr w:type="spellStart"/>
+            <w:r>
+              <w:rPr>
+                <w:rFonts w:ascii="Courier New" w:eastAsia="Courier New" w:hAnsi="Courier New" w:cs="Courier New"/>
+                <w:color w:val="1A1A2E"/>
+                <w:sz w:val="18"/>
+                <w:szCs w:val="18"/>
+              </w:rPr>
+              <w:t>s.submitted_at</w:t>
+            </w:r>
+            <w:proofErr w:type="spellEnd"/>
+            <w:r>
+              <w:rPr>
+                <w:rFonts w:ascii="Courier New" w:eastAsia="Courier New" w:hAnsi="Courier New" w:cs="Courier New"/>
+                <w:color w:val="1A1A2E"/>
+                <w:sz w:val="18"/>
+                <w:szCs w:val="18"/>
+              </w:rPr>
+              <w:t xml:space="preserve"> &gt; $</w:t>
+            </w:r>
+            <w:proofErr w:type="gramStart"/>
+            <w:r>
+              <w:rPr>
+                <w:rFonts w:ascii="Courier New" w:eastAsia="Courier New" w:hAnsi="Courier New" w:cs="Courier New"/>
+                <w:color w:val="1A1A2E"/>
+                <w:sz w:val="18"/>
+                <w:szCs w:val="18"/>
+              </w:rPr>
+              <w:t>3::</w:t>
+            </w:r>
+            <w:proofErr w:type="gramEnd"/>
+            <w:r>
+              <w:rPr>
+                <w:rFonts w:ascii="Courier New" w:eastAsia="Courier New" w:hAnsi="Courier New" w:cs="Courier New"/>
+                <w:color w:val="1A1A2E"/>
+                <w:sz w:val="18"/>
+                <w:szCs w:val="18"/>
+              </w:rPr>
+              <w:t>timestamp</w:t>
             </w:r>
           </w:p>
           <w:p>
@@ -18522,14 +20395,65 @@
               </w:rPr>
               <w:t xml:space="preserve"> </w:t>
             </w:r>
-            <w:r>
-              <w:rPr>
-                <w:rFonts w:ascii="Courier New" w:eastAsia="Courier New" w:hAnsi="Courier New" w:cs="Courier New"/>
-                <w:color w:val="1A1A2E"/>
-                <w:sz w:val="18"/>
-                <w:szCs w:val="18"/>
-              </w:rPr>
-              <w:t xml:space="preserve">s.user_id, s.problem_id, s.submitted_at </w:t>
+            <w:proofErr w:type="spellStart"/>
+            <w:r>
+              <w:rPr>
+                <w:rFonts w:ascii="Courier New" w:eastAsia="Courier New" w:hAnsi="Courier New" w:cs="Courier New"/>
+                <w:color w:val="1A1A2E"/>
+                <w:sz w:val="18"/>
+                <w:szCs w:val="18"/>
+              </w:rPr>
+              <w:t>s.user_id</w:t>
+            </w:r>
+            <w:proofErr w:type="spellEnd"/>
+            <w:r>
+              <w:rPr>
+                <w:rFonts w:ascii="Courier New" w:eastAsia="Courier New" w:hAnsi="Courier New" w:cs="Courier New"/>
+                <w:color w:val="1A1A2E"/>
+                <w:sz w:val="18"/>
+                <w:szCs w:val="18"/>
+              </w:rPr>
+              <w:t xml:space="preserve">, </w:t>
+            </w:r>
+            <w:proofErr w:type="spellStart"/>
+            <w:r>
+              <w:rPr>
+                <w:rFonts w:ascii="Courier New" w:eastAsia="Courier New" w:hAnsi="Courier New" w:cs="Courier New"/>
+                <w:color w:val="1A1A2E"/>
+                <w:sz w:val="18"/>
+                <w:szCs w:val="18"/>
+              </w:rPr>
+              <w:t>s.problem_id</w:t>
+            </w:r>
+            <w:proofErr w:type="spellEnd"/>
+            <w:r>
+              <w:rPr>
+                <w:rFonts w:ascii="Courier New" w:eastAsia="Courier New" w:hAnsi="Courier New" w:cs="Courier New"/>
+                <w:color w:val="1A1A2E"/>
+                <w:sz w:val="18"/>
+                <w:szCs w:val="18"/>
+              </w:rPr>
+              <w:t xml:space="preserve">, </w:t>
+            </w:r>
+            <w:proofErr w:type="spellStart"/>
+            <w:r>
+              <w:rPr>
+                <w:rFonts w:ascii="Courier New" w:eastAsia="Courier New" w:hAnsi="Courier New" w:cs="Courier New"/>
+                <w:color w:val="1A1A2E"/>
+                <w:sz w:val="18"/>
+                <w:szCs w:val="18"/>
+              </w:rPr>
+              <w:t>s.submitted_at</w:t>
+            </w:r>
+            <w:proofErr w:type="spellEnd"/>
+            <w:r>
+              <w:rPr>
+                <w:rFonts w:ascii="Courier New" w:eastAsia="Courier New" w:hAnsi="Courier New" w:cs="Courier New"/>
+                <w:color w:val="1A1A2E"/>
+                <w:sz w:val="18"/>
+                <w:szCs w:val="18"/>
+              </w:rPr>
+              <w:t xml:space="preserve"> </w:t>
             </w:r>
             <w:r>
               <w:rPr>
@@ -18555,6 +20479,7 @@
       <w:pPr>
         <w:spacing w:before="200" w:after="60"/>
       </w:pPr>
+      <w:proofErr w:type="spellStart"/>
       <w:r>
         <w:rPr>
           <w:rFonts w:ascii="Arial" w:eastAsia="Arial" w:hAnsi="Arial" w:cs="Arial"/>
@@ -18566,6 +20491,7 @@
         </w:rPr>
         <w:t>fetchTestCaseResults</w:t>
       </w:r>
+      <w:proofErr w:type="spellEnd"/>
     </w:p>
     <w:tbl>
       <w:tblPr>
@@ -18658,14 +20584,25 @@
               </w:rPr>
               <w:t xml:space="preserve"> </w:t>
             </w:r>
-            <w:r>
-              <w:rPr>
-                <w:rFonts w:ascii="Courier New" w:eastAsia="Courier New" w:hAnsi="Courier New" w:cs="Courier New"/>
-                <w:color w:val="1A1A2E"/>
-                <w:sz w:val="18"/>
-                <w:szCs w:val="18"/>
-              </w:rPr>
-              <w:t xml:space="preserve">test_case_result </w:t>
+            <w:proofErr w:type="spellStart"/>
+            <w:r>
+              <w:rPr>
+                <w:rFonts w:ascii="Courier New" w:eastAsia="Courier New" w:hAnsi="Courier New" w:cs="Courier New"/>
+                <w:color w:val="1A1A2E"/>
+                <w:sz w:val="18"/>
+                <w:szCs w:val="18"/>
+              </w:rPr>
+              <w:t>test_case_result</w:t>
+            </w:r>
+            <w:proofErr w:type="spellEnd"/>
+            <w:r>
+              <w:rPr>
+                <w:rFonts w:ascii="Courier New" w:eastAsia="Courier New" w:hAnsi="Courier New" w:cs="Courier New"/>
+                <w:color w:val="1A1A2E"/>
+                <w:sz w:val="18"/>
+                <w:szCs w:val="18"/>
+              </w:rPr>
+              <w:t xml:space="preserve"> </w:t>
             </w:r>
             <w:r>
               <w:rPr>
@@ -18687,14 +20624,25 @@
               </w:rPr>
               <w:t xml:space="preserve"> </w:t>
             </w:r>
-            <w:r>
-              <w:rPr>
-                <w:rFonts w:ascii="Courier New" w:eastAsia="Courier New" w:hAnsi="Courier New" w:cs="Courier New"/>
-                <w:color w:val="1A1A2E"/>
-                <w:sz w:val="18"/>
-                <w:szCs w:val="18"/>
-              </w:rPr>
-              <w:t>submission_id = $1</w:t>
+            <w:proofErr w:type="spellStart"/>
+            <w:r>
+              <w:rPr>
+                <w:rFonts w:ascii="Courier New" w:eastAsia="Courier New" w:hAnsi="Courier New" w:cs="Courier New"/>
+                <w:color w:val="1A1A2E"/>
+                <w:sz w:val="18"/>
+                <w:szCs w:val="18"/>
+              </w:rPr>
+              <w:t>submission_id</w:t>
+            </w:r>
+            <w:proofErr w:type="spellEnd"/>
+            <w:r>
+              <w:rPr>
+                <w:rFonts w:ascii="Courier New" w:eastAsia="Courier New" w:hAnsi="Courier New" w:cs="Courier New"/>
+                <w:color w:val="1A1A2E"/>
+                <w:sz w:val="18"/>
+                <w:szCs w:val="18"/>
+              </w:rPr>
+              <w:t xml:space="preserve"> = $1</w:t>
             </w:r>
           </w:p>
         </w:tc>
@@ -18709,16 +20657,17 @@
       <w:pPr>
         <w:pStyle w:val="Heading2"/>
       </w:pPr>
-      <w:bookmarkStart w:id="59" w:name="_Toc225170337"/>
+      <w:bookmarkStart w:id="57" w:name="_Toc225170337"/>
       <w:r>
         <w:t>View Profile</w:t>
       </w:r>
-      <w:bookmarkEnd w:id="59"/>
+      <w:bookmarkEnd w:id="57"/>
     </w:p>
     <w:p>
       <w:pPr>
         <w:spacing w:before="200" w:after="60"/>
       </w:pPr>
+      <w:proofErr w:type="spellStart"/>
       <w:r>
         <w:rPr>
           <w:rFonts w:ascii="Arial" w:eastAsia="Arial" w:hAnsi="Arial" w:cs="Arial"/>
@@ -18730,6 +20679,7 @@
         </w:rPr>
         <w:t>fetchUserData</w:t>
       </w:r>
+      <w:proofErr w:type="spellEnd"/>
     </w:p>
     <w:tbl>
       <w:tblPr>
@@ -18793,14 +20743,65 @@
               </w:rPr>
               <w:t xml:space="preserve"> </w:t>
             </w:r>
-            <w:r>
-              <w:rPr>
-                <w:rFonts w:ascii="Courier New" w:eastAsia="Courier New" w:hAnsi="Courier New" w:cs="Courier New"/>
-                <w:color w:val="1A1A2E"/>
-                <w:sz w:val="18"/>
-                <w:szCs w:val="18"/>
-              </w:rPr>
-              <w:t>user_id, user_name, email, role, total_points,</w:t>
+            <w:proofErr w:type="spellStart"/>
+            <w:r>
+              <w:rPr>
+                <w:rFonts w:ascii="Courier New" w:eastAsia="Courier New" w:hAnsi="Courier New" w:cs="Courier New"/>
+                <w:color w:val="1A1A2E"/>
+                <w:sz w:val="18"/>
+                <w:szCs w:val="18"/>
+              </w:rPr>
+              <w:t>user_id</w:t>
+            </w:r>
+            <w:proofErr w:type="spellEnd"/>
+            <w:r>
+              <w:rPr>
+                <w:rFonts w:ascii="Courier New" w:eastAsia="Courier New" w:hAnsi="Courier New" w:cs="Courier New"/>
+                <w:color w:val="1A1A2E"/>
+                <w:sz w:val="18"/>
+                <w:szCs w:val="18"/>
+              </w:rPr>
+              <w:t xml:space="preserve">, </w:t>
+            </w:r>
+            <w:proofErr w:type="spellStart"/>
+            <w:r>
+              <w:rPr>
+                <w:rFonts w:ascii="Courier New" w:eastAsia="Courier New" w:hAnsi="Courier New" w:cs="Courier New"/>
+                <w:color w:val="1A1A2E"/>
+                <w:sz w:val="18"/>
+                <w:szCs w:val="18"/>
+              </w:rPr>
+              <w:t>user_name</w:t>
+            </w:r>
+            <w:proofErr w:type="spellEnd"/>
+            <w:r>
+              <w:rPr>
+                <w:rFonts w:ascii="Courier New" w:eastAsia="Courier New" w:hAnsi="Courier New" w:cs="Courier New"/>
+                <w:color w:val="1A1A2E"/>
+                <w:sz w:val="18"/>
+                <w:szCs w:val="18"/>
+              </w:rPr>
+              <w:t xml:space="preserve">, email, role, </w:t>
+            </w:r>
+            <w:proofErr w:type="spellStart"/>
+            <w:r>
+              <w:rPr>
+                <w:rFonts w:ascii="Courier New" w:eastAsia="Courier New" w:hAnsi="Courier New" w:cs="Courier New"/>
+                <w:color w:val="1A1A2E"/>
+                <w:sz w:val="18"/>
+                <w:szCs w:val="18"/>
+              </w:rPr>
+              <w:t>total_points</w:t>
+            </w:r>
+            <w:proofErr w:type="spellEnd"/>
+            <w:r>
+              <w:rPr>
+                <w:rFonts w:ascii="Courier New" w:eastAsia="Courier New" w:hAnsi="Courier New" w:cs="Courier New"/>
+                <w:color w:val="1A1A2E"/>
+                <w:sz w:val="18"/>
+                <w:szCs w:val="18"/>
+              </w:rPr>
+              <w:t>,</w:t>
             </w:r>
           </w:p>
           <w:p>
@@ -18814,8 +20815,59 @@
                 <w:sz w:val="18"/>
                 <w:szCs w:val="18"/>
               </w:rPr>
-              <w:t xml:space="preserve">       current_streak, longest_streak, last_solved_date</w:t>
-            </w:r>
+              <w:t xml:space="preserve">       </w:t>
+            </w:r>
+            <w:proofErr w:type="spellStart"/>
+            <w:r>
+              <w:rPr>
+                <w:rFonts w:ascii="Courier New" w:eastAsia="Courier New" w:hAnsi="Courier New" w:cs="Courier New"/>
+                <w:color w:val="1A1A2E"/>
+                <w:sz w:val="18"/>
+                <w:szCs w:val="18"/>
+              </w:rPr>
+              <w:t>current_streak</w:t>
+            </w:r>
+            <w:proofErr w:type="spellEnd"/>
+            <w:r>
+              <w:rPr>
+                <w:rFonts w:ascii="Courier New" w:eastAsia="Courier New" w:hAnsi="Courier New" w:cs="Courier New"/>
+                <w:color w:val="1A1A2E"/>
+                <w:sz w:val="18"/>
+                <w:szCs w:val="18"/>
+              </w:rPr>
+              <w:t xml:space="preserve">, </w:t>
+            </w:r>
+            <w:proofErr w:type="spellStart"/>
+            <w:r>
+              <w:rPr>
+                <w:rFonts w:ascii="Courier New" w:eastAsia="Courier New" w:hAnsi="Courier New" w:cs="Courier New"/>
+                <w:color w:val="1A1A2E"/>
+                <w:sz w:val="18"/>
+                <w:szCs w:val="18"/>
+              </w:rPr>
+              <w:t>longest_streak</w:t>
+            </w:r>
+            <w:proofErr w:type="spellEnd"/>
+            <w:r>
+              <w:rPr>
+                <w:rFonts w:ascii="Courier New" w:eastAsia="Courier New" w:hAnsi="Courier New" w:cs="Courier New"/>
+                <w:color w:val="1A1A2E"/>
+                <w:sz w:val="18"/>
+                <w:szCs w:val="18"/>
+              </w:rPr>
+              <w:t xml:space="preserve">, </w:t>
+            </w:r>
+            <w:proofErr w:type="spellStart"/>
+            <w:r>
+              <w:rPr>
+                <w:rFonts w:ascii="Courier New" w:eastAsia="Courier New" w:hAnsi="Courier New" w:cs="Courier New"/>
+                <w:color w:val="1A1A2E"/>
+                <w:sz w:val="18"/>
+                <w:szCs w:val="18"/>
+              </w:rPr>
+              <w:t>last_solved_date</w:t>
+            </w:r>
+            <w:proofErr w:type="spellEnd"/>
           </w:p>
           <w:p>
             <w:pPr>
@@ -18879,14 +20931,25 @@
               </w:rPr>
               <w:t xml:space="preserve"> </w:t>
             </w:r>
-            <w:r>
-              <w:rPr>
-                <w:rFonts w:ascii="Courier New" w:eastAsia="Courier New" w:hAnsi="Courier New" w:cs="Courier New"/>
-                <w:color w:val="1A1A2E"/>
-                <w:sz w:val="18"/>
-                <w:szCs w:val="18"/>
-              </w:rPr>
-              <w:t>user_id = $1</w:t>
+            <w:proofErr w:type="spellStart"/>
+            <w:r>
+              <w:rPr>
+                <w:rFonts w:ascii="Courier New" w:eastAsia="Courier New" w:hAnsi="Courier New" w:cs="Courier New"/>
+                <w:color w:val="1A1A2E"/>
+                <w:sz w:val="18"/>
+                <w:szCs w:val="18"/>
+              </w:rPr>
+              <w:t>user_id</w:t>
+            </w:r>
+            <w:proofErr w:type="spellEnd"/>
+            <w:r>
+              <w:rPr>
+                <w:rFonts w:ascii="Courier New" w:eastAsia="Courier New" w:hAnsi="Courier New" w:cs="Courier New"/>
+                <w:color w:val="1A1A2E"/>
+                <w:sz w:val="18"/>
+                <w:szCs w:val="18"/>
+              </w:rPr>
+              <w:t xml:space="preserve"> = $1</w:t>
             </w:r>
           </w:p>
         </w:tc>
@@ -18901,6 +20964,7 @@
       <w:pPr>
         <w:spacing w:before="200" w:after="60"/>
       </w:pPr>
+      <w:proofErr w:type="spellStart"/>
       <w:r>
         <w:rPr>
           <w:rFonts w:ascii="Arial" w:eastAsia="Arial" w:hAnsi="Arial" w:cs="Arial"/>
@@ -18912,6 +20976,7 @@
         </w:rPr>
         <w:t>deleteAccount</w:t>
       </w:r>
+      <w:proofErr w:type="spellEnd"/>
     </w:p>
     <w:tbl>
       <w:tblPr>
@@ -19024,14 +21089,25 @@
               </w:rPr>
               <w:t xml:space="preserve"> </w:t>
             </w:r>
-            <w:r>
-              <w:rPr>
-                <w:rFonts w:ascii="Courier New" w:eastAsia="Courier New" w:hAnsi="Courier New" w:cs="Courier New"/>
-                <w:color w:val="1A1A2E"/>
-                <w:sz w:val="18"/>
-                <w:szCs w:val="18"/>
-              </w:rPr>
-              <w:t>user_id = $1</w:t>
+            <w:proofErr w:type="spellStart"/>
+            <w:r>
+              <w:rPr>
+                <w:rFonts w:ascii="Courier New" w:eastAsia="Courier New" w:hAnsi="Courier New" w:cs="Courier New"/>
+                <w:color w:val="1A1A2E"/>
+                <w:sz w:val="18"/>
+                <w:szCs w:val="18"/>
+              </w:rPr>
+              <w:t>user_id</w:t>
+            </w:r>
+            <w:proofErr w:type="spellEnd"/>
+            <w:r>
+              <w:rPr>
+                <w:rFonts w:ascii="Courier New" w:eastAsia="Courier New" w:hAnsi="Courier New" w:cs="Courier New"/>
+                <w:color w:val="1A1A2E"/>
+                <w:sz w:val="18"/>
+                <w:szCs w:val="18"/>
+              </w:rPr>
+              <w:t xml:space="preserve"> = $1</w:t>
             </w:r>
           </w:p>
         </w:tc>
@@ -19046,6 +21122,7 @@
       <w:pPr>
         <w:spacing w:before="200" w:after="60"/>
       </w:pPr>
+      <w:proofErr w:type="spellStart"/>
       <w:r>
         <w:rPr>
           <w:rFonts w:ascii="Arial" w:eastAsia="Arial" w:hAnsi="Arial" w:cs="Arial"/>
@@ -19057,6 +21134,7 @@
         </w:rPr>
         <w:t>getSubmissionsForUser</w:t>
       </w:r>
+      <w:proofErr w:type="spellEnd"/>
     </w:p>
     <w:tbl>
       <w:tblPr>
@@ -19192,14 +21270,25 @@
               </w:rPr>
               <w:t xml:space="preserve"> </w:t>
             </w:r>
-            <w:r>
-              <w:rPr>
-                <w:rFonts w:ascii="Courier New" w:eastAsia="Courier New" w:hAnsi="Courier New" w:cs="Courier New"/>
-                <w:color w:val="1A1A2E"/>
-                <w:sz w:val="18"/>
-                <w:szCs w:val="18"/>
-              </w:rPr>
-              <w:t xml:space="preserve">user_id = $1 </w:t>
+            <w:proofErr w:type="spellStart"/>
+            <w:r>
+              <w:rPr>
+                <w:rFonts w:ascii="Courier New" w:eastAsia="Courier New" w:hAnsi="Courier New" w:cs="Courier New"/>
+                <w:color w:val="1A1A2E"/>
+                <w:sz w:val="18"/>
+                <w:szCs w:val="18"/>
+              </w:rPr>
+              <w:t>user_id</w:t>
+            </w:r>
+            <w:proofErr w:type="spellEnd"/>
+            <w:r>
+              <w:rPr>
+                <w:rFonts w:ascii="Courier New" w:eastAsia="Courier New" w:hAnsi="Courier New" w:cs="Courier New"/>
+                <w:color w:val="1A1A2E"/>
+                <w:sz w:val="18"/>
+                <w:szCs w:val="18"/>
+              </w:rPr>
+              <w:t xml:space="preserve"> = $1 </w:t>
             </w:r>
             <w:r>
               <w:rPr>
@@ -19241,14 +21330,25 @@
               </w:rPr>
               <w:t xml:space="preserve"> </w:t>
             </w:r>
-            <w:r>
-              <w:rPr>
-                <w:rFonts w:ascii="Courier New" w:eastAsia="Courier New" w:hAnsi="Courier New" w:cs="Courier New"/>
-                <w:color w:val="1A1A2E"/>
-                <w:sz w:val="18"/>
-                <w:szCs w:val="18"/>
-              </w:rPr>
-              <w:t xml:space="preserve">submitted_at </w:t>
+            <w:proofErr w:type="spellStart"/>
+            <w:r>
+              <w:rPr>
+                <w:rFonts w:ascii="Courier New" w:eastAsia="Courier New" w:hAnsi="Courier New" w:cs="Courier New"/>
+                <w:color w:val="1A1A2E"/>
+                <w:sz w:val="18"/>
+                <w:szCs w:val="18"/>
+              </w:rPr>
+              <w:t>submitted_at</w:t>
+            </w:r>
+            <w:proofErr w:type="spellEnd"/>
+            <w:r>
+              <w:rPr>
+                <w:rFonts w:ascii="Courier New" w:eastAsia="Courier New" w:hAnsi="Courier New" w:cs="Courier New"/>
+                <w:color w:val="1A1A2E"/>
+                <w:sz w:val="18"/>
+                <w:szCs w:val="18"/>
+              </w:rPr>
+              <w:t xml:space="preserve"> </w:t>
             </w:r>
             <w:r>
               <w:rPr>
@@ -19274,6 +21374,7 @@
       <w:pPr>
         <w:spacing w:before="200" w:after="60"/>
       </w:pPr>
+      <w:proofErr w:type="spellStart"/>
       <w:r>
         <w:rPr>
           <w:rFonts w:ascii="Arial" w:eastAsia="Arial" w:hAnsi="Arial" w:cs="Arial"/>
@@ -19285,6 +21386,7 @@
         </w:rPr>
         <w:t>getProblemsByIds</w:t>
       </w:r>
+      <w:proofErr w:type="spellEnd"/>
     </w:p>
     <w:tbl>
       <w:tblPr>
@@ -19406,14 +21508,25 @@
               </w:rPr>
               <w:t xml:space="preserve"> </w:t>
             </w:r>
-            <w:r>
-              <w:rPr>
-                <w:rFonts w:ascii="Courier New" w:eastAsia="Courier New" w:hAnsi="Courier New" w:cs="Courier New"/>
-                <w:color w:val="1A1A2E"/>
-                <w:sz w:val="18"/>
-                <w:szCs w:val="18"/>
-              </w:rPr>
-              <w:t xml:space="preserve">problem_id = </w:t>
+            <w:proofErr w:type="spellStart"/>
+            <w:r>
+              <w:rPr>
+                <w:rFonts w:ascii="Courier New" w:eastAsia="Courier New" w:hAnsi="Courier New" w:cs="Courier New"/>
+                <w:color w:val="1A1A2E"/>
+                <w:sz w:val="18"/>
+                <w:szCs w:val="18"/>
+              </w:rPr>
+              <w:t>problem_id</w:t>
+            </w:r>
+            <w:proofErr w:type="spellEnd"/>
+            <w:r>
+              <w:rPr>
+                <w:rFonts w:ascii="Courier New" w:eastAsia="Courier New" w:hAnsi="Courier New" w:cs="Courier New"/>
+                <w:color w:val="1A1A2E"/>
+                <w:sz w:val="18"/>
+                <w:szCs w:val="18"/>
+              </w:rPr>
+              <w:t xml:space="preserve"> = </w:t>
             </w:r>
             <w:r>
               <w:rPr>
@@ -19433,7 +21546,27 @@
                 <w:sz w:val="18"/>
                 <w:szCs w:val="18"/>
               </w:rPr>
-              <w:t>($1::int[])</w:t>
+              <w:t>($</w:t>
+            </w:r>
+            <w:proofErr w:type="gramStart"/>
+            <w:r>
+              <w:rPr>
+                <w:rFonts w:ascii="Courier New" w:eastAsia="Courier New" w:hAnsi="Courier New" w:cs="Courier New"/>
+                <w:color w:val="1A1A2E"/>
+                <w:sz w:val="18"/>
+                <w:szCs w:val="18"/>
+              </w:rPr>
+              <w:t>1::</w:t>
+            </w:r>
+            <w:proofErr w:type="gramEnd"/>
+            <w:r>
+              <w:rPr>
+                <w:rFonts w:ascii="Courier New" w:eastAsia="Courier New" w:hAnsi="Courier New" w:cs="Courier New"/>
+                <w:color w:val="1A1A2E"/>
+                <w:sz w:val="18"/>
+                <w:szCs w:val="18"/>
+              </w:rPr>
+              <w:t>int[])</w:t>
             </w:r>
           </w:p>
         </w:tc>
@@ -19448,16 +21581,17 @@
       <w:pPr>
         <w:pStyle w:val="Heading2"/>
       </w:pPr>
-      <w:bookmarkStart w:id="60" w:name="_Toc225170338"/>
+      <w:bookmarkStart w:id="58" w:name="_Toc225170338"/>
       <w:r>
         <w:t>Leaderboard</w:t>
       </w:r>
-      <w:bookmarkEnd w:id="60"/>
+      <w:bookmarkEnd w:id="58"/>
     </w:p>
     <w:p>
       <w:pPr>
         <w:spacing w:before="200" w:after="60"/>
       </w:pPr>
+      <w:proofErr w:type="spellStart"/>
       <w:r>
         <w:rPr>
           <w:rFonts w:ascii="Arial" w:eastAsia="Arial" w:hAnsi="Arial" w:cs="Arial"/>
@@ -19469,6 +21603,7 @@
         </w:rPr>
         <w:t>updateUserPoints</w:t>
       </w:r>
+      <w:proofErr w:type="spellEnd"/>
     </w:p>
     <w:tbl>
       <w:tblPr>
@@ -19561,14 +21696,45 @@
               </w:rPr>
               <w:t xml:space="preserve"> </w:t>
             </w:r>
-            <w:r>
-              <w:rPr>
-                <w:rFonts w:ascii="Courier New" w:eastAsia="Courier New" w:hAnsi="Courier New" w:cs="Courier New"/>
-                <w:color w:val="1A1A2E"/>
-                <w:sz w:val="18"/>
-                <w:szCs w:val="18"/>
-              </w:rPr>
-              <w:t>total_points = total_points + $1</w:t>
+            <w:proofErr w:type="spellStart"/>
+            <w:r>
+              <w:rPr>
+                <w:rFonts w:ascii="Courier New" w:eastAsia="Courier New" w:hAnsi="Courier New" w:cs="Courier New"/>
+                <w:color w:val="1A1A2E"/>
+                <w:sz w:val="18"/>
+                <w:szCs w:val="18"/>
+              </w:rPr>
+              <w:t>total_points</w:t>
+            </w:r>
+            <w:proofErr w:type="spellEnd"/>
+            <w:r>
+              <w:rPr>
+                <w:rFonts w:ascii="Courier New" w:eastAsia="Courier New" w:hAnsi="Courier New" w:cs="Courier New"/>
+                <w:color w:val="1A1A2E"/>
+                <w:sz w:val="18"/>
+                <w:szCs w:val="18"/>
+              </w:rPr>
+              <w:t xml:space="preserve"> = </w:t>
+            </w:r>
+            <w:proofErr w:type="spellStart"/>
+            <w:r>
+              <w:rPr>
+                <w:rFonts w:ascii="Courier New" w:eastAsia="Courier New" w:hAnsi="Courier New" w:cs="Courier New"/>
+                <w:color w:val="1A1A2E"/>
+                <w:sz w:val="18"/>
+                <w:szCs w:val="18"/>
+              </w:rPr>
+              <w:t>total_points</w:t>
+            </w:r>
+            <w:proofErr w:type="spellEnd"/>
+            <w:r>
+              <w:rPr>
+                <w:rFonts w:ascii="Courier New" w:eastAsia="Courier New" w:hAnsi="Courier New" w:cs="Courier New"/>
+                <w:color w:val="1A1A2E"/>
+                <w:sz w:val="18"/>
+                <w:szCs w:val="18"/>
+              </w:rPr>
+              <w:t xml:space="preserve"> + $1</w:t>
             </w:r>
           </w:p>
           <w:p>
@@ -19604,14 +21770,25 @@
               </w:rPr>
               <w:t xml:space="preserve"> </w:t>
             </w:r>
-            <w:r>
-              <w:rPr>
-                <w:rFonts w:ascii="Courier New" w:eastAsia="Courier New" w:hAnsi="Courier New" w:cs="Courier New"/>
-                <w:color w:val="1A1A2E"/>
-                <w:sz w:val="18"/>
-                <w:szCs w:val="18"/>
-              </w:rPr>
-              <w:t>user_id = $2</w:t>
+            <w:proofErr w:type="spellStart"/>
+            <w:r>
+              <w:rPr>
+                <w:rFonts w:ascii="Courier New" w:eastAsia="Courier New" w:hAnsi="Courier New" w:cs="Courier New"/>
+                <w:color w:val="1A1A2E"/>
+                <w:sz w:val="18"/>
+                <w:szCs w:val="18"/>
+              </w:rPr>
+              <w:t>user_id</w:t>
+            </w:r>
+            <w:proofErr w:type="spellEnd"/>
+            <w:r>
+              <w:rPr>
+                <w:rFonts w:ascii="Courier New" w:eastAsia="Courier New" w:hAnsi="Courier New" w:cs="Courier New"/>
+                <w:color w:val="1A1A2E"/>
+                <w:sz w:val="18"/>
+                <w:szCs w:val="18"/>
+              </w:rPr>
+              <w:t xml:space="preserve"> = $2</w:t>
             </w:r>
           </w:p>
         </w:tc>
@@ -19626,6 +21803,7 @@
       <w:pPr>
         <w:spacing w:before="200" w:after="60"/>
       </w:pPr>
+      <w:proofErr w:type="spellStart"/>
       <w:r>
         <w:rPr>
           <w:rFonts w:ascii="Arial" w:eastAsia="Arial" w:hAnsi="Arial" w:cs="Arial"/>
@@ -19637,6 +21815,7 @@
         </w:rPr>
         <w:t>getStreakData</w:t>
       </w:r>
+      <w:proofErr w:type="spellEnd"/>
     </w:p>
     <w:tbl>
       <w:tblPr>
@@ -19700,15 +21879,57 @@
               </w:rPr>
               <w:t xml:space="preserve"> </w:t>
             </w:r>
-            <w:r>
-              <w:rPr>
-                <w:rFonts w:ascii="Courier New" w:eastAsia="Courier New" w:hAnsi="Courier New" w:cs="Courier New"/>
-                <w:color w:val="1A1A2E"/>
-                <w:sz w:val="18"/>
-                <w:szCs w:val="18"/>
-              </w:rPr>
-              <w:t>last_solved_date, current_streak, longest_streak</w:t>
-            </w:r>
+            <w:proofErr w:type="spellStart"/>
+            <w:r>
+              <w:rPr>
+                <w:rFonts w:ascii="Courier New" w:eastAsia="Courier New" w:hAnsi="Courier New" w:cs="Courier New"/>
+                <w:color w:val="1A1A2E"/>
+                <w:sz w:val="18"/>
+                <w:szCs w:val="18"/>
+              </w:rPr>
+              <w:t>last_solved_date</w:t>
+            </w:r>
+            <w:proofErr w:type="spellEnd"/>
+            <w:r>
+              <w:rPr>
+                <w:rFonts w:ascii="Courier New" w:eastAsia="Courier New" w:hAnsi="Courier New" w:cs="Courier New"/>
+                <w:color w:val="1A1A2E"/>
+                <w:sz w:val="18"/>
+                <w:szCs w:val="18"/>
+              </w:rPr>
+              <w:t xml:space="preserve">, </w:t>
+            </w:r>
+            <w:proofErr w:type="spellStart"/>
+            <w:r>
+              <w:rPr>
+                <w:rFonts w:ascii="Courier New" w:eastAsia="Courier New" w:hAnsi="Courier New" w:cs="Courier New"/>
+                <w:color w:val="1A1A2E"/>
+                <w:sz w:val="18"/>
+                <w:szCs w:val="18"/>
+              </w:rPr>
+              <w:t>current_streak</w:t>
+            </w:r>
+            <w:proofErr w:type="spellEnd"/>
+            <w:r>
+              <w:rPr>
+                <w:rFonts w:ascii="Courier New" w:eastAsia="Courier New" w:hAnsi="Courier New" w:cs="Courier New"/>
+                <w:color w:val="1A1A2E"/>
+                <w:sz w:val="18"/>
+                <w:szCs w:val="18"/>
+              </w:rPr>
+              <w:t xml:space="preserve">, </w:t>
+            </w:r>
+            <w:proofErr w:type="spellStart"/>
+            <w:r>
+              <w:rPr>
+                <w:rFonts w:ascii="Courier New" w:eastAsia="Courier New" w:hAnsi="Courier New" w:cs="Courier New"/>
+                <w:color w:val="1A1A2E"/>
+                <w:sz w:val="18"/>
+                <w:szCs w:val="18"/>
+              </w:rPr>
+              <w:t>longest_streak</w:t>
+            </w:r>
+            <w:proofErr w:type="spellEnd"/>
           </w:p>
           <w:p>
             <w:pPr>
@@ -19772,14 +21993,25 @@
               </w:rPr>
               <w:t xml:space="preserve"> </w:t>
             </w:r>
-            <w:r>
-              <w:rPr>
-                <w:rFonts w:ascii="Courier New" w:eastAsia="Courier New" w:hAnsi="Courier New" w:cs="Courier New"/>
-                <w:color w:val="1A1A2E"/>
-                <w:sz w:val="18"/>
-                <w:szCs w:val="18"/>
-              </w:rPr>
-              <w:t>user_id = $1</w:t>
+            <w:proofErr w:type="spellStart"/>
+            <w:r>
+              <w:rPr>
+                <w:rFonts w:ascii="Courier New" w:eastAsia="Courier New" w:hAnsi="Courier New" w:cs="Courier New"/>
+                <w:color w:val="1A1A2E"/>
+                <w:sz w:val="18"/>
+                <w:szCs w:val="18"/>
+              </w:rPr>
+              <w:t>user_id</w:t>
+            </w:r>
+            <w:proofErr w:type="spellEnd"/>
+            <w:r>
+              <w:rPr>
+                <w:rFonts w:ascii="Courier New" w:eastAsia="Courier New" w:hAnsi="Courier New" w:cs="Courier New"/>
+                <w:color w:val="1A1A2E"/>
+                <w:sz w:val="18"/>
+                <w:szCs w:val="18"/>
+              </w:rPr>
+              <w:t xml:space="preserve"> = $1</w:t>
             </w:r>
           </w:p>
         </w:tc>
@@ -19817,6 +22049,7 @@
       <w:pPr>
         <w:spacing w:before="200" w:after="60"/>
       </w:pPr>
+      <w:proofErr w:type="spellStart"/>
       <w:r>
         <w:rPr>
           <w:rFonts w:ascii="Arial" w:eastAsia="Arial" w:hAnsi="Arial" w:cs="Arial"/>
@@ -19829,6 +22062,7 @@
         <w:lastRenderedPageBreak/>
         <w:t>updateStreak</w:t>
       </w:r>
+      <w:proofErr w:type="spellEnd"/>
     </w:p>
     <w:tbl>
       <w:tblPr>
@@ -19935,14 +22169,25 @@
               </w:rPr>
               <w:t xml:space="preserve"> </w:t>
             </w:r>
-            <w:r>
-              <w:rPr>
-                <w:rFonts w:ascii="Courier New" w:eastAsia="Courier New" w:hAnsi="Courier New" w:cs="Courier New"/>
-                <w:color w:val="1A1A2E"/>
-                <w:sz w:val="18"/>
-                <w:szCs w:val="18"/>
-              </w:rPr>
-              <w:t>current_streak = $1,</w:t>
+            <w:proofErr w:type="spellStart"/>
+            <w:r>
+              <w:rPr>
+                <w:rFonts w:ascii="Courier New" w:eastAsia="Courier New" w:hAnsi="Courier New" w:cs="Courier New"/>
+                <w:color w:val="1A1A2E"/>
+                <w:sz w:val="18"/>
+                <w:szCs w:val="18"/>
+              </w:rPr>
+              <w:t>current_streak</w:t>
+            </w:r>
+            <w:proofErr w:type="spellEnd"/>
+            <w:r>
+              <w:rPr>
+                <w:rFonts w:ascii="Courier New" w:eastAsia="Courier New" w:hAnsi="Courier New" w:cs="Courier New"/>
+                <w:color w:val="1A1A2E"/>
+                <w:sz w:val="18"/>
+                <w:szCs w:val="18"/>
+              </w:rPr>
+              <w:t xml:space="preserve"> = $1,</w:t>
             </w:r>
           </w:p>
           <w:p>
@@ -19956,7 +22201,27 @@
                 <w:sz w:val="18"/>
                 <w:szCs w:val="18"/>
               </w:rPr>
-              <w:t xml:space="preserve">        longest_streak = </w:t>
+              <w:t xml:space="preserve">        </w:t>
+            </w:r>
+            <w:proofErr w:type="spellStart"/>
+            <w:r>
+              <w:rPr>
+                <w:rFonts w:ascii="Courier New" w:eastAsia="Courier New" w:hAnsi="Courier New" w:cs="Courier New"/>
+                <w:color w:val="1A1A2E"/>
+                <w:sz w:val="18"/>
+                <w:szCs w:val="18"/>
+              </w:rPr>
+              <w:t>longest_streak</w:t>
+            </w:r>
+            <w:proofErr w:type="spellEnd"/>
+            <w:r>
+              <w:rPr>
+                <w:rFonts w:ascii="Courier New" w:eastAsia="Courier New" w:hAnsi="Courier New" w:cs="Courier New"/>
+                <w:color w:val="1A1A2E"/>
+                <w:sz w:val="18"/>
+                <w:szCs w:val="18"/>
+              </w:rPr>
+              <w:t xml:space="preserve"> = </w:t>
             </w:r>
             <w:r>
               <w:rPr>
@@ -19976,7 +22241,27 @@
                 <w:sz w:val="18"/>
                 <w:szCs w:val="18"/>
               </w:rPr>
-              <w:t>(longest_streak, $1),</w:t>
+              <w:t>(</w:t>
+            </w:r>
+            <w:proofErr w:type="spellStart"/>
+            <w:r>
+              <w:rPr>
+                <w:rFonts w:ascii="Courier New" w:eastAsia="Courier New" w:hAnsi="Courier New" w:cs="Courier New"/>
+                <w:color w:val="1A1A2E"/>
+                <w:sz w:val="18"/>
+                <w:szCs w:val="18"/>
+              </w:rPr>
+              <w:t>longest_streak</w:t>
+            </w:r>
+            <w:proofErr w:type="spellEnd"/>
+            <w:r>
+              <w:rPr>
+                <w:rFonts w:ascii="Courier New" w:eastAsia="Courier New" w:hAnsi="Courier New" w:cs="Courier New"/>
+                <w:color w:val="1A1A2E"/>
+                <w:sz w:val="18"/>
+                <w:szCs w:val="18"/>
+              </w:rPr>
+              <w:t>, $1),</w:t>
             </w:r>
           </w:p>
           <w:p>
@@ -19990,7 +22275,27 @@
                 <w:sz w:val="18"/>
                 <w:szCs w:val="18"/>
               </w:rPr>
-              <w:t xml:space="preserve">        last_solved_date = </w:t>
+              <w:t xml:space="preserve">        </w:t>
+            </w:r>
+            <w:proofErr w:type="spellStart"/>
+            <w:r>
+              <w:rPr>
+                <w:rFonts w:ascii="Courier New" w:eastAsia="Courier New" w:hAnsi="Courier New" w:cs="Courier New"/>
+                <w:color w:val="1A1A2E"/>
+                <w:sz w:val="18"/>
+                <w:szCs w:val="18"/>
+              </w:rPr>
+              <w:t>last_solved_date</w:t>
+            </w:r>
+            <w:proofErr w:type="spellEnd"/>
+            <w:r>
+              <w:rPr>
+                <w:rFonts w:ascii="Courier New" w:eastAsia="Courier New" w:hAnsi="Courier New" w:cs="Courier New"/>
+                <w:color w:val="1A1A2E"/>
+                <w:sz w:val="18"/>
+                <w:szCs w:val="18"/>
+              </w:rPr>
+              <w:t xml:space="preserve"> = </w:t>
             </w:r>
             <w:r>
               <w:rPr>
@@ -20037,14 +22342,25 @@
               </w:rPr>
               <w:t xml:space="preserve"> </w:t>
             </w:r>
-            <w:r>
-              <w:rPr>
-                <w:rFonts w:ascii="Courier New" w:eastAsia="Courier New" w:hAnsi="Courier New" w:cs="Courier New"/>
-                <w:color w:val="1A1A2E"/>
-                <w:sz w:val="18"/>
-                <w:szCs w:val="18"/>
-              </w:rPr>
-              <w:t>user_id = $2</w:t>
+            <w:proofErr w:type="spellStart"/>
+            <w:r>
+              <w:rPr>
+                <w:rFonts w:ascii="Courier New" w:eastAsia="Courier New" w:hAnsi="Courier New" w:cs="Courier New"/>
+                <w:color w:val="1A1A2E"/>
+                <w:sz w:val="18"/>
+                <w:szCs w:val="18"/>
+              </w:rPr>
+              <w:t>user_id</w:t>
+            </w:r>
+            <w:proofErr w:type="spellEnd"/>
+            <w:r>
+              <w:rPr>
+                <w:rFonts w:ascii="Courier New" w:eastAsia="Courier New" w:hAnsi="Courier New" w:cs="Courier New"/>
+                <w:color w:val="1A1A2E"/>
+                <w:sz w:val="18"/>
+                <w:szCs w:val="18"/>
+              </w:rPr>
+              <w:t xml:space="preserve"> = $2</w:t>
             </w:r>
           </w:p>
         </w:tc>
@@ -20066,6 +22382,7 @@
       <w:pPr>
         <w:spacing w:before="200" w:after="60"/>
       </w:pPr>
+      <w:proofErr w:type="spellStart"/>
       <w:r>
         <w:rPr>
           <w:rFonts w:ascii="Arial" w:eastAsia="Arial" w:hAnsi="Arial" w:cs="Arial"/>
@@ -20077,6 +22394,7 @@
         </w:rPr>
         <w:t>checkFirstSolve</w:t>
       </w:r>
+      <w:proofErr w:type="spellEnd"/>
     </w:p>
     <w:tbl>
       <w:tblPr>
@@ -20140,14 +22458,25 @@
               </w:rPr>
               <w:t xml:space="preserve"> </w:t>
             </w:r>
-            <w:r>
-              <w:rPr>
-                <w:rFonts w:ascii="Courier New" w:eastAsia="Courier New" w:hAnsi="Courier New" w:cs="Courier New"/>
-                <w:color w:val="1A1A2E"/>
-                <w:sz w:val="18"/>
-                <w:szCs w:val="18"/>
-              </w:rPr>
-              <w:t xml:space="preserve">submission_id </w:t>
+            <w:proofErr w:type="spellStart"/>
+            <w:r>
+              <w:rPr>
+                <w:rFonts w:ascii="Courier New" w:eastAsia="Courier New" w:hAnsi="Courier New" w:cs="Courier New"/>
+                <w:color w:val="1A1A2E"/>
+                <w:sz w:val="18"/>
+                <w:szCs w:val="18"/>
+              </w:rPr>
+              <w:t>submission_id</w:t>
+            </w:r>
+            <w:proofErr w:type="spellEnd"/>
+            <w:r>
+              <w:rPr>
+                <w:rFonts w:ascii="Courier New" w:eastAsia="Courier New" w:hAnsi="Courier New" w:cs="Courier New"/>
+                <w:color w:val="1A1A2E"/>
+                <w:sz w:val="18"/>
+                <w:szCs w:val="18"/>
+              </w:rPr>
+              <w:t xml:space="preserve"> </w:t>
             </w:r>
             <w:r>
               <w:rPr>
@@ -20212,14 +22541,25 @@
               </w:rPr>
               <w:t xml:space="preserve"> </w:t>
             </w:r>
-            <w:r>
-              <w:rPr>
-                <w:rFonts w:ascii="Courier New" w:eastAsia="Courier New" w:hAnsi="Courier New" w:cs="Courier New"/>
-                <w:color w:val="1A1A2E"/>
-                <w:sz w:val="18"/>
-                <w:szCs w:val="18"/>
-              </w:rPr>
-              <w:t xml:space="preserve">user_id = $1 </w:t>
+            <w:proofErr w:type="spellStart"/>
+            <w:r>
+              <w:rPr>
+                <w:rFonts w:ascii="Courier New" w:eastAsia="Courier New" w:hAnsi="Courier New" w:cs="Courier New"/>
+                <w:color w:val="1A1A2E"/>
+                <w:sz w:val="18"/>
+                <w:szCs w:val="18"/>
+              </w:rPr>
+              <w:t>user_id</w:t>
+            </w:r>
+            <w:proofErr w:type="spellEnd"/>
+            <w:r>
+              <w:rPr>
+                <w:rFonts w:ascii="Courier New" w:eastAsia="Courier New" w:hAnsi="Courier New" w:cs="Courier New"/>
+                <w:color w:val="1A1A2E"/>
+                <w:sz w:val="18"/>
+                <w:szCs w:val="18"/>
+              </w:rPr>
+              <w:t xml:space="preserve"> = $1 </w:t>
             </w:r>
             <w:r>
               <w:rPr>
@@ -20241,14 +22581,25 @@
               </w:rPr>
               <w:t xml:space="preserve"> </w:t>
             </w:r>
-            <w:r>
-              <w:rPr>
-                <w:rFonts w:ascii="Courier New" w:eastAsia="Courier New" w:hAnsi="Courier New" w:cs="Courier New"/>
-                <w:color w:val="1A1A2E"/>
-                <w:sz w:val="18"/>
-                <w:szCs w:val="18"/>
-              </w:rPr>
-              <w:t xml:space="preserve">problem_id = $2 </w:t>
+            <w:proofErr w:type="spellStart"/>
+            <w:r>
+              <w:rPr>
+                <w:rFonts w:ascii="Courier New" w:eastAsia="Courier New" w:hAnsi="Courier New" w:cs="Courier New"/>
+                <w:color w:val="1A1A2E"/>
+                <w:sz w:val="18"/>
+                <w:szCs w:val="18"/>
+              </w:rPr>
+              <w:t>problem_id</w:t>
+            </w:r>
+            <w:proofErr w:type="spellEnd"/>
+            <w:r>
+              <w:rPr>
+                <w:rFonts w:ascii="Courier New" w:eastAsia="Courier New" w:hAnsi="Courier New" w:cs="Courier New"/>
+                <w:color w:val="1A1A2E"/>
+                <w:sz w:val="18"/>
+                <w:szCs w:val="18"/>
+              </w:rPr>
+              <w:t xml:space="preserve"> = $2 </w:t>
             </w:r>
             <w:r>
               <w:rPr>
@@ -20270,14 +22621,25 @@
               </w:rPr>
               <w:t xml:space="preserve"> </w:t>
             </w:r>
-            <w:r>
-              <w:rPr>
-                <w:rFonts w:ascii="Courier New" w:eastAsia="Courier New" w:hAnsi="Courier New" w:cs="Courier New"/>
-                <w:color w:val="1A1A2E"/>
-                <w:sz w:val="18"/>
-                <w:szCs w:val="18"/>
-              </w:rPr>
-              <w:t>overall_status = true</w:t>
+            <w:proofErr w:type="spellStart"/>
+            <w:r>
+              <w:rPr>
+                <w:rFonts w:ascii="Courier New" w:eastAsia="Courier New" w:hAnsi="Courier New" w:cs="Courier New"/>
+                <w:color w:val="1A1A2E"/>
+                <w:sz w:val="18"/>
+                <w:szCs w:val="18"/>
+              </w:rPr>
+              <w:t>overall_status</w:t>
+            </w:r>
+            <w:proofErr w:type="spellEnd"/>
+            <w:r>
+              <w:rPr>
+                <w:rFonts w:ascii="Courier New" w:eastAsia="Courier New" w:hAnsi="Courier New" w:cs="Courier New"/>
+                <w:color w:val="1A1A2E"/>
+                <w:sz w:val="18"/>
+                <w:szCs w:val="18"/>
+              </w:rPr>
+              <w:t xml:space="preserve"> = true</w:t>
             </w:r>
           </w:p>
         </w:tc>
@@ -20292,6 +22654,7 @@
       <w:pPr>
         <w:spacing w:before="200" w:after="60"/>
       </w:pPr>
+      <w:proofErr w:type="spellStart"/>
       <w:r>
         <w:rPr>
           <w:rFonts w:ascii="Arial" w:eastAsia="Arial" w:hAnsi="Arial" w:cs="Arial"/>
@@ -20303,6 +22666,7 @@
         </w:rPr>
         <w:t>fetchLeaderboardEntries</w:t>
       </w:r>
+      <w:proofErr w:type="spellEnd"/>
     </w:p>
     <w:tbl>
       <w:tblPr>
@@ -20386,14 +22750,65 @@
               </w:rPr>
               <w:t xml:space="preserve"> </w:t>
             </w:r>
-            <w:r>
-              <w:rPr>
-                <w:rFonts w:ascii="Courier New" w:eastAsia="Courier New" w:hAnsi="Courier New" w:cs="Courier New"/>
-                <w:color w:val="1A1A2E"/>
-                <w:sz w:val="18"/>
-                <w:szCs w:val="18"/>
-              </w:rPr>
-              <w:t>u.user_id, u.user_name, u.total_points,</w:t>
+            <w:proofErr w:type="spellStart"/>
+            <w:r>
+              <w:rPr>
+                <w:rFonts w:ascii="Courier New" w:eastAsia="Courier New" w:hAnsi="Courier New" w:cs="Courier New"/>
+                <w:color w:val="1A1A2E"/>
+                <w:sz w:val="18"/>
+                <w:szCs w:val="18"/>
+              </w:rPr>
+              <w:t>u.user_id</w:t>
+            </w:r>
+            <w:proofErr w:type="spellEnd"/>
+            <w:r>
+              <w:rPr>
+                <w:rFonts w:ascii="Courier New" w:eastAsia="Courier New" w:hAnsi="Courier New" w:cs="Courier New"/>
+                <w:color w:val="1A1A2E"/>
+                <w:sz w:val="18"/>
+                <w:szCs w:val="18"/>
+              </w:rPr>
+              <w:t xml:space="preserve">, </w:t>
+            </w:r>
+            <w:proofErr w:type="spellStart"/>
+            <w:r>
+              <w:rPr>
+                <w:rFonts w:ascii="Courier New" w:eastAsia="Courier New" w:hAnsi="Courier New" w:cs="Courier New"/>
+                <w:color w:val="1A1A2E"/>
+                <w:sz w:val="18"/>
+                <w:szCs w:val="18"/>
+              </w:rPr>
+              <w:t>u.user_name</w:t>
+            </w:r>
+            <w:proofErr w:type="spellEnd"/>
+            <w:r>
+              <w:rPr>
+                <w:rFonts w:ascii="Courier New" w:eastAsia="Courier New" w:hAnsi="Courier New" w:cs="Courier New"/>
+                <w:color w:val="1A1A2E"/>
+                <w:sz w:val="18"/>
+                <w:szCs w:val="18"/>
+              </w:rPr>
+              <w:t xml:space="preserve">, </w:t>
+            </w:r>
+            <w:proofErr w:type="spellStart"/>
+            <w:r>
+              <w:rPr>
+                <w:rFonts w:ascii="Courier New" w:eastAsia="Courier New" w:hAnsi="Courier New" w:cs="Courier New"/>
+                <w:color w:val="1A1A2E"/>
+                <w:sz w:val="18"/>
+                <w:szCs w:val="18"/>
+              </w:rPr>
+              <w:t>u.total_points</w:t>
+            </w:r>
+            <w:proofErr w:type="spellEnd"/>
+            <w:r>
+              <w:rPr>
+                <w:rFonts w:ascii="Courier New" w:eastAsia="Courier New" w:hAnsi="Courier New" w:cs="Courier New"/>
+                <w:color w:val="1A1A2E"/>
+                <w:sz w:val="18"/>
+                <w:szCs w:val="18"/>
+              </w:rPr>
+              <w:t>,</w:t>
             </w:r>
           </w:p>
           <w:p>
@@ -20407,8 +22822,39 @@
                 <w:sz w:val="18"/>
                 <w:szCs w:val="18"/>
               </w:rPr>
-              <w:t xml:space="preserve">    u.current_streak, u.longest_streak</w:t>
-            </w:r>
+              <w:t xml:space="preserve">    </w:t>
+            </w:r>
+            <w:proofErr w:type="spellStart"/>
+            <w:r>
+              <w:rPr>
+                <w:rFonts w:ascii="Courier New" w:eastAsia="Courier New" w:hAnsi="Courier New" w:cs="Courier New"/>
+                <w:color w:val="1A1A2E"/>
+                <w:sz w:val="18"/>
+                <w:szCs w:val="18"/>
+              </w:rPr>
+              <w:t>u.current_streak</w:t>
+            </w:r>
+            <w:proofErr w:type="spellEnd"/>
+            <w:r>
+              <w:rPr>
+                <w:rFonts w:ascii="Courier New" w:eastAsia="Courier New" w:hAnsi="Courier New" w:cs="Courier New"/>
+                <w:color w:val="1A1A2E"/>
+                <w:sz w:val="18"/>
+                <w:szCs w:val="18"/>
+              </w:rPr>
+              <w:t xml:space="preserve">, </w:t>
+            </w:r>
+            <w:proofErr w:type="spellStart"/>
+            <w:r>
+              <w:rPr>
+                <w:rFonts w:ascii="Courier New" w:eastAsia="Courier New" w:hAnsi="Courier New" w:cs="Courier New"/>
+                <w:color w:val="1A1A2E"/>
+                <w:sz w:val="18"/>
+                <w:szCs w:val="18"/>
+              </w:rPr>
+              <w:t>u.longest_streak</w:t>
+            </w:r>
+            <w:proofErr w:type="spellEnd"/>
           </w:p>
           <w:p>
             <w:pPr>
@@ -20535,15 +22981,37 @@
               </w:rPr>
               <w:t xml:space="preserve"> </w:t>
             </w:r>
-            <w:r>
-              <w:rPr>
-                <w:rFonts w:ascii="Courier New" w:eastAsia="Courier New" w:hAnsi="Courier New" w:cs="Courier New"/>
-                <w:color w:val="1A1A2E"/>
-                <w:sz w:val="18"/>
-                <w:szCs w:val="18"/>
-              </w:rPr>
-              <w:t>u.user_id = s.user_id</w:t>
-            </w:r>
+            <w:proofErr w:type="spellStart"/>
+            <w:r>
+              <w:rPr>
+                <w:rFonts w:ascii="Courier New" w:eastAsia="Courier New" w:hAnsi="Courier New" w:cs="Courier New"/>
+                <w:color w:val="1A1A2E"/>
+                <w:sz w:val="18"/>
+                <w:szCs w:val="18"/>
+              </w:rPr>
+              <w:t>u.user_id</w:t>
+            </w:r>
+            <w:proofErr w:type="spellEnd"/>
+            <w:r>
+              <w:rPr>
+                <w:rFonts w:ascii="Courier New" w:eastAsia="Courier New" w:hAnsi="Courier New" w:cs="Courier New"/>
+                <w:color w:val="1A1A2E"/>
+                <w:sz w:val="18"/>
+                <w:szCs w:val="18"/>
+              </w:rPr>
+              <w:t xml:space="preserve"> = </w:t>
+            </w:r>
+            <w:proofErr w:type="spellStart"/>
+            <w:r>
+              <w:rPr>
+                <w:rFonts w:ascii="Courier New" w:eastAsia="Courier New" w:hAnsi="Courier New" w:cs="Courier New"/>
+                <w:color w:val="1A1A2E"/>
+                <w:sz w:val="18"/>
+                <w:szCs w:val="18"/>
+              </w:rPr>
+              <w:t>s.user_id</w:t>
+            </w:r>
+            <w:proofErr w:type="spellEnd"/>
           </w:p>
           <w:p>
             <w:pPr>
@@ -20598,14 +23066,25 @@
               </w:rPr>
               <w:t xml:space="preserve"> </w:t>
             </w:r>
-            <w:r>
-              <w:rPr>
-                <w:rFonts w:ascii="Courier New" w:eastAsia="Courier New" w:hAnsi="Courier New" w:cs="Courier New"/>
-                <w:color w:val="1A1A2E"/>
-                <w:sz w:val="18"/>
-                <w:szCs w:val="18"/>
-              </w:rPr>
-              <w:t xml:space="preserve">course_problem cp </w:t>
+            <w:proofErr w:type="spellStart"/>
+            <w:r>
+              <w:rPr>
+                <w:rFonts w:ascii="Courier New" w:eastAsia="Courier New" w:hAnsi="Courier New" w:cs="Courier New"/>
+                <w:color w:val="1A1A2E"/>
+                <w:sz w:val="18"/>
+                <w:szCs w:val="18"/>
+              </w:rPr>
+              <w:t>course_problem</w:t>
+            </w:r>
+            <w:proofErr w:type="spellEnd"/>
+            <w:r>
+              <w:rPr>
+                <w:rFonts w:ascii="Courier New" w:eastAsia="Courier New" w:hAnsi="Courier New" w:cs="Courier New"/>
+                <w:color w:val="1A1A2E"/>
+                <w:sz w:val="18"/>
+                <w:szCs w:val="18"/>
+              </w:rPr>
+              <w:t xml:space="preserve"> cp </w:t>
             </w:r>
             <w:r>
               <w:rPr>
@@ -20627,15 +23106,37 @@
               </w:rPr>
               <w:t xml:space="preserve"> </w:t>
             </w:r>
-            <w:r>
-              <w:rPr>
-                <w:rFonts w:ascii="Courier New" w:eastAsia="Courier New" w:hAnsi="Courier New" w:cs="Courier New"/>
-                <w:color w:val="1A1A2E"/>
-                <w:sz w:val="18"/>
-                <w:szCs w:val="18"/>
-              </w:rPr>
-              <w:t>s.problem_id = cp.problem_id</w:t>
-            </w:r>
+            <w:proofErr w:type="spellStart"/>
+            <w:r>
+              <w:rPr>
+                <w:rFonts w:ascii="Courier New" w:eastAsia="Courier New" w:hAnsi="Courier New" w:cs="Courier New"/>
+                <w:color w:val="1A1A2E"/>
+                <w:sz w:val="18"/>
+                <w:szCs w:val="18"/>
+              </w:rPr>
+              <w:t>s.problem_id</w:t>
+            </w:r>
+            <w:proofErr w:type="spellEnd"/>
+            <w:r>
+              <w:rPr>
+                <w:rFonts w:ascii="Courier New" w:eastAsia="Courier New" w:hAnsi="Courier New" w:cs="Courier New"/>
+                <w:color w:val="1A1A2E"/>
+                <w:sz w:val="18"/>
+                <w:szCs w:val="18"/>
+              </w:rPr>
+              <w:t xml:space="preserve"> = </w:t>
+            </w:r>
+            <w:proofErr w:type="spellStart"/>
+            <w:r>
+              <w:rPr>
+                <w:rFonts w:ascii="Courier New" w:eastAsia="Courier New" w:hAnsi="Courier New" w:cs="Courier New"/>
+                <w:color w:val="1A1A2E"/>
+                <w:sz w:val="18"/>
+                <w:szCs w:val="18"/>
+              </w:rPr>
+              <w:t>cp.problem_id</w:t>
+            </w:r>
+            <w:proofErr w:type="spellEnd"/>
           </w:p>
           <w:p>
             <w:pPr>
@@ -20670,14 +23171,25 @@
               </w:rPr>
               <w:t xml:space="preserve"> </w:t>
             </w:r>
-            <w:r>
-              <w:rPr>
-                <w:rFonts w:ascii="Courier New" w:eastAsia="Courier New" w:hAnsi="Courier New" w:cs="Courier New"/>
-                <w:color w:val="1A1A2E"/>
-                <w:sz w:val="18"/>
-                <w:szCs w:val="18"/>
-              </w:rPr>
-              <w:t>cp.course_id = $1</w:t>
+            <w:proofErr w:type="spellStart"/>
+            <w:r>
+              <w:rPr>
+                <w:rFonts w:ascii="Courier New" w:eastAsia="Courier New" w:hAnsi="Courier New" w:cs="Courier New"/>
+                <w:color w:val="1A1A2E"/>
+                <w:sz w:val="18"/>
+                <w:szCs w:val="18"/>
+              </w:rPr>
+              <w:t>cp.course_id</w:t>
+            </w:r>
+            <w:proofErr w:type="spellEnd"/>
+            <w:r>
+              <w:rPr>
+                <w:rFonts w:ascii="Courier New" w:eastAsia="Courier New" w:hAnsi="Courier New" w:cs="Courier New"/>
+                <w:color w:val="1A1A2E"/>
+                <w:sz w:val="18"/>
+                <w:szCs w:val="18"/>
+              </w:rPr>
+              <w:t xml:space="preserve"> = $1</w:t>
             </w:r>
           </w:p>
         </w:tc>
@@ -20758,7 +23270,7 @@
                     <pic:cNvPicPr/>
                   </pic:nvPicPr>
                   <pic:blipFill>
-                    <a:blip r:embed="rId35"/>
+                    <a:blip r:embed="rId34"/>
                     <a:stretch>
                       <a:fillRect/>
                     </a:stretch>
@@ -20795,7 +23307,7 @@
         <w:pStyle w:val="Caption"/>
         <w:jc w:val="center"/>
       </w:pPr>
-      <w:bookmarkStart w:id="61" w:name="_Toc225170384"/>
+      <w:bookmarkStart w:id="59" w:name="_Toc225170384"/>
       <w:r>
         <w:rPr>
           <w:b/>
@@ -20861,7 +23373,7 @@
       <w:r>
         <w:t xml:space="preserve"> will be displayed</w:t>
       </w:r>
-      <w:bookmarkEnd w:id="61"/>
+      <w:bookmarkEnd w:id="59"/>
     </w:p>
     <w:p>
       <w:pPr>
@@ -20870,7 +23382,7 @@
           <w:rFonts w:eastAsia="Arial"/>
         </w:rPr>
       </w:pPr>
-      <w:bookmarkStart w:id="62" w:name="_Toc225170339"/>
+      <w:bookmarkStart w:id="60" w:name="_Toc225170339"/>
       <w:r>
         <w:rPr>
           <w:rFonts w:eastAsia="Arial"/>
@@ -20878,12 +23390,13 @@
         <w:lastRenderedPageBreak/>
         <w:t>Multi-Language Support</w:t>
       </w:r>
-      <w:bookmarkEnd w:id="62"/>
+      <w:bookmarkEnd w:id="60"/>
     </w:p>
     <w:p>
       <w:pPr>
         <w:spacing w:before="200" w:after="60"/>
       </w:pPr>
+      <w:proofErr w:type="spellStart"/>
       <w:r>
         <w:rPr>
           <w:rFonts w:ascii="Arial" w:eastAsia="Arial" w:hAnsi="Arial" w:cs="Arial"/>
@@ -20895,6 +23408,7 @@
         </w:rPr>
         <w:t>getProblemLanguageData</w:t>
       </w:r>
+      <w:proofErr w:type="spellEnd"/>
     </w:p>
     <w:tbl>
       <w:tblPr>
@@ -20995,6 +23509,7 @@
               </w:rPr>
               <w:t xml:space="preserve"> </w:t>
             </w:r>
+            <w:proofErr w:type="spellStart"/>
             <w:r>
               <w:rPr>
                 <w:rFonts w:ascii="Courier New" w:eastAsia="Courier New" w:hAnsi="Courier New" w:cs="Courier New"/>
@@ -21003,6 +23518,7 @@
               </w:rPr>
               <w:t>problem_language</w:t>
             </w:r>
+            <w:proofErr w:type="spellEnd"/>
           </w:p>
           <w:p>
             <w:pPr>
@@ -21037,6 +23553,7 @@
               </w:rPr>
               <w:t xml:space="preserve"> </w:t>
             </w:r>
+            <w:proofErr w:type="spellStart"/>
             <w:r>
               <w:rPr>
                 <w:rFonts w:ascii="Courier New" w:eastAsia="Courier New" w:hAnsi="Courier New" w:cs="Courier New"/>
@@ -21052,7 +23569,17 @@
                 <w:sz w:val="18"/>
                 <w:szCs w:val="18"/>
               </w:rPr>
-              <w:t>_id = $1</w:t>
+              <w:t>_id</w:t>
+            </w:r>
+            <w:proofErr w:type="spellEnd"/>
+            <w:r>
+              <w:rPr>
+                <w:rFonts w:ascii="Courier New" w:eastAsia="Courier New" w:hAnsi="Courier New" w:cs="Courier New"/>
+                <w:color w:val="1A1A2E"/>
+                <w:sz w:val="18"/>
+                <w:szCs w:val="18"/>
+              </w:rPr>
+              <w:t xml:space="preserve"> = $1</w:t>
             </w:r>
           </w:p>
         </w:tc>
@@ -21063,6 +23590,7 @@
       <w:pPr>
         <w:spacing w:before="200" w:after="60"/>
       </w:pPr>
+      <w:proofErr w:type="spellStart"/>
       <w:r>
         <w:rPr>
           <w:rFonts w:ascii="Arial" w:eastAsia="Arial" w:hAnsi="Arial" w:cs="Arial"/>
@@ -21074,6 +23602,7 @@
         </w:rPr>
         <w:t>insertProblemLanguage</w:t>
       </w:r>
+      <w:proofErr w:type="spellEnd"/>
     </w:p>
     <w:tbl>
       <w:tblPr>
@@ -21128,21 +23657,67 @@
               </w:rPr>
               <w:t xml:space="preserve">INSERT INTO </w:t>
             </w:r>
-            <w:r>
-              <w:rPr>
-                <w:rFonts w:ascii="Courier New" w:eastAsia="Courier New" w:hAnsi="Courier New" w:cs="Courier New"/>
-                <w:sz w:val="18"/>
-                <w:szCs w:val="18"/>
-              </w:rPr>
-              <w:t xml:space="preserve">problem_language </w:t>
-            </w:r>
-            <w:r>
-              <w:rPr>
-                <w:rFonts w:ascii="Courier New" w:eastAsia="Courier New" w:hAnsi="Courier New" w:cs="Courier New"/>
-                <w:sz w:val="18"/>
-                <w:szCs w:val="18"/>
-              </w:rPr>
-              <w:t>(problem_id, language, placeholder_code)</w:t>
+            <w:proofErr w:type="spellStart"/>
+            <w:r>
+              <w:rPr>
+                <w:rFonts w:ascii="Courier New" w:eastAsia="Courier New" w:hAnsi="Courier New" w:cs="Courier New"/>
+                <w:sz w:val="18"/>
+                <w:szCs w:val="18"/>
+              </w:rPr>
+              <w:t>problem_language</w:t>
+            </w:r>
+            <w:proofErr w:type="spellEnd"/>
+            <w:r>
+              <w:rPr>
+                <w:rFonts w:ascii="Courier New" w:eastAsia="Courier New" w:hAnsi="Courier New" w:cs="Courier New"/>
+                <w:sz w:val="18"/>
+                <w:szCs w:val="18"/>
+              </w:rPr>
+              <w:t xml:space="preserve"> </w:t>
+            </w:r>
+            <w:r>
+              <w:rPr>
+                <w:rFonts w:ascii="Courier New" w:eastAsia="Courier New" w:hAnsi="Courier New" w:cs="Courier New"/>
+                <w:sz w:val="18"/>
+                <w:szCs w:val="18"/>
+              </w:rPr>
+              <w:t>(</w:t>
+            </w:r>
+            <w:proofErr w:type="spellStart"/>
+            <w:r>
+              <w:rPr>
+                <w:rFonts w:ascii="Courier New" w:eastAsia="Courier New" w:hAnsi="Courier New" w:cs="Courier New"/>
+                <w:sz w:val="18"/>
+                <w:szCs w:val="18"/>
+              </w:rPr>
+              <w:t>problem_id</w:t>
+            </w:r>
+            <w:proofErr w:type="spellEnd"/>
+            <w:r>
+              <w:rPr>
+                <w:rFonts w:ascii="Courier New" w:eastAsia="Courier New" w:hAnsi="Courier New" w:cs="Courier New"/>
+                <w:sz w:val="18"/>
+                <w:szCs w:val="18"/>
+              </w:rPr>
+              <w:t xml:space="preserve">, language, </w:t>
+            </w:r>
+            <w:proofErr w:type="spellStart"/>
+            <w:r>
+              <w:rPr>
+                <w:rFonts w:ascii="Courier New" w:eastAsia="Courier New" w:hAnsi="Courier New" w:cs="Courier New"/>
+                <w:sz w:val="18"/>
+                <w:szCs w:val="18"/>
+              </w:rPr>
+              <w:t>placeholder_code</w:t>
+            </w:r>
+            <w:proofErr w:type="spellEnd"/>
+            <w:r>
+              <w:rPr>
+                <w:rFonts w:ascii="Courier New" w:eastAsia="Courier New" w:hAnsi="Courier New" w:cs="Courier New"/>
+                <w:sz w:val="18"/>
+                <w:szCs w:val="18"/>
+              </w:rPr>
+              <w:t>)</w:t>
             </w:r>
           </w:p>
           <w:p>
@@ -21178,6 +23753,7 @@
               </w:rPr>
               <w:t xml:space="preserve"> </w:t>
             </w:r>
+            <w:proofErr w:type="spellStart"/>
             <w:r>
               <w:rPr>
                 <w:rFonts w:ascii="Courier New" w:eastAsia="Courier New" w:hAnsi="Courier New" w:cs="Courier New"/>
@@ -21193,7 +23769,17 @@
                 <w:sz w:val="18"/>
                 <w:szCs w:val="18"/>
               </w:rPr>
-              <w:t>_id = $1</w:t>
+              <w:t>_id</w:t>
+            </w:r>
+            <w:proofErr w:type="spellEnd"/>
+            <w:r>
+              <w:rPr>
+                <w:rFonts w:ascii="Courier New" w:eastAsia="Courier New" w:hAnsi="Courier New" w:cs="Courier New"/>
+                <w:color w:val="1A1A2E"/>
+                <w:sz w:val="18"/>
+                <w:szCs w:val="18"/>
+              </w:rPr>
+              <w:t xml:space="preserve"> = $1</w:t>
             </w:r>
           </w:p>
         </w:tc>
@@ -21204,6 +23790,7 @@
       <w:pPr>
         <w:spacing w:before="200" w:after="60"/>
       </w:pPr>
+      <w:proofErr w:type="spellStart"/>
       <w:r>
         <w:rPr>
           <w:rFonts w:ascii="Arial" w:eastAsia="Arial" w:hAnsi="Arial" w:cs="Arial"/>
@@ -21215,6 +23802,7 @@
         </w:rPr>
         <w:t>deleteProblemLanguages</w:t>
       </w:r>
+      <w:proofErr w:type="spellEnd"/>
     </w:p>
     <w:tbl>
       <w:tblPr>
@@ -21280,6 +23868,7 @@
               </w:rPr>
               <w:t xml:space="preserve"> </w:t>
             </w:r>
+            <w:proofErr w:type="spellStart"/>
             <w:r>
               <w:rPr>
                 <w:rFonts w:ascii="Courier New" w:eastAsia="Courier New" w:hAnsi="Courier New" w:cs="Courier New"/>
@@ -21288,6 +23877,7 @@
               </w:rPr>
               <w:t>problem_language</w:t>
             </w:r>
+            <w:proofErr w:type="spellEnd"/>
           </w:p>
           <w:p>
             <w:pPr>
@@ -21322,6 +23912,7 @@
               </w:rPr>
               <w:t xml:space="preserve"> </w:t>
             </w:r>
+            <w:proofErr w:type="spellStart"/>
             <w:r>
               <w:rPr>
                 <w:rFonts w:ascii="Courier New" w:eastAsia="Courier New" w:hAnsi="Courier New" w:cs="Courier New"/>
@@ -21337,7 +23928,17 @@
                 <w:sz w:val="18"/>
                 <w:szCs w:val="18"/>
               </w:rPr>
-              <w:t>_id = $1</w:t>
+              <w:t>_id</w:t>
+            </w:r>
+            <w:proofErr w:type="spellEnd"/>
+            <w:r>
+              <w:rPr>
+                <w:rFonts w:ascii="Courier New" w:eastAsia="Courier New" w:hAnsi="Courier New" w:cs="Courier New"/>
+                <w:color w:val="1A1A2E"/>
+                <w:sz w:val="18"/>
+                <w:szCs w:val="18"/>
+              </w:rPr>
+              <w:t xml:space="preserve"> = $1</w:t>
             </w:r>
           </w:p>
         </w:tc>
@@ -21373,11 +23974,11 @@
       <w:pPr>
         <w:pStyle w:val="Heading1"/>
       </w:pPr>
-      <w:bookmarkStart w:id="63" w:name="_Toc225170340"/>
+      <w:bookmarkStart w:id="61" w:name="_Toc225170340"/>
       <w:r>
         <w:t>User Interface</w:t>
       </w:r>
-      <w:bookmarkEnd w:id="63"/>
+      <w:bookmarkEnd w:id="61"/>
     </w:p>
     <w:p>
       <w:pPr>
@@ -21391,11 +23992,11 @@
       <w:pPr>
         <w:pStyle w:val="Heading2"/>
       </w:pPr>
-      <w:bookmarkStart w:id="64" w:name="_Toc225170341"/>
+      <w:bookmarkStart w:id="62" w:name="_Toc225170341"/>
       <w:r>
         <w:t>Logo</w:t>
       </w:r>
-      <w:bookmarkEnd w:id="64"/>
+      <w:bookmarkEnd w:id="62"/>
     </w:p>
     <w:p>
       <w:pPr>
@@ -21429,7 +24030,7 @@
                     <pic:cNvPicPr/>
                   </pic:nvPicPr>
                   <pic:blipFill>
-                    <a:blip r:embed="rId36"/>
+                    <a:blip r:embed="rId35"/>
                     <a:stretch>
                       <a:fillRect/>
                     </a:stretch>
@@ -21455,7 +24056,7 @@
         <w:pStyle w:val="Caption"/>
         <w:jc w:val="center"/>
       </w:pPr>
-      <w:bookmarkStart w:id="65" w:name="_Toc225170385"/>
+      <w:bookmarkStart w:id="63" w:name="_Toc225170385"/>
       <w:r>
         <w:rPr>
           <w:b/>
@@ -21509,7 +24110,7 @@
       <w:r>
         <w:t xml:space="preserve"> Logo</w:t>
       </w:r>
-      <w:bookmarkEnd w:id="65"/>
+      <w:bookmarkEnd w:id="63"/>
     </w:p>
     <w:p>
       <w:pPr>
@@ -21528,12 +24129,12 @@
       <w:pPr>
         <w:pStyle w:val="Heading2"/>
       </w:pPr>
-      <w:bookmarkStart w:id="66" w:name="_Toc225170342"/>
+      <w:bookmarkStart w:id="64" w:name="_Toc225170342"/>
       <w:r>
         <w:lastRenderedPageBreak/>
         <w:t>High-Level UI Flow</w:t>
       </w:r>
-      <w:bookmarkEnd w:id="66"/>
+      <w:bookmarkEnd w:id="64"/>
     </w:p>
     <w:p>
       <w:pPr>
@@ -21580,7 +24181,7 @@
                     <pic:cNvPicPr/>
                   </pic:nvPicPr>
                   <pic:blipFill>
-                    <a:blip r:embed="rId37">
+                    <a:blip r:embed="rId36">
                       <a:extLst>
                         <a:ext uri="{28A0092B-C50C-407E-A947-70E740481C1C}">
                           <a14:useLocalDpi xmlns:a14="http://schemas.microsoft.com/office/drawing/2010/main" val="0"/>
@@ -21623,7 +24224,7 @@
           <w:szCs w:val="32"/>
         </w:rPr>
       </w:pPr>
-      <w:bookmarkStart w:id="67" w:name="_Toc225170386"/>
+      <w:bookmarkStart w:id="65" w:name="_Toc225170386"/>
       <w:r>
         <w:rPr>
           <w:b/>
@@ -21677,7 +24278,7 @@
       <w:r>
         <w:t xml:space="preserve"> User Interface flow diagram</w:t>
       </w:r>
-      <w:bookmarkEnd w:id="67"/>
+      <w:bookmarkEnd w:id="65"/>
       <w:r>
         <w:br w:type="page"/>
       </w:r>
@@ -21686,12 +24287,12 @@
       <w:pPr>
         <w:pStyle w:val="Heading2"/>
       </w:pPr>
-      <w:bookmarkStart w:id="68" w:name="_Toc225170343"/>
+      <w:bookmarkStart w:id="66" w:name="_Toc225170343"/>
       <w:r>
         <w:lastRenderedPageBreak/>
         <w:t>Login</w:t>
       </w:r>
-      <w:bookmarkEnd w:id="68"/>
+      <w:bookmarkEnd w:id="66"/>
     </w:p>
     <w:p>
       <w:r>
@@ -21714,7 +24315,7 @@
                     <pic:cNvPicPr/>
                   </pic:nvPicPr>
                   <pic:blipFill>
-                    <a:blip r:embed="rId38"/>
+                    <a:blip r:embed="rId37"/>
                     <a:stretch>
                       <a:fillRect/>
                     </a:stretch>
@@ -21740,7 +24341,7 @@
         <w:pStyle w:val="Caption"/>
         <w:jc w:val="center"/>
       </w:pPr>
-      <w:bookmarkStart w:id="69" w:name="_Toc225170387"/>
+      <w:bookmarkStart w:id="67" w:name="_Toc225170387"/>
       <w:r>
         <w:rPr>
           <w:b/>
@@ -21794,17 +24395,17 @@
       <w:r>
         <w:t xml:space="preserve"> Login screen design</w:t>
       </w:r>
-      <w:bookmarkEnd w:id="69"/>
+      <w:bookmarkEnd w:id="67"/>
     </w:p>
     <w:p>
       <w:pPr>
         <w:pStyle w:val="Heading2"/>
       </w:pPr>
-      <w:bookmarkStart w:id="70" w:name="_Toc225170344"/>
+      <w:bookmarkStart w:id="68" w:name="_Toc225170344"/>
       <w:r>
         <w:t>Sign Up</w:t>
       </w:r>
-      <w:bookmarkEnd w:id="70"/>
+      <w:bookmarkEnd w:id="68"/>
     </w:p>
     <w:p>
       <w:r>
@@ -21829,7 +24430,7 @@
                     </pic:cNvPicPr>
                   </pic:nvPicPr>
                   <pic:blipFill>
-                    <a:blip r:embed="rId39">
+                    <a:blip r:embed="rId38">
                       <a:extLst>
                         <a:ext uri="{28A0092B-C50C-407E-A947-70E740481C1C}">
                           <a14:useLocalDpi xmlns:a14="http://schemas.microsoft.com/office/drawing/2010/main" val="0"/>
@@ -21863,7 +24464,7 @@
         <w:pStyle w:val="Caption"/>
         <w:jc w:val="center"/>
       </w:pPr>
-      <w:bookmarkStart w:id="71" w:name="_Toc225170388"/>
+      <w:bookmarkStart w:id="69" w:name="_Toc225170388"/>
       <w:r>
         <w:rPr>
           <w:b/>
@@ -21917,7 +24518,7 @@
       <w:r>
         <w:t xml:space="preserve"> Sign Up screen design</w:t>
       </w:r>
-      <w:bookmarkEnd w:id="71"/>
+      <w:bookmarkEnd w:id="69"/>
     </w:p>
     <w:p>
       <w:r>
@@ -21928,7 +24529,7 @@
       <w:pPr>
         <w:pStyle w:val="Heading2"/>
       </w:pPr>
-      <w:bookmarkStart w:id="72" w:name="_Toc225170345"/>
+      <w:bookmarkStart w:id="70" w:name="_Toc225170345"/>
       <w:r>
         <w:lastRenderedPageBreak/>
         <w:t xml:space="preserve">View </w:t>
@@ -21936,7 +24537,7 @@
       <w:r>
         <w:t>Problems</w:t>
       </w:r>
-      <w:bookmarkEnd w:id="72"/>
+      <w:bookmarkEnd w:id="70"/>
     </w:p>
     <w:p>
       <w:pPr>
@@ -21962,7 +24563,7 @@
                     <pic:cNvPicPr/>
                   </pic:nvPicPr>
                   <pic:blipFill>
-                    <a:blip r:embed="rId40"/>
+                    <a:blip r:embed="rId39"/>
                     <a:stretch>
                       <a:fillRect/>
                     </a:stretch>
@@ -21988,7 +24589,7 @@
         <w:pStyle w:val="Caption"/>
         <w:jc w:val="center"/>
       </w:pPr>
-      <w:bookmarkStart w:id="73" w:name="_Toc225170389"/>
+      <w:bookmarkStart w:id="71" w:name="_Toc225170389"/>
       <w:r>
         <w:rPr>
           <w:b/>
@@ -22042,14 +24643,14 @@
       <w:r>
         <w:t xml:space="preserve"> View Problems screen design</w:t>
       </w:r>
-      <w:bookmarkEnd w:id="73"/>
+      <w:bookmarkEnd w:id="71"/>
     </w:p>
     <w:p/>
     <w:p>
       <w:pPr>
         <w:pStyle w:val="Heading2"/>
       </w:pPr>
-      <w:bookmarkStart w:id="74" w:name="_Toc225170346"/>
+      <w:bookmarkStart w:id="72" w:name="_Toc225170346"/>
       <w:r>
         <w:t xml:space="preserve">View </w:t>
       </w:r>
@@ -22062,7 +24663,7 @@
       <w:r>
         <w:t>Solve Problem</w:t>
       </w:r>
-      <w:bookmarkEnd w:id="74"/>
+      <w:bookmarkEnd w:id="72"/>
     </w:p>
     <w:p>
       <w:pPr>
@@ -22088,7 +24689,7 @@
                     <pic:cNvPicPr/>
                   </pic:nvPicPr>
                   <pic:blipFill>
-                    <a:blip r:embed="rId41"/>
+                    <a:blip r:embed="rId40"/>
                     <a:stretch>
                       <a:fillRect/>
                     </a:stretch>
@@ -22114,7 +24715,7 @@
         <w:pStyle w:val="Caption"/>
         <w:jc w:val="center"/>
       </w:pPr>
-      <w:bookmarkStart w:id="75" w:name="_Toc225170390"/>
+      <w:bookmarkStart w:id="73" w:name="_Toc225170390"/>
       <w:r>
         <w:rPr>
           <w:b/>
@@ -22168,13 +24769,13 @@
       <w:r>
         <w:t xml:space="preserve"> Solve a Problem screen design</w:t>
       </w:r>
-      <w:bookmarkEnd w:id="75"/>
+      <w:bookmarkEnd w:id="73"/>
     </w:p>
     <w:p>
       <w:pPr>
         <w:pStyle w:val="Heading2"/>
       </w:pPr>
-      <w:bookmarkStart w:id="76" w:name="_Toc225170347"/>
+      <w:bookmarkStart w:id="74" w:name="_Toc225170347"/>
       <w:r>
         <w:lastRenderedPageBreak/>
         <w:t xml:space="preserve">View Problem &gt; </w:t>
@@ -22191,7 +24792,7 @@
       <w:r>
         <w:t xml:space="preserve"> Alert</w:t>
       </w:r>
-      <w:bookmarkEnd w:id="76"/>
+      <w:bookmarkEnd w:id="74"/>
     </w:p>
     <w:p>
       <w:pPr>
@@ -22217,7 +24818,7 @@
                     <pic:cNvPicPr/>
                   </pic:nvPicPr>
                   <pic:blipFill>
-                    <a:blip r:embed="rId42"/>
+                    <a:blip r:embed="rId41"/>
                     <a:stretch>
                       <a:fillRect/>
                     </a:stretch>
@@ -22243,7 +24844,7 @@
         <w:pStyle w:val="Caption"/>
         <w:jc w:val="center"/>
       </w:pPr>
-      <w:bookmarkStart w:id="77" w:name="_Toc225170391"/>
+      <w:bookmarkStart w:id="75" w:name="_Toc225170391"/>
       <w:r>
         <w:rPr>
           <w:b/>
@@ -22297,21 +24898,21 @@
       <w:r>
         <w:t xml:space="preserve"> Submission alert design</w:t>
       </w:r>
-      <w:bookmarkEnd w:id="77"/>
+      <w:bookmarkEnd w:id="75"/>
     </w:p>
     <w:p/>
     <w:p>
       <w:pPr>
         <w:pStyle w:val="Heading2"/>
       </w:pPr>
-      <w:bookmarkStart w:id="78" w:name="_Toc225170348"/>
+      <w:bookmarkStart w:id="76" w:name="_Toc225170348"/>
       <w:r>
         <w:t xml:space="preserve">View Problem &gt; </w:t>
       </w:r>
       <w:r>
         <w:t>Manage Problems</w:t>
       </w:r>
-      <w:bookmarkEnd w:id="78"/>
+      <w:bookmarkEnd w:id="76"/>
     </w:p>
     <w:p>
       <w:pPr>
@@ -22337,7 +24938,7 @@
                     <pic:cNvPicPr/>
                   </pic:nvPicPr>
                   <pic:blipFill>
-                    <a:blip r:embed="rId43"/>
+                    <a:blip r:embed="rId42"/>
                     <a:stretch>
                       <a:fillRect/>
                     </a:stretch>
@@ -22363,7 +24964,7 @@
         <w:pStyle w:val="Caption"/>
         <w:jc w:val="center"/>
       </w:pPr>
-      <w:bookmarkStart w:id="79" w:name="_Toc225170392"/>
+      <w:bookmarkStart w:id="77" w:name="_Toc225170392"/>
       <w:r>
         <w:rPr>
           <w:b/>
@@ -22417,13 +25018,13 @@
       <w:r>
         <w:t xml:space="preserve"> Manage Problems screen design</w:t>
       </w:r>
-      <w:bookmarkEnd w:id="79"/>
+      <w:bookmarkEnd w:id="77"/>
     </w:p>
     <w:p>
       <w:pPr>
         <w:pStyle w:val="Heading2"/>
       </w:pPr>
-      <w:bookmarkStart w:id="80" w:name="_Toc225170349"/>
+      <w:bookmarkStart w:id="78" w:name="_Toc225170349"/>
       <w:r>
         <w:lastRenderedPageBreak/>
         <w:t xml:space="preserve">View Problem &gt; </w:t>
@@ -22443,7 +25044,7 @@
       <w:r>
         <w:t xml:space="preserve"> Problem</w:t>
       </w:r>
-      <w:bookmarkEnd w:id="80"/>
+      <w:bookmarkEnd w:id="78"/>
     </w:p>
     <w:p>
       <w:r>
@@ -22466,7 +25067,7 @@
                     <pic:cNvPicPr/>
                   </pic:nvPicPr>
                   <pic:blipFill>
-                    <a:blip r:embed="rId44"/>
+                    <a:blip r:embed="rId43"/>
                     <a:stretch>
                       <a:fillRect/>
                     </a:stretch>
@@ -22492,7 +25093,7 @@
         <w:pStyle w:val="Caption"/>
         <w:jc w:val="center"/>
       </w:pPr>
-      <w:bookmarkStart w:id="81" w:name="_Toc225170393"/>
+      <w:bookmarkStart w:id="79" w:name="_Toc225170393"/>
       <w:r>
         <w:rPr>
           <w:b/>
@@ -22546,14 +25147,14 @@
       <w:r>
         <w:t xml:space="preserve"> Create / Update Problem screen design</w:t>
       </w:r>
-      <w:bookmarkEnd w:id="81"/>
+      <w:bookmarkEnd w:id="79"/>
     </w:p>
     <w:p/>
     <w:p>
       <w:pPr>
         <w:pStyle w:val="Heading2"/>
       </w:pPr>
-      <w:bookmarkStart w:id="82" w:name="_Toc225170350"/>
+      <w:bookmarkStart w:id="80" w:name="_Toc225170350"/>
       <w:r>
         <w:t xml:space="preserve">View Problem &gt; </w:t>
       </w:r>
@@ -22563,7 +25164,7 @@
       <w:r>
         <w:t>Courses</w:t>
       </w:r>
-      <w:bookmarkEnd w:id="82"/>
+      <w:bookmarkEnd w:id="80"/>
     </w:p>
     <w:p>
       <w:r>
@@ -22586,7 +25187,7 @@
                     <pic:cNvPicPr/>
                   </pic:nvPicPr>
                   <pic:blipFill>
-                    <a:blip r:embed="rId45"/>
+                    <a:blip r:embed="rId44"/>
                     <a:stretch>
                       <a:fillRect/>
                     </a:stretch>
@@ -22612,7 +25213,7 @@
         <w:pStyle w:val="Caption"/>
         <w:jc w:val="center"/>
       </w:pPr>
-      <w:bookmarkStart w:id="83" w:name="_Toc225170394"/>
+      <w:bookmarkStart w:id="81" w:name="_Toc225170394"/>
       <w:r>
         <w:rPr>
           <w:b/>
@@ -22666,7 +25267,7 @@
       <w:r>
         <w:t xml:space="preserve"> Manage Courses screen design</w:t>
       </w:r>
-      <w:bookmarkEnd w:id="83"/>
+      <w:bookmarkEnd w:id="81"/>
     </w:p>
     <w:p/>
     <w:p>
@@ -22676,7 +25277,7 @@
           <w:color w:val="0F4761" w:themeColor="accent1" w:themeShade="BF"/>
         </w:rPr>
       </w:pPr>
-      <w:bookmarkStart w:id="84" w:name="_Toc225170351"/>
+      <w:bookmarkStart w:id="82" w:name="_Toc225170351"/>
       <w:r>
         <w:rPr>
           <w:rStyle w:val="Heading2Char"/>
@@ -22719,7 +25320,7 @@
         </w:rPr>
         <w:t>Course</w:t>
       </w:r>
-      <w:bookmarkEnd w:id="84"/>
+      <w:bookmarkEnd w:id="82"/>
       <w:r>
         <w:br/>
       </w:r>
@@ -22745,7 +25346,7 @@
                     <pic:cNvPicPr/>
                   </pic:nvPicPr>
                   <pic:blipFill>
-                    <a:blip r:embed="rId46"/>
+                    <a:blip r:embed="rId45"/>
                     <a:stretch>
                       <a:fillRect/>
                     </a:stretch>
@@ -22771,7 +25372,7 @@
         <w:pStyle w:val="Caption"/>
         <w:jc w:val="center"/>
       </w:pPr>
-      <w:bookmarkStart w:id="85" w:name="_Toc225170395"/>
+      <w:bookmarkStart w:id="83" w:name="_Toc225170395"/>
       <w:r>
         <w:rPr>
           <w:b/>
@@ -22825,7 +25426,7 @@
       <w:r>
         <w:t xml:space="preserve"> Create / Update Course screen design</w:t>
       </w:r>
-      <w:bookmarkEnd w:id="85"/>
+      <w:bookmarkEnd w:id="83"/>
     </w:p>
     <w:p/>
     <w:p>
@@ -22835,7 +25436,7 @@
           <w:rStyle w:val="Heading2Char"/>
         </w:rPr>
       </w:pPr>
-      <w:bookmarkStart w:id="86" w:name="_Toc225170352"/>
+      <w:bookmarkStart w:id="84" w:name="_Toc225170352"/>
       <w:r>
         <w:rPr>
           <w:rStyle w:val="Heading2Char"/>
@@ -22860,7 +25461,7 @@
         </w:rPr>
         <w:t>Course</w:t>
       </w:r>
-      <w:bookmarkEnd w:id="86"/>
+      <w:bookmarkEnd w:id="84"/>
     </w:p>
     <w:p>
       <w:pPr>
@@ -22886,7 +25487,7 @@
                     <pic:cNvPicPr/>
                   </pic:nvPicPr>
                   <pic:blipFill>
-                    <a:blip r:embed="rId47"/>
+                    <a:blip r:embed="rId46"/>
                     <a:stretch>
                       <a:fillRect/>
                     </a:stretch>
@@ -22912,7 +25513,7 @@
         <w:pStyle w:val="Caption"/>
         <w:ind w:left="2880"/>
       </w:pPr>
-      <w:bookmarkStart w:id="87" w:name="_Toc225170396"/>
+      <w:bookmarkStart w:id="85" w:name="_Toc225170396"/>
       <w:r>
         <w:rPr>
           <w:b/>
@@ -22966,7 +25567,7 @@
       <w:r>
         <w:t xml:space="preserve"> View Course screen design</w:t>
       </w:r>
-      <w:bookmarkEnd w:id="87"/>
+      <w:bookmarkEnd w:id="85"/>
       <w:r>
         <w:br w:type="page"/>
       </w:r>
@@ -22975,7 +25576,7 @@
       <w:pPr>
         <w:pStyle w:val="Heading2"/>
       </w:pPr>
-      <w:bookmarkStart w:id="88" w:name="_Toc225170353"/>
+      <w:bookmarkStart w:id="86" w:name="_Toc225170353"/>
       <w:r>
         <w:lastRenderedPageBreak/>
         <w:t xml:space="preserve">View Problem &gt; </w:t>
@@ -22998,7 +25599,7 @@
       <w:r>
         <w:t xml:space="preserve"> &gt; View Result</w:t>
       </w:r>
-      <w:bookmarkEnd w:id="88"/>
+      <w:bookmarkEnd w:id="86"/>
     </w:p>
     <w:p>
       <w:pPr>
@@ -23024,7 +25625,7 @@
                     <pic:cNvPicPr/>
                   </pic:nvPicPr>
                   <pic:blipFill>
-                    <a:blip r:embed="rId48"/>
+                    <a:blip r:embed="rId47"/>
                     <a:stretch>
                       <a:fillRect/>
                     </a:stretch>
@@ -23050,7 +25651,7 @@
         <w:pStyle w:val="Caption"/>
         <w:jc w:val="center"/>
       </w:pPr>
-      <w:bookmarkStart w:id="89" w:name="_Toc225170397"/>
+      <w:bookmarkStart w:id="87" w:name="_Toc225170397"/>
       <w:r>
         <w:rPr>
           <w:b/>
@@ -23104,18 +25705,18 @@
       <w:r>
         <w:t xml:space="preserve"> View Result Screen design</w:t>
       </w:r>
-      <w:bookmarkEnd w:id="89"/>
+      <w:bookmarkEnd w:id="87"/>
     </w:p>
     <w:p/>
     <w:p>
       <w:pPr>
         <w:pStyle w:val="Heading2"/>
       </w:pPr>
-      <w:bookmarkStart w:id="90" w:name="_Toc225170354"/>
+      <w:bookmarkStart w:id="88" w:name="_Toc225170354"/>
       <w:r>
         <w:t>View Problem &gt; Profile</w:t>
       </w:r>
-      <w:bookmarkEnd w:id="90"/>
+      <w:bookmarkEnd w:id="88"/>
     </w:p>
     <w:p>
       <w:pPr>
@@ -23141,7 +25742,7 @@
                     <pic:cNvPicPr/>
                   </pic:nvPicPr>
                   <pic:blipFill>
-                    <a:blip r:embed="rId49"/>
+                    <a:blip r:embed="rId48"/>
                     <a:stretch>
                       <a:fillRect/>
                     </a:stretch>
@@ -23167,7 +25768,7 @@
         <w:pStyle w:val="Caption"/>
         <w:jc w:val="center"/>
       </w:pPr>
-      <w:bookmarkStart w:id="91" w:name="_Toc225170398"/>
+      <w:bookmarkStart w:id="89" w:name="_Toc225170398"/>
       <w:r>
         <w:rPr>
           <w:b/>
@@ -23221,7 +25822,7 @@
       <w:r>
         <w:t xml:space="preserve"> View Profile screen design</w:t>
       </w:r>
-      <w:bookmarkEnd w:id="91"/>
+      <w:bookmarkEnd w:id="89"/>
       <w:r>
         <w:br w:type="page"/>
       </w:r>
@@ -23230,12 +25831,12 @@
       <w:pPr>
         <w:pStyle w:val="Heading2"/>
       </w:pPr>
-      <w:bookmarkStart w:id="92" w:name="_Toc225170355"/>
+      <w:bookmarkStart w:id="90" w:name="_Toc225170355"/>
       <w:r>
         <w:lastRenderedPageBreak/>
         <w:t>View Problem &gt; Leaderboard</w:t>
       </w:r>
-      <w:bookmarkEnd w:id="92"/>
+      <w:bookmarkEnd w:id="90"/>
     </w:p>
     <w:p>
       <w:r>
@@ -23258,7 +25859,7 @@
                     <pic:cNvPicPr/>
                   </pic:nvPicPr>
                   <pic:blipFill>
-                    <a:blip r:embed="rId50"/>
+                    <a:blip r:embed="rId49"/>
                     <a:stretch>
                       <a:fillRect/>
                     </a:stretch>
@@ -23284,7 +25885,7 @@
         <w:pStyle w:val="Caption"/>
         <w:jc w:val="center"/>
       </w:pPr>
-      <w:bookmarkStart w:id="93" w:name="_Toc225170399"/>
+      <w:bookmarkStart w:id="91" w:name="_Toc225170399"/>
       <w:r>
         <w:rPr>
           <w:b/>
@@ -23338,12 +25939,12 @@
       <w:r>
         <w:t xml:space="preserve"> Leaderboard screen design</w:t>
       </w:r>
-      <w:bookmarkEnd w:id="93"/>
+      <w:bookmarkEnd w:id="91"/>
       <w:r>
         <w:br w:type="page"/>
       </w:r>
     </w:p>
-    <w:bookmarkStart w:id="94" w:name="_Toc225170356" w:displacedByCustomXml="next"/>
+    <w:bookmarkStart w:id="92" w:name="_Toc225170356" w:displacedByCustomXml="next"/>
     <w:sdt>
       <w:sdtPr>
         <w:rPr>
@@ -23366,7 +25967,7 @@
           <w:r>
             <w:t>Bibliography</w:t>
           </w:r>
-          <w:bookmarkEnd w:id="94"/>
+          <w:bookmarkEnd w:id="92"/>
         </w:p>
         <w:sdt>
           <w:sdtPr>
@@ -23906,12 +26507,12 @@
       <w:pPr>
         <w:pStyle w:val="Heading1"/>
       </w:pPr>
-      <w:bookmarkStart w:id="95" w:name="_Toc225170357"/>
+      <w:bookmarkStart w:id="93" w:name="_Toc225170357"/>
       <w:r>
         <w:lastRenderedPageBreak/>
         <w:t>Appendix</w:t>
       </w:r>
-      <w:bookmarkEnd w:id="95"/>
+      <w:bookmarkEnd w:id="93"/>
     </w:p>
     <w:p>
       <w:pPr>
@@ -24039,7 +26640,27 @@
                 <w:sz w:val="18"/>
                 <w:szCs w:val="18"/>
               </w:rPr>
-              <w:t xml:space="preserve">    user_id          </w:t>
+              <w:t xml:space="preserve">    </w:t>
+            </w:r>
+            <w:proofErr w:type="spellStart"/>
+            <w:r>
+              <w:rPr>
+                <w:rFonts w:ascii="Courier New" w:eastAsia="Courier New" w:hAnsi="Courier New" w:cs="Courier New"/>
+                <w:color w:val="1A1A2E"/>
+                <w:sz w:val="18"/>
+                <w:szCs w:val="18"/>
+              </w:rPr>
+              <w:t>user_id</w:t>
+            </w:r>
+            <w:proofErr w:type="spellEnd"/>
+            <w:r>
+              <w:rPr>
+                <w:rFonts w:ascii="Courier New" w:eastAsia="Courier New" w:hAnsi="Courier New" w:cs="Courier New"/>
+                <w:color w:val="1A1A2E"/>
+                <w:sz w:val="18"/>
+                <w:szCs w:val="18"/>
+              </w:rPr>
+              <w:t xml:space="preserve">          </w:t>
             </w:r>
             <w:r>
               <w:rPr>
@@ -24113,7 +26734,27 @@
                 <w:sz w:val="18"/>
                 <w:szCs w:val="18"/>
               </w:rPr>
-              <w:t xml:space="preserve">    user_name        </w:t>
+              <w:t xml:space="preserve">    </w:t>
+            </w:r>
+            <w:proofErr w:type="spellStart"/>
+            <w:r>
+              <w:rPr>
+                <w:rFonts w:ascii="Courier New" w:eastAsia="Courier New" w:hAnsi="Courier New" w:cs="Courier New"/>
+                <w:color w:val="1A1A2E"/>
+                <w:sz w:val="18"/>
+                <w:szCs w:val="18"/>
+              </w:rPr>
+              <w:t>user_name</w:t>
+            </w:r>
+            <w:proofErr w:type="spellEnd"/>
+            <w:r>
+              <w:rPr>
+                <w:rFonts w:ascii="Courier New" w:eastAsia="Courier New" w:hAnsi="Courier New" w:cs="Courier New"/>
+                <w:color w:val="1A1A2E"/>
+                <w:sz w:val="18"/>
+                <w:szCs w:val="18"/>
+              </w:rPr>
+              <w:t xml:space="preserve">        </w:t>
             </w:r>
             <w:r>
               <w:rPr>
@@ -24469,7 +27110,27 @@
                 <w:sz w:val="18"/>
                 <w:szCs w:val="18"/>
               </w:rPr>
-              <w:t xml:space="preserve">    total_points     </w:t>
+              <w:t xml:space="preserve">    </w:t>
+            </w:r>
+            <w:proofErr w:type="spellStart"/>
+            <w:r>
+              <w:rPr>
+                <w:rFonts w:ascii="Courier New" w:eastAsia="Courier New" w:hAnsi="Courier New" w:cs="Courier New"/>
+                <w:color w:val="1A1A2E"/>
+                <w:sz w:val="18"/>
+                <w:szCs w:val="18"/>
+              </w:rPr>
+              <w:t>total_points</w:t>
+            </w:r>
+            <w:proofErr w:type="spellEnd"/>
+            <w:r>
+              <w:rPr>
+                <w:rFonts w:ascii="Courier New" w:eastAsia="Courier New" w:hAnsi="Courier New" w:cs="Courier New"/>
+                <w:color w:val="1A1A2E"/>
+                <w:sz w:val="18"/>
+                <w:szCs w:val="18"/>
+              </w:rPr>
+              <w:t xml:space="preserve">     </w:t>
             </w:r>
             <w:r>
               <w:rPr>
@@ -24563,7 +27224,27 @@
                 <w:sz w:val="18"/>
                 <w:szCs w:val="18"/>
               </w:rPr>
-              <w:t xml:space="preserve">    current_streak   </w:t>
+              <w:t xml:space="preserve">    </w:t>
+            </w:r>
+            <w:proofErr w:type="spellStart"/>
+            <w:r>
+              <w:rPr>
+                <w:rFonts w:ascii="Courier New" w:eastAsia="Courier New" w:hAnsi="Courier New" w:cs="Courier New"/>
+                <w:color w:val="1A1A2E"/>
+                <w:sz w:val="18"/>
+                <w:szCs w:val="18"/>
+              </w:rPr>
+              <w:t>current_streak</w:t>
+            </w:r>
+            <w:proofErr w:type="spellEnd"/>
+            <w:r>
+              <w:rPr>
+                <w:rFonts w:ascii="Courier New" w:eastAsia="Courier New" w:hAnsi="Courier New" w:cs="Courier New"/>
+                <w:color w:val="1A1A2E"/>
+                <w:sz w:val="18"/>
+                <w:szCs w:val="18"/>
+              </w:rPr>
+              <w:t xml:space="preserve">   </w:t>
             </w:r>
             <w:r>
               <w:rPr>
@@ -24657,7 +27338,27 @@
                 <w:sz w:val="18"/>
                 <w:szCs w:val="18"/>
               </w:rPr>
-              <w:t xml:space="preserve">    longest_streak   </w:t>
+              <w:t xml:space="preserve">    </w:t>
+            </w:r>
+            <w:proofErr w:type="spellStart"/>
+            <w:r>
+              <w:rPr>
+                <w:rFonts w:ascii="Courier New" w:eastAsia="Courier New" w:hAnsi="Courier New" w:cs="Courier New"/>
+                <w:color w:val="1A1A2E"/>
+                <w:sz w:val="18"/>
+                <w:szCs w:val="18"/>
+              </w:rPr>
+              <w:t>longest_streak</w:t>
+            </w:r>
+            <w:proofErr w:type="spellEnd"/>
+            <w:r>
+              <w:rPr>
+                <w:rFonts w:ascii="Courier New" w:eastAsia="Courier New" w:hAnsi="Courier New" w:cs="Courier New"/>
+                <w:color w:val="1A1A2E"/>
+                <w:sz w:val="18"/>
+                <w:szCs w:val="18"/>
+              </w:rPr>
+              <w:t xml:space="preserve">   </w:t>
             </w:r>
             <w:r>
               <w:rPr>
@@ -24751,7 +27452,27 @@
                 <w:sz w:val="18"/>
                 <w:szCs w:val="18"/>
               </w:rPr>
-              <w:t xml:space="preserve">    last_solved_date </w:t>
+              <w:t xml:space="preserve">    </w:t>
+            </w:r>
+            <w:proofErr w:type="spellStart"/>
+            <w:r>
+              <w:rPr>
+                <w:rFonts w:ascii="Courier New" w:eastAsia="Courier New" w:hAnsi="Courier New" w:cs="Courier New"/>
+                <w:color w:val="1A1A2E"/>
+                <w:sz w:val="18"/>
+                <w:szCs w:val="18"/>
+              </w:rPr>
+              <w:t>last_solved_date</w:t>
+            </w:r>
+            <w:proofErr w:type="spellEnd"/>
+            <w:r>
+              <w:rPr>
+                <w:rFonts w:ascii="Courier New" w:eastAsia="Courier New" w:hAnsi="Courier New" w:cs="Courier New"/>
+                <w:color w:val="1A1A2E"/>
+                <w:sz w:val="18"/>
+                <w:szCs w:val="18"/>
+              </w:rPr>
+              <w:t xml:space="preserve"> </w:t>
             </w:r>
             <w:r>
               <w:rPr>
@@ -24897,7 +27618,27 @@
                 <w:sz w:val="18"/>
                 <w:szCs w:val="18"/>
               </w:rPr>
-              <w:t xml:space="preserve">    problem_id          </w:t>
+              <w:t xml:space="preserve">    </w:t>
+            </w:r>
+            <w:proofErr w:type="spellStart"/>
+            <w:r>
+              <w:rPr>
+                <w:rFonts w:ascii="Courier New" w:eastAsia="Courier New" w:hAnsi="Courier New" w:cs="Courier New"/>
+                <w:color w:val="1A1A2E"/>
+                <w:sz w:val="18"/>
+                <w:szCs w:val="18"/>
+              </w:rPr>
+              <w:t>problem_id</w:t>
+            </w:r>
+            <w:proofErr w:type="spellEnd"/>
+            <w:r>
+              <w:rPr>
+                <w:rFonts w:ascii="Courier New" w:eastAsia="Courier New" w:hAnsi="Courier New" w:cs="Courier New"/>
+                <w:color w:val="1A1A2E"/>
+                <w:sz w:val="18"/>
+                <w:szCs w:val="18"/>
+              </w:rPr>
+              <w:t xml:space="preserve">          </w:t>
             </w:r>
             <w:r>
               <w:rPr>
@@ -24971,7 +27712,27 @@
                 <w:sz w:val="18"/>
                 <w:szCs w:val="18"/>
               </w:rPr>
-              <w:t xml:space="preserve">    user_id             </w:t>
+              <w:t xml:space="preserve">    </w:t>
+            </w:r>
+            <w:proofErr w:type="spellStart"/>
+            <w:r>
+              <w:rPr>
+                <w:rFonts w:ascii="Courier New" w:eastAsia="Courier New" w:hAnsi="Courier New" w:cs="Courier New"/>
+                <w:color w:val="1A1A2E"/>
+                <w:sz w:val="18"/>
+                <w:szCs w:val="18"/>
+              </w:rPr>
+              <w:t>user_id</w:t>
+            </w:r>
+            <w:proofErr w:type="spellEnd"/>
+            <w:r>
+              <w:rPr>
+                <w:rFonts w:ascii="Courier New" w:eastAsia="Courier New" w:hAnsi="Courier New" w:cs="Courier New"/>
+                <w:color w:val="1A1A2E"/>
+                <w:sz w:val="18"/>
+                <w:szCs w:val="18"/>
+              </w:rPr>
+              <w:t xml:space="preserve">             </w:t>
             </w:r>
             <w:r>
               <w:rPr>
@@ -25011,7 +27772,27 @@
                 <w:sz w:val="18"/>
                 <w:szCs w:val="18"/>
               </w:rPr>
-              <w:t xml:space="preserve"> users(user_id),</w:t>
+              <w:t xml:space="preserve"> users(</w:t>
+            </w:r>
+            <w:proofErr w:type="spellStart"/>
+            <w:r>
+              <w:rPr>
+                <w:rFonts w:ascii="Courier New" w:eastAsia="Courier New" w:hAnsi="Courier New" w:cs="Courier New"/>
+                <w:color w:val="1A1A2E"/>
+                <w:sz w:val="18"/>
+                <w:szCs w:val="18"/>
+              </w:rPr>
+              <w:t>user_id</w:t>
+            </w:r>
+            <w:proofErr w:type="spellEnd"/>
+            <w:r>
+              <w:rPr>
+                <w:rFonts w:ascii="Courier New" w:eastAsia="Courier New" w:hAnsi="Courier New" w:cs="Courier New"/>
+                <w:color w:val="1A1A2E"/>
+                <w:sz w:val="18"/>
+                <w:szCs w:val="18"/>
+              </w:rPr>
+              <w:t>),</w:t>
             </w:r>
           </w:p>
           <w:p>
@@ -25025,7 +27806,27 @@
                 <w:sz w:val="18"/>
                 <w:szCs w:val="18"/>
               </w:rPr>
-              <w:t xml:space="preserve">    problem_title       </w:t>
+              <w:t xml:space="preserve">    </w:t>
+            </w:r>
+            <w:proofErr w:type="spellStart"/>
+            <w:r>
+              <w:rPr>
+                <w:rFonts w:ascii="Courier New" w:eastAsia="Courier New" w:hAnsi="Courier New" w:cs="Courier New"/>
+                <w:color w:val="1A1A2E"/>
+                <w:sz w:val="18"/>
+                <w:szCs w:val="18"/>
+              </w:rPr>
+              <w:t>problem_title</w:t>
+            </w:r>
+            <w:proofErr w:type="spellEnd"/>
+            <w:r>
+              <w:rPr>
+                <w:rFonts w:ascii="Courier New" w:eastAsia="Courier New" w:hAnsi="Courier New" w:cs="Courier New"/>
+                <w:color w:val="1A1A2E"/>
+                <w:sz w:val="18"/>
+                <w:szCs w:val="18"/>
+              </w:rPr>
+              <w:t xml:space="preserve">       </w:t>
             </w:r>
             <w:r>
               <w:rPr>
@@ -25059,7 +27860,27 @@
                 <w:sz w:val="18"/>
                 <w:szCs w:val="18"/>
               </w:rPr>
-              <w:t xml:space="preserve">    problem_description </w:t>
+              <w:t xml:space="preserve">    </w:t>
+            </w:r>
+            <w:proofErr w:type="spellStart"/>
+            <w:r>
+              <w:rPr>
+                <w:rFonts w:ascii="Courier New" w:eastAsia="Courier New" w:hAnsi="Courier New" w:cs="Courier New"/>
+                <w:color w:val="1A1A2E"/>
+                <w:sz w:val="18"/>
+                <w:szCs w:val="18"/>
+              </w:rPr>
+              <w:t>problem_description</w:t>
+            </w:r>
+            <w:proofErr w:type="spellEnd"/>
+            <w:r>
+              <w:rPr>
+                <w:rFonts w:ascii="Courier New" w:eastAsia="Courier New" w:hAnsi="Courier New" w:cs="Courier New"/>
+                <w:color w:val="1A1A2E"/>
+                <w:sz w:val="18"/>
+                <w:szCs w:val="18"/>
+              </w:rPr>
+              <w:t xml:space="preserve"> </w:t>
             </w:r>
             <w:r>
               <w:rPr>
@@ -25187,7 +28008,27 @@
                 <w:sz w:val="18"/>
                 <w:szCs w:val="18"/>
               </w:rPr>
-              <w:t xml:space="preserve">    placeholder_code    </w:t>
+              <w:t xml:space="preserve">    </w:t>
+            </w:r>
+            <w:proofErr w:type="spellStart"/>
+            <w:r>
+              <w:rPr>
+                <w:rFonts w:ascii="Courier New" w:eastAsia="Courier New" w:hAnsi="Courier New" w:cs="Courier New"/>
+                <w:color w:val="1A1A2E"/>
+                <w:sz w:val="18"/>
+                <w:szCs w:val="18"/>
+              </w:rPr>
+              <w:t>placeholder_code</w:t>
+            </w:r>
+            <w:proofErr w:type="spellEnd"/>
+            <w:r>
+              <w:rPr>
+                <w:rFonts w:ascii="Courier New" w:eastAsia="Courier New" w:hAnsi="Courier New" w:cs="Courier New"/>
+                <w:color w:val="1A1A2E"/>
+                <w:sz w:val="18"/>
+                <w:szCs w:val="18"/>
+              </w:rPr>
+              <w:t xml:space="preserve">    </w:t>
             </w:r>
             <w:r>
               <w:rPr>
@@ -25353,6 +28194,7 @@
       <w:pPr>
         <w:spacing w:before="320" w:after="100"/>
       </w:pPr>
+      <w:proofErr w:type="spellStart"/>
       <w:r>
         <w:rPr>
           <w:rFonts w:ascii="Arial" w:eastAsia="Arial" w:hAnsi="Arial" w:cs="Arial"/>
@@ -25365,6 +28207,7 @@
         <w:lastRenderedPageBreak/>
         <w:t>test_case</w:t>
       </w:r>
+      <w:proofErr w:type="spellEnd"/>
     </w:p>
     <w:tbl>
       <w:tblPr>
@@ -25446,7 +28289,27 @@
                 <w:sz w:val="18"/>
                 <w:szCs w:val="18"/>
               </w:rPr>
-              <w:t xml:space="preserve"> test_case (</w:t>
+              <w:t xml:space="preserve"> </w:t>
+            </w:r>
+            <w:proofErr w:type="spellStart"/>
+            <w:r>
+              <w:rPr>
+                <w:rFonts w:ascii="Courier New" w:eastAsia="Courier New" w:hAnsi="Courier New" w:cs="Courier New"/>
+                <w:color w:val="1A1A2E"/>
+                <w:sz w:val="18"/>
+                <w:szCs w:val="18"/>
+              </w:rPr>
+              <w:t>test_case</w:t>
+            </w:r>
+            <w:proofErr w:type="spellEnd"/>
+            <w:r>
+              <w:rPr>
+                <w:rFonts w:ascii="Courier New" w:eastAsia="Courier New" w:hAnsi="Courier New" w:cs="Courier New"/>
+                <w:color w:val="1A1A2E"/>
+                <w:sz w:val="18"/>
+                <w:szCs w:val="18"/>
+              </w:rPr>
+              <w:t xml:space="preserve"> (</w:t>
             </w:r>
           </w:p>
           <w:p>
@@ -25460,7 +28323,27 @@
                 <w:sz w:val="18"/>
                 <w:szCs w:val="18"/>
               </w:rPr>
-              <w:t xml:space="preserve">    test_case_id   </w:t>
+              <w:t xml:space="preserve">    </w:t>
+            </w:r>
+            <w:proofErr w:type="spellStart"/>
+            <w:r>
+              <w:rPr>
+                <w:rFonts w:ascii="Courier New" w:eastAsia="Courier New" w:hAnsi="Courier New" w:cs="Courier New"/>
+                <w:color w:val="1A1A2E"/>
+                <w:sz w:val="18"/>
+                <w:szCs w:val="18"/>
+              </w:rPr>
+              <w:t>test_case_id</w:t>
+            </w:r>
+            <w:proofErr w:type="spellEnd"/>
+            <w:r>
+              <w:rPr>
+                <w:rFonts w:ascii="Courier New" w:eastAsia="Courier New" w:hAnsi="Courier New" w:cs="Courier New"/>
+                <w:color w:val="1A1A2E"/>
+                <w:sz w:val="18"/>
+                <w:szCs w:val="18"/>
+              </w:rPr>
+              <w:t xml:space="preserve">   </w:t>
             </w:r>
             <w:r>
               <w:rPr>
@@ -25534,7 +28417,27 @@
                 <w:sz w:val="18"/>
                 <w:szCs w:val="18"/>
               </w:rPr>
-              <w:t xml:space="preserve">    problem_id     </w:t>
+              <w:t xml:space="preserve">    </w:t>
+            </w:r>
+            <w:proofErr w:type="spellStart"/>
+            <w:r>
+              <w:rPr>
+                <w:rFonts w:ascii="Courier New" w:eastAsia="Courier New" w:hAnsi="Courier New" w:cs="Courier New"/>
+                <w:color w:val="1A1A2E"/>
+                <w:sz w:val="18"/>
+                <w:szCs w:val="18"/>
+              </w:rPr>
+              <w:t>problem_id</w:t>
+            </w:r>
+            <w:proofErr w:type="spellEnd"/>
+            <w:r>
+              <w:rPr>
+                <w:rFonts w:ascii="Courier New" w:eastAsia="Courier New" w:hAnsi="Courier New" w:cs="Courier New"/>
+                <w:color w:val="1A1A2E"/>
+                <w:sz w:val="18"/>
+                <w:szCs w:val="18"/>
+              </w:rPr>
+              <w:t xml:space="preserve">     </w:t>
             </w:r>
             <w:r>
               <w:rPr>
@@ -25574,7 +28477,27 @@
                 <w:sz w:val="18"/>
                 <w:szCs w:val="18"/>
               </w:rPr>
-              <w:t xml:space="preserve"> problem(problem_id) </w:t>
+              <w:t xml:space="preserve"> problem(</w:t>
+            </w:r>
+            <w:proofErr w:type="spellStart"/>
+            <w:r>
+              <w:rPr>
+                <w:rFonts w:ascii="Courier New" w:eastAsia="Courier New" w:hAnsi="Courier New" w:cs="Courier New"/>
+                <w:color w:val="1A1A2E"/>
+                <w:sz w:val="18"/>
+                <w:szCs w:val="18"/>
+              </w:rPr>
+              <w:t>problem_id</w:t>
+            </w:r>
+            <w:proofErr w:type="spellEnd"/>
+            <w:r>
+              <w:rPr>
+                <w:rFonts w:ascii="Courier New" w:eastAsia="Courier New" w:hAnsi="Courier New" w:cs="Courier New"/>
+                <w:color w:val="1A1A2E"/>
+                <w:sz w:val="18"/>
+                <w:szCs w:val="18"/>
+              </w:rPr>
+              <w:t xml:space="preserve">) </w:t>
             </w:r>
             <w:r>
               <w:rPr>
@@ -25648,7 +28571,27 @@
                 <w:sz w:val="18"/>
                 <w:szCs w:val="18"/>
               </w:rPr>
-              <w:t xml:space="preserve">    input_value    </w:t>
+              <w:t xml:space="preserve">    </w:t>
+            </w:r>
+            <w:proofErr w:type="spellStart"/>
+            <w:r>
+              <w:rPr>
+                <w:rFonts w:ascii="Courier New" w:eastAsia="Courier New" w:hAnsi="Courier New" w:cs="Courier New"/>
+                <w:color w:val="1A1A2E"/>
+                <w:sz w:val="18"/>
+                <w:szCs w:val="18"/>
+              </w:rPr>
+              <w:t>input_value</w:t>
+            </w:r>
+            <w:proofErr w:type="spellEnd"/>
+            <w:r>
+              <w:rPr>
+                <w:rFonts w:ascii="Courier New" w:eastAsia="Courier New" w:hAnsi="Courier New" w:cs="Courier New"/>
+                <w:color w:val="1A1A2E"/>
+                <w:sz w:val="18"/>
+                <w:szCs w:val="18"/>
+              </w:rPr>
+              <w:t xml:space="preserve">    </w:t>
             </w:r>
             <w:r>
               <w:rPr>
@@ -25722,7 +28665,27 @@
                 <w:sz w:val="18"/>
                 <w:szCs w:val="18"/>
               </w:rPr>
-              <w:t xml:space="preserve">    expected_value </w:t>
+              <w:t xml:space="preserve">    </w:t>
+            </w:r>
+            <w:proofErr w:type="spellStart"/>
+            <w:r>
+              <w:rPr>
+                <w:rFonts w:ascii="Courier New" w:eastAsia="Courier New" w:hAnsi="Courier New" w:cs="Courier New"/>
+                <w:color w:val="1A1A2E"/>
+                <w:sz w:val="18"/>
+                <w:szCs w:val="18"/>
+              </w:rPr>
+              <w:t>expected_value</w:t>
+            </w:r>
+            <w:proofErr w:type="spellEnd"/>
+            <w:r>
+              <w:rPr>
+                <w:rFonts w:ascii="Courier New" w:eastAsia="Courier New" w:hAnsi="Courier New" w:cs="Courier New"/>
+                <w:color w:val="1A1A2E"/>
+                <w:sz w:val="18"/>
+                <w:szCs w:val="18"/>
+              </w:rPr>
+              <w:t xml:space="preserve"> </w:t>
             </w:r>
             <w:r>
               <w:rPr>
@@ -25908,7 +28871,27 @@
                 <w:sz w:val="18"/>
                 <w:szCs w:val="18"/>
               </w:rPr>
-              <w:t xml:space="preserve">    submission_id  </w:t>
+              <w:t xml:space="preserve">    </w:t>
+            </w:r>
+            <w:proofErr w:type="spellStart"/>
+            <w:r>
+              <w:rPr>
+                <w:rFonts w:ascii="Courier New" w:eastAsia="Courier New" w:hAnsi="Courier New" w:cs="Courier New"/>
+                <w:color w:val="1A1A2E"/>
+                <w:sz w:val="18"/>
+                <w:szCs w:val="18"/>
+              </w:rPr>
+              <w:t>submission_id</w:t>
+            </w:r>
+            <w:proofErr w:type="spellEnd"/>
+            <w:r>
+              <w:rPr>
+                <w:rFonts w:ascii="Courier New" w:eastAsia="Courier New" w:hAnsi="Courier New" w:cs="Courier New"/>
+                <w:color w:val="1A1A2E"/>
+                <w:sz w:val="18"/>
+                <w:szCs w:val="18"/>
+              </w:rPr>
+              <w:t xml:space="preserve">  </w:t>
             </w:r>
             <w:r>
               <w:rPr>
@@ -25982,7 +28965,27 @@
                 <w:sz w:val="18"/>
                 <w:szCs w:val="18"/>
               </w:rPr>
-              <w:t xml:space="preserve">    user_id        </w:t>
+              <w:t xml:space="preserve">    </w:t>
+            </w:r>
+            <w:proofErr w:type="spellStart"/>
+            <w:r>
+              <w:rPr>
+                <w:rFonts w:ascii="Courier New" w:eastAsia="Courier New" w:hAnsi="Courier New" w:cs="Courier New"/>
+                <w:color w:val="1A1A2E"/>
+                <w:sz w:val="18"/>
+                <w:szCs w:val="18"/>
+              </w:rPr>
+              <w:t>user_id</w:t>
+            </w:r>
+            <w:proofErr w:type="spellEnd"/>
+            <w:r>
+              <w:rPr>
+                <w:rFonts w:ascii="Courier New" w:eastAsia="Courier New" w:hAnsi="Courier New" w:cs="Courier New"/>
+                <w:color w:val="1A1A2E"/>
+                <w:sz w:val="18"/>
+                <w:szCs w:val="18"/>
+              </w:rPr>
+              <w:t xml:space="preserve">        </w:t>
             </w:r>
             <w:r>
               <w:rPr>
@@ -26022,7 +29025,27 @@
                 <w:sz w:val="18"/>
                 <w:szCs w:val="18"/>
               </w:rPr>
-              <w:t xml:space="preserve"> users(user_id),</w:t>
+              <w:t xml:space="preserve"> users(</w:t>
+            </w:r>
+            <w:proofErr w:type="spellStart"/>
+            <w:r>
+              <w:rPr>
+                <w:rFonts w:ascii="Courier New" w:eastAsia="Courier New" w:hAnsi="Courier New" w:cs="Courier New"/>
+                <w:color w:val="1A1A2E"/>
+                <w:sz w:val="18"/>
+                <w:szCs w:val="18"/>
+              </w:rPr>
+              <w:t>user_id</w:t>
+            </w:r>
+            <w:proofErr w:type="spellEnd"/>
+            <w:r>
+              <w:rPr>
+                <w:rFonts w:ascii="Courier New" w:eastAsia="Courier New" w:hAnsi="Courier New" w:cs="Courier New"/>
+                <w:color w:val="1A1A2E"/>
+                <w:sz w:val="18"/>
+                <w:szCs w:val="18"/>
+              </w:rPr>
+              <w:t>),</w:t>
             </w:r>
           </w:p>
           <w:p>
@@ -26036,7 +29059,27 @@
                 <w:sz w:val="18"/>
                 <w:szCs w:val="18"/>
               </w:rPr>
-              <w:t xml:space="preserve">    problem_id     </w:t>
+              <w:t xml:space="preserve">    </w:t>
+            </w:r>
+            <w:proofErr w:type="spellStart"/>
+            <w:r>
+              <w:rPr>
+                <w:rFonts w:ascii="Courier New" w:eastAsia="Courier New" w:hAnsi="Courier New" w:cs="Courier New"/>
+                <w:color w:val="1A1A2E"/>
+                <w:sz w:val="18"/>
+                <w:szCs w:val="18"/>
+              </w:rPr>
+              <w:t>problem_id</w:t>
+            </w:r>
+            <w:proofErr w:type="spellEnd"/>
+            <w:r>
+              <w:rPr>
+                <w:rFonts w:ascii="Courier New" w:eastAsia="Courier New" w:hAnsi="Courier New" w:cs="Courier New"/>
+                <w:color w:val="1A1A2E"/>
+                <w:sz w:val="18"/>
+                <w:szCs w:val="18"/>
+              </w:rPr>
+              <w:t xml:space="preserve">     </w:t>
             </w:r>
             <w:r>
               <w:rPr>
@@ -26076,7 +29119,27 @@
                 <w:sz w:val="18"/>
                 <w:szCs w:val="18"/>
               </w:rPr>
-              <w:t xml:space="preserve"> problem(problem_id) </w:t>
+              <w:t xml:space="preserve"> problem(</w:t>
+            </w:r>
+            <w:proofErr w:type="spellStart"/>
+            <w:r>
+              <w:rPr>
+                <w:rFonts w:ascii="Courier New" w:eastAsia="Courier New" w:hAnsi="Courier New" w:cs="Courier New"/>
+                <w:color w:val="1A1A2E"/>
+                <w:sz w:val="18"/>
+                <w:szCs w:val="18"/>
+              </w:rPr>
+              <w:t>problem_id</w:t>
+            </w:r>
+            <w:proofErr w:type="spellEnd"/>
+            <w:r>
+              <w:rPr>
+                <w:rFonts w:ascii="Courier New" w:eastAsia="Courier New" w:hAnsi="Courier New" w:cs="Courier New"/>
+                <w:color w:val="1A1A2E"/>
+                <w:sz w:val="18"/>
+                <w:szCs w:val="18"/>
+              </w:rPr>
+              <w:t xml:space="preserve">) </w:t>
             </w:r>
             <w:r>
               <w:rPr>
@@ -26150,7 +29213,27 @@
                 <w:sz w:val="18"/>
                 <w:szCs w:val="18"/>
               </w:rPr>
-              <w:t xml:space="preserve">    submitted_code </w:t>
+              <w:t xml:space="preserve">    </w:t>
+            </w:r>
+            <w:proofErr w:type="spellStart"/>
+            <w:r>
+              <w:rPr>
+                <w:rFonts w:ascii="Courier New" w:eastAsia="Courier New" w:hAnsi="Courier New" w:cs="Courier New"/>
+                <w:color w:val="1A1A2E"/>
+                <w:sz w:val="18"/>
+                <w:szCs w:val="18"/>
+              </w:rPr>
+              <w:t>submitted_code</w:t>
+            </w:r>
+            <w:proofErr w:type="spellEnd"/>
+            <w:r>
+              <w:rPr>
+                <w:rFonts w:ascii="Courier New" w:eastAsia="Courier New" w:hAnsi="Courier New" w:cs="Courier New"/>
+                <w:color w:val="1A1A2E"/>
+                <w:sz w:val="18"/>
+                <w:szCs w:val="18"/>
+              </w:rPr>
+              <w:t xml:space="preserve"> </w:t>
             </w:r>
             <w:r>
               <w:rPr>
@@ -26184,7 +29267,27 @@
                 <w:sz w:val="18"/>
                 <w:szCs w:val="18"/>
               </w:rPr>
-              <w:t xml:space="preserve">    submitted_at   </w:t>
+              <w:t xml:space="preserve">    </w:t>
+            </w:r>
+            <w:proofErr w:type="spellStart"/>
+            <w:r>
+              <w:rPr>
+                <w:rFonts w:ascii="Courier New" w:eastAsia="Courier New" w:hAnsi="Courier New" w:cs="Courier New"/>
+                <w:color w:val="1A1A2E"/>
+                <w:sz w:val="18"/>
+                <w:szCs w:val="18"/>
+              </w:rPr>
+              <w:t>submitted_at</w:t>
+            </w:r>
+            <w:proofErr w:type="spellEnd"/>
+            <w:r>
+              <w:rPr>
+                <w:rFonts w:ascii="Courier New" w:eastAsia="Courier New" w:hAnsi="Courier New" w:cs="Courier New"/>
+                <w:color w:val="1A1A2E"/>
+                <w:sz w:val="18"/>
+                <w:szCs w:val="18"/>
+              </w:rPr>
+              <w:t xml:space="preserve">   </w:t>
             </w:r>
             <w:r>
               <w:rPr>
@@ -26238,7 +29341,27 @@
                 <w:sz w:val="18"/>
                 <w:szCs w:val="18"/>
               </w:rPr>
-              <w:t xml:space="preserve">    overall_status </w:t>
+              <w:t xml:space="preserve">    </w:t>
+            </w:r>
+            <w:proofErr w:type="spellStart"/>
+            <w:r>
+              <w:rPr>
+                <w:rFonts w:ascii="Courier New" w:eastAsia="Courier New" w:hAnsi="Courier New" w:cs="Courier New"/>
+                <w:color w:val="1A1A2E"/>
+                <w:sz w:val="18"/>
+                <w:szCs w:val="18"/>
+              </w:rPr>
+              <w:t>overall_status</w:t>
+            </w:r>
+            <w:proofErr w:type="spellEnd"/>
+            <w:r>
+              <w:rPr>
+                <w:rFonts w:ascii="Courier New" w:eastAsia="Courier New" w:hAnsi="Courier New" w:cs="Courier New"/>
+                <w:color w:val="1A1A2E"/>
+                <w:sz w:val="18"/>
+                <w:szCs w:val="18"/>
+              </w:rPr>
+              <w:t xml:space="preserve"> </w:t>
             </w:r>
             <w:r>
               <w:rPr>
@@ -26272,7 +29395,27 @@
                 <w:sz w:val="18"/>
                 <w:szCs w:val="18"/>
               </w:rPr>
-              <w:t xml:space="preserve">    time_taken     </w:t>
+              <w:t xml:space="preserve">    </w:t>
+            </w:r>
+            <w:proofErr w:type="spellStart"/>
+            <w:r>
+              <w:rPr>
+                <w:rFonts w:ascii="Courier New" w:eastAsia="Courier New" w:hAnsi="Courier New" w:cs="Courier New"/>
+                <w:color w:val="1A1A2E"/>
+                <w:sz w:val="18"/>
+                <w:szCs w:val="18"/>
+              </w:rPr>
+              <w:t>time_taken</w:t>
+            </w:r>
+            <w:proofErr w:type="spellEnd"/>
+            <w:r>
+              <w:rPr>
+                <w:rFonts w:ascii="Courier New" w:eastAsia="Courier New" w:hAnsi="Courier New" w:cs="Courier New"/>
+                <w:color w:val="1A1A2E"/>
+                <w:sz w:val="18"/>
+                <w:szCs w:val="18"/>
+              </w:rPr>
+              <w:t xml:space="preserve">     </w:t>
             </w:r>
             <w:r>
               <w:rPr>
@@ -26340,7 +29483,27 @@
                 <w:sz w:val="18"/>
                 <w:szCs w:val="18"/>
               </w:rPr>
-              <w:t xml:space="preserve">    points_awarded </w:t>
+              <w:t xml:space="preserve">    </w:t>
+            </w:r>
+            <w:proofErr w:type="spellStart"/>
+            <w:r>
+              <w:rPr>
+                <w:rFonts w:ascii="Courier New" w:eastAsia="Courier New" w:hAnsi="Courier New" w:cs="Courier New"/>
+                <w:color w:val="1A1A2E"/>
+                <w:sz w:val="18"/>
+                <w:szCs w:val="18"/>
+              </w:rPr>
+              <w:t>points_awarded</w:t>
+            </w:r>
+            <w:proofErr w:type="spellEnd"/>
+            <w:r>
+              <w:rPr>
+                <w:rFonts w:ascii="Courier New" w:eastAsia="Courier New" w:hAnsi="Courier New" w:cs="Courier New"/>
+                <w:color w:val="1A1A2E"/>
+                <w:sz w:val="18"/>
+                <w:szCs w:val="18"/>
+              </w:rPr>
+              <w:t xml:space="preserve"> </w:t>
             </w:r>
             <w:r>
               <w:rPr>
@@ -26449,6 +29612,7 @@
       <w:pPr>
         <w:spacing w:before="320" w:after="100"/>
       </w:pPr>
+      <w:proofErr w:type="spellStart"/>
       <w:r>
         <w:rPr>
           <w:rFonts w:ascii="Arial" w:eastAsia="Arial" w:hAnsi="Arial" w:cs="Arial"/>
@@ -26460,6 +29624,7 @@
         </w:rPr>
         <w:t>test_case_result</w:t>
       </w:r>
+      <w:proofErr w:type="spellEnd"/>
     </w:p>
     <w:tbl>
       <w:tblPr>
@@ -26541,7 +29706,27 @@
                 <w:sz w:val="18"/>
                 <w:szCs w:val="18"/>
               </w:rPr>
-              <w:t xml:space="preserve"> test_case_result (</w:t>
+              <w:t xml:space="preserve"> </w:t>
+            </w:r>
+            <w:proofErr w:type="spellStart"/>
+            <w:r>
+              <w:rPr>
+                <w:rFonts w:ascii="Courier New" w:eastAsia="Courier New" w:hAnsi="Courier New" w:cs="Courier New"/>
+                <w:color w:val="1A1A2E"/>
+                <w:sz w:val="18"/>
+                <w:szCs w:val="18"/>
+              </w:rPr>
+              <w:t>test_case_result</w:t>
+            </w:r>
+            <w:proofErr w:type="spellEnd"/>
+            <w:r>
+              <w:rPr>
+                <w:rFonts w:ascii="Courier New" w:eastAsia="Courier New" w:hAnsi="Courier New" w:cs="Courier New"/>
+                <w:color w:val="1A1A2E"/>
+                <w:sz w:val="18"/>
+                <w:szCs w:val="18"/>
+              </w:rPr>
+              <w:t xml:space="preserve"> (</w:t>
             </w:r>
           </w:p>
           <w:p>
@@ -26555,7 +29740,27 @@
                 <w:sz w:val="18"/>
                 <w:szCs w:val="18"/>
               </w:rPr>
-              <w:t xml:space="preserve">    test_case_result_id </w:t>
+              <w:t xml:space="preserve">    </w:t>
+            </w:r>
+            <w:proofErr w:type="spellStart"/>
+            <w:r>
+              <w:rPr>
+                <w:rFonts w:ascii="Courier New" w:eastAsia="Courier New" w:hAnsi="Courier New" w:cs="Courier New"/>
+                <w:color w:val="1A1A2E"/>
+                <w:sz w:val="18"/>
+                <w:szCs w:val="18"/>
+              </w:rPr>
+              <w:t>test_case_result_id</w:t>
+            </w:r>
+            <w:proofErr w:type="spellEnd"/>
+            <w:r>
+              <w:rPr>
+                <w:rFonts w:ascii="Courier New" w:eastAsia="Courier New" w:hAnsi="Courier New" w:cs="Courier New"/>
+                <w:color w:val="1A1A2E"/>
+                <w:sz w:val="18"/>
+                <w:szCs w:val="18"/>
+              </w:rPr>
+              <w:t xml:space="preserve"> </w:t>
             </w:r>
             <w:r>
               <w:rPr>
@@ -26629,7 +29834,27 @@
                 <w:sz w:val="18"/>
                 <w:szCs w:val="18"/>
               </w:rPr>
-              <w:t xml:space="preserve">    submission_id       </w:t>
+              <w:t xml:space="preserve">    </w:t>
+            </w:r>
+            <w:proofErr w:type="spellStart"/>
+            <w:r>
+              <w:rPr>
+                <w:rFonts w:ascii="Courier New" w:eastAsia="Courier New" w:hAnsi="Courier New" w:cs="Courier New"/>
+                <w:color w:val="1A1A2E"/>
+                <w:sz w:val="18"/>
+                <w:szCs w:val="18"/>
+              </w:rPr>
+              <w:t>submission_id</w:t>
+            </w:r>
+            <w:proofErr w:type="spellEnd"/>
+            <w:r>
+              <w:rPr>
+                <w:rFonts w:ascii="Courier New" w:eastAsia="Courier New" w:hAnsi="Courier New" w:cs="Courier New"/>
+                <w:color w:val="1A1A2E"/>
+                <w:sz w:val="18"/>
+                <w:szCs w:val="18"/>
+              </w:rPr>
+              <w:t xml:space="preserve">       </w:t>
             </w:r>
             <w:r>
               <w:rPr>
@@ -26669,7 +29894,27 @@
                 <w:sz w:val="18"/>
                 <w:szCs w:val="18"/>
               </w:rPr>
-              <w:t xml:space="preserve"> submission(submission_id) </w:t>
+              <w:t xml:space="preserve"> submission(</w:t>
+            </w:r>
+            <w:proofErr w:type="spellStart"/>
+            <w:r>
+              <w:rPr>
+                <w:rFonts w:ascii="Courier New" w:eastAsia="Courier New" w:hAnsi="Courier New" w:cs="Courier New"/>
+                <w:color w:val="1A1A2E"/>
+                <w:sz w:val="18"/>
+                <w:szCs w:val="18"/>
+              </w:rPr>
+              <w:t>submission_id</w:t>
+            </w:r>
+            <w:proofErr w:type="spellEnd"/>
+            <w:r>
+              <w:rPr>
+                <w:rFonts w:ascii="Courier New" w:eastAsia="Courier New" w:hAnsi="Courier New" w:cs="Courier New"/>
+                <w:color w:val="1A1A2E"/>
+                <w:sz w:val="18"/>
+                <w:szCs w:val="18"/>
+              </w:rPr>
+              <w:t xml:space="preserve">) </w:t>
             </w:r>
             <w:r>
               <w:rPr>
@@ -26743,7 +29988,27 @@
                 <w:sz w:val="18"/>
                 <w:szCs w:val="18"/>
               </w:rPr>
-              <w:t xml:space="preserve">    test_case_id        </w:t>
+              <w:t xml:space="preserve">    </w:t>
+            </w:r>
+            <w:proofErr w:type="spellStart"/>
+            <w:r>
+              <w:rPr>
+                <w:rFonts w:ascii="Courier New" w:eastAsia="Courier New" w:hAnsi="Courier New" w:cs="Courier New"/>
+                <w:color w:val="1A1A2E"/>
+                <w:sz w:val="18"/>
+                <w:szCs w:val="18"/>
+              </w:rPr>
+              <w:t>test_case_id</w:t>
+            </w:r>
+            <w:proofErr w:type="spellEnd"/>
+            <w:r>
+              <w:rPr>
+                <w:rFonts w:ascii="Courier New" w:eastAsia="Courier New" w:hAnsi="Courier New" w:cs="Courier New"/>
+                <w:color w:val="1A1A2E"/>
+                <w:sz w:val="18"/>
+                <w:szCs w:val="18"/>
+              </w:rPr>
+              <w:t xml:space="preserve">        </w:t>
             </w:r>
             <w:r>
               <w:rPr>
@@ -26783,7 +30048,47 @@
                 <w:sz w:val="18"/>
                 <w:szCs w:val="18"/>
               </w:rPr>
-              <w:t xml:space="preserve"> test_case(test_case_id) </w:t>
+              <w:t xml:space="preserve"> </w:t>
+            </w:r>
+            <w:proofErr w:type="spellStart"/>
+            <w:r>
+              <w:rPr>
+                <w:rFonts w:ascii="Courier New" w:eastAsia="Courier New" w:hAnsi="Courier New" w:cs="Courier New"/>
+                <w:color w:val="1A1A2E"/>
+                <w:sz w:val="18"/>
+                <w:szCs w:val="18"/>
+              </w:rPr>
+              <w:t>test_case</w:t>
+            </w:r>
+            <w:proofErr w:type="spellEnd"/>
+            <w:r>
+              <w:rPr>
+                <w:rFonts w:ascii="Courier New" w:eastAsia="Courier New" w:hAnsi="Courier New" w:cs="Courier New"/>
+                <w:color w:val="1A1A2E"/>
+                <w:sz w:val="18"/>
+                <w:szCs w:val="18"/>
+              </w:rPr>
+              <w:t>(</w:t>
+            </w:r>
+            <w:proofErr w:type="spellStart"/>
+            <w:r>
+              <w:rPr>
+                <w:rFonts w:ascii="Courier New" w:eastAsia="Courier New" w:hAnsi="Courier New" w:cs="Courier New"/>
+                <w:color w:val="1A1A2E"/>
+                <w:sz w:val="18"/>
+                <w:szCs w:val="18"/>
+              </w:rPr>
+              <w:t>test_case_id</w:t>
+            </w:r>
+            <w:proofErr w:type="spellEnd"/>
+            <w:r>
+              <w:rPr>
+                <w:rFonts w:ascii="Courier New" w:eastAsia="Courier New" w:hAnsi="Courier New" w:cs="Courier New"/>
+                <w:color w:val="1A1A2E"/>
+                <w:sz w:val="18"/>
+                <w:szCs w:val="18"/>
+              </w:rPr>
+              <w:t xml:space="preserve">) </w:t>
             </w:r>
             <w:r>
               <w:rPr>
@@ -26891,7 +30196,27 @@
                 <w:sz w:val="18"/>
                 <w:szCs w:val="18"/>
               </w:rPr>
-              <w:t xml:space="preserve">    actual_output       </w:t>
+              <w:t xml:space="preserve">    </w:t>
+            </w:r>
+            <w:proofErr w:type="spellStart"/>
+            <w:r>
+              <w:rPr>
+                <w:rFonts w:ascii="Courier New" w:eastAsia="Courier New" w:hAnsi="Courier New" w:cs="Courier New"/>
+                <w:color w:val="1A1A2E"/>
+                <w:sz w:val="18"/>
+                <w:szCs w:val="18"/>
+              </w:rPr>
+              <w:t>actual_output</w:t>
+            </w:r>
+            <w:proofErr w:type="spellEnd"/>
+            <w:r>
+              <w:rPr>
+                <w:rFonts w:ascii="Courier New" w:eastAsia="Courier New" w:hAnsi="Courier New" w:cs="Courier New"/>
+                <w:color w:val="1A1A2E"/>
+                <w:sz w:val="18"/>
+                <w:szCs w:val="18"/>
+              </w:rPr>
+              <w:t xml:space="preserve">       </w:t>
             </w:r>
             <w:r>
               <w:rPr>
@@ -26925,7 +30250,27 @@
                 <w:sz w:val="18"/>
                 <w:szCs w:val="18"/>
               </w:rPr>
-              <w:t xml:space="preserve">    runtime_ms          </w:t>
+              <w:t xml:space="preserve">    </w:t>
+            </w:r>
+            <w:proofErr w:type="spellStart"/>
+            <w:r>
+              <w:rPr>
+                <w:rFonts w:ascii="Courier New" w:eastAsia="Courier New" w:hAnsi="Courier New" w:cs="Courier New"/>
+                <w:color w:val="1A1A2E"/>
+                <w:sz w:val="18"/>
+                <w:szCs w:val="18"/>
+              </w:rPr>
+              <w:t>runtime_ms</w:t>
+            </w:r>
+            <w:proofErr w:type="spellEnd"/>
+            <w:r>
+              <w:rPr>
+                <w:rFonts w:ascii="Courier New" w:eastAsia="Courier New" w:hAnsi="Courier New" w:cs="Courier New"/>
+                <w:color w:val="1A1A2E"/>
+                <w:sz w:val="18"/>
+                <w:szCs w:val="18"/>
+              </w:rPr>
+              <w:t xml:space="preserve">          </w:t>
             </w:r>
             <w:r>
               <w:rPr>
@@ -27072,7 +30417,27 @@
                 <w:sz w:val="18"/>
                 <w:szCs w:val="18"/>
               </w:rPr>
-              <w:t xml:space="preserve">    course_id          </w:t>
+              <w:t xml:space="preserve">    </w:t>
+            </w:r>
+            <w:proofErr w:type="spellStart"/>
+            <w:r>
+              <w:rPr>
+                <w:rFonts w:ascii="Courier New" w:eastAsia="Courier New" w:hAnsi="Courier New" w:cs="Courier New"/>
+                <w:color w:val="1A1A2E"/>
+                <w:sz w:val="18"/>
+                <w:szCs w:val="18"/>
+              </w:rPr>
+              <w:t>course_id</w:t>
+            </w:r>
+            <w:proofErr w:type="spellEnd"/>
+            <w:r>
+              <w:rPr>
+                <w:rFonts w:ascii="Courier New" w:eastAsia="Courier New" w:hAnsi="Courier New" w:cs="Courier New"/>
+                <w:color w:val="1A1A2E"/>
+                <w:sz w:val="18"/>
+                <w:szCs w:val="18"/>
+              </w:rPr>
+              <w:t xml:space="preserve">          </w:t>
             </w:r>
             <w:r>
               <w:rPr>
@@ -27146,7 +30511,27 @@
                 <w:sz w:val="18"/>
                 <w:szCs w:val="18"/>
               </w:rPr>
-              <w:t xml:space="preserve">    owner_id           </w:t>
+              <w:t xml:space="preserve">    </w:t>
+            </w:r>
+            <w:proofErr w:type="spellStart"/>
+            <w:r>
+              <w:rPr>
+                <w:rFonts w:ascii="Courier New" w:eastAsia="Courier New" w:hAnsi="Courier New" w:cs="Courier New"/>
+                <w:color w:val="1A1A2E"/>
+                <w:sz w:val="18"/>
+                <w:szCs w:val="18"/>
+              </w:rPr>
+              <w:t>owner_id</w:t>
+            </w:r>
+            <w:proofErr w:type="spellEnd"/>
+            <w:r>
+              <w:rPr>
+                <w:rFonts w:ascii="Courier New" w:eastAsia="Courier New" w:hAnsi="Courier New" w:cs="Courier New"/>
+                <w:color w:val="1A1A2E"/>
+                <w:sz w:val="18"/>
+                <w:szCs w:val="18"/>
+              </w:rPr>
+              <w:t xml:space="preserve">           </w:t>
             </w:r>
             <w:r>
               <w:rPr>
@@ -27186,7 +30571,27 @@
                 <w:sz w:val="18"/>
                 <w:szCs w:val="18"/>
               </w:rPr>
-              <w:t xml:space="preserve"> users(user_id) </w:t>
+              <w:t xml:space="preserve"> users(</w:t>
+            </w:r>
+            <w:proofErr w:type="spellStart"/>
+            <w:r>
+              <w:rPr>
+                <w:rFonts w:ascii="Courier New" w:eastAsia="Courier New" w:hAnsi="Courier New" w:cs="Courier New"/>
+                <w:color w:val="1A1A2E"/>
+                <w:sz w:val="18"/>
+                <w:szCs w:val="18"/>
+              </w:rPr>
+              <w:t>user_id</w:t>
+            </w:r>
+            <w:proofErr w:type="spellEnd"/>
+            <w:r>
+              <w:rPr>
+                <w:rFonts w:ascii="Courier New" w:eastAsia="Courier New" w:hAnsi="Courier New" w:cs="Courier New"/>
+                <w:color w:val="1A1A2E"/>
+                <w:sz w:val="18"/>
+                <w:szCs w:val="18"/>
+              </w:rPr>
+              <w:t xml:space="preserve">) </w:t>
             </w:r>
             <w:r>
               <w:rPr>
@@ -27260,7 +30665,27 @@
                 <w:sz w:val="18"/>
                 <w:szCs w:val="18"/>
               </w:rPr>
-              <w:t xml:space="preserve">    course_title       </w:t>
+              <w:t xml:space="preserve">    </w:t>
+            </w:r>
+            <w:proofErr w:type="spellStart"/>
+            <w:r>
+              <w:rPr>
+                <w:rFonts w:ascii="Courier New" w:eastAsia="Courier New" w:hAnsi="Courier New" w:cs="Courier New"/>
+                <w:color w:val="1A1A2E"/>
+                <w:sz w:val="18"/>
+                <w:szCs w:val="18"/>
+              </w:rPr>
+              <w:t>course_title</w:t>
+            </w:r>
+            <w:proofErr w:type="spellEnd"/>
+            <w:r>
+              <w:rPr>
+                <w:rFonts w:ascii="Courier New" w:eastAsia="Courier New" w:hAnsi="Courier New" w:cs="Courier New"/>
+                <w:color w:val="1A1A2E"/>
+                <w:sz w:val="18"/>
+                <w:szCs w:val="18"/>
+              </w:rPr>
+              <w:t xml:space="preserve">       </w:t>
             </w:r>
             <w:r>
               <w:rPr>
@@ -27294,7 +30719,27 @@
                 <w:sz w:val="18"/>
                 <w:szCs w:val="18"/>
               </w:rPr>
-              <w:t xml:space="preserve">    course_description </w:t>
+              <w:t xml:space="preserve">    </w:t>
+            </w:r>
+            <w:proofErr w:type="spellStart"/>
+            <w:r>
+              <w:rPr>
+                <w:rFonts w:ascii="Courier New" w:eastAsia="Courier New" w:hAnsi="Courier New" w:cs="Courier New"/>
+                <w:color w:val="1A1A2E"/>
+                <w:sz w:val="18"/>
+                <w:szCs w:val="18"/>
+              </w:rPr>
+              <w:t>course_description</w:t>
+            </w:r>
+            <w:proofErr w:type="spellEnd"/>
+            <w:r>
+              <w:rPr>
+                <w:rFonts w:ascii="Courier New" w:eastAsia="Courier New" w:hAnsi="Courier New" w:cs="Courier New"/>
+                <w:color w:val="1A1A2E"/>
+                <w:sz w:val="18"/>
+                <w:szCs w:val="18"/>
+              </w:rPr>
+              <w:t xml:space="preserve"> </w:t>
             </w:r>
             <w:r>
               <w:rPr>
@@ -27328,7 +30773,27 @@
                 <w:sz w:val="18"/>
                 <w:szCs w:val="18"/>
               </w:rPr>
-              <w:t xml:space="preserve">    created_at         </w:t>
+              <w:t xml:space="preserve">    </w:t>
+            </w:r>
+            <w:proofErr w:type="spellStart"/>
+            <w:r>
+              <w:rPr>
+                <w:rFonts w:ascii="Courier New" w:eastAsia="Courier New" w:hAnsi="Courier New" w:cs="Courier New"/>
+                <w:color w:val="1A1A2E"/>
+                <w:sz w:val="18"/>
+                <w:szCs w:val="18"/>
+              </w:rPr>
+              <w:t>created_at</w:t>
+            </w:r>
+            <w:proofErr w:type="spellEnd"/>
+            <w:r>
+              <w:rPr>
+                <w:rFonts w:ascii="Courier New" w:eastAsia="Courier New" w:hAnsi="Courier New" w:cs="Courier New"/>
+                <w:color w:val="1A1A2E"/>
+                <w:sz w:val="18"/>
+                <w:szCs w:val="18"/>
+              </w:rPr>
+              <w:t xml:space="preserve">         </w:t>
             </w:r>
             <w:r>
               <w:rPr>
@@ -27397,6 +30862,7 @@
       <w:pPr>
         <w:spacing w:before="320" w:after="100"/>
       </w:pPr>
+      <w:proofErr w:type="spellStart"/>
       <w:r>
         <w:rPr>
           <w:rFonts w:ascii="Arial" w:eastAsia="Arial" w:hAnsi="Arial" w:cs="Arial"/>
@@ -27408,6 +30874,7 @@
         </w:rPr>
         <w:t>enrollment</w:t>
       </w:r>
+      <w:proofErr w:type="spellEnd"/>
     </w:p>
     <w:tbl>
       <w:tblPr>
@@ -27489,7 +30956,27 @@
                 <w:sz w:val="18"/>
                 <w:szCs w:val="18"/>
               </w:rPr>
-              <w:t xml:space="preserve"> enrollment (</w:t>
+              <w:t xml:space="preserve"> </w:t>
+            </w:r>
+            <w:proofErr w:type="spellStart"/>
+            <w:r>
+              <w:rPr>
+                <w:rFonts w:ascii="Courier New" w:eastAsia="Courier New" w:hAnsi="Courier New" w:cs="Courier New"/>
+                <w:color w:val="1A1A2E"/>
+                <w:sz w:val="18"/>
+                <w:szCs w:val="18"/>
+              </w:rPr>
+              <w:t>enrollment</w:t>
+            </w:r>
+            <w:proofErr w:type="spellEnd"/>
+            <w:r>
+              <w:rPr>
+                <w:rFonts w:ascii="Courier New" w:eastAsia="Courier New" w:hAnsi="Courier New" w:cs="Courier New"/>
+                <w:color w:val="1A1A2E"/>
+                <w:sz w:val="18"/>
+                <w:szCs w:val="18"/>
+              </w:rPr>
+              <w:t xml:space="preserve"> (</w:t>
             </w:r>
           </w:p>
           <w:p>
@@ -27503,7 +30990,27 @@
                 <w:sz w:val="18"/>
                 <w:szCs w:val="18"/>
               </w:rPr>
-              <w:t xml:space="preserve">    course_id </w:t>
+              <w:t xml:space="preserve">    </w:t>
+            </w:r>
+            <w:proofErr w:type="spellStart"/>
+            <w:r>
+              <w:rPr>
+                <w:rFonts w:ascii="Courier New" w:eastAsia="Courier New" w:hAnsi="Courier New" w:cs="Courier New"/>
+                <w:color w:val="1A1A2E"/>
+                <w:sz w:val="18"/>
+                <w:szCs w:val="18"/>
+              </w:rPr>
+              <w:t>course_id</w:t>
+            </w:r>
+            <w:proofErr w:type="spellEnd"/>
+            <w:r>
+              <w:rPr>
+                <w:rFonts w:ascii="Courier New" w:eastAsia="Courier New" w:hAnsi="Courier New" w:cs="Courier New"/>
+                <w:color w:val="1A1A2E"/>
+                <w:sz w:val="18"/>
+                <w:szCs w:val="18"/>
+              </w:rPr>
+              <w:t xml:space="preserve"> </w:t>
             </w:r>
             <w:r>
               <w:rPr>
@@ -27543,7 +31050,27 @@
                 <w:sz w:val="18"/>
                 <w:szCs w:val="18"/>
               </w:rPr>
-              <w:t xml:space="preserve"> course(course_id) </w:t>
+              <w:t xml:space="preserve"> course(</w:t>
+            </w:r>
+            <w:proofErr w:type="spellStart"/>
+            <w:r>
+              <w:rPr>
+                <w:rFonts w:ascii="Courier New" w:eastAsia="Courier New" w:hAnsi="Courier New" w:cs="Courier New"/>
+                <w:color w:val="1A1A2E"/>
+                <w:sz w:val="18"/>
+                <w:szCs w:val="18"/>
+              </w:rPr>
+              <w:t>course_id</w:t>
+            </w:r>
+            <w:proofErr w:type="spellEnd"/>
+            <w:r>
+              <w:rPr>
+                <w:rFonts w:ascii="Courier New" w:eastAsia="Courier New" w:hAnsi="Courier New" w:cs="Courier New"/>
+                <w:color w:val="1A1A2E"/>
+                <w:sz w:val="18"/>
+                <w:szCs w:val="18"/>
+              </w:rPr>
+              <w:t xml:space="preserve">) </w:t>
             </w:r>
             <w:r>
               <w:rPr>
@@ -27617,7 +31144,27 @@
                 <w:sz w:val="18"/>
                 <w:szCs w:val="18"/>
               </w:rPr>
-              <w:t xml:space="preserve">    user_id   </w:t>
+              <w:t xml:space="preserve">    </w:t>
+            </w:r>
+            <w:proofErr w:type="spellStart"/>
+            <w:r>
+              <w:rPr>
+                <w:rFonts w:ascii="Courier New" w:eastAsia="Courier New" w:hAnsi="Courier New" w:cs="Courier New"/>
+                <w:color w:val="1A1A2E"/>
+                <w:sz w:val="18"/>
+                <w:szCs w:val="18"/>
+              </w:rPr>
+              <w:t>user_id</w:t>
+            </w:r>
+            <w:proofErr w:type="spellEnd"/>
+            <w:r>
+              <w:rPr>
+                <w:rFonts w:ascii="Courier New" w:eastAsia="Courier New" w:hAnsi="Courier New" w:cs="Courier New"/>
+                <w:color w:val="1A1A2E"/>
+                <w:sz w:val="18"/>
+                <w:szCs w:val="18"/>
+              </w:rPr>
+              <w:t xml:space="preserve">   </w:t>
             </w:r>
             <w:r>
               <w:rPr>
@@ -27657,7 +31204,27 @@
                 <w:sz w:val="18"/>
                 <w:szCs w:val="18"/>
               </w:rPr>
-              <w:t xml:space="preserve"> users(user_id) </w:t>
+              <w:t xml:space="preserve"> users(</w:t>
+            </w:r>
+            <w:proofErr w:type="spellStart"/>
+            <w:r>
+              <w:rPr>
+                <w:rFonts w:ascii="Courier New" w:eastAsia="Courier New" w:hAnsi="Courier New" w:cs="Courier New"/>
+                <w:color w:val="1A1A2E"/>
+                <w:sz w:val="18"/>
+                <w:szCs w:val="18"/>
+              </w:rPr>
+              <w:t>user_id</w:t>
+            </w:r>
+            <w:proofErr w:type="spellEnd"/>
+            <w:r>
+              <w:rPr>
+                <w:rFonts w:ascii="Courier New" w:eastAsia="Courier New" w:hAnsi="Courier New" w:cs="Courier New"/>
+                <w:color w:val="1A1A2E"/>
+                <w:sz w:val="18"/>
+                <w:szCs w:val="18"/>
+              </w:rPr>
+              <w:t xml:space="preserve">) </w:t>
             </w:r>
             <w:r>
               <w:rPr>
@@ -27771,7 +31338,47 @@
                 <w:sz w:val="18"/>
                 <w:szCs w:val="18"/>
               </w:rPr>
-              <w:t xml:space="preserve"> (course_id, user_id)</w:t>
+              <w:t xml:space="preserve"> (</w:t>
+            </w:r>
+            <w:proofErr w:type="spellStart"/>
+            <w:r>
+              <w:rPr>
+                <w:rFonts w:ascii="Courier New" w:eastAsia="Courier New" w:hAnsi="Courier New" w:cs="Courier New"/>
+                <w:color w:val="1A1A2E"/>
+                <w:sz w:val="18"/>
+                <w:szCs w:val="18"/>
+              </w:rPr>
+              <w:t>course_id</w:t>
+            </w:r>
+            <w:proofErr w:type="spellEnd"/>
+            <w:r>
+              <w:rPr>
+                <w:rFonts w:ascii="Courier New" w:eastAsia="Courier New" w:hAnsi="Courier New" w:cs="Courier New"/>
+                <w:color w:val="1A1A2E"/>
+                <w:sz w:val="18"/>
+                <w:szCs w:val="18"/>
+              </w:rPr>
+              <w:t xml:space="preserve">, </w:t>
+            </w:r>
+            <w:proofErr w:type="spellStart"/>
+            <w:r>
+              <w:rPr>
+                <w:rFonts w:ascii="Courier New" w:eastAsia="Courier New" w:hAnsi="Courier New" w:cs="Courier New"/>
+                <w:color w:val="1A1A2E"/>
+                <w:sz w:val="18"/>
+                <w:szCs w:val="18"/>
+              </w:rPr>
+              <w:t>user_id</w:t>
+            </w:r>
+            <w:proofErr w:type="spellEnd"/>
+            <w:r>
+              <w:rPr>
+                <w:rFonts w:ascii="Courier New" w:eastAsia="Courier New" w:hAnsi="Courier New" w:cs="Courier New"/>
+                <w:color w:val="1A1A2E"/>
+                <w:sz w:val="18"/>
+                <w:szCs w:val="18"/>
+              </w:rPr>
+              <w:t>)</w:t>
             </w:r>
           </w:p>
           <w:p>
@@ -27800,6 +31407,7 @@
       <w:pPr>
         <w:spacing w:before="320" w:after="100"/>
       </w:pPr>
+      <w:proofErr w:type="spellStart"/>
       <w:r>
         <w:rPr>
           <w:rFonts w:ascii="Arial" w:eastAsia="Arial" w:hAnsi="Arial" w:cs="Arial"/>
@@ -27811,6 +31419,7 @@
         </w:rPr>
         <w:t>course_problem</w:t>
       </w:r>
+      <w:proofErr w:type="spellEnd"/>
     </w:p>
     <w:tbl>
       <w:tblPr>
@@ -27892,7 +31501,27 @@
                 <w:sz w:val="18"/>
                 <w:szCs w:val="18"/>
               </w:rPr>
-              <w:t xml:space="preserve"> course_problem (</w:t>
+              <w:t xml:space="preserve"> </w:t>
+            </w:r>
+            <w:proofErr w:type="spellStart"/>
+            <w:r>
+              <w:rPr>
+                <w:rFonts w:ascii="Courier New" w:eastAsia="Courier New" w:hAnsi="Courier New" w:cs="Courier New"/>
+                <w:color w:val="1A1A2E"/>
+                <w:sz w:val="18"/>
+                <w:szCs w:val="18"/>
+              </w:rPr>
+              <w:t>course_problem</w:t>
+            </w:r>
+            <w:proofErr w:type="spellEnd"/>
+            <w:r>
+              <w:rPr>
+                <w:rFonts w:ascii="Courier New" w:eastAsia="Courier New" w:hAnsi="Courier New" w:cs="Courier New"/>
+                <w:color w:val="1A1A2E"/>
+                <w:sz w:val="18"/>
+                <w:szCs w:val="18"/>
+              </w:rPr>
+              <w:t xml:space="preserve"> (</w:t>
             </w:r>
           </w:p>
           <w:p>
@@ -27906,7 +31535,27 @@
                 <w:sz w:val="18"/>
                 <w:szCs w:val="18"/>
               </w:rPr>
-              <w:t xml:space="preserve">    course_id  </w:t>
+              <w:t xml:space="preserve">    </w:t>
+            </w:r>
+            <w:proofErr w:type="spellStart"/>
+            <w:r>
+              <w:rPr>
+                <w:rFonts w:ascii="Courier New" w:eastAsia="Courier New" w:hAnsi="Courier New" w:cs="Courier New"/>
+                <w:color w:val="1A1A2E"/>
+                <w:sz w:val="18"/>
+                <w:szCs w:val="18"/>
+              </w:rPr>
+              <w:t>course_id</w:t>
+            </w:r>
+            <w:proofErr w:type="spellEnd"/>
+            <w:r>
+              <w:rPr>
+                <w:rFonts w:ascii="Courier New" w:eastAsia="Courier New" w:hAnsi="Courier New" w:cs="Courier New"/>
+                <w:color w:val="1A1A2E"/>
+                <w:sz w:val="18"/>
+                <w:szCs w:val="18"/>
+              </w:rPr>
+              <w:t xml:space="preserve">  </w:t>
             </w:r>
             <w:r>
               <w:rPr>
@@ -27946,7 +31595,27 @@
                 <w:sz w:val="18"/>
                 <w:szCs w:val="18"/>
               </w:rPr>
-              <w:t xml:space="preserve"> course(course_id) </w:t>
+              <w:t xml:space="preserve"> course(</w:t>
+            </w:r>
+            <w:proofErr w:type="spellStart"/>
+            <w:r>
+              <w:rPr>
+                <w:rFonts w:ascii="Courier New" w:eastAsia="Courier New" w:hAnsi="Courier New" w:cs="Courier New"/>
+                <w:color w:val="1A1A2E"/>
+                <w:sz w:val="18"/>
+                <w:szCs w:val="18"/>
+              </w:rPr>
+              <w:t>course_id</w:t>
+            </w:r>
+            <w:proofErr w:type="spellEnd"/>
+            <w:r>
+              <w:rPr>
+                <w:rFonts w:ascii="Courier New" w:eastAsia="Courier New" w:hAnsi="Courier New" w:cs="Courier New"/>
+                <w:color w:val="1A1A2E"/>
+                <w:sz w:val="18"/>
+                <w:szCs w:val="18"/>
+              </w:rPr>
+              <w:t xml:space="preserve">) </w:t>
             </w:r>
             <w:r>
               <w:rPr>
@@ -28020,7 +31689,27 @@
                 <w:sz w:val="18"/>
                 <w:szCs w:val="18"/>
               </w:rPr>
-              <w:t xml:space="preserve">    problem_id </w:t>
+              <w:t xml:space="preserve">    </w:t>
+            </w:r>
+            <w:proofErr w:type="spellStart"/>
+            <w:r>
+              <w:rPr>
+                <w:rFonts w:ascii="Courier New" w:eastAsia="Courier New" w:hAnsi="Courier New" w:cs="Courier New"/>
+                <w:color w:val="1A1A2E"/>
+                <w:sz w:val="18"/>
+                <w:szCs w:val="18"/>
+              </w:rPr>
+              <w:t>problem_id</w:t>
+            </w:r>
+            <w:proofErr w:type="spellEnd"/>
+            <w:r>
+              <w:rPr>
+                <w:rFonts w:ascii="Courier New" w:eastAsia="Courier New" w:hAnsi="Courier New" w:cs="Courier New"/>
+                <w:color w:val="1A1A2E"/>
+                <w:sz w:val="18"/>
+                <w:szCs w:val="18"/>
+              </w:rPr>
+              <w:t xml:space="preserve"> </w:t>
             </w:r>
             <w:r>
               <w:rPr>
@@ -28060,7 +31749,27 @@
                 <w:sz w:val="18"/>
                 <w:szCs w:val="18"/>
               </w:rPr>
-              <w:t xml:space="preserve"> problem(problem_id) </w:t>
+              <w:t xml:space="preserve"> problem(</w:t>
+            </w:r>
+            <w:proofErr w:type="spellStart"/>
+            <w:r>
+              <w:rPr>
+                <w:rFonts w:ascii="Courier New" w:eastAsia="Courier New" w:hAnsi="Courier New" w:cs="Courier New"/>
+                <w:color w:val="1A1A2E"/>
+                <w:sz w:val="18"/>
+                <w:szCs w:val="18"/>
+              </w:rPr>
+              <w:t>problem_id</w:t>
+            </w:r>
+            <w:proofErr w:type="spellEnd"/>
+            <w:r>
+              <w:rPr>
+                <w:rFonts w:ascii="Courier New" w:eastAsia="Courier New" w:hAnsi="Courier New" w:cs="Courier New"/>
+                <w:color w:val="1A1A2E"/>
+                <w:sz w:val="18"/>
+                <w:szCs w:val="18"/>
+              </w:rPr>
+              <w:t xml:space="preserve">) </w:t>
             </w:r>
             <w:r>
               <w:rPr>
@@ -28174,7 +31883,47 @@
                 <w:sz w:val="18"/>
                 <w:szCs w:val="18"/>
               </w:rPr>
-              <w:t xml:space="preserve"> (course_id, problem_id)</w:t>
+              <w:t xml:space="preserve"> (</w:t>
+            </w:r>
+            <w:proofErr w:type="spellStart"/>
+            <w:r>
+              <w:rPr>
+                <w:rFonts w:ascii="Courier New" w:eastAsia="Courier New" w:hAnsi="Courier New" w:cs="Courier New"/>
+                <w:color w:val="1A1A2E"/>
+                <w:sz w:val="18"/>
+                <w:szCs w:val="18"/>
+              </w:rPr>
+              <w:t>course_id</w:t>
+            </w:r>
+            <w:proofErr w:type="spellEnd"/>
+            <w:r>
+              <w:rPr>
+                <w:rFonts w:ascii="Courier New" w:eastAsia="Courier New" w:hAnsi="Courier New" w:cs="Courier New"/>
+                <w:color w:val="1A1A2E"/>
+                <w:sz w:val="18"/>
+                <w:szCs w:val="18"/>
+              </w:rPr>
+              <w:t xml:space="preserve">, </w:t>
+            </w:r>
+            <w:proofErr w:type="spellStart"/>
+            <w:r>
+              <w:rPr>
+                <w:rFonts w:ascii="Courier New" w:eastAsia="Courier New" w:hAnsi="Courier New" w:cs="Courier New"/>
+                <w:color w:val="1A1A2E"/>
+                <w:sz w:val="18"/>
+                <w:szCs w:val="18"/>
+              </w:rPr>
+              <w:t>problem_id</w:t>
+            </w:r>
+            <w:proofErr w:type="spellEnd"/>
+            <w:r>
+              <w:rPr>
+                <w:rFonts w:ascii="Courier New" w:eastAsia="Courier New" w:hAnsi="Courier New" w:cs="Courier New"/>
+                <w:color w:val="1A1A2E"/>
+                <w:sz w:val="18"/>
+                <w:szCs w:val="18"/>
+              </w:rPr>
+              <w:t>)</w:t>
             </w:r>
           </w:p>
           <w:p>
@@ -28196,7 +31945,7 @@
     </w:tbl>
     <w:p/>
     <w:sectPr>
-      <w:footerReference w:type="default" r:id="rId51"/>
+      <w:footerReference w:type="default" r:id="rId50"/>
       <w:pgSz w:w="11906" w:h="16838"/>
       <w:pgMar w:top="1440" w:right="1440" w:bottom="1440" w:left="1440" w:header="708" w:footer="708" w:gutter="0"/>
       <w:cols w:space="708"/>
@@ -29230,6 +32979,7 @@
   <w:style w:type="character" w:default="1" w:styleId="DefaultParagraphFont">
     <w:name w:val="Default Paragraph Font"/>
     <w:uiPriority w:val="1"/>
+    <w:semiHidden/>
     <w:unhideWhenUsed/>
   </w:style>
   <w:style w:type="table" w:default="1" w:styleId="TableNormal">

--- a/Documentation/SETU Code Lab Design Doument.docx
+++ b/Documentation/SETU Code Lab Design Doument.docx
@@ -12649,14 +12649,11 @@
         <w:jc w:val="center"/>
       </w:pPr>
       <w:r>
-        <w:rPr>
-          <w:noProof/>
-        </w:rPr>
         <w:drawing>
-          <wp:inline distT="0" distB="0" distL="0" distR="0" wp14:anchorId="1A95766D" wp14:editId="5BB04D20">
-            <wp:extent cx="8166330" cy="4350068"/>
-            <wp:effectExtent l="3175" t="0" r="0" b="0"/>
-            <wp:docPr id="1768031990" name="Picture 1"/>
+          <wp:inline distT="0" distB="0" distL="0" distR="0" wp14:anchorId="75A127DF" wp14:editId="21CCD13F">
+            <wp:extent cx="8159117" cy="5379449"/>
+            <wp:effectExtent l="0" t="635" r="0" b="0"/>
+            <wp:docPr id="210065401" name="Picture 1"/>
             <wp:cNvGraphicFramePr>
               <a:graphicFrameLocks xmlns:a="http://schemas.openxmlformats.org/drawingml/2006/main" noChangeAspect="1"/>
             </wp:cNvGraphicFramePr>
@@ -12664,7 +12661,7 @@
               <a:graphicData uri="http://schemas.openxmlformats.org/drawingml/2006/picture">
                 <pic:pic xmlns:pic="http://schemas.openxmlformats.org/drawingml/2006/picture">
                   <pic:nvPicPr>
-                    <pic:cNvPr id="1768031990" name=""/>
+                    <pic:cNvPr id="210065401" name=""/>
                     <pic:cNvPicPr/>
                   </pic:nvPicPr>
                   <pic:blipFill>
@@ -12676,7 +12673,7 @@
                   <pic:spPr>
                     <a:xfrm rot="16200000">
                       <a:off x="0" y="0"/>
-                      <a:ext cx="8206488" cy="4371460"/>
+                      <a:ext cx="8194115" cy="5402524"/>
                     </a:xfrm>
                     <a:prstGeom prst="rect">
                       <a:avLst/>
@@ -20302,14 +20299,25 @@
               <w:t xml:space="preserve"> </w:t>
             </w:r>
             <w:proofErr w:type="spellStart"/>
-            <w:r>
-              <w:rPr>
-                <w:rFonts w:ascii="Courier New" w:eastAsia="Courier New" w:hAnsi="Courier New" w:cs="Courier New"/>
-                <w:color w:val="1A1A2E"/>
-                <w:sz w:val="18"/>
-                <w:szCs w:val="18"/>
-              </w:rPr>
-              <w:t>s.submitted_at</w:t>
+            <w:proofErr w:type="gramStart"/>
+            <w:r>
+              <w:rPr>
+                <w:rFonts w:ascii="Courier New" w:eastAsia="Courier New" w:hAnsi="Courier New" w:cs="Courier New"/>
+                <w:color w:val="1A1A2E"/>
+                <w:sz w:val="18"/>
+                <w:szCs w:val="18"/>
+              </w:rPr>
+              <w:t>s.submitted</w:t>
+            </w:r>
+            <w:proofErr w:type="gramEnd"/>
+            <w:r>
+              <w:rPr>
+                <w:rFonts w:ascii="Courier New" w:eastAsia="Courier New" w:hAnsi="Courier New" w:cs="Courier New"/>
+                <w:color w:val="1A1A2E"/>
+                <w:sz w:val="18"/>
+                <w:szCs w:val="18"/>
+              </w:rPr>
+              <w:t>_at</w:t>
             </w:r>
             <w:proofErr w:type="spellEnd"/>
             <w:r>
@@ -21556,7 +21564,7 @@
                 <w:sz w:val="18"/>
                 <w:szCs w:val="18"/>
               </w:rPr>
-              <w:t>1::</w:t>
+              <w:t>1::int[</w:t>
             </w:r>
             <w:proofErr w:type="gramEnd"/>
             <w:r>
@@ -21566,7 +21574,7 @@
                 <w:sz w:val="18"/>
                 <w:szCs w:val="18"/>
               </w:rPr>
-              <w:t>int[])</w:t>
+              <w:t>])</w:t>
             </w:r>
           </w:p>
         </w:tc>
@@ -31944,6 +31952,846 @@
       </w:tr>
     </w:tbl>
     <w:p/>
+    <w:p>
+      <w:pPr>
+        <w:spacing w:before="320" w:after="100"/>
+      </w:pPr>
+      <w:r>
+        <w:rPr>
+          <w:rFonts w:ascii="Arial" w:eastAsia="Arial" w:hAnsi="Arial" w:cs="Arial"/>
+          <w:b/>
+          <w:bCs/>
+          <w:color w:val="1E3A5F"/>
+          <w:sz w:val="22"/>
+          <w:szCs w:val="22"/>
+        </w:rPr>
+        <w:t>badge</w:t>
+      </w:r>
+    </w:p>
+    <w:tbl>
+      <w:tblPr>
+        <w:tblW w:w="9360" w:type="dxa"/>
+        <w:tblBorders>
+          <w:top w:val="single" w:sz="4" w:space="0" w:color="auto"/>
+          <w:left w:val="single" w:sz="4" w:space="0" w:color="auto"/>
+          <w:bottom w:val="single" w:sz="4" w:space="0" w:color="auto"/>
+          <w:right w:val="single" w:sz="4" w:space="0" w:color="auto"/>
+          <w:insideH w:val="single" w:sz="4" w:space="0" w:color="auto"/>
+          <w:insideV w:val="single" w:sz="4" w:space="0" w:color="auto"/>
+        </w:tblBorders>
+        <w:tblCellMar>
+          <w:left w:w="10" w:type="dxa"/>
+          <w:right w:w="10" w:type="dxa"/>
+        </w:tblCellMar>
+        <w:tblLook w:val="04A0" w:firstRow="1" w:lastRow="0" w:firstColumn="1" w:lastColumn="0" w:noHBand="0" w:noVBand="1"/>
+      </w:tblPr>
+      <w:tblGrid>
+        <w:gridCol w:w="9360"/>
+      </w:tblGrid>
+      <w:tr>
+        <w:tc>
+          <w:tcPr>
+            <w:tcW w:w="9360" w:type="dxa"/>
+            <w:tcBorders>
+              <w:top w:val="single" w:sz="1" w:space="0" w:color="BBCFE0"/>
+              <w:left w:val="single" w:sz="1" w:space="0" w:color="BBCFE0"/>
+              <w:bottom w:val="single" w:sz="1" w:space="0" w:color="BBCFE0"/>
+              <w:right w:val="single" w:sz="1" w:space="0" w:color="BBCFE0"/>
+            </w:tcBorders>
+            <w:shd w:val="clear" w:color="auto" w:fill="F4F6F8"/>
+            <w:tcMar>
+              <w:top w:w="120" w:type="dxa"/>
+              <w:left w:w="240" w:type="dxa"/>
+              <w:bottom w:w="120" w:type="dxa"/>
+              <w:right w:w="240" w:type="dxa"/>
+            </w:tcMar>
+          </w:tcPr>
+          <w:p>
+            <w:pPr>
+              <w:spacing w:line="260" w:lineRule="auto"/>
+              <w:rPr>
+                <w:rFonts w:ascii="Courier New" w:hAnsi="Courier New" w:cs="Courier New"/>
+                <w:sz w:val="18"/>
+                <w:szCs w:val="18"/>
+              </w:rPr>
+            </w:pPr>
+            <w:r>
+              <w:rPr>
+                <w:rFonts w:ascii="Courier New" w:hAnsi="Courier New" w:cs="Courier New"/>
+                <w:b/>
+                <w:bCs/>
+                <w:color w:val="0000CC"/>
+                <w:sz w:val="18"/>
+                <w:szCs w:val="18"/>
+              </w:rPr>
+              <w:t>CREATE TABLE</w:t>
+            </w:r>
+            <w:r>
+              <w:rPr>
+                <w:rFonts w:ascii="Courier New" w:hAnsi="Courier New" w:cs="Courier New"/>
+                <w:color w:val="0000CC"/>
+                <w:sz w:val="18"/>
+                <w:szCs w:val="18"/>
+              </w:rPr>
+              <w:t xml:space="preserve"> </w:t>
+            </w:r>
+            <w:r>
+              <w:rPr>
+                <w:rFonts w:ascii="Courier New" w:hAnsi="Courier New" w:cs="Courier New"/>
+                <w:sz w:val="18"/>
+                <w:szCs w:val="18"/>
+              </w:rPr>
+              <w:t>badge (</w:t>
+            </w:r>
+          </w:p>
+          <w:p>
+            <w:pPr>
+              <w:spacing w:line="260" w:lineRule="auto"/>
+              <w:rPr>
+                <w:rFonts w:ascii="Courier New" w:hAnsi="Courier New" w:cs="Courier New"/>
+                <w:sz w:val="18"/>
+                <w:szCs w:val="18"/>
+              </w:rPr>
+            </w:pPr>
+            <w:r>
+              <w:rPr>
+                <w:rFonts w:ascii="Courier New" w:hAnsi="Courier New" w:cs="Courier New"/>
+                <w:sz w:val="18"/>
+                <w:szCs w:val="18"/>
+              </w:rPr>
+              <w:t xml:space="preserve">    </w:t>
+            </w:r>
+            <w:proofErr w:type="spellStart"/>
+            <w:r>
+              <w:rPr>
+                <w:rFonts w:ascii="Courier New" w:hAnsi="Courier New" w:cs="Courier New"/>
+                <w:sz w:val="18"/>
+                <w:szCs w:val="18"/>
+              </w:rPr>
+              <w:t>badge_id</w:t>
+            </w:r>
+            <w:proofErr w:type="spellEnd"/>
+            <w:r>
+              <w:rPr>
+                <w:rFonts w:ascii="Courier New" w:hAnsi="Courier New" w:cs="Courier New"/>
+                <w:sz w:val="18"/>
+                <w:szCs w:val="18"/>
+              </w:rPr>
+              <w:t xml:space="preserve">    </w:t>
+            </w:r>
+            <w:r>
+              <w:rPr>
+                <w:rFonts w:ascii="Courier New" w:hAnsi="Courier New" w:cs="Courier New"/>
+                <w:b/>
+                <w:bCs/>
+                <w:color w:val="0000CC"/>
+                <w:sz w:val="18"/>
+                <w:szCs w:val="18"/>
+              </w:rPr>
+              <w:t>SERIAL PRIMARY KEY</w:t>
+            </w:r>
+            <w:r>
+              <w:rPr>
+                <w:rFonts w:ascii="Courier New" w:hAnsi="Courier New" w:cs="Courier New"/>
+                <w:sz w:val="18"/>
+                <w:szCs w:val="18"/>
+              </w:rPr>
+              <w:t>,</w:t>
+            </w:r>
+          </w:p>
+          <w:p>
+            <w:pPr>
+              <w:spacing w:line="260" w:lineRule="auto"/>
+              <w:rPr>
+                <w:rFonts w:ascii="Courier New" w:hAnsi="Courier New" w:cs="Courier New"/>
+                <w:sz w:val="18"/>
+                <w:szCs w:val="18"/>
+              </w:rPr>
+            </w:pPr>
+            <w:r>
+              <w:rPr>
+                <w:rFonts w:ascii="Courier New" w:hAnsi="Courier New" w:cs="Courier New"/>
+                <w:sz w:val="18"/>
+                <w:szCs w:val="18"/>
+              </w:rPr>
+              <w:t xml:space="preserve">    </w:t>
+            </w:r>
+            <w:proofErr w:type="spellStart"/>
+            <w:r>
+              <w:rPr>
+                <w:rFonts w:ascii="Courier New" w:hAnsi="Courier New" w:cs="Courier New"/>
+                <w:sz w:val="18"/>
+                <w:szCs w:val="18"/>
+              </w:rPr>
+              <w:t>badge_</w:t>
+            </w:r>
+            <w:proofErr w:type="gramStart"/>
+            <w:r>
+              <w:rPr>
+                <w:rFonts w:ascii="Courier New" w:hAnsi="Courier New" w:cs="Courier New"/>
+                <w:sz w:val="18"/>
+                <w:szCs w:val="18"/>
+              </w:rPr>
+              <w:t>name</w:t>
+            </w:r>
+            <w:proofErr w:type="spellEnd"/>
+            <w:r>
+              <w:rPr>
+                <w:rFonts w:ascii="Courier New" w:hAnsi="Courier New" w:cs="Courier New"/>
+                <w:sz w:val="18"/>
+                <w:szCs w:val="18"/>
+              </w:rPr>
+              <w:t xml:space="preserve">  </w:t>
+            </w:r>
+            <w:r>
+              <w:rPr>
+                <w:rFonts w:ascii="Courier New" w:hAnsi="Courier New" w:cs="Courier New"/>
+                <w:b/>
+                <w:bCs/>
+                <w:color w:val="0000CC"/>
+                <w:sz w:val="18"/>
+                <w:szCs w:val="18"/>
+              </w:rPr>
+              <w:t>VARCHAR</w:t>
+            </w:r>
+            <w:proofErr w:type="gramEnd"/>
+            <w:r>
+              <w:rPr>
+                <w:rFonts w:ascii="Courier New" w:hAnsi="Courier New" w:cs="Courier New"/>
+                <w:sz w:val="18"/>
+                <w:szCs w:val="18"/>
+              </w:rPr>
+              <w:t>(100)</w:t>
+            </w:r>
+            <w:r>
+              <w:rPr>
+                <w:rFonts w:ascii="Courier New" w:hAnsi="Courier New" w:cs="Courier New"/>
+                <w:b/>
+                <w:bCs/>
+                <w:sz w:val="18"/>
+                <w:szCs w:val="18"/>
+              </w:rPr>
+              <w:t xml:space="preserve"> </w:t>
+            </w:r>
+            <w:r>
+              <w:rPr>
+                <w:rFonts w:ascii="Courier New" w:hAnsi="Courier New" w:cs="Courier New"/>
+                <w:b/>
+                <w:bCs/>
+                <w:color w:val="0000CC"/>
+                <w:sz w:val="18"/>
+                <w:szCs w:val="18"/>
+              </w:rPr>
+              <w:t>NOT NULL</w:t>
+            </w:r>
+            <w:r>
+              <w:rPr>
+                <w:rFonts w:ascii="Courier New" w:hAnsi="Courier New" w:cs="Courier New"/>
+                <w:sz w:val="18"/>
+                <w:szCs w:val="18"/>
+              </w:rPr>
+              <w:t>,</w:t>
+            </w:r>
+          </w:p>
+          <w:p>
+            <w:pPr>
+              <w:spacing w:line="260" w:lineRule="auto"/>
+              <w:rPr>
+                <w:rFonts w:ascii="Courier New" w:hAnsi="Courier New" w:cs="Courier New"/>
+                <w:sz w:val="18"/>
+                <w:szCs w:val="18"/>
+              </w:rPr>
+            </w:pPr>
+            <w:r>
+              <w:rPr>
+                <w:rFonts w:ascii="Courier New" w:hAnsi="Courier New" w:cs="Courier New"/>
+                <w:sz w:val="18"/>
+                <w:szCs w:val="18"/>
+              </w:rPr>
+              <w:t xml:space="preserve">    description </w:t>
+            </w:r>
+            <w:r>
+              <w:rPr>
+                <w:rFonts w:ascii="Courier New" w:hAnsi="Courier New" w:cs="Courier New"/>
+                <w:b/>
+                <w:bCs/>
+                <w:color w:val="0000CC"/>
+                <w:sz w:val="18"/>
+                <w:szCs w:val="18"/>
+              </w:rPr>
+              <w:t>TEXT</w:t>
+            </w:r>
+            <w:r>
+              <w:rPr>
+                <w:rFonts w:ascii="Courier New" w:hAnsi="Courier New" w:cs="Courier New"/>
+                <w:sz w:val="18"/>
+                <w:szCs w:val="18"/>
+              </w:rPr>
+              <w:t>,</w:t>
+            </w:r>
+          </w:p>
+          <w:p>
+            <w:pPr>
+              <w:spacing w:line="260" w:lineRule="auto"/>
+              <w:rPr>
+                <w:rFonts w:ascii="Courier New" w:hAnsi="Courier New" w:cs="Courier New"/>
+                <w:sz w:val="18"/>
+                <w:szCs w:val="18"/>
+              </w:rPr>
+            </w:pPr>
+            <w:r>
+              <w:rPr>
+                <w:rFonts w:ascii="Courier New" w:hAnsi="Courier New" w:cs="Courier New"/>
+                <w:sz w:val="18"/>
+                <w:szCs w:val="18"/>
+              </w:rPr>
+              <w:t xml:space="preserve">    icon        </w:t>
+            </w:r>
+            <w:proofErr w:type="gramStart"/>
+            <w:r>
+              <w:rPr>
+                <w:rFonts w:ascii="Courier New" w:hAnsi="Courier New" w:cs="Courier New"/>
+                <w:b/>
+                <w:bCs/>
+                <w:color w:val="0000CC"/>
+                <w:sz w:val="18"/>
+                <w:szCs w:val="18"/>
+              </w:rPr>
+              <w:t>VARCHAR</w:t>
+            </w:r>
+            <w:r>
+              <w:rPr>
+                <w:rFonts w:ascii="Courier New" w:hAnsi="Courier New" w:cs="Courier New"/>
+                <w:sz w:val="18"/>
+                <w:szCs w:val="18"/>
+              </w:rPr>
+              <w:t>(</w:t>
+            </w:r>
+            <w:proofErr w:type="gramEnd"/>
+            <w:r>
+              <w:rPr>
+                <w:rFonts w:ascii="Courier New" w:hAnsi="Courier New" w:cs="Courier New"/>
+                <w:sz w:val="18"/>
+                <w:szCs w:val="18"/>
+              </w:rPr>
+              <w:t>255)</w:t>
+            </w:r>
+          </w:p>
+          <w:p>
+            <w:pPr>
+              <w:spacing w:line="260" w:lineRule="auto"/>
+            </w:pPr>
+            <w:r>
+              <w:rPr>
+                <w:rFonts w:ascii="Courier New" w:hAnsi="Courier New" w:cs="Courier New"/>
+                <w:sz w:val="18"/>
+                <w:szCs w:val="18"/>
+              </w:rPr>
+              <w:t>);</w:t>
+            </w:r>
+          </w:p>
+        </w:tc>
+      </w:tr>
+    </w:tbl>
+    <w:p/>
+    <w:p>
+      <w:pPr>
+        <w:spacing w:before="320" w:after="100"/>
+      </w:pPr>
+      <w:proofErr w:type="spellStart"/>
+      <w:r>
+        <w:rPr>
+          <w:rFonts w:ascii="Arial" w:eastAsia="Arial" w:hAnsi="Arial" w:cs="Arial"/>
+          <w:b/>
+          <w:bCs/>
+          <w:color w:val="1E3A5F"/>
+          <w:sz w:val="22"/>
+          <w:szCs w:val="22"/>
+        </w:rPr>
+        <w:lastRenderedPageBreak/>
+        <w:t>user_</w:t>
+      </w:r>
+      <w:r>
+        <w:rPr>
+          <w:rFonts w:ascii="Arial" w:eastAsia="Arial" w:hAnsi="Arial" w:cs="Arial"/>
+          <w:b/>
+          <w:bCs/>
+          <w:color w:val="1E3A5F"/>
+          <w:sz w:val="22"/>
+          <w:szCs w:val="22"/>
+        </w:rPr>
+        <w:t>badge</w:t>
+      </w:r>
+      <w:proofErr w:type="spellEnd"/>
+    </w:p>
+    <w:tbl>
+      <w:tblPr>
+        <w:tblW w:w="9360" w:type="dxa"/>
+        <w:tblBorders>
+          <w:top w:val="single" w:sz="4" w:space="0" w:color="auto"/>
+          <w:left w:val="single" w:sz="4" w:space="0" w:color="auto"/>
+          <w:bottom w:val="single" w:sz="4" w:space="0" w:color="auto"/>
+          <w:right w:val="single" w:sz="4" w:space="0" w:color="auto"/>
+          <w:insideH w:val="single" w:sz="4" w:space="0" w:color="auto"/>
+          <w:insideV w:val="single" w:sz="4" w:space="0" w:color="auto"/>
+        </w:tblBorders>
+        <w:tblCellMar>
+          <w:left w:w="10" w:type="dxa"/>
+          <w:right w:w="10" w:type="dxa"/>
+        </w:tblCellMar>
+        <w:tblLook w:val="04A0" w:firstRow="1" w:lastRow="0" w:firstColumn="1" w:lastColumn="0" w:noHBand="0" w:noVBand="1"/>
+      </w:tblPr>
+      <w:tblGrid>
+        <w:gridCol w:w="9360"/>
+      </w:tblGrid>
+      <w:tr>
+        <w:tc>
+          <w:tcPr>
+            <w:tcW w:w="9360" w:type="dxa"/>
+            <w:tcBorders>
+              <w:top w:val="single" w:sz="1" w:space="0" w:color="BBCFE0"/>
+              <w:left w:val="single" w:sz="1" w:space="0" w:color="BBCFE0"/>
+              <w:bottom w:val="single" w:sz="1" w:space="0" w:color="BBCFE0"/>
+              <w:right w:val="single" w:sz="1" w:space="0" w:color="BBCFE0"/>
+            </w:tcBorders>
+            <w:shd w:val="clear" w:color="auto" w:fill="F4F6F8"/>
+            <w:tcMar>
+              <w:top w:w="120" w:type="dxa"/>
+              <w:left w:w="240" w:type="dxa"/>
+              <w:bottom w:w="120" w:type="dxa"/>
+              <w:right w:w="240" w:type="dxa"/>
+            </w:tcMar>
+          </w:tcPr>
+          <w:p>
+            <w:pPr>
+              <w:spacing w:line="260" w:lineRule="auto"/>
+              <w:rPr>
+                <w:rFonts w:ascii="Courier New" w:hAnsi="Courier New" w:cs="Courier New"/>
+                <w:sz w:val="18"/>
+                <w:szCs w:val="18"/>
+              </w:rPr>
+            </w:pPr>
+            <w:r>
+              <w:rPr>
+                <w:rFonts w:ascii="Courier New" w:hAnsi="Courier New" w:cs="Courier New"/>
+                <w:b/>
+                <w:bCs/>
+                <w:color w:val="0000CC"/>
+                <w:sz w:val="18"/>
+                <w:szCs w:val="18"/>
+              </w:rPr>
+              <w:t>CREATE TABLE</w:t>
+            </w:r>
+            <w:r>
+              <w:rPr>
+                <w:rFonts w:ascii="Courier New" w:hAnsi="Courier New" w:cs="Courier New"/>
+                <w:color w:val="0000CC"/>
+                <w:sz w:val="18"/>
+                <w:szCs w:val="18"/>
+              </w:rPr>
+              <w:t xml:space="preserve"> </w:t>
+            </w:r>
+            <w:proofErr w:type="spellStart"/>
+            <w:r>
+              <w:rPr>
+                <w:rFonts w:ascii="Courier New" w:hAnsi="Courier New" w:cs="Courier New"/>
+                <w:sz w:val="18"/>
+                <w:szCs w:val="18"/>
+              </w:rPr>
+              <w:t>user_</w:t>
+            </w:r>
+            <w:r>
+              <w:rPr>
+                <w:rFonts w:ascii="Courier New" w:hAnsi="Courier New" w:cs="Courier New"/>
+                <w:sz w:val="18"/>
+                <w:szCs w:val="18"/>
+              </w:rPr>
+              <w:t>badge</w:t>
+            </w:r>
+            <w:proofErr w:type="spellEnd"/>
+            <w:r>
+              <w:rPr>
+                <w:rFonts w:ascii="Courier New" w:hAnsi="Courier New" w:cs="Courier New"/>
+                <w:sz w:val="18"/>
+                <w:szCs w:val="18"/>
+              </w:rPr>
+              <w:t xml:space="preserve"> (</w:t>
+            </w:r>
+          </w:p>
+          <w:p>
+            <w:pPr>
+              <w:spacing w:line="260" w:lineRule="auto"/>
+              <w:rPr>
+                <w:rFonts w:ascii="Courier New" w:hAnsi="Courier New" w:cs="Courier New"/>
+                <w:sz w:val="18"/>
+                <w:szCs w:val="18"/>
+              </w:rPr>
+            </w:pPr>
+            <w:r>
+              <w:rPr>
+                <w:rFonts w:ascii="Courier New" w:hAnsi="Courier New" w:cs="Courier New"/>
+                <w:sz w:val="18"/>
+                <w:szCs w:val="18"/>
+              </w:rPr>
+              <w:t xml:space="preserve">    </w:t>
+            </w:r>
+            <w:proofErr w:type="spellStart"/>
+            <w:r>
+              <w:rPr>
+                <w:rFonts w:ascii="Courier New" w:hAnsi="Courier New" w:cs="Courier New"/>
+                <w:sz w:val="18"/>
+                <w:szCs w:val="18"/>
+              </w:rPr>
+              <w:t>user_id</w:t>
+            </w:r>
+            <w:proofErr w:type="spellEnd"/>
+            <w:r>
+              <w:rPr>
+                <w:rFonts w:ascii="Courier New" w:hAnsi="Courier New" w:cs="Courier New"/>
+                <w:sz w:val="18"/>
+                <w:szCs w:val="18"/>
+              </w:rPr>
+              <w:t xml:space="preserve">     </w:t>
+            </w:r>
+            <w:r>
+              <w:rPr>
+                <w:rFonts w:ascii="Courier New" w:hAnsi="Courier New" w:cs="Courier New"/>
+                <w:b/>
+                <w:bCs/>
+                <w:color w:val="0000CC"/>
+                <w:sz w:val="18"/>
+                <w:szCs w:val="18"/>
+              </w:rPr>
+              <w:t>INTEGER REFERENCES</w:t>
+            </w:r>
+            <w:r>
+              <w:rPr>
+                <w:rFonts w:ascii="Courier New" w:hAnsi="Courier New" w:cs="Courier New"/>
+                <w:color w:val="0000CC"/>
+                <w:sz w:val="18"/>
+                <w:szCs w:val="18"/>
+              </w:rPr>
+              <w:t xml:space="preserve"> </w:t>
+            </w:r>
+            <w:r>
+              <w:rPr>
+                <w:rFonts w:ascii="Courier New" w:hAnsi="Courier New" w:cs="Courier New"/>
+                <w:sz w:val="18"/>
+                <w:szCs w:val="18"/>
+              </w:rPr>
+              <w:t>users(</w:t>
+            </w:r>
+            <w:proofErr w:type="spellStart"/>
+            <w:r>
+              <w:rPr>
+                <w:rFonts w:ascii="Courier New" w:hAnsi="Courier New" w:cs="Courier New"/>
+                <w:sz w:val="18"/>
+                <w:szCs w:val="18"/>
+              </w:rPr>
+              <w:t>user_id</w:t>
+            </w:r>
+            <w:proofErr w:type="spellEnd"/>
+            <w:r>
+              <w:rPr>
+                <w:rFonts w:ascii="Courier New" w:hAnsi="Courier New" w:cs="Courier New"/>
+                <w:sz w:val="18"/>
+                <w:szCs w:val="18"/>
+              </w:rPr>
+              <w:t xml:space="preserve">) </w:t>
+            </w:r>
+            <w:r>
+              <w:rPr>
+                <w:rFonts w:ascii="Courier New" w:hAnsi="Courier New" w:cs="Courier New"/>
+                <w:b/>
+                <w:bCs/>
+                <w:color w:val="0000CC"/>
+                <w:sz w:val="18"/>
+                <w:szCs w:val="18"/>
+              </w:rPr>
+              <w:t>ON DELETE CASCADE</w:t>
+            </w:r>
+            <w:r>
+              <w:rPr>
+                <w:rFonts w:ascii="Courier New" w:hAnsi="Courier New" w:cs="Courier New"/>
+                <w:sz w:val="18"/>
+                <w:szCs w:val="18"/>
+              </w:rPr>
+              <w:t>,</w:t>
+            </w:r>
+          </w:p>
+          <w:p>
+            <w:pPr>
+              <w:spacing w:line="260" w:lineRule="auto"/>
+              <w:rPr>
+                <w:rFonts w:ascii="Courier New" w:hAnsi="Courier New" w:cs="Courier New"/>
+                <w:sz w:val="18"/>
+                <w:szCs w:val="18"/>
+              </w:rPr>
+            </w:pPr>
+            <w:r>
+              <w:rPr>
+                <w:rFonts w:ascii="Courier New" w:hAnsi="Courier New" w:cs="Courier New"/>
+                <w:sz w:val="18"/>
+                <w:szCs w:val="18"/>
+              </w:rPr>
+              <w:t xml:space="preserve">    </w:t>
+            </w:r>
+            <w:proofErr w:type="spellStart"/>
+            <w:r>
+              <w:rPr>
+                <w:rFonts w:ascii="Courier New" w:hAnsi="Courier New" w:cs="Courier New"/>
+                <w:sz w:val="18"/>
+                <w:szCs w:val="18"/>
+              </w:rPr>
+              <w:t>badge_id</w:t>
+            </w:r>
+            <w:proofErr w:type="spellEnd"/>
+            <w:r>
+              <w:rPr>
+                <w:rFonts w:ascii="Courier New" w:hAnsi="Courier New" w:cs="Courier New"/>
+                <w:sz w:val="18"/>
+                <w:szCs w:val="18"/>
+              </w:rPr>
+              <w:t xml:space="preserve">    </w:t>
+            </w:r>
+            <w:r>
+              <w:rPr>
+                <w:rFonts w:ascii="Courier New" w:hAnsi="Courier New" w:cs="Courier New"/>
+                <w:b/>
+                <w:bCs/>
+                <w:color w:val="0000CC"/>
+                <w:sz w:val="18"/>
+                <w:szCs w:val="18"/>
+              </w:rPr>
+              <w:t>INTEGER REFERENCES</w:t>
+            </w:r>
+            <w:r>
+              <w:rPr>
+                <w:rFonts w:ascii="Courier New" w:hAnsi="Courier New" w:cs="Courier New"/>
+                <w:color w:val="0000CC"/>
+                <w:sz w:val="18"/>
+                <w:szCs w:val="18"/>
+              </w:rPr>
+              <w:t xml:space="preserve"> </w:t>
+            </w:r>
+            <w:r>
+              <w:rPr>
+                <w:rFonts w:ascii="Courier New" w:hAnsi="Courier New" w:cs="Courier New"/>
+                <w:sz w:val="18"/>
+                <w:szCs w:val="18"/>
+              </w:rPr>
+              <w:t>badge(</w:t>
+            </w:r>
+            <w:proofErr w:type="spellStart"/>
+            <w:r>
+              <w:rPr>
+                <w:rFonts w:ascii="Courier New" w:hAnsi="Courier New" w:cs="Courier New"/>
+                <w:sz w:val="18"/>
+                <w:szCs w:val="18"/>
+              </w:rPr>
+              <w:t>badge_id</w:t>
+            </w:r>
+            <w:proofErr w:type="spellEnd"/>
+            <w:r>
+              <w:rPr>
+                <w:rFonts w:ascii="Courier New" w:hAnsi="Courier New" w:cs="Courier New"/>
+                <w:sz w:val="18"/>
+                <w:szCs w:val="18"/>
+              </w:rPr>
+              <w:t xml:space="preserve">) </w:t>
+            </w:r>
+            <w:r>
+              <w:rPr>
+                <w:rFonts w:ascii="Courier New" w:hAnsi="Courier New" w:cs="Courier New"/>
+                <w:b/>
+                <w:bCs/>
+                <w:color w:val="0000CC"/>
+                <w:sz w:val="18"/>
+                <w:szCs w:val="18"/>
+              </w:rPr>
+              <w:t>ON DELETE CASCADE</w:t>
+            </w:r>
+            <w:r>
+              <w:rPr>
+                <w:rFonts w:ascii="Courier New" w:hAnsi="Courier New" w:cs="Courier New"/>
+                <w:sz w:val="18"/>
+                <w:szCs w:val="18"/>
+              </w:rPr>
+              <w:t>,</w:t>
+            </w:r>
+          </w:p>
+          <w:p>
+            <w:pPr>
+              <w:spacing w:line="260" w:lineRule="auto"/>
+              <w:rPr>
+                <w:rFonts w:ascii="Courier New" w:hAnsi="Courier New" w:cs="Courier New"/>
+                <w:sz w:val="18"/>
+                <w:szCs w:val="18"/>
+              </w:rPr>
+            </w:pPr>
+            <w:r>
+              <w:rPr>
+                <w:rFonts w:ascii="Courier New" w:hAnsi="Courier New" w:cs="Courier New"/>
+                <w:sz w:val="18"/>
+                <w:szCs w:val="18"/>
+              </w:rPr>
+              <w:t xml:space="preserve">    </w:t>
+            </w:r>
+            <w:proofErr w:type="spellStart"/>
+            <w:r>
+              <w:rPr>
+                <w:rFonts w:ascii="Courier New" w:hAnsi="Courier New" w:cs="Courier New"/>
+                <w:sz w:val="18"/>
+                <w:szCs w:val="18"/>
+              </w:rPr>
+              <w:t>earned_at</w:t>
+            </w:r>
+            <w:proofErr w:type="spellEnd"/>
+            <w:r>
+              <w:rPr>
+                <w:rFonts w:ascii="Courier New" w:hAnsi="Courier New" w:cs="Courier New"/>
+                <w:sz w:val="18"/>
+                <w:szCs w:val="18"/>
+              </w:rPr>
+              <w:t xml:space="preserve">   </w:t>
+            </w:r>
+            <w:r>
+              <w:rPr>
+                <w:rFonts w:ascii="Courier New" w:hAnsi="Courier New" w:cs="Courier New"/>
+                <w:b/>
+                <w:bCs/>
+                <w:color w:val="0000CC"/>
+                <w:sz w:val="18"/>
+                <w:szCs w:val="18"/>
+              </w:rPr>
+              <w:t>TIMESTAMP DEFAULT</w:t>
+            </w:r>
+            <w:r>
+              <w:rPr>
+                <w:rFonts w:ascii="Courier New" w:hAnsi="Courier New" w:cs="Courier New"/>
+                <w:sz w:val="18"/>
+                <w:szCs w:val="18"/>
+              </w:rPr>
+              <w:t xml:space="preserve"> </w:t>
+            </w:r>
+            <w:proofErr w:type="gramStart"/>
+            <w:r>
+              <w:rPr>
+                <w:rFonts w:ascii="Courier New" w:hAnsi="Courier New" w:cs="Courier New"/>
+                <w:sz w:val="18"/>
+                <w:szCs w:val="18"/>
+              </w:rPr>
+              <w:t>now(</w:t>
+            </w:r>
+            <w:proofErr w:type="gramEnd"/>
+            <w:r>
+              <w:rPr>
+                <w:rFonts w:ascii="Courier New" w:hAnsi="Courier New" w:cs="Courier New"/>
+                <w:sz w:val="18"/>
+                <w:szCs w:val="18"/>
+              </w:rPr>
+              <w:t>),</w:t>
+            </w:r>
+          </w:p>
+          <w:p>
+            <w:pPr>
+              <w:spacing w:line="260" w:lineRule="auto"/>
+              <w:rPr>
+                <w:rFonts w:ascii="Courier New" w:hAnsi="Courier New" w:cs="Courier New"/>
+                <w:sz w:val="18"/>
+                <w:szCs w:val="18"/>
+              </w:rPr>
+            </w:pPr>
+            <w:r>
+              <w:rPr>
+                <w:rFonts w:ascii="Courier New" w:hAnsi="Courier New" w:cs="Courier New"/>
+                <w:sz w:val="18"/>
+                <w:szCs w:val="18"/>
+              </w:rPr>
+              <w:t xml:space="preserve">    </w:t>
+            </w:r>
+            <w:r>
+              <w:rPr>
+                <w:rFonts w:ascii="Courier New" w:hAnsi="Courier New" w:cs="Courier New"/>
+                <w:b/>
+                <w:bCs/>
+                <w:color w:val="0000CC"/>
+                <w:sz w:val="18"/>
+                <w:szCs w:val="18"/>
+              </w:rPr>
+              <w:t>PRIMARY KEY</w:t>
+            </w:r>
+            <w:r>
+              <w:rPr>
+                <w:rFonts w:ascii="Courier New" w:hAnsi="Courier New" w:cs="Courier New"/>
+                <w:color w:val="0000CC"/>
+                <w:sz w:val="18"/>
+                <w:szCs w:val="18"/>
+              </w:rPr>
+              <w:t xml:space="preserve"> </w:t>
+            </w:r>
+            <w:r>
+              <w:rPr>
+                <w:rFonts w:ascii="Courier New" w:hAnsi="Courier New" w:cs="Courier New"/>
+                <w:sz w:val="18"/>
+                <w:szCs w:val="18"/>
+              </w:rPr>
+              <w:t>(</w:t>
+            </w:r>
+            <w:proofErr w:type="spellStart"/>
+            <w:r>
+              <w:rPr>
+                <w:rFonts w:ascii="Courier New" w:hAnsi="Courier New" w:cs="Courier New"/>
+                <w:sz w:val="18"/>
+                <w:szCs w:val="18"/>
+              </w:rPr>
+              <w:t>user_id</w:t>
+            </w:r>
+            <w:proofErr w:type="spellEnd"/>
+            <w:r>
+              <w:rPr>
+                <w:rFonts w:ascii="Courier New" w:hAnsi="Courier New" w:cs="Courier New"/>
+                <w:sz w:val="18"/>
+                <w:szCs w:val="18"/>
+              </w:rPr>
+              <w:t xml:space="preserve">, </w:t>
+            </w:r>
+            <w:proofErr w:type="spellStart"/>
+            <w:r>
+              <w:rPr>
+                <w:rFonts w:ascii="Courier New" w:hAnsi="Courier New" w:cs="Courier New"/>
+                <w:sz w:val="18"/>
+                <w:szCs w:val="18"/>
+              </w:rPr>
+              <w:t>badge_id</w:t>
+            </w:r>
+            <w:proofErr w:type="spellEnd"/>
+            <w:r>
+              <w:rPr>
+                <w:rFonts w:ascii="Courier New" w:hAnsi="Courier New" w:cs="Courier New"/>
+                <w:sz w:val="18"/>
+                <w:szCs w:val="18"/>
+              </w:rPr>
+              <w:t>)</w:t>
+            </w:r>
+          </w:p>
+          <w:p>
+            <w:pPr>
+              <w:spacing w:line="260" w:lineRule="auto"/>
+            </w:pPr>
+            <w:r>
+              <w:rPr>
+                <w:rFonts w:ascii="Courier New" w:hAnsi="Courier New" w:cs="Courier New"/>
+                <w:sz w:val="18"/>
+                <w:szCs w:val="18"/>
+              </w:rPr>
+              <w:t>);</w:t>
+            </w:r>
+          </w:p>
+        </w:tc>
+      </w:tr>
+    </w:tbl>
+    <w:p/>
     <w:sectPr>
       <w:footerReference w:type="default" r:id="rId50"/>
       <w:pgSz w:w="11906" w:h="16838"/>
@@ -32777,7 +33625,7 @@
   <w:style w:type="paragraph" w:default="1" w:styleId="Normal">
     <w:name w:val="Normal"/>
     <w:qFormat/>
-    <w:rsid w:val="00D345BD"/>
+    <w:rsid w:val="001171C4"/>
   </w:style>
   <w:style w:type="paragraph" w:styleId="Heading1">
     <w:name w:val="heading 1"/>
@@ -32979,7 +33827,6 @@
   <w:style w:type="character" w:default="1" w:styleId="DefaultParagraphFont">
     <w:name w:val="Default Paragraph Font"/>
     <w:uiPriority w:val="1"/>
-    <w:semiHidden/>
     <w:unhideWhenUsed/>
   </w:style>
   <w:style w:type="table" w:default="1" w:styleId="TableNormal">

--- a/Documentation/SETU Code Lab Design Doument.docx
+++ b/Documentation/SETU Code Lab Design Doument.docx
@@ -12649,6 +12649,9 @@
         <w:jc w:val="center"/>
       </w:pPr>
       <w:r>
+        <w:rPr>
+          <w:noProof/>
+        </w:rPr>
         <w:drawing>
           <wp:inline distT="0" distB="0" distL="0" distR="0" wp14:anchorId="75A127DF" wp14:editId="21CCD13F">
             <wp:extent cx="8159117" cy="5379449"/>
@@ -20299,25 +20302,14 @@
               <w:t xml:space="preserve"> </w:t>
             </w:r>
             <w:proofErr w:type="spellStart"/>
-            <w:proofErr w:type="gramStart"/>
-            <w:r>
-              <w:rPr>
-                <w:rFonts w:ascii="Courier New" w:eastAsia="Courier New" w:hAnsi="Courier New" w:cs="Courier New"/>
-                <w:color w:val="1A1A2E"/>
-                <w:sz w:val="18"/>
-                <w:szCs w:val="18"/>
-              </w:rPr>
-              <w:t>s.submitted</w:t>
-            </w:r>
-            <w:proofErr w:type="gramEnd"/>
-            <w:r>
-              <w:rPr>
-                <w:rFonts w:ascii="Courier New" w:eastAsia="Courier New" w:hAnsi="Courier New" w:cs="Courier New"/>
-                <w:color w:val="1A1A2E"/>
-                <w:sz w:val="18"/>
-                <w:szCs w:val="18"/>
-              </w:rPr>
-              <w:t>_at</w:t>
+            <w:r>
+              <w:rPr>
+                <w:rFonts w:ascii="Courier New" w:eastAsia="Courier New" w:hAnsi="Courier New" w:cs="Courier New"/>
+                <w:color w:val="1A1A2E"/>
+                <w:sz w:val="18"/>
+                <w:szCs w:val="18"/>
+              </w:rPr>
+              <w:t>s.submitted_at</w:t>
             </w:r>
             <w:proofErr w:type="spellEnd"/>
             <w:r>
@@ -21564,7 +21556,7 @@
                 <w:sz w:val="18"/>
                 <w:szCs w:val="18"/>
               </w:rPr>
-              <w:t>1::int[</w:t>
+              <w:t>1::</w:t>
             </w:r>
             <w:proofErr w:type="gramEnd"/>
             <w:r>
@@ -21574,7 +21566,7 @@
                 <w:sz w:val="18"/>
                 <w:szCs w:val="18"/>
               </w:rPr>
-              <w:t>])</w:t>
+              <w:t>int[])</w:t>
             </w:r>
           </w:p>
         </w:tc>
@@ -32123,16 +32115,7 @@
                 <w:sz w:val="18"/>
                 <w:szCs w:val="18"/>
               </w:rPr>
-              <w:t>badge_</w:t>
-            </w:r>
-            <w:proofErr w:type="gramStart"/>
-            <w:r>
-              <w:rPr>
-                <w:rFonts w:ascii="Courier New" w:hAnsi="Courier New" w:cs="Courier New"/>
-                <w:sz w:val="18"/>
-                <w:szCs w:val="18"/>
-              </w:rPr>
-              <w:t>name</w:t>
+              <w:t>badge_name</w:t>
             </w:r>
             <w:proofErr w:type="spellEnd"/>
             <w:r>
@@ -32154,7 +32137,6 @@
               </w:rPr>
               <w:t>VARCHAR</w:t>
             </w:r>
-            <w:proofErr w:type="gramEnd"/>
             <w:r>
               <w:rPr>
                 <w:rFonts w:ascii="Courier New" w:hAnsi="Courier New" w:cs="Courier New"/>
@@ -32247,7 +32229,6 @@
               </w:rPr>
               <w:t xml:space="preserve">    icon        </w:t>
             </w:r>
-            <w:proofErr w:type="gramStart"/>
             <w:r>
               <w:rPr>
                 <w:rFonts w:ascii="Courier New" w:hAnsi="Courier New" w:cs="Courier New"/>
@@ -32265,16 +32246,250 @@
                 <w:sz w:val="18"/>
                 <w:szCs w:val="18"/>
               </w:rPr>
-              <w:t>(</w:t>
+              <w:t>(255)</w:t>
+            </w:r>
+          </w:p>
+          <w:p>
+            <w:pPr>
+              <w:spacing w:line="260" w:lineRule="auto"/>
+              <w:rPr>
+                <w:rFonts w:ascii="Courier New" w:hAnsi="Courier New" w:cs="Courier New"/>
+                <w:sz w:val="18"/>
+                <w:szCs w:val="18"/>
+              </w:rPr>
+            </w:pPr>
+            <w:proofErr w:type="gramStart"/>
+            <w:r>
+              <w:rPr>
+                <w:rFonts w:ascii="Courier New" w:hAnsi="Courier New" w:cs="Courier New"/>
+                <w:sz w:val="18"/>
+                <w:szCs w:val="18"/>
+              </w:rPr>
+              <w:t>);</w:t>
             </w:r>
             <w:proofErr w:type="gramEnd"/>
-            <w:r>
+          </w:p>
+          <w:p>
+            <w:pPr>
+              <w:spacing w:line="260" w:lineRule="auto"/>
               <w:rPr>
                 <w:rFonts w:ascii="Courier New" w:hAnsi="Courier New" w:cs="Courier New"/>
                 <w:sz w:val="18"/>
                 <w:szCs w:val="18"/>
               </w:rPr>
-              <w:t>255)</w:t>
+            </w:pPr>
+          </w:p>
+          <w:p>
+            <w:pPr>
+              <w:spacing w:line="260" w:lineRule="auto"/>
+              <w:rPr>
+                <w:rFonts w:ascii="Courier New" w:hAnsi="Courier New" w:cs="Courier New"/>
+                <w:sz w:val="18"/>
+                <w:szCs w:val="18"/>
+              </w:rPr>
+            </w:pPr>
+            <w:r>
+              <w:rPr>
+                <w:rFonts w:ascii="Courier New" w:hAnsi="Courier New" w:cs="Courier New"/>
+                <w:b/>
+                <w:bCs/>
+                <w:color w:val="0000CC"/>
+                <w:sz w:val="18"/>
+                <w:szCs w:val="18"/>
+              </w:rPr>
+              <w:lastRenderedPageBreak/>
+              <w:t>INSERT INTO</w:t>
+            </w:r>
+            <w:r>
+              <w:rPr>
+                <w:rFonts w:ascii="Courier New" w:hAnsi="Courier New" w:cs="Courier New"/>
+                <w:sz w:val="18"/>
+                <w:szCs w:val="18"/>
+              </w:rPr>
+              <w:t xml:space="preserve"> badge (</w:t>
+            </w:r>
+            <w:proofErr w:type="spellStart"/>
+            <w:r>
+              <w:rPr>
+                <w:rFonts w:ascii="Courier New" w:hAnsi="Courier New" w:cs="Courier New"/>
+                <w:sz w:val="18"/>
+                <w:szCs w:val="18"/>
+              </w:rPr>
+              <w:t>badge_name</w:t>
+            </w:r>
+            <w:proofErr w:type="spellEnd"/>
+            <w:r>
+              <w:rPr>
+                <w:rFonts w:ascii="Courier New" w:hAnsi="Courier New" w:cs="Courier New"/>
+                <w:sz w:val="18"/>
+                <w:szCs w:val="18"/>
+              </w:rPr>
+              <w:t xml:space="preserve">, description, icon) </w:t>
+            </w:r>
+            <w:r>
+              <w:rPr>
+                <w:rFonts w:ascii="Courier New" w:hAnsi="Courier New" w:cs="Courier New"/>
+                <w:b/>
+                <w:bCs/>
+                <w:color w:val="0000CC"/>
+                <w:sz w:val="18"/>
+                <w:szCs w:val="18"/>
+              </w:rPr>
+              <w:t>VALUES</w:t>
+            </w:r>
+          </w:p>
+          <w:p>
+            <w:pPr>
+              <w:spacing w:line="260" w:lineRule="auto"/>
+              <w:rPr>
+                <w:rFonts w:ascii="Courier New" w:hAnsi="Courier New" w:cs="Courier New"/>
+                <w:sz w:val="18"/>
+                <w:szCs w:val="18"/>
+              </w:rPr>
+            </w:pPr>
+            <w:r>
+              <w:rPr>
+                <w:rFonts w:ascii="Courier New" w:hAnsi="Courier New" w:cs="Courier New"/>
+                <w:sz w:val="18"/>
+                <w:szCs w:val="18"/>
+              </w:rPr>
+              <w:t>('First Steps',</w:t>
+            </w:r>
+            <w:r>
+              <w:rPr>
+                <w:rFonts w:ascii="Courier New" w:hAnsi="Courier New" w:cs="Courier New"/>
+                <w:sz w:val="18"/>
+                <w:szCs w:val="18"/>
+              </w:rPr>
+              <w:t xml:space="preserve"> </w:t>
+            </w:r>
+            <w:r>
+              <w:rPr>
+                <w:rFonts w:ascii="Courier New" w:hAnsi="Courier New" w:cs="Courier New"/>
+                <w:sz w:val="18"/>
+                <w:szCs w:val="18"/>
+              </w:rPr>
+              <w:t>'Submit your first solution',</w:t>
+            </w:r>
+            <w:r>
+              <w:rPr>
+                <w:rFonts w:ascii="Courier New" w:hAnsi="Courier New" w:cs="Courier New"/>
+                <w:sz w:val="18"/>
+                <w:szCs w:val="18"/>
+              </w:rPr>
+              <w:t xml:space="preserve"> </w:t>
+            </w:r>
+            <w:r>
+              <w:rPr>
+                <w:rFonts w:ascii="Courier New" w:hAnsi="Courier New" w:cs="Courier New"/>
+                <w:sz w:val="18"/>
+                <w:szCs w:val="18"/>
+              </w:rPr>
+              <w:t>'</w:t>
+            </w:r>
+            <w:proofErr w:type="spellStart"/>
+            <w:r>
+              <w:rPr>
+                <w:rFonts w:ascii="Courier New" w:hAnsi="Courier New" w:cs="Courier New"/>
+                <w:sz w:val="18"/>
+                <w:szCs w:val="18"/>
+              </w:rPr>
+              <w:t>firstSteps.svg</w:t>
+            </w:r>
+            <w:proofErr w:type="spellEnd"/>
+            <w:r>
+              <w:rPr>
+                <w:rFonts w:ascii="Courier New" w:hAnsi="Courier New" w:cs="Courier New"/>
+                <w:sz w:val="18"/>
+                <w:szCs w:val="18"/>
+              </w:rPr>
+              <w:t>'),</w:t>
+            </w:r>
+          </w:p>
+          <w:p>
+            <w:pPr>
+              <w:spacing w:line="260" w:lineRule="auto"/>
+              <w:rPr>
+                <w:rFonts w:ascii="Courier New" w:hAnsi="Courier New" w:cs="Courier New"/>
+                <w:sz w:val="18"/>
+                <w:szCs w:val="18"/>
+              </w:rPr>
+            </w:pPr>
+            <w:r>
+              <w:rPr>
+                <w:rFonts w:ascii="Courier New" w:hAnsi="Courier New" w:cs="Courier New"/>
+                <w:sz w:val="18"/>
+                <w:szCs w:val="18"/>
+              </w:rPr>
+              <w:t>('On Fire',</w:t>
+            </w:r>
+            <w:r>
+              <w:rPr>
+                <w:rFonts w:ascii="Courier New" w:hAnsi="Courier New" w:cs="Courier New"/>
+                <w:sz w:val="18"/>
+                <w:szCs w:val="18"/>
+              </w:rPr>
+              <w:t xml:space="preserve"> </w:t>
+            </w:r>
+            <w:r>
+              <w:rPr>
+                <w:rFonts w:ascii="Courier New" w:hAnsi="Courier New" w:cs="Courier New"/>
+                <w:sz w:val="18"/>
+                <w:szCs w:val="18"/>
+              </w:rPr>
+              <w:t xml:space="preserve">'Achieve a </w:t>
+            </w:r>
+            <w:proofErr w:type="gramStart"/>
+            <w:r>
+              <w:rPr>
+                <w:rFonts w:ascii="Courier New" w:hAnsi="Courier New" w:cs="Courier New"/>
+                <w:sz w:val="18"/>
+                <w:szCs w:val="18"/>
+              </w:rPr>
+              <w:t>3 day</w:t>
+            </w:r>
+            <w:proofErr w:type="gramEnd"/>
+            <w:r>
+              <w:rPr>
+                <w:rFonts w:ascii="Courier New" w:hAnsi="Courier New" w:cs="Courier New"/>
+                <w:sz w:val="18"/>
+                <w:szCs w:val="18"/>
+              </w:rPr>
+              <w:t xml:space="preserve"> streak',</w:t>
+            </w:r>
+            <w:r>
+              <w:rPr>
+                <w:rFonts w:ascii="Courier New" w:hAnsi="Courier New" w:cs="Courier New"/>
+                <w:sz w:val="18"/>
+                <w:szCs w:val="18"/>
+              </w:rPr>
+              <w:t xml:space="preserve"> </w:t>
+            </w:r>
+            <w:r>
+              <w:rPr>
+                <w:rFonts w:ascii="Courier New" w:hAnsi="Courier New" w:cs="Courier New"/>
+                <w:sz w:val="18"/>
+                <w:szCs w:val="18"/>
+              </w:rPr>
+              <w:t>'</w:t>
+            </w:r>
+            <w:proofErr w:type="spellStart"/>
+            <w:r>
+              <w:rPr>
+                <w:rFonts w:ascii="Courier New" w:hAnsi="Courier New" w:cs="Courier New"/>
+                <w:sz w:val="18"/>
+                <w:szCs w:val="18"/>
+              </w:rPr>
+              <w:t>streakBadge.svg</w:t>
+            </w:r>
+            <w:proofErr w:type="spellEnd"/>
+            <w:r>
+              <w:rPr>
+                <w:rFonts w:ascii="Courier New" w:hAnsi="Courier New" w:cs="Courier New"/>
+                <w:sz w:val="18"/>
+                <w:szCs w:val="18"/>
+              </w:rPr>
+              <w:t>'),</w:t>
             </w:r>
           </w:p>
           <w:p>
@@ -32287,7 +32502,41 @@
                 <w:sz w:val="18"/>
                 <w:szCs w:val="18"/>
               </w:rPr>
-              <w:t>);</w:t>
+              <w:t>('Problem Solver', 'Solve 5 problems'</w:t>
+            </w:r>
+            <w:r>
+              <w:rPr>
+                <w:rFonts w:ascii="Courier New" w:hAnsi="Courier New" w:cs="Courier New"/>
+                <w:sz w:val="18"/>
+                <w:szCs w:val="18"/>
+              </w:rPr>
+              <w:t xml:space="preserve">, </w:t>
+            </w:r>
+            <w:r>
+              <w:rPr>
+                <w:rFonts w:ascii="Courier New" w:hAnsi="Courier New" w:cs="Courier New"/>
+                <w:sz w:val="18"/>
+                <w:szCs w:val="18"/>
+              </w:rPr>
+              <w:t>'</w:t>
+            </w:r>
+            <w:proofErr w:type="spellStart"/>
+            <w:r>
+              <w:rPr>
+                <w:rFonts w:ascii="Courier New" w:hAnsi="Courier New" w:cs="Courier New"/>
+                <w:sz w:val="18"/>
+                <w:szCs w:val="18"/>
+              </w:rPr>
+              <w:t>problemSolver.svg</w:t>
+            </w:r>
+            <w:proofErr w:type="spellEnd"/>
+            <w:r>
+              <w:rPr>
+                <w:rFonts w:ascii="Courier New" w:hAnsi="Courier New" w:cs="Courier New"/>
+                <w:sz w:val="18"/>
+                <w:szCs w:val="18"/>
+              </w:rPr>
+              <w:t>');</w:t>
             </w:r>
           </w:p>
         </w:tc>
@@ -32308,19 +32557,7 @@
           <w:sz w:val="22"/>
           <w:szCs w:val="22"/>
         </w:rPr>
-        <w:lastRenderedPageBreak/>
-        <w:t>user_</w:t>
-      </w:r>
-      <w:r>
-        <w:rPr>
-          <w:rFonts w:ascii="Arial" w:eastAsia="Arial" w:hAnsi="Arial" w:cs="Arial"/>
-          <w:b/>
-          <w:bCs/>
-          <w:color w:val="1E3A5F"/>
-          <w:sz w:val="22"/>
-          <w:szCs w:val="22"/>
-        </w:rPr>
-        <w:t>badge</w:t>
+        <w:t>user_badge</w:t>
       </w:r>
       <w:proofErr w:type="spellEnd"/>
     </w:p>
@@ -32398,15 +32635,7 @@
                 <w:sz w:val="18"/>
                 <w:szCs w:val="18"/>
               </w:rPr>
-              <w:t>user_</w:t>
-            </w:r>
-            <w:r>
-              <w:rPr>
-                <w:rFonts w:ascii="Courier New" w:hAnsi="Courier New" w:cs="Courier New"/>
-                <w:sz w:val="18"/>
-                <w:szCs w:val="18"/>
-              </w:rPr>
-              <w:t>badge</w:t>
+              <w:t>user_badge</w:t>
             </w:r>
             <w:proofErr w:type="spellEnd"/>
             <w:r>
@@ -32672,25 +32901,7 @@
                 <w:sz w:val="18"/>
                 <w:szCs w:val="18"/>
               </w:rPr>
-              <w:t xml:space="preserve"> </w:t>
-            </w:r>
-            <w:proofErr w:type="gramStart"/>
-            <w:r>
-              <w:rPr>
-                <w:rFonts w:ascii="Courier New" w:hAnsi="Courier New" w:cs="Courier New"/>
-                <w:sz w:val="18"/>
-                <w:szCs w:val="18"/>
-              </w:rPr>
-              <w:t>now(</w:t>
-            </w:r>
-            <w:proofErr w:type="gramEnd"/>
-            <w:r>
-              <w:rPr>
-                <w:rFonts w:ascii="Courier New" w:hAnsi="Courier New" w:cs="Courier New"/>
-                <w:sz w:val="18"/>
-                <w:szCs w:val="18"/>
-              </w:rPr>
-              <w:t>),</w:t>
+              <w:t xml:space="preserve"> now(),</w:t>
             </w:r>
           </w:p>
           <w:p>

--- a/Documentation/SETU Code Lab Design Doument.docx
+++ b/Documentation/SETU Code Lab Design Doument.docx
@@ -12391,15 +12391,14 @@
       <w:r>
         <w:rPr>
           <w:rFonts w:asciiTheme="majorHAnsi" w:eastAsiaTheme="majorEastAsia" w:hAnsiTheme="majorHAnsi" w:cstheme="majorBidi"/>
-          <w:noProof/>
           <w:sz w:val="40"/>
           <w:szCs w:val="40"/>
         </w:rPr>
         <w:drawing>
-          <wp:inline distT="0" distB="0" distL="0" distR="0" wp14:anchorId="16C7E859" wp14:editId="683B4904">
-            <wp:extent cx="5731510" cy="5034280"/>
+          <wp:inline distT="0" distB="0" distL="0" distR="0" wp14:anchorId="46EA00F2" wp14:editId="2D457BFD">
+            <wp:extent cx="2969864" cy="6086475"/>
             <wp:effectExtent l="0" t="0" r="2540" b="0"/>
-            <wp:docPr id="1806149306" name="Picture 1"/>
+            <wp:docPr id="163790729" name="Picture 1"/>
             <wp:cNvGraphicFramePr>
               <a:graphicFrameLocks xmlns:a="http://schemas.openxmlformats.org/drawingml/2006/main" noChangeAspect="1"/>
             </wp:cNvGraphicFramePr>
@@ -12407,7 +12406,7 @@
               <a:graphicData uri="http://schemas.openxmlformats.org/drawingml/2006/picture">
                 <pic:pic xmlns:pic="http://schemas.openxmlformats.org/drawingml/2006/picture">
                   <pic:nvPicPr>
-                    <pic:cNvPr id="1806149306" name=""/>
+                    <pic:cNvPr id="163790729" name=""/>
                     <pic:cNvPicPr/>
                   </pic:nvPicPr>
                   <pic:blipFill>
@@ -12419,7 +12418,7 @@
                   <pic:spPr>
                     <a:xfrm>
                       <a:off x="0" y="0"/>
-                      <a:ext cx="5731510" cy="5034280"/>
+                      <a:ext cx="2980345" cy="6107955"/>
                     </a:xfrm>
                     <a:prstGeom prst="rect">
                       <a:avLst/>
@@ -12829,7 +12828,15 @@
       </w:r>
       <w:proofErr w:type="spellEnd"/>
       <w:r>
-        <w:t>, last_solved_date) is maintained on the users table and updated at submission time.</w:t>
+        <w:t xml:space="preserve">, </w:t>
+      </w:r>
+      <w:proofErr w:type="spellStart"/>
+      <w:r>
+        <w:t>last_solved_date</w:t>
+      </w:r>
+      <w:proofErr w:type="spellEnd"/>
+      <w:r>
+        <w:t>) is maintained on the users table and updated at submission time.</w:t>
       </w:r>
     </w:p>
     <w:p>
@@ -20785,8 +20792,19 @@
                 <w:sz w:val="18"/>
                 <w:szCs w:val="18"/>
               </w:rPr>
-              <w:t>, last_solved_date</w:t>
-            </w:r>
+              <w:t xml:space="preserve">, </w:t>
+            </w:r>
+            <w:proofErr w:type="spellStart"/>
+            <w:r>
+              <w:rPr>
+                <w:rFonts w:ascii="Courier New" w:eastAsia="Courier New" w:hAnsi="Courier New" w:cs="Courier New"/>
+                <w:color w:val="1A1A2E"/>
+                <w:sz w:val="18"/>
+                <w:szCs w:val="18"/>
+              </w:rPr>
+              <w:t>last_solved_date</w:t>
+            </w:r>
+            <w:proofErr w:type="spellEnd"/>
           </w:p>
           <w:p>
             <w:pPr>
@@ -21798,14 +21816,25 @@
               </w:rPr>
               <w:t xml:space="preserve"> </w:t>
             </w:r>
-            <w:r>
-              <w:rPr>
-                <w:rFonts w:ascii="Courier New" w:eastAsia="Courier New" w:hAnsi="Courier New" w:cs="Courier New"/>
-                <w:color w:val="1A1A2E"/>
-                <w:sz w:val="18"/>
-                <w:szCs w:val="18"/>
-              </w:rPr>
-              <w:t xml:space="preserve">last_solved_date, </w:t>
+            <w:proofErr w:type="spellStart"/>
+            <w:r>
+              <w:rPr>
+                <w:rFonts w:ascii="Courier New" w:eastAsia="Courier New" w:hAnsi="Courier New" w:cs="Courier New"/>
+                <w:color w:val="1A1A2E"/>
+                <w:sz w:val="18"/>
+                <w:szCs w:val="18"/>
+              </w:rPr>
+              <w:t>last_solved_date</w:t>
+            </w:r>
+            <w:proofErr w:type="spellEnd"/>
+            <w:r>
+              <w:rPr>
+                <w:rFonts w:ascii="Courier New" w:eastAsia="Courier New" w:hAnsi="Courier New" w:cs="Courier New"/>
+                <w:color w:val="1A1A2E"/>
+                <w:sz w:val="18"/>
+                <w:szCs w:val="18"/>
+              </w:rPr>
+              <w:t xml:space="preserve">, </w:t>
             </w:r>
             <w:proofErr w:type="spellStart"/>
             <w:r>

--- a/Documentation/SETU Code Lab Design Doument.docx
+++ b/Documentation/SETU Code Lab Design Doument.docx
@@ -214,13 +214,7 @@
         <w:rPr>
           <w:rFonts w:eastAsia="Yu Gothic Light"/>
         </w:rPr>
-        <w:t>2</w:t>
-      </w:r>
-      <w:r>
-        <w:rPr>
-          <w:rFonts w:eastAsia="Yu Gothic Light"/>
-        </w:rPr>
-        <w:t>4</w:t>
+        <w:t>19</w:t>
       </w:r>
       <w:r>
         <w:rPr>
@@ -309,7 +303,7 @@
           <w:r>
             <w:fldChar w:fldCharType="separate"/>
           </w:r>
-          <w:hyperlink w:anchor="_Toc226387148" w:history="1">
+          <w:hyperlink w:anchor="_Toc227532109" w:history="1">
             <w:r>
               <w:rPr>
                 <w:rStyle w:val="Hyperlink"/>
@@ -336,7 +330,7 @@
                 <w:noProof/>
                 <w:webHidden/>
               </w:rPr>
-              <w:instrText xml:space="preserve"> PAGEREF _Toc226387148 \h </w:instrText>
+              <w:instrText xml:space="preserve"> PAGEREF _Toc227532109 \h </w:instrText>
             </w:r>
             <w:r>
               <w:rPr>
@@ -379,7 +373,7 @@
               <w:lang w:eastAsia="en-IE"/>
             </w:rPr>
           </w:pPr>
-          <w:hyperlink w:anchor="_Toc226387149" w:history="1">
+          <w:hyperlink w:anchor="_Toc227532110" w:history="1">
             <w:r>
               <w:rPr>
                 <w:rStyle w:val="Hyperlink"/>
@@ -406,7 +400,7 @@
                 <w:noProof/>
                 <w:webHidden/>
               </w:rPr>
-              <w:instrText xml:space="preserve"> PAGEREF _Toc226387149 \h </w:instrText>
+              <w:instrText xml:space="preserve"> PAGEREF _Toc227532110 \h </w:instrText>
             </w:r>
             <w:r>
               <w:rPr>
@@ -449,7 +443,7 @@
               <w:lang w:eastAsia="en-IE"/>
             </w:rPr>
           </w:pPr>
-          <w:hyperlink w:anchor="_Toc226387150" w:history="1">
+          <w:hyperlink w:anchor="_Toc227532111" w:history="1">
             <w:r>
               <w:rPr>
                 <w:rStyle w:val="Hyperlink"/>
@@ -476,7 +470,7 @@
                 <w:noProof/>
                 <w:webHidden/>
               </w:rPr>
-              <w:instrText xml:space="preserve"> PAGEREF _Toc226387150 \h </w:instrText>
+              <w:instrText xml:space="preserve"> PAGEREF _Toc227532111 \h </w:instrText>
             </w:r>
             <w:r>
               <w:rPr>
@@ -519,7 +513,7 @@
               <w:lang w:eastAsia="en-IE"/>
             </w:rPr>
           </w:pPr>
-          <w:hyperlink w:anchor="_Toc226387151" w:history="1">
+          <w:hyperlink w:anchor="_Toc227532112" w:history="1">
             <w:r>
               <w:rPr>
                 <w:rStyle w:val="Hyperlink"/>
@@ -546,7 +540,7 @@
                 <w:noProof/>
                 <w:webHidden/>
               </w:rPr>
-              <w:instrText xml:space="preserve"> PAGEREF _Toc226387151 \h </w:instrText>
+              <w:instrText xml:space="preserve"> PAGEREF _Toc227532112 \h </w:instrText>
             </w:r>
             <w:r>
               <w:rPr>
@@ -589,7 +583,7 @@
               <w:lang w:eastAsia="en-IE"/>
             </w:rPr>
           </w:pPr>
-          <w:hyperlink w:anchor="_Toc226387152" w:history="1">
+          <w:hyperlink w:anchor="_Toc227532113" w:history="1">
             <w:r>
               <w:rPr>
                 <w:rStyle w:val="Hyperlink"/>
@@ -616,7 +610,7 @@
                 <w:noProof/>
                 <w:webHidden/>
               </w:rPr>
-              <w:instrText xml:space="preserve"> PAGEREF _Toc226387152 \h </w:instrText>
+              <w:instrText xml:space="preserve"> PAGEREF _Toc227532113 \h </w:instrText>
             </w:r>
             <w:r>
               <w:rPr>
@@ -659,7 +653,7 @@
               <w:lang w:eastAsia="en-IE"/>
             </w:rPr>
           </w:pPr>
-          <w:hyperlink w:anchor="_Toc226387153" w:history="1">
+          <w:hyperlink w:anchor="_Toc227532114" w:history="1">
             <w:r>
               <w:rPr>
                 <w:rStyle w:val="Hyperlink"/>
@@ -686,7 +680,7 @@
                 <w:noProof/>
                 <w:webHidden/>
               </w:rPr>
-              <w:instrText xml:space="preserve"> PAGEREF _Toc226387153 \h </w:instrText>
+              <w:instrText xml:space="preserve"> PAGEREF _Toc227532114 \h </w:instrText>
             </w:r>
             <w:r>
               <w:rPr>
@@ -729,7 +723,7 @@
               <w:lang w:eastAsia="en-IE"/>
             </w:rPr>
           </w:pPr>
-          <w:hyperlink w:anchor="_Toc226387154" w:history="1">
+          <w:hyperlink w:anchor="_Toc227532115" w:history="1">
             <w:r>
               <w:rPr>
                 <w:rStyle w:val="Hyperlink"/>
@@ -756,7 +750,7 @@
                 <w:noProof/>
                 <w:webHidden/>
               </w:rPr>
-              <w:instrText xml:space="preserve"> PAGEREF _Toc226387154 \h </w:instrText>
+              <w:instrText xml:space="preserve"> PAGEREF _Toc227532115 \h </w:instrText>
             </w:r>
             <w:r>
               <w:rPr>
@@ -799,7 +793,7 @@
               <w:lang w:eastAsia="en-IE"/>
             </w:rPr>
           </w:pPr>
-          <w:hyperlink w:anchor="_Toc226387155" w:history="1">
+          <w:hyperlink w:anchor="_Toc227532116" w:history="1">
             <w:r>
               <w:rPr>
                 <w:rStyle w:val="Hyperlink"/>
@@ -826,7 +820,7 @@
                 <w:noProof/>
                 <w:webHidden/>
               </w:rPr>
-              <w:instrText xml:space="preserve"> PAGEREF _Toc226387155 \h </w:instrText>
+              <w:instrText xml:space="preserve"> PAGEREF _Toc227532116 \h </w:instrText>
             </w:r>
             <w:r>
               <w:rPr>
@@ -869,7 +863,7 @@
               <w:lang w:eastAsia="en-IE"/>
             </w:rPr>
           </w:pPr>
-          <w:hyperlink w:anchor="_Toc226387156" w:history="1">
+          <w:hyperlink w:anchor="_Toc227532117" w:history="1">
             <w:r>
               <w:rPr>
                 <w:rStyle w:val="Hyperlink"/>
@@ -896,7 +890,7 @@
                 <w:noProof/>
                 <w:webHidden/>
               </w:rPr>
-              <w:instrText xml:space="preserve"> PAGEREF _Toc226387156 \h </w:instrText>
+              <w:instrText xml:space="preserve"> PAGEREF _Toc227532117 \h </w:instrText>
             </w:r>
             <w:r>
               <w:rPr>
@@ -939,7 +933,7 @@
               <w:lang w:eastAsia="en-IE"/>
             </w:rPr>
           </w:pPr>
-          <w:hyperlink w:anchor="_Toc226387157" w:history="1">
+          <w:hyperlink w:anchor="_Toc227532118" w:history="1">
             <w:r>
               <w:rPr>
                 <w:rStyle w:val="Hyperlink"/>
@@ -966,7 +960,7 @@
                 <w:noProof/>
                 <w:webHidden/>
               </w:rPr>
-              <w:instrText xml:space="preserve"> PAGEREF _Toc226387157 \h </w:instrText>
+              <w:instrText xml:space="preserve"> PAGEREF _Toc227532118 \h </w:instrText>
             </w:r>
             <w:r>
               <w:rPr>
@@ -1009,7 +1003,7 @@
               <w:lang w:eastAsia="en-IE"/>
             </w:rPr>
           </w:pPr>
-          <w:hyperlink w:anchor="_Toc226387158" w:history="1">
+          <w:hyperlink w:anchor="_Toc227532119" w:history="1">
             <w:r>
               <w:rPr>
                 <w:rStyle w:val="Hyperlink"/>
@@ -1036,7 +1030,7 @@
                 <w:noProof/>
                 <w:webHidden/>
               </w:rPr>
-              <w:instrText xml:space="preserve"> PAGEREF _Toc226387158 \h </w:instrText>
+              <w:instrText xml:space="preserve"> PAGEREF _Toc227532119 \h </w:instrText>
             </w:r>
             <w:r>
               <w:rPr>
@@ -1079,7 +1073,7 @@
               <w:lang w:eastAsia="en-IE"/>
             </w:rPr>
           </w:pPr>
-          <w:hyperlink w:anchor="_Toc226387159" w:history="1">
+          <w:hyperlink w:anchor="_Toc227532120" w:history="1">
             <w:r>
               <w:rPr>
                 <w:rStyle w:val="Hyperlink"/>
@@ -1106,7 +1100,7 @@
                 <w:noProof/>
                 <w:webHidden/>
               </w:rPr>
-              <w:instrText xml:space="preserve"> PAGEREF _Toc226387159 \h </w:instrText>
+              <w:instrText xml:space="preserve"> PAGEREF _Toc227532120 \h </w:instrText>
             </w:r>
             <w:r>
               <w:rPr>
@@ -1149,7 +1143,7 @@
               <w:lang w:eastAsia="en-IE"/>
             </w:rPr>
           </w:pPr>
-          <w:hyperlink w:anchor="_Toc226387160" w:history="1">
+          <w:hyperlink w:anchor="_Toc227532121" w:history="1">
             <w:r>
               <w:rPr>
                 <w:rStyle w:val="Hyperlink"/>
@@ -1176,7 +1170,7 @@
                 <w:noProof/>
                 <w:webHidden/>
               </w:rPr>
-              <w:instrText xml:space="preserve"> PAGEREF _Toc226387160 \h </w:instrText>
+              <w:instrText xml:space="preserve"> PAGEREF _Toc227532121 \h </w:instrText>
             </w:r>
             <w:r>
               <w:rPr>
@@ -1219,7 +1213,7 @@
               <w:lang w:eastAsia="en-IE"/>
             </w:rPr>
           </w:pPr>
-          <w:hyperlink w:anchor="_Toc226387161" w:history="1">
+          <w:hyperlink w:anchor="_Toc227532122" w:history="1">
             <w:r>
               <w:rPr>
                 <w:rStyle w:val="Hyperlink"/>
@@ -1246,7 +1240,7 @@
                 <w:noProof/>
                 <w:webHidden/>
               </w:rPr>
-              <w:instrText xml:space="preserve"> PAGEREF _Toc226387161 \h </w:instrText>
+              <w:instrText xml:space="preserve"> PAGEREF _Toc227532122 \h </w:instrText>
             </w:r>
             <w:r>
               <w:rPr>
@@ -1289,7 +1283,7 @@
               <w:lang w:eastAsia="en-IE"/>
             </w:rPr>
           </w:pPr>
-          <w:hyperlink w:anchor="_Toc226387162" w:history="1">
+          <w:hyperlink w:anchor="_Toc227532123" w:history="1">
             <w:r>
               <w:rPr>
                 <w:rStyle w:val="Hyperlink"/>
@@ -1316,7 +1310,7 @@
                 <w:noProof/>
                 <w:webHidden/>
               </w:rPr>
-              <w:instrText xml:space="preserve"> PAGEREF _Toc226387162 \h </w:instrText>
+              <w:instrText xml:space="preserve"> PAGEREF _Toc227532123 \h </w:instrText>
             </w:r>
             <w:r>
               <w:rPr>
@@ -1359,7 +1353,7 @@
               <w:lang w:eastAsia="en-IE"/>
             </w:rPr>
           </w:pPr>
-          <w:hyperlink w:anchor="_Toc226387163" w:history="1">
+          <w:hyperlink w:anchor="_Toc227532124" w:history="1">
             <w:r>
               <w:rPr>
                 <w:rStyle w:val="Hyperlink"/>
@@ -1386,7 +1380,7 @@
                 <w:noProof/>
                 <w:webHidden/>
               </w:rPr>
-              <w:instrText xml:space="preserve"> PAGEREF _Toc226387163 \h </w:instrText>
+              <w:instrText xml:space="preserve"> PAGEREF _Toc227532124 \h </w:instrText>
             </w:r>
             <w:r>
               <w:rPr>
@@ -1429,7 +1423,7 @@
               <w:lang w:eastAsia="en-IE"/>
             </w:rPr>
           </w:pPr>
-          <w:hyperlink w:anchor="_Toc226387164" w:history="1">
+          <w:hyperlink w:anchor="_Toc227532125" w:history="1">
             <w:r>
               <w:rPr>
                 <w:rStyle w:val="Hyperlink"/>
@@ -1456,7 +1450,7 @@
                 <w:noProof/>
                 <w:webHidden/>
               </w:rPr>
-              <w:instrText xml:space="preserve"> PAGEREF _Toc226387164 \h </w:instrText>
+              <w:instrText xml:space="preserve"> PAGEREF _Toc227532125 \h </w:instrText>
             </w:r>
             <w:r>
               <w:rPr>
@@ -1499,7 +1493,7 @@
               <w:lang w:eastAsia="en-IE"/>
             </w:rPr>
           </w:pPr>
-          <w:hyperlink w:anchor="_Toc226387165" w:history="1">
+          <w:hyperlink w:anchor="_Toc227532126" w:history="1">
             <w:r>
               <w:rPr>
                 <w:rStyle w:val="Hyperlink"/>
@@ -1526,7 +1520,7 @@
                 <w:noProof/>
                 <w:webHidden/>
               </w:rPr>
-              <w:instrText xml:space="preserve"> PAGEREF _Toc226387165 \h </w:instrText>
+              <w:instrText xml:space="preserve"> PAGEREF _Toc227532126 \h </w:instrText>
             </w:r>
             <w:r>
               <w:rPr>
@@ -1569,7 +1563,7 @@
               <w:lang w:eastAsia="en-IE"/>
             </w:rPr>
           </w:pPr>
-          <w:hyperlink w:anchor="_Toc226387166" w:history="1">
+          <w:hyperlink w:anchor="_Toc227532127" w:history="1">
             <w:r>
               <w:rPr>
                 <w:rStyle w:val="Hyperlink"/>
@@ -1596,7 +1590,7 @@
                 <w:noProof/>
                 <w:webHidden/>
               </w:rPr>
-              <w:instrText xml:space="preserve"> PAGEREF _Toc226387166 \h </w:instrText>
+              <w:instrText xml:space="preserve"> PAGEREF _Toc227532127 \h </w:instrText>
             </w:r>
             <w:r>
               <w:rPr>
@@ -1639,7 +1633,7 @@
               <w:lang w:eastAsia="en-IE"/>
             </w:rPr>
           </w:pPr>
-          <w:hyperlink w:anchor="_Toc226387167" w:history="1">
+          <w:hyperlink w:anchor="_Toc227532128" w:history="1">
             <w:r>
               <w:rPr>
                 <w:rStyle w:val="Hyperlink"/>
@@ -1666,7 +1660,7 @@
                 <w:noProof/>
                 <w:webHidden/>
               </w:rPr>
-              <w:instrText xml:space="preserve"> PAGEREF _Toc226387167 \h </w:instrText>
+              <w:instrText xml:space="preserve"> PAGEREF _Toc227532128 \h </w:instrText>
             </w:r>
             <w:r>
               <w:rPr>
@@ -1709,7 +1703,7 @@
               <w:lang w:eastAsia="en-IE"/>
             </w:rPr>
           </w:pPr>
-          <w:hyperlink w:anchor="_Toc226387168" w:history="1">
+          <w:hyperlink w:anchor="_Toc227532129" w:history="1">
             <w:r>
               <w:rPr>
                 <w:rStyle w:val="Hyperlink"/>
@@ -1736,7 +1730,7 @@
                 <w:noProof/>
                 <w:webHidden/>
               </w:rPr>
-              <w:instrText xml:space="preserve"> PAGEREF _Toc226387168 \h </w:instrText>
+              <w:instrText xml:space="preserve"> PAGEREF _Toc227532129 \h </w:instrText>
             </w:r>
             <w:r>
               <w:rPr>
@@ -1779,7 +1773,7 @@
               <w:lang w:eastAsia="en-IE"/>
             </w:rPr>
           </w:pPr>
-          <w:hyperlink w:anchor="_Toc226387169" w:history="1">
+          <w:hyperlink w:anchor="_Toc227532130" w:history="1">
             <w:r>
               <w:rPr>
                 <w:rStyle w:val="Hyperlink"/>
@@ -1806,7 +1800,7 @@
                 <w:noProof/>
                 <w:webHidden/>
               </w:rPr>
-              <w:instrText xml:space="preserve"> PAGEREF _Toc226387169 \h </w:instrText>
+              <w:instrText xml:space="preserve"> PAGEREF _Toc227532130 \h </w:instrText>
             </w:r>
             <w:r>
               <w:rPr>
@@ -1849,7 +1843,7 @@
               <w:lang w:eastAsia="en-IE"/>
             </w:rPr>
           </w:pPr>
-          <w:hyperlink w:anchor="_Toc226387170" w:history="1">
+          <w:hyperlink w:anchor="_Toc227532131" w:history="1">
             <w:r>
               <w:rPr>
                 <w:rStyle w:val="Hyperlink"/>
@@ -1876,7 +1870,7 @@
                 <w:noProof/>
                 <w:webHidden/>
               </w:rPr>
-              <w:instrText xml:space="preserve"> PAGEREF _Toc226387170 \h </w:instrText>
+              <w:instrText xml:space="preserve"> PAGEREF _Toc227532131 \h </w:instrText>
             </w:r>
             <w:r>
               <w:rPr>
@@ -1919,7 +1913,7 @@
               <w:lang w:eastAsia="en-IE"/>
             </w:rPr>
           </w:pPr>
-          <w:hyperlink w:anchor="_Toc226387171" w:history="1">
+          <w:hyperlink w:anchor="_Toc227532132" w:history="1">
             <w:r>
               <w:rPr>
                 <w:rStyle w:val="Hyperlink"/>
@@ -1946,7 +1940,7 @@
                 <w:noProof/>
                 <w:webHidden/>
               </w:rPr>
-              <w:instrText xml:space="preserve"> PAGEREF _Toc226387171 \h </w:instrText>
+              <w:instrText xml:space="preserve"> PAGEREF _Toc227532132 \h </w:instrText>
             </w:r>
             <w:r>
               <w:rPr>
@@ -1989,7 +1983,7 @@
               <w:lang w:eastAsia="en-IE"/>
             </w:rPr>
           </w:pPr>
-          <w:hyperlink w:anchor="_Toc226387172" w:history="1">
+          <w:hyperlink w:anchor="_Toc227532133" w:history="1">
             <w:r>
               <w:rPr>
                 <w:rStyle w:val="Hyperlink"/>
@@ -2016,7 +2010,7 @@
                 <w:noProof/>
                 <w:webHidden/>
               </w:rPr>
-              <w:instrText xml:space="preserve"> PAGEREF _Toc226387172 \h </w:instrText>
+              <w:instrText xml:space="preserve"> PAGEREF _Toc227532133 \h </w:instrText>
             </w:r>
             <w:r>
               <w:rPr>
@@ -2059,7 +2053,7 @@
               <w:lang w:eastAsia="en-IE"/>
             </w:rPr>
           </w:pPr>
-          <w:hyperlink w:anchor="_Toc226387173" w:history="1">
+          <w:hyperlink w:anchor="_Toc227532134" w:history="1">
             <w:r>
               <w:rPr>
                 <w:rStyle w:val="Hyperlink"/>
@@ -2086,7 +2080,7 @@
                 <w:noProof/>
                 <w:webHidden/>
               </w:rPr>
-              <w:instrText xml:space="preserve"> PAGEREF _Toc226387173 \h </w:instrText>
+              <w:instrText xml:space="preserve"> PAGEREF _Toc227532134 \h </w:instrText>
             </w:r>
             <w:r>
               <w:rPr>
@@ -2129,7 +2123,7 @@
               <w:lang w:eastAsia="en-IE"/>
             </w:rPr>
           </w:pPr>
-          <w:hyperlink w:anchor="_Toc226387174" w:history="1">
+          <w:hyperlink w:anchor="_Toc227532135" w:history="1">
             <w:r>
               <w:rPr>
                 <w:rStyle w:val="Hyperlink"/>
@@ -2156,7 +2150,7 @@
                 <w:noProof/>
                 <w:webHidden/>
               </w:rPr>
-              <w:instrText xml:space="preserve"> PAGEREF _Toc226387174 \h </w:instrText>
+              <w:instrText xml:space="preserve"> PAGEREF _Toc227532135 \h </w:instrText>
             </w:r>
             <w:r>
               <w:rPr>
@@ -2199,7 +2193,7 @@
               <w:lang w:eastAsia="en-IE"/>
             </w:rPr>
           </w:pPr>
-          <w:hyperlink w:anchor="_Toc226387175" w:history="1">
+          <w:hyperlink w:anchor="_Toc227532136" w:history="1">
             <w:r>
               <w:rPr>
                 <w:rStyle w:val="Hyperlink"/>
@@ -2226,7 +2220,7 @@
                 <w:noProof/>
                 <w:webHidden/>
               </w:rPr>
-              <w:instrText xml:space="preserve"> PAGEREF _Toc226387175 \h </w:instrText>
+              <w:instrText xml:space="preserve"> PAGEREF _Toc227532136 \h </w:instrText>
             </w:r>
             <w:r>
               <w:rPr>
@@ -2269,7 +2263,7 @@
               <w:lang w:eastAsia="en-IE"/>
             </w:rPr>
           </w:pPr>
-          <w:hyperlink w:anchor="_Toc226387176" w:history="1">
+          <w:hyperlink w:anchor="_Toc227532137" w:history="1">
             <w:r>
               <w:rPr>
                 <w:rStyle w:val="Hyperlink"/>
@@ -2296,7 +2290,7 @@
                 <w:noProof/>
                 <w:webHidden/>
               </w:rPr>
-              <w:instrText xml:space="preserve"> PAGEREF _Toc226387176 \h </w:instrText>
+              <w:instrText xml:space="preserve"> PAGEREF _Toc227532137 \h </w:instrText>
             </w:r>
             <w:r>
               <w:rPr>
@@ -2339,7 +2333,7 @@
               <w:lang w:eastAsia="en-IE"/>
             </w:rPr>
           </w:pPr>
-          <w:hyperlink w:anchor="_Toc226387177" w:history="1">
+          <w:hyperlink w:anchor="_Toc227532138" w:history="1">
             <w:r>
               <w:rPr>
                 <w:rStyle w:val="Hyperlink"/>
@@ -2366,7 +2360,7 @@
                 <w:noProof/>
                 <w:webHidden/>
               </w:rPr>
-              <w:instrText xml:space="preserve"> PAGEREF _Toc226387177 \h </w:instrText>
+              <w:instrText xml:space="preserve"> PAGEREF _Toc227532138 \h </w:instrText>
             </w:r>
             <w:r>
               <w:rPr>
@@ -2409,7 +2403,7 @@
               <w:lang w:eastAsia="en-IE"/>
             </w:rPr>
           </w:pPr>
-          <w:hyperlink w:anchor="_Toc226387178" w:history="1">
+          <w:hyperlink w:anchor="_Toc227532139" w:history="1">
             <w:r>
               <w:rPr>
                 <w:rStyle w:val="Hyperlink"/>
@@ -2436,7 +2430,7 @@
                 <w:noProof/>
                 <w:webHidden/>
               </w:rPr>
-              <w:instrText xml:space="preserve"> PAGEREF _Toc226387178 \h </w:instrText>
+              <w:instrText xml:space="preserve"> PAGEREF _Toc227532139 \h </w:instrText>
             </w:r>
             <w:r>
               <w:rPr>
@@ -2479,7 +2473,7 @@
               <w:lang w:eastAsia="en-IE"/>
             </w:rPr>
           </w:pPr>
-          <w:hyperlink w:anchor="_Toc226387179" w:history="1">
+          <w:hyperlink w:anchor="_Toc227532140" w:history="1">
             <w:r>
               <w:rPr>
                 <w:rStyle w:val="Hyperlink"/>
@@ -2506,7 +2500,7 @@
                 <w:noProof/>
                 <w:webHidden/>
               </w:rPr>
-              <w:instrText xml:space="preserve"> PAGEREF _Toc226387179 \h </w:instrText>
+              <w:instrText xml:space="preserve"> PAGEREF _Toc227532140 \h </w:instrText>
             </w:r>
             <w:r>
               <w:rPr>
@@ -2549,7 +2543,7 @@
               <w:lang w:eastAsia="en-IE"/>
             </w:rPr>
           </w:pPr>
-          <w:hyperlink w:anchor="_Toc226387180" w:history="1">
+          <w:hyperlink w:anchor="_Toc227532141" w:history="1">
             <w:r>
               <w:rPr>
                 <w:rStyle w:val="Hyperlink"/>
@@ -2576,7 +2570,7 @@
                 <w:noProof/>
                 <w:webHidden/>
               </w:rPr>
-              <w:instrText xml:space="preserve"> PAGEREF _Toc226387180 \h </w:instrText>
+              <w:instrText xml:space="preserve"> PAGEREF _Toc227532141 \h </w:instrText>
             </w:r>
             <w:r>
               <w:rPr>
@@ -2619,7 +2613,7 @@
               <w:lang w:eastAsia="en-IE"/>
             </w:rPr>
           </w:pPr>
-          <w:hyperlink w:anchor="_Toc226387181" w:history="1">
+          <w:hyperlink w:anchor="_Toc227532142" w:history="1">
             <w:r>
               <w:rPr>
                 <w:rStyle w:val="Hyperlink"/>
@@ -2646,7 +2640,7 @@
                 <w:noProof/>
                 <w:webHidden/>
               </w:rPr>
-              <w:instrText xml:space="preserve"> PAGEREF _Toc226387181 \h </w:instrText>
+              <w:instrText xml:space="preserve"> PAGEREF _Toc227532142 \h </w:instrText>
             </w:r>
             <w:r>
               <w:rPr>
@@ -2689,7 +2683,7 @@
               <w:lang w:eastAsia="en-IE"/>
             </w:rPr>
           </w:pPr>
-          <w:hyperlink w:anchor="_Toc226387182" w:history="1">
+          <w:hyperlink w:anchor="_Toc227532143" w:history="1">
             <w:r>
               <w:rPr>
                 <w:rStyle w:val="Hyperlink"/>
@@ -2717,7 +2711,7 @@
                 <w:noProof/>
                 <w:webHidden/>
               </w:rPr>
-              <w:instrText xml:space="preserve"> PAGEREF _Toc226387182 \h </w:instrText>
+              <w:instrText xml:space="preserve"> PAGEREF _Toc227532143 \h </w:instrText>
             </w:r>
             <w:r>
               <w:rPr>
@@ -2760,7 +2754,7 @@
               <w:lang w:eastAsia="en-IE"/>
             </w:rPr>
           </w:pPr>
-          <w:hyperlink w:anchor="_Toc226387183" w:history="1">
+          <w:hyperlink w:anchor="_Toc227532144" w:history="1">
             <w:r>
               <w:rPr>
                 <w:rStyle w:val="Hyperlink"/>
@@ -2787,7 +2781,7 @@
                 <w:noProof/>
                 <w:webHidden/>
               </w:rPr>
-              <w:instrText xml:space="preserve"> PAGEREF _Toc226387183 \h </w:instrText>
+              <w:instrText xml:space="preserve"> PAGEREF _Toc227532144 \h </w:instrText>
             </w:r>
             <w:r>
               <w:rPr>
@@ -2830,7 +2824,7 @@
               <w:lang w:eastAsia="en-IE"/>
             </w:rPr>
           </w:pPr>
-          <w:hyperlink w:anchor="_Toc226387184" w:history="1">
+          <w:hyperlink w:anchor="_Toc227532145" w:history="1">
             <w:r>
               <w:rPr>
                 <w:rStyle w:val="Hyperlink"/>
@@ -2857,7 +2851,7 @@
                 <w:noProof/>
                 <w:webHidden/>
               </w:rPr>
-              <w:instrText xml:space="preserve"> PAGEREF _Toc226387184 \h </w:instrText>
+              <w:instrText xml:space="preserve"> PAGEREF _Toc227532145 \h </w:instrText>
             </w:r>
             <w:r>
               <w:rPr>
@@ -2900,7 +2894,7 @@
               <w:lang w:eastAsia="en-IE"/>
             </w:rPr>
           </w:pPr>
-          <w:hyperlink w:anchor="_Toc226387185" w:history="1">
+          <w:hyperlink w:anchor="_Toc227532146" w:history="1">
             <w:r>
               <w:rPr>
                 <w:rStyle w:val="Hyperlink"/>
@@ -2927,7 +2921,7 @@
                 <w:noProof/>
                 <w:webHidden/>
               </w:rPr>
-              <w:instrText xml:space="preserve"> PAGEREF _Toc226387185 \h </w:instrText>
+              <w:instrText xml:space="preserve"> PAGEREF _Toc227532146 \h </w:instrText>
             </w:r>
             <w:r>
               <w:rPr>
@@ -2970,7 +2964,7 @@
               <w:lang w:eastAsia="en-IE"/>
             </w:rPr>
           </w:pPr>
-          <w:hyperlink w:anchor="_Toc226387186" w:history="1">
+          <w:hyperlink w:anchor="_Toc227532147" w:history="1">
             <w:r>
               <w:rPr>
                 <w:rStyle w:val="Hyperlink"/>
@@ -2997,7 +2991,7 @@
                 <w:noProof/>
                 <w:webHidden/>
               </w:rPr>
-              <w:instrText xml:space="preserve"> PAGEREF _Toc226387186 \h </w:instrText>
+              <w:instrText xml:space="preserve"> PAGEREF _Toc227532147 \h </w:instrText>
             </w:r>
             <w:r>
               <w:rPr>
@@ -3040,7 +3034,7 @@
               <w:lang w:eastAsia="en-IE"/>
             </w:rPr>
           </w:pPr>
-          <w:hyperlink w:anchor="_Toc226387187" w:history="1">
+          <w:hyperlink w:anchor="_Toc227532148" w:history="1">
             <w:r>
               <w:rPr>
                 <w:rStyle w:val="Hyperlink"/>
@@ -3067,7 +3061,7 @@
                 <w:noProof/>
                 <w:webHidden/>
               </w:rPr>
-              <w:instrText xml:space="preserve"> PAGEREF _Toc226387187 \h </w:instrText>
+              <w:instrText xml:space="preserve"> PAGEREF _Toc227532148 \h </w:instrText>
             </w:r>
             <w:r>
               <w:rPr>
@@ -3110,7 +3104,7 @@
               <w:lang w:eastAsia="en-IE"/>
             </w:rPr>
           </w:pPr>
-          <w:hyperlink w:anchor="_Toc226387188" w:history="1">
+          <w:hyperlink w:anchor="_Toc227532149" w:history="1">
             <w:r>
               <w:rPr>
                 <w:rStyle w:val="Hyperlink"/>
@@ -3137,7 +3131,7 @@
                 <w:noProof/>
                 <w:webHidden/>
               </w:rPr>
-              <w:instrText xml:space="preserve"> PAGEREF _Toc226387188 \h </w:instrText>
+              <w:instrText xml:space="preserve"> PAGEREF _Toc227532149 \h </w:instrText>
             </w:r>
             <w:r>
               <w:rPr>
@@ -3180,7 +3174,7 @@
               <w:lang w:eastAsia="en-IE"/>
             </w:rPr>
           </w:pPr>
-          <w:hyperlink w:anchor="_Toc226387189" w:history="1">
+          <w:hyperlink w:anchor="_Toc227532150" w:history="1">
             <w:r>
               <w:rPr>
                 <w:rStyle w:val="Hyperlink"/>
@@ -3207,7 +3201,7 @@
                 <w:noProof/>
                 <w:webHidden/>
               </w:rPr>
-              <w:instrText xml:space="preserve"> PAGEREF _Toc226387189 \h </w:instrText>
+              <w:instrText xml:space="preserve"> PAGEREF _Toc227532150 \h </w:instrText>
             </w:r>
             <w:r>
               <w:rPr>
@@ -3250,7 +3244,7 @@
               <w:lang w:eastAsia="en-IE"/>
             </w:rPr>
           </w:pPr>
-          <w:hyperlink w:anchor="_Toc226387190" w:history="1">
+          <w:hyperlink w:anchor="_Toc227532151" w:history="1">
             <w:r>
               <w:rPr>
                 <w:rStyle w:val="Hyperlink"/>
@@ -3277,7 +3271,7 @@
                 <w:noProof/>
                 <w:webHidden/>
               </w:rPr>
-              <w:instrText xml:space="preserve"> PAGEREF _Toc226387190 \h </w:instrText>
+              <w:instrText xml:space="preserve"> PAGEREF _Toc227532151 \h </w:instrText>
             </w:r>
             <w:r>
               <w:rPr>
@@ -3320,7 +3314,7 @@
               <w:lang w:eastAsia="en-IE"/>
             </w:rPr>
           </w:pPr>
-          <w:hyperlink w:anchor="_Toc226387191" w:history="1">
+          <w:hyperlink w:anchor="_Toc227532152" w:history="1">
             <w:r>
               <w:rPr>
                 <w:rStyle w:val="Hyperlink"/>
@@ -3347,7 +3341,7 @@
                 <w:noProof/>
                 <w:webHidden/>
               </w:rPr>
-              <w:instrText xml:space="preserve"> PAGEREF _Toc226387191 \h </w:instrText>
+              <w:instrText xml:space="preserve"> PAGEREF _Toc227532152 \h </w:instrText>
             </w:r>
             <w:r>
               <w:rPr>
@@ -3390,7 +3384,7 @@
               <w:lang w:eastAsia="en-IE"/>
             </w:rPr>
           </w:pPr>
-          <w:hyperlink w:anchor="_Toc226387192" w:history="1">
+          <w:hyperlink w:anchor="_Toc227532153" w:history="1">
             <w:r>
               <w:rPr>
                 <w:rStyle w:val="Hyperlink"/>
@@ -3417,7 +3411,7 @@
                 <w:noProof/>
                 <w:webHidden/>
               </w:rPr>
-              <w:instrText xml:space="preserve"> PAGEREF _Toc226387192 \h </w:instrText>
+              <w:instrText xml:space="preserve"> PAGEREF _Toc227532153 \h </w:instrText>
             </w:r>
             <w:r>
               <w:rPr>
@@ -3460,7 +3454,7 @@
               <w:lang w:eastAsia="en-IE"/>
             </w:rPr>
           </w:pPr>
-          <w:hyperlink w:anchor="_Toc226387193" w:history="1">
+          <w:hyperlink w:anchor="_Toc227532154" w:history="1">
             <w:r>
               <w:rPr>
                 <w:rStyle w:val="Hyperlink"/>
@@ -3487,7 +3481,7 @@
                 <w:noProof/>
                 <w:webHidden/>
               </w:rPr>
-              <w:instrText xml:space="preserve"> PAGEREF _Toc226387193 \h </w:instrText>
+              <w:instrText xml:space="preserve"> PAGEREF _Toc227532154 \h </w:instrText>
             </w:r>
             <w:r>
               <w:rPr>
@@ -3530,7 +3524,7 @@
               <w:lang w:eastAsia="en-IE"/>
             </w:rPr>
           </w:pPr>
-          <w:hyperlink w:anchor="_Toc226387194" w:history="1">
+          <w:hyperlink w:anchor="_Toc227532155" w:history="1">
             <w:r>
               <w:rPr>
                 <w:rStyle w:val="Hyperlink"/>
@@ -3557,7 +3551,7 @@
                 <w:noProof/>
                 <w:webHidden/>
               </w:rPr>
-              <w:instrText xml:space="preserve"> PAGEREF _Toc226387194 \h </w:instrText>
+              <w:instrText xml:space="preserve"> PAGEREF _Toc227532155 \h </w:instrText>
             </w:r>
             <w:r>
               <w:rPr>
@@ -3600,7 +3594,7 @@
               <w:lang w:eastAsia="en-IE"/>
             </w:rPr>
           </w:pPr>
-          <w:hyperlink w:anchor="_Toc226387195" w:history="1">
+          <w:hyperlink w:anchor="_Toc227532156" w:history="1">
             <w:r>
               <w:rPr>
                 <w:rStyle w:val="Hyperlink"/>
@@ -3627,7 +3621,7 @@
                 <w:noProof/>
                 <w:webHidden/>
               </w:rPr>
-              <w:instrText xml:space="preserve"> PAGEREF _Toc226387195 \h </w:instrText>
+              <w:instrText xml:space="preserve"> PAGEREF _Toc227532156 \h </w:instrText>
             </w:r>
             <w:r>
               <w:rPr>
@@ -3670,7 +3664,7 @@
               <w:lang w:eastAsia="en-IE"/>
             </w:rPr>
           </w:pPr>
-          <w:hyperlink w:anchor="_Toc226387196" w:history="1">
+          <w:hyperlink w:anchor="_Toc227532157" w:history="1">
             <w:r>
               <w:rPr>
                 <w:rStyle w:val="Hyperlink"/>
@@ -3697,7 +3691,7 @@
                 <w:noProof/>
                 <w:webHidden/>
               </w:rPr>
-              <w:instrText xml:space="preserve"> PAGEREF _Toc226387196 \h </w:instrText>
+              <w:instrText xml:space="preserve"> PAGEREF _Toc227532157 \h </w:instrText>
             </w:r>
             <w:r>
               <w:rPr>
@@ -3740,7 +3734,7 @@
               <w:lang w:eastAsia="en-IE"/>
             </w:rPr>
           </w:pPr>
-          <w:hyperlink w:anchor="_Toc226387197" w:history="1">
+          <w:hyperlink w:anchor="_Toc227532158" w:history="1">
             <w:r>
               <w:rPr>
                 <w:rStyle w:val="Hyperlink"/>
@@ -3767,7 +3761,7 @@
                 <w:noProof/>
                 <w:webHidden/>
               </w:rPr>
-              <w:instrText xml:space="preserve"> PAGEREF _Toc226387197 \h </w:instrText>
+              <w:instrText xml:space="preserve"> PAGEREF _Toc227532158 \h </w:instrText>
             </w:r>
             <w:r>
               <w:rPr>
@@ -3810,7 +3804,7 @@
               <w:lang w:eastAsia="en-IE"/>
             </w:rPr>
           </w:pPr>
-          <w:hyperlink w:anchor="_Toc226387198" w:history="1">
+          <w:hyperlink w:anchor="_Toc227532159" w:history="1">
             <w:r>
               <w:rPr>
                 <w:rStyle w:val="Hyperlink"/>
@@ -3837,7 +3831,7 @@
                 <w:noProof/>
                 <w:webHidden/>
               </w:rPr>
-              <w:instrText xml:space="preserve"> PAGEREF _Toc226387198 \h </w:instrText>
+              <w:instrText xml:space="preserve"> PAGEREF _Toc227532159 \h </w:instrText>
             </w:r>
             <w:r>
               <w:rPr>
@@ -3880,7 +3874,7 @@
               <w:lang w:eastAsia="en-IE"/>
             </w:rPr>
           </w:pPr>
-          <w:hyperlink w:anchor="_Toc226387199" w:history="1">
+          <w:hyperlink w:anchor="_Toc227532160" w:history="1">
             <w:r>
               <w:rPr>
                 <w:rStyle w:val="Hyperlink"/>
@@ -3907,7 +3901,7 @@
                 <w:noProof/>
                 <w:webHidden/>
               </w:rPr>
-              <w:instrText xml:space="preserve"> PAGEREF _Toc226387199 \h </w:instrText>
+              <w:instrText xml:space="preserve"> PAGEREF _Toc227532160 \h </w:instrText>
             </w:r>
             <w:r>
               <w:rPr>
@@ -3950,7 +3944,7 @@
               <w:lang w:eastAsia="en-IE"/>
             </w:rPr>
           </w:pPr>
-          <w:hyperlink w:anchor="_Toc226387200" w:history="1">
+          <w:hyperlink w:anchor="_Toc227532161" w:history="1">
             <w:r>
               <w:rPr>
                 <w:rStyle w:val="Hyperlink"/>
@@ -3977,7 +3971,7 @@
                 <w:noProof/>
                 <w:webHidden/>
               </w:rPr>
-              <w:instrText xml:space="preserve"> PAGEREF _Toc226387200 \h </w:instrText>
+              <w:instrText xml:space="preserve"> PAGEREF _Toc227532161 \h </w:instrText>
             </w:r>
             <w:r>
               <w:rPr>
@@ -4044,7 +4038,7 @@
       <w:pPr>
         <w:pStyle w:val="Heading1"/>
       </w:pPr>
-      <w:bookmarkStart w:id="0" w:name="_Toc226387148"/>
+      <w:bookmarkStart w:id="0" w:name="_Toc227532109"/>
       <w:r>
         <w:lastRenderedPageBreak/>
         <w:t>Table of Figures</w:t>
@@ -4072,7 +4066,7 @@
       <w:r>
         <w:fldChar w:fldCharType="separate"/>
       </w:r>
-      <w:hyperlink w:anchor="_Toc226387201" w:history="1">
+      <w:hyperlink w:anchor="_Toc227532162" w:history="1">
         <w:r>
           <w:rPr>
             <w:rStyle w:val="Hyperlink"/>
@@ -4108,7 +4102,7 @@
             <w:noProof/>
             <w:webHidden/>
           </w:rPr>
-          <w:instrText xml:space="preserve"> PAGEREF _Toc226387201 \h </w:instrText>
+          <w:instrText xml:space="preserve"> PAGEREF _Toc227532162 \h </w:instrText>
         </w:r>
         <w:r>
           <w:rPr>
@@ -4151,7 +4145,7 @@
           <w:lang w:eastAsia="en-IE"/>
         </w:rPr>
       </w:pPr>
-      <w:hyperlink w:anchor="_Toc226387202" w:history="1">
+      <w:hyperlink w:anchor="_Toc227532163" w:history="1">
         <w:r>
           <w:rPr>
             <w:rStyle w:val="Hyperlink"/>
@@ -4187,7 +4181,7 @@
             <w:noProof/>
             <w:webHidden/>
           </w:rPr>
-          <w:instrText xml:space="preserve"> PAGEREF _Toc226387202 \h </w:instrText>
+          <w:instrText xml:space="preserve"> PAGEREF _Toc227532163 \h </w:instrText>
         </w:r>
         <w:r>
           <w:rPr>
@@ -4230,7 +4224,7 @@
           <w:lang w:eastAsia="en-IE"/>
         </w:rPr>
       </w:pPr>
-      <w:hyperlink w:anchor="_Toc226387203" w:history="1">
+      <w:hyperlink w:anchor="_Toc227532164" w:history="1">
         <w:r>
           <w:rPr>
             <w:rStyle w:val="Hyperlink"/>
@@ -4266,7 +4260,7 @@
             <w:noProof/>
             <w:webHidden/>
           </w:rPr>
-          <w:instrText xml:space="preserve"> PAGEREF _Toc226387203 \h </w:instrText>
+          <w:instrText xml:space="preserve"> PAGEREF _Toc227532164 \h </w:instrText>
         </w:r>
         <w:r>
           <w:rPr>
@@ -4309,7 +4303,7 @@
           <w:lang w:eastAsia="en-IE"/>
         </w:rPr>
       </w:pPr>
-      <w:hyperlink w:anchor="_Toc226387204" w:history="1">
+      <w:hyperlink w:anchor="_Toc227532165" w:history="1">
         <w:r>
           <w:rPr>
             <w:rStyle w:val="Hyperlink"/>
@@ -4345,7 +4339,7 @@
             <w:noProof/>
             <w:webHidden/>
           </w:rPr>
-          <w:instrText xml:space="preserve"> PAGEREF _Toc226387204 \h </w:instrText>
+          <w:instrText xml:space="preserve"> PAGEREF _Toc227532165 \h </w:instrText>
         </w:r>
         <w:r>
           <w:rPr>
@@ -4388,7 +4382,7 @@
           <w:lang w:eastAsia="en-IE"/>
         </w:rPr>
       </w:pPr>
-      <w:hyperlink w:anchor="_Toc226387205" w:history="1">
+      <w:hyperlink w:anchor="_Toc227532166" w:history="1">
         <w:r>
           <w:rPr>
             <w:rStyle w:val="Hyperlink"/>
@@ -4424,7 +4418,7 @@
             <w:noProof/>
             <w:webHidden/>
           </w:rPr>
-          <w:instrText xml:space="preserve"> PAGEREF _Toc226387205 \h </w:instrText>
+          <w:instrText xml:space="preserve"> PAGEREF _Toc227532166 \h </w:instrText>
         </w:r>
         <w:r>
           <w:rPr>
@@ -4467,7 +4461,7 @@
           <w:lang w:eastAsia="en-IE"/>
         </w:rPr>
       </w:pPr>
-      <w:hyperlink w:anchor="_Toc226387206" w:history="1">
+      <w:hyperlink w:anchor="_Toc227532167" w:history="1">
         <w:r>
           <w:rPr>
             <w:rStyle w:val="Hyperlink"/>
@@ -4503,7 +4497,7 @@
             <w:noProof/>
             <w:webHidden/>
           </w:rPr>
-          <w:instrText xml:space="preserve"> PAGEREF _Toc226387206 \h </w:instrText>
+          <w:instrText xml:space="preserve"> PAGEREF _Toc227532167 \h </w:instrText>
         </w:r>
         <w:r>
           <w:rPr>
@@ -4546,7 +4540,7 @@
           <w:lang w:eastAsia="en-IE"/>
         </w:rPr>
       </w:pPr>
-      <w:hyperlink w:anchor="_Toc226387207" w:history="1">
+      <w:hyperlink w:anchor="_Toc227532168" w:history="1">
         <w:r>
           <w:rPr>
             <w:rStyle w:val="Hyperlink"/>
@@ -4582,7 +4576,7 @@
             <w:noProof/>
             <w:webHidden/>
           </w:rPr>
-          <w:instrText xml:space="preserve"> PAGEREF _Toc226387207 \h </w:instrText>
+          <w:instrText xml:space="preserve"> PAGEREF _Toc227532168 \h </w:instrText>
         </w:r>
         <w:r>
           <w:rPr>
@@ -4625,7 +4619,7 @@
           <w:lang w:eastAsia="en-IE"/>
         </w:rPr>
       </w:pPr>
-      <w:hyperlink w:anchor="_Toc226387208" w:history="1">
+      <w:hyperlink w:anchor="_Toc227532169" w:history="1">
         <w:r>
           <w:rPr>
             <w:rStyle w:val="Hyperlink"/>
@@ -4661,7 +4655,7 @@
             <w:noProof/>
             <w:webHidden/>
           </w:rPr>
-          <w:instrText xml:space="preserve"> PAGEREF _Toc226387208 \h </w:instrText>
+          <w:instrText xml:space="preserve"> PAGEREF _Toc227532169 \h </w:instrText>
         </w:r>
         <w:r>
           <w:rPr>
@@ -4704,7 +4698,7 @@
           <w:lang w:eastAsia="en-IE"/>
         </w:rPr>
       </w:pPr>
-      <w:hyperlink w:anchor="_Toc226387209" w:history="1">
+      <w:hyperlink w:anchor="_Toc227532170" w:history="1">
         <w:r>
           <w:rPr>
             <w:rStyle w:val="Hyperlink"/>
@@ -4740,7 +4734,7 @@
             <w:noProof/>
             <w:webHidden/>
           </w:rPr>
-          <w:instrText xml:space="preserve"> PAGEREF _Toc226387209 \h </w:instrText>
+          <w:instrText xml:space="preserve"> PAGEREF _Toc227532170 \h </w:instrText>
         </w:r>
         <w:r>
           <w:rPr>
@@ -4783,7 +4777,7 @@
           <w:lang w:eastAsia="en-IE"/>
         </w:rPr>
       </w:pPr>
-      <w:hyperlink w:anchor="_Toc226387210" w:history="1">
+      <w:hyperlink w:anchor="_Toc227532171" w:history="1">
         <w:r>
           <w:rPr>
             <w:rStyle w:val="Hyperlink"/>
@@ -4819,7 +4813,7 @@
             <w:noProof/>
             <w:webHidden/>
           </w:rPr>
-          <w:instrText xml:space="preserve"> PAGEREF _Toc226387210 \h </w:instrText>
+          <w:instrText xml:space="preserve"> PAGEREF _Toc227532171 \h </w:instrText>
         </w:r>
         <w:r>
           <w:rPr>
@@ -4862,7 +4856,7 @@
           <w:lang w:eastAsia="en-IE"/>
         </w:rPr>
       </w:pPr>
-      <w:hyperlink w:anchor="_Toc226387211" w:history="1">
+      <w:hyperlink w:anchor="_Toc227532172" w:history="1">
         <w:r>
           <w:rPr>
             <w:rStyle w:val="Hyperlink"/>
@@ -4898,7 +4892,7 @@
             <w:noProof/>
             <w:webHidden/>
           </w:rPr>
-          <w:instrText xml:space="preserve"> PAGEREF _Toc226387211 \h </w:instrText>
+          <w:instrText xml:space="preserve"> PAGEREF _Toc227532172 \h </w:instrText>
         </w:r>
         <w:r>
           <w:rPr>
@@ -4941,7 +4935,7 @@
           <w:lang w:eastAsia="en-IE"/>
         </w:rPr>
       </w:pPr>
-      <w:hyperlink w:anchor="_Toc226387212" w:history="1">
+      <w:hyperlink w:anchor="_Toc227532173" w:history="1">
         <w:r>
           <w:rPr>
             <w:rStyle w:val="Hyperlink"/>
@@ -4977,7 +4971,7 @@
             <w:noProof/>
             <w:webHidden/>
           </w:rPr>
-          <w:instrText xml:space="preserve"> PAGEREF _Toc226387212 \h </w:instrText>
+          <w:instrText xml:space="preserve"> PAGEREF _Toc227532173 \h </w:instrText>
         </w:r>
         <w:r>
           <w:rPr>
@@ -5020,7 +5014,7 @@
           <w:lang w:eastAsia="en-IE"/>
         </w:rPr>
       </w:pPr>
-      <w:hyperlink w:anchor="_Toc226387213" w:history="1">
+      <w:hyperlink w:anchor="_Toc227532174" w:history="1">
         <w:r>
           <w:rPr>
             <w:rStyle w:val="Hyperlink"/>
@@ -5056,7 +5050,7 @@
             <w:noProof/>
             <w:webHidden/>
           </w:rPr>
-          <w:instrText xml:space="preserve"> PAGEREF _Toc226387213 \h </w:instrText>
+          <w:instrText xml:space="preserve"> PAGEREF _Toc227532174 \h </w:instrText>
         </w:r>
         <w:r>
           <w:rPr>
@@ -5099,7 +5093,7 @@
           <w:lang w:eastAsia="en-IE"/>
         </w:rPr>
       </w:pPr>
-      <w:hyperlink w:anchor="_Toc226387214" w:history="1">
+      <w:hyperlink w:anchor="_Toc227532175" w:history="1">
         <w:r>
           <w:rPr>
             <w:rStyle w:val="Hyperlink"/>
@@ -5135,7 +5129,7 @@
             <w:noProof/>
             <w:webHidden/>
           </w:rPr>
-          <w:instrText xml:space="preserve"> PAGEREF _Toc226387214 \h </w:instrText>
+          <w:instrText xml:space="preserve"> PAGEREF _Toc227532175 \h </w:instrText>
         </w:r>
         <w:r>
           <w:rPr>
@@ -5178,7 +5172,7 @@
           <w:lang w:eastAsia="en-IE"/>
         </w:rPr>
       </w:pPr>
-      <w:hyperlink w:anchor="_Toc226387215" w:history="1">
+      <w:hyperlink w:anchor="_Toc227532176" w:history="1">
         <w:r>
           <w:rPr>
             <w:rStyle w:val="Hyperlink"/>
@@ -5214,7 +5208,7 @@
             <w:noProof/>
             <w:webHidden/>
           </w:rPr>
-          <w:instrText xml:space="preserve"> PAGEREF _Toc226387215 \h </w:instrText>
+          <w:instrText xml:space="preserve"> PAGEREF _Toc227532176 \h </w:instrText>
         </w:r>
         <w:r>
           <w:rPr>
@@ -5257,7 +5251,7 @@
           <w:lang w:eastAsia="en-IE"/>
         </w:rPr>
       </w:pPr>
-      <w:hyperlink w:anchor="_Toc226387216" w:history="1">
+      <w:hyperlink w:anchor="_Toc227532177" w:history="1">
         <w:r>
           <w:rPr>
             <w:rStyle w:val="Hyperlink"/>
@@ -5293,7 +5287,7 @@
             <w:noProof/>
             <w:webHidden/>
           </w:rPr>
-          <w:instrText xml:space="preserve"> PAGEREF _Toc226387216 \h </w:instrText>
+          <w:instrText xml:space="preserve"> PAGEREF _Toc227532177 \h </w:instrText>
         </w:r>
         <w:r>
           <w:rPr>
@@ -5336,7 +5330,7 @@
           <w:lang w:eastAsia="en-IE"/>
         </w:rPr>
       </w:pPr>
-      <w:hyperlink w:anchor="_Toc226387217" w:history="1">
+      <w:hyperlink w:anchor="_Toc227532178" w:history="1">
         <w:r>
           <w:rPr>
             <w:rStyle w:val="Hyperlink"/>
@@ -5372,7 +5366,7 @@
             <w:noProof/>
             <w:webHidden/>
           </w:rPr>
-          <w:instrText xml:space="preserve"> PAGEREF _Toc226387217 \h </w:instrText>
+          <w:instrText xml:space="preserve"> PAGEREF _Toc227532178 \h </w:instrText>
         </w:r>
         <w:r>
           <w:rPr>
@@ -5415,7 +5409,7 @@
           <w:lang w:eastAsia="en-IE"/>
         </w:rPr>
       </w:pPr>
-      <w:hyperlink w:anchor="_Toc226387218" w:history="1">
+      <w:hyperlink w:anchor="_Toc227532179" w:history="1">
         <w:r>
           <w:rPr>
             <w:rStyle w:val="Hyperlink"/>
@@ -5451,7 +5445,7 @@
             <w:noProof/>
             <w:webHidden/>
           </w:rPr>
-          <w:instrText xml:space="preserve"> PAGEREF _Toc226387218 \h </w:instrText>
+          <w:instrText xml:space="preserve"> PAGEREF _Toc227532179 \h </w:instrText>
         </w:r>
         <w:r>
           <w:rPr>
@@ -5494,7 +5488,7 @@
           <w:lang w:eastAsia="en-IE"/>
         </w:rPr>
       </w:pPr>
-      <w:hyperlink w:anchor="_Toc226387219" w:history="1">
+      <w:hyperlink w:anchor="_Toc227532180" w:history="1">
         <w:r>
           <w:rPr>
             <w:rStyle w:val="Hyperlink"/>
@@ -5530,7 +5524,7 @@
             <w:noProof/>
             <w:webHidden/>
           </w:rPr>
-          <w:instrText xml:space="preserve"> PAGEREF _Toc226387219 \h </w:instrText>
+          <w:instrText xml:space="preserve"> PAGEREF _Toc227532180 \h </w:instrText>
         </w:r>
         <w:r>
           <w:rPr>
@@ -5573,7 +5567,7 @@
           <w:lang w:eastAsia="en-IE"/>
         </w:rPr>
       </w:pPr>
-      <w:hyperlink w:anchor="_Toc226387220" w:history="1">
+      <w:hyperlink w:anchor="_Toc227532181" w:history="1">
         <w:r>
           <w:rPr>
             <w:rStyle w:val="Hyperlink"/>
@@ -5609,7 +5603,7 @@
             <w:noProof/>
             <w:webHidden/>
           </w:rPr>
-          <w:instrText xml:space="preserve"> PAGEREF _Toc226387220 \h </w:instrText>
+          <w:instrText xml:space="preserve"> PAGEREF _Toc227532181 \h </w:instrText>
         </w:r>
         <w:r>
           <w:rPr>
@@ -5652,7 +5646,7 @@
           <w:lang w:eastAsia="en-IE"/>
         </w:rPr>
       </w:pPr>
-      <w:hyperlink w:anchor="_Toc226387221" w:history="1">
+      <w:hyperlink w:anchor="_Toc227532182" w:history="1">
         <w:r>
           <w:rPr>
             <w:rStyle w:val="Hyperlink"/>
@@ -5688,7 +5682,7 @@
             <w:noProof/>
             <w:webHidden/>
           </w:rPr>
-          <w:instrText xml:space="preserve"> PAGEREF _Toc226387221 \h </w:instrText>
+          <w:instrText xml:space="preserve"> PAGEREF _Toc227532182 \h </w:instrText>
         </w:r>
         <w:r>
           <w:rPr>
@@ -5731,7 +5725,7 @@
           <w:lang w:eastAsia="en-IE"/>
         </w:rPr>
       </w:pPr>
-      <w:hyperlink w:anchor="_Toc226387222" w:history="1">
+      <w:hyperlink w:anchor="_Toc227532183" w:history="1">
         <w:r>
           <w:rPr>
             <w:rStyle w:val="Hyperlink"/>
@@ -5767,7 +5761,7 @@
             <w:noProof/>
             <w:webHidden/>
           </w:rPr>
-          <w:instrText xml:space="preserve"> PAGEREF _Toc226387222 \h </w:instrText>
+          <w:instrText xml:space="preserve"> PAGEREF _Toc227532183 \h </w:instrText>
         </w:r>
         <w:r>
           <w:rPr>
@@ -5810,7 +5804,7 @@
           <w:lang w:eastAsia="en-IE"/>
         </w:rPr>
       </w:pPr>
-      <w:hyperlink w:anchor="_Toc226387223" w:history="1">
+      <w:hyperlink w:anchor="_Toc227532184" w:history="1">
         <w:r>
           <w:rPr>
             <w:rStyle w:val="Hyperlink"/>
@@ -5846,7 +5840,7 @@
             <w:noProof/>
             <w:webHidden/>
           </w:rPr>
-          <w:instrText xml:space="preserve"> PAGEREF _Toc226387223 \h </w:instrText>
+          <w:instrText xml:space="preserve"> PAGEREF _Toc227532184 \h </w:instrText>
         </w:r>
         <w:r>
           <w:rPr>
@@ -5889,7 +5883,7 @@
           <w:lang w:eastAsia="en-IE"/>
         </w:rPr>
       </w:pPr>
-      <w:hyperlink w:anchor="_Toc226387224" w:history="1">
+      <w:hyperlink w:anchor="_Toc227532185" w:history="1">
         <w:r>
           <w:rPr>
             <w:rStyle w:val="Hyperlink"/>
@@ -5925,7 +5919,7 @@
             <w:noProof/>
             <w:webHidden/>
           </w:rPr>
-          <w:instrText xml:space="preserve"> PAGEREF _Toc226387224 \h </w:instrText>
+          <w:instrText xml:space="preserve"> PAGEREF _Toc227532185 \h </w:instrText>
         </w:r>
         <w:r>
           <w:rPr>
@@ -5968,7 +5962,7 @@
           <w:lang w:eastAsia="en-IE"/>
         </w:rPr>
       </w:pPr>
-      <w:hyperlink w:anchor="_Toc226387225" w:history="1">
+      <w:hyperlink w:anchor="_Toc227532186" w:history="1">
         <w:r>
           <w:rPr>
             <w:rStyle w:val="Hyperlink"/>
@@ -6004,7 +5998,7 @@
             <w:noProof/>
             <w:webHidden/>
           </w:rPr>
-          <w:instrText xml:space="preserve"> PAGEREF _Toc226387225 \h </w:instrText>
+          <w:instrText xml:space="preserve"> PAGEREF _Toc227532186 \h </w:instrText>
         </w:r>
         <w:r>
           <w:rPr>
@@ -6047,7 +6041,7 @@
           <w:lang w:eastAsia="en-IE"/>
         </w:rPr>
       </w:pPr>
-      <w:hyperlink w:anchor="_Toc226387226" w:history="1">
+      <w:hyperlink w:anchor="_Toc227532187" w:history="1">
         <w:r>
           <w:rPr>
             <w:rStyle w:val="Hyperlink"/>
@@ -6083,7 +6077,7 @@
             <w:noProof/>
             <w:webHidden/>
           </w:rPr>
-          <w:instrText xml:space="preserve"> PAGEREF _Toc226387226 \h </w:instrText>
+          <w:instrText xml:space="preserve"> PAGEREF _Toc227532187 \h </w:instrText>
         </w:r>
         <w:r>
           <w:rPr>
@@ -6126,7 +6120,7 @@
           <w:lang w:eastAsia="en-IE"/>
         </w:rPr>
       </w:pPr>
-      <w:hyperlink w:anchor="_Toc226387227" w:history="1">
+      <w:hyperlink w:anchor="_Toc227532188" w:history="1">
         <w:r>
           <w:rPr>
             <w:rStyle w:val="Hyperlink"/>
@@ -6162,7 +6156,7 @@
             <w:noProof/>
             <w:webHidden/>
           </w:rPr>
-          <w:instrText xml:space="preserve"> PAGEREF _Toc226387227 \h </w:instrText>
+          <w:instrText xml:space="preserve"> PAGEREF _Toc227532188 \h </w:instrText>
         </w:r>
         <w:r>
           <w:rPr>
@@ -6205,7 +6199,7 @@
           <w:lang w:eastAsia="en-IE"/>
         </w:rPr>
       </w:pPr>
-      <w:hyperlink w:anchor="_Toc226387228" w:history="1">
+      <w:hyperlink w:anchor="_Toc227532189" w:history="1">
         <w:r>
           <w:rPr>
             <w:rStyle w:val="Hyperlink"/>
@@ -6241,7 +6235,7 @@
             <w:noProof/>
             <w:webHidden/>
           </w:rPr>
-          <w:instrText xml:space="preserve"> PAGEREF _Toc226387228 \h </w:instrText>
+          <w:instrText xml:space="preserve"> PAGEREF _Toc227532189 \h </w:instrText>
         </w:r>
         <w:r>
           <w:rPr>
@@ -6284,7 +6278,7 @@
           <w:lang w:eastAsia="en-IE"/>
         </w:rPr>
       </w:pPr>
-      <w:hyperlink w:anchor="_Toc226387229" w:history="1">
+      <w:hyperlink w:anchor="_Toc227532190" w:history="1">
         <w:r>
           <w:rPr>
             <w:rStyle w:val="Hyperlink"/>
@@ -6320,7 +6314,7 @@
             <w:noProof/>
             <w:webHidden/>
           </w:rPr>
-          <w:instrText xml:space="preserve"> PAGEREF _Toc226387229 \h </w:instrText>
+          <w:instrText xml:space="preserve"> PAGEREF _Toc227532190 \h </w:instrText>
         </w:r>
         <w:r>
           <w:rPr>
@@ -6363,7 +6357,7 @@
           <w:lang w:eastAsia="en-IE"/>
         </w:rPr>
       </w:pPr>
-      <w:hyperlink w:anchor="_Toc226387230" w:history="1">
+      <w:hyperlink w:anchor="_Toc227532191" w:history="1">
         <w:r>
           <w:rPr>
             <w:rStyle w:val="Hyperlink"/>
@@ -6399,7 +6393,7 @@
             <w:noProof/>
             <w:webHidden/>
           </w:rPr>
-          <w:instrText xml:space="preserve"> PAGEREF _Toc226387230 \h </w:instrText>
+          <w:instrText xml:space="preserve"> PAGEREF _Toc227532191 \h </w:instrText>
         </w:r>
         <w:r>
           <w:rPr>
@@ -6442,7 +6436,7 @@
           <w:lang w:eastAsia="en-IE"/>
         </w:rPr>
       </w:pPr>
-      <w:hyperlink w:anchor="_Toc226387231" w:history="1">
+      <w:hyperlink w:anchor="_Toc227532192" w:history="1">
         <w:r>
           <w:rPr>
             <w:rStyle w:val="Hyperlink"/>
@@ -6478,7 +6472,7 @@
             <w:noProof/>
             <w:webHidden/>
           </w:rPr>
-          <w:instrText xml:space="preserve"> PAGEREF _Toc226387231 \h </w:instrText>
+          <w:instrText xml:space="preserve"> PAGEREF _Toc227532192 \h </w:instrText>
         </w:r>
         <w:r>
           <w:rPr>
@@ -6521,7 +6515,7 @@
           <w:lang w:eastAsia="en-IE"/>
         </w:rPr>
       </w:pPr>
-      <w:hyperlink w:anchor="_Toc226387232" w:history="1">
+      <w:hyperlink w:anchor="_Toc227532193" w:history="1">
         <w:r>
           <w:rPr>
             <w:rStyle w:val="Hyperlink"/>
@@ -6557,7 +6551,7 @@
             <w:noProof/>
             <w:webHidden/>
           </w:rPr>
-          <w:instrText xml:space="preserve"> PAGEREF _Toc226387232 \h </w:instrText>
+          <w:instrText xml:space="preserve"> PAGEREF _Toc227532193 \h </w:instrText>
         </w:r>
         <w:r>
           <w:rPr>
@@ -6600,7 +6594,7 @@
           <w:lang w:eastAsia="en-IE"/>
         </w:rPr>
       </w:pPr>
-      <w:hyperlink w:anchor="_Toc226387233" w:history="1">
+      <w:hyperlink w:anchor="_Toc227532194" w:history="1">
         <w:r>
           <w:rPr>
             <w:rStyle w:val="Hyperlink"/>
@@ -6636,7 +6630,7 @@
             <w:noProof/>
             <w:webHidden/>
           </w:rPr>
-          <w:instrText xml:space="preserve"> PAGEREF _Toc226387233 \h </w:instrText>
+          <w:instrText xml:space="preserve"> PAGEREF _Toc227532194 \h </w:instrText>
         </w:r>
         <w:r>
           <w:rPr>
@@ -6679,7 +6673,7 @@
           <w:lang w:eastAsia="en-IE"/>
         </w:rPr>
       </w:pPr>
-      <w:hyperlink w:anchor="_Toc226387234" w:history="1">
+      <w:hyperlink w:anchor="_Toc227532195" w:history="1">
         <w:r>
           <w:rPr>
             <w:rStyle w:val="Hyperlink"/>
@@ -6715,7 +6709,7 @@
             <w:noProof/>
             <w:webHidden/>
           </w:rPr>
-          <w:instrText xml:space="preserve"> PAGEREF _Toc226387234 \h </w:instrText>
+          <w:instrText xml:space="preserve"> PAGEREF _Toc227532195 \h </w:instrText>
         </w:r>
         <w:r>
           <w:rPr>
@@ -6758,7 +6752,7 @@
           <w:lang w:eastAsia="en-IE"/>
         </w:rPr>
       </w:pPr>
-      <w:hyperlink w:anchor="_Toc226387235" w:history="1">
+      <w:hyperlink w:anchor="_Toc227532196" w:history="1">
         <w:r>
           <w:rPr>
             <w:rStyle w:val="Hyperlink"/>
@@ -6794,7 +6788,7 @@
             <w:noProof/>
             <w:webHidden/>
           </w:rPr>
-          <w:instrText xml:space="preserve"> PAGEREF _Toc226387235 \h </w:instrText>
+          <w:instrText xml:space="preserve"> PAGEREF _Toc227532196 \h </w:instrText>
         </w:r>
         <w:r>
           <w:rPr>
@@ -6837,7 +6831,7 @@
           <w:lang w:eastAsia="en-IE"/>
         </w:rPr>
       </w:pPr>
-      <w:hyperlink w:anchor="_Toc226387236" w:history="1">
+      <w:hyperlink w:anchor="_Toc227532197" w:history="1">
         <w:r>
           <w:rPr>
             <w:rStyle w:val="Hyperlink"/>
@@ -6873,7 +6867,7 @@
             <w:noProof/>
             <w:webHidden/>
           </w:rPr>
-          <w:instrText xml:space="preserve"> PAGEREF _Toc226387236 \h </w:instrText>
+          <w:instrText xml:space="preserve"> PAGEREF _Toc227532197 \h </w:instrText>
         </w:r>
         <w:r>
           <w:rPr>
@@ -6916,7 +6910,7 @@
           <w:lang w:eastAsia="en-IE"/>
         </w:rPr>
       </w:pPr>
-      <w:hyperlink w:anchor="_Toc226387237" w:history="1">
+      <w:hyperlink w:anchor="_Toc227532198" w:history="1">
         <w:r>
           <w:rPr>
             <w:rStyle w:val="Hyperlink"/>
@@ -6952,7 +6946,7 @@
             <w:noProof/>
             <w:webHidden/>
           </w:rPr>
-          <w:instrText xml:space="preserve"> PAGEREF _Toc226387237 \h </w:instrText>
+          <w:instrText xml:space="preserve"> PAGEREF _Toc227532198 \h </w:instrText>
         </w:r>
         <w:r>
           <w:rPr>
@@ -6995,7 +6989,7 @@
           <w:lang w:eastAsia="en-IE"/>
         </w:rPr>
       </w:pPr>
-      <w:hyperlink w:anchor="_Toc226387238" w:history="1">
+      <w:hyperlink w:anchor="_Toc227532199" w:history="1">
         <w:r>
           <w:rPr>
             <w:rStyle w:val="Hyperlink"/>
@@ -7031,7 +7025,7 @@
             <w:noProof/>
             <w:webHidden/>
           </w:rPr>
-          <w:instrText xml:space="preserve"> PAGEREF _Toc226387238 \h </w:instrText>
+          <w:instrText xml:space="preserve"> PAGEREF _Toc227532199 \h </w:instrText>
         </w:r>
         <w:r>
           <w:rPr>
@@ -7074,7 +7068,7 @@
           <w:lang w:eastAsia="en-IE"/>
         </w:rPr>
       </w:pPr>
-      <w:hyperlink w:anchor="_Toc226387239" w:history="1">
+      <w:hyperlink w:anchor="_Toc227532200" w:history="1">
         <w:r>
           <w:rPr>
             <w:rStyle w:val="Hyperlink"/>
@@ -7110,7 +7104,7 @@
             <w:noProof/>
             <w:webHidden/>
           </w:rPr>
-          <w:instrText xml:space="preserve"> PAGEREF _Toc226387239 \h </w:instrText>
+          <w:instrText xml:space="preserve"> PAGEREF _Toc227532200 \h </w:instrText>
         </w:r>
         <w:r>
           <w:rPr>
@@ -7153,7 +7147,7 @@
           <w:lang w:eastAsia="en-IE"/>
         </w:rPr>
       </w:pPr>
-      <w:hyperlink w:anchor="_Toc226387240" w:history="1">
+      <w:hyperlink w:anchor="_Toc227532201" w:history="1">
         <w:r>
           <w:rPr>
             <w:rStyle w:val="Hyperlink"/>
@@ -7189,7 +7183,7 @@
             <w:noProof/>
             <w:webHidden/>
           </w:rPr>
-          <w:instrText xml:space="preserve"> PAGEREF _Toc226387240 \h </w:instrText>
+          <w:instrText xml:space="preserve"> PAGEREF _Toc227532201 \h </w:instrText>
         </w:r>
         <w:r>
           <w:rPr>
@@ -7232,7 +7226,7 @@
           <w:lang w:eastAsia="en-IE"/>
         </w:rPr>
       </w:pPr>
-      <w:hyperlink w:anchor="_Toc226387241" w:history="1">
+      <w:hyperlink w:anchor="_Toc227532202" w:history="1">
         <w:r>
           <w:rPr>
             <w:rStyle w:val="Hyperlink"/>
@@ -7268,7 +7262,7 @@
             <w:noProof/>
             <w:webHidden/>
           </w:rPr>
-          <w:instrText xml:space="preserve"> PAGEREF _Toc226387241 \h </w:instrText>
+          <w:instrText xml:space="preserve"> PAGEREF _Toc227532202 \h </w:instrText>
         </w:r>
         <w:r>
           <w:rPr>
@@ -7337,7 +7331,7 @@
       <w:pPr>
         <w:pStyle w:val="Heading1"/>
       </w:pPr>
-      <w:bookmarkStart w:id="1" w:name="_Toc226387149"/>
+      <w:bookmarkStart w:id="1" w:name="_Toc227532110"/>
       <w:r>
         <w:lastRenderedPageBreak/>
         <w:t>Introduction</w:t>
@@ -7392,7 +7386,7 @@
       <w:pPr>
         <w:pStyle w:val="Heading1"/>
       </w:pPr>
-      <w:bookmarkStart w:id="2" w:name="_Toc226387150"/>
+      <w:bookmarkStart w:id="2" w:name="_Toc227532111"/>
       <w:r>
         <w:t>Hosting</w:t>
       </w:r>
@@ -7403,15 +7397,7 @@
         <w:jc w:val="both"/>
       </w:pPr>
       <w:r>
-        <w:t xml:space="preserve">The system will be hosted using </w:t>
-      </w:r>
-      <w:proofErr w:type="spellStart"/>
-      <w:r>
-        <w:t>DigitalOcean’s</w:t>
-      </w:r>
-      <w:proofErr w:type="spellEnd"/>
-      <w:r>
-        <w:t xml:space="preserve"> Droplet service. This is a virtual private server (VPS)</w:t>
+        <w:t>The system will be hosted using DigitalOcean’s Droplet service. This is a virtual private server (VPS)</w:t>
       </w:r>
       <w:r>
         <w:t>.</w:t>
@@ -7437,23 +7423,7 @@
         <w:jc w:val="both"/>
       </w:pPr>
       <w:r>
-        <w:t xml:space="preserve">For security purposes an SSH key will be generated and used to access the server console. This is faster and more secure than the password option that is offered by </w:t>
-      </w:r>
-      <w:proofErr w:type="spellStart"/>
-      <w:r>
-        <w:t>DigitalOcean</w:t>
-      </w:r>
-      <w:proofErr w:type="spellEnd"/>
-      <w:r>
-        <w:t xml:space="preserve">. The </w:t>
-      </w:r>
-      <w:proofErr w:type="spellStart"/>
-      <w:r>
-        <w:t>Github</w:t>
-      </w:r>
-      <w:proofErr w:type="spellEnd"/>
-      <w:r>
-        <w:t xml:space="preserve"> repository containing the project will be cloned onto the server and the needed dependencies will be installed such as Node.js</w:t>
+        <w:t>For security purposes an SSH key will be generated and used to access the server console. This is faster and more secure than the password option that is offered by DigitalOcean. The Github repository containing the project will be cloned onto the server and the needed dependencies will be installed such as Node.js</w:t>
       </w:r>
       <w:r>
         <w:t xml:space="preserve">, </w:t>
@@ -7477,7 +7447,7 @@
       <w:pPr>
         <w:pStyle w:val="Heading1"/>
       </w:pPr>
-      <w:bookmarkStart w:id="3" w:name="_Toc226387151"/>
+      <w:bookmarkStart w:id="3" w:name="_Toc227532112"/>
       <w:r>
         <w:lastRenderedPageBreak/>
         <w:t>Architecture Diagram</w:t>
@@ -7534,7 +7504,7 @@
         <w:pStyle w:val="Caption"/>
         <w:jc w:val="center"/>
       </w:pPr>
-      <w:bookmarkStart w:id="4" w:name="_Toc226387201"/>
+      <w:bookmarkStart w:id="4" w:name="_Toc227532162"/>
       <w:r>
         <w:rPr>
           <w:b/>
@@ -7668,7 +7638,7 @@
       <w:pPr>
         <w:pStyle w:val="Heading1"/>
       </w:pPr>
-      <w:bookmarkStart w:id="5" w:name="_Toc226387152"/>
+      <w:bookmarkStart w:id="5" w:name="_Toc227532113"/>
       <w:r>
         <w:lastRenderedPageBreak/>
         <w:t>Sequence Diagrams</w:t>
@@ -7679,7 +7649,7 @@
       <w:pPr>
         <w:pStyle w:val="Heading2"/>
       </w:pPr>
-      <w:bookmarkStart w:id="6" w:name="_Toc226387153"/>
+      <w:bookmarkStart w:id="6" w:name="_Toc227532114"/>
       <w:r>
         <w:t>Solve a Problem</w:t>
       </w:r>
@@ -7745,7 +7715,7 @@
         <w:pStyle w:val="Caption"/>
         <w:jc w:val="center"/>
       </w:pPr>
-      <w:bookmarkStart w:id="7" w:name="_Toc226387202"/>
+      <w:bookmarkStart w:id="7" w:name="_Toc227532163"/>
       <w:r>
         <w:rPr>
           <w:b/>
@@ -7817,7 +7787,7 @@
       <w:pPr>
         <w:pStyle w:val="Heading2"/>
       </w:pPr>
-      <w:bookmarkStart w:id="8" w:name="_Toc226387154"/>
+      <w:bookmarkStart w:id="8" w:name="_Toc227532115"/>
       <w:r>
         <w:lastRenderedPageBreak/>
         <w:t>Login</w:t>
@@ -7871,7 +7841,7 @@
         <w:pStyle w:val="Caption"/>
         <w:jc w:val="center"/>
       </w:pPr>
-      <w:bookmarkStart w:id="9" w:name="_Toc226387203"/>
+      <w:bookmarkStart w:id="9" w:name="_Toc227532164"/>
       <w:r>
         <w:rPr>
           <w:b/>
@@ -7931,7 +7901,7 @@
       <w:pPr>
         <w:pStyle w:val="Heading2"/>
       </w:pPr>
-      <w:bookmarkStart w:id="10" w:name="_Toc226387155"/>
+      <w:bookmarkStart w:id="10" w:name="_Toc227532116"/>
       <w:r>
         <w:t>Sign Up</w:t>
       </w:r>
@@ -7994,7 +7964,7 @@
         <w:pStyle w:val="Caption"/>
         <w:jc w:val="center"/>
       </w:pPr>
-      <w:bookmarkStart w:id="11" w:name="_Toc226387204"/>
+      <w:bookmarkStart w:id="11" w:name="_Toc227532165"/>
       <w:r>
         <w:rPr>
           <w:b/>
@@ -8059,7 +8029,7 @@
       <w:pPr>
         <w:pStyle w:val="Heading2"/>
       </w:pPr>
-      <w:bookmarkStart w:id="12" w:name="_Toc226387156"/>
+      <w:bookmarkStart w:id="12" w:name="_Toc227532117"/>
       <w:r>
         <w:lastRenderedPageBreak/>
         <w:t>View Problems</w:t>
@@ -8116,7 +8086,7 @@
         <w:pStyle w:val="Caption"/>
         <w:jc w:val="center"/>
       </w:pPr>
-      <w:bookmarkStart w:id="13" w:name="_Toc226387205"/>
+      <w:bookmarkStart w:id="13" w:name="_Toc227532166"/>
       <w:r>
         <w:rPr>
           <w:b/>
@@ -8176,7 +8146,7 @@
       <w:pPr>
         <w:pStyle w:val="Heading2"/>
       </w:pPr>
-      <w:bookmarkStart w:id="14" w:name="_Toc226387157"/>
+      <w:bookmarkStart w:id="14" w:name="_Toc227532118"/>
       <w:r>
         <w:t>C</w:t>
       </w:r>
@@ -8248,7 +8218,7 @@
           <w:color w:val="auto"/>
         </w:rPr>
       </w:pPr>
-      <w:bookmarkStart w:id="15" w:name="_Toc226387206"/>
+      <w:bookmarkStart w:id="15" w:name="_Toc227532167"/>
       <w:r>
         <w:rPr>
           <w:b/>
@@ -8332,7 +8302,7 @@
           <w:rStyle w:val="Heading2Char"/>
         </w:rPr>
       </w:pPr>
-      <w:bookmarkStart w:id="16" w:name="_Toc226387158"/>
+      <w:bookmarkStart w:id="16" w:name="_Toc227532119"/>
       <w:r>
         <w:rPr>
           <w:rStyle w:val="Heading2Char"/>
@@ -8392,7 +8362,7 @@
         <w:pStyle w:val="Caption"/>
         <w:jc w:val="center"/>
       </w:pPr>
-      <w:bookmarkStart w:id="17" w:name="_Toc226387207"/>
+      <w:bookmarkStart w:id="17" w:name="_Toc227532168"/>
       <w:r>
         <w:rPr>
           <w:b/>
@@ -8452,7 +8422,7 @@
       <w:pPr>
         <w:pStyle w:val="Heading2"/>
       </w:pPr>
-      <w:bookmarkStart w:id="18" w:name="_Toc226387159"/>
+      <w:bookmarkStart w:id="18" w:name="_Toc227532120"/>
       <w:r>
         <w:t xml:space="preserve">Create / Update </w:t>
       </w:r>
@@ -8511,7 +8481,7 @@
         <w:pStyle w:val="Caption"/>
         <w:jc w:val="center"/>
       </w:pPr>
-      <w:bookmarkStart w:id="19" w:name="_Toc226387208"/>
+      <w:bookmarkStart w:id="19" w:name="_Toc227532169"/>
       <w:r>
         <w:rPr>
           <w:b/>
@@ -8571,7 +8541,7 @@
       <w:pPr>
         <w:pStyle w:val="Heading2"/>
       </w:pPr>
-      <w:bookmarkStart w:id="20" w:name="_Toc226387160"/>
+      <w:bookmarkStart w:id="20" w:name="_Toc227532121"/>
       <w:r>
         <w:lastRenderedPageBreak/>
         <w:t>View Results</w:t>
@@ -8628,7 +8598,7 @@
         <w:pStyle w:val="Caption"/>
         <w:jc w:val="center"/>
       </w:pPr>
-      <w:bookmarkStart w:id="21" w:name="_Toc226387209"/>
+      <w:bookmarkStart w:id="21" w:name="_Toc227532170"/>
       <w:r>
         <w:rPr>
           <w:b/>
@@ -8688,7 +8658,7 @@
       <w:pPr>
         <w:pStyle w:val="Heading2"/>
       </w:pPr>
-      <w:bookmarkStart w:id="22" w:name="_Toc226387161"/>
+      <w:bookmarkStart w:id="22" w:name="_Toc227532122"/>
       <w:r>
         <w:t>View Profile</w:t>
       </w:r>
@@ -8744,7 +8714,7 @@
         <w:pStyle w:val="Caption"/>
         <w:jc w:val="center"/>
       </w:pPr>
-      <w:bookmarkStart w:id="23" w:name="_Toc226387210"/>
+      <w:bookmarkStart w:id="23" w:name="_Toc227532171"/>
       <w:r>
         <w:rPr>
           <w:b/>
@@ -8804,7 +8774,7 @@
       <w:pPr>
         <w:pStyle w:val="Heading2"/>
       </w:pPr>
-      <w:bookmarkStart w:id="24" w:name="_Toc226387162"/>
+      <w:bookmarkStart w:id="24" w:name="_Toc227532123"/>
       <w:r>
         <w:lastRenderedPageBreak/>
         <w:t>View Leaderboard</w:t>
@@ -8861,7 +8831,7 @@
         <w:pStyle w:val="Caption"/>
         <w:jc w:val="center"/>
       </w:pPr>
-      <w:bookmarkStart w:id="25" w:name="_Toc226387211"/>
+      <w:bookmarkStart w:id="25" w:name="_Toc227532172"/>
       <w:r>
         <w:rPr>
           <w:b/>
@@ -8926,7 +8896,7 @@
       <w:pPr>
         <w:pStyle w:val="Heading1"/>
       </w:pPr>
-      <w:bookmarkStart w:id="26" w:name="_Toc226387163"/>
+      <w:bookmarkStart w:id="26" w:name="_Toc227532124"/>
       <w:r>
         <w:lastRenderedPageBreak/>
         <w:t>Packages</w:t>
@@ -9178,7 +9148,6 @@
         </w:numPr>
         <w:jc w:val="both"/>
       </w:pPr>
-      <w:proofErr w:type="spellStart"/>
       <w:r>
         <w:rPr>
           <w:b/>
@@ -9187,7 +9156,6 @@
         </w:rPr>
         <w:t>dockerode</w:t>
       </w:r>
-      <w:proofErr w:type="spellEnd"/>
       <w:r>
         <w:rPr>
           <w:lang w:val="en-US"/>
@@ -9264,21 +9232,7 @@
         <w:rPr>
           <w:lang w:val="en-US"/>
         </w:rPr>
-        <w:t xml:space="preserve"> – Provides required </w:t>
-      </w:r>
-      <w:proofErr w:type="spellStart"/>
-      <w:r>
-        <w:rPr>
-          <w:lang w:val="en-US"/>
-        </w:rPr>
-        <w:t>dockerode</w:t>
-      </w:r>
-      <w:proofErr w:type="spellEnd"/>
-      <w:r>
-        <w:rPr>
-          <w:lang w:val="en-US"/>
-        </w:rPr>
-        <w:t xml:space="preserve"> types which are needed for use with TypeScript </w:t>
+        <w:t xml:space="preserve"> – Provides required dockerode types which are needed for use with TypeScript </w:t>
       </w:r>
       <w:sdt>
         <w:sdtPr>
@@ -9780,7 +9734,7 @@
       <w:pPr>
         <w:pStyle w:val="Heading1"/>
       </w:pPr>
-      <w:bookmarkStart w:id="27" w:name="_Toc226387164"/>
+      <w:bookmarkStart w:id="27" w:name="_Toc227532125"/>
       <w:r>
         <w:lastRenderedPageBreak/>
         <w:t xml:space="preserve">Important </w:t>
@@ -9794,7 +9748,7 @@
       <w:pPr>
         <w:pStyle w:val="Heading2"/>
       </w:pPr>
-      <w:bookmarkStart w:id="28" w:name="_Toc226387165"/>
+      <w:bookmarkStart w:id="28" w:name="_Toc227532126"/>
       <w:r>
         <w:t>Test Harness</w:t>
       </w:r>
@@ -9924,7 +9878,7 @@
         <w:pStyle w:val="Caption"/>
         <w:jc w:val="center"/>
       </w:pPr>
-      <w:bookmarkStart w:id="29" w:name="_Toc226387212"/>
+      <w:bookmarkStart w:id="29" w:name="_Toc227532173"/>
       <w:r>
         <w:rPr>
           <w:b/>
@@ -10045,7 +9999,7 @@
         <w:pStyle w:val="Caption"/>
         <w:jc w:val="center"/>
       </w:pPr>
-      <w:bookmarkStart w:id="30" w:name="_Toc226387213"/>
+      <w:bookmarkStart w:id="30" w:name="_Toc227532174"/>
       <w:r>
         <w:rPr>
           <w:b/>
@@ -10105,7 +10059,7 @@
       <w:pPr>
         <w:pStyle w:val="Heading2"/>
       </w:pPr>
-      <w:bookmarkStart w:id="31" w:name="_Toc226387166"/>
+      <w:bookmarkStart w:id="31" w:name="_Toc227532127"/>
       <w:r>
         <w:lastRenderedPageBreak/>
         <w:t>Preprocessing Java Input</w:t>
@@ -10126,23 +10080,13 @@
         </w:rPr>
         <w:t xml:space="preserve">A function called </w:t>
       </w:r>
-      <w:proofErr w:type="spellStart"/>
       <w:r>
         <w:rPr>
           <w:rFonts w:ascii="Courier New" w:hAnsi="Courier New" w:cs="Courier New"/>
           <w:sz w:val="22"/>
           <w:szCs w:val="22"/>
         </w:rPr>
-        <w:t>preprocessJavaInput</w:t>
-      </w:r>
-      <w:proofErr w:type="spellEnd"/>
-      <w:r>
-        <w:rPr>
-          <w:rFonts w:ascii="Courier New" w:hAnsi="Courier New" w:cs="Courier New"/>
-          <w:sz w:val="22"/>
-          <w:szCs w:val="22"/>
-        </w:rPr>
-        <w:t>()</w:t>
+        <w:t>preprocessJavaInput()</w:t>
       </w:r>
       <w:r>
         <w:rPr>
@@ -10255,7 +10199,7 @@
         <w:pStyle w:val="Caption"/>
         <w:jc w:val="center"/>
       </w:pPr>
-      <w:bookmarkStart w:id="32" w:name="_Toc226387214"/>
+      <w:bookmarkStart w:id="32" w:name="_Toc227532175"/>
       <w:r>
         <w:rPr>
           <w:b/>
@@ -10318,7 +10262,6 @@
       <w:r>
         <w:t xml:space="preserve">The next step is to split the parameter list into individual parameters. This requires another helper function called </w:t>
       </w:r>
-      <w:proofErr w:type="spellStart"/>
       <w:r>
         <w:rPr>
           <w:rFonts w:ascii="Courier New" w:hAnsi="Courier New" w:cs="Courier New"/>
@@ -10327,40 +10270,7 @@
           <w:sz w:val="22"/>
           <w:szCs w:val="22"/>
         </w:rPr>
-        <w:t>splitParams</w:t>
-      </w:r>
-      <w:proofErr w:type="spellEnd"/>
-      <w:r>
-        <w:rPr>
-          <w:rFonts w:ascii="Courier New" w:hAnsi="Courier New" w:cs="Courier New"/>
-          <w:i/>
-          <w:iCs/>
-          <w:sz w:val="22"/>
-          <w:szCs w:val="22"/>
-        </w:rPr>
-        <w:t>(</w:t>
-      </w:r>
-      <w:proofErr w:type="spellStart"/>
-      <w:r>
-        <w:rPr>
-          <w:rFonts w:ascii="Courier New" w:hAnsi="Courier New" w:cs="Courier New"/>
-          <w:i/>
-          <w:iCs/>
-          <w:sz w:val="22"/>
-          <w:szCs w:val="22"/>
-        </w:rPr>
-        <w:t>paramsList</w:t>
-      </w:r>
-      <w:proofErr w:type="spellEnd"/>
-      <w:r>
-        <w:rPr>
-          <w:rFonts w:ascii="Courier New" w:hAnsi="Courier New" w:cs="Courier New"/>
-          <w:i/>
-          <w:iCs/>
-          <w:sz w:val="22"/>
-          <w:szCs w:val="22"/>
-        </w:rPr>
-        <w:t>)</w:t>
+        <w:t>splitParams(paramsList)</w:t>
       </w:r>
       <w:r>
         <w:t xml:space="preserve"> to handle complex </w:t>
@@ -10457,7 +10367,7 @@
         <w:pStyle w:val="Caption"/>
         <w:jc w:val="center"/>
       </w:pPr>
-      <w:bookmarkStart w:id="33" w:name="_Toc226387215"/>
+      <w:bookmarkStart w:id="33" w:name="_Toc227532176"/>
       <w:r>
         <w:rPr>
           <w:b/>
@@ -10509,15 +10419,7 @@
         <w:t>.</w:t>
       </w:r>
       <w:r>
-        <w:t xml:space="preserve"> </w:t>
-      </w:r>
-      <w:proofErr w:type="spellStart"/>
-      <w:r>
-        <w:t>splitParams</w:t>
-      </w:r>
-      <w:proofErr w:type="spellEnd"/>
-      <w:r>
-        <w:t xml:space="preserve"> function</w:t>
+        <w:t xml:space="preserve"> splitParams function</w:t>
       </w:r>
       <w:bookmarkEnd w:id="33"/>
     </w:p>
@@ -10630,7 +10532,7 @@
         <w:pStyle w:val="Caption"/>
         <w:jc w:val="center"/>
       </w:pPr>
-      <w:bookmarkStart w:id="34" w:name="_Toc226387216"/>
+      <w:bookmarkStart w:id="34" w:name="_Toc227532177"/>
       <w:r>
         <w:rPr>
           <w:b/>
@@ -10693,7 +10595,6 @@
       <w:r>
         <w:t xml:space="preserve">Finally, the variable </w:t>
       </w:r>
-      <w:proofErr w:type="spellStart"/>
       <w:r>
         <w:rPr>
           <w:rFonts w:ascii="Courier New" w:hAnsi="Courier New" w:cs="Courier New"/>
@@ -10702,11 +10603,9 @@
         </w:rPr>
         <w:t>functionCallLine</w:t>
       </w:r>
-      <w:proofErr w:type="spellEnd"/>
       <w:r>
         <w:t xml:space="preserve">, which is needed to call the function, is built dynamically using </w:t>
       </w:r>
-      <w:proofErr w:type="spellStart"/>
       <w:r>
         <w:rPr>
           <w:rFonts w:ascii="Courier New" w:hAnsi="Courier New" w:cs="Courier New"/>
@@ -10715,11 +10614,9 @@
         </w:rPr>
         <w:t>returnType</w:t>
       </w:r>
-      <w:proofErr w:type="spellEnd"/>
       <w:r>
         <w:t xml:space="preserve">, </w:t>
       </w:r>
-      <w:proofErr w:type="spellStart"/>
       <w:r>
         <w:rPr>
           <w:rFonts w:ascii="Courier New" w:hAnsi="Courier New" w:cs="Courier New"/>
@@ -10728,11 +10625,9 @@
         </w:rPr>
         <w:t>functionName</w:t>
       </w:r>
-      <w:proofErr w:type="spellEnd"/>
       <w:r>
         <w:t xml:space="preserve"> and </w:t>
       </w:r>
-      <w:proofErr w:type="spellStart"/>
       <w:r>
         <w:rPr>
           <w:rFonts w:ascii="Courier New" w:hAnsi="Courier New" w:cs="Courier New"/>
@@ -10741,7 +10636,6 @@
         </w:rPr>
         <w:t>paramNames</w:t>
       </w:r>
-      <w:proofErr w:type="spellEnd"/>
       <w:r>
         <w:t>.</w:t>
       </w:r>
@@ -10796,7 +10690,7 @@
         <w:pStyle w:val="Caption"/>
         <w:jc w:val="center"/>
       </w:pPr>
-      <w:bookmarkStart w:id="35" w:name="_Toc226387217"/>
+      <w:bookmarkStart w:id="35" w:name="_Toc227532178"/>
       <w:r>
         <w:rPr>
           <w:b/>
@@ -10848,15 +10742,7 @@
         <w:t>.</w:t>
       </w:r>
       <w:r>
-        <w:t xml:space="preserve"> </w:t>
-      </w:r>
-      <w:proofErr w:type="spellStart"/>
-      <w:r>
-        <w:t>functionCallLine</w:t>
-      </w:r>
-      <w:proofErr w:type="spellEnd"/>
-      <w:r>
-        <w:t xml:space="preserve"> built dynamically</w:t>
+        <w:t xml:space="preserve"> functionCallLine built dynamically</w:t>
       </w:r>
       <w:bookmarkEnd w:id="35"/>
     </w:p>
@@ -10867,7 +10753,7 @@
       <w:r>
         <w:br w:type="page"/>
       </w:r>
-      <w:bookmarkStart w:id="36" w:name="_Toc226387167"/>
+      <w:bookmarkStart w:id="36" w:name="_Toc227532128"/>
       <w:r>
         <w:lastRenderedPageBreak/>
         <w:t>Preprocessing Python Input</w:t>
@@ -10941,7 +10827,7 @@
         <w:pStyle w:val="Caption"/>
         <w:jc w:val="center"/>
       </w:pPr>
-      <w:bookmarkStart w:id="37" w:name="_Toc226387218"/>
+      <w:bookmarkStart w:id="37" w:name="_Toc227532179"/>
       <w:r>
         <w:rPr>
           <w:b/>
@@ -10993,15 +10879,7 @@
         <w:t>.</w:t>
       </w:r>
       <w:r>
-        <w:t xml:space="preserve"> </w:t>
-      </w:r>
-      <w:proofErr w:type="spellStart"/>
-      <w:r>
-        <w:t>preprocessPythonInput</w:t>
-      </w:r>
-      <w:proofErr w:type="spellEnd"/>
-      <w:r>
-        <w:t xml:space="preserve"> function</w:t>
+        <w:t xml:space="preserve"> preprocessPythonInput function</w:t>
       </w:r>
       <w:bookmarkEnd w:id="37"/>
     </w:p>
@@ -11009,7 +10887,7 @@
       <w:pPr>
         <w:pStyle w:val="Heading2"/>
       </w:pPr>
-      <w:bookmarkStart w:id="38" w:name="_Toc226387168"/>
+      <w:bookmarkStart w:id="38" w:name="_Toc227532129"/>
       <w:r>
         <w:t>Execution and Judging</w:t>
       </w:r>
@@ -11036,102 +10914,86 @@
       <w:r>
         <w:t xml:space="preserve">the </w:t>
       </w:r>
-      <w:proofErr w:type="spellStart"/>
       <w:r>
         <w:rPr>
           <w:rFonts w:ascii="Courier New" w:hAnsi="Courier New" w:cs="Courier New"/>
           <w:sz w:val="22"/>
           <w:szCs w:val="22"/>
         </w:rPr>
-        <w:t>startContainer</w:t>
-      </w:r>
-      <w:proofErr w:type="spellEnd"/>
+        <w:t>startContainer()</w:t>
+      </w:r>
+      <w:r>
+        <w:t xml:space="preserve"> </w:t>
+      </w:r>
+      <w:r>
+        <w:t>function</w:t>
+      </w:r>
+      <w:r>
+        <w:t xml:space="preserve"> seen</w:t>
+      </w:r>
+      <w:r>
+        <w:t xml:space="preserve"> in figure 19. </w:t>
+      </w:r>
+      <w:r>
+        <w:t xml:space="preserve">This </w:t>
+      </w:r>
+      <w:r>
+        <w:t>handles the</w:t>
+      </w:r>
+      <w:r>
+        <w:t xml:space="preserve"> preparation of a test case and code for execution</w:t>
+      </w:r>
+      <w:r>
+        <w:t xml:space="preserve">. The image parameter is used to tell the Docker service which Docker image to use to create the correct environment for each language to execute. The </w:t>
+      </w:r>
       <w:r>
         <w:rPr>
           <w:rFonts w:ascii="Courier New" w:hAnsi="Courier New" w:cs="Courier New"/>
           <w:sz w:val="22"/>
           <w:szCs w:val="22"/>
         </w:rPr>
-        <w:t>()</w:t>
+        <w:t>processedInput</w:t>
+      </w:r>
+      <w:r>
+        <w:t xml:space="preserve"> variable is the sample inputs from the </w:t>
+      </w:r>
+      <w:r>
+        <w:t xml:space="preserve">current </w:t>
+      </w:r>
+      <w:r>
+        <w:t>test case in the correct format and</w:t>
+      </w:r>
+      <w:r>
+        <w:t xml:space="preserve"> the</w:t>
       </w:r>
       <w:r>
         <w:t xml:space="preserve"> </w:t>
       </w:r>
-      <w:r>
-        <w:t>function</w:t>
-      </w:r>
-      <w:r>
-        <w:t xml:space="preserve"> seen</w:t>
-      </w:r>
-      <w:r>
-        <w:t xml:space="preserve"> in figure 19. </w:t>
-      </w:r>
-      <w:r>
-        <w:t xml:space="preserve">This </w:t>
-      </w:r>
-      <w:r>
-        <w:t>handles the</w:t>
-      </w:r>
-      <w:r>
-        <w:t xml:space="preserve"> preparation of a test case and code for execution</w:t>
-      </w:r>
-      <w:r>
-        <w:t xml:space="preserve">. The image parameter is used to tell the Docker service which Docker image to use to create the correct environment for each language to execute. The </w:t>
-      </w:r>
-      <w:proofErr w:type="spellStart"/>
       <w:r>
         <w:rPr>
           <w:rFonts w:ascii="Courier New" w:hAnsi="Courier New" w:cs="Courier New"/>
           <w:sz w:val="22"/>
           <w:szCs w:val="22"/>
         </w:rPr>
-        <w:t>processedInput</w:t>
-      </w:r>
-      <w:proofErr w:type="spellEnd"/>
-      <w:r>
-        <w:t xml:space="preserve"> variable is the sample inputs from the </w:t>
-      </w:r>
-      <w:r>
-        <w:t xml:space="preserve">current </w:t>
-      </w:r>
-      <w:r>
-        <w:t>test case in the correct format and</w:t>
-      </w:r>
-      <w:r>
-        <w:t xml:space="preserve"> the</w:t>
-      </w:r>
-      <w:r>
-        <w:t xml:space="preserve"> </w:t>
-      </w:r>
-      <w:proofErr w:type="spellStart"/>
+        <w:t>preprocessedCode</w:t>
+      </w:r>
+      <w:r>
+        <w:t xml:space="preserve"> variable</w:t>
+      </w:r>
+      <w:r>
+        <w:t xml:space="preserve"> uses the </w:t>
+      </w:r>
+      <w:r>
+        <w:t xml:space="preserve">respective preprocessing helper function mentioned earlier to prepare the correct test harness for the language being executed. The </w:t>
+      </w:r>
       <w:r>
         <w:rPr>
           <w:rFonts w:ascii="Courier New" w:hAnsi="Courier New" w:cs="Courier New"/>
           <w:sz w:val="22"/>
           <w:szCs w:val="22"/>
         </w:rPr>
-        <w:t>preprocessedCode</w:t>
-      </w:r>
-      <w:proofErr w:type="spellEnd"/>
-      <w:r>
-        <w:t xml:space="preserve"> variable</w:t>
-      </w:r>
-      <w:r>
-        <w:t xml:space="preserve"> uses the </w:t>
-      </w:r>
-      <w:r>
-        <w:t xml:space="preserve">respective preprocessing helper function mentioned earlier to prepare the correct test harness for the language being executed. The </w:t>
-      </w:r>
-      <w:proofErr w:type="spellStart"/>
-      <w:r>
-        <w:rPr>
-          <w:rFonts w:ascii="Courier New" w:hAnsi="Courier New" w:cs="Courier New"/>
-          <w:sz w:val="22"/>
-          <w:szCs w:val="22"/>
-        </w:rPr>
         <w:t>startTime</w:t>
       </w:r>
-      <w:proofErr w:type="spellEnd"/>
       <w:r>
         <w:t xml:space="preserve"> variable is used to measure how long a test case will take to run.</w:t>
       </w:r>
@@ -11187,7 +11049,7 @@
         <w:pStyle w:val="Caption"/>
         <w:jc w:val="center"/>
       </w:pPr>
-      <w:bookmarkStart w:id="39" w:name="_Toc226387219"/>
+      <w:bookmarkStart w:id="39" w:name="_Toc227532180"/>
       <w:r>
         <w:rPr>
           <w:b/>
@@ -11239,15 +11101,7 @@
         <w:t>.</w:t>
       </w:r>
       <w:r>
-        <w:t xml:space="preserve"> </w:t>
-      </w:r>
-      <w:proofErr w:type="spellStart"/>
-      <w:r>
-        <w:t>startContainer</w:t>
-      </w:r>
-      <w:proofErr w:type="spellEnd"/>
-      <w:r>
-        <w:t xml:space="preserve"> function part one</w:t>
+        <w:t xml:space="preserve"> startContainer function part one</w:t>
       </w:r>
       <w:bookmarkEnd w:id="39"/>
     </w:p>
@@ -11276,15 +11130,7 @@
         <w:t>(cat &lt;&lt; 'EOF')</w:t>
       </w:r>
       <w:r>
-        <w:t xml:space="preserve">, and the processed test case input is written to </w:t>
-      </w:r>
-      <w:proofErr w:type="spellStart"/>
-      <w:r>
-        <w:t>input.json</w:t>
-      </w:r>
-      <w:proofErr w:type="spellEnd"/>
-      <w:r>
-        <w:t>. The source file is then executed with the input piped in via stdin.</w:t>
+        <w:t>, and the processed test case input is written to input.json. The source file is then executed with the input piped in via stdin.</w:t>
       </w:r>
     </w:p>
     <w:p>
@@ -11314,32 +11160,39 @@
           <w:sz w:val="22"/>
           <w:szCs w:val="22"/>
         </w:rPr>
-        <w:t xml:space="preserve">python3 main.py &lt; </w:t>
-      </w:r>
-      <w:proofErr w:type="spellStart"/>
+        <w:t>python3 main.py &lt; input.json</w:t>
+      </w:r>
+      <w:r>
+        <w:t>.</w:t>
+      </w:r>
+      <w:r>
+        <w:t xml:space="preserve"> </w:t>
+      </w:r>
+      <w:r>
+        <w:t xml:space="preserve">For </w:t>
+      </w:r>
+      <w:r>
+        <w:t>Java</w:t>
+      </w:r>
+      <w:r>
+        <w:t xml:space="preserve">, the harness is written to </w:t>
+      </w:r>
       <w:r>
         <w:rPr>
           <w:rFonts w:ascii="Courier New" w:hAnsi="Courier New" w:cs="Courier New"/>
           <w:sz w:val="22"/>
           <w:szCs w:val="22"/>
         </w:rPr>
-        <w:t>input.json</w:t>
-      </w:r>
-      <w:proofErr w:type="spellEnd"/>
-      <w:r>
-        <w:t>.</w:t>
-      </w:r>
-      <w:r>
-        <w:t xml:space="preserve"> </w:t>
-      </w:r>
-      <w:r>
-        <w:t xml:space="preserve">For </w:t>
-      </w:r>
-      <w:r>
-        <w:t>Java</w:t>
-      </w:r>
-      <w:r>
-        <w:t xml:space="preserve">, the harness is written to </w:t>
+        <w:t>Main.java</w:t>
+      </w:r>
+      <w:r>
+        <w:t xml:space="preserve">, compiled </w:t>
+      </w:r>
+      <w:r>
+        <w:rPr>
+          <w:rFonts w:cs="Courier New"/>
+        </w:rPr>
+        <w:t>with</w:t>
       </w:r>
       <w:r>
         <w:rPr>
@@ -11347,10 +11200,10 @@
           <w:sz w:val="22"/>
           <w:szCs w:val="22"/>
         </w:rPr>
-        <w:t>Main.java</w:t>
-      </w:r>
-      <w:r>
-        <w:t xml:space="preserve">, compiled </w:t>
+        <w:t xml:space="preserve"> javac Main.java</w:t>
+      </w:r>
+      <w:r>
+        <w:t xml:space="preserve">, and then executed </w:t>
       </w:r>
       <w:r>
         <w:rPr>
@@ -11364,74 +11217,21 @@
           <w:sz w:val="22"/>
           <w:szCs w:val="22"/>
         </w:rPr>
-        <w:t xml:space="preserve"> </w:t>
-      </w:r>
-      <w:proofErr w:type="spellStart"/>
+        <w:t xml:space="preserve"> java -cp ".:/app/*" Main &lt; input.json</w:t>
+      </w:r>
+      <w:r>
+        <w:t xml:space="preserve">. The </w:t>
+      </w:r>
       <w:r>
         <w:rPr>
           <w:rFonts w:ascii="Courier New" w:hAnsi="Courier New" w:cs="Courier New"/>
           <w:sz w:val="22"/>
           <w:szCs w:val="22"/>
         </w:rPr>
-        <w:t>javac</w:t>
-      </w:r>
-      <w:proofErr w:type="spellEnd"/>
-      <w:r>
-        <w:rPr>
-          <w:rFonts w:ascii="Courier New" w:hAnsi="Courier New" w:cs="Courier New"/>
-          <w:sz w:val="22"/>
-          <w:szCs w:val="22"/>
-        </w:rPr>
-        <w:t xml:space="preserve"> Main.java</w:t>
-      </w:r>
-      <w:r>
-        <w:t xml:space="preserve">, and then executed </w:t>
-      </w:r>
-      <w:r>
-        <w:rPr>
-          <w:rFonts w:cs="Courier New"/>
-        </w:rPr>
-        <w:t>with</w:t>
-      </w:r>
-      <w:r>
-        <w:rPr>
-          <w:rFonts w:ascii="Courier New" w:hAnsi="Courier New" w:cs="Courier New"/>
-          <w:sz w:val="22"/>
-          <w:szCs w:val="22"/>
-        </w:rPr>
-        <w:t xml:space="preserve"> java -cp ".:/app/*" Main &lt; </w:t>
-      </w:r>
-      <w:proofErr w:type="spellStart"/>
-      <w:r>
-        <w:rPr>
-          <w:rFonts w:ascii="Courier New" w:hAnsi="Courier New" w:cs="Courier New"/>
-          <w:sz w:val="22"/>
-          <w:szCs w:val="22"/>
-        </w:rPr>
-        <w:t>input.json</w:t>
-      </w:r>
-      <w:proofErr w:type="spellEnd"/>
-      <w:r>
-        <w:t xml:space="preserve">. The </w:t>
-      </w:r>
-      <w:r>
-        <w:rPr>
-          <w:rFonts w:ascii="Courier New" w:hAnsi="Courier New" w:cs="Courier New"/>
-          <w:sz w:val="22"/>
-          <w:szCs w:val="22"/>
-        </w:rPr>
         <w:t>-cp ".:/app/*"</w:t>
       </w:r>
       <w:r>
-        <w:t xml:space="preserve"> flag sets the </w:t>
-      </w:r>
-      <w:proofErr w:type="spellStart"/>
-      <w:r>
-        <w:t>classpath</w:t>
-      </w:r>
-      <w:proofErr w:type="spellEnd"/>
-      <w:r>
-        <w:t xml:space="preserve"> to include both the current directory and any dependencies in </w:t>
+        <w:t xml:space="preserve"> flag sets the classpath to include both the current directory and any dependencies in </w:t>
       </w:r>
       <w:r>
         <w:rPr>
@@ -11511,7 +11311,7 @@
         <w:pStyle w:val="Caption"/>
         <w:jc w:val="center"/>
       </w:pPr>
-      <w:bookmarkStart w:id="40" w:name="_Toc226387220"/>
+      <w:bookmarkStart w:id="40" w:name="_Toc227532181"/>
       <w:r>
         <w:rPr>
           <w:b/>
@@ -11563,15 +11363,7 @@
         <w:t>.</w:t>
       </w:r>
       <w:r>
-        <w:t xml:space="preserve"> </w:t>
-      </w:r>
-      <w:proofErr w:type="spellStart"/>
-      <w:r>
-        <w:t>startContainer</w:t>
-      </w:r>
-      <w:proofErr w:type="spellEnd"/>
-      <w:r>
-        <w:t xml:space="preserve"> function part two, commands that run in Docker container</w:t>
+        <w:t xml:space="preserve"> startContainer function part two, commands that run in Docker container</w:t>
       </w:r>
       <w:bookmarkEnd w:id="40"/>
     </w:p>
@@ -11583,26 +11375,27 @@
         <w:lastRenderedPageBreak/>
         <w:t xml:space="preserve">Figure 21. shows how the Docker container is created using the shell commands from the previous step. Several resource constraints are applied here to ensure fairness and security. </w:t>
       </w:r>
-      <w:proofErr w:type="spellStart"/>
       <w:r>
         <w:rPr>
           <w:rFonts w:ascii="Courier New" w:hAnsi="Courier New" w:cs="Courier New"/>
           <w:sz w:val="22"/>
           <w:szCs w:val="22"/>
         </w:rPr>
-        <w:t>NetworkMode</w:t>
-      </w:r>
-      <w:proofErr w:type="spellEnd"/>
+        <w:t>NetworkMode: "none"</w:t>
+      </w:r>
+      <w:r>
+        <w:t xml:space="preserve"> restricts any external network access, preventing external requests. </w:t>
+      </w:r>
       <w:r>
         <w:rPr>
           <w:rFonts w:ascii="Courier New" w:hAnsi="Courier New" w:cs="Courier New"/>
           <w:sz w:val="22"/>
           <w:szCs w:val="22"/>
         </w:rPr>
-        <w:t>: "none"</w:t>
-      </w:r>
-      <w:r>
-        <w:t xml:space="preserve"> restricts any external network access, preventing external requests. </w:t>
+        <w:t>Memory, CpuPeriod, CpuQuota</w:t>
+      </w:r>
+      <w:r>
+        <w:t xml:space="preserve"> and </w:t>
       </w:r>
       <w:r>
         <w:rPr>
@@ -11610,173 +11403,82 @@
           <w:sz w:val="22"/>
           <w:szCs w:val="22"/>
         </w:rPr>
-        <w:t xml:space="preserve">Memory, </w:t>
-      </w:r>
-      <w:proofErr w:type="spellStart"/>
+        <w:t>PidsLimit</w:t>
+      </w:r>
+      <w:r>
+        <w:t xml:space="preserve"> are set to cap memory, CPU, and process count, preventing a single submission from consuming excessive  resources. A timeout of 100 seconds is also set which forcibly kills the container if execution exceeds the limit, preventing infinite loops from blocking execution indefinitely.</w:t>
+      </w:r>
+      <w:r>
+        <w:t xml:space="preserve"> </w:t>
+      </w:r>
+      <w:r>
+        <w:t xml:space="preserve">The </w:t>
+      </w:r>
       <w:r>
         <w:rPr>
           <w:rFonts w:ascii="Courier New" w:hAnsi="Courier New" w:cs="Courier New"/>
           <w:sz w:val="22"/>
           <w:szCs w:val="22"/>
         </w:rPr>
-        <w:t>CpuPeriod</w:t>
-      </w:r>
-      <w:proofErr w:type="spellEnd"/>
+        <w:t>endTime</w:t>
+      </w:r>
+      <w:r>
+        <w:t xml:space="preserve"> </w:t>
+      </w:r>
+      <w:r>
+        <w:t xml:space="preserve">variable </w:t>
+      </w:r>
+      <w:r>
+        <w:t>is used to calculate how long the test case took to execute.</w:t>
+      </w:r>
+    </w:p>
+    <w:p>
+      <w:pPr>
+        <w:jc w:val="both"/>
+      </w:pPr>
+      <w:r>
+        <w:t xml:space="preserve">Note that </w:t>
+      </w:r>
       <w:r>
         <w:rPr>
           <w:rFonts w:ascii="Courier New" w:hAnsi="Courier New" w:cs="Courier New"/>
           <w:sz w:val="22"/>
           <w:szCs w:val="22"/>
         </w:rPr>
-        <w:t xml:space="preserve">, </w:t>
-      </w:r>
-      <w:proofErr w:type="spellStart"/>
+        <w:t>docker.createContainer()</w:t>
+      </w:r>
+      <w:r>
+        <w:t xml:space="preserve"> is a function from the dockerode package which creates the docker container but does not execute it. </w:t>
+      </w:r>
       <w:r>
         <w:rPr>
           <w:rFonts w:ascii="Courier New" w:hAnsi="Courier New" w:cs="Courier New"/>
           <w:sz w:val="22"/>
           <w:szCs w:val="22"/>
         </w:rPr>
-        <w:t>CpuQuota</w:t>
-      </w:r>
-      <w:proofErr w:type="spellEnd"/>
-      <w:r>
-        <w:t xml:space="preserve"> and </w:t>
-      </w:r>
-      <w:proofErr w:type="spellStart"/>
+        <w:t>docker.start()</w:t>
+      </w:r>
+      <w:r>
+        <w:t xml:space="preserve"> starts the docker container, </w:t>
+      </w:r>
       <w:r>
         <w:rPr>
           <w:rFonts w:ascii="Courier New" w:hAnsi="Courier New" w:cs="Courier New"/>
           <w:sz w:val="22"/>
           <w:szCs w:val="22"/>
         </w:rPr>
-        <w:t>PidsLimit</w:t>
-      </w:r>
-      <w:proofErr w:type="spellEnd"/>
-      <w:r>
-        <w:t xml:space="preserve"> are set to cap memory, CPU, and process count, preventing a single submission from consuming excessive  resources. A timeout of 100 seconds is also set which forcibly kills the container if execution exceeds the limit, preventing infinite loops from blocking execution indefinitely.</w:t>
-      </w:r>
-      <w:r>
-        <w:t xml:space="preserve"> </w:t>
-      </w:r>
-      <w:r>
-        <w:t xml:space="preserve">The </w:t>
-      </w:r>
-      <w:proofErr w:type="spellStart"/>
+        <w:t>docker.kill()</w:t>
+      </w:r>
+      <w:r>
+        <w:t xml:space="preserve"> forcibly kills the container and </w:t>
+      </w:r>
       <w:r>
         <w:rPr>
           <w:rFonts w:ascii="Courier New" w:hAnsi="Courier New" w:cs="Courier New"/>
           <w:sz w:val="22"/>
           <w:szCs w:val="22"/>
         </w:rPr>
-        <w:t>endTime</w:t>
-      </w:r>
-      <w:proofErr w:type="spellEnd"/>
-      <w:r>
-        <w:t xml:space="preserve"> </w:t>
-      </w:r>
-      <w:r>
-        <w:t xml:space="preserve">variable </w:t>
-      </w:r>
-      <w:r>
-        <w:t>is used to calculate how long the test case took to execute.</w:t>
-      </w:r>
-    </w:p>
-    <w:p>
-      <w:pPr>
-        <w:jc w:val="both"/>
-      </w:pPr>
-      <w:r>
-        <w:t xml:space="preserve">Note that </w:t>
-      </w:r>
-      <w:proofErr w:type="spellStart"/>
-      <w:r>
-        <w:rPr>
-          <w:rFonts w:ascii="Courier New" w:hAnsi="Courier New" w:cs="Courier New"/>
-          <w:sz w:val="22"/>
-          <w:szCs w:val="22"/>
-        </w:rPr>
-        <w:t>docker.createContainer</w:t>
-      </w:r>
-      <w:proofErr w:type="spellEnd"/>
-      <w:r>
-        <w:rPr>
-          <w:rFonts w:ascii="Courier New" w:hAnsi="Courier New" w:cs="Courier New"/>
-          <w:sz w:val="22"/>
-          <w:szCs w:val="22"/>
-        </w:rPr>
-        <w:t>()</w:t>
-      </w:r>
-      <w:r>
-        <w:t xml:space="preserve"> is a function from the </w:t>
-      </w:r>
-      <w:proofErr w:type="spellStart"/>
-      <w:r>
-        <w:t>dockerode</w:t>
-      </w:r>
-      <w:proofErr w:type="spellEnd"/>
-      <w:r>
-        <w:t xml:space="preserve"> package which creates the docker container but does not execute it. </w:t>
-      </w:r>
-      <w:proofErr w:type="spellStart"/>
-      <w:r>
-        <w:rPr>
-          <w:rFonts w:ascii="Courier New" w:hAnsi="Courier New" w:cs="Courier New"/>
-          <w:sz w:val="22"/>
-          <w:szCs w:val="22"/>
-        </w:rPr>
-        <w:t>docker.start</w:t>
-      </w:r>
-      <w:proofErr w:type="spellEnd"/>
-      <w:r>
-        <w:rPr>
-          <w:rFonts w:ascii="Courier New" w:hAnsi="Courier New" w:cs="Courier New"/>
-          <w:sz w:val="22"/>
-          <w:szCs w:val="22"/>
-        </w:rPr>
-        <w:t>()</w:t>
-      </w:r>
-      <w:r>
-        <w:t xml:space="preserve"> starts the docker container, </w:t>
-      </w:r>
-      <w:proofErr w:type="spellStart"/>
-      <w:r>
-        <w:rPr>
-          <w:rFonts w:ascii="Courier New" w:hAnsi="Courier New" w:cs="Courier New"/>
-          <w:sz w:val="22"/>
-          <w:szCs w:val="22"/>
-        </w:rPr>
-        <w:t>docker.kill</w:t>
-      </w:r>
-      <w:proofErr w:type="spellEnd"/>
-      <w:r>
-        <w:rPr>
-          <w:rFonts w:ascii="Courier New" w:hAnsi="Courier New" w:cs="Courier New"/>
-          <w:sz w:val="22"/>
-          <w:szCs w:val="22"/>
-        </w:rPr>
-        <w:t>()</w:t>
-      </w:r>
-      <w:r>
-        <w:t xml:space="preserve"> forcibly kills the container and </w:t>
-      </w:r>
-      <w:proofErr w:type="spellStart"/>
-      <w:r>
-        <w:rPr>
-          <w:rFonts w:ascii="Courier New" w:hAnsi="Courier New" w:cs="Courier New"/>
-          <w:sz w:val="22"/>
-          <w:szCs w:val="22"/>
-        </w:rPr>
-        <w:t>docker.wait</w:t>
-      </w:r>
-      <w:proofErr w:type="spellEnd"/>
-      <w:r>
-        <w:rPr>
-          <w:rFonts w:ascii="Courier New" w:hAnsi="Courier New" w:cs="Courier New"/>
-          <w:sz w:val="22"/>
-          <w:szCs w:val="22"/>
-        </w:rPr>
-        <w:t>()</w:t>
+        <w:t>docker.wait()</w:t>
       </w:r>
       <w:r>
         <w:t xml:space="preserve"> waits until the container exits naturally.</w:t>
@@ -11832,7 +11534,7 @@
         <w:pStyle w:val="Caption"/>
         <w:jc w:val="center"/>
       </w:pPr>
-      <w:bookmarkStart w:id="41" w:name="_Toc226387221"/>
+      <w:bookmarkStart w:id="41" w:name="_Toc227532182"/>
       <w:r>
         <w:rPr>
           <w:b/>
@@ -11884,15 +11586,7 @@
         <w:t>.</w:t>
       </w:r>
       <w:r>
-        <w:t xml:space="preserve"> </w:t>
-      </w:r>
-      <w:proofErr w:type="spellStart"/>
-      <w:r>
-        <w:t>startContainer</w:t>
-      </w:r>
-      <w:proofErr w:type="spellEnd"/>
-      <w:r>
-        <w:t xml:space="preserve"> function part three, container execution and timeout</w:t>
+        <w:t xml:space="preserve"> startContainer function part three, container execution and timeout</w:t>
       </w:r>
       <w:bookmarkEnd w:id="41"/>
     </w:p>
@@ -11904,92 +11598,62 @@
         <w:lastRenderedPageBreak/>
         <w:t xml:space="preserve">The final part of the </w:t>
       </w:r>
-      <w:proofErr w:type="spellStart"/>
       <w:r>
         <w:rPr>
           <w:rFonts w:ascii="Courier New" w:hAnsi="Courier New" w:cs="Courier New"/>
           <w:sz w:val="22"/>
           <w:szCs w:val="22"/>
         </w:rPr>
-        <w:t>startContainer</w:t>
-      </w:r>
-      <w:proofErr w:type="spellEnd"/>
+        <w:t>startContainer()</w:t>
+      </w:r>
+      <w:r>
+        <w:t xml:space="preserve"> function</w:t>
+      </w:r>
+      <w:r>
+        <w:t xml:space="preserve"> (seen in figure 22.)</w:t>
+      </w:r>
+      <w:r>
+        <w:t xml:space="preserve"> takes the output from the test case, strips the docker headers,</w:t>
+      </w:r>
+      <w:r>
+        <w:t xml:space="preserve"> and</w:t>
+      </w:r>
+      <w:r>
+        <w:t xml:space="preserve"> compares the processed output with the expected output from the test case</w:t>
+      </w:r>
+      <w:r>
+        <w:t>.</w:t>
+      </w:r>
+      <w:r>
+        <w:t xml:space="preserve"> </w:t>
+      </w:r>
+      <w:r>
+        <w:t xml:space="preserve">This equality check is performed by a </w:t>
+      </w:r>
+      <w:r>
+        <w:t xml:space="preserve">helper function called </w:t>
+      </w:r>
       <w:r>
         <w:rPr>
           <w:rFonts w:ascii="Courier New" w:hAnsi="Courier New" w:cs="Courier New"/>
           <w:sz w:val="22"/>
           <w:szCs w:val="22"/>
         </w:rPr>
-        <w:t>()</w:t>
-      </w:r>
-      <w:r>
-        <w:t xml:space="preserve"> function</w:t>
-      </w:r>
-      <w:r>
-        <w:t xml:space="preserve"> (seen in figure 22.)</w:t>
-      </w:r>
-      <w:r>
-        <w:t xml:space="preserve"> takes the output from the test case, strips the docker headers,</w:t>
-      </w:r>
-      <w:r>
-        <w:t xml:space="preserve"> and</w:t>
-      </w:r>
-      <w:r>
-        <w:t xml:space="preserve"> compares the processed output with the expected output from the test case</w:t>
-      </w:r>
-      <w:r>
-        <w:t>.</w:t>
-      </w:r>
-      <w:r>
-        <w:t xml:space="preserve"> </w:t>
-      </w:r>
-      <w:r>
-        <w:t xml:space="preserve">This equality check is performed by a </w:t>
-      </w:r>
-      <w:r>
-        <w:t xml:space="preserve">helper function called </w:t>
-      </w:r>
-      <w:proofErr w:type="spellStart"/>
+        <w:t>deepEqual()</w:t>
+      </w:r>
+      <w:r>
+        <w:rPr>
+          <w:rFonts w:cs="Courier New"/>
+        </w:rPr>
+        <w:t xml:space="preserve">before </w:t>
+      </w:r>
       <w:r>
         <w:rPr>
           <w:rFonts w:ascii="Courier New" w:hAnsi="Courier New" w:cs="Courier New"/>
           <w:sz w:val="22"/>
           <w:szCs w:val="22"/>
         </w:rPr>
-        <w:t>deepEqual</w:t>
-      </w:r>
-      <w:proofErr w:type="spellEnd"/>
-      <w:r>
-        <w:rPr>
-          <w:rFonts w:ascii="Courier New" w:hAnsi="Courier New" w:cs="Courier New"/>
-          <w:sz w:val="22"/>
-          <w:szCs w:val="22"/>
-        </w:rPr>
-        <w:t>()</w:t>
-      </w:r>
-      <w:r>
-        <w:rPr>
-          <w:rFonts w:cs="Courier New"/>
-        </w:rPr>
-        <w:t xml:space="preserve">before </w:t>
-      </w:r>
-      <w:proofErr w:type="spellStart"/>
-      <w:r>
-        <w:rPr>
-          <w:rFonts w:ascii="Courier New" w:hAnsi="Courier New" w:cs="Courier New"/>
-          <w:sz w:val="22"/>
-          <w:szCs w:val="22"/>
-        </w:rPr>
-        <w:t>startContainer</w:t>
-      </w:r>
-      <w:proofErr w:type="spellEnd"/>
-      <w:r>
-        <w:rPr>
-          <w:rFonts w:ascii="Courier New" w:hAnsi="Courier New" w:cs="Courier New"/>
-          <w:sz w:val="22"/>
-          <w:szCs w:val="22"/>
-        </w:rPr>
-        <w:t>()</w:t>
+        <w:t>startContainer()</w:t>
       </w:r>
       <w:r>
         <w:rPr>
@@ -12051,7 +11715,7 @@
         <w:pStyle w:val="Caption"/>
         <w:jc w:val="center"/>
       </w:pPr>
-      <w:bookmarkStart w:id="42" w:name="_Toc226387222"/>
+      <w:bookmarkStart w:id="42" w:name="_Toc227532183"/>
       <w:r>
         <w:rPr>
           <w:b/>
@@ -12103,15 +11767,7 @@
         <w:t>.</w:t>
       </w:r>
       <w:r>
-        <w:t xml:space="preserve"> </w:t>
-      </w:r>
-      <w:proofErr w:type="spellStart"/>
-      <w:r>
-        <w:t>startContainer</w:t>
-      </w:r>
-      <w:proofErr w:type="spellEnd"/>
-      <w:r>
-        <w:t xml:space="preserve"> function part four, processing output and returning data</w:t>
+        <w:t xml:space="preserve"> startContainer function part four, processing output and returning data</w:t>
       </w:r>
       <w:bookmarkEnd w:id="42"/>
     </w:p>
@@ -12119,35 +11775,33 @@
       <w:pPr>
         <w:jc w:val="both"/>
       </w:pPr>
-      <w:proofErr w:type="spellStart"/>
       <w:r>
         <w:rPr>
           <w:rFonts w:ascii="Courier New" w:hAnsi="Courier New" w:cs="Courier New"/>
           <w:sz w:val="22"/>
           <w:szCs w:val="22"/>
         </w:rPr>
-        <w:t>deepEqual</w:t>
-      </w:r>
-      <w:proofErr w:type="spellEnd"/>
+        <w:t>deepEqual()</w:t>
+      </w:r>
+      <w:r>
+        <w:t xml:space="preserve"> is an important function which </w:t>
+      </w:r>
+      <w:r>
+        <w:t xml:space="preserve">checks if the expected output matches the actual output </w:t>
+      </w:r>
+      <w:r>
+        <w:t>for a given</w:t>
+      </w:r>
+      <w:r>
+        <w:t xml:space="preserve"> test case. This function is needed because a simple TypeScript “</w:t>
+      </w:r>
       <w:r>
         <w:rPr>
           <w:rFonts w:ascii="Courier New" w:hAnsi="Courier New" w:cs="Courier New"/>
           <w:sz w:val="22"/>
           <w:szCs w:val="22"/>
         </w:rPr>
-        <w:t>()</w:t>
-      </w:r>
-      <w:r>
-        <w:t xml:space="preserve"> is an important function which </w:t>
-      </w:r>
-      <w:r>
-        <w:t xml:space="preserve">checks if the expected output matches the actual output </w:t>
-      </w:r>
-      <w:r>
-        <w:t>for a given</w:t>
-      </w:r>
-      <w:r>
-        <w:t xml:space="preserve"> test case. This function is needed because a simple TypeScript “</w:t>
+        <w:t>===</w:t>
       </w:r>
       <w:r>
         <w:rPr>
@@ -12155,7 +11809,13 @@
           <w:sz w:val="22"/>
           <w:szCs w:val="22"/>
         </w:rPr>
-        <w:t>===</w:t>
+        <w:t>”</w:t>
+      </w:r>
+      <w:r>
+        <w:t xml:space="preserve"> operator only checks reference equality for objects and arrays, not their contents</w:t>
+      </w:r>
+      <w:r>
+        <w:t xml:space="preserve"> e.g. arrays of arrays, [[2,1], [1,2]]. To solve this, </w:t>
       </w:r>
       <w:r>
         <w:rPr>
@@ -12163,31 +11823,7 @@
           <w:sz w:val="22"/>
           <w:szCs w:val="22"/>
         </w:rPr>
-        <w:t>”</w:t>
-      </w:r>
-      <w:r>
-        <w:t xml:space="preserve"> operator only checks reference equality for objects and arrays, not their contents</w:t>
-      </w:r>
-      <w:r>
-        <w:t xml:space="preserve"> e.g. arrays of arrays, [[2,1], [1,2]]. To solve this, </w:t>
-      </w:r>
-      <w:proofErr w:type="spellStart"/>
-      <w:r>
-        <w:rPr>
-          <w:rFonts w:ascii="Courier New" w:hAnsi="Courier New" w:cs="Courier New"/>
-          <w:sz w:val="22"/>
-          <w:szCs w:val="22"/>
-        </w:rPr>
-        <w:t>deepEqual</w:t>
-      </w:r>
-      <w:proofErr w:type="spellEnd"/>
-      <w:r>
-        <w:rPr>
-          <w:rFonts w:ascii="Courier New" w:hAnsi="Courier New" w:cs="Courier New"/>
-          <w:sz w:val="22"/>
-          <w:szCs w:val="22"/>
-        </w:rPr>
-        <w:t>()</w:t>
+        <w:t>deepEqual()</w:t>
       </w:r>
       <w:r>
         <w:t xml:space="preserve"> examines these cases recursively</w:t>
@@ -12258,7 +11894,7 @@
           <w:szCs w:val="32"/>
         </w:rPr>
       </w:pPr>
-      <w:bookmarkStart w:id="43" w:name="_Toc226387223"/>
+      <w:bookmarkStart w:id="43" w:name="_Toc227532184"/>
       <w:r>
         <w:rPr>
           <w:b/>
@@ -12310,15 +11946,7 @@
         <w:t>.</w:t>
       </w:r>
       <w:r>
-        <w:t xml:space="preserve"> </w:t>
-      </w:r>
-      <w:proofErr w:type="spellStart"/>
-      <w:r>
-        <w:t>deepEquals</w:t>
-      </w:r>
-      <w:proofErr w:type="spellEnd"/>
-      <w:r>
-        <w:t xml:space="preserve"> function</w:t>
+        <w:t xml:space="preserve"> deepEquals function</w:t>
       </w:r>
       <w:bookmarkEnd w:id="43"/>
       <w:r>
@@ -12329,7 +11957,7 @@
       <w:pPr>
         <w:pStyle w:val="Heading2"/>
       </w:pPr>
-      <w:bookmarkStart w:id="44" w:name="_Toc226387169"/>
+      <w:bookmarkStart w:id="44" w:name="_Toc227532130"/>
       <w:r>
         <w:lastRenderedPageBreak/>
         <w:t>Approach to the use of Artificial Intelligence</w:t>
@@ -12368,15 +11996,7 @@
         <w:t xml:space="preserve">AI entirely, </w:t>
       </w:r>
       <w:r>
-        <w:t xml:space="preserve">the platform aims to increase the work factor to discourage most users from using it. A file called </w:t>
-      </w:r>
-      <w:proofErr w:type="spellStart"/>
-      <w:r>
-        <w:t>antiCheat.ts</w:t>
-      </w:r>
-      <w:proofErr w:type="spellEnd"/>
-      <w:r>
-        <w:t xml:space="preserve"> has been created which disables copy/paste functionality and can detect when a user switches tabs. This is only active on the “solve a problem” screen and can be bypassed in certain situations. This only acts as a deterrent to the use of AI assistance.</w:t>
+        <w:t>the platform aims to increase the work factor to discourage most users from using it. A file called antiCheat.ts has been created which disables copy/paste functionality and can detect when a user switches tabs. This is only active on the “solve a problem” screen and can be bypassed in certain situations. This only acts as a deterrent to the use of AI assistance.</w:t>
       </w:r>
     </w:p>
     <w:p>
@@ -12391,6 +12011,7 @@
       <w:r>
         <w:rPr>
           <w:rFonts w:asciiTheme="majorHAnsi" w:eastAsiaTheme="majorEastAsia" w:hAnsiTheme="majorHAnsi" w:cstheme="majorBidi"/>
+          <w:noProof/>
           <w:sz w:val="40"/>
           <w:szCs w:val="40"/>
         </w:rPr>
@@ -12436,7 +12057,7 @@
         <w:pStyle w:val="Caption"/>
         <w:jc w:val="center"/>
       </w:pPr>
-      <w:bookmarkStart w:id="45" w:name="_Toc226387224"/>
+      <w:bookmarkStart w:id="45" w:name="_Toc227532185"/>
       <w:r>
         <w:rPr>
           <w:b/>
@@ -12488,15 +12109,7 @@
         <w:t>.</w:t>
       </w:r>
       <w:r>
-        <w:t xml:space="preserve"> </w:t>
-      </w:r>
-      <w:proofErr w:type="spellStart"/>
-      <w:r>
-        <w:t>AntiCheat.ts</w:t>
-      </w:r>
-      <w:proofErr w:type="spellEnd"/>
-      <w:r>
-        <w:t xml:space="preserve"> file to deter users from using generative  AI</w:t>
+        <w:t xml:space="preserve"> AntiCheat.ts file to deter users from using generative  AI</w:t>
       </w:r>
       <w:bookmarkEnd w:id="45"/>
     </w:p>
@@ -12530,7 +12143,7 @@
       <w:pPr>
         <w:pStyle w:val="Heading1"/>
       </w:pPr>
-      <w:bookmarkStart w:id="46" w:name="_Toc226387170"/>
+      <w:bookmarkStart w:id="46" w:name="_Toc227532131"/>
       <w:r>
         <w:lastRenderedPageBreak/>
         <w:t>Entity Relationship Diagram</w:t>
@@ -12587,7 +12200,7 @@
         <w:pStyle w:val="Caption"/>
         <w:jc w:val="center"/>
       </w:pPr>
-      <w:bookmarkStart w:id="47" w:name="_Toc226387225"/>
+      <w:bookmarkStart w:id="47" w:name="_Toc227532186"/>
       <w:r>
         <w:rPr>
           <w:b/>
@@ -12662,7 +12275,7 @@
       <w:pPr>
         <w:pStyle w:val="Heading2"/>
       </w:pPr>
-      <w:bookmarkStart w:id="48" w:name="_Toc226387171"/>
+      <w:bookmarkStart w:id="48" w:name="_Toc227532132"/>
       <w:r>
         <w:lastRenderedPageBreak/>
         <w:t xml:space="preserve">Database </w:t>
@@ -12691,31 +12304,7 @@
         </w:numPr>
       </w:pPr>
       <w:r>
-        <w:t>Cascading deletes are applied on child tables (</w:t>
-      </w:r>
-      <w:proofErr w:type="spellStart"/>
-      <w:r>
-        <w:t>test_case</w:t>
-      </w:r>
-      <w:proofErr w:type="spellEnd"/>
-      <w:r>
-        <w:t xml:space="preserve">, submission, </w:t>
-      </w:r>
-      <w:proofErr w:type="spellStart"/>
-      <w:r>
-        <w:t>course_problem</w:t>
-      </w:r>
-      <w:proofErr w:type="spellEnd"/>
-      <w:r>
-        <w:t xml:space="preserve">, </w:t>
-      </w:r>
-      <w:proofErr w:type="spellStart"/>
-      <w:r>
-        <w:t>enrollment</w:t>
-      </w:r>
-      <w:proofErr w:type="spellEnd"/>
-      <w:r>
-        <w:t>) so that removing a parent record automatically cleans up related data.</w:t>
+        <w:t>Cascading deletes are applied on child tables (test_case, submission, course_problem, enrollment) so that removing a parent record automatically cleans up related data.</w:t>
       </w:r>
     </w:p>
     <w:p>
@@ -12726,23 +12315,7 @@
         </w:numPr>
       </w:pPr>
       <w:r>
-        <w:t xml:space="preserve">The </w:t>
-      </w:r>
-      <w:proofErr w:type="spellStart"/>
-      <w:r>
-        <w:t>enrollment</w:t>
-      </w:r>
-      <w:proofErr w:type="spellEnd"/>
-      <w:r>
-        <w:t xml:space="preserve"> and </w:t>
-      </w:r>
-      <w:proofErr w:type="spellStart"/>
-      <w:r>
-        <w:t>course_problem</w:t>
-      </w:r>
-      <w:proofErr w:type="spellEnd"/>
-      <w:r>
-        <w:t xml:space="preserve"> tables use composite primary keys</w:t>
+        <w:t>The enrollment and course_problem tables use composite primary keys</w:t>
       </w:r>
       <w:r>
         <w:t>.</w:t>
@@ -12755,13 +12328,8 @@
           <w:numId w:val="1"/>
         </w:numPr>
       </w:pPr>
-      <w:proofErr w:type="spellStart"/>
-      <w:r>
-        <w:t>problem.difficulty</w:t>
-      </w:r>
-      <w:proofErr w:type="spellEnd"/>
-      <w:r>
-        <w:t xml:space="preserve"> is constrained to values 1–5.</w:t>
+      <w:r>
+        <w:t>problem.difficulty is constrained to values 1–5.</w:t>
       </w:r>
     </w:p>
     <w:p>
@@ -12771,13 +12339,8 @@
           <w:numId w:val="1"/>
         </w:numPr>
       </w:pPr>
-      <w:proofErr w:type="spellStart"/>
-      <w:r>
-        <w:t>users.role</w:t>
-      </w:r>
-      <w:proofErr w:type="spellEnd"/>
-      <w:r>
-        <w:t xml:space="preserve"> is constrained to 'student' or 'lecturer'.</w:t>
+      <w:r>
+        <w:t>users.role is constrained to 'student' or 'lecturer'.</w:t>
       </w:r>
     </w:p>
     <w:p>
@@ -12787,21 +12350,8 @@
           <w:numId w:val="1"/>
         </w:numPr>
       </w:pPr>
-      <w:proofErr w:type="spellStart"/>
-      <w:r>
-        <w:t>test_case.input_value</w:t>
-      </w:r>
-      <w:proofErr w:type="spellEnd"/>
-      <w:r>
-        <w:t xml:space="preserve"> and </w:t>
-      </w:r>
-      <w:proofErr w:type="spellStart"/>
-      <w:r>
-        <w:t>expected_value</w:t>
-      </w:r>
-      <w:proofErr w:type="spellEnd"/>
-      <w:r>
-        <w:t xml:space="preserve"> are stored as JSONB to support flexible, structured test data.</w:t>
+      <w:r>
+        <w:t>test_case.input_value and expected_value are stored as JSONB to support flexible, structured test data.</w:t>
       </w:r>
     </w:p>
     <w:p>
@@ -12812,31 +12362,7 @@
         </w:numPr>
       </w:pPr>
       <w:r>
-        <w:t>Streak tracking (</w:t>
-      </w:r>
-      <w:proofErr w:type="spellStart"/>
-      <w:r>
-        <w:t>current_streak</w:t>
-      </w:r>
-      <w:proofErr w:type="spellEnd"/>
-      <w:r>
-        <w:t xml:space="preserve">, </w:t>
-      </w:r>
-      <w:proofErr w:type="spellStart"/>
-      <w:r>
-        <w:t>longest_streak</w:t>
-      </w:r>
-      <w:proofErr w:type="spellEnd"/>
-      <w:r>
-        <w:t xml:space="preserve">, </w:t>
-      </w:r>
-      <w:proofErr w:type="spellStart"/>
-      <w:r>
-        <w:t>last_solved_date</w:t>
-      </w:r>
-      <w:proofErr w:type="spellEnd"/>
-      <w:r>
-        <w:t>) is maintained on the users table and updated at submission time.</w:t>
+        <w:t>Streak tracking (current_streak, longest_streak, last_solved_date) is maintained on the users table and updated at submission time.</w:t>
       </w:r>
     </w:p>
     <w:p>
@@ -12847,31 +12373,7 @@
         </w:numPr>
       </w:pPr>
       <w:r>
-        <w:t xml:space="preserve">A database dump file called </w:t>
-      </w:r>
-      <w:proofErr w:type="spellStart"/>
-      <w:r>
-        <w:t>init.sql</w:t>
-      </w:r>
-      <w:proofErr w:type="spellEnd"/>
-      <w:r>
-        <w:t xml:space="preserve"> can be found in </w:t>
-      </w:r>
-      <w:proofErr w:type="spellStart"/>
-      <w:r>
-        <w:t>SETU_Code_Lab_Code</w:t>
-      </w:r>
-      <w:proofErr w:type="spellEnd"/>
-      <w:r>
-        <w:t xml:space="preserve"> &gt; server &gt; </w:t>
-      </w:r>
-      <w:proofErr w:type="spellStart"/>
-      <w:r>
-        <w:t>db</w:t>
-      </w:r>
-      <w:proofErr w:type="spellEnd"/>
-      <w:r>
-        <w:t xml:space="preserve"> &gt; init. This file shows the SQL statements required to recreate the database. This also automatically initializes the database upon running </w:t>
+        <w:t xml:space="preserve">A database dump file called init.sql can be found in SETU_Code_Lab_Code &gt; server &gt; db &gt; init. This file shows the SQL statements required to recreate the database. This also automatically initializes the database upon running </w:t>
       </w:r>
       <w:r>
         <w:rPr>
@@ -12898,7 +12400,7 @@
       <w:pPr>
         <w:pStyle w:val="Heading1"/>
       </w:pPr>
-      <w:bookmarkStart w:id="49" w:name="_Toc226387172"/>
+      <w:bookmarkStart w:id="49" w:name="_Toc227532133"/>
       <w:r>
         <w:lastRenderedPageBreak/>
         <w:t>SQL Queries</w:t>
@@ -12909,7 +12411,7 @@
       <w:pPr>
         <w:pStyle w:val="Heading2"/>
       </w:pPr>
-      <w:bookmarkStart w:id="50" w:name="_Toc226387173"/>
+      <w:bookmarkStart w:id="50" w:name="_Toc227532134"/>
       <w:r>
         <w:t>Login / Sign Up</w:t>
       </w:r>
@@ -12919,7 +12421,6 @@
       <w:pPr>
         <w:spacing w:before="200" w:after="60"/>
       </w:pPr>
-      <w:proofErr w:type="spellStart"/>
       <w:r>
         <w:rPr>
           <w:rFonts w:ascii="Arial" w:eastAsia="Arial" w:hAnsi="Arial" w:cs="Arial"/>
@@ -12931,7 +12432,6 @@
         </w:rPr>
         <w:t>createUser</w:t>
       </w:r>
-      <w:proofErr w:type="spellEnd"/>
     </w:p>
     <w:tbl>
       <w:tblPr>
@@ -12993,27 +12493,7 @@
                 <w:sz w:val="18"/>
                 <w:szCs w:val="18"/>
               </w:rPr>
-              <w:t xml:space="preserve"> users (</w:t>
-            </w:r>
-            <w:proofErr w:type="spellStart"/>
-            <w:r>
-              <w:rPr>
-                <w:rFonts w:ascii="Courier New" w:eastAsia="Courier New" w:hAnsi="Courier New" w:cs="Courier New"/>
-                <w:color w:val="1A1A2E"/>
-                <w:sz w:val="18"/>
-                <w:szCs w:val="18"/>
-              </w:rPr>
-              <w:t>user_name</w:t>
-            </w:r>
-            <w:proofErr w:type="spellEnd"/>
-            <w:r>
-              <w:rPr>
-                <w:rFonts w:ascii="Courier New" w:eastAsia="Courier New" w:hAnsi="Courier New" w:cs="Courier New"/>
-                <w:color w:val="1A1A2E"/>
-                <w:sz w:val="18"/>
-                <w:szCs w:val="18"/>
-              </w:rPr>
-              <w:t>, role, email, password)</w:t>
+              <w:t xml:space="preserve"> users (user_name, role, email, password)</w:t>
             </w:r>
           </w:p>
           <w:p>
@@ -13096,7 +12576,6 @@
       <w:pPr>
         <w:spacing w:before="200" w:after="60"/>
       </w:pPr>
-      <w:proofErr w:type="spellStart"/>
       <w:r>
         <w:rPr>
           <w:rFonts w:ascii="Arial" w:eastAsia="Arial" w:hAnsi="Arial" w:cs="Arial"/>
@@ -13108,7 +12587,6 @@
         </w:rPr>
         <w:t>getUserByEmail</w:t>
       </w:r>
-      <w:proofErr w:type="spellEnd"/>
     </w:p>
     <w:tbl>
       <w:tblPr>
@@ -13170,47 +12648,7 @@
                 <w:sz w:val="18"/>
                 <w:szCs w:val="18"/>
               </w:rPr>
-              <w:t xml:space="preserve"> </w:t>
-            </w:r>
-            <w:proofErr w:type="spellStart"/>
-            <w:r>
-              <w:rPr>
-                <w:rFonts w:ascii="Courier New" w:eastAsia="Courier New" w:hAnsi="Courier New" w:cs="Courier New"/>
-                <w:color w:val="1A1A2E"/>
-                <w:sz w:val="18"/>
-                <w:szCs w:val="18"/>
-              </w:rPr>
-              <w:t>user_id</w:t>
-            </w:r>
-            <w:proofErr w:type="spellEnd"/>
-            <w:r>
-              <w:rPr>
-                <w:rFonts w:ascii="Courier New" w:eastAsia="Courier New" w:hAnsi="Courier New" w:cs="Courier New"/>
-                <w:color w:val="1A1A2E"/>
-                <w:sz w:val="18"/>
-                <w:szCs w:val="18"/>
-              </w:rPr>
-              <w:t xml:space="preserve"> AS id, </w:t>
-            </w:r>
-            <w:proofErr w:type="spellStart"/>
-            <w:r>
-              <w:rPr>
-                <w:rFonts w:ascii="Courier New" w:eastAsia="Courier New" w:hAnsi="Courier New" w:cs="Courier New"/>
-                <w:color w:val="1A1A2E"/>
-                <w:sz w:val="18"/>
-                <w:szCs w:val="18"/>
-              </w:rPr>
-              <w:t>user_name</w:t>
-            </w:r>
-            <w:proofErr w:type="spellEnd"/>
-            <w:r>
-              <w:rPr>
-                <w:rFonts w:ascii="Courier New" w:eastAsia="Courier New" w:hAnsi="Courier New" w:cs="Courier New"/>
-                <w:color w:val="1A1A2E"/>
-                <w:sz w:val="18"/>
-                <w:szCs w:val="18"/>
-              </w:rPr>
-              <w:t xml:space="preserve"> AS name, email,</w:t>
+              <w:t xml:space="preserve"> user_id AS id, user_name AS name, email,</w:t>
             </w:r>
           </w:p>
           <w:p>
@@ -13316,7 +12754,7 @@
       <w:pPr>
         <w:pStyle w:val="Heading2"/>
       </w:pPr>
-      <w:bookmarkStart w:id="51" w:name="_Toc226387174"/>
+      <w:bookmarkStart w:id="51" w:name="_Toc227532135"/>
       <w:r>
         <w:t>View Problems</w:t>
       </w:r>
@@ -13326,7 +12764,6 @@
       <w:pPr>
         <w:spacing w:before="200" w:after="60"/>
       </w:pPr>
-      <w:proofErr w:type="spellStart"/>
       <w:r>
         <w:rPr>
           <w:rFonts w:ascii="Arial" w:eastAsia="Arial" w:hAnsi="Arial" w:cs="Arial"/>
@@ -13338,7 +12775,6 @@
         </w:rPr>
         <w:t>fetchProblems</w:t>
       </w:r>
-      <w:proofErr w:type="spellEnd"/>
     </w:p>
     <w:tbl>
       <w:tblPr>
@@ -13409,19 +12845,8 @@
                 <w:sz w:val="18"/>
                 <w:szCs w:val="18"/>
               </w:rPr>
-              <w:t xml:space="preserve">problem.*, </w:t>
-            </w:r>
-            <w:proofErr w:type="spellStart"/>
-            <w:r>
-              <w:rPr>
-                <w:rFonts w:ascii="Courier New" w:eastAsia="Courier New" w:hAnsi="Courier New" w:cs="Courier New"/>
-                <w:color w:val="1A1A2E"/>
-                <w:sz w:val="18"/>
-                <w:szCs w:val="18"/>
-              </w:rPr>
-              <w:t>users.user_name</w:t>
-            </w:r>
-            <w:proofErr w:type="spellEnd"/>
+              <w:t>problem.*, users.user_name</w:t>
+            </w:r>
           </w:p>
           <w:p>
             <w:pPr>
@@ -13586,7 +13011,6 @@
               </w:rPr>
               <w:t xml:space="preserve"> </w:t>
             </w:r>
-            <w:proofErr w:type="spellStart"/>
             <w:r>
               <w:rPr>
                 <w:rFonts w:ascii="Courier New" w:eastAsia="Courier New" w:hAnsi="Courier New" w:cs="Courier New"/>
@@ -13594,29 +13018,8 @@
                 <w:sz w:val="18"/>
                 <w:szCs w:val="18"/>
               </w:rPr>
-              <w:t>problem.user_id</w:t>
-            </w:r>
-            <w:proofErr w:type="spellEnd"/>
-            <w:r>
-              <w:rPr>
-                <w:rFonts w:ascii="Courier New" w:eastAsia="Courier New" w:hAnsi="Courier New" w:cs="Courier New"/>
-                <w:color w:val="1A1A2E"/>
-                <w:sz w:val="18"/>
-                <w:szCs w:val="18"/>
-              </w:rPr>
-              <w:t xml:space="preserve"> = </w:t>
-            </w:r>
-            <w:proofErr w:type="spellStart"/>
-            <w:r>
-              <w:rPr>
-                <w:rFonts w:ascii="Courier New" w:eastAsia="Courier New" w:hAnsi="Courier New" w:cs="Courier New"/>
-                <w:color w:val="1A1A2E"/>
-                <w:sz w:val="18"/>
-                <w:szCs w:val="18"/>
-              </w:rPr>
-              <w:t>users.user_id</w:t>
-            </w:r>
-            <w:proofErr w:type="spellEnd"/>
+              <w:t>problem.user_id = users.user_id</w:t>
+            </w:r>
           </w:p>
         </w:tc>
       </w:tr>
@@ -13630,7 +13033,7 @@
       <w:pPr>
         <w:pStyle w:val="Heading2"/>
       </w:pPr>
-      <w:bookmarkStart w:id="52" w:name="_Toc226387175"/>
+      <w:bookmarkStart w:id="52" w:name="_Toc227532136"/>
       <w:r>
         <w:t>Solve Problem</w:t>
       </w:r>
@@ -13640,7 +13043,6 @@
       <w:pPr>
         <w:spacing w:before="200" w:after="60"/>
       </w:pPr>
-      <w:proofErr w:type="spellStart"/>
       <w:r>
         <w:rPr>
           <w:rFonts w:ascii="Arial" w:eastAsia="Arial" w:hAnsi="Arial" w:cs="Arial"/>
@@ -13652,7 +13054,6 @@
         </w:rPr>
         <w:t>fetchTestCases</w:t>
       </w:r>
-      <w:proofErr w:type="spellEnd"/>
     </w:p>
     <w:tbl>
       <w:tblPr>
@@ -13745,7 +13146,6 @@
               </w:rPr>
               <w:t xml:space="preserve"> </w:t>
             </w:r>
-            <w:proofErr w:type="spellStart"/>
             <w:r>
               <w:rPr>
                 <w:rFonts w:ascii="Courier New" w:eastAsia="Courier New" w:hAnsi="Courier New" w:cs="Courier New"/>
@@ -13753,17 +13153,7 @@
                 <w:sz w:val="18"/>
                 <w:szCs w:val="18"/>
               </w:rPr>
-              <w:t>test_case</w:t>
-            </w:r>
-            <w:proofErr w:type="spellEnd"/>
-            <w:r>
-              <w:rPr>
-                <w:rFonts w:ascii="Courier New" w:eastAsia="Courier New" w:hAnsi="Courier New" w:cs="Courier New"/>
-                <w:color w:val="1A1A2E"/>
-                <w:sz w:val="18"/>
-                <w:szCs w:val="18"/>
-              </w:rPr>
-              <w:t xml:space="preserve"> </w:t>
+              <w:t xml:space="preserve">test_case </w:t>
             </w:r>
             <w:r>
               <w:rPr>
@@ -13785,7 +13175,6 @@
               </w:rPr>
               <w:t xml:space="preserve"> </w:t>
             </w:r>
-            <w:proofErr w:type="spellStart"/>
             <w:r>
               <w:rPr>
                 <w:rFonts w:ascii="Courier New" w:eastAsia="Courier New" w:hAnsi="Courier New" w:cs="Courier New"/>
@@ -13793,17 +13182,7 @@
                 <w:sz w:val="18"/>
                 <w:szCs w:val="18"/>
               </w:rPr>
-              <w:t>problem_id</w:t>
-            </w:r>
-            <w:proofErr w:type="spellEnd"/>
-            <w:r>
-              <w:rPr>
-                <w:rFonts w:ascii="Courier New" w:eastAsia="Courier New" w:hAnsi="Courier New" w:cs="Courier New"/>
-                <w:color w:val="1A1A2E"/>
-                <w:sz w:val="18"/>
-                <w:szCs w:val="18"/>
-              </w:rPr>
-              <w:t xml:space="preserve"> = $1</w:t>
+              <w:t>problem_id = $1</w:t>
             </w:r>
           </w:p>
         </w:tc>
@@ -13841,7 +13220,6 @@
       <w:pPr>
         <w:spacing w:before="200" w:after="60"/>
       </w:pPr>
-      <w:proofErr w:type="spellStart"/>
       <w:r>
         <w:rPr>
           <w:rFonts w:ascii="Arial" w:eastAsia="Arial" w:hAnsi="Arial" w:cs="Arial"/>
@@ -13854,7 +13232,6 @@
         <w:lastRenderedPageBreak/>
         <w:t>createSubmission</w:t>
       </w:r>
-      <w:proofErr w:type="spellEnd"/>
     </w:p>
     <w:tbl>
       <w:tblPr>
@@ -13959,98 +13336,7 @@
                 <w:sz w:val="18"/>
                 <w:szCs w:val="18"/>
               </w:rPr>
-              <w:t xml:space="preserve">    (</w:t>
-            </w:r>
-            <w:proofErr w:type="spellStart"/>
-            <w:proofErr w:type="gramStart"/>
-            <w:r>
-              <w:rPr>
-                <w:rFonts w:ascii="Courier New" w:eastAsia="Courier New" w:hAnsi="Courier New" w:cs="Courier New"/>
-                <w:color w:val="1A1A2E"/>
-                <w:sz w:val="18"/>
-                <w:szCs w:val="18"/>
-              </w:rPr>
-              <w:t>user</w:t>
-            </w:r>
-            <w:proofErr w:type="gramEnd"/>
-            <w:r>
-              <w:rPr>
-                <w:rFonts w:ascii="Courier New" w:eastAsia="Courier New" w:hAnsi="Courier New" w:cs="Courier New"/>
-                <w:color w:val="1A1A2E"/>
-                <w:sz w:val="18"/>
-                <w:szCs w:val="18"/>
-              </w:rPr>
-              <w:t>_id</w:t>
-            </w:r>
-            <w:proofErr w:type="spellEnd"/>
-            <w:r>
-              <w:rPr>
-                <w:rFonts w:ascii="Courier New" w:eastAsia="Courier New" w:hAnsi="Courier New" w:cs="Courier New"/>
-                <w:color w:val="1A1A2E"/>
-                <w:sz w:val="18"/>
-                <w:szCs w:val="18"/>
-              </w:rPr>
-              <w:t xml:space="preserve">, </w:t>
-            </w:r>
-            <w:proofErr w:type="spellStart"/>
-            <w:r>
-              <w:rPr>
-                <w:rFonts w:ascii="Courier New" w:eastAsia="Courier New" w:hAnsi="Courier New" w:cs="Courier New"/>
-                <w:color w:val="1A1A2E"/>
-                <w:sz w:val="18"/>
-                <w:szCs w:val="18"/>
-              </w:rPr>
-              <w:t>problem_id</w:t>
-            </w:r>
-            <w:proofErr w:type="spellEnd"/>
-            <w:r>
-              <w:rPr>
-                <w:rFonts w:ascii="Courier New" w:eastAsia="Courier New" w:hAnsi="Courier New" w:cs="Courier New"/>
-                <w:color w:val="1A1A2E"/>
-                <w:sz w:val="18"/>
-                <w:szCs w:val="18"/>
-              </w:rPr>
-              <w:t xml:space="preserve">, </w:t>
-            </w:r>
-            <w:proofErr w:type="spellStart"/>
-            <w:r>
-              <w:rPr>
-                <w:rFonts w:ascii="Courier New" w:eastAsia="Courier New" w:hAnsi="Courier New" w:cs="Courier New"/>
-                <w:color w:val="1A1A2E"/>
-                <w:sz w:val="18"/>
-                <w:szCs w:val="18"/>
-              </w:rPr>
-              <w:t>submitted_code</w:t>
-            </w:r>
-            <w:proofErr w:type="spellEnd"/>
-            <w:r>
-              <w:rPr>
-                <w:rFonts w:ascii="Courier New" w:eastAsia="Courier New" w:hAnsi="Courier New" w:cs="Courier New"/>
-                <w:color w:val="1A1A2E"/>
-                <w:sz w:val="18"/>
-                <w:szCs w:val="18"/>
-              </w:rPr>
-              <w:t xml:space="preserve">, </w:t>
-            </w:r>
-            <w:proofErr w:type="spellStart"/>
-            <w:r>
-              <w:rPr>
-                <w:rFonts w:ascii="Courier New" w:eastAsia="Courier New" w:hAnsi="Courier New" w:cs="Courier New"/>
-                <w:color w:val="1A1A2E"/>
-                <w:sz w:val="18"/>
-                <w:szCs w:val="18"/>
-              </w:rPr>
-              <w:t>overall_status</w:t>
-            </w:r>
-            <w:proofErr w:type="spellEnd"/>
-            <w:r>
-              <w:rPr>
-                <w:rFonts w:ascii="Courier New" w:eastAsia="Courier New" w:hAnsi="Courier New" w:cs="Courier New"/>
-                <w:color w:val="1A1A2E"/>
-                <w:sz w:val="18"/>
-                <w:szCs w:val="18"/>
-              </w:rPr>
-              <w:t>,</w:t>
+              <w:t xml:space="preserve">    (user_id, problem_id, submitted_code, overall_status,</w:t>
             </w:r>
           </w:p>
           <w:p>
@@ -14064,47 +13350,7 @@
                 <w:sz w:val="18"/>
                 <w:szCs w:val="18"/>
               </w:rPr>
-              <w:t xml:space="preserve">     </w:t>
-            </w:r>
-            <w:proofErr w:type="spellStart"/>
-            <w:r>
-              <w:rPr>
-                <w:rFonts w:ascii="Courier New" w:eastAsia="Courier New" w:hAnsi="Courier New" w:cs="Courier New"/>
-                <w:color w:val="1A1A2E"/>
-                <w:sz w:val="18"/>
-                <w:szCs w:val="18"/>
-              </w:rPr>
-              <w:t>time_taken</w:t>
-            </w:r>
-            <w:proofErr w:type="spellEnd"/>
-            <w:r>
-              <w:rPr>
-                <w:rFonts w:ascii="Courier New" w:eastAsia="Courier New" w:hAnsi="Courier New" w:cs="Courier New"/>
-                <w:color w:val="1A1A2E"/>
-                <w:sz w:val="18"/>
-                <w:szCs w:val="18"/>
-              </w:rPr>
-              <w:t xml:space="preserve">, percentage, </w:t>
-            </w:r>
-            <w:proofErr w:type="spellStart"/>
-            <w:r>
-              <w:rPr>
-                <w:rFonts w:ascii="Courier New" w:eastAsia="Courier New" w:hAnsi="Courier New" w:cs="Courier New"/>
-                <w:color w:val="1A1A2E"/>
-                <w:sz w:val="18"/>
-                <w:szCs w:val="18"/>
-              </w:rPr>
-              <w:t>points_awarded</w:t>
-            </w:r>
-            <w:proofErr w:type="spellEnd"/>
-            <w:r>
-              <w:rPr>
-                <w:rFonts w:ascii="Courier New" w:eastAsia="Courier New" w:hAnsi="Courier New" w:cs="Courier New"/>
-                <w:color w:val="1A1A2E"/>
-                <w:sz w:val="18"/>
-                <w:szCs w:val="18"/>
-              </w:rPr>
-              <w:t>)</w:t>
+              <w:t xml:space="preserve">     time_taken, percentage, points_awarded)</w:t>
             </w:r>
           </w:p>
           <w:p>
@@ -14205,7 +13451,6 @@
       <w:pPr>
         <w:spacing w:before="200" w:after="60"/>
       </w:pPr>
-      <w:proofErr w:type="spellStart"/>
       <w:r>
         <w:rPr>
           <w:rFonts w:ascii="Arial" w:eastAsia="Arial" w:hAnsi="Arial" w:cs="Arial"/>
@@ -14217,7 +13462,6 @@
         </w:rPr>
         <w:t>createTestCaseResult</w:t>
       </w:r>
-      <w:proofErr w:type="spellEnd"/>
     </w:p>
     <w:tbl>
       <w:tblPr>
@@ -14301,7 +13545,6 @@
               </w:rPr>
               <w:t xml:space="preserve"> </w:t>
             </w:r>
-            <w:proofErr w:type="spellStart"/>
             <w:r>
               <w:rPr>
                 <w:rFonts w:ascii="Courier New" w:eastAsia="Courier New" w:hAnsi="Courier New" w:cs="Courier New"/>
@@ -14311,7 +13554,6 @@
               </w:rPr>
               <w:t>test_case_result</w:t>
             </w:r>
-            <w:proofErr w:type="spellEnd"/>
           </w:p>
           <w:p>
             <w:pPr>
@@ -14324,87 +13566,7 @@
                 <w:sz w:val="18"/>
                 <w:szCs w:val="18"/>
               </w:rPr>
-              <w:t xml:space="preserve">    (</w:t>
-            </w:r>
-            <w:proofErr w:type="spellStart"/>
-            <w:r>
-              <w:rPr>
-                <w:rFonts w:ascii="Courier New" w:eastAsia="Courier New" w:hAnsi="Courier New" w:cs="Courier New"/>
-                <w:color w:val="1A1A2E"/>
-                <w:sz w:val="18"/>
-                <w:szCs w:val="18"/>
-              </w:rPr>
-              <w:t>submission_id</w:t>
-            </w:r>
-            <w:proofErr w:type="spellEnd"/>
-            <w:r>
-              <w:rPr>
-                <w:rFonts w:ascii="Courier New" w:eastAsia="Courier New" w:hAnsi="Courier New" w:cs="Courier New"/>
-                <w:color w:val="1A1A2E"/>
-                <w:sz w:val="18"/>
-                <w:szCs w:val="18"/>
-              </w:rPr>
-              <w:t xml:space="preserve">, </w:t>
-            </w:r>
-            <w:proofErr w:type="spellStart"/>
-            <w:r>
-              <w:rPr>
-                <w:rFonts w:ascii="Courier New" w:eastAsia="Courier New" w:hAnsi="Courier New" w:cs="Courier New"/>
-                <w:color w:val="1A1A2E"/>
-                <w:sz w:val="18"/>
-                <w:szCs w:val="18"/>
-              </w:rPr>
-              <w:t>test_case_id</w:t>
-            </w:r>
-            <w:proofErr w:type="spellEnd"/>
-            <w:r>
-              <w:rPr>
-                <w:rFonts w:ascii="Courier New" w:eastAsia="Courier New" w:hAnsi="Courier New" w:cs="Courier New"/>
-                <w:color w:val="1A1A2E"/>
-                <w:sz w:val="18"/>
-                <w:szCs w:val="18"/>
-              </w:rPr>
-              <w:t xml:space="preserve">, passed, </w:t>
-            </w:r>
-            <w:proofErr w:type="spellStart"/>
-            <w:r>
-              <w:rPr>
-                <w:rFonts w:ascii="Courier New" w:eastAsia="Courier New" w:hAnsi="Courier New" w:cs="Courier New"/>
-                <w:color w:val="1A1A2E"/>
-                <w:sz w:val="18"/>
-                <w:szCs w:val="18"/>
-              </w:rPr>
-              <w:t>actual_output</w:t>
-            </w:r>
-            <w:proofErr w:type="spellEnd"/>
-            <w:r>
-              <w:rPr>
-                <w:rFonts w:ascii="Courier New" w:eastAsia="Courier New" w:hAnsi="Courier New" w:cs="Courier New"/>
-                <w:color w:val="1A1A2E"/>
-                <w:sz w:val="18"/>
-                <w:szCs w:val="18"/>
-              </w:rPr>
-              <w:t xml:space="preserve">, </w:t>
-            </w:r>
-            <w:proofErr w:type="spellStart"/>
-            <w:r>
-              <w:rPr>
-                <w:rFonts w:ascii="Courier New" w:eastAsia="Courier New" w:hAnsi="Courier New" w:cs="Courier New"/>
-                <w:color w:val="1A1A2E"/>
-                <w:sz w:val="18"/>
-                <w:szCs w:val="18"/>
-              </w:rPr>
-              <w:t>runtime_ms</w:t>
-            </w:r>
-            <w:proofErr w:type="spellEnd"/>
-            <w:r>
-              <w:rPr>
-                <w:rFonts w:ascii="Courier New" w:eastAsia="Courier New" w:hAnsi="Courier New" w:cs="Courier New"/>
-                <w:color w:val="1A1A2E"/>
-                <w:sz w:val="18"/>
-                <w:szCs w:val="18"/>
-              </w:rPr>
-              <w:t>)</w:t>
+              <w:t xml:space="preserve">    (submission_id, test_case_id, passed, actual_output, runtime_ms)</w:t>
             </w:r>
           </w:p>
           <w:p>
@@ -14462,7 +13624,7 @@
       <w:pPr>
         <w:pStyle w:val="Heading2"/>
       </w:pPr>
-      <w:bookmarkStart w:id="53" w:name="_Toc226387176"/>
+      <w:bookmarkStart w:id="53" w:name="_Toc227532137"/>
       <w:r>
         <w:t>CRUD Problem</w:t>
       </w:r>
@@ -14472,7 +13634,6 @@
       <w:pPr>
         <w:spacing w:before="200" w:after="60"/>
       </w:pPr>
-      <w:proofErr w:type="spellStart"/>
       <w:r>
         <w:rPr>
           <w:rFonts w:ascii="Arial" w:eastAsia="Arial" w:hAnsi="Arial" w:cs="Arial"/>
@@ -14484,7 +13645,6 @@
         </w:rPr>
         <w:t>insertProblem</w:t>
       </w:r>
-      <w:proofErr w:type="spellEnd"/>
     </w:p>
     <w:tbl>
       <w:tblPr>
@@ -14589,78 +13749,7 @@
                 <w:sz w:val="18"/>
                 <w:szCs w:val="18"/>
               </w:rPr>
-              <w:t xml:space="preserve">    (</w:t>
-            </w:r>
-            <w:proofErr w:type="spellStart"/>
-            <w:proofErr w:type="gramStart"/>
-            <w:r>
-              <w:rPr>
-                <w:rFonts w:ascii="Courier New" w:eastAsia="Courier New" w:hAnsi="Courier New" w:cs="Courier New"/>
-                <w:color w:val="1A1A2E"/>
-                <w:sz w:val="18"/>
-                <w:szCs w:val="18"/>
-              </w:rPr>
-              <w:t>user</w:t>
-            </w:r>
-            <w:proofErr w:type="gramEnd"/>
-            <w:r>
-              <w:rPr>
-                <w:rFonts w:ascii="Courier New" w:eastAsia="Courier New" w:hAnsi="Courier New" w:cs="Courier New"/>
-                <w:color w:val="1A1A2E"/>
-                <w:sz w:val="18"/>
-                <w:szCs w:val="18"/>
-              </w:rPr>
-              <w:t>_id</w:t>
-            </w:r>
-            <w:proofErr w:type="spellEnd"/>
-            <w:r>
-              <w:rPr>
-                <w:rFonts w:ascii="Courier New" w:eastAsia="Courier New" w:hAnsi="Courier New" w:cs="Courier New"/>
-                <w:color w:val="1A1A2E"/>
-                <w:sz w:val="18"/>
-                <w:szCs w:val="18"/>
-              </w:rPr>
-              <w:t xml:space="preserve">, </w:t>
-            </w:r>
-            <w:proofErr w:type="spellStart"/>
-            <w:r>
-              <w:rPr>
-                <w:rFonts w:ascii="Courier New" w:eastAsia="Courier New" w:hAnsi="Courier New" w:cs="Courier New"/>
-                <w:color w:val="1A1A2E"/>
-                <w:sz w:val="18"/>
-                <w:szCs w:val="18"/>
-              </w:rPr>
-              <w:t>problem_title</w:t>
-            </w:r>
-            <w:proofErr w:type="spellEnd"/>
-            <w:r>
-              <w:rPr>
-                <w:rFonts w:ascii="Courier New" w:eastAsia="Courier New" w:hAnsi="Courier New" w:cs="Courier New"/>
-                <w:color w:val="1A1A2E"/>
-                <w:sz w:val="18"/>
-                <w:szCs w:val="18"/>
-              </w:rPr>
-              <w:t xml:space="preserve">, </w:t>
-            </w:r>
-            <w:proofErr w:type="spellStart"/>
-            <w:r>
-              <w:rPr>
-                <w:rFonts w:ascii="Courier New" w:eastAsia="Courier New" w:hAnsi="Courier New" w:cs="Courier New"/>
-                <w:color w:val="1A1A2E"/>
-                <w:sz w:val="18"/>
-                <w:szCs w:val="18"/>
-              </w:rPr>
-              <w:t>problem_description</w:t>
-            </w:r>
-            <w:proofErr w:type="spellEnd"/>
-            <w:r>
-              <w:rPr>
-                <w:rFonts w:ascii="Courier New" w:eastAsia="Courier New" w:hAnsi="Courier New" w:cs="Courier New"/>
-                <w:color w:val="1A1A2E"/>
-                <w:sz w:val="18"/>
-                <w:szCs w:val="18"/>
-              </w:rPr>
-              <w:t>,</w:t>
+              <w:t xml:space="preserve">    (user_id, problem_title, problem_description,</w:t>
             </w:r>
           </w:p>
           <w:p>
@@ -14775,7 +13864,6 @@
       <w:pPr>
         <w:spacing w:before="200" w:after="60"/>
       </w:pPr>
-      <w:proofErr w:type="spellStart"/>
       <w:r>
         <w:rPr>
           <w:rFonts w:ascii="Arial" w:eastAsia="Arial" w:hAnsi="Arial" w:cs="Arial"/>
@@ -14787,7 +13875,6 @@
         </w:rPr>
         <w:t>fetchProblemsByUserId</w:t>
       </w:r>
-      <w:proofErr w:type="spellEnd"/>
     </w:p>
     <w:tbl>
       <w:tblPr>
@@ -14858,19 +13945,8 @@
                 <w:sz w:val="18"/>
                 <w:szCs w:val="18"/>
               </w:rPr>
-              <w:t xml:space="preserve">problem.*, </w:t>
-            </w:r>
-            <w:proofErr w:type="spellStart"/>
-            <w:r>
-              <w:rPr>
-                <w:rFonts w:ascii="Courier New" w:eastAsia="Courier New" w:hAnsi="Courier New" w:cs="Courier New"/>
-                <w:color w:val="1A1A2E"/>
-                <w:sz w:val="18"/>
-                <w:szCs w:val="18"/>
-              </w:rPr>
-              <w:t>users.user_name</w:t>
-            </w:r>
-            <w:proofErr w:type="spellEnd"/>
+              <w:t>problem.*, users.user_name</w:t>
+            </w:r>
           </w:p>
           <w:p>
             <w:pPr>
@@ -15035,7 +14111,6 @@
               </w:rPr>
               <w:t xml:space="preserve"> </w:t>
             </w:r>
-            <w:proofErr w:type="spellStart"/>
             <w:r>
               <w:rPr>
                 <w:rFonts w:ascii="Courier New" w:eastAsia="Courier New" w:hAnsi="Courier New" w:cs="Courier New"/>
@@ -15043,29 +14118,8 @@
                 <w:sz w:val="18"/>
                 <w:szCs w:val="18"/>
               </w:rPr>
-              <w:t>problem.user_id</w:t>
-            </w:r>
-            <w:proofErr w:type="spellEnd"/>
-            <w:r>
-              <w:rPr>
-                <w:rFonts w:ascii="Courier New" w:eastAsia="Courier New" w:hAnsi="Courier New" w:cs="Courier New"/>
-                <w:color w:val="1A1A2E"/>
-                <w:sz w:val="18"/>
-                <w:szCs w:val="18"/>
-              </w:rPr>
-              <w:t xml:space="preserve"> = </w:t>
-            </w:r>
-            <w:proofErr w:type="spellStart"/>
-            <w:r>
-              <w:rPr>
-                <w:rFonts w:ascii="Courier New" w:eastAsia="Courier New" w:hAnsi="Courier New" w:cs="Courier New"/>
-                <w:color w:val="1A1A2E"/>
-                <w:sz w:val="18"/>
-                <w:szCs w:val="18"/>
-              </w:rPr>
-              <w:t>users.user_id</w:t>
-            </w:r>
-            <w:proofErr w:type="spellEnd"/>
+              <w:t>problem.user_id = users.user_id</w:t>
+            </w:r>
           </w:p>
           <w:p>
             <w:pPr>
@@ -15100,7 +14154,6 @@
               </w:rPr>
               <w:t xml:space="preserve"> </w:t>
             </w:r>
-            <w:proofErr w:type="spellStart"/>
             <w:r>
               <w:rPr>
                 <w:rFonts w:ascii="Courier New" w:eastAsia="Courier New" w:hAnsi="Courier New" w:cs="Courier New"/>
@@ -15108,17 +14161,7 @@
                 <w:sz w:val="18"/>
                 <w:szCs w:val="18"/>
               </w:rPr>
-              <w:t>problem.user_id</w:t>
-            </w:r>
-            <w:proofErr w:type="spellEnd"/>
-            <w:r>
-              <w:rPr>
-                <w:rFonts w:ascii="Courier New" w:eastAsia="Courier New" w:hAnsi="Courier New" w:cs="Courier New"/>
-                <w:color w:val="1A1A2E"/>
-                <w:sz w:val="18"/>
-                <w:szCs w:val="18"/>
-              </w:rPr>
-              <w:t xml:space="preserve"> = $1</w:t>
+              <w:t>problem.user_id = $1</w:t>
             </w:r>
           </w:p>
         </w:tc>
@@ -15133,7 +14176,6 @@
       <w:pPr>
         <w:spacing w:before="200" w:after="60"/>
       </w:pPr>
-      <w:proofErr w:type="spellStart"/>
       <w:r>
         <w:rPr>
           <w:rFonts w:ascii="Arial" w:eastAsia="Arial" w:hAnsi="Arial" w:cs="Arial"/>
@@ -15145,7 +14187,6 @@
         </w:rPr>
         <w:t>getAllAvailableProblems</w:t>
       </w:r>
-      <w:proofErr w:type="spellEnd"/>
     </w:p>
     <w:tbl>
       <w:tblPr>
@@ -15267,7 +14308,6 @@
               </w:rPr>
               <w:t xml:space="preserve"> </w:t>
             </w:r>
-            <w:proofErr w:type="spellStart"/>
             <w:r>
               <w:rPr>
                 <w:rFonts w:ascii="Courier New" w:eastAsia="Courier New" w:hAnsi="Courier New" w:cs="Courier New"/>
@@ -15275,17 +14315,7 @@
                 <w:sz w:val="18"/>
                 <w:szCs w:val="18"/>
               </w:rPr>
-              <w:t>user_id</w:t>
-            </w:r>
-            <w:proofErr w:type="spellEnd"/>
-            <w:r>
-              <w:rPr>
-                <w:rFonts w:ascii="Courier New" w:eastAsia="Courier New" w:hAnsi="Courier New" w:cs="Courier New"/>
-                <w:color w:val="1A1A2E"/>
-                <w:sz w:val="18"/>
-                <w:szCs w:val="18"/>
-              </w:rPr>
-              <w:t xml:space="preserve"> = $1 </w:t>
+              <w:t xml:space="preserve">user_id = $1 </w:t>
             </w:r>
             <w:r>
               <w:rPr>
@@ -15307,7 +14337,6 @@
               </w:rPr>
               <w:t xml:space="preserve"> </w:t>
             </w:r>
-            <w:proofErr w:type="spellStart"/>
             <w:r>
               <w:rPr>
                 <w:rFonts w:ascii="Courier New" w:eastAsia="Courier New" w:hAnsi="Courier New" w:cs="Courier New"/>
@@ -15315,17 +14344,7 @@
                 <w:sz w:val="18"/>
                 <w:szCs w:val="18"/>
               </w:rPr>
-              <w:t>user_id</w:t>
-            </w:r>
-            <w:proofErr w:type="spellEnd"/>
-            <w:r>
-              <w:rPr>
-                <w:rFonts w:ascii="Courier New" w:eastAsia="Courier New" w:hAnsi="Courier New" w:cs="Courier New"/>
-                <w:color w:val="1A1A2E"/>
-                <w:sz w:val="18"/>
-                <w:szCs w:val="18"/>
-              </w:rPr>
-              <w:t xml:space="preserve"> = 1</w:t>
+              <w:t>user_id = 1</w:t>
             </w:r>
           </w:p>
         </w:tc>
@@ -15363,7 +14382,6 @@
       <w:pPr>
         <w:spacing w:before="200" w:after="60"/>
       </w:pPr>
-      <w:proofErr w:type="spellStart"/>
       <w:r>
         <w:rPr>
           <w:rFonts w:ascii="Arial" w:eastAsia="Arial" w:hAnsi="Arial" w:cs="Arial"/>
@@ -15376,7 +14394,6 @@
         <w:lastRenderedPageBreak/>
         <w:t>updateProblem</w:t>
       </w:r>
-      <w:proofErr w:type="spellEnd"/>
     </w:p>
     <w:tbl>
       <w:tblPr>
@@ -15483,7 +14500,6 @@
               </w:rPr>
               <w:t xml:space="preserve"> </w:t>
             </w:r>
-            <w:proofErr w:type="spellStart"/>
             <w:r>
               <w:rPr>
                 <w:rFonts w:ascii="Courier New" w:eastAsia="Courier New" w:hAnsi="Courier New" w:cs="Courier New"/>
@@ -15491,37 +14507,7 @@
                 <w:sz w:val="18"/>
                 <w:szCs w:val="18"/>
               </w:rPr>
-              <w:t>problem_title</w:t>
-            </w:r>
-            <w:proofErr w:type="spellEnd"/>
-            <w:r>
-              <w:rPr>
-                <w:rFonts w:ascii="Courier New" w:eastAsia="Courier New" w:hAnsi="Courier New" w:cs="Courier New"/>
-                <w:color w:val="1A1A2E"/>
-                <w:sz w:val="18"/>
-                <w:szCs w:val="18"/>
-              </w:rPr>
-              <w:t xml:space="preserve">=$1, </w:t>
-            </w:r>
-            <w:proofErr w:type="spellStart"/>
-            <w:r>
-              <w:rPr>
-                <w:rFonts w:ascii="Courier New" w:eastAsia="Courier New" w:hAnsi="Courier New" w:cs="Courier New"/>
-                <w:color w:val="1A1A2E"/>
-                <w:sz w:val="18"/>
-                <w:szCs w:val="18"/>
-              </w:rPr>
-              <w:t>problem_description</w:t>
-            </w:r>
-            <w:proofErr w:type="spellEnd"/>
-            <w:r>
-              <w:rPr>
-                <w:rFonts w:ascii="Courier New" w:eastAsia="Courier New" w:hAnsi="Courier New" w:cs="Courier New"/>
-                <w:color w:val="1A1A2E"/>
-                <w:sz w:val="18"/>
-                <w:szCs w:val="18"/>
-              </w:rPr>
-              <w:t>=$2,</w:t>
+              <w:t>problem_title=$1, problem_description=$2,</w:t>
             </w:r>
           </w:p>
           <w:p>
@@ -15580,7 +14566,6 @@
               </w:rPr>
               <w:t xml:space="preserve"> </w:t>
             </w:r>
-            <w:proofErr w:type="spellStart"/>
             <w:r>
               <w:rPr>
                 <w:rFonts w:ascii="Courier New" w:eastAsia="Courier New" w:hAnsi="Courier New" w:cs="Courier New"/>
@@ -15588,17 +14573,7 @@
                 <w:sz w:val="18"/>
                 <w:szCs w:val="18"/>
               </w:rPr>
-              <w:t>problem_id</w:t>
-            </w:r>
-            <w:proofErr w:type="spellEnd"/>
-            <w:r>
-              <w:rPr>
-                <w:rFonts w:ascii="Courier New" w:eastAsia="Courier New" w:hAnsi="Courier New" w:cs="Courier New"/>
-                <w:color w:val="1A1A2E"/>
-                <w:sz w:val="18"/>
-                <w:szCs w:val="18"/>
-              </w:rPr>
-              <w:t xml:space="preserve"> = $</w:t>
+              <w:t>problem_id = $</w:t>
             </w:r>
             <w:r>
               <w:rPr>
@@ -15672,7 +14647,6 @@
       <w:pPr>
         <w:spacing w:before="200" w:after="60"/>
       </w:pPr>
-      <w:proofErr w:type="spellStart"/>
       <w:r>
         <w:rPr>
           <w:rFonts w:ascii="Arial" w:eastAsia="Arial" w:hAnsi="Arial" w:cs="Arial"/>
@@ -15684,7 +14658,6 @@
         </w:rPr>
         <w:t>deleteProblem</w:t>
       </w:r>
-      <w:proofErr w:type="spellEnd"/>
     </w:p>
     <w:tbl>
       <w:tblPr>
@@ -15797,7 +14770,6 @@
               </w:rPr>
               <w:t xml:space="preserve"> </w:t>
             </w:r>
-            <w:proofErr w:type="spellStart"/>
             <w:r>
               <w:rPr>
                 <w:rFonts w:ascii="Courier New" w:eastAsia="Courier New" w:hAnsi="Courier New" w:cs="Courier New"/>
@@ -15805,17 +14777,7 @@
                 <w:sz w:val="18"/>
                 <w:szCs w:val="18"/>
               </w:rPr>
-              <w:t>problem_id</w:t>
-            </w:r>
-            <w:proofErr w:type="spellEnd"/>
-            <w:r>
-              <w:rPr>
-                <w:rFonts w:ascii="Courier New" w:eastAsia="Courier New" w:hAnsi="Courier New" w:cs="Courier New"/>
-                <w:color w:val="1A1A2E"/>
-                <w:sz w:val="18"/>
-                <w:szCs w:val="18"/>
-              </w:rPr>
-              <w:t xml:space="preserve"> = $1 </w:t>
+              <w:t xml:space="preserve">problem_id = $1 </w:t>
             </w:r>
             <w:r>
               <w:rPr>
@@ -15859,7 +14821,7 @@
       <w:pPr>
         <w:pStyle w:val="Heading2"/>
       </w:pPr>
-      <w:bookmarkStart w:id="54" w:name="_Toc226387177"/>
+      <w:bookmarkStart w:id="54" w:name="_Toc227532138"/>
       <w:r>
         <w:t>CRUD Test Case</w:t>
       </w:r>
@@ -15869,7 +14831,6 @@
       <w:pPr>
         <w:spacing w:before="200" w:after="60"/>
       </w:pPr>
-      <w:proofErr w:type="spellStart"/>
       <w:r>
         <w:rPr>
           <w:rFonts w:ascii="Arial" w:eastAsia="Arial" w:hAnsi="Arial" w:cs="Arial"/>
@@ -15881,7 +14842,6 @@
         </w:rPr>
         <w:t>createTestCase</w:t>
       </w:r>
-      <w:proofErr w:type="spellEnd"/>
     </w:p>
     <w:tbl>
       <w:tblPr>
@@ -15965,7 +14925,6 @@
               </w:rPr>
               <w:t xml:space="preserve"> </w:t>
             </w:r>
-            <w:proofErr w:type="spellStart"/>
             <w:r>
               <w:rPr>
                 <w:rFonts w:ascii="Courier New" w:eastAsia="Courier New" w:hAnsi="Courier New" w:cs="Courier New"/>
@@ -15973,77 +14932,7 @@
                 <w:sz w:val="18"/>
                 <w:szCs w:val="18"/>
               </w:rPr>
-              <w:t>test_case</w:t>
-            </w:r>
-            <w:proofErr w:type="spellEnd"/>
-            <w:r>
-              <w:rPr>
-                <w:rFonts w:ascii="Courier New" w:eastAsia="Courier New" w:hAnsi="Courier New" w:cs="Courier New"/>
-                <w:color w:val="1A1A2E"/>
-                <w:sz w:val="18"/>
-                <w:szCs w:val="18"/>
-              </w:rPr>
-              <w:t xml:space="preserve"> (</w:t>
-            </w:r>
-            <w:proofErr w:type="spellStart"/>
-            <w:r>
-              <w:rPr>
-                <w:rFonts w:ascii="Courier New" w:eastAsia="Courier New" w:hAnsi="Courier New" w:cs="Courier New"/>
-                <w:color w:val="1A1A2E"/>
-                <w:sz w:val="18"/>
-                <w:szCs w:val="18"/>
-              </w:rPr>
-              <w:t>problem_id</w:t>
-            </w:r>
-            <w:proofErr w:type="spellEnd"/>
-            <w:r>
-              <w:rPr>
-                <w:rFonts w:ascii="Courier New" w:eastAsia="Courier New" w:hAnsi="Courier New" w:cs="Courier New"/>
-                <w:color w:val="1A1A2E"/>
-                <w:sz w:val="18"/>
-                <w:szCs w:val="18"/>
-              </w:rPr>
-              <w:t xml:space="preserve">, </w:t>
-            </w:r>
-            <w:proofErr w:type="spellStart"/>
-            <w:r>
-              <w:rPr>
-                <w:rFonts w:ascii="Courier New" w:eastAsia="Courier New" w:hAnsi="Courier New" w:cs="Courier New"/>
-                <w:color w:val="1A1A2E"/>
-                <w:sz w:val="18"/>
-                <w:szCs w:val="18"/>
-              </w:rPr>
-              <w:t>input_value</w:t>
-            </w:r>
-            <w:proofErr w:type="spellEnd"/>
-            <w:r>
-              <w:rPr>
-                <w:rFonts w:ascii="Courier New" w:eastAsia="Courier New" w:hAnsi="Courier New" w:cs="Courier New"/>
-                <w:color w:val="1A1A2E"/>
-                <w:sz w:val="18"/>
-                <w:szCs w:val="18"/>
-              </w:rPr>
-              <w:t xml:space="preserve">, </w:t>
-            </w:r>
-            <w:proofErr w:type="spellStart"/>
-            <w:r>
-              <w:rPr>
-                <w:rFonts w:ascii="Courier New" w:eastAsia="Courier New" w:hAnsi="Courier New" w:cs="Courier New"/>
-                <w:color w:val="1A1A2E"/>
-                <w:sz w:val="18"/>
-                <w:szCs w:val="18"/>
-              </w:rPr>
-              <w:t>expected_value</w:t>
-            </w:r>
-            <w:proofErr w:type="spellEnd"/>
-            <w:r>
-              <w:rPr>
-                <w:rFonts w:ascii="Courier New" w:eastAsia="Courier New" w:hAnsi="Courier New" w:cs="Courier New"/>
-                <w:color w:val="1A1A2E"/>
-                <w:sz w:val="18"/>
-                <w:szCs w:val="18"/>
-              </w:rPr>
-              <w:t>)</w:t>
+              <w:t>test_case (problem_id, input_value, expected_value)</w:t>
             </w:r>
           </w:p>
           <w:p>
@@ -16086,69 +14975,7 @@
                 <w:sz w:val="18"/>
                 <w:szCs w:val="18"/>
               </w:rPr>
-              <w:t>($1, $</w:t>
-            </w:r>
-            <w:proofErr w:type="gramStart"/>
-            <w:r>
-              <w:rPr>
-                <w:rFonts w:ascii="Courier New" w:eastAsia="Courier New" w:hAnsi="Courier New" w:cs="Courier New"/>
-                <w:color w:val="1A1A2E"/>
-                <w:sz w:val="18"/>
-                <w:szCs w:val="18"/>
-              </w:rPr>
-              <w:t>2::</w:t>
-            </w:r>
-            <w:proofErr w:type="spellStart"/>
-            <w:proofErr w:type="gramEnd"/>
-            <w:r>
-              <w:rPr>
-                <w:rFonts w:ascii="Courier New" w:eastAsia="Courier New" w:hAnsi="Courier New" w:cs="Courier New"/>
-                <w:color w:val="1A1A2E"/>
-                <w:sz w:val="18"/>
-                <w:szCs w:val="18"/>
-              </w:rPr>
-              <w:t>json</w:t>
-            </w:r>
-            <w:proofErr w:type="spellEnd"/>
-            <w:r>
-              <w:rPr>
-                <w:rFonts w:ascii="Courier New" w:eastAsia="Courier New" w:hAnsi="Courier New" w:cs="Courier New"/>
-                <w:color w:val="1A1A2E"/>
-                <w:sz w:val="18"/>
-                <w:szCs w:val="18"/>
-              </w:rPr>
-              <w:t>, $</w:t>
-            </w:r>
-            <w:proofErr w:type="gramStart"/>
-            <w:r>
-              <w:rPr>
-                <w:rFonts w:ascii="Courier New" w:eastAsia="Courier New" w:hAnsi="Courier New" w:cs="Courier New"/>
-                <w:color w:val="1A1A2E"/>
-                <w:sz w:val="18"/>
-                <w:szCs w:val="18"/>
-              </w:rPr>
-              <w:t>3::</w:t>
-            </w:r>
-            <w:proofErr w:type="spellStart"/>
-            <w:proofErr w:type="gramEnd"/>
-            <w:r>
-              <w:rPr>
-                <w:rFonts w:ascii="Courier New" w:eastAsia="Courier New" w:hAnsi="Courier New" w:cs="Courier New"/>
-                <w:color w:val="1A1A2E"/>
-                <w:sz w:val="18"/>
-                <w:szCs w:val="18"/>
-              </w:rPr>
-              <w:t>json</w:t>
-            </w:r>
-            <w:proofErr w:type="spellEnd"/>
-            <w:r>
-              <w:rPr>
-                <w:rFonts w:ascii="Courier New" w:eastAsia="Courier New" w:hAnsi="Courier New" w:cs="Courier New"/>
-                <w:color w:val="1A1A2E"/>
-                <w:sz w:val="18"/>
-                <w:szCs w:val="18"/>
-              </w:rPr>
-              <w:t>)</w:t>
+              <w:t>($1, $2::json, $3::json)</w:t>
             </w:r>
           </w:p>
           <w:p>
@@ -16206,7 +15033,6 @@
       <w:pPr>
         <w:spacing w:before="200" w:after="60"/>
       </w:pPr>
-      <w:proofErr w:type="spellStart"/>
       <w:r>
         <w:rPr>
           <w:rFonts w:ascii="Arial" w:eastAsia="Arial" w:hAnsi="Arial" w:cs="Arial"/>
@@ -16218,7 +15044,6 @@
         </w:rPr>
         <w:t>updateTestCase</w:t>
       </w:r>
-      <w:proofErr w:type="spellEnd"/>
     </w:p>
     <w:tbl>
       <w:tblPr>
@@ -16282,7 +15107,6 @@
               </w:rPr>
               <w:t xml:space="preserve"> </w:t>
             </w:r>
-            <w:proofErr w:type="spellStart"/>
             <w:r>
               <w:rPr>
                 <w:rFonts w:ascii="Courier New" w:eastAsia="Courier New" w:hAnsi="Courier New" w:cs="Courier New"/>
@@ -16292,7 +15116,6 @@
               </w:rPr>
               <w:t>test_case</w:t>
             </w:r>
-            <w:proofErr w:type="spellEnd"/>
           </w:p>
           <w:p>
             <w:pPr>
@@ -16327,7 +15150,6 @@
               </w:rPr>
               <w:t xml:space="preserve"> </w:t>
             </w:r>
-            <w:proofErr w:type="spellStart"/>
             <w:r>
               <w:rPr>
                 <w:rFonts w:ascii="Courier New" w:eastAsia="Courier New" w:hAnsi="Courier New" w:cs="Courier New"/>
@@ -16335,37 +15157,7 @@
                 <w:sz w:val="18"/>
                 <w:szCs w:val="18"/>
               </w:rPr>
-              <w:t>input_value</w:t>
-            </w:r>
-            <w:proofErr w:type="spellEnd"/>
-            <w:r>
-              <w:rPr>
-                <w:rFonts w:ascii="Courier New" w:eastAsia="Courier New" w:hAnsi="Courier New" w:cs="Courier New"/>
-                <w:color w:val="1A1A2E"/>
-                <w:sz w:val="18"/>
-                <w:szCs w:val="18"/>
-              </w:rPr>
-              <w:t xml:space="preserve">=$1, </w:t>
-            </w:r>
-            <w:proofErr w:type="spellStart"/>
-            <w:r>
-              <w:rPr>
-                <w:rFonts w:ascii="Courier New" w:eastAsia="Courier New" w:hAnsi="Courier New" w:cs="Courier New"/>
-                <w:color w:val="1A1A2E"/>
-                <w:sz w:val="18"/>
-                <w:szCs w:val="18"/>
-              </w:rPr>
-              <w:t>expected_value</w:t>
-            </w:r>
-            <w:proofErr w:type="spellEnd"/>
-            <w:r>
-              <w:rPr>
-                <w:rFonts w:ascii="Courier New" w:eastAsia="Courier New" w:hAnsi="Courier New" w:cs="Courier New"/>
-                <w:color w:val="1A1A2E"/>
-                <w:sz w:val="18"/>
-                <w:szCs w:val="18"/>
-              </w:rPr>
-              <w:t>=$2</w:t>
+              <w:t>input_value=$1, expected_value=$2</w:t>
             </w:r>
           </w:p>
           <w:p>
@@ -16401,7 +15193,6 @@
               </w:rPr>
               <w:t xml:space="preserve"> </w:t>
             </w:r>
-            <w:proofErr w:type="spellStart"/>
             <w:r>
               <w:rPr>
                 <w:rFonts w:ascii="Courier New" w:eastAsia="Courier New" w:hAnsi="Courier New" w:cs="Courier New"/>
@@ -16409,17 +15200,7 @@
                 <w:sz w:val="18"/>
                 <w:szCs w:val="18"/>
               </w:rPr>
-              <w:t>test_case_id</w:t>
-            </w:r>
-            <w:proofErr w:type="spellEnd"/>
-            <w:r>
-              <w:rPr>
-                <w:rFonts w:ascii="Courier New" w:eastAsia="Courier New" w:hAnsi="Courier New" w:cs="Courier New"/>
-                <w:color w:val="1A1A2E"/>
-                <w:sz w:val="18"/>
-                <w:szCs w:val="18"/>
-              </w:rPr>
-              <w:t xml:space="preserve"> = $3</w:t>
+              <w:t>test_case_id = $3</w:t>
             </w:r>
           </w:p>
           <w:p>
@@ -16477,7 +15258,6 @@
       <w:pPr>
         <w:spacing w:before="200" w:after="60"/>
       </w:pPr>
-      <w:proofErr w:type="spellStart"/>
       <w:r>
         <w:rPr>
           <w:rFonts w:ascii="Arial" w:eastAsia="Arial" w:hAnsi="Arial" w:cs="Arial"/>
@@ -16489,7 +15269,6 @@
         </w:rPr>
         <w:t>deleteTestCase</w:t>
       </w:r>
-      <w:proofErr w:type="spellEnd"/>
     </w:p>
     <w:tbl>
       <w:tblPr>
@@ -16573,7 +15352,6 @@
               </w:rPr>
               <w:t xml:space="preserve"> </w:t>
             </w:r>
-            <w:proofErr w:type="spellStart"/>
             <w:r>
               <w:rPr>
                 <w:rFonts w:ascii="Courier New" w:eastAsia="Courier New" w:hAnsi="Courier New" w:cs="Courier New"/>
@@ -16581,17 +15359,7 @@
                 <w:sz w:val="18"/>
                 <w:szCs w:val="18"/>
               </w:rPr>
-              <w:t>test_case</w:t>
-            </w:r>
-            <w:proofErr w:type="spellEnd"/>
-            <w:r>
-              <w:rPr>
-                <w:rFonts w:ascii="Courier New" w:eastAsia="Courier New" w:hAnsi="Courier New" w:cs="Courier New"/>
-                <w:color w:val="1A1A2E"/>
-                <w:sz w:val="18"/>
-                <w:szCs w:val="18"/>
-              </w:rPr>
-              <w:t xml:space="preserve"> </w:t>
+              <w:t xml:space="preserve">test_case </w:t>
             </w:r>
             <w:r>
               <w:rPr>
@@ -16613,7 +15381,6 @@
               </w:rPr>
               <w:t xml:space="preserve"> </w:t>
             </w:r>
-            <w:proofErr w:type="spellStart"/>
             <w:r>
               <w:rPr>
                 <w:rFonts w:ascii="Courier New" w:eastAsia="Courier New" w:hAnsi="Courier New" w:cs="Courier New"/>
@@ -16621,17 +15388,7 @@
                 <w:sz w:val="18"/>
                 <w:szCs w:val="18"/>
               </w:rPr>
-              <w:t>test_case_id</w:t>
-            </w:r>
-            <w:proofErr w:type="spellEnd"/>
-            <w:r>
-              <w:rPr>
-                <w:rFonts w:ascii="Courier New" w:eastAsia="Courier New" w:hAnsi="Courier New" w:cs="Courier New"/>
-                <w:color w:val="1A1A2E"/>
-                <w:sz w:val="18"/>
-                <w:szCs w:val="18"/>
-              </w:rPr>
-              <w:t xml:space="preserve"> = $1 </w:t>
+              <w:t xml:space="preserve">test_case_id = $1 </w:t>
             </w:r>
             <w:r>
               <w:rPr>
@@ -16675,7 +15432,7 @@
       <w:pPr>
         <w:pStyle w:val="Heading2"/>
       </w:pPr>
-      <w:bookmarkStart w:id="55" w:name="_Toc226387178"/>
+      <w:bookmarkStart w:id="55" w:name="_Toc227532139"/>
       <w:r>
         <w:t>CRUD Course</w:t>
       </w:r>
@@ -16685,7 +15442,6 @@
       <w:pPr>
         <w:spacing w:before="200" w:after="60"/>
       </w:pPr>
-      <w:proofErr w:type="spellStart"/>
       <w:r>
         <w:rPr>
           <w:rFonts w:ascii="Arial" w:eastAsia="Arial" w:hAnsi="Arial" w:cs="Arial"/>
@@ -16697,7 +15453,6 @@
         </w:rPr>
         <w:t>fetchAllStudents</w:t>
       </w:r>
-      <w:proofErr w:type="spellEnd"/>
     </w:p>
     <w:tbl>
       <w:tblPr>
@@ -16761,7 +15516,6 @@
               </w:rPr>
               <w:t xml:space="preserve"> </w:t>
             </w:r>
-            <w:proofErr w:type="spellStart"/>
             <w:r>
               <w:rPr>
                 <w:rFonts w:ascii="Courier New" w:eastAsia="Courier New" w:hAnsi="Courier New" w:cs="Courier New"/>
@@ -16769,17 +15523,7 @@
                 <w:sz w:val="18"/>
                 <w:szCs w:val="18"/>
               </w:rPr>
-              <w:t>user_id</w:t>
-            </w:r>
-            <w:proofErr w:type="spellEnd"/>
-            <w:r>
-              <w:rPr>
-                <w:rFonts w:ascii="Courier New" w:eastAsia="Courier New" w:hAnsi="Courier New" w:cs="Courier New"/>
-                <w:color w:val="1A1A2E"/>
-                <w:sz w:val="18"/>
-                <w:szCs w:val="18"/>
-              </w:rPr>
-              <w:t xml:space="preserve"> </w:t>
+              <w:t xml:space="preserve">user_id </w:t>
             </w:r>
             <w:r>
               <w:rPr>
@@ -16801,7 +15545,6 @@
               </w:rPr>
               <w:t xml:space="preserve"> </w:t>
             </w:r>
-            <w:proofErr w:type="spellStart"/>
             <w:r>
               <w:rPr>
                 <w:rFonts w:ascii="Courier New" w:eastAsia="Courier New" w:hAnsi="Courier New" w:cs="Courier New"/>
@@ -16809,37 +15552,7 @@
                 <w:sz w:val="18"/>
                 <w:szCs w:val="18"/>
               </w:rPr>
-              <w:t>student_id</w:t>
-            </w:r>
-            <w:proofErr w:type="spellEnd"/>
-            <w:r>
-              <w:rPr>
-                <w:rFonts w:ascii="Courier New" w:eastAsia="Courier New" w:hAnsi="Courier New" w:cs="Courier New"/>
-                <w:color w:val="1A1A2E"/>
-                <w:sz w:val="18"/>
-                <w:szCs w:val="18"/>
-              </w:rPr>
-              <w:t xml:space="preserve">, </w:t>
-            </w:r>
-            <w:proofErr w:type="spellStart"/>
-            <w:r>
-              <w:rPr>
-                <w:rFonts w:ascii="Courier New" w:eastAsia="Courier New" w:hAnsi="Courier New" w:cs="Courier New"/>
-                <w:color w:val="1A1A2E"/>
-                <w:sz w:val="18"/>
-                <w:szCs w:val="18"/>
-              </w:rPr>
-              <w:t>user_name</w:t>
-            </w:r>
-            <w:proofErr w:type="spellEnd"/>
-            <w:r>
-              <w:rPr>
-                <w:rFonts w:ascii="Courier New" w:eastAsia="Courier New" w:hAnsi="Courier New" w:cs="Courier New"/>
-                <w:color w:val="1A1A2E"/>
-                <w:sz w:val="18"/>
-                <w:szCs w:val="18"/>
-              </w:rPr>
-              <w:t xml:space="preserve"> </w:t>
+              <w:t xml:space="preserve">student_id, user_name </w:t>
             </w:r>
             <w:r>
               <w:rPr>
@@ -16861,7 +15574,6 @@
               </w:rPr>
               <w:t xml:space="preserve"> </w:t>
             </w:r>
-            <w:proofErr w:type="spellStart"/>
             <w:r>
               <w:rPr>
                 <w:rFonts w:ascii="Courier New" w:eastAsia="Courier New" w:hAnsi="Courier New" w:cs="Courier New"/>
@@ -16871,7 +15583,6 @@
               </w:rPr>
               <w:t>student_name</w:t>
             </w:r>
-            <w:proofErr w:type="spellEnd"/>
           </w:p>
           <w:p>
             <w:pPr>
@@ -16957,7 +15668,6 @@
       <w:pPr>
         <w:spacing w:before="200" w:after="60"/>
       </w:pPr>
-      <w:proofErr w:type="spellStart"/>
       <w:r>
         <w:rPr>
           <w:rFonts w:ascii="Arial" w:eastAsia="Arial" w:hAnsi="Arial" w:cs="Arial"/>
@@ -16969,7 +15679,6 @@
         </w:rPr>
         <w:t>insertCourse</w:t>
       </w:r>
-      <w:proofErr w:type="spellEnd"/>
     </w:p>
     <w:tbl>
       <w:tblPr>
@@ -17060,67 +15769,7 @@
                 <w:sz w:val="18"/>
                 <w:szCs w:val="18"/>
               </w:rPr>
-              <w:t>course (</w:t>
-            </w:r>
-            <w:proofErr w:type="spellStart"/>
-            <w:r>
-              <w:rPr>
-                <w:rFonts w:ascii="Courier New" w:eastAsia="Courier New" w:hAnsi="Courier New" w:cs="Courier New"/>
-                <w:color w:val="1A1A2E"/>
-                <w:sz w:val="18"/>
-                <w:szCs w:val="18"/>
-              </w:rPr>
-              <w:t>owner_id</w:t>
-            </w:r>
-            <w:proofErr w:type="spellEnd"/>
-            <w:r>
-              <w:rPr>
-                <w:rFonts w:ascii="Courier New" w:eastAsia="Courier New" w:hAnsi="Courier New" w:cs="Courier New"/>
-                <w:color w:val="1A1A2E"/>
-                <w:sz w:val="18"/>
-                <w:szCs w:val="18"/>
-              </w:rPr>
-              <w:t xml:space="preserve">, </w:t>
-            </w:r>
-            <w:proofErr w:type="spellStart"/>
-            <w:r>
-              <w:rPr>
-                <w:rFonts w:ascii="Courier New" w:eastAsia="Courier New" w:hAnsi="Courier New" w:cs="Courier New"/>
-                <w:color w:val="1A1A2E"/>
-                <w:sz w:val="18"/>
-                <w:szCs w:val="18"/>
-              </w:rPr>
-              <w:t>course_title</w:t>
-            </w:r>
-            <w:proofErr w:type="spellEnd"/>
-            <w:r>
-              <w:rPr>
-                <w:rFonts w:ascii="Courier New" w:eastAsia="Courier New" w:hAnsi="Courier New" w:cs="Courier New"/>
-                <w:color w:val="1A1A2E"/>
-                <w:sz w:val="18"/>
-                <w:szCs w:val="18"/>
-              </w:rPr>
-              <w:t xml:space="preserve">, </w:t>
-            </w:r>
-            <w:proofErr w:type="spellStart"/>
-            <w:r>
-              <w:rPr>
-                <w:rFonts w:ascii="Courier New" w:eastAsia="Courier New" w:hAnsi="Courier New" w:cs="Courier New"/>
-                <w:color w:val="1A1A2E"/>
-                <w:sz w:val="18"/>
-                <w:szCs w:val="18"/>
-              </w:rPr>
-              <w:t>course_description</w:t>
-            </w:r>
-            <w:proofErr w:type="spellEnd"/>
-            <w:r>
-              <w:rPr>
-                <w:rFonts w:ascii="Courier New" w:eastAsia="Courier New" w:hAnsi="Courier New" w:cs="Courier New"/>
-                <w:color w:val="1A1A2E"/>
-                <w:sz w:val="18"/>
-                <w:szCs w:val="18"/>
-              </w:rPr>
-              <w:t>)</w:t>
+              <w:t>course (owner_id, course_title, course_description)</w:t>
             </w:r>
           </w:p>
           <w:p>
@@ -17214,7 +15863,6 @@
       <w:pPr>
         <w:spacing w:before="200" w:after="60"/>
       </w:pPr>
-      <w:proofErr w:type="spellStart"/>
       <w:r>
         <w:rPr>
           <w:rFonts w:ascii="Arial" w:eastAsia="Arial" w:hAnsi="Arial" w:cs="Arial"/>
@@ -17226,7 +15874,6 @@
         </w:rPr>
         <w:t>insertCourseProblem</w:t>
       </w:r>
-      <w:proofErr w:type="spellEnd"/>
     </w:p>
     <w:tbl>
       <w:tblPr>
@@ -17310,7 +15957,6 @@
               </w:rPr>
               <w:t xml:space="preserve"> </w:t>
             </w:r>
-            <w:proofErr w:type="spellStart"/>
             <w:r>
               <w:rPr>
                 <w:rFonts w:ascii="Courier New" w:eastAsia="Courier New" w:hAnsi="Courier New" w:cs="Courier New"/>
@@ -17318,57 +15964,7 @@
                 <w:sz w:val="18"/>
                 <w:szCs w:val="18"/>
               </w:rPr>
-              <w:t>course_problem</w:t>
-            </w:r>
-            <w:proofErr w:type="spellEnd"/>
-            <w:r>
-              <w:rPr>
-                <w:rFonts w:ascii="Courier New" w:eastAsia="Courier New" w:hAnsi="Courier New" w:cs="Courier New"/>
-                <w:color w:val="1A1A2E"/>
-                <w:sz w:val="18"/>
-                <w:szCs w:val="18"/>
-              </w:rPr>
-              <w:t xml:space="preserve"> (</w:t>
-            </w:r>
-            <w:proofErr w:type="spellStart"/>
-            <w:r>
-              <w:rPr>
-                <w:rFonts w:ascii="Courier New" w:eastAsia="Courier New" w:hAnsi="Courier New" w:cs="Courier New"/>
-                <w:color w:val="1A1A2E"/>
-                <w:sz w:val="18"/>
-                <w:szCs w:val="18"/>
-              </w:rPr>
-              <w:t>course_id</w:t>
-            </w:r>
-            <w:proofErr w:type="spellEnd"/>
-            <w:r>
-              <w:rPr>
-                <w:rFonts w:ascii="Courier New" w:eastAsia="Courier New" w:hAnsi="Courier New" w:cs="Courier New"/>
-                <w:color w:val="1A1A2E"/>
-                <w:sz w:val="18"/>
-                <w:szCs w:val="18"/>
-              </w:rPr>
-              <w:t xml:space="preserve">, </w:t>
-            </w:r>
-            <w:proofErr w:type="spellStart"/>
-            <w:r>
-              <w:rPr>
-                <w:rFonts w:ascii="Courier New" w:eastAsia="Courier New" w:hAnsi="Courier New" w:cs="Courier New"/>
-                <w:color w:val="1A1A2E"/>
-                <w:sz w:val="18"/>
-                <w:szCs w:val="18"/>
-              </w:rPr>
-              <w:t>problem_id</w:t>
-            </w:r>
-            <w:proofErr w:type="spellEnd"/>
-            <w:r>
-              <w:rPr>
-                <w:rFonts w:ascii="Courier New" w:eastAsia="Courier New" w:hAnsi="Courier New" w:cs="Courier New"/>
-                <w:color w:val="1A1A2E"/>
-                <w:sz w:val="18"/>
-                <w:szCs w:val="18"/>
-              </w:rPr>
-              <w:t>)</w:t>
+              <w:t>course_problem (course_id, problem_id)</w:t>
             </w:r>
           </w:p>
           <w:p>
@@ -17455,7 +16051,6 @@
       <w:pPr>
         <w:spacing w:before="200" w:after="60"/>
       </w:pPr>
-      <w:proofErr w:type="spellStart"/>
       <w:r>
         <w:rPr>
           <w:rFonts w:ascii="Arial" w:eastAsia="Arial" w:hAnsi="Arial" w:cs="Arial"/>
@@ -17467,7 +16062,6 @@
         </w:rPr>
         <w:t>insertEnrollment</w:t>
       </w:r>
-      <w:proofErr w:type="spellEnd"/>
     </w:p>
     <w:tbl>
       <w:tblPr>
@@ -17551,7 +16145,6 @@
               </w:rPr>
               <w:t xml:space="preserve"> </w:t>
             </w:r>
-            <w:proofErr w:type="spellStart"/>
             <w:r>
               <w:rPr>
                 <w:rFonts w:ascii="Courier New" w:eastAsia="Courier New" w:hAnsi="Courier New" w:cs="Courier New"/>
@@ -17559,57 +16152,7 @@
                 <w:sz w:val="18"/>
                 <w:szCs w:val="18"/>
               </w:rPr>
-              <w:t>enrollment</w:t>
-            </w:r>
-            <w:proofErr w:type="spellEnd"/>
-            <w:r>
-              <w:rPr>
-                <w:rFonts w:ascii="Courier New" w:eastAsia="Courier New" w:hAnsi="Courier New" w:cs="Courier New"/>
-                <w:color w:val="1A1A2E"/>
-                <w:sz w:val="18"/>
-                <w:szCs w:val="18"/>
-              </w:rPr>
-              <w:t xml:space="preserve"> (</w:t>
-            </w:r>
-            <w:proofErr w:type="spellStart"/>
-            <w:r>
-              <w:rPr>
-                <w:rFonts w:ascii="Courier New" w:eastAsia="Courier New" w:hAnsi="Courier New" w:cs="Courier New"/>
-                <w:color w:val="1A1A2E"/>
-                <w:sz w:val="18"/>
-                <w:szCs w:val="18"/>
-              </w:rPr>
-              <w:t>course_id</w:t>
-            </w:r>
-            <w:proofErr w:type="spellEnd"/>
-            <w:r>
-              <w:rPr>
-                <w:rFonts w:ascii="Courier New" w:eastAsia="Courier New" w:hAnsi="Courier New" w:cs="Courier New"/>
-                <w:color w:val="1A1A2E"/>
-                <w:sz w:val="18"/>
-                <w:szCs w:val="18"/>
-              </w:rPr>
-              <w:t xml:space="preserve">, </w:t>
-            </w:r>
-            <w:proofErr w:type="spellStart"/>
-            <w:r>
-              <w:rPr>
-                <w:rFonts w:ascii="Courier New" w:eastAsia="Courier New" w:hAnsi="Courier New" w:cs="Courier New"/>
-                <w:color w:val="1A1A2E"/>
-                <w:sz w:val="18"/>
-                <w:szCs w:val="18"/>
-              </w:rPr>
-              <w:t>user_id</w:t>
-            </w:r>
-            <w:proofErr w:type="spellEnd"/>
-            <w:r>
-              <w:rPr>
-                <w:rFonts w:ascii="Courier New" w:eastAsia="Courier New" w:hAnsi="Courier New" w:cs="Courier New"/>
-                <w:color w:val="1A1A2E"/>
-                <w:sz w:val="18"/>
-                <w:szCs w:val="18"/>
-              </w:rPr>
-              <w:t>)</w:t>
+              <w:t>enrollment (course_id, user_id)</w:t>
             </w:r>
           </w:p>
           <w:p>
@@ -17696,7 +16239,6 @@
       <w:pPr>
         <w:spacing w:before="200" w:after="60"/>
       </w:pPr>
-      <w:proofErr w:type="spellStart"/>
       <w:r>
         <w:rPr>
           <w:rFonts w:ascii="Arial" w:eastAsia="Arial" w:hAnsi="Arial" w:cs="Arial"/>
@@ -17708,7 +16250,6 @@
         </w:rPr>
         <w:t>fetchCourseByUserId</w:t>
       </w:r>
-      <w:proofErr w:type="spellEnd"/>
     </w:p>
     <w:tbl>
       <w:tblPr>
@@ -17844,7 +16385,6 @@
               </w:rPr>
               <w:t xml:space="preserve"> </w:t>
             </w:r>
-            <w:proofErr w:type="spellStart"/>
             <w:r>
               <w:rPr>
                 <w:rFonts w:ascii="Courier New" w:eastAsia="Courier New" w:hAnsi="Courier New" w:cs="Courier New"/>
@@ -17852,17 +16392,7 @@
                 <w:sz w:val="18"/>
                 <w:szCs w:val="18"/>
               </w:rPr>
-              <w:t>enrollment</w:t>
-            </w:r>
-            <w:proofErr w:type="spellEnd"/>
-            <w:r>
-              <w:rPr>
-                <w:rFonts w:ascii="Courier New" w:eastAsia="Courier New" w:hAnsi="Courier New" w:cs="Courier New"/>
-                <w:color w:val="1A1A2E"/>
-                <w:sz w:val="18"/>
-                <w:szCs w:val="18"/>
-              </w:rPr>
-              <w:t xml:space="preserve"> e </w:t>
+              <w:t xml:space="preserve">enrollment e </w:t>
             </w:r>
             <w:r>
               <w:rPr>
@@ -17884,7 +16414,6 @@
               </w:rPr>
               <w:t xml:space="preserve"> </w:t>
             </w:r>
-            <w:proofErr w:type="spellStart"/>
             <w:r>
               <w:rPr>
                 <w:rFonts w:ascii="Courier New" w:eastAsia="Courier New" w:hAnsi="Courier New" w:cs="Courier New"/>
@@ -17892,29 +16421,8 @@
                 <w:sz w:val="18"/>
                 <w:szCs w:val="18"/>
               </w:rPr>
-              <w:t>c.course_id</w:t>
-            </w:r>
-            <w:proofErr w:type="spellEnd"/>
-            <w:r>
-              <w:rPr>
-                <w:rFonts w:ascii="Courier New" w:eastAsia="Courier New" w:hAnsi="Courier New" w:cs="Courier New"/>
-                <w:color w:val="1A1A2E"/>
-                <w:sz w:val="18"/>
-                <w:szCs w:val="18"/>
-              </w:rPr>
-              <w:t xml:space="preserve"> = </w:t>
-            </w:r>
-            <w:proofErr w:type="spellStart"/>
-            <w:r>
-              <w:rPr>
-                <w:rFonts w:ascii="Courier New" w:eastAsia="Courier New" w:hAnsi="Courier New" w:cs="Courier New"/>
-                <w:color w:val="1A1A2E"/>
-                <w:sz w:val="18"/>
-                <w:szCs w:val="18"/>
-              </w:rPr>
-              <w:t>e.course_id</w:t>
-            </w:r>
-            <w:proofErr w:type="spellEnd"/>
+              <w:t>c.course_id = e.course_id</w:t>
+            </w:r>
           </w:p>
           <w:p>
             <w:pPr>
@@ -17949,7 +16457,6 @@
               </w:rPr>
               <w:t xml:space="preserve"> </w:t>
             </w:r>
-            <w:proofErr w:type="spellStart"/>
             <w:r>
               <w:rPr>
                 <w:rFonts w:ascii="Courier New" w:eastAsia="Courier New" w:hAnsi="Courier New" w:cs="Courier New"/>
@@ -17957,17 +16464,7 @@
                 <w:sz w:val="18"/>
                 <w:szCs w:val="18"/>
               </w:rPr>
-              <w:t>e.user_id</w:t>
-            </w:r>
-            <w:proofErr w:type="spellEnd"/>
-            <w:r>
-              <w:rPr>
-                <w:rFonts w:ascii="Courier New" w:eastAsia="Courier New" w:hAnsi="Courier New" w:cs="Courier New"/>
-                <w:color w:val="1A1A2E"/>
-                <w:sz w:val="18"/>
-                <w:szCs w:val="18"/>
-              </w:rPr>
-              <w:t xml:space="preserve"> = $1 </w:t>
+              <w:t xml:space="preserve">e.user_id = $1 </w:t>
             </w:r>
             <w:r>
               <w:rPr>
@@ -18009,7 +16506,6 @@
               </w:rPr>
               <w:t xml:space="preserve"> </w:t>
             </w:r>
-            <w:proofErr w:type="spellStart"/>
             <w:r>
               <w:rPr>
                 <w:rFonts w:ascii="Courier New" w:eastAsia="Courier New" w:hAnsi="Courier New" w:cs="Courier New"/>
@@ -18017,17 +16513,7 @@
                 <w:sz w:val="18"/>
                 <w:szCs w:val="18"/>
               </w:rPr>
-              <w:t>c.course_id</w:t>
-            </w:r>
-            <w:proofErr w:type="spellEnd"/>
-            <w:r>
-              <w:rPr>
-                <w:rFonts w:ascii="Courier New" w:eastAsia="Courier New" w:hAnsi="Courier New" w:cs="Courier New"/>
-                <w:color w:val="1A1A2E"/>
-                <w:sz w:val="18"/>
-                <w:szCs w:val="18"/>
-              </w:rPr>
-              <w:t xml:space="preserve"> </w:t>
+              <w:t xml:space="preserve">c.course_id </w:t>
             </w:r>
             <w:r>
               <w:rPr>
@@ -18053,7 +16539,6 @@
       <w:pPr>
         <w:spacing w:before="200" w:after="60"/>
       </w:pPr>
-      <w:proofErr w:type="spellStart"/>
       <w:r>
         <w:rPr>
           <w:rFonts w:ascii="Arial" w:eastAsia="Arial" w:hAnsi="Arial" w:cs="Arial"/>
@@ -18065,7 +16550,6 @@
         </w:rPr>
         <w:t>fetchCreatedCourseByUserId</w:t>
       </w:r>
-      <w:proofErr w:type="spellEnd"/>
     </w:p>
     <w:tbl>
       <w:tblPr>
@@ -18187,7 +16671,6 @@
               </w:rPr>
               <w:t xml:space="preserve"> </w:t>
             </w:r>
-            <w:proofErr w:type="spellStart"/>
             <w:r>
               <w:rPr>
                 <w:rFonts w:ascii="Courier New" w:eastAsia="Courier New" w:hAnsi="Courier New" w:cs="Courier New"/>
@@ -18195,17 +16678,7 @@
                 <w:sz w:val="18"/>
                 <w:szCs w:val="18"/>
               </w:rPr>
-              <w:t>owner_id</w:t>
-            </w:r>
-            <w:proofErr w:type="spellEnd"/>
-            <w:r>
-              <w:rPr>
-                <w:rFonts w:ascii="Courier New" w:eastAsia="Courier New" w:hAnsi="Courier New" w:cs="Courier New"/>
-                <w:color w:val="1A1A2E"/>
-                <w:sz w:val="18"/>
-                <w:szCs w:val="18"/>
-              </w:rPr>
-              <w:t xml:space="preserve"> = $1 </w:t>
+              <w:t xml:space="preserve">owner_id = $1 </w:t>
             </w:r>
             <w:r>
               <w:rPr>
@@ -18247,7 +16720,6 @@
               </w:rPr>
               <w:t xml:space="preserve"> </w:t>
             </w:r>
-            <w:proofErr w:type="spellStart"/>
             <w:r>
               <w:rPr>
                 <w:rFonts w:ascii="Courier New" w:eastAsia="Courier New" w:hAnsi="Courier New" w:cs="Courier New"/>
@@ -18255,17 +16727,7 @@
                 <w:sz w:val="18"/>
                 <w:szCs w:val="18"/>
               </w:rPr>
-              <w:t>course_id</w:t>
-            </w:r>
-            <w:proofErr w:type="spellEnd"/>
-            <w:r>
-              <w:rPr>
-                <w:rFonts w:ascii="Courier New" w:eastAsia="Courier New" w:hAnsi="Courier New" w:cs="Courier New"/>
-                <w:color w:val="1A1A2E"/>
-                <w:sz w:val="18"/>
-                <w:szCs w:val="18"/>
-              </w:rPr>
-              <w:t xml:space="preserve"> </w:t>
+              <w:t xml:space="preserve">course_id </w:t>
             </w:r>
             <w:r>
               <w:rPr>
@@ -18291,7 +16753,6 @@
       <w:pPr>
         <w:spacing w:before="200" w:after="60"/>
       </w:pPr>
-      <w:proofErr w:type="spellStart"/>
       <w:r>
         <w:rPr>
           <w:rFonts w:ascii="Arial" w:eastAsia="Arial" w:hAnsi="Arial" w:cs="Arial"/>
@@ -18303,7 +16764,6 @@
         </w:rPr>
         <w:t>updateCourseDetails</w:t>
       </w:r>
-      <w:proofErr w:type="spellEnd"/>
     </w:p>
     <w:tbl>
       <w:tblPr>
@@ -18396,7 +16856,6 @@
               </w:rPr>
               <w:t xml:space="preserve"> </w:t>
             </w:r>
-            <w:proofErr w:type="spellStart"/>
             <w:r>
               <w:rPr>
                 <w:rFonts w:ascii="Courier New" w:eastAsia="Courier New" w:hAnsi="Courier New" w:cs="Courier New"/>
@@ -18404,37 +16863,7 @@
                 <w:sz w:val="18"/>
                 <w:szCs w:val="18"/>
               </w:rPr>
-              <w:t>course_title</w:t>
-            </w:r>
-            <w:proofErr w:type="spellEnd"/>
-            <w:r>
-              <w:rPr>
-                <w:rFonts w:ascii="Courier New" w:eastAsia="Courier New" w:hAnsi="Courier New" w:cs="Courier New"/>
-                <w:color w:val="1A1A2E"/>
-                <w:sz w:val="18"/>
-                <w:szCs w:val="18"/>
-              </w:rPr>
-              <w:t xml:space="preserve">=$1, </w:t>
-            </w:r>
-            <w:proofErr w:type="spellStart"/>
-            <w:r>
-              <w:rPr>
-                <w:rFonts w:ascii="Courier New" w:eastAsia="Courier New" w:hAnsi="Courier New" w:cs="Courier New"/>
-                <w:color w:val="1A1A2E"/>
-                <w:sz w:val="18"/>
-                <w:szCs w:val="18"/>
-              </w:rPr>
-              <w:t>course_description</w:t>
-            </w:r>
-            <w:proofErr w:type="spellEnd"/>
-            <w:r>
-              <w:rPr>
-                <w:rFonts w:ascii="Courier New" w:eastAsia="Courier New" w:hAnsi="Courier New" w:cs="Courier New"/>
-                <w:color w:val="1A1A2E"/>
-                <w:sz w:val="18"/>
-                <w:szCs w:val="18"/>
-              </w:rPr>
-              <w:t>=$2</w:t>
+              <w:t>course_title=$1, course_description=$2</w:t>
             </w:r>
           </w:p>
           <w:p>
@@ -18470,7 +16899,6 @@
               </w:rPr>
               <w:t xml:space="preserve"> </w:t>
             </w:r>
-            <w:proofErr w:type="spellStart"/>
             <w:r>
               <w:rPr>
                 <w:rFonts w:ascii="Courier New" w:eastAsia="Courier New" w:hAnsi="Courier New" w:cs="Courier New"/>
@@ -18478,17 +16906,7 @@
                 <w:sz w:val="18"/>
                 <w:szCs w:val="18"/>
               </w:rPr>
-              <w:t>course_id</w:t>
-            </w:r>
-            <w:proofErr w:type="spellEnd"/>
-            <w:r>
-              <w:rPr>
-                <w:rFonts w:ascii="Courier New" w:eastAsia="Courier New" w:hAnsi="Courier New" w:cs="Courier New"/>
-                <w:color w:val="1A1A2E"/>
-                <w:sz w:val="18"/>
-                <w:szCs w:val="18"/>
-              </w:rPr>
-              <w:t xml:space="preserve"> = $3 </w:t>
+              <w:t xml:space="preserve">course_id = $3 </w:t>
             </w:r>
             <w:r>
               <w:rPr>
@@ -18532,7 +16950,6 @@
       <w:pPr>
         <w:spacing w:before="200" w:after="60"/>
       </w:pPr>
-      <w:proofErr w:type="spellStart"/>
       <w:r>
         <w:rPr>
           <w:rFonts w:ascii="Arial" w:eastAsia="Arial" w:hAnsi="Arial" w:cs="Arial"/>
@@ -18544,7 +16961,6 @@
         </w:rPr>
         <w:t>deleteCourseProblems</w:t>
       </w:r>
-      <w:proofErr w:type="spellEnd"/>
     </w:p>
     <w:tbl>
       <w:tblPr>
@@ -18628,7 +17044,6 @@
               </w:rPr>
               <w:t xml:space="preserve"> </w:t>
             </w:r>
-            <w:proofErr w:type="spellStart"/>
             <w:r>
               <w:rPr>
                 <w:rFonts w:ascii="Courier New" w:eastAsia="Courier New" w:hAnsi="Courier New" w:cs="Courier New"/>
@@ -18636,17 +17051,7 @@
                 <w:sz w:val="18"/>
                 <w:szCs w:val="18"/>
               </w:rPr>
-              <w:t>course_problem</w:t>
-            </w:r>
-            <w:proofErr w:type="spellEnd"/>
-            <w:r>
-              <w:rPr>
-                <w:rFonts w:ascii="Courier New" w:eastAsia="Courier New" w:hAnsi="Courier New" w:cs="Courier New"/>
-                <w:color w:val="1A1A2E"/>
-                <w:sz w:val="18"/>
-                <w:szCs w:val="18"/>
-              </w:rPr>
-              <w:t xml:space="preserve"> </w:t>
+              <w:t xml:space="preserve">course_problem </w:t>
             </w:r>
             <w:r>
               <w:rPr>
@@ -18668,7 +17073,6 @@
               </w:rPr>
               <w:t xml:space="preserve"> </w:t>
             </w:r>
-            <w:proofErr w:type="spellStart"/>
             <w:r>
               <w:rPr>
                 <w:rFonts w:ascii="Courier New" w:eastAsia="Courier New" w:hAnsi="Courier New" w:cs="Courier New"/>
@@ -18676,17 +17080,7 @@
                 <w:sz w:val="18"/>
                 <w:szCs w:val="18"/>
               </w:rPr>
-              <w:t>course_id</w:t>
-            </w:r>
-            <w:proofErr w:type="spellEnd"/>
-            <w:r>
-              <w:rPr>
-                <w:rFonts w:ascii="Courier New" w:eastAsia="Courier New" w:hAnsi="Courier New" w:cs="Courier New"/>
-                <w:color w:val="1A1A2E"/>
-                <w:sz w:val="18"/>
-                <w:szCs w:val="18"/>
-              </w:rPr>
-              <w:t xml:space="preserve"> = $1</w:t>
+              <w:t>course_id = $1</w:t>
             </w:r>
           </w:p>
         </w:tc>
@@ -18724,7 +17118,6 @@
       <w:pPr>
         <w:spacing w:before="200" w:after="60"/>
       </w:pPr>
-      <w:proofErr w:type="spellStart"/>
       <w:r>
         <w:rPr>
           <w:rFonts w:ascii="Arial" w:eastAsia="Arial" w:hAnsi="Arial" w:cs="Arial"/>
@@ -18737,7 +17130,6 @@
         <w:lastRenderedPageBreak/>
         <w:t>deleteEnrollmentsByCourseId</w:t>
       </w:r>
-      <w:proofErr w:type="spellEnd"/>
     </w:p>
     <w:tbl>
       <w:tblPr>
@@ -18821,7 +17213,6 @@
               </w:rPr>
               <w:t xml:space="preserve"> </w:t>
             </w:r>
-            <w:proofErr w:type="spellStart"/>
             <w:r>
               <w:rPr>
                 <w:rFonts w:ascii="Courier New" w:eastAsia="Courier New" w:hAnsi="Courier New" w:cs="Courier New"/>
@@ -18829,17 +17220,7 @@
                 <w:sz w:val="18"/>
                 <w:szCs w:val="18"/>
               </w:rPr>
-              <w:t>enrollment</w:t>
-            </w:r>
-            <w:proofErr w:type="spellEnd"/>
-            <w:r>
-              <w:rPr>
-                <w:rFonts w:ascii="Courier New" w:eastAsia="Courier New" w:hAnsi="Courier New" w:cs="Courier New"/>
-                <w:color w:val="1A1A2E"/>
-                <w:sz w:val="18"/>
-                <w:szCs w:val="18"/>
-              </w:rPr>
-              <w:t xml:space="preserve"> </w:t>
+              <w:t xml:space="preserve">enrollment </w:t>
             </w:r>
             <w:r>
               <w:rPr>
@@ -18861,7 +17242,6 @@
               </w:rPr>
               <w:t xml:space="preserve"> </w:t>
             </w:r>
-            <w:proofErr w:type="spellStart"/>
             <w:r>
               <w:rPr>
                 <w:rFonts w:ascii="Courier New" w:eastAsia="Courier New" w:hAnsi="Courier New" w:cs="Courier New"/>
@@ -18869,17 +17249,7 @@
                 <w:sz w:val="18"/>
                 <w:szCs w:val="18"/>
               </w:rPr>
-              <w:t>course_id</w:t>
-            </w:r>
-            <w:proofErr w:type="spellEnd"/>
-            <w:r>
-              <w:rPr>
-                <w:rFonts w:ascii="Courier New" w:eastAsia="Courier New" w:hAnsi="Courier New" w:cs="Courier New"/>
-                <w:color w:val="1A1A2E"/>
-                <w:sz w:val="18"/>
-                <w:szCs w:val="18"/>
-              </w:rPr>
-              <w:t xml:space="preserve"> = $1</w:t>
+              <w:t>course_id = $1</w:t>
             </w:r>
           </w:p>
         </w:tc>
@@ -18894,7 +17264,6 @@
       <w:pPr>
         <w:spacing w:before="200" w:after="60"/>
       </w:pPr>
-      <w:proofErr w:type="spellStart"/>
       <w:r>
         <w:rPr>
           <w:rFonts w:ascii="Arial" w:eastAsia="Arial" w:hAnsi="Arial" w:cs="Arial"/>
@@ -18906,7 +17275,6 @@
         </w:rPr>
         <w:t>fetchProblemIdsFromCourse</w:t>
       </w:r>
-      <w:proofErr w:type="spellEnd"/>
     </w:p>
     <w:tbl>
       <w:tblPr>
@@ -18970,7 +17338,6 @@
               </w:rPr>
               <w:t xml:space="preserve"> </w:t>
             </w:r>
-            <w:proofErr w:type="spellStart"/>
             <w:r>
               <w:rPr>
                 <w:rFonts w:ascii="Courier New" w:eastAsia="Courier New" w:hAnsi="Courier New" w:cs="Courier New"/>
@@ -18978,17 +17345,7 @@
                 <w:sz w:val="18"/>
                 <w:szCs w:val="18"/>
               </w:rPr>
-              <w:t>problem_id</w:t>
-            </w:r>
-            <w:proofErr w:type="spellEnd"/>
-            <w:r>
-              <w:rPr>
-                <w:rFonts w:ascii="Courier New" w:eastAsia="Courier New" w:hAnsi="Courier New" w:cs="Courier New"/>
-                <w:color w:val="1A1A2E"/>
-                <w:sz w:val="18"/>
-                <w:szCs w:val="18"/>
-              </w:rPr>
-              <w:t xml:space="preserve"> </w:t>
+              <w:t xml:space="preserve">problem_id </w:t>
             </w:r>
             <w:r>
               <w:rPr>
@@ -19010,7 +17367,6 @@
               </w:rPr>
               <w:t xml:space="preserve"> </w:t>
             </w:r>
-            <w:proofErr w:type="spellStart"/>
             <w:r>
               <w:rPr>
                 <w:rFonts w:ascii="Courier New" w:eastAsia="Courier New" w:hAnsi="Courier New" w:cs="Courier New"/>
@@ -19018,17 +17374,7 @@
                 <w:sz w:val="18"/>
                 <w:szCs w:val="18"/>
               </w:rPr>
-              <w:t>course_problem</w:t>
-            </w:r>
-            <w:proofErr w:type="spellEnd"/>
-            <w:r>
-              <w:rPr>
-                <w:rFonts w:ascii="Courier New" w:eastAsia="Courier New" w:hAnsi="Courier New" w:cs="Courier New"/>
-                <w:color w:val="1A1A2E"/>
-                <w:sz w:val="18"/>
-                <w:szCs w:val="18"/>
-              </w:rPr>
-              <w:t xml:space="preserve"> </w:t>
+              <w:t xml:space="preserve">course_problem </w:t>
             </w:r>
             <w:r>
               <w:rPr>
@@ -19050,7 +17396,6 @@
               </w:rPr>
               <w:t xml:space="preserve"> </w:t>
             </w:r>
-            <w:proofErr w:type="spellStart"/>
             <w:r>
               <w:rPr>
                 <w:rFonts w:ascii="Courier New" w:eastAsia="Courier New" w:hAnsi="Courier New" w:cs="Courier New"/>
@@ -19058,17 +17403,7 @@
                 <w:sz w:val="18"/>
                 <w:szCs w:val="18"/>
               </w:rPr>
-              <w:t>course_id</w:t>
-            </w:r>
-            <w:proofErr w:type="spellEnd"/>
-            <w:r>
-              <w:rPr>
-                <w:rFonts w:ascii="Courier New" w:eastAsia="Courier New" w:hAnsi="Courier New" w:cs="Courier New"/>
-                <w:color w:val="1A1A2E"/>
-                <w:sz w:val="18"/>
-                <w:szCs w:val="18"/>
-              </w:rPr>
-              <w:t xml:space="preserve"> = $1</w:t>
+              <w:t>course_id = $1</w:t>
             </w:r>
           </w:p>
         </w:tc>
@@ -19083,7 +17418,6 @@
       <w:pPr>
         <w:spacing w:before="200" w:after="60"/>
       </w:pPr>
-      <w:proofErr w:type="spellStart"/>
       <w:r>
         <w:rPr>
           <w:rFonts w:ascii="Arial" w:eastAsia="Arial" w:hAnsi="Arial" w:cs="Arial"/>
@@ -19095,7 +17429,6 @@
         </w:rPr>
         <w:t>fetchStudentIdsFromCourse</w:t>
       </w:r>
-      <w:proofErr w:type="spellEnd"/>
     </w:p>
     <w:tbl>
       <w:tblPr>
@@ -19159,7 +17492,6 @@
               </w:rPr>
               <w:t xml:space="preserve"> </w:t>
             </w:r>
-            <w:proofErr w:type="spellStart"/>
             <w:r>
               <w:rPr>
                 <w:rFonts w:ascii="Courier New" w:eastAsia="Courier New" w:hAnsi="Courier New" w:cs="Courier New"/>
@@ -19167,17 +17499,7 @@
                 <w:sz w:val="18"/>
                 <w:szCs w:val="18"/>
               </w:rPr>
-              <w:t>user_id</w:t>
-            </w:r>
-            <w:proofErr w:type="spellEnd"/>
-            <w:r>
-              <w:rPr>
-                <w:rFonts w:ascii="Courier New" w:eastAsia="Courier New" w:hAnsi="Courier New" w:cs="Courier New"/>
-                <w:color w:val="1A1A2E"/>
-                <w:sz w:val="18"/>
-                <w:szCs w:val="18"/>
-              </w:rPr>
-              <w:t xml:space="preserve"> </w:t>
+              <w:t xml:space="preserve">user_id </w:t>
             </w:r>
             <w:r>
               <w:rPr>
@@ -19199,7 +17521,6 @@
               </w:rPr>
               <w:t xml:space="preserve"> </w:t>
             </w:r>
-            <w:proofErr w:type="spellStart"/>
             <w:r>
               <w:rPr>
                 <w:rFonts w:ascii="Courier New" w:eastAsia="Courier New" w:hAnsi="Courier New" w:cs="Courier New"/>
@@ -19207,17 +17528,7 @@
                 <w:sz w:val="18"/>
                 <w:szCs w:val="18"/>
               </w:rPr>
-              <w:t>enrollment</w:t>
-            </w:r>
-            <w:proofErr w:type="spellEnd"/>
-            <w:r>
-              <w:rPr>
-                <w:rFonts w:ascii="Courier New" w:eastAsia="Courier New" w:hAnsi="Courier New" w:cs="Courier New"/>
-                <w:color w:val="1A1A2E"/>
-                <w:sz w:val="18"/>
-                <w:szCs w:val="18"/>
-              </w:rPr>
-              <w:t xml:space="preserve"> </w:t>
+              <w:t xml:space="preserve">enrollment </w:t>
             </w:r>
             <w:r>
               <w:rPr>
@@ -19239,7 +17550,6 @@
               </w:rPr>
               <w:t xml:space="preserve"> </w:t>
             </w:r>
-            <w:proofErr w:type="spellStart"/>
             <w:r>
               <w:rPr>
                 <w:rFonts w:ascii="Courier New" w:eastAsia="Courier New" w:hAnsi="Courier New" w:cs="Courier New"/>
@@ -19247,17 +17557,7 @@
                 <w:sz w:val="18"/>
                 <w:szCs w:val="18"/>
               </w:rPr>
-              <w:t>course_id</w:t>
-            </w:r>
-            <w:proofErr w:type="spellEnd"/>
-            <w:r>
-              <w:rPr>
-                <w:rFonts w:ascii="Courier New" w:eastAsia="Courier New" w:hAnsi="Courier New" w:cs="Courier New"/>
-                <w:color w:val="1A1A2E"/>
-                <w:sz w:val="18"/>
-                <w:szCs w:val="18"/>
-              </w:rPr>
-              <w:t xml:space="preserve"> = $1</w:t>
+              <w:t>course_id = $1</w:t>
             </w:r>
           </w:p>
         </w:tc>
@@ -19272,7 +17572,7 @@
       <w:pPr>
         <w:pStyle w:val="Heading2"/>
       </w:pPr>
-      <w:bookmarkStart w:id="56" w:name="_Toc226387179"/>
+      <w:bookmarkStart w:id="56" w:name="_Toc227532140"/>
       <w:r>
         <w:t>View Results</w:t>
       </w:r>
@@ -19282,7 +17582,6 @@
       <w:pPr>
         <w:spacing w:before="200" w:after="60"/>
       </w:pPr>
-      <w:proofErr w:type="spellStart"/>
       <w:r>
         <w:rPr>
           <w:rFonts w:ascii="Arial" w:eastAsia="Arial" w:hAnsi="Arial" w:cs="Arial"/>
@@ -19294,7 +17593,6 @@
         </w:rPr>
         <w:t>fetchStudentsOnCourse</w:t>
       </w:r>
-      <w:proofErr w:type="spellEnd"/>
     </w:p>
     <w:tbl>
       <w:tblPr>
@@ -19358,7 +17656,6 @@
               </w:rPr>
               <w:t xml:space="preserve"> </w:t>
             </w:r>
-            <w:proofErr w:type="spellStart"/>
             <w:r>
               <w:rPr>
                 <w:rFonts w:ascii="Courier New" w:eastAsia="Courier New" w:hAnsi="Courier New" w:cs="Courier New"/>
@@ -19366,37 +17663,7 @@
                 <w:sz w:val="18"/>
                 <w:szCs w:val="18"/>
               </w:rPr>
-              <w:t>u.user_id</w:t>
-            </w:r>
-            <w:proofErr w:type="spellEnd"/>
-            <w:r>
-              <w:rPr>
-                <w:rFonts w:ascii="Courier New" w:eastAsia="Courier New" w:hAnsi="Courier New" w:cs="Courier New"/>
-                <w:color w:val="1A1A2E"/>
-                <w:sz w:val="18"/>
-                <w:szCs w:val="18"/>
-              </w:rPr>
-              <w:t xml:space="preserve">, </w:t>
-            </w:r>
-            <w:proofErr w:type="spellStart"/>
-            <w:r>
-              <w:rPr>
-                <w:rFonts w:ascii="Courier New" w:eastAsia="Courier New" w:hAnsi="Courier New" w:cs="Courier New"/>
-                <w:color w:val="1A1A2E"/>
-                <w:sz w:val="18"/>
-                <w:szCs w:val="18"/>
-              </w:rPr>
-              <w:t>u.user_name</w:t>
-            </w:r>
-            <w:proofErr w:type="spellEnd"/>
-            <w:r>
-              <w:rPr>
-                <w:rFonts w:ascii="Courier New" w:eastAsia="Courier New" w:hAnsi="Courier New" w:cs="Courier New"/>
-                <w:color w:val="1A1A2E"/>
-                <w:sz w:val="18"/>
-                <w:szCs w:val="18"/>
-              </w:rPr>
-              <w:t xml:space="preserve"> </w:t>
+              <w:t xml:space="preserve">u.user_id, u.user_name </w:t>
             </w:r>
             <w:r>
               <w:rPr>
@@ -19461,7 +17728,6 @@
               </w:rPr>
               <w:t xml:space="preserve"> </w:t>
             </w:r>
-            <w:proofErr w:type="spellStart"/>
             <w:r>
               <w:rPr>
                 <w:rFonts w:ascii="Courier New" w:eastAsia="Courier New" w:hAnsi="Courier New" w:cs="Courier New"/>
@@ -19469,17 +17735,7 @@
                 <w:sz w:val="18"/>
                 <w:szCs w:val="18"/>
               </w:rPr>
-              <w:t>enrollment</w:t>
-            </w:r>
-            <w:proofErr w:type="spellEnd"/>
-            <w:r>
-              <w:rPr>
-                <w:rFonts w:ascii="Courier New" w:eastAsia="Courier New" w:hAnsi="Courier New" w:cs="Courier New"/>
-                <w:color w:val="1A1A2E"/>
-                <w:sz w:val="18"/>
-                <w:szCs w:val="18"/>
-              </w:rPr>
-              <w:t xml:space="preserve"> e </w:t>
+              <w:t xml:space="preserve">enrollment e </w:t>
             </w:r>
             <w:r>
               <w:rPr>
@@ -19501,7 +17757,6 @@
               </w:rPr>
               <w:t xml:space="preserve"> </w:t>
             </w:r>
-            <w:proofErr w:type="spellStart"/>
             <w:r>
               <w:rPr>
                 <w:rFonts w:ascii="Courier New" w:eastAsia="Courier New" w:hAnsi="Courier New" w:cs="Courier New"/>
@@ -19509,29 +17764,8 @@
                 <w:sz w:val="18"/>
                 <w:szCs w:val="18"/>
               </w:rPr>
-              <w:t>u.user_id</w:t>
-            </w:r>
-            <w:proofErr w:type="spellEnd"/>
-            <w:r>
-              <w:rPr>
-                <w:rFonts w:ascii="Courier New" w:eastAsia="Courier New" w:hAnsi="Courier New" w:cs="Courier New"/>
-                <w:color w:val="1A1A2E"/>
-                <w:sz w:val="18"/>
-                <w:szCs w:val="18"/>
-              </w:rPr>
-              <w:t xml:space="preserve"> = </w:t>
-            </w:r>
-            <w:proofErr w:type="spellStart"/>
-            <w:r>
-              <w:rPr>
-                <w:rFonts w:ascii="Courier New" w:eastAsia="Courier New" w:hAnsi="Courier New" w:cs="Courier New"/>
-                <w:color w:val="1A1A2E"/>
-                <w:sz w:val="18"/>
-                <w:szCs w:val="18"/>
-              </w:rPr>
-              <w:t>e.user_id</w:t>
-            </w:r>
-            <w:proofErr w:type="spellEnd"/>
+              <w:t>u.user_id = e.user_id</w:t>
+            </w:r>
           </w:p>
           <w:p>
             <w:pPr>
@@ -19572,7 +17806,6 @@
               </w:rPr>
               <w:t xml:space="preserve"> </w:t>
             </w:r>
-            <w:proofErr w:type="spellStart"/>
             <w:r>
               <w:rPr>
                 <w:rFonts w:ascii="Courier New" w:eastAsia="Courier New" w:hAnsi="Courier New" w:cs="Courier New"/>
@@ -19580,17 +17813,7 @@
                 <w:sz w:val="18"/>
                 <w:szCs w:val="18"/>
               </w:rPr>
-              <w:t>e.course_id</w:t>
-            </w:r>
-            <w:proofErr w:type="spellEnd"/>
-            <w:r>
-              <w:rPr>
-                <w:rFonts w:ascii="Courier New" w:eastAsia="Courier New" w:hAnsi="Courier New" w:cs="Courier New"/>
-                <w:color w:val="1A1A2E"/>
-                <w:sz w:val="18"/>
-                <w:szCs w:val="18"/>
-              </w:rPr>
-              <w:t xml:space="preserve"> = $1</w:t>
+              <w:t>e.course_id = $1</w:t>
             </w:r>
           </w:p>
           <w:p>
@@ -19622,25 +17845,7 @@
                 <w:sz w:val="18"/>
                 <w:szCs w:val="18"/>
               </w:rPr>
-              <w:t xml:space="preserve"> </w:t>
-            </w:r>
-            <w:proofErr w:type="spellStart"/>
-            <w:r>
-              <w:rPr>
-                <w:rFonts w:ascii="Courier New" w:hAnsi="Courier New" w:cs="Courier New"/>
-                <w:sz w:val="18"/>
-                <w:szCs w:val="18"/>
-              </w:rPr>
-              <w:t>u.role</w:t>
-            </w:r>
-            <w:proofErr w:type="spellEnd"/>
-            <w:r>
-              <w:rPr>
-                <w:rFonts w:ascii="Courier New" w:hAnsi="Courier New" w:cs="Courier New"/>
-                <w:sz w:val="18"/>
-                <w:szCs w:val="18"/>
-              </w:rPr>
-              <w:t xml:space="preserve"> = 'student'</w:t>
+              <w:t xml:space="preserve"> u.role = 'student'</w:t>
             </w:r>
           </w:p>
         </w:tc>
@@ -19655,7 +17860,6 @@
       <w:pPr>
         <w:spacing w:before="200" w:after="60"/>
       </w:pPr>
-      <w:proofErr w:type="spellStart"/>
       <w:r>
         <w:rPr>
           <w:rFonts w:ascii="Arial" w:eastAsia="Arial" w:hAnsi="Arial" w:cs="Arial"/>
@@ -19667,7 +17871,6 @@
         </w:rPr>
         <w:t>getSubmissionsForCourse</w:t>
       </w:r>
-      <w:proofErr w:type="spellEnd"/>
     </w:p>
     <w:tbl>
       <w:tblPr>
@@ -19778,47 +17981,7 @@
                 <w:sz w:val="18"/>
                 <w:szCs w:val="18"/>
               </w:rPr>
-              <w:t>(</w:t>
-            </w:r>
-            <w:proofErr w:type="spellStart"/>
-            <w:r>
-              <w:rPr>
-                <w:rFonts w:ascii="Courier New" w:eastAsia="Courier New" w:hAnsi="Courier New" w:cs="Courier New"/>
-                <w:color w:val="1A1A2E"/>
-                <w:sz w:val="18"/>
-                <w:szCs w:val="18"/>
-              </w:rPr>
-              <w:t>s.user_id</w:t>
-            </w:r>
-            <w:proofErr w:type="spellEnd"/>
-            <w:r>
-              <w:rPr>
-                <w:rFonts w:ascii="Courier New" w:eastAsia="Courier New" w:hAnsi="Courier New" w:cs="Courier New"/>
-                <w:color w:val="1A1A2E"/>
-                <w:sz w:val="18"/>
-                <w:szCs w:val="18"/>
-              </w:rPr>
-              <w:t xml:space="preserve">, </w:t>
-            </w:r>
-            <w:proofErr w:type="spellStart"/>
-            <w:r>
-              <w:rPr>
-                <w:rFonts w:ascii="Courier New" w:eastAsia="Courier New" w:hAnsi="Courier New" w:cs="Courier New"/>
-                <w:color w:val="1A1A2E"/>
-                <w:sz w:val="18"/>
-                <w:szCs w:val="18"/>
-              </w:rPr>
-              <w:t>s.problem_id</w:t>
-            </w:r>
-            <w:proofErr w:type="spellEnd"/>
-            <w:r>
-              <w:rPr>
-                <w:rFonts w:ascii="Courier New" w:eastAsia="Courier New" w:hAnsi="Courier New" w:cs="Courier New"/>
-                <w:color w:val="1A1A2E"/>
-                <w:sz w:val="18"/>
-                <w:szCs w:val="18"/>
-              </w:rPr>
-              <w:t>)</w:t>
+              <w:t>(s.user_id, s.problem_id)</w:t>
             </w:r>
           </w:p>
           <w:p>
@@ -19832,67 +17995,7 @@
                 <w:sz w:val="18"/>
                 <w:szCs w:val="18"/>
               </w:rPr>
-              <w:t xml:space="preserve">    </w:t>
-            </w:r>
-            <w:proofErr w:type="spellStart"/>
-            <w:r>
-              <w:rPr>
-                <w:rFonts w:ascii="Courier New" w:eastAsia="Courier New" w:hAnsi="Courier New" w:cs="Courier New"/>
-                <w:color w:val="1A1A2E"/>
-                <w:sz w:val="18"/>
-                <w:szCs w:val="18"/>
-              </w:rPr>
-              <w:t>s.submission_id</w:t>
-            </w:r>
-            <w:proofErr w:type="spellEnd"/>
-            <w:r>
-              <w:rPr>
-                <w:rFonts w:ascii="Courier New" w:eastAsia="Courier New" w:hAnsi="Courier New" w:cs="Courier New"/>
-                <w:color w:val="1A1A2E"/>
-                <w:sz w:val="18"/>
-                <w:szCs w:val="18"/>
-              </w:rPr>
-              <w:t xml:space="preserve">, </w:t>
-            </w:r>
-            <w:proofErr w:type="spellStart"/>
-            <w:r>
-              <w:rPr>
-                <w:rFonts w:ascii="Courier New" w:eastAsia="Courier New" w:hAnsi="Courier New" w:cs="Courier New"/>
-                <w:color w:val="1A1A2E"/>
-                <w:sz w:val="18"/>
-                <w:szCs w:val="18"/>
-              </w:rPr>
-              <w:t>s.user_id</w:t>
-            </w:r>
-            <w:proofErr w:type="spellEnd"/>
-            <w:r>
-              <w:rPr>
-                <w:rFonts w:ascii="Courier New" w:eastAsia="Courier New" w:hAnsi="Courier New" w:cs="Courier New"/>
-                <w:color w:val="1A1A2E"/>
-                <w:sz w:val="18"/>
-                <w:szCs w:val="18"/>
-              </w:rPr>
-              <w:t xml:space="preserve">, </w:t>
-            </w:r>
-            <w:proofErr w:type="spellStart"/>
-            <w:r>
-              <w:rPr>
-                <w:rFonts w:ascii="Courier New" w:eastAsia="Courier New" w:hAnsi="Courier New" w:cs="Courier New"/>
-                <w:color w:val="1A1A2E"/>
-                <w:sz w:val="18"/>
-                <w:szCs w:val="18"/>
-              </w:rPr>
-              <w:t>s.problem_id</w:t>
-            </w:r>
-            <w:proofErr w:type="spellEnd"/>
-            <w:r>
-              <w:rPr>
-                <w:rFonts w:ascii="Courier New" w:eastAsia="Courier New" w:hAnsi="Courier New" w:cs="Courier New"/>
-                <w:color w:val="1A1A2E"/>
-                <w:sz w:val="18"/>
-                <w:szCs w:val="18"/>
-              </w:rPr>
-              <w:t>,</w:t>
+              <w:t xml:space="preserve">    s.submission_id, s.user_id, s.problem_id,</w:t>
             </w:r>
           </w:p>
           <w:p>
@@ -19906,67 +18009,7 @@
                 <w:sz w:val="18"/>
                 <w:szCs w:val="18"/>
               </w:rPr>
-              <w:t xml:space="preserve">    </w:t>
-            </w:r>
-            <w:proofErr w:type="spellStart"/>
-            <w:r>
-              <w:rPr>
-                <w:rFonts w:ascii="Courier New" w:eastAsia="Courier New" w:hAnsi="Courier New" w:cs="Courier New"/>
-                <w:color w:val="1A1A2E"/>
-                <w:sz w:val="18"/>
-                <w:szCs w:val="18"/>
-              </w:rPr>
-              <w:t>s.submitted_code</w:t>
-            </w:r>
-            <w:proofErr w:type="spellEnd"/>
-            <w:r>
-              <w:rPr>
-                <w:rFonts w:ascii="Courier New" w:eastAsia="Courier New" w:hAnsi="Courier New" w:cs="Courier New"/>
-                <w:color w:val="1A1A2E"/>
-                <w:sz w:val="18"/>
-                <w:szCs w:val="18"/>
-              </w:rPr>
-              <w:t xml:space="preserve">, </w:t>
-            </w:r>
-            <w:proofErr w:type="spellStart"/>
-            <w:r>
-              <w:rPr>
-                <w:rFonts w:ascii="Courier New" w:eastAsia="Courier New" w:hAnsi="Courier New" w:cs="Courier New"/>
-                <w:color w:val="1A1A2E"/>
-                <w:sz w:val="18"/>
-                <w:szCs w:val="18"/>
-              </w:rPr>
-              <w:t>s.submitted_at</w:t>
-            </w:r>
-            <w:proofErr w:type="spellEnd"/>
-            <w:r>
-              <w:rPr>
-                <w:rFonts w:ascii="Courier New" w:eastAsia="Courier New" w:hAnsi="Courier New" w:cs="Courier New"/>
-                <w:color w:val="1A1A2E"/>
-                <w:sz w:val="18"/>
-                <w:szCs w:val="18"/>
-              </w:rPr>
-              <w:t xml:space="preserve">, </w:t>
-            </w:r>
-            <w:proofErr w:type="spellStart"/>
-            <w:r>
-              <w:rPr>
-                <w:rFonts w:ascii="Courier New" w:eastAsia="Courier New" w:hAnsi="Courier New" w:cs="Courier New"/>
-                <w:color w:val="1A1A2E"/>
-                <w:sz w:val="18"/>
-                <w:szCs w:val="18"/>
-              </w:rPr>
-              <w:t>s.overall_status</w:t>
-            </w:r>
-            <w:proofErr w:type="spellEnd"/>
-            <w:r>
-              <w:rPr>
-                <w:rFonts w:ascii="Courier New" w:eastAsia="Courier New" w:hAnsi="Courier New" w:cs="Courier New"/>
-                <w:color w:val="1A1A2E"/>
-                <w:sz w:val="18"/>
-                <w:szCs w:val="18"/>
-              </w:rPr>
-              <w:t>,</w:t>
+              <w:t xml:space="preserve">    s.submitted_code, s.submitted_at, s.overall_status,</w:t>
             </w:r>
           </w:p>
           <w:p>
@@ -19980,39 +18023,8 @@
                 <w:sz w:val="18"/>
                 <w:szCs w:val="18"/>
               </w:rPr>
-              <w:t xml:space="preserve">    </w:t>
-            </w:r>
-            <w:proofErr w:type="spellStart"/>
-            <w:r>
-              <w:rPr>
-                <w:rFonts w:ascii="Courier New" w:eastAsia="Courier New" w:hAnsi="Courier New" w:cs="Courier New"/>
-                <w:color w:val="1A1A2E"/>
-                <w:sz w:val="18"/>
-                <w:szCs w:val="18"/>
-              </w:rPr>
-              <w:t>s.time_taken</w:t>
-            </w:r>
-            <w:proofErr w:type="spellEnd"/>
-            <w:r>
-              <w:rPr>
-                <w:rFonts w:ascii="Courier New" w:eastAsia="Courier New" w:hAnsi="Courier New" w:cs="Courier New"/>
-                <w:color w:val="1A1A2E"/>
-                <w:sz w:val="18"/>
-                <w:szCs w:val="18"/>
-              </w:rPr>
-              <w:t xml:space="preserve">, </w:t>
-            </w:r>
-            <w:proofErr w:type="spellStart"/>
-            <w:r>
-              <w:rPr>
-                <w:rFonts w:ascii="Courier New" w:eastAsia="Courier New" w:hAnsi="Courier New" w:cs="Courier New"/>
-                <w:color w:val="1A1A2E"/>
-                <w:sz w:val="18"/>
-                <w:szCs w:val="18"/>
-              </w:rPr>
-              <w:t>s.percentage</w:t>
-            </w:r>
-            <w:proofErr w:type="spellEnd"/>
+              <w:t xml:space="preserve">    s.time_taken, s.percentage</w:t>
+            </w:r>
           </w:p>
           <w:p>
             <w:pPr>
@@ -20090,7 +18102,6 @@
               </w:rPr>
               <w:t xml:space="preserve"> </w:t>
             </w:r>
-            <w:proofErr w:type="spellStart"/>
             <w:r>
               <w:rPr>
                 <w:rFonts w:ascii="Courier New" w:eastAsia="Courier New" w:hAnsi="Courier New" w:cs="Courier New"/>
@@ -20098,17 +18109,7 @@
                 <w:sz w:val="18"/>
                 <w:szCs w:val="18"/>
               </w:rPr>
-              <w:t>s.user_id</w:t>
-            </w:r>
-            <w:proofErr w:type="spellEnd"/>
-            <w:r>
-              <w:rPr>
-                <w:rFonts w:ascii="Courier New" w:eastAsia="Courier New" w:hAnsi="Courier New" w:cs="Courier New"/>
-                <w:color w:val="1A1A2E"/>
-                <w:sz w:val="18"/>
-                <w:szCs w:val="18"/>
-              </w:rPr>
-              <w:t xml:space="preserve"> = </w:t>
+              <w:t xml:space="preserve">s.user_id = </w:t>
             </w:r>
             <w:r>
               <w:rPr>
@@ -20164,7 +18165,6 @@
               </w:rPr>
               <w:t xml:space="preserve"> </w:t>
             </w:r>
-            <w:proofErr w:type="spellStart"/>
             <w:r>
               <w:rPr>
                 <w:rFonts w:ascii="Courier New" w:eastAsia="Courier New" w:hAnsi="Courier New" w:cs="Courier New"/>
@@ -20172,17 +18172,7 @@
                 <w:sz w:val="18"/>
                 <w:szCs w:val="18"/>
               </w:rPr>
-              <w:t>s.problem_id</w:t>
-            </w:r>
-            <w:proofErr w:type="spellEnd"/>
-            <w:r>
-              <w:rPr>
-                <w:rFonts w:ascii="Courier New" w:eastAsia="Courier New" w:hAnsi="Courier New" w:cs="Courier New"/>
-                <w:color w:val="1A1A2E"/>
-                <w:sz w:val="18"/>
-                <w:szCs w:val="18"/>
-              </w:rPr>
-              <w:t xml:space="preserve"> = </w:t>
+              <w:t xml:space="preserve">s.problem_id = </w:t>
             </w:r>
             <w:r>
               <w:rPr>
@@ -20238,7 +18228,6 @@
               </w:rPr>
               <w:t xml:space="preserve"> </w:t>
             </w:r>
-            <w:proofErr w:type="spellStart"/>
             <w:r>
               <w:rPr>
                 <w:rFonts w:ascii="Courier New" w:eastAsia="Courier New" w:hAnsi="Courier New" w:cs="Courier New"/>
@@ -20246,37 +18235,7 @@
                 <w:sz w:val="18"/>
                 <w:szCs w:val="18"/>
               </w:rPr>
-              <w:t>s.submitted_at</w:t>
-            </w:r>
-            <w:proofErr w:type="spellEnd"/>
-            <w:r>
-              <w:rPr>
-                <w:rFonts w:ascii="Courier New" w:eastAsia="Courier New" w:hAnsi="Courier New" w:cs="Courier New"/>
-                <w:color w:val="1A1A2E"/>
-                <w:sz w:val="18"/>
-                <w:szCs w:val="18"/>
-              </w:rPr>
-              <w:t xml:space="preserve"> &gt; $</w:t>
-            </w:r>
-            <w:proofErr w:type="gramStart"/>
-            <w:r>
-              <w:rPr>
-                <w:rFonts w:ascii="Courier New" w:eastAsia="Courier New" w:hAnsi="Courier New" w:cs="Courier New"/>
-                <w:color w:val="1A1A2E"/>
-                <w:sz w:val="18"/>
-                <w:szCs w:val="18"/>
-              </w:rPr>
-              <w:t>3::</w:t>
-            </w:r>
-            <w:proofErr w:type="gramEnd"/>
-            <w:r>
-              <w:rPr>
-                <w:rFonts w:ascii="Courier New" w:eastAsia="Courier New" w:hAnsi="Courier New" w:cs="Courier New"/>
-                <w:color w:val="1A1A2E"/>
-                <w:sz w:val="18"/>
-                <w:szCs w:val="18"/>
-              </w:rPr>
-              <w:t>timestamp</w:t>
+              <w:t>s.submitted_at &gt; $3::timestamp</w:t>
             </w:r>
           </w:p>
           <w:p>
@@ -20332,7 +18291,6 @@
               </w:rPr>
               <w:t xml:space="preserve"> </w:t>
             </w:r>
-            <w:proofErr w:type="spellStart"/>
             <w:r>
               <w:rPr>
                 <w:rFonts w:ascii="Courier New" w:eastAsia="Courier New" w:hAnsi="Courier New" w:cs="Courier New"/>
@@ -20340,57 +18298,7 @@
                 <w:sz w:val="18"/>
                 <w:szCs w:val="18"/>
               </w:rPr>
-              <w:t>s.user_id</w:t>
-            </w:r>
-            <w:proofErr w:type="spellEnd"/>
-            <w:r>
-              <w:rPr>
-                <w:rFonts w:ascii="Courier New" w:eastAsia="Courier New" w:hAnsi="Courier New" w:cs="Courier New"/>
-                <w:color w:val="1A1A2E"/>
-                <w:sz w:val="18"/>
-                <w:szCs w:val="18"/>
-              </w:rPr>
-              <w:t xml:space="preserve">, </w:t>
-            </w:r>
-            <w:proofErr w:type="spellStart"/>
-            <w:r>
-              <w:rPr>
-                <w:rFonts w:ascii="Courier New" w:eastAsia="Courier New" w:hAnsi="Courier New" w:cs="Courier New"/>
-                <w:color w:val="1A1A2E"/>
-                <w:sz w:val="18"/>
-                <w:szCs w:val="18"/>
-              </w:rPr>
-              <w:t>s.problem_id</w:t>
-            </w:r>
-            <w:proofErr w:type="spellEnd"/>
-            <w:r>
-              <w:rPr>
-                <w:rFonts w:ascii="Courier New" w:eastAsia="Courier New" w:hAnsi="Courier New" w:cs="Courier New"/>
-                <w:color w:val="1A1A2E"/>
-                <w:sz w:val="18"/>
-                <w:szCs w:val="18"/>
-              </w:rPr>
-              <w:t xml:space="preserve">, </w:t>
-            </w:r>
-            <w:proofErr w:type="spellStart"/>
-            <w:r>
-              <w:rPr>
-                <w:rFonts w:ascii="Courier New" w:eastAsia="Courier New" w:hAnsi="Courier New" w:cs="Courier New"/>
-                <w:color w:val="1A1A2E"/>
-                <w:sz w:val="18"/>
-                <w:szCs w:val="18"/>
-              </w:rPr>
-              <w:t>s.submitted_at</w:t>
-            </w:r>
-            <w:proofErr w:type="spellEnd"/>
-            <w:r>
-              <w:rPr>
-                <w:rFonts w:ascii="Courier New" w:eastAsia="Courier New" w:hAnsi="Courier New" w:cs="Courier New"/>
-                <w:color w:val="1A1A2E"/>
-                <w:sz w:val="18"/>
-                <w:szCs w:val="18"/>
-              </w:rPr>
-              <w:t xml:space="preserve"> </w:t>
+              <w:t xml:space="preserve">s.user_id, s.problem_id, s.submitted_at </w:t>
             </w:r>
             <w:r>
               <w:rPr>
@@ -20416,7 +18324,6 @@
       <w:pPr>
         <w:spacing w:before="200" w:after="60"/>
       </w:pPr>
-      <w:proofErr w:type="spellStart"/>
       <w:r>
         <w:rPr>
           <w:rFonts w:ascii="Arial" w:eastAsia="Arial" w:hAnsi="Arial" w:cs="Arial"/>
@@ -20428,7 +18335,6 @@
         </w:rPr>
         <w:t>fetchTestCaseResults</w:t>
       </w:r>
-      <w:proofErr w:type="spellEnd"/>
     </w:p>
     <w:tbl>
       <w:tblPr>
@@ -20521,7 +18427,6 @@
               </w:rPr>
               <w:t xml:space="preserve"> </w:t>
             </w:r>
-            <w:proofErr w:type="spellStart"/>
             <w:r>
               <w:rPr>
                 <w:rFonts w:ascii="Courier New" w:eastAsia="Courier New" w:hAnsi="Courier New" w:cs="Courier New"/>
@@ -20529,17 +18434,7 @@
                 <w:sz w:val="18"/>
                 <w:szCs w:val="18"/>
               </w:rPr>
-              <w:t>test_case_result</w:t>
-            </w:r>
-            <w:proofErr w:type="spellEnd"/>
-            <w:r>
-              <w:rPr>
-                <w:rFonts w:ascii="Courier New" w:eastAsia="Courier New" w:hAnsi="Courier New" w:cs="Courier New"/>
-                <w:color w:val="1A1A2E"/>
-                <w:sz w:val="18"/>
-                <w:szCs w:val="18"/>
-              </w:rPr>
-              <w:t xml:space="preserve"> </w:t>
+              <w:t xml:space="preserve">test_case_result </w:t>
             </w:r>
             <w:r>
               <w:rPr>
@@ -20561,7 +18456,6 @@
               </w:rPr>
               <w:t xml:space="preserve"> </w:t>
             </w:r>
-            <w:proofErr w:type="spellStart"/>
             <w:r>
               <w:rPr>
                 <w:rFonts w:ascii="Courier New" w:eastAsia="Courier New" w:hAnsi="Courier New" w:cs="Courier New"/>
@@ -20569,17 +18463,7 @@
                 <w:sz w:val="18"/>
                 <w:szCs w:val="18"/>
               </w:rPr>
-              <w:t>submission_id</w:t>
-            </w:r>
-            <w:proofErr w:type="spellEnd"/>
-            <w:r>
-              <w:rPr>
-                <w:rFonts w:ascii="Courier New" w:eastAsia="Courier New" w:hAnsi="Courier New" w:cs="Courier New"/>
-                <w:color w:val="1A1A2E"/>
-                <w:sz w:val="18"/>
-                <w:szCs w:val="18"/>
-              </w:rPr>
-              <w:t xml:space="preserve"> = $1</w:t>
+              <w:t>submission_id = $1</w:t>
             </w:r>
           </w:p>
         </w:tc>
@@ -20594,7 +18478,7 @@
       <w:pPr>
         <w:pStyle w:val="Heading2"/>
       </w:pPr>
-      <w:bookmarkStart w:id="57" w:name="_Toc226387180"/>
+      <w:bookmarkStart w:id="57" w:name="_Toc227532141"/>
       <w:r>
         <w:t>View Profile</w:t>
       </w:r>
@@ -20604,7 +18488,6 @@
       <w:pPr>
         <w:spacing w:before="200" w:after="60"/>
       </w:pPr>
-      <w:proofErr w:type="spellStart"/>
       <w:r>
         <w:rPr>
           <w:rFonts w:ascii="Arial" w:eastAsia="Arial" w:hAnsi="Arial" w:cs="Arial"/>
@@ -20616,7 +18499,6 @@
         </w:rPr>
         <w:t>fetchUserData</w:t>
       </w:r>
-      <w:proofErr w:type="spellEnd"/>
     </w:p>
     <w:tbl>
       <w:tblPr>
@@ -20680,7 +18562,6 @@
               </w:rPr>
               <w:t xml:space="preserve"> </w:t>
             </w:r>
-            <w:proofErr w:type="spellStart"/>
             <w:r>
               <w:rPr>
                 <w:rFonts w:ascii="Courier New" w:eastAsia="Courier New" w:hAnsi="Courier New" w:cs="Courier New"/>
@@ -20688,57 +18569,7 @@
                 <w:sz w:val="18"/>
                 <w:szCs w:val="18"/>
               </w:rPr>
-              <w:t>user_id</w:t>
-            </w:r>
-            <w:proofErr w:type="spellEnd"/>
-            <w:r>
-              <w:rPr>
-                <w:rFonts w:ascii="Courier New" w:eastAsia="Courier New" w:hAnsi="Courier New" w:cs="Courier New"/>
-                <w:color w:val="1A1A2E"/>
-                <w:sz w:val="18"/>
-                <w:szCs w:val="18"/>
-              </w:rPr>
-              <w:t xml:space="preserve">, </w:t>
-            </w:r>
-            <w:proofErr w:type="spellStart"/>
-            <w:r>
-              <w:rPr>
-                <w:rFonts w:ascii="Courier New" w:eastAsia="Courier New" w:hAnsi="Courier New" w:cs="Courier New"/>
-                <w:color w:val="1A1A2E"/>
-                <w:sz w:val="18"/>
-                <w:szCs w:val="18"/>
-              </w:rPr>
-              <w:t>user_name</w:t>
-            </w:r>
-            <w:proofErr w:type="spellEnd"/>
-            <w:r>
-              <w:rPr>
-                <w:rFonts w:ascii="Courier New" w:eastAsia="Courier New" w:hAnsi="Courier New" w:cs="Courier New"/>
-                <w:color w:val="1A1A2E"/>
-                <w:sz w:val="18"/>
-                <w:szCs w:val="18"/>
-              </w:rPr>
-              <w:t xml:space="preserve">, email, role, </w:t>
-            </w:r>
-            <w:proofErr w:type="spellStart"/>
-            <w:r>
-              <w:rPr>
-                <w:rFonts w:ascii="Courier New" w:eastAsia="Courier New" w:hAnsi="Courier New" w:cs="Courier New"/>
-                <w:color w:val="1A1A2E"/>
-                <w:sz w:val="18"/>
-                <w:szCs w:val="18"/>
-              </w:rPr>
-              <w:t>total_points</w:t>
-            </w:r>
-            <w:proofErr w:type="spellEnd"/>
-            <w:r>
-              <w:rPr>
-                <w:rFonts w:ascii="Courier New" w:eastAsia="Courier New" w:hAnsi="Courier New" w:cs="Courier New"/>
-                <w:color w:val="1A1A2E"/>
-                <w:sz w:val="18"/>
-                <w:szCs w:val="18"/>
-              </w:rPr>
-              <w:t>,</w:t>
+              <w:t>user_id, user_name, email, role, total_points,</w:t>
             </w:r>
           </w:p>
           <w:p>
@@ -20752,59 +18583,8 @@
                 <w:sz w:val="18"/>
                 <w:szCs w:val="18"/>
               </w:rPr>
-              <w:t xml:space="preserve">       </w:t>
-            </w:r>
-            <w:proofErr w:type="spellStart"/>
-            <w:r>
-              <w:rPr>
-                <w:rFonts w:ascii="Courier New" w:eastAsia="Courier New" w:hAnsi="Courier New" w:cs="Courier New"/>
-                <w:color w:val="1A1A2E"/>
-                <w:sz w:val="18"/>
-                <w:szCs w:val="18"/>
-              </w:rPr>
-              <w:t>current_streak</w:t>
-            </w:r>
-            <w:proofErr w:type="spellEnd"/>
-            <w:r>
-              <w:rPr>
-                <w:rFonts w:ascii="Courier New" w:eastAsia="Courier New" w:hAnsi="Courier New" w:cs="Courier New"/>
-                <w:color w:val="1A1A2E"/>
-                <w:sz w:val="18"/>
-                <w:szCs w:val="18"/>
-              </w:rPr>
-              <w:t xml:space="preserve">, </w:t>
-            </w:r>
-            <w:proofErr w:type="spellStart"/>
-            <w:r>
-              <w:rPr>
-                <w:rFonts w:ascii="Courier New" w:eastAsia="Courier New" w:hAnsi="Courier New" w:cs="Courier New"/>
-                <w:color w:val="1A1A2E"/>
-                <w:sz w:val="18"/>
-                <w:szCs w:val="18"/>
-              </w:rPr>
-              <w:t>longest_streak</w:t>
-            </w:r>
-            <w:proofErr w:type="spellEnd"/>
-            <w:r>
-              <w:rPr>
-                <w:rFonts w:ascii="Courier New" w:eastAsia="Courier New" w:hAnsi="Courier New" w:cs="Courier New"/>
-                <w:color w:val="1A1A2E"/>
-                <w:sz w:val="18"/>
-                <w:szCs w:val="18"/>
-              </w:rPr>
-              <w:t xml:space="preserve">, </w:t>
-            </w:r>
-            <w:proofErr w:type="spellStart"/>
-            <w:r>
-              <w:rPr>
-                <w:rFonts w:ascii="Courier New" w:eastAsia="Courier New" w:hAnsi="Courier New" w:cs="Courier New"/>
-                <w:color w:val="1A1A2E"/>
-                <w:sz w:val="18"/>
-                <w:szCs w:val="18"/>
-              </w:rPr>
-              <w:t>last_solved_date</w:t>
-            </w:r>
-            <w:proofErr w:type="spellEnd"/>
+              <w:t xml:space="preserve">       current_streak, longest_streak, last_solved_date</w:t>
+            </w:r>
           </w:p>
           <w:p>
             <w:pPr>
@@ -20868,7 +18648,6 @@
               </w:rPr>
               <w:t xml:space="preserve"> </w:t>
             </w:r>
-            <w:proofErr w:type="spellStart"/>
             <w:r>
               <w:rPr>
                 <w:rFonts w:ascii="Courier New" w:eastAsia="Courier New" w:hAnsi="Courier New" w:cs="Courier New"/>
@@ -20876,17 +18655,7 @@
                 <w:sz w:val="18"/>
                 <w:szCs w:val="18"/>
               </w:rPr>
-              <w:t>user_id</w:t>
-            </w:r>
-            <w:proofErr w:type="spellEnd"/>
-            <w:r>
-              <w:rPr>
-                <w:rFonts w:ascii="Courier New" w:eastAsia="Courier New" w:hAnsi="Courier New" w:cs="Courier New"/>
-                <w:color w:val="1A1A2E"/>
-                <w:sz w:val="18"/>
-                <w:szCs w:val="18"/>
-              </w:rPr>
-              <w:t xml:space="preserve"> = $1</w:t>
+              <w:t>user_id = $1</w:t>
             </w:r>
           </w:p>
         </w:tc>
@@ -20901,7 +18670,6 @@
       <w:pPr>
         <w:spacing w:before="200" w:after="60"/>
       </w:pPr>
-      <w:proofErr w:type="spellStart"/>
       <w:r>
         <w:rPr>
           <w:rFonts w:ascii="Arial" w:eastAsia="Arial" w:hAnsi="Arial" w:cs="Arial"/>
@@ -20913,7 +18681,6 @@
         </w:rPr>
         <w:t>deleteAccount</w:t>
       </w:r>
-      <w:proofErr w:type="spellEnd"/>
     </w:p>
     <w:tbl>
       <w:tblPr>
@@ -21026,7 +18793,6 @@
               </w:rPr>
               <w:t xml:space="preserve"> </w:t>
             </w:r>
-            <w:proofErr w:type="spellStart"/>
             <w:r>
               <w:rPr>
                 <w:rFonts w:ascii="Courier New" w:eastAsia="Courier New" w:hAnsi="Courier New" w:cs="Courier New"/>
@@ -21034,17 +18800,7 @@
                 <w:sz w:val="18"/>
                 <w:szCs w:val="18"/>
               </w:rPr>
-              <w:t>user_id</w:t>
-            </w:r>
-            <w:proofErr w:type="spellEnd"/>
-            <w:r>
-              <w:rPr>
-                <w:rFonts w:ascii="Courier New" w:eastAsia="Courier New" w:hAnsi="Courier New" w:cs="Courier New"/>
-                <w:color w:val="1A1A2E"/>
-                <w:sz w:val="18"/>
-                <w:szCs w:val="18"/>
-              </w:rPr>
-              <w:t xml:space="preserve"> = $1</w:t>
+              <w:t>user_id = $1</w:t>
             </w:r>
           </w:p>
         </w:tc>
@@ -21059,7 +18815,6 @@
       <w:pPr>
         <w:spacing w:before="200" w:after="60"/>
       </w:pPr>
-      <w:proofErr w:type="spellStart"/>
       <w:r>
         <w:rPr>
           <w:rFonts w:ascii="Arial" w:eastAsia="Arial" w:hAnsi="Arial" w:cs="Arial"/>
@@ -21071,7 +18826,6 @@
         </w:rPr>
         <w:t>getSubmissionsForUser</w:t>
       </w:r>
-      <w:proofErr w:type="spellEnd"/>
     </w:p>
     <w:tbl>
       <w:tblPr>
@@ -21207,7 +18961,6 @@
               </w:rPr>
               <w:t xml:space="preserve"> </w:t>
             </w:r>
-            <w:proofErr w:type="spellStart"/>
             <w:r>
               <w:rPr>
                 <w:rFonts w:ascii="Courier New" w:eastAsia="Courier New" w:hAnsi="Courier New" w:cs="Courier New"/>
@@ -21215,17 +18968,7 @@
                 <w:sz w:val="18"/>
                 <w:szCs w:val="18"/>
               </w:rPr>
-              <w:t>user_id</w:t>
-            </w:r>
-            <w:proofErr w:type="spellEnd"/>
-            <w:r>
-              <w:rPr>
-                <w:rFonts w:ascii="Courier New" w:eastAsia="Courier New" w:hAnsi="Courier New" w:cs="Courier New"/>
-                <w:color w:val="1A1A2E"/>
-                <w:sz w:val="18"/>
-                <w:szCs w:val="18"/>
-              </w:rPr>
-              <w:t xml:space="preserve"> = $1 </w:t>
+              <w:t xml:space="preserve">user_id = $1 </w:t>
             </w:r>
             <w:r>
               <w:rPr>
@@ -21267,7 +19010,6 @@
               </w:rPr>
               <w:t xml:space="preserve"> </w:t>
             </w:r>
-            <w:proofErr w:type="spellStart"/>
             <w:r>
               <w:rPr>
                 <w:rFonts w:ascii="Courier New" w:eastAsia="Courier New" w:hAnsi="Courier New" w:cs="Courier New"/>
@@ -21275,17 +19017,7 @@
                 <w:sz w:val="18"/>
                 <w:szCs w:val="18"/>
               </w:rPr>
-              <w:t>submitted_at</w:t>
-            </w:r>
-            <w:proofErr w:type="spellEnd"/>
-            <w:r>
-              <w:rPr>
-                <w:rFonts w:ascii="Courier New" w:eastAsia="Courier New" w:hAnsi="Courier New" w:cs="Courier New"/>
-                <w:color w:val="1A1A2E"/>
-                <w:sz w:val="18"/>
-                <w:szCs w:val="18"/>
-              </w:rPr>
-              <w:t xml:space="preserve"> </w:t>
+              <w:t xml:space="preserve">submitted_at </w:t>
             </w:r>
             <w:r>
               <w:rPr>
@@ -21311,7 +19043,6 @@
       <w:pPr>
         <w:spacing w:before="200" w:after="60"/>
       </w:pPr>
-      <w:proofErr w:type="spellStart"/>
       <w:r>
         <w:rPr>
           <w:rFonts w:ascii="Arial" w:eastAsia="Arial" w:hAnsi="Arial" w:cs="Arial"/>
@@ -21323,7 +19054,6 @@
         </w:rPr>
         <w:t>getProblemsByIds</w:t>
       </w:r>
-      <w:proofErr w:type="spellEnd"/>
     </w:p>
     <w:tbl>
       <w:tblPr>
@@ -21445,7 +19175,6 @@
               </w:rPr>
               <w:t xml:space="preserve"> </w:t>
             </w:r>
-            <w:proofErr w:type="spellStart"/>
             <w:r>
               <w:rPr>
                 <w:rFonts w:ascii="Courier New" w:eastAsia="Courier New" w:hAnsi="Courier New" w:cs="Courier New"/>
@@ -21453,17 +19182,7 @@
                 <w:sz w:val="18"/>
                 <w:szCs w:val="18"/>
               </w:rPr>
-              <w:t>problem_id</w:t>
-            </w:r>
-            <w:proofErr w:type="spellEnd"/>
-            <w:r>
-              <w:rPr>
-                <w:rFonts w:ascii="Courier New" w:eastAsia="Courier New" w:hAnsi="Courier New" w:cs="Courier New"/>
-                <w:color w:val="1A1A2E"/>
-                <w:sz w:val="18"/>
-                <w:szCs w:val="18"/>
-              </w:rPr>
-              <w:t xml:space="preserve"> = </w:t>
+              <w:t xml:space="preserve">problem_id = </w:t>
             </w:r>
             <w:r>
               <w:rPr>
@@ -21483,27 +19202,7 @@
                 <w:sz w:val="18"/>
                 <w:szCs w:val="18"/>
               </w:rPr>
-              <w:t>($</w:t>
-            </w:r>
-            <w:proofErr w:type="gramStart"/>
-            <w:r>
-              <w:rPr>
-                <w:rFonts w:ascii="Courier New" w:eastAsia="Courier New" w:hAnsi="Courier New" w:cs="Courier New"/>
-                <w:color w:val="1A1A2E"/>
-                <w:sz w:val="18"/>
-                <w:szCs w:val="18"/>
-              </w:rPr>
-              <w:t>1::</w:t>
-            </w:r>
-            <w:proofErr w:type="gramEnd"/>
-            <w:r>
-              <w:rPr>
-                <w:rFonts w:ascii="Courier New" w:eastAsia="Courier New" w:hAnsi="Courier New" w:cs="Courier New"/>
-                <w:color w:val="1A1A2E"/>
-                <w:sz w:val="18"/>
-                <w:szCs w:val="18"/>
-              </w:rPr>
-              <w:t>int[])</w:t>
+              <w:t>($1::int[])</w:t>
             </w:r>
           </w:p>
         </w:tc>
@@ -21518,7 +19217,7 @@
       <w:pPr>
         <w:pStyle w:val="Heading2"/>
       </w:pPr>
-      <w:bookmarkStart w:id="58" w:name="_Toc226387181"/>
+      <w:bookmarkStart w:id="58" w:name="_Toc227532142"/>
       <w:r>
         <w:t>Leaderboard</w:t>
       </w:r>
@@ -21528,7 +19227,6 @@
       <w:pPr>
         <w:spacing w:before="200" w:after="60"/>
       </w:pPr>
-      <w:proofErr w:type="spellStart"/>
       <w:r>
         <w:rPr>
           <w:rFonts w:ascii="Arial" w:eastAsia="Arial" w:hAnsi="Arial" w:cs="Arial"/>
@@ -21540,7 +19238,6 @@
         </w:rPr>
         <w:t>updateUserPoints</w:t>
       </w:r>
-      <w:proofErr w:type="spellEnd"/>
     </w:p>
     <w:tbl>
       <w:tblPr>
@@ -21633,7 +19330,6 @@
               </w:rPr>
               <w:t xml:space="preserve"> </w:t>
             </w:r>
-            <w:proofErr w:type="spellStart"/>
             <w:r>
               <w:rPr>
                 <w:rFonts w:ascii="Courier New" w:eastAsia="Courier New" w:hAnsi="Courier New" w:cs="Courier New"/>
@@ -21641,37 +19337,7 @@
                 <w:sz w:val="18"/>
                 <w:szCs w:val="18"/>
               </w:rPr>
-              <w:t>total_points</w:t>
-            </w:r>
-            <w:proofErr w:type="spellEnd"/>
-            <w:r>
-              <w:rPr>
-                <w:rFonts w:ascii="Courier New" w:eastAsia="Courier New" w:hAnsi="Courier New" w:cs="Courier New"/>
-                <w:color w:val="1A1A2E"/>
-                <w:sz w:val="18"/>
-                <w:szCs w:val="18"/>
-              </w:rPr>
-              <w:t xml:space="preserve"> = </w:t>
-            </w:r>
-            <w:proofErr w:type="spellStart"/>
-            <w:r>
-              <w:rPr>
-                <w:rFonts w:ascii="Courier New" w:eastAsia="Courier New" w:hAnsi="Courier New" w:cs="Courier New"/>
-                <w:color w:val="1A1A2E"/>
-                <w:sz w:val="18"/>
-                <w:szCs w:val="18"/>
-              </w:rPr>
-              <w:t>total_points</w:t>
-            </w:r>
-            <w:proofErr w:type="spellEnd"/>
-            <w:r>
-              <w:rPr>
-                <w:rFonts w:ascii="Courier New" w:eastAsia="Courier New" w:hAnsi="Courier New" w:cs="Courier New"/>
-                <w:color w:val="1A1A2E"/>
-                <w:sz w:val="18"/>
-                <w:szCs w:val="18"/>
-              </w:rPr>
-              <w:t xml:space="preserve"> + $1</w:t>
+              <w:t>total_points = total_points + $1</w:t>
             </w:r>
           </w:p>
           <w:p>
@@ -21707,7 +19373,6 @@
               </w:rPr>
               <w:t xml:space="preserve"> </w:t>
             </w:r>
-            <w:proofErr w:type="spellStart"/>
             <w:r>
               <w:rPr>
                 <w:rFonts w:ascii="Courier New" w:eastAsia="Courier New" w:hAnsi="Courier New" w:cs="Courier New"/>
@@ -21715,17 +19380,7 @@
                 <w:sz w:val="18"/>
                 <w:szCs w:val="18"/>
               </w:rPr>
-              <w:t>user_id</w:t>
-            </w:r>
-            <w:proofErr w:type="spellEnd"/>
-            <w:r>
-              <w:rPr>
-                <w:rFonts w:ascii="Courier New" w:eastAsia="Courier New" w:hAnsi="Courier New" w:cs="Courier New"/>
-                <w:color w:val="1A1A2E"/>
-                <w:sz w:val="18"/>
-                <w:szCs w:val="18"/>
-              </w:rPr>
-              <w:t xml:space="preserve"> = $2</w:t>
+              <w:t>user_id = $2</w:t>
             </w:r>
           </w:p>
         </w:tc>
@@ -21740,7 +19395,6 @@
       <w:pPr>
         <w:spacing w:before="200" w:after="60"/>
       </w:pPr>
-      <w:proofErr w:type="spellStart"/>
       <w:r>
         <w:rPr>
           <w:rFonts w:ascii="Arial" w:eastAsia="Arial" w:hAnsi="Arial" w:cs="Arial"/>
@@ -21752,7 +19406,6 @@
         </w:rPr>
         <w:t>getStreakData</w:t>
       </w:r>
-      <w:proofErr w:type="spellEnd"/>
     </w:p>
     <w:tbl>
       <w:tblPr>
@@ -21816,7 +19469,6 @@
               </w:rPr>
               <w:t xml:space="preserve"> </w:t>
             </w:r>
-            <w:proofErr w:type="spellStart"/>
             <w:r>
               <w:rPr>
                 <w:rFonts w:ascii="Courier New" w:eastAsia="Courier New" w:hAnsi="Courier New" w:cs="Courier New"/>
@@ -21824,49 +19476,8 @@
                 <w:sz w:val="18"/>
                 <w:szCs w:val="18"/>
               </w:rPr>
-              <w:t>last_solved_date</w:t>
-            </w:r>
-            <w:proofErr w:type="spellEnd"/>
-            <w:r>
-              <w:rPr>
-                <w:rFonts w:ascii="Courier New" w:eastAsia="Courier New" w:hAnsi="Courier New" w:cs="Courier New"/>
-                <w:color w:val="1A1A2E"/>
-                <w:sz w:val="18"/>
-                <w:szCs w:val="18"/>
-              </w:rPr>
-              <w:t xml:space="preserve">, </w:t>
-            </w:r>
-            <w:proofErr w:type="spellStart"/>
-            <w:r>
-              <w:rPr>
-                <w:rFonts w:ascii="Courier New" w:eastAsia="Courier New" w:hAnsi="Courier New" w:cs="Courier New"/>
-                <w:color w:val="1A1A2E"/>
-                <w:sz w:val="18"/>
-                <w:szCs w:val="18"/>
-              </w:rPr>
-              <w:t>current_streak</w:t>
-            </w:r>
-            <w:proofErr w:type="spellEnd"/>
-            <w:r>
-              <w:rPr>
-                <w:rFonts w:ascii="Courier New" w:eastAsia="Courier New" w:hAnsi="Courier New" w:cs="Courier New"/>
-                <w:color w:val="1A1A2E"/>
-                <w:sz w:val="18"/>
-                <w:szCs w:val="18"/>
-              </w:rPr>
-              <w:t xml:space="preserve">, </w:t>
-            </w:r>
-            <w:proofErr w:type="spellStart"/>
-            <w:r>
-              <w:rPr>
-                <w:rFonts w:ascii="Courier New" w:eastAsia="Courier New" w:hAnsi="Courier New" w:cs="Courier New"/>
-                <w:color w:val="1A1A2E"/>
-                <w:sz w:val="18"/>
-                <w:szCs w:val="18"/>
-              </w:rPr>
-              <w:t>longest_streak</w:t>
-            </w:r>
-            <w:proofErr w:type="spellEnd"/>
+              <w:t>last_solved_date, current_streak, longest_streak</w:t>
+            </w:r>
           </w:p>
           <w:p>
             <w:pPr>
@@ -21930,7 +19541,6 @@
               </w:rPr>
               <w:t xml:space="preserve"> </w:t>
             </w:r>
-            <w:proofErr w:type="spellStart"/>
             <w:r>
               <w:rPr>
                 <w:rFonts w:ascii="Courier New" w:eastAsia="Courier New" w:hAnsi="Courier New" w:cs="Courier New"/>
@@ -21938,17 +19548,7 @@
                 <w:sz w:val="18"/>
                 <w:szCs w:val="18"/>
               </w:rPr>
-              <w:t>user_id</w:t>
-            </w:r>
-            <w:proofErr w:type="spellEnd"/>
-            <w:r>
-              <w:rPr>
-                <w:rFonts w:ascii="Courier New" w:eastAsia="Courier New" w:hAnsi="Courier New" w:cs="Courier New"/>
-                <w:color w:val="1A1A2E"/>
-                <w:sz w:val="18"/>
-                <w:szCs w:val="18"/>
-              </w:rPr>
-              <w:t xml:space="preserve"> = $1</w:t>
+              <w:t>user_id = $1</w:t>
             </w:r>
           </w:p>
         </w:tc>
@@ -21986,7 +19586,6 @@
       <w:pPr>
         <w:spacing w:before="200" w:after="60"/>
       </w:pPr>
-      <w:proofErr w:type="spellStart"/>
       <w:r>
         <w:rPr>
           <w:rFonts w:ascii="Arial" w:eastAsia="Arial" w:hAnsi="Arial" w:cs="Arial"/>
@@ -21999,7 +19598,6 @@
         <w:lastRenderedPageBreak/>
         <w:t>updateStreak</w:t>
       </w:r>
-      <w:proofErr w:type="spellEnd"/>
     </w:p>
     <w:tbl>
       <w:tblPr>
@@ -22106,7 +19704,6 @@
               </w:rPr>
               <w:t xml:space="preserve"> </w:t>
             </w:r>
-            <w:proofErr w:type="spellStart"/>
             <w:r>
               <w:rPr>
                 <w:rFonts w:ascii="Courier New" w:eastAsia="Courier New" w:hAnsi="Courier New" w:cs="Courier New"/>
@@ -22114,17 +19711,7 @@
                 <w:sz w:val="18"/>
                 <w:szCs w:val="18"/>
               </w:rPr>
-              <w:t>current_streak</w:t>
-            </w:r>
-            <w:proofErr w:type="spellEnd"/>
-            <w:r>
-              <w:rPr>
-                <w:rFonts w:ascii="Courier New" w:eastAsia="Courier New" w:hAnsi="Courier New" w:cs="Courier New"/>
-                <w:color w:val="1A1A2E"/>
-                <w:sz w:val="18"/>
-                <w:szCs w:val="18"/>
-              </w:rPr>
-              <w:t xml:space="preserve"> = $1,</w:t>
+              <w:t>current_streak = $1,</w:t>
             </w:r>
           </w:p>
           <w:p>
@@ -22138,27 +19725,7 @@
                 <w:sz w:val="18"/>
                 <w:szCs w:val="18"/>
               </w:rPr>
-              <w:t xml:space="preserve">        </w:t>
-            </w:r>
-            <w:proofErr w:type="spellStart"/>
-            <w:r>
-              <w:rPr>
-                <w:rFonts w:ascii="Courier New" w:eastAsia="Courier New" w:hAnsi="Courier New" w:cs="Courier New"/>
-                <w:color w:val="1A1A2E"/>
-                <w:sz w:val="18"/>
-                <w:szCs w:val="18"/>
-              </w:rPr>
-              <w:t>longest_streak</w:t>
-            </w:r>
-            <w:proofErr w:type="spellEnd"/>
-            <w:r>
-              <w:rPr>
-                <w:rFonts w:ascii="Courier New" w:eastAsia="Courier New" w:hAnsi="Courier New" w:cs="Courier New"/>
-                <w:color w:val="1A1A2E"/>
-                <w:sz w:val="18"/>
-                <w:szCs w:val="18"/>
-              </w:rPr>
-              <w:t xml:space="preserve"> = </w:t>
+              <w:t xml:space="preserve">        longest_streak = </w:t>
             </w:r>
             <w:r>
               <w:rPr>
@@ -22178,27 +19745,7 @@
                 <w:sz w:val="18"/>
                 <w:szCs w:val="18"/>
               </w:rPr>
-              <w:t>(</w:t>
-            </w:r>
-            <w:proofErr w:type="spellStart"/>
-            <w:r>
-              <w:rPr>
-                <w:rFonts w:ascii="Courier New" w:eastAsia="Courier New" w:hAnsi="Courier New" w:cs="Courier New"/>
-                <w:color w:val="1A1A2E"/>
-                <w:sz w:val="18"/>
-                <w:szCs w:val="18"/>
-              </w:rPr>
-              <w:t>longest_streak</w:t>
-            </w:r>
-            <w:proofErr w:type="spellEnd"/>
-            <w:r>
-              <w:rPr>
-                <w:rFonts w:ascii="Courier New" w:eastAsia="Courier New" w:hAnsi="Courier New" w:cs="Courier New"/>
-                <w:color w:val="1A1A2E"/>
-                <w:sz w:val="18"/>
-                <w:szCs w:val="18"/>
-              </w:rPr>
-              <w:t>, $1),</w:t>
+              <w:t>(longest_streak, $1),</w:t>
             </w:r>
           </w:p>
           <w:p>
@@ -22259,7 +19806,6 @@
               </w:rPr>
               <w:t xml:space="preserve"> </w:t>
             </w:r>
-            <w:proofErr w:type="spellStart"/>
             <w:r>
               <w:rPr>
                 <w:rFonts w:ascii="Courier New" w:eastAsia="Courier New" w:hAnsi="Courier New" w:cs="Courier New"/>
@@ -22267,17 +19813,7 @@
                 <w:sz w:val="18"/>
                 <w:szCs w:val="18"/>
               </w:rPr>
-              <w:t>user_id</w:t>
-            </w:r>
-            <w:proofErr w:type="spellEnd"/>
-            <w:r>
-              <w:rPr>
-                <w:rFonts w:ascii="Courier New" w:eastAsia="Courier New" w:hAnsi="Courier New" w:cs="Courier New"/>
-                <w:color w:val="1A1A2E"/>
-                <w:sz w:val="18"/>
-                <w:szCs w:val="18"/>
-              </w:rPr>
-              <w:t xml:space="preserve"> = $2</w:t>
+              <w:t>user_id = $2</w:t>
             </w:r>
           </w:p>
         </w:tc>
@@ -22299,7 +19835,6 @@
       <w:pPr>
         <w:spacing w:before="200" w:after="60"/>
       </w:pPr>
-      <w:proofErr w:type="spellStart"/>
       <w:r>
         <w:rPr>
           <w:rFonts w:ascii="Arial" w:eastAsia="Arial" w:hAnsi="Arial" w:cs="Arial"/>
@@ -22311,7 +19846,6 @@
         </w:rPr>
         <w:t>checkFirstSolve</w:t>
       </w:r>
-      <w:proofErr w:type="spellEnd"/>
     </w:p>
     <w:tbl>
       <w:tblPr>
@@ -22375,7 +19909,6 @@
               </w:rPr>
               <w:t xml:space="preserve"> </w:t>
             </w:r>
-            <w:proofErr w:type="spellStart"/>
             <w:r>
               <w:rPr>
                 <w:rFonts w:ascii="Courier New" w:eastAsia="Courier New" w:hAnsi="Courier New" w:cs="Courier New"/>
@@ -22383,17 +19916,7 @@
                 <w:sz w:val="18"/>
                 <w:szCs w:val="18"/>
               </w:rPr>
-              <w:t>submission_id</w:t>
-            </w:r>
-            <w:proofErr w:type="spellEnd"/>
-            <w:r>
-              <w:rPr>
-                <w:rFonts w:ascii="Courier New" w:eastAsia="Courier New" w:hAnsi="Courier New" w:cs="Courier New"/>
-                <w:color w:val="1A1A2E"/>
-                <w:sz w:val="18"/>
-                <w:szCs w:val="18"/>
-              </w:rPr>
-              <w:t xml:space="preserve"> </w:t>
+              <w:t xml:space="preserve">submission_id </w:t>
             </w:r>
             <w:r>
               <w:rPr>
@@ -22458,7 +19981,6 @@
               </w:rPr>
               <w:t xml:space="preserve"> </w:t>
             </w:r>
-            <w:proofErr w:type="spellStart"/>
             <w:r>
               <w:rPr>
                 <w:rFonts w:ascii="Courier New" w:eastAsia="Courier New" w:hAnsi="Courier New" w:cs="Courier New"/>
@@ -22466,17 +19988,7 @@
                 <w:sz w:val="18"/>
                 <w:szCs w:val="18"/>
               </w:rPr>
-              <w:t>user_id</w:t>
-            </w:r>
-            <w:proofErr w:type="spellEnd"/>
-            <w:r>
-              <w:rPr>
-                <w:rFonts w:ascii="Courier New" w:eastAsia="Courier New" w:hAnsi="Courier New" w:cs="Courier New"/>
-                <w:color w:val="1A1A2E"/>
-                <w:sz w:val="18"/>
-                <w:szCs w:val="18"/>
-              </w:rPr>
-              <w:t xml:space="preserve"> = $1 </w:t>
+              <w:t xml:space="preserve">user_id = $1 </w:t>
             </w:r>
             <w:r>
               <w:rPr>
@@ -22498,7 +20010,6 @@
               </w:rPr>
               <w:t xml:space="preserve"> </w:t>
             </w:r>
-            <w:proofErr w:type="spellStart"/>
             <w:r>
               <w:rPr>
                 <w:rFonts w:ascii="Courier New" w:eastAsia="Courier New" w:hAnsi="Courier New" w:cs="Courier New"/>
@@ -22506,17 +20017,7 @@
                 <w:sz w:val="18"/>
                 <w:szCs w:val="18"/>
               </w:rPr>
-              <w:t>problem_id</w:t>
-            </w:r>
-            <w:proofErr w:type="spellEnd"/>
-            <w:r>
-              <w:rPr>
-                <w:rFonts w:ascii="Courier New" w:eastAsia="Courier New" w:hAnsi="Courier New" w:cs="Courier New"/>
-                <w:color w:val="1A1A2E"/>
-                <w:sz w:val="18"/>
-                <w:szCs w:val="18"/>
-              </w:rPr>
-              <w:t xml:space="preserve"> = $2 </w:t>
+              <w:t xml:space="preserve">problem_id = $2 </w:t>
             </w:r>
             <w:r>
               <w:rPr>
@@ -22538,7 +20039,6 @@
               </w:rPr>
               <w:t xml:space="preserve"> </w:t>
             </w:r>
-            <w:proofErr w:type="spellStart"/>
             <w:r>
               <w:rPr>
                 <w:rFonts w:ascii="Courier New" w:eastAsia="Courier New" w:hAnsi="Courier New" w:cs="Courier New"/>
@@ -22546,17 +20046,7 @@
                 <w:sz w:val="18"/>
                 <w:szCs w:val="18"/>
               </w:rPr>
-              <w:t>overall_status</w:t>
-            </w:r>
-            <w:proofErr w:type="spellEnd"/>
-            <w:r>
-              <w:rPr>
-                <w:rFonts w:ascii="Courier New" w:eastAsia="Courier New" w:hAnsi="Courier New" w:cs="Courier New"/>
-                <w:color w:val="1A1A2E"/>
-                <w:sz w:val="18"/>
-                <w:szCs w:val="18"/>
-              </w:rPr>
-              <w:t xml:space="preserve"> = true</w:t>
+              <w:t>overall_status = true</w:t>
             </w:r>
           </w:p>
         </w:tc>
@@ -22571,7 +20061,6 @@
       <w:pPr>
         <w:spacing w:before="200" w:after="60"/>
       </w:pPr>
-      <w:proofErr w:type="spellStart"/>
       <w:r>
         <w:rPr>
           <w:rFonts w:ascii="Arial" w:eastAsia="Arial" w:hAnsi="Arial" w:cs="Arial"/>
@@ -22583,7 +20072,6 @@
         </w:rPr>
         <w:t>fetchLeaderboardEntries</w:t>
       </w:r>
-      <w:proofErr w:type="spellEnd"/>
     </w:p>
     <w:tbl>
       <w:tblPr>
@@ -22667,7 +20155,6 @@
               </w:rPr>
               <w:t xml:space="preserve"> </w:t>
             </w:r>
-            <w:proofErr w:type="spellStart"/>
             <w:r>
               <w:rPr>
                 <w:rFonts w:ascii="Courier New" w:eastAsia="Courier New" w:hAnsi="Courier New" w:cs="Courier New"/>
@@ -22675,57 +20162,7 @@
                 <w:sz w:val="18"/>
                 <w:szCs w:val="18"/>
               </w:rPr>
-              <w:t>u.user_id</w:t>
-            </w:r>
-            <w:proofErr w:type="spellEnd"/>
-            <w:r>
-              <w:rPr>
-                <w:rFonts w:ascii="Courier New" w:eastAsia="Courier New" w:hAnsi="Courier New" w:cs="Courier New"/>
-                <w:color w:val="1A1A2E"/>
-                <w:sz w:val="18"/>
-                <w:szCs w:val="18"/>
-              </w:rPr>
-              <w:t xml:space="preserve">, </w:t>
-            </w:r>
-            <w:proofErr w:type="spellStart"/>
-            <w:r>
-              <w:rPr>
-                <w:rFonts w:ascii="Courier New" w:eastAsia="Courier New" w:hAnsi="Courier New" w:cs="Courier New"/>
-                <w:color w:val="1A1A2E"/>
-                <w:sz w:val="18"/>
-                <w:szCs w:val="18"/>
-              </w:rPr>
-              <w:t>u.user_name</w:t>
-            </w:r>
-            <w:proofErr w:type="spellEnd"/>
-            <w:r>
-              <w:rPr>
-                <w:rFonts w:ascii="Courier New" w:eastAsia="Courier New" w:hAnsi="Courier New" w:cs="Courier New"/>
-                <w:color w:val="1A1A2E"/>
-                <w:sz w:val="18"/>
-                <w:szCs w:val="18"/>
-              </w:rPr>
-              <w:t xml:space="preserve">, </w:t>
-            </w:r>
-            <w:proofErr w:type="spellStart"/>
-            <w:r>
-              <w:rPr>
-                <w:rFonts w:ascii="Courier New" w:eastAsia="Courier New" w:hAnsi="Courier New" w:cs="Courier New"/>
-                <w:color w:val="1A1A2E"/>
-                <w:sz w:val="18"/>
-                <w:szCs w:val="18"/>
-              </w:rPr>
-              <w:t>u.total_points</w:t>
-            </w:r>
-            <w:proofErr w:type="spellEnd"/>
-            <w:r>
-              <w:rPr>
-                <w:rFonts w:ascii="Courier New" w:eastAsia="Courier New" w:hAnsi="Courier New" w:cs="Courier New"/>
-                <w:color w:val="1A1A2E"/>
-                <w:sz w:val="18"/>
-                <w:szCs w:val="18"/>
-              </w:rPr>
-              <w:t>,</w:t>
+              <w:t>u.user_id, u.user_name, u.total_points,</w:t>
             </w:r>
           </w:p>
           <w:p>
@@ -22739,39 +20176,8 @@
                 <w:sz w:val="18"/>
                 <w:szCs w:val="18"/>
               </w:rPr>
-              <w:t xml:space="preserve">    </w:t>
-            </w:r>
-            <w:proofErr w:type="spellStart"/>
-            <w:r>
-              <w:rPr>
-                <w:rFonts w:ascii="Courier New" w:eastAsia="Courier New" w:hAnsi="Courier New" w:cs="Courier New"/>
-                <w:color w:val="1A1A2E"/>
-                <w:sz w:val="18"/>
-                <w:szCs w:val="18"/>
-              </w:rPr>
-              <w:t>u.current_streak</w:t>
-            </w:r>
-            <w:proofErr w:type="spellEnd"/>
-            <w:r>
-              <w:rPr>
-                <w:rFonts w:ascii="Courier New" w:eastAsia="Courier New" w:hAnsi="Courier New" w:cs="Courier New"/>
-                <w:color w:val="1A1A2E"/>
-                <w:sz w:val="18"/>
-                <w:szCs w:val="18"/>
-              </w:rPr>
-              <w:t xml:space="preserve">, </w:t>
-            </w:r>
-            <w:proofErr w:type="spellStart"/>
-            <w:r>
-              <w:rPr>
-                <w:rFonts w:ascii="Courier New" w:eastAsia="Courier New" w:hAnsi="Courier New" w:cs="Courier New"/>
-                <w:color w:val="1A1A2E"/>
-                <w:sz w:val="18"/>
-                <w:szCs w:val="18"/>
-              </w:rPr>
-              <w:t>u.longest_streak</w:t>
-            </w:r>
-            <w:proofErr w:type="spellEnd"/>
+              <w:t xml:space="preserve">    u.current_streak, u.longest_streak</w:t>
+            </w:r>
           </w:p>
           <w:p>
             <w:pPr>
@@ -22898,7 +20304,6 @@
               </w:rPr>
               <w:t xml:space="preserve"> </w:t>
             </w:r>
-            <w:proofErr w:type="spellStart"/>
             <w:r>
               <w:rPr>
                 <w:rFonts w:ascii="Courier New" w:eastAsia="Courier New" w:hAnsi="Courier New" w:cs="Courier New"/>
@@ -22906,29 +20311,8 @@
                 <w:sz w:val="18"/>
                 <w:szCs w:val="18"/>
               </w:rPr>
-              <w:t>u.user_id</w:t>
-            </w:r>
-            <w:proofErr w:type="spellEnd"/>
-            <w:r>
-              <w:rPr>
-                <w:rFonts w:ascii="Courier New" w:eastAsia="Courier New" w:hAnsi="Courier New" w:cs="Courier New"/>
-                <w:color w:val="1A1A2E"/>
-                <w:sz w:val="18"/>
-                <w:szCs w:val="18"/>
-              </w:rPr>
-              <w:t xml:space="preserve"> = </w:t>
-            </w:r>
-            <w:proofErr w:type="spellStart"/>
-            <w:r>
-              <w:rPr>
-                <w:rFonts w:ascii="Courier New" w:eastAsia="Courier New" w:hAnsi="Courier New" w:cs="Courier New"/>
-                <w:color w:val="1A1A2E"/>
-                <w:sz w:val="18"/>
-                <w:szCs w:val="18"/>
-              </w:rPr>
-              <w:t>s.user_id</w:t>
-            </w:r>
-            <w:proofErr w:type="spellEnd"/>
+              <w:t>u.user_id = s.user_id</w:t>
+            </w:r>
           </w:p>
           <w:p>
             <w:pPr>
@@ -22983,7 +20367,6 @@
               </w:rPr>
               <w:t xml:space="preserve"> </w:t>
             </w:r>
-            <w:proofErr w:type="spellStart"/>
             <w:r>
               <w:rPr>
                 <w:rFonts w:ascii="Courier New" w:eastAsia="Courier New" w:hAnsi="Courier New" w:cs="Courier New"/>
@@ -22991,17 +20374,7 @@
                 <w:sz w:val="18"/>
                 <w:szCs w:val="18"/>
               </w:rPr>
-              <w:t>course_problem</w:t>
-            </w:r>
-            <w:proofErr w:type="spellEnd"/>
-            <w:r>
-              <w:rPr>
-                <w:rFonts w:ascii="Courier New" w:eastAsia="Courier New" w:hAnsi="Courier New" w:cs="Courier New"/>
-                <w:color w:val="1A1A2E"/>
-                <w:sz w:val="18"/>
-                <w:szCs w:val="18"/>
-              </w:rPr>
-              <w:t xml:space="preserve"> cp </w:t>
+              <w:t xml:space="preserve">course_problem cp </w:t>
             </w:r>
             <w:r>
               <w:rPr>
@@ -23023,7 +20396,6 @@
               </w:rPr>
               <w:t xml:space="preserve"> </w:t>
             </w:r>
-            <w:proofErr w:type="spellStart"/>
             <w:r>
               <w:rPr>
                 <w:rFonts w:ascii="Courier New" w:eastAsia="Courier New" w:hAnsi="Courier New" w:cs="Courier New"/>
@@ -23031,29 +20403,8 @@
                 <w:sz w:val="18"/>
                 <w:szCs w:val="18"/>
               </w:rPr>
-              <w:t>s.problem_id</w:t>
-            </w:r>
-            <w:proofErr w:type="spellEnd"/>
-            <w:r>
-              <w:rPr>
-                <w:rFonts w:ascii="Courier New" w:eastAsia="Courier New" w:hAnsi="Courier New" w:cs="Courier New"/>
-                <w:color w:val="1A1A2E"/>
-                <w:sz w:val="18"/>
-                <w:szCs w:val="18"/>
-              </w:rPr>
-              <w:t xml:space="preserve"> = </w:t>
-            </w:r>
-            <w:proofErr w:type="spellStart"/>
-            <w:r>
-              <w:rPr>
-                <w:rFonts w:ascii="Courier New" w:eastAsia="Courier New" w:hAnsi="Courier New" w:cs="Courier New"/>
-                <w:color w:val="1A1A2E"/>
-                <w:sz w:val="18"/>
-                <w:szCs w:val="18"/>
-              </w:rPr>
-              <w:t>cp.problem_id</w:t>
-            </w:r>
-            <w:proofErr w:type="spellEnd"/>
+              <w:t>s.problem_id = cp.problem_id</w:t>
+            </w:r>
           </w:p>
           <w:p>
             <w:pPr>
@@ -23088,7 +20439,6 @@
               </w:rPr>
               <w:t xml:space="preserve"> </w:t>
             </w:r>
-            <w:proofErr w:type="spellStart"/>
             <w:r>
               <w:rPr>
                 <w:rFonts w:ascii="Courier New" w:eastAsia="Courier New" w:hAnsi="Courier New" w:cs="Courier New"/>
@@ -23096,17 +20446,7 @@
                 <w:sz w:val="18"/>
                 <w:szCs w:val="18"/>
               </w:rPr>
-              <w:t>cp.course_id</w:t>
-            </w:r>
-            <w:proofErr w:type="spellEnd"/>
-            <w:r>
-              <w:rPr>
-                <w:rFonts w:ascii="Courier New" w:eastAsia="Courier New" w:hAnsi="Courier New" w:cs="Courier New"/>
-                <w:color w:val="1A1A2E"/>
-                <w:sz w:val="18"/>
-                <w:szCs w:val="18"/>
-              </w:rPr>
-              <w:t xml:space="preserve"> = $1</w:t>
+              <w:t>cp.course_id = $1</w:t>
             </w:r>
           </w:p>
         </w:tc>
@@ -23224,7 +20564,7 @@
         <w:pStyle w:val="Caption"/>
         <w:jc w:val="center"/>
       </w:pPr>
-      <w:bookmarkStart w:id="59" w:name="_Toc226387226"/>
+      <w:bookmarkStart w:id="59" w:name="_Toc227532187"/>
       <w:r>
         <w:rPr>
           <w:b/>
@@ -23299,7 +20639,7 @@
           <w:rFonts w:eastAsia="Arial"/>
         </w:rPr>
       </w:pPr>
-      <w:bookmarkStart w:id="60" w:name="_Toc226387182"/>
+      <w:bookmarkStart w:id="60" w:name="_Toc227532143"/>
       <w:r>
         <w:rPr>
           <w:rFonts w:eastAsia="Arial"/>
@@ -23313,7 +20653,6 @@
       <w:pPr>
         <w:spacing w:before="200" w:after="60"/>
       </w:pPr>
-      <w:proofErr w:type="spellStart"/>
       <w:r>
         <w:rPr>
           <w:rFonts w:ascii="Arial" w:eastAsia="Arial" w:hAnsi="Arial" w:cs="Arial"/>
@@ -23325,7 +20664,6 @@
         </w:rPr>
         <w:t>getProblemLanguageData</w:t>
       </w:r>
-      <w:proofErr w:type="spellEnd"/>
     </w:p>
     <w:tbl>
       <w:tblPr>
@@ -23426,7 +20764,6 @@
               </w:rPr>
               <w:t xml:space="preserve"> </w:t>
             </w:r>
-            <w:proofErr w:type="spellStart"/>
             <w:r>
               <w:rPr>
                 <w:rFonts w:ascii="Courier New" w:eastAsia="Courier New" w:hAnsi="Courier New" w:cs="Courier New"/>
@@ -23435,7 +20772,6 @@
               </w:rPr>
               <w:t>problem_language</w:t>
             </w:r>
-            <w:proofErr w:type="spellEnd"/>
           </w:p>
           <w:p>
             <w:pPr>
@@ -23470,7 +20806,6 @@
               </w:rPr>
               <w:t xml:space="preserve"> </w:t>
             </w:r>
-            <w:proofErr w:type="spellStart"/>
             <w:r>
               <w:rPr>
                 <w:rFonts w:ascii="Courier New" w:eastAsia="Courier New" w:hAnsi="Courier New" w:cs="Courier New"/>
@@ -23486,17 +20821,7 @@
                 <w:sz w:val="18"/>
                 <w:szCs w:val="18"/>
               </w:rPr>
-              <w:t>_id</w:t>
-            </w:r>
-            <w:proofErr w:type="spellEnd"/>
-            <w:r>
-              <w:rPr>
-                <w:rFonts w:ascii="Courier New" w:eastAsia="Courier New" w:hAnsi="Courier New" w:cs="Courier New"/>
-                <w:color w:val="1A1A2E"/>
-                <w:sz w:val="18"/>
-                <w:szCs w:val="18"/>
-              </w:rPr>
-              <w:t xml:space="preserve"> = $1</w:t>
+              <w:t>_id = $1</w:t>
             </w:r>
           </w:p>
         </w:tc>
@@ -23507,7 +20832,6 @@
       <w:pPr>
         <w:spacing w:before="200" w:after="60"/>
       </w:pPr>
-      <w:proofErr w:type="spellStart"/>
       <w:r>
         <w:rPr>
           <w:rFonts w:ascii="Arial" w:eastAsia="Arial" w:hAnsi="Arial" w:cs="Arial"/>
@@ -23519,7 +20843,6 @@
         </w:rPr>
         <w:t>insertProblemLanguage</w:t>
       </w:r>
-      <w:proofErr w:type="spellEnd"/>
     </w:p>
     <w:tbl>
       <w:tblPr>
@@ -23574,67 +20897,21 @@
               </w:rPr>
               <w:t xml:space="preserve">INSERT INTO </w:t>
             </w:r>
-            <w:proofErr w:type="spellStart"/>
-            <w:r>
-              <w:rPr>
-                <w:rFonts w:ascii="Courier New" w:eastAsia="Courier New" w:hAnsi="Courier New" w:cs="Courier New"/>
-                <w:sz w:val="18"/>
-                <w:szCs w:val="18"/>
-              </w:rPr>
-              <w:t>problem_language</w:t>
-            </w:r>
-            <w:proofErr w:type="spellEnd"/>
-            <w:r>
-              <w:rPr>
-                <w:rFonts w:ascii="Courier New" w:eastAsia="Courier New" w:hAnsi="Courier New" w:cs="Courier New"/>
-                <w:sz w:val="18"/>
-                <w:szCs w:val="18"/>
-              </w:rPr>
-              <w:t xml:space="preserve"> </w:t>
-            </w:r>
-            <w:r>
-              <w:rPr>
-                <w:rFonts w:ascii="Courier New" w:eastAsia="Courier New" w:hAnsi="Courier New" w:cs="Courier New"/>
-                <w:sz w:val="18"/>
-                <w:szCs w:val="18"/>
-              </w:rPr>
-              <w:t>(</w:t>
-            </w:r>
-            <w:proofErr w:type="spellStart"/>
-            <w:r>
-              <w:rPr>
-                <w:rFonts w:ascii="Courier New" w:eastAsia="Courier New" w:hAnsi="Courier New" w:cs="Courier New"/>
-                <w:sz w:val="18"/>
-                <w:szCs w:val="18"/>
-              </w:rPr>
-              <w:t>problem_id</w:t>
-            </w:r>
-            <w:proofErr w:type="spellEnd"/>
-            <w:r>
-              <w:rPr>
-                <w:rFonts w:ascii="Courier New" w:eastAsia="Courier New" w:hAnsi="Courier New" w:cs="Courier New"/>
-                <w:sz w:val="18"/>
-                <w:szCs w:val="18"/>
-              </w:rPr>
-              <w:t xml:space="preserve">, language, </w:t>
-            </w:r>
-            <w:proofErr w:type="spellStart"/>
-            <w:r>
-              <w:rPr>
-                <w:rFonts w:ascii="Courier New" w:eastAsia="Courier New" w:hAnsi="Courier New" w:cs="Courier New"/>
-                <w:sz w:val="18"/>
-                <w:szCs w:val="18"/>
-              </w:rPr>
-              <w:t>placeholder_code</w:t>
-            </w:r>
-            <w:proofErr w:type="spellEnd"/>
-            <w:r>
-              <w:rPr>
-                <w:rFonts w:ascii="Courier New" w:eastAsia="Courier New" w:hAnsi="Courier New" w:cs="Courier New"/>
-                <w:sz w:val="18"/>
-                <w:szCs w:val="18"/>
-              </w:rPr>
-              <w:t>)</w:t>
+            <w:r>
+              <w:rPr>
+                <w:rFonts w:ascii="Courier New" w:eastAsia="Courier New" w:hAnsi="Courier New" w:cs="Courier New"/>
+                <w:sz w:val="18"/>
+                <w:szCs w:val="18"/>
+              </w:rPr>
+              <w:t xml:space="preserve">problem_language </w:t>
+            </w:r>
+            <w:r>
+              <w:rPr>
+                <w:rFonts w:ascii="Courier New" w:eastAsia="Courier New" w:hAnsi="Courier New" w:cs="Courier New"/>
+                <w:sz w:val="18"/>
+                <w:szCs w:val="18"/>
+              </w:rPr>
+              <w:t>(problem_id, language, placeholder_code)</w:t>
             </w:r>
           </w:p>
           <w:p>
@@ -23670,7 +20947,6 @@
               </w:rPr>
               <w:t xml:space="preserve"> </w:t>
             </w:r>
-            <w:proofErr w:type="spellStart"/>
             <w:r>
               <w:rPr>
                 <w:rFonts w:ascii="Courier New" w:eastAsia="Courier New" w:hAnsi="Courier New" w:cs="Courier New"/>
@@ -23686,17 +20962,7 @@
                 <w:sz w:val="18"/>
                 <w:szCs w:val="18"/>
               </w:rPr>
-              <w:t>_id</w:t>
-            </w:r>
-            <w:proofErr w:type="spellEnd"/>
-            <w:r>
-              <w:rPr>
-                <w:rFonts w:ascii="Courier New" w:eastAsia="Courier New" w:hAnsi="Courier New" w:cs="Courier New"/>
-                <w:color w:val="1A1A2E"/>
-                <w:sz w:val="18"/>
-                <w:szCs w:val="18"/>
-              </w:rPr>
-              <w:t xml:space="preserve"> = $1</w:t>
+              <w:t>_id = $1</w:t>
             </w:r>
           </w:p>
         </w:tc>
@@ -23707,7 +20973,6 @@
       <w:pPr>
         <w:spacing w:before="200" w:after="60"/>
       </w:pPr>
-      <w:proofErr w:type="spellStart"/>
       <w:r>
         <w:rPr>
           <w:rFonts w:ascii="Arial" w:eastAsia="Arial" w:hAnsi="Arial" w:cs="Arial"/>
@@ -23719,7 +20984,6 @@
         </w:rPr>
         <w:t>deleteProblemLanguages</w:t>
       </w:r>
-      <w:proofErr w:type="spellEnd"/>
     </w:p>
     <w:tbl>
       <w:tblPr>
@@ -23785,7 +21049,6 @@
               </w:rPr>
               <w:t xml:space="preserve"> </w:t>
             </w:r>
-            <w:proofErr w:type="spellStart"/>
             <w:r>
               <w:rPr>
                 <w:rFonts w:ascii="Courier New" w:eastAsia="Courier New" w:hAnsi="Courier New" w:cs="Courier New"/>
@@ -23794,7 +21057,6 @@
               </w:rPr>
               <w:t>problem_language</w:t>
             </w:r>
-            <w:proofErr w:type="spellEnd"/>
           </w:p>
           <w:p>
             <w:pPr>
@@ -23829,7 +21091,6 @@
               </w:rPr>
               <w:t xml:space="preserve"> </w:t>
             </w:r>
-            <w:proofErr w:type="spellStart"/>
             <w:r>
               <w:rPr>
                 <w:rFonts w:ascii="Courier New" w:eastAsia="Courier New" w:hAnsi="Courier New" w:cs="Courier New"/>
@@ -23845,17 +21106,7 @@
                 <w:sz w:val="18"/>
                 <w:szCs w:val="18"/>
               </w:rPr>
-              <w:t>_id</w:t>
-            </w:r>
-            <w:proofErr w:type="spellEnd"/>
-            <w:r>
-              <w:rPr>
-                <w:rFonts w:ascii="Courier New" w:eastAsia="Courier New" w:hAnsi="Courier New" w:cs="Courier New"/>
-                <w:color w:val="1A1A2E"/>
-                <w:sz w:val="18"/>
-                <w:szCs w:val="18"/>
-              </w:rPr>
-              <w:t xml:space="preserve"> = $1</w:t>
+              <w:t>_id = $1</w:t>
             </w:r>
           </w:p>
         </w:tc>
@@ -23870,7 +21121,7 @@
       <w:pPr>
         <w:pStyle w:val="Heading2"/>
       </w:pPr>
-      <w:bookmarkStart w:id="61" w:name="_Toc226387183"/>
+      <w:bookmarkStart w:id="61" w:name="_Toc227532144"/>
       <w:r>
         <w:t>Badges</w:t>
       </w:r>
@@ -23880,7 +21131,6 @@
       <w:pPr>
         <w:spacing w:before="200" w:after="60"/>
       </w:pPr>
-      <w:proofErr w:type="spellStart"/>
       <w:r>
         <w:rPr>
           <w:rFonts w:ascii="Arial" w:eastAsia="Arial" w:hAnsi="Arial" w:cs="Arial"/>
@@ -23892,7 +21142,6 @@
         </w:rPr>
         <w:t>fetchUserBadges</w:t>
       </w:r>
-      <w:proofErr w:type="spellEnd"/>
     </w:p>
     <w:tbl>
       <w:tblPr>
@@ -24028,34 +21277,14 @@
               </w:rPr>
               <w:t xml:space="preserve">JOIN </w:t>
             </w:r>
-            <w:proofErr w:type="spellStart"/>
-            <w:r>
-              <w:rPr>
-                <w:rFonts w:ascii="Courier New" w:eastAsia="Courier New" w:hAnsi="Courier New" w:cs="Courier New"/>
-                <w:sz w:val="18"/>
-                <w:szCs w:val="18"/>
-              </w:rPr>
-              <w:t>user_badge</w:t>
-            </w:r>
-            <w:proofErr w:type="spellEnd"/>
-            <w:r>
-              <w:rPr>
-                <w:rFonts w:ascii="Courier New" w:eastAsia="Courier New" w:hAnsi="Courier New" w:cs="Courier New"/>
-                <w:sz w:val="18"/>
-                <w:szCs w:val="18"/>
-              </w:rPr>
-              <w:t xml:space="preserve"> </w:t>
-            </w:r>
-            <w:proofErr w:type="spellStart"/>
-            <w:r>
-              <w:rPr>
-                <w:rFonts w:ascii="Courier New" w:eastAsia="Courier New" w:hAnsi="Courier New" w:cs="Courier New"/>
-                <w:sz w:val="18"/>
-                <w:szCs w:val="18"/>
-              </w:rPr>
-              <w:t>ub</w:t>
-            </w:r>
-            <w:proofErr w:type="spellEnd"/>
+            <w:r>
+              <w:rPr>
+                <w:rFonts w:ascii="Courier New" w:eastAsia="Courier New" w:hAnsi="Courier New" w:cs="Courier New"/>
+                <w:sz w:val="18"/>
+                <w:szCs w:val="18"/>
+              </w:rPr>
+              <w:t>user_badge ub</w:t>
+            </w:r>
             <w:r>
               <w:rPr>
                 <w:rFonts w:ascii="Courier New" w:eastAsia="Courier New" w:hAnsi="Courier New" w:cs="Courier New"/>
@@ -24101,34 +21330,14 @@
               </w:rPr>
               <w:t xml:space="preserve">ON </w:t>
             </w:r>
-            <w:proofErr w:type="spellStart"/>
-            <w:r>
-              <w:rPr>
-                <w:rFonts w:ascii="Courier New" w:eastAsia="Courier New" w:hAnsi="Courier New" w:cs="Courier New"/>
-                <w:sz w:val="18"/>
-                <w:szCs w:val="18"/>
-              </w:rPr>
-              <w:t>b.badge_id</w:t>
-            </w:r>
-            <w:proofErr w:type="spellEnd"/>
-            <w:r>
-              <w:rPr>
-                <w:rFonts w:ascii="Courier New" w:eastAsia="Courier New" w:hAnsi="Courier New" w:cs="Courier New"/>
-                <w:sz w:val="18"/>
-                <w:szCs w:val="18"/>
-              </w:rPr>
-              <w:t xml:space="preserve"> = </w:t>
-            </w:r>
-            <w:proofErr w:type="spellStart"/>
-            <w:r>
-              <w:rPr>
-                <w:rFonts w:ascii="Courier New" w:eastAsia="Courier New" w:hAnsi="Courier New" w:cs="Courier New"/>
-                <w:sz w:val="18"/>
-                <w:szCs w:val="18"/>
-              </w:rPr>
-              <w:t>ub.badge_id</w:t>
-            </w:r>
-            <w:proofErr w:type="spellEnd"/>
+            <w:r>
+              <w:rPr>
+                <w:rFonts w:ascii="Courier New" w:eastAsia="Courier New" w:hAnsi="Courier New" w:cs="Courier New"/>
+                <w:sz w:val="18"/>
+                <w:szCs w:val="18"/>
+              </w:rPr>
+              <w:t>b.badge_id = ub.badge_id</w:t>
+            </w:r>
             <w:r>
               <w:rPr>
                 <w:rFonts w:ascii="Courier New" w:eastAsia="Courier New" w:hAnsi="Courier New" w:cs="Courier New"/>
@@ -24166,23 +21375,13 @@
               </w:rPr>
               <w:t xml:space="preserve">WHERE </w:t>
             </w:r>
-            <w:proofErr w:type="spellStart"/>
-            <w:r>
-              <w:rPr>
-                <w:rFonts w:ascii="Courier New" w:eastAsia="Courier New" w:hAnsi="Courier New" w:cs="Courier New"/>
-                <w:sz w:val="18"/>
-                <w:szCs w:val="18"/>
-              </w:rPr>
-              <w:t>ub.user_id</w:t>
-            </w:r>
-            <w:proofErr w:type="spellEnd"/>
-            <w:r>
-              <w:rPr>
-                <w:rFonts w:ascii="Courier New" w:eastAsia="Courier New" w:hAnsi="Courier New" w:cs="Courier New"/>
-                <w:sz w:val="18"/>
-                <w:szCs w:val="18"/>
-              </w:rPr>
-              <w:t xml:space="preserve"> = $1</w:t>
+            <w:r>
+              <w:rPr>
+                <w:rFonts w:ascii="Courier New" w:eastAsia="Courier New" w:hAnsi="Courier New" w:cs="Courier New"/>
+                <w:sz w:val="18"/>
+                <w:szCs w:val="18"/>
+              </w:rPr>
+              <w:t>ub.user_id = $1</w:t>
             </w:r>
           </w:p>
         </w:tc>
@@ -24193,7 +21392,6 @@
       <w:pPr>
         <w:spacing w:before="200" w:after="60"/>
       </w:pPr>
-      <w:proofErr w:type="spellStart"/>
       <w:r>
         <w:rPr>
           <w:rFonts w:ascii="Arial" w:eastAsia="Arial" w:hAnsi="Arial" w:cs="Arial"/>
@@ -24205,7 +21403,6 @@
         </w:rPr>
         <w:t>awardBadgeIfNotExists</w:t>
       </w:r>
-      <w:proofErr w:type="spellEnd"/>
     </w:p>
     <w:tbl>
       <w:tblPr>
@@ -24268,59 +21465,13 @@
               </w:rPr>
               <w:t xml:space="preserve">INSERT INTO </w:t>
             </w:r>
-            <w:proofErr w:type="spellStart"/>
-            <w:r>
-              <w:rPr>
-                <w:rFonts w:ascii="Courier New" w:eastAsia="Courier New" w:hAnsi="Courier New" w:cs="Courier New"/>
-                <w:sz w:val="18"/>
-                <w:szCs w:val="18"/>
-              </w:rPr>
-              <w:t>user_badge</w:t>
-            </w:r>
-            <w:proofErr w:type="spellEnd"/>
-            <w:r>
-              <w:rPr>
-                <w:rFonts w:ascii="Courier New" w:eastAsia="Courier New" w:hAnsi="Courier New" w:cs="Courier New"/>
-                <w:sz w:val="18"/>
-                <w:szCs w:val="18"/>
-              </w:rPr>
-              <w:t xml:space="preserve"> (</w:t>
-            </w:r>
-            <w:proofErr w:type="spellStart"/>
-            <w:r>
-              <w:rPr>
-                <w:rFonts w:ascii="Courier New" w:eastAsia="Courier New" w:hAnsi="Courier New" w:cs="Courier New"/>
-                <w:sz w:val="18"/>
-                <w:szCs w:val="18"/>
-              </w:rPr>
-              <w:t>user_id</w:t>
-            </w:r>
-            <w:proofErr w:type="spellEnd"/>
-            <w:r>
-              <w:rPr>
-                <w:rFonts w:ascii="Courier New" w:eastAsia="Courier New" w:hAnsi="Courier New" w:cs="Courier New"/>
-                <w:sz w:val="18"/>
-                <w:szCs w:val="18"/>
-              </w:rPr>
-              <w:t xml:space="preserve">, </w:t>
-            </w:r>
-            <w:proofErr w:type="spellStart"/>
-            <w:r>
-              <w:rPr>
-                <w:rFonts w:ascii="Courier New" w:eastAsia="Courier New" w:hAnsi="Courier New" w:cs="Courier New"/>
-                <w:sz w:val="18"/>
-                <w:szCs w:val="18"/>
-              </w:rPr>
-              <w:t>badge_id</w:t>
-            </w:r>
-            <w:proofErr w:type="spellEnd"/>
-            <w:r>
-              <w:rPr>
-                <w:rFonts w:ascii="Courier New" w:eastAsia="Courier New" w:hAnsi="Courier New" w:cs="Courier New"/>
-                <w:sz w:val="18"/>
-                <w:szCs w:val="18"/>
-              </w:rPr>
-              <w:t>)</w:t>
+            <w:r>
+              <w:rPr>
+                <w:rFonts w:ascii="Courier New" w:eastAsia="Courier New" w:hAnsi="Courier New" w:cs="Courier New"/>
+                <w:sz w:val="18"/>
+                <w:szCs w:val="18"/>
+              </w:rPr>
+              <w:t>user_badge (user_id, badge_id)</w:t>
             </w:r>
           </w:p>
           <w:p>
@@ -24402,7 +21553,6 @@
               </w:rPr>
               <w:t xml:space="preserve">     RETURNING </w:t>
             </w:r>
-            <w:proofErr w:type="spellStart"/>
             <w:r>
               <w:rPr>
                 <w:rFonts w:ascii="Courier New" w:eastAsia="Courier New" w:hAnsi="Courier New" w:cs="Courier New"/>
@@ -24411,7 +21561,6 @@
               </w:rPr>
               <w:t>badge_id</w:t>
             </w:r>
-            <w:proofErr w:type="spellEnd"/>
           </w:p>
         </w:tc>
       </w:tr>
@@ -24445,7 +21594,7 @@
       <w:pPr>
         <w:pStyle w:val="Heading1"/>
       </w:pPr>
-      <w:bookmarkStart w:id="62" w:name="_Toc226387184"/>
+      <w:bookmarkStart w:id="62" w:name="_Toc227532145"/>
       <w:r>
         <w:lastRenderedPageBreak/>
         <w:t>User Interface</w:t>
@@ -24464,7 +21613,7 @@
       <w:pPr>
         <w:pStyle w:val="Heading2"/>
       </w:pPr>
-      <w:bookmarkStart w:id="63" w:name="_Toc226387185"/>
+      <w:bookmarkStart w:id="63" w:name="_Toc227532146"/>
       <w:r>
         <w:t>Logo</w:t>
       </w:r>
@@ -24528,7 +21677,7 @@
         <w:pStyle w:val="Caption"/>
         <w:jc w:val="center"/>
       </w:pPr>
-      <w:bookmarkStart w:id="64" w:name="_Toc226387227"/>
+      <w:bookmarkStart w:id="64" w:name="_Toc227532188"/>
       <w:r>
         <w:rPr>
           <w:b/>
@@ -24601,7 +21750,7 @@
       <w:pPr>
         <w:pStyle w:val="Heading2"/>
       </w:pPr>
-      <w:bookmarkStart w:id="65" w:name="_Toc226387186"/>
+      <w:bookmarkStart w:id="65" w:name="_Toc227532147"/>
       <w:r>
         <w:lastRenderedPageBreak/>
         <w:t>High-Level UI Flow</w:t>
@@ -24696,7 +21845,7 @@
           <w:szCs w:val="32"/>
         </w:rPr>
       </w:pPr>
-      <w:bookmarkStart w:id="66" w:name="_Toc226387228"/>
+      <w:bookmarkStart w:id="66" w:name="_Toc227532189"/>
       <w:r>
         <w:rPr>
           <w:b/>
@@ -24759,7 +21908,7 @@
       <w:pPr>
         <w:pStyle w:val="Heading2"/>
       </w:pPr>
-      <w:bookmarkStart w:id="67" w:name="_Toc226387187"/>
+      <w:bookmarkStart w:id="67" w:name="_Toc227532148"/>
       <w:r>
         <w:lastRenderedPageBreak/>
         <w:t>Login</w:t>
@@ -24813,7 +21962,7 @@
         <w:pStyle w:val="Caption"/>
         <w:jc w:val="center"/>
       </w:pPr>
-      <w:bookmarkStart w:id="68" w:name="_Toc226387229"/>
+      <w:bookmarkStart w:id="68" w:name="_Toc227532190"/>
       <w:r>
         <w:rPr>
           <w:b/>
@@ -24873,7 +22022,7 @@
       <w:pPr>
         <w:pStyle w:val="Heading2"/>
       </w:pPr>
-      <w:bookmarkStart w:id="69" w:name="_Toc226387188"/>
+      <w:bookmarkStart w:id="69" w:name="_Toc227532149"/>
       <w:r>
         <w:t>Sign Up</w:t>
       </w:r>
@@ -24936,7 +22085,7 @@
         <w:pStyle w:val="Caption"/>
         <w:jc w:val="center"/>
       </w:pPr>
-      <w:bookmarkStart w:id="70" w:name="_Toc226387230"/>
+      <w:bookmarkStart w:id="70" w:name="_Toc227532191"/>
       <w:r>
         <w:rPr>
           <w:b/>
@@ -25001,7 +22150,7 @@
       <w:pPr>
         <w:pStyle w:val="Heading2"/>
       </w:pPr>
-      <w:bookmarkStart w:id="71" w:name="_Toc226387189"/>
+      <w:bookmarkStart w:id="71" w:name="_Toc227532150"/>
       <w:r>
         <w:lastRenderedPageBreak/>
         <w:t xml:space="preserve">View </w:t>
@@ -25061,7 +22210,7 @@
         <w:pStyle w:val="Caption"/>
         <w:jc w:val="center"/>
       </w:pPr>
-      <w:bookmarkStart w:id="72" w:name="_Toc226387231"/>
+      <w:bookmarkStart w:id="72" w:name="_Toc227532192"/>
       <w:r>
         <w:rPr>
           <w:b/>
@@ -25122,7 +22271,7 @@
       <w:pPr>
         <w:pStyle w:val="Heading2"/>
       </w:pPr>
-      <w:bookmarkStart w:id="73" w:name="_Toc226387190"/>
+      <w:bookmarkStart w:id="73" w:name="_Toc227532151"/>
       <w:r>
         <w:t xml:space="preserve">View </w:t>
       </w:r>
@@ -25187,7 +22336,7 @@
         <w:pStyle w:val="Caption"/>
         <w:jc w:val="center"/>
       </w:pPr>
-      <w:bookmarkStart w:id="74" w:name="_Toc226387232"/>
+      <w:bookmarkStart w:id="74" w:name="_Toc227532193"/>
       <w:r>
         <w:rPr>
           <w:b/>
@@ -25247,7 +22396,7 @@
       <w:pPr>
         <w:pStyle w:val="Heading2"/>
       </w:pPr>
-      <w:bookmarkStart w:id="75" w:name="_Toc226387191"/>
+      <w:bookmarkStart w:id="75" w:name="_Toc227532152"/>
       <w:r>
         <w:lastRenderedPageBreak/>
         <w:t xml:space="preserve">View Problem &gt; </w:t>
@@ -25316,7 +22465,7 @@
         <w:pStyle w:val="Caption"/>
         <w:jc w:val="center"/>
       </w:pPr>
-      <w:bookmarkStart w:id="76" w:name="_Toc226387233"/>
+      <w:bookmarkStart w:id="76" w:name="_Toc227532194"/>
       <w:r>
         <w:rPr>
           <w:b/>
@@ -25377,7 +22526,7 @@
       <w:pPr>
         <w:pStyle w:val="Heading2"/>
       </w:pPr>
-      <w:bookmarkStart w:id="77" w:name="_Toc226387192"/>
+      <w:bookmarkStart w:id="77" w:name="_Toc227532153"/>
       <w:r>
         <w:t xml:space="preserve">View Problem &gt; </w:t>
       </w:r>
@@ -25436,7 +22585,7 @@
         <w:pStyle w:val="Caption"/>
         <w:jc w:val="center"/>
       </w:pPr>
-      <w:bookmarkStart w:id="78" w:name="_Toc226387234"/>
+      <w:bookmarkStart w:id="78" w:name="_Toc227532195"/>
       <w:r>
         <w:rPr>
           <w:b/>
@@ -25496,7 +22645,7 @@
       <w:pPr>
         <w:pStyle w:val="Heading2"/>
       </w:pPr>
-      <w:bookmarkStart w:id="79" w:name="_Toc226387193"/>
+      <w:bookmarkStart w:id="79" w:name="_Toc227532154"/>
       <w:r>
         <w:lastRenderedPageBreak/>
         <w:t xml:space="preserve">View Problem &gt; </w:t>
@@ -25565,7 +22714,7 @@
         <w:pStyle w:val="Caption"/>
         <w:jc w:val="center"/>
       </w:pPr>
-      <w:bookmarkStart w:id="80" w:name="_Toc226387235"/>
+      <w:bookmarkStart w:id="80" w:name="_Toc227532196"/>
       <w:r>
         <w:rPr>
           <w:b/>
@@ -25626,7 +22775,7 @@
       <w:pPr>
         <w:pStyle w:val="Heading2"/>
       </w:pPr>
-      <w:bookmarkStart w:id="81" w:name="_Toc226387194"/>
+      <w:bookmarkStart w:id="81" w:name="_Toc227532155"/>
       <w:r>
         <w:t xml:space="preserve">View Problem &gt; </w:t>
       </w:r>
@@ -25685,7 +22834,7 @@
         <w:pStyle w:val="Caption"/>
         <w:jc w:val="center"/>
       </w:pPr>
-      <w:bookmarkStart w:id="82" w:name="_Toc226387236"/>
+      <w:bookmarkStart w:id="82" w:name="_Toc227532197"/>
       <w:r>
         <w:rPr>
           <w:b/>
@@ -25749,7 +22898,7 @@
           <w:color w:val="0F4761" w:themeColor="accent1" w:themeShade="BF"/>
         </w:rPr>
       </w:pPr>
-      <w:bookmarkStart w:id="83" w:name="_Toc226387195"/>
+      <w:bookmarkStart w:id="83" w:name="_Toc227532156"/>
       <w:r>
         <w:rPr>
           <w:rStyle w:val="Heading2Char"/>
@@ -25844,7 +22993,7 @@
         <w:pStyle w:val="Caption"/>
         <w:jc w:val="center"/>
       </w:pPr>
-      <w:bookmarkStart w:id="84" w:name="_Toc226387237"/>
+      <w:bookmarkStart w:id="84" w:name="_Toc227532198"/>
       <w:r>
         <w:rPr>
           <w:b/>
@@ -25908,7 +23057,7 @@
           <w:rStyle w:val="Heading2Char"/>
         </w:rPr>
       </w:pPr>
-      <w:bookmarkStart w:id="85" w:name="_Toc226387196"/>
+      <w:bookmarkStart w:id="85" w:name="_Toc227532157"/>
       <w:r>
         <w:rPr>
           <w:rStyle w:val="Heading2Char"/>
@@ -25985,7 +23134,7 @@
         <w:pStyle w:val="Caption"/>
         <w:ind w:left="2880"/>
       </w:pPr>
-      <w:bookmarkStart w:id="86" w:name="_Toc226387238"/>
+      <w:bookmarkStart w:id="86" w:name="_Toc227532199"/>
       <w:r>
         <w:rPr>
           <w:b/>
@@ -26048,7 +23197,7 @@
       <w:pPr>
         <w:pStyle w:val="Heading2"/>
       </w:pPr>
-      <w:bookmarkStart w:id="87" w:name="_Toc226387197"/>
+      <w:bookmarkStart w:id="87" w:name="_Toc227532158"/>
       <w:r>
         <w:lastRenderedPageBreak/>
         <w:t xml:space="preserve">View Problem &gt; </w:t>
@@ -26123,7 +23272,7 @@
         <w:pStyle w:val="Caption"/>
         <w:jc w:val="center"/>
       </w:pPr>
-      <w:bookmarkStart w:id="88" w:name="_Toc226387239"/>
+      <w:bookmarkStart w:id="88" w:name="_Toc227532200"/>
       <w:r>
         <w:rPr>
           <w:b/>
@@ -26184,7 +23333,7 @@
       <w:pPr>
         <w:pStyle w:val="Heading2"/>
       </w:pPr>
-      <w:bookmarkStart w:id="89" w:name="_Toc226387198"/>
+      <w:bookmarkStart w:id="89" w:name="_Toc227532159"/>
       <w:r>
         <w:t>View Problem &gt; Profile</w:t>
       </w:r>
@@ -26240,7 +23389,7 @@
         <w:pStyle w:val="Caption"/>
         <w:jc w:val="center"/>
       </w:pPr>
-      <w:bookmarkStart w:id="90" w:name="_Toc226387240"/>
+      <w:bookmarkStart w:id="90" w:name="_Toc227532201"/>
       <w:r>
         <w:rPr>
           <w:b/>
@@ -26303,7 +23452,7 @@
       <w:pPr>
         <w:pStyle w:val="Heading2"/>
       </w:pPr>
-      <w:bookmarkStart w:id="91" w:name="_Toc226387199"/>
+      <w:bookmarkStart w:id="91" w:name="_Toc227532160"/>
       <w:r>
         <w:lastRenderedPageBreak/>
         <w:t>View Problem &gt; Leaderboard</w:t>
@@ -26357,7 +23506,7 @@
         <w:pStyle w:val="Caption"/>
         <w:jc w:val="center"/>
       </w:pPr>
-      <w:bookmarkStart w:id="92" w:name="_Toc226387241"/>
+      <w:bookmarkStart w:id="92" w:name="_Toc227532202"/>
       <w:r>
         <w:rPr>
           <w:b/>
@@ -26416,7 +23565,7 @@
         <w:br w:type="page"/>
       </w:r>
     </w:p>
-    <w:bookmarkStart w:id="93" w:name="_Toc226387200" w:displacedByCustomXml="next"/>
+    <w:bookmarkStart w:id="93" w:name="_Toc227532161" w:displacedByCustomXml="next"/>
     <w:sdt>
       <w:sdtPr>
         <w:rPr>
